--- a/7COM1079_Final report_A168.docx
+++ b/7COM1079_Final report_A168.docx
@@ -192,23 +192,7 @@
           <w:iCs/>
         </w:rPr>
         <w:tab/>
-        <w:t xml:space="preserve">         Tarun </w:t>
-      </w:r>
-      <w:proofErr w:type="spellStart"/>
-      <w:r>
-        <w:rPr>
-          <w:rFonts w:ascii="Times New Roman" w:eastAsia="Times New Roman" w:hAnsi="Times New Roman" w:cs="Times New Roman"/>
-          <w:iCs/>
-        </w:rPr>
-        <w:t>Cherupally</w:t>
-      </w:r>
-      <w:proofErr w:type="spellEnd"/>
-      <w:r>
-        <w:rPr>
-          <w:rFonts w:ascii="Times New Roman" w:eastAsia="Times New Roman" w:hAnsi="Times New Roman" w:cs="Times New Roman"/>
-          <w:iCs/>
-        </w:rPr>
-        <w:t xml:space="preserve"> </w:t>
+        <w:t xml:space="preserve">         Tarun Cherupally </w:t>
       </w:r>
       <w:r>
         <w:rPr>
@@ -254,39 +238,7 @@
           <w:iCs/>
         </w:rPr>
         <w:tab/>
-        <w:t xml:space="preserve">          Venumadhav </w:t>
-      </w:r>
-      <w:proofErr w:type="spellStart"/>
-      <w:r>
-        <w:rPr>
-          <w:rFonts w:ascii="Times New Roman" w:eastAsia="Times New Roman" w:hAnsi="Times New Roman" w:cs="Times New Roman"/>
-          <w:iCs/>
-        </w:rPr>
-        <w:t>reddy</w:t>
-      </w:r>
-      <w:proofErr w:type="spellEnd"/>
-      <w:r>
-        <w:rPr>
-          <w:rFonts w:ascii="Times New Roman" w:eastAsia="Times New Roman" w:hAnsi="Times New Roman" w:cs="Times New Roman"/>
-          <w:iCs/>
-        </w:rPr>
-        <w:t xml:space="preserve"> </w:t>
-      </w:r>
-      <w:proofErr w:type="spellStart"/>
-      <w:r>
-        <w:rPr>
-          <w:rFonts w:ascii="Times New Roman" w:eastAsia="Times New Roman" w:hAnsi="Times New Roman" w:cs="Times New Roman"/>
-          <w:iCs/>
-        </w:rPr>
-        <w:t>Marapally</w:t>
-      </w:r>
-      <w:proofErr w:type="spellEnd"/>
-      <w:r>
-        <w:rPr>
-          <w:rFonts w:ascii="Times New Roman" w:eastAsia="Times New Roman" w:hAnsi="Times New Roman" w:cs="Times New Roman"/>
-          <w:iCs/>
-        </w:rPr>
-        <w:t xml:space="preserve">              </w:t>
+        <w:t xml:space="preserve">          Venumadhav reddy Marapally              </w:t>
       </w:r>
       <w:r>
         <w:rPr>
@@ -834,27 +786,13 @@
         <w:rPr>
           <w:rFonts w:ascii="Times New Roman" w:eastAsia="Times New Roman" w:hAnsi="Times New Roman" w:cs="Times New Roman"/>
         </w:rPr>
-        <w:t xml:space="preserve">Why RQ is of interest (research gap and future directions according to </w:t>
-      </w:r>
-      <w:proofErr w:type="gramStart"/>
-      <w:r>
-        <w:rPr>
-          <w:rFonts w:ascii="Times New Roman" w:eastAsia="Times New Roman" w:hAnsi="Times New Roman" w:cs="Times New Roman"/>
-        </w:rPr>
-        <w:t>the</w:t>
-      </w:r>
-      <w:r>
-        <w:rPr>
-          <w:rFonts w:ascii="Times New Roman" w:eastAsia="Times New Roman" w:hAnsi="Times New Roman" w:cs="Times New Roman"/>
-        </w:rPr>
-        <w:t xml:space="preserve">  3</w:t>
-      </w:r>
-      <w:proofErr w:type="gramEnd"/>
-      <w:r>
-        <w:rPr>
-          <w:rFonts w:ascii="Times New Roman" w:eastAsia="Times New Roman" w:hAnsi="Times New Roman" w:cs="Times New Roman"/>
-        </w:rPr>
-        <w:t xml:space="preserve"> </w:t>
+        <w:t>Why RQ is of interest (research gap and future directions according to the</w:t>
+      </w:r>
+      <w:r>
+        <w:rPr>
+          <w:rFonts w:ascii="Times New Roman" w:eastAsia="Times New Roman" w:hAnsi="Times New Roman" w:cs="Times New Roman"/>
+        </w:rPr>
+        <w:t xml:space="preserve">  3 </w:t>
       </w:r>
       <w:r>
         <w:rPr>
@@ -1514,7 +1452,13 @@
         <w:rPr>
           <w:rFonts w:ascii="Times New Roman" w:eastAsia="Times New Roman" w:hAnsi="Times New Roman" w:cs="Times New Roman"/>
         </w:rPr>
-        <w:t>Comment on GitHub log output</w:t>
+        <w:t>Note any changes to group</w:t>
+      </w:r>
+      <w:r>
+        <w:rPr>
+          <w:rFonts w:ascii="Times New Roman" w:eastAsia="Times New Roman" w:hAnsi="Times New Roman" w:cs="Times New Roman"/>
+        </w:rPr>
+        <w:tab/>
       </w:r>
       <w:r>
         <w:rPr>
@@ -1552,38 +1496,6 @@
         </w:rPr>
         <w:tab/>
         <w:t>8</w:t>
-      </w:r>
-    </w:p>
-    <w:p>
-      <w:pPr>
-        <w:ind w:left="1440"/>
-        <w:rPr>
-          <w:rFonts w:ascii="Times New Roman" w:eastAsia="Times New Roman" w:hAnsi="Times New Roman" w:cs="Times New Roman"/>
-        </w:rPr>
-      </w:pPr>
-      <w:r>
-        <w:rPr>
-          <w:rFonts w:ascii="Times New Roman" w:eastAsia="Times New Roman" w:hAnsi="Times New Roman" w:cs="Times New Roman"/>
-        </w:rPr>
-        <w:t xml:space="preserve"> </w:t>
-      </w:r>
-    </w:p>
-    <w:p>
-      <w:pPr>
-        <w:pStyle w:val="ListParagraph"/>
-        <w:numPr>
-          <w:ilvl w:val="0"/>
-          <w:numId w:val="1"/>
-        </w:numPr>
-        <w:rPr>
-          <w:rFonts w:ascii="Times New Roman" w:eastAsia="Times New Roman" w:hAnsi="Times New Roman" w:cs="Times New Roman"/>
-        </w:rPr>
-      </w:pPr>
-      <w:r>
-        <w:rPr>
-          <w:rFonts w:ascii="Times New Roman" w:eastAsia="Times New Roman" w:hAnsi="Times New Roman" w:cs="Times New Roman"/>
-        </w:rPr>
-        <w:t>Conclusions</w:t>
       </w:r>
     </w:p>
     <w:p>
@@ -1602,56 +1514,81 @@
         <w:rPr>
           <w:rFonts w:ascii="Times New Roman" w:eastAsia="Times New Roman" w:hAnsi="Times New Roman" w:cs="Times New Roman"/>
         </w:rPr>
-        <w:t xml:space="preserve">Results explained. </w:t>
-      </w:r>
-      <w:r>
-        <w:rPr>
-          <w:rFonts w:ascii="Times New Roman" w:eastAsia="Times New Roman" w:hAnsi="Times New Roman" w:cs="Times New Roman"/>
-        </w:rPr>
-        <w:tab/>
-      </w:r>
-      <w:r>
-        <w:rPr>
-          <w:rFonts w:ascii="Times New Roman" w:eastAsia="Times New Roman" w:hAnsi="Times New Roman" w:cs="Times New Roman"/>
-        </w:rPr>
-        <w:tab/>
-      </w:r>
-      <w:r>
-        <w:rPr>
-          <w:rFonts w:ascii="Times New Roman" w:eastAsia="Times New Roman" w:hAnsi="Times New Roman" w:cs="Times New Roman"/>
-        </w:rPr>
-        <w:tab/>
-      </w:r>
-      <w:r>
-        <w:rPr>
-          <w:rFonts w:ascii="Times New Roman" w:eastAsia="Times New Roman" w:hAnsi="Times New Roman" w:cs="Times New Roman"/>
-        </w:rPr>
-        <w:tab/>
-      </w:r>
-      <w:r>
-        <w:rPr>
-          <w:rFonts w:ascii="Times New Roman" w:eastAsia="Times New Roman" w:hAnsi="Times New Roman" w:cs="Times New Roman"/>
-        </w:rPr>
-        <w:tab/>
-      </w:r>
-      <w:r>
-        <w:rPr>
-          <w:rFonts w:ascii="Times New Roman" w:eastAsia="Times New Roman" w:hAnsi="Times New Roman" w:cs="Times New Roman"/>
-        </w:rPr>
-        <w:tab/>
-      </w:r>
-      <w:r>
-        <w:rPr>
-          <w:rFonts w:ascii="Times New Roman" w:eastAsia="Times New Roman" w:hAnsi="Times New Roman" w:cs="Times New Roman"/>
-        </w:rPr>
-        <w:tab/>
-      </w:r>
-      <w:r>
-        <w:rPr>
-          <w:rFonts w:ascii="Times New Roman" w:eastAsia="Times New Roman" w:hAnsi="Times New Roman" w:cs="Times New Roman"/>
-        </w:rPr>
-        <w:tab/>
+        <w:t>Comment on GitHub log output</w:t>
+      </w:r>
+      <w:r>
+        <w:rPr>
+          <w:rFonts w:ascii="Times New Roman" w:eastAsia="Times New Roman" w:hAnsi="Times New Roman" w:cs="Times New Roman"/>
+        </w:rPr>
+        <w:tab/>
+      </w:r>
+      <w:r>
+        <w:rPr>
+          <w:rFonts w:ascii="Times New Roman" w:eastAsia="Times New Roman" w:hAnsi="Times New Roman" w:cs="Times New Roman"/>
+        </w:rPr>
+        <w:tab/>
+      </w:r>
+      <w:r>
+        <w:rPr>
+          <w:rFonts w:ascii="Times New Roman" w:eastAsia="Times New Roman" w:hAnsi="Times New Roman" w:cs="Times New Roman"/>
+        </w:rPr>
+        <w:tab/>
+      </w:r>
+      <w:r>
+        <w:rPr>
+          <w:rFonts w:ascii="Times New Roman" w:eastAsia="Times New Roman" w:hAnsi="Times New Roman" w:cs="Times New Roman"/>
+        </w:rPr>
+        <w:tab/>
+      </w:r>
+      <w:r>
+        <w:rPr>
+          <w:rFonts w:ascii="Times New Roman" w:eastAsia="Times New Roman" w:hAnsi="Times New Roman" w:cs="Times New Roman"/>
+        </w:rPr>
+        <w:tab/>
+      </w:r>
+      <w:r>
+        <w:rPr>
+          <w:rFonts w:ascii="Times New Roman" w:eastAsia="Times New Roman" w:hAnsi="Times New Roman" w:cs="Times New Roman"/>
+        </w:rPr>
+        <w:tab/>
+      </w:r>
+      <w:r>
+        <w:rPr>
+          <w:rFonts w:ascii="Times New Roman" w:eastAsia="Times New Roman" w:hAnsi="Times New Roman" w:cs="Times New Roman"/>
+        </w:rPr>
         <w:t>9</w:t>
+      </w:r>
+    </w:p>
+    <w:p>
+      <w:pPr>
+        <w:ind w:left="1440"/>
+        <w:rPr>
+          <w:rFonts w:ascii="Times New Roman" w:eastAsia="Times New Roman" w:hAnsi="Times New Roman" w:cs="Times New Roman"/>
+        </w:rPr>
+      </w:pPr>
+      <w:r>
+        <w:rPr>
+          <w:rFonts w:ascii="Times New Roman" w:eastAsia="Times New Roman" w:hAnsi="Times New Roman" w:cs="Times New Roman"/>
+        </w:rPr>
+        <w:t xml:space="preserve"> </w:t>
+      </w:r>
+    </w:p>
+    <w:p>
+      <w:pPr>
+        <w:pStyle w:val="ListParagraph"/>
+        <w:numPr>
+          <w:ilvl w:val="0"/>
+          <w:numId w:val="1"/>
+        </w:numPr>
+        <w:rPr>
+          <w:rFonts w:ascii="Times New Roman" w:eastAsia="Times New Roman" w:hAnsi="Times New Roman" w:cs="Times New Roman"/>
+        </w:rPr>
+      </w:pPr>
+      <w:r>
+        <w:rPr>
+          <w:rFonts w:ascii="Times New Roman" w:eastAsia="Times New Roman" w:hAnsi="Times New Roman" w:cs="Times New Roman"/>
+        </w:rPr>
+        <w:t>Conclusions</w:t>
       </w:r>
     </w:p>
     <w:p>
@@ -1670,50 +1607,61 @@
         <w:rPr>
           <w:rFonts w:ascii="Times New Roman" w:eastAsia="Times New Roman" w:hAnsi="Times New Roman" w:cs="Times New Roman"/>
         </w:rPr>
-        <w:t xml:space="preserve">Interpretation of the results </w:t>
-      </w:r>
-      <w:r>
-        <w:rPr>
-          <w:rFonts w:ascii="Times New Roman" w:eastAsia="Times New Roman" w:hAnsi="Times New Roman" w:cs="Times New Roman"/>
-        </w:rPr>
-        <w:tab/>
-      </w:r>
-      <w:r>
-        <w:rPr>
-          <w:rFonts w:ascii="Times New Roman" w:eastAsia="Times New Roman" w:hAnsi="Times New Roman" w:cs="Times New Roman"/>
-        </w:rPr>
-        <w:tab/>
-      </w:r>
-      <w:r>
-        <w:rPr>
-          <w:rFonts w:ascii="Times New Roman" w:eastAsia="Times New Roman" w:hAnsi="Times New Roman" w:cs="Times New Roman"/>
-        </w:rPr>
-        <w:tab/>
-      </w:r>
-      <w:r>
-        <w:rPr>
-          <w:rFonts w:ascii="Times New Roman" w:eastAsia="Times New Roman" w:hAnsi="Times New Roman" w:cs="Times New Roman"/>
-        </w:rPr>
-        <w:tab/>
-      </w:r>
-      <w:r>
-        <w:rPr>
-          <w:rFonts w:ascii="Times New Roman" w:eastAsia="Times New Roman" w:hAnsi="Times New Roman" w:cs="Times New Roman"/>
-        </w:rPr>
-        <w:tab/>
-      </w:r>
-      <w:r>
-        <w:rPr>
-          <w:rFonts w:ascii="Times New Roman" w:eastAsia="Times New Roman" w:hAnsi="Times New Roman" w:cs="Times New Roman"/>
-        </w:rPr>
-        <w:tab/>
-      </w:r>
-      <w:r>
-        <w:rPr>
-          <w:rFonts w:ascii="Times New Roman" w:eastAsia="Times New Roman" w:hAnsi="Times New Roman" w:cs="Times New Roman"/>
-        </w:rPr>
-        <w:tab/>
-        <w:t>9</w:t>
+        <w:t xml:space="preserve">Results explained. </w:t>
+      </w:r>
+      <w:r>
+        <w:rPr>
+          <w:rFonts w:ascii="Times New Roman" w:eastAsia="Times New Roman" w:hAnsi="Times New Roman" w:cs="Times New Roman"/>
+        </w:rPr>
+        <w:tab/>
+      </w:r>
+      <w:r>
+        <w:rPr>
+          <w:rFonts w:ascii="Times New Roman" w:eastAsia="Times New Roman" w:hAnsi="Times New Roman" w:cs="Times New Roman"/>
+        </w:rPr>
+        <w:tab/>
+      </w:r>
+      <w:r>
+        <w:rPr>
+          <w:rFonts w:ascii="Times New Roman" w:eastAsia="Times New Roman" w:hAnsi="Times New Roman" w:cs="Times New Roman"/>
+        </w:rPr>
+        <w:tab/>
+      </w:r>
+      <w:r>
+        <w:rPr>
+          <w:rFonts w:ascii="Times New Roman" w:eastAsia="Times New Roman" w:hAnsi="Times New Roman" w:cs="Times New Roman"/>
+        </w:rPr>
+        <w:tab/>
+      </w:r>
+      <w:r>
+        <w:rPr>
+          <w:rFonts w:ascii="Times New Roman" w:eastAsia="Times New Roman" w:hAnsi="Times New Roman" w:cs="Times New Roman"/>
+        </w:rPr>
+        <w:tab/>
+      </w:r>
+      <w:r>
+        <w:rPr>
+          <w:rFonts w:ascii="Times New Roman" w:eastAsia="Times New Roman" w:hAnsi="Times New Roman" w:cs="Times New Roman"/>
+        </w:rPr>
+        <w:tab/>
+      </w:r>
+      <w:r>
+        <w:rPr>
+          <w:rFonts w:ascii="Times New Roman" w:eastAsia="Times New Roman" w:hAnsi="Times New Roman" w:cs="Times New Roman"/>
+        </w:rPr>
+        <w:tab/>
+      </w:r>
+      <w:r>
+        <w:rPr>
+          <w:rFonts w:ascii="Times New Roman" w:eastAsia="Times New Roman" w:hAnsi="Times New Roman" w:cs="Times New Roman"/>
+        </w:rPr>
+        <w:tab/>
+      </w:r>
+      <w:r>
+        <w:rPr>
+          <w:rFonts w:ascii="Times New Roman" w:eastAsia="Times New Roman" w:hAnsi="Times New Roman" w:cs="Times New Roman"/>
+        </w:rPr>
+        <w:t>10</w:t>
       </w:r>
     </w:p>
     <w:p>
@@ -1732,6 +1680,73 @@
         <w:rPr>
           <w:rFonts w:ascii="Times New Roman" w:eastAsia="Times New Roman" w:hAnsi="Times New Roman" w:cs="Times New Roman"/>
         </w:rPr>
+        <w:t xml:space="preserve">Interpretation of the results </w:t>
+      </w:r>
+      <w:r>
+        <w:rPr>
+          <w:rFonts w:ascii="Times New Roman" w:eastAsia="Times New Roman" w:hAnsi="Times New Roman" w:cs="Times New Roman"/>
+        </w:rPr>
+        <w:tab/>
+      </w:r>
+      <w:r>
+        <w:rPr>
+          <w:rFonts w:ascii="Times New Roman" w:eastAsia="Times New Roman" w:hAnsi="Times New Roman" w:cs="Times New Roman"/>
+        </w:rPr>
+        <w:tab/>
+      </w:r>
+      <w:r>
+        <w:rPr>
+          <w:rFonts w:ascii="Times New Roman" w:eastAsia="Times New Roman" w:hAnsi="Times New Roman" w:cs="Times New Roman"/>
+        </w:rPr>
+        <w:tab/>
+      </w:r>
+      <w:r>
+        <w:rPr>
+          <w:rFonts w:ascii="Times New Roman" w:eastAsia="Times New Roman" w:hAnsi="Times New Roman" w:cs="Times New Roman"/>
+        </w:rPr>
+        <w:tab/>
+      </w:r>
+      <w:r>
+        <w:rPr>
+          <w:rFonts w:ascii="Times New Roman" w:eastAsia="Times New Roman" w:hAnsi="Times New Roman" w:cs="Times New Roman"/>
+        </w:rPr>
+        <w:tab/>
+      </w:r>
+      <w:r>
+        <w:rPr>
+          <w:rFonts w:ascii="Times New Roman" w:eastAsia="Times New Roman" w:hAnsi="Times New Roman" w:cs="Times New Roman"/>
+        </w:rPr>
+        <w:tab/>
+      </w:r>
+      <w:r>
+        <w:rPr>
+          <w:rFonts w:ascii="Times New Roman" w:eastAsia="Times New Roman" w:hAnsi="Times New Roman" w:cs="Times New Roman"/>
+        </w:rPr>
+        <w:tab/>
+      </w:r>
+      <w:r>
+        <w:rPr>
+          <w:rFonts w:ascii="Times New Roman" w:eastAsia="Times New Roman" w:hAnsi="Times New Roman" w:cs="Times New Roman"/>
+        </w:rPr>
+        <w:t>10</w:t>
+      </w:r>
+    </w:p>
+    <w:p>
+      <w:pPr>
+        <w:pStyle w:val="ListParagraph"/>
+        <w:numPr>
+          <w:ilvl w:val="1"/>
+          <w:numId w:val="1"/>
+        </w:numPr>
+        <w:ind w:hanging="720"/>
+        <w:rPr>
+          <w:rFonts w:ascii="Times New Roman" w:eastAsia="Times New Roman" w:hAnsi="Times New Roman" w:cs="Times New Roman"/>
+        </w:rPr>
+      </w:pPr>
+      <w:r>
+        <w:rPr>
+          <w:rFonts w:ascii="Times New Roman" w:eastAsia="Times New Roman" w:hAnsi="Times New Roman" w:cs="Times New Roman"/>
+        </w:rPr>
         <w:t xml:space="preserve">Reasons and/or implications for future work, limitations </w:t>
       </w:r>
       <w:r>
@@ -1751,7 +1766,12 @@
           <w:rFonts w:ascii="Times New Roman" w:eastAsia="Times New Roman" w:hAnsi="Times New Roman" w:cs="Times New Roman"/>
         </w:rPr>
         <w:tab/>
-        <w:t>9</w:t>
+      </w:r>
+      <w:r>
+        <w:rPr>
+          <w:rFonts w:ascii="Times New Roman" w:eastAsia="Times New Roman" w:hAnsi="Times New Roman" w:cs="Times New Roman"/>
+        </w:rPr>
+        <w:t>10</w:t>
       </w:r>
     </w:p>
     <w:p>
@@ -1877,7 +1897,13 @@
         <w:rPr>
           <w:rFonts w:ascii="Times New Roman" w:eastAsia="Times New Roman" w:hAnsi="Times New Roman" w:cs="Times New Roman"/>
         </w:rPr>
-        <w:t>10</w:t>
+        <w:t>1</w:t>
+      </w:r>
+      <w:r>
+        <w:rPr>
+          <w:rFonts w:ascii="Times New Roman" w:eastAsia="Times New Roman" w:hAnsi="Times New Roman" w:cs="Times New Roman"/>
+        </w:rPr>
+        <w:t>1</w:t>
       </w:r>
     </w:p>
     <w:p>
@@ -1914,9 +1940,15 @@
       <w:r>
         <w:rPr>
           <w:rFonts w:ascii="Times New Roman" w:eastAsia="Times New Roman" w:hAnsi="Times New Roman" w:cs="Times New Roman"/>
+        </w:rPr>
+        <w:t>R code used for analysis and visualisation</w:t>
+      </w:r>
+      <w:r>
+        <w:rPr>
+          <w:rFonts w:ascii="Times New Roman" w:eastAsia="Times New Roman" w:hAnsi="Times New Roman" w:cs="Times New Roman"/>
           <w:color w:val="333333"/>
         </w:rPr>
-        <w:t>R code used for analysis and visualisation.</w:t>
+        <w:t>.</w:t>
       </w:r>
       <w:r>
         <w:rPr>
@@ -1952,7 +1984,14 @@
           <w:color w:val="333333"/>
         </w:rPr>
         <w:tab/>
-        <w:t>10</w:t>
+        <w:t>1</w:t>
+      </w:r>
+      <w:r>
+        <w:rPr>
+          <w:rFonts w:ascii="Times New Roman" w:eastAsia="Times New Roman" w:hAnsi="Times New Roman" w:cs="Times New Roman"/>
+          <w:color w:val="333333"/>
+        </w:rPr>
+        <w:t>1</w:t>
       </w:r>
     </w:p>
     <w:p>
@@ -2025,7 +2064,7 @@
         <w:rPr>
           <w:rFonts w:ascii="Times New Roman" w:eastAsia="Times New Roman" w:hAnsi="Times New Roman" w:cs="Times New Roman"/>
         </w:rPr>
-        <w:t>5</w:t>
+        <w:t>6</w:t>
       </w:r>
     </w:p>
     <w:p>
@@ -3050,37 +3089,168 @@
       <w:pPr>
         <w:rPr>
           <w:rFonts w:ascii="Times New Roman" w:eastAsia="Times New Roman" w:hAnsi="Times New Roman" w:cs="Times New Roman"/>
+        </w:rPr>
+      </w:pPr>
+    </w:p>
+    <w:p>
+      <w:pPr>
+        <w:rPr>
+          <w:rFonts w:ascii="Times New Roman" w:eastAsia="Times New Roman" w:hAnsi="Times New Roman" w:cs="Times New Roman"/>
+        </w:rPr>
+      </w:pPr>
+    </w:p>
+    <w:p>
+      <w:pPr>
+        <w:rPr>
+          <w:rFonts w:ascii="Times New Roman" w:eastAsia="Times New Roman" w:hAnsi="Times New Roman" w:cs="Times New Roman"/>
+        </w:rPr>
+      </w:pPr>
+    </w:p>
+    <w:p>
+      <w:pPr>
+        <w:rPr>
+          <w:rFonts w:ascii="Times New Roman" w:eastAsia="Times New Roman" w:hAnsi="Times New Roman" w:cs="Times New Roman"/>
+        </w:rPr>
+      </w:pPr>
+    </w:p>
+    <w:p>
+      <w:pPr>
+        <w:rPr>
+          <w:rFonts w:ascii="Times New Roman" w:eastAsia="Times New Roman" w:hAnsi="Times New Roman" w:cs="Times New Roman"/>
+        </w:rPr>
+      </w:pPr>
+    </w:p>
+    <w:p>
+      <w:pPr>
+        <w:rPr>
+          <w:rFonts w:ascii="Times New Roman" w:eastAsia="Times New Roman" w:hAnsi="Times New Roman" w:cs="Times New Roman"/>
+        </w:rPr>
+      </w:pPr>
+    </w:p>
+    <w:p>
+      <w:pPr>
+        <w:rPr>
+          <w:rFonts w:ascii="Times New Roman" w:eastAsia="Times New Roman" w:hAnsi="Times New Roman" w:cs="Times New Roman"/>
+        </w:rPr>
+      </w:pPr>
+    </w:p>
+    <w:p>
+      <w:pPr>
+        <w:rPr>
+          <w:rFonts w:ascii="Times New Roman" w:eastAsia="Times New Roman" w:hAnsi="Times New Roman" w:cs="Times New Roman"/>
+        </w:rPr>
+      </w:pPr>
+    </w:p>
+    <w:p>
+      <w:pPr>
+        <w:rPr>
+          <w:rFonts w:ascii="Times New Roman" w:eastAsia="Times New Roman" w:hAnsi="Times New Roman" w:cs="Times New Roman"/>
+        </w:rPr>
+      </w:pPr>
+    </w:p>
+    <w:p>
+      <w:pPr>
+        <w:rPr>
+          <w:rFonts w:ascii="Times New Roman" w:eastAsia="Times New Roman" w:hAnsi="Times New Roman" w:cs="Times New Roman"/>
+        </w:rPr>
+      </w:pPr>
+    </w:p>
+    <w:p>
+      <w:pPr>
+        <w:rPr>
+          <w:rFonts w:ascii="Times New Roman" w:eastAsia="Times New Roman" w:hAnsi="Times New Roman" w:cs="Times New Roman"/>
+        </w:rPr>
+      </w:pPr>
+    </w:p>
+    <w:p>
+      <w:pPr>
+        <w:rPr>
+          <w:rFonts w:ascii="Times New Roman" w:eastAsia="Times New Roman" w:hAnsi="Times New Roman" w:cs="Times New Roman"/>
+        </w:rPr>
+      </w:pPr>
+    </w:p>
+    <w:p>
+      <w:pPr>
+        <w:rPr>
+          <w:rFonts w:ascii="Times New Roman" w:eastAsia="Times New Roman" w:hAnsi="Times New Roman" w:cs="Times New Roman"/>
+        </w:rPr>
+      </w:pPr>
+    </w:p>
+    <w:p>
+      <w:pPr>
+        <w:rPr>
+          <w:rFonts w:ascii="Times New Roman" w:eastAsia="Times New Roman" w:hAnsi="Times New Roman" w:cs="Times New Roman"/>
+        </w:rPr>
+      </w:pPr>
+    </w:p>
+    <w:p>
+      <w:pPr>
+        <w:rPr>
+          <w:rFonts w:ascii="Times New Roman" w:eastAsia="Times New Roman" w:hAnsi="Times New Roman" w:cs="Times New Roman"/>
+        </w:rPr>
+      </w:pPr>
+    </w:p>
+    <w:p>
+      <w:pPr>
+        <w:rPr>
+          <w:rFonts w:ascii="Times New Roman" w:eastAsia="Times New Roman" w:hAnsi="Times New Roman" w:cs="Times New Roman"/>
+        </w:rPr>
+      </w:pPr>
+    </w:p>
+    <w:p>
+      <w:pPr>
+        <w:rPr>
+          <w:rFonts w:ascii="Times New Roman" w:eastAsia="Times New Roman" w:hAnsi="Times New Roman" w:cs="Times New Roman"/>
+        </w:rPr>
+      </w:pPr>
+    </w:p>
+    <w:p>
+      <w:pPr>
+        <w:rPr>
+          <w:rFonts w:ascii="Times New Roman" w:eastAsia="Times New Roman" w:hAnsi="Times New Roman" w:cs="Times New Roman"/>
+        </w:rPr>
+      </w:pPr>
+    </w:p>
+    <w:p>
+      <w:pPr>
+        <w:rPr>
+          <w:rFonts w:ascii="Times New Roman" w:eastAsia="Times New Roman" w:hAnsi="Times New Roman" w:cs="Times New Roman"/>
+        </w:rPr>
+      </w:pPr>
+    </w:p>
+    <w:p>
+      <w:pPr>
+        <w:pStyle w:val="ListParagraph"/>
+        <w:numPr>
+          <w:ilvl w:val="1"/>
+          <w:numId w:val="3"/>
+        </w:numPr>
+        <w:ind w:left="142"/>
+        <w:rPr>
+          <w:rFonts w:ascii="Times New Roman" w:eastAsia="Times New Roman" w:hAnsi="Times New Roman" w:cs="Times New Roman"/>
+        </w:rPr>
+      </w:pPr>
+      <w:r>
+        <w:rPr>
+          <w:rFonts w:ascii="Times New Roman" w:eastAsia="Times New Roman" w:hAnsi="Times New Roman" w:cs="Times New Roman"/>
+        </w:rPr>
+        <w:t xml:space="preserve"> </w:t>
+      </w:r>
+      <w:r>
+        <w:rPr>
+          <w:rFonts w:ascii="Times New Roman" w:eastAsia="Times New Roman" w:hAnsi="Times New Roman" w:cs="Times New Roman"/>
           <w:b/>
           <w:bCs/>
-        </w:rPr>
-      </w:pPr>
-    </w:p>
-    <w:p>
-      <w:pPr>
-        <w:ind w:left="-284"/>
-        <w:rPr>
-          <w:rFonts w:ascii="Times New Roman" w:eastAsia="Times New Roman" w:hAnsi="Times New Roman" w:cs="Times New Roman"/>
-          <w:b/>
-          <w:bCs/>
-          <w:lang w:val="en-US"/>
-        </w:rPr>
-      </w:pPr>
-      <w:r>
-        <w:rPr>
-          <w:rFonts w:ascii="Times New Roman" w:eastAsia="Times New Roman" w:hAnsi="Times New Roman" w:cs="Times New Roman"/>
-          <w:b/>
-          <w:bCs/>
-        </w:rPr>
-        <w:t>Figure 2: Histogram of Life Expectancy</w:t>
-      </w:r>
-      <w:r>
-        <w:rPr>
-          <w:rFonts w:ascii="Times New Roman" w:eastAsia="Times New Roman" w:hAnsi="Times New Roman" w:cs="Times New Roman"/>
-          <w:b/>
-          <w:bCs/>
-          <w:lang w:val="en-US"/>
-        </w:rPr>
-        <w:t>:</w:t>
+          <w:sz w:val="28"/>
+          <w:szCs w:val="28"/>
+        </w:rPr>
+        <w:t>Additional information relating to understanding the data</w:t>
+      </w:r>
+      <w:r>
+        <w:rPr>
+          <w:rFonts w:ascii="Times New Roman" w:eastAsia="Times New Roman" w:hAnsi="Times New Roman" w:cs="Times New Roman"/>
+        </w:rPr>
+        <w:t xml:space="preserve"> </w:t>
       </w:r>
     </w:p>
     <w:p>
@@ -3160,6 +3330,58 @@
     </w:p>
     <w:p>
       <w:pPr>
+        <w:tabs>
+          <w:tab w:val="left" w:pos="284"/>
+        </w:tabs>
+        <w:ind w:left="-284"/>
+        <w:rPr>
+          <w:rFonts w:ascii="Times New Roman" w:eastAsia="Times New Roman" w:hAnsi="Times New Roman" w:cs="Times New Roman"/>
+          <w:lang w:val="en-US"/>
+        </w:rPr>
+      </w:pPr>
+    </w:p>
+    <w:p>
+      <w:pPr>
+        <w:ind w:left="-284"/>
+        <w:rPr>
+          <w:rFonts w:ascii="Times New Roman" w:eastAsia="Times New Roman" w:hAnsi="Times New Roman" w:cs="Times New Roman"/>
+          <w:b/>
+          <w:bCs/>
+          <w:lang w:val="en-US"/>
+        </w:rPr>
+      </w:pPr>
+      <w:r>
+        <w:rPr>
+          <w:rFonts w:ascii="Times New Roman" w:eastAsia="Times New Roman" w:hAnsi="Times New Roman" w:cs="Times New Roman"/>
+          <w:b/>
+          <w:bCs/>
+        </w:rPr>
+        <w:t>Figure 2: Histogram of Life Expectancy</w:t>
+      </w:r>
+      <w:r>
+        <w:rPr>
+          <w:rFonts w:ascii="Times New Roman" w:eastAsia="Times New Roman" w:hAnsi="Times New Roman" w:cs="Times New Roman"/>
+          <w:b/>
+          <w:bCs/>
+          <w:lang w:val="en-US"/>
+        </w:rPr>
+        <w:t>:</w:t>
+      </w:r>
+    </w:p>
+    <w:p>
+      <w:pPr>
+        <w:tabs>
+          <w:tab w:val="left" w:pos="284"/>
+        </w:tabs>
+        <w:ind w:left="-284"/>
+        <w:rPr>
+          <w:rFonts w:ascii="Times New Roman" w:eastAsia="Times New Roman" w:hAnsi="Times New Roman" w:cs="Times New Roman"/>
+          <w:lang w:val="en-US"/>
+        </w:rPr>
+      </w:pPr>
+    </w:p>
+    <w:p>
+      <w:pPr>
         <w:rPr>
           <w:rFonts w:ascii="Times New Roman" w:eastAsia="Times New Roman" w:hAnsi="Times New Roman" w:cs="Times New Roman"/>
         </w:rPr>
@@ -3168,7 +3390,6 @@
         <w:rPr>
           <w:noProof/>
         </w:rPr>
-        <w:lastRenderedPageBreak/>
         <w:drawing>
           <wp:inline distT="0" distB="0" distL="0" distR="0" wp14:anchorId="7D2C1960" wp14:editId="1FD67648">
             <wp:extent cx="5609590" cy="2540000"/>
@@ -3221,24 +3442,6 @@
     </w:p>
     <w:p>
       <w:pPr>
-        <w:ind w:left="-284"/>
-        <w:rPr>
-          <w:rFonts w:ascii="Times New Roman" w:eastAsia="Times New Roman" w:hAnsi="Times New Roman" w:cs="Times New Roman"/>
-          <w:b/>
-          <w:bCs/>
-        </w:rPr>
-      </w:pPr>
-      <w:r>
-        <w:rPr>
-          <w:rFonts w:ascii="Times New Roman" w:eastAsia="Times New Roman" w:hAnsi="Times New Roman" w:cs="Times New Roman"/>
-          <w:b/>
-          <w:bCs/>
-        </w:rPr>
-        <w:t>Figure 3: Histogram for Alcohol Consumption</w:t>
-      </w:r>
-    </w:p>
-    <w:p>
-      <w:pPr>
         <w:rPr>
           <w:rFonts w:ascii="Times New Roman" w:eastAsia="Times New Roman" w:hAnsi="Times New Roman" w:cs="Times New Roman"/>
           <w:b/>
@@ -3300,9 +3503,15 @@
           <w:bCs/>
           <w:lang w:val="en-US"/>
         </w:rPr>
-        <w:t xml:space="preserve">alcohol consumption </w:t>
-      </w:r>
-      <w:proofErr w:type="gramStart"/>
+        <w:t xml:space="preserve">alcohol consumption histogram </w:t>
+      </w:r>
+      <w:r>
+        <w:rPr>
+          <w:rFonts w:ascii="Times New Roman" w:eastAsia="Times New Roman" w:hAnsi="Times New Roman" w:cs="Times New Roman"/>
+          <w:lang w:val="en-US"/>
+        </w:rPr>
+        <w:t xml:space="preserve"> is right-skewed, with most countries consuming </w:t>
+      </w:r>
       <w:r>
         <w:rPr>
           <w:rFonts w:ascii="Times New Roman" w:eastAsia="Times New Roman" w:hAnsi="Times New Roman" w:cs="Times New Roman"/>
@@ -3310,47 +3519,59 @@
           <w:bCs/>
           <w:lang w:val="en-US"/>
         </w:rPr>
-        <w:t xml:space="preserve">histogram </w:t>
+        <w:t>0-20</w:t>
       </w:r>
       <w:r>
         <w:rPr>
           <w:rFonts w:ascii="Times New Roman" w:eastAsia="Times New Roman" w:hAnsi="Times New Roman" w:cs="Times New Roman"/>
           <w:lang w:val="en-US"/>
         </w:rPr>
-        <w:t xml:space="preserve"> is</w:t>
-      </w:r>
-      <w:proofErr w:type="gramEnd"/>
-      <w:r>
+        <w:t xml:space="preserve"> liters per capita. These plots help understand data distribution and variability before statistical analysis.</w:t>
+      </w:r>
+    </w:p>
+    <w:p>
+      <w:pPr>
+        <w:ind w:left="-284"/>
         <w:rPr>
           <w:rFonts w:ascii="Times New Roman" w:eastAsia="Times New Roman" w:hAnsi="Times New Roman" w:cs="Times New Roman"/>
           <w:lang w:val="en-US"/>
         </w:rPr>
-        <w:t xml:space="preserve"> right-skewed, with most countries consuming </w:t>
-      </w:r>
-      <w:r>
+      </w:pPr>
+    </w:p>
+    <w:p>
+      <w:pPr>
+        <w:ind w:left="-284"/>
         <w:rPr>
           <w:rFonts w:ascii="Times New Roman" w:eastAsia="Times New Roman" w:hAnsi="Times New Roman" w:cs="Times New Roman"/>
           <w:b/>
           <w:bCs/>
-          <w:lang w:val="en-US"/>
-        </w:rPr>
-        <w:t>0-20</w:t>
-      </w:r>
-      <w:r>
-        <w:rPr>
-          <w:rFonts w:ascii="Times New Roman" w:eastAsia="Times New Roman" w:hAnsi="Times New Roman" w:cs="Times New Roman"/>
-          <w:lang w:val="en-US"/>
-        </w:rPr>
-        <w:t xml:space="preserve"> liters per capita. These plots help understand data distribution and variability before statistical analysis.</w:t>
-      </w:r>
-    </w:p>
-    <w:p>
-      <w:pPr>
+        </w:rPr>
+      </w:pPr>
+      <w:r>
         <w:rPr>
           <w:rFonts w:ascii="Times New Roman" w:eastAsia="Times New Roman" w:hAnsi="Times New Roman" w:cs="Times New Roman"/>
           <w:b/>
           <w:bCs/>
         </w:rPr>
+        <w:t>Figure 3: Histogram for Alcohol Consumption</w:t>
+      </w:r>
+    </w:p>
+    <w:p>
+      <w:pPr>
+        <w:ind w:left="-284"/>
+        <w:rPr>
+          <w:rFonts w:ascii="Times New Roman" w:eastAsia="Times New Roman" w:hAnsi="Times New Roman" w:cs="Times New Roman"/>
+          <w:lang w:val="en-US"/>
+        </w:rPr>
+      </w:pPr>
+    </w:p>
+    <w:p>
+      <w:pPr>
+        <w:rPr>
+          <w:rFonts w:ascii="Times New Roman" w:eastAsia="Times New Roman" w:hAnsi="Times New Roman" w:cs="Times New Roman"/>
+          <w:b/>
+          <w:bCs/>
+        </w:rPr>
       </w:pPr>
     </w:p>
     <w:p>
@@ -3359,9 +3580,9 @@
           <w:noProof/>
         </w:rPr>
         <w:drawing>
-          <wp:inline distT="0" distB="0" distL="0" distR="0" wp14:anchorId="01846C1F" wp14:editId="50348B12">
-            <wp:extent cx="5731510" cy="3100705"/>
-            <wp:effectExtent l="0" t="0" r="2540" b="4445"/>
+          <wp:inline distT="0" distB="0" distL="0" distR="0" wp14:anchorId="01846C1F" wp14:editId="23E5F590">
+            <wp:extent cx="5221154" cy="2824606"/>
+            <wp:effectExtent l="0" t="0" r="0" b="0"/>
             <wp:docPr id="1187259347" name="Picture 3"/>
             <wp:cNvGraphicFramePr>
               <a:graphicFrameLocks xmlns:a="http://schemas.openxmlformats.org/drawingml/2006/main" noChangeAspect="1"/>
@@ -3391,7 +3612,7 @@
                   <pic:spPr>
                     <a:xfrm>
                       <a:off x="0" y="0"/>
-                      <a:ext cx="5731510" cy="3100705"/>
+                      <a:ext cx="5224200" cy="2826254"/>
                     </a:xfrm>
                     <a:prstGeom prst="rect">
                       <a:avLst/>
@@ -3408,94 +3629,6 @@
         </w:drawing>
       </w:r>
     </w:p>
-    <w:p/>
-    <w:p>
-      <w:pPr>
-        <w:pStyle w:val="ListParagraph"/>
-        <w:numPr>
-          <w:ilvl w:val="1"/>
-          <w:numId w:val="3"/>
-        </w:numPr>
-        <w:ind w:left="142"/>
-        <w:rPr>
-          <w:rFonts w:ascii="Times New Roman" w:eastAsia="Times New Roman" w:hAnsi="Times New Roman" w:cs="Times New Roman"/>
-        </w:rPr>
-      </w:pPr>
-      <w:r>
-        <w:rPr>
-          <w:rFonts w:ascii="Times New Roman" w:eastAsia="Times New Roman" w:hAnsi="Times New Roman" w:cs="Times New Roman"/>
-          <w:b/>
-          <w:bCs/>
-          <w:sz w:val="28"/>
-          <w:szCs w:val="28"/>
-        </w:rPr>
-        <w:t>Additional information relating to understanding the data</w:t>
-      </w:r>
-      <w:r>
-        <w:rPr>
-          <w:rFonts w:ascii="Times New Roman" w:eastAsia="Times New Roman" w:hAnsi="Times New Roman" w:cs="Times New Roman"/>
-        </w:rPr>
-        <w:t xml:space="preserve"> </w:t>
-      </w:r>
-    </w:p>
-    <w:p>
-      <w:pPr>
-        <w:pStyle w:val="ListParagraph"/>
-        <w:ind w:left="420"/>
-        <w:rPr>
-          <w:rFonts w:ascii="Times New Roman" w:eastAsia="Times New Roman" w:hAnsi="Times New Roman" w:cs="Times New Roman"/>
-          <w:i/>
-          <w:iCs/>
-        </w:rPr>
-      </w:pPr>
-    </w:p>
-    <w:p>
-      <w:pPr>
-        <w:pStyle w:val="ListParagraph"/>
-        <w:ind w:left="-284"/>
-        <w:rPr>
-          <w:rFonts w:ascii="Times New Roman" w:eastAsia="Times New Roman" w:hAnsi="Times New Roman" w:cs="Times New Roman"/>
-          <w:lang w:val="en-US"/>
-        </w:rPr>
-      </w:pPr>
-      <w:r>
-        <w:rPr>
-          <w:rFonts w:ascii="Times New Roman" w:eastAsia="Times New Roman" w:hAnsi="Times New Roman" w:cs="Times New Roman"/>
-          <w:lang w:val="en-US"/>
-        </w:rPr>
-        <w:t xml:space="preserve">This histogram represents how alcohol consumption data points are distributed for all countries included in </w:t>
-      </w:r>
-      <w:proofErr w:type="gramStart"/>
-      <w:r>
-        <w:rPr>
-          <w:rFonts w:ascii="Times New Roman" w:eastAsia="Times New Roman" w:hAnsi="Times New Roman" w:cs="Times New Roman"/>
-          <w:lang w:val="en-US"/>
-        </w:rPr>
-        <w:t>data.[</w:t>
-      </w:r>
-      <w:proofErr w:type="gramEnd"/>
-      <w:r>
-        <w:rPr>
-          <w:rFonts w:ascii="Times New Roman" w:eastAsia="Times New Roman" w:hAnsi="Times New Roman" w:cs="Times New Roman"/>
-          <w:lang w:val="en-US"/>
-        </w:rPr>
-        <w:t xml:space="preserve">This histogram shows that most of the data points are distributed towards the right side if the graph, with most countries consuming 0 to 10 liters of alcohol per capita while others consume more than 10 </w:t>
-      </w:r>
-      <w:r>
-        <w:rPr>
-          <w:rFonts w:ascii="Times New Roman" w:eastAsia="Times New Roman" w:hAnsi="Times New Roman" w:cs="Times New Roman"/>
-          <w:lang w:val="en-US"/>
-        </w:rPr>
-        <w:t>liters] This</w:t>
-      </w:r>
-      <w:r>
-        <w:rPr>
-          <w:rFonts w:ascii="Times New Roman" w:eastAsia="Times New Roman" w:hAnsi="Times New Roman" w:cs="Times New Roman"/>
-          <w:lang w:val="en-US"/>
-        </w:rPr>
-        <w:t xml:space="preserve"> particular graph is vital for showing data dispersion and central tendency of the variable. </w:t>
-      </w:r>
-    </w:p>
     <w:p>
       <w:pPr>
         <w:pStyle w:val="ListParagraph"/>
@@ -3508,22 +3641,6 @@
     </w:p>
     <w:p>
       <w:pPr>
-        <w:pStyle w:val="ListParagraph"/>
-        <w:ind w:left="-300"/>
-        <w:rPr>
-          <w:rFonts w:ascii="Times New Roman" w:eastAsia="Times New Roman" w:hAnsi="Times New Roman" w:cs="Times New Roman"/>
-          <w:b/>
-          <w:bCs/>
-          <w:sz w:val="28"/>
-          <w:szCs w:val="28"/>
-          <w:lang w:val="en-US"/>
-        </w:rPr>
-      </w:pPr>
-    </w:p>
-    <w:p>
-      <w:pPr>
-        <w:pStyle w:val="ListParagraph"/>
-        <w:ind w:left="-300"/>
         <w:rPr>
           <w:rFonts w:ascii="Times New Roman" w:eastAsia="Times New Roman" w:hAnsi="Times New Roman" w:cs="Times New Roman"/>
           <w:b/>
@@ -3803,19 +3920,19 @@
                 <w:lang w:val="en-IN" w:eastAsia="ko-KR"/>
                 <w14:ligatures w14:val="none"/>
               </w:rPr>
-              <w:t xml:space="preserve">data:  </w:t>
-            </w:r>
-            <w:proofErr w:type="spellStart"/>
-            <w:r>
+              <w:t>data:  data_clean$Alcohol_Consumption and data_clean$Life_Expectancy</w:t>
+            </w:r>
+          </w:p>
+          <w:p>
+            <w:pPr>
+              <w:jc w:val="both"/>
               <w:rPr>
                 <w:rFonts w:ascii="Times New Roman" w:eastAsia="Times New Roman" w:hAnsi="Times New Roman" w:cs="Times New Roman"/>
                 <w:kern w:val="0"/>
                 <w:lang w:val="en-IN" w:eastAsia="ko-KR"/>
                 <w14:ligatures w14:val="none"/>
               </w:rPr>
-              <w:t>data_clean$Alcohol_Consumption</w:t>
-            </w:r>
-            <w:proofErr w:type="spellEnd"/>
+            </w:pPr>
             <w:r>
               <w:rPr>
                 <w:rFonts w:ascii="Times New Roman" w:eastAsia="Times New Roman" w:hAnsi="Times New Roman" w:cs="Times New Roman"/>
@@ -3823,40 +3940,39 @@
                 <w:lang w:val="en-IN" w:eastAsia="ko-KR"/>
                 <w14:ligatures w14:val="none"/>
               </w:rPr>
-              <w:t xml:space="preserve"> and </w:t>
-            </w:r>
-            <w:proofErr w:type="spellStart"/>
-            <w:r>
+              <w:t>t = 7.4263, df = 165, p-value = 5.674e-12</w:t>
+            </w:r>
+          </w:p>
+          <w:p>
+            <w:pPr>
+              <w:jc w:val="both"/>
               <w:rPr>
                 <w:rFonts w:ascii="Times New Roman" w:eastAsia="Times New Roman" w:hAnsi="Times New Roman" w:cs="Times New Roman"/>
                 <w:kern w:val="0"/>
                 <w:lang w:val="en-IN" w:eastAsia="ko-KR"/>
                 <w14:ligatures w14:val="none"/>
               </w:rPr>
-              <w:t>data_clean$Life_Expectancy</w:t>
-            </w:r>
-            <w:proofErr w:type="spellEnd"/>
-          </w:p>
-          <w:p>
-            <w:pPr>
-              <w:jc w:val="both"/>
+            </w:pPr>
+            <w:r>
               <w:rPr>
                 <w:rFonts w:ascii="Times New Roman" w:eastAsia="Times New Roman" w:hAnsi="Times New Roman" w:cs="Times New Roman"/>
                 <w:kern w:val="0"/>
                 <w:lang w:val="en-IN" w:eastAsia="ko-KR"/>
                 <w14:ligatures w14:val="none"/>
               </w:rPr>
-            </w:pPr>
-            <w:r>
+              <w:t>alternative hypothesis: true correlation is not equal to 0</w:t>
+            </w:r>
+          </w:p>
+          <w:p>
+            <w:pPr>
+              <w:jc w:val="both"/>
               <w:rPr>
                 <w:rFonts w:ascii="Times New Roman" w:eastAsia="Times New Roman" w:hAnsi="Times New Roman" w:cs="Times New Roman"/>
                 <w:kern w:val="0"/>
                 <w:lang w:val="en-IN" w:eastAsia="ko-KR"/>
                 <w14:ligatures w14:val="none"/>
               </w:rPr>
-              <w:t xml:space="preserve">t = 7.4263, </w:t>
-            </w:r>
-            <w:proofErr w:type="spellStart"/>
+            </w:pPr>
             <w:r>
               <w:rPr>
                 <w:rFonts w:ascii="Times New Roman" w:eastAsia="Times New Roman" w:hAnsi="Times New Roman" w:cs="Times New Roman"/>
@@ -3864,98 +3980,99 @@
                 <w:lang w:val="en-IN" w:eastAsia="ko-KR"/>
                 <w14:ligatures w14:val="none"/>
               </w:rPr>
-              <w:t>df</w:t>
-            </w:r>
-            <w:proofErr w:type="spellEnd"/>
-            <w:r>
+              <w:t>95 percent confidence interval:</w:t>
+            </w:r>
+          </w:p>
+          <w:p>
+            <w:pPr>
+              <w:jc w:val="both"/>
               <w:rPr>
                 <w:rFonts w:ascii="Times New Roman" w:eastAsia="Times New Roman" w:hAnsi="Times New Roman" w:cs="Times New Roman"/>
                 <w:kern w:val="0"/>
                 <w:lang w:val="en-IN" w:eastAsia="ko-KR"/>
                 <w14:ligatures w14:val="none"/>
               </w:rPr>
-              <w:t xml:space="preserve"> = 165, p-value = 5.674e-12</w:t>
-            </w:r>
-          </w:p>
-          <w:p>
-            <w:pPr>
-              <w:jc w:val="both"/>
+            </w:pPr>
+            <w:r>
               <w:rPr>
                 <w:rFonts w:ascii="Times New Roman" w:eastAsia="Times New Roman" w:hAnsi="Times New Roman" w:cs="Times New Roman"/>
                 <w:kern w:val="0"/>
                 <w:lang w:val="en-IN" w:eastAsia="ko-KR"/>
                 <w14:ligatures w14:val="none"/>
               </w:rPr>
-            </w:pPr>
-            <w:r>
+              <w:t xml:space="preserve"> 0.3773262 0.6062895</w:t>
+            </w:r>
+          </w:p>
+          <w:p>
+            <w:pPr>
+              <w:jc w:val="both"/>
               <w:rPr>
                 <w:rFonts w:ascii="Times New Roman" w:eastAsia="Times New Roman" w:hAnsi="Times New Roman" w:cs="Times New Roman"/>
                 <w:kern w:val="0"/>
                 <w:lang w:val="en-IN" w:eastAsia="ko-KR"/>
                 <w14:ligatures w14:val="none"/>
               </w:rPr>
-              <w:t>alternative hypothesis: true correlation is not equal to 0</w:t>
-            </w:r>
-          </w:p>
-          <w:p>
-            <w:pPr>
-              <w:jc w:val="both"/>
+            </w:pPr>
+            <w:r>
               <w:rPr>
                 <w:rFonts w:ascii="Times New Roman" w:eastAsia="Times New Roman" w:hAnsi="Times New Roman" w:cs="Times New Roman"/>
                 <w:kern w:val="0"/>
                 <w:lang w:val="en-IN" w:eastAsia="ko-KR"/>
                 <w14:ligatures w14:val="none"/>
               </w:rPr>
-            </w:pPr>
-            <w:r>
+              <w:t>sample estimates:</w:t>
+            </w:r>
+          </w:p>
+          <w:p>
+            <w:pPr>
+              <w:jc w:val="both"/>
               <w:rPr>
                 <w:rFonts w:ascii="Times New Roman" w:eastAsia="Times New Roman" w:hAnsi="Times New Roman" w:cs="Times New Roman"/>
                 <w:kern w:val="0"/>
                 <w:lang w:val="en-IN" w:eastAsia="ko-KR"/>
                 <w14:ligatures w14:val="none"/>
               </w:rPr>
-              <w:t>95 percent confidence interval:</w:t>
-            </w:r>
-          </w:p>
-          <w:p>
-            <w:pPr>
-              <w:jc w:val="both"/>
+            </w:pPr>
+            <w:r>
               <w:rPr>
                 <w:rFonts w:ascii="Times New Roman" w:eastAsia="Times New Roman" w:hAnsi="Times New Roman" w:cs="Times New Roman"/>
                 <w:kern w:val="0"/>
                 <w:lang w:val="en-IN" w:eastAsia="ko-KR"/>
                 <w14:ligatures w14:val="none"/>
               </w:rPr>
-            </w:pPr>
-            <w:r>
+              <w:t xml:space="preserve">      cor </w:t>
+            </w:r>
+          </w:p>
+          <w:p>
+            <w:pPr>
+              <w:jc w:val="both"/>
               <w:rPr>
                 <w:rFonts w:ascii="Times New Roman" w:eastAsia="Times New Roman" w:hAnsi="Times New Roman" w:cs="Times New Roman"/>
                 <w:kern w:val="0"/>
                 <w:lang w:val="en-IN" w:eastAsia="ko-KR"/>
                 <w14:ligatures w14:val="none"/>
               </w:rPr>
-              <w:t xml:space="preserve"> 0.3773262 0.6062895</w:t>
-            </w:r>
-          </w:p>
-          <w:p>
-            <w:pPr>
-              <w:jc w:val="both"/>
+            </w:pPr>
+            <w:r>
               <w:rPr>
                 <w:rFonts w:ascii="Times New Roman" w:eastAsia="Times New Roman" w:hAnsi="Times New Roman" w:cs="Times New Roman"/>
                 <w:kern w:val="0"/>
                 <w:lang w:val="en-IN" w:eastAsia="ko-KR"/>
                 <w14:ligatures w14:val="none"/>
               </w:rPr>
-            </w:pPr>
-            <w:r>
+              <w:t xml:space="preserve">0.5005095 </w:t>
+            </w:r>
+          </w:p>
+          <w:p>
+            <w:pPr>
+              <w:jc w:val="both"/>
               <w:rPr>
                 <w:rFonts w:ascii="Times New Roman" w:eastAsia="Times New Roman" w:hAnsi="Times New Roman" w:cs="Times New Roman"/>
                 <w:kern w:val="0"/>
                 <w:lang w:val="en-IN" w:eastAsia="ko-KR"/>
                 <w14:ligatures w14:val="none"/>
               </w:rPr>
-              <w:t>sample estimates:</w:t>
-            </w:r>
+            </w:pPr>
           </w:p>
           <w:p>
             <w:pPr>
@@ -3974,19 +4091,19 @@
                 <w:lang w:val="en-IN" w:eastAsia="ko-KR"/>
                 <w14:ligatures w14:val="none"/>
               </w:rPr>
-              <w:t xml:space="preserve">      </w:t>
-            </w:r>
-            <w:proofErr w:type="spellStart"/>
-            <w:r>
+              <w:t xml:space="preserve">&gt; </w:t>
+            </w:r>
+          </w:p>
+          <w:p>
+            <w:pPr>
+              <w:jc w:val="both"/>
               <w:rPr>
                 <w:rFonts w:ascii="Times New Roman" w:eastAsia="Times New Roman" w:hAnsi="Times New Roman" w:cs="Times New Roman"/>
                 <w:kern w:val="0"/>
                 <w:lang w:val="en-IN" w:eastAsia="ko-KR"/>
                 <w14:ligatures w14:val="none"/>
               </w:rPr>
-              <w:t>cor</w:t>
-            </w:r>
-            <w:proofErr w:type="spellEnd"/>
+            </w:pPr>
             <w:r>
               <w:rPr>
                 <w:rFonts w:ascii="Times New Roman" w:eastAsia="Times New Roman" w:hAnsi="Times New Roman" w:cs="Times New Roman"/>
@@ -3994,7 +4111,7 @@
                 <w:lang w:val="en-IN" w:eastAsia="ko-KR"/>
                 <w14:ligatures w14:val="none"/>
               </w:rPr>
-              <w:t xml:space="preserve"> </w:t>
+              <w:t>&gt; # Extract key statistics</w:t>
             </w:r>
           </w:p>
           <w:p>
@@ -4014,7 +4131,7 @@
                 <w:lang w:val="en-IN" w:eastAsia="ko-KR"/>
                 <w14:ligatures w14:val="none"/>
               </w:rPr>
-              <w:t xml:space="preserve">0.5005095 </w:t>
+              <w:t>&gt; correlation_coefficient &lt;- correlation_test$estimate</w:t>
             </w:r>
           </w:p>
           <w:p>
@@ -4027,67 +4144,66 @@
                 <w14:ligatures w14:val="none"/>
               </w:rPr>
             </w:pPr>
-          </w:p>
-          <w:p>
-            <w:pPr>
-              <w:jc w:val="both"/>
+            <w:r>
               <w:rPr>
                 <w:rFonts w:ascii="Times New Roman" w:eastAsia="Times New Roman" w:hAnsi="Times New Roman" w:cs="Times New Roman"/>
                 <w:kern w:val="0"/>
                 <w:lang w:val="en-IN" w:eastAsia="ko-KR"/>
                 <w14:ligatures w14:val="none"/>
               </w:rPr>
-            </w:pPr>
-            <w:r>
+              <w:t>&gt; p_value &lt;- correlation_test$p.value</w:t>
+            </w:r>
+          </w:p>
+          <w:p>
+            <w:pPr>
+              <w:jc w:val="both"/>
               <w:rPr>
                 <w:rFonts w:ascii="Times New Roman" w:eastAsia="Times New Roman" w:hAnsi="Times New Roman" w:cs="Times New Roman"/>
                 <w:kern w:val="0"/>
                 <w:lang w:val="en-IN" w:eastAsia="ko-KR"/>
                 <w14:ligatures w14:val="none"/>
               </w:rPr>
-              <w:t xml:space="preserve">&gt; </w:t>
-            </w:r>
-          </w:p>
-          <w:p>
-            <w:pPr>
-              <w:jc w:val="both"/>
+            </w:pPr>
+            <w:r>
               <w:rPr>
                 <w:rFonts w:ascii="Times New Roman" w:eastAsia="Times New Roman" w:hAnsi="Times New Roman" w:cs="Times New Roman"/>
                 <w:kern w:val="0"/>
                 <w:lang w:val="en-IN" w:eastAsia="ko-KR"/>
                 <w14:ligatures w14:val="none"/>
               </w:rPr>
-            </w:pPr>
-            <w:r>
+              <w:t>&gt; confidence_interval &lt;- correlation_test$conf.int</w:t>
+            </w:r>
+          </w:p>
+          <w:p>
+            <w:pPr>
+              <w:jc w:val="both"/>
               <w:rPr>
                 <w:rFonts w:ascii="Times New Roman" w:eastAsia="Times New Roman" w:hAnsi="Times New Roman" w:cs="Times New Roman"/>
                 <w:kern w:val="0"/>
                 <w:lang w:val="en-IN" w:eastAsia="ko-KR"/>
                 <w14:ligatures w14:val="none"/>
               </w:rPr>
-              <w:t>&gt; # Extract key statistics</w:t>
-            </w:r>
-          </w:p>
-          <w:p>
-            <w:pPr>
-              <w:jc w:val="both"/>
+            </w:pPr>
+            <w:r>
               <w:rPr>
                 <w:rFonts w:ascii="Times New Roman" w:eastAsia="Times New Roman" w:hAnsi="Times New Roman" w:cs="Times New Roman"/>
                 <w:kern w:val="0"/>
                 <w:lang w:val="en-IN" w:eastAsia="ko-KR"/>
                 <w14:ligatures w14:val="none"/>
               </w:rPr>
-            </w:pPr>
-            <w:r>
+              <w:t xml:space="preserve">&gt; </w:t>
+            </w:r>
+          </w:p>
+          <w:p>
+            <w:pPr>
+              <w:jc w:val="both"/>
               <w:rPr>
                 <w:rFonts w:ascii="Times New Roman" w:eastAsia="Times New Roman" w:hAnsi="Times New Roman" w:cs="Times New Roman"/>
                 <w:kern w:val="0"/>
                 <w:lang w:val="en-IN" w:eastAsia="ko-KR"/>
                 <w14:ligatures w14:val="none"/>
               </w:rPr>
-              <w:t xml:space="preserve">&gt; </w:t>
-            </w:r>
-            <w:proofErr w:type="spellStart"/>
+            </w:pPr>
             <w:r>
               <w:rPr>
                 <w:rFonts w:ascii="Times New Roman" w:eastAsia="Times New Roman" w:hAnsi="Times New Roman" w:cs="Times New Roman"/>
@@ -4095,50 +4211,50 @@
                 <w:lang w:val="en-IN" w:eastAsia="ko-KR"/>
                 <w14:ligatures w14:val="none"/>
               </w:rPr>
-              <w:t>correlation_coefficient</w:t>
-            </w:r>
-            <w:proofErr w:type="spellEnd"/>
-            <w:r>
+              <w:t>&gt; cat("\n=== CORRELATION ANALYSIS RESULTS ===\n")</w:t>
+            </w:r>
+          </w:p>
+          <w:p>
+            <w:pPr>
+              <w:jc w:val="both"/>
               <w:rPr>
                 <w:rFonts w:ascii="Times New Roman" w:eastAsia="Times New Roman" w:hAnsi="Times New Roman" w:cs="Times New Roman"/>
                 <w:kern w:val="0"/>
                 <w:lang w:val="en-IN" w:eastAsia="ko-KR"/>
                 <w14:ligatures w14:val="none"/>
               </w:rPr>
-              <w:t xml:space="preserve"> &lt;- </w:t>
-            </w:r>
-            <w:proofErr w:type="spellStart"/>
-            <w:r>
+            </w:pPr>
+          </w:p>
+          <w:p>
+            <w:pPr>
+              <w:jc w:val="both"/>
               <w:rPr>
                 <w:rFonts w:ascii="Times New Roman" w:eastAsia="Times New Roman" w:hAnsi="Times New Roman" w:cs="Times New Roman"/>
                 <w:kern w:val="0"/>
                 <w:lang w:val="en-IN" w:eastAsia="ko-KR"/>
                 <w14:ligatures w14:val="none"/>
               </w:rPr>
-              <w:t>correlation_test$estimate</w:t>
-            </w:r>
-            <w:proofErr w:type="spellEnd"/>
-          </w:p>
-          <w:p>
-            <w:pPr>
-              <w:jc w:val="both"/>
+            </w:pPr>
+            <w:r>
               <w:rPr>
                 <w:rFonts w:ascii="Times New Roman" w:eastAsia="Times New Roman" w:hAnsi="Times New Roman" w:cs="Times New Roman"/>
                 <w:kern w:val="0"/>
                 <w:lang w:val="en-IN" w:eastAsia="ko-KR"/>
                 <w14:ligatures w14:val="none"/>
               </w:rPr>
-            </w:pPr>
-            <w:r>
+              <w:t>=== CORRELATION ANALYSIS RESULTS ===</w:t>
+            </w:r>
+          </w:p>
+          <w:p>
+            <w:pPr>
+              <w:jc w:val="both"/>
               <w:rPr>
                 <w:rFonts w:ascii="Times New Roman" w:eastAsia="Times New Roman" w:hAnsi="Times New Roman" w:cs="Times New Roman"/>
                 <w:kern w:val="0"/>
                 <w:lang w:val="en-IN" w:eastAsia="ko-KR"/>
                 <w14:ligatures w14:val="none"/>
               </w:rPr>
-              <w:t xml:space="preserve">&gt; </w:t>
-            </w:r>
-            <w:proofErr w:type="spellStart"/>
+            </w:pPr>
             <w:r>
               <w:rPr>
                 <w:rFonts w:ascii="Times New Roman" w:eastAsia="Times New Roman" w:hAnsi="Times New Roman" w:cs="Times New Roman"/>
@@ -4146,19 +4262,19 @@
                 <w:lang w:val="en-IN" w:eastAsia="ko-KR"/>
                 <w14:ligatures w14:val="none"/>
               </w:rPr>
-              <w:t>p_value</w:t>
-            </w:r>
-            <w:proofErr w:type="spellEnd"/>
-            <w:r>
+              <w:t>&gt; cat("Pearson Correlation Coefficient (r):", correlation_coefficient, "\n")</w:t>
+            </w:r>
+          </w:p>
+          <w:p>
+            <w:pPr>
+              <w:jc w:val="both"/>
               <w:rPr>
                 <w:rFonts w:ascii="Times New Roman" w:eastAsia="Times New Roman" w:hAnsi="Times New Roman" w:cs="Times New Roman"/>
                 <w:kern w:val="0"/>
                 <w:lang w:val="en-IN" w:eastAsia="ko-KR"/>
                 <w14:ligatures w14:val="none"/>
               </w:rPr>
-              <w:t xml:space="preserve"> &lt;- </w:t>
-            </w:r>
-            <w:proofErr w:type="spellStart"/>
+            </w:pPr>
             <w:r>
               <w:rPr>
                 <w:rFonts w:ascii="Times New Roman" w:eastAsia="Times New Roman" w:hAnsi="Times New Roman" w:cs="Times New Roman"/>
@@ -4166,9 +4282,8 @@
                 <w:lang w:val="en-IN" w:eastAsia="ko-KR"/>
                 <w14:ligatures w14:val="none"/>
               </w:rPr>
-              <w:t>correlation_test$p.value</w:t>
-            </w:r>
-            <w:proofErr w:type="spellEnd"/>
+              <w:t xml:space="preserve">Pearson Correlation Coefficient (r): 0.5005095 </w:t>
+            </w:r>
           </w:p>
           <w:p>
             <w:pPr>
@@ -4187,19 +4302,19 @@
                 <w:lang w:val="en-IN" w:eastAsia="ko-KR"/>
                 <w14:ligatures w14:val="none"/>
               </w:rPr>
-              <w:t xml:space="preserve">&gt; </w:t>
-            </w:r>
-            <w:proofErr w:type="spellStart"/>
-            <w:r>
+              <w:t>&gt; cat("P-value:", p_value, "\n")</w:t>
+            </w:r>
+          </w:p>
+          <w:p>
+            <w:pPr>
+              <w:jc w:val="both"/>
               <w:rPr>
                 <w:rFonts w:ascii="Times New Roman" w:eastAsia="Times New Roman" w:hAnsi="Times New Roman" w:cs="Times New Roman"/>
                 <w:kern w:val="0"/>
                 <w:lang w:val="en-IN" w:eastAsia="ko-KR"/>
                 <w14:ligatures w14:val="none"/>
               </w:rPr>
-              <w:t>confidence_interval</w:t>
-            </w:r>
-            <w:proofErr w:type="spellEnd"/>
+            </w:pPr>
             <w:r>
               <w:rPr>
                 <w:rFonts w:ascii="Times New Roman" w:eastAsia="Times New Roman" w:hAnsi="Times New Roman" w:cs="Times New Roman"/>
@@ -4207,7 +4322,7 @@
                 <w:lang w:val="en-IN" w:eastAsia="ko-KR"/>
                 <w14:ligatures w14:val="none"/>
               </w:rPr>
-              <w:t xml:space="preserve"> &lt;- correlation_test$conf.int</w:t>
+              <w:t xml:space="preserve">P-value: 5.673578e-12 </w:t>
             </w:r>
           </w:p>
           <w:p>
@@ -4227,7 +4342,7 @@
                 <w:lang w:val="en-IN" w:eastAsia="ko-KR"/>
                 <w14:ligatures w14:val="none"/>
               </w:rPr>
-              <w:t xml:space="preserve">&gt; </w:t>
+              <w:t>&gt; cat("95% Confidence Interval:", confidence_interval[1], "to", confidence_interval[2], "\n")</w:t>
             </w:r>
           </w:p>
           <w:p>
@@ -4247,19 +4362,20 @@
                 <w:lang w:val="en-IN" w:eastAsia="ko-KR"/>
                 <w14:ligatures w14:val="none"/>
               </w:rPr>
-              <w:t xml:space="preserve">&gt; </w:t>
-            </w:r>
-            <w:proofErr w:type="gramStart"/>
-            <w:r>
+              <w:lastRenderedPageBreak/>
+              <w:t xml:space="preserve">95% Confidence Interval: 0.3773262 to 0.6062895 </w:t>
+            </w:r>
+          </w:p>
+          <w:p>
+            <w:pPr>
+              <w:jc w:val="both"/>
               <w:rPr>
                 <w:rFonts w:ascii="Times New Roman" w:eastAsia="Times New Roman" w:hAnsi="Times New Roman" w:cs="Times New Roman"/>
                 <w:kern w:val="0"/>
                 <w:lang w:val="en-IN" w:eastAsia="ko-KR"/>
                 <w14:ligatures w14:val="none"/>
               </w:rPr>
-              <w:t>cat(</w:t>
-            </w:r>
-            <w:proofErr w:type="gramEnd"/>
+            </w:pPr>
             <w:r>
               <w:rPr>
                 <w:rFonts w:ascii="Times New Roman" w:eastAsia="Times New Roman" w:hAnsi="Times New Roman" w:cs="Times New Roman"/>
@@ -4267,7 +4383,7 @@
                 <w:lang w:val="en-IN" w:eastAsia="ko-KR"/>
                 <w14:ligatures w14:val="none"/>
               </w:rPr>
-              <w:t>"\n=== CORRELATION ANALYSIS RESULTS ===\n")</w:t>
+              <w:t>&gt; cat("Sample size (n):", nrow(data_clean), "\n")</w:t>
             </w:r>
           </w:p>
           <w:p>
@@ -4280,47 +4396,46 @@
                 <w14:ligatures w14:val="none"/>
               </w:rPr>
             </w:pPr>
-          </w:p>
-          <w:p>
-            <w:pPr>
-              <w:jc w:val="both"/>
+            <w:r>
               <w:rPr>
                 <w:rFonts w:ascii="Times New Roman" w:eastAsia="Times New Roman" w:hAnsi="Times New Roman" w:cs="Times New Roman"/>
                 <w:kern w:val="0"/>
                 <w:lang w:val="en-IN" w:eastAsia="ko-KR"/>
                 <w14:ligatures w14:val="none"/>
               </w:rPr>
-            </w:pPr>
-            <w:r>
+              <w:t xml:space="preserve">Sample size (n): 167 </w:t>
+            </w:r>
+          </w:p>
+          <w:p>
+            <w:pPr>
+              <w:jc w:val="both"/>
               <w:rPr>
                 <w:rFonts w:ascii="Times New Roman" w:eastAsia="Times New Roman" w:hAnsi="Times New Roman" w:cs="Times New Roman"/>
                 <w:kern w:val="0"/>
                 <w:lang w:val="en-IN" w:eastAsia="ko-KR"/>
                 <w14:ligatures w14:val="none"/>
               </w:rPr>
-              <w:t>=== CORRELATION ANALYSIS RESULTS ===</w:t>
-            </w:r>
-          </w:p>
-          <w:p>
-            <w:pPr>
-              <w:jc w:val="both"/>
+            </w:pPr>
+            <w:r>
               <w:rPr>
                 <w:rFonts w:ascii="Times New Roman" w:eastAsia="Times New Roman" w:hAnsi="Times New Roman" w:cs="Times New Roman"/>
                 <w:kern w:val="0"/>
                 <w:lang w:val="en-IN" w:eastAsia="ko-KR"/>
                 <w14:ligatures w14:val="none"/>
               </w:rPr>
-            </w:pPr>
-            <w:r>
+              <w:t xml:space="preserve">&gt; </w:t>
+            </w:r>
+          </w:p>
+          <w:p>
+            <w:pPr>
+              <w:jc w:val="both"/>
               <w:rPr>
                 <w:rFonts w:ascii="Times New Roman" w:eastAsia="Times New Roman" w:hAnsi="Times New Roman" w:cs="Times New Roman"/>
                 <w:kern w:val="0"/>
                 <w:lang w:val="en-IN" w:eastAsia="ko-KR"/>
                 <w14:ligatures w14:val="none"/>
               </w:rPr>
-              <w:t xml:space="preserve">&gt; </w:t>
-            </w:r>
-            <w:proofErr w:type="gramStart"/>
+            </w:pPr>
             <w:r>
               <w:rPr>
                 <w:rFonts w:ascii="Times New Roman" w:eastAsia="Times New Roman" w:hAnsi="Times New Roman" w:cs="Times New Roman"/>
@@ -4328,19 +4443,19 @@
                 <w:lang w:val="en-IN" w:eastAsia="ko-KR"/>
                 <w14:ligatures w14:val="none"/>
               </w:rPr>
-              <w:t>cat(</w:t>
-            </w:r>
-            <w:proofErr w:type="gramEnd"/>
-            <w:r>
+              <w:t>&gt; # Interpretation</w:t>
+            </w:r>
+          </w:p>
+          <w:p>
+            <w:pPr>
+              <w:jc w:val="both"/>
               <w:rPr>
                 <w:rFonts w:ascii="Times New Roman" w:eastAsia="Times New Roman" w:hAnsi="Times New Roman" w:cs="Times New Roman"/>
                 <w:kern w:val="0"/>
                 <w:lang w:val="en-IN" w:eastAsia="ko-KR"/>
                 <w14:ligatures w14:val="none"/>
               </w:rPr>
-              <w:t xml:space="preserve">"Pearson Correlation Coefficient (r):", </w:t>
-            </w:r>
-            <w:proofErr w:type="spellStart"/>
+            </w:pPr>
             <w:r>
               <w:rPr>
                 <w:rFonts w:ascii="Times New Roman" w:eastAsia="Times New Roman" w:hAnsi="Times New Roman" w:cs="Times New Roman"/>
@@ -4348,59 +4463,59 @@
                 <w:lang w:val="en-IN" w:eastAsia="ko-KR"/>
                 <w14:ligatures w14:val="none"/>
               </w:rPr>
-              <w:t>correlation_coefficient</w:t>
-            </w:r>
-            <w:proofErr w:type="spellEnd"/>
-            <w:r>
+              <w:t>&gt; if (p_value &lt; 0.05) {</w:t>
+            </w:r>
+          </w:p>
+          <w:p>
+            <w:pPr>
+              <w:jc w:val="both"/>
               <w:rPr>
                 <w:rFonts w:ascii="Times New Roman" w:eastAsia="Times New Roman" w:hAnsi="Times New Roman" w:cs="Times New Roman"/>
                 <w:kern w:val="0"/>
                 <w:lang w:val="en-IN" w:eastAsia="ko-KR"/>
                 <w14:ligatures w14:val="none"/>
               </w:rPr>
-              <w:t>, "\n")</w:t>
-            </w:r>
-          </w:p>
-          <w:p>
-            <w:pPr>
-              <w:jc w:val="both"/>
+            </w:pPr>
+            <w:r>
               <w:rPr>
                 <w:rFonts w:ascii="Times New Roman" w:eastAsia="Times New Roman" w:hAnsi="Times New Roman" w:cs="Times New Roman"/>
                 <w:kern w:val="0"/>
                 <w:lang w:val="en-IN" w:eastAsia="ko-KR"/>
                 <w14:ligatures w14:val="none"/>
               </w:rPr>
-            </w:pPr>
-            <w:r>
+              <w:t>+   cat("\nConclusion: The null hypothesis is REJECTED (p &lt; 0.05)\n")</w:t>
+            </w:r>
+          </w:p>
+          <w:p>
+            <w:pPr>
+              <w:jc w:val="both"/>
               <w:rPr>
                 <w:rFonts w:ascii="Times New Roman" w:eastAsia="Times New Roman" w:hAnsi="Times New Roman" w:cs="Times New Roman"/>
                 <w:kern w:val="0"/>
                 <w:lang w:val="en-IN" w:eastAsia="ko-KR"/>
                 <w14:ligatures w14:val="none"/>
               </w:rPr>
-              <w:t xml:space="preserve">Pearson Correlation Coefficient (r): 0.5005095 </w:t>
-            </w:r>
-          </w:p>
-          <w:p>
-            <w:pPr>
-              <w:jc w:val="both"/>
+            </w:pPr>
+            <w:r>
               <w:rPr>
                 <w:rFonts w:ascii="Times New Roman" w:eastAsia="Times New Roman" w:hAnsi="Times New Roman" w:cs="Times New Roman"/>
                 <w:kern w:val="0"/>
                 <w:lang w:val="en-IN" w:eastAsia="ko-KR"/>
                 <w14:ligatures w14:val="none"/>
               </w:rPr>
-            </w:pPr>
-            <w:r>
+              <w:t>+   cat("There is a statistically significant correlation between alcohol consumption and life expectancy.\n")</w:t>
+            </w:r>
+          </w:p>
+          <w:p>
+            <w:pPr>
+              <w:jc w:val="both"/>
               <w:rPr>
                 <w:rFonts w:ascii="Times New Roman" w:eastAsia="Times New Roman" w:hAnsi="Times New Roman" w:cs="Times New Roman"/>
                 <w:kern w:val="0"/>
                 <w:lang w:val="en-IN" w:eastAsia="ko-KR"/>
                 <w14:ligatures w14:val="none"/>
               </w:rPr>
-              <w:t xml:space="preserve">&gt; </w:t>
-            </w:r>
-            <w:proofErr w:type="gramStart"/>
+            </w:pPr>
             <w:r>
               <w:rPr>
                 <w:rFonts w:ascii="Times New Roman" w:eastAsia="Times New Roman" w:hAnsi="Times New Roman" w:cs="Times New Roman"/>
@@ -4408,19 +4523,19 @@
                 <w:lang w:val="en-IN" w:eastAsia="ko-KR"/>
                 <w14:ligatures w14:val="none"/>
               </w:rPr>
-              <w:t>cat(</w:t>
-            </w:r>
-            <w:proofErr w:type="gramEnd"/>
-            <w:r>
+              <w:t>+ } else {</w:t>
+            </w:r>
+          </w:p>
+          <w:p>
+            <w:pPr>
+              <w:jc w:val="both"/>
               <w:rPr>
                 <w:rFonts w:ascii="Times New Roman" w:eastAsia="Times New Roman" w:hAnsi="Times New Roman" w:cs="Times New Roman"/>
                 <w:kern w:val="0"/>
                 <w:lang w:val="en-IN" w:eastAsia="ko-KR"/>
                 <w14:ligatures w14:val="none"/>
               </w:rPr>
-              <w:t xml:space="preserve">"P-value:", </w:t>
-            </w:r>
-            <w:proofErr w:type="spellStart"/>
+            </w:pPr>
             <w:r>
               <w:rPr>
                 <w:rFonts w:ascii="Times New Roman" w:eastAsia="Times New Roman" w:hAnsi="Times New Roman" w:cs="Times New Roman"/>
@@ -4428,629 +4543,27 @@
                 <w:lang w:val="en-IN" w:eastAsia="ko-KR"/>
                 <w14:ligatures w14:val="none"/>
               </w:rPr>
-              <w:t>p_value</w:t>
-            </w:r>
-            <w:proofErr w:type="spellEnd"/>
-            <w:r>
+              <w:t>+   cat("\nConclusion: The null hypothesis is NOT REJECTED (p &gt;= 0.05)\n")</w:t>
+            </w:r>
+          </w:p>
+          <w:p>
+            <w:pPr>
+              <w:jc w:val="both"/>
               <w:rPr>
                 <w:rFonts w:ascii="Times New Roman" w:eastAsia="Times New Roman" w:hAnsi="Times New Roman" w:cs="Times New Roman"/>
                 <w:kern w:val="0"/>
                 <w:lang w:val="en-IN" w:eastAsia="ko-KR"/>
                 <w14:ligatures w14:val="none"/>
               </w:rPr>
-              <w:t>, "\n")</w:t>
-            </w:r>
-          </w:p>
-          <w:p>
-            <w:pPr>
-              <w:jc w:val="both"/>
+            </w:pPr>
+            <w:r>
               <w:rPr>
                 <w:rFonts w:ascii="Times New Roman" w:eastAsia="Times New Roman" w:hAnsi="Times New Roman" w:cs="Times New Roman"/>
                 <w:kern w:val="0"/>
                 <w:lang w:val="en-IN" w:eastAsia="ko-KR"/>
                 <w14:ligatures w14:val="none"/>
               </w:rPr>
-            </w:pPr>
-            <w:r>
-              <w:rPr>
-                <w:rFonts w:ascii="Times New Roman" w:eastAsia="Times New Roman" w:hAnsi="Times New Roman" w:cs="Times New Roman"/>
-                <w:kern w:val="0"/>
-                <w:lang w:val="en-IN" w:eastAsia="ko-KR"/>
-                <w14:ligatures w14:val="none"/>
-              </w:rPr>
-              <w:t xml:space="preserve">P-value: 5.673578e-12 </w:t>
-            </w:r>
-          </w:p>
-          <w:p>
-            <w:pPr>
-              <w:jc w:val="both"/>
-              <w:rPr>
-                <w:rFonts w:ascii="Times New Roman" w:eastAsia="Times New Roman" w:hAnsi="Times New Roman" w:cs="Times New Roman"/>
-                <w:kern w:val="0"/>
-                <w:lang w:val="en-IN" w:eastAsia="ko-KR"/>
-                <w14:ligatures w14:val="none"/>
-              </w:rPr>
-            </w:pPr>
-            <w:r>
-              <w:rPr>
-                <w:rFonts w:ascii="Times New Roman" w:eastAsia="Times New Roman" w:hAnsi="Times New Roman" w:cs="Times New Roman"/>
-                <w:kern w:val="0"/>
-                <w:lang w:val="en-IN" w:eastAsia="ko-KR"/>
-                <w14:ligatures w14:val="none"/>
-              </w:rPr>
-              <w:t xml:space="preserve">&gt; </w:t>
-            </w:r>
-            <w:proofErr w:type="gramStart"/>
-            <w:r>
-              <w:rPr>
-                <w:rFonts w:ascii="Times New Roman" w:eastAsia="Times New Roman" w:hAnsi="Times New Roman" w:cs="Times New Roman"/>
-                <w:kern w:val="0"/>
-                <w:lang w:val="en-IN" w:eastAsia="ko-KR"/>
-                <w14:ligatures w14:val="none"/>
-              </w:rPr>
-              <w:t>cat(</w:t>
-            </w:r>
-            <w:proofErr w:type="gramEnd"/>
-            <w:r>
-              <w:rPr>
-                <w:rFonts w:ascii="Times New Roman" w:eastAsia="Times New Roman" w:hAnsi="Times New Roman" w:cs="Times New Roman"/>
-                <w:kern w:val="0"/>
-                <w:lang w:val="en-IN" w:eastAsia="ko-KR"/>
-                <w14:ligatures w14:val="none"/>
-              </w:rPr>
-              <w:t xml:space="preserve">"95% Confidence Interval:", </w:t>
-            </w:r>
-            <w:proofErr w:type="spellStart"/>
-            <w:r>
-              <w:rPr>
-                <w:rFonts w:ascii="Times New Roman" w:eastAsia="Times New Roman" w:hAnsi="Times New Roman" w:cs="Times New Roman"/>
-                <w:kern w:val="0"/>
-                <w:lang w:val="en-IN" w:eastAsia="ko-KR"/>
-                <w14:ligatures w14:val="none"/>
-              </w:rPr>
-              <w:t>confidence_</w:t>
-            </w:r>
-            <w:proofErr w:type="gramStart"/>
-            <w:r>
-              <w:rPr>
-                <w:rFonts w:ascii="Times New Roman" w:eastAsia="Times New Roman" w:hAnsi="Times New Roman" w:cs="Times New Roman"/>
-                <w:kern w:val="0"/>
-                <w:lang w:val="en-IN" w:eastAsia="ko-KR"/>
-                <w14:ligatures w14:val="none"/>
-              </w:rPr>
-              <w:t>interval</w:t>
-            </w:r>
-            <w:proofErr w:type="spellEnd"/>
-            <w:r>
-              <w:rPr>
-                <w:rFonts w:ascii="Times New Roman" w:eastAsia="Times New Roman" w:hAnsi="Times New Roman" w:cs="Times New Roman"/>
-                <w:kern w:val="0"/>
-                <w:lang w:val="en-IN" w:eastAsia="ko-KR"/>
-                <w14:ligatures w14:val="none"/>
-              </w:rPr>
-              <w:t>[</w:t>
-            </w:r>
-            <w:proofErr w:type="gramEnd"/>
-            <w:r>
-              <w:rPr>
-                <w:rFonts w:ascii="Times New Roman" w:eastAsia="Times New Roman" w:hAnsi="Times New Roman" w:cs="Times New Roman"/>
-                <w:kern w:val="0"/>
-                <w:lang w:val="en-IN" w:eastAsia="ko-KR"/>
-                <w14:ligatures w14:val="none"/>
-              </w:rPr>
-              <w:t xml:space="preserve">1], "to", </w:t>
-            </w:r>
-            <w:proofErr w:type="spellStart"/>
-            <w:r>
-              <w:rPr>
-                <w:rFonts w:ascii="Times New Roman" w:eastAsia="Times New Roman" w:hAnsi="Times New Roman" w:cs="Times New Roman"/>
-                <w:kern w:val="0"/>
-                <w:lang w:val="en-IN" w:eastAsia="ko-KR"/>
-                <w14:ligatures w14:val="none"/>
-              </w:rPr>
-              <w:t>confidence_</w:t>
-            </w:r>
-            <w:proofErr w:type="gramStart"/>
-            <w:r>
-              <w:rPr>
-                <w:rFonts w:ascii="Times New Roman" w:eastAsia="Times New Roman" w:hAnsi="Times New Roman" w:cs="Times New Roman"/>
-                <w:kern w:val="0"/>
-                <w:lang w:val="en-IN" w:eastAsia="ko-KR"/>
-                <w14:ligatures w14:val="none"/>
-              </w:rPr>
-              <w:t>interval</w:t>
-            </w:r>
-            <w:proofErr w:type="spellEnd"/>
-            <w:r>
-              <w:rPr>
-                <w:rFonts w:ascii="Times New Roman" w:eastAsia="Times New Roman" w:hAnsi="Times New Roman" w:cs="Times New Roman"/>
-                <w:kern w:val="0"/>
-                <w:lang w:val="en-IN" w:eastAsia="ko-KR"/>
-                <w14:ligatures w14:val="none"/>
-              </w:rPr>
-              <w:t>[</w:t>
-            </w:r>
-            <w:proofErr w:type="gramEnd"/>
-            <w:r>
-              <w:rPr>
-                <w:rFonts w:ascii="Times New Roman" w:eastAsia="Times New Roman" w:hAnsi="Times New Roman" w:cs="Times New Roman"/>
-                <w:kern w:val="0"/>
-                <w:lang w:val="en-IN" w:eastAsia="ko-KR"/>
-                <w14:ligatures w14:val="none"/>
-              </w:rPr>
-              <w:t>2], "\n")</w:t>
-            </w:r>
-          </w:p>
-          <w:p>
-            <w:pPr>
-              <w:jc w:val="both"/>
-              <w:rPr>
-                <w:rFonts w:ascii="Times New Roman" w:eastAsia="Times New Roman" w:hAnsi="Times New Roman" w:cs="Times New Roman"/>
-                <w:kern w:val="0"/>
-                <w:lang w:val="en-IN" w:eastAsia="ko-KR"/>
-                <w14:ligatures w14:val="none"/>
-              </w:rPr>
-            </w:pPr>
-            <w:r>
-              <w:rPr>
-                <w:rFonts w:ascii="Times New Roman" w:eastAsia="Times New Roman" w:hAnsi="Times New Roman" w:cs="Times New Roman"/>
-                <w:kern w:val="0"/>
-                <w:lang w:val="en-IN" w:eastAsia="ko-KR"/>
-                <w14:ligatures w14:val="none"/>
-              </w:rPr>
-              <w:t xml:space="preserve">95% Confidence Interval: 0.3773262 to 0.6062895 </w:t>
-            </w:r>
-          </w:p>
-          <w:p>
-            <w:pPr>
-              <w:jc w:val="both"/>
-              <w:rPr>
-                <w:rFonts w:ascii="Times New Roman" w:eastAsia="Times New Roman" w:hAnsi="Times New Roman" w:cs="Times New Roman"/>
-                <w:kern w:val="0"/>
-                <w:lang w:val="en-IN" w:eastAsia="ko-KR"/>
-                <w14:ligatures w14:val="none"/>
-              </w:rPr>
-            </w:pPr>
-            <w:r>
-              <w:rPr>
-                <w:rFonts w:ascii="Times New Roman" w:eastAsia="Times New Roman" w:hAnsi="Times New Roman" w:cs="Times New Roman"/>
-                <w:kern w:val="0"/>
-                <w:lang w:val="en-IN" w:eastAsia="ko-KR"/>
-                <w14:ligatures w14:val="none"/>
-              </w:rPr>
-              <w:lastRenderedPageBreak/>
-              <w:t xml:space="preserve">&gt; </w:t>
-            </w:r>
-            <w:proofErr w:type="gramStart"/>
-            <w:r>
-              <w:rPr>
-                <w:rFonts w:ascii="Times New Roman" w:eastAsia="Times New Roman" w:hAnsi="Times New Roman" w:cs="Times New Roman"/>
-                <w:kern w:val="0"/>
-                <w:lang w:val="en-IN" w:eastAsia="ko-KR"/>
-                <w14:ligatures w14:val="none"/>
-              </w:rPr>
-              <w:t>cat(</w:t>
-            </w:r>
-            <w:proofErr w:type="gramEnd"/>
-            <w:r>
-              <w:rPr>
-                <w:rFonts w:ascii="Times New Roman" w:eastAsia="Times New Roman" w:hAnsi="Times New Roman" w:cs="Times New Roman"/>
-                <w:kern w:val="0"/>
-                <w:lang w:val="en-IN" w:eastAsia="ko-KR"/>
-                <w14:ligatures w14:val="none"/>
-              </w:rPr>
-              <w:t xml:space="preserve">"Sample size (n):", </w:t>
-            </w:r>
-            <w:proofErr w:type="spellStart"/>
-            <w:r>
-              <w:rPr>
-                <w:rFonts w:ascii="Times New Roman" w:eastAsia="Times New Roman" w:hAnsi="Times New Roman" w:cs="Times New Roman"/>
-                <w:kern w:val="0"/>
-                <w:lang w:val="en-IN" w:eastAsia="ko-KR"/>
-                <w14:ligatures w14:val="none"/>
-              </w:rPr>
-              <w:t>nrow</w:t>
-            </w:r>
-            <w:proofErr w:type="spellEnd"/>
-            <w:r>
-              <w:rPr>
-                <w:rFonts w:ascii="Times New Roman" w:eastAsia="Times New Roman" w:hAnsi="Times New Roman" w:cs="Times New Roman"/>
-                <w:kern w:val="0"/>
-                <w:lang w:val="en-IN" w:eastAsia="ko-KR"/>
-                <w14:ligatures w14:val="none"/>
-              </w:rPr>
-              <w:t>(</w:t>
-            </w:r>
-            <w:proofErr w:type="spellStart"/>
-            <w:r>
-              <w:rPr>
-                <w:rFonts w:ascii="Times New Roman" w:eastAsia="Times New Roman" w:hAnsi="Times New Roman" w:cs="Times New Roman"/>
-                <w:kern w:val="0"/>
-                <w:lang w:val="en-IN" w:eastAsia="ko-KR"/>
-                <w14:ligatures w14:val="none"/>
-              </w:rPr>
-              <w:t>data_clean</w:t>
-            </w:r>
-            <w:proofErr w:type="spellEnd"/>
-            <w:r>
-              <w:rPr>
-                <w:rFonts w:ascii="Times New Roman" w:eastAsia="Times New Roman" w:hAnsi="Times New Roman" w:cs="Times New Roman"/>
-                <w:kern w:val="0"/>
-                <w:lang w:val="en-IN" w:eastAsia="ko-KR"/>
-                <w14:ligatures w14:val="none"/>
-              </w:rPr>
-              <w:t>), "\n")</w:t>
-            </w:r>
-          </w:p>
-          <w:p>
-            <w:pPr>
-              <w:jc w:val="both"/>
-              <w:rPr>
-                <w:rFonts w:ascii="Times New Roman" w:eastAsia="Times New Roman" w:hAnsi="Times New Roman" w:cs="Times New Roman"/>
-                <w:kern w:val="0"/>
-                <w:lang w:val="en-IN" w:eastAsia="ko-KR"/>
-                <w14:ligatures w14:val="none"/>
-              </w:rPr>
-            </w:pPr>
-            <w:r>
-              <w:rPr>
-                <w:rFonts w:ascii="Times New Roman" w:eastAsia="Times New Roman" w:hAnsi="Times New Roman" w:cs="Times New Roman"/>
-                <w:kern w:val="0"/>
-                <w:lang w:val="en-IN" w:eastAsia="ko-KR"/>
-                <w14:ligatures w14:val="none"/>
-              </w:rPr>
-              <w:t xml:space="preserve">Sample size (n): 167 </w:t>
-            </w:r>
-          </w:p>
-          <w:p>
-            <w:pPr>
-              <w:jc w:val="both"/>
-              <w:rPr>
-                <w:rFonts w:ascii="Times New Roman" w:eastAsia="Times New Roman" w:hAnsi="Times New Roman" w:cs="Times New Roman"/>
-                <w:kern w:val="0"/>
-                <w:lang w:val="en-IN" w:eastAsia="ko-KR"/>
-                <w14:ligatures w14:val="none"/>
-              </w:rPr>
-            </w:pPr>
-            <w:r>
-              <w:rPr>
-                <w:rFonts w:ascii="Times New Roman" w:eastAsia="Times New Roman" w:hAnsi="Times New Roman" w:cs="Times New Roman"/>
-                <w:kern w:val="0"/>
-                <w:lang w:val="en-IN" w:eastAsia="ko-KR"/>
-                <w14:ligatures w14:val="none"/>
-              </w:rPr>
-              <w:t xml:space="preserve">&gt; </w:t>
-            </w:r>
-          </w:p>
-          <w:p>
-            <w:pPr>
-              <w:jc w:val="both"/>
-              <w:rPr>
-                <w:rFonts w:ascii="Times New Roman" w:eastAsia="Times New Roman" w:hAnsi="Times New Roman" w:cs="Times New Roman"/>
-                <w:kern w:val="0"/>
-                <w:lang w:val="en-IN" w:eastAsia="ko-KR"/>
-                <w14:ligatures w14:val="none"/>
-              </w:rPr>
-            </w:pPr>
-            <w:r>
-              <w:rPr>
-                <w:rFonts w:ascii="Times New Roman" w:eastAsia="Times New Roman" w:hAnsi="Times New Roman" w:cs="Times New Roman"/>
-                <w:kern w:val="0"/>
-                <w:lang w:val="en-IN" w:eastAsia="ko-KR"/>
-                <w14:ligatures w14:val="none"/>
-              </w:rPr>
-              <w:t>&gt; # Interpretation</w:t>
-            </w:r>
-          </w:p>
-          <w:p>
-            <w:pPr>
-              <w:jc w:val="both"/>
-              <w:rPr>
-                <w:rFonts w:ascii="Times New Roman" w:eastAsia="Times New Roman" w:hAnsi="Times New Roman" w:cs="Times New Roman"/>
-                <w:kern w:val="0"/>
-                <w:lang w:val="en-IN" w:eastAsia="ko-KR"/>
-                <w14:ligatures w14:val="none"/>
-              </w:rPr>
-            </w:pPr>
-            <w:r>
-              <w:rPr>
-                <w:rFonts w:ascii="Times New Roman" w:eastAsia="Times New Roman" w:hAnsi="Times New Roman" w:cs="Times New Roman"/>
-                <w:kern w:val="0"/>
-                <w:lang w:val="en-IN" w:eastAsia="ko-KR"/>
-                <w14:ligatures w14:val="none"/>
-              </w:rPr>
-              <w:t>&gt; if (</w:t>
-            </w:r>
-            <w:proofErr w:type="spellStart"/>
-            <w:r>
-              <w:rPr>
-                <w:rFonts w:ascii="Times New Roman" w:eastAsia="Times New Roman" w:hAnsi="Times New Roman" w:cs="Times New Roman"/>
-                <w:kern w:val="0"/>
-                <w:lang w:val="en-IN" w:eastAsia="ko-KR"/>
-                <w14:ligatures w14:val="none"/>
-              </w:rPr>
-              <w:t>p_value</w:t>
-            </w:r>
-            <w:proofErr w:type="spellEnd"/>
-            <w:r>
-              <w:rPr>
-                <w:rFonts w:ascii="Times New Roman" w:eastAsia="Times New Roman" w:hAnsi="Times New Roman" w:cs="Times New Roman"/>
-                <w:kern w:val="0"/>
-                <w:lang w:val="en-IN" w:eastAsia="ko-KR"/>
-                <w14:ligatures w14:val="none"/>
-              </w:rPr>
-              <w:t xml:space="preserve"> &lt; 0.05) {</w:t>
-            </w:r>
-          </w:p>
-          <w:p>
-            <w:pPr>
-              <w:jc w:val="both"/>
-              <w:rPr>
-                <w:rFonts w:ascii="Times New Roman" w:eastAsia="Times New Roman" w:hAnsi="Times New Roman" w:cs="Times New Roman"/>
-                <w:kern w:val="0"/>
-                <w:lang w:val="en-IN" w:eastAsia="ko-KR"/>
-                <w14:ligatures w14:val="none"/>
-              </w:rPr>
-            </w:pPr>
-            <w:r>
-              <w:rPr>
-                <w:rFonts w:ascii="Times New Roman" w:eastAsia="Times New Roman" w:hAnsi="Times New Roman" w:cs="Times New Roman"/>
-                <w:kern w:val="0"/>
-                <w:lang w:val="en-IN" w:eastAsia="ko-KR"/>
-                <w14:ligatures w14:val="none"/>
-              </w:rPr>
-              <w:t xml:space="preserve">+   </w:t>
-            </w:r>
-            <w:proofErr w:type="gramStart"/>
-            <w:r>
-              <w:rPr>
-                <w:rFonts w:ascii="Times New Roman" w:eastAsia="Times New Roman" w:hAnsi="Times New Roman" w:cs="Times New Roman"/>
-                <w:kern w:val="0"/>
-                <w:lang w:val="en-IN" w:eastAsia="ko-KR"/>
-                <w14:ligatures w14:val="none"/>
-              </w:rPr>
-              <w:t>cat(</w:t>
-            </w:r>
-            <w:proofErr w:type="gramEnd"/>
-            <w:r>
-              <w:rPr>
-                <w:rFonts w:ascii="Times New Roman" w:eastAsia="Times New Roman" w:hAnsi="Times New Roman" w:cs="Times New Roman"/>
-                <w:kern w:val="0"/>
-                <w:lang w:val="en-IN" w:eastAsia="ko-KR"/>
-                <w14:ligatures w14:val="none"/>
-              </w:rPr>
-              <w:t>"\</w:t>
-            </w:r>
-            <w:proofErr w:type="spellStart"/>
-            <w:r>
-              <w:rPr>
-                <w:rFonts w:ascii="Times New Roman" w:eastAsia="Times New Roman" w:hAnsi="Times New Roman" w:cs="Times New Roman"/>
-                <w:kern w:val="0"/>
-                <w:lang w:val="en-IN" w:eastAsia="ko-KR"/>
-                <w14:ligatures w14:val="none"/>
-              </w:rPr>
-              <w:t>nConclusion</w:t>
-            </w:r>
-            <w:proofErr w:type="spellEnd"/>
-            <w:r>
-              <w:rPr>
-                <w:rFonts w:ascii="Times New Roman" w:eastAsia="Times New Roman" w:hAnsi="Times New Roman" w:cs="Times New Roman"/>
-                <w:kern w:val="0"/>
-                <w:lang w:val="en-IN" w:eastAsia="ko-KR"/>
-                <w14:ligatures w14:val="none"/>
-              </w:rPr>
-              <w:t xml:space="preserve">: The null hypothesis is REJECTED (p &lt; </w:t>
-            </w:r>
-            <w:proofErr w:type="gramStart"/>
-            <w:r>
-              <w:rPr>
-                <w:rFonts w:ascii="Times New Roman" w:eastAsia="Times New Roman" w:hAnsi="Times New Roman" w:cs="Times New Roman"/>
-                <w:kern w:val="0"/>
-                <w:lang w:val="en-IN" w:eastAsia="ko-KR"/>
-                <w14:ligatures w14:val="none"/>
-              </w:rPr>
-              <w:t>0.05)\</w:t>
-            </w:r>
-            <w:proofErr w:type="gramEnd"/>
-            <w:r>
-              <w:rPr>
-                <w:rFonts w:ascii="Times New Roman" w:eastAsia="Times New Roman" w:hAnsi="Times New Roman" w:cs="Times New Roman"/>
-                <w:kern w:val="0"/>
-                <w:lang w:val="en-IN" w:eastAsia="ko-KR"/>
-                <w14:ligatures w14:val="none"/>
-              </w:rPr>
-              <w:t>n")</w:t>
-            </w:r>
-          </w:p>
-          <w:p>
-            <w:pPr>
-              <w:jc w:val="both"/>
-              <w:rPr>
-                <w:rFonts w:ascii="Times New Roman" w:eastAsia="Times New Roman" w:hAnsi="Times New Roman" w:cs="Times New Roman"/>
-                <w:kern w:val="0"/>
-                <w:lang w:val="en-IN" w:eastAsia="ko-KR"/>
-                <w14:ligatures w14:val="none"/>
-              </w:rPr>
-            </w:pPr>
-            <w:r>
-              <w:rPr>
-                <w:rFonts w:ascii="Times New Roman" w:eastAsia="Times New Roman" w:hAnsi="Times New Roman" w:cs="Times New Roman"/>
-                <w:kern w:val="0"/>
-                <w:lang w:val="en-IN" w:eastAsia="ko-KR"/>
-                <w14:ligatures w14:val="none"/>
-              </w:rPr>
-              <w:t xml:space="preserve">+   </w:t>
-            </w:r>
-            <w:proofErr w:type="gramStart"/>
-            <w:r>
-              <w:rPr>
-                <w:rFonts w:ascii="Times New Roman" w:eastAsia="Times New Roman" w:hAnsi="Times New Roman" w:cs="Times New Roman"/>
-                <w:kern w:val="0"/>
-                <w:lang w:val="en-IN" w:eastAsia="ko-KR"/>
-                <w14:ligatures w14:val="none"/>
-              </w:rPr>
-              <w:t>cat(</w:t>
-            </w:r>
-            <w:proofErr w:type="gramEnd"/>
-            <w:r>
-              <w:rPr>
-                <w:rFonts w:ascii="Times New Roman" w:eastAsia="Times New Roman" w:hAnsi="Times New Roman" w:cs="Times New Roman"/>
-                <w:kern w:val="0"/>
-                <w:lang w:val="en-IN" w:eastAsia="ko-KR"/>
-                <w14:ligatures w14:val="none"/>
-              </w:rPr>
-              <w:t>"There is a statistically significant correlation between alcohol consumption and life expectancy.\n")</w:t>
-            </w:r>
-          </w:p>
-          <w:p>
-            <w:pPr>
-              <w:jc w:val="both"/>
-              <w:rPr>
-                <w:rFonts w:ascii="Times New Roman" w:eastAsia="Times New Roman" w:hAnsi="Times New Roman" w:cs="Times New Roman"/>
-                <w:kern w:val="0"/>
-                <w:lang w:val="en-IN" w:eastAsia="ko-KR"/>
-                <w14:ligatures w14:val="none"/>
-              </w:rPr>
-            </w:pPr>
-            <w:proofErr w:type="gramStart"/>
-            <w:r>
-              <w:rPr>
-                <w:rFonts w:ascii="Times New Roman" w:eastAsia="Times New Roman" w:hAnsi="Times New Roman" w:cs="Times New Roman"/>
-                <w:kern w:val="0"/>
-                <w:lang w:val="en-IN" w:eastAsia="ko-KR"/>
-                <w14:ligatures w14:val="none"/>
-              </w:rPr>
-              <w:t>+ }</w:t>
-            </w:r>
-            <w:proofErr w:type="gramEnd"/>
-            <w:r>
-              <w:rPr>
-                <w:rFonts w:ascii="Times New Roman" w:eastAsia="Times New Roman" w:hAnsi="Times New Roman" w:cs="Times New Roman"/>
-                <w:kern w:val="0"/>
-                <w:lang w:val="en-IN" w:eastAsia="ko-KR"/>
-                <w14:ligatures w14:val="none"/>
-              </w:rPr>
-              <w:t xml:space="preserve"> else {</w:t>
-            </w:r>
-          </w:p>
-          <w:p>
-            <w:pPr>
-              <w:jc w:val="both"/>
-              <w:rPr>
-                <w:rFonts w:ascii="Times New Roman" w:eastAsia="Times New Roman" w:hAnsi="Times New Roman" w:cs="Times New Roman"/>
-                <w:kern w:val="0"/>
-                <w:lang w:val="en-IN" w:eastAsia="ko-KR"/>
-                <w14:ligatures w14:val="none"/>
-              </w:rPr>
-            </w:pPr>
-            <w:r>
-              <w:rPr>
-                <w:rFonts w:ascii="Times New Roman" w:eastAsia="Times New Roman" w:hAnsi="Times New Roman" w:cs="Times New Roman"/>
-                <w:kern w:val="0"/>
-                <w:lang w:val="en-IN" w:eastAsia="ko-KR"/>
-                <w14:ligatures w14:val="none"/>
-              </w:rPr>
-              <w:t xml:space="preserve">+   </w:t>
-            </w:r>
-            <w:proofErr w:type="gramStart"/>
-            <w:r>
-              <w:rPr>
-                <w:rFonts w:ascii="Times New Roman" w:eastAsia="Times New Roman" w:hAnsi="Times New Roman" w:cs="Times New Roman"/>
-                <w:kern w:val="0"/>
-                <w:lang w:val="en-IN" w:eastAsia="ko-KR"/>
-                <w14:ligatures w14:val="none"/>
-              </w:rPr>
-              <w:t>cat(</w:t>
-            </w:r>
-            <w:proofErr w:type="gramEnd"/>
-            <w:r>
-              <w:rPr>
-                <w:rFonts w:ascii="Times New Roman" w:eastAsia="Times New Roman" w:hAnsi="Times New Roman" w:cs="Times New Roman"/>
-                <w:kern w:val="0"/>
-                <w:lang w:val="en-IN" w:eastAsia="ko-KR"/>
-                <w14:ligatures w14:val="none"/>
-              </w:rPr>
-              <w:t>"\</w:t>
-            </w:r>
-            <w:proofErr w:type="spellStart"/>
-            <w:r>
-              <w:rPr>
-                <w:rFonts w:ascii="Times New Roman" w:eastAsia="Times New Roman" w:hAnsi="Times New Roman" w:cs="Times New Roman"/>
-                <w:kern w:val="0"/>
-                <w:lang w:val="en-IN" w:eastAsia="ko-KR"/>
-                <w14:ligatures w14:val="none"/>
-              </w:rPr>
-              <w:t>nConclusion</w:t>
-            </w:r>
-            <w:proofErr w:type="spellEnd"/>
-            <w:r>
-              <w:rPr>
-                <w:rFonts w:ascii="Times New Roman" w:eastAsia="Times New Roman" w:hAnsi="Times New Roman" w:cs="Times New Roman"/>
-                <w:kern w:val="0"/>
-                <w:lang w:val="en-IN" w:eastAsia="ko-KR"/>
-                <w14:ligatures w14:val="none"/>
-              </w:rPr>
-              <w:t xml:space="preserve">: The null hypothesis is NOT REJECTED (p &gt;= </w:t>
-            </w:r>
-            <w:proofErr w:type="gramStart"/>
-            <w:r>
-              <w:rPr>
-                <w:rFonts w:ascii="Times New Roman" w:eastAsia="Times New Roman" w:hAnsi="Times New Roman" w:cs="Times New Roman"/>
-                <w:kern w:val="0"/>
-                <w:lang w:val="en-IN" w:eastAsia="ko-KR"/>
-                <w14:ligatures w14:val="none"/>
-              </w:rPr>
-              <w:t>0.05)\</w:t>
-            </w:r>
-            <w:proofErr w:type="gramEnd"/>
-            <w:r>
-              <w:rPr>
-                <w:rFonts w:ascii="Times New Roman" w:eastAsia="Times New Roman" w:hAnsi="Times New Roman" w:cs="Times New Roman"/>
-                <w:kern w:val="0"/>
-                <w:lang w:val="en-IN" w:eastAsia="ko-KR"/>
-                <w14:ligatures w14:val="none"/>
-              </w:rPr>
-              <w:t>n")</w:t>
-            </w:r>
-          </w:p>
-          <w:p>
-            <w:pPr>
-              <w:jc w:val="both"/>
-              <w:rPr>
-                <w:rFonts w:ascii="Times New Roman" w:eastAsia="Times New Roman" w:hAnsi="Times New Roman" w:cs="Times New Roman"/>
-                <w:kern w:val="0"/>
-                <w:lang w:val="en-IN" w:eastAsia="ko-KR"/>
-                <w14:ligatures w14:val="none"/>
-              </w:rPr>
-            </w:pPr>
-            <w:r>
-              <w:rPr>
-                <w:rFonts w:ascii="Times New Roman" w:eastAsia="Times New Roman" w:hAnsi="Times New Roman" w:cs="Times New Roman"/>
-                <w:kern w:val="0"/>
-                <w:lang w:val="en-IN" w:eastAsia="ko-KR"/>
-                <w14:ligatures w14:val="none"/>
-              </w:rPr>
-              <w:t xml:space="preserve">+   </w:t>
-            </w:r>
-            <w:proofErr w:type="gramStart"/>
-            <w:r>
-              <w:rPr>
-                <w:rFonts w:ascii="Times New Roman" w:eastAsia="Times New Roman" w:hAnsi="Times New Roman" w:cs="Times New Roman"/>
-                <w:kern w:val="0"/>
-                <w:lang w:val="en-IN" w:eastAsia="ko-KR"/>
-                <w14:ligatures w14:val="none"/>
-              </w:rPr>
-              <w:t>cat(</w:t>
-            </w:r>
-            <w:proofErr w:type="gramEnd"/>
-            <w:r>
-              <w:rPr>
-                <w:rFonts w:ascii="Times New Roman" w:eastAsia="Times New Roman" w:hAnsi="Times New Roman" w:cs="Times New Roman"/>
-                <w:kern w:val="0"/>
-                <w:lang w:val="en-IN" w:eastAsia="ko-KR"/>
-                <w14:ligatures w14:val="none"/>
-              </w:rPr>
-              <w:t>"There is no statistically significant correlation between alcohol consumption and life expectancy.\n")</w:t>
+              <w:t>+   cat("There is no statistically significant correlation between alcohol consumption and life expectancy.\n")</w:t>
             </w:r>
           </w:p>
           <w:p>
@@ -5532,25 +5045,7 @@
           <w:color w:val="222222"/>
           <w:shd w:val="clear" w:color="auto" w:fill="FFFFFF"/>
         </w:rPr>
-        <w:t xml:space="preserve">With regular communication and precise task division, our group worked well together. Most team members contributed to the study question, and the selection and comprehension of the dataset went easily. Collaborative coding and version control were supported by GitHub. Members of the team delivered helpful criticism and fulfilled deadlines. By combining statistical analysis with R programming, we improved our technical proficiency and bolstered our team's capacity to </w:t>
-      </w:r>
-      <w:proofErr w:type="spellStart"/>
-      <w:r>
-        <w:rPr>
-          <w:rFonts w:ascii="Times New Roman" w:hAnsi="Times New Roman" w:cs="Times New Roman"/>
-          <w:color w:val="222222"/>
-          <w:shd w:val="clear" w:color="auto" w:fill="FFFFFF"/>
-        </w:rPr>
-        <w:t>analyze</w:t>
-      </w:r>
-      <w:proofErr w:type="spellEnd"/>
-      <w:r>
-        <w:rPr>
-          <w:rFonts w:ascii="Times New Roman" w:hAnsi="Times New Roman" w:cs="Times New Roman"/>
-          <w:color w:val="222222"/>
-          <w:shd w:val="clear" w:color="auto" w:fill="FFFFFF"/>
-        </w:rPr>
-        <w:t xml:space="preserve"> quantitative health data</w:t>
+        <w:t>With regular communication and precise task division, our group worked well together. Most team members contributed to the study question, and the selection and comprehension of the dataset went easily. Collaborative coding and version control were supported by GitHub. Members of the team delivered helpful criticism and fulfilled deadlines. By combining statistical analysis with R programming, we improved our technical proficiency and bolstered our team's capacity to analyze quantitative health data</w:t>
       </w:r>
     </w:p>
     <w:p>
@@ -5768,6 +5263,160 @@
           <w:rFonts w:ascii="Times New Roman" w:eastAsia="Times New Roman" w:hAnsi="Times New Roman" w:cs="Times New Roman"/>
           <w:b/>
           <w:bCs/>
+          <w:sz w:val="28"/>
+          <w:szCs w:val="28"/>
+        </w:rPr>
+      </w:pPr>
+    </w:p>
+    <w:p>
+      <w:pPr>
+        <w:pStyle w:val="ListParagraph"/>
+        <w:numPr>
+          <w:ilvl w:val="1"/>
+          <w:numId w:val="3"/>
+        </w:numPr>
+        <w:ind w:hanging="720"/>
+        <w:rPr>
+          <w:rFonts w:ascii="Times New Roman" w:eastAsia="Times New Roman" w:hAnsi="Times New Roman" w:cs="Times New Roman"/>
+          <w:b/>
+          <w:bCs/>
+          <w:sz w:val="28"/>
+          <w:szCs w:val="28"/>
+        </w:rPr>
+      </w:pPr>
+      <w:r>
+        <w:rPr>
+          <w:rFonts w:ascii="Times New Roman" w:eastAsia="Times New Roman" w:hAnsi="Times New Roman" w:cs="Times New Roman"/>
+          <w:b/>
+          <w:bCs/>
+          <w:sz w:val="28"/>
+          <w:szCs w:val="28"/>
+        </w:rPr>
+        <w:t xml:space="preserve">Note any </w:t>
+      </w:r>
+      <w:r>
+        <w:rPr>
+          <w:rFonts w:ascii="Times New Roman" w:eastAsia="Times New Roman" w:hAnsi="Times New Roman" w:cs="Times New Roman"/>
+          <w:b/>
+          <w:bCs/>
+          <w:sz w:val="28"/>
+          <w:szCs w:val="28"/>
+        </w:rPr>
+        <w:t xml:space="preserve">changes to </w:t>
+      </w:r>
+      <w:r>
+        <w:rPr>
+          <w:rFonts w:ascii="Times New Roman" w:eastAsia="Times New Roman" w:hAnsi="Times New Roman" w:cs="Times New Roman"/>
+          <w:b/>
+          <w:bCs/>
+          <w:sz w:val="28"/>
+          <w:szCs w:val="28"/>
+        </w:rPr>
+        <w:t xml:space="preserve">group </w:t>
+      </w:r>
+    </w:p>
+    <w:p>
+      <w:pPr>
+        <w:rPr>
+          <w:rFonts w:ascii="Times New Roman" w:eastAsia="Times New Roman" w:hAnsi="Times New Roman" w:cs="Times New Roman"/>
+          <w:b/>
+          <w:bCs/>
+          <w:sz w:val="28"/>
+          <w:szCs w:val="28"/>
+        </w:rPr>
+      </w:pPr>
+    </w:p>
+    <w:p>
+      <w:pPr>
+        <w:ind w:left="-284"/>
+        <w:jc w:val="both"/>
+        <w:rPr>
+          <w:rFonts w:ascii="Times New Roman" w:eastAsia="Times New Roman" w:hAnsi="Times New Roman" w:cs="Times New Roman"/>
+          <w:lang w:val="en-IN"/>
+        </w:rPr>
+      </w:pPr>
+      <w:r>
+        <w:rPr>
+          <w:rFonts w:ascii="Times New Roman" w:eastAsia="Times New Roman" w:hAnsi="Times New Roman" w:cs="Times New Roman"/>
+        </w:rPr>
+        <w:t>There have been no changes to our group since the original allocation, and all members remain the same as initially assigned.</w:t>
+      </w:r>
+      <w:r>
+        <w:rPr>
+          <w:rFonts w:ascii="Times New Roman" w:eastAsia="Times New Roman" w:hAnsi="Times New Roman" w:cs="Times New Roman"/>
+          <w:kern w:val="0"/>
+          <w:lang w:val="en-IN" w:eastAsia="ko-KR"/>
+          <w14:ligatures w14:val="none"/>
+        </w:rPr>
+        <w:t xml:space="preserve"> </w:t>
+      </w:r>
+      <w:r>
+        <w:rPr>
+          <w:rFonts w:ascii="Times New Roman" w:eastAsia="Times New Roman" w:hAnsi="Times New Roman" w:cs="Times New Roman"/>
+          <w:lang w:val="en-IN"/>
+        </w:rPr>
+        <w:t>There have been no new students added to the group, nor have any current members departed or been transferred. Because of this, there are no more GitHub IDs to add, and the initial list of group members and related GitHub accounts is still correct. Our responsibilities and group structure remain as they were initially intended.</w:t>
+      </w:r>
+    </w:p>
+    <w:p>
+      <w:pPr>
+        <w:ind w:left="-284"/>
+        <w:jc w:val="both"/>
+        <w:rPr>
+          <w:rFonts w:ascii="Times New Roman" w:eastAsia="Times New Roman" w:hAnsi="Times New Roman" w:cs="Times New Roman"/>
+        </w:rPr>
+      </w:pPr>
+    </w:p>
+    <w:p>
+      <w:pPr>
+        <w:ind w:left="-284"/>
+        <w:jc w:val="both"/>
+        <w:rPr>
+          <w:rFonts w:ascii="Times New Roman" w:eastAsia="Times New Roman" w:hAnsi="Times New Roman" w:cs="Times New Roman"/>
+        </w:rPr>
+      </w:pPr>
+    </w:p>
+    <w:p>
+      <w:pPr>
+        <w:ind w:left="-284"/>
+        <w:jc w:val="both"/>
+        <w:rPr>
+          <w:rFonts w:ascii="Times New Roman" w:eastAsia="Times New Roman" w:hAnsi="Times New Roman" w:cs="Times New Roman"/>
+        </w:rPr>
+      </w:pPr>
+    </w:p>
+    <w:p>
+      <w:pPr>
+        <w:ind w:left="-284"/>
+        <w:jc w:val="both"/>
+        <w:rPr>
+          <w:rFonts w:ascii="Times New Roman" w:eastAsia="Times New Roman" w:hAnsi="Times New Roman" w:cs="Times New Roman"/>
+        </w:rPr>
+      </w:pPr>
+    </w:p>
+    <w:p>
+      <w:pPr>
+        <w:ind w:left="-284"/>
+        <w:jc w:val="both"/>
+        <w:rPr>
+          <w:rFonts w:ascii="Times New Roman" w:eastAsia="Times New Roman" w:hAnsi="Times New Roman" w:cs="Times New Roman"/>
+        </w:rPr>
+      </w:pPr>
+    </w:p>
+    <w:p>
+      <w:pPr>
+        <w:jc w:val="both"/>
+        <w:rPr>
+          <w:rFonts w:ascii="Times New Roman" w:eastAsia="Times New Roman" w:hAnsi="Times New Roman" w:cs="Times New Roman"/>
+        </w:rPr>
+      </w:pPr>
+    </w:p>
+    <w:p>
+      <w:pPr>
+        <w:ind w:left="-284"/>
+        <w:jc w:val="both"/>
+        <w:rPr>
+          <w:rFonts w:ascii="Times New Roman" w:eastAsia="Times New Roman" w:hAnsi="Times New Roman" w:cs="Times New Roman"/>
         </w:rPr>
       </w:pPr>
     </w:p>
@@ -5985,14 +5634,7 @@
         <w:rPr>
           <w:rFonts w:ascii="Times New Roman" w:hAnsi="Times New Roman" w:cs="Times New Roman"/>
         </w:rPr>
-        <w:t xml:space="preserve">: This commit signified a significant phase in the completion and interpretation of statistical testing. It transformed the dataset into significant analytical </w:t>
-      </w:r>
-      <w:r>
-        <w:rPr>
-          <w:rFonts w:ascii="Times New Roman" w:hAnsi="Times New Roman" w:cs="Times New Roman"/>
-        </w:rPr>
-        <w:lastRenderedPageBreak/>
-        <w:t>results that immediately supported responding to the study issue and finishing hypothesis testing by adding the Pearson correlation analysis, computing important values, and offering the interpretation.</w:t>
+        <w:t>: This commit signified a significant phase in the completion and interpretation of statistical testing. It transformed the dataset into significant analytical results that immediately supported responding to the study issue and finishing hypothesis testing by adding the Pearson correlation analysis, computing important values, and offering the interpretation.</w:t>
       </w:r>
     </w:p>
     <w:p>
@@ -6090,6 +5732,174 @@
     </w:p>
     <w:p>
       <w:pPr>
+        <w:rPr>
+          <w:rFonts w:ascii="Times New Roman" w:eastAsia="Times New Roman" w:hAnsi="Times New Roman" w:cs="Times New Roman"/>
+        </w:rPr>
+      </w:pPr>
+    </w:p>
+    <w:p>
+      <w:pPr>
+        <w:rPr>
+          <w:rFonts w:ascii="Times New Roman" w:eastAsia="Times New Roman" w:hAnsi="Times New Roman" w:cs="Times New Roman"/>
+        </w:rPr>
+      </w:pPr>
+    </w:p>
+    <w:p>
+      <w:pPr>
+        <w:rPr>
+          <w:rFonts w:ascii="Times New Roman" w:eastAsia="Times New Roman" w:hAnsi="Times New Roman" w:cs="Times New Roman"/>
+        </w:rPr>
+      </w:pPr>
+    </w:p>
+    <w:p>
+      <w:pPr>
+        <w:rPr>
+          <w:rFonts w:ascii="Times New Roman" w:eastAsia="Times New Roman" w:hAnsi="Times New Roman" w:cs="Times New Roman"/>
+        </w:rPr>
+      </w:pPr>
+    </w:p>
+    <w:p>
+      <w:pPr>
+        <w:rPr>
+          <w:rFonts w:ascii="Times New Roman" w:eastAsia="Times New Roman" w:hAnsi="Times New Roman" w:cs="Times New Roman"/>
+        </w:rPr>
+      </w:pPr>
+    </w:p>
+    <w:p>
+      <w:pPr>
+        <w:rPr>
+          <w:rFonts w:ascii="Times New Roman" w:eastAsia="Times New Roman" w:hAnsi="Times New Roman" w:cs="Times New Roman"/>
+        </w:rPr>
+      </w:pPr>
+    </w:p>
+    <w:p>
+      <w:pPr>
+        <w:rPr>
+          <w:rFonts w:ascii="Times New Roman" w:eastAsia="Times New Roman" w:hAnsi="Times New Roman" w:cs="Times New Roman"/>
+        </w:rPr>
+      </w:pPr>
+    </w:p>
+    <w:p>
+      <w:pPr>
+        <w:rPr>
+          <w:rFonts w:ascii="Times New Roman" w:eastAsia="Times New Roman" w:hAnsi="Times New Roman" w:cs="Times New Roman"/>
+        </w:rPr>
+      </w:pPr>
+    </w:p>
+    <w:p>
+      <w:pPr>
+        <w:rPr>
+          <w:rFonts w:ascii="Times New Roman" w:eastAsia="Times New Roman" w:hAnsi="Times New Roman" w:cs="Times New Roman"/>
+        </w:rPr>
+      </w:pPr>
+    </w:p>
+    <w:p>
+      <w:pPr>
+        <w:rPr>
+          <w:rFonts w:ascii="Times New Roman" w:eastAsia="Times New Roman" w:hAnsi="Times New Roman" w:cs="Times New Roman"/>
+        </w:rPr>
+      </w:pPr>
+    </w:p>
+    <w:p>
+      <w:pPr>
+        <w:rPr>
+          <w:rFonts w:ascii="Times New Roman" w:eastAsia="Times New Roman" w:hAnsi="Times New Roman" w:cs="Times New Roman"/>
+        </w:rPr>
+      </w:pPr>
+    </w:p>
+    <w:p>
+      <w:pPr>
+        <w:rPr>
+          <w:rFonts w:ascii="Times New Roman" w:eastAsia="Times New Roman" w:hAnsi="Times New Roman" w:cs="Times New Roman"/>
+        </w:rPr>
+      </w:pPr>
+    </w:p>
+    <w:p>
+      <w:pPr>
+        <w:rPr>
+          <w:rFonts w:ascii="Times New Roman" w:eastAsia="Times New Roman" w:hAnsi="Times New Roman" w:cs="Times New Roman"/>
+        </w:rPr>
+      </w:pPr>
+    </w:p>
+    <w:p>
+      <w:pPr>
+        <w:rPr>
+          <w:rFonts w:ascii="Times New Roman" w:eastAsia="Times New Roman" w:hAnsi="Times New Roman" w:cs="Times New Roman"/>
+        </w:rPr>
+      </w:pPr>
+    </w:p>
+    <w:p>
+      <w:pPr>
+        <w:rPr>
+          <w:rFonts w:ascii="Times New Roman" w:eastAsia="Times New Roman" w:hAnsi="Times New Roman" w:cs="Times New Roman"/>
+        </w:rPr>
+      </w:pPr>
+    </w:p>
+    <w:p>
+      <w:pPr>
+        <w:rPr>
+          <w:rFonts w:ascii="Times New Roman" w:eastAsia="Times New Roman" w:hAnsi="Times New Roman" w:cs="Times New Roman"/>
+        </w:rPr>
+      </w:pPr>
+    </w:p>
+    <w:p>
+      <w:pPr>
+        <w:rPr>
+          <w:rFonts w:ascii="Times New Roman" w:eastAsia="Times New Roman" w:hAnsi="Times New Roman" w:cs="Times New Roman"/>
+        </w:rPr>
+      </w:pPr>
+    </w:p>
+    <w:p>
+      <w:pPr>
+        <w:rPr>
+          <w:rFonts w:ascii="Times New Roman" w:eastAsia="Times New Roman" w:hAnsi="Times New Roman" w:cs="Times New Roman"/>
+        </w:rPr>
+      </w:pPr>
+    </w:p>
+    <w:p>
+      <w:pPr>
+        <w:rPr>
+          <w:rFonts w:ascii="Times New Roman" w:eastAsia="Times New Roman" w:hAnsi="Times New Roman" w:cs="Times New Roman"/>
+        </w:rPr>
+      </w:pPr>
+    </w:p>
+    <w:p>
+      <w:pPr>
+        <w:rPr>
+          <w:rFonts w:ascii="Times New Roman" w:eastAsia="Times New Roman" w:hAnsi="Times New Roman" w:cs="Times New Roman"/>
+        </w:rPr>
+      </w:pPr>
+    </w:p>
+    <w:p>
+      <w:pPr>
+        <w:rPr>
+          <w:rFonts w:ascii="Times New Roman" w:eastAsia="Times New Roman" w:hAnsi="Times New Roman" w:cs="Times New Roman"/>
+        </w:rPr>
+      </w:pPr>
+    </w:p>
+    <w:p>
+      <w:pPr>
+        <w:rPr>
+          <w:rFonts w:ascii="Times New Roman" w:eastAsia="Times New Roman" w:hAnsi="Times New Roman" w:cs="Times New Roman"/>
+        </w:rPr>
+      </w:pPr>
+    </w:p>
+    <w:p>
+      <w:pPr>
+        <w:rPr>
+          <w:rFonts w:ascii="Times New Roman" w:eastAsia="Times New Roman" w:hAnsi="Times New Roman" w:cs="Times New Roman"/>
+        </w:rPr>
+      </w:pPr>
+    </w:p>
+    <w:p>
+      <w:pPr>
+        <w:rPr>
+          <w:rFonts w:ascii="Times New Roman" w:eastAsia="Times New Roman" w:hAnsi="Times New Roman" w:cs="Times New Roman"/>
+        </w:rPr>
+      </w:pPr>
+    </w:p>
+    <w:p>
+      <w:pPr>
         <w:pStyle w:val="ListParagraph"/>
         <w:numPr>
           <w:ilvl w:val="0"/>
@@ -6426,6 +6236,105 @@
     </w:p>
     <w:p>
       <w:pPr>
+        <w:pStyle w:val="ListParagraph"/>
+        <w:ind w:left="420"/>
+        <w:rPr>
+          <w:rFonts w:ascii="Times New Roman" w:eastAsia="Times New Roman" w:hAnsi="Times New Roman" w:cs="Times New Roman"/>
+        </w:rPr>
+      </w:pPr>
+    </w:p>
+    <w:p>
+      <w:pPr>
+        <w:pStyle w:val="ListParagraph"/>
+        <w:ind w:left="420"/>
+        <w:rPr>
+          <w:rFonts w:ascii="Times New Roman" w:eastAsia="Times New Roman" w:hAnsi="Times New Roman" w:cs="Times New Roman"/>
+        </w:rPr>
+      </w:pPr>
+    </w:p>
+    <w:p>
+      <w:pPr>
+        <w:pStyle w:val="ListParagraph"/>
+        <w:ind w:left="420"/>
+        <w:rPr>
+          <w:rFonts w:ascii="Times New Roman" w:eastAsia="Times New Roman" w:hAnsi="Times New Roman" w:cs="Times New Roman"/>
+        </w:rPr>
+      </w:pPr>
+    </w:p>
+    <w:p>
+      <w:pPr>
+        <w:pStyle w:val="ListParagraph"/>
+        <w:ind w:left="420"/>
+        <w:rPr>
+          <w:rFonts w:ascii="Times New Roman" w:eastAsia="Times New Roman" w:hAnsi="Times New Roman" w:cs="Times New Roman"/>
+        </w:rPr>
+      </w:pPr>
+    </w:p>
+    <w:p>
+      <w:pPr>
+        <w:pStyle w:val="ListParagraph"/>
+        <w:ind w:left="420"/>
+        <w:rPr>
+          <w:rFonts w:ascii="Times New Roman" w:eastAsia="Times New Roman" w:hAnsi="Times New Roman" w:cs="Times New Roman"/>
+        </w:rPr>
+      </w:pPr>
+    </w:p>
+    <w:p>
+      <w:pPr>
+        <w:pStyle w:val="ListParagraph"/>
+        <w:ind w:left="420"/>
+        <w:rPr>
+          <w:rFonts w:ascii="Times New Roman" w:eastAsia="Times New Roman" w:hAnsi="Times New Roman" w:cs="Times New Roman"/>
+        </w:rPr>
+      </w:pPr>
+    </w:p>
+    <w:p>
+      <w:pPr>
+        <w:pStyle w:val="ListParagraph"/>
+        <w:ind w:left="420"/>
+        <w:rPr>
+          <w:rFonts w:ascii="Times New Roman" w:eastAsia="Times New Roman" w:hAnsi="Times New Roman" w:cs="Times New Roman"/>
+        </w:rPr>
+      </w:pPr>
+    </w:p>
+    <w:p>
+      <w:pPr>
+        <w:pStyle w:val="ListParagraph"/>
+        <w:ind w:left="420"/>
+        <w:rPr>
+          <w:rFonts w:ascii="Times New Roman" w:eastAsia="Times New Roman" w:hAnsi="Times New Roman" w:cs="Times New Roman"/>
+        </w:rPr>
+      </w:pPr>
+    </w:p>
+    <w:p>
+      <w:pPr>
+        <w:pStyle w:val="ListParagraph"/>
+        <w:ind w:left="420"/>
+        <w:rPr>
+          <w:rFonts w:ascii="Times New Roman" w:eastAsia="Times New Roman" w:hAnsi="Times New Roman" w:cs="Times New Roman"/>
+        </w:rPr>
+      </w:pPr>
+    </w:p>
+    <w:p>
+      <w:pPr>
+        <w:pStyle w:val="ListParagraph"/>
+        <w:ind w:left="420"/>
+        <w:rPr>
+          <w:rFonts w:ascii="Times New Roman" w:eastAsia="Times New Roman" w:hAnsi="Times New Roman" w:cs="Times New Roman"/>
+        </w:rPr>
+      </w:pPr>
+    </w:p>
+    <w:p>
+      <w:pPr>
+        <w:pStyle w:val="ListParagraph"/>
+        <w:ind w:left="420"/>
+        <w:rPr>
+          <w:rFonts w:ascii="Times New Roman" w:eastAsia="Times New Roman" w:hAnsi="Times New Roman" w:cs="Times New Roman"/>
+        </w:rPr>
+      </w:pPr>
+    </w:p>
+    <w:p>
+      <w:pPr>
         <w:rPr>
           <w:rFonts w:ascii="Times New Roman" w:eastAsia="Times New Roman" w:hAnsi="Times New Roman" w:cs="Times New Roman"/>
         </w:rPr>
@@ -6506,21 +6415,7 @@
         <w:rPr>
           <w:rFonts w:ascii="Times New Roman" w:hAnsi="Times New Roman" w:cs="Times New Roman"/>
         </w:rPr>
-        <w:t xml:space="preserve">, 392(10152), pp. 1015-1035. </w:t>
-      </w:r>
-      <w:proofErr w:type="spellStart"/>
-      <w:r>
-        <w:rPr>
-          <w:rFonts w:ascii="Times New Roman" w:hAnsi="Times New Roman" w:cs="Times New Roman"/>
-        </w:rPr>
-        <w:t>doi</w:t>
-      </w:r>
-      <w:proofErr w:type="spellEnd"/>
-      <w:r>
-        <w:rPr>
-          <w:rFonts w:ascii="Times New Roman" w:hAnsi="Times New Roman" w:cs="Times New Roman"/>
-        </w:rPr>
-        <w:t>: 10.1016/S0140-6736(18)31310-2.</w:t>
+        <w:t>, 392(10152), pp. 1015-1035. doi: 10.1016/S0140-6736(18)31310-2.</w:t>
       </w:r>
     </w:p>
     <w:p>
@@ -6553,21 +6448,7 @@
         <w:rPr>
           <w:rFonts w:ascii="Times New Roman" w:hAnsi="Times New Roman" w:cs="Times New Roman"/>
         </w:rPr>
-        <w:t xml:space="preserve">, 9(11), e825-e843. </w:t>
-      </w:r>
-      <w:proofErr w:type="spellStart"/>
-      <w:r>
-        <w:rPr>
-          <w:rFonts w:ascii="Times New Roman" w:hAnsi="Times New Roman" w:cs="Times New Roman"/>
-        </w:rPr>
-        <w:t>doi</w:t>
-      </w:r>
-      <w:proofErr w:type="spellEnd"/>
-      <w:r>
-        <w:rPr>
-          <w:rFonts w:ascii="Times New Roman" w:hAnsi="Times New Roman" w:cs="Times New Roman"/>
-        </w:rPr>
-        <w:t>: 10.1016/S2468-2667(24)00199-9.</w:t>
+        <w:t>, 9(11), e825-e843. doi: 10.1016/S2468-2667(24)00199-9.</w:t>
       </w:r>
     </w:p>
     <w:p>
@@ -6600,21 +6481,7 @@
         <w:rPr>
           <w:rFonts w:ascii="Times New Roman" w:hAnsi="Times New Roman" w:cs="Times New Roman"/>
         </w:rPr>
-        <w:t xml:space="preserve">, 373(9682), pp. 2223-2233. </w:t>
-      </w:r>
-      <w:proofErr w:type="spellStart"/>
-      <w:r>
-        <w:rPr>
-          <w:rFonts w:ascii="Times New Roman" w:hAnsi="Times New Roman" w:cs="Times New Roman"/>
-        </w:rPr>
-        <w:t>doi</w:t>
-      </w:r>
-      <w:proofErr w:type="spellEnd"/>
-      <w:r>
-        <w:rPr>
-          <w:rFonts w:ascii="Times New Roman" w:hAnsi="Times New Roman" w:cs="Times New Roman"/>
-        </w:rPr>
-        <w:t>: 10.1016/S0140-6736(09)60746-7.</w:t>
+        <w:t>, 373(9682), pp. 2223-2233. doi: 10.1016/S0140-6736(09)60746-7.</w:t>
       </w:r>
     </w:p>
     <w:p>
@@ -6641,25 +6508,7 @@
           <w:i/>
           <w:iCs/>
         </w:rPr>
-        <w:t xml:space="preserve">Global Health Estimates 2021: Deaths by Cause, Age, Sex, by Country and by </w:t>
-      </w:r>
-      <w:proofErr w:type="gramStart"/>
-      <w:r>
-        <w:rPr>
-          <w:rFonts w:ascii="Times New Roman" w:hAnsi="Times New Roman" w:cs="Times New Roman"/>
-          <w:i/>
-          <w:iCs/>
-        </w:rPr>
-        <w:t>Region</w:t>
-      </w:r>
-      <w:proofErr w:type="gramEnd"/>
-      <w:r>
-        <w:rPr>
-          <w:rFonts w:ascii="Times New Roman" w:hAnsi="Times New Roman" w:cs="Times New Roman"/>
-          <w:i/>
-          <w:iCs/>
-        </w:rPr>
-        <w:t>, 2000-2021</w:t>
+        <w:t>Global Health Estimates 2021: Deaths by Cause, Age, Sex, by Country and by Region, 2000-2021</w:t>
       </w:r>
       <w:r>
         <w:rPr>
@@ -6910,21 +6759,7 @@
               <w:rPr>
                 <w:rFonts w:ascii="Times New Roman" w:eastAsia="Times New Roman" w:hAnsi="Times New Roman" w:cs="Times New Roman"/>
               </w:rPr>
-              <w:t>library(</w:t>
-            </w:r>
-            <w:proofErr w:type="spellStart"/>
-            <w:r>
-              <w:rPr>
-                <w:rFonts w:ascii="Times New Roman" w:eastAsia="Times New Roman" w:hAnsi="Times New Roman" w:cs="Times New Roman"/>
-              </w:rPr>
-              <w:t>dplyr</w:t>
-            </w:r>
-            <w:proofErr w:type="spellEnd"/>
-            <w:r>
-              <w:rPr>
-                <w:rFonts w:ascii="Times New Roman" w:eastAsia="Times New Roman" w:hAnsi="Times New Roman" w:cs="Times New Roman"/>
-              </w:rPr>
-              <w:t>)</w:t>
+              <w:t>library(dplyr)</w:t>
             </w:r>
           </w:p>
           <w:p>
@@ -6992,19 +6827,11 @@
                 <w:rFonts w:ascii="Times New Roman" w:eastAsia="Times New Roman" w:hAnsi="Times New Roman" w:cs="Times New Roman"/>
               </w:rPr>
             </w:pPr>
-            <w:proofErr w:type="gramStart"/>
-            <w:r>
-              <w:rPr>
-                <w:rFonts w:ascii="Times New Roman" w:eastAsia="Times New Roman" w:hAnsi="Times New Roman" w:cs="Times New Roman"/>
-              </w:rPr>
-              <w:t>cat(</w:t>
-            </w:r>
-            <w:proofErr w:type="gramEnd"/>
-            <w:r>
-              <w:rPr>
-                <w:rFonts w:ascii="Times New Roman" w:eastAsia="Times New Roman" w:hAnsi="Times New Roman" w:cs="Times New Roman"/>
-              </w:rPr>
-              <w:t>"=== LOADING DATASETS ===\n\n")</w:t>
+            <w:r>
+              <w:rPr>
+                <w:rFonts w:ascii="Times New Roman" w:eastAsia="Times New Roman" w:hAnsi="Times New Roman" w:cs="Times New Roman"/>
+              </w:rPr>
+              <w:t>cat("=== LOADING DATASETS ===\n\n")</w:t>
             </w:r>
           </w:p>
           <w:p>
@@ -7050,19 +6877,11 @@
                 <w:rFonts w:ascii="Times New Roman" w:eastAsia="Times New Roman" w:hAnsi="Times New Roman" w:cs="Times New Roman"/>
               </w:rPr>
             </w:pPr>
-            <w:proofErr w:type="spellStart"/>
-            <w:r>
-              <w:rPr>
-                <w:rFonts w:ascii="Times New Roman" w:eastAsia="Times New Roman" w:hAnsi="Times New Roman" w:cs="Times New Roman"/>
-              </w:rPr>
-              <w:t>life_exp</w:t>
-            </w:r>
-            <w:proofErr w:type="spellEnd"/>
-            <w:r>
-              <w:rPr>
-                <w:rFonts w:ascii="Times New Roman" w:eastAsia="Times New Roman" w:hAnsi="Times New Roman" w:cs="Times New Roman"/>
-              </w:rPr>
-              <w:t xml:space="preserve"> &lt;- read.csv("C:\\Users\\hynda\\Downloads\\lifeexpectancy.csv")</w:t>
+            <w:r>
+              <w:rPr>
+                <w:rFonts w:ascii="Times New Roman" w:eastAsia="Times New Roman" w:hAnsi="Times New Roman" w:cs="Times New Roman"/>
+              </w:rPr>
+              <w:t>life_exp &lt;- read.csv("C:\\Users\\hynda\\Downloads\\lifeexpectancy.csv")</w:t>
             </w:r>
           </w:p>
           <w:p>
@@ -7095,105 +6914,39 @@
                 <w:rFonts w:ascii="Times New Roman" w:eastAsia="Times New Roman" w:hAnsi="Times New Roman" w:cs="Times New Roman"/>
               </w:rPr>
             </w:pPr>
-            <w:proofErr w:type="gramStart"/>
-            <w:r>
-              <w:rPr>
-                <w:rFonts w:ascii="Times New Roman" w:eastAsia="Times New Roman" w:hAnsi="Times New Roman" w:cs="Times New Roman"/>
-              </w:rPr>
-              <w:t>cat(</w:t>
-            </w:r>
-            <w:proofErr w:type="gramEnd"/>
-            <w:r>
-              <w:rPr>
-                <w:rFonts w:ascii="Times New Roman" w:eastAsia="Times New Roman" w:hAnsi="Times New Roman" w:cs="Times New Roman"/>
-              </w:rPr>
-              <w:t>"--- DRINKS DATASET ---\n")</w:t>
-            </w:r>
-          </w:p>
-          <w:p>
-            <w:pPr>
-              <w:ind w:left="33"/>
-              <w:rPr>
-                <w:rFonts w:ascii="Times New Roman" w:eastAsia="Times New Roman" w:hAnsi="Times New Roman" w:cs="Times New Roman"/>
-              </w:rPr>
-            </w:pPr>
-            <w:proofErr w:type="gramStart"/>
-            <w:r>
-              <w:rPr>
-                <w:rFonts w:ascii="Times New Roman" w:eastAsia="Times New Roman" w:hAnsi="Times New Roman" w:cs="Times New Roman"/>
-              </w:rPr>
-              <w:t>cat(</w:t>
-            </w:r>
-            <w:proofErr w:type="gramEnd"/>
-            <w:r>
-              <w:rPr>
-                <w:rFonts w:ascii="Times New Roman" w:eastAsia="Times New Roman" w:hAnsi="Times New Roman" w:cs="Times New Roman"/>
-              </w:rPr>
-              <w:t>"Columns:", paste(</w:t>
-            </w:r>
-            <w:proofErr w:type="spellStart"/>
-            <w:r>
-              <w:rPr>
-                <w:rFonts w:ascii="Times New Roman" w:eastAsia="Times New Roman" w:hAnsi="Times New Roman" w:cs="Times New Roman"/>
-              </w:rPr>
-              <w:t>colnames</w:t>
-            </w:r>
-            <w:proofErr w:type="spellEnd"/>
-            <w:r>
-              <w:rPr>
-                <w:rFonts w:ascii="Times New Roman" w:eastAsia="Times New Roman" w:hAnsi="Times New Roman" w:cs="Times New Roman"/>
-              </w:rPr>
-              <w:t>(drinks), collapse=", "), "\n")</w:t>
-            </w:r>
-          </w:p>
-          <w:p>
-            <w:pPr>
-              <w:ind w:left="33"/>
-              <w:rPr>
-                <w:rFonts w:ascii="Times New Roman" w:eastAsia="Times New Roman" w:hAnsi="Times New Roman" w:cs="Times New Roman"/>
-              </w:rPr>
-            </w:pPr>
-            <w:proofErr w:type="gramStart"/>
-            <w:r>
-              <w:rPr>
-                <w:rFonts w:ascii="Times New Roman" w:eastAsia="Times New Roman" w:hAnsi="Times New Roman" w:cs="Times New Roman"/>
-              </w:rPr>
-              <w:t>cat(</w:t>
-            </w:r>
-            <w:proofErr w:type="gramEnd"/>
-            <w:r>
-              <w:rPr>
-                <w:rFonts w:ascii="Times New Roman" w:eastAsia="Times New Roman" w:hAnsi="Times New Roman" w:cs="Times New Roman"/>
-              </w:rPr>
-              <w:t xml:space="preserve">"Dimensions:", </w:t>
-            </w:r>
-            <w:proofErr w:type="spellStart"/>
-            <w:r>
-              <w:rPr>
-                <w:rFonts w:ascii="Times New Roman" w:eastAsia="Times New Roman" w:hAnsi="Times New Roman" w:cs="Times New Roman"/>
-              </w:rPr>
-              <w:t>nrow</w:t>
-            </w:r>
-            <w:proofErr w:type="spellEnd"/>
-            <w:r>
-              <w:rPr>
-                <w:rFonts w:ascii="Times New Roman" w:eastAsia="Times New Roman" w:hAnsi="Times New Roman" w:cs="Times New Roman"/>
-              </w:rPr>
-              <w:t xml:space="preserve">(drinks), "rows x", </w:t>
-            </w:r>
-            <w:proofErr w:type="spellStart"/>
-            <w:r>
-              <w:rPr>
-                <w:rFonts w:ascii="Times New Roman" w:eastAsia="Times New Roman" w:hAnsi="Times New Roman" w:cs="Times New Roman"/>
-              </w:rPr>
-              <w:t>ncol</w:t>
-            </w:r>
-            <w:proofErr w:type="spellEnd"/>
-            <w:r>
-              <w:rPr>
-                <w:rFonts w:ascii="Times New Roman" w:eastAsia="Times New Roman" w:hAnsi="Times New Roman" w:cs="Times New Roman"/>
-              </w:rPr>
-              <w:t>(drinks), "columns\n\n")</w:t>
+            <w:r>
+              <w:rPr>
+                <w:rFonts w:ascii="Times New Roman" w:eastAsia="Times New Roman" w:hAnsi="Times New Roman" w:cs="Times New Roman"/>
+              </w:rPr>
+              <w:t>cat("--- DRINKS DATASET ---\n")</w:t>
+            </w:r>
+          </w:p>
+          <w:p>
+            <w:pPr>
+              <w:ind w:left="33"/>
+              <w:rPr>
+                <w:rFonts w:ascii="Times New Roman" w:eastAsia="Times New Roman" w:hAnsi="Times New Roman" w:cs="Times New Roman"/>
+              </w:rPr>
+            </w:pPr>
+            <w:r>
+              <w:rPr>
+                <w:rFonts w:ascii="Times New Roman" w:eastAsia="Times New Roman" w:hAnsi="Times New Roman" w:cs="Times New Roman"/>
+              </w:rPr>
+              <w:t>cat("Columns:", paste(colnames(drinks), collapse=", "), "\n")</w:t>
+            </w:r>
+          </w:p>
+          <w:p>
+            <w:pPr>
+              <w:ind w:left="33"/>
+              <w:rPr>
+                <w:rFonts w:ascii="Times New Roman" w:eastAsia="Times New Roman" w:hAnsi="Times New Roman" w:cs="Times New Roman"/>
+              </w:rPr>
+            </w:pPr>
+            <w:r>
+              <w:rPr>
+                <w:rFonts w:ascii="Times New Roman" w:eastAsia="Times New Roman" w:hAnsi="Times New Roman" w:cs="Times New Roman"/>
+              </w:rPr>
+              <w:t>cat("Dimensions:", nrow(drinks), "rows x", ncol(drinks), "columns\n\n")</w:t>
             </w:r>
           </w:p>
           <w:p>
@@ -7253,203 +7006,67 @@
                 <w:rFonts w:ascii="Times New Roman" w:eastAsia="Times New Roman" w:hAnsi="Times New Roman" w:cs="Times New Roman"/>
               </w:rPr>
             </w:pPr>
-            <w:proofErr w:type="gramStart"/>
-            <w:r>
-              <w:rPr>
-                <w:rFonts w:ascii="Times New Roman" w:eastAsia="Times New Roman" w:hAnsi="Times New Roman" w:cs="Times New Roman"/>
-              </w:rPr>
-              <w:t>cat(</w:t>
-            </w:r>
-            <w:proofErr w:type="gramEnd"/>
-            <w:r>
-              <w:rPr>
-                <w:rFonts w:ascii="Times New Roman" w:eastAsia="Times New Roman" w:hAnsi="Times New Roman" w:cs="Times New Roman"/>
-              </w:rPr>
-              <w:t>"\n--- LIFE EXPECTANCY DATASET ---\n")</w:t>
-            </w:r>
-          </w:p>
-          <w:p>
-            <w:pPr>
-              <w:ind w:left="33"/>
-              <w:rPr>
-                <w:rFonts w:ascii="Times New Roman" w:eastAsia="Times New Roman" w:hAnsi="Times New Roman" w:cs="Times New Roman"/>
-              </w:rPr>
-            </w:pPr>
-            <w:proofErr w:type="gramStart"/>
-            <w:r>
-              <w:rPr>
-                <w:rFonts w:ascii="Times New Roman" w:eastAsia="Times New Roman" w:hAnsi="Times New Roman" w:cs="Times New Roman"/>
-              </w:rPr>
-              <w:t>cat(</w:t>
-            </w:r>
-            <w:proofErr w:type="gramEnd"/>
-            <w:r>
-              <w:rPr>
-                <w:rFonts w:ascii="Times New Roman" w:eastAsia="Times New Roman" w:hAnsi="Times New Roman" w:cs="Times New Roman"/>
-              </w:rPr>
-              <w:t>"Columns:", paste(</w:t>
-            </w:r>
-            <w:proofErr w:type="spellStart"/>
-            <w:r>
-              <w:rPr>
-                <w:rFonts w:ascii="Times New Roman" w:eastAsia="Times New Roman" w:hAnsi="Times New Roman" w:cs="Times New Roman"/>
-              </w:rPr>
-              <w:t>colnames</w:t>
-            </w:r>
-            <w:proofErr w:type="spellEnd"/>
-            <w:r>
-              <w:rPr>
-                <w:rFonts w:ascii="Times New Roman" w:eastAsia="Times New Roman" w:hAnsi="Times New Roman" w:cs="Times New Roman"/>
-              </w:rPr>
-              <w:t>(</w:t>
-            </w:r>
-            <w:proofErr w:type="spellStart"/>
-            <w:r>
-              <w:rPr>
-                <w:rFonts w:ascii="Times New Roman" w:eastAsia="Times New Roman" w:hAnsi="Times New Roman" w:cs="Times New Roman"/>
-              </w:rPr>
-              <w:t>life_exp</w:t>
-            </w:r>
-            <w:proofErr w:type="spellEnd"/>
-            <w:r>
-              <w:rPr>
-                <w:rFonts w:ascii="Times New Roman" w:eastAsia="Times New Roman" w:hAnsi="Times New Roman" w:cs="Times New Roman"/>
-              </w:rPr>
-              <w:t>), collapse=", "), "\n")</w:t>
-            </w:r>
-          </w:p>
-          <w:p>
-            <w:pPr>
-              <w:ind w:left="33"/>
-              <w:rPr>
-                <w:rFonts w:ascii="Times New Roman" w:eastAsia="Times New Roman" w:hAnsi="Times New Roman" w:cs="Times New Roman"/>
-              </w:rPr>
-            </w:pPr>
-            <w:proofErr w:type="gramStart"/>
-            <w:r>
-              <w:rPr>
-                <w:rFonts w:ascii="Times New Roman" w:eastAsia="Times New Roman" w:hAnsi="Times New Roman" w:cs="Times New Roman"/>
-              </w:rPr>
-              <w:t>cat(</w:t>
-            </w:r>
-            <w:proofErr w:type="gramEnd"/>
-            <w:r>
-              <w:rPr>
-                <w:rFonts w:ascii="Times New Roman" w:eastAsia="Times New Roman" w:hAnsi="Times New Roman" w:cs="Times New Roman"/>
-              </w:rPr>
-              <w:t xml:space="preserve">"Dimensions:", </w:t>
-            </w:r>
-            <w:proofErr w:type="spellStart"/>
-            <w:r>
-              <w:rPr>
-                <w:rFonts w:ascii="Times New Roman" w:eastAsia="Times New Roman" w:hAnsi="Times New Roman" w:cs="Times New Roman"/>
-              </w:rPr>
-              <w:t>nrow</w:t>
-            </w:r>
-            <w:proofErr w:type="spellEnd"/>
-            <w:r>
-              <w:rPr>
-                <w:rFonts w:ascii="Times New Roman" w:eastAsia="Times New Roman" w:hAnsi="Times New Roman" w:cs="Times New Roman"/>
-              </w:rPr>
-              <w:t>(</w:t>
-            </w:r>
-            <w:proofErr w:type="spellStart"/>
-            <w:r>
-              <w:rPr>
-                <w:rFonts w:ascii="Times New Roman" w:eastAsia="Times New Roman" w:hAnsi="Times New Roman" w:cs="Times New Roman"/>
-              </w:rPr>
-              <w:t>life_exp</w:t>
-            </w:r>
-            <w:proofErr w:type="spellEnd"/>
-            <w:r>
-              <w:rPr>
-                <w:rFonts w:ascii="Times New Roman" w:eastAsia="Times New Roman" w:hAnsi="Times New Roman" w:cs="Times New Roman"/>
-              </w:rPr>
-              <w:t xml:space="preserve">), "rows x", </w:t>
-            </w:r>
-            <w:proofErr w:type="spellStart"/>
-            <w:r>
-              <w:rPr>
-                <w:rFonts w:ascii="Times New Roman" w:eastAsia="Times New Roman" w:hAnsi="Times New Roman" w:cs="Times New Roman"/>
-              </w:rPr>
-              <w:t>ncol</w:t>
-            </w:r>
-            <w:proofErr w:type="spellEnd"/>
-            <w:r>
-              <w:rPr>
-                <w:rFonts w:ascii="Times New Roman" w:eastAsia="Times New Roman" w:hAnsi="Times New Roman" w:cs="Times New Roman"/>
-              </w:rPr>
-              <w:t>(</w:t>
-            </w:r>
-            <w:proofErr w:type="spellStart"/>
-            <w:r>
-              <w:rPr>
-                <w:rFonts w:ascii="Times New Roman" w:eastAsia="Times New Roman" w:hAnsi="Times New Roman" w:cs="Times New Roman"/>
-              </w:rPr>
-              <w:t>life_exp</w:t>
-            </w:r>
-            <w:proofErr w:type="spellEnd"/>
-            <w:r>
-              <w:rPr>
-                <w:rFonts w:ascii="Times New Roman" w:eastAsia="Times New Roman" w:hAnsi="Times New Roman" w:cs="Times New Roman"/>
-              </w:rPr>
-              <w:t>), "columns\n\n")</w:t>
-            </w:r>
-          </w:p>
-          <w:p>
-            <w:pPr>
-              <w:ind w:left="33"/>
-              <w:rPr>
-                <w:rFonts w:ascii="Times New Roman" w:eastAsia="Times New Roman" w:hAnsi="Times New Roman" w:cs="Times New Roman"/>
-              </w:rPr>
-            </w:pPr>
-            <w:r>
-              <w:rPr>
-                <w:rFonts w:ascii="Times New Roman" w:eastAsia="Times New Roman" w:hAnsi="Times New Roman" w:cs="Times New Roman"/>
-              </w:rPr>
-              <w:t>str(</w:t>
-            </w:r>
-            <w:proofErr w:type="spellStart"/>
-            <w:r>
-              <w:rPr>
-                <w:rFonts w:ascii="Times New Roman" w:eastAsia="Times New Roman" w:hAnsi="Times New Roman" w:cs="Times New Roman"/>
-              </w:rPr>
-              <w:t>life_exp</w:t>
-            </w:r>
-            <w:proofErr w:type="spellEnd"/>
-            <w:r>
-              <w:rPr>
-                <w:rFonts w:ascii="Times New Roman" w:eastAsia="Times New Roman" w:hAnsi="Times New Roman" w:cs="Times New Roman"/>
-              </w:rPr>
-              <w:t>)</w:t>
-            </w:r>
-          </w:p>
-          <w:p>
-            <w:pPr>
-              <w:ind w:left="33"/>
-              <w:rPr>
-                <w:rFonts w:ascii="Times New Roman" w:eastAsia="Times New Roman" w:hAnsi="Times New Roman" w:cs="Times New Roman"/>
-              </w:rPr>
-            </w:pPr>
-            <w:r>
-              <w:rPr>
-                <w:rFonts w:ascii="Times New Roman" w:eastAsia="Times New Roman" w:hAnsi="Times New Roman" w:cs="Times New Roman"/>
-              </w:rPr>
-              <w:t>summary(</w:t>
-            </w:r>
-            <w:proofErr w:type="spellStart"/>
-            <w:r>
-              <w:rPr>
-                <w:rFonts w:ascii="Times New Roman" w:eastAsia="Times New Roman" w:hAnsi="Times New Roman" w:cs="Times New Roman"/>
-              </w:rPr>
-              <w:t>life_exp</w:t>
-            </w:r>
-            <w:proofErr w:type="spellEnd"/>
-            <w:r>
-              <w:rPr>
-                <w:rFonts w:ascii="Times New Roman" w:eastAsia="Times New Roman" w:hAnsi="Times New Roman" w:cs="Times New Roman"/>
-              </w:rPr>
-              <w:t>)</w:t>
+            <w:r>
+              <w:rPr>
+                <w:rFonts w:ascii="Times New Roman" w:eastAsia="Times New Roman" w:hAnsi="Times New Roman" w:cs="Times New Roman"/>
+              </w:rPr>
+              <w:t>cat("\n--- LIFE EXPECTANCY DATASET ---\n")</w:t>
+            </w:r>
+          </w:p>
+          <w:p>
+            <w:pPr>
+              <w:ind w:left="33"/>
+              <w:rPr>
+                <w:rFonts w:ascii="Times New Roman" w:eastAsia="Times New Roman" w:hAnsi="Times New Roman" w:cs="Times New Roman"/>
+              </w:rPr>
+            </w:pPr>
+            <w:r>
+              <w:rPr>
+                <w:rFonts w:ascii="Times New Roman" w:eastAsia="Times New Roman" w:hAnsi="Times New Roman" w:cs="Times New Roman"/>
+              </w:rPr>
+              <w:t>cat("Columns:", paste(colnames(life_exp), collapse=", "), "\n")</w:t>
+            </w:r>
+          </w:p>
+          <w:p>
+            <w:pPr>
+              <w:ind w:left="33"/>
+              <w:rPr>
+                <w:rFonts w:ascii="Times New Roman" w:eastAsia="Times New Roman" w:hAnsi="Times New Roman" w:cs="Times New Roman"/>
+              </w:rPr>
+            </w:pPr>
+            <w:r>
+              <w:rPr>
+                <w:rFonts w:ascii="Times New Roman" w:eastAsia="Times New Roman" w:hAnsi="Times New Roman" w:cs="Times New Roman"/>
+              </w:rPr>
+              <w:t>cat("Dimensions:", nrow(life_exp), "rows x", ncol(life_exp), "columns\n\n")</w:t>
+            </w:r>
+          </w:p>
+          <w:p>
+            <w:pPr>
+              <w:ind w:left="33"/>
+              <w:rPr>
+                <w:rFonts w:ascii="Times New Roman" w:eastAsia="Times New Roman" w:hAnsi="Times New Roman" w:cs="Times New Roman"/>
+              </w:rPr>
+            </w:pPr>
+            <w:r>
+              <w:rPr>
+                <w:rFonts w:ascii="Times New Roman" w:eastAsia="Times New Roman" w:hAnsi="Times New Roman" w:cs="Times New Roman"/>
+              </w:rPr>
+              <w:t>str(life_exp)</w:t>
+            </w:r>
+          </w:p>
+          <w:p>
+            <w:pPr>
+              <w:ind w:left="33"/>
+              <w:rPr>
+                <w:rFonts w:ascii="Times New Roman" w:eastAsia="Times New Roman" w:hAnsi="Times New Roman" w:cs="Times New Roman"/>
+              </w:rPr>
+            </w:pPr>
+            <w:r>
+              <w:rPr>
+                <w:rFonts w:ascii="Times New Roman" w:eastAsia="Times New Roman" w:hAnsi="Times New Roman" w:cs="Times New Roman"/>
+              </w:rPr>
+              <w:t>summary(life_exp)</w:t>
             </w:r>
           </w:p>
           <w:p>
@@ -7481,77 +7098,39 @@
                 <w:rFonts w:ascii="Times New Roman" w:eastAsia="Times New Roman" w:hAnsi="Times New Roman" w:cs="Times New Roman"/>
               </w:rPr>
             </w:pPr>
-            <w:proofErr w:type="gramStart"/>
-            <w:r>
-              <w:rPr>
-                <w:rFonts w:ascii="Times New Roman" w:eastAsia="Times New Roman" w:hAnsi="Times New Roman" w:cs="Times New Roman"/>
-              </w:rPr>
-              <w:t>cat(</w:t>
-            </w:r>
-            <w:proofErr w:type="gramEnd"/>
-            <w:r>
-              <w:rPr>
-                <w:rFonts w:ascii="Times New Roman" w:eastAsia="Times New Roman" w:hAnsi="Times New Roman" w:cs="Times New Roman"/>
-              </w:rPr>
-              <w:t>"\n--- MISSING VALUES CHECK ---\n")</w:t>
-            </w:r>
-          </w:p>
-          <w:p>
-            <w:pPr>
-              <w:ind w:left="33"/>
-              <w:rPr>
-                <w:rFonts w:ascii="Times New Roman" w:eastAsia="Times New Roman" w:hAnsi="Times New Roman" w:cs="Times New Roman"/>
-              </w:rPr>
-            </w:pPr>
-            <w:proofErr w:type="gramStart"/>
-            <w:r>
-              <w:rPr>
-                <w:rFonts w:ascii="Times New Roman" w:eastAsia="Times New Roman" w:hAnsi="Times New Roman" w:cs="Times New Roman"/>
-              </w:rPr>
-              <w:t>cat(</w:t>
-            </w:r>
-            <w:proofErr w:type="gramEnd"/>
-            <w:r>
-              <w:rPr>
-                <w:rFonts w:ascii="Times New Roman" w:eastAsia="Times New Roman" w:hAnsi="Times New Roman" w:cs="Times New Roman"/>
-              </w:rPr>
-              <w:t>"Missing values in drinks:", sum(is.na(drinks)), "\n")</w:t>
-            </w:r>
-          </w:p>
-          <w:p>
-            <w:pPr>
-              <w:ind w:left="33"/>
-              <w:rPr>
-                <w:rFonts w:ascii="Times New Roman" w:eastAsia="Times New Roman" w:hAnsi="Times New Roman" w:cs="Times New Roman"/>
-              </w:rPr>
-            </w:pPr>
-            <w:proofErr w:type="gramStart"/>
-            <w:r>
-              <w:rPr>
-                <w:rFonts w:ascii="Times New Roman" w:eastAsia="Times New Roman" w:hAnsi="Times New Roman" w:cs="Times New Roman"/>
-              </w:rPr>
-              <w:t>cat(</w:t>
-            </w:r>
-            <w:proofErr w:type="gramEnd"/>
-            <w:r>
-              <w:rPr>
-                <w:rFonts w:ascii="Times New Roman" w:eastAsia="Times New Roman" w:hAnsi="Times New Roman" w:cs="Times New Roman"/>
-              </w:rPr>
-              <w:t>"Missing values in life expectancy:", sum(is.na(</w:t>
-            </w:r>
-            <w:proofErr w:type="spellStart"/>
-            <w:r>
-              <w:rPr>
-                <w:rFonts w:ascii="Times New Roman" w:eastAsia="Times New Roman" w:hAnsi="Times New Roman" w:cs="Times New Roman"/>
-              </w:rPr>
-              <w:t>life_exp</w:t>
-            </w:r>
-            <w:proofErr w:type="spellEnd"/>
-            <w:r>
-              <w:rPr>
-                <w:rFonts w:ascii="Times New Roman" w:eastAsia="Times New Roman" w:hAnsi="Times New Roman" w:cs="Times New Roman"/>
-              </w:rPr>
-              <w:t>)), "\n\n")</w:t>
+            <w:r>
+              <w:rPr>
+                <w:rFonts w:ascii="Times New Roman" w:eastAsia="Times New Roman" w:hAnsi="Times New Roman" w:cs="Times New Roman"/>
+              </w:rPr>
+              <w:t>cat("\n--- MISSING VALUES CHECK ---\n")</w:t>
+            </w:r>
+          </w:p>
+          <w:p>
+            <w:pPr>
+              <w:ind w:left="33"/>
+              <w:rPr>
+                <w:rFonts w:ascii="Times New Roman" w:eastAsia="Times New Roman" w:hAnsi="Times New Roman" w:cs="Times New Roman"/>
+              </w:rPr>
+            </w:pPr>
+            <w:r>
+              <w:rPr>
+                <w:rFonts w:ascii="Times New Roman" w:eastAsia="Times New Roman" w:hAnsi="Times New Roman" w:cs="Times New Roman"/>
+              </w:rPr>
+              <w:t>cat("Missing values in drinks:", sum(is.na(drinks)), "\n")</w:t>
+            </w:r>
+          </w:p>
+          <w:p>
+            <w:pPr>
+              <w:ind w:left="33"/>
+              <w:rPr>
+                <w:rFonts w:ascii="Times New Roman" w:eastAsia="Times New Roman" w:hAnsi="Times New Roman" w:cs="Times New Roman"/>
+              </w:rPr>
+            </w:pPr>
+            <w:r>
+              <w:rPr>
+                <w:rFonts w:ascii="Times New Roman" w:eastAsia="Times New Roman" w:hAnsi="Times New Roman" w:cs="Times New Roman"/>
+              </w:rPr>
+              <w:t>cat("Missing values in life expectancy:", sum(is.na(life_exp)), "\n\n")</w:t>
             </w:r>
           </w:p>
           <w:p>
@@ -7619,107 +7198,61 @@
                 <w:rFonts w:ascii="Times New Roman" w:eastAsia="Times New Roman" w:hAnsi="Times New Roman" w:cs="Times New Roman"/>
               </w:rPr>
             </w:pPr>
-            <w:proofErr w:type="gramStart"/>
-            <w:r>
-              <w:rPr>
-                <w:rFonts w:ascii="Times New Roman" w:eastAsia="Times New Roman" w:hAnsi="Times New Roman" w:cs="Times New Roman"/>
-              </w:rPr>
-              <w:t>cat(</w:t>
-            </w:r>
-            <w:proofErr w:type="gramEnd"/>
-            <w:r>
-              <w:rPr>
-                <w:rFonts w:ascii="Times New Roman" w:eastAsia="Times New Roman" w:hAnsi="Times New Roman" w:cs="Times New Roman"/>
-              </w:rPr>
-              <w:t>"=== FILTERING LIFE EXPECTANCY FOR YEAR 2013 AND MALE ===\n\n")</w:t>
-            </w:r>
-          </w:p>
-          <w:p>
-            <w:pPr>
-              <w:ind w:left="33"/>
-              <w:rPr>
-                <w:rFonts w:ascii="Times New Roman" w:eastAsia="Times New Roman" w:hAnsi="Times New Roman" w:cs="Times New Roman"/>
-              </w:rPr>
-            </w:pPr>
-          </w:p>
-          <w:p>
-            <w:pPr>
-              <w:ind w:left="33"/>
-              <w:rPr>
-                <w:rFonts w:ascii="Times New Roman" w:eastAsia="Times New Roman" w:hAnsi="Times New Roman" w:cs="Times New Roman"/>
-              </w:rPr>
-            </w:pPr>
-            <w:proofErr w:type="spellStart"/>
-            <w:r>
-              <w:rPr>
-                <w:rFonts w:ascii="Times New Roman" w:eastAsia="Times New Roman" w:hAnsi="Times New Roman" w:cs="Times New Roman"/>
-              </w:rPr>
-              <w:t>base_year</w:t>
-            </w:r>
-            <w:proofErr w:type="spellEnd"/>
-            <w:r>
-              <w:rPr>
-                <w:rFonts w:ascii="Times New Roman" w:eastAsia="Times New Roman" w:hAnsi="Times New Roman" w:cs="Times New Roman"/>
-              </w:rPr>
-              <w:t xml:space="preserve"> &lt;- 2013</w:t>
-            </w:r>
-          </w:p>
-          <w:p>
-            <w:pPr>
-              <w:ind w:left="33"/>
-              <w:rPr>
-                <w:rFonts w:ascii="Times New Roman" w:eastAsia="Times New Roman" w:hAnsi="Times New Roman" w:cs="Times New Roman"/>
-              </w:rPr>
-            </w:pPr>
-            <w:proofErr w:type="spellStart"/>
-            <w:r>
-              <w:rPr>
-                <w:rFonts w:ascii="Times New Roman" w:eastAsia="Times New Roman" w:hAnsi="Times New Roman" w:cs="Times New Roman"/>
-              </w:rPr>
-              <w:t>sex_filter</w:t>
-            </w:r>
-            <w:proofErr w:type="spellEnd"/>
-            <w:r>
-              <w:rPr>
-                <w:rFonts w:ascii="Times New Roman" w:eastAsia="Times New Roman" w:hAnsi="Times New Roman" w:cs="Times New Roman"/>
-              </w:rPr>
-              <w:t xml:space="preserve"> &lt;- "Male</w:t>
-            </w:r>
-            <w:proofErr w:type="gramStart"/>
-            <w:r>
-              <w:rPr>
-                <w:rFonts w:ascii="Times New Roman" w:eastAsia="Times New Roman" w:hAnsi="Times New Roman" w:cs="Times New Roman"/>
-              </w:rPr>
-              <w:t>"  #</w:t>
-            </w:r>
-            <w:proofErr w:type="gramEnd"/>
-            <w:r>
-              <w:rPr>
-                <w:rFonts w:ascii="Times New Roman" w:eastAsia="Times New Roman" w:hAnsi="Times New Roman" w:cs="Times New Roman"/>
-              </w:rPr>
-              <w:t xml:space="preserve"> Filter for males</w:t>
-            </w:r>
-          </w:p>
-          <w:p>
-            <w:pPr>
-              <w:ind w:left="33"/>
-              <w:rPr>
-                <w:rFonts w:ascii="Times New Roman" w:eastAsia="Times New Roman" w:hAnsi="Times New Roman" w:cs="Times New Roman"/>
-              </w:rPr>
-            </w:pPr>
-            <w:proofErr w:type="spellStart"/>
-            <w:r>
-              <w:rPr>
-                <w:rFonts w:ascii="Times New Roman" w:eastAsia="Times New Roman" w:hAnsi="Times New Roman" w:cs="Times New Roman"/>
-              </w:rPr>
-              <w:t>ghofilter</w:t>
-            </w:r>
-            <w:proofErr w:type="spellEnd"/>
-            <w:r>
-              <w:rPr>
-                <w:rFonts w:ascii="Times New Roman" w:eastAsia="Times New Roman" w:hAnsi="Times New Roman" w:cs="Times New Roman"/>
-              </w:rPr>
-              <w:t xml:space="preserve"> &lt;- "Life expectancy at birth (years)"</w:t>
+            <w:r>
+              <w:rPr>
+                <w:rFonts w:ascii="Times New Roman" w:eastAsia="Times New Roman" w:hAnsi="Times New Roman" w:cs="Times New Roman"/>
+              </w:rPr>
+              <w:t>cat("=== FILTERING LIFE EXPECTANCY FOR YEAR 2013 AND MALE ===\n\n")</w:t>
+            </w:r>
+          </w:p>
+          <w:p>
+            <w:pPr>
+              <w:ind w:left="33"/>
+              <w:rPr>
+                <w:rFonts w:ascii="Times New Roman" w:eastAsia="Times New Roman" w:hAnsi="Times New Roman" w:cs="Times New Roman"/>
+              </w:rPr>
+            </w:pPr>
+          </w:p>
+          <w:p>
+            <w:pPr>
+              <w:ind w:left="33"/>
+              <w:rPr>
+                <w:rFonts w:ascii="Times New Roman" w:eastAsia="Times New Roman" w:hAnsi="Times New Roman" w:cs="Times New Roman"/>
+              </w:rPr>
+            </w:pPr>
+            <w:r>
+              <w:rPr>
+                <w:rFonts w:ascii="Times New Roman" w:eastAsia="Times New Roman" w:hAnsi="Times New Roman" w:cs="Times New Roman"/>
+              </w:rPr>
+              <w:t>base_year &lt;- 2013</w:t>
+            </w:r>
+          </w:p>
+          <w:p>
+            <w:pPr>
+              <w:ind w:left="33"/>
+              <w:rPr>
+                <w:rFonts w:ascii="Times New Roman" w:eastAsia="Times New Roman" w:hAnsi="Times New Roman" w:cs="Times New Roman"/>
+              </w:rPr>
+            </w:pPr>
+            <w:r>
+              <w:rPr>
+                <w:rFonts w:ascii="Times New Roman" w:eastAsia="Times New Roman" w:hAnsi="Times New Roman" w:cs="Times New Roman"/>
+              </w:rPr>
+              <w:t>sex_filter &lt;- "Male"  # Filter for males</w:t>
+            </w:r>
+          </w:p>
+          <w:p>
+            <w:pPr>
+              <w:ind w:left="33"/>
+              <w:rPr>
+                <w:rFonts w:ascii="Times New Roman" w:eastAsia="Times New Roman" w:hAnsi="Times New Roman" w:cs="Times New Roman"/>
+              </w:rPr>
+            </w:pPr>
+            <w:r>
+              <w:rPr>
+                <w:rFonts w:ascii="Times New Roman" w:eastAsia="Times New Roman" w:hAnsi="Times New Roman" w:cs="Times New Roman"/>
+              </w:rPr>
+              <w:t>ghofilter &lt;- "Life expectancy at birth (years)"</w:t>
             </w:r>
           </w:p>
           <w:p>
@@ -7751,47 +7284,11 @@
                 <w:rFonts w:ascii="Times New Roman" w:eastAsia="Times New Roman" w:hAnsi="Times New Roman" w:cs="Times New Roman"/>
               </w:rPr>
             </w:pPr>
-            <w:proofErr w:type="gramStart"/>
-            <w:r>
-              <w:rPr>
-                <w:rFonts w:ascii="Times New Roman" w:eastAsia="Times New Roman" w:hAnsi="Times New Roman" w:cs="Times New Roman"/>
-              </w:rPr>
-              <w:t>cat(</w:t>
-            </w:r>
-            <w:proofErr w:type="gramEnd"/>
-            <w:r>
-              <w:rPr>
-                <w:rFonts w:ascii="Times New Roman" w:eastAsia="Times New Roman" w:hAnsi="Times New Roman" w:cs="Times New Roman"/>
-              </w:rPr>
-              <w:t xml:space="preserve">"Life expectancy columns:", </w:t>
-            </w:r>
-            <w:proofErr w:type="spellStart"/>
-            <w:r>
-              <w:rPr>
-                <w:rFonts w:ascii="Times New Roman" w:eastAsia="Times New Roman" w:hAnsi="Times New Roman" w:cs="Times New Roman"/>
-              </w:rPr>
-              <w:t>colnames</w:t>
-            </w:r>
-            <w:proofErr w:type="spellEnd"/>
-            <w:r>
-              <w:rPr>
-                <w:rFonts w:ascii="Times New Roman" w:eastAsia="Times New Roman" w:hAnsi="Times New Roman" w:cs="Times New Roman"/>
-              </w:rPr>
-              <w:t>(</w:t>
-            </w:r>
-            <w:proofErr w:type="spellStart"/>
-            <w:r>
-              <w:rPr>
-                <w:rFonts w:ascii="Times New Roman" w:eastAsia="Times New Roman" w:hAnsi="Times New Roman" w:cs="Times New Roman"/>
-              </w:rPr>
-              <w:t>life_exp</w:t>
-            </w:r>
-            <w:proofErr w:type="spellEnd"/>
-            <w:r>
-              <w:rPr>
-                <w:rFonts w:ascii="Times New Roman" w:eastAsia="Times New Roman" w:hAnsi="Times New Roman" w:cs="Times New Roman"/>
-              </w:rPr>
-              <w:t>), "\n\n")</w:t>
+            <w:r>
+              <w:rPr>
+                <w:rFonts w:ascii="Times New Roman" w:eastAsia="Times New Roman" w:hAnsi="Times New Roman" w:cs="Times New Roman"/>
+              </w:rPr>
+              <w:t>cat("Life expectancy columns:", colnames(life_exp), "\n\n")</w:t>
             </w:r>
           </w:p>
           <w:p>
@@ -7823,247 +7320,61 @@
                 <w:rFonts w:ascii="Times New Roman" w:eastAsia="Times New Roman" w:hAnsi="Times New Roman" w:cs="Times New Roman"/>
               </w:rPr>
             </w:pPr>
-            <w:proofErr w:type="spellStart"/>
-            <w:r>
-              <w:rPr>
-                <w:rFonts w:ascii="Times New Roman" w:eastAsia="Times New Roman" w:hAnsi="Times New Roman" w:cs="Times New Roman"/>
-              </w:rPr>
-              <w:t>life_exp_year</w:t>
-            </w:r>
-            <w:proofErr w:type="spellEnd"/>
-            <w:r>
-              <w:rPr>
-                <w:rFonts w:ascii="Times New Roman" w:eastAsia="Times New Roman" w:hAnsi="Times New Roman" w:cs="Times New Roman"/>
-              </w:rPr>
-              <w:t xml:space="preserve"> &lt;- </w:t>
-            </w:r>
-            <w:proofErr w:type="spellStart"/>
-            <w:r>
-              <w:rPr>
-                <w:rFonts w:ascii="Times New Roman" w:eastAsia="Times New Roman" w:hAnsi="Times New Roman" w:cs="Times New Roman"/>
-              </w:rPr>
-              <w:t>life_exp</w:t>
-            </w:r>
-            <w:proofErr w:type="spellEnd"/>
-            <w:r>
-              <w:rPr>
-                <w:rFonts w:ascii="Times New Roman" w:eastAsia="Times New Roman" w:hAnsi="Times New Roman" w:cs="Times New Roman"/>
-              </w:rPr>
-              <w:t xml:space="preserve"> %&gt;%</w:t>
-            </w:r>
-          </w:p>
-          <w:p>
-            <w:pPr>
-              <w:ind w:left="33"/>
-              <w:rPr>
-                <w:rFonts w:ascii="Times New Roman" w:eastAsia="Times New Roman" w:hAnsi="Times New Roman" w:cs="Times New Roman"/>
-              </w:rPr>
-            </w:pPr>
-            <w:r>
-              <w:rPr>
-                <w:rFonts w:ascii="Times New Roman" w:eastAsia="Times New Roman" w:hAnsi="Times New Roman" w:cs="Times New Roman"/>
-              </w:rPr>
-              <w:t xml:space="preserve">  </w:t>
-            </w:r>
-            <w:proofErr w:type="gramStart"/>
-            <w:r>
-              <w:rPr>
-                <w:rFonts w:ascii="Times New Roman" w:eastAsia="Times New Roman" w:hAnsi="Times New Roman" w:cs="Times New Roman"/>
-              </w:rPr>
-              <w:t>filter(</w:t>
-            </w:r>
-            <w:proofErr w:type="spellStart"/>
-            <w:proofErr w:type="gramEnd"/>
-            <w:r>
-              <w:rPr>
-                <w:rFonts w:ascii="Times New Roman" w:eastAsia="Times New Roman" w:hAnsi="Times New Roman" w:cs="Times New Roman"/>
-              </w:rPr>
-              <w:t>YearDisplay</w:t>
-            </w:r>
-            <w:proofErr w:type="spellEnd"/>
-            <w:r>
-              <w:rPr>
-                <w:rFonts w:ascii="Times New Roman" w:eastAsia="Times New Roman" w:hAnsi="Times New Roman" w:cs="Times New Roman"/>
-              </w:rPr>
-              <w:t xml:space="preserve"> == </w:t>
-            </w:r>
-            <w:proofErr w:type="spellStart"/>
-            <w:r>
-              <w:rPr>
-                <w:rFonts w:ascii="Times New Roman" w:eastAsia="Times New Roman" w:hAnsi="Times New Roman" w:cs="Times New Roman"/>
-              </w:rPr>
-              <w:t>base_year</w:t>
-            </w:r>
-            <w:proofErr w:type="spellEnd"/>
-            <w:r>
-              <w:rPr>
-                <w:rFonts w:ascii="Times New Roman" w:eastAsia="Times New Roman" w:hAnsi="Times New Roman" w:cs="Times New Roman"/>
-              </w:rPr>
-              <w:t xml:space="preserve">, </w:t>
-            </w:r>
-            <w:proofErr w:type="spellStart"/>
-            <w:r>
-              <w:rPr>
-                <w:rFonts w:ascii="Times New Roman" w:eastAsia="Times New Roman" w:hAnsi="Times New Roman" w:cs="Times New Roman"/>
-              </w:rPr>
-              <w:t>SexDisplay</w:t>
-            </w:r>
-            <w:proofErr w:type="spellEnd"/>
-            <w:r>
-              <w:rPr>
-                <w:rFonts w:ascii="Times New Roman" w:eastAsia="Times New Roman" w:hAnsi="Times New Roman" w:cs="Times New Roman"/>
-              </w:rPr>
-              <w:t xml:space="preserve"> == </w:t>
-            </w:r>
-            <w:proofErr w:type="spellStart"/>
-            <w:r>
-              <w:rPr>
-                <w:rFonts w:ascii="Times New Roman" w:eastAsia="Times New Roman" w:hAnsi="Times New Roman" w:cs="Times New Roman"/>
-              </w:rPr>
-              <w:t>sex_filter</w:t>
-            </w:r>
-            <w:proofErr w:type="spellEnd"/>
-            <w:r>
-              <w:rPr>
-                <w:rFonts w:ascii="Times New Roman" w:eastAsia="Times New Roman" w:hAnsi="Times New Roman" w:cs="Times New Roman"/>
-              </w:rPr>
-              <w:t xml:space="preserve">, </w:t>
-            </w:r>
-            <w:proofErr w:type="spellStart"/>
-            <w:r>
-              <w:rPr>
-                <w:rFonts w:ascii="Times New Roman" w:eastAsia="Times New Roman" w:hAnsi="Times New Roman" w:cs="Times New Roman"/>
-              </w:rPr>
-              <w:t>GhoDisplay</w:t>
-            </w:r>
-            <w:proofErr w:type="spellEnd"/>
-            <w:r>
-              <w:rPr>
-                <w:rFonts w:ascii="Times New Roman" w:eastAsia="Times New Roman" w:hAnsi="Times New Roman" w:cs="Times New Roman"/>
-              </w:rPr>
-              <w:t xml:space="preserve"> == </w:t>
-            </w:r>
-            <w:proofErr w:type="spellStart"/>
-            <w:r>
-              <w:rPr>
-                <w:rFonts w:ascii="Times New Roman" w:eastAsia="Times New Roman" w:hAnsi="Times New Roman" w:cs="Times New Roman"/>
-              </w:rPr>
-              <w:t>ghofilter</w:t>
-            </w:r>
-            <w:proofErr w:type="spellEnd"/>
-            <w:r>
-              <w:rPr>
-                <w:rFonts w:ascii="Times New Roman" w:eastAsia="Times New Roman" w:hAnsi="Times New Roman" w:cs="Times New Roman"/>
-              </w:rPr>
-              <w:t>)</w:t>
-            </w:r>
-          </w:p>
-          <w:p>
-            <w:pPr>
-              <w:ind w:left="33"/>
-              <w:rPr>
-                <w:rFonts w:ascii="Times New Roman" w:eastAsia="Times New Roman" w:hAnsi="Times New Roman" w:cs="Times New Roman"/>
-              </w:rPr>
-            </w:pPr>
-          </w:p>
-          <w:p>
-            <w:pPr>
-              <w:ind w:left="33"/>
-              <w:rPr>
-                <w:rFonts w:ascii="Times New Roman" w:eastAsia="Times New Roman" w:hAnsi="Times New Roman" w:cs="Times New Roman"/>
-              </w:rPr>
-            </w:pPr>
-            <w:proofErr w:type="gramStart"/>
-            <w:r>
-              <w:rPr>
-                <w:rFonts w:ascii="Times New Roman" w:eastAsia="Times New Roman" w:hAnsi="Times New Roman" w:cs="Times New Roman"/>
-              </w:rPr>
-              <w:t>cat(</w:t>
-            </w:r>
-            <w:proofErr w:type="gramEnd"/>
-            <w:r>
-              <w:rPr>
-                <w:rFonts w:ascii="Times New Roman" w:eastAsia="Times New Roman" w:hAnsi="Times New Roman" w:cs="Times New Roman"/>
-              </w:rPr>
-              <w:t xml:space="preserve">"Filtered life expectancy dataset for year:", </w:t>
-            </w:r>
-            <w:proofErr w:type="spellStart"/>
-            <w:r>
-              <w:rPr>
-                <w:rFonts w:ascii="Times New Roman" w:eastAsia="Times New Roman" w:hAnsi="Times New Roman" w:cs="Times New Roman"/>
-              </w:rPr>
-              <w:t>base_year</w:t>
-            </w:r>
-            <w:proofErr w:type="spellEnd"/>
-            <w:r>
-              <w:rPr>
-                <w:rFonts w:ascii="Times New Roman" w:eastAsia="Times New Roman" w:hAnsi="Times New Roman" w:cs="Times New Roman"/>
-              </w:rPr>
-              <w:t xml:space="preserve">, "and sex:", </w:t>
-            </w:r>
-            <w:proofErr w:type="spellStart"/>
-            <w:r>
-              <w:rPr>
-                <w:rFonts w:ascii="Times New Roman" w:eastAsia="Times New Roman" w:hAnsi="Times New Roman" w:cs="Times New Roman"/>
-              </w:rPr>
-              <w:t>sex_filter</w:t>
-            </w:r>
-            <w:proofErr w:type="spellEnd"/>
-            <w:r>
-              <w:rPr>
-                <w:rFonts w:ascii="Times New Roman" w:eastAsia="Times New Roman" w:hAnsi="Times New Roman" w:cs="Times New Roman"/>
-              </w:rPr>
-              <w:t>, "\n")</w:t>
-            </w:r>
-          </w:p>
-          <w:p>
-            <w:pPr>
-              <w:ind w:left="33"/>
-              <w:rPr>
-                <w:rFonts w:ascii="Times New Roman" w:eastAsia="Times New Roman" w:hAnsi="Times New Roman" w:cs="Times New Roman"/>
-              </w:rPr>
-            </w:pPr>
-            <w:proofErr w:type="gramStart"/>
-            <w:r>
-              <w:rPr>
-                <w:rFonts w:ascii="Times New Roman" w:eastAsia="Times New Roman" w:hAnsi="Times New Roman" w:cs="Times New Roman"/>
-              </w:rPr>
-              <w:t>cat(</w:t>
-            </w:r>
-            <w:proofErr w:type="gramEnd"/>
-            <w:r>
-              <w:rPr>
-                <w:rFonts w:ascii="Times New Roman" w:eastAsia="Times New Roman" w:hAnsi="Times New Roman" w:cs="Times New Roman"/>
-              </w:rPr>
-              <w:t xml:space="preserve">"Number of countries:", </w:t>
-            </w:r>
-            <w:proofErr w:type="spellStart"/>
-            <w:r>
-              <w:rPr>
-                <w:rFonts w:ascii="Times New Roman" w:eastAsia="Times New Roman" w:hAnsi="Times New Roman" w:cs="Times New Roman"/>
-              </w:rPr>
-              <w:t>nrow</w:t>
-            </w:r>
-            <w:proofErr w:type="spellEnd"/>
-            <w:r>
-              <w:rPr>
-                <w:rFonts w:ascii="Times New Roman" w:eastAsia="Times New Roman" w:hAnsi="Times New Roman" w:cs="Times New Roman"/>
-              </w:rPr>
-              <w:t>(</w:t>
-            </w:r>
-            <w:proofErr w:type="spellStart"/>
-            <w:r>
-              <w:rPr>
-                <w:rFonts w:ascii="Times New Roman" w:eastAsia="Times New Roman" w:hAnsi="Times New Roman" w:cs="Times New Roman"/>
-              </w:rPr>
-              <w:t>life_exp_year</w:t>
-            </w:r>
-            <w:proofErr w:type="spellEnd"/>
-            <w:r>
-              <w:rPr>
-                <w:rFonts w:ascii="Times New Roman" w:eastAsia="Times New Roman" w:hAnsi="Times New Roman" w:cs="Times New Roman"/>
-              </w:rPr>
-              <w:t>), "\n\n")</w:t>
+            <w:r>
+              <w:rPr>
+                <w:rFonts w:ascii="Times New Roman" w:eastAsia="Times New Roman" w:hAnsi="Times New Roman" w:cs="Times New Roman"/>
+              </w:rPr>
+              <w:t>life_exp_year &lt;- life_exp %&gt;%</w:t>
+            </w:r>
+          </w:p>
+          <w:p>
+            <w:pPr>
+              <w:ind w:left="33"/>
+              <w:rPr>
+                <w:rFonts w:ascii="Times New Roman" w:eastAsia="Times New Roman" w:hAnsi="Times New Roman" w:cs="Times New Roman"/>
+              </w:rPr>
+            </w:pPr>
+            <w:r>
+              <w:rPr>
+                <w:rFonts w:ascii="Times New Roman" w:eastAsia="Times New Roman" w:hAnsi="Times New Roman" w:cs="Times New Roman"/>
+              </w:rPr>
+              <w:t xml:space="preserve">  filter(YearDisplay == base_year, SexDisplay == sex_filter, GhoDisplay == ghofilter)</w:t>
+            </w:r>
+          </w:p>
+          <w:p>
+            <w:pPr>
+              <w:ind w:left="33"/>
+              <w:rPr>
+                <w:rFonts w:ascii="Times New Roman" w:eastAsia="Times New Roman" w:hAnsi="Times New Roman" w:cs="Times New Roman"/>
+              </w:rPr>
+            </w:pPr>
+          </w:p>
+          <w:p>
+            <w:pPr>
+              <w:ind w:left="33"/>
+              <w:rPr>
+                <w:rFonts w:ascii="Times New Roman" w:eastAsia="Times New Roman" w:hAnsi="Times New Roman" w:cs="Times New Roman"/>
+              </w:rPr>
+            </w:pPr>
+            <w:r>
+              <w:rPr>
+                <w:rFonts w:ascii="Times New Roman" w:eastAsia="Times New Roman" w:hAnsi="Times New Roman" w:cs="Times New Roman"/>
+              </w:rPr>
+              <w:t>cat("Filtered life expectancy dataset for year:", base_year, "and sex:", sex_filter, "\n")</w:t>
+            </w:r>
+          </w:p>
+          <w:p>
+            <w:pPr>
+              <w:ind w:left="33"/>
+              <w:rPr>
+                <w:rFonts w:ascii="Times New Roman" w:eastAsia="Times New Roman" w:hAnsi="Times New Roman" w:cs="Times New Roman"/>
+              </w:rPr>
+            </w:pPr>
+            <w:r>
+              <w:rPr>
+                <w:rFonts w:ascii="Times New Roman" w:eastAsia="Times New Roman" w:hAnsi="Times New Roman" w:cs="Times New Roman"/>
+              </w:rPr>
+              <w:t>cat("Number of countries:", nrow(life_exp_year), "\n\n")</w:t>
             </w:r>
           </w:p>
           <w:p>
@@ -8095,141 +7406,25 @@
                 <w:rFonts w:ascii="Times New Roman" w:eastAsia="Times New Roman" w:hAnsi="Times New Roman" w:cs="Times New Roman"/>
               </w:rPr>
             </w:pPr>
-            <w:proofErr w:type="spellStart"/>
-            <w:r>
-              <w:rPr>
-                <w:rFonts w:ascii="Times New Roman" w:eastAsia="Times New Roman" w:hAnsi="Times New Roman" w:cs="Times New Roman"/>
-              </w:rPr>
-              <w:t>data_merged</w:t>
-            </w:r>
-            <w:proofErr w:type="spellEnd"/>
-            <w:r>
-              <w:rPr>
-                <w:rFonts w:ascii="Times New Roman" w:eastAsia="Times New Roman" w:hAnsi="Times New Roman" w:cs="Times New Roman"/>
-              </w:rPr>
-              <w:t xml:space="preserve"> &lt;- </w:t>
-            </w:r>
-            <w:proofErr w:type="gramStart"/>
-            <w:r>
-              <w:rPr>
-                <w:rFonts w:ascii="Times New Roman" w:eastAsia="Times New Roman" w:hAnsi="Times New Roman" w:cs="Times New Roman"/>
-              </w:rPr>
-              <w:t>merge(</w:t>
-            </w:r>
-            <w:proofErr w:type="gramEnd"/>
-            <w:r>
-              <w:rPr>
-                <w:rFonts w:ascii="Times New Roman" w:eastAsia="Times New Roman" w:hAnsi="Times New Roman" w:cs="Times New Roman"/>
-              </w:rPr>
-              <w:t xml:space="preserve">drinks, </w:t>
-            </w:r>
-            <w:proofErr w:type="spellStart"/>
-            <w:r>
-              <w:rPr>
-                <w:rFonts w:ascii="Times New Roman" w:eastAsia="Times New Roman" w:hAnsi="Times New Roman" w:cs="Times New Roman"/>
-              </w:rPr>
-              <w:t>life_exp_year</w:t>
-            </w:r>
-            <w:proofErr w:type="spellEnd"/>
-            <w:r>
-              <w:rPr>
-                <w:rFonts w:ascii="Times New Roman" w:eastAsia="Times New Roman" w:hAnsi="Times New Roman" w:cs="Times New Roman"/>
-              </w:rPr>
-              <w:t xml:space="preserve">, </w:t>
-            </w:r>
-            <w:proofErr w:type="spellStart"/>
-            <w:r>
-              <w:rPr>
-                <w:rFonts w:ascii="Times New Roman" w:eastAsia="Times New Roman" w:hAnsi="Times New Roman" w:cs="Times New Roman"/>
-              </w:rPr>
-              <w:t>by.x</w:t>
-            </w:r>
-            <w:proofErr w:type="spellEnd"/>
-            <w:r>
-              <w:rPr>
-                <w:rFonts w:ascii="Times New Roman" w:eastAsia="Times New Roman" w:hAnsi="Times New Roman" w:cs="Times New Roman"/>
-              </w:rPr>
-              <w:t xml:space="preserve"> = "country", </w:t>
-            </w:r>
-            <w:proofErr w:type="spellStart"/>
-            <w:proofErr w:type="gramStart"/>
-            <w:r>
-              <w:rPr>
-                <w:rFonts w:ascii="Times New Roman" w:eastAsia="Times New Roman" w:hAnsi="Times New Roman" w:cs="Times New Roman"/>
-              </w:rPr>
-              <w:t>by.y</w:t>
-            </w:r>
-            <w:proofErr w:type="spellEnd"/>
-            <w:proofErr w:type="gramEnd"/>
-            <w:r>
-              <w:rPr>
-                <w:rFonts w:ascii="Times New Roman" w:eastAsia="Times New Roman" w:hAnsi="Times New Roman" w:cs="Times New Roman"/>
-              </w:rPr>
-              <w:t xml:space="preserve"> = "</w:t>
-            </w:r>
-            <w:proofErr w:type="spellStart"/>
-            <w:r>
-              <w:rPr>
-                <w:rFonts w:ascii="Times New Roman" w:eastAsia="Times New Roman" w:hAnsi="Times New Roman" w:cs="Times New Roman"/>
-              </w:rPr>
-              <w:t>CountryDisplay</w:t>
-            </w:r>
-            <w:proofErr w:type="spellEnd"/>
-            <w:r>
-              <w:rPr>
-                <w:rFonts w:ascii="Times New Roman" w:eastAsia="Times New Roman" w:hAnsi="Times New Roman" w:cs="Times New Roman"/>
-              </w:rPr>
-              <w:t>", all = FALSE)</w:t>
-            </w:r>
-          </w:p>
-          <w:p>
-            <w:pPr>
-              <w:ind w:left="33"/>
-              <w:rPr>
-                <w:rFonts w:ascii="Times New Roman" w:eastAsia="Times New Roman" w:hAnsi="Times New Roman" w:cs="Times New Roman"/>
-              </w:rPr>
-            </w:pPr>
-            <w:proofErr w:type="gramStart"/>
-            <w:r>
-              <w:rPr>
-                <w:rFonts w:ascii="Times New Roman" w:eastAsia="Times New Roman" w:hAnsi="Times New Roman" w:cs="Times New Roman"/>
-              </w:rPr>
-              <w:t>cat(</w:t>
-            </w:r>
-            <w:proofErr w:type="gramEnd"/>
-            <w:r>
-              <w:rPr>
-                <w:rFonts w:ascii="Times New Roman" w:eastAsia="Times New Roman" w:hAnsi="Times New Roman" w:cs="Times New Roman"/>
-              </w:rPr>
-              <w:t xml:space="preserve">"Number of countries after merge:", </w:t>
-            </w:r>
-            <w:proofErr w:type="spellStart"/>
-            <w:r>
-              <w:rPr>
-                <w:rFonts w:ascii="Times New Roman" w:eastAsia="Times New Roman" w:hAnsi="Times New Roman" w:cs="Times New Roman"/>
-              </w:rPr>
-              <w:t>nrow</w:t>
-            </w:r>
-            <w:proofErr w:type="spellEnd"/>
-            <w:r>
-              <w:rPr>
-                <w:rFonts w:ascii="Times New Roman" w:eastAsia="Times New Roman" w:hAnsi="Times New Roman" w:cs="Times New Roman"/>
-              </w:rPr>
-              <w:t>(</w:t>
-            </w:r>
-            <w:proofErr w:type="spellStart"/>
-            <w:r>
-              <w:rPr>
-                <w:rFonts w:ascii="Times New Roman" w:eastAsia="Times New Roman" w:hAnsi="Times New Roman" w:cs="Times New Roman"/>
-              </w:rPr>
-              <w:t>data_merged</w:t>
-            </w:r>
-            <w:proofErr w:type="spellEnd"/>
-            <w:r>
-              <w:rPr>
-                <w:rFonts w:ascii="Times New Roman" w:eastAsia="Times New Roman" w:hAnsi="Times New Roman" w:cs="Times New Roman"/>
-              </w:rPr>
-              <w:t>), "\n\n")</w:t>
+            <w:r>
+              <w:rPr>
+                <w:rFonts w:ascii="Times New Roman" w:eastAsia="Times New Roman" w:hAnsi="Times New Roman" w:cs="Times New Roman"/>
+              </w:rPr>
+              <w:t>data_merged &lt;- merge(drinks, life_exp_year, by.x = "country", by.y = "CountryDisplay", all = FALSE)</w:t>
+            </w:r>
+          </w:p>
+          <w:p>
+            <w:pPr>
+              <w:ind w:left="33"/>
+              <w:rPr>
+                <w:rFonts w:ascii="Times New Roman" w:eastAsia="Times New Roman" w:hAnsi="Times New Roman" w:cs="Times New Roman"/>
+              </w:rPr>
+            </w:pPr>
+            <w:r>
+              <w:rPr>
+                <w:rFonts w:ascii="Times New Roman" w:eastAsia="Times New Roman" w:hAnsi="Times New Roman" w:cs="Times New Roman"/>
+              </w:rPr>
+              <w:t>cat("Number of countries after merge:", nrow(data_merged), "\n\n")</w:t>
             </w:r>
           </w:p>
           <w:p>
@@ -8261,47 +7456,11 @@
                 <w:rFonts w:ascii="Times New Roman" w:eastAsia="Times New Roman" w:hAnsi="Times New Roman" w:cs="Times New Roman"/>
               </w:rPr>
             </w:pPr>
-            <w:proofErr w:type="gramStart"/>
-            <w:r>
-              <w:rPr>
-                <w:rFonts w:ascii="Times New Roman" w:eastAsia="Times New Roman" w:hAnsi="Times New Roman" w:cs="Times New Roman"/>
-              </w:rPr>
-              <w:t>cat(</w:t>
-            </w:r>
-            <w:proofErr w:type="gramEnd"/>
-            <w:r>
-              <w:rPr>
-                <w:rFonts w:ascii="Times New Roman" w:eastAsia="Times New Roman" w:hAnsi="Times New Roman" w:cs="Times New Roman"/>
-              </w:rPr>
-              <w:t xml:space="preserve">"Merged dataset columns:", </w:t>
-            </w:r>
-            <w:proofErr w:type="spellStart"/>
-            <w:r>
-              <w:rPr>
-                <w:rFonts w:ascii="Times New Roman" w:eastAsia="Times New Roman" w:hAnsi="Times New Roman" w:cs="Times New Roman"/>
-              </w:rPr>
-              <w:t>colnames</w:t>
-            </w:r>
-            <w:proofErr w:type="spellEnd"/>
-            <w:r>
-              <w:rPr>
-                <w:rFonts w:ascii="Times New Roman" w:eastAsia="Times New Roman" w:hAnsi="Times New Roman" w:cs="Times New Roman"/>
-              </w:rPr>
-              <w:t>(</w:t>
-            </w:r>
-            <w:proofErr w:type="spellStart"/>
-            <w:r>
-              <w:rPr>
-                <w:rFonts w:ascii="Times New Roman" w:eastAsia="Times New Roman" w:hAnsi="Times New Roman" w:cs="Times New Roman"/>
-              </w:rPr>
-              <w:t>data_merged</w:t>
-            </w:r>
-            <w:proofErr w:type="spellEnd"/>
-            <w:r>
-              <w:rPr>
-                <w:rFonts w:ascii="Times New Roman" w:eastAsia="Times New Roman" w:hAnsi="Times New Roman" w:cs="Times New Roman"/>
-              </w:rPr>
-              <w:t>), "\n\n")</w:t>
+            <w:r>
+              <w:rPr>
+                <w:rFonts w:ascii="Times New Roman" w:eastAsia="Times New Roman" w:hAnsi="Times New Roman" w:cs="Times New Roman"/>
+              </w:rPr>
+              <w:t>cat("Merged dataset columns:", colnames(data_merged), "\n\n")</w:t>
             </w:r>
           </w:p>
           <w:p>
@@ -8369,55 +7528,25 @@
                 <w:rFonts w:ascii="Times New Roman" w:eastAsia="Times New Roman" w:hAnsi="Times New Roman" w:cs="Times New Roman"/>
               </w:rPr>
             </w:pPr>
-            <w:proofErr w:type="spellStart"/>
-            <w:r>
-              <w:rPr>
-                <w:rFonts w:ascii="Times New Roman" w:eastAsia="Times New Roman" w:hAnsi="Times New Roman" w:cs="Times New Roman"/>
-              </w:rPr>
-              <w:t>colnames</w:t>
-            </w:r>
-            <w:proofErr w:type="spellEnd"/>
-            <w:r>
-              <w:rPr>
-                <w:rFonts w:ascii="Times New Roman" w:eastAsia="Times New Roman" w:hAnsi="Times New Roman" w:cs="Times New Roman"/>
-              </w:rPr>
-              <w:t>(</w:t>
-            </w:r>
-            <w:proofErr w:type="spellStart"/>
-            <w:r>
-              <w:rPr>
-                <w:rFonts w:ascii="Times New Roman" w:eastAsia="Times New Roman" w:hAnsi="Times New Roman" w:cs="Times New Roman"/>
-              </w:rPr>
-              <w:t>data_merged</w:t>
-            </w:r>
-            <w:proofErr w:type="spellEnd"/>
-            <w:r>
-              <w:rPr>
-                <w:rFonts w:ascii="Times New Roman" w:eastAsia="Times New Roman" w:hAnsi="Times New Roman" w:cs="Times New Roman"/>
-              </w:rPr>
-              <w:t>)</w:t>
-            </w:r>
-          </w:p>
-          <w:p>
-            <w:pPr>
-              <w:ind w:left="33"/>
-              <w:rPr>
-                <w:rFonts w:ascii="Times New Roman" w:eastAsia="Times New Roman" w:hAnsi="Times New Roman" w:cs="Times New Roman"/>
-              </w:rPr>
-            </w:pPr>
-            <w:proofErr w:type="gramStart"/>
-            <w:r>
-              <w:rPr>
-                <w:rFonts w:ascii="Times New Roman" w:eastAsia="Times New Roman" w:hAnsi="Times New Roman" w:cs="Times New Roman"/>
-              </w:rPr>
-              <w:t>cat(</w:t>
-            </w:r>
-            <w:proofErr w:type="gramEnd"/>
-            <w:r>
-              <w:rPr>
-                <w:rFonts w:ascii="Times New Roman" w:eastAsia="Times New Roman" w:hAnsi="Times New Roman" w:cs="Times New Roman"/>
-              </w:rPr>
-              <w:t>"=== DATA CLEANING ===\n\n")</w:t>
+            <w:r>
+              <w:rPr>
+                <w:rFonts w:ascii="Times New Roman" w:eastAsia="Times New Roman" w:hAnsi="Times New Roman" w:cs="Times New Roman"/>
+              </w:rPr>
+              <w:t>colnames(data_merged)</w:t>
+            </w:r>
+          </w:p>
+          <w:p>
+            <w:pPr>
+              <w:ind w:left="33"/>
+              <w:rPr>
+                <w:rFonts w:ascii="Times New Roman" w:eastAsia="Times New Roman" w:hAnsi="Times New Roman" w:cs="Times New Roman"/>
+              </w:rPr>
+            </w:pPr>
+            <w:r>
+              <w:rPr>
+                <w:rFonts w:ascii="Times New Roman" w:eastAsia="Times New Roman" w:hAnsi="Times New Roman" w:cs="Times New Roman"/>
+              </w:rPr>
+              <w:t>cat("=== DATA CLEANING ===\n\n")</w:t>
             </w:r>
           </w:p>
           <w:p>
@@ -8449,99 +7578,25 @@
                 <w:rFonts w:ascii="Times New Roman" w:eastAsia="Times New Roman" w:hAnsi="Times New Roman" w:cs="Times New Roman"/>
               </w:rPr>
             </w:pPr>
-            <w:proofErr w:type="spellStart"/>
-            <w:r>
-              <w:rPr>
-                <w:rFonts w:ascii="Times New Roman" w:eastAsia="Times New Roman" w:hAnsi="Times New Roman" w:cs="Times New Roman"/>
-              </w:rPr>
-              <w:t>data_clean</w:t>
-            </w:r>
-            <w:proofErr w:type="spellEnd"/>
-            <w:r>
-              <w:rPr>
-                <w:rFonts w:ascii="Times New Roman" w:eastAsia="Times New Roman" w:hAnsi="Times New Roman" w:cs="Times New Roman"/>
-              </w:rPr>
-              <w:t xml:space="preserve"> &lt;- </w:t>
-            </w:r>
-            <w:proofErr w:type="spellStart"/>
-            <w:proofErr w:type="gramStart"/>
-            <w:r>
-              <w:rPr>
-                <w:rFonts w:ascii="Times New Roman" w:eastAsia="Times New Roman" w:hAnsi="Times New Roman" w:cs="Times New Roman"/>
-              </w:rPr>
-              <w:t>na.omit</w:t>
-            </w:r>
-            <w:proofErr w:type="spellEnd"/>
-            <w:proofErr w:type="gramEnd"/>
-            <w:r>
-              <w:rPr>
-                <w:rFonts w:ascii="Times New Roman" w:eastAsia="Times New Roman" w:hAnsi="Times New Roman" w:cs="Times New Roman"/>
-              </w:rPr>
-              <w:t>(</w:t>
-            </w:r>
-            <w:proofErr w:type="spellStart"/>
-            <w:r>
-              <w:rPr>
-                <w:rFonts w:ascii="Times New Roman" w:eastAsia="Times New Roman" w:hAnsi="Times New Roman" w:cs="Times New Roman"/>
-              </w:rPr>
-              <w:t>data_merged</w:t>
-            </w:r>
-            <w:proofErr w:type="spellEnd"/>
-            <w:r>
-              <w:rPr>
-                <w:rFonts w:ascii="Times New Roman" w:eastAsia="Times New Roman" w:hAnsi="Times New Roman" w:cs="Times New Roman"/>
-              </w:rPr>
-              <w:t>)</w:t>
-            </w:r>
-          </w:p>
-          <w:p>
-            <w:pPr>
-              <w:ind w:left="33"/>
-              <w:rPr>
-                <w:rFonts w:ascii="Times New Roman" w:eastAsia="Times New Roman" w:hAnsi="Times New Roman" w:cs="Times New Roman"/>
-              </w:rPr>
-            </w:pPr>
-            <w:proofErr w:type="gramStart"/>
-            <w:r>
-              <w:rPr>
-                <w:rFonts w:ascii="Times New Roman" w:eastAsia="Times New Roman" w:hAnsi="Times New Roman" w:cs="Times New Roman"/>
-              </w:rPr>
-              <w:t>cat(</w:t>
-            </w:r>
-            <w:proofErr w:type="gramEnd"/>
-            <w:r>
-              <w:rPr>
-                <w:rFonts w:ascii="Times New Roman" w:eastAsia="Times New Roman" w:hAnsi="Times New Roman" w:cs="Times New Roman"/>
-              </w:rPr>
-              <w:t xml:space="preserve">"Number of countries after removing NA:", </w:t>
-            </w:r>
-            <w:proofErr w:type="spellStart"/>
-            <w:r>
-              <w:rPr>
-                <w:rFonts w:ascii="Times New Roman" w:eastAsia="Times New Roman" w:hAnsi="Times New Roman" w:cs="Times New Roman"/>
-              </w:rPr>
-              <w:t>nrow</w:t>
-            </w:r>
-            <w:proofErr w:type="spellEnd"/>
-            <w:r>
-              <w:rPr>
-                <w:rFonts w:ascii="Times New Roman" w:eastAsia="Times New Roman" w:hAnsi="Times New Roman" w:cs="Times New Roman"/>
-              </w:rPr>
-              <w:t>(</w:t>
-            </w:r>
-            <w:proofErr w:type="spellStart"/>
-            <w:r>
-              <w:rPr>
-                <w:rFonts w:ascii="Times New Roman" w:eastAsia="Times New Roman" w:hAnsi="Times New Roman" w:cs="Times New Roman"/>
-              </w:rPr>
-              <w:t>data_clean</w:t>
-            </w:r>
-            <w:proofErr w:type="spellEnd"/>
-            <w:r>
-              <w:rPr>
-                <w:rFonts w:ascii="Times New Roman" w:eastAsia="Times New Roman" w:hAnsi="Times New Roman" w:cs="Times New Roman"/>
-              </w:rPr>
-              <w:t>), "\n\n")</w:t>
+            <w:r>
+              <w:rPr>
+                <w:rFonts w:ascii="Times New Roman" w:eastAsia="Times New Roman" w:hAnsi="Times New Roman" w:cs="Times New Roman"/>
+              </w:rPr>
+              <w:t>data_clean &lt;- na.omit(data_merged)</w:t>
+            </w:r>
+          </w:p>
+          <w:p>
+            <w:pPr>
+              <w:ind w:left="33"/>
+              <w:rPr>
+                <w:rFonts w:ascii="Times New Roman" w:eastAsia="Times New Roman" w:hAnsi="Times New Roman" w:cs="Times New Roman"/>
+              </w:rPr>
+            </w:pPr>
+            <w:r>
+              <w:rPr>
+                <w:rFonts w:ascii="Times New Roman" w:eastAsia="Times New Roman" w:hAnsi="Times New Roman" w:cs="Times New Roman"/>
+              </w:rPr>
+              <w:t>cat("Number of countries after removing NA:", nrow(data_clean), "\n\n")</w:t>
             </w:r>
           </w:p>
           <w:p>
@@ -8577,58 +7632,8 @@
               <w:rPr>
                 <w:rFonts w:ascii="Times New Roman" w:eastAsia="Times New Roman" w:hAnsi="Times New Roman" w:cs="Times New Roman"/>
               </w:rPr>
-              <w:t xml:space="preserve"># drinks.csv columns: country, </w:t>
-            </w:r>
-            <w:proofErr w:type="spellStart"/>
-            <w:r>
-              <w:rPr>
-                <w:rFonts w:ascii="Times New Roman" w:eastAsia="Times New Roman" w:hAnsi="Times New Roman" w:cs="Times New Roman"/>
-              </w:rPr>
-              <w:t>beer_servings</w:t>
-            </w:r>
-            <w:proofErr w:type="spellEnd"/>
-            <w:r>
-              <w:rPr>
-                <w:rFonts w:ascii="Times New Roman" w:eastAsia="Times New Roman" w:hAnsi="Times New Roman" w:cs="Times New Roman"/>
-              </w:rPr>
-              <w:t xml:space="preserve">, </w:t>
-            </w:r>
-            <w:proofErr w:type="spellStart"/>
-            <w:r>
-              <w:rPr>
-                <w:rFonts w:ascii="Times New Roman" w:eastAsia="Times New Roman" w:hAnsi="Times New Roman" w:cs="Times New Roman"/>
-              </w:rPr>
-              <w:t>spirit_servings</w:t>
-            </w:r>
-            <w:proofErr w:type="spellEnd"/>
-            <w:r>
-              <w:rPr>
-                <w:rFonts w:ascii="Times New Roman" w:eastAsia="Times New Roman" w:hAnsi="Times New Roman" w:cs="Times New Roman"/>
-              </w:rPr>
-              <w:t xml:space="preserve">, </w:t>
-            </w:r>
-            <w:proofErr w:type="spellStart"/>
-            <w:r>
-              <w:rPr>
-                <w:rFonts w:ascii="Times New Roman" w:eastAsia="Times New Roman" w:hAnsi="Times New Roman" w:cs="Times New Roman"/>
-              </w:rPr>
-              <w:t>wine_servings</w:t>
-            </w:r>
-            <w:proofErr w:type="spellEnd"/>
-            <w:r>
-              <w:rPr>
-                <w:rFonts w:ascii="Times New Roman" w:eastAsia="Times New Roman" w:hAnsi="Times New Roman" w:cs="Times New Roman"/>
-              </w:rPr>
-              <w:t xml:space="preserve">, </w:t>
-            </w:r>
-            <w:proofErr w:type="spellStart"/>
-            <w:r>
-              <w:rPr>
-                <w:rFonts w:ascii="Times New Roman" w:eastAsia="Times New Roman" w:hAnsi="Times New Roman" w:cs="Times New Roman"/>
-              </w:rPr>
-              <w:t>total_litres_of_pure_alcohol</w:t>
-            </w:r>
-            <w:proofErr w:type="spellEnd"/>
+              <w:t># drinks.csv columns: country, beer_servings, spirit_servings, wine_servings, total_litres_of_pure_alcohol</w:t>
+            </w:r>
           </w:p>
           <w:p>
             <w:pPr>
@@ -8673,173 +7678,67 @@
                 <w:rFonts w:ascii="Times New Roman" w:eastAsia="Times New Roman" w:hAnsi="Times New Roman" w:cs="Times New Roman"/>
               </w:rPr>
             </w:pPr>
-            <w:proofErr w:type="spellStart"/>
-            <w:r>
-              <w:rPr>
-                <w:rFonts w:ascii="Times New Roman" w:eastAsia="Times New Roman" w:hAnsi="Times New Roman" w:cs="Times New Roman"/>
-              </w:rPr>
-              <w:t>data_clean</w:t>
-            </w:r>
-            <w:proofErr w:type="spellEnd"/>
-            <w:r>
-              <w:rPr>
-                <w:rFonts w:ascii="Times New Roman" w:eastAsia="Times New Roman" w:hAnsi="Times New Roman" w:cs="Times New Roman"/>
-              </w:rPr>
-              <w:t xml:space="preserve"> &lt;- </w:t>
-            </w:r>
-            <w:proofErr w:type="spellStart"/>
-            <w:r>
-              <w:rPr>
-                <w:rFonts w:ascii="Times New Roman" w:eastAsia="Times New Roman" w:hAnsi="Times New Roman" w:cs="Times New Roman"/>
-              </w:rPr>
-              <w:t>data_merged</w:t>
-            </w:r>
-            <w:proofErr w:type="spellEnd"/>
-            <w:r>
-              <w:rPr>
-                <w:rFonts w:ascii="Times New Roman" w:eastAsia="Times New Roman" w:hAnsi="Times New Roman" w:cs="Times New Roman"/>
-              </w:rPr>
-              <w:t xml:space="preserve"> %&gt;%</w:t>
-            </w:r>
-          </w:p>
-          <w:p>
-            <w:pPr>
-              <w:ind w:left="33"/>
-              <w:rPr>
-                <w:rFonts w:ascii="Times New Roman" w:eastAsia="Times New Roman" w:hAnsi="Times New Roman" w:cs="Times New Roman"/>
-              </w:rPr>
-            </w:pPr>
-            <w:r>
-              <w:rPr>
-                <w:rFonts w:ascii="Times New Roman" w:eastAsia="Times New Roman" w:hAnsi="Times New Roman" w:cs="Times New Roman"/>
-              </w:rPr>
-              <w:t xml:space="preserve">  </w:t>
-            </w:r>
-            <w:proofErr w:type="gramStart"/>
-            <w:r>
-              <w:rPr>
-                <w:rFonts w:ascii="Times New Roman" w:eastAsia="Times New Roman" w:hAnsi="Times New Roman" w:cs="Times New Roman"/>
-              </w:rPr>
-              <w:t>select(</w:t>
-            </w:r>
-            <w:proofErr w:type="gramEnd"/>
-            <w:r>
-              <w:rPr>
-                <w:rFonts w:ascii="Times New Roman" w:eastAsia="Times New Roman" w:hAnsi="Times New Roman" w:cs="Times New Roman"/>
-              </w:rPr>
-              <w:t xml:space="preserve">country, </w:t>
-            </w:r>
-            <w:proofErr w:type="spellStart"/>
-            <w:r>
-              <w:rPr>
-                <w:rFonts w:ascii="Times New Roman" w:eastAsia="Times New Roman" w:hAnsi="Times New Roman" w:cs="Times New Roman"/>
-              </w:rPr>
-              <w:t>total_litres_of_pure_alcohol</w:t>
-            </w:r>
-            <w:proofErr w:type="spellEnd"/>
-            <w:r>
-              <w:rPr>
-                <w:rFonts w:ascii="Times New Roman" w:eastAsia="Times New Roman" w:hAnsi="Times New Roman" w:cs="Times New Roman"/>
-              </w:rPr>
-              <w:t>, Numeric) %&gt;%</w:t>
-            </w:r>
-          </w:p>
-          <w:p>
-            <w:pPr>
-              <w:ind w:left="33"/>
-              <w:rPr>
-                <w:rFonts w:ascii="Times New Roman" w:eastAsia="Times New Roman" w:hAnsi="Times New Roman" w:cs="Times New Roman"/>
-              </w:rPr>
-            </w:pPr>
-            <w:r>
-              <w:rPr>
-                <w:rFonts w:ascii="Times New Roman" w:eastAsia="Times New Roman" w:hAnsi="Times New Roman" w:cs="Times New Roman"/>
-              </w:rPr>
-              <w:t xml:space="preserve">  </w:t>
-            </w:r>
-            <w:proofErr w:type="gramStart"/>
-            <w:r>
-              <w:rPr>
-                <w:rFonts w:ascii="Times New Roman" w:eastAsia="Times New Roman" w:hAnsi="Times New Roman" w:cs="Times New Roman"/>
-              </w:rPr>
-              <w:t>rename(</w:t>
-            </w:r>
-            <w:proofErr w:type="gramEnd"/>
-            <w:r>
-              <w:rPr>
-                <w:rFonts w:ascii="Times New Roman" w:eastAsia="Times New Roman" w:hAnsi="Times New Roman" w:cs="Times New Roman"/>
-              </w:rPr>
-              <w:t>Country = country,</w:t>
-            </w:r>
-          </w:p>
-          <w:p>
-            <w:pPr>
-              <w:ind w:left="33"/>
-              <w:rPr>
-                <w:rFonts w:ascii="Times New Roman" w:eastAsia="Times New Roman" w:hAnsi="Times New Roman" w:cs="Times New Roman"/>
-              </w:rPr>
-            </w:pPr>
-            <w:r>
-              <w:rPr>
-                <w:rFonts w:ascii="Times New Roman" w:eastAsia="Times New Roman" w:hAnsi="Times New Roman" w:cs="Times New Roman"/>
-              </w:rPr>
-              <w:t xml:space="preserve">         </w:t>
-            </w:r>
-            <w:proofErr w:type="spellStart"/>
-            <w:r>
-              <w:rPr>
-                <w:rFonts w:ascii="Times New Roman" w:eastAsia="Times New Roman" w:hAnsi="Times New Roman" w:cs="Times New Roman"/>
-              </w:rPr>
-              <w:t>Alcohol_Consumption</w:t>
-            </w:r>
-            <w:proofErr w:type="spellEnd"/>
-            <w:r>
-              <w:rPr>
-                <w:rFonts w:ascii="Times New Roman" w:eastAsia="Times New Roman" w:hAnsi="Times New Roman" w:cs="Times New Roman"/>
-              </w:rPr>
-              <w:t xml:space="preserve"> = </w:t>
-            </w:r>
-            <w:proofErr w:type="spellStart"/>
-            <w:r>
-              <w:rPr>
-                <w:rFonts w:ascii="Times New Roman" w:eastAsia="Times New Roman" w:hAnsi="Times New Roman" w:cs="Times New Roman"/>
-              </w:rPr>
-              <w:t>total_litres_of_pure_alcohol</w:t>
-            </w:r>
-            <w:proofErr w:type="spellEnd"/>
-            <w:r>
-              <w:rPr>
-                <w:rFonts w:ascii="Times New Roman" w:eastAsia="Times New Roman" w:hAnsi="Times New Roman" w:cs="Times New Roman"/>
-              </w:rPr>
-              <w:t>,</w:t>
-            </w:r>
-          </w:p>
-          <w:p>
-            <w:pPr>
-              <w:ind w:left="33"/>
-              <w:rPr>
-                <w:rFonts w:ascii="Times New Roman" w:eastAsia="Times New Roman" w:hAnsi="Times New Roman" w:cs="Times New Roman"/>
-              </w:rPr>
-            </w:pPr>
-            <w:r>
-              <w:rPr>
-                <w:rFonts w:ascii="Times New Roman" w:eastAsia="Times New Roman" w:hAnsi="Times New Roman" w:cs="Times New Roman"/>
-              </w:rPr>
-              <w:t xml:space="preserve">         </w:t>
-            </w:r>
-            <w:proofErr w:type="spellStart"/>
-            <w:r>
-              <w:rPr>
-                <w:rFonts w:ascii="Times New Roman" w:eastAsia="Times New Roman" w:hAnsi="Times New Roman" w:cs="Times New Roman"/>
-              </w:rPr>
-              <w:t>Life_Expectancy</w:t>
-            </w:r>
-            <w:proofErr w:type="spellEnd"/>
-            <w:r>
-              <w:rPr>
-                <w:rFonts w:ascii="Times New Roman" w:eastAsia="Times New Roman" w:hAnsi="Times New Roman" w:cs="Times New Roman"/>
-              </w:rPr>
-              <w:t xml:space="preserve"> = Numeric)</w:t>
+            <w:r>
+              <w:rPr>
+                <w:rFonts w:ascii="Times New Roman" w:eastAsia="Times New Roman" w:hAnsi="Times New Roman" w:cs="Times New Roman"/>
+              </w:rPr>
+              <w:t>data_clean &lt;- data_merged %&gt;%</w:t>
+            </w:r>
+          </w:p>
+          <w:p>
+            <w:pPr>
+              <w:ind w:left="33"/>
+              <w:rPr>
+                <w:rFonts w:ascii="Times New Roman" w:eastAsia="Times New Roman" w:hAnsi="Times New Roman" w:cs="Times New Roman"/>
+              </w:rPr>
+            </w:pPr>
+            <w:r>
+              <w:rPr>
+                <w:rFonts w:ascii="Times New Roman" w:eastAsia="Times New Roman" w:hAnsi="Times New Roman" w:cs="Times New Roman"/>
+              </w:rPr>
+              <w:t xml:space="preserve">  select(country, total_litres_of_pure_alcohol, Numeric) %&gt;%</w:t>
+            </w:r>
+          </w:p>
+          <w:p>
+            <w:pPr>
+              <w:ind w:left="33"/>
+              <w:rPr>
+                <w:rFonts w:ascii="Times New Roman" w:eastAsia="Times New Roman" w:hAnsi="Times New Roman" w:cs="Times New Roman"/>
+              </w:rPr>
+            </w:pPr>
+            <w:r>
+              <w:rPr>
+                <w:rFonts w:ascii="Times New Roman" w:eastAsia="Times New Roman" w:hAnsi="Times New Roman" w:cs="Times New Roman"/>
+              </w:rPr>
+              <w:t xml:space="preserve">  rename(Country = country,</w:t>
+            </w:r>
+          </w:p>
+          <w:p>
+            <w:pPr>
+              <w:ind w:left="33"/>
+              <w:rPr>
+                <w:rFonts w:ascii="Times New Roman" w:eastAsia="Times New Roman" w:hAnsi="Times New Roman" w:cs="Times New Roman"/>
+              </w:rPr>
+            </w:pPr>
+            <w:r>
+              <w:rPr>
+                <w:rFonts w:ascii="Times New Roman" w:eastAsia="Times New Roman" w:hAnsi="Times New Roman" w:cs="Times New Roman"/>
+              </w:rPr>
+              <w:t xml:space="preserve">         Alcohol_Consumption = total_litres_of_pure_alcohol,</w:t>
+            </w:r>
+          </w:p>
+          <w:p>
+            <w:pPr>
+              <w:ind w:left="33"/>
+              <w:rPr>
+                <w:rFonts w:ascii="Times New Roman" w:eastAsia="Times New Roman" w:hAnsi="Times New Roman" w:cs="Times New Roman"/>
+              </w:rPr>
+            </w:pPr>
+            <w:r>
+              <w:rPr>
+                <w:rFonts w:ascii="Times New Roman" w:eastAsia="Times New Roman" w:hAnsi="Times New Roman" w:cs="Times New Roman"/>
+              </w:rPr>
+              <w:t xml:space="preserve">         Life_Expectancy = Numeric)</w:t>
             </w:r>
           </w:p>
           <w:p>
@@ -8871,77 +7770,39 @@
                 <w:rFonts w:ascii="Times New Roman" w:eastAsia="Times New Roman" w:hAnsi="Times New Roman" w:cs="Times New Roman"/>
               </w:rPr>
             </w:pPr>
-            <w:proofErr w:type="gramStart"/>
-            <w:r>
-              <w:rPr>
-                <w:rFonts w:ascii="Times New Roman" w:eastAsia="Times New Roman" w:hAnsi="Times New Roman" w:cs="Times New Roman"/>
-              </w:rPr>
-              <w:t>cat(</w:t>
-            </w:r>
-            <w:proofErr w:type="gramEnd"/>
-            <w:r>
-              <w:rPr>
-                <w:rFonts w:ascii="Times New Roman" w:eastAsia="Times New Roman" w:hAnsi="Times New Roman" w:cs="Times New Roman"/>
-              </w:rPr>
-              <w:t>"--- FINAL CLEANED DATASET ---\n")</w:t>
-            </w:r>
-          </w:p>
-          <w:p>
-            <w:pPr>
-              <w:ind w:left="33"/>
-              <w:rPr>
-                <w:rFonts w:ascii="Times New Roman" w:eastAsia="Times New Roman" w:hAnsi="Times New Roman" w:cs="Times New Roman"/>
-              </w:rPr>
-            </w:pPr>
-            <w:r>
-              <w:rPr>
-                <w:rFonts w:ascii="Times New Roman" w:eastAsia="Times New Roman" w:hAnsi="Times New Roman" w:cs="Times New Roman"/>
-              </w:rPr>
-              <w:t>str(</w:t>
-            </w:r>
-            <w:proofErr w:type="spellStart"/>
-            <w:r>
-              <w:rPr>
-                <w:rFonts w:ascii="Times New Roman" w:eastAsia="Times New Roman" w:hAnsi="Times New Roman" w:cs="Times New Roman"/>
-              </w:rPr>
-              <w:t>data_clean</w:t>
-            </w:r>
-            <w:proofErr w:type="spellEnd"/>
-            <w:r>
-              <w:rPr>
-                <w:rFonts w:ascii="Times New Roman" w:eastAsia="Times New Roman" w:hAnsi="Times New Roman" w:cs="Times New Roman"/>
-              </w:rPr>
-              <w:t>)</w:t>
-            </w:r>
-          </w:p>
-          <w:p>
-            <w:pPr>
-              <w:ind w:left="33"/>
-              <w:rPr>
-                <w:rFonts w:ascii="Times New Roman" w:eastAsia="Times New Roman" w:hAnsi="Times New Roman" w:cs="Times New Roman"/>
-              </w:rPr>
-            </w:pPr>
-            <w:proofErr w:type="gramStart"/>
-            <w:r>
-              <w:rPr>
-                <w:rFonts w:ascii="Times New Roman" w:eastAsia="Times New Roman" w:hAnsi="Times New Roman" w:cs="Times New Roman"/>
-              </w:rPr>
-              <w:t>head(</w:t>
-            </w:r>
-            <w:proofErr w:type="spellStart"/>
-            <w:proofErr w:type="gramEnd"/>
-            <w:r>
-              <w:rPr>
-                <w:rFonts w:ascii="Times New Roman" w:eastAsia="Times New Roman" w:hAnsi="Times New Roman" w:cs="Times New Roman"/>
-              </w:rPr>
-              <w:t>data_clean</w:t>
-            </w:r>
-            <w:proofErr w:type="spellEnd"/>
-            <w:r>
-              <w:rPr>
-                <w:rFonts w:ascii="Times New Roman" w:eastAsia="Times New Roman" w:hAnsi="Times New Roman" w:cs="Times New Roman"/>
-              </w:rPr>
-              <w:t>, 50)</w:t>
+            <w:r>
+              <w:rPr>
+                <w:rFonts w:ascii="Times New Roman" w:eastAsia="Times New Roman" w:hAnsi="Times New Roman" w:cs="Times New Roman"/>
+              </w:rPr>
+              <w:t>cat("--- FINAL CLEANED DATASET ---\n")</w:t>
+            </w:r>
+          </w:p>
+          <w:p>
+            <w:pPr>
+              <w:ind w:left="33"/>
+              <w:rPr>
+                <w:rFonts w:ascii="Times New Roman" w:eastAsia="Times New Roman" w:hAnsi="Times New Roman" w:cs="Times New Roman"/>
+              </w:rPr>
+            </w:pPr>
+            <w:r>
+              <w:rPr>
+                <w:rFonts w:ascii="Times New Roman" w:eastAsia="Times New Roman" w:hAnsi="Times New Roman" w:cs="Times New Roman"/>
+              </w:rPr>
+              <w:t>str(data_clean)</w:t>
+            </w:r>
+          </w:p>
+          <w:p>
+            <w:pPr>
+              <w:ind w:left="33"/>
+              <w:rPr>
+                <w:rFonts w:ascii="Times New Roman" w:eastAsia="Times New Roman" w:hAnsi="Times New Roman" w:cs="Times New Roman"/>
+              </w:rPr>
+            </w:pPr>
+            <w:r>
+              <w:rPr>
+                <w:rFonts w:ascii="Times New Roman" w:eastAsia="Times New Roman" w:hAnsi="Times New Roman" w:cs="Times New Roman"/>
+              </w:rPr>
+              <w:t>head(data_clean, 50)</w:t>
             </w:r>
           </w:p>
           <w:p>
@@ -9009,19 +7870,11 @@
                 <w:rFonts w:ascii="Times New Roman" w:eastAsia="Times New Roman" w:hAnsi="Times New Roman" w:cs="Times New Roman"/>
               </w:rPr>
             </w:pPr>
-            <w:proofErr w:type="gramStart"/>
-            <w:r>
-              <w:rPr>
-                <w:rFonts w:ascii="Times New Roman" w:eastAsia="Times New Roman" w:hAnsi="Times New Roman" w:cs="Times New Roman"/>
-              </w:rPr>
-              <w:t>cat(</w:t>
-            </w:r>
-            <w:proofErr w:type="gramEnd"/>
-            <w:r>
-              <w:rPr>
-                <w:rFonts w:ascii="Times New Roman" w:eastAsia="Times New Roman" w:hAnsi="Times New Roman" w:cs="Times New Roman"/>
-              </w:rPr>
-              <w:t>"\n\n=== DESCRIPTIVE STATISTICS ===\n\n")</w:t>
+            <w:r>
+              <w:rPr>
+                <w:rFonts w:ascii="Times New Roman" w:eastAsia="Times New Roman" w:hAnsi="Times New Roman" w:cs="Times New Roman"/>
+              </w:rPr>
+              <w:t>cat("\n\n=== DESCRIPTIVE STATISTICS ===\n\n")</w:t>
             </w:r>
           </w:p>
           <w:p>
@@ -9053,442 +7906,160 @@
                 <w:rFonts w:ascii="Times New Roman" w:eastAsia="Times New Roman" w:hAnsi="Times New Roman" w:cs="Times New Roman"/>
               </w:rPr>
             </w:pPr>
-            <w:proofErr w:type="spellStart"/>
-            <w:r>
-              <w:rPr>
-                <w:rFonts w:ascii="Times New Roman" w:eastAsia="Times New Roman" w:hAnsi="Times New Roman" w:cs="Times New Roman"/>
-              </w:rPr>
-              <w:t>mean_alcohol</w:t>
-            </w:r>
-            <w:proofErr w:type="spellEnd"/>
-            <w:r>
-              <w:rPr>
-                <w:rFonts w:ascii="Times New Roman" w:eastAsia="Times New Roman" w:hAnsi="Times New Roman" w:cs="Times New Roman"/>
-              </w:rPr>
-              <w:t xml:space="preserve"> &lt;- mean(</w:t>
-            </w:r>
-            <w:proofErr w:type="spellStart"/>
-            <w:r>
-              <w:rPr>
-                <w:rFonts w:ascii="Times New Roman" w:eastAsia="Times New Roman" w:hAnsi="Times New Roman" w:cs="Times New Roman"/>
-              </w:rPr>
-              <w:t>data_clean$Alcohol_Consumption</w:t>
-            </w:r>
-            <w:proofErr w:type="spellEnd"/>
-            <w:r>
-              <w:rPr>
-                <w:rFonts w:ascii="Times New Roman" w:eastAsia="Times New Roman" w:hAnsi="Times New Roman" w:cs="Times New Roman"/>
-              </w:rPr>
-              <w:t>)</w:t>
-            </w:r>
-          </w:p>
-          <w:p>
-            <w:pPr>
-              <w:ind w:left="33"/>
-              <w:rPr>
-                <w:rFonts w:ascii="Times New Roman" w:eastAsia="Times New Roman" w:hAnsi="Times New Roman" w:cs="Times New Roman"/>
-              </w:rPr>
-            </w:pPr>
-            <w:proofErr w:type="spellStart"/>
-            <w:r>
-              <w:rPr>
-                <w:rFonts w:ascii="Times New Roman" w:eastAsia="Times New Roman" w:hAnsi="Times New Roman" w:cs="Times New Roman"/>
-              </w:rPr>
-              <w:t>sd_alcohol</w:t>
-            </w:r>
-            <w:proofErr w:type="spellEnd"/>
-            <w:r>
-              <w:rPr>
-                <w:rFonts w:ascii="Times New Roman" w:eastAsia="Times New Roman" w:hAnsi="Times New Roman" w:cs="Times New Roman"/>
-              </w:rPr>
-              <w:t xml:space="preserve"> &lt;- </w:t>
-            </w:r>
-            <w:proofErr w:type="spellStart"/>
-            <w:r>
-              <w:rPr>
-                <w:rFonts w:ascii="Times New Roman" w:eastAsia="Times New Roman" w:hAnsi="Times New Roman" w:cs="Times New Roman"/>
-              </w:rPr>
-              <w:t>sd</w:t>
-            </w:r>
-            <w:proofErr w:type="spellEnd"/>
-            <w:r>
-              <w:rPr>
-                <w:rFonts w:ascii="Times New Roman" w:eastAsia="Times New Roman" w:hAnsi="Times New Roman" w:cs="Times New Roman"/>
-              </w:rPr>
-              <w:t>(</w:t>
-            </w:r>
-            <w:proofErr w:type="spellStart"/>
-            <w:r>
-              <w:rPr>
-                <w:rFonts w:ascii="Times New Roman" w:eastAsia="Times New Roman" w:hAnsi="Times New Roman" w:cs="Times New Roman"/>
-              </w:rPr>
-              <w:t>data_clean$Alcohol_Consumption</w:t>
-            </w:r>
-            <w:proofErr w:type="spellEnd"/>
-            <w:r>
-              <w:rPr>
-                <w:rFonts w:ascii="Times New Roman" w:eastAsia="Times New Roman" w:hAnsi="Times New Roman" w:cs="Times New Roman"/>
-              </w:rPr>
-              <w:t>)</w:t>
-            </w:r>
-          </w:p>
-          <w:p>
-            <w:pPr>
-              <w:ind w:left="33"/>
-              <w:rPr>
-                <w:rFonts w:ascii="Times New Roman" w:eastAsia="Times New Roman" w:hAnsi="Times New Roman" w:cs="Times New Roman"/>
-              </w:rPr>
-            </w:pPr>
-            <w:proofErr w:type="spellStart"/>
-            <w:r>
-              <w:rPr>
-                <w:rFonts w:ascii="Times New Roman" w:eastAsia="Times New Roman" w:hAnsi="Times New Roman" w:cs="Times New Roman"/>
-              </w:rPr>
-              <w:t>median_alcohol</w:t>
-            </w:r>
-            <w:proofErr w:type="spellEnd"/>
-            <w:r>
-              <w:rPr>
-                <w:rFonts w:ascii="Times New Roman" w:eastAsia="Times New Roman" w:hAnsi="Times New Roman" w:cs="Times New Roman"/>
-              </w:rPr>
-              <w:t xml:space="preserve"> &lt;- median(</w:t>
-            </w:r>
-            <w:proofErr w:type="spellStart"/>
-            <w:r>
-              <w:rPr>
-                <w:rFonts w:ascii="Times New Roman" w:eastAsia="Times New Roman" w:hAnsi="Times New Roman" w:cs="Times New Roman"/>
-              </w:rPr>
-              <w:t>data_clean$Alcohol_Consumption</w:t>
-            </w:r>
-            <w:proofErr w:type="spellEnd"/>
-            <w:r>
-              <w:rPr>
-                <w:rFonts w:ascii="Times New Roman" w:eastAsia="Times New Roman" w:hAnsi="Times New Roman" w:cs="Times New Roman"/>
-              </w:rPr>
-              <w:t>)</w:t>
-            </w:r>
-          </w:p>
-          <w:p>
-            <w:pPr>
-              <w:ind w:left="33"/>
-              <w:rPr>
-                <w:rFonts w:ascii="Times New Roman" w:eastAsia="Times New Roman" w:hAnsi="Times New Roman" w:cs="Times New Roman"/>
-              </w:rPr>
-            </w:pPr>
-            <w:proofErr w:type="spellStart"/>
-            <w:r>
-              <w:rPr>
-                <w:rFonts w:ascii="Times New Roman" w:eastAsia="Times New Roman" w:hAnsi="Times New Roman" w:cs="Times New Roman"/>
-              </w:rPr>
-              <w:t>min_alcohol</w:t>
-            </w:r>
-            <w:proofErr w:type="spellEnd"/>
-            <w:r>
-              <w:rPr>
-                <w:rFonts w:ascii="Times New Roman" w:eastAsia="Times New Roman" w:hAnsi="Times New Roman" w:cs="Times New Roman"/>
-              </w:rPr>
-              <w:t xml:space="preserve"> &lt;- min(</w:t>
-            </w:r>
-            <w:proofErr w:type="spellStart"/>
-            <w:r>
-              <w:rPr>
-                <w:rFonts w:ascii="Times New Roman" w:eastAsia="Times New Roman" w:hAnsi="Times New Roman" w:cs="Times New Roman"/>
-              </w:rPr>
-              <w:t>data_clean$Alcohol_Consumption</w:t>
-            </w:r>
-            <w:proofErr w:type="spellEnd"/>
-            <w:r>
-              <w:rPr>
-                <w:rFonts w:ascii="Times New Roman" w:eastAsia="Times New Roman" w:hAnsi="Times New Roman" w:cs="Times New Roman"/>
-              </w:rPr>
-              <w:t>)</w:t>
-            </w:r>
-          </w:p>
-          <w:p>
-            <w:pPr>
-              <w:ind w:left="33"/>
-              <w:rPr>
-                <w:rFonts w:ascii="Times New Roman" w:eastAsia="Times New Roman" w:hAnsi="Times New Roman" w:cs="Times New Roman"/>
-              </w:rPr>
-            </w:pPr>
-            <w:proofErr w:type="spellStart"/>
-            <w:r>
-              <w:rPr>
-                <w:rFonts w:ascii="Times New Roman" w:eastAsia="Times New Roman" w:hAnsi="Times New Roman" w:cs="Times New Roman"/>
-              </w:rPr>
-              <w:t>max_alcohol</w:t>
-            </w:r>
-            <w:proofErr w:type="spellEnd"/>
-            <w:r>
-              <w:rPr>
-                <w:rFonts w:ascii="Times New Roman" w:eastAsia="Times New Roman" w:hAnsi="Times New Roman" w:cs="Times New Roman"/>
-              </w:rPr>
-              <w:t xml:space="preserve"> &lt;- max(</w:t>
-            </w:r>
-            <w:proofErr w:type="spellStart"/>
-            <w:r>
-              <w:rPr>
-                <w:rFonts w:ascii="Times New Roman" w:eastAsia="Times New Roman" w:hAnsi="Times New Roman" w:cs="Times New Roman"/>
-              </w:rPr>
-              <w:t>data_clean$Alcohol_Consumption</w:t>
-            </w:r>
-            <w:proofErr w:type="spellEnd"/>
-            <w:r>
-              <w:rPr>
-                <w:rFonts w:ascii="Times New Roman" w:eastAsia="Times New Roman" w:hAnsi="Times New Roman" w:cs="Times New Roman"/>
-              </w:rPr>
-              <w:t>)</w:t>
-            </w:r>
-          </w:p>
-          <w:p>
-            <w:pPr>
-              <w:ind w:left="33"/>
-              <w:rPr>
-                <w:rFonts w:ascii="Times New Roman" w:eastAsia="Times New Roman" w:hAnsi="Times New Roman" w:cs="Times New Roman"/>
-              </w:rPr>
-            </w:pPr>
-          </w:p>
-          <w:p>
-            <w:pPr>
-              <w:ind w:left="33"/>
-              <w:rPr>
-                <w:rFonts w:ascii="Times New Roman" w:eastAsia="Times New Roman" w:hAnsi="Times New Roman" w:cs="Times New Roman"/>
-              </w:rPr>
-            </w:pPr>
-            <w:proofErr w:type="gramStart"/>
+            <w:r>
+              <w:rPr>
+                <w:rFonts w:ascii="Times New Roman" w:eastAsia="Times New Roman" w:hAnsi="Times New Roman" w:cs="Times New Roman"/>
+              </w:rPr>
+              <w:t>mean_alcohol &lt;- mean(data_clean$Alcohol_Consumption)</w:t>
+            </w:r>
+          </w:p>
+          <w:p>
+            <w:pPr>
+              <w:ind w:left="33"/>
+              <w:rPr>
+                <w:rFonts w:ascii="Times New Roman" w:eastAsia="Times New Roman" w:hAnsi="Times New Roman" w:cs="Times New Roman"/>
+              </w:rPr>
+            </w:pPr>
+            <w:r>
+              <w:rPr>
+                <w:rFonts w:ascii="Times New Roman" w:eastAsia="Times New Roman" w:hAnsi="Times New Roman" w:cs="Times New Roman"/>
+              </w:rPr>
+              <w:t>sd_alcohol &lt;- sd(data_clean$Alcohol_Consumption)</w:t>
+            </w:r>
+          </w:p>
+          <w:p>
+            <w:pPr>
+              <w:ind w:left="33"/>
+              <w:rPr>
+                <w:rFonts w:ascii="Times New Roman" w:eastAsia="Times New Roman" w:hAnsi="Times New Roman" w:cs="Times New Roman"/>
+              </w:rPr>
+            </w:pPr>
+            <w:r>
+              <w:rPr>
+                <w:rFonts w:ascii="Times New Roman" w:eastAsia="Times New Roman" w:hAnsi="Times New Roman" w:cs="Times New Roman"/>
+              </w:rPr>
+              <w:t>median_alcohol &lt;- median(data_clean$Alcohol_Consumption)</w:t>
+            </w:r>
+          </w:p>
+          <w:p>
+            <w:pPr>
+              <w:ind w:left="33"/>
+              <w:rPr>
+                <w:rFonts w:ascii="Times New Roman" w:eastAsia="Times New Roman" w:hAnsi="Times New Roman" w:cs="Times New Roman"/>
+              </w:rPr>
+            </w:pPr>
+            <w:r>
+              <w:rPr>
+                <w:rFonts w:ascii="Times New Roman" w:eastAsia="Times New Roman" w:hAnsi="Times New Roman" w:cs="Times New Roman"/>
+              </w:rPr>
+              <w:t>min_alcohol &lt;- min(data_clean$Alcohol_Consumption)</w:t>
+            </w:r>
+          </w:p>
+          <w:p>
+            <w:pPr>
+              <w:ind w:left="33"/>
+              <w:rPr>
+                <w:rFonts w:ascii="Times New Roman" w:eastAsia="Times New Roman" w:hAnsi="Times New Roman" w:cs="Times New Roman"/>
+              </w:rPr>
+            </w:pPr>
+            <w:r>
+              <w:rPr>
+                <w:rFonts w:ascii="Times New Roman" w:eastAsia="Times New Roman" w:hAnsi="Times New Roman" w:cs="Times New Roman"/>
+              </w:rPr>
+              <w:t>max_alcohol &lt;- max(data_clean$Alcohol_Consumption)</w:t>
+            </w:r>
+          </w:p>
+          <w:p>
+            <w:pPr>
+              <w:ind w:left="33"/>
+              <w:rPr>
+                <w:rFonts w:ascii="Times New Roman" w:eastAsia="Times New Roman" w:hAnsi="Times New Roman" w:cs="Times New Roman"/>
+              </w:rPr>
+            </w:pPr>
+          </w:p>
+          <w:p>
+            <w:pPr>
+              <w:ind w:left="33"/>
+              <w:rPr>
+                <w:rFonts w:ascii="Times New Roman" w:eastAsia="Times New Roman" w:hAnsi="Times New Roman" w:cs="Times New Roman"/>
+              </w:rPr>
+            </w:pPr>
             <w:r>
               <w:rPr>
                 <w:rFonts w:ascii="Times New Roman" w:eastAsia="Times New Roman" w:hAnsi="Times New Roman" w:cs="Times New Roman"/>
               </w:rPr>
               <w:lastRenderedPageBreak/>
-              <w:t>cat(</w:t>
-            </w:r>
-            <w:proofErr w:type="gramEnd"/>
-            <w:r>
-              <w:rPr>
-                <w:rFonts w:ascii="Times New Roman" w:eastAsia="Times New Roman" w:hAnsi="Times New Roman" w:cs="Times New Roman"/>
-              </w:rPr>
-              <w:t>"--- ALCOHOL CONSUMPTION (litres per capita) ---\n")</w:t>
-            </w:r>
-          </w:p>
-          <w:p>
-            <w:pPr>
-              <w:ind w:left="33"/>
-              <w:rPr>
-                <w:rFonts w:ascii="Times New Roman" w:eastAsia="Times New Roman" w:hAnsi="Times New Roman" w:cs="Times New Roman"/>
-              </w:rPr>
-            </w:pPr>
-            <w:proofErr w:type="gramStart"/>
-            <w:r>
-              <w:rPr>
-                <w:rFonts w:ascii="Times New Roman" w:eastAsia="Times New Roman" w:hAnsi="Times New Roman" w:cs="Times New Roman"/>
-              </w:rPr>
-              <w:t>cat(</w:t>
-            </w:r>
-            <w:proofErr w:type="gramEnd"/>
-            <w:r>
-              <w:rPr>
-                <w:rFonts w:ascii="Times New Roman" w:eastAsia="Times New Roman" w:hAnsi="Times New Roman" w:cs="Times New Roman"/>
-              </w:rPr>
-              <w:t xml:space="preserve">"Mean:   ", </w:t>
-            </w:r>
-            <w:proofErr w:type="gramStart"/>
-            <w:r>
-              <w:rPr>
-                <w:rFonts w:ascii="Times New Roman" w:eastAsia="Times New Roman" w:hAnsi="Times New Roman" w:cs="Times New Roman"/>
-              </w:rPr>
-              <w:t>round(</w:t>
-            </w:r>
-            <w:proofErr w:type="spellStart"/>
-            <w:proofErr w:type="gramEnd"/>
-            <w:r>
-              <w:rPr>
-                <w:rFonts w:ascii="Times New Roman" w:eastAsia="Times New Roman" w:hAnsi="Times New Roman" w:cs="Times New Roman"/>
-              </w:rPr>
-              <w:t>mean_alcohol</w:t>
-            </w:r>
-            <w:proofErr w:type="spellEnd"/>
-            <w:r>
-              <w:rPr>
-                <w:rFonts w:ascii="Times New Roman" w:eastAsia="Times New Roman" w:hAnsi="Times New Roman" w:cs="Times New Roman"/>
-              </w:rPr>
-              <w:t>, 2), "\n")</w:t>
-            </w:r>
-          </w:p>
-          <w:p>
-            <w:pPr>
-              <w:ind w:left="33"/>
-              <w:rPr>
-                <w:rFonts w:ascii="Times New Roman" w:eastAsia="Times New Roman" w:hAnsi="Times New Roman" w:cs="Times New Roman"/>
-              </w:rPr>
-            </w:pPr>
-            <w:proofErr w:type="gramStart"/>
-            <w:r>
-              <w:rPr>
-                <w:rFonts w:ascii="Times New Roman" w:eastAsia="Times New Roman" w:hAnsi="Times New Roman" w:cs="Times New Roman"/>
-              </w:rPr>
-              <w:t>cat(</w:t>
-            </w:r>
-            <w:proofErr w:type="gramEnd"/>
-            <w:r>
-              <w:rPr>
-                <w:rFonts w:ascii="Times New Roman" w:eastAsia="Times New Roman" w:hAnsi="Times New Roman" w:cs="Times New Roman"/>
-              </w:rPr>
-              <w:t xml:space="preserve">"SD:     ", </w:t>
-            </w:r>
-            <w:proofErr w:type="gramStart"/>
-            <w:r>
-              <w:rPr>
-                <w:rFonts w:ascii="Times New Roman" w:eastAsia="Times New Roman" w:hAnsi="Times New Roman" w:cs="Times New Roman"/>
-              </w:rPr>
-              <w:t>round(</w:t>
-            </w:r>
-            <w:proofErr w:type="spellStart"/>
-            <w:proofErr w:type="gramEnd"/>
-            <w:r>
-              <w:rPr>
-                <w:rFonts w:ascii="Times New Roman" w:eastAsia="Times New Roman" w:hAnsi="Times New Roman" w:cs="Times New Roman"/>
-              </w:rPr>
-              <w:t>sd_alcohol</w:t>
-            </w:r>
-            <w:proofErr w:type="spellEnd"/>
-            <w:r>
-              <w:rPr>
-                <w:rFonts w:ascii="Times New Roman" w:eastAsia="Times New Roman" w:hAnsi="Times New Roman" w:cs="Times New Roman"/>
-              </w:rPr>
-              <w:t>, 2), "\n")</w:t>
-            </w:r>
-          </w:p>
-          <w:p>
-            <w:pPr>
-              <w:ind w:left="33"/>
-              <w:rPr>
-                <w:rFonts w:ascii="Times New Roman" w:eastAsia="Times New Roman" w:hAnsi="Times New Roman" w:cs="Times New Roman"/>
-              </w:rPr>
-            </w:pPr>
-            <w:proofErr w:type="gramStart"/>
-            <w:r>
-              <w:rPr>
-                <w:rFonts w:ascii="Times New Roman" w:eastAsia="Times New Roman" w:hAnsi="Times New Roman" w:cs="Times New Roman"/>
-              </w:rPr>
-              <w:t>cat(</w:t>
-            </w:r>
-            <w:proofErr w:type="gramEnd"/>
-            <w:r>
-              <w:rPr>
-                <w:rFonts w:ascii="Times New Roman" w:eastAsia="Times New Roman" w:hAnsi="Times New Roman" w:cs="Times New Roman"/>
-              </w:rPr>
-              <w:t xml:space="preserve">"Median: ", </w:t>
-            </w:r>
-            <w:proofErr w:type="gramStart"/>
-            <w:r>
-              <w:rPr>
-                <w:rFonts w:ascii="Times New Roman" w:eastAsia="Times New Roman" w:hAnsi="Times New Roman" w:cs="Times New Roman"/>
-              </w:rPr>
-              <w:t>round(</w:t>
-            </w:r>
-            <w:proofErr w:type="spellStart"/>
-            <w:proofErr w:type="gramEnd"/>
-            <w:r>
-              <w:rPr>
-                <w:rFonts w:ascii="Times New Roman" w:eastAsia="Times New Roman" w:hAnsi="Times New Roman" w:cs="Times New Roman"/>
-              </w:rPr>
-              <w:t>median_alcohol</w:t>
-            </w:r>
-            <w:proofErr w:type="spellEnd"/>
-            <w:r>
-              <w:rPr>
-                <w:rFonts w:ascii="Times New Roman" w:eastAsia="Times New Roman" w:hAnsi="Times New Roman" w:cs="Times New Roman"/>
-              </w:rPr>
-              <w:t>, 2), "\n")</w:t>
-            </w:r>
-          </w:p>
-          <w:p>
-            <w:pPr>
-              <w:ind w:left="33"/>
-              <w:rPr>
-                <w:rFonts w:ascii="Times New Roman" w:eastAsia="Times New Roman" w:hAnsi="Times New Roman" w:cs="Times New Roman"/>
-              </w:rPr>
-            </w:pPr>
-            <w:proofErr w:type="gramStart"/>
-            <w:r>
-              <w:rPr>
-                <w:rFonts w:ascii="Times New Roman" w:eastAsia="Times New Roman" w:hAnsi="Times New Roman" w:cs="Times New Roman"/>
-              </w:rPr>
-              <w:t>cat(</w:t>
-            </w:r>
-            <w:proofErr w:type="gramEnd"/>
-            <w:r>
-              <w:rPr>
-                <w:rFonts w:ascii="Times New Roman" w:eastAsia="Times New Roman" w:hAnsi="Times New Roman" w:cs="Times New Roman"/>
-              </w:rPr>
-              <w:t xml:space="preserve">"Min:    ", </w:t>
-            </w:r>
-            <w:proofErr w:type="gramStart"/>
-            <w:r>
-              <w:rPr>
-                <w:rFonts w:ascii="Times New Roman" w:eastAsia="Times New Roman" w:hAnsi="Times New Roman" w:cs="Times New Roman"/>
-              </w:rPr>
-              <w:t>round(</w:t>
-            </w:r>
-            <w:proofErr w:type="spellStart"/>
-            <w:proofErr w:type="gramEnd"/>
-            <w:r>
-              <w:rPr>
-                <w:rFonts w:ascii="Times New Roman" w:eastAsia="Times New Roman" w:hAnsi="Times New Roman" w:cs="Times New Roman"/>
-              </w:rPr>
-              <w:t>min_alcohol</w:t>
-            </w:r>
-            <w:proofErr w:type="spellEnd"/>
-            <w:r>
-              <w:rPr>
-                <w:rFonts w:ascii="Times New Roman" w:eastAsia="Times New Roman" w:hAnsi="Times New Roman" w:cs="Times New Roman"/>
-              </w:rPr>
-              <w:t>, 2), "\n")</w:t>
-            </w:r>
-          </w:p>
-          <w:p>
-            <w:pPr>
-              <w:ind w:left="33"/>
-              <w:rPr>
-                <w:rFonts w:ascii="Times New Roman" w:eastAsia="Times New Roman" w:hAnsi="Times New Roman" w:cs="Times New Roman"/>
-              </w:rPr>
-            </w:pPr>
-            <w:proofErr w:type="gramStart"/>
-            <w:r>
-              <w:rPr>
-                <w:rFonts w:ascii="Times New Roman" w:eastAsia="Times New Roman" w:hAnsi="Times New Roman" w:cs="Times New Roman"/>
-              </w:rPr>
-              <w:t>cat(</w:t>
-            </w:r>
-            <w:proofErr w:type="gramEnd"/>
-            <w:r>
-              <w:rPr>
-                <w:rFonts w:ascii="Times New Roman" w:eastAsia="Times New Roman" w:hAnsi="Times New Roman" w:cs="Times New Roman"/>
-              </w:rPr>
-              <w:t xml:space="preserve">"Max:    ", </w:t>
-            </w:r>
-            <w:proofErr w:type="gramStart"/>
-            <w:r>
-              <w:rPr>
-                <w:rFonts w:ascii="Times New Roman" w:eastAsia="Times New Roman" w:hAnsi="Times New Roman" w:cs="Times New Roman"/>
-              </w:rPr>
-              <w:t>round(</w:t>
-            </w:r>
-            <w:proofErr w:type="spellStart"/>
-            <w:proofErr w:type="gramEnd"/>
-            <w:r>
-              <w:rPr>
-                <w:rFonts w:ascii="Times New Roman" w:eastAsia="Times New Roman" w:hAnsi="Times New Roman" w:cs="Times New Roman"/>
-              </w:rPr>
-              <w:t>max_alcohol</w:t>
-            </w:r>
-            <w:proofErr w:type="spellEnd"/>
-            <w:r>
-              <w:rPr>
-                <w:rFonts w:ascii="Times New Roman" w:eastAsia="Times New Roman" w:hAnsi="Times New Roman" w:cs="Times New Roman"/>
-              </w:rPr>
-              <w:t>, 2), "\n\n")</w:t>
+              <w:t>cat("--- ALCOHOL CONSUMPTION (litres per capita) ---\n")</w:t>
+            </w:r>
+          </w:p>
+          <w:p>
+            <w:pPr>
+              <w:ind w:left="33"/>
+              <w:rPr>
+                <w:rFonts w:ascii="Times New Roman" w:eastAsia="Times New Roman" w:hAnsi="Times New Roman" w:cs="Times New Roman"/>
+              </w:rPr>
+            </w:pPr>
+            <w:r>
+              <w:rPr>
+                <w:rFonts w:ascii="Times New Roman" w:eastAsia="Times New Roman" w:hAnsi="Times New Roman" w:cs="Times New Roman"/>
+              </w:rPr>
+              <w:t>cat("Mean:   ", round(mean_alcohol, 2), "\n")</w:t>
+            </w:r>
+          </w:p>
+          <w:p>
+            <w:pPr>
+              <w:ind w:left="33"/>
+              <w:rPr>
+                <w:rFonts w:ascii="Times New Roman" w:eastAsia="Times New Roman" w:hAnsi="Times New Roman" w:cs="Times New Roman"/>
+              </w:rPr>
+            </w:pPr>
+            <w:r>
+              <w:rPr>
+                <w:rFonts w:ascii="Times New Roman" w:eastAsia="Times New Roman" w:hAnsi="Times New Roman" w:cs="Times New Roman"/>
+              </w:rPr>
+              <w:t>cat("SD:     ", round(sd_alcohol, 2), "\n")</w:t>
+            </w:r>
+          </w:p>
+          <w:p>
+            <w:pPr>
+              <w:ind w:left="33"/>
+              <w:rPr>
+                <w:rFonts w:ascii="Times New Roman" w:eastAsia="Times New Roman" w:hAnsi="Times New Roman" w:cs="Times New Roman"/>
+              </w:rPr>
+            </w:pPr>
+            <w:r>
+              <w:rPr>
+                <w:rFonts w:ascii="Times New Roman" w:eastAsia="Times New Roman" w:hAnsi="Times New Roman" w:cs="Times New Roman"/>
+              </w:rPr>
+              <w:t>cat("Median: ", round(median_alcohol, 2), "\n")</w:t>
+            </w:r>
+          </w:p>
+          <w:p>
+            <w:pPr>
+              <w:ind w:left="33"/>
+              <w:rPr>
+                <w:rFonts w:ascii="Times New Roman" w:eastAsia="Times New Roman" w:hAnsi="Times New Roman" w:cs="Times New Roman"/>
+              </w:rPr>
+            </w:pPr>
+            <w:r>
+              <w:rPr>
+                <w:rFonts w:ascii="Times New Roman" w:eastAsia="Times New Roman" w:hAnsi="Times New Roman" w:cs="Times New Roman"/>
+              </w:rPr>
+              <w:t>cat("Min:    ", round(min_alcohol, 2), "\n")</w:t>
+            </w:r>
+          </w:p>
+          <w:p>
+            <w:pPr>
+              <w:ind w:left="33"/>
+              <w:rPr>
+                <w:rFonts w:ascii="Times New Roman" w:eastAsia="Times New Roman" w:hAnsi="Times New Roman" w:cs="Times New Roman"/>
+              </w:rPr>
+            </w:pPr>
+            <w:r>
+              <w:rPr>
+                <w:rFonts w:ascii="Times New Roman" w:eastAsia="Times New Roman" w:hAnsi="Times New Roman" w:cs="Times New Roman"/>
+              </w:rPr>
+              <w:t>cat("Max:    ", round(max_alcohol, 2), "\n\n")</w:t>
             </w:r>
           </w:p>
           <w:p>
@@ -9520,441 +8091,159 @@
                 <w:rFonts w:ascii="Times New Roman" w:eastAsia="Times New Roman" w:hAnsi="Times New Roman" w:cs="Times New Roman"/>
               </w:rPr>
             </w:pPr>
-            <w:proofErr w:type="spellStart"/>
-            <w:r>
-              <w:rPr>
-                <w:rFonts w:ascii="Times New Roman" w:eastAsia="Times New Roman" w:hAnsi="Times New Roman" w:cs="Times New Roman"/>
-              </w:rPr>
-              <w:t>mean_life_exp</w:t>
-            </w:r>
-            <w:proofErr w:type="spellEnd"/>
-            <w:r>
-              <w:rPr>
-                <w:rFonts w:ascii="Times New Roman" w:eastAsia="Times New Roman" w:hAnsi="Times New Roman" w:cs="Times New Roman"/>
-              </w:rPr>
-              <w:t xml:space="preserve"> &lt;- mean(</w:t>
-            </w:r>
-            <w:proofErr w:type="spellStart"/>
-            <w:r>
-              <w:rPr>
-                <w:rFonts w:ascii="Times New Roman" w:eastAsia="Times New Roman" w:hAnsi="Times New Roman" w:cs="Times New Roman"/>
-              </w:rPr>
-              <w:t>data_clean$Life_Expectancy</w:t>
-            </w:r>
-            <w:proofErr w:type="spellEnd"/>
-            <w:r>
-              <w:rPr>
-                <w:rFonts w:ascii="Times New Roman" w:eastAsia="Times New Roman" w:hAnsi="Times New Roman" w:cs="Times New Roman"/>
-              </w:rPr>
-              <w:t>)</w:t>
-            </w:r>
-          </w:p>
-          <w:p>
-            <w:pPr>
-              <w:ind w:left="33"/>
-              <w:rPr>
-                <w:rFonts w:ascii="Times New Roman" w:eastAsia="Times New Roman" w:hAnsi="Times New Roman" w:cs="Times New Roman"/>
-              </w:rPr>
-            </w:pPr>
-            <w:proofErr w:type="spellStart"/>
-            <w:r>
-              <w:rPr>
-                <w:rFonts w:ascii="Times New Roman" w:eastAsia="Times New Roman" w:hAnsi="Times New Roman" w:cs="Times New Roman"/>
-              </w:rPr>
-              <w:t>sd_life_exp</w:t>
-            </w:r>
-            <w:proofErr w:type="spellEnd"/>
-            <w:r>
-              <w:rPr>
-                <w:rFonts w:ascii="Times New Roman" w:eastAsia="Times New Roman" w:hAnsi="Times New Roman" w:cs="Times New Roman"/>
-              </w:rPr>
-              <w:t xml:space="preserve"> &lt;- </w:t>
-            </w:r>
-            <w:proofErr w:type="spellStart"/>
-            <w:r>
-              <w:rPr>
-                <w:rFonts w:ascii="Times New Roman" w:eastAsia="Times New Roman" w:hAnsi="Times New Roman" w:cs="Times New Roman"/>
-              </w:rPr>
-              <w:t>sd</w:t>
-            </w:r>
-            <w:proofErr w:type="spellEnd"/>
-            <w:r>
-              <w:rPr>
-                <w:rFonts w:ascii="Times New Roman" w:eastAsia="Times New Roman" w:hAnsi="Times New Roman" w:cs="Times New Roman"/>
-              </w:rPr>
-              <w:t>(</w:t>
-            </w:r>
-            <w:proofErr w:type="spellStart"/>
-            <w:r>
-              <w:rPr>
-                <w:rFonts w:ascii="Times New Roman" w:eastAsia="Times New Roman" w:hAnsi="Times New Roman" w:cs="Times New Roman"/>
-              </w:rPr>
-              <w:t>data_clean$Life_Expectancy</w:t>
-            </w:r>
-            <w:proofErr w:type="spellEnd"/>
-            <w:r>
-              <w:rPr>
-                <w:rFonts w:ascii="Times New Roman" w:eastAsia="Times New Roman" w:hAnsi="Times New Roman" w:cs="Times New Roman"/>
-              </w:rPr>
-              <w:t>)</w:t>
-            </w:r>
-          </w:p>
-          <w:p>
-            <w:pPr>
-              <w:ind w:left="33"/>
-              <w:rPr>
-                <w:rFonts w:ascii="Times New Roman" w:eastAsia="Times New Roman" w:hAnsi="Times New Roman" w:cs="Times New Roman"/>
-              </w:rPr>
-            </w:pPr>
-            <w:proofErr w:type="spellStart"/>
-            <w:r>
-              <w:rPr>
-                <w:rFonts w:ascii="Times New Roman" w:eastAsia="Times New Roman" w:hAnsi="Times New Roman" w:cs="Times New Roman"/>
-              </w:rPr>
-              <w:t>median_life_exp</w:t>
-            </w:r>
-            <w:proofErr w:type="spellEnd"/>
-            <w:r>
-              <w:rPr>
-                <w:rFonts w:ascii="Times New Roman" w:eastAsia="Times New Roman" w:hAnsi="Times New Roman" w:cs="Times New Roman"/>
-              </w:rPr>
-              <w:t xml:space="preserve"> &lt;- median(</w:t>
-            </w:r>
-            <w:proofErr w:type="spellStart"/>
-            <w:r>
-              <w:rPr>
-                <w:rFonts w:ascii="Times New Roman" w:eastAsia="Times New Roman" w:hAnsi="Times New Roman" w:cs="Times New Roman"/>
-              </w:rPr>
-              <w:t>data_clean$Life_Expectancy</w:t>
-            </w:r>
-            <w:proofErr w:type="spellEnd"/>
-            <w:r>
-              <w:rPr>
-                <w:rFonts w:ascii="Times New Roman" w:eastAsia="Times New Roman" w:hAnsi="Times New Roman" w:cs="Times New Roman"/>
-              </w:rPr>
-              <w:t>)</w:t>
-            </w:r>
-          </w:p>
-          <w:p>
-            <w:pPr>
-              <w:ind w:left="33"/>
-              <w:rPr>
-                <w:rFonts w:ascii="Times New Roman" w:eastAsia="Times New Roman" w:hAnsi="Times New Roman" w:cs="Times New Roman"/>
-              </w:rPr>
-            </w:pPr>
-            <w:proofErr w:type="spellStart"/>
-            <w:r>
-              <w:rPr>
-                <w:rFonts w:ascii="Times New Roman" w:eastAsia="Times New Roman" w:hAnsi="Times New Roman" w:cs="Times New Roman"/>
-              </w:rPr>
-              <w:t>min_life_exp</w:t>
-            </w:r>
-            <w:proofErr w:type="spellEnd"/>
-            <w:r>
-              <w:rPr>
-                <w:rFonts w:ascii="Times New Roman" w:eastAsia="Times New Roman" w:hAnsi="Times New Roman" w:cs="Times New Roman"/>
-              </w:rPr>
-              <w:t xml:space="preserve"> &lt;- min(</w:t>
-            </w:r>
-            <w:proofErr w:type="spellStart"/>
-            <w:r>
-              <w:rPr>
-                <w:rFonts w:ascii="Times New Roman" w:eastAsia="Times New Roman" w:hAnsi="Times New Roman" w:cs="Times New Roman"/>
-              </w:rPr>
-              <w:t>data_clean$Life_Expectancy</w:t>
-            </w:r>
-            <w:proofErr w:type="spellEnd"/>
-            <w:r>
-              <w:rPr>
-                <w:rFonts w:ascii="Times New Roman" w:eastAsia="Times New Roman" w:hAnsi="Times New Roman" w:cs="Times New Roman"/>
-              </w:rPr>
-              <w:t>)</w:t>
-            </w:r>
-          </w:p>
-          <w:p>
-            <w:pPr>
-              <w:ind w:left="33"/>
-              <w:rPr>
-                <w:rFonts w:ascii="Times New Roman" w:eastAsia="Times New Roman" w:hAnsi="Times New Roman" w:cs="Times New Roman"/>
-              </w:rPr>
-            </w:pPr>
-            <w:proofErr w:type="spellStart"/>
-            <w:r>
-              <w:rPr>
-                <w:rFonts w:ascii="Times New Roman" w:eastAsia="Times New Roman" w:hAnsi="Times New Roman" w:cs="Times New Roman"/>
-              </w:rPr>
-              <w:t>max_life_exp</w:t>
-            </w:r>
-            <w:proofErr w:type="spellEnd"/>
-            <w:r>
-              <w:rPr>
-                <w:rFonts w:ascii="Times New Roman" w:eastAsia="Times New Roman" w:hAnsi="Times New Roman" w:cs="Times New Roman"/>
-              </w:rPr>
-              <w:t xml:space="preserve"> &lt;- max(</w:t>
-            </w:r>
-            <w:proofErr w:type="spellStart"/>
-            <w:r>
-              <w:rPr>
-                <w:rFonts w:ascii="Times New Roman" w:eastAsia="Times New Roman" w:hAnsi="Times New Roman" w:cs="Times New Roman"/>
-              </w:rPr>
-              <w:t>data_clean$Life_Expectancy</w:t>
-            </w:r>
-            <w:proofErr w:type="spellEnd"/>
-            <w:r>
-              <w:rPr>
-                <w:rFonts w:ascii="Times New Roman" w:eastAsia="Times New Roman" w:hAnsi="Times New Roman" w:cs="Times New Roman"/>
-              </w:rPr>
-              <w:t>)</w:t>
-            </w:r>
-          </w:p>
-          <w:p>
-            <w:pPr>
-              <w:ind w:left="33"/>
-              <w:rPr>
-                <w:rFonts w:ascii="Times New Roman" w:eastAsia="Times New Roman" w:hAnsi="Times New Roman" w:cs="Times New Roman"/>
-              </w:rPr>
-            </w:pPr>
-          </w:p>
-          <w:p>
-            <w:pPr>
-              <w:ind w:left="33"/>
-              <w:rPr>
-                <w:rFonts w:ascii="Times New Roman" w:eastAsia="Times New Roman" w:hAnsi="Times New Roman" w:cs="Times New Roman"/>
-              </w:rPr>
-            </w:pPr>
-            <w:proofErr w:type="gramStart"/>
-            <w:r>
-              <w:rPr>
-                <w:rFonts w:ascii="Times New Roman" w:eastAsia="Times New Roman" w:hAnsi="Times New Roman" w:cs="Times New Roman"/>
-              </w:rPr>
-              <w:t>cat(</w:t>
-            </w:r>
-            <w:proofErr w:type="gramEnd"/>
-            <w:r>
-              <w:rPr>
-                <w:rFonts w:ascii="Times New Roman" w:eastAsia="Times New Roman" w:hAnsi="Times New Roman" w:cs="Times New Roman"/>
-              </w:rPr>
-              <w:t>"--- LIFE EXPECTANCY (years) ---\n")</w:t>
-            </w:r>
-          </w:p>
-          <w:p>
-            <w:pPr>
-              <w:ind w:left="33"/>
-              <w:rPr>
-                <w:rFonts w:ascii="Times New Roman" w:eastAsia="Times New Roman" w:hAnsi="Times New Roman" w:cs="Times New Roman"/>
-              </w:rPr>
-            </w:pPr>
-            <w:proofErr w:type="gramStart"/>
-            <w:r>
-              <w:rPr>
-                <w:rFonts w:ascii="Times New Roman" w:eastAsia="Times New Roman" w:hAnsi="Times New Roman" w:cs="Times New Roman"/>
-              </w:rPr>
-              <w:t>cat(</w:t>
-            </w:r>
-            <w:proofErr w:type="gramEnd"/>
-            <w:r>
-              <w:rPr>
-                <w:rFonts w:ascii="Times New Roman" w:eastAsia="Times New Roman" w:hAnsi="Times New Roman" w:cs="Times New Roman"/>
-              </w:rPr>
-              <w:t xml:space="preserve">"Mean:   ", </w:t>
-            </w:r>
-            <w:proofErr w:type="gramStart"/>
-            <w:r>
-              <w:rPr>
-                <w:rFonts w:ascii="Times New Roman" w:eastAsia="Times New Roman" w:hAnsi="Times New Roman" w:cs="Times New Roman"/>
-              </w:rPr>
-              <w:t>round(</w:t>
-            </w:r>
-            <w:proofErr w:type="spellStart"/>
-            <w:proofErr w:type="gramEnd"/>
-            <w:r>
-              <w:rPr>
-                <w:rFonts w:ascii="Times New Roman" w:eastAsia="Times New Roman" w:hAnsi="Times New Roman" w:cs="Times New Roman"/>
-              </w:rPr>
-              <w:t>mean_life_exp</w:t>
-            </w:r>
-            <w:proofErr w:type="spellEnd"/>
-            <w:r>
-              <w:rPr>
-                <w:rFonts w:ascii="Times New Roman" w:eastAsia="Times New Roman" w:hAnsi="Times New Roman" w:cs="Times New Roman"/>
-              </w:rPr>
-              <w:t>, 2), "\n")</w:t>
-            </w:r>
-          </w:p>
-          <w:p>
-            <w:pPr>
-              <w:ind w:left="33"/>
-              <w:rPr>
-                <w:rFonts w:ascii="Times New Roman" w:eastAsia="Times New Roman" w:hAnsi="Times New Roman" w:cs="Times New Roman"/>
-              </w:rPr>
-            </w:pPr>
-            <w:proofErr w:type="gramStart"/>
-            <w:r>
-              <w:rPr>
-                <w:rFonts w:ascii="Times New Roman" w:eastAsia="Times New Roman" w:hAnsi="Times New Roman" w:cs="Times New Roman"/>
-              </w:rPr>
-              <w:t>cat(</w:t>
-            </w:r>
-            <w:proofErr w:type="gramEnd"/>
-            <w:r>
-              <w:rPr>
-                <w:rFonts w:ascii="Times New Roman" w:eastAsia="Times New Roman" w:hAnsi="Times New Roman" w:cs="Times New Roman"/>
-              </w:rPr>
-              <w:t xml:space="preserve">"SD:     ", </w:t>
-            </w:r>
-            <w:proofErr w:type="gramStart"/>
-            <w:r>
-              <w:rPr>
-                <w:rFonts w:ascii="Times New Roman" w:eastAsia="Times New Roman" w:hAnsi="Times New Roman" w:cs="Times New Roman"/>
-              </w:rPr>
-              <w:t>round(</w:t>
-            </w:r>
-            <w:proofErr w:type="spellStart"/>
-            <w:proofErr w:type="gramEnd"/>
-            <w:r>
-              <w:rPr>
-                <w:rFonts w:ascii="Times New Roman" w:eastAsia="Times New Roman" w:hAnsi="Times New Roman" w:cs="Times New Roman"/>
-              </w:rPr>
-              <w:t>sd_life_exp</w:t>
-            </w:r>
-            <w:proofErr w:type="spellEnd"/>
-            <w:r>
-              <w:rPr>
-                <w:rFonts w:ascii="Times New Roman" w:eastAsia="Times New Roman" w:hAnsi="Times New Roman" w:cs="Times New Roman"/>
-              </w:rPr>
-              <w:t>, 2), "\n")</w:t>
-            </w:r>
-          </w:p>
-          <w:p>
-            <w:pPr>
-              <w:ind w:left="33"/>
-              <w:rPr>
-                <w:rFonts w:ascii="Times New Roman" w:eastAsia="Times New Roman" w:hAnsi="Times New Roman" w:cs="Times New Roman"/>
-              </w:rPr>
-            </w:pPr>
-            <w:proofErr w:type="gramStart"/>
-            <w:r>
-              <w:rPr>
-                <w:rFonts w:ascii="Times New Roman" w:eastAsia="Times New Roman" w:hAnsi="Times New Roman" w:cs="Times New Roman"/>
-              </w:rPr>
-              <w:t>cat(</w:t>
-            </w:r>
-            <w:proofErr w:type="gramEnd"/>
-            <w:r>
-              <w:rPr>
-                <w:rFonts w:ascii="Times New Roman" w:eastAsia="Times New Roman" w:hAnsi="Times New Roman" w:cs="Times New Roman"/>
-              </w:rPr>
-              <w:t xml:space="preserve">"Median: ", </w:t>
-            </w:r>
-            <w:proofErr w:type="gramStart"/>
-            <w:r>
-              <w:rPr>
-                <w:rFonts w:ascii="Times New Roman" w:eastAsia="Times New Roman" w:hAnsi="Times New Roman" w:cs="Times New Roman"/>
-              </w:rPr>
-              <w:t>round(</w:t>
-            </w:r>
-            <w:proofErr w:type="spellStart"/>
-            <w:proofErr w:type="gramEnd"/>
-            <w:r>
-              <w:rPr>
-                <w:rFonts w:ascii="Times New Roman" w:eastAsia="Times New Roman" w:hAnsi="Times New Roman" w:cs="Times New Roman"/>
-              </w:rPr>
-              <w:t>median_life_exp</w:t>
-            </w:r>
-            <w:proofErr w:type="spellEnd"/>
-            <w:r>
-              <w:rPr>
-                <w:rFonts w:ascii="Times New Roman" w:eastAsia="Times New Roman" w:hAnsi="Times New Roman" w:cs="Times New Roman"/>
-              </w:rPr>
-              <w:t>, 2), "\n")</w:t>
-            </w:r>
-          </w:p>
-          <w:p>
-            <w:pPr>
-              <w:ind w:left="33"/>
-              <w:rPr>
-                <w:rFonts w:ascii="Times New Roman" w:eastAsia="Times New Roman" w:hAnsi="Times New Roman" w:cs="Times New Roman"/>
-              </w:rPr>
-            </w:pPr>
-            <w:proofErr w:type="gramStart"/>
-            <w:r>
-              <w:rPr>
-                <w:rFonts w:ascii="Times New Roman" w:eastAsia="Times New Roman" w:hAnsi="Times New Roman" w:cs="Times New Roman"/>
-              </w:rPr>
-              <w:t>cat(</w:t>
-            </w:r>
-            <w:proofErr w:type="gramEnd"/>
-            <w:r>
-              <w:rPr>
-                <w:rFonts w:ascii="Times New Roman" w:eastAsia="Times New Roman" w:hAnsi="Times New Roman" w:cs="Times New Roman"/>
-              </w:rPr>
-              <w:t xml:space="preserve">"Min:    ", </w:t>
-            </w:r>
-            <w:proofErr w:type="gramStart"/>
-            <w:r>
-              <w:rPr>
-                <w:rFonts w:ascii="Times New Roman" w:eastAsia="Times New Roman" w:hAnsi="Times New Roman" w:cs="Times New Roman"/>
-              </w:rPr>
-              <w:t>round(</w:t>
-            </w:r>
-            <w:proofErr w:type="spellStart"/>
-            <w:proofErr w:type="gramEnd"/>
-            <w:r>
-              <w:rPr>
-                <w:rFonts w:ascii="Times New Roman" w:eastAsia="Times New Roman" w:hAnsi="Times New Roman" w:cs="Times New Roman"/>
-              </w:rPr>
-              <w:t>min_life_exp</w:t>
-            </w:r>
-            <w:proofErr w:type="spellEnd"/>
-            <w:r>
-              <w:rPr>
-                <w:rFonts w:ascii="Times New Roman" w:eastAsia="Times New Roman" w:hAnsi="Times New Roman" w:cs="Times New Roman"/>
-              </w:rPr>
-              <w:t>, 2), "\n")</w:t>
-            </w:r>
-          </w:p>
-          <w:p>
-            <w:pPr>
-              <w:ind w:left="33"/>
-              <w:rPr>
-                <w:rFonts w:ascii="Times New Roman" w:eastAsia="Times New Roman" w:hAnsi="Times New Roman" w:cs="Times New Roman"/>
-              </w:rPr>
-            </w:pPr>
-            <w:proofErr w:type="gramStart"/>
-            <w:r>
-              <w:rPr>
-                <w:rFonts w:ascii="Times New Roman" w:eastAsia="Times New Roman" w:hAnsi="Times New Roman" w:cs="Times New Roman"/>
-              </w:rPr>
-              <w:t>cat(</w:t>
-            </w:r>
-            <w:proofErr w:type="gramEnd"/>
-            <w:r>
-              <w:rPr>
-                <w:rFonts w:ascii="Times New Roman" w:eastAsia="Times New Roman" w:hAnsi="Times New Roman" w:cs="Times New Roman"/>
-              </w:rPr>
-              <w:t xml:space="preserve">"Max:    ", </w:t>
-            </w:r>
-            <w:proofErr w:type="gramStart"/>
-            <w:r>
-              <w:rPr>
-                <w:rFonts w:ascii="Times New Roman" w:eastAsia="Times New Roman" w:hAnsi="Times New Roman" w:cs="Times New Roman"/>
-              </w:rPr>
-              <w:t>round(</w:t>
-            </w:r>
-            <w:proofErr w:type="spellStart"/>
-            <w:proofErr w:type="gramEnd"/>
-            <w:r>
-              <w:rPr>
-                <w:rFonts w:ascii="Times New Roman" w:eastAsia="Times New Roman" w:hAnsi="Times New Roman" w:cs="Times New Roman"/>
-              </w:rPr>
-              <w:t>max_life_exp</w:t>
-            </w:r>
-            <w:proofErr w:type="spellEnd"/>
-            <w:r>
-              <w:rPr>
-                <w:rFonts w:ascii="Times New Roman" w:eastAsia="Times New Roman" w:hAnsi="Times New Roman" w:cs="Times New Roman"/>
-              </w:rPr>
-              <w:t>, 2), "\n\n")</w:t>
+            <w:r>
+              <w:rPr>
+                <w:rFonts w:ascii="Times New Roman" w:eastAsia="Times New Roman" w:hAnsi="Times New Roman" w:cs="Times New Roman"/>
+              </w:rPr>
+              <w:t>mean_life_exp &lt;- mean(data_clean$Life_Expectancy)</w:t>
+            </w:r>
+          </w:p>
+          <w:p>
+            <w:pPr>
+              <w:ind w:left="33"/>
+              <w:rPr>
+                <w:rFonts w:ascii="Times New Roman" w:eastAsia="Times New Roman" w:hAnsi="Times New Roman" w:cs="Times New Roman"/>
+              </w:rPr>
+            </w:pPr>
+            <w:r>
+              <w:rPr>
+                <w:rFonts w:ascii="Times New Roman" w:eastAsia="Times New Roman" w:hAnsi="Times New Roman" w:cs="Times New Roman"/>
+              </w:rPr>
+              <w:t>sd_life_exp &lt;- sd(data_clean$Life_Expectancy)</w:t>
+            </w:r>
+          </w:p>
+          <w:p>
+            <w:pPr>
+              <w:ind w:left="33"/>
+              <w:rPr>
+                <w:rFonts w:ascii="Times New Roman" w:eastAsia="Times New Roman" w:hAnsi="Times New Roman" w:cs="Times New Roman"/>
+              </w:rPr>
+            </w:pPr>
+            <w:r>
+              <w:rPr>
+                <w:rFonts w:ascii="Times New Roman" w:eastAsia="Times New Roman" w:hAnsi="Times New Roman" w:cs="Times New Roman"/>
+              </w:rPr>
+              <w:t>median_life_exp &lt;- median(data_clean$Life_Expectancy)</w:t>
+            </w:r>
+          </w:p>
+          <w:p>
+            <w:pPr>
+              <w:ind w:left="33"/>
+              <w:rPr>
+                <w:rFonts w:ascii="Times New Roman" w:eastAsia="Times New Roman" w:hAnsi="Times New Roman" w:cs="Times New Roman"/>
+              </w:rPr>
+            </w:pPr>
+            <w:r>
+              <w:rPr>
+                <w:rFonts w:ascii="Times New Roman" w:eastAsia="Times New Roman" w:hAnsi="Times New Roman" w:cs="Times New Roman"/>
+              </w:rPr>
+              <w:t>min_life_exp &lt;- min(data_clean$Life_Expectancy)</w:t>
+            </w:r>
+          </w:p>
+          <w:p>
+            <w:pPr>
+              <w:ind w:left="33"/>
+              <w:rPr>
+                <w:rFonts w:ascii="Times New Roman" w:eastAsia="Times New Roman" w:hAnsi="Times New Roman" w:cs="Times New Roman"/>
+              </w:rPr>
+            </w:pPr>
+            <w:r>
+              <w:rPr>
+                <w:rFonts w:ascii="Times New Roman" w:eastAsia="Times New Roman" w:hAnsi="Times New Roman" w:cs="Times New Roman"/>
+              </w:rPr>
+              <w:t>max_life_exp &lt;- max(data_clean$Life_Expectancy)</w:t>
+            </w:r>
+          </w:p>
+          <w:p>
+            <w:pPr>
+              <w:ind w:left="33"/>
+              <w:rPr>
+                <w:rFonts w:ascii="Times New Roman" w:eastAsia="Times New Roman" w:hAnsi="Times New Roman" w:cs="Times New Roman"/>
+              </w:rPr>
+            </w:pPr>
+          </w:p>
+          <w:p>
+            <w:pPr>
+              <w:ind w:left="33"/>
+              <w:rPr>
+                <w:rFonts w:ascii="Times New Roman" w:eastAsia="Times New Roman" w:hAnsi="Times New Roman" w:cs="Times New Roman"/>
+              </w:rPr>
+            </w:pPr>
+            <w:r>
+              <w:rPr>
+                <w:rFonts w:ascii="Times New Roman" w:eastAsia="Times New Roman" w:hAnsi="Times New Roman" w:cs="Times New Roman"/>
+              </w:rPr>
+              <w:t>cat("--- LIFE EXPECTANCY (years) ---\n")</w:t>
+            </w:r>
+          </w:p>
+          <w:p>
+            <w:pPr>
+              <w:ind w:left="33"/>
+              <w:rPr>
+                <w:rFonts w:ascii="Times New Roman" w:eastAsia="Times New Roman" w:hAnsi="Times New Roman" w:cs="Times New Roman"/>
+              </w:rPr>
+            </w:pPr>
+            <w:r>
+              <w:rPr>
+                <w:rFonts w:ascii="Times New Roman" w:eastAsia="Times New Roman" w:hAnsi="Times New Roman" w:cs="Times New Roman"/>
+              </w:rPr>
+              <w:t>cat("Mean:   ", round(mean_life_exp, 2), "\n")</w:t>
+            </w:r>
+          </w:p>
+          <w:p>
+            <w:pPr>
+              <w:ind w:left="33"/>
+              <w:rPr>
+                <w:rFonts w:ascii="Times New Roman" w:eastAsia="Times New Roman" w:hAnsi="Times New Roman" w:cs="Times New Roman"/>
+              </w:rPr>
+            </w:pPr>
+            <w:r>
+              <w:rPr>
+                <w:rFonts w:ascii="Times New Roman" w:eastAsia="Times New Roman" w:hAnsi="Times New Roman" w:cs="Times New Roman"/>
+              </w:rPr>
+              <w:t>cat("SD:     ", round(sd_life_exp, 2), "\n")</w:t>
+            </w:r>
+          </w:p>
+          <w:p>
+            <w:pPr>
+              <w:ind w:left="33"/>
+              <w:rPr>
+                <w:rFonts w:ascii="Times New Roman" w:eastAsia="Times New Roman" w:hAnsi="Times New Roman" w:cs="Times New Roman"/>
+              </w:rPr>
+            </w:pPr>
+            <w:r>
+              <w:rPr>
+                <w:rFonts w:ascii="Times New Roman" w:eastAsia="Times New Roman" w:hAnsi="Times New Roman" w:cs="Times New Roman"/>
+              </w:rPr>
+              <w:t>cat("Median: ", round(median_life_exp, 2), "\n")</w:t>
+            </w:r>
+          </w:p>
+          <w:p>
+            <w:pPr>
+              <w:ind w:left="33"/>
+              <w:rPr>
+                <w:rFonts w:ascii="Times New Roman" w:eastAsia="Times New Roman" w:hAnsi="Times New Roman" w:cs="Times New Roman"/>
+              </w:rPr>
+            </w:pPr>
+            <w:r>
+              <w:rPr>
+                <w:rFonts w:ascii="Times New Roman" w:eastAsia="Times New Roman" w:hAnsi="Times New Roman" w:cs="Times New Roman"/>
+              </w:rPr>
+              <w:t>cat("Min:    ", round(min_life_exp, 2), "\n")</w:t>
+            </w:r>
+          </w:p>
+          <w:p>
+            <w:pPr>
+              <w:ind w:left="33"/>
+              <w:rPr>
+                <w:rFonts w:ascii="Times New Roman" w:eastAsia="Times New Roman" w:hAnsi="Times New Roman" w:cs="Times New Roman"/>
+              </w:rPr>
+            </w:pPr>
+            <w:r>
+              <w:rPr>
+                <w:rFonts w:ascii="Times New Roman" w:eastAsia="Times New Roman" w:hAnsi="Times New Roman" w:cs="Times New Roman"/>
+              </w:rPr>
+              <w:t>cat("Max:    ", round(max_life_exp, 2), "\n\n")</w:t>
             </w:r>
           </w:p>
           <w:p>
@@ -10022,19 +8311,11 @@
                 <w:rFonts w:ascii="Times New Roman" w:eastAsia="Times New Roman" w:hAnsi="Times New Roman" w:cs="Times New Roman"/>
               </w:rPr>
             </w:pPr>
-            <w:proofErr w:type="gramStart"/>
-            <w:r>
-              <w:rPr>
-                <w:rFonts w:ascii="Times New Roman" w:eastAsia="Times New Roman" w:hAnsi="Times New Roman" w:cs="Times New Roman"/>
-              </w:rPr>
-              <w:t>cat(</w:t>
-            </w:r>
-            <w:proofErr w:type="gramEnd"/>
-            <w:r>
-              <w:rPr>
-                <w:rFonts w:ascii="Times New Roman" w:eastAsia="Times New Roman" w:hAnsi="Times New Roman" w:cs="Times New Roman"/>
-              </w:rPr>
-              <w:t>"=== CREATING VISUALIZATIONS \n\n")</w:t>
+            <w:r>
+              <w:rPr>
+                <w:rFonts w:ascii="Times New Roman" w:eastAsia="Times New Roman" w:hAnsi="Times New Roman" w:cs="Times New Roman"/>
+              </w:rPr>
+              <w:t>cat("=== CREATING VISUALIZATIONS \n\n")</w:t>
             </w:r>
           </w:p>
           <w:p>
@@ -10066,267 +8347,53 @@
                 <w:rFonts w:ascii="Times New Roman" w:eastAsia="Times New Roman" w:hAnsi="Times New Roman" w:cs="Times New Roman"/>
               </w:rPr>
             </w:pPr>
-            <w:proofErr w:type="spellStart"/>
-            <w:r>
-              <w:rPr>
-                <w:rFonts w:ascii="Times New Roman" w:eastAsia="Times New Roman" w:hAnsi="Times New Roman" w:cs="Times New Roman"/>
-              </w:rPr>
-              <w:t>scatter_plot</w:t>
-            </w:r>
-            <w:proofErr w:type="spellEnd"/>
-            <w:r>
-              <w:rPr>
-                <w:rFonts w:ascii="Times New Roman" w:eastAsia="Times New Roman" w:hAnsi="Times New Roman" w:cs="Times New Roman"/>
-              </w:rPr>
-              <w:t xml:space="preserve"> &lt;- </w:t>
-            </w:r>
-            <w:proofErr w:type="spellStart"/>
-            <w:proofErr w:type="gramStart"/>
-            <w:r>
-              <w:rPr>
-                <w:rFonts w:ascii="Times New Roman" w:eastAsia="Times New Roman" w:hAnsi="Times New Roman" w:cs="Times New Roman"/>
-              </w:rPr>
-              <w:t>ggplot</w:t>
-            </w:r>
-            <w:proofErr w:type="spellEnd"/>
-            <w:r>
-              <w:rPr>
-                <w:rFonts w:ascii="Times New Roman" w:eastAsia="Times New Roman" w:hAnsi="Times New Roman" w:cs="Times New Roman"/>
-              </w:rPr>
-              <w:t>(</w:t>
-            </w:r>
-            <w:proofErr w:type="spellStart"/>
-            <w:proofErr w:type="gramEnd"/>
-            <w:r>
-              <w:rPr>
-                <w:rFonts w:ascii="Times New Roman" w:eastAsia="Times New Roman" w:hAnsi="Times New Roman" w:cs="Times New Roman"/>
-              </w:rPr>
-              <w:t>data_clean</w:t>
-            </w:r>
-            <w:proofErr w:type="spellEnd"/>
-            <w:r>
-              <w:rPr>
-                <w:rFonts w:ascii="Times New Roman" w:eastAsia="Times New Roman" w:hAnsi="Times New Roman" w:cs="Times New Roman"/>
-              </w:rPr>
-              <w:t xml:space="preserve">, </w:t>
-            </w:r>
-            <w:proofErr w:type="spellStart"/>
-            <w:proofErr w:type="gramStart"/>
-            <w:r>
-              <w:rPr>
-                <w:rFonts w:ascii="Times New Roman" w:eastAsia="Times New Roman" w:hAnsi="Times New Roman" w:cs="Times New Roman"/>
-              </w:rPr>
-              <w:t>aes</w:t>
-            </w:r>
-            <w:proofErr w:type="spellEnd"/>
-            <w:r>
-              <w:rPr>
-                <w:rFonts w:ascii="Times New Roman" w:eastAsia="Times New Roman" w:hAnsi="Times New Roman" w:cs="Times New Roman"/>
-              </w:rPr>
-              <w:t>(</w:t>
-            </w:r>
-            <w:proofErr w:type="gramEnd"/>
-            <w:r>
-              <w:rPr>
-                <w:rFonts w:ascii="Times New Roman" w:eastAsia="Times New Roman" w:hAnsi="Times New Roman" w:cs="Times New Roman"/>
-              </w:rPr>
-              <w:t xml:space="preserve">x = </w:t>
-            </w:r>
-            <w:proofErr w:type="spellStart"/>
-            <w:r>
-              <w:rPr>
-                <w:rFonts w:ascii="Times New Roman" w:eastAsia="Times New Roman" w:hAnsi="Times New Roman" w:cs="Times New Roman"/>
-              </w:rPr>
-              <w:t>Alcohol_Consumption</w:t>
-            </w:r>
-            <w:proofErr w:type="spellEnd"/>
-            <w:r>
-              <w:rPr>
-                <w:rFonts w:ascii="Times New Roman" w:eastAsia="Times New Roman" w:hAnsi="Times New Roman" w:cs="Times New Roman"/>
-              </w:rPr>
-              <w:t xml:space="preserve">, y = </w:t>
-            </w:r>
-            <w:proofErr w:type="spellStart"/>
-            <w:r>
-              <w:rPr>
-                <w:rFonts w:ascii="Times New Roman" w:eastAsia="Times New Roman" w:hAnsi="Times New Roman" w:cs="Times New Roman"/>
-              </w:rPr>
-              <w:t>Life_Expectancy</w:t>
-            </w:r>
-            <w:proofErr w:type="spellEnd"/>
-            <w:r>
-              <w:rPr>
-                <w:rFonts w:ascii="Times New Roman" w:eastAsia="Times New Roman" w:hAnsi="Times New Roman" w:cs="Times New Roman"/>
-              </w:rPr>
-              <w:t>)) +</w:t>
-            </w:r>
-          </w:p>
-          <w:p>
-            <w:pPr>
-              <w:ind w:left="33"/>
-              <w:rPr>
-                <w:rFonts w:ascii="Times New Roman" w:eastAsia="Times New Roman" w:hAnsi="Times New Roman" w:cs="Times New Roman"/>
-              </w:rPr>
-            </w:pPr>
-            <w:r>
-              <w:rPr>
-                <w:rFonts w:ascii="Times New Roman" w:eastAsia="Times New Roman" w:hAnsi="Times New Roman" w:cs="Times New Roman"/>
-              </w:rPr>
-              <w:t xml:space="preserve">  </w:t>
-            </w:r>
-            <w:proofErr w:type="spellStart"/>
-            <w:r>
-              <w:rPr>
-                <w:rFonts w:ascii="Times New Roman" w:eastAsia="Times New Roman" w:hAnsi="Times New Roman" w:cs="Times New Roman"/>
-              </w:rPr>
-              <w:t>geom_</w:t>
-            </w:r>
-            <w:proofErr w:type="gramStart"/>
-            <w:r>
-              <w:rPr>
-                <w:rFonts w:ascii="Times New Roman" w:eastAsia="Times New Roman" w:hAnsi="Times New Roman" w:cs="Times New Roman"/>
-              </w:rPr>
-              <w:t>point</w:t>
-            </w:r>
-            <w:proofErr w:type="spellEnd"/>
-            <w:r>
-              <w:rPr>
-                <w:rFonts w:ascii="Times New Roman" w:eastAsia="Times New Roman" w:hAnsi="Times New Roman" w:cs="Times New Roman"/>
-              </w:rPr>
-              <w:t>(</w:t>
-            </w:r>
-            <w:proofErr w:type="gramEnd"/>
-            <w:r>
-              <w:rPr>
-                <w:rFonts w:ascii="Times New Roman" w:eastAsia="Times New Roman" w:hAnsi="Times New Roman" w:cs="Times New Roman"/>
-              </w:rPr>
-              <w:t xml:space="preserve">alpha = 0.6, size = 3, </w:t>
-            </w:r>
-            <w:proofErr w:type="spellStart"/>
-            <w:r>
-              <w:rPr>
-                <w:rFonts w:ascii="Times New Roman" w:eastAsia="Times New Roman" w:hAnsi="Times New Roman" w:cs="Times New Roman"/>
-              </w:rPr>
-              <w:t>color</w:t>
-            </w:r>
-            <w:proofErr w:type="spellEnd"/>
-            <w:r>
-              <w:rPr>
-                <w:rFonts w:ascii="Times New Roman" w:eastAsia="Times New Roman" w:hAnsi="Times New Roman" w:cs="Times New Roman"/>
-              </w:rPr>
-              <w:t xml:space="preserve"> = "</w:t>
-            </w:r>
-            <w:proofErr w:type="spellStart"/>
-            <w:r>
-              <w:rPr>
-                <w:rFonts w:ascii="Times New Roman" w:eastAsia="Times New Roman" w:hAnsi="Times New Roman" w:cs="Times New Roman"/>
-              </w:rPr>
-              <w:t>darkblue</w:t>
-            </w:r>
-            <w:proofErr w:type="spellEnd"/>
-            <w:r>
-              <w:rPr>
-                <w:rFonts w:ascii="Times New Roman" w:eastAsia="Times New Roman" w:hAnsi="Times New Roman" w:cs="Times New Roman"/>
-              </w:rPr>
-              <w:t>") +</w:t>
-            </w:r>
-          </w:p>
-          <w:p>
-            <w:pPr>
-              <w:ind w:left="33"/>
-              <w:rPr>
-                <w:rFonts w:ascii="Times New Roman" w:eastAsia="Times New Roman" w:hAnsi="Times New Roman" w:cs="Times New Roman"/>
-              </w:rPr>
-            </w:pPr>
-            <w:r>
-              <w:rPr>
-                <w:rFonts w:ascii="Times New Roman" w:eastAsia="Times New Roman" w:hAnsi="Times New Roman" w:cs="Times New Roman"/>
-              </w:rPr>
-              <w:t xml:space="preserve">  </w:t>
-            </w:r>
-            <w:proofErr w:type="spellStart"/>
-            <w:r>
-              <w:rPr>
-                <w:rFonts w:ascii="Times New Roman" w:eastAsia="Times New Roman" w:hAnsi="Times New Roman" w:cs="Times New Roman"/>
-              </w:rPr>
-              <w:t>geom_</w:t>
-            </w:r>
-            <w:proofErr w:type="gramStart"/>
-            <w:r>
-              <w:rPr>
-                <w:rFonts w:ascii="Times New Roman" w:eastAsia="Times New Roman" w:hAnsi="Times New Roman" w:cs="Times New Roman"/>
-              </w:rPr>
-              <w:t>smooth</w:t>
-            </w:r>
-            <w:proofErr w:type="spellEnd"/>
-            <w:r>
-              <w:rPr>
-                <w:rFonts w:ascii="Times New Roman" w:eastAsia="Times New Roman" w:hAnsi="Times New Roman" w:cs="Times New Roman"/>
-              </w:rPr>
-              <w:t>(</w:t>
-            </w:r>
-            <w:proofErr w:type="gramEnd"/>
-            <w:r>
-              <w:rPr>
-                <w:rFonts w:ascii="Times New Roman" w:eastAsia="Times New Roman" w:hAnsi="Times New Roman" w:cs="Times New Roman"/>
-              </w:rPr>
-              <w:t>method = "</w:t>
-            </w:r>
-            <w:proofErr w:type="spellStart"/>
-            <w:r>
-              <w:rPr>
-                <w:rFonts w:ascii="Times New Roman" w:eastAsia="Times New Roman" w:hAnsi="Times New Roman" w:cs="Times New Roman"/>
-              </w:rPr>
-              <w:t>lm</w:t>
-            </w:r>
-            <w:proofErr w:type="spellEnd"/>
-            <w:r>
-              <w:rPr>
-                <w:rFonts w:ascii="Times New Roman" w:eastAsia="Times New Roman" w:hAnsi="Times New Roman" w:cs="Times New Roman"/>
-              </w:rPr>
-              <w:t xml:space="preserve">", se = TRUE, </w:t>
-            </w:r>
-            <w:proofErr w:type="spellStart"/>
-            <w:r>
-              <w:rPr>
-                <w:rFonts w:ascii="Times New Roman" w:eastAsia="Times New Roman" w:hAnsi="Times New Roman" w:cs="Times New Roman"/>
-              </w:rPr>
-              <w:t>color</w:t>
-            </w:r>
-            <w:proofErr w:type="spellEnd"/>
-            <w:r>
-              <w:rPr>
-                <w:rFonts w:ascii="Times New Roman" w:eastAsia="Times New Roman" w:hAnsi="Times New Roman" w:cs="Times New Roman"/>
-              </w:rPr>
-              <w:t xml:space="preserve"> = "red", linewidth = 1) +</w:t>
-            </w:r>
-          </w:p>
-          <w:p>
-            <w:pPr>
-              <w:ind w:left="33"/>
-              <w:rPr>
-                <w:rFonts w:ascii="Times New Roman" w:eastAsia="Times New Roman" w:hAnsi="Times New Roman" w:cs="Times New Roman"/>
-              </w:rPr>
-            </w:pPr>
-            <w:r>
-              <w:rPr>
-                <w:rFonts w:ascii="Times New Roman" w:eastAsia="Times New Roman" w:hAnsi="Times New Roman" w:cs="Times New Roman"/>
-              </w:rPr>
-              <w:t xml:space="preserve">  </w:t>
-            </w:r>
-            <w:proofErr w:type="gramStart"/>
-            <w:r>
-              <w:rPr>
-                <w:rFonts w:ascii="Times New Roman" w:eastAsia="Times New Roman" w:hAnsi="Times New Roman" w:cs="Times New Roman"/>
-              </w:rPr>
-              <w:t>labs(</w:t>
-            </w:r>
-            <w:proofErr w:type="gramEnd"/>
-            <w:r>
-              <w:rPr>
-                <w:rFonts w:ascii="Times New Roman" w:eastAsia="Times New Roman" w:hAnsi="Times New Roman" w:cs="Times New Roman"/>
-              </w:rPr>
-              <w:t>title = "Alcohol Consumption vs Life Expectancy ",</w:t>
+            <w:r>
+              <w:rPr>
+                <w:rFonts w:ascii="Times New Roman" w:eastAsia="Times New Roman" w:hAnsi="Times New Roman" w:cs="Times New Roman"/>
+              </w:rPr>
+              <w:t>scatter_plot &lt;- ggplot(data_clean, aes(x = Alcohol_Consumption, y = Life_Expectancy)) +</w:t>
+            </w:r>
+          </w:p>
+          <w:p>
+            <w:pPr>
+              <w:ind w:left="33"/>
+              <w:rPr>
+                <w:rFonts w:ascii="Times New Roman" w:eastAsia="Times New Roman" w:hAnsi="Times New Roman" w:cs="Times New Roman"/>
+              </w:rPr>
+            </w:pPr>
+            <w:r>
+              <w:rPr>
+                <w:rFonts w:ascii="Times New Roman" w:eastAsia="Times New Roman" w:hAnsi="Times New Roman" w:cs="Times New Roman"/>
+              </w:rPr>
+              <w:t xml:space="preserve">  geom_point(alpha = 0.6, size = 3, color = "darkblue") +</w:t>
+            </w:r>
+          </w:p>
+          <w:p>
+            <w:pPr>
+              <w:ind w:left="33"/>
+              <w:rPr>
+                <w:rFonts w:ascii="Times New Roman" w:eastAsia="Times New Roman" w:hAnsi="Times New Roman" w:cs="Times New Roman"/>
+              </w:rPr>
+            </w:pPr>
+            <w:r>
+              <w:rPr>
+                <w:rFonts w:ascii="Times New Roman" w:eastAsia="Times New Roman" w:hAnsi="Times New Roman" w:cs="Times New Roman"/>
+              </w:rPr>
+              <w:t xml:space="preserve">  geom_smooth(method = "lm", se = TRUE, color = "red", linewidth = 1) +</w:t>
+            </w:r>
+          </w:p>
+          <w:p>
+            <w:pPr>
+              <w:ind w:left="33"/>
+              <w:rPr>
+                <w:rFonts w:ascii="Times New Roman" w:eastAsia="Times New Roman" w:hAnsi="Times New Roman" w:cs="Times New Roman"/>
+              </w:rPr>
+            </w:pPr>
+            <w:r>
+              <w:rPr>
+                <w:rFonts w:ascii="Times New Roman" w:eastAsia="Times New Roman" w:hAnsi="Times New Roman" w:cs="Times New Roman"/>
+              </w:rPr>
+              <w:t xml:space="preserve">  labs(title = "Alcohol Consumption vs Life Expectancy ",</w:t>
             </w:r>
           </w:p>
           <w:p>
@@ -10368,143 +8435,43 @@
               <w:rPr>
                 <w:rFonts w:ascii="Times New Roman" w:eastAsia="Times New Roman" w:hAnsi="Times New Roman" w:cs="Times New Roman"/>
               </w:rPr>
-              <w:t xml:space="preserve">  </w:t>
-            </w:r>
-            <w:proofErr w:type="spellStart"/>
-            <w:r>
-              <w:rPr>
-                <w:rFonts w:ascii="Times New Roman" w:eastAsia="Times New Roman" w:hAnsi="Times New Roman" w:cs="Times New Roman"/>
-              </w:rPr>
-              <w:t>theme_</w:t>
-            </w:r>
-            <w:proofErr w:type="gramStart"/>
-            <w:r>
-              <w:rPr>
-                <w:rFonts w:ascii="Times New Roman" w:eastAsia="Times New Roman" w:hAnsi="Times New Roman" w:cs="Times New Roman"/>
-              </w:rPr>
-              <w:t>minimal</w:t>
-            </w:r>
-            <w:proofErr w:type="spellEnd"/>
-            <w:r>
-              <w:rPr>
-                <w:rFonts w:ascii="Times New Roman" w:eastAsia="Times New Roman" w:hAnsi="Times New Roman" w:cs="Times New Roman"/>
-              </w:rPr>
-              <w:t>(</w:t>
-            </w:r>
-            <w:proofErr w:type="gramEnd"/>
-            <w:r>
-              <w:rPr>
-                <w:rFonts w:ascii="Times New Roman" w:eastAsia="Times New Roman" w:hAnsi="Times New Roman" w:cs="Times New Roman"/>
-              </w:rPr>
-              <w:t>) +</w:t>
-            </w:r>
-          </w:p>
-          <w:p>
-            <w:pPr>
-              <w:ind w:left="33"/>
-              <w:rPr>
-                <w:rFonts w:ascii="Times New Roman" w:eastAsia="Times New Roman" w:hAnsi="Times New Roman" w:cs="Times New Roman"/>
-              </w:rPr>
-            </w:pPr>
-            <w:r>
-              <w:rPr>
-                <w:rFonts w:ascii="Times New Roman" w:eastAsia="Times New Roman" w:hAnsi="Times New Roman" w:cs="Times New Roman"/>
-              </w:rPr>
-              <w:t xml:space="preserve">  </w:t>
-            </w:r>
-            <w:proofErr w:type="gramStart"/>
-            <w:r>
-              <w:rPr>
-                <w:rFonts w:ascii="Times New Roman" w:eastAsia="Times New Roman" w:hAnsi="Times New Roman" w:cs="Times New Roman"/>
-              </w:rPr>
-              <w:t>theme(</w:t>
-            </w:r>
-            <w:proofErr w:type="spellStart"/>
-            <w:r>
-              <w:rPr>
-                <w:rFonts w:ascii="Times New Roman" w:eastAsia="Times New Roman" w:hAnsi="Times New Roman" w:cs="Times New Roman"/>
-              </w:rPr>
-              <w:t>plot.title</w:t>
-            </w:r>
-            <w:proofErr w:type="spellEnd"/>
-            <w:proofErr w:type="gramEnd"/>
-            <w:r>
-              <w:rPr>
-                <w:rFonts w:ascii="Times New Roman" w:eastAsia="Times New Roman" w:hAnsi="Times New Roman" w:cs="Times New Roman"/>
-              </w:rPr>
-              <w:t xml:space="preserve"> = </w:t>
-            </w:r>
-            <w:proofErr w:type="spellStart"/>
-            <w:r>
-              <w:rPr>
-                <w:rFonts w:ascii="Times New Roman" w:eastAsia="Times New Roman" w:hAnsi="Times New Roman" w:cs="Times New Roman"/>
-              </w:rPr>
-              <w:t>element_</w:t>
-            </w:r>
-            <w:proofErr w:type="gramStart"/>
-            <w:r>
-              <w:rPr>
-                <w:rFonts w:ascii="Times New Roman" w:eastAsia="Times New Roman" w:hAnsi="Times New Roman" w:cs="Times New Roman"/>
-              </w:rPr>
-              <w:t>text</w:t>
-            </w:r>
-            <w:proofErr w:type="spellEnd"/>
-            <w:r>
-              <w:rPr>
-                <w:rFonts w:ascii="Times New Roman" w:eastAsia="Times New Roman" w:hAnsi="Times New Roman" w:cs="Times New Roman"/>
-              </w:rPr>
-              <w:t>(</w:t>
-            </w:r>
-            <w:proofErr w:type="spellStart"/>
-            <w:proofErr w:type="gramEnd"/>
-            <w:r>
-              <w:rPr>
-                <w:rFonts w:ascii="Times New Roman" w:eastAsia="Times New Roman" w:hAnsi="Times New Roman" w:cs="Times New Roman"/>
-              </w:rPr>
-              <w:t>hjust</w:t>
-            </w:r>
-            <w:proofErr w:type="spellEnd"/>
-            <w:r>
-              <w:rPr>
-                <w:rFonts w:ascii="Times New Roman" w:eastAsia="Times New Roman" w:hAnsi="Times New Roman" w:cs="Times New Roman"/>
-              </w:rPr>
-              <w:t xml:space="preserve"> = 0.5, face = "bold"))</w:t>
-            </w:r>
-          </w:p>
-          <w:p>
-            <w:pPr>
-              <w:ind w:left="33"/>
-              <w:rPr>
-                <w:rFonts w:ascii="Times New Roman" w:eastAsia="Times New Roman" w:hAnsi="Times New Roman" w:cs="Times New Roman"/>
-              </w:rPr>
-            </w:pPr>
-          </w:p>
-          <w:p>
-            <w:pPr>
-              <w:ind w:left="33"/>
-              <w:rPr>
-                <w:rFonts w:ascii="Times New Roman" w:eastAsia="Times New Roman" w:hAnsi="Times New Roman" w:cs="Times New Roman"/>
-              </w:rPr>
-            </w:pPr>
-            <w:r>
-              <w:rPr>
-                <w:rFonts w:ascii="Times New Roman" w:eastAsia="Times New Roman" w:hAnsi="Times New Roman" w:cs="Times New Roman"/>
-              </w:rPr>
-              <w:t>print(</w:t>
-            </w:r>
-            <w:proofErr w:type="spellStart"/>
-            <w:r>
-              <w:rPr>
-                <w:rFonts w:ascii="Times New Roman" w:eastAsia="Times New Roman" w:hAnsi="Times New Roman" w:cs="Times New Roman"/>
-              </w:rPr>
-              <w:t>scatter_plot</w:t>
-            </w:r>
-            <w:proofErr w:type="spellEnd"/>
-            <w:r>
-              <w:rPr>
-                <w:rFonts w:ascii="Times New Roman" w:eastAsia="Times New Roman" w:hAnsi="Times New Roman" w:cs="Times New Roman"/>
-              </w:rPr>
-              <w:t>)</w:t>
+              <w:t xml:space="preserve">  theme_minimal() +</w:t>
+            </w:r>
+          </w:p>
+          <w:p>
+            <w:pPr>
+              <w:ind w:left="33"/>
+              <w:rPr>
+                <w:rFonts w:ascii="Times New Roman" w:eastAsia="Times New Roman" w:hAnsi="Times New Roman" w:cs="Times New Roman"/>
+              </w:rPr>
+            </w:pPr>
+            <w:r>
+              <w:rPr>
+                <w:rFonts w:ascii="Times New Roman" w:eastAsia="Times New Roman" w:hAnsi="Times New Roman" w:cs="Times New Roman"/>
+              </w:rPr>
+              <w:t xml:space="preserve">  theme(plot.title = element_text(hjust = 0.5, face = "bold"))</w:t>
+            </w:r>
+          </w:p>
+          <w:p>
+            <w:pPr>
+              <w:ind w:left="33"/>
+              <w:rPr>
+                <w:rFonts w:ascii="Times New Roman" w:eastAsia="Times New Roman" w:hAnsi="Times New Roman" w:cs="Times New Roman"/>
+              </w:rPr>
+            </w:pPr>
+          </w:p>
+          <w:p>
+            <w:pPr>
+              <w:ind w:left="33"/>
+              <w:rPr>
+                <w:rFonts w:ascii="Times New Roman" w:eastAsia="Times New Roman" w:hAnsi="Times New Roman" w:cs="Times New Roman"/>
+              </w:rPr>
+            </w:pPr>
+            <w:r>
+              <w:rPr>
+                <w:rFonts w:ascii="Times New Roman" w:eastAsia="Times New Roman" w:hAnsi="Times New Roman" w:cs="Times New Roman"/>
+              </w:rPr>
+              <w:t>print(scatter_plot)</w:t>
             </w:r>
           </w:p>
           <w:p>
@@ -10536,27 +8503,11 @@
                 <w:rFonts w:ascii="Times New Roman" w:eastAsia="Times New Roman" w:hAnsi="Times New Roman" w:cs="Times New Roman"/>
               </w:rPr>
             </w:pPr>
-            <w:proofErr w:type="gramStart"/>
-            <w:r>
-              <w:rPr>
-                <w:rFonts w:ascii="Times New Roman" w:eastAsia="Times New Roman" w:hAnsi="Times New Roman" w:cs="Times New Roman"/>
-              </w:rPr>
-              <w:t>hist(</w:t>
-            </w:r>
-            <w:proofErr w:type="spellStart"/>
-            <w:proofErr w:type="gramEnd"/>
-            <w:r>
-              <w:rPr>
-                <w:rFonts w:ascii="Times New Roman" w:eastAsia="Times New Roman" w:hAnsi="Times New Roman" w:cs="Times New Roman"/>
-              </w:rPr>
-              <w:t>data_clean$Alcohol_Consumption</w:t>
-            </w:r>
-            <w:proofErr w:type="spellEnd"/>
-            <w:r>
-              <w:rPr>
-                <w:rFonts w:ascii="Times New Roman" w:eastAsia="Times New Roman" w:hAnsi="Times New Roman" w:cs="Times New Roman"/>
-              </w:rPr>
-              <w:t>,</w:t>
+            <w:r>
+              <w:rPr>
+                <w:rFonts w:ascii="Times New Roman" w:eastAsia="Times New Roman" w:hAnsi="Times New Roman" w:cs="Times New Roman"/>
+              </w:rPr>
+              <w:t>hist(data_clean$Alcohol_Consumption,</w:t>
             </w:r>
           </w:p>
           <w:p>
@@ -10584,77 +8535,35 @@
               <w:rPr>
                 <w:rFonts w:ascii="Times New Roman" w:eastAsia="Times New Roman" w:hAnsi="Times New Roman" w:cs="Times New Roman"/>
               </w:rPr>
-              <w:t xml:space="preserve">     </w:t>
-            </w:r>
-            <w:proofErr w:type="spellStart"/>
-            <w:r>
-              <w:rPr>
-                <w:rFonts w:ascii="Times New Roman" w:eastAsia="Times New Roman" w:hAnsi="Times New Roman" w:cs="Times New Roman"/>
-              </w:rPr>
-              <w:t>xlab</w:t>
-            </w:r>
-            <w:proofErr w:type="spellEnd"/>
-            <w:r>
-              <w:rPr>
-                <w:rFonts w:ascii="Times New Roman" w:eastAsia="Times New Roman" w:hAnsi="Times New Roman" w:cs="Times New Roman"/>
-              </w:rPr>
-              <w:t xml:space="preserve"> = "Alcohol Consumption (litres per capita)",</w:t>
-            </w:r>
-          </w:p>
-          <w:p>
-            <w:pPr>
-              <w:ind w:left="33"/>
-              <w:rPr>
-                <w:rFonts w:ascii="Times New Roman" w:eastAsia="Times New Roman" w:hAnsi="Times New Roman" w:cs="Times New Roman"/>
-              </w:rPr>
-            </w:pPr>
-            <w:r>
-              <w:rPr>
-                <w:rFonts w:ascii="Times New Roman" w:eastAsia="Times New Roman" w:hAnsi="Times New Roman" w:cs="Times New Roman"/>
-              </w:rPr>
-              <w:t xml:space="preserve">     </w:t>
-            </w:r>
-            <w:proofErr w:type="spellStart"/>
-            <w:r>
-              <w:rPr>
-                <w:rFonts w:ascii="Times New Roman" w:eastAsia="Times New Roman" w:hAnsi="Times New Roman" w:cs="Times New Roman"/>
-              </w:rPr>
-              <w:t>ylab</w:t>
-            </w:r>
-            <w:proofErr w:type="spellEnd"/>
-            <w:r>
-              <w:rPr>
-                <w:rFonts w:ascii="Times New Roman" w:eastAsia="Times New Roman" w:hAnsi="Times New Roman" w:cs="Times New Roman"/>
-              </w:rPr>
-              <w:t xml:space="preserve"> = "Frequency",</w:t>
-            </w:r>
-          </w:p>
-          <w:p>
-            <w:pPr>
-              <w:ind w:left="33"/>
-              <w:rPr>
-                <w:rFonts w:ascii="Times New Roman" w:eastAsia="Times New Roman" w:hAnsi="Times New Roman" w:cs="Times New Roman"/>
-              </w:rPr>
-            </w:pPr>
-            <w:r>
-              <w:rPr>
-                <w:rFonts w:ascii="Times New Roman" w:eastAsia="Times New Roman" w:hAnsi="Times New Roman" w:cs="Times New Roman"/>
-              </w:rPr>
-              <w:t xml:space="preserve">     col = "</w:t>
-            </w:r>
-            <w:proofErr w:type="spellStart"/>
-            <w:r>
-              <w:rPr>
-                <w:rFonts w:ascii="Times New Roman" w:eastAsia="Times New Roman" w:hAnsi="Times New Roman" w:cs="Times New Roman"/>
-              </w:rPr>
-              <w:t>steelblue</w:t>
-            </w:r>
-            <w:proofErr w:type="spellEnd"/>
-            <w:r>
-              <w:rPr>
-                <w:rFonts w:ascii="Times New Roman" w:eastAsia="Times New Roman" w:hAnsi="Times New Roman" w:cs="Times New Roman"/>
-              </w:rPr>
-              <w:t>",</w:t>
+              <w:t xml:space="preserve">     xlab = "Alcohol Consumption (litres per capita)",</w:t>
+            </w:r>
+          </w:p>
+          <w:p>
+            <w:pPr>
+              <w:ind w:left="33"/>
+              <w:rPr>
+                <w:rFonts w:ascii="Times New Roman" w:eastAsia="Times New Roman" w:hAnsi="Times New Roman" w:cs="Times New Roman"/>
+              </w:rPr>
+            </w:pPr>
+            <w:r>
+              <w:rPr>
+                <w:rFonts w:ascii="Times New Roman" w:eastAsia="Times New Roman" w:hAnsi="Times New Roman" w:cs="Times New Roman"/>
+              </w:rPr>
+              <w:t xml:space="preserve">     ylab = "Frequency",</w:t>
+            </w:r>
+          </w:p>
+          <w:p>
+            <w:pPr>
+              <w:ind w:left="33"/>
+              <w:rPr>
+                <w:rFonts w:ascii="Times New Roman" w:eastAsia="Times New Roman" w:hAnsi="Times New Roman" w:cs="Times New Roman"/>
+              </w:rPr>
+            </w:pPr>
+            <w:r>
+              <w:rPr>
+                <w:rFonts w:ascii="Times New Roman" w:eastAsia="Times New Roman" w:hAnsi="Times New Roman" w:cs="Times New Roman"/>
+              </w:rPr>
+              <w:t xml:space="preserve">     col = "steelblue",</w:t>
             </w:r>
           </w:p>
           <w:p>
@@ -10701,19 +8610,11 @@
                 <w:rFonts w:ascii="Times New Roman" w:eastAsia="Times New Roman" w:hAnsi="Times New Roman" w:cs="Times New Roman"/>
               </w:rPr>
             </w:pPr>
-            <w:proofErr w:type="gramStart"/>
-            <w:r>
-              <w:rPr>
-                <w:rFonts w:ascii="Times New Roman" w:eastAsia="Times New Roman" w:hAnsi="Times New Roman" w:cs="Times New Roman"/>
-              </w:rPr>
-              <w:t>cat(</w:t>
-            </w:r>
-            <w:proofErr w:type="gramEnd"/>
-            <w:r>
-              <w:rPr>
-                <w:rFonts w:ascii="Times New Roman" w:eastAsia="Times New Roman" w:hAnsi="Times New Roman" w:cs="Times New Roman"/>
-              </w:rPr>
-              <w:t>"Displayed: Histogram of Alcohol Consumption\n")</w:t>
+            <w:r>
+              <w:rPr>
+                <w:rFonts w:ascii="Times New Roman" w:eastAsia="Times New Roman" w:hAnsi="Times New Roman" w:cs="Times New Roman"/>
+              </w:rPr>
+              <w:t>cat("Displayed: Histogram of Alcohol Consumption\n")</w:t>
             </w:r>
           </w:p>
           <w:p>
@@ -10745,27 +8646,11 @@
                 <w:rFonts w:ascii="Times New Roman" w:eastAsia="Times New Roman" w:hAnsi="Times New Roman" w:cs="Times New Roman"/>
               </w:rPr>
             </w:pPr>
-            <w:proofErr w:type="gramStart"/>
-            <w:r>
-              <w:rPr>
-                <w:rFonts w:ascii="Times New Roman" w:eastAsia="Times New Roman" w:hAnsi="Times New Roman" w:cs="Times New Roman"/>
-              </w:rPr>
-              <w:t>hist(</w:t>
-            </w:r>
-            <w:proofErr w:type="spellStart"/>
-            <w:proofErr w:type="gramEnd"/>
-            <w:r>
-              <w:rPr>
-                <w:rFonts w:ascii="Times New Roman" w:eastAsia="Times New Roman" w:hAnsi="Times New Roman" w:cs="Times New Roman"/>
-              </w:rPr>
-              <w:t>data_clean$Life_Expectancy</w:t>
-            </w:r>
-            <w:proofErr w:type="spellEnd"/>
-            <w:r>
-              <w:rPr>
-                <w:rFonts w:ascii="Times New Roman" w:eastAsia="Times New Roman" w:hAnsi="Times New Roman" w:cs="Times New Roman"/>
-              </w:rPr>
-              <w:t>,</w:t>
+            <w:r>
+              <w:rPr>
+                <w:rFonts w:ascii="Times New Roman" w:eastAsia="Times New Roman" w:hAnsi="Times New Roman" w:cs="Times New Roman"/>
+              </w:rPr>
+              <w:t>hist(data_clean$Life_Expectancy,</w:t>
             </w:r>
           </w:p>
           <w:p>
@@ -10793,49 +8678,21 @@
               <w:rPr>
                 <w:rFonts w:ascii="Times New Roman" w:eastAsia="Times New Roman" w:hAnsi="Times New Roman" w:cs="Times New Roman"/>
               </w:rPr>
-              <w:t xml:space="preserve">     </w:t>
-            </w:r>
-            <w:proofErr w:type="spellStart"/>
-            <w:r>
-              <w:rPr>
-                <w:rFonts w:ascii="Times New Roman" w:eastAsia="Times New Roman" w:hAnsi="Times New Roman" w:cs="Times New Roman"/>
-              </w:rPr>
-              <w:t>xlab</w:t>
-            </w:r>
-            <w:proofErr w:type="spellEnd"/>
-            <w:r>
-              <w:rPr>
-                <w:rFonts w:ascii="Times New Roman" w:eastAsia="Times New Roman" w:hAnsi="Times New Roman" w:cs="Times New Roman"/>
-              </w:rPr>
-              <w:t xml:space="preserve"> = "Life Expectancy (years)",</w:t>
-            </w:r>
-          </w:p>
-          <w:p>
-            <w:pPr>
-              <w:ind w:left="33"/>
-              <w:rPr>
-                <w:rFonts w:ascii="Times New Roman" w:eastAsia="Times New Roman" w:hAnsi="Times New Roman" w:cs="Times New Roman"/>
-              </w:rPr>
-            </w:pPr>
-            <w:r>
-              <w:rPr>
-                <w:rFonts w:ascii="Times New Roman" w:eastAsia="Times New Roman" w:hAnsi="Times New Roman" w:cs="Times New Roman"/>
-              </w:rPr>
-              <w:t xml:space="preserve">     </w:t>
-            </w:r>
-            <w:proofErr w:type="spellStart"/>
-            <w:r>
-              <w:rPr>
-                <w:rFonts w:ascii="Times New Roman" w:eastAsia="Times New Roman" w:hAnsi="Times New Roman" w:cs="Times New Roman"/>
-              </w:rPr>
-              <w:t>ylab</w:t>
-            </w:r>
-            <w:proofErr w:type="spellEnd"/>
-            <w:r>
-              <w:rPr>
-                <w:rFonts w:ascii="Times New Roman" w:eastAsia="Times New Roman" w:hAnsi="Times New Roman" w:cs="Times New Roman"/>
-              </w:rPr>
-              <w:t xml:space="preserve"> = "Frequency",</w:t>
+              <w:t xml:space="preserve">     xlab = "Life Expectancy (years)",</w:t>
+            </w:r>
+          </w:p>
+          <w:p>
+            <w:pPr>
+              <w:ind w:left="33"/>
+              <w:rPr>
+                <w:rFonts w:ascii="Times New Roman" w:eastAsia="Times New Roman" w:hAnsi="Times New Roman" w:cs="Times New Roman"/>
+              </w:rPr>
+            </w:pPr>
+            <w:r>
+              <w:rPr>
+                <w:rFonts w:ascii="Times New Roman" w:eastAsia="Times New Roman" w:hAnsi="Times New Roman" w:cs="Times New Roman"/>
+              </w:rPr>
+              <w:t xml:space="preserve">     ylab = "Frequency",</w:t>
             </w:r>
           </w:p>
           <w:p>
@@ -10895,19 +8752,11 @@
                 <w:rFonts w:ascii="Times New Roman" w:eastAsia="Times New Roman" w:hAnsi="Times New Roman" w:cs="Times New Roman"/>
               </w:rPr>
             </w:pPr>
-            <w:proofErr w:type="gramStart"/>
-            <w:r>
-              <w:rPr>
-                <w:rFonts w:ascii="Times New Roman" w:eastAsia="Times New Roman" w:hAnsi="Times New Roman" w:cs="Times New Roman"/>
-              </w:rPr>
-              <w:t>cat(</w:t>
-            </w:r>
-            <w:proofErr w:type="gramEnd"/>
-            <w:r>
-              <w:rPr>
-                <w:rFonts w:ascii="Times New Roman" w:eastAsia="Times New Roman" w:hAnsi="Times New Roman" w:cs="Times New Roman"/>
-              </w:rPr>
-              <w:t>"Displayed: Histogram of Life Expectancy\n")</w:t>
+            <w:r>
+              <w:rPr>
+                <w:rFonts w:ascii="Times New Roman" w:eastAsia="Times New Roman" w:hAnsi="Times New Roman" w:cs="Times New Roman"/>
+              </w:rPr>
+              <w:t>cat("Displayed: Histogram of Life Expectancy\n")</w:t>
             </w:r>
           </w:p>
           <w:p>
@@ -10947,111 +8796,39 @@
                 <w:rFonts w:ascii="Times New Roman" w:eastAsia="Times New Roman" w:hAnsi="Times New Roman" w:cs="Times New Roman"/>
               </w:rPr>
             </w:pPr>
-            <w:proofErr w:type="spellStart"/>
-            <w:r>
-              <w:rPr>
-                <w:rFonts w:ascii="Times New Roman" w:eastAsia="Times New Roman" w:hAnsi="Times New Roman" w:cs="Times New Roman"/>
-              </w:rPr>
-              <w:t>correlation_test</w:t>
-            </w:r>
-            <w:proofErr w:type="spellEnd"/>
-            <w:r>
-              <w:rPr>
-                <w:rFonts w:ascii="Times New Roman" w:eastAsia="Times New Roman" w:hAnsi="Times New Roman" w:cs="Times New Roman"/>
-              </w:rPr>
-              <w:t xml:space="preserve"> &lt;- </w:t>
-            </w:r>
-            <w:proofErr w:type="spellStart"/>
-            <w:r>
-              <w:rPr>
-                <w:rFonts w:ascii="Times New Roman" w:eastAsia="Times New Roman" w:hAnsi="Times New Roman" w:cs="Times New Roman"/>
-              </w:rPr>
-              <w:t>cor.</w:t>
-            </w:r>
-            <w:proofErr w:type="gramStart"/>
-            <w:r>
-              <w:rPr>
-                <w:rFonts w:ascii="Times New Roman" w:eastAsia="Times New Roman" w:hAnsi="Times New Roman" w:cs="Times New Roman"/>
-              </w:rPr>
-              <w:t>test</w:t>
-            </w:r>
-            <w:proofErr w:type="spellEnd"/>
-            <w:r>
-              <w:rPr>
-                <w:rFonts w:ascii="Times New Roman" w:eastAsia="Times New Roman" w:hAnsi="Times New Roman" w:cs="Times New Roman"/>
-              </w:rPr>
-              <w:t>(</w:t>
-            </w:r>
-            <w:proofErr w:type="spellStart"/>
-            <w:proofErr w:type="gramEnd"/>
-            <w:r>
-              <w:rPr>
-                <w:rFonts w:ascii="Times New Roman" w:eastAsia="Times New Roman" w:hAnsi="Times New Roman" w:cs="Times New Roman"/>
-              </w:rPr>
-              <w:t>data_clean$Alcohol_Consumption</w:t>
-            </w:r>
-            <w:proofErr w:type="spellEnd"/>
-            <w:r>
-              <w:rPr>
-                <w:rFonts w:ascii="Times New Roman" w:eastAsia="Times New Roman" w:hAnsi="Times New Roman" w:cs="Times New Roman"/>
-              </w:rPr>
-              <w:t xml:space="preserve">, </w:t>
-            </w:r>
-          </w:p>
-          <w:p>
-            <w:pPr>
-              <w:ind w:left="33"/>
-              <w:rPr>
-                <w:rFonts w:ascii="Times New Roman" w:eastAsia="Times New Roman" w:hAnsi="Times New Roman" w:cs="Times New Roman"/>
-              </w:rPr>
-            </w:pPr>
-            <w:r>
-              <w:rPr>
-                <w:rFonts w:ascii="Times New Roman" w:eastAsia="Times New Roman" w:hAnsi="Times New Roman" w:cs="Times New Roman"/>
-              </w:rPr>
-              <w:t xml:space="preserve">                             </w:t>
-            </w:r>
-            <w:proofErr w:type="spellStart"/>
-            <w:r>
-              <w:rPr>
-                <w:rFonts w:ascii="Times New Roman" w:eastAsia="Times New Roman" w:hAnsi="Times New Roman" w:cs="Times New Roman"/>
-              </w:rPr>
-              <w:t>data_clean$Life_Expectancy</w:t>
-            </w:r>
-            <w:proofErr w:type="spellEnd"/>
-            <w:r>
-              <w:rPr>
-                <w:rFonts w:ascii="Times New Roman" w:eastAsia="Times New Roman" w:hAnsi="Times New Roman" w:cs="Times New Roman"/>
-              </w:rPr>
-              <w:t>,</w:t>
-            </w:r>
-          </w:p>
-          <w:p>
-            <w:pPr>
-              <w:ind w:left="33"/>
-              <w:rPr>
-                <w:rFonts w:ascii="Times New Roman" w:eastAsia="Times New Roman" w:hAnsi="Times New Roman" w:cs="Times New Roman"/>
-              </w:rPr>
-            </w:pPr>
-            <w:r>
-              <w:rPr>
-                <w:rFonts w:ascii="Times New Roman" w:eastAsia="Times New Roman" w:hAnsi="Times New Roman" w:cs="Times New Roman"/>
-              </w:rPr>
-              <w:t xml:space="preserve">                             method = "</w:t>
-            </w:r>
-            <w:proofErr w:type="spellStart"/>
-            <w:r>
-              <w:rPr>
-                <w:rFonts w:ascii="Times New Roman" w:eastAsia="Times New Roman" w:hAnsi="Times New Roman" w:cs="Times New Roman"/>
-              </w:rPr>
-              <w:t>pearson</w:t>
-            </w:r>
-            <w:proofErr w:type="spellEnd"/>
-            <w:r>
-              <w:rPr>
-                <w:rFonts w:ascii="Times New Roman" w:eastAsia="Times New Roman" w:hAnsi="Times New Roman" w:cs="Times New Roman"/>
-              </w:rPr>
-              <w:t>")</w:t>
+            <w:r>
+              <w:rPr>
+                <w:rFonts w:ascii="Times New Roman" w:eastAsia="Times New Roman" w:hAnsi="Times New Roman" w:cs="Times New Roman"/>
+              </w:rPr>
+              <w:t xml:space="preserve">correlation_test &lt;- cor.test(data_clean$Alcohol_Consumption, </w:t>
+            </w:r>
+          </w:p>
+          <w:p>
+            <w:pPr>
+              <w:ind w:left="33"/>
+              <w:rPr>
+                <w:rFonts w:ascii="Times New Roman" w:eastAsia="Times New Roman" w:hAnsi="Times New Roman" w:cs="Times New Roman"/>
+              </w:rPr>
+            </w:pPr>
+            <w:r>
+              <w:rPr>
+                <w:rFonts w:ascii="Times New Roman" w:eastAsia="Times New Roman" w:hAnsi="Times New Roman" w:cs="Times New Roman"/>
+              </w:rPr>
+              <w:t xml:space="preserve">                             data_clean$Life_Expectancy,</w:t>
+            </w:r>
+          </w:p>
+          <w:p>
+            <w:pPr>
+              <w:ind w:left="33"/>
+              <w:rPr>
+                <w:rFonts w:ascii="Times New Roman" w:eastAsia="Times New Roman" w:hAnsi="Times New Roman" w:cs="Times New Roman"/>
+              </w:rPr>
+            </w:pPr>
+            <w:r>
+              <w:rPr>
+                <w:rFonts w:ascii="Times New Roman" w:eastAsia="Times New Roman" w:hAnsi="Times New Roman" w:cs="Times New Roman"/>
+              </w:rPr>
+              <w:t xml:space="preserve">                             method = "pearson")</w:t>
             </w:r>
           </w:p>
           <w:p>
@@ -11087,21 +8864,7 @@
               <w:rPr>
                 <w:rFonts w:ascii="Times New Roman" w:eastAsia="Times New Roman" w:hAnsi="Times New Roman" w:cs="Times New Roman"/>
               </w:rPr>
-              <w:t>print(</w:t>
-            </w:r>
-            <w:proofErr w:type="spellStart"/>
-            <w:r>
-              <w:rPr>
-                <w:rFonts w:ascii="Times New Roman" w:eastAsia="Times New Roman" w:hAnsi="Times New Roman" w:cs="Times New Roman"/>
-              </w:rPr>
-              <w:t>correlation_test</w:t>
-            </w:r>
-            <w:proofErr w:type="spellEnd"/>
-            <w:r>
-              <w:rPr>
-                <w:rFonts w:ascii="Times New Roman" w:eastAsia="Times New Roman" w:hAnsi="Times New Roman" w:cs="Times New Roman"/>
-              </w:rPr>
-              <w:t>)</w:t>
+              <w:t>print(correlation_test)</w:t>
             </w:r>
           </w:p>
           <w:p>
@@ -11133,309 +8896,117 @@
                 <w:rFonts w:ascii="Times New Roman" w:eastAsia="Times New Roman" w:hAnsi="Times New Roman" w:cs="Times New Roman"/>
               </w:rPr>
             </w:pPr>
-            <w:proofErr w:type="spellStart"/>
-            <w:r>
-              <w:rPr>
-                <w:rFonts w:ascii="Times New Roman" w:eastAsia="Times New Roman" w:hAnsi="Times New Roman" w:cs="Times New Roman"/>
-              </w:rPr>
-              <w:t>correlation_coefficient</w:t>
-            </w:r>
-            <w:proofErr w:type="spellEnd"/>
-            <w:r>
-              <w:rPr>
-                <w:rFonts w:ascii="Times New Roman" w:eastAsia="Times New Roman" w:hAnsi="Times New Roman" w:cs="Times New Roman"/>
-              </w:rPr>
-              <w:t xml:space="preserve"> &lt;- </w:t>
-            </w:r>
-            <w:proofErr w:type="spellStart"/>
-            <w:r>
-              <w:rPr>
-                <w:rFonts w:ascii="Times New Roman" w:eastAsia="Times New Roman" w:hAnsi="Times New Roman" w:cs="Times New Roman"/>
-              </w:rPr>
-              <w:t>correlation_test$estimate</w:t>
-            </w:r>
-            <w:proofErr w:type="spellEnd"/>
-          </w:p>
-          <w:p>
-            <w:pPr>
-              <w:ind w:left="33"/>
-              <w:rPr>
-                <w:rFonts w:ascii="Times New Roman" w:eastAsia="Times New Roman" w:hAnsi="Times New Roman" w:cs="Times New Roman"/>
-              </w:rPr>
-            </w:pPr>
-            <w:proofErr w:type="spellStart"/>
-            <w:r>
-              <w:rPr>
-                <w:rFonts w:ascii="Times New Roman" w:eastAsia="Times New Roman" w:hAnsi="Times New Roman" w:cs="Times New Roman"/>
-              </w:rPr>
-              <w:t>p_value</w:t>
-            </w:r>
-            <w:proofErr w:type="spellEnd"/>
-            <w:r>
-              <w:rPr>
-                <w:rFonts w:ascii="Times New Roman" w:eastAsia="Times New Roman" w:hAnsi="Times New Roman" w:cs="Times New Roman"/>
-              </w:rPr>
-              <w:t xml:space="preserve"> &lt;- </w:t>
-            </w:r>
-            <w:proofErr w:type="spellStart"/>
-            <w:r>
-              <w:rPr>
-                <w:rFonts w:ascii="Times New Roman" w:eastAsia="Times New Roman" w:hAnsi="Times New Roman" w:cs="Times New Roman"/>
-              </w:rPr>
-              <w:t>correlation_test$p.value</w:t>
-            </w:r>
-            <w:proofErr w:type="spellEnd"/>
-          </w:p>
-          <w:p>
-            <w:pPr>
-              <w:ind w:left="33"/>
-              <w:rPr>
-                <w:rFonts w:ascii="Times New Roman" w:eastAsia="Times New Roman" w:hAnsi="Times New Roman" w:cs="Times New Roman"/>
-              </w:rPr>
-            </w:pPr>
-            <w:proofErr w:type="spellStart"/>
-            <w:r>
-              <w:rPr>
-                <w:rFonts w:ascii="Times New Roman" w:eastAsia="Times New Roman" w:hAnsi="Times New Roman" w:cs="Times New Roman"/>
-              </w:rPr>
-              <w:t>confidence_interval</w:t>
-            </w:r>
-            <w:proofErr w:type="spellEnd"/>
-            <w:r>
-              <w:rPr>
-                <w:rFonts w:ascii="Times New Roman" w:eastAsia="Times New Roman" w:hAnsi="Times New Roman" w:cs="Times New Roman"/>
-              </w:rPr>
-              <w:t xml:space="preserve"> &lt;- correlation_test$conf.int</w:t>
-            </w:r>
-          </w:p>
-          <w:p>
-            <w:pPr>
-              <w:ind w:left="33"/>
-              <w:rPr>
-                <w:rFonts w:ascii="Times New Roman" w:eastAsia="Times New Roman" w:hAnsi="Times New Roman" w:cs="Times New Roman"/>
-              </w:rPr>
-            </w:pPr>
-          </w:p>
-          <w:p>
-            <w:pPr>
-              <w:ind w:left="33"/>
-              <w:rPr>
-                <w:rFonts w:ascii="Times New Roman" w:eastAsia="Times New Roman" w:hAnsi="Times New Roman" w:cs="Times New Roman"/>
-              </w:rPr>
-            </w:pPr>
-            <w:proofErr w:type="gramStart"/>
-            <w:r>
-              <w:rPr>
-                <w:rFonts w:ascii="Times New Roman" w:eastAsia="Times New Roman" w:hAnsi="Times New Roman" w:cs="Times New Roman"/>
-              </w:rPr>
-              <w:t>cat(</w:t>
-            </w:r>
-            <w:proofErr w:type="gramEnd"/>
-            <w:r>
-              <w:rPr>
-                <w:rFonts w:ascii="Times New Roman" w:eastAsia="Times New Roman" w:hAnsi="Times New Roman" w:cs="Times New Roman"/>
-              </w:rPr>
-              <w:t>"\n=== CORRELATION ANALYSIS RESULTS ===\n")</w:t>
-            </w:r>
-          </w:p>
-          <w:p>
-            <w:pPr>
-              <w:ind w:left="33"/>
-              <w:rPr>
-                <w:rFonts w:ascii="Times New Roman" w:eastAsia="Times New Roman" w:hAnsi="Times New Roman" w:cs="Times New Roman"/>
-              </w:rPr>
-            </w:pPr>
-            <w:proofErr w:type="gramStart"/>
-            <w:r>
-              <w:rPr>
-                <w:rFonts w:ascii="Times New Roman" w:eastAsia="Times New Roman" w:hAnsi="Times New Roman" w:cs="Times New Roman"/>
-              </w:rPr>
-              <w:t>cat(</w:t>
-            </w:r>
-            <w:proofErr w:type="gramEnd"/>
-            <w:r>
-              <w:rPr>
-                <w:rFonts w:ascii="Times New Roman" w:eastAsia="Times New Roman" w:hAnsi="Times New Roman" w:cs="Times New Roman"/>
-              </w:rPr>
-              <w:t xml:space="preserve">"Pearson Correlation Coefficient (r):", </w:t>
-            </w:r>
-            <w:proofErr w:type="spellStart"/>
-            <w:r>
-              <w:rPr>
-                <w:rFonts w:ascii="Times New Roman" w:eastAsia="Times New Roman" w:hAnsi="Times New Roman" w:cs="Times New Roman"/>
-              </w:rPr>
-              <w:t>correlation_coefficient</w:t>
-            </w:r>
-            <w:proofErr w:type="spellEnd"/>
-            <w:r>
-              <w:rPr>
-                <w:rFonts w:ascii="Times New Roman" w:eastAsia="Times New Roman" w:hAnsi="Times New Roman" w:cs="Times New Roman"/>
-              </w:rPr>
-              <w:t>, "\n")</w:t>
-            </w:r>
-          </w:p>
-          <w:p>
-            <w:pPr>
-              <w:ind w:left="33"/>
-              <w:rPr>
-                <w:rFonts w:ascii="Times New Roman" w:eastAsia="Times New Roman" w:hAnsi="Times New Roman" w:cs="Times New Roman"/>
-              </w:rPr>
-            </w:pPr>
-            <w:proofErr w:type="gramStart"/>
-            <w:r>
-              <w:rPr>
-                <w:rFonts w:ascii="Times New Roman" w:eastAsia="Times New Roman" w:hAnsi="Times New Roman" w:cs="Times New Roman"/>
-              </w:rPr>
-              <w:t>cat(</w:t>
-            </w:r>
-            <w:proofErr w:type="gramEnd"/>
-            <w:r>
-              <w:rPr>
-                <w:rFonts w:ascii="Times New Roman" w:eastAsia="Times New Roman" w:hAnsi="Times New Roman" w:cs="Times New Roman"/>
-              </w:rPr>
-              <w:t xml:space="preserve">"P-value:", </w:t>
-            </w:r>
-            <w:proofErr w:type="spellStart"/>
-            <w:r>
-              <w:rPr>
-                <w:rFonts w:ascii="Times New Roman" w:eastAsia="Times New Roman" w:hAnsi="Times New Roman" w:cs="Times New Roman"/>
-              </w:rPr>
-              <w:t>p_value</w:t>
-            </w:r>
-            <w:proofErr w:type="spellEnd"/>
-            <w:r>
-              <w:rPr>
-                <w:rFonts w:ascii="Times New Roman" w:eastAsia="Times New Roman" w:hAnsi="Times New Roman" w:cs="Times New Roman"/>
-              </w:rPr>
-              <w:t>, "\n")</w:t>
-            </w:r>
-          </w:p>
-          <w:p>
-            <w:pPr>
-              <w:ind w:left="33"/>
-              <w:rPr>
-                <w:rFonts w:ascii="Times New Roman" w:eastAsia="Times New Roman" w:hAnsi="Times New Roman" w:cs="Times New Roman"/>
-              </w:rPr>
-            </w:pPr>
-            <w:proofErr w:type="gramStart"/>
-            <w:r>
-              <w:rPr>
-                <w:rFonts w:ascii="Times New Roman" w:eastAsia="Times New Roman" w:hAnsi="Times New Roman" w:cs="Times New Roman"/>
-              </w:rPr>
-              <w:t>cat(</w:t>
-            </w:r>
-            <w:proofErr w:type="gramEnd"/>
-            <w:r>
-              <w:rPr>
-                <w:rFonts w:ascii="Times New Roman" w:eastAsia="Times New Roman" w:hAnsi="Times New Roman" w:cs="Times New Roman"/>
-              </w:rPr>
-              <w:t xml:space="preserve">"95% Confidence Interval:", </w:t>
-            </w:r>
-            <w:proofErr w:type="spellStart"/>
-            <w:r>
-              <w:rPr>
-                <w:rFonts w:ascii="Times New Roman" w:eastAsia="Times New Roman" w:hAnsi="Times New Roman" w:cs="Times New Roman"/>
-              </w:rPr>
-              <w:t>confidence_</w:t>
-            </w:r>
-            <w:proofErr w:type="gramStart"/>
-            <w:r>
-              <w:rPr>
-                <w:rFonts w:ascii="Times New Roman" w:eastAsia="Times New Roman" w:hAnsi="Times New Roman" w:cs="Times New Roman"/>
-              </w:rPr>
-              <w:t>interval</w:t>
-            </w:r>
-            <w:proofErr w:type="spellEnd"/>
-            <w:r>
-              <w:rPr>
-                <w:rFonts w:ascii="Times New Roman" w:eastAsia="Times New Roman" w:hAnsi="Times New Roman" w:cs="Times New Roman"/>
-              </w:rPr>
-              <w:t>[</w:t>
-            </w:r>
-            <w:proofErr w:type="gramEnd"/>
-            <w:r>
-              <w:rPr>
-                <w:rFonts w:ascii="Times New Roman" w:eastAsia="Times New Roman" w:hAnsi="Times New Roman" w:cs="Times New Roman"/>
-              </w:rPr>
-              <w:t xml:space="preserve">1], "to", </w:t>
-            </w:r>
-            <w:proofErr w:type="spellStart"/>
-            <w:r>
-              <w:rPr>
-                <w:rFonts w:ascii="Times New Roman" w:eastAsia="Times New Roman" w:hAnsi="Times New Roman" w:cs="Times New Roman"/>
-              </w:rPr>
-              <w:t>confidence_</w:t>
-            </w:r>
-            <w:proofErr w:type="gramStart"/>
-            <w:r>
-              <w:rPr>
-                <w:rFonts w:ascii="Times New Roman" w:eastAsia="Times New Roman" w:hAnsi="Times New Roman" w:cs="Times New Roman"/>
-              </w:rPr>
-              <w:t>interval</w:t>
-            </w:r>
-            <w:proofErr w:type="spellEnd"/>
-            <w:r>
-              <w:rPr>
-                <w:rFonts w:ascii="Times New Roman" w:eastAsia="Times New Roman" w:hAnsi="Times New Roman" w:cs="Times New Roman"/>
-              </w:rPr>
-              <w:t>[</w:t>
-            </w:r>
-            <w:proofErr w:type="gramEnd"/>
-            <w:r>
-              <w:rPr>
-                <w:rFonts w:ascii="Times New Roman" w:eastAsia="Times New Roman" w:hAnsi="Times New Roman" w:cs="Times New Roman"/>
-              </w:rPr>
-              <w:t>2], "\n")</w:t>
-            </w:r>
-          </w:p>
-          <w:p>
-            <w:pPr>
-              <w:ind w:left="33"/>
-              <w:rPr>
-                <w:rFonts w:ascii="Times New Roman" w:eastAsia="Times New Roman" w:hAnsi="Times New Roman" w:cs="Times New Roman"/>
-              </w:rPr>
-            </w:pPr>
-            <w:proofErr w:type="gramStart"/>
-            <w:r>
-              <w:rPr>
-                <w:rFonts w:ascii="Times New Roman" w:eastAsia="Times New Roman" w:hAnsi="Times New Roman" w:cs="Times New Roman"/>
-              </w:rPr>
-              <w:t>cat(</w:t>
-            </w:r>
-            <w:proofErr w:type="gramEnd"/>
-            <w:r>
-              <w:rPr>
-                <w:rFonts w:ascii="Times New Roman" w:eastAsia="Times New Roman" w:hAnsi="Times New Roman" w:cs="Times New Roman"/>
-              </w:rPr>
-              <w:t xml:space="preserve">"Sample size (n):", </w:t>
-            </w:r>
-            <w:proofErr w:type="spellStart"/>
-            <w:r>
-              <w:rPr>
-                <w:rFonts w:ascii="Times New Roman" w:eastAsia="Times New Roman" w:hAnsi="Times New Roman" w:cs="Times New Roman"/>
-              </w:rPr>
-              <w:t>nrow</w:t>
-            </w:r>
-            <w:proofErr w:type="spellEnd"/>
-            <w:r>
-              <w:rPr>
-                <w:rFonts w:ascii="Times New Roman" w:eastAsia="Times New Roman" w:hAnsi="Times New Roman" w:cs="Times New Roman"/>
-              </w:rPr>
-              <w:t>(</w:t>
-            </w:r>
-            <w:proofErr w:type="spellStart"/>
-            <w:r>
-              <w:rPr>
-                <w:rFonts w:ascii="Times New Roman" w:eastAsia="Times New Roman" w:hAnsi="Times New Roman" w:cs="Times New Roman"/>
-              </w:rPr>
-              <w:t>data_clean</w:t>
-            </w:r>
-            <w:proofErr w:type="spellEnd"/>
-            <w:r>
-              <w:rPr>
-                <w:rFonts w:ascii="Times New Roman" w:eastAsia="Times New Roman" w:hAnsi="Times New Roman" w:cs="Times New Roman"/>
-              </w:rPr>
-              <w:t>), "\n")</w:t>
+            <w:r>
+              <w:rPr>
+                <w:rFonts w:ascii="Times New Roman" w:eastAsia="Times New Roman" w:hAnsi="Times New Roman" w:cs="Times New Roman"/>
+              </w:rPr>
+              <w:t>correlation_coefficient &lt;- correlation_test$estimate</w:t>
+            </w:r>
+          </w:p>
+          <w:p>
+            <w:pPr>
+              <w:ind w:left="33"/>
+              <w:rPr>
+                <w:rFonts w:ascii="Times New Roman" w:eastAsia="Times New Roman" w:hAnsi="Times New Roman" w:cs="Times New Roman"/>
+              </w:rPr>
+            </w:pPr>
+            <w:r>
+              <w:rPr>
+                <w:rFonts w:ascii="Times New Roman" w:eastAsia="Times New Roman" w:hAnsi="Times New Roman" w:cs="Times New Roman"/>
+              </w:rPr>
+              <w:t>p_value &lt;- correlation_test$p.value</w:t>
+            </w:r>
+          </w:p>
+          <w:p>
+            <w:pPr>
+              <w:ind w:left="33"/>
+              <w:rPr>
+                <w:rFonts w:ascii="Times New Roman" w:eastAsia="Times New Roman" w:hAnsi="Times New Roman" w:cs="Times New Roman"/>
+              </w:rPr>
+            </w:pPr>
+            <w:r>
+              <w:rPr>
+                <w:rFonts w:ascii="Times New Roman" w:eastAsia="Times New Roman" w:hAnsi="Times New Roman" w:cs="Times New Roman"/>
+              </w:rPr>
+              <w:t>confidence_interval &lt;- correlation_test$conf.int</w:t>
+            </w:r>
+          </w:p>
+          <w:p>
+            <w:pPr>
+              <w:ind w:left="33"/>
+              <w:rPr>
+                <w:rFonts w:ascii="Times New Roman" w:eastAsia="Times New Roman" w:hAnsi="Times New Roman" w:cs="Times New Roman"/>
+              </w:rPr>
+            </w:pPr>
+          </w:p>
+          <w:p>
+            <w:pPr>
+              <w:ind w:left="33"/>
+              <w:rPr>
+                <w:rFonts w:ascii="Times New Roman" w:eastAsia="Times New Roman" w:hAnsi="Times New Roman" w:cs="Times New Roman"/>
+              </w:rPr>
+            </w:pPr>
+            <w:r>
+              <w:rPr>
+                <w:rFonts w:ascii="Times New Roman" w:eastAsia="Times New Roman" w:hAnsi="Times New Roman" w:cs="Times New Roman"/>
+              </w:rPr>
+              <w:t>cat("\n=== CORRELATION ANALYSIS RESULTS ===\n")</w:t>
+            </w:r>
+          </w:p>
+          <w:p>
+            <w:pPr>
+              <w:ind w:left="33"/>
+              <w:rPr>
+                <w:rFonts w:ascii="Times New Roman" w:eastAsia="Times New Roman" w:hAnsi="Times New Roman" w:cs="Times New Roman"/>
+              </w:rPr>
+            </w:pPr>
+            <w:r>
+              <w:rPr>
+                <w:rFonts w:ascii="Times New Roman" w:eastAsia="Times New Roman" w:hAnsi="Times New Roman" w:cs="Times New Roman"/>
+              </w:rPr>
+              <w:t>cat("Pearson Correlation Coefficient (r):", correlation_coefficient, "\n")</w:t>
+            </w:r>
+          </w:p>
+          <w:p>
+            <w:pPr>
+              <w:ind w:left="33"/>
+              <w:rPr>
+                <w:rFonts w:ascii="Times New Roman" w:eastAsia="Times New Roman" w:hAnsi="Times New Roman" w:cs="Times New Roman"/>
+              </w:rPr>
+            </w:pPr>
+            <w:r>
+              <w:rPr>
+                <w:rFonts w:ascii="Times New Roman" w:eastAsia="Times New Roman" w:hAnsi="Times New Roman" w:cs="Times New Roman"/>
+              </w:rPr>
+              <w:t>cat("P-value:", p_value, "\n")</w:t>
+            </w:r>
+          </w:p>
+          <w:p>
+            <w:pPr>
+              <w:ind w:left="33"/>
+              <w:rPr>
+                <w:rFonts w:ascii="Times New Roman" w:eastAsia="Times New Roman" w:hAnsi="Times New Roman" w:cs="Times New Roman"/>
+              </w:rPr>
+            </w:pPr>
+            <w:r>
+              <w:rPr>
+                <w:rFonts w:ascii="Times New Roman" w:eastAsia="Times New Roman" w:hAnsi="Times New Roman" w:cs="Times New Roman"/>
+              </w:rPr>
+              <w:t>cat("95% Confidence Interval:", confidence_interval[1], "to", confidence_interval[2], "\n")</w:t>
+            </w:r>
+          </w:p>
+          <w:p>
+            <w:pPr>
+              <w:ind w:left="33"/>
+              <w:rPr>
+                <w:rFonts w:ascii="Times New Roman" w:eastAsia="Times New Roman" w:hAnsi="Times New Roman" w:cs="Times New Roman"/>
+              </w:rPr>
+            </w:pPr>
+            <w:r>
+              <w:rPr>
+                <w:rFonts w:ascii="Times New Roman" w:eastAsia="Times New Roman" w:hAnsi="Times New Roman" w:cs="Times New Roman"/>
+              </w:rPr>
+              <w:t>cat("Sample size (n):", nrow(data_clean), "\n")</w:t>
             </w:r>
           </w:p>
           <w:p>
@@ -11471,105 +9042,35 @@
               <w:rPr>
                 <w:rFonts w:ascii="Times New Roman" w:eastAsia="Times New Roman" w:hAnsi="Times New Roman" w:cs="Times New Roman"/>
               </w:rPr>
-              <w:t>if (</w:t>
-            </w:r>
-            <w:proofErr w:type="spellStart"/>
-            <w:r>
-              <w:rPr>
-                <w:rFonts w:ascii="Times New Roman" w:eastAsia="Times New Roman" w:hAnsi="Times New Roman" w:cs="Times New Roman"/>
-              </w:rPr>
-              <w:t>p_value</w:t>
-            </w:r>
-            <w:proofErr w:type="spellEnd"/>
-            <w:r>
-              <w:rPr>
-                <w:rFonts w:ascii="Times New Roman" w:eastAsia="Times New Roman" w:hAnsi="Times New Roman" w:cs="Times New Roman"/>
-              </w:rPr>
-              <w:t xml:space="preserve"> &lt; 0.05) {</w:t>
-            </w:r>
-          </w:p>
-          <w:p>
-            <w:pPr>
-              <w:ind w:left="33"/>
-              <w:rPr>
-                <w:rFonts w:ascii="Times New Roman" w:eastAsia="Times New Roman" w:hAnsi="Times New Roman" w:cs="Times New Roman"/>
-              </w:rPr>
-            </w:pPr>
-            <w:r>
-              <w:rPr>
-                <w:rFonts w:ascii="Times New Roman" w:eastAsia="Times New Roman" w:hAnsi="Times New Roman" w:cs="Times New Roman"/>
-              </w:rPr>
-              <w:t xml:space="preserve">  </w:t>
-            </w:r>
-            <w:proofErr w:type="gramStart"/>
-            <w:r>
-              <w:rPr>
-                <w:rFonts w:ascii="Times New Roman" w:eastAsia="Times New Roman" w:hAnsi="Times New Roman" w:cs="Times New Roman"/>
-              </w:rPr>
-              <w:t>cat(</w:t>
-            </w:r>
-            <w:proofErr w:type="gramEnd"/>
-            <w:r>
-              <w:rPr>
-                <w:rFonts w:ascii="Times New Roman" w:eastAsia="Times New Roman" w:hAnsi="Times New Roman" w:cs="Times New Roman"/>
-              </w:rPr>
-              <w:t>"\</w:t>
-            </w:r>
-            <w:proofErr w:type="spellStart"/>
-            <w:r>
-              <w:rPr>
-                <w:rFonts w:ascii="Times New Roman" w:eastAsia="Times New Roman" w:hAnsi="Times New Roman" w:cs="Times New Roman"/>
-              </w:rPr>
-              <w:t>nConclusion</w:t>
-            </w:r>
-            <w:proofErr w:type="spellEnd"/>
-            <w:r>
-              <w:rPr>
-                <w:rFonts w:ascii="Times New Roman" w:eastAsia="Times New Roman" w:hAnsi="Times New Roman" w:cs="Times New Roman"/>
-              </w:rPr>
-              <w:t xml:space="preserve">: The null hypothesis is REJECTED (p &lt; </w:t>
-            </w:r>
-            <w:proofErr w:type="gramStart"/>
-            <w:r>
-              <w:rPr>
-                <w:rFonts w:ascii="Times New Roman" w:eastAsia="Times New Roman" w:hAnsi="Times New Roman" w:cs="Times New Roman"/>
-              </w:rPr>
-              <w:t>0.05)\</w:t>
-            </w:r>
-            <w:proofErr w:type="gramEnd"/>
-            <w:r>
-              <w:rPr>
-                <w:rFonts w:ascii="Times New Roman" w:eastAsia="Times New Roman" w:hAnsi="Times New Roman" w:cs="Times New Roman"/>
-              </w:rPr>
-              <w:t>n")</w:t>
-            </w:r>
-          </w:p>
-          <w:p>
-            <w:pPr>
-              <w:ind w:left="33"/>
-              <w:rPr>
-                <w:rFonts w:ascii="Times New Roman" w:eastAsia="Times New Roman" w:hAnsi="Times New Roman" w:cs="Times New Roman"/>
-              </w:rPr>
-            </w:pPr>
-            <w:r>
-              <w:rPr>
-                <w:rFonts w:ascii="Times New Roman" w:eastAsia="Times New Roman" w:hAnsi="Times New Roman" w:cs="Times New Roman"/>
-              </w:rPr>
-              <w:t xml:space="preserve">  </w:t>
-            </w:r>
-            <w:proofErr w:type="gramStart"/>
-            <w:r>
-              <w:rPr>
-                <w:rFonts w:ascii="Times New Roman" w:eastAsia="Times New Roman" w:hAnsi="Times New Roman" w:cs="Times New Roman"/>
-              </w:rPr>
-              <w:t>cat(</w:t>
-            </w:r>
-            <w:proofErr w:type="gramEnd"/>
-            <w:r>
-              <w:rPr>
-                <w:rFonts w:ascii="Times New Roman" w:eastAsia="Times New Roman" w:hAnsi="Times New Roman" w:cs="Times New Roman"/>
-              </w:rPr>
-              <w:t>"There is a statistically significant correlation between alcohol consumption and life expectancy.\n")</w:t>
+              <w:t>if (p_value &lt; 0.05) {</w:t>
+            </w:r>
+          </w:p>
+          <w:p>
+            <w:pPr>
+              <w:ind w:left="33"/>
+              <w:rPr>
+                <w:rFonts w:ascii="Times New Roman" w:eastAsia="Times New Roman" w:hAnsi="Times New Roman" w:cs="Times New Roman"/>
+              </w:rPr>
+            </w:pPr>
+            <w:r>
+              <w:rPr>
+                <w:rFonts w:ascii="Times New Roman" w:eastAsia="Times New Roman" w:hAnsi="Times New Roman" w:cs="Times New Roman"/>
+              </w:rPr>
+              <w:t xml:space="preserve">  cat("\nConclusion: The null hypothesis is REJECTED (p &lt; 0.05)\n")</w:t>
+            </w:r>
+          </w:p>
+          <w:p>
+            <w:pPr>
+              <w:ind w:left="33"/>
+              <w:rPr>
+                <w:rFonts w:ascii="Times New Roman" w:eastAsia="Times New Roman" w:hAnsi="Times New Roman" w:cs="Times New Roman"/>
+              </w:rPr>
+            </w:pPr>
+            <w:r>
+              <w:rPr>
+                <w:rFonts w:ascii="Times New Roman" w:eastAsia="Times New Roman" w:hAnsi="Times New Roman" w:cs="Times New Roman"/>
+              </w:rPr>
+              <w:t xml:space="preserve">  cat("There is a statistically significant correlation between alcohol consumption and life expectancy.\n")</w:t>
             </w:r>
           </w:p>
           <w:p>
@@ -11597,77 +9098,21 @@
               <w:rPr>
                 <w:rFonts w:ascii="Times New Roman" w:eastAsia="Times New Roman" w:hAnsi="Times New Roman" w:cs="Times New Roman"/>
               </w:rPr>
-              <w:t xml:space="preserve">  </w:t>
-            </w:r>
-            <w:proofErr w:type="gramStart"/>
-            <w:r>
-              <w:rPr>
-                <w:rFonts w:ascii="Times New Roman" w:eastAsia="Times New Roman" w:hAnsi="Times New Roman" w:cs="Times New Roman"/>
-              </w:rPr>
-              <w:t>cat(</w:t>
-            </w:r>
-            <w:proofErr w:type="gramEnd"/>
-            <w:r>
-              <w:rPr>
-                <w:rFonts w:ascii="Times New Roman" w:eastAsia="Times New Roman" w:hAnsi="Times New Roman" w:cs="Times New Roman"/>
-              </w:rPr>
-              <w:t>"\</w:t>
-            </w:r>
-            <w:proofErr w:type="spellStart"/>
-            <w:r>
-              <w:rPr>
-                <w:rFonts w:ascii="Times New Roman" w:eastAsia="Times New Roman" w:hAnsi="Times New Roman" w:cs="Times New Roman"/>
-              </w:rPr>
-              <w:t>nConclusion</w:t>
-            </w:r>
-            <w:proofErr w:type="spellEnd"/>
-            <w:r>
-              <w:rPr>
-                <w:rFonts w:ascii="Times New Roman" w:eastAsia="Times New Roman" w:hAnsi="Times New Roman" w:cs="Times New Roman"/>
-              </w:rPr>
-              <w:t xml:space="preserve">: The null hypothesis is NOT REJECTED (p &gt;= </w:t>
-            </w:r>
-            <w:proofErr w:type="gramStart"/>
-            <w:r>
-              <w:rPr>
-                <w:rFonts w:ascii="Times New Roman" w:eastAsia="Times New Roman" w:hAnsi="Times New Roman" w:cs="Times New Roman"/>
-              </w:rPr>
-              <w:t>0.05)\</w:t>
-            </w:r>
-            <w:proofErr w:type="gramEnd"/>
-            <w:r>
-              <w:rPr>
-                <w:rFonts w:ascii="Times New Roman" w:eastAsia="Times New Roman" w:hAnsi="Times New Roman" w:cs="Times New Roman"/>
-              </w:rPr>
-              <w:t>n")</w:t>
-            </w:r>
-          </w:p>
-          <w:p>
-            <w:pPr>
-              <w:ind w:left="33"/>
-              <w:rPr>
-                <w:rFonts w:ascii="Times New Roman" w:eastAsia="Times New Roman" w:hAnsi="Times New Roman" w:cs="Times New Roman"/>
-              </w:rPr>
-            </w:pPr>
-            <w:r>
-              <w:rPr>
-                <w:rFonts w:ascii="Times New Roman" w:eastAsia="Times New Roman" w:hAnsi="Times New Roman" w:cs="Times New Roman"/>
-              </w:rPr>
-              <w:t xml:space="preserve">  </w:t>
-            </w:r>
-            <w:proofErr w:type="gramStart"/>
-            <w:r>
-              <w:rPr>
-                <w:rFonts w:ascii="Times New Roman" w:eastAsia="Times New Roman" w:hAnsi="Times New Roman" w:cs="Times New Roman"/>
-              </w:rPr>
-              <w:t>cat(</w:t>
-            </w:r>
-            <w:proofErr w:type="gramEnd"/>
-            <w:r>
-              <w:rPr>
-                <w:rFonts w:ascii="Times New Roman" w:eastAsia="Times New Roman" w:hAnsi="Times New Roman" w:cs="Times New Roman"/>
-              </w:rPr>
-              <w:t>"There is no statistically significant correlation between alcohol consumption and life expectancy.\n")</w:t>
+              <w:t xml:space="preserve">  cat("\nConclusion: The null hypothesis is NOT REJECTED (p &gt;= 0.05)\n")</w:t>
+            </w:r>
+          </w:p>
+          <w:p>
+            <w:pPr>
+              <w:ind w:left="33"/>
+              <w:rPr>
+                <w:rFonts w:ascii="Times New Roman" w:eastAsia="Times New Roman" w:hAnsi="Times New Roman" w:cs="Times New Roman"/>
+              </w:rPr>
+            </w:pPr>
+            <w:r>
+              <w:rPr>
+                <w:rFonts w:ascii="Times New Roman" w:eastAsia="Times New Roman" w:hAnsi="Times New Roman" w:cs="Times New Roman"/>
+              </w:rPr>
+              <w:t xml:space="preserve">  cat("There is no statistically significant correlation between alcohol consumption and life expectancy.\n")</w:t>
             </w:r>
           </w:p>
           <w:p>
@@ -12075,21 +9520,7 @@
               <w:rPr>
                 <w:rFonts w:ascii="Times New Roman" w:eastAsia="Times New Roman" w:hAnsi="Times New Roman" w:cs="Times New Roman"/>
               </w:rPr>
-              <w:t xml:space="preserve">Author: </w:t>
-            </w:r>
-            <w:proofErr w:type="spellStart"/>
-            <w:r>
-              <w:rPr>
-                <w:rFonts w:ascii="Times New Roman" w:eastAsia="Times New Roman" w:hAnsi="Times New Roman" w:cs="Times New Roman"/>
-              </w:rPr>
-              <w:t>venureddymvmr</w:t>
-            </w:r>
-            <w:proofErr w:type="spellEnd"/>
-            <w:r>
-              <w:rPr>
-                <w:rFonts w:ascii="Times New Roman" w:eastAsia="Times New Roman" w:hAnsi="Times New Roman" w:cs="Times New Roman"/>
-              </w:rPr>
-              <w:t xml:space="preserve"> &lt;vm25aav@herts.ac.uk&gt;</w:t>
+              <w:t>Author: venureddymvmr &lt;vm25aav@herts.ac.uk&gt;</w:t>
             </w:r>
           </w:p>
           <w:p>
@@ -12155,21 +9586,7 @@
               <w:rPr>
                 <w:rFonts w:ascii="Times New Roman" w:eastAsia="Times New Roman" w:hAnsi="Times New Roman" w:cs="Times New Roman"/>
               </w:rPr>
-              <w:t xml:space="preserve">Author: </w:t>
-            </w:r>
-            <w:proofErr w:type="spellStart"/>
-            <w:r>
-              <w:rPr>
-                <w:rFonts w:ascii="Times New Roman" w:eastAsia="Times New Roman" w:hAnsi="Times New Roman" w:cs="Times New Roman"/>
-              </w:rPr>
-              <w:t>HyndaviYasarapu</w:t>
-            </w:r>
-            <w:proofErr w:type="spellEnd"/>
-            <w:r>
-              <w:rPr>
-                <w:rFonts w:ascii="Times New Roman" w:eastAsia="Times New Roman" w:hAnsi="Times New Roman" w:cs="Times New Roman"/>
-              </w:rPr>
-              <w:t xml:space="preserve"> &lt;hy24aax@herts.ac.uk&gt;</w:t>
+              <w:t>Author: HyndaviYasarapu &lt;hy24aax@herts.ac.uk&gt;</w:t>
             </w:r>
           </w:p>
           <w:p>
@@ -12202,21 +9619,7 @@
               <w:rPr>
                 <w:rFonts w:ascii="Times New Roman" w:eastAsia="Times New Roman" w:hAnsi="Times New Roman" w:cs="Times New Roman"/>
               </w:rPr>
-              <w:t xml:space="preserve">    Delete 7COM1079_Final </w:t>
-            </w:r>
-            <w:proofErr w:type="spellStart"/>
-            <w:r>
-              <w:rPr>
-                <w:rFonts w:ascii="Times New Roman" w:eastAsia="Times New Roman" w:hAnsi="Times New Roman" w:cs="Times New Roman"/>
-              </w:rPr>
-              <w:t>report_template</w:t>
-            </w:r>
-            <w:proofErr w:type="spellEnd"/>
-            <w:r>
-              <w:rPr>
-                <w:rFonts w:ascii="Times New Roman" w:eastAsia="Times New Roman" w:hAnsi="Times New Roman" w:cs="Times New Roman"/>
-              </w:rPr>
-              <w:t xml:space="preserve"> (1).docx Not required</w:t>
+              <w:t xml:space="preserve">    Delete 7COM1079_Final report_template (1).docx Not required</w:t>
             </w:r>
           </w:p>
           <w:p>
@@ -12249,21 +9652,7 @@
               <w:rPr>
                 <w:rFonts w:ascii="Times New Roman" w:eastAsia="Times New Roman" w:hAnsi="Times New Roman" w:cs="Times New Roman"/>
               </w:rPr>
-              <w:t xml:space="preserve">Author: </w:t>
-            </w:r>
-            <w:proofErr w:type="spellStart"/>
-            <w:r>
-              <w:rPr>
-                <w:rFonts w:ascii="Times New Roman" w:eastAsia="Times New Roman" w:hAnsi="Times New Roman" w:cs="Times New Roman"/>
-              </w:rPr>
-              <w:t>venureddymvmr</w:t>
-            </w:r>
-            <w:proofErr w:type="spellEnd"/>
-            <w:r>
-              <w:rPr>
-                <w:rFonts w:ascii="Times New Roman" w:eastAsia="Times New Roman" w:hAnsi="Times New Roman" w:cs="Times New Roman"/>
-              </w:rPr>
-              <w:t xml:space="preserve"> &lt;vm25aav@herts.ac.uk&gt;</w:t>
+              <w:t>Author: venureddymvmr &lt;vm25aav@herts.ac.uk&gt;</w:t>
             </w:r>
           </w:p>
           <w:p>
@@ -12428,21 +9817,7 @@
               <w:rPr>
                 <w:rFonts w:ascii="Times New Roman" w:eastAsia="Times New Roman" w:hAnsi="Times New Roman" w:cs="Times New Roman"/>
               </w:rPr>
-              <w:t xml:space="preserve">    Updated </w:t>
-            </w:r>
-            <w:proofErr w:type="spellStart"/>
-            <w:r>
-              <w:rPr>
-                <w:rFonts w:ascii="Times New Roman" w:eastAsia="Times New Roman" w:hAnsi="Times New Roman" w:cs="Times New Roman"/>
-              </w:rPr>
-              <w:t>Visulaization</w:t>
-            </w:r>
-            <w:proofErr w:type="spellEnd"/>
-            <w:r>
-              <w:rPr>
-                <w:rFonts w:ascii="Times New Roman" w:eastAsia="Times New Roman" w:hAnsi="Times New Roman" w:cs="Times New Roman"/>
-              </w:rPr>
-              <w:t xml:space="preserve"> and Data processing, Documentation</w:t>
+              <w:t xml:space="preserve">    Updated Visulaization and Data processing, Documentation</w:t>
             </w:r>
           </w:p>
           <w:p>
@@ -12541,21 +9916,7 @@
               <w:rPr>
                 <w:rFonts w:ascii="Times New Roman" w:eastAsia="Times New Roman" w:hAnsi="Times New Roman" w:cs="Times New Roman"/>
               </w:rPr>
-              <w:t xml:space="preserve">Author: </w:t>
-            </w:r>
-            <w:proofErr w:type="spellStart"/>
-            <w:r>
-              <w:rPr>
-                <w:rFonts w:ascii="Times New Roman" w:eastAsia="Times New Roman" w:hAnsi="Times New Roman" w:cs="Times New Roman"/>
-              </w:rPr>
-              <w:t>venureddymvmr</w:t>
-            </w:r>
-            <w:proofErr w:type="spellEnd"/>
-            <w:r>
-              <w:rPr>
-                <w:rFonts w:ascii="Times New Roman" w:eastAsia="Times New Roman" w:hAnsi="Times New Roman" w:cs="Times New Roman"/>
-              </w:rPr>
-              <w:t xml:space="preserve"> &lt;vm25aav@herts.ac.uk&gt;</w:t>
+              <w:t>Author: venureddymvmr &lt;vm25aav@herts.ac.uk&gt;</w:t>
             </w:r>
           </w:p>
           <w:p>
@@ -12786,21 +10147,7 @@
               <w:rPr>
                 <w:rFonts w:ascii="Times New Roman" w:eastAsia="Times New Roman" w:hAnsi="Times New Roman" w:cs="Times New Roman"/>
               </w:rPr>
-              <w:t xml:space="preserve">    Updated Analysis Code, Updated </w:t>
-            </w:r>
-            <w:proofErr w:type="spellStart"/>
-            <w:r>
-              <w:rPr>
-                <w:rFonts w:ascii="Times New Roman" w:eastAsia="Times New Roman" w:hAnsi="Times New Roman" w:cs="Times New Roman"/>
-              </w:rPr>
-              <w:t>Docmentation</w:t>
-            </w:r>
-            <w:proofErr w:type="spellEnd"/>
-            <w:r>
-              <w:rPr>
-                <w:rFonts w:ascii="Times New Roman" w:eastAsia="Times New Roman" w:hAnsi="Times New Roman" w:cs="Times New Roman"/>
-              </w:rPr>
-              <w:t xml:space="preserve"> - Analysis and Appendices - Analysis r code</w:t>
+              <w:t xml:space="preserve">    Updated Analysis Code, Updated Docmentation - Analysis and Appendices - Analysis r code</w:t>
             </w:r>
           </w:p>
           <w:p>
@@ -12946,21 +10293,7 @@
               <w:rPr>
                 <w:rFonts w:ascii="Times New Roman" w:eastAsia="Times New Roman" w:hAnsi="Times New Roman" w:cs="Times New Roman"/>
               </w:rPr>
-              <w:t xml:space="preserve">    Updated Analysis - Pearson Correlation and </w:t>
-            </w:r>
-            <w:proofErr w:type="spellStart"/>
-            <w:r>
-              <w:rPr>
-                <w:rFonts w:ascii="Times New Roman" w:eastAsia="Times New Roman" w:hAnsi="Times New Roman" w:cs="Times New Roman"/>
-              </w:rPr>
-              <w:t>Intepretation</w:t>
-            </w:r>
-            <w:proofErr w:type="spellEnd"/>
-            <w:r>
-              <w:rPr>
-                <w:rFonts w:ascii="Times New Roman" w:eastAsia="Times New Roman" w:hAnsi="Times New Roman" w:cs="Times New Roman"/>
-              </w:rPr>
-              <w:t xml:space="preserve"> of data</w:t>
+              <w:t xml:space="preserve">    Updated Analysis - Pearson Correlation and Intepretation of data</w:t>
             </w:r>
           </w:p>
           <w:p>
@@ -12993,21 +10326,7 @@
               <w:rPr>
                 <w:rFonts w:ascii="Times New Roman" w:eastAsia="Times New Roman" w:hAnsi="Times New Roman" w:cs="Times New Roman"/>
               </w:rPr>
-              <w:t xml:space="preserve">Author: </w:t>
-            </w:r>
-            <w:proofErr w:type="spellStart"/>
-            <w:r>
-              <w:rPr>
-                <w:rFonts w:ascii="Times New Roman" w:eastAsia="Times New Roman" w:hAnsi="Times New Roman" w:cs="Times New Roman"/>
-              </w:rPr>
-              <w:t>HyndaviYasarapu</w:t>
-            </w:r>
-            <w:proofErr w:type="spellEnd"/>
-            <w:r>
-              <w:rPr>
-                <w:rFonts w:ascii="Times New Roman" w:eastAsia="Times New Roman" w:hAnsi="Times New Roman" w:cs="Times New Roman"/>
-              </w:rPr>
-              <w:t xml:space="preserve"> &lt;hy24aax@herts.ac.uk&gt;</w:t>
+              <w:t>Author: HyndaviYasarapu &lt;hy24aax@herts.ac.uk&gt;</w:t>
             </w:r>
           </w:p>
           <w:p>
@@ -13416,21 +10735,7 @@
               <w:rPr>
                 <w:rFonts w:ascii="Times New Roman" w:eastAsia="Times New Roman" w:hAnsi="Times New Roman" w:cs="Times New Roman"/>
               </w:rPr>
-              <w:t xml:space="preserve">Author: </w:t>
-            </w:r>
-            <w:proofErr w:type="spellStart"/>
-            <w:r>
-              <w:rPr>
-                <w:rFonts w:ascii="Times New Roman" w:eastAsia="Times New Roman" w:hAnsi="Times New Roman" w:cs="Times New Roman"/>
-              </w:rPr>
-              <w:t>HyndaviYasarapu</w:t>
-            </w:r>
-            <w:proofErr w:type="spellEnd"/>
-            <w:r>
-              <w:rPr>
-                <w:rFonts w:ascii="Times New Roman" w:eastAsia="Times New Roman" w:hAnsi="Times New Roman" w:cs="Times New Roman"/>
-              </w:rPr>
-              <w:t xml:space="preserve"> &lt;hy24aax@herts.ac.uk&gt;</w:t>
+              <w:t>Author: HyndaviYasarapu &lt;hy24aax@herts.ac.uk&gt;</w:t>
             </w:r>
           </w:p>
           <w:p>
@@ -13463,29 +10768,7 @@
               <w:rPr>
                 <w:rFonts w:ascii="Times New Roman" w:eastAsia="Times New Roman" w:hAnsi="Times New Roman" w:cs="Times New Roman"/>
               </w:rPr>
-              <w:t xml:space="preserve">    Delete </w:t>
-            </w:r>
-            <w:proofErr w:type="spellStart"/>
-            <w:r>
-              <w:rPr>
-                <w:rFonts w:ascii="Times New Roman" w:eastAsia="Times New Roman" w:hAnsi="Times New Roman" w:cs="Times New Roman"/>
-              </w:rPr>
-              <w:t>alcohol_lifeexp_</w:t>
-            </w:r>
-            <w:proofErr w:type="gramStart"/>
-            <w:r>
-              <w:rPr>
-                <w:rFonts w:ascii="Times New Roman" w:eastAsia="Times New Roman" w:hAnsi="Times New Roman" w:cs="Times New Roman"/>
-              </w:rPr>
-              <w:t>project.Rproj</w:t>
-            </w:r>
-            <w:proofErr w:type="spellEnd"/>
-            <w:proofErr w:type="gramEnd"/>
-            <w:r>
-              <w:rPr>
-                <w:rFonts w:ascii="Times New Roman" w:eastAsia="Times New Roman" w:hAnsi="Times New Roman" w:cs="Times New Roman"/>
-              </w:rPr>
-              <w:t xml:space="preserve"> dummy file</w:t>
+              <w:t xml:space="preserve">    Delete alcohol_lifeexp_project.Rproj dummy file</w:t>
             </w:r>
           </w:p>
           <w:p>
@@ -13638,24 +10921,8 @@
               <w:rPr>
                 <w:rFonts w:ascii="Times New Roman" w:eastAsia="Times New Roman" w:hAnsi="Times New Roman" w:cs="Times New Roman"/>
               </w:rPr>
-              <w:t xml:space="preserve">    Delete </w:t>
-            </w:r>
-            <w:proofErr w:type="spellStart"/>
-            <w:r>
-              <w:rPr>
-                <w:rFonts w:ascii="Times New Roman" w:eastAsia="Times New Roman" w:hAnsi="Times New Roman" w:cs="Times New Roman"/>
-              </w:rPr>
-              <w:t>alcohol_lifeexp_</w:t>
-            </w:r>
-            <w:proofErr w:type="gramStart"/>
-            <w:r>
-              <w:rPr>
-                <w:rFonts w:ascii="Times New Roman" w:eastAsia="Times New Roman" w:hAnsi="Times New Roman" w:cs="Times New Roman"/>
-              </w:rPr>
-              <w:t>project.Rproj</w:t>
-            </w:r>
-            <w:proofErr w:type="spellEnd"/>
-            <w:proofErr w:type="gramEnd"/>
+              <w:t xml:space="preserve">    Delete alcohol_lifeexp_project.Rproj</w:t>
+            </w:r>
           </w:p>
           <w:p>
             <w:pPr>
@@ -13740,16 +11007,8 @@
               <w:rPr>
                 <w:rFonts w:ascii="Times New Roman" w:eastAsia="Times New Roman" w:hAnsi="Times New Roman" w:cs="Times New Roman"/>
               </w:rPr>
-              <w:t xml:space="preserve">    File </w:t>
-            </w:r>
-            <w:proofErr w:type="spellStart"/>
-            <w:r>
-              <w:rPr>
-                <w:rFonts w:ascii="Times New Roman" w:eastAsia="Times New Roman" w:hAnsi="Times New Roman" w:cs="Times New Roman"/>
-              </w:rPr>
-              <w:t>uploa</w:t>
-            </w:r>
-            <w:proofErr w:type="spellEnd"/>
+              <w:t xml:space="preserve">    File uploa</w:t>
+            </w:r>
           </w:p>
           <w:p>
             <w:pPr>
@@ -13867,21 +11126,7 @@
               <w:rPr>
                 <w:rFonts w:ascii="Times New Roman" w:eastAsia="Times New Roman" w:hAnsi="Times New Roman" w:cs="Times New Roman"/>
               </w:rPr>
-              <w:t xml:space="preserve">Author: </w:t>
-            </w:r>
-            <w:proofErr w:type="spellStart"/>
-            <w:r>
-              <w:rPr>
-                <w:rFonts w:ascii="Times New Roman" w:eastAsia="Times New Roman" w:hAnsi="Times New Roman" w:cs="Times New Roman"/>
-              </w:rPr>
-              <w:t>HyndaviYasarapu</w:t>
-            </w:r>
-            <w:proofErr w:type="spellEnd"/>
-            <w:r>
-              <w:rPr>
-                <w:rFonts w:ascii="Times New Roman" w:eastAsia="Times New Roman" w:hAnsi="Times New Roman" w:cs="Times New Roman"/>
-              </w:rPr>
-              <w:t xml:space="preserve"> &lt;hy24aax@herts.ac.uk&gt;</w:t>
+              <w:t>Author: HyndaviYasarapu &lt;hy24aax@herts.ac.uk&gt;</w:t>
             </w:r>
           </w:p>
           <w:p>
@@ -13914,43 +11159,7 @@
               <w:rPr>
                 <w:rFonts w:ascii="Times New Roman" w:eastAsia="Times New Roman" w:hAnsi="Times New Roman" w:cs="Times New Roman"/>
               </w:rPr>
-              <w:t xml:space="preserve">    </w:t>
-            </w:r>
-            <w:proofErr w:type="gramStart"/>
-            <w:r>
-              <w:rPr>
-                <w:rFonts w:ascii="Times New Roman" w:eastAsia="Times New Roman" w:hAnsi="Times New Roman" w:cs="Times New Roman"/>
-              </w:rPr>
-              <w:t>Create .</w:t>
-            </w:r>
-            <w:proofErr w:type="spellStart"/>
-            <w:r>
-              <w:rPr>
-                <w:rFonts w:ascii="Times New Roman" w:eastAsia="Times New Roman" w:hAnsi="Times New Roman" w:cs="Times New Roman"/>
-              </w:rPr>
-              <w:t>gitignore</w:t>
-            </w:r>
-            <w:proofErr w:type="spellEnd"/>
-            <w:proofErr w:type="gramEnd"/>
-            <w:r>
-              <w:rPr>
-                <w:rFonts w:ascii="Times New Roman" w:eastAsia="Times New Roman" w:hAnsi="Times New Roman" w:cs="Times New Roman"/>
-              </w:rPr>
-              <w:t xml:space="preserve"> ignoring .</w:t>
-            </w:r>
-            <w:proofErr w:type="spellStart"/>
-            <w:r>
-              <w:rPr>
-                <w:rFonts w:ascii="Times New Roman" w:eastAsia="Times New Roman" w:hAnsi="Times New Roman" w:cs="Times New Roman"/>
-              </w:rPr>
-              <w:t>tmp</w:t>
-            </w:r>
-            <w:proofErr w:type="spellEnd"/>
-            <w:r>
-              <w:rPr>
-                <w:rFonts w:ascii="Times New Roman" w:eastAsia="Times New Roman" w:hAnsi="Times New Roman" w:cs="Times New Roman"/>
-              </w:rPr>
-              <w:t xml:space="preserve"> files</w:t>
+              <w:t xml:space="preserve">    Create .gitignore ignoring .tmp files</w:t>
             </w:r>
           </w:p>
           <w:p>
@@ -13983,21 +11192,7 @@
               <w:rPr>
                 <w:rFonts w:ascii="Times New Roman" w:eastAsia="Times New Roman" w:hAnsi="Times New Roman" w:cs="Times New Roman"/>
               </w:rPr>
-              <w:t xml:space="preserve">Author: </w:t>
-            </w:r>
-            <w:proofErr w:type="spellStart"/>
-            <w:r>
-              <w:rPr>
-                <w:rFonts w:ascii="Times New Roman" w:eastAsia="Times New Roman" w:hAnsi="Times New Roman" w:cs="Times New Roman"/>
-              </w:rPr>
-              <w:t>HyndaviYasarapu</w:t>
-            </w:r>
-            <w:proofErr w:type="spellEnd"/>
-            <w:r>
-              <w:rPr>
-                <w:rFonts w:ascii="Times New Roman" w:eastAsia="Times New Roman" w:hAnsi="Times New Roman" w:cs="Times New Roman"/>
-              </w:rPr>
-              <w:t xml:space="preserve"> &lt;hy24aax@herts.ac.uk&gt;</w:t>
+              <w:t>Author: HyndaviYasarapu &lt;hy24aax@herts.ac.uk&gt;</w:t>
             </w:r>
           </w:p>
           <w:p>
@@ -14063,21 +11258,7 @@
               <w:rPr>
                 <w:rFonts w:ascii="Times New Roman" w:eastAsia="Times New Roman" w:hAnsi="Times New Roman" w:cs="Times New Roman"/>
               </w:rPr>
-              <w:t xml:space="preserve">Author: </w:t>
-            </w:r>
-            <w:proofErr w:type="spellStart"/>
-            <w:r>
-              <w:rPr>
-                <w:rFonts w:ascii="Times New Roman" w:eastAsia="Times New Roman" w:hAnsi="Times New Roman" w:cs="Times New Roman"/>
-              </w:rPr>
-              <w:t>HyndaviYasarapu</w:t>
-            </w:r>
-            <w:proofErr w:type="spellEnd"/>
-            <w:r>
-              <w:rPr>
-                <w:rFonts w:ascii="Times New Roman" w:eastAsia="Times New Roman" w:hAnsi="Times New Roman" w:cs="Times New Roman"/>
-              </w:rPr>
-              <w:t xml:space="preserve"> &lt;hy24aax@herts.ac.uk&gt;</w:t>
+              <w:t>Author: HyndaviYasarapu &lt;hy24aax@herts.ac.uk&gt;</w:t>
             </w:r>
           </w:p>
           <w:p>
@@ -14210,21 +11391,7 @@
               <w:rPr>
                 <w:rFonts w:ascii="Times New Roman" w:eastAsia="Times New Roman" w:hAnsi="Times New Roman" w:cs="Times New Roman"/>
               </w:rPr>
-              <w:t xml:space="preserve">Author: </w:t>
-            </w:r>
-            <w:proofErr w:type="spellStart"/>
-            <w:r>
-              <w:rPr>
-                <w:rFonts w:ascii="Times New Roman" w:eastAsia="Times New Roman" w:hAnsi="Times New Roman" w:cs="Times New Roman"/>
-              </w:rPr>
-              <w:t>HyndaviYasarapu</w:t>
-            </w:r>
-            <w:proofErr w:type="spellEnd"/>
-            <w:r>
-              <w:rPr>
-                <w:rFonts w:ascii="Times New Roman" w:eastAsia="Times New Roman" w:hAnsi="Times New Roman" w:cs="Times New Roman"/>
-              </w:rPr>
-              <w:t xml:space="preserve"> &lt;hy24aax@herts.ac.uk&gt;</w:t>
+              <w:t>Author: HyndaviYasarapu &lt;hy24aax@herts.ac.uk&gt;</w:t>
             </w:r>
           </w:p>
           <w:p>
@@ -14290,21 +11457,7 @@
               <w:rPr>
                 <w:rFonts w:ascii="Times New Roman" w:eastAsia="Times New Roman" w:hAnsi="Times New Roman" w:cs="Times New Roman"/>
               </w:rPr>
-              <w:t xml:space="preserve">Author: </w:t>
-            </w:r>
-            <w:proofErr w:type="spellStart"/>
-            <w:r>
-              <w:rPr>
-                <w:rFonts w:ascii="Times New Roman" w:eastAsia="Times New Roman" w:hAnsi="Times New Roman" w:cs="Times New Roman"/>
-              </w:rPr>
-              <w:t>HyndaviYasarapu</w:t>
-            </w:r>
-            <w:proofErr w:type="spellEnd"/>
-            <w:r>
-              <w:rPr>
-                <w:rFonts w:ascii="Times New Roman" w:eastAsia="Times New Roman" w:hAnsi="Times New Roman" w:cs="Times New Roman"/>
-              </w:rPr>
-              <w:t xml:space="preserve"> &lt;hy24aax@herts.ac.uk&gt;</w:t>
+              <w:t>Author: HyndaviYasarapu &lt;hy24aax@herts.ac.uk&gt;</w:t>
             </w:r>
           </w:p>
           <w:p>

--- a/7COM1079_Final report_A168.docx
+++ b/7COM1079_Final report_A168.docx
@@ -53,7 +53,6 @@
           <w:rFonts w:ascii="Times New Roman" w:eastAsia="Times New Roman" w:hAnsi="Times New Roman" w:cs="Times New Roman"/>
           <w:b/>
           <w:bCs/>
-          <w:color w:val="2D3B45"/>
           <w:kern w:val="0"/>
           <w:sz w:val="32"/>
           <w:szCs w:val="32"/>
@@ -66,7 +65,6 @@
           <w:rFonts w:ascii="Times New Roman" w:eastAsia="Times New Roman" w:hAnsi="Times New Roman" w:cs="Times New Roman"/>
           <w:b/>
           <w:bCs/>
-          <w:color w:val="2D3B45"/>
           <w:kern w:val="0"/>
           <w:sz w:val="32"/>
           <w:szCs w:val="32"/>
@@ -127,28 +125,44 @@
       <w:r>
         <w:rPr>
           <w:rFonts w:ascii="Times New Roman" w:eastAsia="Times New Roman" w:hAnsi="Times New Roman" w:cs="Times New Roman"/>
-        </w:rPr>
-        <w:t>Group ID: A168</w:t>
-      </w:r>
-    </w:p>
-    <w:p>
-      <w:pPr>
-        <w:rPr>
-          <w:rFonts w:ascii="Times New Roman" w:eastAsia="Times New Roman" w:hAnsi="Times New Roman" w:cs="Times New Roman"/>
-        </w:rPr>
-      </w:pPr>
-    </w:p>
-    <w:p>
-      <w:pPr>
-        <w:rPr>
-          <w:rFonts w:ascii="Times New Roman" w:eastAsia="Times New Roman" w:hAnsi="Times New Roman" w:cs="Times New Roman"/>
-        </w:rPr>
-      </w:pPr>
-      <w:r>
-        <w:rPr>
-          <w:rFonts w:ascii="Times New Roman" w:eastAsia="Times New Roman" w:hAnsi="Times New Roman" w:cs="Times New Roman"/>
-        </w:rPr>
-        <w:t>Dataset number: ds033</w:t>
+          <w:b/>
+          <w:bCs/>
+        </w:rPr>
+        <w:t>Group ID</w:t>
+      </w:r>
+      <w:r>
+        <w:rPr>
+          <w:rFonts w:ascii="Times New Roman" w:eastAsia="Times New Roman" w:hAnsi="Times New Roman" w:cs="Times New Roman"/>
+        </w:rPr>
+        <w:t>: A168</w:t>
+      </w:r>
+    </w:p>
+    <w:p>
+      <w:pPr>
+        <w:rPr>
+          <w:rFonts w:ascii="Times New Roman" w:eastAsia="Times New Roman" w:hAnsi="Times New Roman" w:cs="Times New Roman"/>
+        </w:rPr>
+      </w:pPr>
+    </w:p>
+    <w:p>
+      <w:pPr>
+        <w:rPr>
+          <w:rFonts w:ascii="Times New Roman" w:eastAsia="Times New Roman" w:hAnsi="Times New Roman" w:cs="Times New Roman"/>
+        </w:rPr>
+      </w:pPr>
+      <w:r>
+        <w:rPr>
+          <w:rFonts w:ascii="Times New Roman" w:eastAsia="Times New Roman" w:hAnsi="Times New Roman" w:cs="Times New Roman"/>
+          <w:b/>
+          <w:bCs/>
+        </w:rPr>
+        <w:t>Dataset number</w:t>
+      </w:r>
+      <w:r>
+        <w:rPr>
+          <w:rFonts w:ascii="Times New Roman" w:eastAsia="Times New Roman" w:hAnsi="Times New Roman" w:cs="Times New Roman"/>
+        </w:rPr>
+        <w:t>: ds033</w:t>
       </w:r>
     </w:p>
     <w:p>
@@ -168,8 +182,16 @@
       <w:r>
         <w:rPr>
           <w:rFonts w:ascii="Times New Roman" w:eastAsia="Times New Roman" w:hAnsi="Times New Roman" w:cs="Times New Roman"/>
-        </w:rPr>
-        <w:t xml:space="preserve">Prepared by: </w:t>
+          <w:b/>
+          <w:bCs/>
+        </w:rPr>
+        <w:t>Prepared by</w:t>
+      </w:r>
+      <w:r>
+        <w:rPr>
+          <w:rFonts w:ascii="Times New Roman" w:eastAsia="Times New Roman" w:hAnsi="Times New Roman" w:cs="Times New Roman"/>
+        </w:rPr>
+        <w:t xml:space="preserve">: </w:t>
       </w:r>
       <w:r>
         <w:rPr>
@@ -192,13 +214,43 @@
           <w:iCs/>
         </w:rPr>
         <w:tab/>
-        <w:t xml:space="preserve">         Tarun Cherupally </w:t>
+        <w:t xml:space="preserve">         </w:t>
       </w:r>
       <w:r>
         <w:rPr>
           <w:rFonts w:ascii="Times New Roman" w:eastAsia="Times New Roman" w:hAnsi="Times New Roman" w:cs="Times New Roman"/>
           <w:iCs/>
         </w:rPr>
+        <w:t xml:space="preserve">  </w:t>
+      </w:r>
+      <w:r>
+        <w:rPr>
+          <w:rFonts w:ascii="Times New Roman" w:eastAsia="Times New Roman" w:hAnsi="Times New Roman" w:cs="Times New Roman"/>
+          <w:iCs/>
+        </w:rPr>
+        <w:t xml:space="preserve">Tarun </w:t>
+      </w:r>
+      <w:proofErr w:type="spellStart"/>
+      <w:r>
+        <w:rPr>
+          <w:rFonts w:ascii="Times New Roman" w:eastAsia="Times New Roman" w:hAnsi="Times New Roman" w:cs="Times New Roman"/>
+          <w:iCs/>
+        </w:rPr>
+        <w:t>Cherupally</w:t>
+      </w:r>
+      <w:proofErr w:type="spellEnd"/>
+      <w:r>
+        <w:rPr>
+          <w:rFonts w:ascii="Times New Roman" w:eastAsia="Times New Roman" w:hAnsi="Times New Roman" w:cs="Times New Roman"/>
+          <w:iCs/>
+        </w:rPr>
+        <w:t xml:space="preserve"> </w:t>
+      </w:r>
+      <w:r>
+        <w:rPr>
+          <w:rFonts w:ascii="Times New Roman" w:eastAsia="Times New Roman" w:hAnsi="Times New Roman" w:cs="Times New Roman"/>
+          <w:iCs/>
+        </w:rPr>
         <w:tab/>
       </w:r>
       <w:r>
@@ -214,7 +266,21 @@
           <w:iCs/>
         </w:rPr>
         <w:tab/>
-        <w:t xml:space="preserve">            24166798</w:t>
+        <w:t xml:space="preserve">            </w:t>
+      </w:r>
+      <w:r>
+        <w:rPr>
+          <w:rFonts w:ascii="Times New Roman" w:eastAsia="Times New Roman" w:hAnsi="Times New Roman" w:cs="Times New Roman"/>
+          <w:iCs/>
+        </w:rPr>
+        <w:t xml:space="preserve"> </w:t>
+      </w:r>
+      <w:r>
+        <w:rPr>
+          <w:rFonts w:ascii="Times New Roman" w:eastAsia="Times New Roman" w:hAnsi="Times New Roman" w:cs="Times New Roman"/>
+          <w:iCs/>
+        </w:rPr>
+        <w:t>24166798</w:t>
       </w:r>
     </w:p>
     <w:p>
@@ -238,14 +304,73 @@
           <w:iCs/>
         </w:rPr>
         <w:tab/>
-        <w:t xml:space="preserve">          Venumadhav reddy Marapally              </w:t>
+        <w:t xml:space="preserve">         </w:t>
       </w:r>
       <w:r>
         <w:rPr>
           <w:rFonts w:ascii="Times New Roman" w:eastAsia="Times New Roman" w:hAnsi="Times New Roman" w:cs="Times New Roman"/>
           <w:iCs/>
         </w:rPr>
+        <w:t xml:space="preserve">  </w:t>
+      </w:r>
+      <w:r>
+        <w:rPr>
+          <w:rFonts w:ascii="Times New Roman" w:eastAsia="Times New Roman" w:hAnsi="Times New Roman" w:cs="Times New Roman"/>
+          <w:iCs/>
+        </w:rPr>
+        <w:t xml:space="preserve">Venumadhav </w:t>
+      </w:r>
+      <w:proofErr w:type="spellStart"/>
+      <w:r>
+        <w:rPr>
+          <w:rFonts w:ascii="Times New Roman" w:eastAsia="Times New Roman" w:hAnsi="Times New Roman" w:cs="Times New Roman"/>
+          <w:iCs/>
+        </w:rPr>
+        <w:t>reddy</w:t>
+      </w:r>
+      <w:proofErr w:type="spellEnd"/>
+      <w:r>
+        <w:rPr>
+          <w:rFonts w:ascii="Times New Roman" w:eastAsia="Times New Roman" w:hAnsi="Times New Roman" w:cs="Times New Roman"/>
+          <w:iCs/>
+        </w:rPr>
+        <w:t xml:space="preserve"> </w:t>
+      </w:r>
+      <w:proofErr w:type="spellStart"/>
+      <w:r>
+        <w:rPr>
+          <w:rFonts w:ascii="Times New Roman" w:eastAsia="Times New Roman" w:hAnsi="Times New Roman" w:cs="Times New Roman"/>
+          <w:iCs/>
+        </w:rPr>
+        <w:t>Marapally</w:t>
+      </w:r>
+      <w:proofErr w:type="spellEnd"/>
+      <w:r>
+        <w:rPr>
+          <w:rFonts w:ascii="Times New Roman" w:eastAsia="Times New Roman" w:hAnsi="Times New Roman" w:cs="Times New Roman"/>
+          <w:iCs/>
+        </w:rPr>
+        <w:t xml:space="preserve">              </w:t>
+      </w:r>
+      <w:r>
+        <w:rPr>
+          <w:rFonts w:ascii="Times New Roman" w:eastAsia="Times New Roman" w:hAnsi="Times New Roman" w:cs="Times New Roman"/>
+          <w:iCs/>
+        </w:rPr>
         <w:tab/>
+      </w:r>
+      <w:r>
+        <w:rPr>
+          <w:rFonts w:ascii="Times New Roman" w:eastAsia="Times New Roman" w:hAnsi="Times New Roman" w:cs="Times New Roman"/>
+          <w:iCs/>
+        </w:rPr>
+        <w:t xml:space="preserve"> </w:t>
+      </w:r>
+      <w:r>
+        <w:rPr>
+          <w:rFonts w:ascii="Times New Roman" w:eastAsia="Times New Roman" w:hAnsi="Times New Roman" w:cs="Times New Roman"/>
+          <w:iCs/>
+        </w:rPr>
         <w:t>24152382</w:t>
       </w:r>
     </w:p>
@@ -262,7 +387,21 @@
           <w:rFonts w:ascii="Times New Roman" w:eastAsia="Times New Roman" w:hAnsi="Times New Roman" w:cs="Times New Roman"/>
           <w:iCs/>
         </w:rPr>
-        <w:t xml:space="preserve">          Vinay Kumar Andoju                                        24081731</w:t>
+        <w:t xml:space="preserve">         </w:t>
+      </w:r>
+      <w:r>
+        <w:rPr>
+          <w:rFonts w:ascii="Times New Roman" w:eastAsia="Times New Roman" w:hAnsi="Times New Roman" w:cs="Times New Roman"/>
+          <w:iCs/>
+        </w:rPr>
+        <w:t xml:space="preserve">  </w:t>
+      </w:r>
+      <w:r>
+        <w:rPr>
+          <w:rFonts w:ascii="Times New Roman" w:eastAsia="Times New Roman" w:hAnsi="Times New Roman" w:cs="Times New Roman"/>
+          <w:iCs/>
+        </w:rPr>
+        <w:t>Vinay Kumar Andoju                                        24081731</w:t>
       </w:r>
     </w:p>
     <w:p>
@@ -409,8 +548,7 @@
     <w:p>
       <w:pPr>
         <w:sectPr>
-          <w:footerReference w:type="even" r:id="rId8"/>
-          <w:footerReference w:type="default" r:id="rId9"/>
+          <w:footerReference w:type="default" r:id="rId8"/>
           <w:pgSz w:w="11906" w:h="16838"/>
           <w:pgMar w:top="1440" w:right="1440" w:bottom="1440" w:left="1440" w:header="708" w:footer="708" w:gutter="0"/>
           <w:cols w:space="708"/>
@@ -786,13 +924,21 @@
         <w:rPr>
           <w:rFonts w:ascii="Times New Roman" w:eastAsia="Times New Roman" w:hAnsi="Times New Roman" w:cs="Times New Roman"/>
         </w:rPr>
-        <w:t>Why RQ is of interest (research gap and future directions according to the</w:t>
-      </w:r>
-      <w:r>
-        <w:rPr>
-          <w:rFonts w:ascii="Times New Roman" w:eastAsia="Times New Roman" w:hAnsi="Times New Roman" w:cs="Times New Roman"/>
-        </w:rPr>
-        <w:t xml:space="preserve">  3 </w:t>
+        <w:t xml:space="preserve">Why RQ is of interest (research gap and future directions according to </w:t>
+      </w:r>
+      <w:proofErr w:type="gramStart"/>
+      <w:r>
+        <w:rPr>
+          <w:rFonts w:ascii="Times New Roman" w:eastAsia="Times New Roman" w:hAnsi="Times New Roman" w:cs="Times New Roman"/>
+        </w:rPr>
+        <w:t>the  3</w:t>
+      </w:r>
+      <w:proofErr w:type="gramEnd"/>
+      <w:r>
+        <w:rPr>
+          <w:rFonts w:ascii="Times New Roman" w:eastAsia="Times New Roman" w:hAnsi="Times New Roman" w:cs="Times New Roman"/>
+        </w:rPr>
+        <w:t xml:space="preserve"> </w:t>
       </w:r>
       <w:r>
         <w:rPr>
@@ -855,8 +1001,6 @@
       <w:r>
         <w:rPr>
           <w:rFonts w:ascii="Times New Roman" w:eastAsia="Times New Roman" w:hAnsi="Times New Roman" w:cs="Times New Roman"/>
-          <w:b/>
-          <w:bCs/>
           <w:iCs/>
         </w:rPr>
         <w:t>output of an R script</w:t>
@@ -873,7 +1017,21 @@
           <w:rFonts w:ascii="Times New Roman" w:eastAsia="Times New Roman" w:hAnsi="Times New Roman" w:cs="Times New Roman"/>
           <w:iCs/>
         </w:rPr>
-        <w:t>and required supplementary graph/table</w:t>
+        <w:t xml:space="preserve">and required </w:t>
+      </w:r>
+      <w:r>
+        <w:rPr>
+          <w:rFonts w:ascii="Times New Roman" w:eastAsia="Times New Roman" w:hAnsi="Times New Roman" w:cs="Times New Roman"/>
+          <w:iCs/>
+        </w:rPr>
+        <w:t xml:space="preserve">    </w:t>
+      </w:r>
+      <w:r>
+        <w:rPr>
+          <w:rFonts w:ascii="Times New Roman" w:eastAsia="Times New Roman" w:hAnsi="Times New Roman" w:cs="Times New Roman"/>
+          <w:iCs/>
+        </w:rPr>
+        <w:t>supplementary graph/table</w:t>
       </w:r>
       <w:r>
         <w:rPr>
@@ -1984,12 +2142,16 @@
           <w:color w:val="333333"/>
         </w:rPr>
         <w:tab/>
+      </w:r>
+      <w:r>
+        <w:rPr>
+          <w:rFonts w:ascii="Times New Roman" w:eastAsia="Times New Roman" w:hAnsi="Times New Roman" w:cs="Times New Roman"/>
+        </w:rPr>
         <w:t>1</w:t>
       </w:r>
       <w:r>
         <w:rPr>
           <w:rFonts w:ascii="Times New Roman" w:eastAsia="Times New Roman" w:hAnsi="Times New Roman" w:cs="Times New Roman"/>
-          <w:color w:val="333333"/>
         </w:rPr>
         <w:t>1</w:t>
       </w:r>
@@ -2183,7 +2345,7 @@
           <w:lang w:val="en-IN" w:eastAsia="ko-KR"/>
           <w14:ligatures w14:val="none"/>
         </w:rPr>
-        <w:t>According to estimates from the World Health Organisation, alcohol causes 2.6 million deaths annually, making it a significant public health issue (Manthey et al., 2024). Excessive alcohol consumption is associated with liver disease, heart issues, and some types of cancer, while moderate drinking may have few advantages. It's critical to comprehend the relationship between population life expectancy and national alcohol use. In order to fill a gap in cross-national health research and inform alcohol-harm reduction strategies, this study investigates whether nations with higher per-capita alcohol consumption have noticeably different life expectancy results.</w:t>
+        <w:t>The World Health Organisation estimates that alcohol use results in 2.6 million deaths per year, making it a serious public health concern (Manthey et al., 2024). While moderate drinking may have few benefits, excessive alcohol use is linked to liver disease, heart problems, and some types of cancer. Understanding the connection between national alcohol consumption and population life expectancy is crucial. This study examines whether countries with higher per-capita alcohol consumption have significantly different life expectancy outcomes in order to close a gap in cross-national health research and guide alcohol-harm reduction strategies.</w:t>
       </w:r>
     </w:p>
     <w:p>
@@ -2349,7 +2511,7 @@
           <w:sz w:val="28"/>
           <w:szCs w:val="28"/>
         </w:rPr>
-        <w:t>Null hypothesis and alternative hypothesis (H0/H1) (100 words)</w:t>
+        <w:t xml:space="preserve">Null hypothesis and alternative hypothesis (H0/H1) </w:t>
       </w:r>
     </w:p>
     <w:p>
@@ -2462,7 +2624,6 @@
         <w:rPr>
           <w:rFonts w:ascii="Times New Roman" w:eastAsia="Times New Roman" w:hAnsi="Times New Roman" w:cs="Times New Roman"/>
         </w:rPr>
-        <w:lastRenderedPageBreak/>
         <w:t xml:space="preserve"> </w:t>
       </w:r>
     </w:p>
@@ -2539,7 +2700,7 @@
           <w:sz w:val="28"/>
           <w:szCs w:val="28"/>
         </w:rPr>
-        <w:t xml:space="preserve">Research papers (at least 3 relevant to your topic / DS) </w:t>
+        <w:t xml:space="preserve">Research papers </w:t>
       </w:r>
     </w:p>
     <w:p>
@@ -2617,7 +2778,7 @@
           <w:sz w:val="28"/>
           <w:szCs w:val="28"/>
         </w:rPr>
-        <w:t xml:space="preserve">Why RQ is of interest (research gap and future directions according to the literature) </w:t>
+        <w:t xml:space="preserve">Why RQ is of interest  </w:t>
       </w:r>
     </w:p>
     <w:p>
@@ -2777,7 +2938,6 @@
         <w:rPr>
           <w:rFonts w:ascii="Times New Roman" w:eastAsia="Times New Roman" w:hAnsi="Times New Roman" w:cs="Times New Roman"/>
         </w:rPr>
-        <w:lastRenderedPageBreak/>
         <w:t xml:space="preserve"> </w:t>
       </w:r>
     </w:p>
@@ -3053,7 +3213,7 @@
                     </pic:cNvPicPr>
                   </pic:nvPicPr>
                   <pic:blipFill>
-                    <a:blip r:embed="rId10">
+                    <a:blip r:embed="rId9">
                       <a:extLst>
                         <a:ext uri="{28A0092B-C50C-407E-A947-70E740481C1C}">
                           <a14:useLocalDpi xmlns:a14="http://schemas.microsoft.com/office/drawing/2010/main" val="0"/>
@@ -3220,6 +3380,13 @@
     </w:p>
     <w:p>
       <w:pPr>
+        <w:rPr>
+          <w:rFonts w:ascii="Times New Roman" w:eastAsia="Times New Roman" w:hAnsi="Times New Roman" w:cs="Times New Roman"/>
+        </w:rPr>
+      </w:pPr>
+    </w:p>
+    <w:p>
+      <w:pPr>
         <w:pStyle w:val="ListParagraph"/>
         <w:numPr>
           <w:ilvl w:val="1"/>
@@ -3234,6 +3401,7 @@
         <w:rPr>
           <w:rFonts w:ascii="Times New Roman" w:eastAsia="Times New Roman" w:hAnsi="Times New Roman" w:cs="Times New Roman"/>
         </w:rPr>
+        <w:lastRenderedPageBreak/>
         <w:t xml:space="preserve"> </w:t>
       </w:r>
       <w:r>
@@ -3408,7 +3576,7 @@
                     </pic:cNvPicPr>
                   </pic:nvPicPr>
                   <pic:blipFill>
-                    <a:blip r:embed="rId11">
+                    <a:blip r:embed="rId10">
                       <a:extLst>
                         <a:ext uri="{28A0092B-C50C-407E-A947-70E740481C1C}">
                           <a14:useLocalDpi xmlns:a14="http://schemas.microsoft.com/office/drawing/2010/main" val="0"/>
@@ -3503,14 +3671,30 @@
           <w:bCs/>
           <w:lang w:val="en-US"/>
         </w:rPr>
-        <w:t xml:space="preserve">alcohol consumption histogram </w:t>
-      </w:r>
-      <w:r>
-        <w:rPr>
-          <w:rFonts w:ascii="Times New Roman" w:eastAsia="Times New Roman" w:hAnsi="Times New Roman" w:cs="Times New Roman"/>
+        <w:t xml:space="preserve">alcohol consumption </w:t>
+      </w:r>
+      <w:r>
+        <w:rPr>
+          <w:rFonts w:ascii="Times New Roman" w:eastAsia="Times New Roman" w:hAnsi="Times New Roman" w:cs="Times New Roman"/>
+          <w:b/>
+          <w:bCs/>
           <w:lang w:val="en-US"/>
         </w:rPr>
-        <w:t xml:space="preserve"> is right-skewed, with most countries consuming </w:t>
+        <w:t xml:space="preserve">histogram </w:t>
+      </w:r>
+      <w:r>
+        <w:rPr>
+          <w:rFonts w:ascii="Times New Roman" w:eastAsia="Times New Roman" w:hAnsi="Times New Roman" w:cs="Times New Roman"/>
+          <w:lang w:val="en-US"/>
+        </w:rPr>
+        <w:t>is</w:t>
+      </w:r>
+      <w:r>
+        <w:rPr>
+          <w:rFonts w:ascii="Times New Roman" w:eastAsia="Times New Roman" w:hAnsi="Times New Roman" w:cs="Times New Roman"/>
+          <w:lang w:val="en-US"/>
+        </w:rPr>
+        <w:t xml:space="preserve"> right-skewed, with most countries consuming </w:t>
       </w:r>
       <w:r>
         <w:rPr>
@@ -3597,7 +3781,7 @@
                     </pic:cNvPicPr>
                   </pic:nvPicPr>
                   <pic:blipFill>
-                    <a:blip r:embed="rId12">
+                    <a:blip r:embed="rId11">
                       <a:extLst>
                         <a:ext uri="{28A0092B-C50C-407E-A947-70E740481C1C}">
                           <a14:useLocalDpi xmlns:a14="http://schemas.microsoft.com/office/drawing/2010/main" val="0"/>
@@ -3732,7 +3916,6 @@
         </w:rPr>
       </w:pPr>
     </w:p>
-    <w:p/>
     <w:p>
       <w:pPr>
         <w:rPr>
@@ -3783,13 +3966,15 @@
           <w:ilvl w:val="1"/>
           <w:numId w:val="3"/>
         </w:numPr>
-        <w:ind w:hanging="720"/>
+        <w:ind w:left="284" w:hanging="568"/>
         <w:rPr>
           <w:rFonts w:ascii="Times New Roman" w:eastAsia="Times New Roman" w:hAnsi="Times New Roman" w:cs="Times New Roman"/>
           <w:b/>
           <w:bCs/>
           <w:i/>
           <w:iCs/>
+          <w:sz w:val="28"/>
+          <w:szCs w:val="28"/>
         </w:rPr>
       </w:pPr>
       <w:r>
@@ -3800,15 +3985,7 @@
           <w:sz w:val="28"/>
           <w:szCs w:val="28"/>
         </w:rPr>
-        <w:t>Statistical</w:t>
-      </w:r>
-      <w:r>
-        <w:rPr>
-          <w:rFonts w:ascii="Times New Roman" w:eastAsia="Times New Roman" w:hAnsi="Times New Roman" w:cs="Times New Roman"/>
-          <w:b/>
-          <w:bCs/>
-        </w:rPr>
-        <w:t xml:space="preserve"> test used to test the hypotheses and output (75 words) </w:t>
+        <w:t xml:space="preserve">Statistical test used to test the hypotheses and output </w:t>
       </w:r>
     </w:p>
     <w:p>
@@ -3920,19 +4097,19 @@
                 <w:lang w:val="en-IN" w:eastAsia="ko-KR"/>
                 <w14:ligatures w14:val="none"/>
               </w:rPr>
-              <w:t>data:  data_clean$Alcohol_Consumption and data_clean$Life_Expectancy</w:t>
-            </w:r>
-          </w:p>
-          <w:p>
-            <w:pPr>
-              <w:jc w:val="both"/>
+              <w:t xml:space="preserve">data:  </w:t>
+            </w:r>
+            <w:proofErr w:type="spellStart"/>
+            <w:r>
               <w:rPr>
                 <w:rFonts w:ascii="Times New Roman" w:eastAsia="Times New Roman" w:hAnsi="Times New Roman" w:cs="Times New Roman"/>
                 <w:kern w:val="0"/>
                 <w:lang w:val="en-IN" w:eastAsia="ko-KR"/>
                 <w14:ligatures w14:val="none"/>
               </w:rPr>
-            </w:pPr>
+              <w:t>data_clean$Alcohol_Consumption</w:t>
+            </w:r>
+            <w:proofErr w:type="spellEnd"/>
             <w:r>
               <w:rPr>
                 <w:rFonts w:ascii="Times New Roman" w:eastAsia="Times New Roman" w:hAnsi="Times New Roman" w:cs="Times New Roman"/>
@@ -3940,39 +4117,40 @@
                 <w:lang w:val="en-IN" w:eastAsia="ko-KR"/>
                 <w14:ligatures w14:val="none"/>
               </w:rPr>
-              <w:t>t = 7.4263, df = 165, p-value = 5.674e-12</w:t>
-            </w:r>
-          </w:p>
-          <w:p>
-            <w:pPr>
-              <w:jc w:val="both"/>
+              <w:t xml:space="preserve"> and </w:t>
+            </w:r>
+            <w:proofErr w:type="spellStart"/>
+            <w:r>
               <w:rPr>
                 <w:rFonts w:ascii="Times New Roman" w:eastAsia="Times New Roman" w:hAnsi="Times New Roman" w:cs="Times New Roman"/>
                 <w:kern w:val="0"/>
                 <w:lang w:val="en-IN" w:eastAsia="ko-KR"/>
                 <w14:ligatures w14:val="none"/>
               </w:rPr>
-            </w:pPr>
-            <w:r>
+              <w:t>data_clean$Life_Expectancy</w:t>
+            </w:r>
+            <w:proofErr w:type="spellEnd"/>
+          </w:p>
+          <w:p>
+            <w:pPr>
+              <w:jc w:val="both"/>
               <w:rPr>
                 <w:rFonts w:ascii="Times New Roman" w:eastAsia="Times New Roman" w:hAnsi="Times New Roman" w:cs="Times New Roman"/>
                 <w:kern w:val="0"/>
                 <w:lang w:val="en-IN" w:eastAsia="ko-KR"/>
                 <w14:ligatures w14:val="none"/>
               </w:rPr>
-              <w:t>alternative hypothesis: true correlation is not equal to 0</w:t>
-            </w:r>
-          </w:p>
-          <w:p>
-            <w:pPr>
-              <w:jc w:val="both"/>
+            </w:pPr>
+            <w:r>
               <w:rPr>
                 <w:rFonts w:ascii="Times New Roman" w:eastAsia="Times New Roman" w:hAnsi="Times New Roman" w:cs="Times New Roman"/>
                 <w:kern w:val="0"/>
                 <w:lang w:val="en-IN" w:eastAsia="ko-KR"/>
                 <w14:ligatures w14:val="none"/>
               </w:rPr>
-            </w:pPr>
+              <w:t xml:space="preserve">t = 7.4263, </w:t>
+            </w:r>
+            <w:proofErr w:type="spellStart"/>
             <w:r>
               <w:rPr>
                 <w:rFonts w:ascii="Times New Roman" w:eastAsia="Times New Roman" w:hAnsi="Times New Roman" w:cs="Times New Roman"/>
@@ -3980,99 +4158,98 @@
                 <w:lang w:val="en-IN" w:eastAsia="ko-KR"/>
                 <w14:ligatures w14:val="none"/>
               </w:rPr>
-              <w:t>95 percent confidence interval:</w:t>
-            </w:r>
-          </w:p>
-          <w:p>
-            <w:pPr>
-              <w:jc w:val="both"/>
+              <w:t>df</w:t>
+            </w:r>
+            <w:proofErr w:type="spellEnd"/>
+            <w:r>
               <w:rPr>
                 <w:rFonts w:ascii="Times New Roman" w:eastAsia="Times New Roman" w:hAnsi="Times New Roman" w:cs="Times New Roman"/>
                 <w:kern w:val="0"/>
                 <w:lang w:val="en-IN" w:eastAsia="ko-KR"/>
                 <w14:ligatures w14:val="none"/>
               </w:rPr>
-            </w:pPr>
-            <w:r>
+              <w:t xml:space="preserve"> = 165, p-value = 5.674e-12</w:t>
+            </w:r>
+          </w:p>
+          <w:p>
+            <w:pPr>
+              <w:jc w:val="both"/>
               <w:rPr>
                 <w:rFonts w:ascii="Times New Roman" w:eastAsia="Times New Roman" w:hAnsi="Times New Roman" w:cs="Times New Roman"/>
                 <w:kern w:val="0"/>
                 <w:lang w:val="en-IN" w:eastAsia="ko-KR"/>
                 <w14:ligatures w14:val="none"/>
               </w:rPr>
-              <w:t xml:space="preserve"> 0.3773262 0.6062895</w:t>
-            </w:r>
-          </w:p>
-          <w:p>
-            <w:pPr>
-              <w:jc w:val="both"/>
+            </w:pPr>
+            <w:r>
               <w:rPr>
                 <w:rFonts w:ascii="Times New Roman" w:eastAsia="Times New Roman" w:hAnsi="Times New Roman" w:cs="Times New Roman"/>
                 <w:kern w:val="0"/>
                 <w:lang w:val="en-IN" w:eastAsia="ko-KR"/>
                 <w14:ligatures w14:val="none"/>
               </w:rPr>
-            </w:pPr>
-            <w:r>
+              <w:t>alternative hypothesis: true correlation is not equal to 0</w:t>
+            </w:r>
+          </w:p>
+          <w:p>
+            <w:pPr>
+              <w:jc w:val="both"/>
               <w:rPr>
                 <w:rFonts w:ascii="Times New Roman" w:eastAsia="Times New Roman" w:hAnsi="Times New Roman" w:cs="Times New Roman"/>
                 <w:kern w:val="0"/>
                 <w:lang w:val="en-IN" w:eastAsia="ko-KR"/>
                 <w14:ligatures w14:val="none"/>
               </w:rPr>
-              <w:t>sample estimates:</w:t>
-            </w:r>
-          </w:p>
-          <w:p>
-            <w:pPr>
-              <w:jc w:val="both"/>
+            </w:pPr>
+            <w:r>
               <w:rPr>
                 <w:rFonts w:ascii="Times New Roman" w:eastAsia="Times New Roman" w:hAnsi="Times New Roman" w:cs="Times New Roman"/>
                 <w:kern w:val="0"/>
                 <w:lang w:val="en-IN" w:eastAsia="ko-KR"/>
                 <w14:ligatures w14:val="none"/>
               </w:rPr>
-            </w:pPr>
-            <w:r>
+              <w:t>95 percent confidence interval:</w:t>
+            </w:r>
+          </w:p>
+          <w:p>
+            <w:pPr>
+              <w:jc w:val="both"/>
               <w:rPr>
                 <w:rFonts w:ascii="Times New Roman" w:eastAsia="Times New Roman" w:hAnsi="Times New Roman" w:cs="Times New Roman"/>
                 <w:kern w:val="0"/>
                 <w:lang w:val="en-IN" w:eastAsia="ko-KR"/>
                 <w14:ligatures w14:val="none"/>
               </w:rPr>
-              <w:t xml:space="preserve">      cor </w:t>
-            </w:r>
-          </w:p>
-          <w:p>
-            <w:pPr>
-              <w:jc w:val="both"/>
+            </w:pPr>
+            <w:r>
               <w:rPr>
                 <w:rFonts w:ascii="Times New Roman" w:eastAsia="Times New Roman" w:hAnsi="Times New Roman" w:cs="Times New Roman"/>
                 <w:kern w:val="0"/>
                 <w:lang w:val="en-IN" w:eastAsia="ko-KR"/>
                 <w14:ligatures w14:val="none"/>
               </w:rPr>
-            </w:pPr>
-            <w:r>
+              <w:t xml:space="preserve"> 0.3773262 0.6062895</w:t>
+            </w:r>
+          </w:p>
+          <w:p>
+            <w:pPr>
+              <w:jc w:val="both"/>
               <w:rPr>
                 <w:rFonts w:ascii="Times New Roman" w:eastAsia="Times New Roman" w:hAnsi="Times New Roman" w:cs="Times New Roman"/>
                 <w:kern w:val="0"/>
                 <w:lang w:val="en-IN" w:eastAsia="ko-KR"/>
                 <w14:ligatures w14:val="none"/>
               </w:rPr>
-              <w:t xml:space="preserve">0.5005095 </w:t>
-            </w:r>
-          </w:p>
-          <w:p>
-            <w:pPr>
-              <w:jc w:val="both"/>
+            </w:pPr>
+            <w:r>
               <w:rPr>
                 <w:rFonts w:ascii="Times New Roman" w:eastAsia="Times New Roman" w:hAnsi="Times New Roman" w:cs="Times New Roman"/>
                 <w:kern w:val="0"/>
                 <w:lang w:val="en-IN" w:eastAsia="ko-KR"/>
                 <w14:ligatures w14:val="none"/>
               </w:rPr>
-            </w:pPr>
+              <w:t>sample estimates:</w:t>
+            </w:r>
           </w:p>
           <w:p>
             <w:pPr>
@@ -4091,19 +4268,19 @@
                 <w:lang w:val="en-IN" w:eastAsia="ko-KR"/>
                 <w14:ligatures w14:val="none"/>
               </w:rPr>
-              <w:t xml:space="preserve">&gt; </w:t>
-            </w:r>
-          </w:p>
-          <w:p>
-            <w:pPr>
-              <w:jc w:val="both"/>
+              <w:t xml:space="preserve">      </w:t>
+            </w:r>
+            <w:proofErr w:type="spellStart"/>
+            <w:r>
               <w:rPr>
                 <w:rFonts w:ascii="Times New Roman" w:eastAsia="Times New Roman" w:hAnsi="Times New Roman" w:cs="Times New Roman"/>
                 <w:kern w:val="0"/>
                 <w:lang w:val="en-IN" w:eastAsia="ko-KR"/>
                 <w14:ligatures w14:val="none"/>
               </w:rPr>
-            </w:pPr>
+              <w:t>cor</w:t>
+            </w:r>
+            <w:proofErr w:type="spellEnd"/>
             <w:r>
               <w:rPr>
                 <w:rFonts w:ascii="Times New Roman" w:eastAsia="Times New Roman" w:hAnsi="Times New Roman" w:cs="Times New Roman"/>
@@ -4111,7 +4288,7 @@
                 <w:lang w:val="en-IN" w:eastAsia="ko-KR"/>
                 <w14:ligatures w14:val="none"/>
               </w:rPr>
-              <w:t>&gt; # Extract key statistics</w:t>
+              <w:t xml:space="preserve"> </w:t>
             </w:r>
           </w:p>
           <w:p>
@@ -4131,7 +4308,7 @@
                 <w:lang w:val="en-IN" w:eastAsia="ko-KR"/>
                 <w14:ligatures w14:val="none"/>
               </w:rPr>
-              <w:t>&gt; correlation_coefficient &lt;- correlation_test$estimate</w:t>
+              <w:t xml:space="preserve">0.5005095 </w:t>
             </w:r>
           </w:p>
           <w:p>
@@ -4144,66 +4321,67 @@
                 <w14:ligatures w14:val="none"/>
               </w:rPr>
             </w:pPr>
-            <w:r>
+          </w:p>
+          <w:p>
+            <w:pPr>
+              <w:jc w:val="both"/>
               <w:rPr>
                 <w:rFonts w:ascii="Times New Roman" w:eastAsia="Times New Roman" w:hAnsi="Times New Roman" w:cs="Times New Roman"/>
                 <w:kern w:val="0"/>
                 <w:lang w:val="en-IN" w:eastAsia="ko-KR"/>
                 <w14:ligatures w14:val="none"/>
               </w:rPr>
-              <w:t>&gt; p_value &lt;- correlation_test$p.value</w:t>
-            </w:r>
-          </w:p>
-          <w:p>
-            <w:pPr>
-              <w:jc w:val="both"/>
+            </w:pPr>
+            <w:r>
               <w:rPr>
                 <w:rFonts w:ascii="Times New Roman" w:eastAsia="Times New Roman" w:hAnsi="Times New Roman" w:cs="Times New Roman"/>
                 <w:kern w:val="0"/>
                 <w:lang w:val="en-IN" w:eastAsia="ko-KR"/>
                 <w14:ligatures w14:val="none"/>
               </w:rPr>
-            </w:pPr>
-            <w:r>
+              <w:t xml:space="preserve">&gt; </w:t>
+            </w:r>
+          </w:p>
+          <w:p>
+            <w:pPr>
+              <w:jc w:val="both"/>
               <w:rPr>
                 <w:rFonts w:ascii="Times New Roman" w:eastAsia="Times New Roman" w:hAnsi="Times New Roman" w:cs="Times New Roman"/>
                 <w:kern w:val="0"/>
                 <w:lang w:val="en-IN" w:eastAsia="ko-KR"/>
                 <w14:ligatures w14:val="none"/>
               </w:rPr>
-              <w:t>&gt; confidence_interval &lt;- correlation_test$conf.int</w:t>
-            </w:r>
-          </w:p>
-          <w:p>
-            <w:pPr>
-              <w:jc w:val="both"/>
+            </w:pPr>
+            <w:r>
               <w:rPr>
                 <w:rFonts w:ascii="Times New Roman" w:eastAsia="Times New Roman" w:hAnsi="Times New Roman" w:cs="Times New Roman"/>
                 <w:kern w:val="0"/>
                 <w:lang w:val="en-IN" w:eastAsia="ko-KR"/>
                 <w14:ligatures w14:val="none"/>
               </w:rPr>
-            </w:pPr>
-            <w:r>
+              <w:t>&gt; # Extract key statistics</w:t>
+            </w:r>
+          </w:p>
+          <w:p>
+            <w:pPr>
+              <w:jc w:val="both"/>
               <w:rPr>
                 <w:rFonts w:ascii="Times New Roman" w:eastAsia="Times New Roman" w:hAnsi="Times New Roman" w:cs="Times New Roman"/>
                 <w:kern w:val="0"/>
                 <w:lang w:val="en-IN" w:eastAsia="ko-KR"/>
                 <w14:ligatures w14:val="none"/>
               </w:rPr>
-              <w:t xml:space="preserve">&gt; </w:t>
-            </w:r>
-          </w:p>
-          <w:p>
-            <w:pPr>
-              <w:jc w:val="both"/>
+            </w:pPr>
+            <w:r>
               <w:rPr>
                 <w:rFonts w:ascii="Times New Roman" w:eastAsia="Times New Roman" w:hAnsi="Times New Roman" w:cs="Times New Roman"/>
                 <w:kern w:val="0"/>
                 <w:lang w:val="en-IN" w:eastAsia="ko-KR"/>
                 <w14:ligatures w14:val="none"/>
               </w:rPr>
-            </w:pPr>
+              <w:t xml:space="preserve">&gt; </w:t>
+            </w:r>
+            <w:proofErr w:type="spellStart"/>
             <w:r>
               <w:rPr>
                 <w:rFonts w:ascii="Times New Roman" w:eastAsia="Times New Roman" w:hAnsi="Times New Roman" w:cs="Times New Roman"/>
@@ -4211,50 +4389,50 @@
                 <w:lang w:val="en-IN" w:eastAsia="ko-KR"/>
                 <w14:ligatures w14:val="none"/>
               </w:rPr>
-              <w:t>&gt; cat("\n=== CORRELATION ANALYSIS RESULTS ===\n")</w:t>
-            </w:r>
-          </w:p>
-          <w:p>
-            <w:pPr>
-              <w:jc w:val="both"/>
+              <w:t>correlation_coefficient</w:t>
+            </w:r>
+            <w:proofErr w:type="spellEnd"/>
+            <w:r>
               <w:rPr>
                 <w:rFonts w:ascii="Times New Roman" w:eastAsia="Times New Roman" w:hAnsi="Times New Roman" w:cs="Times New Roman"/>
                 <w:kern w:val="0"/>
                 <w:lang w:val="en-IN" w:eastAsia="ko-KR"/>
                 <w14:ligatures w14:val="none"/>
               </w:rPr>
-            </w:pPr>
-          </w:p>
-          <w:p>
-            <w:pPr>
-              <w:jc w:val="both"/>
+              <w:t xml:space="preserve"> &lt;- </w:t>
+            </w:r>
+            <w:proofErr w:type="spellStart"/>
+            <w:r>
               <w:rPr>
                 <w:rFonts w:ascii="Times New Roman" w:eastAsia="Times New Roman" w:hAnsi="Times New Roman" w:cs="Times New Roman"/>
                 <w:kern w:val="0"/>
                 <w:lang w:val="en-IN" w:eastAsia="ko-KR"/>
                 <w14:ligatures w14:val="none"/>
               </w:rPr>
-            </w:pPr>
-            <w:r>
+              <w:t>correlation_test$estimate</w:t>
+            </w:r>
+            <w:proofErr w:type="spellEnd"/>
+          </w:p>
+          <w:p>
+            <w:pPr>
+              <w:jc w:val="both"/>
               <w:rPr>
                 <w:rFonts w:ascii="Times New Roman" w:eastAsia="Times New Roman" w:hAnsi="Times New Roman" w:cs="Times New Roman"/>
                 <w:kern w:val="0"/>
                 <w:lang w:val="en-IN" w:eastAsia="ko-KR"/>
                 <w14:ligatures w14:val="none"/>
               </w:rPr>
-              <w:t>=== CORRELATION ANALYSIS RESULTS ===</w:t>
-            </w:r>
-          </w:p>
-          <w:p>
-            <w:pPr>
-              <w:jc w:val="both"/>
+            </w:pPr>
+            <w:r>
               <w:rPr>
                 <w:rFonts w:ascii="Times New Roman" w:eastAsia="Times New Roman" w:hAnsi="Times New Roman" w:cs="Times New Roman"/>
                 <w:kern w:val="0"/>
                 <w:lang w:val="en-IN" w:eastAsia="ko-KR"/>
                 <w14:ligatures w14:val="none"/>
               </w:rPr>
-            </w:pPr>
+              <w:t xml:space="preserve">&gt; </w:t>
+            </w:r>
+            <w:proofErr w:type="spellStart"/>
             <w:r>
               <w:rPr>
                 <w:rFonts w:ascii="Times New Roman" w:eastAsia="Times New Roman" w:hAnsi="Times New Roman" w:cs="Times New Roman"/>
@@ -4262,19 +4440,19 @@
                 <w:lang w:val="en-IN" w:eastAsia="ko-KR"/>
                 <w14:ligatures w14:val="none"/>
               </w:rPr>
-              <w:t>&gt; cat("Pearson Correlation Coefficient (r):", correlation_coefficient, "\n")</w:t>
-            </w:r>
-          </w:p>
-          <w:p>
-            <w:pPr>
-              <w:jc w:val="both"/>
+              <w:t>p_value</w:t>
+            </w:r>
+            <w:proofErr w:type="spellEnd"/>
+            <w:r>
               <w:rPr>
                 <w:rFonts w:ascii="Times New Roman" w:eastAsia="Times New Roman" w:hAnsi="Times New Roman" w:cs="Times New Roman"/>
                 <w:kern w:val="0"/>
                 <w:lang w:val="en-IN" w:eastAsia="ko-KR"/>
                 <w14:ligatures w14:val="none"/>
               </w:rPr>
-            </w:pPr>
+              <w:t xml:space="preserve"> &lt;- </w:t>
+            </w:r>
+            <w:proofErr w:type="spellStart"/>
             <w:r>
               <w:rPr>
                 <w:rFonts w:ascii="Times New Roman" w:eastAsia="Times New Roman" w:hAnsi="Times New Roman" w:cs="Times New Roman"/>
@@ -4282,8 +4460,9 @@
                 <w:lang w:val="en-IN" w:eastAsia="ko-KR"/>
                 <w14:ligatures w14:val="none"/>
               </w:rPr>
-              <w:t xml:space="preserve">Pearson Correlation Coefficient (r): 0.5005095 </w:t>
-            </w:r>
+              <w:t>correlation_test$p.value</w:t>
+            </w:r>
+            <w:proofErr w:type="spellEnd"/>
           </w:p>
           <w:p>
             <w:pPr>
@@ -4302,19 +4481,19 @@
                 <w:lang w:val="en-IN" w:eastAsia="ko-KR"/>
                 <w14:ligatures w14:val="none"/>
               </w:rPr>
-              <w:t>&gt; cat("P-value:", p_value, "\n")</w:t>
-            </w:r>
-          </w:p>
-          <w:p>
-            <w:pPr>
-              <w:jc w:val="both"/>
+              <w:t xml:space="preserve">&gt; </w:t>
+            </w:r>
+            <w:proofErr w:type="spellStart"/>
+            <w:r>
               <w:rPr>
                 <w:rFonts w:ascii="Times New Roman" w:eastAsia="Times New Roman" w:hAnsi="Times New Roman" w:cs="Times New Roman"/>
                 <w:kern w:val="0"/>
                 <w:lang w:val="en-IN" w:eastAsia="ko-KR"/>
                 <w14:ligatures w14:val="none"/>
               </w:rPr>
-            </w:pPr>
+              <w:t>confidence_interval</w:t>
+            </w:r>
+            <w:proofErr w:type="spellEnd"/>
             <w:r>
               <w:rPr>
                 <w:rFonts w:ascii="Times New Roman" w:eastAsia="Times New Roman" w:hAnsi="Times New Roman" w:cs="Times New Roman"/>
@@ -4322,7 +4501,7 @@
                 <w:lang w:val="en-IN" w:eastAsia="ko-KR"/>
                 <w14:ligatures w14:val="none"/>
               </w:rPr>
-              <w:t xml:space="preserve">P-value: 5.673578e-12 </w:t>
+              <w:t xml:space="preserve"> &lt;- correlation_test$conf.int</w:t>
             </w:r>
           </w:p>
           <w:p>
@@ -4342,7 +4521,7 @@
                 <w:lang w:val="en-IN" w:eastAsia="ko-KR"/>
                 <w14:ligatures w14:val="none"/>
               </w:rPr>
-              <w:t>&gt; cat("95% Confidence Interval:", confidence_interval[1], "to", confidence_interval[2], "\n")</w:t>
+              <w:t xml:space="preserve">&gt; </w:t>
             </w:r>
           </w:p>
           <w:p>
@@ -4362,20 +4541,19 @@
                 <w:lang w:val="en-IN" w:eastAsia="ko-KR"/>
                 <w14:ligatures w14:val="none"/>
               </w:rPr>
-              <w:lastRenderedPageBreak/>
-              <w:t xml:space="preserve">95% Confidence Interval: 0.3773262 to 0.6062895 </w:t>
-            </w:r>
-          </w:p>
-          <w:p>
-            <w:pPr>
-              <w:jc w:val="both"/>
+              <w:t xml:space="preserve">&gt; </w:t>
+            </w:r>
+            <w:proofErr w:type="gramStart"/>
+            <w:r>
               <w:rPr>
                 <w:rFonts w:ascii="Times New Roman" w:eastAsia="Times New Roman" w:hAnsi="Times New Roman" w:cs="Times New Roman"/>
                 <w:kern w:val="0"/>
                 <w:lang w:val="en-IN" w:eastAsia="ko-KR"/>
                 <w14:ligatures w14:val="none"/>
               </w:rPr>
-            </w:pPr>
+              <w:t>cat(</w:t>
+            </w:r>
+            <w:proofErr w:type="gramEnd"/>
             <w:r>
               <w:rPr>
                 <w:rFonts w:ascii="Times New Roman" w:eastAsia="Times New Roman" w:hAnsi="Times New Roman" w:cs="Times New Roman"/>
@@ -4383,7 +4561,7 @@
                 <w:lang w:val="en-IN" w:eastAsia="ko-KR"/>
                 <w14:ligatures w14:val="none"/>
               </w:rPr>
-              <w:t>&gt; cat("Sample size (n):", nrow(data_clean), "\n")</w:t>
+              <w:t>"\n=== CORRELATION ANALYSIS RESULTS ===\n")</w:t>
             </w:r>
           </w:p>
           <w:p>
@@ -4396,46 +4574,47 @@
                 <w14:ligatures w14:val="none"/>
               </w:rPr>
             </w:pPr>
-            <w:r>
+          </w:p>
+          <w:p>
+            <w:pPr>
+              <w:jc w:val="both"/>
               <w:rPr>
                 <w:rFonts w:ascii="Times New Roman" w:eastAsia="Times New Roman" w:hAnsi="Times New Roman" w:cs="Times New Roman"/>
                 <w:kern w:val="0"/>
                 <w:lang w:val="en-IN" w:eastAsia="ko-KR"/>
                 <w14:ligatures w14:val="none"/>
               </w:rPr>
-              <w:t xml:space="preserve">Sample size (n): 167 </w:t>
-            </w:r>
-          </w:p>
-          <w:p>
-            <w:pPr>
-              <w:jc w:val="both"/>
+            </w:pPr>
+            <w:r>
               <w:rPr>
                 <w:rFonts w:ascii="Times New Roman" w:eastAsia="Times New Roman" w:hAnsi="Times New Roman" w:cs="Times New Roman"/>
                 <w:kern w:val="0"/>
                 <w:lang w:val="en-IN" w:eastAsia="ko-KR"/>
                 <w14:ligatures w14:val="none"/>
               </w:rPr>
-            </w:pPr>
-            <w:r>
+              <w:t>=== CORRELATION ANALYSIS RESULTS ===</w:t>
+            </w:r>
+          </w:p>
+          <w:p>
+            <w:pPr>
+              <w:jc w:val="both"/>
               <w:rPr>
                 <w:rFonts w:ascii="Times New Roman" w:eastAsia="Times New Roman" w:hAnsi="Times New Roman" w:cs="Times New Roman"/>
                 <w:kern w:val="0"/>
                 <w:lang w:val="en-IN" w:eastAsia="ko-KR"/>
                 <w14:ligatures w14:val="none"/>
               </w:rPr>
-              <w:t xml:space="preserve">&gt; </w:t>
-            </w:r>
-          </w:p>
-          <w:p>
-            <w:pPr>
-              <w:jc w:val="both"/>
+            </w:pPr>
+            <w:r>
               <w:rPr>
                 <w:rFonts w:ascii="Times New Roman" w:eastAsia="Times New Roman" w:hAnsi="Times New Roman" w:cs="Times New Roman"/>
                 <w:kern w:val="0"/>
                 <w:lang w:val="en-IN" w:eastAsia="ko-KR"/>
                 <w14:ligatures w14:val="none"/>
               </w:rPr>
-            </w:pPr>
+              <w:t xml:space="preserve">&gt; </w:t>
+            </w:r>
+            <w:proofErr w:type="gramStart"/>
             <w:r>
               <w:rPr>
                 <w:rFonts w:ascii="Times New Roman" w:eastAsia="Times New Roman" w:hAnsi="Times New Roman" w:cs="Times New Roman"/>
@@ -4443,19 +4622,19 @@
                 <w:lang w:val="en-IN" w:eastAsia="ko-KR"/>
                 <w14:ligatures w14:val="none"/>
               </w:rPr>
-              <w:t>&gt; # Interpretation</w:t>
-            </w:r>
-          </w:p>
-          <w:p>
-            <w:pPr>
-              <w:jc w:val="both"/>
+              <w:t>cat(</w:t>
+            </w:r>
+            <w:proofErr w:type="gramEnd"/>
+            <w:r>
               <w:rPr>
                 <w:rFonts w:ascii="Times New Roman" w:eastAsia="Times New Roman" w:hAnsi="Times New Roman" w:cs="Times New Roman"/>
                 <w:kern w:val="0"/>
                 <w:lang w:val="en-IN" w:eastAsia="ko-KR"/>
                 <w14:ligatures w14:val="none"/>
               </w:rPr>
-            </w:pPr>
+              <w:t xml:space="preserve">"Pearson Correlation Coefficient (r):", </w:t>
+            </w:r>
+            <w:proofErr w:type="spellStart"/>
             <w:r>
               <w:rPr>
                 <w:rFonts w:ascii="Times New Roman" w:eastAsia="Times New Roman" w:hAnsi="Times New Roman" w:cs="Times New Roman"/>
@@ -4463,59 +4642,59 @@
                 <w:lang w:val="en-IN" w:eastAsia="ko-KR"/>
                 <w14:ligatures w14:val="none"/>
               </w:rPr>
-              <w:t>&gt; if (p_value &lt; 0.05) {</w:t>
-            </w:r>
-          </w:p>
-          <w:p>
-            <w:pPr>
-              <w:jc w:val="both"/>
+              <w:t>correlation_coefficient</w:t>
+            </w:r>
+            <w:proofErr w:type="spellEnd"/>
+            <w:r>
               <w:rPr>
                 <w:rFonts w:ascii="Times New Roman" w:eastAsia="Times New Roman" w:hAnsi="Times New Roman" w:cs="Times New Roman"/>
                 <w:kern w:val="0"/>
                 <w:lang w:val="en-IN" w:eastAsia="ko-KR"/>
                 <w14:ligatures w14:val="none"/>
               </w:rPr>
-            </w:pPr>
-            <w:r>
+              <w:t>, "\n")</w:t>
+            </w:r>
+          </w:p>
+          <w:p>
+            <w:pPr>
+              <w:jc w:val="both"/>
               <w:rPr>
                 <w:rFonts w:ascii="Times New Roman" w:eastAsia="Times New Roman" w:hAnsi="Times New Roman" w:cs="Times New Roman"/>
                 <w:kern w:val="0"/>
                 <w:lang w:val="en-IN" w:eastAsia="ko-KR"/>
                 <w14:ligatures w14:val="none"/>
               </w:rPr>
-              <w:t>+   cat("\nConclusion: The null hypothesis is REJECTED (p &lt; 0.05)\n")</w:t>
-            </w:r>
-          </w:p>
-          <w:p>
-            <w:pPr>
-              <w:jc w:val="both"/>
+            </w:pPr>
+            <w:r>
               <w:rPr>
                 <w:rFonts w:ascii="Times New Roman" w:eastAsia="Times New Roman" w:hAnsi="Times New Roman" w:cs="Times New Roman"/>
                 <w:kern w:val="0"/>
                 <w:lang w:val="en-IN" w:eastAsia="ko-KR"/>
                 <w14:ligatures w14:val="none"/>
               </w:rPr>
-            </w:pPr>
-            <w:r>
+              <w:t xml:space="preserve">Pearson Correlation Coefficient (r): 0.5005095 </w:t>
+            </w:r>
+          </w:p>
+          <w:p>
+            <w:pPr>
+              <w:jc w:val="both"/>
               <w:rPr>
                 <w:rFonts w:ascii="Times New Roman" w:eastAsia="Times New Roman" w:hAnsi="Times New Roman" w:cs="Times New Roman"/>
                 <w:kern w:val="0"/>
                 <w:lang w:val="en-IN" w:eastAsia="ko-KR"/>
                 <w14:ligatures w14:val="none"/>
               </w:rPr>
-              <w:t>+   cat("There is a statistically significant correlation between alcohol consumption and life expectancy.\n")</w:t>
-            </w:r>
-          </w:p>
-          <w:p>
-            <w:pPr>
-              <w:jc w:val="both"/>
+            </w:pPr>
+            <w:r>
               <w:rPr>
                 <w:rFonts w:ascii="Times New Roman" w:eastAsia="Times New Roman" w:hAnsi="Times New Roman" w:cs="Times New Roman"/>
                 <w:kern w:val="0"/>
                 <w:lang w:val="en-IN" w:eastAsia="ko-KR"/>
                 <w14:ligatures w14:val="none"/>
               </w:rPr>
-            </w:pPr>
+              <w:t xml:space="preserve">&gt; </w:t>
+            </w:r>
+            <w:proofErr w:type="gramStart"/>
             <w:r>
               <w:rPr>
                 <w:rFonts w:ascii="Times New Roman" w:eastAsia="Times New Roman" w:hAnsi="Times New Roman" w:cs="Times New Roman"/>
@@ -4523,19 +4702,19 @@
                 <w:lang w:val="en-IN" w:eastAsia="ko-KR"/>
                 <w14:ligatures w14:val="none"/>
               </w:rPr>
-              <w:t>+ } else {</w:t>
-            </w:r>
-          </w:p>
-          <w:p>
-            <w:pPr>
-              <w:jc w:val="both"/>
+              <w:t>cat(</w:t>
+            </w:r>
+            <w:proofErr w:type="gramEnd"/>
+            <w:r>
               <w:rPr>
                 <w:rFonts w:ascii="Times New Roman" w:eastAsia="Times New Roman" w:hAnsi="Times New Roman" w:cs="Times New Roman"/>
                 <w:kern w:val="0"/>
                 <w:lang w:val="en-IN" w:eastAsia="ko-KR"/>
                 <w14:ligatures w14:val="none"/>
               </w:rPr>
-            </w:pPr>
+              <w:t xml:space="preserve">"P-value:", </w:t>
+            </w:r>
+            <w:proofErr w:type="spellStart"/>
             <w:r>
               <w:rPr>
                 <w:rFonts w:ascii="Times New Roman" w:eastAsia="Times New Roman" w:hAnsi="Times New Roman" w:cs="Times New Roman"/>
@@ -4543,27 +4722,629 @@
                 <w:lang w:val="en-IN" w:eastAsia="ko-KR"/>
                 <w14:ligatures w14:val="none"/>
               </w:rPr>
-              <w:t>+   cat("\nConclusion: The null hypothesis is NOT REJECTED (p &gt;= 0.05)\n")</w:t>
-            </w:r>
-          </w:p>
-          <w:p>
-            <w:pPr>
-              <w:jc w:val="both"/>
+              <w:t>p_value</w:t>
+            </w:r>
+            <w:proofErr w:type="spellEnd"/>
+            <w:r>
               <w:rPr>
                 <w:rFonts w:ascii="Times New Roman" w:eastAsia="Times New Roman" w:hAnsi="Times New Roman" w:cs="Times New Roman"/>
                 <w:kern w:val="0"/>
                 <w:lang w:val="en-IN" w:eastAsia="ko-KR"/>
                 <w14:ligatures w14:val="none"/>
               </w:rPr>
-            </w:pPr>
-            <w:r>
+              <w:t>, "\n")</w:t>
+            </w:r>
+          </w:p>
+          <w:p>
+            <w:pPr>
+              <w:jc w:val="both"/>
               <w:rPr>
                 <w:rFonts w:ascii="Times New Roman" w:eastAsia="Times New Roman" w:hAnsi="Times New Roman" w:cs="Times New Roman"/>
                 <w:kern w:val="0"/>
                 <w:lang w:val="en-IN" w:eastAsia="ko-KR"/>
                 <w14:ligatures w14:val="none"/>
               </w:rPr>
-              <w:t>+   cat("There is no statistically significant correlation between alcohol consumption and life expectancy.\n")</w:t>
+            </w:pPr>
+            <w:r>
+              <w:rPr>
+                <w:rFonts w:ascii="Times New Roman" w:eastAsia="Times New Roman" w:hAnsi="Times New Roman" w:cs="Times New Roman"/>
+                <w:kern w:val="0"/>
+                <w:lang w:val="en-IN" w:eastAsia="ko-KR"/>
+                <w14:ligatures w14:val="none"/>
+              </w:rPr>
+              <w:t xml:space="preserve">P-value: 5.673578e-12 </w:t>
+            </w:r>
+          </w:p>
+          <w:p>
+            <w:pPr>
+              <w:jc w:val="both"/>
+              <w:rPr>
+                <w:rFonts w:ascii="Times New Roman" w:eastAsia="Times New Roman" w:hAnsi="Times New Roman" w:cs="Times New Roman"/>
+                <w:kern w:val="0"/>
+                <w:lang w:val="en-IN" w:eastAsia="ko-KR"/>
+                <w14:ligatures w14:val="none"/>
+              </w:rPr>
+            </w:pPr>
+            <w:r>
+              <w:rPr>
+                <w:rFonts w:ascii="Times New Roman" w:eastAsia="Times New Roman" w:hAnsi="Times New Roman" w:cs="Times New Roman"/>
+                <w:kern w:val="0"/>
+                <w:lang w:val="en-IN" w:eastAsia="ko-KR"/>
+                <w14:ligatures w14:val="none"/>
+              </w:rPr>
+              <w:t xml:space="preserve">&gt; </w:t>
+            </w:r>
+            <w:proofErr w:type="gramStart"/>
+            <w:r>
+              <w:rPr>
+                <w:rFonts w:ascii="Times New Roman" w:eastAsia="Times New Roman" w:hAnsi="Times New Roman" w:cs="Times New Roman"/>
+                <w:kern w:val="0"/>
+                <w:lang w:val="en-IN" w:eastAsia="ko-KR"/>
+                <w14:ligatures w14:val="none"/>
+              </w:rPr>
+              <w:t>cat(</w:t>
+            </w:r>
+            <w:proofErr w:type="gramEnd"/>
+            <w:r>
+              <w:rPr>
+                <w:rFonts w:ascii="Times New Roman" w:eastAsia="Times New Roman" w:hAnsi="Times New Roman" w:cs="Times New Roman"/>
+                <w:kern w:val="0"/>
+                <w:lang w:val="en-IN" w:eastAsia="ko-KR"/>
+                <w14:ligatures w14:val="none"/>
+              </w:rPr>
+              <w:t xml:space="preserve">"95% Confidence Interval:", </w:t>
+            </w:r>
+            <w:proofErr w:type="spellStart"/>
+            <w:r>
+              <w:rPr>
+                <w:rFonts w:ascii="Times New Roman" w:eastAsia="Times New Roman" w:hAnsi="Times New Roman" w:cs="Times New Roman"/>
+                <w:kern w:val="0"/>
+                <w:lang w:val="en-IN" w:eastAsia="ko-KR"/>
+                <w14:ligatures w14:val="none"/>
+              </w:rPr>
+              <w:t>confidence_</w:t>
+            </w:r>
+            <w:proofErr w:type="gramStart"/>
+            <w:r>
+              <w:rPr>
+                <w:rFonts w:ascii="Times New Roman" w:eastAsia="Times New Roman" w:hAnsi="Times New Roman" w:cs="Times New Roman"/>
+                <w:kern w:val="0"/>
+                <w:lang w:val="en-IN" w:eastAsia="ko-KR"/>
+                <w14:ligatures w14:val="none"/>
+              </w:rPr>
+              <w:t>interval</w:t>
+            </w:r>
+            <w:proofErr w:type="spellEnd"/>
+            <w:r>
+              <w:rPr>
+                <w:rFonts w:ascii="Times New Roman" w:eastAsia="Times New Roman" w:hAnsi="Times New Roman" w:cs="Times New Roman"/>
+                <w:kern w:val="0"/>
+                <w:lang w:val="en-IN" w:eastAsia="ko-KR"/>
+                <w14:ligatures w14:val="none"/>
+              </w:rPr>
+              <w:t>[</w:t>
+            </w:r>
+            <w:proofErr w:type="gramEnd"/>
+            <w:r>
+              <w:rPr>
+                <w:rFonts w:ascii="Times New Roman" w:eastAsia="Times New Roman" w:hAnsi="Times New Roman" w:cs="Times New Roman"/>
+                <w:kern w:val="0"/>
+                <w:lang w:val="en-IN" w:eastAsia="ko-KR"/>
+                <w14:ligatures w14:val="none"/>
+              </w:rPr>
+              <w:t xml:space="preserve">1], "to", </w:t>
+            </w:r>
+            <w:proofErr w:type="spellStart"/>
+            <w:r>
+              <w:rPr>
+                <w:rFonts w:ascii="Times New Roman" w:eastAsia="Times New Roman" w:hAnsi="Times New Roman" w:cs="Times New Roman"/>
+                <w:kern w:val="0"/>
+                <w:lang w:val="en-IN" w:eastAsia="ko-KR"/>
+                <w14:ligatures w14:val="none"/>
+              </w:rPr>
+              <w:t>confidence_</w:t>
+            </w:r>
+            <w:proofErr w:type="gramStart"/>
+            <w:r>
+              <w:rPr>
+                <w:rFonts w:ascii="Times New Roman" w:eastAsia="Times New Roman" w:hAnsi="Times New Roman" w:cs="Times New Roman"/>
+                <w:kern w:val="0"/>
+                <w:lang w:val="en-IN" w:eastAsia="ko-KR"/>
+                <w14:ligatures w14:val="none"/>
+              </w:rPr>
+              <w:t>interval</w:t>
+            </w:r>
+            <w:proofErr w:type="spellEnd"/>
+            <w:r>
+              <w:rPr>
+                <w:rFonts w:ascii="Times New Roman" w:eastAsia="Times New Roman" w:hAnsi="Times New Roman" w:cs="Times New Roman"/>
+                <w:kern w:val="0"/>
+                <w:lang w:val="en-IN" w:eastAsia="ko-KR"/>
+                <w14:ligatures w14:val="none"/>
+              </w:rPr>
+              <w:t>[</w:t>
+            </w:r>
+            <w:proofErr w:type="gramEnd"/>
+            <w:r>
+              <w:rPr>
+                <w:rFonts w:ascii="Times New Roman" w:eastAsia="Times New Roman" w:hAnsi="Times New Roman" w:cs="Times New Roman"/>
+                <w:kern w:val="0"/>
+                <w:lang w:val="en-IN" w:eastAsia="ko-KR"/>
+                <w14:ligatures w14:val="none"/>
+              </w:rPr>
+              <w:t>2], "\n")</w:t>
+            </w:r>
+          </w:p>
+          <w:p>
+            <w:pPr>
+              <w:jc w:val="both"/>
+              <w:rPr>
+                <w:rFonts w:ascii="Times New Roman" w:eastAsia="Times New Roman" w:hAnsi="Times New Roman" w:cs="Times New Roman"/>
+                <w:kern w:val="0"/>
+                <w:lang w:val="en-IN" w:eastAsia="ko-KR"/>
+                <w14:ligatures w14:val="none"/>
+              </w:rPr>
+            </w:pPr>
+            <w:r>
+              <w:rPr>
+                <w:rFonts w:ascii="Times New Roman" w:eastAsia="Times New Roman" w:hAnsi="Times New Roman" w:cs="Times New Roman"/>
+                <w:kern w:val="0"/>
+                <w:lang w:val="en-IN" w:eastAsia="ko-KR"/>
+                <w14:ligatures w14:val="none"/>
+              </w:rPr>
+              <w:t xml:space="preserve">95% Confidence Interval: 0.3773262 to 0.6062895 </w:t>
+            </w:r>
+          </w:p>
+          <w:p>
+            <w:pPr>
+              <w:jc w:val="both"/>
+              <w:rPr>
+                <w:rFonts w:ascii="Times New Roman" w:eastAsia="Times New Roman" w:hAnsi="Times New Roman" w:cs="Times New Roman"/>
+                <w:kern w:val="0"/>
+                <w:lang w:val="en-IN" w:eastAsia="ko-KR"/>
+                <w14:ligatures w14:val="none"/>
+              </w:rPr>
+            </w:pPr>
+            <w:r>
+              <w:rPr>
+                <w:rFonts w:ascii="Times New Roman" w:eastAsia="Times New Roman" w:hAnsi="Times New Roman" w:cs="Times New Roman"/>
+                <w:kern w:val="0"/>
+                <w:lang w:val="en-IN" w:eastAsia="ko-KR"/>
+                <w14:ligatures w14:val="none"/>
+              </w:rPr>
+              <w:t xml:space="preserve">&gt; </w:t>
+            </w:r>
+            <w:proofErr w:type="gramStart"/>
+            <w:r>
+              <w:rPr>
+                <w:rFonts w:ascii="Times New Roman" w:eastAsia="Times New Roman" w:hAnsi="Times New Roman" w:cs="Times New Roman"/>
+                <w:kern w:val="0"/>
+                <w:lang w:val="en-IN" w:eastAsia="ko-KR"/>
+                <w14:ligatures w14:val="none"/>
+              </w:rPr>
+              <w:t>cat(</w:t>
+            </w:r>
+            <w:proofErr w:type="gramEnd"/>
+            <w:r>
+              <w:rPr>
+                <w:rFonts w:ascii="Times New Roman" w:eastAsia="Times New Roman" w:hAnsi="Times New Roman" w:cs="Times New Roman"/>
+                <w:kern w:val="0"/>
+                <w:lang w:val="en-IN" w:eastAsia="ko-KR"/>
+                <w14:ligatures w14:val="none"/>
+              </w:rPr>
+              <w:t xml:space="preserve">"Sample size (n):", </w:t>
+            </w:r>
+            <w:proofErr w:type="spellStart"/>
+            <w:r>
+              <w:rPr>
+                <w:rFonts w:ascii="Times New Roman" w:eastAsia="Times New Roman" w:hAnsi="Times New Roman" w:cs="Times New Roman"/>
+                <w:kern w:val="0"/>
+                <w:lang w:val="en-IN" w:eastAsia="ko-KR"/>
+                <w14:ligatures w14:val="none"/>
+              </w:rPr>
+              <w:t>nrow</w:t>
+            </w:r>
+            <w:proofErr w:type="spellEnd"/>
+            <w:r>
+              <w:rPr>
+                <w:rFonts w:ascii="Times New Roman" w:eastAsia="Times New Roman" w:hAnsi="Times New Roman" w:cs="Times New Roman"/>
+                <w:kern w:val="0"/>
+                <w:lang w:val="en-IN" w:eastAsia="ko-KR"/>
+                <w14:ligatures w14:val="none"/>
+              </w:rPr>
+              <w:t>(</w:t>
+            </w:r>
+            <w:proofErr w:type="spellStart"/>
+            <w:r>
+              <w:rPr>
+                <w:rFonts w:ascii="Times New Roman" w:eastAsia="Times New Roman" w:hAnsi="Times New Roman" w:cs="Times New Roman"/>
+                <w:kern w:val="0"/>
+                <w:lang w:val="en-IN" w:eastAsia="ko-KR"/>
+                <w14:ligatures w14:val="none"/>
+              </w:rPr>
+              <w:t>data_clean</w:t>
+            </w:r>
+            <w:proofErr w:type="spellEnd"/>
+            <w:r>
+              <w:rPr>
+                <w:rFonts w:ascii="Times New Roman" w:eastAsia="Times New Roman" w:hAnsi="Times New Roman" w:cs="Times New Roman"/>
+                <w:kern w:val="0"/>
+                <w:lang w:val="en-IN" w:eastAsia="ko-KR"/>
+                <w14:ligatures w14:val="none"/>
+              </w:rPr>
+              <w:t>), "\n")</w:t>
+            </w:r>
+          </w:p>
+          <w:p>
+            <w:pPr>
+              <w:jc w:val="both"/>
+              <w:rPr>
+                <w:rFonts w:ascii="Times New Roman" w:eastAsia="Times New Roman" w:hAnsi="Times New Roman" w:cs="Times New Roman"/>
+                <w:kern w:val="0"/>
+                <w:lang w:val="en-IN" w:eastAsia="ko-KR"/>
+                <w14:ligatures w14:val="none"/>
+              </w:rPr>
+            </w:pPr>
+            <w:r>
+              <w:rPr>
+                <w:rFonts w:ascii="Times New Roman" w:eastAsia="Times New Roman" w:hAnsi="Times New Roman" w:cs="Times New Roman"/>
+                <w:kern w:val="0"/>
+                <w:lang w:val="en-IN" w:eastAsia="ko-KR"/>
+                <w14:ligatures w14:val="none"/>
+              </w:rPr>
+              <w:t xml:space="preserve">Sample size (n): 167 </w:t>
+            </w:r>
+          </w:p>
+          <w:p>
+            <w:pPr>
+              <w:jc w:val="both"/>
+              <w:rPr>
+                <w:rFonts w:ascii="Times New Roman" w:eastAsia="Times New Roman" w:hAnsi="Times New Roman" w:cs="Times New Roman"/>
+                <w:kern w:val="0"/>
+                <w:lang w:val="en-IN" w:eastAsia="ko-KR"/>
+                <w14:ligatures w14:val="none"/>
+              </w:rPr>
+            </w:pPr>
+            <w:r>
+              <w:rPr>
+                <w:rFonts w:ascii="Times New Roman" w:eastAsia="Times New Roman" w:hAnsi="Times New Roman" w:cs="Times New Roman"/>
+                <w:kern w:val="0"/>
+                <w:lang w:val="en-IN" w:eastAsia="ko-KR"/>
+                <w14:ligatures w14:val="none"/>
+              </w:rPr>
+              <w:lastRenderedPageBreak/>
+              <w:t xml:space="preserve">&gt; </w:t>
+            </w:r>
+          </w:p>
+          <w:p>
+            <w:pPr>
+              <w:jc w:val="both"/>
+              <w:rPr>
+                <w:rFonts w:ascii="Times New Roman" w:eastAsia="Times New Roman" w:hAnsi="Times New Roman" w:cs="Times New Roman"/>
+                <w:kern w:val="0"/>
+                <w:lang w:val="en-IN" w:eastAsia="ko-KR"/>
+                <w14:ligatures w14:val="none"/>
+              </w:rPr>
+            </w:pPr>
+            <w:r>
+              <w:rPr>
+                <w:rFonts w:ascii="Times New Roman" w:eastAsia="Times New Roman" w:hAnsi="Times New Roman" w:cs="Times New Roman"/>
+                <w:kern w:val="0"/>
+                <w:lang w:val="en-IN" w:eastAsia="ko-KR"/>
+                <w14:ligatures w14:val="none"/>
+              </w:rPr>
+              <w:t>&gt; # Interpretation</w:t>
+            </w:r>
+          </w:p>
+          <w:p>
+            <w:pPr>
+              <w:jc w:val="both"/>
+              <w:rPr>
+                <w:rFonts w:ascii="Times New Roman" w:eastAsia="Times New Roman" w:hAnsi="Times New Roman" w:cs="Times New Roman"/>
+                <w:kern w:val="0"/>
+                <w:lang w:val="en-IN" w:eastAsia="ko-KR"/>
+                <w14:ligatures w14:val="none"/>
+              </w:rPr>
+            </w:pPr>
+            <w:r>
+              <w:rPr>
+                <w:rFonts w:ascii="Times New Roman" w:eastAsia="Times New Roman" w:hAnsi="Times New Roman" w:cs="Times New Roman"/>
+                <w:kern w:val="0"/>
+                <w:lang w:val="en-IN" w:eastAsia="ko-KR"/>
+                <w14:ligatures w14:val="none"/>
+              </w:rPr>
+              <w:t>&gt; if (</w:t>
+            </w:r>
+            <w:proofErr w:type="spellStart"/>
+            <w:r>
+              <w:rPr>
+                <w:rFonts w:ascii="Times New Roman" w:eastAsia="Times New Roman" w:hAnsi="Times New Roman" w:cs="Times New Roman"/>
+                <w:kern w:val="0"/>
+                <w:lang w:val="en-IN" w:eastAsia="ko-KR"/>
+                <w14:ligatures w14:val="none"/>
+              </w:rPr>
+              <w:t>p_value</w:t>
+            </w:r>
+            <w:proofErr w:type="spellEnd"/>
+            <w:r>
+              <w:rPr>
+                <w:rFonts w:ascii="Times New Roman" w:eastAsia="Times New Roman" w:hAnsi="Times New Roman" w:cs="Times New Roman"/>
+                <w:kern w:val="0"/>
+                <w:lang w:val="en-IN" w:eastAsia="ko-KR"/>
+                <w14:ligatures w14:val="none"/>
+              </w:rPr>
+              <w:t xml:space="preserve"> &lt; 0.05) {</w:t>
+            </w:r>
+          </w:p>
+          <w:p>
+            <w:pPr>
+              <w:jc w:val="both"/>
+              <w:rPr>
+                <w:rFonts w:ascii="Times New Roman" w:eastAsia="Times New Roman" w:hAnsi="Times New Roman" w:cs="Times New Roman"/>
+                <w:kern w:val="0"/>
+                <w:lang w:val="en-IN" w:eastAsia="ko-KR"/>
+                <w14:ligatures w14:val="none"/>
+              </w:rPr>
+            </w:pPr>
+            <w:r>
+              <w:rPr>
+                <w:rFonts w:ascii="Times New Roman" w:eastAsia="Times New Roman" w:hAnsi="Times New Roman" w:cs="Times New Roman"/>
+                <w:kern w:val="0"/>
+                <w:lang w:val="en-IN" w:eastAsia="ko-KR"/>
+                <w14:ligatures w14:val="none"/>
+              </w:rPr>
+              <w:t xml:space="preserve">+   </w:t>
+            </w:r>
+            <w:proofErr w:type="gramStart"/>
+            <w:r>
+              <w:rPr>
+                <w:rFonts w:ascii="Times New Roman" w:eastAsia="Times New Roman" w:hAnsi="Times New Roman" w:cs="Times New Roman"/>
+                <w:kern w:val="0"/>
+                <w:lang w:val="en-IN" w:eastAsia="ko-KR"/>
+                <w14:ligatures w14:val="none"/>
+              </w:rPr>
+              <w:t>cat(</w:t>
+            </w:r>
+            <w:proofErr w:type="gramEnd"/>
+            <w:r>
+              <w:rPr>
+                <w:rFonts w:ascii="Times New Roman" w:eastAsia="Times New Roman" w:hAnsi="Times New Roman" w:cs="Times New Roman"/>
+                <w:kern w:val="0"/>
+                <w:lang w:val="en-IN" w:eastAsia="ko-KR"/>
+                <w14:ligatures w14:val="none"/>
+              </w:rPr>
+              <w:t>"\</w:t>
+            </w:r>
+            <w:proofErr w:type="spellStart"/>
+            <w:r>
+              <w:rPr>
+                <w:rFonts w:ascii="Times New Roman" w:eastAsia="Times New Roman" w:hAnsi="Times New Roman" w:cs="Times New Roman"/>
+                <w:kern w:val="0"/>
+                <w:lang w:val="en-IN" w:eastAsia="ko-KR"/>
+                <w14:ligatures w14:val="none"/>
+              </w:rPr>
+              <w:t>nConclusion</w:t>
+            </w:r>
+            <w:proofErr w:type="spellEnd"/>
+            <w:r>
+              <w:rPr>
+                <w:rFonts w:ascii="Times New Roman" w:eastAsia="Times New Roman" w:hAnsi="Times New Roman" w:cs="Times New Roman"/>
+                <w:kern w:val="0"/>
+                <w:lang w:val="en-IN" w:eastAsia="ko-KR"/>
+                <w14:ligatures w14:val="none"/>
+              </w:rPr>
+              <w:t xml:space="preserve">: The null hypothesis is REJECTED (p &lt; </w:t>
+            </w:r>
+            <w:proofErr w:type="gramStart"/>
+            <w:r>
+              <w:rPr>
+                <w:rFonts w:ascii="Times New Roman" w:eastAsia="Times New Roman" w:hAnsi="Times New Roman" w:cs="Times New Roman"/>
+                <w:kern w:val="0"/>
+                <w:lang w:val="en-IN" w:eastAsia="ko-KR"/>
+                <w14:ligatures w14:val="none"/>
+              </w:rPr>
+              <w:t>0.05)\</w:t>
+            </w:r>
+            <w:proofErr w:type="gramEnd"/>
+            <w:r>
+              <w:rPr>
+                <w:rFonts w:ascii="Times New Roman" w:eastAsia="Times New Roman" w:hAnsi="Times New Roman" w:cs="Times New Roman"/>
+                <w:kern w:val="0"/>
+                <w:lang w:val="en-IN" w:eastAsia="ko-KR"/>
+                <w14:ligatures w14:val="none"/>
+              </w:rPr>
+              <w:t>n")</w:t>
+            </w:r>
+          </w:p>
+          <w:p>
+            <w:pPr>
+              <w:jc w:val="both"/>
+              <w:rPr>
+                <w:rFonts w:ascii="Times New Roman" w:eastAsia="Times New Roman" w:hAnsi="Times New Roman" w:cs="Times New Roman"/>
+                <w:kern w:val="0"/>
+                <w:lang w:val="en-IN" w:eastAsia="ko-KR"/>
+                <w14:ligatures w14:val="none"/>
+              </w:rPr>
+            </w:pPr>
+            <w:r>
+              <w:rPr>
+                <w:rFonts w:ascii="Times New Roman" w:eastAsia="Times New Roman" w:hAnsi="Times New Roman" w:cs="Times New Roman"/>
+                <w:kern w:val="0"/>
+                <w:lang w:val="en-IN" w:eastAsia="ko-KR"/>
+                <w14:ligatures w14:val="none"/>
+              </w:rPr>
+              <w:t xml:space="preserve">+   </w:t>
+            </w:r>
+            <w:proofErr w:type="gramStart"/>
+            <w:r>
+              <w:rPr>
+                <w:rFonts w:ascii="Times New Roman" w:eastAsia="Times New Roman" w:hAnsi="Times New Roman" w:cs="Times New Roman"/>
+                <w:kern w:val="0"/>
+                <w:lang w:val="en-IN" w:eastAsia="ko-KR"/>
+                <w14:ligatures w14:val="none"/>
+              </w:rPr>
+              <w:t>cat(</w:t>
+            </w:r>
+            <w:proofErr w:type="gramEnd"/>
+            <w:r>
+              <w:rPr>
+                <w:rFonts w:ascii="Times New Roman" w:eastAsia="Times New Roman" w:hAnsi="Times New Roman" w:cs="Times New Roman"/>
+                <w:kern w:val="0"/>
+                <w:lang w:val="en-IN" w:eastAsia="ko-KR"/>
+                <w14:ligatures w14:val="none"/>
+              </w:rPr>
+              <w:t>"There is a statistically significant correlation between alcohol consumption and life expectancy.\n")</w:t>
+            </w:r>
+          </w:p>
+          <w:p>
+            <w:pPr>
+              <w:jc w:val="both"/>
+              <w:rPr>
+                <w:rFonts w:ascii="Times New Roman" w:eastAsia="Times New Roman" w:hAnsi="Times New Roman" w:cs="Times New Roman"/>
+                <w:kern w:val="0"/>
+                <w:lang w:val="en-IN" w:eastAsia="ko-KR"/>
+                <w14:ligatures w14:val="none"/>
+              </w:rPr>
+            </w:pPr>
+            <w:proofErr w:type="gramStart"/>
+            <w:r>
+              <w:rPr>
+                <w:rFonts w:ascii="Times New Roman" w:eastAsia="Times New Roman" w:hAnsi="Times New Roman" w:cs="Times New Roman"/>
+                <w:kern w:val="0"/>
+                <w:lang w:val="en-IN" w:eastAsia="ko-KR"/>
+                <w14:ligatures w14:val="none"/>
+              </w:rPr>
+              <w:t>+ }</w:t>
+            </w:r>
+            <w:proofErr w:type="gramEnd"/>
+            <w:r>
+              <w:rPr>
+                <w:rFonts w:ascii="Times New Roman" w:eastAsia="Times New Roman" w:hAnsi="Times New Roman" w:cs="Times New Roman"/>
+                <w:kern w:val="0"/>
+                <w:lang w:val="en-IN" w:eastAsia="ko-KR"/>
+                <w14:ligatures w14:val="none"/>
+              </w:rPr>
+              <w:t xml:space="preserve"> else {</w:t>
+            </w:r>
+          </w:p>
+          <w:p>
+            <w:pPr>
+              <w:jc w:val="both"/>
+              <w:rPr>
+                <w:rFonts w:ascii="Times New Roman" w:eastAsia="Times New Roman" w:hAnsi="Times New Roman" w:cs="Times New Roman"/>
+                <w:kern w:val="0"/>
+                <w:lang w:val="en-IN" w:eastAsia="ko-KR"/>
+                <w14:ligatures w14:val="none"/>
+              </w:rPr>
+            </w:pPr>
+            <w:r>
+              <w:rPr>
+                <w:rFonts w:ascii="Times New Roman" w:eastAsia="Times New Roman" w:hAnsi="Times New Roman" w:cs="Times New Roman"/>
+                <w:kern w:val="0"/>
+                <w:lang w:val="en-IN" w:eastAsia="ko-KR"/>
+                <w14:ligatures w14:val="none"/>
+              </w:rPr>
+              <w:t xml:space="preserve">+   </w:t>
+            </w:r>
+            <w:proofErr w:type="gramStart"/>
+            <w:r>
+              <w:rPr>
+                <w:rFonts w:ascii="Times New Roman" w:eastAsia="Times New Roman" w:hAnsi="Times New Roman" w:cs="Times New Roman"/>
+                <w:kern w:val="0"/>
+                <w:lang w:val="en-IN" w:eastAsia="ko-KR"/>
+                <w14:ligatures w14:val="none"/>
+              </w:rPr>
+              <w:t>cat(</w:t>
+            </w:r>
+            <w:proofErr w:type="gramEnd"/>
+            <w:r>
+              <w:rPr>
+                <w:rFonts w:ascii="Times New Roman" w:eastAsia="Times New Roman" w:hAnsi="Times New Roman" w:cs="Times New Roman"/>
+                <w:kern w:val="0"/>
+                <w:lang w:val="en-IN" w:eastAsia="ko-KR"/>
+                <w14:ligatures w14:val="none"/>
+              </w:rPr>
+              <w:t>"\</w:t>
+            </w:r>
+            <w:proofErr w:type="spellStart"/>
+            <w:r>
+              <w:rPr>
+                <w:rFonts w:ascii="Times New Roman" w:eastAsia="Times New Roman" w:hAnsi="Times New Roman" w:cs="Times New Roman"/>
+                <w:kern w:val="0"/>
+                <w:lang w:val="en-IN" w:eastAsia="ko-KR"/>
+                <w14:ligatures w14:val="none"/>
+              </w:rPr>
+              <w:t>nConclusion</w:t>
+            </w:r>
+            <w:proofErr w:type="spellEnd"/>
+            <w:r>
+              <w:rPr>
+                <w:rFonts w:ascii="Times New Roman" w:eastAsia="Times New Roman" w:hAnsi="Times New Roman" w:cs="Times New Roman"/>
+                <w:kern w:val="0"/>
+                <w:lang w:val="en-IN" w:eastAsia="ko-KR"/>
+                <w14:ligatures w14:val="none"/>
+              </w:rPr>
+              <w:t xml:space="preserve">: The null hypothesis is NOT REJECTED (p &gt;= </w:t>
+            </w:r>
+            <w:proofErr w:type="gramStart"/>
+            <w:r>
+              <w:rPr>
+                <w:rFonts w:ascii="Times New Roman" w:eastAsia="Times New Roman" w:hAnsi="Times New Roman" w:cs="Times New Roman"/>
+                <w:kern w:val="0"/>
+                <w:lang w:val="en-IN" w:eastAsia="ko-KR"/>
+                <w14:ligatures w14:val="none"/>
+              </w:rPr>
+              <w:t>0.05)\</w:t>
+            </w:r>
+            <w:proofErr w:type="gramEnd"/>
+            <w:r>
+              <w:rPr>
+                <w:rFonts w:ascii="Times New Roman" w:eastAsia="Times New Roman" w:hAnsi="Times New Roman" w:cs="Times New Roman"/>
+                <w:kern w:val="0"/>
+                <w:lang w:val="en-IN" w:eastAsia="ko-KR"/>
+                <w14:ligatures w14:val="none"/>
+              </w:rPr>
+              <w:t>n")</w:t>
+            </w:r>
+          </w:p>
+          <w:p>
+            <w:pPr>
+              <w:jc w:val="both"/>
+              <w:rPr>
+                <w:rFonts w:ascii="Times New Roman" w:eastAsia="Times New Roman" w:hAnsi="Times New Roman" w:cs="Times New Roman"/>
+                <w:kern w:val="0"/>
+                <w:lang w:val="en-IN" w:eastAsia="ko-KR"/>
+                <w14:ligatures w14:val="none"/>
+              </w:rPr>
+            </w:pPr>
+            <w:r>
+              <w:rPr>
+                <w:rFonts w:ascii="Times New Roman" w:eastAsia="Times New Roman" w:hAnsi="Times New Roman" w:cs="Times New Roman"/>
+                <w:kern w:val="0"/>
+                <w:lang w:val="en-IN" w:eastAsia="ko-KR"/>
+                <w14:ligatures w14:val="none"/>
+              </w:rPr>
+              <w:t xml:space="preserve">+   </w:t>
+            </w:r>
+            <w:proofErr w:type="gramStart"/>
+            <w:r>
+              <w:rPr>
+                <w:rFonts w:ascii="Times New Roman" w:eastAsia="Times New Roman" w:hAnsi="Times New Roman" w:cs="Times New Roman"/>
+                <w:kern w:val="0"/>
+                <w:lang w:val="en-IN" w:eastAsia="ko-KR"/>
+                <w14:ligatures w14:val="none"/>
+              </w:rPr>
+              <w:t>cat(</w:t>
+            </w:r>
+            <w:proofErr w:type="gramEnd"/>
+            <w:r>
+              <w:rPr>
+                <w:rFonts w:ascii="Times New Roman" w:eastAsia="Times New Roman" w:hAnsi="Times New Roman" w:cs="Times New Roman"/>
+                <w:kern w:val="0"/>
+                <w:lang w:val="en-IN" w:eastAsia="ko-KR"/>
+                <w14:ligatures w14:val="none"/>
+              </w:rPr>
+              <w:t>"There is no statistically significant correlation between alcohol consumption and life expectancy.\n")</w:t>
             </w:r>
           </w:p>
           <w:p>
@@ -4678,7 +5459,7 @@
           <w:ilvl w:val="1"/>
           <w:numId w:val="3"/>
         </w:numPr>
-        <w:ind w:left="426" w:hanging="720"/>
+        <w:ind w:left="142" w:hanging="436"/>
         <w:rPr>
           <w:rFonts w:ascii="Times New Roman" w:eastAsia="Times New Roman" w:hAnsi="Times New Roman" w:cs="Times New Roman"/>
           <w:b/>
@@ -4725,6 +5506,26 @@
     </w:p>
     <w:p>
       <w:pPr>
+        <w:jc w:val="both"/>
+        <w:rPr>
+          <w:rFonts w:ascii="Times New Roman" w:eastAsia="Times New Roman" w:hAnsi="Times New Roman" w:cs="Times New Roman"/>
+          <w:lang w:val="en-IN"/>
+        </w:rPr>
+      </w:pPr>
+    </w:p>
+    <w:p>
+      <w:pPr>
+        <w:ind w:left="-284" w:firstLine="284"/>
+        <w:jc w:val="both"/>
+        <w:rPr>
+          <w:rFonts w:ascii="Times New Roman" w:eastAsia="Times New Roman" w:hAnsi="Times New Roman" w:cs="Times New Roman"/>
+          <w:lang w:val="en-IN"/>
+        </w:rPr>
+      </w:pPr>
+    </w:p>
+    <w:p>
+      <w:pPr>
+        <w:ind w:left="-284" w:firstLine="284"/>
         <w:jc w:val="both"/>
         <w:rPr>
           <w:rFonts w:ascii="Times New Roman" w:eastAsia="Times New Roman" w:hAnsi="Times New Roman" w:cs="Times New Roman"/>
@@ -4998,7 +5799,7 @@
           <w:ilvl w:val="1"/>
           <w:numId w:val="3"/>
         </w:numPr>
-        <w:ind w:hanging="720"/>
+        <w:ind w:left="142" w:hanging="426"/>
         <w:rPr>
           <w:rFonts w:ascii="Times New Roman" w:eastAsia="Times New Roman" w:hAnsi="Times New Roman" w:cs="Times New Roman"/>
           <w:b/>
@@ -5045,7 +5846,25 @@
           <w:color w:val="222222"/>
           <w:shd w:val="clear" w:color="auto" w:fill="FFFFFF"/>
         </w:rPr>
-        <w:t>With regular communication and precise task division, our group worked well together. Most team members contributed to the study question, and the selection and comprehension of the dataset went easily. Collaborative coding and version control were supported by GitHub. Members of the team delivered helpful criticism and fulfilled deadlines. By combining statistical analysis with R programming, we improved our technical proficiency and bolstered our team's capacity to analyze quantitative health data</w:t>
+        <w:t xml:space="preserve">With regular communication and precise task division, our group worked well together. Most team members contributed to the study question, and the selection and comprehension of the dataset went easily. Collaborative coding and version control were supported by GitHub. Members of the team delivered helpful criticism and fulfilled deadlines. By combining statistical analysis with R programming, we improved our technical proficiency and bolstered our team's capacity to </w:t>
+      </w:r>
+      <w:proofErr w:type="spellStart"/>
+      <w:r>
+        <w:rPr>
+          <w:rFonts w:ascii="Times New Roman" w:hAnsi="Times New Roman" w:cs="Times New Roman"/>
+          <w:color w:val="222222"/>
+          <w:shd w:val="clear" w:color="auto" w:fill="FFFFFF"/>
+        </w:rPr>
+        <w:t>analyze</w:t>
+      </w:r>
+      <w:proofErr w:type="spellEnd"/>
+      <w:r>
+        <w:rPr>
+          <w:rFonts w:ascii="Times New Roman" w:hAnsi="Times New Roman" w:cs="Times New Roman"/>
+          <w:color w:val="222222"/>
+          <w:shd w:val="clear" w:color="auto" w:fill="FFFFFF"/>
+        </w:rPr>
+        <w:t xml:space="preserve"> quantitative health data</w:t>
       </w:r>
     </w:p>
     <w:p>
@@ -5063,7 +5882,7 @@
           <w:ilvl w:val="1"/>
           <w:numId w:val="3"/>
         </w:numPr>
-        <w:ind w:hanging="720"/>
+        <w:ind w:left="142" w:hanging="442"/>
         <w:rPr>
           <w:rFonts w:ascii="Times New Roman" w:eastAsia="Times New Roman" w:hAnsi="Times New Roman" w:cs="Times New Roman"/>
           <w:b/>
@@ -5144,7 +5963,7 @@
           <w:ilvl w:val="1"/>
           <w:numId w:val="3"/>
         </w:numPr>
-        <w:ind w:hanging="720"/>
+        <w:ind w:left="142" w:hanging="426"/>
         <w:rPr>
           <w:rFonts w:ascii="Times New Roman" w:eastAsia="Times New Roman" w:hAnsi="Times New Roman" w:cs="Times New Roman"/>
           <w:b/>
@@ -5210,7 +6029,7 @@
           <w:ilvl w:val="1"/>
           <w:numId w:val="3"/>
         </w:numPr>
-        <w:ind w:hanging="720"/>
+        <w:ind w:left="142" w:hanging="426"/>
         <w:rPr>
           <w:rFonts w:ascii="Times New Roman" w:eastAsia="Times New Roman" w:hAnsi="Times New Roman" w:cs="Times New Roman"/>
           <w:b/>
@@ -5900,6 +6719,13 @@
     </w:p>
     <w:p>
       <w:pPr>
+        <w:rPr>
+          <w:rFonts w:ascii="Times New Roman" w:eastAsia="Times New Roman" w:hAnsi="Times New Roman" w:cs="Times New Roman"/>
+        </w:rPr>
+      </w:pPr>
+    </w:p>
+    <w:p>
+      <w:pPr>
         <w:pStyle w:val="ListParagraph"/>
         <w:numPr>
           <w:ilvl w:val="0"/>
@@ -6415,7 +7241,21 @@
         <w:rPr>
           <w:rFonts w:ascii="Times New Roman" w:hAnsi="Times New Roman" w:cs="Times New Roman"/>
         </w:rPr>
-        <w:t>, 392(10152), pp. 1015-1035. doi: 10.1016/S0140-6736(18)31310-2.</w:t>
+        <w:t xml:space="preserve">, 392(10152), pp. 1015-1035. </w:t>
+      </w:r>
+      <w:proofErr w:type="spellStart"/>
+      <w:r>
+        <w:rPr>
+          <w:rFonts w:ascii="Times New Roman" w:hAnsi="Times New Roman" w:cs="Times New Roman"/>
+        </w:rPr>
+        <w:t>doi</w:t>
+      </w:r>
+      <w:proofErr w:type="spellEnd"/>
+      <w:r>
+        <w:rPr>
+          <w:rFonts w:ascii="Times New Roman" w:hAnsi="Times New Roman" w:cs="Times New Roman"/>
+        </w:rPr>
+        <w:t>: 10.1016/S0140-6736(18)31310-2.</w:t>
       </w:r>
     </w:p>
     <w:p>
@@ -6448,7 +7288,21 @@
         <w:rPr>
           <w:rFonts w:ascii="Times New Roman" w:hAnsi="Times New Roman" w:cs="Times New Roman"/>
         </w:rPr>
-        <w:t>, 9(11), e825-e843. doi: 10.1016/S2468-2667(24)00199-9.</w:t>
+        <w:t xml:space="preserve">, 9(11), e825-e843. </w:t>
+      </w:r>
+      <w:proofErr w:type="spellStart"/>
+      <w:r>
+        <w:rPr>
+          <w:rFonts w:ascii="Times New Roman" w:hAnsi="Times New Roman" w:cs="Times New Roman"/>
+        </w:rPr>
+        <w:t>doi</w:t>
+      </w:r>
+      <w:proofErr w:type="spellEnd"/>
+      <w:r>
+        <w:rPr>
+          <w:rFonts w:ascii="Times New Roman" w:hAnsi="Times New Roman" w:cs="Times New Roman"/>
+        </w:rPr>
+        <w:t>: 10.1016/S2468-2667(24)00199-9.</w:t>
       </w:r>
     </w:p>
     <w:p>
@@ -6481,7 +7335,21 @@
         <w:rPr>
           <w:rFonts w:ascii="Times New Roman" w:hAnsi="Times New Roman" w:cs="Times New Roman"/>
         </w:rPr>
-        <w:t>, 373(9682), pp. 2223-2233. doi: 10.1016/S0140-6736(09)60746-7.</w:t>
+        <w:t xml:space="preserve">, 373(9682), pp. 2223-2233. </w:t>
+      </w:r>
+      <w:proofErr w:type="spellStart"/>
+      <w:r>
+        <w:rPr>
+          <w:rFonts w:ascii="Times New Roman" w:hAnsi="Times New Roman" w:cs="Times New Roman"/>
+        </w:rPr>
+        <w:t>doi</w:t>
+      </w:r>
+      <w:proofErr w:type="spellEnd"/>
+      <w:r>
+        <w:rPr>
+          <w:rFonts w:ascii="Times New Roman" w:hAnsi="Times New Roman" w:cs="Times New Roman"/>
+        </w:rPr>
+        <w:t>: 10.1016/S0140-6736(09)60746-7.</w:t>
       </w:r>
     </w:p>
     <w:p>
@@ -6508,7 +7376,25 @@
           <w:i/>
           <w:iCs/>
         </w:rPr>
-        <w:t>Global Health Estimates 2021: Deaths by Cause, Age, Sex, by Country and by Region, 2000-2021</w:t>
+        <w:t xml:space="preserve">Global Health Estimates 2021: Deaths by Cause, Age, Sex, by Country and by </w:t>
+      </w:r>
+      <w:proofErr w:type="gramStart"/>
+      <w:r>
+        <w:rPr>
+          <w:rFonts w:ascii="Times New Roman" w:hAnsi="Times New Roman" w:cs="Times New Roman"/>
+          <w:i/>
+          <w:iCs/>
+        </w:rPr>
+        <w:t>Region</w:t>
+      </w:r>
+      <w:proofErr w:type="gramEnd"/>
+      <w:r>
+        <w:rPr>
+          <w:rFonts w:ascii="Times New Roman" w:hAnsi="Times New Roman" w:cs="Times New Roman"/>
+          <w:i/>
+          <w:iCs/>
+        </w:rPr>
+        <w:t>, 2000-2021</w:t>
       </w:r>
       <w:r>
         <w:rPr>
@@ -6591,7 +7477,6 @@
           <w:rFonts w:ascii="Times New Roman" w:eastAsia="Times New Roman" w:hAnsi="Times New Roman" w:cs="Times New Roman"/>
           <w:b/>
           <w:bCs/>
-          <w:color w:val="333333"/>
           <w:sz w:val="28"/>
           <w:szCs w:val="28"/>
         </w:rPr>
@@ -6600,7 +7485,6 @@
       <w:r>
         <w:rPr>
           <w:rFonts w:ascii="Times New Roman" w:eastAsia="Times New Roman" w:hAnsi="Times New Roman" w:cs="Times New Roman"/>
-          <w:color w:val="333333"/>
           <w:sz w:val="28"/>
           <w:szCs w:val="28"/>
         </w:rPr>
@@ -6611,7 +7495,6 @@
           <w:rFonts w:ascii="Times New Roman" w:eastAsia="Times New Roman" w:hAnsi="Times New Roman" w:cs="Times New Roman"/>
           <w:b/>
           <w:bCs/>
-          <w:color w:val="333333"/>
           <w:sz w:val="28"/>
           <w:szCs w:val="28"/>
         </w:rPr>
@@ -6620,7 +7503,6 @@
       <w:r>
         <w:rPr>
           <w:rFonts w:ascii="Times New Roman" w:eastAsia="Times New Roman" w:hAnsi="Times New Roman" w:cs="Times New Roman"/>
-          <w:color w:val="333333"/>
           <w:sz w:val="28"/>
           <w:szCs w:val="28"/>
         </w:rPr>
@@ -6759,7 +7641,21 @@
               <w:rPr>
                 <w:rFonts w:ascii="Times New Roman" w:eastAsia="Times New Roman" w:hAnsi="Times New Roman" w:cs="Times New Roman"/>
               </w:rPr>
-              <w:t>library(dplyr)</w:t>
+              <w:t>library(</w:t>
+            </w:r>
+            <w:proofErr w:type="spellStart"/>
+            <w:r>
+              <w:rPr>
+                <w:rFonts w:ascii="Times New Roman" w:eastAsia="Times New Roman" w:hAnsi="Times New Roman" w:cs="Times New Roman"/>
+              </w:rPr>
+              <w:t>dplyr</w:t>
+            </w:r>
+            <w:proofErr w:type="spellEnd"/>
+            <w:r>
+              <w:rPr>
+                <w:rFonts w:ascii="Times New Roman" w:eastAsia="Times New Roman" w:hAnsi="Times New Roman" w:cs="Times New Roman"/>
+              </w:rPr>
+              <w:t>)</w:t>
             </w:r>
           </w:p>
           <w:p>
@@ -6827,11 +7723,19 @@
                 <w:rFonts w:ascii="Times New Roman" w:eastAsia="Times New Roman" w:hAnsi="Times New Roman" w:cs="Times New Roman"/>
               </w:rPr>
             </w:pPr>
-            <w:r>
-              <w:rPr>
-                <w:rFonts w:ascii="Times New Roman" w:eastAsia="Times New Roman" w:hAnsi="Times New Roman" w:cs="Times New Roman"/>
-              </w:rPr>
-              <w:t>cat("=== LOADING DATASETS ===\n\n")</w:t>
+            <w:proofErr w:type="gramStart"/>
+            <w:r>
+              <w:rPr>
+                <w:rFonts w:ascii="Times New Roman" w:eastAsia="Times New Roman" w:hAnsi="Times New Roman" w:cs="Times New Roman"/>
+              </w:rPr>
+              <w:t>cat(</w:t>
+            </w:r>
+            <w:proofErr w:type="gramEnd"/>
+            <w:r>
+              <w:rPr>
+                <w:rFonts w:ascii="Times New Roman" w:eastAsia="Times New Roman" w:hAnsi="Times New Roman" w:cs="Times New Roman"/>
+              </w:rPr>
+              <w:t>"=== LOADING DATASETS ===\n\n")</w:t>
             </w:r>
           </w:p>
           <w:p>
@@ -6877,11 +7781,19 @@
                 <w:rFonts w:ascii="Times New Roman" w:eastAsia="Times New Roman" w:hAnsi="Times New Roman" w:cs="Times New Roman"/>
               </w:rPr>
             </w:pPr>
-            <w:r>
-              <w:rPr>
-                <w:rFonts w:ascii="Times New Roman" w:eastAsia="Times New Roman" w:hAnsi="Times New Roman" w:cs="Times New Roman"/>
-              </w:rPr>
-              <w:t>life_exp &lt;- read.csv("C:\\Users\\hynda\\Downloads\\lifeexpectancy.csv")</w:t>
+            <w:proofErr w:type="spellStart"/>
+            <w:r>
+              <w:rPr>
+                <w:rFonts w:ascii="Times New Roman" w:eastAsia="Times New Roman" w:hAnsi="Times New Roman" w:cs="Times New Roman"/>
+              </w:rPr>
+              <w:t>life_exp</w:t>
+            </w:r>
+            <w:proofErr w:type="spellEnd"/>
+            <w:r>
+              <w:rPr>
+                <w:rFonts w:ascii="Times New Roman" w:eastAsia="Times New Roman" w:hAnsi="Times New Roman" w:cs="Times New Roman"/>
+              </w:rPr>
+              <w:t xml:space="preserve"> &lt;- read.csv("C:\\Users\\hynda\\Downloads\\lifeexpectancy.csv")</w:t>
             </w:r>
           </w:p>
           <w:p>
@@ -6914,39 +7826,105 @@
                 <w:rFonts w:ascii="Times New Roman" w:eastAsia="Times New Roman" w:hAnsi="Times New Roman" w:cs="Times New Roman"/>
               </w:rPr>
             </w:pPr>
-            <w:r>
-              <w:rPr>
-                <w:rFonts w:ascii="Times New Roman" w:eastAsia="Times New Roman" w:hAnsi="Times New Roman" w:cs="Times New Roman"/>
-              </w:rPr>
-              <w:t>cat("--- DRINKS DATASET ---\n")</w:t>
-            </w:r>
-          </w:p>
-          <w:p>
-            <w:pPr>
-              <w:ind w:left="33"/>
-              <w:rPr>
-                <w:rFonts w:ascii="Times New Roman" w:eastAsia="Times New Roman" w:hAnsi="Times New Roman" w:cs="Times New Roman"/>
-              </w:rPr>
-            </w:pPr>
-            <w:r>
-              <w:rPr>
-                <w:rFonts w:ascii="Times New Roman" w:eastAsia="Times New Roman" w:hAnsi="Times New Roman" w:cs="Times New Roman"/>
-              </w:rPr>
-              <w:t>cat("Columns:", paste(colnames(drinks), collapse=", "), "\n")</w:t>
-            </w:r>
-          </w:p>
-          <w:p>
-            <w:pPr>
-              <w:ind w:left="33"/>
-              <w:rPr>
-                <w:rFonts w:ascii="Times New Roman" w:eastAsia="Times New Roman" w:hAnsi="Times New Roman" w:cs="Times New Roman"/>
-              </w:rPr>
-            </w:pPr>
-            <w:r>
-              <w:rPr>
-                <w:rFonts w:ascii="Times New Roman" w:eastAsia="Times New Roman" w:hAnsi="Times New Roman" w:cs="Times New Roman"/>
-              </w:rPr>
-              <w:t>cat("Dimensions:", nrow(drinks), "rows x", ncol(drinks), "columns\n\n")</w:t>
+            <w:proofErr w:type="gramStart"/>
+            <w:r>
+              <w:rPr>
+                <w:rFonts w:ascii="Times New Roman" w:eastAsia="Times New Roman" w:hAnsi="Times New Roman" w:cs="Times New Roman"/>
+              </w:rPr>
+              <w:t>cat(</w:t>
+            </w:r>
+            <w:proofErr w:type="gramEnd"/>
+            <w:r>
+              <w:rPr>
+                <w:rFonts w:ascii="Times New Roman" w:eastAsia="Times New Roman" w:hAnsi="Times New Roman" w:cs="Times New Roman"/>
+              </w:rPr>
+              <w:t>"--- DRINKS DATASET ---\n")</w:t>
+            </w:r>
+          </w:p>
+          <w:p>
+            <w:pPr>
+              <w:ind w:left="33"/>
+              <w:rPr>
+                <w:rFonts w:ascii="Times New Roman" w:eastAsia="Times New Roman" w:hAnsi="Times New Roman" w:cs="Times New Roman"/>
+              </w:rPr>
+            </w:pPr>
+            <w:proofErr w:type="gramStart"/>
+            <w:r>
+              <w:rPr>
+                <w:rFonts w:ascii="Times New Roman" w:eastAsia="Times New Roman" w:hAnsi="Times New Roman" w:cs="Times New Roman"/>
+              </w:rPr>
+              <w:t>cat(</w:t>
+            </w:r>
+            <w:proofErr w:type="gramEnd"/>
+            <w:r>
+              <w:rPr>
+                <w:rFonts w:ascii="Times New Roman" w:eastAsia="Times New Roman" w:hAnsi="Times New Roman" w:cs="Times New Roman"/>
+              </w:rPr>
+              <w:t>"Columns:", paste(</w:t>
+            </w:r>
+            <w:proofErr w:type="spellStart"/>
+            <w:r>
+              <w:rPr>
+                <w:rFonts w:ascii="Times New Roman" w:eastAsia="Times New Roman" w:hAnsi="Times New Roman" w:cs="Times New Roman"/>
+              </w:rPr>
+              <w:t>colnames</w:t>
+            </w:r>
+            <w:proofErr w:type="spellEnd"/>
+            <w:r>
+              <w:rPr>
+                <w:rFonts w:ascii="Times New Roman" w:eastAsia="Times New Roman" w:hAnsi="Times New Roman" w:cs="Times New Roman"/>
+              </w:rPr>
+              <w:t>(drinks), collapse=", "), "\n")</w:t>
+            </w:r>
+          </w:p>
+          <w:p>
+            <w:pPr>
+              <w:ind w:left="33"/>
+              <w:rPr>
+                <w:rFonts w:ascii="Times New Roman" w:eastAsia="Times New Roman" w:hAnsi="Times New Roman" w:cs="Times New Roman"/>
+              </w:rPr>
+            </w:pPr>
+            <w:proofErr w:type="gramStart"/>
+            <w:r>
+              <w:rPr>
+                <w:rFonts w:ascii="Times New Roman" w:eastAsia="Times New Roman" w:hAnsi="Times New Roman" w:cs="Times New Roman"/>
+              </w:rPr>
+              <w:t>cat(</w:t>
+            </w:r>
+            <w:proofErr w:type="gramEnd"/>
+            <w:r>
+              <w:rPr>
+                <w:rFonts w:ascii="Times New Roman" w:eastAsia="Times New Roman" w:hAnsi="Times New Roman" w:cs="Times New Roman"/>
+              </w:rPr>
+              <w:t xml:space="preserve">"Dimensions:", </w:t>
+            </w:r>
+            <w:proofErr w:type="spellStart"/>
+            <w:r>
+              <w:rPr>
+                <w:rFonts w:ascii="Times New Roman" w:eastAsia="Times New Roman" w:hAnsi="Times New Roman" w:cs="Times New Roman"/>
+              </w:rPr>
+              <w:t>nrow</w:t>
+            </w:r>
+            <w:proofErr w:type="spellEnd"/>
+            <w:r>
+              <w:rPr>
+                <w:rFonts w:ascii="Times New Roman" w:eastAsia="Times New Roman" w:hAnsi="Times New Roman" w:cs="Times New Roman"/>
+              </w:rPr>
+              <w:t xml:space="preserve">(drinks), "rows x", </w:t>
+            </w:r>
+            <w:proofErr w:type="spellStart"/>
+            <w:r>
+              <w:rPr>
+                <w:rFonts w:ascii="Times New Roman" w:eastAsia="Times New Roman" w:hAnsi="Times New Roman" w:cs="Times New Roman"/>
+              </w:rPr>
+              <w:t>ncol</w:t>
+            </w:r>
+            <w:proofErr w:type="spellEnd"/>
+            <w:r>
+              <w:rPr>
+                <w:rFonts w:ascii="Times New Roman" w:eastAsia="Times New Roman" w:hAnsi="Times New Roman" w:cs="Times New Roman"/>
+              </w:rPr>
+              <w:t>(drinks), "columns\n\n")</w:t>
             </w:r>
           </w:p>
           <w:p>
@@ -7006,67 +7984,203 @@
                 <w:rFonts w:ascii="Times New Roman" w:eastAsia="Times New Roman" w:hAnsi="Times New Roman" w:cs="Times New Roman"/>
               </w:rPr>
             </w:pPr>
-            <w:r>
-              <w:rPr>
-                <w:rFonts w:ascii="Times New Roman" w:eastAsia="Times New Roman" w:hAnsi="Times New Roman" w:cs="Times New Roman"/>
-              </w:rPr>
-              <w:t>cat("\n--- LIFE EXPECTANCY DATASET ---\n")</w:t>
-            </w:r>
-          </w:p>
-          <w:p>
-            <w:pPr>
-              <w:ind w:left="33"/>
-              <w:rPr>
-                <w:rFonts w:ascii="Times New Roman" w:eastAsia="Times New Roman" w:hAnsi="Times New Roman" w:cs="Times New Roman"/>
-              </w:rPr>
-            </w:pPr>
-            <w:r>
-              <w:rPr>
-                <w:rFonts w:ascii="Times New Roman" w:eastAsia="Times New Roman" w:hAnsi="Times New Roman" w:cs="Times New Roman"/>
-              </w:rPr>
-              <w:t>cat("Columns:", paste(colnames(life_exp), collapse=", "), "\n")</w:t>
-            </w:r>
-          </w:p>
-          <w:p>
-            <w:pPr>
-              <w:ind w:left="33"/>
-              <w:rPr>
-                <w:rFonts w:ascii="Times New Roman" w:eastAsia="Times New Roman" w:hAnsi="Times New Roman" w:cs="Times New Roman"/>
-              </w:rPr>
-            </w:pPr>
-            <w:r>
-              <w:rPr>
-                <w:rFonts w:ascii="Times New Roman" w:eastAsia="Times New Roman" w:hAnsi="Times New Roman" w:cs="Times New Roman"/>
-              </w:rPr>
-              <w:t>cat("Dimensions:", nrow(life_exp), "rows x", ncol(life_exp), "columns\n\n")</w:t>
-            </w:r>
-          </w:p>
-          <w:p>
-            <w:pPr>
-              <w:ind w:left="33"/>
-              <w:rPr>
-                <w:rFonts w:ascii="Times New Roman" w:eastAsia="Times New Roman" w:hAnsi="Times New Roman" w:cs="Times New Roman"/>
-              </w:rPr>
-            </w:pPr>
-            <w:r>
-              <w:rPr>
-                <w:rFonts w:ascii="Times New Roman" w:eastAsia="Times New Roman" w:hAnsi="Times New Roman" w:cs="Times New Roman"/>
-              </w:rPr>
-              <w:t>str(life_exp)</w:t>
-            </w:r>
-          </w:p>
-          <w:p>
-            <w:pPr>
-              <w:ind w:left="33"/>
-              <w:rPr>
-                <w:rFonts w:ascii="Times New Roman" w:eastAsia="Times New Roman" w:hAnsi="Times New Roman" w:cs="Times New Roman"/>
-              </w:rPr>
-            </w:pPr>
-            <w:r>
-              <w:rPr>
-                <w:rFonts w:ascii="Times New Roman" w:eastAsia="Times New Roman" w:hAnsi="Times New Roman" w:cs="Times New Roman"/>
-              </w:rPr>
-              <w:t>summary(life_exp)</w:t>
+            <w:proofErr w:type="gramStart"/>
+            <w:r>
+              <w:rPr>
+                <w:rFonts w:ascii="Times New Roman" w:eastAsia="Times New Roman" w:hAnsi="Times New Roman" w:cs="Times New Roman"/>
+              </w:rPr>
+              <w:t>cat(</w:t>
+            </w:r>
+            <w:proofErr w:type="gramEnd"/>
+            <w:r>
+              <w:rPr>
+                <w:rFonts w:ascii="Times New Roman" w:eastAsia="Times New Roman" w:hAnsi="Times New Roman" w:cs="Times New Roman"/>
+              </w:rPr>
+              <w:t>"\n--- LIFE EXPECTANCY DATASET ---\n")</w:t>
+            </w:r>
+          </w:p>
+          <w:p>
+            <w:pPr>
+              <w:ind w:left="33"/>
+              <w:rPr>
+                <w:rFonts w:ascii="Times New Roman" w:eastAsia="Times New Roman" w:hAnsi="Times New Roman" w:cs="Times New Roman"/>
+              </w:rPr>
+            </w:pPr>
+            <w:proofErr w:type="gramStart"/>
+            <w:r>
+              <w:rPr>
+                <w:rFonts w:ascii="Times New Roman" w:eastAsia="Times New Roman" w:hAnsi="Times New Roman" w:cs="Times New Roman"/>
+              </w:rPr>
+              <w:t>cat(</w:t>
+            </w:r>
+            <w:proofErr w:type="gramEnd"/>
+            <w:r>
+              <w:rPr>
+                <w:rFonts w:ascii="Times New Roman" w:eastAsia="Times New Roman" w:hAnsi="Times New Roman" w:cs="Times New Roman"/>
+              </w:rPr>
+              <w:t>"Columns:", paste(</w:t>
+            </w:r>
+            <w:proofErr w:type="spellStart"/>
+            <w:r>
+              <w:rPr>
+                <w:rFonts w:ascii="Times New Roman" w:eastAsia="Times New Roman" w:hAnsi="Times New Roman" w:cs="Times New Roman"/>
+              </w:rPr>
+              <w:t>colnames</w:t>
+            </w:r>
+            <w:proofErr w:type="spellEnd"/>
+            <w:r>
+              <w:rPr>
+                <w:rFonts w:ascii="Times New Roman" w:eastAsia="Times New Roman" w:hAnsi="Times New Roman" w:cs="Times New Roman"/>
+              </w:rPr>
+              <w:t>(</w:t>
+            </w:r>
+            <w:proofErr w:type="spellStart"/>
+            <w:r>
+              <w:rPr>
+                <w:rFonts w:ascii="Times New Roman" w:eastAsia="Times New Roman" w:hAnsi="Times New Roman" w:cs="Times New Roman"/>
+              </w:rPr>
+              <w:t>life_exp</w:t>
+            </w:r>
+            <w:proofErr w:type="spellEnd"/>
+            <w:r>
+              <w:rPr>
+                <w:rFonts w:ascii="Times New Roman" w:eastAsia="Times New Roman" w:hAnsi="Times New Roman" w:cs="Times New Roman"/>
+              </w:rPr>
+              <w:t>), collapse=", "), "\n")</w:t>
+            </w:r>
+          </w:p>
+          <w:p>
+            <w:pPr>
+              <w:ind w:left="33"/>
+              <w:rPr>
+                <w:rFonts w:ascii="Times New Roman" w:eastAsia="Times New Roman" w:hAnsi="Times New Roman" w:cs="Times New Roman"/>
+              </w:rPr>
+            </w:pPr>
+            <w:proofErr w:type="gramStart"/>
+            <w:r>
+              <w:rPr>
+                <w:rFonts w:ascii="Times New Roman" w:eastAsia="Times New Roman" w:hAnsi="Times New Roman" w:cs="Times New Roman"/>
+              </w:rPr>
+              <w:t>cat(</w:t>
+            </w:r>
+            <w:proofErr w:type="gramEnd"/>
+            <w:r>
+              <w:rPr>
+                <w:rFonts w:ascii="Times New Roman" w:eastAsia="Times New Roman" w:hAnsi="Times New Roman" w:cs="Times New Roman"/>
+              </w:rPr>
+              <w:t xml:space="preserve">"Dimensions:", </w:t>
+            </w:r>
+            <w:proofErr w:type="spellStart"/>
+            <w:r>
+              <w:rPr>
+                <w:rFonts w:ascii="Times New Roman" w:eastAsia="Times New Roman" w:hAnsi="Times New Roman" w:cs="Times New Roman"/>
+              </w:rPr>
+              <w:t>nrow</w:t>
+            </w:r>
+            <w:proofErr w:type="spellEnd"/>
+            <w:r>
+              <w:rPr>
+                <w:rFonts w:ascii="Times New Roman" w:eastAsia="Times New Roman" w:hAnsi="Times New Roman" w:cs="Times New Roman"/>
+              </w:rPr>
+              <w:t>(</w:t>
+            </w:r>
+            <w:proofErr w:type="spellStart"/>
+            <w:r>
+              <w:rPr>
+                <w:rFonts w:ascii="Times New Roman" w:eastAsia="Times New Roman" w:hAnsi="Times New Roman" w:cs="Times New Roman"/>
+              </w:rPr>
+              <w:t>life_exp</w:t>
+            </w:r>
+            <w:proofErr w:type="spellEnd"/>
+            <w:r>
+              <w:rPr>
+                <w:rFonts w:ascii="Times New Roman" w:eastAsia="Times New Roman" w:hAnsi="Times New Roman" w:cs="Times New Roman"/>
+              </w:rPr>
+              <w:t xml:space="preserve">), "rows x", </w:t>
+            </w:r>
+            <w:proofErr w:type="spellStart"/>
+            <w:r>
+              <w:rPr>
+                <w:rFonts w:ascii="Times New Roman" w:eastAsia="Times New Roman" w:hAnsi="Times New Roman" w:cs="Times New Roman"/>
+              </w:rPr>
+              <w:t>ncol</w:t>
+            </w:r>
+            <w:proofErr w:type="spellEnd"/>
+            <w:r>
+              <w:rPr>
+                <w:rFonts w:ascii="Times New Roman" w:eastAsia="Times New Roman" w:hAnsi="Times New Roman" w:cs="Times New Roman"/>
+              </w:rPr>
+              <w:t>(</w:t>
+            </w:r>
+            <w:proofErr w:type="spellStart"/>
+            <w:r>
+              <w:rPr>
+                <w:rFonts w:ascii="Times New Roman" w:eastAsia="Times New Roman" w:hAnsi="Times New Roman" w:cs="Times New Roman"/>
+              </w:rPr>
+              <w:t>life_exp</w:t>
+            </w:r>
+            <w:proofErr w:type="spellEnd"/>
+            <w:r>
+              <w:rPr>
+                <w:rFonts w:ascii="Times New Roman" w:eastAsia="Times New Roman" w:hAnsi="Times New Roman" w:cs="Times New Roman"/>
+              </w:rPr>
+              <w:t>), "columns\n\n")</w:t>
+            </w:r>
+          </w:p>
+          <w:p>
+            <w:pPr>
+              <w:ind w:left="33"/>
+              <w:rPr>
+                <w:rFonts w:ascii="Times New Roman" w:eastAsia="Times New Roman" w:hAnsi="Times New Roman" w:cs="Times New Roman"/>
+              </w:rPr>
+            </w:pPr>
+            <w:r>
+              <w:rPr>
+                <w:rFonts w:ascii="Times New Roman" w:eastAsia="Times New Roman" w:hAnsi="Times New Roman" w:cs="Times New Roman"/>
+              </w:rPr>
+              <w:t>str(</w:t>
+            </w:r>
+            <w:proofErr w:type="spellStart"/>
+            <w:r>
+              <w:rPr>
+                <w:rFonts w:ascii="Times New Roman" w:eastAsia="Times New Roman" w:hAnsi="Times New Roman" w:cs="Times New Roman"/>
+              </w:rPr>
+              <w:t>life_exp</w:t>
+            </w:r>
+            <w:proofErr w:type="spellEnd"/>
+            <w:r>
+              <w:rPr>
+                <w:rFonts w:ascii="Times New Roman" w:eastAsia="Times New Roman" w:hAnsi="Times New Roman" w:cs="Times New Roman"/>
+              </w:rPr>
+              <w:t>)</w:t>
+            </w:r>
+          </w:p>
+          <w:p>
+            <w:pPr>
+              <w:ind w:left="33"/>
+              <w:rPr>
+                <w:rFonts w:ascii="Times New Roman" w:eastAsia="Times New Roman" w:hAnsi="Times New Roman" w:cs="Times New Roman"/>
+              </w:rPr>
+            </w:pPr>
+            <w:r>
+              <w:rPr>
+                <w:rFonts w:ascii="Times New Roman" w:eastAsia="Times New Roman" w:hAnsi="Times New Roman" w:cs="Times New Roman"/>
+              </w:rPr>
+              <w:t>summary(</w:t>
+            </w:r>
+            <w:proofErr w:type="spellStart"/>
+            <w:r>
+              <w:rPr>
+                <w:rFonts w:ascii="Times New Roman" w:eastAsia="Times New Roman" w:hAnsi="Times New Roman" w:cs="Times New Roman"/>
+              </w:rPr>
+              <w:t>life_exp</w:t>
+            </w:r>
+            <w:proofErr w:type="spellEnd"/>
+            <w:r>
+              <w:rPr>
+                <w:rFonts w:ascii="Times New Roman" w:eastAsia="Times New Roman" w:hAnsi="Times New Roman" w:cs="Times New Roman"/>
+              </w:rPr>
+              <w:t>)</w:t>
             </w:r>
           </w:p>
           <w:p>
@@ -7098,39 +8212,77 @@
                 <w:rFonts w:ascii="Times New Roman" w:eastAsia="Times New Roman" w:hAnsi="Times New Roman" w:cs="Times New Roman"/>
               </w:rPr>
             </w:pPr>
-            <w:r>
-              <w:rPr>
-                <w:rFonts w:ascii="Times New Roman" w:eastAsia="Times New Roman" w:hAnsi="Times New Roman" w:cs="Times New Roman"/>
-              </w:rPr>
-              <w:t>cat("\n--- MISSING VALUES CHECK ---\n")</w:t>
-            </w:r>
-          </w:p>
-          <w:p>
-            <w:pPr>
-              <w:ind w:left="33"/>
-              <w:rPr>
-                <w:rFonts w:ascii="Times New Roman" w:eastAsia="Times New Roman" w:hAnsi="Times New Roman" w:cs="Times New Roman"/>
-              </w:rPr>
-            </w:pPr>
-            <w:r>
-              <w:rPr>
-                <w:rFonts w:ascii="Times New Roman" w:eastAsia="Times New Roman" w:hAnsi="Times New Roman" w:cs="Times New Roman"/>
-              </w:rPr>
-              <w:t>cat("Missing values in drinks:", sum(is.na(drinks)), "\n")</w:t>
-            </w:r>
-          </w:p>
-          <w:p>
-            <w:pPr>
-              <w:ind w:left="33"/>
-              <w:rPr>
-                <w:rFonts w:ascii="Times New Roman" w:eastAsia="Times New Roman" w:hAnsi="Times New Roman" w:cs="Times New Roman"/>
-              </w:rPr>
-            </w:pPr>
-            <w:r>
-              <w:rPr>
-                <w:rFonts w:ascii="Times New Roman" w:eastAsia="Times New Roman" w:hAnsi="Times New Roman" w:cs="Times New Roman"/>
-              </w:rPr>
-              <w:t>cat("Missing values in life expectancy:", sum(is.na(life_exp)), "\n\n")</w:t>
+            <w:proofErr w:type="gramStart"/>
+            <w:r>
+              <w:rPr>
+                <w:rFonts w:ascii="Times New Roman" w:eastAsia="Times New Roman" w:hAnsi="Times New Roman" w:cs="Times New Roman"/>
+              </w:rPr>
+              <w:t>cat(</w:t>
+            </w:r>
+            <w:proofErr w:type="gramEnd"/>
+            <w:r>
+              <w:rPr>
+                <w:rFonts w:ascii="Times New Roman" w:eastAsia="Times New Roman" w:hAnsi="Times New Roman" w:cs="Times New Roman"/>
+              </w:rPr>
+              <w:t>"\n--- MISSING VALUES CHECK ---\n")</w:t>
+            </w:r>
+          </w:p>
+          <w:p>
+            <w:pPr>
+              <w:ind w:left="33"/>
+              <w:rPr>
+                <w:rFonts w:ascii="Times New Roman" w:eastAsia="Times New Roman" w:hAnsi="Times New Roman" w:cs="Times New Roman"/>
+              </w:rPr>
+            </w:pPr>
+            <w:proofErr w:type="gramStart"/>
+            <w:r>
+              <w:rPr>
+                <w:rFonts w:ascii="Times New Roman" w:eastAsia="Times New Roman" w:hAnsi="Times New Roman" w:cs="Times New Roman"/>
+              </w:rPr>
+              <w:t>cat(</w:t>
+            </w:r>
+            <w:proofErr w:type="gramEnd"/>
+            <w:r>
+              <w:rPr>
+                <w:rFonts w:ascii="Times New Roman" w:eastAsia="Times New Roman" w:hAnsi="Times New Roman" w:cs="Times New Roman"/>
+              </w:rPr>
+              <w:t>"Missing values in drinks:", sum(is.na(drinks)), "\n")</w:t>
+            </w:r>
+          </w:p>
+          <w:p>
+            <w:pPr>
+              <w:ind w:left="33"/>
+              <w:rPr>
+                <w:rFonts w:ascii="Times New Roman" w:eastAsia="Times New Roman" w:hAnsi="Times New Roman" w:cs="Times New Roman"/>
+              </w:rPr>
+            </w:pPr>
+            <w:proofErr w:type="gramStart"/>
+            <w:r>
+              <w:rPr>
+                <w:rFonts w:ascii="Times New Roman" w:eastAsia="Times New Roman" w:hAnsi="Times New Roman" w:cs="Times New Roman"/>
+              </w:rPr>
+              <w:t>cat(</w:t>
+            </w:r>
+            <w:proofErr w:type="gramEnd"/>
+            <w:r>
+              <w:rPr>
+                <w:rFonts w:ascii="Times New Roman" w:eastAsia="Times New Roman" w:hAnsi="Times New Roman" w:cs="Times New Roman"/>
+              </w:rPr>
+              <w:t>"Missing values in life expectancy:", sum(is.na(</w:t>
+            </w:r>
+            <w:proofErr w:type="spellStart"/>
+            <w:r>
+              <w:rPr>
+                <w:rFonts w:ascii="Times New Roman" w:eastAsia="Times New Roman" w:hAnsi="Times New Roman" w:cs="Times New Roman"/>
+              </w:rPr>
+              <w:t>life_exp</w:t>
+            </w:r>
+            <w:proofErr w:type="spellEnd"/>
+            <w:r>
+              <w:rPr>
+                <w:rFonts w:ascii="Times New Roman" w:eastAsia="Times New Roman" w:hAnsi="Times New Roman" w:cs="Times New Roman"/>
+              </w:rPr>
+              <w:t>)), "\n\n")</w:t>
             </w:r>
           </w:p>
           <w:p>
@@ -7198,61 +8350,107 @@
                 <w:rFonts w:ascii="Times New Roman" w:eastAsia="Times New Roman" w:hAnsi="Times New Roman" w:cs="Times New Roman"/>
               </w:rPr>
             </w:pPr>
-            <w:r>
-              <w:rPr>
-                <w:rFonts w:ascii="Times New Roman" w:eastAsia="Times New Roman" w:hAnsi="Times New Roman" w:cs="Times New Roman"/>
-              </w:rPr>
-              <w:t>cat("=== FILTERING LIFE EXPECTANCY FOR YEAR 2013 AND MALE ===\n\n")</w:t>
-            </w:r>
-          </w:p>
-          <w:p>
-            <w:pPr>
-              <w:ind w:left="33"/>
-              <w:rPr>
-                <w:rFonts w:ascii="Times New Roman" w:eastAsia="Times New Roman" w:hAnsi="Times New Roman" w:cs="Times New Roman"/>
-              </w:rPr>
-            </w:pPr>
-          </w:p>
-          <w:p>
-            <w:pPr>
-              <w:ind w:left="33"/>
-              <w:rPr>
-                <w:rFonts w:ascii="Times New Roman" w:eastAsia="Times New Roman" w:hAnsi="Times New Roman" w:cs="Times New Roman"/>
-              </w:rPr>
-            </w:pPr>
-            <w:r>
-              <w:rPr>
-                <w:rFonts w:ascii="Times New Roman" w:eastAsia="Times New Roman" w:hAnsi="Times New Roman" w:cs="Times New Roman"/>
-              </w:rPr>
-              <w:t>base_year &lt;- 2013</w:t>
-            </w:r>
-          </w:p>
-          <w:p>
-            <w:pPr>
-              <w:ind w:left="33"/>
-              <w:rPr>
-                <w:rFonts w:ascii="Times New Roman" w:eastAsia="Times New Roman" w:hAnsi="Times New Roman" w:cs="Times New Roman"/>
-              </w:rPr>
-            </w:pPr>
-            <w:r>
-              <w:rPr>
-                <w:rFonts w:ascii="Times New Roman" w:eastAsia="Times New Roman" w:hAnsi="Times New Roman" w:cs="Times New Roman"/>
-              </w:rPr>
-              <w:t>sex_filter &lt;- "Male"  # Filter for males</w:t>
-            </w:r>
-          </w:p>
-          <w:p>
-            <w:pPr>
-              <w:ind w:left="33"/>
-              <w:rPr>
-                <w:rFonts w:ascii="Times New Roman" w:eastAsia="Times New Roman" w:hAnsi="Times New Roman" w:cs="Times New Roman"/>
-              </w:rPr>
-            </w:pPr>
-            <w:r>
-              <w:rPr>
-                <w:rFonts w:ascii="Times New Roman" w:eastAsia="Times New Roman" w:hAnsi="Times New Roman" w:cs="Times New Roman"/>
-              </w:rPr>
-              <w:t>ghofilter &lt;- "Life expectancy at birth (years)"</w:t>
+            <w:proofErr w:type="gramStart"/>
+            <w:r>
+              <w:rPr>
+                <w:rFonts w:ascii="Times New Roman" w:eastAsia="Times New Roman" w:hAnsi="Times New Roman" w:cs="Times New Roman"/>
+              </w:rPr>
+              <w:t>cat(</w:t>
+            </w:r>
+            <w:proofErr w:type="gramEnd"/>
+            <w:r>
+              <w:rPr>
+                <w:rFonts w:ascii="Times New Roman" w:eastAsia="Times New Roman" w:hAnsi="Times New Roman" w:cs="Times New Roman"/>
+              </w:rPr>
+              <w:t>"=== FILTERING LIFE EXPECTANCY FOR YEAR 2013 AND MALE ===\n\n")</w:t>
+            </w:r>
+          </w:p>
+          <w:p>
+            <w:pPr>
+              <w:ind w:left="33"/>
+              <w:rPr>
+                <w:rFonts w:ascii="Times New Roman" w:eastAsia="Times New Roman" w:hAnsi="Times New Roman" w:cs="Times New Roman"/>
+              </w:rPr>
+            </w:pPr>
+          </w:p>
+          <w:p>
+            <w:pPr>
+              <w:ind w:left="33"/>
+              <w:rPr>
+                <w:rFonts w:ascii="Times New Roman" w:eastAsia="Times New Roman" w:hAnsi="Times New Roman" w:cs="Times New Roman"/>
+              </w:rPr>
+            </w:pPr>
+            <w:proofErr w:type="spellStart"/>
+            <w:r>
+              <w:rPr>
+                <w:rFonts w:ascii="Times New Roman" w:eastAsia="Times New Roman" w:hAnsi="Times New Roman" w:cs="Times New Roman"/>
+              </w:rPr>
+              <w:t>base_year</w:t>
+            </w:r>
+            <w:proofErr w:type="spellEnd"/>
+            <w:r>
+              <w:rPr>
+                <w:rFonts w:ascii="Times New Roman" w:eastAsia="Times New Roman" w:hAnsi="Times New Roman" w:cs="Times New Roman"/>
+              </w:rPr>
+              <w:t xml:space="preserve"> &lt;- 2013</w:t>
+            </w:r>
+          </w:p>
+          <w:p>
+            <w:pPr>
+              <w:ind w:left="33"/>
+              <w:rPr>
+                <w:rFonts w:ascii="Times New Roman" w:eastAsia="Times New Roman" w:hAnsi="Times New Roman" w:cs="Times New Roman"/>
+              </w:rPr>
+            </w:pPr>
+            <w:proofErr w:type="spellStart"/>
+            <w:r>
+              <w:rPr>
+                <w:rFonts w:ascii="Times New Roman" w:eastAsia="Times New Roman" w:hAnsi="Times New Roman" w:cs="Times New Roman"/>
+              </w:rPr>
+              <w:t>sex_filter</w:t>
+            </w:r>
+            <w:proofErr w:type="spellEnd"/>
+            <w:r>
+              <w:rPr>
+                <w:rFonts w:ascii="Times New Roman" w:eastAsia="Times New Roman" w:hAnsi="Times New Roman" w:cs="Times New Roman"/>
+              </w:rPr>
+              <w:t xml:space="preserve"> &lt;- "Male</w:t>
+            </w:r>
+            <w:proofErr w:type="gramStart"/>
+            <w:r>
+              <w:rPr>
+                <w:rFonts w:ascii="Times New Roman" w:eastAsia="Times New Roman" w:hAnsi="Times New Roman" w:cs="Times New Roman"/>
+              </w:rPr>
+              <w:t>"  #</w:t>
+            </w:r>
+            <w:proofErr w:type="gramEnd"/>
+            <w:r>
+              <w:rPr>
+                <w:rFonts w:ascii="Times New Roman" w:eastAsia="Times New Roman" w:hAnsi="Times New Roman" w:cs="Times New Roman"/>
+              </w:rPr>
+              <w:t xml:space="preserve"> Filter for males</w:t>
+            </w:r>
+          </w:p>
+          <w:p>
+            <w:pPr>
+              <w:ind w:left="33"/>
+              <w:rPr>
+                <w:rFonts w:ascii="Times New Roman" w:eastAsia="Times New Roman" w:hAnsi="Times New Roman" w:cs="Times New Roman"/>
+              </w:rPr>
+            </w:pPr>
+            <w:proofErr w:type="spellStart"/>
+            <w:r>
+              <w:rPr>
+                <w:rFonts w:ascii="Times New Roman" w:eastAsia="Times New Roman" w:hAnsi="Times New Roman" w:cs="Times New Roman"/>
+              </w:rPr>
+              <w:t>ghofilter</w:t>
+            </w:r>
+            <w:proofErr w:type="spellEnd"/>
+            <w:r>
+              <w:rPr>
+                <w:rFonts w:ascii="Times New Roman" w:eastAsia="Times New Roman" w:hAnsi="Times New Roman" w:cs="Times New Roman"/>
+              </w:rPr>
+              <w:t xml:space="preserve"> &lt;- "Life expectancy at birth (years)"</w:t>
             </w:r>
           </w:p>
           <w:p>
@@ -7284,11 +8482,47 @@
                 <w:rFonts w:ascii="Times New Roman" w:eastAsia="Times New Roman" w:hAnsi="Times New Roman" w:cs="Times New Roman"/>
               </w:rPr>
             </w:pPr>
-            <w:r>
-              <w:rPr>
-                <w:rFonts w:ascii="Times New Roman" w:eastAsia="Times New Roman" w:hAnsi="Times New Roman" w:cs="Times New Roman"/>
-              </w:rPr>
-              <w:t>cat("Life expectancy columns:", colnames(life_exp), "\n\n")</w:t>
+            <w:proofErr w:type="gramStart"/>
+            <w:r>
+              <w:rPr>
+                <w:rFonts w:ascii="Times New Roman" w:eastAsia="Times New Roman" w:hAnsi="Times New Roman" w:cs="Times New Roman"/>
+              </w:rPr>
+              <w:t>cat(</w:t>
+            </w:r>
+            <w:proofErr w:type="gramEnd"/>
+            <w:r>
+              <w:rPr>
+                <w:rFonts w:ascii="Times New Roman" w:eastAsia="Times New Roman" w:hAnsi="Times New Roman" w:cs="Times New Roman"/>
+              </w:rPr>
+              <w:t xml:space="preserve">"Life expectancy columns:", </w:t>
+            </w:r>
+            <w:proofErr w:type="spellStart"/>
+            <w:r>
+              <w:rPr>
+                <w:rFonts w:ascii="Times New Roman" w:eastAsia="Times New Roman" w:hAnsi="Times New Roman" w:cs="Times New Roman"/>
+              </w:rPr>
+              <w:t>colnames</w:t>
+            </w:r>
+            <w:proofErr w:type="spellEnd"/>
+            <w:r>
+              <w:rPr>
+                <w:rFonts w:ascii="Times New Roman" w:eastAsia="Times New Roman" w:hAnsi="Times New Roman" w:cs="Times New Roman"/>
+              </w:rPr>
+              <w:t>(</w:t>
+            </w:r>
+            <w:proofErr w:type="spellStart"/>
+            <w:r>
+              <w:rPr>
+                <w:rFonts w:ascii="Times New Roman" w:eastAsia="Times New Roman" w:hAnsi="Times New Roman" w:cs="Times New Roman"/>
+              </w:rPr>
+              <w:t>life_exp</w:t>
+            </w:r>
+            <w:proofErr w:type="spellEnd"/>
+            <w:r>
+              <w:rPr>
+                <w:rFonts w:ascii="Times New Roman" w:eastAsia="Times New Roman" w:hAnsi="Times New Roman" w:cs="Times New Roman"/>
+              </w:rPr>
+              <w:t>), "\n\n")</w:t>
             </w:r>
           </w:p>
           <w:p>
@@ -7320,61 +8554,247 @@
                 <w:rFonts w:ascii="Times New Roman" w:eastAsia="Times New Roman" w:hAnsi="Times New Roman" w:cs="Times New Roman"/>
               </w:rPr>
             </w:pPr>
-            <w:r>
-              <w:rPr>
-                <w:rFonts w:ascii="Times New Roman" w:eastAsia="Times New Roman" w:hAnsi="Times New Roman" w:cs="Times New Roman"/>
-              </w:rPr>
-              <w:t>life_exp_year &lt;- life_exp %&gt;%</w:t>
-            </w:r>
-          </w:p>
-          <w:p>
-            <w:pPr>
-              <w:ind w:left="33"/>
-              <w:rPr>
-                <w:rFonts w:ascii="Times New Roman" w:eastAsia="Times New Roman" w:hAnsi="Times New Roman" w:cs="Times New Roman"/>
-              </w:rPr>
-            </w:pPr>
-            <w:r>
-              <w:rPr>
-                <w:rFonts w:ascii="Times New Roman" w:eastAsia="Times New Roman" w:hAnsi="Times New Roman" w:cs="Times New Roman"/>
-              </w:rPr>
-              <w:t xml:space="preserve">  filter(YearDisplay == base_year, SexDisplay == sex_filter, GhoDisplay == ghofilter)</w:t>
-            </w:r>
-          </w:p>
-          <w:p>
-            <w:pPr>
-              <w:ind w:left="33"/>
-              <w:rPr>
-                <w:rFonts w:ascii="Times New Roman" w:eastAsia="Times New Roman" w:hAnsi="Times New Roman" w:cs="Times New Roman"/>
-              </w:rPr>
-            </w:pPr>
-          </w:p>
-          <w:p>
-            <w:pPr>
-              <w:ind w:left="33"/>
-              <w:rPr>
-                <w:rFonts w:ascii="Times New Roman" w:eastAsia="Times New Roman" w:hAnsi="Times New Roman" w:cs="Times New Roman"/>
-              </w:rPr>
-            </w:pPr>
-            <w:r>
-              <w:rPr>
-                <w:rFonts w:ascii="Times New Roman" w:eastAsia="Times New Roman" w:hAnsi="Times New Roman" w:cs="Times New Roman"/>
-              </w:rPr>
-              <w:t>cat("Filtered life expectancy dataset for year:", base_year, "and sex:", sex_filter, "\n")</w:t>
-            </w:r>
-          </w:p>
-          <w:p>
-            <w:pPr>
-              <w:ind w:left="33"/>
-              <w:rPr>
-                <w:rFonts w:ascii="Times New Roman" w:eastAsia="Times New Roman" w:hAnsi="Times New Roman" w:cs="Times New Roman"/>
-              </w:rPr>
-            </w:pPr>
-            <w:r>
-              <w:rPr>
-                <w:rFonts w:ascii="Times New Roman" w:eastAsia="Times New Roman" w:hAnsi="Times New Roman" w:cs="Times New Roman"/>
-              </w:rPr>
-              <w:t>cat("Number of countries:", nrow(life_exp_year), "\n\n")</w:t>
+            <w:proofErr w:type="spellStart"/>
+            <w:r>
+              <w:rPr>
+                <w:rFonts w:ascii="Times New Roman" w:eastAsia="Times New Roman" w:hAnsi="Times New Roman" w:cs="Times New Roman"/>
+              </w:rPr>
+              <w:t>life_exp_year</w:t>
+            </w:r>
+            <w:proofErr w:type="spellEnd"/>
+            <w:r>
+              <w:rPr>
+                <w:rFonts w:ascii="Times New Roman" w:eastAsia="Times New Roman" w:hAnsi="Times New Roman" w:cs="Times New Roman"/>
+              </w:rPr>
+              <w:t xml:space="preserve"> &lt;- </w:t>
+            </w:r>
+            <w:proofErr w:type="spellStart"/>
+            <w:r>
+              <w:rPr>
+                <w:rFonts w:ascii="Times New Roman" w:eastAsia="Times New Roman" w:hAnsi="Times New Roman" w:cs="Times New Roman"/>
+              </w:rPr>
+              <w:t>life_exp</w:t>
+            </w:r>
+            <w:proofErr w:type="spellEnd"/>
+            <w:r>
+              <w:rPr>
+                <w:rFonts w:ascii="Times New Roman" w:eastAsia="Times New Roman" w:hAnsi="Times New Roman" w:cs="Times New Roman"/>
+              </w:rPr>
+              <w:t xml:space="preserve"> %&gt;%</w:t>
+            </w:r>
+          </w:p>
+          <w:p>
+            <w:pPr>
+              <w:ind w:left="33"/>
+              <w:rPr>
+                <w:rFonts w:ascii="Times New Roman" w:eastAsia="Times New Roman" w:hAnsi="Times New Roman" w:cs="Times New Roman"/>
+              </w:rPr>
+            </w:pPr>
+            <w:r>
+              <w:rPr>
+                <w:rFonts w:ascii="Times New Roman" w:eastAsia="Times New Roman" w:hAnsi="Times New Roman" w:cs="Times New Roman"/>
+              </w:rPr>
+              <w:t xml:space="preserve">  </w:t>
+            </w:r>
+            <w:proofErr w:type="gramStart"/>
+            <w:r>
+              <w:rPr>
+                <w:rFonts w:ascii="Times New Roman" w:eastAsia="Times New Roman" w:hAnsi="Times New Roman" w:cs="Times New Roman"/>
+              </w:rPr>
+              <w:t>filter(</w:t>
+            </w:r>
+            <w:proofErr w:type="spellStart"/>
+            <w:proofErr w:type="gramEnd"/>
+            <w:r>
+              <w:rPr>
+                <w:rFonts w:ascii="Times New Roman" w:eastAsia="Times New Roman" w:hAnsi="Times New Roman" w:cs="Times New Roman"/>
+              </w:rPr>
+              <w:t>YearDisplay</w:t>
+            </w:r>
+            <w:proofErr w:type="spellEnd"/>
+            <w:r>
+              <w:rPr>
+                <w:rFonts w:ascii="Times New Roman" w:eastAsia="Times New Roman" w:hAnsi="Times New Roman" w:cs="Times New Roman"/>
+              </w:rPr>
+              <w:t xml:space="preserve"> == </w:t>
+            </w:r>
+            <w:proofErr w:type="spellStart"/>
+            <w:r>
+              <w:rPr>
+                <w:rFonts w:ascii="Times New Roman" w:eastAsia="Times New Roman" w:hAnsi="Times New Roman" w:cs="Times New Roman"/>
+              </w:rPr>
+              <w:t>base_year</w:t>
+            </w:r>
+            <w:proofErr w:type="spellEnd"/>
+            <w:r>
+              <w:rPr>
+                <w:rFonts w:ascii="Times New Roman" w:eastAsia="Times New Roman" w:hAnsi="Times New Roman" w:cs="Times New Roman"/>
+              </w:rPr>
+              <w:t xml:space="preserve">, </w:t>
+            </w:r>
+            <w:proofErr w:type="spellStart"/>
+            <w:r>
+              <w:rPr>
+                <w:rFonts w:ascii="Times New Roman" w:eastAsia="Times New Roman" w:hAnsi="Times New Roman" w:cs="Times New Roman"/>
+              </w:rPr>
+              <w:t>SexDisplay</w:t>
+            </w:r>
+            <w:proofErr w:type="spellEnd"/>
+            <w:r>
+              <w:rPr>
+                <w:rFonts w:ascii="Times New Roman" w:eastAsia="Times New Roman" w:hAnsi="Times New Roman" w:cs="Times New Roman"/>
+              </w:rPr>
+              <w:t xml:space="preserve"> == </w:t>
+            </w:r>
+            <w:proofErr w:type="spellStart"/>
+            <w:r>
+              <w:rPr>
+                <w:rFonts w:ascii="Times New Roman" w:eastAsia="Times New Roman" w:hAnsi="Times New Roman" w:cs="Times New Roman"/>
+              </w:rPr>
+              <w:t>sex_filter</w:t>
+            </w:r>
+            <w:proofErr w:type="spellEnd"/>
+            <w:r>
+              <w:rPr>
+                <w:rFonts w:ascii="Times New Roman" w:eastAsia="Times New Roman" w:hAnsi="Times New Roman" w:cs="Times New Roman"/>
+              </w:rPr>
+              <w:t xml:space="preserve">, </w:t>
+            </w:r>
+            <w:proofErr w:type="spellStart"/>
+            <w:r>
+              <w:rPr>
+                <w:rFonts w:ascii="Times New Roman" w:eastAsia="Times New Roman" w:hAnsi="Times New Roman" w:cs="Times New Roman"/>
+              </w:rPr>
+              <w:t>GhoDisplay</w:t>
+            </w:r>
+            <w:proofErr w:type="spellEnd"/>
+            <w:r>
+              <w:rPr>
+                <w:rFonts w:ascii="Times New Roman" w:eastAsia="Times New Roman" w:hAnsi="Times New Roman" w:cs="Times New Roman"/>
+              </w:rPr>
+              <w:t xml:space="preserve"> == </w:t>
+            </w:r>
+            <w:proofErr w:type="spellStart"/>
+            <w:r>
+              <w:rPr>
+                <w:rFonts w:ascii="Times New Roman" w:eastAsia="Times New Roman" w:hAnsi="Times New Roman" w:cs="Times New Roman"/>
+              </w:rPr>
+              <w:t>ghofilter</w:t>
+            </w:r>
+            <w:proofErr w:type="spellEnd"/>
+            <w:r>
+              <w:rPr>
+                <w:rFonts w:ascii="Times New Roman" w:eastAsia="Times New Roman" w:hAnsi="Times New Roman" w:cs="Times New Roman"/>
+              </w:rPr>
+              <w:t>)</w:t>
+            </w:r>
+          </w:p>
+          <w:p>
+            <w:pPr>
+              <w:ind w:left="33"/>
+              <w:rPr>
+                <w:rFonts w:ascii="Times New Roman" w:eastAsia="Times New Roman" w:hAnsi="Times New Roman" w:cs="Times New Roman"/>
+              </w:rPr>
+            </w:pPr>
+          </w:p>
+          <w:p>
+            <w:pPr>
+              <w:ind w:left="33"/>
+              <w:rPr>
+                <w:rFonts w:ascii="Times New Roman" w:eastAsia="Times New Roman" w:hAnsi="Times New Roman" w:cs="Times New Roman"/>
+              </w:rPr>
+            </w:pPr>
+            <w:proofErr w:type="gramStart"/>
+            <w:r>
+              <w:rPr>
+                <w:rFonts w:ascii="Times New Roman" w:eastAsia="Times New Roman" w:hAnsi="Times New Roman" w:cs="Times New Roman"/>
+              </w:rPr>
+              <w:t>cat(</w:t>
+            </w:r>
+            <w:proofErr w:type="gramEnd"/>
+            <w:r>
+              <w:rPr>
+                <w:rFonts w:ascii="Times New Roman" w:eastAsia="Times New Roman" w:hAnsi="Times New Roman" w:cs="Times New Roman"/>
+              </w:rPr>
+              <w:t xml:space="preserve">"Filtered life expectancy dataset for year:", </w:t>
+            </w:r>
+            <w:proofErr w:type="spellStart"/>
+            <w:r>
+              <w:rPr>
+                <w:rFonts w:ascii="Times New Roman" w:eastAsia="Times New Roman" w:hAnsi="Times New Roman" w:cs="Times New Roman"/>
+              </w:rPr>
+              <w:t>base_year</w:t>
+            </w:r>
+            <w:proofErr w:type="spellEnd"/>
+            <w:r>
+              <w:rPr>
+                <w:rFonts w:ascii="Times New Roman" w:eastAsia="Times New Roman" w:hAnsi="Times New Roman" w:cs="Times New Roman"/>
+              </w:rPr>
+              <w:t xml:space="preserve">, "and sex:", </w:t>
+            </w:r>
+            <w:proofErr w:type="spellStart"/>
+            <w:r>
+              <w:rPr>
+                <w:rFonts w:ascii="Times New Roman" w:eastAsia="Times New Roman" w:hAnsi="Times New Roman" w:cs="Times New Roman"/>
+              </w:rPr>
+              <w:t>sex_filter</w:t>
+            </w:r>
+            <w:proofErr w:type="spellEnd"/>
+            <w:r>
+              <w:rPr>
+                <w:rFonts w:ascii="Times New Roman" w:eastAsia="Times New Roman" w:hAnsi="Times New Roman" w:cs="Times New Roman"/>
+              </w:rPr>
+              <w:t>, "\n")</w:t>
+            </w:r>
+          </w:p>
+          <w:p>
+            <w:pPr>
+              <w:ind w:left="33"/>
+              <w:rPr>
+                <w:rFonts w:ascii="Times New Roman" w:eastAsia="Times New Roman" w:hAnsi="Times New Roman" w:cs="Times New Roman"/>
+              </w:rPr>
+            </w:pPr>
+            <w:proofErr w:type="gramStart"/>
+            <w:r>
+              <w:rPr>
+                <w:rFonts w:ascii="Times New Roman" w:eastAsia="Times New Roman" w:hAnsi="Times New Roman" w:cs="Times New Roman"/>
+              </w:rPr>
+              <w:t>cat(</w:t>
+            </w:r>
+            <w:proofErr w:type="gramEnd"/>
+            <w:r>
+              <w:rPr>
+                <w:rFonts w:ascii="Times New Roman" w:eastAsia="Times New Roman" w:hAnsi="Times New Roman" w:cs="Times New Roman"/>
+              </w:rPr>
+              <w:t xml:space="preserve">"Number of countries:", </w:t>
+            </w:r>
+            <w:proofErr w:type="spellStart"/>
+            <w:r>
+              <w:rPr>
+                <w:rFonts w:ascii="Times New Roman" w:eastAsia="Times New Roman" w:hAnsi="Times New Roman" w:cs="Times New Roman"/>
+              </w:rPr>
+              <w:t>nrow</w:t>
+            </w:r>
+            <w:proofErr w:type="spellEnd"/>
+            <w:r>
+              <w:rPr>
+                <w:rFonts w:ascii="Times New Roman" w:eastAsia="Times New Roman" w:hAnsi="Times New Roman" w:cs="Times New Roman"/>
+              </w:rPr>
+              <w:t>(</w:t>
+            </w:r>
+            <w:proofErr w:type="spellStart"/>
+            <w:r>
+              <w:rPr>
+                <w:rFonts w:ascii="Times New Roman" w:eastAsia="Times New Roman" w:hAnsi="Times New Roman" w:cs="Times New Roman"/>
+              </w:rPr>
+              <w:t>life_exp_year</w:t>
+            </w:r>
+            <w:proofErr w:type="spellEnd"/>
+            <w:r>
+              <w:rPr>
+                <w:rFonts w:ascii="Times New Roman" w:eastAsia="Times New Roman" w:hAnsi="Times New Roman" w:cs="Times New Roman"/>
+              </w:rPr>
+              <w:t>), "\n\n")</w:t>
             </w:r>
           </w:p>
           <w:p>
@@ -7406,25 +8826,141 @@
                 <w:rFonts w:ascii="Times New Roman" w:eastAsia="Times New Roman" w:hAnsi="Times New Roman" w:cs="Times New Roman"/>
               </w:rPr>
             </w:pPr>
-            <w:r>
-              <w:rPr>
-                <w:rFonts w:ascii="Times New Roman" w:eastAsia="Times New Roman" w:hAnsi="Times New Roman" w:cs="Times New Roman"/>
-              </w:rPr>
-              <w:t>data_merged &lt;- merge(drinks, life_exp_year, by.x = "country", by.y = "CountryDisplay", all = FALSE)</w:t>
-            </w:r>
-          </w:p>
-          <w:p>
-            <w:pPr>
-              <w:ind w:left="33"/>
-              <w:rPr>
-                <w:rFonts w:ascii="Times New Roman" w:eastAsia="Times New Roman" w:hAnsi="Times New Roman" w:cs="Times New Roman"/>
-              </w:rPr>
-            </w:pPr>
-            <w:r>
-              <w:rPr>
-                <w:rFonts w:ascii="Times New Roman" w:eastAsia="Times New Roman" w:hAnsi="Times New Roman" w:cs="Times New Roman"/>
-              </w:rPr>
-              <w:t>cat("Number of countries after merge:", nrow(data_merged), "\n\n")</w:t>
+            <w:proofErr w:type="spellStart"/>
+            <w:r>
+              <w:rPr>
+                <w:rFonts w:ascii="Times New Roman" w:eastAsia="Times New Roman" w:hAnsi="Times New Roman" w:cs="Times New Roman"/>
+              </w:rPr>
+              <w:t>data_merged</w:t>
+            </w:r>
+            <w:proofErr w:type="spellEnd"/>
+            <w:r>
+              <w:rPr>
+                <w:rFonts w:ascii="Times New Roman" w:eastAsia="Times New Roman" w:hAnsi="Times New Roman" w:cs="Times New Roman"/>
+              </w:rPr>
+              <w:t xml:space="preserve"> &lt;- </w:t>
+            </w:r>
+            <w:proofErr w:type="gramStart"/>
+            <w:r>
+              <w:rPr>
+                <w:rFonts w:ascii="Times New Roman" w:eastAsia="Times New Roman" w:hAnsi="Times New Roman" w:cs="Times New Roman"/>
+              </w:rPr>
+              <w:t>merge(</w:t>
+            </w:r>
+            <w:proofErr w:type="gramEnd"/>
+            <w:r>
+              <w:rPr>
+                <w:rFonts w:ascii="Times New Roman" w:eastAsia="Times New Roman" w:hAnsi="Times New Roman" w:cs="Times New Roman"/>
+              </w:rPr>
+              <w:t xml:space="preserve">drinks, </w:t>
+            </w:r>
+            <w:proofErr w:type="spellStart"/>
+            <w:r>
+              <w:rPr>
+                <w:rFonts w:ascii="Times New Roman" w:eastAsia="Times New Roman" w:hAnsi="Times New Roman" w:cs="Times New Roman"/>
+              </w:rPr>
+              <w:t>life_exp_year</w:t>
+            </w:r>
+            <w:proofErr w:type="spellEnd"/>
+            <w:r>
+              <w:rPr>
+                <w:rFonts w:ascii="Times New Roman" w:eastAsia="Times New Roman" w:hAnsi="Times New Roman" w:cs="Times New Roman"/>
+              </w:rPr>
+              <w:t xml:space="preserve">, </w:t>
+            </w:r>
+            <w:proofErr w:type="spellStart"/>
+            <w:r>
+              <w:rPr>
+                <w:rFonts w:ascii="Times New Roman" w:eastAsia="Times New Roman" w:hAnsi="Times New Roman" w:cs="Times New Roman"/>
+              </w:rPr>
+              <w:t>by.x</w:t>
+            </w:r>
+            <w:proofErr w:type="spellEnd"/>
+            <w:r>
+              <w:rPr>
+                <w:rFonts w:ascii="Times New Roman" w:eastAsia="Times New Roman" w:hAnsi="Times New Roman" w:cs="Times New Roman"/>
+              </w:rPr>
+              <w:t xml:space="preserve"> = "country", </w:t>
+            </w:r>
+            <w:proofErr w:type="spellStart"/>
+            <w:proofErr w:type="gramStart"/>
+            <w:r>
+              <w:rPr>
+                <w:rFonts w:ascii="Times New Roman" w:eastAsia="Times New Roman" w:hAnsi="Times New Roman" w:cs="Times New Roman"/>
+              </w:rPr>
+              <w:t>by.y</w:t>
+            </w:r>
+            <w:proofErr w:type="spellEnd"/>
+            <w:proofErr w:type="gramEnd"/>
+            <w:r>
+              <w:rPr>
+                <w:rFonts w:ascii="Times New Roman" w:eastAsia="Times New Roman" w:hAnsi="Times New Roman" w:cs="Times New Roman"/>
+              </w:rPr>
+              <w:t xml:space="preserve"> = "</w:t>
+            </w:r>
+            <w:proofErr w:type="spellStart"/>
+            <w:r>
+              <w:rPr>
+                <w:rFonts w:ascii="Times New Roman" w:eastAsia="Times New Roman" w:hAnsi="Times New Roman" w:cs="Times New Roman"/>
+              </w:rPr>
+              <w:t>CountryDisplay</w:t>
+            </w:r>
+            <w:proofErr w:type="spellEnd"/>
+            <w:r>
+              <w:rPr>
+                <w:rFonts w:ascii="Times New Roman" w:eastAsia="Times New Roman" w:hAnsi="Times New Roman" w:cs="Times New Roman"/>
+              </w:rPr>
+              <w:t>", all = FALSE)</w:t>
+            </w:r>
+          </w:p>
+          <w:p>
+            <w:pPr>
+              <w:ind w:left="33"/>
+              <w:rPr>
+                <w:rFonts w:ascii="Times New Roman" w:eastAsia="Times New Roman" w:hAnsi="Times New Roman" w:cs="Times New Roman"/>
+              </w:rPr>
+            </w:pPr>
+            <w:proofErr w:type="gramStart"/>
+            <w:r>
+              <w:rPr>
+                <w:rFonts w:ascii="Times New Roman" w:eastAsia="Times New Roman" w:hAnsi="Times New Roman" w:cs="Times New Roman"/>
+              </w:rPr>
+              <w:t>cat(</w:t>
+            </w:r>
+            <w:proofErr w:type="gramEnd"/>
+            <w:r>
+              <w:rPr>
+                <w:rFonts w:ascii="Times New Roman" w:eastAsia="Times New Roman" w:hAnsi="Times New Roman" w:cs="Times New Roman"/>
+              </w:rPr>
+              <w:t xml:space="preserve">"Number of countries after merge:", </w:t>
+            </w:r>
+            <w:proofErr w:type="spellStart"/>
+            <w:r>
+              <w:rPr>
+                <w:rFonts w:ascii="Times New Roman" w:eastAsia="Times New Roman" w:hAnsi="Times New Roman" w:cs="Times New Roman"/>
+              </w:rPr>
+              <w:t>nrow</w:t>
+            </w:r>
+            <w:proofErr w:type="spellEnd"/>
+            <w:r>
+              <w:rPr>
+                <w:rFonts w:ascii="Times New Roman" w:eastAsia="Times New Roman" w:hAnsi="Times New Roman" w:cs="Times New Roman"/>
+              </w:rPr>
+              <w:t>(</w:t>
+            </w:r>
+            <w:proofErr w:type="spellStart"/>
+            <w:r>
+              <w:rPr>
+                <w:rFonts w:ascii="Times New Roman" w:eastAsia="Times New Roman" w:hAnsi="Times New Roman" w:cs="Times New Roman"/>
+              </w:rPr>
+              <w:t>data_merged</w:t>
+            </w:r>
+            <w:proofErr w:type="spellEnd"/>
+            <w:r>
+              <w:rPr>
+                <w:rFonts w:ascii="Times New Roman" w:eastAsia="Times New Roman" w:hAnsi="Times New Roman" w:cs="Times New Roman"/>
+              </w:rPr>
+              <w:t>), "\n\n")</w:t>
             </w:r>
           </w:p>
           <w:p>
@@ -7456,11 +8992,47 @@
                 <w:rFonts w:ascii="Times New Roman" w:eastAsia="Times New Roman" w:hAnsi="Times New Roman" w:cs="Times New Roman"/>
               </w:rPr>
             </w:pPr>
-            <w:r>
-              <w:rPr>
-                <w:rFonts w:ascii="Times New Roman" w:eastAsia="Times New Roman" w:hAnsi="Times New Roman" w:cs="Times New Roman"/>
-              </w:rPr>
-              <w:t>cat("Merged dataset columns:", colnames(data_merged), "\n\n")</w:t>
+            <w:proofErr w:type="gramStart"/>
+            <w:r>
+              <w:rPr>
+                <w:rFonts w:ascii="Times New Roman" w:eastAsia="Times New Roman" w:hAnsi="Times New Roman" w:cs="Times New Roman"/>
+              </w:rPr>
+              <w:t>cat(</w:t>
+            </w:r>
+            <w:proofErr w:type="gramEnd"/>
+            <w:r>
+              <w:rPr>
+                <w:rFonts w:ascii="Times New Roman" w:eastAsia="Times New Roman" w:hAnsi="Times New Roman" w:cs="Times New Roman"/>
+              </w:rPr>
+              <w:t xml:space="preserve">"Merged dataset columns:", </w:t>
+            </w:r>
+            <w:proofErr w:type="spellStart"/>
+            <w:r>
+              <w:rPr>
+                <w:rFonts w:ascii="Times New Roman" w:eastAsia="Times New Roman" w:hAnsi="Times New Roman" w:cs="Times New Roman"/>
+              </w:rPr>
+              <w:t>colnames</w:t>
+            </w:r>
+            <w:proofErr w:type="spellEnd"/>
+            <w:r>
+              <w:rPr>
+                <w:rFonts w:ascii="Times New Roman" w:eastAsia="Times New Roman" w:hAnsi="Times New Roman" w:cs="Times New Roman"/>
+              </w:rPr>
+              <w:t>(</w:t>
+            </w:r>
+            <w:proofErr w:type="spellStart"/>
+            <w:r>
+              <w:rPr>
+                <w:rFonts w:ascii="Times New Roman" w:eastAsia="Times New Roman" w:hAnsi="Times New Roman" w:cs="Times New Roman"/>
+              </w:rPr>
+              <w:t>data_merged</w:t>
+            </w:r>
+            <w:proofErr w:type="spellEnd"/>
+            <w:r>
+              <w:rPr>
+                <w:rFonts w:ascii="Times New Roman" w:eastAsia="Times New Roman" w:hAnsi="Times New Roman" w:cs="Times New Roman"/>
+              </w:rPr>
+              <w:t>), "\n\n")</w:t>
             </w:r>
           </w:p>
           <w:p>
@@ -7528,25 +9100,55 @@
                 <w:rFonts w:ascii="Times New Roman" w:eastAsia="Times New Roman" w:hAnsi="Times New Roman" w:cs="Times New Roman"/>
               </w:rPr>
             </w:pPr>
-            <w:r>
-              <w:rPr>
-                <w:rFonts w:ascii="Times New Roman" w:eastAsia="Times New Roman" w:hAnsi="Times New Roman" w:cs="Times New Roman"/>
-              </w:rPr>
-              <w:t>colnames(data_merged)</w:t>
-            </w:r>
-          </w:p>
-          <w:p>
-            <w:pPr>
-              <w:ind w:left="33"/>
-              <w:rPr>
-                <w:rFonts w:ascii="Times New Roman" w:eastAsia="Times New Roman" w:hAnsi="Times New Roman" w:cs="Times New Roman"/>
-              </w:rPr>
-            </w:pPr>
-            <w:r>
-              <w:rPr>
-                <w:rFonts w:ascii="Times New Roman" w:eastAsia="Times New Roman" w:hAnsi="Times New Roman" w:cs="Times New Roman"/>
-              </w:rPr>
-              <w:t>cat("=== DATA CLEANING ===\n\n")</w:t>
+            <w:proofErr w:type="spellStart"/>
+            <w:r>
+              <w:rPr>
+                <w:rFonts w:ascii="Times New Roman" w:eastAsia="Times New Roman" w:hAnsi="Times New Roman" w:cs="Times New Roman"/>
+              </w:rPr>
+              <w:t>colnames</w:t>
+            </w:r>
+            <w:proofErr w:type="spellEnd"/>
+            <w:r>
+              <w:rPr>
+                <w:rFonts w:ascii="Times New Roman" w:eastAsia="Times New Roman" w:hAnsi="Times New Roman" w:cs="Times New Roman"/>
+              </w:rPr>
+              <w:t>(</w:t>
+            </w:r>
+            <w:proofErr w:type="spellStart"/>
+            <w:r>
+              <w:rPr>
+                <w:rFonts w:ascii="Times New Roman" w:eastAsia="Times New Roman" w:hAnsi="Times New Roman" w:cs="Times New Roman"/>
+              </w:rPr>
+              <w:t>data_merged</w:t>
+            </w:r>
+            <w:proofErr w:type="spellEnd"/>
+            <w:r>
+              <w:rPr>
+                <w:rFonts w:ascii="Times New Roman" w:eastAsia="Times New Roman" w:hAnsi="Times New Roman" w:cs="Times New Roman"/>
+              </w:rPr>
+              <w:t>)</w:t>
+            </w:r>
+          </w:p>
+          <w:p>
+            <w:pPr>
+              <w:ind w:left="33"/>
+              <w:rPr>
+                <w:rFonts w:ascii="Times New Roman" w:eastAsia="Times New Roman" w:hAnsi="Times New Roman" w:cs="Times New Roman"/>
+              </w:rPr>
+            </w:pPr>
+            <w:proofErr w:type="gramStart"/>
+            <w:r>
+              <w:rPr>
+                <w:rFonts w:ascii="Times New Roman" w:eastAsia="Times New Roman" w:hAnsi="Times New Roman" w:cs="Times New Roman"/>
+              </w:rPr>
+              <w:t>cat(</w:t>
+            </w:r>
+            <w:proofErr w:type="gramEnd"/>
+            <w:r>
+              <w:rPr>
+                <w:rFonts w:ascii="Times New Roman" w:eastAsia="Times New Roman" w:hAnsi="Times New Roman" w:cs="Times New Roman"/>
+              </w:rPr>
+              <w:t>"=== DATA CLEANING ===\n\n")</w:t>
             </w:r>
           </w:p>
           <w:p>
@@ -7578,25 +9180,99 @@
                 <w:rFonts w:ascii="Times New Roman" w:eastAsia="Times New Roman" w:hAnsi="Times New Roman" w:cs="Times New Roman"/>
               </w:rPr>
             </w:pPr>
-            <w:r>
-              <w:rPr>
-                <w:rFonts w:ascii="Times New Roman" w:eastAsia="Times New Roman" w:hAnsi="Times New Roman" w:cs="Times New Roman"/>
-              </w:rPr>
-              <w:t>data_clean &lt;- na.omit(data_merged)</w:t>
-            </w:r>
-          </w:p>
-          <w:p>
-            <w:pPr>
-              <w:ind w:left="33"/>
-              <w:rPr>
-                <w:rFonts w:ascii="Times New Roman" w:eastAsia="Times New Roman" w:hAnsi="Times New Roman" w:cs="Times New Roman"/>
-              </w:rPr>
-            </w:pPr>
-            <w:r>
-              <w:rPr>
-                <w:rFonts w:ascii="Times New Roman" w:eastAsia="Times New Roman" w:hAnsi="Times New Roman" w:cs="Times New Roman"/>
-              </w:rPr>
-              <w:t>cat("Number of countries after removing NA:", nrow(data_clean), "\n\n")</w:t>
+            <w:proofErr w:type="spellStart"/>
+            <w:r>
+              <w:rPr>
+                <w:rFonts w:ascii="Times New Roman" w:eastAsia="Times New Roman" w:hAnsi="Times New Roman" w:cs="Times New Roman"/>
+              </w:rPr>
+              <w:t>data_clean</w:t>
+            </w:r>
+            <w:proofErr w:type="spellEnd"/>
+            <w:r>
+              <w:rPr>
+                <w:rFonts w:ascii="Times New Roman" w:eastAsia="Times New Roman" w:hAnsi="Times New Roman" w:cs="Times New Roman"/>
+              </w:rPr>
+              <w:t xml:space="preserve"> &lt;- </w:t>
+            </w:r>
+            <w:proofErr w:type="spellStart"/>
+            <w:proofErr w:type="gramStart"/>
+            <w:r>
+              <w:rPr>
+                <w:rFonts w:ascii="Times New Roman" w:eastAsia="Times New Roman" w:hAnsi="Times New Roman" w:cs="Times New Roman"/>
+              </w:rPr>
+              <w:t>na.omit</w:t>
+            </w:r>
+            <w:proofErr w:type="spellEnd"/>
+            <w:proofErr w:type="gramEnd"/>
+            <w:r>
+              <w:rPr>
+                <w:rFonts w:ascii="Times New Roman" w:eastAsia="Times New Roman" w:hAnsi="Times New Roman" w:cs="Times New Roman"/>
+              </w:rPr>
+              <w:t>(</w:t>
+            </w:r>
+            <w:proofErr w:type="spellStart"/>
+            <w:r>
+              <w:rPr>
+                <w:rFonts w:ascii="Times New Roman" w:eastAsia="Times New Roman" w:hAnsi="Times New Roman" w:cs="Times New Roman"/>
+              </w:rPr>
+              <w:t>data_merged</w:t>
+            </w:r>
+            <w:proofErr w:type="spellEnd"/>
+            <w:r>
+              <w:rPr>
+                <w:rFonts w:ascii="Times New Roman" w:eastAsia="Times New Roman" w:hAnsi="Times New Roman" w:cs="Times New Roman"/>
+              </w:rPr>
+              <w:t>)</w:t>
+            </w:r>
+          </w:p>
+          <w:p>
+            <w:pPr>
+              <w:ind w:left="33"/>
+              <w:rPr>
+                <w:rFonts w:ascii="Times New Roman" w:eastAsia="Times New Roman" w:hAnsi="Times New Roman" w:cs="Times New Roman"/>
+              </w:rPr>
+            </w:pPr>
+            <w:proofErr w:type="gramStart"/>
+            <w:r>
+              <w:rPr>
+                <w:rFonts w:ascii="Times New Roman" w:eastAsia="Times New Roman" w:hAnsi="Times New Roman" w:cs="Times New Roman"/>
+              </w:rPr>
+              <w:t>cat(</w:t>
+            </w:r>
+            <w:proofErr w:type="gramEnd"/>
+            <w:r>
+              <w:rPr>
+                <w:rFonts w:ascii="Times New Roman" w:eastAsia="Times New Roman" w:hAnsi="Times New Roman" w:cs="Times New Roman"/>
+              </w:rPr>
+              <w:t xml:space="preserve">"Number of countries after removing NA:", </w:t>
+            </w:r>
+            <w:proofErr w:type="spellStart"/>
+            <w:r>
+              <w:rPr>
+                <w:rFonts w:ascii="Times New Roman" w:eastAsia="Times New Roman" w:hAnsi="Times New Roman" w:cs="Times New Roman"/>
+              </w:rPr>
+              <w:t>nrow</w:t>
+            </w:r>
+            <w:proofErr w:type="spellEnd"/>
+            <w:r>
+              <w:rPr>
+                <w:rFonts w:ascii="Times New Roman" w:eastAsia="Times New Roman" w:hAnsi="Times New Roman" w:cs="Times New Roman"/>
+              </w:rPr>
+              <w:t>(</w:t>
+            </w:r>
+            <w:proofErr w:type="spellStart"/>
+            <w:r>
+              <w:rPr>
+                <w:rFonts w:ascii="Times New Roman" w:eastAsia="Times New Roman" w:hAnsi="Times New Roman" w:cs="Times New Roman"/>
+              </w:rPr>
+              <w:t>data_clean</w:t>
+            </w:r>
+            <w:proofErr w:type="spellEnd"/>
+            <w:r>
+              <w:rPr>
+                <w:rFonts w:ascii="Times New Roman" w:eastAsia="Times New Roman" w:hAnsi="Times New Roman" w:cs="Times New Roman"/>
+              </w:rPr>
+              <w:t>), "\n\n")</w:t>
             </w:r>
           </w:p>
           <w:p>
@@ -7632,8 +9308,58 @@
               <w:rPr>
                 <w:rFonts w:ascii="Times New Roman" w:eastAsia="Times New Roman" w:hAnsi="Times New Roman" w:cs="Times New Roman"/>
               </w:rPr>
-              <w:t># drinks.csv columns: country, beer_servings, spirit_servings, wine_servings, total_litres_of_pure_alcohol</w:t>
-            </w:r>
+              <w:t xml:space="preserve"># drinks.csv columns: country, </w:t>
+            </w:r>
+            <w:proofErr w:type="spellStart"/>
+            <w:r>
+              <w:rPr>
+                <w:rFonts w:ascii="Times New Roman" w:eastAsia="Times New Roman" w:hAnsi="Times New Roman" w:cs="Times New Roman"/>
+              </w:rPr>
+              <w:t>beer_servings</w:t>
+            </w:r>
+            <w:proofErr w:type="spellEnd"/>
+            <w:r>
+              <w:rPr>
+                <w:rFonts w:ascii="Times New Roman" w:eastAsia="Times New Roman" w:hAnsi="Times New Roman" w:cs="Times New Roman"/>
+              </w:rPr>
+              <w:t xml:space="preserve">, </w:t>
+            </w:r>
+            <w:proofErr w:type="spellStart"/>
+            <w:r>
+              <w:rPr>
+                <w:rFonts w:ascii="Times New Roman" w:eastAsia="Times New Roman" w:hAnsi="Times New Roman" w:cs="Times New Roman"/>
+              </w:rPr>
+              <w:t>spirit_servings</w:t>
+            </w:r>
+            <w:proofErr w:type="spellEnd"/>
+            <w:r>
+              <w:rPr>
+                <w:rFonts w:ascii="Times New Roman" w:eastAsia="Times New Roman" w:hAnsi="Times New Roman" w:cs="Times New Roman"/>
+              </w:rPr>
+              <w:t xml:space="preserve">, </w:t>
+            </w:r>
+            <w:proofErr w:type="spellStart"/>
+            <w:r>
+              <w:rPr>
+                <w:rFonts w:ascii="Times New Roman" w:eastAsia="Times New Roman" w:hAnsi="Times New Roman" w:cs="Times New Roman"/>
+              </w:rPr>
+              <w:t>wine_servings</w:t>
+            </w:r>
+            <w:proofErr w:type="spellEnd"/>
+            <w:r>
+              <w:rPr>
+                <w:rFonts w:ascii="Times New Roman" w:eastAsia="Times New Roman" w:hAnsi="Times New Roman" w:cs="Times New Roman"/>
+              </w:rPr>
+              <w:t xml:space="preserve">, </w:t>
+            </w:r>
+            <w:proofErr w:type="spellStart"/>
+            <w:r>
+              <w:rPr>
+                <w:rFonts w:ascii="Times New Roman" w:eastAsia="Times New Roman" w:hAnsi="Times New Roman" w:cs="Times New Roman"/>
+              </w:rPr>
+              <w:t>total_litres_of_pure_alcohol</w:t>
+            </w:r>
+            <w:proofErr w:type="spellEnd"/>
           </w:p>
           <w:p>
             <w:pPr>
@@ -7678,67 +9404,173 @@
                 <w:rFonts w:ascii="Times New Roman" w:eastAsia="Times New Roman" w:hAnsi="Times New Roman" w:cs="Times New Roman"/>
               </w:rPr>
             </w:pPr>
-            <w:r>
-              <w:rPr>
-                <w:rFonts w:ascii="Times New Roman" w:eastAsia="Times New Roman" w:hAnsi="Times New Roman" w:cs="Times New Roman"/>
-              </w:rPr>
-              <w:t>data_clean &lt;- data_merged %&gt;%</w:t>
-            </w:r>
-          </w:p>
-          <w:p>
-            <w:pPr>
-              <w:ind w:left="33"/>
-              <w:rPr>
-                <w:rFonts w:ascii="Times New Roman" w:eastAsia="Times New Roman" w:hAnsi="Times New Roman" w:cs="Times New Roman"/>
-              </w:rPr>
-            </w:pPr>
-            <w:r>
-              <w:rPr>
-                <w:rFonts w:ascii="Times New Roman" w:eastAsia="Times New Roman" w:hAnsi="Times New Roman" w:cs="Times New Roman"/>
-              </w:rPr>
-              <w:t xml:space="preserve">  select(country, total_litres_of_pure_alcohol, Numeric) %&gt;%</w:t>
-            </w:r>
-          </w:p>
-          <w:p>
-            <w:pPr>
-              <w:ind w:left="33"/>
-              <w:rPr>
-                <w:rFonts w:ascii="Times New Roman" w:eastAsia="Times New Roman" w:hAnsi="Times New Roman" w:cs="Times New Roman"/>
-              </w:rPr>
-            </w:pPr>
-            <w:r>
-              <w:rPr>
-                <w:rFonts w:ascii="Times New Roman" w:eastAsia="Times New Roman" w:hAnsi="Times New Roman" w:cs="Times New Roman"/>
-              </w:rPr>
-              <w:t xml:space="preserve">  rename(Country = country,</w:t>
-            </w:r>
-          </w:p>
-          <w:p>
-            <w:pPr>
-              <w:ind w:left="33"/>
-              <w:rPr>
-                <w:rFonts w:ascii="Times New Roman" w:eastAsia="Times New Roman" w:hAnsi="Times New Roman" w:cs="Times New Roman"/>
-              </w:rPr>
-            </w:pPr>
-            <w:r>
-              <w:rPr>
-                <w:rFonts w:ascii="Times New Roman" w:eastAsia="Times New Roman" w:hAnsi="Times New Roman" w:cs="Times New Roman"/>
-              </w:rPr>
-              <w:t xml:space="preserve">         Alcohol_Consumption = total_litres_of_pure_alcohol,</w:t>
-            </w:r>
-          </w:p>
-          <w:p>
-            <w:pPr>
-              <w:ind w:left="33"/>
-              <w:rPr>
-                <w:rFonts w:ascii="Times New Roman" w:eastAsia="Times New Roman" w:hAnsi="Times New Roman" w:cs="Times New Roman"/>
-              </w:rPr>
-            </w:pPr>
-            <w:r>
-              <w:rPr>
-                <w:rFonts w:ascii="Times New Roman" w:eastAsia="Times New Roman" w:hAnsi="Times New Roman" w:cs="Times New Roman"/>
-              </w:rPr>
-              <w:t xml:space="preserve">         Life_Expectancy = Numeric)</w:t>
+            <w:proofErr w:type="spellStart"/>
+            <w:r>
+              <w:rPr>
+                <w:rFonts w:ascii="Times New Roman" w:eastAsia="Times New Roman" w:hAnsi="Times New Roman" w:cs="Times New Roman"/>
+              </w:rPr>
+              <w:t>data_clean</w:t>
+            </w:r>
+            <w:proofErr w:type="spellEnd"/>
+            <w:r>
+              <w:rPr>
+                <w:rFonts w:ascii="Times New Roman" w:eastAsia="Times New Roman" w:hAnsi="Times New Roman" w:cs="Times New Roman"/>
+              </w:rPr>
+              <w:t xml:space="preserve"> &lt;- </w:t>
+            </w:r>
+            <w:proofErr w:type="spellStart"/>
+            <w:r>
+              <w:rPr>
+                <w:rFonts w:ascii="Times New Roman" w:eastAsia="Times New Roman" w:hAnsi="Times New Roman" w:cs="Times New Roman"/>
+              </w:rPr>
+              <w:t>data_merged</w:t>
+            </w:r>
+            <w:proofErr w:type="spellEnd"/>
+            <w:r>
+              <w:rPr>
+                <w:rFonts w:ascii="Times New Roman" w:eastAsia="Times New Roman" w:hAnsi="Times New Roman" w:cs="Times New Roman"/>
+              </w:rPr>
+              <w:t xml:space="preserve"> %&gt;%</w:t>
+            </w:r>
+          </w:p>
+          <w:p>
+            <w:pPr>
+              <w:ind w:left="33"/>
+              <w:rPr>
+                <w:rFonts w:ascii="Times New Roman" w:eastAsia="Times New Roman" w:hAnsi="Times New Roman" w:cs="Times New Roman"/>
+              </w:rPr>
+            </w:pPr>
+            <w:r>
+              <w:rPr>
+                <w:rFonts w:ascii="Times New Roman" w:eastAsia="Times New Roman" w:hAnsi="Times New Roman" w:cs="Times New Roman"/>
+              </w:rPr>
+              <w:t xml:space="preserve">  </w:t>
+            </w:r>
+            <w:proofErr w:type="gramStart"/>
+            <w:r>
+              <w:rPr>
+                <w:rFonts w:ascii="Times New Roman" w:eastAsia="Times New Roman" w:hAnsi="Times New Roman" w:cs="Times New Roman"/>
+              </w:rPr>
+              <w:t>select(</w:t>
+            </w:r>
+            <w:proofErr w:type="gramEnd"/>
+            <w:r>
+              <w:rPr>
+                <w:rFonts w:ascii="Times New Roman" w:eastAsia="Times New Roman" w:hAnsi="Times New Roman" w:cs="Times New Roman"/>
+              </w:rPr>
+              <w:t xml:space="preserve">country, </w:t>
+            </w:r>
+            <w:proofErr w:type="spellStart"/>
+            <w:r>
+              <w:rPr>
+                <w:rFonts w:ascii="Times New Roman" w:eastAsia="Times New Roman" w:hAnsi="Times New Roman" w:cs="Times New Roman"/>
+              </w:rPr>
+              <w:t>total_litres_of_pure_alcohol</w:t>
+            </w:r>
+            <w:proofErr w:type="spellEnd"/>
+            <w:r>
+              <w:rPr>
+                <w:rFonts w:ascii="Times New Roman" w:eastAsia="Times New Roman" w:hAnsi="Times New Roman" w:cs="Times New Roman"/>
+              </w:rPr>
+              <w:t>, Numeric) %&gt;%</w:t>
+            </w:r>
+          </w:p>
+          <w:p>
+            <w:pPr>
+              <w:ind w:left="33"/>
+              <w:rPr>
+                <w:rFonts w:ascii="Times New Roman" w:eastAsia="Times New Roman" w:hAnsi="Times New Roman" w:cs="Times New Roman"/>
+              </w:rPr>
+            </w:pPr>
+            <w:r>
+              <w:rPr>
+                <w:rFonts w:ascii="Times New Roman" w:eastAsia="Times New Roman" w:hAnsi="Times New Roman" w:cs="Times New Roman"/>
+              </w:rPr>
+              <w:t xml:space="preserve">  </w:t>
+            </w:r>
+            <w:proofErr w:type="gramStart"/>
+            <w:r>
+              <w:rPr>
+                <w:rFonts w:ascii="Times New Roman" w:eastAsia="Times New Roman" w:hAnsi="Times New Roman" w:cs="Times New Roman"/>
+              </w:rPr>
+              <w:t>rename(</w:t>
+            </w:r>
+            <w:proofErr w:type="gramEnd"/>
+            <w:r>
+              <w:rPr>
+                <w:rFonts w:ascii="Times New Roman" w:eastAsia="Times New Roman" w:hAnsi="Times New Roman" w:cs="Times New Roman"/>
+              </w:rPr>
+              <w:t>Country = country,</w:t>
+            </w:r>
+          </w:p>
+          <w:p>
+            <w:pPr>
+              <w:ind w:left="33"/>
+              <w:rPr>
+                <w:rFonts w:ascii="Times New Roman" w:eastAsia="Times New Roman" w:hAnsi="Times New Roman" w:cs="Times New Roman"/>
+              </w:rPr>
+            </w:pPr>
+            <w:r>
+              <w:rPr>
+                <w:rFonts w:ascii="Times New Roman" w:eastAsia="Times New Roman" w:hAnsi="Times New Roman" w:cs="Times New Roman"/>
+              </w:rPr>
+              <w:t xml:space="preserve">         </w:t>
+            </w:r>
+            <w:proofErr w:type="spellStart"/>
+            <w:r>
+              <w:rPr>
+                <w:rFonts w:ascii="Times New Roman" w:eastAsia="Times New Roman" w:hAnsi="Times New Roman" w:cs="Times New Roman"/>
+              </w:rPr>
+              <w:t>Alcohol_Consumption</w:t>
+            </w:r>
+            <w:proofErr w:type="spellEnd"/>
+            <w:r>
+              <w:rPr>
+                <w:rFonts w:ascii="Times New Roman" w:eastAsia="Times New Roman" w:hAnsi="Times New Roman" w:cs="Times New Roman"/>
+              </w:rPr>
+              <w:t xml:space="preserve"> = </w:t>
+            </w:r>
+            <w:proofErr w:type="spellStart"/>
+            <w:r>
+              <w:rPr>
+                <w:rFonts w:ascii="Times New Roman" w:eastAsia="Times New Roman" w:hAnsi="Times New Roman" w:cs="Times New Roman"/>
+              </w:rPr>
+              <w:t>total_litres_of_pure_alcohol</w:t>
+            </w:r>
+            <w:proofErr w:type="spellEnd"/>
+            <w:r>
+              <w:rPr>
+                <w:rFonts w:ascii="Times New Roman" w:eastAsia="Times New Roman" w:hAnsi="Times New Roman" w:cs="Times New Roman"/>
+              </w:rPr>
+              <w:t>,</w:t>
+            </w:r>
+          </w:p>
+          <w:p>
+            <w:pPr>
+              <w:ind w:left="33"/>
+              <w:rPr>
+                <w:rFonts w:ascii="Times New Roman" w:eastAsia="Times New Roman" w:hAnsi="Times New Roman" w:cs="Times New Roman"/>
+              </w:rPr>
+            </w:pPr>
+            <w:r>
+              <w:rPr>
+                <w:rFonts w:ascii="Times New Roman" w:eastAsia="Times New Roman" w:hAnsi="Times New Roman" w:cs="Times New Roman"/>
+              </w:rPr>
+              <w:t xml:space="preserve">         </w:t>
+            </w:r>
+            <w:proofErr w:type="spellStart"/>
+            <w:r>
+              <w:rPr>
+                <w:rFonts w:ascii="Times New Roman" w:eastAsia="Times New Roman" w:hAnsi="Times New Roman" w:cs="Times New Roman"/>
+              </w:rPr>
+              <w:t>Life_Expectancy</w:t>
+            </w:r>
+            <w:proofErr w:type="spellEnd"/>
+            <w:r>
+              <w:rPr>
+                <w:rFonts w:ascii="Times New Roman" w:eastAsia="Times New Roman" w:hAnsi="Times New Roman" w:cs="Times New Roman"/>
+              </w:rPr>
+              <w:t xml:space="preserve"> = Numeric)</w:t>
             </w:r>
           </w:p>
           <w:p>
@@ -7770,39 +9602,77 @@
                 <w:rFonts w:ascii="Times New Roman" w:eastAsia="Times New Roman" w:hAnsi="Times New Roman" w:cs="Times New Roman"/>
               </w:rPr>
             </w:pPr>
-            <w:r>
-              <w:rPr>
-                <w:rFonts w:ascii="Times New Roman" w:eastAsia="Times New Roman" w:hAnsi="Times New Roman" w:cs="Times New Roman"/>
-              </w:rPr>
-              <w:t>cat("--- FINAL CLEANED DATASET ---\n")</w:t>
-            </w:r>
-          </w:p>
-          <w:p>
-            <w:pPr>
-              <w:ind w:left="33"/>
-              <w:rPr>
-                <w:rFonts w:ascii="Times New Roman" w:eastAsia="Times New Roman" w:hAnsi="Times New Roman" w:cs="Times New Roman"/>
-              </w:rPr>
-            </w:pPr>
-            <w:r>
-              <w:rPr>
-                <w:rFonts w:ascii="Times New Roman" w:eastAsia="Times New Roman" w:hAnsi="Times New Roman" w:cs="Times New Roman"/>
-              </w:rPr>
-              <w:t>str(data_clean)</w:t>
-            </w:r>
-          </w:p>
-          <w:p>
-            <w:pPr>
-              <w:ind w:left="33"/>
-              <w:rPr>
-                <w:rFonts w:ascii="Times New Roman" w:eastAsia="Times New Roman" w:hAnsi="Times New Roman" w:cs="Times New Roman"/>
-              </w:rPr>
-            </w:pPr>
-            <w:r>
-              <w:rPr>
-                <w:rFonts w:ascii="Times New Roman" w:eastAsia="Times New Roman" w:hAnsi="Times New Roman" w:cs="Times New Roman"/>
-              </w:rPr>
-              <w:t>head(data_clean, 50)</w:t>
+            <w:proofErr w:type="gramStart"/>
+            <w:r>
+              <w:rPr>
+                <w:rFonts w:ascii="Times New Roman" w:eastAsia="Times New Roman" w:hAnsi="Times New Roman" w:cs="Times New Roman"/>
+              </w:rPr>
+              <w:t>cat(</w:t>
+            </w:r>
+            <w:proofErr w:type="gramEnd"/>
+            <w:r>
+              <w:rPr>
+                <w:rFonts w:ascii="Times New Roman" w:eastAsia="Times New Roman" w:hAnsi="Times New Roman" w:cs="Times New Roman"/>
+              </w:rPr>
+              <w:t>"--- FINAL CLEANED DATASET ---\n")</w:t>
+            </w:r>
+          </w:p>
+          <w:p>
+            <w:pPr>
+              <w:ind w:left="33"/>
+              <w:rPr>
+                <w:rFonts w:ascii="Times New Roman" w:eastAsia="Times New Roman" w:hAnsi="Times New Roman" w:cs="Times New Roman"/>
+              </w:rPr>
+            </w:pPr>
+            <w:r>
+              <w:rPr>
+                <w:rFonts w:ascii="Times New Roman" w:eastAsia="Times New Roman" w:hAnsi="Times New Roman" w:cs="Times New Roman"/>
+              </w:rPr>
+              <w:t>str(</w:t>
+            </w:r>
+            <w:proofErr w:type="spellStart"/>
+            <w:r>
+              <w:rPr>
+                <w:rFonts w:ascii="Times New Roman" w:eastAsia="Times New Roman" w:hAnsi="Times New Roman" w:cs="Times New Roman"/>
+              </w:rPr>
+              <w:t>data_clean</w:t>
+            </w:r>
+            <w:proofErr w:type="spellEnd"/>
+            <w:r>
+              <w:rPr>
+                <w:rFonts w:ascii="Times New Roman" w:eastAsia="Times New Roman" w:hAnsi="Times New Roman" w:cs="Times New Roman"/>
+              </w:rPr>
+              <w:t>)</w:t>
+            </w:r>
+          </w:p>
+          <w:p>
+            <w:pPr>
+              <w:ind w:left="33"/>
+              <w:rPr>
+                <w:rFonts w:ascii="Times New Roman" w:eastAsia="Times New Roman" w:hAnsi="Times New Roman" w:cs="Times New Roman"/>
+              </w:rPr>
+            </w:pPr>
+            <w:proofErr w:type="gramStart"/>
+            <w:r>
+              <w:rPr>
+                <w:rFonts w:ascii="Times New Roman" w:eastAsia="Times New Roman" w:hAnsi="Times New Roman" w:cs="Times New Roman"/>
+              </w:rPr>
+              <w:t>head(</w:t>
+            </w:r>
+            <w:proofErr w:type="spellStart"/>
+            <w:proofErr w:type="gramEnd"/>
+            <w:r>
+              <w:rPr>
+                <w:rFonts w:ascii="Times New Roman" w:eastAsia="Times New Roman" w:hAnsi="Times New Roman" w:cs="Times New Roman"/>
+              </w:rPr>
+              <w:t>data_clean</w:t>
+            </w:r>
+            <w:proofErr w:type="spellEnd"/>
+            <w:r>
+              <w:rPr>
+                <w:rFonts w:ascii="Times New Roman" w:eastAsia="Times New Roman" w:hAnsi="Times New Roman" w:cs="Times New Roman"/>
+              </w:rPr>
+              <w:t>, 50)</w:t>
             </w:r>
           </w:p>
           <w:p>
@@ -7870,11 +9740,19 @@
                 <w:rFonts w:ascii="Times New Roman" w:eastAsia="Times New Roman" w:hAnsi="Times New Roman" w:cs="Times New Roman"/>
               </w:rPr>
             </w:pPr>
-            <w:r>
-              <w:rPr>
-                <w:rFonts w:ascii="Times New Roman" w:eastAsia="Times New Roman" w:hAnsi="Times New Roman" w:cs="Times New Roman"/>
-              </w:rPr>
-              <w:t>cat("\n\n=== DESCRIPTIVE STATISTICS ===\n\n")</w:t>
+            <w:proofErr w:type="gramStart"/>
+            <w:r>
+              <w:rPr>
+                <w:rFonts w:ascii="Times New Roman" w:eastAsia="Times New Roman" w:hAnsi="Times New Roman" w:cs="Times New Roman"/>
+              </w:rPr>
+              <w:t>cat(</w:t>
+            </w:r>
+            <w:proofErr w:type="gramEnd"/>
+            <w:r>
+              <w:rPr>
+                <w:rFonts w:ascii="Times New Roman" w:eastAsia="Times New Roman" w:hAnsi="Times New Roman" w:cs="Times New Roman"/>
+              </w:rPr>
+              <w:t>"\n\n=== DESCRIPTIVE STATISTICS ===\n\n")</w:t>
             </w:r>
           </w:p>
           <w:p>
@@ -7906,160 +9784,442 @@
                 <w:rFonts w:ascii="Times New Roman" w:eastAsia="Times New Roman" w:hAnsi="Times New Roman" w:cs="Times New Roman"/>
               </w:rPr>
             </w:pPr>
-            <w:r>
-              <w:rPr>
-                <w:rFonts w:ascii="Times New Roman" w:eastAsia="Times New Roman" w:hAnsi="Times New Roman" w:cs="Times New Roman"/>
-              </w:rPr>
-              <w:t>mean_alcohol &lt;- mean(data_clean$Alcohol_Consumption)</w:t>
-            </w:r>
-          </w:p>
-          <w:p>
-            <w:pPr>
-              <w:ind w:left="33"/>
-              <w:rPr>
-                <w:rFonts w:ascii="Times New Roman" w:eastAsia="Times New Roman" w:hAnsi="Times New Roman" w:cs="Times New Roman"/>
-              </w:rPr>
-            </w:pPr>
-            <w:r>
-              <w:rPr>
-                <w:rFonts w:ascii="Times New Roman" w:eastAsia="Times New Roman" w:hAnsi="Times New Roman" w:cs="Times New Roman"/>
-              </w:rPr>
-              <w:t>sd_alcohol &lt;- sd(data_clean$Alcohol_Consumption)</w:t>
-            </w:r>
-          </w:p>
-          <w:p>
-            <w:pPr>
-              <w:ind w:left="33"/>
-              <w:rPr>
-                <w:rFonts w:ascii="Times New Roman" w:eastAsia="Times New Roman" w:hAnsi="Times New Roman" w:cs="Times New Roman"/>
-              </w:rPr>
-            </w:pPr>
-            <w:r>
-              <w:rPr>
-                <w:rFonts w:ascii="Times New Roman" w:eastAsia="Times New Roman" w:hAnsi="Times New Roman" w:cs="Times New Roman"/>
-              </w:rPr>
-              <w:t>median_alcohol &lt;- median(data_clean$Alcohol_Consumption)</w:t>
-            </w:r>
-          </w:p>
-          <w:p>
-            <w:pPr>
-              <w:ind w:left="33"/>
-              <w:rPr>
-                <w:rFonts w:ascii="Times New Roman" w:eastAsia="Times New Roman" w:hAnsi="Times New Roman" w:cs="Times New Roman"/>
-              </w:rPr>
-            </w:pPr>
-            <w:r>
-              <w:rPr>
-                <w:rFonts w:ascii="Times New Roman" w:eastAsia="Times New Roman" w:hAnsi="Times New Roman" w:cs="Times New Roman"/>
-              </w:rPr>
-              <w:t>min_alcohol &lt;- min(data_clean$Alcohol_Consumption)</w:t>
-            </w:r>
-          </w:p>
-          <w:p>
-            <w:pPr>
-              <w:ind w:left="33"/>
-              <w:rPr>
-                <w:rFonts w:ascii="Times New Roman" w:eastAsia="Times New Roman" w:hAnsi="Times New Roman" w:cs="Times New Roman"/>
-              </w:rPr>
-            </w:pPr>
-            <w:r>
-              <w:rPr>
-                <w:rFonts w:ascii="Times New Roman" w:eastAsia="Times New Roman" w:hAnsi="Times New Roman" w:cs="Times New Roman"/>
-              </w:rPr>
-              <w:t>max_alcohol &lt;- max(data_clean$Alcohol_Consumption)</w:t>
-            </w:r>
-          </w:p>
-          <w:p>
-            <w:pPr>
-              <w:ind w:left="33"/>
-              <w:rPr>
-                <w:rFonts w:ascii="Times New Roman" w:eastAsia="Times New Roman" w:hAnsi="Times New Roman" w:cs="Times New Roman"/>
-              </w:rPr>
-            </w:pPr>
-          </w:p>
-          <w:p>
-            <w:pPr>
-              <w:ind w:left="33"/>
-              <w:rPr>
-                <w:rFonts w:ascii="Times New Roman" w:eastAsia="Times New Roman" w:hAnsi="Times New Roman" w:cs="Times New Roman"/>
-              </w:rPr>
-            </w:pPr>
+            <w:proofErr w:type="spellStart"/>
+            <w:r>
+              <w:rPr>
+                <w:rFonts w:ascii="Times New Roman" w:eastAsia="Times New Roman" w:hAnsi="Times New Roman" w:cs="Times New Roman"/>
+              </w:rPr>
+              <w:t>mean_alcohol</w:t>
+            </w:r>
+            <w:proofErr w:type="spellEnd"/>
+            <w:r>
+              <w:rPr>
+                <w:rFonts w:ascii="Times New Roman" w:eastAsia="Times New Roman" w:hAnsi="Times New Roman" w:cs="Times New Roman"/>
+              </w:rPr>
+              <w:t xml:space="preserve"> &lt;- mean(</w:t>
+            </w:r>
+            <w:proofErr w:type="spellStart"/>
+            <w:r>
+              <w:rPr>
+                <w:rFonts w:ascii="Times New Roman" w:eastAsia="Times New Roman" w:hAnsi="Times New Roman" w:cs="Times New Roman"/>
+              </w:rPr>
+              <w:t>data_clean$Alcohol_Consumption</w:t>
+            </w:r>
+            <w:proofErr w:type="spellEnd"/>
+            <w:r>
+              <w:rPr>
+                <w:rFonts w:ascii="Times New Roman" w:eastAsia="Times New Roman" w:hAnsi="Times New Roman" w:cs="Times New Roman"/>
+              </w:rPr>
+              <w:t>)</w:t>
+            </w:r>
+          </w:p>
+          <w:p>
+            <w:pPr>
+              <w:ind w:left="33"/>
+              <w:rPr>
+                <w:rFonts w:ascii="Times New Roman" w:eastAsia="Times New Roman" w:hAnsi="Times New Roman" w:cs="Times New Roman"/>
+              </w:rPr>
+            </w:pPr>
+            <w:proofErr w:type="spellStart"/>
+            <w:r>
+              <w:rPr>
+                <w:rFonts w:ascii="Times New Roman" w:eastAsia="Times New Roman" w:hAnsi="Times New Roman" w:cs="Times New Roman"/>
+              </w:rPr>
+              <w:t>sd_alcohol</w:t>
+            </w:r>
+            <w:proofErr w:type="spellEnd"/>
+            <w:r>
+              <w:rPr>
+                <w:rFonts w:ascii="Times New Roman" w:eastAsia="Times New Roman" w:hAnsi="Times New Roman" w:cs="Times New Roman"/>
+              </w:rPr>
+              <w:t xml:space="preserve"> &lt;- </w:t>
+            </w:r>
+            <w:proofErr w:type="spellStart"/>
+            <w:r>
+              <w:rPr>
+                <w:rFonts w:ascii="Times New Roman" w:eastAsia="Times New Roman" w:hAnsi="Times New Roman" w:cs="Times New Roman"/>
+              </w:rPr>
+              <w:t>sd</w:t>
+            </w:r>
+            <w:proofErr w:type="spellEnd"/>
+            <w:r>
+              <w:rPr>
+                <w:rFonts w:ascii="Times New Roman" w:eastAsia="Times New Roman" w:hAnsi="Times New Roman" w:cs="Times New Roman"/>
+              </w:rPr>
+              <w:t>(</w:t>
+            </w:r>
+            <w:proofErr w:type="spellStart"/>
+            <w:r>
+              <w:rPr>
+                <w:rFonts w:ascii="Times New Roman" w:eastAsia="Times New Roman" w:hAnsi="Times New Roman" w:cs="Times New Roman"/>
+              </w:rPr>
+              <w:t>data_clean$Alcohol_Consumption</w:t>
+            </w:r>
+            <w:proofErr w:type="spellEnd"/>
+            <w:r>
+              <w:rPr>
+                <w:rFonts w:ascii="Times New Roman" w:eastAsia="Times New Roman" w:hAnsi="Times New Roman" w:cs="Times New Roman"/>
+              </w:rPr>
+              <w:t>)</w:t>
+            </w:r>
+          </w:p>
+          <w:p>
+            <w:pPr>
+              <w:ind w:left="33"/>
+              <w:rPr>
+                <w:rFonts w:ascii="Times New Roman" w:eastAsia="Times New Roman" w:hAnsi="Times New Roman" w:cs="Times New Roman"/>
+              </w:rPr>
+            </w:pPr>
+            <w:proofErr w:type="spellStart"/>
+            <w:r>
+              <w:rPr>
+                <w:rFonts w:ascii="Times New Roman" w:eastAsia="Times New Roman" w:hAnsi="Times New Roman" w:cs="Times New Roman"/>
+              </w:rPr>
+              <w:t>median_alcohol</w:t>
+            </w:r>
+            <w:proofErr w:type="spellEnd"/>
+            <w:r>
+              <w:rPr>
+                <w:rFonts w:ascii="Times New Roman" w:eastAsia="Times New Roman" w:hAnsi="Times New Roman" w:cs="Times New Roman"/>
+              </w:rPr>
+              <w:t xml:space="preserve"> &lt;- median(</w:t>
+            </w:r>
+            <w:proofErr w:type="spellStart"/>
+            <w:r>
+              <w:rPr>
+                <w:rFonts w:ascii="Times New Roman" w:eastAsia="Times New Roman" w:hAnsi="Times New Roman" w:cs="Times New Roman"/>
+              </w:rPr>
+              <w:t>data_clean$Alcohol_Consumption</w:t>
+            </w:r>
+            <w:proofErr w:type="spellEnd"/>
+            <w:r>
+              <w:rPr>
+                <w:rFonts w:ascii="Times New Roman" w:eastAsia="Times New Roman" w:hAnsi="Times New Roman" w:cs="Times New Roman"/>
+              </w:rPr>
+              <w:t>)</w:t>
+            </w:r>
+          </w:p>
+          <w:p>
+            <w:pPr>
+              <w:ind w:left="33"/>
+              <w:rPr>
+                <w:rFonts w:ascii="Times New Roman" w:eastAsia="Times New Roman" w:hAnsi="Times New Roman" w:cs="Times New Roman"/>
+              </w:rPr>
+            </w:pPr>
+            <w:proofErr w:type="spellStart"/>
+            <w:r>
+              <w:rPr>
+                <w:rFonts w:ascii="Times New Roman" w:eastAsia="Times New Roman" w:hAnsi="Times New Roman" w:cs="Times New Roman"/>
+              </w:rPr>
+              <w:t>min_alcohol</w:t>
+            </w:r>
+            <w:proofErr w:type="spellEnd"/>
+            <w:r>
+              <w:rPr>
+                <w:rFonts w:ascii="Times New Roman" w:eastAsia="Times New Roman" w:hAnsi="Times New Roman" w:cs="Times New Roman"/>
+              </w:rPr>
+              <w:t xml:space="preserve"> &lt;- min(</w:t>
+            </w:r>
+            <w:proofErr w:type="spellStart"/>
+            <w:r>
+              <w:rPr>
+                <w:rFonts w:ascii="Times New Roman" w:eastAsia="Times New Roman" w:hAnsi="Times New Roman" w:cs="Times New Roman"/>
+              </w:rPr>
+              <w:t>data_clean$Alcohol_Consumption</w:t>
+            </w:r>
+            <w:proofErr w:type="spellEnd"/>
+            <w:r>
+              <w:rPr>
+                <w:rFonts w:ascii="Times New Roman" w:eastAsia="Times New Roman" w:hAnsi="Times New Roman" w:cs="Times New Roman"/>
+              </w:rPr>
+              <w:t>)</w:t>
+            </w:r>
+          </w:p>
+          <w:p>
+            <w:pPr>
+              <w:ind w:left="33"/>
+              <w:rPr>
+                <w:rFonts w:ascii="Times New Roman" w:eastAsia="Times New Roman" w:hAnsi="Times New Roman" w:cs="Times New Roman"/>
+              </w:rPr>
+            </w:pPr>
+            <w:proofErr w:type="spellStart"/>
+            <w:r>
+              <w:rPr>
+                <w:rFonts w:ascii="Times New Roman" w:eastAsia="Times New Roman" w:hAnsi="Times New Roman" w:cs="Times New Roman"/>
+              </w:rPr>
+              <w:t>max_alcohol</w:t>
+            </w:r>
+            <w:proofErr w:type="spellEnd"/>
+            <w:r>
+              <w:rPr>
+                <w:rFonts w:ascii="Times New Roman" w:eastAsia="Times New Roman" w:hAnsi="Times New Roman" w:cs="Times New Roman"/>
+              </w:rPr>
+              <w:t xml:space="preserve"> &lt;- max(</w:t>
+            </w:r>
+            <w:proofErr w:type="spellStart"/>
+            <w:r>
+              <w:rPr>
+                <w:rFonts w:ascii="Times New Roman" w:eastAsia="Times New Roman" w:hAnsi="Times New Roman" w:cs="Times New Roman"/>
+              </w:rPr>
+              <w:t>data_clean$Alcohol_Consumption</w:t>
+            </w:r>
+            <w:proofErr w:type="spellEnd"/>
+            <w:r>
+              <w:rPr>
+                <w:rFonts w:ascii="Times New Roman" w:eastAsia="Times New Roman" w:hAnsi="Times New Roman" w:cs="Times New Roman"/>
+              </w:rPr>
+              <w:t>)</w:t>
+            </w:r>
+          </w:p>
+          <w:p>
+            <w:pPr>
+              <w:ind w:left="33"/>
+              <w:rPr>
+                <w:rFonts w:ascii="Times New Roman" w:eastAsia="Times New Roman" w:hAnsi="Times New Roman" w:cs="Times New Roman"/>
+              </w:rPr>
+            </w:pPr>
+          </w:p>
+          <w:p>
+            <w:pPr>
+              <w:ind w:left="33"/>
+              <w:rPr>
+                <w:rFonts w:ascii="Times New Roman" w:eastAsia="Times New Roman" w:hAnsi="Times New Roman" w:cs="Times New Roman"/>
+              </w:rPr>
+            </w:pPr>
+            <w:proofErr w:type="gramStart"/>
             <w:r>
               <w:rPr>
                 <w:rFonts w:ascii="Times New Roman" w:eastAsia="Times New Roman" w:hAnsi="Times New Roman" w:cs="Times New Roman"/>
               </w:rPr>
               <w:lastRenderedPageBreak/>
-              <w:t>cat("--- ALCOHOL CONSUMPTION (litres per capita) ---\n")</w:t>
-            </w:r>
-          </w:p>
-          <w:p>
-            <w:pPr>
-              <w:ind w:left="33"/>
-              <w:rPr>
-                <w:rFonts w:ascii="Times New Roman" w:eastAsia="Times New Roman" w:hAnsi="Times New Roman" w:cs="Times New Roman"/>
-              </w:rPr>
-            </w:pPr>
-            <w:r>
-              <w:rPr>
-                <w:rFonts w:ascii="Times New Roman" w:eastAsia="Times New Roman" w:hAnsi="Times New Roman" w:cs="Times New Roman"/>
-              </w:rPr>
-              <w:t>cat("Mean:   ", round(mean_alcohol, 2), "\n")</w:t>
-            </w:r>
-          </w:p>
-          <w:p>
-            <w:pPr>
-              <w:ind w:left="33"/>
-              <w:rPr>
-                <w:rFonts w:ascii="Times New Roman" w:eastAsia="Times New Roman" w:hAnsi="Times New Roman" w:cs="Times New Roman"/>
-              </w:rPr>
-            </w:pPr>
-            <w:r>
-              <w:rPr>
-                <w:rFonts w:ascii="Times New Roman" w:eastAsia="Times New Roman" w:hAnsi="Times New Roman" w:cs="Times New Roman"/>
-              </w:rPr>
-              <w:t>cat("SD:     ", round(sd_alcohol, 2), "\n")</w:t>
-            </w:r>
-          </w:p>
-          <w:p>
-            <w:pPr>
-              <w:ind w:left="33"/>
-              <w:rPr>
-                <w:rFonts w:ascii="Times New Roman" w:eastAsia="Times New Roman" w:hAnsi="Times New Roman" w:cs="Times New Roman"/>
-              </w:rPr>
-            </w:pPr>
-            <w:r>
-              <w:rPr>
-                <w:rFonts w:ascii="Times New Roman" w:eastAsia="Times New Roman" w:hAnsi="Times New Roman" w:cs="Times New Roman"/>
-              </w:rPr>
-              <w:t>cat("Median: ", round(median_alcohol, 2), "\n")</w:t>
-            </w:r>
-          </w:p>
-          <w:p>
-            <w:pPr>
-              <w:ind w:left="33"/>
-              <w:rPr>
-                <w:rFonts w:ascii="Times New Roman" w:eastAsia="Times New Roman" w:hAnsi="Times New Roman" w:cs="Times New Roman"/>
-              </w:rPr>
-            </w:pPr>
-            <w:r>
-              <w:rPr>
-                <w:rFonts w:ascii="Times New Roman" w:eastAsia="Times New Roman" w:hAnsi="Times New Roman" w:cs="Times New Roman"/>
-              </w:rPr>
-              <w:t>cat("Min:    ", round(min_alcohol, 2), "\n")</w:t>
-            </w:r>
-          </w:p>
-          <w:p>
-            <w:pPr>
-              <w:ind w:left="33"/>
-              <w:rPr>
-                <w:rFonts w:ascii="Times New Roman" w:eastAsia="Times New Roman" w:hAnsi="Times New Roman" w:cs="Times New Roman"/>
-              </w:rPr>
-            </w:pPr>
-            <w:r>
-              <w:rPr>
-                <w:rFonts w:ascii="Times New Roman" w:eastAsia="Times New Roman" w:hAnsi="Times New Roman" w:cs="Times New Roman"/>
-              </w:rPr>
-              <w:t>cat("Max:    ", round(max_alcohol, 2), "\n\n")</w:t>
+              <w:t>cat(</w:t>
+            </w:r>
+            <w:proofErr w:type="gramEnd"/>
+            <w:r>
+              <w:rPr>
+                <w:rFonts w:ascii="Times New Roman" w:eastAsia="Times New Roman" w:hAnsi="Times New Roman" w:cs="Times New Roman"/>
+              </w:rPr>
+              <w:t>"--- ALCOHOL CONSUMPTION (litres per capita) ---\n")</w:t>
+            </w:r>
+          </w:p>
+          <w:p>
+            <w:pPr>
+              <w:ind w:left="33"/>
+              <w:rPr>
+                <w:rFonts w:ascii="Times New Roman" w:eastAsia="Times New Roman" w:hAnsi="Times New Roman" w:cs="Times New Roman"/>
+              </w:rPr>
+            </w:pPr>
+            <w:proofErr w:type="gramStart"/>
+            <w:r>
+              <w:rPr>
+                <w:rFonts w:ascii="Times New Roman" w:eastAsia="Times New Roman" w:hAnsi="Times New Roman" w:cs="Times New Roman"/>
+              </w:rPr>
+              <w:t>cat(</w:t>
+            </w:r>
+            <w:proofErr w:type="gramEnd"/>
+            <w:r>
+              <w:rPr>
+                <w:rFonts w:ascii="Times New Roman" w:eastAsia="Times New Roman" w:hAnsi="Times New Roman" w:cs="Times New Roman"/>
+              </w:rPr>
+              <w:t xml:space="preserve">"Mean:   ", </w:t>
+            </w:r>
+            <w:proofErr w:type="gramStart"/>
+            <w:r>
+              <w:rPr>
+                <w:rFonts w:ascii="Times New Roman" w:eastAsia="Times New Roman" w:hAnsi="Times New Roman" w:cs="Times New Roman"/>
+              </w:rPr>
+              <w:t>round(</w:t>
+            </w:r>
+            <w:proofErr w:type="spellStart"/>
+            <w:proofErr w:type="gramEnd"/>
+            <w:r>
+              <w:rPr>
+                <w:rFonts w:ascii="Times New Roman" w:eastAsia="Times New Roman" w:hAnsi="Times New Roman" w:cs="Times New Roman"/>
+              </w:rPr>
+              <w:t>mean_alcohol</w:t>
+            </w:r>
+            <w:proofErr w:type="spellEnd"/>
+            <w:r>
+              <w:rPr>
+                <w:rFonts w:ascii="Times New Roman" w:eastAsia="Times New Roman" w:hAnsi="Times New Roman" w:cs="Times New Roman"/>
+              </w:rPr>
+              <w:t>, 2), "\n")</w:t>
+            </w:r>
+          </w:p>
+          <w:p>
+            <w:pPr>
+              <w:ind w:left="33"/>
+              <w:rPr>
+                <w:rFonts w:ascii="Times New Roman" w:eastAsia="Times New Roman" w:hAnsi="Times New Roman" w:cs="Times New Roman"/>
+              </w:rPr>
+            </w:pPr>
+            <w:proofErr w:type="gramStart"/>
+            <w:r>
+              <w:rPr>
+                <w:rFonts w:ascii="Times New Roman" w:eastAsia="Times New Roman" w:hAnsi="Times New Roman" w:cs="Times New Roman"/>
+              </w:rPr>
+              <w:t>cat(</w:t>
+            </w:r>
+            <w:proofErr w:type="gramEnd"/>
+            <w:r>
+              <w:rPr>
+                <w:rFonts w:ascii="Times New Roman" w:eastAsia="Times New Roman" w:hAnsi="Times New Roman" w:cs="Times New Roman"/>
+              </w:rPr>
+              <w:t xml:space="preserve">"SD:     ", </w:t>
+            </w:r>
+            <w:proofErr w:type="gramStart"/>
+            <w:r>
+              <w:rPr>
+                <w:rFonts w:ascii="Times New Roman" w:eastAsia="Times New Roman" w:hAnsi="Times New Roman" w:cs="Times New Roman"/>
+              </w:rPr>
+              <w:t>round(</w:t>
+            </w:r>
+            <w:proofErr w:type="spellStart"/>
+            <w:proofErr w:type="gramEnd"/>
+            <w:r>
+              <w:rPr>
+                <w:rFonts w:ascii="Times New Roman" w:eastAsia="Times New Roman" w:hAnsi="Times New Roman" w:cs="Times New Roman"/>
+              </w:rPr>
+              <w:t>sd_alcohol</w:t>
+            </w:r>
+            <w:proofErr w:type="spellEnd"/>
+            <w:r>
+              <w:rPr>
+                <w:rFonts w:ascii="Times New Roman" w:eastAsia="Times New Roman" w:hAnsi="Times New Roman" w:cs="Times New Roman"/>
+              </w:rPr>
+              <w:t>, 2), "\n")</w:t>
+            </w:r>
+          </w:p>
+          <w:p>
+            <w:pPr>
+              <w:ind w:left="33"/>
+              <w:rPr>
+                <w:rFonts w:ascii="Times New Roman" w:eastAsia="Times New Roman" w:hAnsi="Times New Roman" w:cs="Times New Roman"/>
+              </w:rPr>
+            </w:pPr>
+            <w:proofErr w:type="gramStart"/>
+            <w:r>
+              <w:rPr>
+                <w:rFonts w:ascii="Times New Roman" w:eastAsia="Times New Roman" w:hAnsi="Times New Roman" w:cs="Times New Roman"/>
+              </w:rPr>
+              <w:t>cat(</w:t>
+            </w:r>
+            <w:proofErr w:type="gramEnd"/>
+            <w:r>
+              <w:rPr>
+                <w:rFonts w:ascii="Times New Roman" w:eastAsia="Times New Roman" w:hAnsi="Times New Roman" w:cs="Times New Roman"/>
+              </w:rPr>
+              <w:t xml:space="preserve">"Median: ", </w:t>
+            </w:r>
+            <w:proofErr w:type="gramStart"/>
+            <w:r>
+              <w:rPr>
+                <w:rFonts w:ascii="Times New Roman" w:eastAsia="Times New Roman" w:hAnsi="Times New Roman" w:cs="Times New Roman"/>
+              </w:rPr>
+              <w:t>round(</w:t>
+            </w:r>
+            <w:proofErr w:type="spellStart"/>
+            <w:proofErr w:type="gramEnd"/>
+            <w:r>
+              <w:rPr>
+                <w:rFonts w:ascii="Times New Roman" w:eastAsia="Times New Roman" w:hAnsi="Times New Roman" w:cs="Times New Roman"/>
+              </w:rPr>
+              <w:t>median_alcohol</w:t>
+            </w:r>
+            <w:proofErr w:type="spellEnd"/>
+            <w:r>
+              <w:rPr>
+                <w:rFonts w:ascii="Times New Roman" w:eastAsia="Times New Roman" w:hAnsi="Times New Roman" w:cs="Times New Roman"/>
+              </w:rPr>
+              <w:t>, 2), "\n")</w:t>
+            </w:r>
+          </w:p>
+          <w:p>
+            <w:pPr>
+              <w:ind w:left="33"/>
+              <w:rPr>
+                <w:rFonts w:ascii="Times New Roman" w:eastAsia="Times New Roman" w:hAnsi="Times New Roman" w:cs="Times New Roman"/>
+              </w:rPr>
+            </w:pPr>
+            <w:proofErr w:type="gramStart"/>
+            <w:r>
+              <w:rPr>
+                <w:rFonts w:ascii="Times New Roman" w:eastAsia="Times New Roman" w:hAnsi="Times New Roman" w:cs="Times New Roman"/>
+              </w:rPr>
+              <w:t>cat(</w:t>
+            </w:r>
+            <w:proofErr w:type="gramEnd"/>
+            <w:r>
+              <w:rPr>
+                <w:rFonts w:ascii="Times New Roman" w:eastAsia="Times New Roman" w:hAnsi="Times New Roman" w:cs="Times New Roman"/>
+              </w:rPr>
+              <w:t xml:space="preserve">"Min:    ", </w:t>
+            </w:r>
+            <w:proofErr w:type="gramStart"/>
+            <w:r>
+              <w:rPr>
+                <w:rFonts w:ascii="Times New Roman" w:eastAsia="Times New Roman" w:hAnsi="Times New Roman" w:cs="Times New Roman"/>
+              </w:rPr>
+              <w:t>round(</w:t>
+            </w:r>
+            <w:proofErr w:type="spellStart"/>
+            <w:proofErr w:type="gramEnd"/>
+            <w:r>
+              <w:rPr>
+                <w:rFonts w:ascii="Times New Roman" w:eastAsia="Times New Roman" w:hAnsi="Times New Roman" w:cs="Times New Roman"/>
+              </w:rPr>
+              <w:t>min_alcohol</w:t>
+            </w:r>
+            <w:proofErr w:type="spellEnd"/>
+            <w:r>
+              <w:rPr>
+                <w:rFonts w:ascii="Times New Roman" w:eastAsia="Times New Roman" w:hAnsi="Times New Roman" w:cs="Times New Roman"/>
+              </w:rPr>
+              <w:t>, 2), "\n")</w:t>
+            </w:r>
+          </w:p>
+          <w:p>
+            <w:pPr>
+              <w:ind w:left="33"/>
+              <w:rPr>
+                <w:rFonts w:ascii="Times New Roman" w:eastAsia="Times New Roman" w:hAnsi="Times New Roman" w:cs="Times New Roman"/>
+              </w:rPr>
+            </w:pPr>
+            <w:proofErr w:type="gramStart"/>
+            <w:r>
+              <w:rPr>
+                <w:rFonts w:ascii="Times New Roman" w:eastAsia="Times New Roman" w:hAnsi="Times New Roman" w:cs="Times New Roman"/>
+              </w:rPr>
+              <w:t>cat(</w:t>
+            </w:r>
+            <w:proofErr w:type="gramEnd"/>
+            <w:r>
+              <w:rPr>
+                <w:rFonts w:ascii="Times New Roman" w:eastAsia="Times New Roman" w:hAnsi="Times New Roman" w:cs="Times New Roman"/>
+              </w:rPr>
+              <w:t xml:space="preserve">"Max:    ", </w:t>
+            </w:r>
+            <w:proofErr w:type="gramStart"/>
+            <w:r>
+              <w:rPr>
+                <w:rFonts w:ascii="Times New Roman" w:eastAsia="Times New Roman" w:hAnsi="Times New Roman" w:cs="Times New Roman"/>
+              </w:rPr>
+              <w:t>round(</w:t>
+            </w:r>
+            <w:proofErr w:type="spellStart"/>
+            <w:proofErr w:type="gramEnd"/>
+            <w:r>
+              <w:rPr>
+                <w:rFonts w:ascii="Times New Roman" w:eastAsia="Times New Roman" w:hAnsi="Times New Roman" w:cs="Times New Roman"/>
+              </w:rPr>
+              <w:t>max_alcohol</w:t>
+            </w:r>
+            <w:proofErr w:type="spellEnd"/>
+            <w:r>
+              <w:rPr>
+                <w:rFonts w:ascii="Times New Roman" w:eastAsia="Times New Roman" w:hAnsi="Times New Roman" w:cs="Times New Roman"/>
+              </w:rPr>
+              <w:t>, 2), "\n\n")</w:t>
             </w:r>
           </w:p>
           <w:p>
@@ -8091,159 +10251,441 @@
                 <w:rFonts w:ascii="Times New Roman" w:eastAsia="Times New Roman" w:hAnsi="Times New Roman" w:cs="Times New Roman"/>
               </w:rPr>
             </w:pPr>
-            <w:r>
-              <w:rPr>
-                <w:rFonts w:ascii="Times New Roman" w:eastAsia="Times New Roman" w:hAnsi="Times New Roman" w:cs="Times New Roman"/>
-              </w:rPr>
-              <w:t>mean_life_exp &lt;- mean(data_clean$Life_Expectancy)</w:t>
-            </w:r>
-          </w:p>
-          <w:p>
-            <w:pPr>
-              <w:ind w:left="33"/>
-              <w:rPr>
-                <w:rFonts w:ascii="Times New Roman" w:eastAsia="Times New Roman" w:hAnsi="Times New Roman" w:cs="Times New Roman"/>
-              </w:rPr>
-            </w:pPr>
-            <w:r>
-              <w:rPr>
-                <w:rFonts w:ascii="Times New Roman" w:eastAsia="Times New Roman" w:hAnsi="Times New Roman" w:cs="Times New Roman"/>
-              </w:rPr>
-              <w:t>sd_life_exp &lt;- sd(data_clean$Life_Expectancy)</w:t>
-            </w:r>
-          </w:p>
-          <w:p>
-            <w:pPr>
-              <w:ind w:left="33"/>
-              <w:rPr>
-                <w:rFonts w:ascii="Times New Roman" w:eastAsia="Times New Roman" w:hAnsi="Times New Roman" w:cs="Times New Roman"/>
-              </w:rPr>
-            </w:pPr>
-            <w:r>
-              <w:rPr>
-                <w:rFonts w:ascii="Times New Roman" w:eastAsia="Times New Roman" w:hAnsi="Times New Roman" w:cs="Times New Roman"/>
-              </w:rPr>
-              <w:t>median_life_exp &lt;- median(data_clean$Life_Expectancy)</w:t>
-            </w:r>
-          </w:p>
-          <w:p>
-            <w:pPr>
-              <w:ind w:left="33"/>
-              <w:rPr>
-                <w:rFonts w:ascii="Times New Roman" w:eastAsia="Times New Roman" w:hAnsi="Times New Roman" w:cs="Times New Roman"/>
-              </w:rPr>
-            </w:pPr>
-            <w:r>
-              <w:rPr>
-                <w:rFonts w:ascii="Times New Roman" w:eastAsia="Times New Roman" w:hAnsi="Times New Roman" w:cs="Times New Roman"/>
-              </w:rPr>
-              <w:t>min_life_exp &lt;- min(data_clean$Life_Expectancy)</w:t>
-            </w:r>
-          </w:p>
-          <w:p>
-            <w:pPr>
-              <w:ind w:left="33"/>
-              <w:rPr>
-                <w:rFonts w:ascii="Times New Roman" w:eastAsia="Times New Roman" w:hAnsi="Times New Roman" w:cs="Times New Roman"/>
-              </w:rPr>
-            </w:pPr>
-            <w:r>
-              <w:rPr>
-                <w:rFonts w:ascii="Times New Roman" w:eastAsia="Times New Roman" w:hAnsi="Times New Roman" w:cs="Times New Roman"/>
-              </w:rPr>
-              <w:t>max_life_exp &lt;- max(data_clean$Life_Expectancy)</w:t>
-            </w:r>
-          </w:p>
-          <w:p>
-            <w:pPr>
-              <w:ind w:left="33"/>
-              <w:rPr>
-                <w:rFonts w:ascii="Times New Roman" w:eastAsia="Times New Roman" w:hAnsi="Times New Roman" w:cs="Times New Roman"/>
-              </w:rPr>
-            </w:pPr>
-          </w:p>
-          <w:p>
-            <w:pPr>
-              <w:ind w:left="33"/>
-              <w:rPr>
-                <w:rFonts w:ascii="Times New Roman" w:eastAsia="Times New Roman" w:hAnsi="Times New Roman" w:cs="Times New Roman"/>
-              </w:rPr>
-            </w:pPr>
-            <w:r>
-              <w:rPr>
-                <w:rFonts w:ascii="Times New Roman" w:eastAsia="Times New Roman" w:hAnsi="Times New Roman" w:cs="Times New Roman"/>
-              </w:rPr>
-              <w:t>cat("--- LIFE EXPECTANCY (years) ---\n")</w:t>
-            </w:r>
-          </w:p>
-          <w:p>
-            <w:pPr>
-              <w:ind w:left="33"/>
-              <w:rPr>
-                <w:rFonts w:ascii="Times New Roman" w:eastAsia="Times New Roman" w:hAnsi="Times New Roman" w:cs="Times New Roman"/>
-              </w:rPr>
-            </w:pPr>
-            <w:r>
-              <w:rPr>
-                <w:rFonts w:ascii="Times New Roman" w:eastAsia="Times New Roman" w:hAnsi="Times New Roman" w:cs="Times New Roman"/>
-              </w:rPr>
-              <w:t>cat("Mean:   ", round(mean_life_exp, 2), "\n")</w:t>
-            </w:r>
-          </w:p>
-          <w:p>
-            <w:pPr>
-              <w:ind w:left="33"/>
-              <w:rPr>
-                <w:rFonts w:ascii="Times New Roman" w:eastAsia="Times New Roman" w:hAnsi="Times New Roman" w:cs="Times New Roman"/>
-              </w:rPr>
-            </w:pPr>
-            <w:r>
-              <w:rPr>
-                <w:rFonts w:ascii="Times New Roman" w:eastAsia="Times New Roman" w:hAnsi="Times New Roman" w:cs="Times New Roman"/>
-              </w:rPr>
-              <w:t>cat("SD:     ", round(sd_life_exp, 2), "\n")</w:t>
-            </w:r>
-          </w:p>
-          <w:p>
-            <w:pPr>
-              <w:ind w:left="33"/>
-              <w:rPr>
-                <w:rFonts w:ascii="Times New Roman" w:eastAsia="Times New Roman" w:hAnsi="Times New Roman" w:cs="Times New Roman"/>
-              </w:rPr>
-            </w:pPr>
-            <w:r>
-              <w:rPr>
-                <w:rFonts w:ascii="Times New Roman" w:eastAsia="Times New Roman" w:hAnsi="Times New Roman" w:cs="Times New Roman"/>
-              </w:rPr>
-              <w:t>cat("Median: ", round(median_life_exp, 2), "\n")</w:t>
-            </w:r>
-          </w:p>
-          <w:p>
-            <w:pPr>
-              <w:ind w:left="33"/>
-              <w:rPr>
-                <w:rFonts w:ascii="Times New Roman" w:eastAsia="Times New Roman" w:hAnsi="Times New Roman" w:cs="Times New Roman"/>
-              </w:rPr>
-            </w:pPr>
-            <w:r>
-              <w:rPr>
-                <w:rFonts w:ascii="Times New Roman" w:eastAsia="Times New Roman" w:hAnsi="Times New Roman" w:cs="Times New Roman"/>
-              </w:rPr>
-              <w:t>cat("Min:    ", round(min_life_exp, 2), "\n")</w:t>
-            </w:r>
-          </w:p>
-          <w:p>
-            <w:pPr>
-              <w:ind w:left="33"/>
-              <w:rPr>
-                <w:rFonts w:ascii="Times New Roman" w:eastAsia="Times New Roman" w:hAnsi="Times New Roman" w:cs="Times New Roman"/>
-              </w:rPr>
-            </w:pPr>
-            <w:r>
-              <w:rPr>
-                <w:rFonts w:ascii="Times New Roman" w:eastAsia="Times New Roman" w:hAnsi="Times New Roman" w:cs="Times New Roman"/>
-              </w:rPr>
-              <w:t>cat("Max:    ", round(max_life_exp, 2), "\n\n")</w:t>
+            <w:proofErr w:type="spellStart"/>
+            <w:r>
+              <w:rPr>
+                <w:rFonts w:ascii="Times New Roman" w:eastAsia="Times New Roman" w:hAnsi="Times New Roman" w:cs="Times New Roman"/>
+              </w:rPr>
+              <w:t>mean_life_exp</w:t>
+            </w:r>
+            <w:proofErr w:type="spellEnd"/>
+            <w:r>
+              <w:rPr>
+                <w:rFonts w:ascii="Times New Roman" w:eastAsia="Times New Roman" w:hAnsi="Times New Roman" w:cs="Times New Roman"/>
+              </w:rPr>
+              <w:t xml:space="preserve"> &lt;- mean(</w:t>
+            </w:r>
+            <w:proofErr w:type="spellStart"/>
+            <w:r>
+              <w:rPr>
+                <w:rFonts w:ascii="Times New Roman" w:eastAsia="Times New Roman" w:hAnsi="Times New Roman" w:cs="Times New Roman"/>
+              </w:rPr>
+              <w:t>data_clean$Life_Expectancy</w:t>
+            </w:r>
+            <w:proofErr w:type="spellEnd"/>
+            <w:r>
+              <w:rPr>
+                <w:rFonts w:ascii="Times New Roman" w:eastAsia="Times New Roman" w:hAnsi="Times New Roman" w:cs="Times New Roman"/>
+              </w:rPr>
+              <w:t>)</w:t>
+            </w:r>
+          </w:p>
+          <w:p>
+            <w:pPr>
+              <w:ind w:left="33"/>
+              <w:rPr>
+                <w:rFonts w:ascii="Times New Roman" w:eastAsia="Times New Roman" w:hAnsi="Times New Roman" w:cs="Times New Roman"/>
+              </w:rPr>
+            </w:pPr>
+            <w:proofErr w:type="spellStart"/>
+            <w:r>
+              <w:rPr>
+                <w:rFonts w:ascii="Times New Roman" w:eastAsia="Times New Roman" w:hAnsi="Times New Roman" w:cs="Times New Roman"/>
+              </w:rPr>
+              <w:t>sd_life_exp</w:t>
+            </w:r>
+            <w:proofErr w:type="spellEnd"/>
+            <w:r>
+              <w:rPr>
+                <w:rFonts w:ascii="Times New Roman" w:eastAsia="Times New Roman" w:hAnsi="Times New Roman" w:cs="Times New Roman"/>
+              </w:rPr>
+              <w:t xml:space="preserve"> &lt;- </w:t>
+            </w:r>
+            <w:proofErr w:type="spellStart"/>
+            <w:r>
+              <w:rPr>
+                <w:rFonts w:ascii="Times New Roman" w:eastAsia="Times New Roman" w:hAnsi="Times New Roman" w:cs="Times New Roman"/>
+              </w:rPr>
+              <w:t>sd</w:t>
+            </w:r>
+            <w:proofErr w:type="spellEnd"/>
+            <w:r>
+              <w:rPr>
+                <w:rFonts w:ascii="Times New Roman" w:eastAsia="Times New Roman" w:hAnsi="Times New Roman" w:cs="Times New Roman"/>
+              </w:rPr>
+              <w:t>(</w:t>
+            </w:r>
+            <w:proofErr w:type="spellStart"/>
+            <w:r>
+              <w:rPr>
+                <w:rFonts w:ascii="Times New Roman" w:eastAsia="Times New Roman" w:hAnsi="Times New Roman" w:cs="Times New Roman"/>
+              </w:rPr>
+              <w:t>data_clean$Life_Expectancy</w:t>
+            </w:r>
+            <w:proofErr w:type="spellEnd"/>
+            <w:r>
+              <w:rPr>
+                <w:rFonts w:ascii="Times New Roman" w:eastAsia="Times New Roman" w:hAnsi="Times New Roman" w:cs="Times New Roman"/>
+              </w:rPr>
+              <w:t>)</w:t>
+            </w:r>
+          </w:p>
+          <w:p>
+            <w:pPr>
+              <w:ind w:left="33"/>
+              <w:rPr>
+                <w:rFonts w:ascii="Times New Roman" w:eastAsia="Times New Roman" w:hAnsi="Times New Roman" w:cs="Times New Roman"/>
+              </w:rPr>
+            </w:pPr>
+            <w:proofErr w:type="spellStart"/>
+            <w:r>
+              <w:rPr>
+                <w:rFonts w:ascii="Times New Roman" w:eastAsia="Times New Roman" w:hAnsi="Times New Roman" w:cs="Times New Roman"/>
+              </w:rPr>
+              <w:t>median_life_exp</w:t>
+            </w:r>
+            <w:proofErr w:type="spellEnd"/>
+            <w:r>
+              <w:rPr>
+                <w:rFonts w:ascii="Times New Roman" w:eastAsia="Times New Roman" w:hAnsi="Times New Roman" w:cs="Times New Roman"/>
+              </w:rPr>
+              <w:t xml:space="preserve"> &lt;- median(</w:t>
+            </w:r>
+            <w:proofErr w:type="spellStart"/>
+            <w:r>
+              <w:rPr>
+                <w:rFonts w:ascii="Times New Roman" w:eastAsia="Times New Roman" w:hAnsi="Times New Roman" w:cs="Times New Roman"/>
+              </w:rPr>
+              <w:t>data_clean$Life_Expectancy</w:t>
+            </w:r>
+            <w:proofErr w:type="spellEnd"/>
+            <w:r>
+              <w:rPr>
+                <w:rFonts w:ascii="Times New Roman" w:eastAsia="Times New Roman" w:hAnsi="Times New Roman" w:cs="Times New Roman"/>
+              </w:rPr>
+              <w:t>)</w:t>
+            </w:r>
+          </w:p>
+          <w:p>
+            <w:pPr>
+              <w:ind w:left="33"/>
+              <w:rPr>
+                <w:rFonts w:ascii="Times New Roman" w:eastAsia="Times New Roman" w:hAnsi="Times New Roman" w:cs="Times New Roman"/>
+              </w:rPr>
+            </w:pPr>
+            <w:proofErr w:type="spellStart"/>
+            <w:r>
+              <w:rPr>
+                <w:rFonts w:ascii="Times New Roman" w:eastAsia="Times New Roman" w:hAnsi="Times New Roman" w:cs="Times New Roman"/>
+              </w:rPr>
+              <w:t>min_life_exp</w:t>
+            </w:r>
+            <w:proofErr w:type="spellEnd"/>
+            <w:r>
+              <w:rPr>
+                <w:rFonts w:ascii="Times New Roman" w:eastAsia="Times New Roman" w:hAnsi="Times New Roman" w:cs="Times New Roman"/>
+              </w:rPr>
+              <w:t xml:space="preserve"> &lt;- min(</w:t>
+            </w:r>
+            <w:proofErr w:type="spellStart"/>
+            <w:r>
+              <w:rPr>
+                <w:rFonts w:ascii="Times New Roman" w:eastAsia="Times New Roman" w:hAnsi="Times New Roman" w:cs="Times New Roman"/>
+              </w:rPr>
+              <w:t>data_clean$Life_Expectancy</w:t>
+            </w:r>
+            <w:proofErr w:type="spellEnd"/>
+            <w:r>
+              <w:rPr>
+                <w:rFonts w:ascii="Times New Roman" w:eastAsia="Times New Roman" w:hAnsi="Times New Roman" w:cs="Times New Roman"/>
+              </w:rPr>
+              <w:t>)</w:t>
+            </w:r>
+          </w:p>
+          <w:p>
+            <w:pPr>
+              <w:ind w:left="33"/>
+              <w:rPr>
+                <w:rFonts w:ascii="Times New Roman" w:eastAsia="Times New Roman" w:hAnsi="Times New Roman" w:cs="Times New Roman"/>
+              </w:rPr>
+            </w:pPr>
+            <w:proofErr w:type="spellStart"/>
+            <w:r>
+              <w:rPr>
+                <w:rFonts w:ascii="Times New Roman" w:eastAsia="Times New Roman" w:hAnsi="Times New Roman" w:cs="Times New Roman"/>
+              </w:rPr>
+              <w:t>max_life_exp</w:t>
+            </w:r>
+            <w:proofErr w:type="spellEnd"/>
+            <w:r>
+              <w:rPr>
+                <w:rFonts w:ascii="Times New Roman" w:eastAsia="Times New Roman" w:hAnsi="Times New Roman" w:cs="Times New Roman"/>
+              </w:rPr>
+              <w:t xml:space="preserve"> &lt;- max(</w:t>
+            </w:r>
+            <w:proofErr w:type="spellStart"/>
+            <w:r>
+              <w:rPr>
+                <w:rFonts w:ascii="Times New Roman" w:eastAsia="Times New Roman" w:hAnsi="Times New Roman" w:cs="Times New Roman"/>
+              </w:rPr>
+              <w:t>data_clean$Life_Expectancy</w:t>
+            </w:r>
+            <w:proofErr w:type="spellEnd"/>
+            <w:r>
+              <w:rPr>
+                <w:rFonts w:ascii="Times New Roman" w:eastAsia="Times New Roman" w:hAnsi="Times New Roman" w:cs="Times New Roman"/>
+              </w:rPr>
+              <w:t>)</w:t>
+            </w:r>
+          </w:p>
+          <w:p>
+            <w:pPr>
+              <w:ind w:left="33"/>
+              <w:rPr>
+                <w:rFonts w:ascii="Times New Roman" w:eastAsia="Times New Roman" w:hAnsi="Times New Roman" w:cs="Times New Roman"/>
+              </w:rPr>
+            </w:pPr>
+          </w:p>
+          <w:p>
+            <w:pPr>
+              <w:ind w:left="33"/>
+              <w:rPr>
+                <w:rFonts w:ascii="Times New Roman" w:eastAsia="Times New Roman" w:hAnsi="Times New Roman" w:cs="Times New Roman"/>
+              </w:rPr>
+            </w:pPr>
+            <w:proofErr w:type="gramStart"/>
+            <w:r>
+              <w:rPr>
+                <w:rFonts w:ascii="Times New Roman" w:eastAsia="Times New Roman" w:hAnsi="Times New Roman" w:cs="Times New Roman"/>
+              </w:rPr>
+              <w:t>cat(</w:t>
+            </w:r>
+            <w:proofErr w:type="gramEnd"/>
+            <w:r>
+              <w:rPr>
+                <w:rFonts w:ascii="Times New Roman" w:eastAsia="Times New Roman" w:hAnsi="Times New Roman" w:cs="Times New Roman"/>
+              </w:rPr>
+              <w:t>"--- LIFE EXPECTANCY (years) ---\n")</w:t>
+            </w:r>
+          </w:p>
+          <w:p>
+            <w:pPr>
+              <w:ind w:left="33"/>
+              <w:rPr>
+                <w:rFonts w:ascii="Times New Roman" w:eastAsia="Times New Roman" w:hAnsi="Times New Roman" w:cs="Times New Roman"/>
+              </w:rPr>
+            </w:pPr>
+            <w:proofErr w:type="gramStart"/>
+            <w:r>
+              <w:rPr>
+                <w:rFonts w:ascii="Times New Roman" w:eastAsia="Times New Roman" w:hAnsi="Times New Roman" w:cs="Times New Roman"/>
+              </w:rPr>
+              <w:t>cat(</w:t>
+            </w:r>
+            <w:proofErr w:type="gramEnd"/>
+            <w:r>
+              <w:rPr>
+                <w:rFonts w:ascii="Times New Roman" w:eastAsia="Times New Roman" w:hAnsi="Times New Roman" w:cs="Times New Roman"/>
+              </w:rPr>
+              <w:t xml:space="preserve">"Mean:   ", </w:t>
+            </w:r>
+            <w:proofErr w:type="gramStart"/>
+            <w:r>
+              <w:rPr>
+                <w:rFonts w:ascii="Times New Roman" w:eastAsia="Times New Roman" w:hAnsi="Times New Roman" w:cs="Times New Roman"/>
+              </w:rPr>
+              <w:t>round(</w:t>
+            </w:r>
+            <w:proofErr w:type="spellStart"/>
+            <w:proofErr w:type="gramEnd"/>
+            <w:r>
+              <w:rPr>
+                <w:rFonts w:ascii="Times New Roman" w:eastAsia="Times New Roman" w:hAnsi="Times New Roman" w:cs="Times New Roman"/>
+              </w:rPr>
+              <w:t>mean_life_exp</w:t>
+            </w:r>
+            <w:proofErr w:type="spellEnd"/>
+            <w:r>
+              <w:rPr>
+                <w:rFonts w:ascii="Times New Roman" w:eastAsia="Times New Roman" w:hAnsi="Times New Roman" w:cs="Times New Roman"/>
+              </w:rPr>
+              <w:t>, 2), "\n")</w:t>
+            </w:r>
+          </w:p>
+          <w:p>
+            <w:pPr>
+              <w:ind w:left="33"/>
+              <w:rPr>
+                <w:rFonts w:ascii="Times New Roman" w:eastAsia="Times New Roman" w:hAnsi="Times New Roman" w:cs="Times New Roman"/>
+              </w:rPr>
+            </w:pPr>
+            <w:proofErr w:type="gramStart"/>
+            <w:r>
+              <w:rPr>
+                <w:rFonts w:ascii="Times New Roman" w:eastAsia="Times New Roman" w:hAnsi="Times New Roman" w:cs="Times New Roman"/>
+              </w:rPr>
+              <w:t>cat(</w:t>
+            </w:r>
+            <w:proofErr w:type="gramEnd"/>
+            <w:r>
+              <w:rPr>
+                <w:rFonts w:ascii="Times New Roman" w:eastAsia="Times New Roman" w:hAnsi="Times New Roman" w:cs="Times New Roman"/>
+              </w:rPr>
+              <w:t xml:space="preserve">"SD:     ", </w:t>
+            </w:r>
+            <w:proofErr w:type="gramStart"/>
+            <w:r>
+              <w:rPr>
+                <w:rFonts w:ascii="Times New Roman" w:eastAsia="Times New Roman" w:hAnsi="Times New Roman" w:cs="Times New Roman"/>
+              </w:rPr>
+              <w:t>round(</w:t>
+            </w:r>
+            <w:proofErr w:type="spellStart"/>
+            <w:proofErr w:type="gramEnd"/>
+            <w:r>
+              <w:rPr>
+                <w:rFonts w:ascii="Times New Roman" w:eastAsia="Times New Roman" w:hAnsi="Times New Roman" w:cs="Times New Roman"/>
+              </w:rPr>
+              <w:t>sd_life_exp</w:t>
+            </w:r>
+            <w:proofErr w:type="spellEnd"/>
+            <w:r>
+              <w:rPr>
+                <w:rFonts w:ascii="Times New Roman" w:eastAsia="Times New Roman" w:hAnsi="Times New Roman" w:cs="Times New Roman"/>
+              </w:rPr>
+              <w:t>, 2), "\n")</w:t>
+            </w:r>
+          </w:p>
+          <w:p>
+            <w:pPr>
+              <w:ind w:left="33"/>
+              <w:rPr>
+                <w:rFonts w:ascii="Times New Roman" w:eastAsia="Times New Roman" w:hAnsi="Times New Roman" w:cs="Times New Roman"/>
+              </w:rPr>
+            </w:pPr>
+            <w:proofErr w:type="gramStart"/>
+            <w:r>
+              <w:rPr>
+                <w:rFonts w:ascii="Times New Roman" w:eastAsia="Times New Roman" w:hAnsi="Times New Roman" w:cs="Times New Roman"/>
+              </w:rPr>
+              <w:t>cat(</w:t>
+            </w:r>
+            <w:proofErr w:type="gramEnd"/>
+            <w:r>
+              <w:rPr>
+                <w:rFonts w:ascii="Times New Roman" w:eastAsia="Times New Roman" w:hAnsi="Times New Roman" w:cs="Times New Roman"/>
+              </w:rPr>
+              <w:t xml:space="preserve">"Median: ", </w:t>
+            </w:r>
+            <w:proofErr w:type="gramStart"/>
+            <w:r>
+              <w:rPr>
+                <w:rFonts w:ascii="Times New Roman" w:eastAsia="Times New Roman" w:hAnsi="Times New Roman" w:cs="Times New Roman"/>
+              </w:rPr>
+              <w:t>round(</w:t>
+            </w:r>
+            <w:proofErr w:type="spellStart"/>
+            <w:proofErr w:type="gramEnd"/>
+            <w:r>
+              <w:rPr>
+                <w:rFonts w:ascii="Times New Roman" w:eastAsia="Times New Roman" w:hAnsi="Times New Roman" w:cs="Times New Roman"/>
+              </w:rPr>
+              <w:t>median_life_exp</w:t>
+            </w:r>
+            <w:proofErr w:type="spellEnd"/>
+            <w:r>
+              <w:rPr>
+                <w:rFonts w:ascii="Times New Roman" w:eastAsia="Times New Roman" w:hAnsi="Times New Roman" w:cs="Times New Roman"/>
+              </w:rPr>
+              <w:t>, 2), "\n")</w:t>
+            </w:r>
+          </w:p>
+          <w:p>
+            <w:pPr>
+              <w:ind w:left="33"/>
+              <w:rPr>
+                <w:rFonts w:ascii="Times New Roman" w:eastAsia="Times New Roman" w:hAnsi="Times New Roman" w:cs="Times New Roman"/>
+              </w:rPr>
+            </w:pPr>
+            <w:proofErr w:type="gramStart"/>
+            <w:r>
+              <w:rPr>
+                <w:rFonts w:ascii="Times New Roman" w:eastAsia="Times New Roman" w:hAnsi="Times New Roman" w:cs="Times New Roman"/>
+              </w:rPr>
+              <w:t>cat(</w:t>
+            </w:r>
+            <w:proofErr w:type="gramEnd"/>
+            <w:r>
+              <w:rPr>
+                <w:rFonts w:ascii="Times New Roman" w:eastAsia="Times New Roman" w:hAnsi="Times New Roman" w:cs="Times New Roman"/>
+              </w:rPr>
+              <w:t xml:space="preserve">"Min:    ", </w:t>
+            </w:r>
+            <w:proofErr w:type="gramStart"/>
+            <w:r>
+              <w:rPr>
+                <w:rFonts w:ascii="Times New Roman" w:eastAsia="Times New Roman" w:hAnsi="Times New Roman" w:cs="Times New Roman"/>
+              </w:rPr>
+              <w:t>round(</w:t>
+            </w:r>
+            <w:proofErr w:type="spellStart"/>
+            <w:proofErr w:type="gramEnd"/>
+            <w:r>
+              <w:rPr>
+                <w:rFonts w:ascii="Times New Roman" w:eastAsia="Times New Roman" w:hAnsi="Times New Roman" w:cs="Times New Roman"/>
+              </w:rPr>
+              <w:t>min_life_exp</w:t>
+            </w:r>
+            <w:proofErr w:type="spellEnd"/>
+            <w:r>
+              <w:rPr>
+                <w:rFonts w:ascii="Times New Roman" w:eastAsia="Times New Roman" w:hAnsi="Times New Roman" w:cs="Times New Roman"/>
+              </w:rPr>
+              <w:t>, 2), "\n")</w:t>
+            </w:r>
+          </w:p>
+          <w:p>
+            <w:pPr>
+              <w:ind w:left="33"/>
+              <w:rPr>
+                <w:rFonts w:ascii="Times New Roman" w:eastAsia="Times New Roman" w:hAnsi="Times New Roman" w:cs="Times New Roman"/>
+              </w:rPr>
+            </w:pPr>
+            <w:proofErr w:type="gramStart"/>
+            <w:r>
+              <w:rPr>
+                <w:rFonts w:ascii="Times New Roman" w:eastAsia="Times New Roman" w:hAnsi="Times New Roman" w:cs="Times New Roman"/>
+              </w:rPr>
+              <w:t>cat(</w:t>
+            </w:r>
+            <w:proofErr w:type="gramEnd"/>
+            <w:r>
+              <w:rPr>
+                <w:rFonts w:ascii="Times New Roman" w:eastAsia="Times New Roman" w:hAnsi="Times New Roman" w:cs="Times New Roman"/>
+              </w:rPr>
+              <w:t xml:space="preserve">"Max:    ", </w:t>
+            </w:r>
+            <w:proofErr w:type="gramStart"/>
+            <w:r>
+              <w:rPr>
+                <w:rFonts w:ascii="Times New Roman" w:eastAsia="Times New Roman" w:hAnsi="Times New Roman" w:cs="Times New Roman"/>
+              </w:rPr>
+              <w:t>round(</w:t>
+            </w:r>
+            <w:proofErr w:type="spellStart"/>
+            <w:proofErr w:type="gramEnd"/>
+            <w:r>
+              <w:rPr>
+                <w:rFonts w:ascii="Times New Roman" w:eastAsia="Times New Roman" w:hAnsi="Times New Roman" w:cs="Times New Roman"/>
+              </w:rPr>
+              <w:t>max_life_exp</w:t>
+            </w:r>
+            <w:proofErr w:type="spellEnd"/>
+            <w:r>
+              <w:rPr>
+                <w:rFonts w:ascii="Times New Roman" w:eastAsia="Times New Roman" w:hAnsi="Times New Roman" w:cs="Times New Roman"/>
+              </w:rPr>
+              <w:t>, 2), "\n\n")</w:t>
             </w:r>
           </w:p>
           <w:p>
@@ -8311,11 +10753,19 @@
                 <w:rFonts w:ascii="Times New Roman" w:eastAsia="Times New Roman" w:hAnsi="Times New Roman" w:cs="Times New Roman"/>
               </w:rPr>
             </w:pPr>
-            <w:r>
-              <w:rPr>
-                <w:rFonts w:ascii="Times New Roman" w:eastAsia="Times New Roman" w:hAnsi="Times New Roman" w:cs="Times New Roman"/>
-              </w:rPr>
-              <w:t>cat("=== CREATING VISUALIZATIONS \n\n")</w:t>
+            <w:proofErr w:type="gramStart"/>
+            <w:r>
+              <w:rPr>
+                <w:rFonts w:ascii="Times New Roman" w:eastAsia="Times New Roman" w:hAnsi="Times New Roman" w:cs="Times New Roman"/>
+              </w:rPr>
+              <w:t>cat(</w:t>
+            </w:r>
+            <w:proofErr w:type="gramEnd"/>
+            <w:r>
+              <w:rPr>
+                <w:rFonts w:ascii="Times New Roman" w:eastAsia="Times New Roman" w:hAnsi="Times New Roman" w:cs="Times New Roman"/>
+              </w:rPr>
+              <w:t>"=== CREATING VISUALIZATIONS \n\n")</w:t>
             </w:r>
           </w:p>
           <w:p>
@@ -8347,53 +10797,267 @@
                 <w:rFonts w:ascii="Times New Roman" w:eastAsia="Times New Roman" w:hAnsi="Times New Roman" w:cs="Times New Roman"/>
               </w:rPr>
             </w:pPr>
-            <w:r>
-              <w:rPr>
-                <w:rFonts w:ascii="Times New Roman" w:eastAsia="Times New Roman" w:hAnsi="Times New Roman" w:cs="Times New Roman"/>
-              </w:rPr>
-              <w:t>scatter_plot &lt;- ggplot(data_clean, aes(x = Alcohol_Consumption, y = Life_Expectancy)) +</w:t>
-            </w:r>
-          </w:p>
-          <w:p>
-            <w:pPr>
-              <w:ind w:left="33"/>
-              <w:rPr>
-                <w:rFonts w:ascii="Times New Roman" w:eastAsia="Times New Roman" w:hAnsi="Times New Roman" w:cs="Times New Roman"/>
-              </w:rPr>
-            </w:pPr>
-            <w:r>
-              <w:rPr>
-                <w:rFonts w:ascii="Times New Roman" w:eastAsia="Times New Roman" w:hAnsi="Times New Roman" w:cs="Times New Roman"/>
-              </w:rPr>
-              <w:t xml:space="preserve">  geom_point(alpha = 0.6, size = 3, color = "darkblue") +</w:t>
-            </w:r>
-          </w:p>
-          <w:p>
-            <w:pPr>
-              <w:ind w:left="33"/>
-              <w:rPr>
-                <w:rFonts w:ascii="Times New Roman" w:eastAsia="Times New Roman" w:hAnsi="Times New Roman" w:cs="Times New Roman"/>
-              </w:rPr>
-            </w:pPr>
-            <w:r>
-              <w:rPr>
-                <w:rFonts w:ascii="Times New Roman" w:eastAsia="Times New Roman" w:hAnsi="Times New Roman" w:cs="Times New Roman"/>
-              </w:rPr>
-              <w:t xml:space="preserve">  geom_smooth(method = "lm", se = TRUE, color = "red", linewidth = 1) +</w:t>
-            </w:r>
-          </w:p>
-          <w:p>
-            <w:pPr>
-              <w:ind w:left="33"/>
-              <w:rPr>
-                <w:rFonts w:ascii="Times New Roman" w:eastAsia="Times New Roman" w:hAnsi="Times New Roman" w:cs="Times New Roman"/>
-              </w:rPr>
-            </w:pPr>
-            <w:r>
-              <w:rPr>
-                <w:rFonts w:ascii="Times New Roman" w:eastAsia="Times New Roman" w:hAnsi="Times New Roman" w:cs="Times New Roman"/>
-              </w:rPr>
-              <w:t xml:space="preserve">  labs(title = "Alcohol Consumption vs Life Expectancy ",</w:t>
+            <w:proofErr w:type="spellStart"/>
+            <w:r>
+              <w:rPr>
+                <w:rFonts w:ascii="Times New Roman" w:eastAsia="Times New Roman" w:hAnsi="Times New Roman" w:cs="Times New Roman"/>
+              </w:rPr>
+              <w:t>scatter_plot</w:t>
+            </w:r>
+            <w:proofErr w:type="spellEnd"/>
+            <w:r>
+              <w:rPr>
+                <w:rFonts w:ascii="Times New Roman" w:eastAsia="Times New Roman" w:hAnsi="Times New Roman" w:cs="Times New Roman"/>
+              </w:rPr>
+              <w:t xml:space="preserve"> &lt;- </w:t>
+            </w:r>
+            <w:proofErr w:type="spellStart"/>
+            <w:proofErr w:type="gramStart"/>
+            <w:r>
+              <w:rPr>
+                <w:rFonts w:ascii="Times New Roman" w:eastAsia="Times New Roman" w:hAnsi="Times New Roman" w:cs="Times New Roman"/>
+              </w:rPr>
+              <w:t>ggplot</w:t>
+            </w:r>
+            <w:proofErr w:type="spellEnd"/>
+            <w:r>
+              <w:rPr>
+                <w:rFonts w:ascii="Times New Roman" w:eastAsia="Times New Roman" w:hAnsi="Times New Roman" w:cs="Times New Roman"/>
+              </w:rPr>
+              <w:t>(</w:t>
+            </w:r>
+            <w:proofErr w:type="spellStart"/>
+            <w:proofErr w:type="gramEnd"/>
+            <w:r>
+              <w:rPr>
+                <w:rFonts w:ascii="Times New Roman" w:eastAsia="Times New Roman" w:hAnsi="Times New Roman" w:cs="Times New Roman"/>
+              </w:rPr>
+              <w:t>data_clean</w:t>
+            </w:r>
+            <w:proofErr w:type="spellEnd"/>
+            <w:r>
+              <w:rPr>
+                <w:rFonts w:ascii="Times New Roman" w:eastAsia="Times New Roman" w:hAnsi="Times New Roman" w:cs="Times New Roman"/>
+              </w:rPr>
+              <w:t xml:space="preserve">, </w:t>
+            </w:r>
+            <w:proofErr w:type="spellStart"/>
+            <w:proofErr w:type="gramStart"/>
+            <w:r>
+              <w:rPr>
+                <w:rFonts w:ascii="Times New Roman" w:eastAsia="Times New Roman" w:hAnsi="Times New Roman" w:cs="Times New Roman"/>
+              </w:rPr>
+              <w:t>aes</w:t>
+            </w:r>
+            <w:proofErr w:type="spellEnd"/>
+            <w:r>
+              <w:rPr>
+                <w:rFonts w:ascii="Times New Roman" w:eastAsia="Times New Roman" w:hAnsi="Times New Roman" w:cs="Times New Roman"/>
+              </w:rPr>
+              <w:t>(</w:t>
+            </w:r>
+            <w:proofErr w:type="gramEnd"/>
+            <w:r>
+              <w:rPr>
+                <w:rFonts w:ascii="Times New Roman" w:eastAsia="Times New Roman" w:hAnsi="Times New Roman" w:cs="Times New Roman"/>
+              </w:rPr>
+              <w:t xml:space="preserve">x = </w:t>
+            </w:r>
+            <w:proofErr w:type="spellStart"/>
+            <w:r>
+              <w:rPr>
+                <w:rFonts w:ascii="Times New Roman" w:eastAsia="Times New Roman" w:hAnsi="Times New Roman" w:cs="Times New Roman"/>
+              </w:rPr>
+              <w:t>Alcohol_Consumption</w:t>
+            </w:r>
+            <w:proofErr w:type="spellEnd"/>
+            <w:r>
+              <w:rPr>
+                <w:rFonts w:ascii="Times New Roman" w:eastAsia="Times New Roman" w:hAnsi="Times New Roman" w:cs="Times New Roman"/>
+              </w:rPr>
+              <w:t xml:space="preserve">, y = </w:t>
+            </w:r>
+            <w:proofErr w:type="spellStart"/>
+            <w:r>
+              <w:rPr>
+                <w:rFonts w:ascii="Times New Roman" w:eastAsia="Times New Roman" w:hAnsi="Times New Roman" w:cs="Times New Roman"/>
+              </w:rPr>
+              <w:t>Life_Expectancy</w:t>
+            </w:r>
+            <w:proofErr w:type="spellEnd"/>
+            <w:r>
+              <w:rPr>
+                <w:rFonts w:ascii="Times New Roman" w:eastAsia="Times New Roman" w:hAnsi="Times New Roman" w:cs="Times New Roman"/>
+              </w:rPr>
+              <w:t>)) +</w:t>
+            </w:r>
+          </w:p>
+          <w:p>
+            <w:pPr>
+              <w:ind w:left="33"/>
+              <w:rPr>
+                <w:rFonts w:ascii="Times New Roman" w:eastAsia="Times New Roman" w:hAnsi="Times New Roman" w:cs="Times New Roman"/>
+              </w:rPr>
+            </w:pPr>
+            <w:r>
+              <w:rPr>
+                <w:rFonts w:ascii="Times New Roman" w:eastAsia="Times New Roman" w:hAnsi="Times New Roman" w:cs="Times New Roman"/>
+              </w:rPr>
+              <w:t xml:space="preserve">  </w:t>
+            </w:r>
+            <w:proofErr w:type="spellStart"/>
+            <w:r>
+              <w:rPr>
+                <w:rFonts w:ascii="Times New Roman" w:eastAsia="Times New Roman" w:hAnsi="Times New Roman" w:cs="Times New Roman"/>
+              </w:rPr>
+              <w:t>geom_</w:t>
+            </w:r>
+            <w:proofErr w:type="gramStart"/>
+            <w:r>
+              <w:rPr>
+                <w:rFonts w:ascii="Times New Roman" w:eastAsia="Times New Roman" w:hAnsi="Times New Roman" w:cs="Times New Roman"/>
+              </w:rPr>
+              <w:t>point</w:t>
+            </w:r>
+            <w:proofErr w:type="spellEnd"/>
+            <w:r>
+              <w:rPr>
+                <w:rFonts w:ascii="Times New Roman" w:eastAsia="Times New Roman" w:hAnsi="Times New Roman" w:cs="Times New Roman"/>
+              </w:rPr>
+              <w:t>(</w:t>
+            </w:r>
+            <w:proofErr w:type="gramEnd"/>
+            <w:r>
+              <w:rPr>
+                <w:rFonts w:ascii="Times New Roman" w:eastAsia="Times New Roman" w:hAnsi="Times New Roman" w:cs="Times New Roman"/>
+              </w:rPr>
+              <w:t xml:space="preserve">alpha = 0.6, size = 3, </w:t>
+            </w:r>
+            <w:proofErr w:type="spellStart"/>
+            <w:r>
+              <w:rPr>
+                <w:rFonts w:ascii="Times New Roman" w:eastAsia="Times New Roman" w:hAnsi="Times New Roman" w:cs="Times New Roman"/>
+              </w:rPr>
+              <w:t>color</w:t>
+            </w:r>
+            <w:proofErr w:type="spellEnd"/>
+            <w:r>
+              <w:rPr>
+                <w:rFonts w:ascii="Times New Roman" w:eastAsia="Times New Roman" w:hAnsi="Times New Roman" w:cs="Times New Roman"/>
+              </w:rPr>
+              <w:t xml:space="preserve"> = "</w:t>
+            </w:r>
+            <w:proofErr w:type="spellStart"/>
+            <w:r>
+              <w:rPr>
+                <w:rFonts w:ascii="Times New Roman" w:eastAsia="Times New Roman" w:hAnsi="Times New Roman" w:cs="Times New Roman"/>
+              </w:rPr>
+              <w:t>darkblue</w:t>
+            </w:r>
+            <w:proofErr w:type="spellEnd"/>
+            <w:r>
+              <w:rPr>
+                <w:rFonts w:ascii="Times New Roman" w:eastAsia="Times New Roman" w:hAnsi="Times New Roman" w:cs="Times New Roman"/>
+              </w:rPr>
+              <w:t>") +</w:t>
+            </w:r>
+          </w:p>
+          <w:p>
+            <w:pPr>
+              <w:ind w:left="33"/>
+              <w:rPr>
+                <w:rFonts w:ascii="Times New Roman" w:eastAsia="Times New Roman" w:hAnsi="Times New Roman" w:cs="Times New Roman"/>
+              </w:rPr>
+            </w:pPr>
+            <w:r>
+              <w:rPr>
+                <w:rFonts w:ascii="Times New Roman" w:eastAsia="Times New Roman" w:hAnsi="Times New Roman" w:cs="Times New Roman"/>
+              </w:rPr>
+              <w:t xml:space="preserve">  </w:t>
+            </w:r>
+            <w:proofErr w:type="spellStart"/>
+            <w:r>
+              <w:rPr>
+                <w:rFonts w:ascii="Times New Roman" w:eastAsia="Times New Roman" w:hAnsi="Times New Roman" w:cs="Times New Roman"/>
+              </w:rPr>
+              <w:t>geom_</w:t>
+            </w:r>
+            <w:proofErr w:type="gramStart"/>
+            <w:r>
+              <w:rPr>
+                <w:rFonts w:ascii="Times New Roman" w:eastAsia="Times New Roman" w:hAnsi="Times New Roman" w:cs="Times New Roman"/>
+              </w:rPr>
+              <w:t>smooth</w:t>
+            </w:r>
+            <w:proofErr w:type="spellEnd"/>
+            <w:r>
+              <w:rPr>
+                <w:rFonts w:ascii="Times New Roman" w:eastAsia="Times New Roman" w:hAnsi="Times New Roman" w:cs="Times New Roman"/>
+              </w:rPr>
+              <w:t>(</w:t>
+            </w:r>
+            <w:proofErr w:type="gramEnd"/>
+            <w:r>
+              <w:rPr>
+                <w:rFonts w:ascii="Times New Roman" w:eastAsia="Times New Roman" w:hAnsi="Times New Roman" w:cs="Times New Roman"/>
+              </w:rPr>
+              <w:t>method = "</w:t>
+            </w:r>
+            <w:proofErr w:type="spellStart"/>
+            <w:r>
+              <w:rPr>
+                <w:rFonts w:ascii="Times New Roman" w:eastAsia="Times New Roman" w:hAnsi="Times New Roman" w:cs="Times New Roman"/>
+              </w:rPr>
+              <w:t>lm</w:t>
+            </w:r>
+            <w:proofErr w:type="spellEnd"/>
+            <w:r>
+              <w:rPr>
+                <w:rFonts w:ascii="Times New Roman" w:eastAsia="Times New Roman" w:hAnsi="Times New Roman" w:cs="Times New Roman"/>
+              </w:rPr>
+              <w:t xml:space="preserve">", se = TRUE, </w:t>
+            </w:r>
+            <w:proofErr w:type="spellStart"/>
+            <w:r>
+              <w:rPr>
+                <w:rFonts w:ascii="Times New Roman" w:eastAsia="Times New Roman" w:hAnsi="Times New Roman" w:cs="Times New Roman"/>
+              </w:rPr>
+              <w:t>color</w:t>
+            </w:r>
+            <w:proofErr w:type="spellEnd"/>
+            <w:r>
+              <w:rPr>
+                <w:rFonts w:ascii="Times New Roman" w:eastAsia="Times New Roman" w:hAnsi="Times New Roman" w:cs="Times New Roman"/>
+              </w:rPr>
+              <w:t xml:space="preserve"> = "red", linewidth = 1) +</w:t>
+            </w:r>
+          </w:p>
+          <w:p>
+            <w:pPr>
+              <w:ind w:left="33"/>
+              <w:rPr>
+                <w:rFonts w:ascii="Times New Roman" w:eastAsia="Times New Roman" w:hAnsi="Times New Roman" w:cs="Times New Roman"/>
+              </w:rPr>
+            </w:pPr>
+            <w:r>
+              <w:rPr>
+                <w:rFonts w:ascii="Times New Roman" w:eastAsia="Times New Roman" w:hAnsi="Times New Roman" w:cs="Times New Roman"/>
+              </w:rPr>
+              <w:t xml:space="preserve">  </w:t>
+            </w:r>
+            <w:proofErr w:type="gramStart"/>
+            <w:r>
+              <w:rPr>
+                <w:rFonts w:ascii="Times New Roman" w:eastAsia="Times New Roman" w:hAnsi="Times New Roman" w:cs="Times New Roman"/>
+              </w:rPr>
+              <w:t>labs(</w:t>
+            </w:r>
+            <w:proofErr w:type="gramEnd"/>
+            <w:r>
+              <w:rPr>
+                <w:rFonts w:ascii="Times New Roman" w:eastAsia="Times New Roman" w:hAnsi="Times New Roman" w:cs="Times New Roman"/>
+              </w:rPr>
+              <w:t>title = "Alcohol Consumption vs Life Expectancy ",</w:t>
             </w:r>
           </w:p>
           <w:p>
@@ -8435,43 +11099,143 @@
               <w:rPr>
                 <w:rFonts w:ascii="Times New Roman" w:eastAsia="Times New Roman" w:hAnsi="Times New Roman" w:cs="Times New Roman"/>
               </w:rPr>
-              <w:t xml:space="preserve">  theme_minimal() +</w:t>
-            </w:r>
-          </w:p>
-          <w:p>
-            <w:pPr>
-              <w:ind w:left="33"/>
-              <w:rPr>
-                <w:rFonts w:ascii="Times New Roman" w:eastAsia="Times New Roman" w:hAnsi="Times New Roman" w:cs="Times New Roman"/>
-              </w:rPr>
-            </w:pPr>
-            <w:r>
-              <w:rPr>
-                <w:rFonts w:ascii="Times New Roman" w:eastAsia="Times New Roman" w:hAnsi="Times New Roman" w:cs="Times New Roman"/>
-              </w:rPr>
-              <w:t xml:space="preserve">  theme(plot.title = element_text(hjust = 0.5, face = "bold"))</w:t>
-            </w:r>
-          </w:p>
-          <w:p>
-            <w:pPr>
-              <w:ind w:left="33"/>
-              <w:rPr>
-                <w:rFonts w:ascii="Times New Roman" w:eastAsia="Times New Roman" w:hAnsi="Times New Roman" w:cs="Times New Roman"/>
-              </w:rPr>
-            </w:pPr>
-          </w:p>
-          <w:p>
-            <w:pPr>
-              <w:ind w:left="33"/>
-              <w:rPr>
-                <w:rFonts w:ascii="Times New Roman" w:eastAsia="Times New Roman" w:hAnsi="Times New Roman" w:cs="Times New Roman"/>
-              </w:rPr>
-            </w:pPr>
-            <w:r>
-              <w:rPr>
-                <w:rFonts w:ascii="Times New Roman" w:eastAsia="Times New Roman" w:hAnsi="Times New Roman" w:cs="Times New Roman"/>
-              </w:rPr>
-              <w:t>print(scatter_plot)</w:t>
+              <w:t xml:space="preserve">  </w:t>
+            </w:r>
+            <w:proofErr w:type="spellStart"/>
+            <w:r>
+              <w:rPr>
+                <w:rFonts w:ascii="Times New Roman" w:eastAsia="Times New Roman" w:hAnsi="Times New Roman" w:cs="Times New Roman"/>
+              </w:rPr>
+              <w:t>theme_</w:t>
+            </w:r>
+            <w:proofErr w:type="gramStart"/>
+            <w:r>
+              <w:rPr>
+                <w:rFonts w:ascii="Times New Roman" w:eastAsia="Times New Roman" w:hAnsi="Times New Roman" w:cs="Times New Roman"/>
+              </w:rPr>
+              <w:t>minimal</w:t>
+            </w:r>
+            <w:proofErr w:type="spellEnd"/>
+            <w:r>
+              <w:rPr>
+                <w:rFonts w:ascii="Times New Roman" w:eastAsia="Times New Roman" w:hAnsi="Times New Roman" w:cs="Times New Roman"/>
+              </w:rPr>
+              <w:t>(</w:t>
+            </w:r>
+            <w:proofErr w:type="gramEnd"/>
+            <w:r>
+              <w:rPr>
+                <w:rFonts w:ascii="Times New Roman" w:eastAsia="Times New Roman" w:hAnsi="Times New Roman" w:cs="Times New Roman"/>
+              </w:rPr>
+              <w:t>) +</w:t>
+            </w:r>
+          </w:p>
+          <w:p>
+            <w:pPr>
+              <w:ind w:left="33"/>
+              <w:rPr>
+                <w:rFonts w:ascii="Times New Roman" w:eastAsia="Times New Roman" w:hAnsi="Times New Roman" w:cs="Times New Roman"/>
+              </w:rPr>
+            </w:pPr>
+            <w:r>
+              <w:rPr>
+                <w:rFonts w:ascii="Times New Roman" w:eastAsia="Times New Roman" w:hAnsi="Times New Roman" w:cs="Times New Roman"/>
+              </w:rPr>
+              <w:t xml:space="preserve">  </w:t>
+            </w:r>
+            <w:proofErr w:type="gramStart"/>
+            <w:r>
+              <w:rPr>
+                <w:rFonts w:ascii="Times New Roman" w:eastAsia="Times New Roman" w:hAnsi="Times New Roman" w:cs="Times New Roman"/>
+              </w:rPr>
+              <w:t>theme(</w:t>
+            </w:r>
+            <w:proofErr w:type="spellStart"/>
+            <w:r>
+              <w:rPr>
+                <w:rFonts w:ascii="Times New Roman" w:eastAsia="Times New Roman" w:hAnsi="Times New Roman" w:cs="Times New Roman"/>
+              </w:rPr>
+              <w:t>plot.title</w:t>
+            </w:r>
+            <w:proofErr w:type="spellEnd"/>
+            <w:proofErr w:type="gramEnd"/>
+            <w:r>
+              <w:rPr>
+                <w:rFonts w:ascii="Times New Roman" w:eastAsia="Times New Roman" w:hAnsi="Times New Roman" w:cs="Times New Roman"/>
+              </w:rPr>
+              <w:t xml:space="preserve"> = </w:t>
+            </w:r>
+            <w:proofErr w:type="spellStart"/>
+            <w:r>
+              <w:rPr>
+                <w:rFonts w:ascii="Times New Roman" w:eastAsia="Times New Roman" w:hAnsi="Times New Roman" w:cs="Times New Roman"/>
+              </w:rPr>
+              <w:t>element_</w:t>
+            </w:r>
+            <w:proofErr w:type="gramStart"/>
+            <w:r>
+              <w:rPr>
+                <w:rFonts w:ascii="Times New Roman" w:eastAsia="Times New Roman" w:hAnsi="Times New Roman" w:cs="Times New Roman"/>
+              </w:rPr>
+              <w:t>text</w:t>
+            </w:r>
+            <w:proofErr w:type="spellEnd"/>
+            <w:r>
+              <w:rPr>
+                <w:rFonts w:ascii="Times New Roman" w:eastAsia="Times New Roman" w:hAnsi="Times New Roman" w:cs="Times New Roman"/>
+              </w:rPr>
+              <w:t>(</w:t>
+            </w:r>
+            <w:proofErr w:type="spellStart"/>
+            <w:proofErr w:type="gramEnd"/>
+            <w:r>
+              <w:rPr>
+                <w:rFonts w:ascii="Times New Roman" w:eastAsia="Times New Roman" w:hAnsi="Times New Roman" w:cs="Times New Roman"/>
+              </w:rPr>
+              <w:t>hjust</w:t>
+            </w:r>
+            <w:proofErr w:type="spellEnd"/>
+            <w:r>
+              <w:rPr>
+                <w:rFonts w:ascii="Times New Roman" w:eastAsia="Times New Roman" w:hAnsi="Times New Roman" w:cs="Times New Roman"/>
+              </w:rPr>
+              <w:t xml:space="preserve"> = 0.5, face = "bold"))</w:t>
+            </w:r>
+          </w:p>
+          <w:p>
+            <w:pPr>
+              <w:ind w:left="33"/>
+              <w:rPr>
+                <w:rFonts w:ascii="Times New Roman" w:eastAsia="Times New Roman" w:hAnsi="Times New Roman" w:cs="Times New Roman"/>
+              </w:rPr>
+            </w:pPr>
+          </w:p>
+          <w:p>
+            <w:pPr>
+              <w:ind w:left="33"/>
+              <w:rPr>
+                <w:rFonts w:ascii="Times New Roman" w:eastAsia="Times New Roman" w:hAnsi="Times New Roman" w:cs="Times New Roman"/>
+              </w:rPr>
+            </w:pPr>
+            <w:r>
+              <w:rPr>
+                <w:rFonts w:ascii="Times New Roman" w:eastAsia="Times New Roman" w:hAnsi="Times New Roman" w:cs="Times New Roman"/>
+              </w:rPr>
+              <w:t>print(</w:t>
+            </w:r>
+            <w:proofErr w:type="spellStart"/>
+            <w:r>
+              <w:rPr>
+                <w:rFonts w:ascii="Times New Roman" w:eastAsia="Times New Roman" w:hAnsi="Times New Roman" w:cs="Times New Roman"/>
+              </w:rPr>
+              <w:t>scatter_plot</w:t>
+            </w:r>
+            <w:proofErr w:type="spellEnd"/>
+            <w:r>
+              <w:rPr>
+                <w:rFonts w:ascii="Times New Roman" w:eastAsia="Times New Roman" w:hAnsi="Times New Roman" w:cs="Times New Roman"/>
+              </w:rPr>
+              <w:t>)</w:t>
             </w:r>
           </w:p>
           <w:p>
@@ -8503,11 +11267,27 @@
                 <w:rFonts w:ascii="Times New Roman" w:eastAsia="Times New Roman" w:hAnsi="Times New Roman" w:cs="Times New Roman"/>
               </w:rPr>
             </w:pPr>
-            <w:r>
-              <w:rPr>
-                <w:rFonts w:ascii="Times New Roman" w:eastAsia="Times New Roman" w:hAnsi="Times New Roman" w:cs="Times New Roman"/>
-              </w:rPr>
-              <w:t>hist(data_clean$Alcohol_Consumption,</w:t>
+            <w:proofErr w:type="gramStart"/>
+            <w:r>
+              <w:rPr>
+                <w:rFonts w:ascii="Times New Roman" w:eastAsia="Times New Roman" w:hAnsi="Times New Roman" w:cs="Times New Roman"/>
+              </w:rPr>
+              <w:t>hist(</w:t>
+            </w:r>
+            <w:proofErr w:type="spellStart"/>
+            <w:proofErr w:type="gramEnd"/>
+            <w:r>
+              <w:rPr>
+                <w:rFonts w:ascii="Times New Roman" w:eastAsia="Times New Roman" w:hAnsi="Times New Roman" w:cs="Times New Roman"/>
+              </w:rPr>
+              <w:t>data_clean$Alcohol_Consumption</w:t>
+            </w:r>
+            <w:proofErr w:type="spellEnd"/>
+            <w:r>
+              <w:rPr>
+                <w:rFonts w:ascii="Times New Roman" w:eastAsia="Times New Roman" w:hAnsi="Times New Roman" w:cs="Times New Roman"/>
+              </w:rPr>
+              <w:t>,</w:t>
             </w:r>
           </w:p>
           <w:p>
@@ -8535,35 +11315,77 @@
               <w:rPr>
                 <w:rFonts w:ascii="Times New Roman" w:eastAsia="Times New Roman" w:hAnsi="Times New Roman" w:cs="Times New Roman"/>
               </w:rPr>
-              <w:t xml:space="preserve">     xlab = "Alcohol Consumption (litres per capita)",</w:t>
-            </w:r>
-          </w:p>
-          <w:p>
-            <w:pPr>
-              <w:ind w:left="33"/>
-              <w:rPr>
-                <w:rFonts w:ascii="Times New Roman" w:eastAsia="Times New Roman" w:hAnsi="Times New Roman" w:cs="Times New Roman"/>
-              </w:rPr>
-            </w:pPr>
-            <w:r>
-              <w:rPr>
-                <w:rFonts w:ascii="Times New Roman" w:eastAsia="Times New Roman" w:hAnsi="Times New Roman" w:cs="Times New Roman"/>
-              </w:rPr>
-              <w:t xml:space="preserve">     ylab = "Frequency",</w:t>
-            </w:r>
-          </w:p>
-          <w:p>
-            <w:pPr>
-              <w:ind w:left="33"/>
-              <w:rPr>
-                <w:rFonts w:ascii="Times New Roman" w:eastAsia="Times New Roman" w:hAnsi="Times New Roman" w:cs="Times New Roman"/>
-              </w:rPr>
-            </w:pPr>
-            <w:r>
-              <w:rPr>
-                <w:rFonts w:ascii="Times New Roman" w:eastAsia="Times New Roman" w:hAnsi="Times New Roman" w:cs="Times New Roman"/>
-              </w:rPr>
-              <w:t xml:space="preserve">     col = "steelblue",</w:t>
+              <w:t xml:space="preserve">     </w:t>
+            </w:r>
+            <w:proofErr w:type="spellStart"/>
+            <w:r>
+              <w:rPr>
+                <w:rFonts w:ascii="Times New Roman" w:eastAsia="Times New Roman" w:hAnsi="Times New Roman" w:cs="Times New Roman"/>
+              </w:rPr>
+              <w:t>xlab</w:t>
+            </w:r>
+            <w:proofErr w:type="spellEnd"/>
+            <w:r>
+              <w:rPr>
+                <w:rFonts w:ascii="Times New Roman" w:eastAsia="Times New Roman" w:hAnsi="Times New Roman" w:cs="Times New Roman"/>
+              </w:rPr>
+              <w:t xml:space="preserve"> = "Alcohol Consumption (litres per capita)",</w:t>
+            </w:r>
+          </w:p>
+          <w:p>
+            <w:pPr>
+              <w:ind w:left="33"/>
+              <w:rPr>
+                <w:rFonts w:ascii="Times New Roman" w:eastAsia="Times New Roman" w:hAnsi="Times New Roman" w:cs="Times New Roman"/>
+              </w:rPr>
+            </w:pPr>
+            <w:r>
+              <w:rPr>
+                <w:rFonts w:ascii="Times New Roman" w:eastAsia="Times New Roman" w:hAnsi="Times New Roman" w:cs="Times New Roman"/>
+              </w:rPr>
+              <w:t xml:space="preserve">     </w:t>
+            </w:r>
+            <w:proofErr w:type="spellStart"/>
+            <w:r>
+              <w:rPr>
+                <w:rFonts w:ascii="Times New Roman" w:eastAsia="Times New Roman" w:hAnsi="Times New Roman" w:cs="Times New Roman"/>
+              </w:rPr>
+              <w:t>ylab</w:t>
+            </w:r>
+            <w:proofErr w:type="spellEnd"/>
+            <w:r>
+              <w:rPr>
+                <w:rFonts w:ascii="Times New Roman" w:eastAsia="Times New Roman" w:hAnsi="Times New Roman" w:cs="Times New Roman"/>
+              </w:rPr>
+              <w:t xml:space="preserve"> = "Frequency",</w:t>
+            </w:r>
+          </w:p>
+          <w:p>
+            <w:pPr>
+              <w:ind w:left="33"/>
+              <w:rPr>
+                <w:rFonts w:ascii="Times New Roman" w:eastAsia="Times New Roman" w:hAnsi="Times New Roman" w:cs="Times New Roman"/>
+              </w:rPr>
+            </w:pPr>
+            <w:r>
+              <w:rPr>
+                <w:rFonts w:ascii="Times New Roman" w:eastAsia="Times New Roman" w:hAnsi="Times New Roman" w:cs="Times New Roman"/>
+              </w:rPr>
+              <w:t xml:space="preserve">     col = "</w:t>
+            </w:r>
+            <w:proofErr w:type="spellStart"/>
+            <w:r>
+              <w:rPr>
+                <w:rFonts w:ascii="Times New Roman" w:eastAsia="Times New Roman" w:hAnsi="Times New Roman" w:cs="Times New Roman"/>
+              </w:rPr>
+              <w:t>steelblue</w:t>
+            </w:r>
+            <w:proofErr w:type="spellEnd"/>
+            <w:r>
+              <w:rPr>
+                <w:rFonts w:ascii="Times New Roman" w:eastAsia="Times New Roman" w:hAnsi="Times New Roman" w:cs="Times New Roman"/>
+              </w:rPr>
+              <w:t>",</w:t>
             </w:r>
           </w:p>
           <w:p>
@@ -8610,11 +11432,19 @@
                 <w:rFonts w:ascii="Times New Roman" w:eastAsia="Times New Roman" w:hAnsi="Times New Roman" w:cs="Times New Roman"/>
               </w:rPr>
             </w:pPr>
-            <w:r>
-              <w:rPr>
-                <w:rFonts w:ascii="Times New Roman" w:eastAsia="Times New Roman" w:hAnsi="Times New Roman" w:cs="Times New Roman"/>
-              </w:rPr>
-              <w:t>cat("Displayed: Histogram of Alcohol Consumption\n")</w:t>
+            <w:proofErr w:type="gramStart"/>
+            <w:r>
+              <w:rPr>
+                <w:rFonts w:ascii="Times New Roman" w:eastAsia="Times New Roman" w:hAnsi="Times New Roman" w:cs="Times New Roman"/>
+              </w:rPr>
+              <w:t>cat(</w:t>
+            </w:r>
+            <w:proofErr w:type="gramEnd"/>
+            <w:r>
+              <w:rPr>
+                <w:rFonts w:ascii="Times New Roman" w:eastAsia="Times New Roman" w:hAnsi="Times New Roman" w:cs="Times New Roman"/>
+              </w:rPr>
+              <w:t>"Displayed: Histogram of Alcohol Consumption\n")</w:t>
             </w:r>
           </w:p>
           <w:p>
@@ -8646,11 +11476,27 @@
                 <w:rFonts w:ascii="Times New Roman" w:eastAsia="Times New Roman" w:hAnsi="Times New Roman" w:cs="Times New Roman"/>
               </w:rPr>
             </w:pPr>
-            <w:r>
-              <w:rPr>
-                <w:rFonts w:ascii="Times New Roman" w:eastAsia="Times New Roman" w:hAnsi="Times New Roman" w:cs="Times New Roman"/>
-              </w:rPr>
-              <w:t>hist(data_clean$Life_Expectancy,</w:t>
+            <w:proofErr w:type="gramStart"/>
+            <w:r>
+              <w:rPr>
+                <w:rFonts w:ascii="Times New Roman" w:eastAsia="Times New Roman" w:hAnsi="Times New Roman" w:cs="Times New Roman"/>
+              </w:rPr>
+              <w:t>hist(</w:t>
+            </w:r>
+            <w:proofErr w:type="spellStart"/>
+            <w:proofErr w:type="gramEnd"/>
+            <w:r>
+              <w:rPr>
+                <w:rFonts w:ascii="Times New Roman" w:eastAsia="Times New Roman" w:hAnsi="Times New Roman" w:cs="Times New Roman"/>
+              </w:rPr>
+              <w:t>data_clean$Life_Expectancy</w:t>
+            </w:r>
+            <w:proofErr w:type="spellEnd"/>
+            <w:r>
+              <w:rPr>
+                <w:rFonts w:ascii="Times New Roman" w:eastAsia="Times New Roman" w:hAnsi="Times New Roman" w:cs="Times New Roman"/>
+              </w:rPr>
+              <w:t>,</w:t>
             </w:r>
           </w:p>
           <w:p>
@@ -8678,21 +11524,49 @@
               <w:rPr>
                 <w:rFonts w:ascii="Times New Roman" w:eastAsia="Times New Roman" w:hAnsi="Times New Roman" w:cs="Times New Roman"/>
               </w:rPr>
-              <w:t xml:space="preserve">     xlab = "Life Expectancy (years)",</w:t>
-            </w:r>
-          </w:p>
-          <w:p>
-            <w:pPr>
-              <w:ind w:left="33"/>
-              <w:rPr>
-                <w:rFonts w:ascii="Times New Roman" w:eastAsia="Times New Roman" w:hAnsi="Times New Roman" w:cs="Times New Roman"/>
-              </w:rPr>
-            </w:pPr>
-            <w:r>
-              <w:rPr>
-                <w:rFonts w:ascii="Times New Roman" w:eastAsia="Times New Roman" w:hAnsi="Times New Roman" w:cs="Times New Roman"/>
-              </w:rPr>
-              <w:t xml:space="preserve">     ylab = "Frequency",</w:t>
+              <w:t xml:space="preserve">     </w:t>
+            </w:r>
+            <w:proofErr w:type="spellStart"/>
+            <w:r>
+              <w:rPr>
+                <w:rFonts w:ascii="Times New Roman" w:eastAsia="Times New Roman" w:hAnsi="Times New Roman" w:cs="Times New Roman"/>
+              </w:rPr>
+              <w:t>xlab</w:t>
+            </w:r>
+            <w:proofErr w:type="spellEnd"/>
+            <w:r>
+              <w:rPr>
+                <w:rFonts w:ascii="Times New Roman" w:eastAsia="Times New Roman" w:hAnsi="Times New Roman" w:cs="Times New Roman"/>
+              </w:rPr>
+              <w:t xml:space="preserve"> = "Life Expectancy (years)",</w:t>
+            </w:r>
+          </w:p>
+          <w:p>
+            <w:pPr>
+              <w:ind w:left="33"/>
+              <w:rPr>
+                <w:rFonts w:ascii="Times New Roman" w:eastAsia="Times New Roman" w:hAnsi="Times New Roman" w:cs="Times New Roman"/>
+              </w:rPr>
+            </w:pPr>
+            <w:r>
+              <w:rPr>
+                <w:rFonts w:ascii="Times New Roman" w:eastAsia="Times New Roman" w:hAnsi="Times New Roman" w:cs="Times New Roman"/>
+              </w:rPr>
+              <w:t xml:space="preserve">     </w:t>
+            </w:r>
+            <w:proofErr w:type="spellStart"/>
+            <w:r>
+              <w:rPr>
+                <w:rFonts w:ascii="Times New Roman" w:eastAsia="Times New Roman" w:hAnsi="Times New Roman" w:cs="Times New Roman"/>
+              </w:rPr>
+              <w:t>ylab</w:t>
+            </w:r>
+            <w:proofErr w:type="spellEnd"/>
+            <w:r>
+              <w:rPr>
+                <w:rFonts w:ascii="Times New Roman" w:eastAsia="Times New Roman" w:hAnsi="Times New Roman" w:cs="Times New Roman"/>
+              </w:rPr>
+              <w:t xml:space="preserve"> = "Frequency",</w:t>
             </w:r>
           </w:p>
           <w:p>
@@ -8752,11 +11626,19 @@
                 <w:rFonts w:ascii="Times New Roman" w:eastAsia="Times New Roman" w:hAnsi="Times New Roman" w:cs="Times New Roman"/>
               </w:rPr>
             </w:pPr>
-            <w:r>
-              <w:rPr>
-                <w:rFonts w:ascii="Times New Roman" w:eastAsia="Times New Roman" w:hAnsi="Times New Roman" w:cs="Times New Roman"/>
-              </w:rPr>
-              <w:t>cat("Displayed: Histogram of Life Expectancy\n")</w:t>
+            <w:proofErr w:type="gramStart"/>
+            <w:r>
+              <w:rPr>
+                <w:rFonts w:ascii="Times New Roman" w:eastAsia="Times New Roman" w:hAnsi="Times New Roman" w:cs="Times New Roman"/>
+              </w:rPr>
+              <w:t>cat(</w:t>
+            </w:r>
+            <w:proofErr w:type="gramEnd"/>
+            <w:r>
+              <w:rPr>
+                <w:rFonts w:ascii="Times New Roman" w:eastAsia="Times New Roman" w:hAnsi="Times New Roman" w:cs="Times New Roman"/>
+              </w:rPr>
+              <w:t>"Displayed: Histogram of Life Expectancy\n")</w:t>
             </w:r>
           </w:p>
           <w:p>
@@ -8796,39 +11678,111 @@
                 <w:rFonts w:ascii="Times New Roman" w:eastAsia="Times New Roman" w:hAnsi="Times New Roman" w:cs="Times New Roman"/>
               </w:rPr>
             </w:pPr>
-            <w:r>
-              <w:rPr>
-                <w:rFonts w:ascii="Times New Roman" w:eastAsia="Times New Roman" w:hAnsi="Times New Roman" w:cs="Times New Roman"/>
-              </w:rPr>
-              <w:t xml:space="preserve">correlation_test &lt;- cor.test(data_clean$Alcohol_Consumption, </w:t>
-            </w:r>
-          </w:p>
-          <w:p>
-            <w:pPr>
-              <w:ind w:left="33"/>
-              <w:rPr>
-                <w:rFonts w:ascii="Times New Roman" w:eastAsia="Times New Roman" w:hAnsi="Times New Roman" w:cs="Times New Roman"/>
-              </w:rPr>
-            </w:pPr>
-            <w:r>
-              <w:rPr>
-                <w:rFonts w:ascii="Times New Roman" w:eastAsia="Times New Roman" w:hAnsi="Times New Roman" w:cs="Times New Roman"/>
-              </w:rPr>
-              <w:t xml:space="preserve">                             data_clean$Life_Expectancy,</w:t>
-            </w:r>
-          </w:p>
-          <w:p>
-            <w:pPr>
-              <w:ind w:left="33"/>
-              <w:rPr>
-                <w:rFonts w:ascii="Times New Roman" w:eastAsia="Times New Roman" w:hAnsi="Times New Roman" w:cs="Times New Roman"/>
-              </w:rPr>
-            </w:pPr>
-            <w:r>
-              <w:rPr>
-                <w:rFonts w:ascii="Times New Roman" w:eastAsia="Times New Roman" w:hAnsi="Times New Roman" w:cs="Times New Roman"/>
-              </w:rPr>
-              <w:t xml:space="preserve">                             method = "pearson")</w:t>
+            <w:proofErr w:type="spellStart"/>
+            <w:r>
+              <w:rPr>
+                <w:rFonts w:ascii="Times New Roman" w:eastAsia="Times New Roman" w:hAnsi="Times New Roman" w:cs="Times New Roman"/>
+              </w:rPr>
+              <w:t>correlation_test</w:t>
+            </w:r>
+            <w:proofErr w:type="spellEnd"/>
+            <w:r>
+              <w:rPr>
+                <w:rFonts w:ascii="Times New Roman" w:eastAsia="Times New Roman" w:hAnsi="Times New Roman" w:cs="Times New Roman"/>
+              </w:rPr>
+              <w:t xml:space="preserve"> &lt;- </w:t>
+            </w:r>
+            <w:proofErr w:type="spellStart"/>
+            <w:r>
+              <w:rPr>
+                <w:rFonts w:ascii="Times New Roman" w:eastAsia="Times New Roman" w:hAnsi="Times New Roman" w:cs="Times New Roman"/>
+              </w:rPr>
+              <w:t>cor.</w:t>
+            </w:r>
+            <w:proofErr w:type="gramStart"/>
+            <w:r>
+              <w:rPr>
+                <w:rFonts w:ascii="Times New Roman" w:eastAsia="Times New Roman" w:hAnsi="Times New Roman" w:cs="Times New Roman"/>
+              </w:rPr>
+              <w:t>test</w:t>
+            </w:r>
+            <w:proofErr w:type="spellEnd"/>
+            <w:r>
+              <w:rPr>
+                <w:rFonts w:ascii="Times New Roman" w:eastAsia="Times New Roman" w:hAnsi="Times New Roman" w:cs="Times New Roman"/>
+              </w:rPr>
+              <w:t>(</w:t>
+            </w:r>
+            <w:proofErr w:type="spellStart"/>
+            <w:proofErr w:type="gramEnd"/>
+            <w:r>
+              <w:rPr>
+                <w:rFonts w:ascii="Times New Roman" w:eastAsia="Times New Roman" w:hAnsi="Times New Roman" w:cs="Times New Roman"/>
+              </w:rPr>
+              <w:t>data_clean$Alcohol_Consumption</w:t>
+            </w:r>
+            <w:proofErr w:type="spellEnd"/>
+            <w:r>
+              <w:rPr>
+                <w:rFonts w:ascii="Times New Roman" w:eastAsia="Times New Roman" w:hAnsi="Times New Roman" w:cs="Times New Roman"/>
+              </w:rPr>
+              <w:t xml:space="preserve">, </w:t>
+            </w:r>
+          </w:p>
+          <w:p>
+            <w:pPr>
+              <w:ind w:left="33"/>
+              <w:rPr>
+                <w:rFonts w:ascii="Times New Roman" w:eastAsia="Times New Roman" w:hAnsi="Times New Roman" w:cs="Times New Roman"/>
+              </w:rPr>
+            </w:pPr>
+            <w:r>
+              <w:rPr>
+                <w:rFonts w:ascii="Times New Roman" w:eastAsia="Times New Roman" w:hAnsi="Times New Roman" w:cs="Times New Roman"/>
+              </w:rPr>
+              <w:t xml:space="preserve">                             </w:t>
+            </w:r>
+            <w:proofErr w:type="spellStart"/>
+            <w:r>
+              <w:rPr>
+                <w:rFonts w:ascii="Times New Roman" w:eastAsia="Times New Roman" w:hAnsi="Times New Roman" w:cs="Times New Roman"/>
+              </w:rPr>
+              <w:t>data_clean$Life_Expectancy</w:t>
+            </w:r>
+            <w:proofErr w:type="spellEnd"/>
+            <w:r>
+              <w:rPr>
+                <w:rFonts w:ascii="Times New Roman" w:eastAsia="Times New Roman" w:hAnsi="Times New Roman" w:cs="Times New Roman"/>
+              </w:rPr>
+              <w:t>,</w:t>
+            </w:r>
+          </w:p>
+          <w:p>
+            <w:pPr>
+              <w:ind w:left="33"/>
+              <w:rPr>
+                <w:rFonts w:ascii="Times New Roman" w:eastAsia="Times New Roman" w:hAnsi="Times New Roman" w:cs="Times New Roman"/>
+              </w:rPr>
+            </w:pPr>
+            <w:r>
+              <w:rPr>
+                <w:rFonts w:ascii="Times New Roman" w:eastAsia="Times New Roman" w:hAnsi="Times New Roman" w:cs="Times New Roman"/>
+              </w:rPr>
+              <w:t xml:space="preserve">                             method = "</w:t>
+            </w:r>
+            <w:proofErr w:type="spellStart"/>
+            <w:r>
+              <w:rPr>
+                <w:rFonts w:ascii="Times New Roman" w:eastAsia="Times New Roman" w:hAnsi="Times New Roman" w:cs="Times New Roman"/>
+              </w:rPr>
+              <w:t>pearson</w:t>
+            </w:r>
+            <w:proofErr w:type="spellEnd"/>
+            <w:r>
+              <w:rPr>
+                <w:rFonts w:ascii="Times New Roman" w:eastAsia="Times New Roman" w:hAnsi="Times New Roman" w:cs="Times New Roman"/>
+              </w:rPr>
+              <w:t>")</w:t>
             </w:r>
           </w:p>
           <w:p>
@@ -8864,7 +11818,21 @@
               <w:rPr>
                 <w:rFonts w:ascii="Times New Roman" w:eastAsia="Times New Roman" w:hAnsi="Times New Roman" w:cs="Times New Roman"/>
               </w:rPr>
-              <w:t>print(correlation_test)</w:t>
+              <w:t>print(</w:t>
+            </w:r>
+            <w:proofErr w:type="spellStart"/>
+            <w:r>
+              <w:rPr>
+                <w:rFonts w:ascii="Times New Roman" w:eastAsia="Times New Roman" w:hAnsi="Times New Roman" w:cs="Times New Roman"/>
+              </w:rPr>
+              <w:t>correlation_test</w:t>
+            </w:r>
+            <w:proofErr w:type="spellEnd"/>
+            <w:r>
+              <w:rPr>
+                <w:rFonts w:ascii="Times New Roman" w:eastAsia="Times New Roman" w:hAnsi="Times New Roman" w:cs="Times New Roman"/>
+              </w:rPr>
+              <w:t>)</w:t>
             </w:r>
           </w:p>
           <w:p>
@@ -8896,117 +11864,309 @@
                 <w:rFonts w:ascii="Times New Roman" w:eastAsia="Times New Roman" w:hAnsi="Times New Roman" w:cs="Times New Roman"/>
               </w:rPr>
             </w:pPr>
-            <w:r>
-              <w:rPr>
-                <w:rFonts w:ascii="Times New Roman" w:eastAsia="Times New Roman" w:hAnsi="Times New Roman" w:cs="Times New Roman"/>
-              </w:rPr>
-              <w:t>correlation_coefficient &lt;- correlation_test$estimate</w:t>
-            </w:r>
-          </w:p>
-          <w:p>
-            <w:pPr>
-              <w:ind w:left="33"/>
-              <w:rPr>
-                <w:rFonts w:ascii="Times New Roman" w:eastAsia="Times New Roman" w:hAnsi="Times New Roman" w:cs="Times New Roman"/>
-              </w:rPr>
-            </w:pPr>
-            <w:r>
-              <w:rPr>
-                <w:rFonts w:ascii="Times New Roman" w:eastAsia="Times New Roman" w:hAnsi="Times New Roman" w:cs="Times New Roman"/>
-              </w:rPr>
-              <w:t>p_value &lt;- correlation_test$p.value</w:t>
-            </w:r>
-          </w:p>
-          <w:p>
-            <w:pPr>
-              <w:ind w:left="33"/>
-              <w:rPr>
-                <w:rFonts w:ascii="Times New Roman" w:eastAsia="Times New Roman" w:hAnsi="Times New Roman" w:cs="Times New Roman"/>
-              </w:rPr>
-            </w:pPr>
-            <w:r>
-              <w:rPr>
-                <w:rFonts w:ascii="Times New Roman" w:eastAsia="Times New Roman" w:hAnsi="Times New Roman" w:cs="Times New Roman"/>
-              </w:rPr>
-              <w:t>confidence_interval &lt;- correlation_test$conf.int</w:t>
-            </w:r>
-          </w:p>
-          <w:p>
-            <w:pPr>
-              <w:ind w:left="33"/>
-              <w:rPr>
-                <w:rFonts w:ascii="Times New Roman" w:eastAsia="Times New Roman" w:hAnsi="Times New Roman" w:cs="Times New Roman"/>
-              </w:rPr>
-            </w:pPr>
-          </w:p>
-          <w:p>
-            <w:pPr>
-              <w:ind w:left="33"/>
-              <w:rPr>
-                <w:rFonts w:ascii="Times New Roman" w:eastAsia="Times New Roman" w:hAnsi="Times New Roman" w:cs="Times New Roman"/>
-              </w:rPr>
-            </w:pPr>
-            <w:r>
-              <w:rPr>
-                <w:rFonts w:ascii="Times New Roman" w:eastAsia="Times New Roman" w:hAnsi="Times New Roman" w:cs="Times New Roman"/>
-              </w:rPr>
-              <w:t>cat("\n=== CORRELATION ANALYSIS RESULTS ===\n")</w:t>
-            </w:r>
-          </w:p>
-          <w:p>
-            <w:pPr>
-              <w:ind w:left="33"/>
-              <w:rPr>
-                <w:rFonts w:ascii="Times New Roman" w:eastAsia="Times New Roman" w:hAnsi="Times New Roman" w:cs="Times New Roman"/>
-              </w:rPr>
-            </w:pPr>
-            <w:r>
-              <w:rPr>
-                <w:rFonts w:ascii="Times New Roman" w:eastAsia="Times New Roman" w:hAnsi="Times New Roman" w:cs="Times New Roman"/>
-              </w:rPr>
-              <w:t>cat("Pearson Correlation Coefficient (r):", correlation_coefficient, "\n")</w:t>
-            </w:r>
-          </w:p>
-          <w:p>
-            <w:pPr>
-              <w:ind w:left="33"/>
-              <w:rPr>
-                <w:rFonts w:ascii="Times New Roman" w:eastAsia="Times New Roman" w:hAnsi="Times New Roman" w:cs="Times New Roman"/>
-              </w:rPr>
-            </w:pPr>
-            <w:r>
-              <w:rPr>
-                <w:rFonts w:ascii="Times New Roman" w:eastAsia="Times New Roman" w:hAnsi="Times New Roman" w:cs="Times New Roman"/>
-              </w:rPr>
-              <w:t>cat("P-value:", p_value, "\n")</w:t>
-            </w:r>
-          </w:p>
-          <w:p>
-            <w:pPr>
-              <w:ind w:left="33"/>
-              <w:rPr>
-                <w:rFonts w:ascii="Times New Roman" w:eastAsia="Times New Roman" w:hAnsi="Times New Roman" w:cs="Times New Roman"/>
-              </w:rPr>
-            </w:pPr>
-            <w:r>
-              <w:rPr>
-                <w:rFonts w:ascii="Times New Roman" w:eastAsia="Times New Roman" w:hAnsi="Times New Roman" w:cs="Times New Roman"/>
-              </w:rPr>
-              <w:t>cat("95% Confidence Interval:", confidence_interval[1], "to", confidence_interval[2], "\n")</w:t>
-            </w:r>
-          </w:p>
-          <w:p>
-            <w:pPr>
-              <w:ind w:left="33"/>
-              <w:rPr>
-                <w:rFonts w:ascii="Times New Roman" w:eastAsia="Times New Roman" w:hAnsi="Times New Roman" w:cs="Times New Roman"/>
-              </w:rPr>
-            </w:pPr>
-            <w:r>
-              <w:rPr>
-                <w:rFonts w:ascii="Times New Roman" w:eastAsia="Times New Roman" w:hAnsi="Times New Roman" w:cs="Times New Roman"/>
-              </w:rPr>
-              <w:t>cat("Sample size (n):", nrow(data_clean), "\n")</w:t>
+            <w:proofErr w:type="spellStart"/>
+            <w:r>
+              <w:rPr>
+                <w:rFonts w:ascii="Times New Roman" w:eastAsia="Times New Roman" w:hAnsi="Times New Roman" w:cs="Times New Roman"/>
+              </w:rPr>
+              <w:t>correlation_coefficient</w:t>
+            </w:r>
+            <w:proofErr w:type="spellEnd"/>
+            <w:r>
+              <w:rPr>
+                <w:rFonts w:ascii="Times New Roman" w:eastAsia="Times New Roman" w:hAnsi="Times New Roman" w:cs="Times New Roman"/>
+              </w:rPr>
+              <w:t xml:space="preserve"> &lt;- </w:t>
+            </w:r>
+            <w:proofErr w:type="spellStart"/>
+            <w:r>
+              <w:rPr>
+                <w:rFonts w:ascii="Times New Roman" w:eastAsia="Times New Roman" w:hAnsi="Times New Roman" w:cs="Times New Roman"/>
+              </w:rPr>
+              <w:t>correlation_test$estimate</w:t>
+            </w:r>
+            <w:proofErr w:type="spellEnd"/>
+          </w:p>
+          <w:p>
+            <w:pPr>
+              <w:ind w:left="33"/>
+              <w:rPr>
+                <w:rFonts w:ascii="Times New Roman" w:eastAsia="Times New Roman" w:hAnsi="Times New Roman" w:cs="Times New Roman"/>
+              </w:rPr>
+            </w:pPr>
+            <w:proofErr w:type="spellStart"/>
+            <w:r>
+              <w:rPr>
+                <w:rFonts w:ascii="Times New Roman" w:eastAsia="Times New Roman" w:hAnsi="Times New Roman" w:cs="Times New Roman"/>
+              </w:rPr>
+              <w:t>p_value</w:t>
+            </w:r>
+            <w:proofErr w:type="spellEnd"/>
+            <w:r>
+              <w:rPr>
+                <w:rFonts w:ascii="Times New Roman" w:eastAsia="Times New Roman" w:hAnsi="Times New Roman" w:cs="Times New Roman"/>
+              </w:rPr>
+              <w:t xml:space="preserve"> &lt;- </w:t>
+            </w:r>
+            <w:proofErr w:type="spellStart"/>
+            <w:r>
+              <w:rPr>
+                <w:rFonts w:ascii="Times New Roman" w:eastAsia="Times New Roman" w:hAnsi="Times New Roman" w:cs="Times New Roman"/>
+              </w:rPr>
+              <w:t>correlation_test$p.value</w:t>
+            </w:r>
+            <w:proofErr w:type="spellEnd"/>
+          </w:p>
+          <w:p>
+            <w:pPr>
+              <w:ind w:left="33"/>
+              <w:rPr>
+                <w:rFonts w:ascii="Times New Roman" w:eastAsia="Times New Roman" w:hAnsi="Times New Roman" w:cs="Times New Roman"/>
+              </w:rPr>
+            </w:pPr>
+            <w:proofErr w:type="spellStart"/>
+            <w:r>
+              <w:rPr>
+                <w:rFonts w:ascii="Times New Roman" w:eastAsia="Times New Roman" w:hAnsi="Times New Roman" w:cs="Times New Roman"/>
+              </w:rPr>
+              <w:t>confidence_interval</w:t>
+            </w:r>
+            <w:proofErr w:type="spellEnd"/>
+            <w:r>
+              <w:rPr>
+                <w:rFonts w:ascii="Times New Roman" w:eastAsia="Times New Roman" w:hAnsi="Times New Roman" w:cs="Times New Roman"/>
+              </w:rPr>
+              <w:t xml:space="preserve"> &lt;- correlation_test$conf.int</w:t>
+            </w:r>
+          </w:p>
+          <w:p>
+            <w:pPr>
+              <w:ind w:left="33"/>
+              <w:rPr>
+                <w:rFonts w:ascii="Times New Roman" w:eastAsia="Times New Roman" w:hAnsi="Times New Roman" w:cs="Times New Roman"/>
+              </w:rPr>
+            </w:pPr>
+          </w:p>
+          <w:p>
+            <w:pPr>
+              <w:ind w:left="33"/>
+              <w:rPr>
+                <w:rFonts w:ascii="Times New Roman" w:eastAsia="Times New Roman" w:hAnsi="Times New Roman" w:cs="Times New Roman"/>
+              </w:rPr>
+            </w:pPr>
+            <w:proofErr w:type="gramStart"/>
+            <w:r>
+              <w:rPr>
+                <w:rFonts w:ascii="Times New Roman" w:eastAsia="Times New Roman" w:hAnsi="Times New Roman" w:cs="Times New Roman"/>
+              </w:rPr>
+              <w:t>cat(</w:t>
+            </w:r>
+            <w:proofErr w:type="gramEnd"/>
+            <w:r>
+              <w:rPr>
+                <w:rFonts w:ascii="Times New Roman" w:eastAsia="Times New Roman" w:hAnsi="Times New Roman" w:cs="Times New Roman"/>
+              </w:rPr>
+              <w:t>"\n=== CORRELATION ANALYSIS RESULTS ===\n")</w:t>
+            </w:r>
+          </w:p>
+          <w:p>
+            <w:pPr>
+              <w:ind w:left="33"/>
+              <w:rPr>
+                <w:rFonts w:ascii="Times New Roman" w:eastAsia="Times New Roman" w:hAnsi="Times New Roman" w:cs="Times New Roman"/>
+              </w:rPr>
+            </w:pPr>
+            <w:proofErr w:type="gramStart"/>
+            <w:r>
+              <w:rPr>
+                <w:rFonts w:ascii="Times New Roman" w:eastAsia="Times New Roman" w:hAnsi="Times New Roman" w:cs="Times New Roman"/>
+              </w:rPr>
+              <w:t>cat(</w:t>
+            </w:r>
+            <w:proofErr w:type="gramEnd"/>
+            <w:r>
+              <w:rPr>
+                <w:rFonts w:ascii="Times New Roman" w:eastAsia="Times New Roman" w:hAnsi="Times New Roman" w:cs="Times New Roman"/>
+              </w:rPr>
+              <w:t xml:space="preserve">"Pearson Correlation Coefficient (r):", </w:t>
+            </w:r>
+            <w:proofErr w:type="spellStart"/>
+            <w:r>
+              <w:rPr>
+                <w:rFonts w:ascii="Times New Roman" w:eastAsia="Times New Roman" w:hAnsi="Times New Roman" w:cs="Times New Roman"/>
+              </w:rPr>
+              <w:t>correlation_coefficient</w:t>
+            </w:r>
+            <w:proofErr w:type="spellEnd"/>
+            <w:r>
+              <w:rPr>
+                <w:rFonts w:ascii="Times New Roman" w:eastAsia="Times New Roman" w:hAnsi="Times New Roman" w:cs="Times New Roman"/>
+              </w:rPr>
+              <w:t>, "\n")</w:t>
+            </w:r>
+          </w:p>
+          <w:p>
+            <w:pPr>
+              <w:ind w:left="33"/>
+              <w:rPr>
+                <w:rFonts w:ascii="Times New Roman" w:eastAsia="Times New Roman" w:hAnsi="Times New Roman" w:cs="Times New Roman"/>
+              </w:rPr>
+            </w:pPr>
+            <w:proofErr w:type="gramStart"/>
+            <w:r>
+              <w:rPr>
+                <w:rFonts w:ascii="Times New Roman" w:eastAsia="Times New Roman" w:hAnsi="Times New Roman" w:cs="Times New Roman"/>
+              </w:rPr>
+              <w:t>cat(</w:t>
+            </w:r>
+            <w:proofErr w:type="gramEnd"/>
+            <w:r>
+              <w:rPr>
+                <w:rFonts w:ascii="Times New Roman" w:eastAsia="Times New Roman" w:hAnsi="Times New Roman" w:cs="Times New Roman"/>
+              </w:rPr>
+              <w:t xml:space="preserve">"P-value:", </w:t>
+            </w:r>
+            <w:proofErr w:type="spellStart"/>
+            <w:r>
+              <w:rPr>
+                <w:rFonts w:ascii="Times New Roman" w:eastAsia="Times New Roman" w:hAnsi="Times New Roman" w:cs="Times New Roman"/>
+              </w:rPr>
+              <w:t>p_value</w:t>
+            </w:r>
+            <w:proofErr w:type="spellEnd"/>
+            <w:r>
+              <w:rPr>
+                <w:rFonts w:ascii="Times New Roman" w:eastAsia="Times New Roman" w:hAnsi="Times New Roman" w:cs="Times New Roman"/>
+              </w:rPr>
+              <w:t>, "\n")</w:t>
+            </w:r>
+          </w:p>
+          <w:p>
+            <w:pPr>
+              <w:ind w:left="33"/>
+              <w:rPr>
+                <w:rFonts w:ascii="Times New Roman" w:eastAsia="Times New Roman" w:hAnsi="Times New Roman" w:cs="Times New Roman"/>
+              </w:rPr>
+            </w:pPr>
+            <w:proofErr w:type="gramStart"/>
+            <w:r>
+              <w:rPr>
+                <w:rFonts w:ascii="Times New Roman" w:eastAsia="Times New Roman" w:hAnsi="Times New Roman" w:cs="Times New Roman"/>
+              </w:rPr>
+              <w:t>cat(</w:t>
+            </w:r>
+            <w:proofErr w:type="gramEnd"/>
+            <w:r>
+              <w:rPr>
+                <w:rFonts w:ascii="Times New Roman" w:eastAsia="Times New Roman" w:hAnsi="Times New Roman" w:cs="Times New Roman"/>
+              </w:rPr>
+              <w:t xml:space="preserve">"95% Confidence Interval:", </w:t>
+            </w:r>
+            <w:proofErr w:type="spellStart"/>
+            <w:r>
+              <w:rPr>
+                <w:rFonts w:ascii="Times New Roman" w:eastAsia="Times New Roman" w:hAnsi="Times New Roman" w:cs="Times New Roman"/>
+              </w:rPr>
+              <w:t>confidence_</w:t>
+            </w:r>
+            <w:proofErr w:type="gramStart"/>
+            <w:r>
+              <w:rPr>
+                <w:rFonts w:ascii="Times New Roman" w:eastAsia="Times New Roman" w:hAnsi="Times New Roman" w:cs="Times New Roman"/>
+              </w:rPr>
+              <w:t>interval</w:t>
+            </w:r>
+            <w:proofErr w:type="spellEnd"/>
+            <w:r>
+              <w:rPr>
+                <w:rFonts w:ascii="Times New Roman" w:eastAsia="Times New Roman" w:hAnsi="Times New Roman" w:cs="Times New Roman"/>
+              </w:rPr>
+              <w:t>[</w:t>
+            </w:r>
+            <w:proofErr w:type="gramEnd"/>
+            <w:r>
+              <w:rPr>
+                <w:rFonts w:ascii="Times New Roman" w:eastAsia="Times New Roman" w:hAnsi="Times New Roman" w:cs="Times New Roman"/>
+              </w:rPr>
+              <w:t xml:space="preserve">1], "to", </w:t>
+            </w:r>
+            <w:proofErr w:type="spellStart"/>
+            <w:r>
+              <w:rPr>
+                <w:rFonts w:ascii="Times New Roman" w:eastAsia="Times New Roman" w:hAnsi="Times New Roman" w:cs="Times New Roman"/>
+              </w:rPr>
+              <w:t>confidence_</w:t>
+            </w:r>
+            <w:proofErr w:type="gramStart"/>
+            <w:r>
+              <w:rPr>
+                <w:rFonts w:ascii="Times New Roman" w:eastAsia="Times New Roman" w:hAnsi="Times New Roman" w:cs="Times New Roman"/>
+              </w:rPr>
+              <w:t>interval</w:t>
+            </w:r>
+            <w:proofErr w:type="spellEnd"/>
+            <w:r>
+              <w:rPr>
+                <w:rFonts w:ascii="Times New Roman" w:eastAsia="Times New Roman" w:hAnsi="Times New Roman" w:cs="Times New Roman"/>
+              </w:rPr>
+              <w:t>[</w:t>
+            </w:r>
+            <w:proofErr w:type="gramEnd"/>
+            <w:r>
+              <w:rPr>
+                <w:rFonts w:ascii="Times New Roman" w:eastAsia="Times New Roman" w:hAnsi="Times New Roman" w:cs="Times New Roman"/>
+              </w:rPr>
+              <w:t>2], "\n")</w:t>
+            </w:r>
+          </w:p>
+          <w:p>
+            <w:pPr>
+              <w:ind w:left="33"/>
+              <w:rPr>
+                <w:rFonts w:ascii="Times New Roman" w:eastAsia="Times New Roman" w:hAnsi="Times New Roman" w:cs="Times New Roman"/>
+              </w:rPr>
+            </w:pPr>
+            <w:proofErr w:type="gramStart"/>
+            <w:r>
+              <w:rPr>
+                <w:rFonts w:ascii="Times New Roman" w:eastAsia="Times New Roman" w:hAnsi="Times New Roman" w:cs="Times New Roman"/>
+              </w:rPr>
+              <w:t>cat(</w:t>
+            </w:r>
+            <w:proofErr w:type="gramEnd"/>
+            <w:r>
+              <w:rPr>
+                <w:rFonts w:ascii="Times New Roman" w:eastAsia="Times New Roman" w:hAnsi="Times New Roman" w:cs="Times New Roman"/>
+              </w:rPr>
+              <w:t xml:space="preserve">"Sample size (n):", </w:t>
+            </w:r>
+            <w:proofErr w:type="spellStart"/>
+            <w:r>
+              <w:rPr>
+                <w:rFonts w:ascii="Times New Roman" w:eastAsia="Times New Roman" w:hAnsi="Times New Roman" w:cs="Times New Roman"/>
+              </w:rPr>
+              <w:t>nrow</w:t>
+            </w:r>
+            <w:proofErr w:type="spellEnd"/>
+            <w:r>
+              <w:rPr>
+                <w:rFonts w:ascii="Times New Roman" w:eastAsia="Times New Roman" w:hAnsi="Times New Roman" w:cs="Times New Roman"/>
+              </w:rPr>
+              <w:t>(</w:t>
+            </w:r>
+            <w:proofErr w:type="spellStart"/>
+            <w:r>
+              <w:rPr>
+                <w:rFonts w:ascii="Times New Roman" w:eastAsia="Times New Roman" w:hAnsi="Times New Roman" w:cs="Times New Roman"/>
+              </w:rPr>
+              <w:t>data_clean</w:t>
+            </w:r>
+            <w:proofErr w:type="spellEnd"/>
+            <w:r>
+              <w:rPr>
+                <w:rFonts w:ascii="Times New Roman" w:eastAsia="Times New Roman" w:hAnsi="Times New Roman" w:cs="Times New Roman"/>
+              </w:rPr>
+              <w:t>), "\n")</w:t>
             </w:r>
           </w:p>
           <w:p>
@@ -9042,35 +12202,105 @@
               <w:rPr>
                 <w:rFonts w:ascii="Times New Roman" w:eastAsia="Times New Roman" w:hAnsi="Times New Roman" w:cs="Times New Roman"/>
               </w:rPr>
-              <w:t>if (p_value &lt; 0.05) {</w:t>
-            </w:r>
-          </w:p>
-          <w:p>
-            <w:pPr>
-              <w:ind w:left="33"/>
-              <w:rPr>
-                <w:rFonts w:ascii="Times New Roman" w:eastAsia="Times New Roman" w:hAnsi="Times New Roman" w:cs="Times New Roman"/>
-              </w:rPr>
-            </w:pPr>
-            <w:r>
-              <w:rPr>
-                <w:rFonts w:ascii="Times New Roman" w:eastAsia="Times New Roman" w:hAnsi="Times New Roman" w:cs="Times New Roman"/>
-              </w:rPr>
-              <w:t xml:space="preserve">  cat("\nConclusion: The null hypothesis is REJECTED (p &lt; 0.05)\n")</w:t>
-            </w:r>
-          </w:p>
-          <w:p>
-            <w:pPr>
-              <w:ind w:left="33"/>
-              <w:rPr>
-                <w:rFonts w:ascii="Times New Roman" w:eastAsia="Times New Roman" w:hAnsi="Times New Roman" w:cs="Times New Roman"/>
-              </w:rPr>
-            </w:pPr>
-            <w:r>
-              <w:rPr>
-                <w:rFonts w:ascii="Times New Roman" w:eastAsia="Times New Roman" w:hAnsi="Times New Roman" w:cs="Times New Roman"/>
-              </w:rPr>
-              <w:t xml:space="preserve">  cat("There is a statistically significant correlation between alcohol consumption and life expectancy.\n")</w:t>
+              <w:t>if (</w:t>
+            </w:r>
+            <w:proofErr w:type="spellStart"/>
+            <w:r>
+              <w:rPr>
+                <w:rFonts w:ascii="Times New Roman" w:eastAsia="Times New Roman" w:hAnsi="Times New Roman" w:cs="Times New Roman"/>
+              </w:rPr>
+              <w:t>p_value</w:t>
+            </w:r>
+            <w:proofErr w:type="spellEnd"/>
+            <w:r>
+              <w:rPr>
+                <w:rFonts w:ascii="Times New Roman" w:eastAsia="Times New Roman" w:hAnsi="Times New Roman" w:cs="Times New Roman"/>
+              </w:rPr>
+              <w:t xml:space="preserve"> &lt; 0.05) {</w:t>
+            </w:r>
+          </w:p>
+          <w:p>
+            <w:pPr>
+              <w:ind w:left="33"/>
+              <w:rPr>
+                <w:rFonts w:ascii="Times New Roman" w:eastAsia="Times New Roman" w:hAnsi="Times New Roman" w:cs="Times New Roman"/>
+              </w:rPr>
+            </w:pPr>
+            <w:r>
+              <w:rPr>
+                <w:rFonts w:ascii="Times New Roman" w:eastAsia="Times New Roman" w:hAnsi="Times New Roman" w:cs="Times New Roman"/>
+              </w:rPr>
+              <w:t xml:space="preserve">  </w:t>
+            </w:r>
+            <w:proofErr w:type="gramStart"/>
+            <w:r>
+              <w:rPr>
+                <w:rFonts w:ascii="Times New Roman" w:eastAsia="Times New Roman" w:hAnsi="Times New Roman" w:cs="Times New Roman"/>
+              </w:rPr>
+              <w:t>cat(</w:t>
+            </w:r>
+            <w:proofErr w:type="gramEnd"/>
+            <w:r>
+              <w:rPr>
+                <w:rFonts w:ascii="Times New Roman" w:eastAsia="Times New Roman" w:hAnsi="Times New Roman" w:cs="Times New Roman"/>
+              </w:rPr>
+              <w:t>"\</w:t>
+            </w:r>
+            <w:proofErr w:type="spellStart"/>
+            <w:r>
+              <w:rPr>
+                <w:rFonts w:ascii="Times New Roman" w:eastAsia="Times New Roman" w:hAnsi="Times New Roman" w:cs="Times New Roman"/>
+              </w:rPr>
+              <w:t>nConclusion</w:t>
+            </w:r>
+            <w:proofErr w:type="spellEnd"/>
+            <w:r>
+              <w:rPr>
+                <w:rFonts w:ascii="Times New Roman" w:eastAsia="Times New Roman" w:hAnsi="Times New Roman" w:cs="Times New Roman"/>
+              </w:rPr>
+              <w:t xml:space="preserve">: The null hypothesis is REJECTED (p &lt; </w:t>
+            </w:r>
+            <w:proofErr w:type="gramStart"/>
+            <w:r>
+              <w:rPr>
+                <w:rFonts w:ascii="Times New Roman" w:eastAsia="Times New Roman" w:hAnsi="Times New Roman" w:cs="Times New Roman"/>
+              </w:rPr>
+              <w:t>0.05)\</w:t>
+            </w:r>
+            <w:proofErr w:type="gramEnd"/>
+            <w:r>
+              <w:rPr>
+                <w:rFonts w:ascii="Times New Roman" w:eastAsia="Times New Roman" w:hAnsi="Times New Roman" w:cs="Times New Roman"/>
+              </w:rPr>
+              <w:t>n")</w:t>
+            </w:r>
+          </w:p>
+          <w:p>
+            <w:pPr>
+              <w:ind w:left="33"/>
+              <w:rPr>
+                <w:rFonts w:ascii="Times New Roman" w:eastAsia="Times New Roman" w:hAnsi="Times New Roman" w:cs="Times New Roman"/>
+              </w:rPr>
+            </w:pPr>
+            <w:r>
+              <w:rPr>
+                <w:rFonts w:ascii="Times New Roman" w:eastAsia="Times New Roman" w:hAnsi="Times New Roman" w:cs="Times New Roman"/>
+              </w:rPr>
+              <w:t xml:space="preserve">  </w:t>
+            </w:r>
+            <w:proofErr w:type="gramStart"/>
+            <w:r>
+              <w:rPr>
+                <w:rFonts w:ascii="Times New Roman" w:eastAsia="Times New Roman" w:hAnsi="Times New Roman" w:cs="Times New Roman"/>
+              </w:rPr>
+              <w:t>cat(</w:t>
+            </w:r>
+            <w:proofErr w:type="gramEnd"/>
+            <w:r>
+              <w:rPr>
+                <w:rFonts w:ascii="Times New Roman" w:eastAsia="Times New Roman" w:hAnsi="Times New Roman" w:cs="Times New Roman"/>
+              </w:rPr>
+              <w:t>"There is a statistically significant correlation between alcohol consumption and life expectancy.\n")</w:t>
             </w:r>
           </w:p>
           <w:p>
@@ -9098,21 +12328,77 @@
               <w:rPr>
                 <w:rFonts w:ascii="Times New Roman" w:eastAsia="Times New Roman" w:hAnsi="Times New Roman" w:cs="Times New Roman"/>
               </w:rPr>
-              <w:t xml:space="preserve">  cat("\nConclusion: The null hypothesis is NOT REJECTED (p &gt;= 0.05)\n")</w:t>
-            </w:r>
-          </w:p>
-          <w:p>
-            <w:pPr>
-              <w:ind w:left="33"/>
-              <w:rPr>
-                <w:rFonts w:ascii="Times New Roman" w:eastAsia="Times New Roman" w:hAnsi="Times New Roman" w:cs="Times New Roman"/>
-              </w:rPr>
-            </w:pPr>
-            <w:r>
-              <w:rPr>
-                <w:rFonts w:ascii="Times New Roman" w:eastAsia="Times New Roman" w:hAnsi="Times New Roman" w:cs="Times New Roman"/>
-              </w:rPr>
-              <w:t xml:space="preserve">  cat("There is no statistically significant correlation between alcohol consumption and life expectancy.\n")</w:t>
+              <w:t xml:space="preserve">  </w:t>
+            </w:r>
+            <w:proofErr w:type="gramStart"/>
+            <w:r>
+              <w:rPr>
+                <w:rFonts w:ascii="Times New Roman" w:eastAsia="Times New Roman" w:hAnsi="Times New Roman" w:cs="Times New Roman"/>
+              </w:rPr>
+              <w:t>cat(</w:t>
+            </w:r>
+            <w:proofErr w:type="gramEnd"/>
+            <w:r>
+              <w:rPr>
+                <w:rFonts w:ascii="Times New Roman" w:eastAsia="Times New Roman" w:hAnsi="Times New Roman" w:cs="Times New Roman"/>
+              </w:rPr>
+              <w:t>"\</w:t>
+            </w:r>
+            <w:proofErr w:type="spellStart"/>
+            <w:r>
+              <w:rPr>
+                <w:rFonts w:ascii="Times New Roman" w:eastAsia="Times New Roman" w:hAnsi="Times New Roman" w:cs="Times New Roman"/>
+              </w:rPr>
+              <w:t>nConclusion</w:t>
+            </w:r>
+            <w:proofErr w:type="spellEnd"/>
+            <w:r>
+              <w:rPr>
+                <w:rFonts w:ascii="Times New Roman" w:eastAsia="Times New Roman" w:hAnsi="Times New Roman" w:cs="Times New Roman"/>
+              </w:rPr>
+              <w:t xml:space="preserve">: The null hypothesis is NOT REJECTED (p &gt;= </w:t>
+            </w:r>
+            <w:proofErr w:type="gramStart"/>
+            <w:r>
+              <w:rPr>
+                <w:rFonts w:ascii="Times New Roman" w:eastAsia="Times New Roman" w:hAnsi="Times New Roman" w:cs="Times New Roman"/>
+              </w:rPr>
+              <w:t>0.05)\</w:t>
+            </w:r>
+            <w:proofErr w:type="gramEnd"/>
+            <w:r>
+              <w:rPr>
+                <w:rFonts w:ascii="Times New Roman" w:eastAsia="Times New Roman" w:hAnsi="Times New Roman" w:cs="Times New Roman"/>
+              </w:rPr>
+              <w:t>n")</w:t>
+            </w:r>
+          </w:p>
+          <w:p>
+            <w:pPr>
+              <w:ind w:left="33"/>
+              <w:rPr>
+                <w:rFonts w:ascii="Times New Roman" w:eastAsia="Times New Roman" w:hAnsi="Times New Roman" w:cs="Times New Roman"/>
+              </w:rPr>
+            </w:pPr>
+            <w:r>
+              <w:rPr>
+                <w:rFonts w:ascii="Times New Roman" w:eastAsia="Times New Roman" w:hAnsi="Times New Roman" w:cs="Times New Roman"/>
+              </w:rPr>
+              <w:t xml:space="preserve">  </w:t>
+            </w:r>
+            <w:proofErr w:type="gramStart"/>
+            <w:r>
+              <w:rPr>
+                <w:rFonts w:ascii="Times New Roman" w:eastAsia="Times New Roman" w:hAnsi="Times New Roman" w:cs="Times New Roman"/>
+              </w:rPr>
+              <w:t>cat(</w:t>
+            </w:r>
+            <w:proofErr w:type="gramEnd"/>
+            <w:r>
+              <w:rPr>
+                <w:rFonts w:ascii="Times New Roman" w:eastAsia="Times New Roman" w:hAnsi="Times New Roman" w:cs="Times New Roman"/>
+              </w:rPr>
+              <w:t>"There is no statistically significant correlation between alcohol consumption and life expectancy.\n")</w:t>
             </w:r>
           </w:p>
           <w:p>
@@ -9520,7 +12806,21 @@
               <w:rPr>
                 <w:rFonts w:ascii="Times New Roman" w:eastAsia="Times New Roman" w:hAnsi="Times New Roman" w:cs="Times New Roman"/>
               </w:rPr>
-              <w:t>Author: venureddymvmr &lt;vm25aav@herts.ac.uk&gt;</w:t>
+              <w:t xml:space="preserve">Author: </w:t>
+            </w:r>
+            <w:proofErr w:type="spellStart"/>
+            <w:r>
+              <w:rPr>
+                <w:rFonts w:ascii="Times New Roman" w:eastAsia="Times New Roman" w:hAnsi="Times New Roman" w:cs="Times New Roman"/>
+              </w:rPr>
+              <w:t>venureddymvmr</w:t>
+            </w:r>
+            <w:proofErr w:type="spellEnd"/>
+            <w:r>
+              <w:rPr>
+                <w:rFonts w:ascii="Times New Roman" w:eastAsia="Times New Roman" w:hAnsi="Times New Roman" w:cs="Times New Roman"/>
+              </w:rPr>
+              <w:t xml:space="preserve"> &lt;vm25aav@herts.ac.uk&gt;</w:t>
             </w:r>
           </w:p>
           <w:p>
@@ -9586,7 +12886,21 @@
               <w:rPr>
                 <w:rFonts w:ascii="Times New Roman" w:eastAsia="Times New Roman" w:hAnsi="Times New Roman" w:cs="Times New Roman"/>
               </w:rPr>
-              <w:t>Author: HyndaviYasarapu &lt;hy24aax@herts.ac.uk&gt;</w:t>
+              <w:t xml:space="preserve">Author: </w:t>
+            </w:r>
+            <w:proofErr w:type="spellStart"/>
+            <w:r>
+              <w:rPr>
+                <w:rFonts w:ascii="Times New Roman" w:eastAsia="Times New Roman" w:hAnsi="Times New Roman" w:cs="Times New Roman"/>
+              </w:rPr>
+              <w:t>HyndaviYasarapu</w:t>
+            </w:r>
+            <w:proofErr w:type="spellEnd"/>
+            <w:r>
+              <w:rPr>
+                <w:rFonts w:ascii="Times New Roman" w:eastAsia="Times New Roman" w:hAnsi="Times New Roman" w:cs="Times New Roman"/>
+              </w:rPr>
+              <w:t xml:space="preserve"> &lt;hy24aax@herts.ac.uk&gt;</w:t>
             </w:r>
           </w:p>
           <w:p>
@@ -9619,7 +12933,21 @@
               <w:rPr>
                 <w:rFonts w:ascii="Times New Roman" w:eastAsia="Times New Roman" w:hAnsi="Times New Roman" w:cs="Times New Roman"/>
               </w:rPr>
-              <w:t xml:space="preserve">    Delete 7COM1079_Final report_template (1).docx Not required</w:t>
+              <w:t xml:space="preserve">    Delete 7COM1079_Final </w:t>
+            </w:r>
+            <w:proofErr w:type="spellStart"/>
+            <w:r>
+              <w:rPr>
+                <w:rFonts w:ascii="Times New Roman" w:eastAsia="Times New Roman" w:hAnsi="Times New Roman" w:cs="Times New Roman"/>
+              </w:rPr>
+              <w:t>report_template</w:t>
+            </w:r>
+            <w:proofErr w:type="spellEnd"/>
+            <w:r>
+              <w:rPr>
+                <w:rFonts w:ascii="Times New Roman" w:eastAsia="Times New Roman" w:hAnsi="Times New Roman" w:cs="Times New Roman"/>
+              </w:rPr>
+              <w:t xml:space="preserve"> (1).docx Not required</w:t>
             </w:r>
           </w:p>
           <w:p>
@@ -9652,7 +12980,21 @@
               <w:rPr>
                 <w:rFonts w:ascii="Times New Roman" w:eastAsia="Times New Roman" w:hAnsi="Times New Roman" w:cs="Times New Roman"/>
               </w:rPr>
-              <w:t>Author: venureddymvmr &lt;vm25aav@herts.ac.uk&gt;</w:t>
+              <w:t xml:space="preserve">Author: </w:t>
+            </w:r>
+            <w:proofErr w:type="spellStart"/>
+            <w:r>
+              <w:rPr>
+                <w:rFonts w:ascii="Times New Roman" w:eastAsia="Times New Roman" w:hAnsi="Times New Roman" w:cs="Times New Roman"/>
+              </w:rPr>
+              <w:t>venureddymvmr</w:t>
+            </w:r>
+            <w:proofErr w:type="spellEnd"/>
+            <w:r>
+              <w:rPr>
+                <w:rFonts w:ascii="Times New Roman" w:eastAsia="Times New Roman" w:hAnsi="Times New Roman" w:cs="Times New Roman"/>
+              </w:rPr>
+              <w:t xml:space="preserve"> &lt;vm25aav@herts.ac.uk&gt;</w:t>
             </w:r>
           </w:p>
           <w:p>
@@ -9817,7 +13159,21 @@
               <w:rPr>
                 <w:rFonts w:ascii="Times New Roman" w:eastAsia="Times New Roman" w:hAnsi="Times New Roman" w:cs="Times New Roman"/>
               </w:rPr>
-              <w:t xml:space="preserve">    Updated Visulaization and Data processing, Documentation</w:t>
+              <w:t xml:space="preserve">    Updated </w:t>
+            </w:r>
+            <w:proofErr w:type="spellStart"/>
+            <w:r>
+              <w:rPr>
+                <w:rFonts w:ascii="Times New Roman" w:eastAsia="Times New Roman" w:hAnsi="Times New Roman" w:cs="Times New Roman"/>
+              </w:rPr>
+              <w:t>Visulaization</w:t>
+            </w:r>
+            <w:proofErr w:type="spellEnd"/>
+            <w:r>
+              <w:rPr>
+                <w:rFonts w:ascii="Times New Roman" w:eastAsia="Times New Roman" w:hAnsi="Times New Roman" w:cs="Times New Roman"/>
+              </w:rPr>
+              <w:t xml:space="preserve"> and Data processing, Documentation</w:t>
             </w:r>
           </w:p>
           <w:p>
@@ -9916,7 +13272,21 @@
               <w:rPr>
                 <w:rFonts w:ascii="Times New Roman" w:eastAsia="Times New Roman" w:hAnsi="Times New Roman" w:cs="Times New Roman"/>
               </w:rPr>
-              <w:t>Author: venureddymvmr &lt;vm25aav@herts.ac.uk&gt;</w:t>
+              <w:t xml:space="preserve">Author: </w:t>
+            </w:r>
+            <w:proofErr w:type="spellStart"/>
+            <w:r>
+              <w:rPr>
+                <w:rFonts w:ascii="Times New Roman" w:eastAsia="Times New Roman" w:hAnsi="Times New Roman" w:cs="Times New Roman"/>
+              </w:rPr>
+              <w:t>venureddymvmr</w:t>
+            </w:r>
+            <w:proofErr w:type="spellEnd"/>
+            <w:r>
+              <w:rPr>
+                <w:rFonts w:ascii="Times New Roman" w:eastAsia="Times New Roman" w:hAnsi="Times New Roman" w:cs="Times New Roman"/>
+              </w:rPr>
+              <w:t xml:space="preserve"> &lt;vm25aav@herts.ac.uk&gt;</w:t>
             </w:r>
           </w:p>
           <w:p>
@@ -10147,7 +13517,21 @@
               <w:rPr>
                 <w:rFonts w:ascii="Times New Roman" w:eastAsia="Times New Roman" w:hAnsi="Times New Roman" w:cs="Times New Roman"/>
               </w:rPr>
-              <w:t xml:space="preserve">    Updated Analysis Code, Updated Docmentation - Analysis and Appendices - Analysis r code</w:t>
+              <w:t xml:space="preserve">    Updated Analysis Code, Updated </w:t>
+            </w:r>
+            <w:proofErr w:type="spellStart"/>
+            <w:r>
+              <w:rPr>
+                <w:rFonts w:ascii="Times New Roman" w:eastAsia="Times New Roman" w:hAnsi="Times New Roman" w:cs="Times New Roman"/>
+              </w:rPr>
+              <w:t>Docmentation</w:t>
+            </w:r>
+            <w:proofErr w:type="spellEnd"/>
+            <w:r>
+              <w:rPr>
+                <w:rFonts w:ascii="Times New Roman" w:eastAsia="Times New Roman" w:hAnsi="Times New Roman" w:cs="Times New Roman"/>
+              </w:rPr>
+              <w:t xml:space="preserve"> - Analysis and Appendices - Analysis r code</w:t>
             </w:r>
           </w:p>
           <w:p>
@@ -10293,7 +13677,21 @@
               <w:rPr>
                 <w:rFonts w:ascii="Times New Roman" w:eastAsia="Times New Roman" w:hAnsi="Times New Roman" w:cs="Times New Roman"/>
               </w:rPr>
-              <w:t xml:space="preserve">    Updated Analysis - Pearson Correlation and Intepretation of data</w:t>
+              <w:t xml:space="preserve">    Updated Analysis - Pearson Correlation and </w:t>
+            </w:r>
+            <w:proofErr w:type="spellStart"/>
+            <w:r>
+              <w:rPr>
+                <w:rFonts w:ascii="Times New Roman" w:eastAsia="Times New Roman" w:hAnsi="Times New Roman" w:cs="Times New Roman"/>
+              </w:rPr>
+              <w:t>Intepretation</w:t>
+            </w:r>
+            <w:proofErr w:type="spellEnd"/>
+            <w:r>
+              <w:rPr>
+                <w:rFonts w:ascii="Times New Roman" w:eastAsia="Times New Roman" w:hAnsi="Times New Roman" w:cs="Times New Roman"/>
+              </w:rPr>
+              <w:t xml:space="preserve"> of data</w:t>
             </w:r>
           </w:p>
           <w:p>
@@ -10326,7 +13724,21 @@
               <w:rPr>
                 <w:rFonts w:ascii="Times New Roman" w:eastAsia="Times New Roman" w:hAnsi="Times New Roman" w:cs="Times New Roman"/>
               </w:rPr>
-              <w:t>Author: HyndaviYasarapu &lt;hy24aax@herts.ac.uk&gt;</w:t>
+              <w:t xml:space="preserve">Author: </w:t>
+            </w:r>
+            <w:proofErr w:type="spellStart"/>
+            <w:r>
+              <w:rPr>
+                <w:rFonts w:ascii="Times New Roman" w:eastAsia="Times New Roman" w:hAnsi="Times New Roman" w:cs="Times New Roman"/>
+              </w:rPr>
+              <w:t>HyndaviYasarapu</w:t>
+            </w:r>
+            <w:proofErr w:type="spellEnd"/>
+            <w:r>
+              <w:rPr>
+                <w:rFonts w:ascii="Times New Roman" w:eastAsia="Times New Roman" w:hAnsi="Times New Roman" w:cs="Times New Roman"/>
+              </w:rPr>
+              <w:t xml:space="preserve"> &lt;hy24aax@herts.ac.uk&gt;</w:t>
             </w:r>
           </w:p>
           <w:p>
@@ -10735,7 +14147,21 @@
               <w:rPr>
                 <w:rFonts w:ascii="Times New Roman" w:eastAsia="Times New Roman" w:hAnsi="Times New Roman" w:cs="Times New Roman"/>
               </w:rPr>
-              <w:t>Author: HyndaviYasarapu &lt;hy24aax@herts.ac.uk&gt;</w:t>
+              <w:t xml:space="preserve">Author: </w:t>
+            </w:r>
+            <w:proofErr w:type="spellStart"/>
+            <w:r>
+              <w:rPr>
+                <w:rFonts w:ascii="Times New Roman" w:eastAsia="Times New Roman" w:hAnsi="Times New Roman" w:cs="Times New Roman"/>
+              </w:rPr>
+              <w:t>HyndaviYasarapu</w:t>
+            </w:r>
+            <w:proofErr w:type="spellEnd"/>
+            <w:r>
+              <w:rPr>
+                <w:rFonts w:ascii="Times New Roman" w:eastAsia="Times New Roman" w:hAnsi="Times New Roman" w:cs="Times New Roman"/>
+              </w:rPr>
+              <w:t xml:space="preserve"> &lt;hy24aax@herts.ac.uk&gt;</w:t>
             </w:r>
           </w:p>
           <w:p>
@@ -10768,7 +14194,29 @@
               <w:rPr>
                 <w:rFonts w:ascii="Times New Roman" w:eastAsia="Times New Roman" w:hAnsi="Times New Roman" w:cs="Times New Roman"/>
               </w:rPr>
-              <w:t xml:space="preserve">    Delete alcohol_lifeexp_project.Rproj dummy file</w:t>
+              <w:t xml:space="preserve">    Delete </w:t>
+            </w:r>
+            <w:proofErr w:type="spellStart"/>
+            <w:r>
+              <w:rPr>
+                <w:rFonts w:ascii="Times New Roman" w:eastAsia="Times New Roman" w:hAnsi="Times New Roman" w:cs="Times New Roman"/>
+              </w:rPr>
+              <w:t>alcohol_lifeexp_</w:t>
+            </w:r>
+            <w:proofErr w:type="gramStart"/>
+            <w:r>
+              <w:rPr>
+                <w:rFonts w:ascii="Times New Roman" w:eastAsia="Times New Roman" w:hAnsi="Times New Roman" w:cs="Times New Roman"/>
+              </w:rPr>
+              <w:t>project.Rproj</w:t>
+            </w:r>
+            <w:proofErr w:type="spellEnd"/>
+            <w:proofErr w:type="gramEnd"/>
+            <w:r>
+              <w:rPr>
+                <w:rFonts w:ascii="Times New Roman" w:eastAsia="Times New Roman" w:hAnsi="Times New Roman" w:cs="Times New Roman"/>
+              </w:rPr>
+              <w:t xml:space="preserve"> dummy file</w:t>
             </w:r>
           </w:p>
           <w:p>
@@ -10921,8 +14369,24 @@
               <w:rPr>
                 <w:rFonts w:ascii="Times New Roman" w:eastAsia="Times New Roman" w:hAnsi="Times New Roman" w:cs="Times New Roman"/>
               </w:rPr>
-              <w:t xml:space="preserve">    Delete alcohol_lifeexp_project.Rproj</w:t>
-            </w:r>
+              <w:t xml:space="preserve">    Delete </w:t>
+            </w:r>
+            <w:proofErr w:type="spellStart"/>
+            <w:r>
+              <w:rPr>
+                <w:rFonts w:ascii="Times New Roman" w:eastAsia="Times New Roman" w:hAnsi="Times New Roman" w:cs="Times New Roman"/>
+              </w:rPr>
+              <w:t>alcohol_lifeexp_</w:t>
+            </w:r>
+            <w:proofErr w:type="gramStart"/>
+            <w:r>
+              <w:rPr>
+                <w:rFonts w:ascii="Times New Roman" w:eastAsia="Times New Roman" w:hAnsi="Times New Roman" w:cs="Times New Roman"/>
+              </w:rPr>
+              <w:t>project.Rproj</w:t>
+            </w:r>
+            <w:proofErr w:type="spellEnd"/>
+            <w:proofErr w:type="gramEnd"/>
           </w:p>
           <w:p>
             <w:pPr>
@@ -11007,8 +14471,16 @@
               <w:rPr>
                 <w:rFonts w:ascii="Times New Roman" w:eastAsia="Times New Roman" w:hAnsi="Times New Roman" w:cs="Times New Roman"/>
               </w:rPr>
-              <w:t xml:space="preserve">    File uploa</w:t>
-            </w:r>
+              <w:t xml:space="preserve">    File </w:t>
+            </w:r>
+            <w:proofErr w:type="spellStart"/>
+            <w:r>
+              <w:rPr>
+                <w:rFonts w:ascii="Times New Roman" w:eastAsia="Times New Roman" w:hAnsi="Times New Roman" w:cs="Times New Roman"/>
+              </w:rPr>
+              <w:t>uploa</w:t>
+            </w:r>
+            <w:proofErr w:type="spellEnd"/>
           </w:p>
           <w:p>
             <w:pPr>
@@ -11126,7 +14598,21 @@
               <w:rPr>
                 <w:rFonts w:ascii="Times New Roman" w:eastAsia="Times New Roman" w:hAnsi="Times New Roman" w:cs="Times New Roman"/>
               </w:rPr>
-              <w:t>Author: HyndaviYasarapu &lt;hy24aax@herts.ac.uk&gt;</w:t>
+              <w:t xml:space="preserve">Author: </w:t>
+            </w:r>
+            <w:proofErr w:type="spellStart"/>
+            <w:r>
+              <w:rPr>
+                <w:rFonts w:ascii="Times New Roman" w:eastAsia="Times New Roman" w:hAnsi="Times New Roman" w:cs="Times New Roman"/>
+              </w:rPr>
+              <w:t>HyndaviYasarapu</w:t>
+            </w:r>
+            <w:proofErr w:type="spellEnd"/>
+            <w:r>
+              <w:rPr>
+                <w:rFonts w:ascii="Times New Roman" w:eastAsia="Times New Roman" w:hAnsi="Times New Roman" w:cs="Times New Roman"/>
+              </w:rPr>
+              <w:t xml:space="preserve"> &lt;hy24aax@herts.ac.uk&gt;</w:t>
             </w:r>
           </w:p>
           <w:p>
@@ -11159,7 +14645,43 @@
               <w:rPr>
                 <w:rFonts w:ascii="Times New Roman" w:eastAsia="Times New Roman" w:hAnsi="Times New Roman" w:cs="Times New Roman"/>
               </w:rPr>
-              <w:t xml:space="preserve">    Create .gitignore ignoring .tmp files</w:t>
+              <w:t xml:space="preserve">    </w:t>
+            </w:r>
+            <w:proofErr w:type="gramStart"/>
+            <w:r>
+              <w:rPr>
+                <w:rFonts w:ascii="Times New Roman" w:eastAsia="Times New Roman" w:hAnsi="Times New Roman" w:cs="Times New Roman"/>
+              </w:rPr>
+              <w:t>Create .</w:t>
+            </w:r>
+            <w:proofErr w:type="spellStart"/>
+            <w:r>
+              <w:rPr>
+                <w:rFonts w:ascii="Times New Roman" w:eastAsia="Times New Roman" w:hAnsi="Times New Roman" w:cs="Times New Roman"/>
+              </w:rPr>
+              <w:t>gitignore</w:t>
+            </w:r>
+            <w:proofErr w:type="spellEnd"/>
+            <w:proofErr w:type="gramEnd"/>
+            <w:r>
+              <w:rPr>
+                <w:rFonts w:ascii="Times New Roman" w:eastAsia="Times New Roman" w:hAnsi="Times New Roman" w:cs="Times New Roman"/>
+              </w:rPr>
+              <w:t xml:space="preserve"> ignoring .</w:t>
+            </w:r>
+            <w:proofErr w:type="spellStart"/>
+            <w:r>
+              <w:rPr>
+                <w:rFonts w:ascii="Times New Roman" w:eastAsia="Times New Roman" w:hAnsi="Times New Roman" w:cs="Times New Roman"/>
+              </w:rPr>
+              <w:t>tmp</w:t>
+            </w:r>
+            <w:proofErr w:type="spellEnd"/>
+            <w:r>
+              <w:rPr>
+                <w:rFonts w:ascii="Times New Roman" w:eastAsia="Times New Roman" w:hAnsi="Times New Roman" w:cs="Times New Roman"/>
+              </w:rPr>
+              <w:t xml:space="preserve"> files</w:t>
             </w:r>
           </w:p>
           <w:p>
@@ -11192,7 +14714,21 @@
               <w:rPr>
                 <w:rFonts w:ascii="Times New Roman" w:eastAsia="Times New Roman" w:hAnsi="Times New Roman" w:cs="Times New Roman"/>
               </w:rPr>
-              <w:t>Author: HyndaviYasarapu &lt;hy24aax@herts.ac.uk&gt;</w:t>
+              <w:t xml:space="preserve">Author: </w:t>
+            </w:r>
+            <w:proofErr w:type="spellStart"/>
+            <w:r>
+              <w:rPr>
+                <w:rFonts w:ascii="Times New Roman" w:eastAsia="Times New Roman" w:hAnsi="Times New Roman" w:cs="Times New Roman"/>
+              </w:rPr>
+              <w:t>HyndaviYasarapu</w:t>
+            </w:r>
+            <w:proofErr w:type="spellEnd"/>
+            <w:r>
+              <w:rPr>
+                <w:rFonts w:ascii="Times New Roman" w:eastAsia="Times New Roman" w:hAnsi="Times New Roman" w:cs="Times New Roman"/>
+              </w:rPr>
+              <w:t xml:space="preserve"> &lt;hy24aax@herts.ac.uk&gt;</w:t>
             </w:r>
           </w:p>
           <w:p>
@@ -11258,7 +14794,21 @@
               <w:rPr>
                 <w:rFonts w:ascii="Times New Roman" w:eastAsia="Times New Roman" w:hAnsi="Times New Roman" w:cs="Times New Roman"/>
               </w:rPr>
-              <w:t>Author: HyndaviYasarapu &lt;hy24aax@herts.ac.uk&gt;</w:t>
+              <w:t xml:space="preserve">Author: </w:t>
+            </w:r>
+            <w:proofErr w:type="spellStart"/>
+            <w:r>
+              <w:rPr>
+                <w:rFonts w:ascii="Times New Roman" w:eastAsia="Times New Roman" w:hAnsi="Times New Roman" w:cs="Times New Roman"/>
+              </w:rPr>
+              <w:t>HyndaviYasarapu</w:t>
+            </w:r>
+            <w:proofErr w:type="spellEnd"/>
+            <w:r>
+              <w:rPr>
+                <w:rFonts w:ascii="Times New Roman" w:eastAsia="Times New Roman" w:hAnsi="Times New Roman" w:cs="Times New Roman"/>
+              </w:rPr>
+              <w:t xml:space="preserve"> &lt;hy24aax@herts.ac.uk&gt;</w:t>
             </w:r>
           </w:p>
           <w:p>
@@ -11391,7 +14941,21 @@
               <w:rPr>
                 <w:rFonts w:ascii="Times New Roman" w:eastAsia="Times New Roman" w:hAnsi="Times New Roman" w:cs="Times New Roman"/>
               </w:rPr>
-              <w:t>Author: HyndaviYasarapu &lt;hy24aax@herts.ac.uk&gt;</w:t>
+              <w:t xml:space="preserve">Author: </w:t>
+            </w:r>
+            <w:proofErr w:type="spellStart"/>
+            <w:r>
+              <w:rPr>
+                <w:rFonts w:ascii="Times New Roman" w:eastAsia="Times New Roman" w:hAnsi="Times New Roman" w:cs="Times New Roman"/>
+              </w:rPr>
+              <w:t>HyndaviYasarapu</w:t>
+            </w:r>
+            <w:proofErr w:type="spellEnd"/>
+            <w:r>
+              <w:rPr>
+                <w:rFonts w:ascii="Times New Roman" w:eastAsia="Times New Roman" w:hAnsi="Times New Roman" w:cs="Times New Roman"/>
+              </w:rPr>
+              <w:t xml:space="preserve"> &lt;hy24aax@herts.ac.uk&gt;</w:t>
             </w:r>
           </w:p>
           <w:p>
@@ -11457,7 +15021,21 @@
               <w:rPr>
                 <w:rFonts w:ascii="Times New Roman" w:eastAsia="Times New Roman" w:hAnsi="Times New Roman" w:cs="Times New Roman"/>
               </w:rPr>
-              <w:t>Author: HyndaviYasarapu &lt;hy24aax@herts.ac.uk&gt;</w:t>
+              <w:t xml:space="preserve">Author: </w:t>
+            </w:r>
+            <w:proofErr w:type="spellStart"/>
+            <w:r>
+              <w:rPr>
+                <w:rFonts w:ascii="Times New Roman" w:eastAsia="Times New Roman" w:hAnsi="Times New Roman" w:cs="Times New Roman"/>
+              </w:rPr>
+              <w:t>HyndaviYasarapu</w:t>
+            </w:r>
+            <w:proofErr w:type="spellEnd"/>
+            <w:r>
+              <w:rPr>
+                <w:rFonts w:ascii="Times New Roman" w:eastAsia="Times New Roman" w:hAnsi="Times New Roman" w:cs="Times New Roman"/>
+              </w:rPr>
+              <w:t xml:space="preserve"> &lt;hy24aax@herts.ac.uk&gt;</w:t>
             </w:r>
           </w:p>
           <w:p>
@@ -11504,7 +15082,7 @@
       </w:pPr>
     </w:p>
     <w:sectPr>
-      <w:footerReference w:type="first" r:id="rId13"/>
+      <w:footerReference w:type="first" r:id="rId12"/>
       <w:pgSz w:w="11906" w:h="16838"/>
       <w:pgMar w:top="1440" w:right="1440" w:bottom="1440" w:left="1440" w:header="708" w:footer="708" w:gutter="0"/>
       <w:pgNumType w:start="1"/>
@@ -11539,118 +15117,11 @@
 <w:ftr xmlns:wpc="http://schemas.microsoft.com/office/word/2010/wordprocessingCanvas" xmlns:cx="http://schemas.microsoft.com/office/drawing/2014/chartex" xmlns:cx1="http://schemas.microsoft.com/office/drawing/2015/9/8/chartex" xmlns:cx2="http://schemas.microsoft.com/office/drawing/2015/10/21/chartex" xmlns:cx3="http://schemas.microsoft.com/office/drawing/2016/5/9/chartex" xmlns:cx4="http://schemas.microsoft.com/office/drawing/2016/5/10/chartex" xmlns:cx5="http://schemas.microsoft.com/office/drawing/2016/5/11/chartex" xmlns:cx6="http://schemas.microsoft.com/office/drawing/2016/5/12/chartex" xmlns:cx7="http://schemas.microsoft.com/office/drawing/2016/5/13/chartex" xmlns:cx8="http://schemas.microsoft.com/office/drawing/2016/5/14/chartex" xmlns:mc="http://schemas.openxmlformats.org/markup-compatibility/2006" xmlns:aink="http://schemas.microsoft.com/office/drawing/2016/ink" xmlns:am3d="http://schemas.microsoft.com/office/drawing/2017/model3d" xmlns:o="urn:schemas-microsoft-com:office:office" xmlns:oel="http://schemas.microsoft.com/office/2019/extlst" xmlns:r="http://schemas.openxmlformats.org/officeDocument/2006/relationships" xmlns:m="http://schemas.openxmlformats.org/officeDocument/2006/math" xmlns:v="urn:schemas-microsoft-com:vml" xmlns:wp14="http://schemas.microsoft.com/office/word/2010/wordprocessingDrawing" xmlns:wp="http://schemas.openxmlformats.org/drawingml/2006/wordprocessingDrawing" xmlns:w10="urn:schemas-microsoft-com:office:word" xmlns:w="http://schemas.openxmlformats.org/wordprocessingml/2006/main" xmlns:w14="http://schemas.microsoft.com/office/word/2010/wordml" xmlns:w15="http://schemas.microsoft.com/office/word/2012/wordml" xmlns:w16cex="http://schemas.microsoft.com/office/word/2018/wordml/cex" xmlns:w16cid="http://schemas.microsoft.com/office/word/2016/wordml/cid" xmlns:w16="http://schemas.microsoft.com/office/word/2018/wordml" xmlns:w16du="http://schemas.microsoft.com/office/word/2023/wordml/word16du" xmlns:w16sdtdh="http://schemas.microsoft.com/office/word/2020/wordml/sdtdatahash" xmlns:w16sdtfl="http://schemas.microsoft.com/office/word/2024/wordml/sdtformatlock" xmlns:w16se="http://schemas.microsoft.com/office/word/2015/wordml/symex" xmlns:wpg="http://schemas.microsoft.com/office/word/2010/wordprocessingGroup" xmlns:wpi="http://schemas.microsoft.com/office/word/2010/wordprocessingInk" xmlns:wne="http://schemas.microsoft.com/office/word/2006/wordml" xmlns:wps="http://schemas.microsoft.com/office/word/2010/wordprocessingShape" mc:Ignorable="w14 w15 w16se w16cid w16 w16cex w16sdtdh w16sdtfl w16du wp14">
   <w:sdt>
     <w:sdtPr>
-      <w:rPr>
-        <w:rStyle w:val="PageNumber"/>
-      </w:rPr>
-      <w:id w:val="1575775596"/>
-    </w:sdtPr>
-    <w:sdtContent>
-      <w:p>
-        <w:pPr>
-          <w:pStyle w:val="Footer"/>
-          <w:framePr w:wrap="auto" w:vAnchor="text" w:hAnchor="margin" w:xAlign="right" w:y="1"/>
-          <w:rPr>
-            <w:rStyle w:val="PageNumber"/>
-          </w:rPr>
-        </w:pPr>
-        <w:r>
-          <w:rPr>
-            <w:rStyle w:val="PageNumber"/>
-          </w:rPr>
-          <w:fldChar w:fldCharType="begin"/>
-        </w:r>
-        <w:r>
-          <w:rPr>
-            <w:rStyle w:val="PageNumber"/>
-          </w:rPr>
-          <w:instrText xml:space="preserve"> PAGE </w:instrText>
-        </w:r>
-        <w:r>
-          <w:rPr>
-            <w:rStyle w:val="PageNumber"/>
-          </w:rPr>
-          <w:fldChar w:fldCharType="end"/>
-        </w:r>
-      </w:p>
-    </w:sdtContent>
-  </w:sdt>
-  <w:p>
-    <w:pPr>
-      <w:pStyle w:val="Footer"/>
-      <w:ind w:right="360"/>
-    </w:pPr>
-  </w:p>
-</w:ftr>
-</file>
-
-<file path=word/footer2.xml><?xml version="1.0" encoding="utf-8"?>
-<w:ftr xmlns:wpc="http://schemas.microsoft.com/office/word/2010/wordprocessingCanvas" xmlns:cx="http://schemas.microsoft.com/office/drawing/2014/chartex" xmlns:cx1="http://schemas.microsoft.com/office/drawing/2015/9/8/chartex" xmlns:cx2="http://schemas.microsoft.com/office/drawing/2015/10/21/chartex" xmlns:cx3="http://schemas.microsoft.com/office/drawing/2016/5/9/chartex" xmlns:cx4="http://schemas.microsoft.com/office/drawing/2016/5/10/chartex" xmlns:cx5="http://schemas.microsoft.com/office/drawing/2016/5/11/chartex" xmlns:cx6="http://schemas.microsoft.com/office/drawing/2016/5/12/chartex" xmlns:cx7="http://schemas.microsoft.com/office/drawing/2016/5/13/chartex" xmlns:cx8="http://schemas.microsoft.com/office/drawing/2016/5/14/chartex" xmlns:mc="http://schemas.openxmlformats.org/markup-compatibility/2006" xmlns:aink="http://schemas.microsoft.com/office/drawing/2016/ink" xmlns:am3d="http://schemas.microsoft.com/office/drawing/2017/model3d" xmlns:o="urn:schemas-microsoft-com:office:office" xmlns:oel="http://schemas.microsoft.com/office/2019/extlst" xmlns:r="http://schemas.openxmlformats.org/officeDocument/2006/relationships" xmlns:m="http://schemas.openxmlformats.org/officeDocument/2006/math" xmlns:v="urn:schemas-microsoft-com:vml" xmlns:wp14="http://schemas.microsoft.com/office/word/2010/wordprocessingDrawing" xmlns:wp="http://schemas.openxmlformats.org/drawingml/2006/wordprocessingDrawing" xmlns:w10="urn:schemas-microsoft-com:office:word" xmlns:w="http://schemas.openxmlformats.org/wordprocessingml/2006/main" xmlns:w14="http://schemas.microsoft.com/office/word/2010/wordml" xmlns:w15="http://schemas.microsoft.com/office/word/2012/wordml" xmlns:w16cex="http://schemas.microsoft.com/office/word/2018/wordml/cex" xmlns:w16cid="http://schemas.microsoft.com/office/word/2016/wordml/cid" xmlns:w16="http://schemas.microsoft.com/office/word/2018/wordml" xmlns:w16du="http://schemas.microsoft.com/office/word/2023/wordml/word16du" xmlns:w16sdtdh="http://schemas.microsoft.com/office/word/2020/wordml/sdtdatahash" xmlns:w16sdtfl="http://schemas.microsoft.com/office/word/2024/wordml/sdtformatlock" xmlns:w16se="http://schemas.microsoft.com/office/word/2015/wordml/symex" xmlns:wpg="http://schemas.microsoft.com/office/word/2010/wordprocessingGroup" xmlns:wpi="http://schemas.microsoft.com/office/word/2010/wordprocessingInk" xmlns:wne="http://schemas.microsoft.com/office/word/2006/wordml" xmlns:wps="http://schemas.microsoft.com/office/word/2010/wordprocessingShape" mc:Ignorable="w14 w15 w16se w16cid w16 w16cex w16sdtdh w16sdtfl w16du wp14">
-  <w:sdt>
-    <w:sdtPr>
-      <w:rPr>
-        <w:rStyle w:val="PageNumber"/>
-      </w:rPr>
-      <w:id w:val="-1249032875"/>
-    </w:sdtPr>
-    <w:sdtContent>
-      <w:p>
-        <w:pPr>
-          <w:pStyle w:val="Footer"/>
-          <w:framePr w:w="373" w:wrap="auto" w:vAnchor="text" w:hAnchor="margin" w:xAlign="right" w:y="4"/>
-          <w:rPr>
-            <w:rStyle w:val="PageNumber"/>
-          </w:rPr>
-        </w:pPr>
-        <w:r>
-          <w:rPr>
-            <w:rStyle w:val="PageNumber"/>
-          </w:rPr>
-          <w:fldChar w:fldCharType="begin"/>
-        </w:r>
-        <w:r>
-          <w:rPr>
-            <w:rStyle w:val="PageNumber"/>
-          </w:rPr>
-          <w:instrText xml:space="preserve"> PAGE </w:instrText>
-        </w:r>
-        <w:r>
-          <w:rPr>
-            <w:rStyle w:val="PageNumber"/>
-          </w:rPr>
-          <w:fldChar w:fldCharType="separate"/>
-        </w:r>
-        <w:r>
-          <w:rPr>
-            <w:rStyle w:val="PageNumber"/>
-          </w:rPr>
-          <w:t>2</w:t>
-        </w:r>
-        <w:r>
-          <w:rPr>
-            <w:rStyle w:val="PageNumber"/>
-          </w:rPr>
-          <w:fldChar w:fldCharType="end"/>
-        </w:r>
-      </w:p>
-    </w:sdtContent>
-  </w:sdt>
-  <w:p>
-    <w:pPr>
-      <w:pStyle w:val="Footer"/>
-      <w:ind w:right="360"/>
-      <w:rPr>
-        <w:lang w:val="en-IN"/>
-      </w:rPr>
-    </w:pPr>
-  </w:p>
-</w:ftr>
-</file>
-
-<file path=word/footer3.xml><?xml version="1.0" encoding="utf-8"?>
-<w:ftr xmlns:wpc="http://schemas.microsoft.com/office/word/2010/wordprocessingCanvas" xmlns:cx="http://schemas.microsoft.com/office/drawing/2014/chartex" xmlns:cx1="http://schemas.microsoft.com/office/drawing/2015/9/8/chartex" xmlns:cx2="http://schemas.microsoft.com/office/drawing/2015/10/21/chartex" xmlns:cx3="http://schemas.microsoft.com/office/drawing/2016/5/9/chartex" xmlns:cx4="http://schemas.microsoft.com/office/drawing/2016/5/10/chartex" xmlns:cx5="http://schemas.microsoft.com/office/drawing/2016/5/11/chartex" xmlns:cx6="http://schemas.microsoft.com/office/drawing/2016/5/12/chartex" xmlns:cx7="http://schemas.microsoft.com/office/drawing/2016/5/13/chartex" xmlns:cx8="http://schemas.microsoft.com/office/drawing/2016/5/14/chartex" xmlns:mc="http://schemas.openxmlformats.org/markup-compatibility/2006" xmlns:aink="http://schemas.microsoft.com/office/drawing/2016/ink" xmlns:am3d="http://schemas.microsoft.com/office/drawing/2017/model3d" xmlns:o="urn:schemas-microsoft-com:office:office" xmlns:oel="http://schemas.microsoft.com/office/2019/extlst" xmlns:r="http://schemas.openxmlformats.org/officeDocument/2006/relationships" xmlns:m="http://schemas.openxmlformats.org/officeDocument/2006/math" xmlns:v="urn:schemas-microsoft-com:vml" xmlns:wp14="http://schemas.microsoft.com/office/word/2010/wordprocessingDrawing" xmlns:wp="http://schemas.openxmlformats.org/drawingml/2006/wordprocessingDrawing" xmlns:w10="urn:schemas-microsoft-com:office:word" xmlns:w="http://schemas.openxmlformats.org/wordprocessingml/2006/main" xmlns:w14="http://schemas.microsoft.com/office/word/2010/wordml" xmlns:w15="http://schemas.microsoft.com/office/word/2012/wordml" xmlns:w16cex="http://schemas.microsoft.com/office/word/2018/wordml/cex" xmlns:w16cid="http://schemas.microsoft.com/office/word/2016/wordml/cid" xmlns:w16="http://schemas.microsoft.com/office/word/2018/wordml" xmlns:w16du="http://schemas.microsoft.com/office/word/2023/wordml/word16du" xmlns:w16sdtdh="http://schemas.microsoft.com/office/word/2020/wordml/sdtdatahash" xmlns:w16sdtfl="http://schemas.microsoft.com/office/word/2024/wordml/sdtformatlock" xmlns:w16se="http://schemas.microsoft.com/office/word/2015/wordml/symex" xmlns:wpg="http://schemas.microsoft.com/office/word/2010/wordprocessingGroup" xmlns:wpi="http://schemas.microsoft.com/office/word/2010/wordprocessingInk" xmlns:wne="http://schemas.microsoft.com/office/word/2006/wordml" xmlns:wps="http://schemas.microsoft.com/office/word/2010/wordprocessingShape" mc:Ignorable="w14 w15 w16se w16cid w16 w16cex w16sdtdh w16sdtfl w16du wp14">
-  <w:sdt>
-    <w:sdtPr>
-      <w:id w:val="-436516227"/>
+      <w:id w:val="1479888049"/>
+      <w:docPartObj>
+        <w:docPartGallery w:val="Page Numbers (Bottom of Page)"/>
+        <w:docPartUnique/>
+      </w:docPartObj>
     </w:sdtPr>
     <w:sdtContent>
       <w:p>
@@ -11658,14 +15129,20 @@
           <w:pStyle w:val="Footer"/>
           <w:jc w:val="right"/>
         </w:pPr>
-      </w:p>
-      <w:p>
-        <w:pPr>
-          <w:pStyle w:val="Footer"/>
-          <w:jc w:val="right"/>
-        </w:pPr>
         <w:r>
-          <w:t>1</w:t>
+          <w:fldChar w:fldCharType="begin"/>
+        </w:r>
+        <w:r>
+          <w:instrText>PAGE   \* MERGEFORMAT</w:instrText>
+        </w:r>
+        <w:r>
+          <w:fldChar w:fldCharType="separate"/>
+        </w:r>
+        <w:r>
+          <w:t>2</w:t>
+        </w:r>
+        <w:r>
+          <w:fldChar w:fldCharType="end"/>
         </w:r>
       </w:p>
     </w:sdtContent>
@@ -11678,6 +15155,16 @@
 </w:ftr>
 </file>
 
+<file path=word/footer2.xml><?xml version="1.0" encoding="utf-8"?>
+<w:ftr xmlns:wpc="http://schemas.microsoft.com/office/word/2010/wordprocessingCanvas" xmlns:cx="http://schemas.microsoft.com/office/drawing/2014/chartex" xmlns:cx1="http://schemas.microsoft.com/office/drawing/2015/9/8/chartex" xmlns:cx2="http://schemas.microsoft.com/office/drawing/2015/10/21/chartex" xmlns:cx3="http://schemas.microsoft.com/office/drawing/2016/5/9/chartex" xmlns:cx4="http://schemas.microsoft.com/office/drawing/2016/5/10/chartex" xmlns:cx5="http://schemas.microsoft.com/office/drawing/2016/5/11/chartex" xmlns:cx6="http://schemas.microsoft.com/office/drawing/2016/5/12/chartex" xmlns:cx7="http://schemas.microsoft.com/office/drawing/2016/5/13/chartex" xmlns:cx8="http://schemas.microsoft.com/office/drawing/2016/5/14/chartex" xmlns:mc="http://schemas.openxmlformats.org/markup-compatibility/2006" xmlns:aink="http://schemas.microsoft.com/office/drawing/2016/ink" xmlns:am3d="http://schemas.microsoft.com/office/drawing/2017/model3d" xmlns:o="urn:schemas-microsoft-com:office:office" xmlns:oel="http://schemas.microsoft.com/office/2019/extlst" xmlns:r="http://schemas.openxmlformats.org/officeDocument/2006/relationships" xmlns:m="http://schemas.openxmlformats.org/officeDocument/2006/math" xmlns:v="urn:schemas-microsoft-com:vml" xmlns:wp14="http://schemas.microsoft.com/office/word/2010/wordprocessingDrawing" xmlns:wp="http://schemas.openxmlformats.org/drawingml/2006/wordprocessingDrawing" xmlns:w10="urn:schemas-microsoft-com:office:word" xmlns:w="http://schemas.openxmlformats.org/wordprocessingml/2006/main" xmlns:w14="http://schemas.microsoft.com/office/word/2010/wordml" xmlns:w15="http://schemas.microsoft.com/office/word/2012/wordml" xmlns:w16cex="http://schemas.microsoft.com/office/word/2018/wordml/cex" xmlns:w16cid="http://schemas.microsoft.com/office/word/2016/wordml/cid" xmlns:w16="http://schemas.microsoft.com/office/word/2018/wordml" xmlns:w16du="http://schemas.microsoft.com/office/word/2023/wordml/word16du" xmlns:w16sdtdh="http://schemas.microsoft.com/office/word/2020/wordml/sdtdatahash" xmlns:w16sdtfl="http://schemas.microsoft.com/office/word/2024/wordml/sdtformatlock" xmlns:w16se="http://schemas.microsoft.com/office/word/2015/wordml/symex" xmlns:wpg="http://schemas.microsoft.com/office/word/2010/wordprocessingGroup" xmlns:wpi="http://schemas.microsoft.com/office/word/2010/wordprocessingInk" xmlns:wne="http://schemas.microsoft.com/office/word/2006/wordml" xmlns:wps="http://schemas.microsoft.com/office/word/2010/wordprocessingShape" mc:Ignorable="w14 w15 w16se w16cid w16 w16cex w16sdtdh w16sdtfl w16du wp14">
+  <w:p>
+    <w:pPr>
+      <w:pStyle w:val="Footer"/>
+    </w:pPr>
+  </w:p>
+</w:ftr>
+</file>
+
 <file path=word/footnotes.xml><?xml version="1.0" encoding="utf-8"?>
 <w:footnotes xmlns:wpc="http://schemas.microsoft.com/office/word/2010/wordprocessingCanvas" xmlns:cx="http://schemas.microsoft.com/office/drawing/2014/chartex" xmlns:cx1="http://schemas.microsoft.com/office/drawing/2015/9/8/chartex" xmlns:cx2="http://schemas.microsoft.com/office/drawing/2015/10/21/chartex" xmlns:cx3="http://schemas.microsoft.com/office/drawing/2016/5/9/chartex" xmlns:cx4="http://schemas.microsoft.com/office/drawing/2016/5/10/chartex" xmlns:cx5="http://schemas.microsoft.com/office/drawing/2016/5/11/chartex" xmlns:cx6="http://schemas.microsoft.com/office/drawing/2016/5/12/chartex" xmlns:cx7="http://schemas.microsoft.com/office/drawing/2016/5/13/chartex" xmlns:cx8="http://schemas.microsoft.com/office/drawing/2016/5/14/chartex" xmlns:mc="http://schemas.openxmlformats.org/markup-compatibility/2006" xmlns:aink="http://schemas.microsoft.com/office/drawing/2016/ink" xmlns:am3d="http://schemas.microsoft.com/office/drawing/2017/model3d" xmlns:o="urn:schemas-microsoft-com:office:office" xmlns:oel="http://schemas.microsoft.com/office/2019/extlst" xmlns:r="http://schemas.openxmlformats.org/officeDocument/2006/relationships" xmlns:m="http://schemas.openxmlformats.org/officeDocument/2006/math" xmlns:v="urn:schemas-microsoft-com:vml" xmlns:wp14="http://schemas.microsoft.com/office/word/2010/wordprocessingDrawing" xmlns:wp="http://schemas.openxmlformats.org/drawingml/2006/wordprocessingDrawing" xmlns:w10="urn:schemas-microsoft-com:office:word" xmlns:w="http://schemas.openxmlformats.org/wordprocessingml/2006/main" xmlns:w14="http://schemas.microsoft.com/office/word/2010/wordml" xmlns:w15="http://schemas.microsoft.com/office/word/2012/wordml" xmlns:w16cex="http://schemas.microsoft.com/office/word/2018/wordml/cex" xmlns:w16cid="http://schemas.microsoft.com/office/word/2016/wordml/cid" xmlns:w16="http://schemas.microsoft.com/office/word/2018/wordml" xmlns:w16du="http://schemas.microsoft.com/office/word/2023/wordml/word16du" xmlns:w16sdtdh="http://schemas.microsoft.com/office/word/2020/wordml/sdtdatahash" xmlns:w16sdtfl="http://schemas.microsoft.com/office/word/2024/wordml/sdtformatlock" xmlns:w16se="http://schemas.microsoft.com/office/word/2015/wordml/symex" xmlns:wpg="http://schemas.microsoft.com/office/word/2010/wordprocessingGroup" xmlns:wpi="http://schemas.microsoft.com/office/word/2010/wordprocessingInk" xmlns:wne="http://schemas.microsoft.com/office/word/2006/wordml" xmlns:wps="http://schemas.microsoft.com/office/word/2010/wordprocessingShape" mc:Ignorable="w14 w15 w16se w16cid w16 w16cex w16sdtdh w16sdtfl w16du wp14">
   <w:footnote w:type="separator" w:id="-1">
@@ -11702,7 +15189,7 @@
   <w:abstractNum w:abstractNumId="0" w15:restartNumberingAfterBreak="0">
     <w:nsid w:val="0619E8FD"/>
     <w:multiLevelType w:val="multilevel"/>
-    <w:tmpl w:val="0619E8FD"/>
+    <w:tmpl w:val="DE227848"/>
     <w:lvl w:ilvl="0">
       <w:start w:val="1"/>
       <w:numFmt w:val="decimal"/>
@@ -11711,6 +15198,9 @@
       <w:pPr>
         <w:ind w:left="720" w:hanging="360"/>
       </w:pPr>
+      <w:rPr>
+        <w:color w:val="auto"/>
+      </w:rPr>
     </w:lvl>
     <w:lvl w:ilvl="1">
       <w:start w:val="1"/>
@@ -11788,7 +15278,7 @@
   <w:abstractNum w:abstractNumId="1" w15:restartNumberingAfterBreak="0">
     <w:nsid w:val="064B1E91"/>
     <w:multiLevelType w:val="multilevel"/>
-    <w:tmpl w:val="C0DAE63E"/>
+    <w:tmpl w:val="F47A7136"/>
     <w:lvl w:ilvl="0">
       <w:start w:val="1"/>
       <w:numFmt w:val="decimal"/>
@@ -11815,6 +15305,8 @@
         <w:rFonts w:hint="default"/>
         <w:b/>
         <w:bCs/>
+        <w:i w:val="0"/>
+        <w:iCs w:val="0"/>
         <w:sz w:val="28"/>
         <w:szCs w:val="28"/>
       </w:rPr>
@@ -11907,7 +15399,7 @@
   <w:abstractNum w:abstractNumId="2" w15:restartNumberingAfterBreak="0">
     <w:nsid w:val="3CEA41A4"/>
     <w:multiLevelType w:val="multilevel"/>
-    <w:tmpl w:val="3CEA41A4"/>
+    <w:tmpl w:val="F42E39F4"/>
     <w:lvl w:ilvl="0">
       <w:start w:val="1"/>
       <w:numFmt w:val="upperLetter"/>
@@ -11916,6 +15408,9 @@
       <w:pPr>
         <w:ind w:left="1080" w:hanging="360"/>
       </w:pPr>
+      <w:rPr>
+        <w:color w:val="auto"/>
+      </w:rPr>
     </w:lvl>
     <w:lvl w:ilvl="1">
       <w:start w:val="1"/>
@@ -11993,7 +15488,7 @@
   <w:abstractNum w:abstractNumId="3" w15:restartNumberingAfterBreak="0">
     <w:nsid w:val="64424843"/>
     <w:multiLevelType w:val="multilevel"/>
-    <w:tmpl w:val="64424843"/>
+    <w:tmpl w:val="65C222DA"/>
     <w:lvl w:ilvl="0">
       <w:start w:val="1"/>
       <w:numFmt w:val="upperLetter"/>
@@ -12002,6 +15497,10 @@
       <w:pPr>
         <w:ind w:left="1440" w:hanging="360"/>
       </w:pPr>
+      <w:rPr>
+        <w:i w:val="0"/>
+        <w:iCs w:val="0"/>
+      </w:rPr>
     </w:lvl>
     <w:lvl w:ilvl="1">
       <w:start w:val="1"/>
@@ -13669,7 +17168,7 @@
 </file>
 
 <file path=customXml/itemProps1.xml><?xml version="1.0" encoding="utf-8"?>
-<ds:datastoreItem xmlns:ds="http://schemas.openxmlformats.org/officeDocument/2006/customXml" ds:itemID="{3AB5A224-2A8F-4425-B95F-7AA308F42803}">
+<ds:datastoreItem xmlns:ds="http://schemas.openxmlformats.org/officeDocument/2006/customXml" ds:itemID="{F1870E9B-A61C-496F-B8FF-24EDE55BB51F}">
   <ds:schemaRefs>
     <ds:schemaRef ds:uri="http://schemas.openxmlformats.org/officeDocument/2006/bibliography"/>
   </ds:schemaRefs>

--- a/7COM1079_Final report_A168.docx
+++ b/7COM1079_Final report_A168.docx
@@ -1,6 +1,6 @@
 
 <file path=word/document.xml><?xml version="1.0" encoding="utf-8"?>
-<w:document xmlns:wpc="http://schemas.microsoft.com/office/word/2010/wordprocessingCanvas" xmlns:cx="http://schemas.microsoft.com/office/drawing/2014/chartex" xmlns:cx1="http://schemas.microsoft.com/office/drawing/2015/9/8/chartex" xmlns:cx2="http://schemas.microsoft.com/office/drawing/2015/10/21/chartex" xmlns:cx3="http://schemas.microsoft.com/office/drawing/2016/5/9/chartex" xmlns:cx4="http://schemas.microsoft.com/office/drawing/2016/5/10/chartex" xmlns:cx5="http://schemas.microsoft.com/office/drawing/2016/5/11/chartex" xmlns:cx6="http://schemas.microsoft.com/office/drawing/2016/5/12/chartex" xmlns:cx7="http://schemas.microsoft.com/office/drawing/2016/5/13/chartex" xmlns:cx8="http://schemas.microsoft.com/office/drawing/2016/5/14/chartex" xmlns:mc="http://schemas.openxmlformats.org/markup-compatibility/2006" xmlns:aink="http://schemas.microsoft.com/office/drawing/2016/ink" xmlns:am3d="http://schemas.microsoft.com/office/drawing/2017/model3d" xmlns:o="urn:schemas-microsoft-com:office:office" xmlns:oel="http://schemas.microsoft.com/office/2019/extlst" xmlns:r="http://schemas.openxmlformats.org/officeDocument/2006/relationships" xmlns:m="http://schemas.openxmlformats.org/officeDocument/2006/math" xmlns:v="urn:schemas-microsoft-com:vml" xmlns:wp14="http://schemas.microsoft.com/office/word/2010/wordprocessingDrawing" xmlns:wp="http://schemas.openxmlformats.org/drawingml/2006/wordprocessingDrawing" xmlns:w10="urn:schemas-microsoft-com:office:word" xmlns:w="http://schemas.openxmlformats.org/wordprocessingml/2006/main" xmlns:w14="http://schemas.microsoft.com/office/word/2010/wordml" xmlns:w15="http://schemas.microsoft.com/office/word/2012/wordml" xmlns:w16cex="http://schemas.microsoft.com/office/word/2018/wordml/cex" xmlns:w16cid="http://schemas.microsoft.com/office/word/2016/wordml/cid" xmlns:w16="http://schemas.microsoft.com/office/word/2018/wordml" xmlns:w16du="http://schemas.microsoft.com/office/word/2023/wordml/word16du" xmlns:w16sdtdh="http://schemas.microsoft.com/office/word/2020/wordml/sdtdatahash" xmlns:w16sdtfl="http://schemas.microsoft.com/office/word/2024/wordml/sdtformatlock" xmlns:w16se="http://schemas.microsoft.com/office/word/2015/wordml/symex" xmlns:wpg="http://schemas.microsoft.com/office/word/2010/wordprocessingGroup" xmlns:wpi="http://schemas.microsoft.com/office/word/2010/wordprocessingInk" xmlns:wne="http://schemas.microsoft.com/office/word/2006/wordml" xmlns:wps="http://schemas.microsoft.com/office/word/2010/wordprocessingShape" mc:Ignorable="w14 w15 w16se w16cid w16 w16cex w16sdtdh w16sdtfl w16du wp14">
+<w:document xmlns:wpc="http://schemas.microsoft.com/office/word/2010/wordprocessingCanvas" xmlns:cx="http://schemas.microsoft.com/office/drawing/2014/chartex" xmlns:cx1="http://schemas.microsoft.com/office/drawing/2015/9/8/chartex" xmlns:cx2="http://schemas.microsoft.com/office/drawing/2015/10/21/chartex" xmlns:cx3="http://schemas.microsoft.com/office/drawing/2016/5/9/chartex" xmlns:cx4="http://schemas.microsoft.com/office/drawing/2016/5/10/chartex" xmlns:cx5="http://schemas.microsoft.com/office/drawing/2016/5/11/chartex" xmlns:cx6="http://schemas.microsoft.com/office/drawing/2016/5/12/chartex" xmlns:cx7="http://schemas.microsoft.com/office/drawing/2016/5/13/chartex" xmlns:cx8="http://schemas.microsoft.com/office/drawing/2016/5/14/chartex" xmlns:mc="http://schemas.openxmlformats.org/markup-compatibility/2006" xmlns:aink="http://schemas.microsoft.com/office/drawing/2016/ink" xmlns:am3d="http://schemas.microsoft.com/office/drawing/2017/model3d" xmlns:o="urn:schemas-microsoft-com:office:office" xmlns:oel="http://schemas.microsoft.com/office/2019/extlst" xmlns:r="http://schemas.openxmlformats.org/officeDocument/2006/relationships" xmlns:m="http://schemas.openxmlformats.org/officeDocument/2006/math" xmlns:v="urn:schemas-microsoft-com:vml" xmlns:wp14="http://schemas.microsoft.com/office/word/2010/wordprocessingDrawing" xmlns:wp="http://schemas.openxmlformats.org/drawingml/2006/wordprocessingDrawing" xmlns:w10="urn:schemas-microsoft-com:office:word" xmlns:w="http://schemas.openxmlformats.org/wordprocessingml/2006/main" xmlns:w14="http://schemas.microsoft.com/office/word/2010/wordml" xmlns:w15="http://schemas.microsoft.com/office/word/2012/wordml" xmlns:w16cex="http://schemas.microsoft.com/office/word/2018/wordml/cex" xmlns:w16cid="http://schemas.microsoft.com/office/word/2016/wordml/cid" xmlns:w16="http://schemas.microsoft.com/office/word/2018/wordml" xmlns:w16sdtdh="http://schemas.microsoft.com/office/word/2020/wordml/sdtdatahash" xmlns:w16se="http://schemas.microsoft.com/office/word/2015/wordml/symex" xmlns:wpg="http://schemas.microsoft.com/office/word/2010/wordprocessingGroup" xmlns:wpi="http://schemas.microsoft.com/office/word/2010/wordprocessingInk" xmlns:wne="http://schemas.microsoft.com/office/word/2006/wordml" xmlns:wps="http://schemas.microsoft.com/office/word/2010/wordprocessingShape" mc:Ignorable="w14 w15 w16se w16cid w16 w16cex w16sdtdh wp14">
   <w:body>
     <w:p>
       <w:pPr>
@@ -223,12 +223,21 @@
         </w:rPr>
         <w:t xml:space="preserve">  </w:t>
       </w:r>
+      <w:proofErr w:type="spellStart"/>
       <w:r>
         <w:rPr>
           <w:rFonts w:ascii="Times New Roman" w:eastAsia="Times New Roman" w:hAnsi="Times New Roman" w:cs="Times New Roman"/>
           <w:iCs/>
         </w:rPr>
-        <w:t xml:space="preserve">Tarun </w:t>
+        <w:t>Tarun</w:t>
+      </w:r>
+      <w:proofErr w:type="spellEnd"/>
+      <w:r>
+        <w:rPr>
+          <w:rFonts w:ascii="Times New Roman" w:eastAsia="Times New Roman" w:hAnsi="Times New Roman" w:cs="Times New Roman"/>
+          <w:iCs/>
+        </w:rPr>
+        <w:t xml:space="preserve"> </w:t>
       </w:r>
       <w:proofErr w:type="spellStart"/>
       <w:r>
@@ -313,12 +322,21 @@
         </w:rPr>
         <w:t xml:space="preserve">  </w:t>
       </w:r>
+      <w:proofErr w:type="spellStart"/>
       <w:r>
         <w:rPr>
           <w:rFonts w:ascii="Times New Roman" w:eastAsia="Times New Roman" w:hAnsi="Times New Roman" w:cs="Times New Roman"/>
           <w:iCs/>
         </w:rPr>
-        <w:t xml:space="preserve">Venumadhav </w:t>
+        <w:t>Venumadhav</w:t>
+      </w:r>
+      <w:proofErr w:type="spellEnd"/>
+      <w:r>
+        <w:rPr>
+          <w:rFonts w:ascii="Times New Roman" w:eastAsia="Times New Roman" w:hAnsi="Times New Roman" w:cs="Times New Roman"/>
+          <w:iCs/>
+        </w:rPr>
+        <w:t xml:space="preserve"> </w:t>
       </w:r>
       <w:proofErr w:type="spellStart"/>
       <w:r>
@@ -4541,39 +4559,39 @@
                 <w:lang w:val="en-IN" w:eastAsia="ko-KR"/>
                 <w14:ligatures w14:val="none"/>
               </w:rPr>
-              <w:t xml:space="preserve">&gt; </w:t>
-            </w:r>
-            <w:proofErr w:type="gramStart"/>
-            <w:r>
+              <w:t>&gt; cat("\n=== CORRELATION ANALYSIS RESULTS ===\n")</w:t>
+            </w:r>
+          </w:p>
+          <w:p>
+            <w:pPr>
+              <w:jc w:val="both"/>
               <w:rPr>
                 <w:rFonts w:ascii="Times New Roman" w:eastAsia="Times New Roman" w:hAnsi="Times New Roman" w:cs="Times New Roman"/>
                 <w:kern w:val="0"/>
                 <w:lang w:val="en-IN" w:eastAsia="ko-KR"/>
                 <w14:ligatures w14:val="none"/>
               </w:rPr>
-              <w:t>cat(</w:t>
-            </w:r>
-            <w:proofErr w:type="gramEnd"/>
-            <w:r>
+            </w:pPr>
+          </w:p>
+          <w:p>
+            <w:pPr>
+              <w:jc w:val="both"/>
               <w:rPr>
                 <w:rFonts w:ascii="Times New Roman" w:eastAsia="Times New Roman" w:hAnsi="Times New Roman" w:cs="Times New Roman"/>
                 <w:kern w:val="0"/>
                 <w:lang w:val="en-IN" w:eastAsia="ko-KR"/>
                 <w14:ligatures w14:val="none"/>
               </w:rPr>
-              <w:t>"\n=== CORRELATION ANALYSIS RESULTS ===\n")</w:t>
-            </w:r>
-          </w:p>
-          <w:p>
-            <w:pPr>
-              <w:jc w:val="both"/>
+            </w:pPr>
+            <w:r>
               <w:rPr>
                 <w:rFonts w:ascii="Times New Roman" w:eastAsia="Times New Roman" w:hAnsi="Times New Roman" w:cs="Times New Roman"/>
                 <w:kern w:val="0"/>
                 <w:lang w:val="en-IN" w:eastAsia="ko-KR"/>
                 <w14:ligatures w14:val="none"/>
               </w:rPr>
-            </w:pPr>
+              <w:t>=== CORRELATION ANALYSIS RESULTS ===</w:t>
+            </w:r>
           </w:p>
           <w:p>
             <w:pPr>
@@ -4592,19 +4610,19 @@
                 <w:lang w:val="en-IN" w:eastAsia="ko-KR"/>
                 <w14:ligatures w14:val="none"/>
               </w:rPr>
-              <w:t>=== CORRELATION ANALYSIS RESULTS ===</w:t>
-            </w:r>
-          </w:p>
-          <w:p>
-            <w:pPr>
-              <w:jc w:val="both"/>
+              <w:t xml:space="preserve">&gt; cat("Pearson Correlation Coefficient (r):", </w:t>
+            </w:r>
+            <w:proofErr w:type="spellStart"/>
+            <w:r>
               <w:rPr>
                 <w:rFonts w:ascii="Times New Roman" w:eastAsia="Times New Roman" w:hAnsi="Times New Roman" w:cs="Times New Roman"/>
                 <w:kern w:val="0"/>
                 <w:lang w:val="en-IN" w:eastAsia="ko-KR"/>
                 <w14:ligatures w14:val="none"/>
               </w:rPr>
-            </w:pPr>
+              <w:t>correlation_coefficient</w:t>
+            </w:r>
+            <w:proofErr w:type="spellEnd"/>
             <w:r>
               <w:rPr>
                 <w:rFonts w:ascii="Times New Roman" w:eastAsia="Times New Roman" w:hAnsi="Times New Roman" w:cs="Times New Roman"/>
@@ -4612,19 +4630,19 @@
                 <w:lang w:val="en-IN" w:eastAsia="ko-KR"/>
                 <w14:ligatures w14:val="none"/>
               </w:rPr>
-              <w:t xml:space="preserve">&gt; </w:t>
-            </w:r>
-            <w:proofErr w:type="gramStart"/>
-            <w:r>
+              <w:t>, "\n")</w:t>
+            </w:r>
+          </w:p>
+          <w:p>
+            <w:pPr>
+              <w:jc w:val="both"/>
               <w:rPr>
                 <w:rFonts w:ascii="Times New Roman" w:eastAsia="Times New Roman" w:hAnsi="Times New Roman" w:cs="Times New Roman"/>
                 <w:kern w:val="0"/>
                 <w:lang w:val="en-IN" w:eastAsia="ko-KR"/>
                 <w14:ligatures w14:val="none"/>
               </w:rPr>
-              <w:t>cat(</w:t>
-            </w:r>
-            <w:proofErr w:type="gramEnd"/>
+            </w:pPr>
             <w:r>
               <w:rPr>
                 <w:rFonts w:ascii="Times New Roman" w:eastAsia="Times New Roman" w:hAnsi="Times New Roman" w:cs="Times New Roman"/>
@@ -4632,19 +4650,19 @@
                 <w:lang w:val="en-IN" w:eastAsia="ko-KR"/>
                 <w14:ligatures w14:val="none"/>
               </w:rPr>
-              <w:t xml:space="preserve">"Pearson Correlation Coefficient (r):", </w:t>
-            </w:r>
-            <w:proofErr w:type="spellStart"/>
-            <w:r>
+              <w:t xml:space="preserve">Pearson Correlation Coefficient (r): 0.5005095 </w:t>
+            </w:r>
+          </w:p>
+          <w:p>
+            <w:pPr>
+              <w:jc w:val="both"/>
               <w:rPr>
                 <w:rFonts w:ascii="Times New Roman" w:eastAsia="Times New Roman" w:hAnsi="Times New Roman" w:cs="Times New Roman"/>
                 <w:kern w:val="0"/>
                 <w:lang w:val="en-IN" w:eastAsia="ko-KR"/>
                 <w14:ligatures w14:val="none"/>
               </w:rPr>
-              <w:t>correlation_coefficient</w:t>
-            </w:r>
-            <w:proofErr w:type="spellEnd"/>
+            </w:pPr>
             <w:r>
               <w:rPr>
                 <w:rFonts w:ascii="Times New Roman" w:eastAsia="Times New Roman" w:hAnsi="Times New Roman" w:cs="Times New Roman"/>
@@ -4652,19 +4670,19 @@
                 <w:lang w:val="en-IN" w:eastAsia="ko-KR"/>
                 <w14:ligatures w14:val="none"/>
               </w:rPr>
-              <w:t>, "\n")</w:t>
-            </w:r>
-          </w:p>
-          <w:p>
-            <w:pPr>
-              <w:jc w:val="both"/>
+              <w:t xml:space="preserve">&gt; cat("P-value:", </w:t>
+            </w:r>
+            <w:proofErr w:type="spellStart"/>
+            <w:r>
               <w:rPr>
                 <w:rFonts w:ascii="Times New Roman" w:eastAsia="Times New Roman" w:hAnsi="Times New Roman" w:cs="Times New Roman"/>
                 <w:kern w:val="0"/>
                 <w:lang w:val="en-IN" w:eastAsia="ko-KR"/>
                 <w14:ligatures w14:val="none"/>
               </w:rPr>
-            </w:pPr>
+              <w:t>p_value</w:t>
+            </w:r>
+            <w:proofErr w:type="spellEnd"/>
             <w:r>
               <w:rPr>
                 <w:rFonts w:ascii="Times New Roman" w:eastAsia="Times New Roman" w:hAnsi="Times New Roman" w:cs="Times New Roman"/>
@@ -4672,7 +4690,7 @@
                 <w:lang w:val="en-IN" w:eastAsia="ko-KR"/>
                 <w14:ligatures w14:val="none"/>
               </w:rPr>
-              <w:t xml:space="preserve">Pearson Correlation Coefficient (r): 0.5005095 </w:t>
+              <w:t>, "\n")</w:t>
             </w:r>
           </w:p>
           <w:p>
@@ -4692,19 +4710,19 @@
                 <w:lang w:val="en-IN" w:eastAsia="ko-KR"/>
                 <w14:ligatures w14:val="none"/>
               </w:rPr>
-              <w:t xml:space="preserve">&gt; </w:t>
-            </w:r>
-            <w:proofErr w:type="gramStart"/>
-            <w:r>
+              <w:t xml:space="preserve">P-value: 5.673578e-12 </w:t>
+            </w:r>
+          </w:p>
+          <w:p>
+            <w:pPr>
+              <w:jc w:val="both"/>
               <w:rPr>
                 <w:rFonts w:ascii="Times New Roman" w:eastAsia="Times New Roman" w:hAnsi="Times New Roman" w:cs="Times New Roman"/>
                 <w:kern w:val="0"/>
                 <w:lang w:val="en-IN" w:eastAsia="ko-KR"/>
                 <w14:ligatures w14:val="none"/>
               </w:rPr>
-              <w:t>cat(</w:t>
-            </w:r>
-            <w:proofErr w:type="gramEnd"/>
+            </w:pPr>
             <w:r>
               <w:rPr>
                 <w:rFonts w:ascii="Times New Roman" w:eastAsia="Times New Roman" w:hAnsi="Times New Roman" w:cs="Times New Roman"/>
@@ -4712,7 +4730,7 @@
                 <w:lang w:val="en-IN" w:eastAsia="ko-KR"/>
                 <w14:ligatures w14:val="none"/>
               </w:rPr>
-              <w:t xml:space="preserve">"P-value:", </w:t>
+              <w:t xml:space="preserve">&gt; cat("95% Confidence Interval:", </w:t>
             </w:r>
             <w:proofErr w:type="spellStart"/>
             <w:r>
@@ -4722,7 +4740,7 @@
                 <w:lang w:val="en-IN" w:eastAsia="ko-KR"/>
                 <w14:ligatures w14:val="none"/>
               </w:rPr>
-              <w:t>p_value</w:t>
+              <w:t>confidence_interval</w:t>
             </w:r>
             <w:proofErr w:type="spellEnd"/>
             <w:r>
@@ -4732,19 +4750,19 @@
                 <w:lang w:val="en-IN" w:eastAsia="ko-KR"/>
                 <w14:ligatures w14:val="none"/>
               </w:rPr>
-              <w:t>, "\n")</w:t>
-            </w:r>
-          </w:p>
-          <w:p>
-            <w:pPr>
-              <w:jc w:val="both"/>
+              <w:t xml:space="preserve">[1], "to", </w:t>
+            </w:r>
+            <w:proofErr w:type="spellStart"/>
+            <w:r>
               <w:rPr>
                 <w:rFonts w:ascii="Times New Roman" w:eastAsia="Times New Roman" w:hAnsi="Times New Roman" w:cs="Times New Roman"/>
                 <w:kern w:val="0"/>
                 <w:lang w:val="en-IN" w:eastAsia="ko-KR"/>
                 <w14:ligatures w14:val="none"/>
               </w:rPr>
-            </w:pPr>
+              <w:t>confidence_interval</w:t>
+            </w:r>
+            <w:proofErr w:type="spellEnd"/>
             <w:r>
               <w:rPr>
                 <w:rFonts w:ascii="Times New Roman" w:eastAsia="Times New Roman" w:hAnsi="Times New Roman" w:cs="Times New Roman"/>
@@ -4752,7 +4770,7 @@
                 <w:lang w:val="en-IN" w:eastAsia="ko-KR"/>
                 <w14:ligatures w14:val="none"/>
               </w:rPr>
-              <w:t xml:space="preserve">P-value: 5.673578e-12 </w:t>
+              <w:t>[2], "\n")</w:t>
             </w:r>
           </w:p>
           <w:p>
@@ -4772,19 +4790,19 @@
                 <w:lang w:val="en-IN" w:eastAsia="ko-KR"/>
                 <w14:ligatures w14:val="none"/>
               </w:rPr>
-              <w:t xml:space="preserve">&gt; </w:t>
-            </w:r>
-            <w:proofErr w:type="gramStart"/>
-            <w:r>
+              <w:t xml:space="preserve">95% Confidence Interval: 0.3773262 to 0.6062895 </w:t>
+            </w:r>
+          </w:p>
+          <w:p>
+            <w:pPr>
+              <w:jc w:val="both"/>
               <w:rPr>
                 <w:rFonts w:ascii="Times New Roman" w:eastAsia="Times New Roman" w:hAnsi="Times New Roman" w:cs="Times New Roman"/>
                 <w:kern w:val="0"/>
                 <w:lang w:val="en-IN" w:eastAsia="ko-KR"/>
                 <w14:ligatures w14:val="none"/>
               </w:rPr>
-              <w:t>cat(</w:t>
-            </w:r>
-            <w:proofErr w:type="gramEnd"/>
+            </w:pPr>
             <w:r>
               <w:rPr>
                 <w:rFonts w:ascii="Times New Roman" w:eastAsia="Times New Roman" w:hAnsi="Times New Roman" w:cs="Times New Roman"/>
@@ -4792,7 +4810,7 @@
                 <w:lang w:val="en-IN" w:eastAsia="ko-KR"/>
                 <w14:ligatures w14:val="none"/>
               </w:rPr>
-              <w:t xml:space="preserve">"95% Confidence Interval:", </w:t>
+              <w:t xml:space="preserve">&gt; cat("Sample size (n):", </w:t>
             </w:r>
             <w:proofErr w:type="spellStart"/>
             <w:r>
@@ -4802,9 +4820,9 @@
                 <w:lang w:val="en-IN" w:eastAsia="ko-KR"/>
                 <w14:ligatures w14:val="none"/>
               </w:rPr>
-              <w:t>confidence_</w:t>
-            </w:r>
-            <w:proofErr w:type="gramStart"/>
+              <w:t>nrow</w:t>
+            </w:r>
+            <w:proofErr w:type="spellEnd"/>
             <w:r>
               <w:rPr>
                 <w:rFonts w:ascii="Times New Roman" w:eastAsia="Times New Roman" w:hAnsi="Times New Roman" w:cs="Times New Roman"/>
@@ -4812,9 +4830,9 @@
                 <w:lang w:val="en-IN" w:eastAsia="ko-KR"/>
                 <w14:ligatures w14:val="none"/>
               </w:rPr>
-              <w:t>interval</w:t>
-            </w:r>
-            <w:proofErr w:type="spellEnd"/>
+              <w:t>(</w:t>
+            </w:r>
+            <w:proofErr w:type="spellStart"/>
             <w:r>
               <w:rPr>
                 <w:rFonts w:ascii="Times New Roman" w:eastAsia="Times New Roman" w:hAnsi="Times New Roman" w:cs="Times New Roman"/>
@@ -4822,9 +4840,9 @@
                 <w:lang w:val="en-IN" w:eastAsia="ko-KR"/>
                 <w14:ligatures w14:val="none"/>
               </w:rPr>
-              <w:t>[</w:t>
-            </w:r>
-            <w:proofErr w:type="gramEnd"/>
+              <w:t>data_clean</w:t>
+            </w:r>
+            <w:proofErr w:type="spellEnd"/>
             <w:r>
               <w:rPr>
                 <w:rFonts w:ascii="Times New Roman" w:eastAsia="Times New Roman" w:hAnsi="Times New Roman" w:cs="Times New Roman"/>
@@ -4832,19 +4850,19 @@
                 <w:lang w:val="en-IN" w:eastAsia="ko-KR"/>
                 <w14:ligatures w14:val="none"/>
               </w:rPr>
-              <w:t xml:space="preserve">1], "to", </w:t>
-            </w:r>
-            <w:proofErr w:type="spellStart"/>
-            <w:r>
+              <w:t>), "\n")</w:t>
+            </w:r>
+          </w:p>
+          <w:p>
+            <w:pPr>
+              <w:jc w:val="both"/>
               <w:rPr>
                 <w:rFonts w:ascii="Times New Roman" w:eastAsia="Times New Roman" w:hAnsi="Times New Roman" w:cs="Times New Roman"/>
                 <w:kern w:val="0"/>
                 <w:lang w:val="en-IN" w:eastAsia="ko-KR"/>
                 <w14:ligatures w14:val="none"/>
               </w:rPr>
-              <w:t>confidence_</w:t>
-            </w:r>
-            <w:proofErr w:type="gramStart"/>
+            </w:pPr>
             <w:r>
               <w:rPr>
                 <w:rFonts w:ascii="Times New Roman" w:eastAsia="Times New Roman" w:hAnsi="Times New Roman" w:cs="Times New Roman"/>
@@ -4852,19 +4870,19 @@
                 <w:lang w:val="en-IN" w:eastAsia="ko-KR"/>
                 <w14:ligatures w14:val="none"/>
               </w:rPr>
-              <w:t>interval</w:t>
-            </w:r>
-            <w:proofErr w:type="spellEnd"/>
-            <w:r>
+              <w:t xml:space="preserve">Sample size (n): 167 </w:t>
+            </w:r>
+          </w:p>
+          <w:p>
+            <w:pPr>
+              <w:jc w:val="both"/>
               <w:rPr>
                 <w:rFonts w:ascii="Times New Roman" w:eastAsia="Times New Roman" w:hAnsi="Times New Roman" w:cs="Times New Roman"/>
                 <w:kern w:val="0"/>
                 <w:lang w:val="en-IN" w:eastAsia="ko-KR"/>
                 <w14:ligatures w14:val="none"/>
               </w:rPr>
-              <w:t>[</w:t>
-            </w:r>
-            <w:proofErr w:type="gramEnd"/>
+            </w:pPr>
             <w:r>
               <w:rPr>
                 <w:rFonts w:ascii="Times New Roman" w:eastAsia="Times New Roman" w:hAnsi="Times New Roman" w:cs="Times New Roman"/>
@@ -4872,7 +4890,8 @@
                 <w:lang w:val="en-IN" w:eastAsia="ko-KR"/>
                 <w14:ligatures w14:val="none"/>
               </w:rPr>
-              <w:t>2], "\n")</w:t>
+              <w:lastRenderedPageBreak/>
+              <w:t xml:space="preserve">&gt; </w:t>
             </w:r>
           </w:p>
           <w:p>
@@ -4892,7 +4911,7 @@
                 <w:lang w:val="en-IN" w:eastAsia="ko-KR"/>
                 <w14:ligatures w14:val="none"/>
               </w:rPr>
-              <w:t xml:space="preserve">95% Confidence Interval: 0.3773262 to 0.6062895 </w:t>
+              <w:t>&gt; # Interpretation</w:t>
             </w:r>
           </w:p>
           <w:p>
@@ -4912,9 +4931,9 @@
                 <w:lang w:val="en-IN" w:eastAsia="ko-KR"/>
                 <w14:ligatures w14:val="none"/>
               </w:rPr>
-              <w:t xml:space="preserve">&gt; </w:t>
-            </w:r>
-            <w:proofErr w:type="gramStart"/>
+              <w:t>&gt; if (</w:t>
+            </w:r>
+            <w:proofErr w:type="spellStart"/>
             <w:r>
               <w:rPr>
                 <w:rFonts w:ascii="Times New Roman" w:eastAsia="Times New Roman" w:hAnsi="Times New Roman" w:cs="Times New Roman"/>
@@ -4922,9 +4941,9 @@
                 <w:lang w:val="en-IN" w:eastAsia="ko-KR"/>
                 <w14:ligatures w14:val="none"/>
               </w:rPr>
-              <w:t>cat(</w:t>
-            </w:r>
-            <w:proofErr w:type="gramEnd"/>
+              <w:t>p_value</w:t>
+            </w:r>
+            <w:proofErr w:type="spellEnd"/>
             <w:r>
               <w:rPr>
                 <w:rFonts w:ascii="Times New Roman" w:eastAsia="Times New Roman" w:hAnsi="Times New Roman" w:cs="Times New Roman"/>
@@ -4932,19 +4951,19 @@
                 <w:lang w:val="en-IN" w:eastAsia="ko-KR"/>
                 <w14:ligatures w14:val="none"/>
               </w:rPr>
-              <w:t xml:space="preserve">"Sample size (n):", </w:t>
-            </w:r>
-            <w:proofErr w:type="spellStart"/>
-            <w:r>
+              <w:t xml:space="preserve"> &lt; 0.05) {</w:t>
+            </w:r>
+          </w:p>
+          <w:p>
+            <w:pPr>
+              <w:jc w:val="both"/>
               <w:rPr>
                 <w:rFonts w:ascii="Times New Roman" w:eastAsia="Times New Roman" w:hAnsi="Times New Roman" w:cs="Times New Roman"/>
                 <w:kern w:val="0"/>
                 <w:lang w:val="en-IN" w:eastAsia="ko-KR"/>
                 <w14:ligatures w14:val="none"/>
               </w:rPr>
-              <w:t>nrow</w:t>
-            </w:r>
-            <w:proofErr w:type="spellEnd"/>
+            </w:pPr>
             <w:r>
               <w:rPr>
                 <w:rFonts w:ascii="Times New Roman" w:eastAsia="Times New Roman" w:hAnsi="Times New Roman" w:cs="Times New Roman"/>
@@ -4952,7 +4971,7 @@
                 <w:lang w:val="en-IN" w:eastAsia="ko-KR"/>
                 <w14:ligatures w14:val="none"/>
               </w:rPr>
-              <w:t>(</w:t>
+              <w:t>+   cat("\</w:t>
             </w:r>
             <w:proofErr w:type="spellStart"/>
             <w:r>
@@ -4962,7 +4981,7 @@
                 <w:lang w:val="en-IN" w:eastAsia="ko-KR"/>
                 <w14:ligatures w14:val="none"/>
               </w:rPr>
-              <w:t>data_clean</w:t>
+              <w:t>nConclusion</w:t>
             </w:r>
             <w:proofErr w:type="spellEnd"/>
             <w:r>
@@ -4972,7 +4991,7 @@
                 <w:lang w:val="en-IN" w:eastAsia="ko-KR"/>
                 <w14:ligatures w14:val="none"/>
               </w:rPr>
-              <w:t>), "\n")</w:t>
+              <w:t>: The null hypothesis is REJECTED (p &lt; 0.05)\n")</w:t>
             </w:r>
           </w:p>
           <w:p>
@@ -4992,7 +5011,7 @@
                 <w:lang w:val="en-IN" w:eastAsia="ko-KR"/>
                 <w14:ligatures w14:val="none"/>
               </w:rPr>
-              <w:t xml:space="preserve">Sample size (n): 167 </w:t>
+              <w:t>+   cat("There is a statistically significant correlation between alcohol consumption and life expectancy.\n")</w:t>
             </w:r>
           </w:p>
           <w:p>
@@ -5012,8 +5031,7 @@
                 <w:lang w:val="en-IN" w:eastAsia="ko-KR"/>
                 <w14:ligatures w14:val="none"/>
               </w:rPr>
-              <w:lastRenderedPageBreak/>
-              <w:t xml:space="preserve">&gt; </w:t>
+              <w:t>+ } else {</w:t>
             </w:r>
           </w:p>
           <w:p>
@@ -5033,19 +5051,19 @@
                 <w:lang w:val="en-IN" w:eastAsia="ko-KR"/>
                 <w14:ligatures w14:val="none"/>
               </w:rPr>
-              <w:t>&gt; # Interpretation</w:t>
-            </w:r>
-          </w:p>
-          <w:p>
-            <w:pPr>
-              <w:jc w:val="both"/>
+              <w:t>+   cat("\</w:t>
+            </w:r>
+            <w:proofErr w:type="spellStart"/>
+            <w:r>
               <w:rPr>
                 <w:rFonts w:ascii="Times New Roman" w:eastAsia="Times New Roman" w:hAnsi="Times New Roman" w:cs="Times New Roman"/>
                 <w:kern w:val="0"/>
                 <w:lang w:val="en-IN" w:eastAsia="ko-KR"/>
                 <w14:ligatures w14:val="none"/>
               </w:rPr>
-            </w:pPr>
+              <w:t>nConclusion</w:t>
+            </w:r>
+            <w:proofErr w:type="spellEnd"/>
             <w:r>
               <w:rPr>
                 <w:rFonts w:ascii="Times New Roman" w:eastAsia="Times New Roman" w:hAnsi="Times New Roman" w:cs="Times New Roman"/>
@@ -5053,19 +5071,19 @@
                 <w:lang w:val="en-IN" w:eastAsia="ko-KR"/>
                 <w14:ligatures w14:val="none"/>
               </w:rPr>
-              <w:t>&gt; if (</w:t>
-            </w:r>
-            <w:proofErr w:type="spellStart"/>
-            <w:r>
+              <w:t>: The null hypothesis is NOT REJECTED (p &gt;= 0.05)\n")</w:t>
+            </w:r>
+          </w:p>
+          <w:p>
+            <w:pPr>
+              <w:jc w:val="both"/>
               <w:rPr>
                 <w:rFonts w:ascii="Times New Roman" w:eastAsia="Times New Roman" w:hAnsi="Times New Roman" w:cs="Times New Roman"/>
                 <w:kern w:val="0"/>
                 <w:lang w:val="en-IN" w:eastAsia="ko-KR"/>
                 <w14:ligatures w14:val="none"/>
               </w:rPr>
-              <w:t>p_value</w:t>
-            </w:r>
-            <w:proofErr w:type="spellEnd"/>
+            </w:pPr>
             <w:r>
               <w:rPr>
                 <w:rFonts w:ascii="Times New Roman" w:eastAsia="Times New Roman" w:hAnsi="Times New Roman" w:cs="Times New Roman"/>
@@ -5073,278 +5091,7 @@
                 <w:lang w:val="en-IN" w:eastAsia="ko-KR"/>
                 <w14:ligatures w14:val="none"/>
               </w:rPr>
-              <w:t xml:space="preserve"> &lt; 0.05) {</w:t>
-            </w:r>
-          </w:p>
-          <w:p>
-            <w:pPr>
-              <w:jc w:val="both"/>
-              <w:rPr>
-                <w:rFonts w:ascii="Times New Roman" w:eastAsia="Times New Roman" w:hAnsi="Times New Roman" w:cs="Times New Roman"/>
-                <w:kern w:val="0"/>
-                <w:lang w:val="en-IN" w:eastAsia="ko-KR"/>
-                <w14:ligatures w14:val="none"/>
-              </w:rPr>
-            </w:pPr>
-            <w:r>
-              <w:rPr>
-                <w:rFonts w:ascii="Times New Roman" w:eastAsia="Times New Roman" w:hAnsi="Times New Roman" w:cs="Times New Roman"/>
-                <w:kern w:val="0"/>
-                <w:lang w:val="en-IN" w:eastAsia="ko-KR"/>
-                <w14:ligatures w14:val="none"/>
-              </w:rPr>
-              <w:t xml:space="preserve">+   </w:t>
-            </w:r>
-            <w:proofErr w:type="gramStart"/>
-            <w:r>
-              <w:rPr>
-                <w:rFonts w:ascii="Times New Roman" w:eastAsia="Times New Roman" w:hAnsi="Times New Roman" w:cs="Times New Roman"/>
-                <w:kern w:val="0"/>
-                <w:lang w:val="en-IN" w:eastAsia="ko-KR"/>
-                <w14:ligatures w14:val="none"/>
-              </w:rPr>
-              <w:t>cat(</w:t>
-            </w:r>
-            <w:proofErr w:type="gramEnd"/>
-            <w:r>
-              <w:rPr>
-                <w:rFonts w:ascii="Times New Roman" w:eastAsia="Times New Roman" w:hAnsi="Times New Roman" w:cs="Times New Roman"/>
-                <w:kern w:val="0"/>
-                <w:lang w:val="en-IN" w:eastAsia="ko-KR"/>
-                <w14:ligatures w14:val="none"/>
-              </w:rPr>
-              <w:t>"\</w:t>
-            </w:r>
-            <w:proofErr w:type="spellStart"/>
-            <w:r>
-              <w:rPr>
-                <w:rFonts w:ascii="Times New Roman" w:eastAsia="Times New Roman" w:hAnsi="Times New Roman" w:cs="Times New Roman"/>
-                <w:kern w:val="0"/>
-                <w:lang w:val="en-IN" w:eastAsia="ko-KR"/>
-                <w14:ligatures w14:val="none"/>
-              </w:rPr>
-              <w:t>nConclusion</w:t>
-            </w:r>
-            <w:proofErr w:type="spellEnd"/>
-            <w:r>
-              <w:rPr>
-                <w:rFonts w:ascii="Times New Roman" w:eastAsia="Times New Roman" w:hAnsi="Times New Roman" w:cs="Times New Roman"/>
-                <w:kern w:val="0"/>
-                <w:lang w:val="en-IN" w:eastAsia="ko-KR"/>
-                <w14:ligatures w14:val="none"/>
-              </w:rPr>
-              <w:t xml:space="preserve">: The null hypothesis is REJECTED (p &lt; </w:t>
-            </w:r>
-            <w:proofErr w:type="gramStart"/>
-            <w:r>
-              <w:rPr>
-                <w:rFonts w:ascii="Times New Roman" w:eastAsia="Times New Roman" w:hAnsi="Times New Roman" w:cs="Times New Roman"/>
-                <w:kern w:val="0"/>
-                <w:lang w:val="en-IN" w:eastAsia="ko-KR"/>
-                <w14:ligatures w14:val="none"/>
-              </w:rPr>
-              <w:t>0.05)\</w:t>
-            </w:r>
-            <w:proofErr w:type="gramEnd"/>
-            <w:r>
-              <w:rPr>
-                <w:rFonts w:ascii="Times New Roman" w:eastAsia="Times New Roman" w:hAnsi="Times New Roman" w:cs="Times New Roman"/>
-                <w:kern w:val="0"/>
-                <w:lang w:val="en-IN" w:eastAsia="ko-KR"/>
-                <w14:ligatures w14:val="none"/>
-              </w:rPr>
-              <w:t>n")</w:t>
-            </w:r>
-          </w:p>
-          <w:p>
-            <w:pPr>
-              <w:jc w:val="both"/>
-              <w:rPr>
-                <w:rFonts w:ascii="Times New Roman" w:eastAsia="Times New Roman" w:hAnsi="Times New Roman" w:cs="Times New Roman"/>
-                <w:kern w:val="0"/>
-                <w:lang w:val="en-IN" w:eastAsia="ko-KR"/>
-                <w14:ligatures w14:val="none"/>
-              </w:rPr>
-            </w:pPr>
-            <w:r>
-              <w:rPr>
-                <w:rFonts w:ascii="Times New Roman" w:eastAsia="Times New Roman" w:hAnsi="Times New Roman" w:cs="Times New Roman"/>
-                <w:kern w:val="0"/>
-                <w:lang w:val="en-IN" w:eastAsia="ko-KR"/>
-                <w14:ligatures w14:val="none"/>
-              </w:rPr>
-              <w:t xml:space="preserve">+   </w:t>
-            </w:r>
-            <w:proofErr w:type="gramStart"/>
-            <w:r>
-              <w:rPr>
-                <w:rFonts w:ascii="Times New Roman" w:eastAsia="Times New Roman" w:hAnsi="Times New Roman" w:cs="Times New Roman"/>
-                <w:kern w:val="0"/>
-                <w:lang w:val="en-IN" w:eastAsia="ko-KR"/>
-                <w14:ligatures w14:val="none"/>
-              </w:rPr>
-              <w:t>cat(</w:t>
-            </w:r>
-            <w:proofErr w:type="gramEnd"/>
-            <w:r>
-              <w:rPr>
-                <w:rFonts w:ascii="Times New Roman" w:eastAsia="Times New Roman" w:hAnsi="Times New Roman" w:cs="Times New Roman"/>
-                <w:kern w:val="0"/>
-                <w:lang w:val="en-IN" w:eastAsia="ko-KR"/>
-                <w14:ligatures w14:val="none"/>
-              </w:rPr>
-              <w:t>"There is a statistically significant correlation between alcohol consumption and life expectancy.\n")</w:t>
-            </w:r>
-          </w:p>
-          <w:p>
-            <w:pPr>
-              <w:jc w:val="both"/>
-              <w:rPr>
-                <w:rFonts w:ascii="Times New Roman" w:eastAsia="Times New Roman" w:hAnsi="Times New Roman" w:cs="Times New Roman"/>
-                <w:kern w:val="0"/>
-                <w:lang w:val="en-IN" w:eastAsia="ko-KR"/>
-                <w14:ligatures w14:val="none"/>
-              </w:rPr>
-            </w:pPr>
-            <w:proofErr w:type="gramStart"/>
-            <w:r>
-              <w:rPr>
-                <w:rFonts w:ascii="Times New Roman" w:eastAsia="Times New Roman" w:hAnsi="Times New Roman" w:cs="Times New Roman"/>
-                <w:kern w:val="0"/>
-                <w:lang w:val="en-IN" w:eastAsia="ko-KR"/>
-                <w14:ligatures w14:val="none"/>
-              </w:rPr>
-              <w:t>+ }</w:t>
-            </w:r>
-            <w:proofErr w:type="gramEnd"/>
-            <w:r>
-              <w:rPr>
-                <w:rFonts w:ascii="Times New Roman" w:eastAsia="Times New Roman" w:hAnsi="Times New Roman" w:cs="Times New Roman"/>
-                <w:kern w:val="0"/>
-                <w:lang w:val="en-IN" w:eastAsia="ko-KR"/>
-                <w14:ligatures w14:val="none"/>
-              </w:rPr>
-              <w:t xml:space="preserve"> else {</w:t>
-            </w:r>
-          </w:p>
-          <w:p>
-            <w:pPr>
-              <w:jc w:val="both"/>
-              <w:rPr>
-                <w:rFonts w:ascii="Times New Roman" w:eastAsia="Times New Roman" w:hAnsi="Times New Roman" w:cs="Times New Roman"/>
-                <w:kern w:val="0"/>
-                <w:lang w:val="en-IN" w:eastAsia="ko-KR"/>
-                <w14:ligatures w14:val="none"/>
-              </w:rPr>
-            </w:pPr>
-            <w:r>
-              <w:rPr>
-                <w:rFonts w:ascii="Times New Roman" w:eastAsia="Times New Roman" w:hAnsi="Times New Roman" w:cs="Times New Roman"/>
-                <w:kern w:val="0"/>
-                <w:lang w:val="en-IN" w:eastAsia="ko-KR"/>
-                <w14:ligatures w14:val="none"/>
-              </w:rPr>
-              <w:t xml:space="preserve">+   </w:t>
-            </w:r>
-            <w:proofErr w:type="gramStart"/>
-            <w:r>
-              <w:rPr>
-                <w:rFonts w:ascii="Times New Roman" w:eastAsia="Times New Roman" w:hAnsi="Times New Roman" w:cs="Times New Roman"/>
-                <w:kern w:val="0"/>
-                <w:lang w:val="en-IN" w:eastAsia="ko-KR"/>
-                <w14:ligatures w14:val="none"/>
-              </w:rPr>
-              <w:t>cat(</w:t>
-            </w:r>
-            <w:proofErr w:type="gramEnd"/>
-            <w:r>
-              <w:rPr>
-                <w:rFonts w:ascii="Times New Roman" w:eastAsia="Times New Roman" w:hAnsi="Times New Roman" w:cs="Times New Roman"/>
-                <w:kern w:val="0"/>
-                <w:lang w:val="en-IN" w:eastAsia="ko-KR"/>
-                <w14:ligatures w14:val="none"/>
-              </w:rPr>
-              <w:t>"\</w:t>
-            </w:r>
-            <w:proofErr w:type="spellStart"/>
-            <w:r>
-              <w:rPr>
-                <w:rFonts w:ascii="Times New Roman" w:eastAsia="Times New Roman" w:hAnsi="Times New Roman" w:cs="Times New Roman"/>
-                <w:kern w:val="0"/>
-                <w:lang w:val="en-IN" w:eastAsia="ko-KR"/>
-                <w14:ligatures w14:val="none"/>
-              </w:rPr>
-              <w:t>nConclusion</w:t>
-            </w:r>
-            <w:proofErr w:type="spellEnd"/>
-            <w:r>
-              <w:rPr>
-                <w:rFonts w:ascii="Times New Roman" w:eastAsia="Times New Roman" w:hAnsi="Times New Roman" w:cs="Times New Roman"/>
-                <w:kern w:val="0"/>
-                <w:lang w:val="en-IN" w:eastAsia="ko-KR"/>
-                <w14:ligatures w14:val="none"/>
-              </w:rPr>
-              <w:t xml:space="preserve">: The null hypothesis is NOT REJECTED (p &gt;= </w:t>
-            </w:r>
-            <w:proofErr w:type="gramStart"/>
-            <w:r>
-              <w:rPr>
-                <w:rFonts w:ascii="Times New Roman" w:eastAsia="Times New Roman" w:hAnsi="Times New Roman" w:cs="Times New Roman"/>
-                <w:kern w:val="0"/>
-                <w:lang w:val="en-IN" w:eastAsia="ko-KR"/>
-                <w14:ligatures w14:val="none"/>
-              </w:rPr>
-              <w:t>0.05)\</w:t>
-            </w:r>
-            <w:proofErr w:type="gramEnd"/>
-            <w:r>
-              <w:rPr>
-                <w:rFonts w:ascii="Times New Roman" w:eastAsia="Times New Roman" w:hAnsi="Times New Roman" w:cs="Times New Roman"/>
-                <w:kern w:val="0"/>
-                <w:lang w:val="en-IN" w:eastAsia="ko-KR"/>
-                <w14:ligatures w14:val="none"/>
-              </w:rPr>
-              <w:t>n")</w:t>
-            </w:r>
-          </w:p>
-          <w:p>
-            <w:pPr>
-              <w:jc w:val="both"/>
-              <w:rPr>
-                <w:rFonts w:ascii="Times New Roman" w:eastAsia="Times New Roman" w:hAnsi="Times New Roman" w:cs="Times New Roman"/>
-                <w:kern w:val="0"/>
-                <w:lang w:val="en-IN" w:eastAsia="ko-KR"/>
-                <w14:ligatures w14:val="none"/>
-              </w:rPr>
-            </w:pPr>
-            <w:r>
-              <w:rPr>
-                <w:rFonts w:ascii="Times New Roman" w:eastAsia="Times New Roman" w:hAnsi="Times New Roman" w:cs="Times New Roman"/>
-                <w:kern w:val="0"/>
-                <w:lang w:val="en-IN" w:eastAsia="ko-KR"/>
-                <w14:ligatures w14:val="none"/>
-              </w:rPr>
-              <w:t xml:space="preserve">+   </w:t>
-            </w:r>
-            <w:proofErr w:type="gramStart"/>
-            <w:r>
-              <w:rPr>
-                <w:rFonts w:ascii="Times New Roman" w:eastAsia="Times New Roman" w:hAnsi="Times New Roman" w:cs="Times New Roman"/>
-                <w:kern w:val="0"/>
-                <w:lang w:val="en-IN" w:eastAsia="ko-KR"/>
-                <w14:ligatures w14:val="none"/>
-              </w:rPr>
-              <w:t>cat(</w:t>
-            </w:r>
-            <w:proofErr w:type="gramEnd"/>
-            <w:r>
-              <w:rPr>
-                <w:rFonts w:ascii="Times New Roman" w:eastAsia="Times New Roman" w:hAnsi="Times New Roman" w:cs="Times New Roman"/>
-                <w:kern w:val="0"/>
-                <w:lang w:val="en-IN" w:eastAsia="ko-KR"/>
-                <w14:ligatures w14:val="none"/>
-              </w:rPr>
-              <w:t>"There is no statistically significant correlation between alcohol consumption and life expectancy.\n")</w:t>
+              <w:t>+   cat("There is no statistically significant correlation between alcohol consumption and life expectancy.\n")</w:t>
             </w:r>
           </w:p>
           <w:p>
@@ -6263,7 +6010,7 @@
           <w:sz w:val="28"/>
           <w:szCs w:val="28"/>
         </w:rPr>
-        <w:t xml:space="preserve">Comment on the GitHub log output (50 words) </w:t>
+        <w:t xml:space="preserve">Comment on the GitHub log output </w:t>
       </w:r>
     </w:p>
     <w:p>
@@ -7793,7 +7540,21 @@
               <w:rPr>
                 <w:rFonts w:ascii="Times New Roman" w:eastAsia="Times New Roman" w:hAnsi="Times New Roman" w:cs="Times New Roman"/>
               </w:rPr>
-              <w:t xml:space="preserve"> &lt;- read.csv("C:\\Users\\hynda\\Downloads\\lifeexpectancy.csv")</w:t>
+              <w:t xml:space="preserve"> &lt;- read.csv("C:\\Users\\</w:t>
+            </w:r>
+            <w:proofErr w:type="spellStart"/>
+            <w:r>
+              <w:rPr>
+                <w:rFonts w:ascii="Times New Roman" w:eastAsia="Times New Roman" w:hAnsi="Times New Roman" w:cs="Times New Roman"/>
+              </w:rPr>
+              <w:t>hynda</w:t>
+            </w:r>
+            <w:proofErr w:type="spellEnd"/>
+            <w:r>
+              <w:rPr>
+                <w:rFonts w:ascii="Times New Roman" w:eastAsia="Times New Roman" w:hAnsi="Times New Roman" w:cs="Times New Roman"/>
+              </w:rPr>
+              <w:t>\\Downloads\\lifeexpectancy.csv")</w:t>
             </w:r>
           </w:p>
           <w:p>
@@ -8883,7 +8644,6 @@
               <w:t xml:space="preserve"> = "country", </w:t>
             </w:r>
             <w:proofErr w:type="spellStart"/>
-            <w:proofErr w:type="gramStart"/>
             <w:r>
               <w:rPr>
                 <w:rFonts w:ascii="Times New Roman" w:eastAsia="Times New Roman" w:hAnsi="Times New Roman" w:cs="Times New Roman"/>
@@ -8891,7 +8651,6 @@
               <w:t>by.y</w:t>
             </w:r>
             <w:proofErr w:type="spellEnd"/>
-            <w:proofErr w:type="gramEnd"/>
             <w:r>
               <w:rPr>
                 <w:rFonts w:ascii="Times New Roman" w:eastAsia="Times New Roman" w:hAnsi="Times New Roman" w:cs="Times New Roman"/>
@@ -10021,22 +9780,50 @@
               <w:rPr>
                 <w:rFonts w:ascii="Times New Roman" w:eastAsia="Times New Roman" w:hAnsi="Times New Roman" w:cs="Times New Roman"/>
               </w:rPr>
-              <w:t xml:space="preserve">"Mean:   ", </w:t>
-            </w:r>
+              <w:t>"Mean:   ", round(</w:t>
+            </w:r>
+            <w:proofErr w:type="spellStart"/>
+            <w:r>
+              <w:rPr>
+                <w:rFonts w:ascii="Times New Roman" w:eastAsia="Times New Roman" w:hAnsi="Times New Roman" w:cs="Times New Roman"/>
+              </w:rPr>
+              <w:t>mean_alcohol</w:t>
+            </w:r>
+            <w:proofErr w:type="spellEnd"/>
+            <w:r>
+              <w:rPr>
+                <w:rFonts w:ascii="Times New Roman" w:eastAsia="Times New Roman" w:hAnsi="Times New Roman" w:cs="Times New Roman"/>
+              </w:rPr>
+              <w:t>, 2), "\n")</w:t>
+            </w:r>
+          </w:p>
+          <w:p>
+            <w:pPr>
+              <w:ind w:left="33"/>
+              <w:rPr>
+                <w:rFonts w:ascii="Times New Roman" w:eastAsia="Times New Roman" w:hAnsi="Times New Roman" w:cs="Times New Roman"/>
+              </w:rPr>
+            </w:pPr>
             <w:proofErr w:type="gramStart"/>
             <w:r>
               <w:rPr>
                 <w:rFonts w:ascii="Times New Roman" w:eastAsia="Times New Roman" w:hAnsi="Times New Roman" w:cs="Times New Roman"/>
               </w:rPr>
-              <w:t>round(</w:t>
-            </w:r>
-            <w:proofErr w:type="spellStart"/>
+              <w:t>cat(</w:t>
+            </w:r>
             <w:proofErr w:type="gramEnd"/>
             <w:r>
               <w:rPr>
                 <w:rFonts w:ascii="Times New Roman" w:eastAsia="Times New Roman" w:hAnsi="Times New Roman" w:cs="Times New Roman"/>
               </w:rPr>
-              <w:t>mean_alcohol</w:t>
+              <w:t>"SD:     ", round(</w:t>
+            </w:r>
+            <w:proofErr w:type="spellStart"/>
+            <w:r>
+              <w:rPr>
+                <w:rFonts w:ascii="Times New Roman" w:eastAsia="Times New Roman" w:hAnsi="Times New Roman" w:cs="Times New Roman"/>
+              </w:rPr>
+              <w:t>sd_alcohol</w:t>
             </w:r>
             <w:proofErr w:type="spellEnd"/>
             <w:r>
@@ -10065,22 +9852,50 @@
               <w:rPr>
                 <w:rFonts w:ascii="Times New Roman" w:eastAsia="Times New Roman" w:hAnsi="Times New Roman" w:cs="Times New Roman"/>
               </w:rPr>
-              <w:t xml:space="preserve">"SD:     ", </w:t>
-            </w:r>
+              <w:t>"Median: ", round(</w:t>
+            </w:r>
+            <w:proofErr w:type="spellStart"/>
+            <w:r>
+              <w:rPr>
+                <w:rFonts w:ascii="Times New Roman" w:eastAsia="Times New Roman" w:hAnsi="Times New Roman" w:cs="Times New Roman"/>
+              </w:rPr>
+              <w:t>median_alcohol</w:t>
+            </w:r>
+            <w:proofErr w:type="spellEnd"/>
+            <w:r>
+              <w:rPr>
+                <w:rFonts w:ascii="Times New Roman" w:eastAsia="Times New Roman" w:hAnsi="Times New Roman" w:cs="Times New Roman"/>
+              </w:rPr>
+              <w:t>, 2), "\n")</w:t>
+            </w:r>
+          </w:p>
+          <w:p>
+            <w:pPr>
+              <w:ind w:left="33"/>
+              <w:rPr>
+                <w:rFonts w:ascii="Times New Roman" w:eastAsia="Times New Roman" w:hAnsi="Times New Roman" w:cs="Times New Roman"/>
+              </w:rPr>
+            </w:pPr>
             <w:proofErr w:type="gramStart"/>
             <w:r>
               <w:rPr>
                 <w:rFonts w:ascii="Times New Roman" w:eastAsia="Times New Roman" w:hAnsi="Times New Roman" w:cs="Times New Roman"/>
               </w:rPr>
-              <w:t>round(</w:t>
-            </w:r>
-            <w:proofErr w:type="spellStart"/>
+              <w:t>cat(</w:t>
+            </w:r>
             <w:proofErr w:type="gramEnd"/>
             <w:r>
               <w:rPr>
                 <w:rFonts w:ascii="Times New Roman" w:eastAsia="Times New Roman" w:hAnsi="Times New Roman" w:cs="Times New Roman"/>
               </w:rPr>
-              <w:t>sd_alcohol</w:t>
+              <w:t>"Min:    ", round(</w:t>
+            </w:r>
+            <w:proofErr w:type="spellStart"/>
+            <w:r>
+              <w:rPr>
+                <w:rFonts w:ascii="Times New Roman" w:eastAsia="Times New Roman" w:hAnsi="Times New Roman" w:cs="Times New Roman"/>
+              </w:rPr>
+              <w:t>min_alcohol</w:t>
             </w:r>
             <w:proofErr w:type="spellEnd"/>
             <w:r>
@@ -10109,22 +9924,296 @@
               <w:rPr>
                 <w:rFonts w:ascii="Times New Roman" w:eastAsia="Times New Roman" w:hAnsi="Times New Roman" w:cs="Times New Roman"/>
               </w:rPr>
-              <w:t xml:space="preserve">"Median: ", </w:t>
-            </w:r>
+              <w:t>"Max:    ", round(</w:t>
+            </w:r>
+            <w:proofErr w:type="spellStart"/>
+            <w:r>
+              <w:rPr>
+                <w:rFonts w:ascii="Times New Roman" w:eastAsia="Times New Roman" w:hAnsi="Times New Roman" w:cs="Times New Roman"/>
+              </w:rPr>
+              <w:t>max_alcohol</w:t>
+            </w:r>
+            <w:proofErr w:type="spellEnd"/>
+            <w:r>
+              <w:rPr>
+                <w:rFonts w:ascii="Times New Roman" w:eastAsia="Times New Roman" w:hAnsi="Times New Roman" w:cs="Times New Roman"/>
+              </w:rPr>
+              <w:t>, 2), "\n\n")</w:t>
+            </w:r>
+          </w:p>
+          <w:p>
+            <w:pPr>
+              <w:ind w:left="33"/>
+              <w:rPr>
+                <w:rFonts w:ascii="Times New Roman" w:eastAsia="Times New Roman" w:hAnsi="Times New Roman" w:cs="Times New Roman"/>
+              </w:rPr>
+            </w:pPr>
+          </w:p>
+          <w:p>
+            <w:pPr>
+              <w:ind w:left="33"/>
+              <w:rPr>
+                <w:rFonts w:ascii="Times New Roman" w:eastAsia="Times New Roman" w:hAnsi="Times New Roman" w:cs="Times New Roman"/>
+              </w:rPr>
+            </w:pPr>
+            <w:r>
+              <w:rPr>
+                <w:rFonts w:ascii="Times New Roman" w:eastAsia="Times New Roman" w:hAnsi="Times New Roman" w:cs="Times New Roman"/>
+              </w:rPr>
+              <w:t># Life expectancy statistics</w:t>
+            </w:r>
+          </w:p>
+          <w:p>
+            <w:pPr>
+              <w:ind w:left="33"/>
+              <w:rPr>
+                <w:rFonts w:ascii="Times New Roman" w:eastAsia="Times New Roman" w:hAnsi="Times New Roman" w:cs="Times New Roman"/>
+              </w:rPr>
+            </w:pPr>
+            <w:proofErr w:type="spellStart"/>
+            <w:r>
+              <w:rPr>
+                <w:rFonts w:ascii="Times New Roman" w:eastAsia="Times New Roman" w:hAnsi="Times New Roman" w:cs="Times New Roman"/>
+              </w:rPr>
+              <w:t>mean_life_exp</w:t>
+            </w:r>
+            <w:proofErr w:type="spellEnd"/>
+            <w:r>
+              <w:rPr>
+                <w:rFonts w:ascii="Times New Roman" w:eastAsia="Times New Roman" w:hAnsi="Times New Roman" w:cs="Times New Roman"/>
+              </w:rPr>
+              <w:t xml:space="preserve"> &lt;- mean(</w:t>
+            </w:r>
+            <w:proofErr w:type="spellStart"/>
+            <w:r>
+              <w:rPr>
+                <w:rFonts w:ascii="Times New Roman" w:eastAsia="Times New Roman" w:hAnsi="Times New Roman" w:cs="Times New Roman"/>
+              </w:rPr>
+              <w:t>data_clean$Life_Expectancy</w:t>
+            </w:r>
+            <w:proofErr w:type="spellEnd"/>
+            <w:r>
+              <w:rPr>
+                <w:rFonts w:ascii="Times New Roman" w:eastAsia="Times New Roman" w:hAnsi="Times New Roman" w:cs="Times New Roman"/>
+              </w:rPr>
+              <w:t>)</w:t>
+            </w:r>
+          </w:p>
+          <w:p>
+            <w:pPr>
+              <w:ind w:left="33"/>
+              <w:rPr>
+                <w:rFonts w:ascii="Times New Roman" w:eastAsia="Times New Roman" w:hAnsi="Times New Roman" w:cs="Times New Roman"/>
+              </w:rPr>
+            </w:pPr>
+            <w:proofErr w:type="spellStart"/>
+            <w:r>
+              <w:rPr>
+                <w:rFonts w:ascii="Times New Roman" w:eastAsia="Times New Roman" w:hAnsi="Times New Roman" w:cs="Times New Roman"/>
+              </w:rPr>
+              <w:t>sd_life_exp</w:t>
+            </w:r>
+            <w:proofErr w:type="spellEnd"/>
+            <w:r>
+              <w:rPr>
+                <w:rFonts w:ascii="Times New Roman" w:eastAsia="Times New Roman" w:hAnsi="Times New Roman" w:cs="Times New Roman"/>
+              </w:rPr>
+              <w:t xml:space="preserve"> &lt;- </w:t>
+            </w:r>
+            <w:proofErr w:type="spellStart"/>
+            <w:r>
+              <w:rPr>
+                <w:rFonts w:ascii="Times New Roman" w:eastAsia="Times New Roman" w:hAnsi="Times New Roman" w:cs="Times New Roman"/>
+              </w:rPr>
+              <w:t>sd</w:t>
+            </w:r>
+            <w:proofErr w:type="spellEnd"/>
+            <w:r>
+              <w:rPr>
+                <w:rFonts w:ascii="Times New Roman" w:eastAsia="Times New Roman" w:hAnsi="Times New Roman" w:cs="Times New Roman"/>
+              </w:rPr>
+              <w:t>(</w:t>
+            </w:r>
+            <w:proofErr w:type="spellStart"/>
+            <w:r>
+              <w:rPr>
+                <w:rFonts w:ascii="Times New Roman" w:eastAsia="Times New Roman" w:hAnsi="Times New Roman" w:cs="Times New Roman"/>
+              </w:rPr>
+              <w:t>data_clean$Life_Expectancy</w:t>
+            </w:r>
+            <w:proofErr w:type="spellEnd"/>
+            <w:r>
+              <w:rPr>
+                <w:rFonts w:ascii="Times New Roman" w:eastAsia="Times New Roman" w:hAnsi="Times New Roman" w:cs="Times New Roman"/>
+              </w:rPr>
+              <w:t>)</w:t>
+            </w:r>
+          </w:p>
+          <w:p>
+            <w:pPr>
+              <w:ind w:left="33"/>
+              <w:rPr>
+                <w:rFonts w:ascii="Times New Roman" w:eastAsia="Times New Roman" w:hAnsi="Times New Roman" w:cs="Times New Roman"/>
+              </w:rPr>
+            </w:pPr>
+            <w:proofErr w:type="spellStart"/>
+            <w:r>
+              <w:rPr>
+                <w:rFonts w:ascii="Times New Roman" w:eastAsia="Times New Roman" w:hAnsi="Times New Roman" w:cs="Times New Roman"/>
+              </w:rPr>
+              <w:t>median_life_exp</w:t>
+            </w:r>
+            <w:proofErr w:type="spellEnd"/>
+            <w:r>
+              <w:rPr>
+                <w:rFonts w:ascii="Times New Roman" w:eastAsia="Times New Roman" w:hAnsi="Times New Roman" w:cs="Times New Roman"/>
+              </w:rPr>
+              <w:t xml:space="preserve"> &lt;- median(</w:t>
+            </w:r>
+            <w:proofErr w:type="spellStart"/>
+            <w:r>
+              <w:rPr>
+                <w:rFonts w:ascii="Times New Roman" w:eastAsia="Times New Roman" w:hAnsi="Times New Roman" w:cs="Times New Roman"/>
+              </w:rPr>
+              <w:t>data_clean$Life_Expectancy</w:t>
+            </w:r>
+            <w:proofErr w:type="spellEnd"/>
+            <w:r>
+              <w:rPr>
+                <w:rFonts w:ascii="Times New Roman" w:eastAsia="Times New Roman" w:hAnsi="Times New Roman" w:cs="Times New Roman"/>
+              </w:rPr>
+              <w:t>)</w:t>
+            </w:r>
+          </w:p>
+          <w:p>
+            <w:pPr>
+              <w:ind w:left="33"/>
+              <w:rPr>
+                <w:rFonts w:ascii="Times New Roman" w:eastAsia="Times New Roman" w:hAnsi="Times New Roman" w:cs="Times New Roman"/>
+              </w:rPr>
+            </w:pPr>
+            <w:proofErr w:type="spellStart"/>
+            <w:r>
+              <w:rPr>
+                <w:rFonts w:ascii="Times New Roman" w:eastAsia="Times New Roman" w:hAnsi="Times New Roman" w:cs="Times New Roman"/>
+              </w:rPr>
+              <w:t>min_life_exp</w:t>
+            </w:r>
+            <w:proofErr w:type="spellEnd"/>
+            <w:r>
+              <w:rPr>
+                <w:rFonts w:ascii="Times New Roman" w:eastAsia="Times New Roman" w:hAnsi="Times New Roman" w:cs="Times New Roman"/>
+              </w:rPr>
+              <w:t xml:space="preserve"> &lt;- min(</w:t>
+            </w:r>
+            <w:proofErr w:type="spellStart"/>
+            <w:r>
+              <w:rPr>
+                <w:rFonts w:ascii="Times New Roman" w:eastAsia="Times New Roman" w:hAnsi="Times New Roman" w:cs="Times New Roman"/>
+              </w:rPr>
+              <w:t>data_clean$Life_Expectancy</w:t>
+            </w:r>
+            <w:proofErr w:type="spellEnd"/>
+            <w:r>
+              <w:rPr>
+                <w:rFonts w:ascii="Times New Roman" w:eastAsia="Times New Roman" w:hAnsi="Times New Roman" w:cs="Times New Roman"/>
+              </w:rPr>
+              <w:t>)</w:t>
+            </w:r>
+          </w:p>
+          <w:p>
+            <w:pPr>
+              <w:ind w:left="33"/>
+              <w:rPr>
+                <w:rFonts w:ascii="Times New Roman" w:eastAsia="Times New Roman" w:hAnsi="Times New Roman" w:cs="Times New Roman"/>
+              </w:rPr>
+            </w:pPr>
+            <w:proofErr w:type="spellStart"/>
+            <w:r>
+              <w:rPr>
+                <w:rFonts w:ascii="Times New Roman" w:eastAsia="Times New Roman" w:hAnsi="Times New Roman" w:cs="Times New Roman"/>
+              </w:rPr>
+              <w:t>max_life_exp</w:t>
+            </w:r>
+            <w:proofErr w:type="spellEnd"/>
+            <w:r>
+              <w:rPr>
+                <w:rFonts w:ascii="Times New Roman" w:eastAsia="Times New Roman" w:hAnsi="Times New Roman" w:cs="Times New Roman"/>
+              </w:rPr>
+              <w:t xml:space="preserve"> &lt;- max(</w:t>
+            </w:r>
+            <w:proofErr w:type="spellStart"/>
+            <w:r>
+              <w:rPr>
+                <w:rFonts w:ascii="Times New Roman" w:eastAsia="Times New Roman" w:hAnsi="Times New Roman" w:cs="Times New Roman"/>
+              </w:rPr>
+              <w:t>data_clean$Life_Expectancy</w:t>
+            </w:r>
+            <w:proofErr w:type="spellEnd"/>
+            <w:r>
+              <w:rPr>
+                <w:rFonts w:ascii="Times New Roman" w:eastAsia="Times New Roman" w:hAnsi="Times New Roman" w:cs="Times New Roman"/>
+              </w:rPr>
+              <w:t>)</w:t>
+            </w:r>
+          </w:p>
+          <w:p>
+            <w:pPr>
+              <w:ind w:left="33"/>
+              <w:rPr>
+                <w:rFonts w:ascii="Times New Roman" w:eastAsia="Times New Roman" w:hAnsi="Times New Roman" w:cs="Times New Roman"/>
+              </w:rPr>
+            </w:pPr>
+          </w:p>
+          <w:p>
+            <w:pPr>
+              <w:ind w:left="33"/>
+              <w:rPr>
+                <w:rFonts w:ascii="Times New Roman" w:eastAsia="Times New Roman" w:hAnsi="Times New Roman" w:cs="Times New Roman"/>
+              </w:rPr>
+            </w:pPr>
             <w:proofErr w:type="gramStart"/>
             <w:r>
               <w:rPr>
                 <w:rFonts w:ascii="Times New Roman" w:eastAsia="Times New Roman" w:hAnsi="Times New Roman" w:cs="Times New Roman"/>
               </w:rPr>
-              <w:t>round(</w:t>
-            </w:r>
-            <w:proofErr w:type="spellStart"/>
+              <w:t>cat(</w:t>
+            </w:r>
             <w:proofErr w:type="gramEnd"/>
             <w:r>
               <w:rPr>
                 <w:rFonts w:ascii="Times New Roman" w:eastAsia="Times New Roman" w:hAnsi="Times New Roman" w:cs="Times New Roman"/>
               </w:rPr>
-              <w:t>median_alcohol</w:t>
+              <w:t>"--- LIFE EXPECTANCY (years) ---\n")</w:t>
+            </w:r>
+          </w:p>
+          <w:p>
+            <w:pPr>
+              <w:ind w:left="33"/>
+              <w:rPr>
+                <w:rFonts w:ascii="Times New Roman" w:eastAsia="Times New Roman" w:hAnsi="Times New Roman" w:cs="Times New Roman"/>
+              </w:rPr>
+            </w:pPr>
+            <w:proofErr w:type="gramStart"/>
+            <w:r>
+              <w:rPr>
+                <w:rFonts w:ascii="Times New Roman" w:eastAsia="Times New Roman" w:hAnsi="Times New Roman" w:cs="Times New Roman"/>
+              </w:rPr>
+              <w:t>cat(</w:t>
+            </w:r>
+            <w:proofErr w:type="gramEnd"/>
+            <w:r>
+              <w:rPr>
+                <w:rFonts w:ascii="Times New Roman" w:eastAsia="Times New Roman" w:hAnsi="Times New Roman" w:cs="Times New Roman"/>
+              </w:rPr>
+              <w:t>"Mean:   ", round(</w:t>
+            </w:r>
+            <w:proofErr w:type="spellStart"/>
+            <w:r>
+              <w:rPr>
+                <w:rFonts w:ascii="Times New Roman" w:eastAsia="Times New Roman" w:hAnsi="Times New Roman" w:cs="Times New Roman"/>
+              </w:rPr>
+              <w:t>mean_life_exp</w:t>
             </w:r>
             <w:proofErr w:type="spellEnd"/>
             <w:r>
@@ -10153,22 +10242,50 @@
               <w:rPr>
                 <w:rFonts w:ascii="Times New Roman" w:eastAsia="Times New Roman" w:hAnsi="Times New Roman" w:cs="Times New Roman"/>
               </w:rPr>
-              <w:t xml:space="preserve">"Min:    ", </w:t>
-            </w:r>
+              <w:t>"SD:     ", round(</w:t>
+            </w:r>
+            <w:proofErr w:type="spellStart"/>
+            <w:r>
+              <w:rPr>
+                <w:rFonts w:ascii="Times New Roman" w:eastAsia="Times New Roman" w:hAnsi="Times New Roman" w:cs="Times New Roman"/>
+              </w:rPr>
+              <w:t>sd_life_exp</w:t>
+            </w:r>
+            <w:proofErr w:type="spellEnd"/>
+            <w:r>
+              <w:rPr>
+                <w:rFonts w:ascii="Times New Roman" w:eastAsia="Times New Roman" w:hAnsi="Times New Roman" w:cs="Times New Roman"/>
+              </w:rPr>
+              <w:t>, 2), "\n")</w:t>
+            </w:r>
+          </w:p>
+          <w:p>
+            <w:pPr>
+              <w:ind w:left="33"/>
+              <w:rPr>
+                <w:rFonts w:ascii="Times New Roman" w:eastAsia="Times New Roman" w:hAnsi="Times New Roman" w:cs="Times New Roman"/>
+              </w:rPr>
+            </w:pPr>
             <w:proofErr w:type="gramStart"/>
             <w:r>
               <w:rPr>
                 <w:rFonts w:ascii="Times New Roman" w:eastAsia="Times New Roman" w:hAnsi="Times New Roman" w:cs="Times New Roman"/>
               </w:rPr>
-              <w:t>round(</w:t>
-            </w:r>
-            <w:proofErr w:type="spellStart"/>
+              <w:t>cat(</w:t>
+            </w:r>
             <w:proofErr w:type="gramEnd"/>
             <w:r>
               <w:rPr>
                 <w:rFonts w:ascii="Times New Roman" w:eastAsia="Times New Roman" w:hAnsi="Times New Roman" w:cs="Times New Roman"/>
               </w:rPr>
-              <w:t>min_alcohol</w:t>
+              <w:t>"Median: ", round(</w:t>
+            </w:r>
+            <w:proofErr w:type="spellStart"/>
+            <w:r>
+              <w:rPr>
+                <w:rFonts w:ascii="Times New Roman" w:eastAsia="Times New Roman" w:hAnsi="Times New Roman" w:cs="Times New Roman"/>
+              </w:rPr>
+              <w:t>median_life_exp</w:t>
             </w:r>
             <w:proofErr w:type="spellEnd"/>
             <w:r>
@@ -10197,22 +10314,50 @@
               <w:rPr>
                 <w:rFonts w:ascii="Times New Roman" w:eastAsia="Times New Roman" w:hAnsi="Times New Roman" w:cs="Times New Roman"/>
               </w:rPr>
-              <w:t xml:space="preserve">"Max:    ", </w:t>
-            </w:r>
+              <w:t>"Min:    ", round(</w:t>
+            </w:r>
+            <w:proofErr w:type="spellStart"/>
+            <w:r>
+              <w:rPr>
+                <w:rFonts w:ascii="Times New Roman" w:eastAsia="Times New Roman" w:hAnsi="Times New Roman" w:cs="Times New Roman"/>
+              </w:rPr>
+              <w:t>min_life_exp</w:t>
+            </w:r>
+            <w:proofErr w:type="spellEnd"/>
+            <w:r>
+              <w:rPr>
+                <w:rFonts w:ascii="Times New Roman" w:eastAsia="Times New Roman" w:hAnsi="Times New Roman" w:cs="Times New Roman"/>
+              </w:rPr>
+              <w:t>, 2), "\n")</w:t>
+            </w:r>
+          </w:p>
+          <w:p>
+            <w:pPr>
+              <w:ind w:left="33"/>
+              <w:rPr>
+                <w:rFonts w:ascii="Times New Roman" w:eastAsia="Times New Roman" w:hAnsi="Times New Roman" w:cs="Times New Roman"/>
+              </w:rPr>
+            </w:pPr>
             <w:proofErr w:type="gramStart"/>
             <w:r>
               <w:rPr>
                 <w:rFonts w:ascii="Times New Roman" w:eastAsia="Times New Roman" w:hAnsi="Times New Roman" w:cs="Times New Roman"/>
               </w:rPr>
-              <w:t>round(</w:t>
-            </w:r>
-            <w:proofErr w:type="spellStart"/>
+              <w:t>cat(</w:t>
+            </w:r>
             <w:proofErr w:type="gramEnd"/>
             <w:r>
               <w:rPr>
                 <w:rFonts w:ascii="Times New Roman" w:eastAsia="Times New Roman" w:hAnsi="Times New Roman" w:cs="Times New Roman"/>
               </w:rPr>
-              <w:t>max_alcohol</w:t>
+              <w:t>"Max:    ", round(</w:t>
+            </w:r>
+            <w:proofErr w:type="spellStart"/>
+            <w:r>
+              <w:rPr>
+                <w:rFonts w:ascii="Times New Roman" w:eastAsia="Times New Roman" w:hAnsi="Times New Roman" w:cs="Times New Roman"/>
+              </w:rPr>
+              <w:t>max_life_exp</w:t>
             </w:r>
             <w:proofErr w:type="spellEnd"/>
             <w:r>
@@ -10241,58 +10386,102 @@
               <w:rPr>
                 <w:rFonts w:ascii="Times New Roman" w:eastAsia="Times New Roman" w:hAnsi="Times New Roman" w:cs="Times New Roman"/>
               </w:rPr>
-              <w:t># Life expectancy statistics</w:t>
-            </w:r>
-          </w:p>
-          <w:p>
-            <w:pPr>
-              <w:ind w:left="33"/>
-              <w:rPr>
-                <w:rFonts w:ascii="Times New Roman" w:eastAsia="Times New Roman" w:hAnsi="Times New Roman" w:cs="Times New Roman"/>
-              </w:rPr>
-            </w:pPr>
-            <w:proofErr w:type="spellStart"/>
-            <w:r>
-              <w:rPr>
-                <w:rFonts w:ascii="Times New Roman" w:eastAsia="Times New Roman" w:hAnsi="Times New Roman" w:cs="Times New Roman"/>
-              </w:rPr>
-              <w:t>mean_life_exp</w:t>
-            </w:r>
-            <w:proofErr w:type="spellEnd"/>
-            <w:r>
-              <w:rPr>
-                <w:rFonts w:ascii="Times New Roman" w:eastAsia="Times New Roman" w:hAnsi="Times New Roman" w:cs="Times New Roman"/>
-              </w:rPr>
-              <w:t xml:space="preserve"> &lt;- mean(</w:t>
-            </w:r>
-            <w:proofErr w:type="spellStart"/>
-            <w:r>
-              <w:rPr>
-                <w:rFonts w:ascii="Times New Roman" w:eastAsia="Times New Roman" w:hAnsi="Times New Roman" w:cs="Times New Roman"/>
-              </w:rPr>
-              <w:t>data_clean$Life_Expectancy</w:t>
-            </w:r>
-            <w:proofErr w:type="spellEnd"/>
-            <w:r>
-              <w:rPr>
-                <w:rFonts w:ascii="Times New Roman" w:eastAsia="Times New Roman" w:hAnsi="Times New Roman" w:cs="Times New Roman"/>
-              </w:rPr>
-              <w:t>)</w:t>
-            </w:r>
-          </w:p>
-          <w:p>
-            <w:pPr>
-              <w:ind w:left="33"/>
-              <w:rPr>
-                <w:rFonts w:ascii="Times New Roman" w:eastAsia="Times New Roman" w:hAnsi="Times New Roman" w:cs="Times New Roman"/>
-              </w:rPr>
-            </w:pPr>
-            <w:proofErr w:type="spellStart"/>
-            <w:r>
-              <w:rPr>
-                <w:rFonts w:ascii="Times New Roman" w:eastAsia="Times New Roman" w:hAnsi="Times New Roman" w:cs="Times New Roman"/>
-              </w:rPr>
-              <w:t>sd_life_exp</w:t>
+              <w:t># ============================================================================</w:t>
+            </w:r>
+          </w:p>
+          <w:p>
+            <w:pPr>
+              <w:ind w:left="33"/>
+              <w:rPr>
+                <w:rFonts w:ascii="Times New Roman" w:eastAsia="Times New Roman" w:hAnsi="Times New Roman" w:cs="Times New Roman"/>
+              </w:rPr>
+            </w:pPr>
+            <w:r>
+              <w:rPr>
+                <w:rFonts w:ascii="Times New Roman" w:eastAsia="Times New Roman" w:hAnsi="Times New Roman" w:cs="Times New Roman"/>
+              </w:rPr>
+              <w:t xml:space="preserve"># 5. VISUALIZATIONS </w:t>
+            </w:r>
+          </w:p>
+          <w:p>
+            <w:pPr>
+              <w:ind w:left="33"/>
+              <w:rPr>
+                <w:rFonts w:ascii="Times New Roman" w:eastAsia="Times New Roman" w:hAnsi="Times New Roman" w:cs="Times New Roman"/>
+              </w:rPr>
+            </w:pPr>
+            <w:r>
+              <w:rPr>
+                <w:rFonts w:ascii="Times New Roman" w:eastAsia="Times New Roman" w:hAnsi="Times New Roman" w:cs="Times New Roman"/>
+              </w:rPr>
+              <w:t># ============================================================================</w:t>
+            </w:r>
+          </w:p>
+          <w:p>
+            <w:pPr>
+              <w:ind w:left="33"/>
+              <w:rPr>
+                <w:rFonts w:ascii="Times New Roman" w:eastAsia="Times New Roman" w:hAnsi="Times New Roman" w:cs="Times New Roman"/>
+              </w:rPr>
+            </w:pPr>
+          </w:p>
+          <w:p>
+            <w:pPr>
+              <w:ind w:left="33"/>
+              <w:rPr>
+                <w:rFonts w:ascii="Times New Roman" w:eastAsia="Times New Roman" w:hAnsi="Times New Roman" w:cs="Times New Roman"/>
+              </w:rPr>
+            </w:pPr>
+            <w:proofErr w:type="gramStart"/>
+            <w:r>
+              <w:rPr>
+                <w:rFonts w:ascii="Times New Roman" w:eastAsia="Times New Roman" w:hAnsi="Times New Roman" w:cs="Times New Roman"/>
+              </w:rPr>
+              <w:t>cat(</w:t>
+            </w:r>
+            <w:proofErr w:type="gramEnd"/>
+            <w:r>
+              <w:rPr>
+                <w:rFonts w:ascii="Times New Roman" w:eastAsia="Times New Roman" w:hAnsi="Times New Roman" w:cs="Times New Roman"/>
+              </w:rPr>
+              <w:t>"=== CREATING VISUALIZATIONS \n\n")</w:t>
+            </w:r>
+          </w:p>
+          <w:p>
+            <w:pPr>
+              <w:ind w:left="33"/>
+              <w:rPr>
+                <w:rFonts w:ascii="Times New Roman" w:eastAsia="Times New Roman" w:hAnsi="Times New Roman" w:cs="Times New Roman"/>
+              </w:rPr>
+            </w:pPr>
+          </w:p>
+          <w:p>
+            <w:pPr>
+              <w:ind w:left="33"/>
+              <w:rPr>
+                <w:rFonts w:ascii="Times New Roman" w:eastAsia="Times New Roman" w:hAnsi="Times New Roman" w:cs="Times New Roman"/>
+              </w:rPr>
+            </w:pPr>
+            <w:r>
+              <w:rPr>
+                <w:rFonts w:ascii="Times New Roman" w:eastAsia="Times New Roman" w:hAnsi="Times New Roman" w:cs="Times New Roman"/>
+              </w:rPr>
+              <w:t># Scatter plot with regression line</w:t>
+            </w:r>
+          </w:p>
+          <w:p>
+            <w:pPr>
+              <w:ind w:left="33"/>
+              <w:rPr>
+                <w:rFonts w:ascii="Times New Roman" w:eastAsia="Times New Roman" w:hAnsi="Times New Roman" w:cs="Times New Roman"/>
+              </w:rPr>
+            </w:pPr>
+            <w:proofErr w:type="spellStart"/>
+            <w:r>
+              <w:rPr>
+                <w:rFonts w:ascii="Times New Roman" w:eastAsia="Times New Roman" w:hAnsi="Times New Roman" w:cs="Times New Roman"/>
+              </w:rPr>
+              <w:t>scatter_plot</w:t>
             </w:r>
             <w:proofErr w:type="spellEnd"/>
             <w:r>
@@ -10302,11 +10491,12 @@
               <w:t xml:space="preserve"> &lt;- </w:t>
             </w:r>
             <w:proofErr w:type="spellStart"/>
-            <w:r>
-              <w:rPr>
-                <w:rFonts w:ascii="Times New Roman" w:eastAsia="Times New Roman" w:hAnsi="Times New Roman" w:cs="Times New Roman"/>
-              </w:rPr>
-              <w:t>sd</w:t>
+            <w:proofErr w:type="gramStart"/>
+            <w:r>
+              <w:rPr>
+                <w:rFonts w:ascii="Times New Roman" w:eastAsia="Times New Roman" w:hAnsi="Times New Roman" w:cs="Times New Roman"/>
+              </w:rPr>
+              <w:t>ggplot</w:t>
             </w:r>
             <w:proofErr w:type="spellEnd"/>
             <w:r>
@@ -10316,229 +10506,320 @@
               <w:t>(</w:t>
             </w:r>
             <w:proofErr w:type="spellStart"/>
-            <w:r>
-              <w:rPr>
-                <w:rFonts w:ascii="Times New Roman" w:eastAsia="Times New Roman" w:hAnsi="Times New Roman" w:cs="Times New Roman"/>
-              </w:rPr>
-              <w:t>data_clean$Life_Expectancy</w:t>
-            </w:r>
-            <w:proofErr w:type="spellEnd"/>
-            <w:r>
-              <w:rPr>
-                <w:rFonts w:ascii="Times New Roman" w:eastAsia="Times New Roman" w:hAnsi="Times New Roman" w:cs="Times New Roman"/>
-              </w:rPr>
-              <w:t>)</w:t>
-            </w:r>
-          </w:p>
-          <w:p>
-            <w:pPr>
-              <w:ind w:left="33"/>
-              <w:rPr>
-                <w:rFonts w:ascii="Times New Roman" w:eastAsia="Times New Roman" w:hAnsi="Times New Roman" w:cs="Times New Roman"/>
-              </w:rPr>
-            </w:pPr>
-            <w:proofErr w:type="spellStart"/>
-            <w:r>
-              <w:rPr>
-                <w:rFonts w:ascii="Times New Roman" w:eastAsia="Times New Roman" w:hAnsi="Times New Roman" w:cs="Times New Roman"/>
-              </w:rPr>
-              <w:t>median_life_exp</w:t>
-            </w:r>
-            <w:proofErr w:type="spellEnd"/>
-            <w:r>
-              <w:rPr>
-                <w:rFonts w:ascii="Times New Roman" w:eastAsia="Times New Roman" w:hAnsi="Times New Roman" w:cs="Times New Roman"/>
-              </w:rPr>
-              <w:t xml:space="preserve"> &lt;- median(</w:t>
-            </w:r>
-            <w:proofErr w:type="spellStart"/>
-            <w:r>
-              <w:rPr>
-                <w:rFonts w:ascii="Times New Roman" w:eastAsia="Times New Roman" w:hAnsi="Times New Roman" w:cs="Times New Roman"/>
-              </w:rPr>
-              <w:t>data_clean$Life_Expectancy</w:t>
-            </w:r>
-            <w:proofErr w:type="spellEnd"/>
-            <w:r>
-              <w:rPr>
-                <w:rFonts w:ascii="Times New Roman" w:eastAsia="Times New Roman" w:hAnsi="Times New Roman" w:cs="Times New Roman"/>
-              </w:rPr>
-              <w:t>)</w:t>
-            </w:r>
-          </w:p>
-          <w:p>
-            <w:pPr>
-              <w:ind w:left="33"/>
-              <w:rPr>
-                <w:rFonts w:ascii="Times New Roman" w:eastAsia="Times New Roman" w:hAnsi="Times New Roman" w:cs="Times New Roman"/>
-              </w:rPr>
-            </w:pPr>
-            <w:proofErr w:type="spellStart"/>
-            <w:r>
-              <w:rPr>
-                <w:rFonts w:ascii="Times New Roman" w:eastAsia="Times New Roman" w:hAnsi="Times New Roman" w:cs="Times New Roman"/>
-              </w:rPr>
-              <w:t>min_life_exp</w:t>
-            </w:r>
-            <w:proofErr w:type="spellEnd"/>
-            <w:r>
-              <w:rPr>
-                <w:rFonts w:ascii="Times New Roman" w:eastAsia="Times New Roman" w:hAnsi="Times New Roman" w:cs="Times New Roman"/>
-              </w:rPr>
-              <w:t xml:space="preserve"> &lt;- min(</w:t>
-            </w:r>
-            <w:proofErr w:type="spellStart"/>
-            <w:r>
-              <w:rPr>
-                <w:rFonts w:ascii="Times New Roman" w:eastAsia="Times New Roman" w:hAnsi="Times New Roman" w:cs="Times New Roman"/>
-              </w:rPr>
-              <w:t>data_clean$Life_Expectancy</w:t>
-            </w:r>
-            <w:proofErr w:type="spellEnd"/>
-            <w:r>
-              <w:rPr>
-                <w:rFonts w:ascii="Times New Roman" w:eastAsia="Times New Roman" w:hAnsi="Times New Roman" w:cs="Times New Roman"/>
-              </w:rPr>
-              <w:t>)</w:t>
-            </w:r>
-          </w:p>
-          <w:p>
-            <w:pPr>
-              <w:ind w:left="33"/>
-              <w:rPr>
-                <w:rFonts w:ascii="Times New Roman" w:eastAsia="Times New Roman" w:hAnsi="Times New Roman" w:cs="Times New Roman"/>
-              </w:rPr>
-            </w:pPr>
-            <w:proofErr w:type="spellStart"/>
-            <w:r>
-              <w:rPr>
-                <w:rFonts w:ascii="Times New Roman" w:eastAsia="Times New Roman" w:hAnsi="Times New Roman" w:cs="Times New Roman"/>
-              </w:rPr>
-              <w:t>max_life_exp</w:t>
-            </w:r>
-            <w:proofErr w:type="spellEnd"/>
-            <w:r>
-              <w:rPr>
-                <w:rFonts w:ascii="Times New Roman" w:eastAsia="Times New Roman" w:hAnsi="Times New Roman" w:cs="Times New Roman"/>
-              </w:rPr>
-              <w:t xml:space="preserve"> &lt;- max(</w:t>
-            </w:r>
-            <w:proofErr w:type="spellStart"/>
-            <w:r>
-              <w:rPr>
-                <w:rFonts w:ascii="Times New Roman" w:eastAsia="Times New Roman" w:hAnsi="Times New Roman" w:cs="Times New Roman"/>
-              </w:rPr>
-              <w:t>data_clean$Life_Expectancy</w:t>
-            </w:r>
-            <w:proofErr w:type="spellEnd"/>
-            <w:r>
-              <w:rPr>
-                <w:rFonts w:ascii="Times New Roman" w:eastAsia="Times New Roman" w:hAnsi="Times New Roman" w:cs="Times New Roman"/>
-              </w:rPr>
-              <w:t>)</w:t>
-            </w:r>
-          </w:p>
-          <w:p>
-            <w:pPr>
-              <w:ind w:left="33"/>
-              <w:rPr>
-                <w:rFonts w:ascii="Times New Roman" w:eastAsia="Times New Roman" w:hAnsi="Times New Roman" w:cs="Times New Roman"/>
-              </w:rPr>
-            </w:pPr>
-          </w:p>
-          <w:p>
-            <w:pPr>
-              <w:ind w:left="33"/>
-              <w:rPr>
-                <w:rFonts w:ascii="Times New Roman" w:eastAsia="Times New Roman" w:hAnsi="Times New Roman" w:cs="Times New Roman"/>
-              </w:rPr>
-            </w:pPr>
+            <w:proofErr w:type="gramEnd"/>
+            <w:r>
+              <w:rPr>
+                <w:rFonts w:ascii="Times New Roman" w:eastAsia="Times New Roman" w:hAnsi="Times New Roman" w:cs="Times New Roman"/>
+              </w:rPr>
+              <w:t>data_clean</w:t>
+            </w:r>
+            <w:proofErr w:type="spellEnd"/>
+            <w:r>
+              <w:rPr>
+                <w:rFonts w:ascii="Times New Roman" w:eastAsia="Times New Roman" w:hAnsi="Times New Roman" w:cs="Times New Roman"/>
+              </w:rPr>
+              <w:t xml:space="preserve">, </w:t>
+            </w:r>
+            <w:proofErr w:type="spellStart"/>
+            <w:r>
+              <w:rPr>
+                <w:rFonts w:ascii="Times New Roman" w:eastAsia="Times New Roman" w:hAnsi="Times New Roman" w:cs="Times New Roman"/>
+              </w:rPr>
+              <w:t>aes</w:t>
+            </w:r>
+            <w:proofErr w:type="spellEnd"/>
+            <w:r>
+              <w:rPr>
+                <w:rFonts w:ascii="Times New Roman" w:eastAsia="Times New Roman" w:hAnsi="Times New Roman" w:cs="Times New Roman"/>
+              </w:rPr>
+              <w:t xml:space="preserve">(x = </w:t>
+            </w:r>
+            <w:proofErr w:type="spellStart"/>
+            <w:r>
+              <w:rPr>
+                <w:rFonts w:ascii="Times New Roman" w:eastAsia="Times New Roman" w:hAnsi="Times New Roman" w:cs="Times New Roman"/>
+              </w:rPr>
+              <w:t>Alcohol_Consumption</w:t>
+            </w:r>
+            <w:proofErr w:type="spellEnd"/>
+            <w:r>
+              <w:rPr>
+                <w:rFonts w:ascii="Times New Roman" w:eastAsia="Times New Roman" w:hAnsi="Times New Roman" w:cs="Times New Roman"/>
+              </w:rPr>
+              <w:t xml:space="preserve">, y = </w:t>
+            </w:r>
+            <w:proofErr w:type="spellStart"/>
+            <w:r>
+              <w:rPr>
+                <w:rFonts w:ascii="Times New Roman" w:eastAsia="Times New Roman" w:hAnsi="Times New Roman" w:cs="Times New Roman"/>
+              </w:rPr>
+              <w:t>Life_Expectancy</w:t>
+            </w:r>
+            <w:proofErr w:type="spellEnd"/>
+            <w:r>
+              <w:rPr>
+                <w:rFonts w:ascii="Times New Roman" w:eastAsia="Times New Roman" w:hAnsi="Times New Roman" w:cs="Times New Roman"/>
+              </w:rPr>
+              <w:t>)) +</w:t>
+            </w:r>
+          </w:p>
+          <w:p>
+            <w:pPr>
+              <w:ind w:left="33"/>
+              <w:rPr>
+                <w:rFonts w:ascii="Times New Roman" w:eastAsia="Times New Roman" w:hAnsi="Times New Roman" w:cs="Times New Roman"/>
+              </w:rPr>
+            </w:pPr>
+            <w:r>
+              <w:rPr>
+                <w:rFonts w:ascii="Times New Roman" w:eastAsia="Times New Roman" w:hAnsi="Times New Roman" w:cs="Times New Roman"/>
+              </w:rPr>
+              <w:t xml:space="preserve">  </w:t>
+            </w:r>
+            <w:proofErr w:type="spellStart"/>
+            <w:r>
+              <w:rPr>
+                <w:rFonts w:ascii="Times New Roman" w:eastAsia="Times New Roman" w:hAnsi="Times New Roman" w:cs="Times New Roman"/>
+              </w:rPr>
+              <w:t>geom_</w:t>
+            </w:r>
             <w:proofErr w:type="gramStart"/>
             <w:r>
               <w:rPr>
                 <w:rFonts w:ascii="Times New Roman" w:eastAsia="Times New Roman" w:hAnsi="Times New Roman" w:cs="Times New Roman"/>
               </w:rPr>
-              <w:t>cat(</w:t>
+              <w:t>point</w:t>
+            </w:r>
+            <w:proofErr w:type="spellEnd"/>
+            <w:r>
+              <w:rPr>
+                <w:rFonts w:ascii="Times New Roman" w:eastAsia="Times New Roman" w:hAnsi="Times New Roman" w:cs="Times New Roman"/>
+              </w:rPr>
+              <w:t>(</w:t>
             </w:r>
             <w:proofErr w:type="gramEnd"/>
             <w:r>
               <w:rPr>
                 <w:rFonts w:ascii="Times New Roman" w:eastAsia="Times New Roman" w:hAnsi="Times New Roman" w:cs="Times New Roman"/>
               </w:rPr>
-              <w:t>"--- LIFE EXPECTANCY (years) ---\n")</w:t>
-            </w:r>
-          </w:p>
-          <w:p>
-            <w:pPr>
-              <w:ind w:left="33"/>
-              <w:rPr>
-                <w:rFonts w:ascii="Times New Roman" w:eastAsia="Times New Roman" w:hAnsi="Times New Roman" w:cs="Times New Roman"/>
-              </w:rPr>
-            </w:pPr>
+              <w:t xml:space="preserve">alpha = 0.6, size = 3, </w:t>
+            </w:r>
+            <w:proofErr w:type="spellStart"/>
+            <w:r>
+              <w:rPr>
+                <w:rFonts w:ascii="Times New Roman" w:eastAsia="Times New Roman" w:hAnsi="Times New Roman" w:cs="Times New Roman"/>
+              </w:rPr>
+              <w:t>color</w:t>
+            </w:r>
+            <w:proofErr w:type="spellEnd"/>
+            <w:r>
+              <w:rPr>
+                <w:rFonts w:ascii="Times New Roman" w:eastAsia="Times New Roman" w:hAnsi="Times New Roman" w:cs="Times New Roman"/>
+              </w:rPr>
+              <w:t xml:space="preserve"> = "</w:t>
+            </w:r>
+            <w:proofErr w:type="spellStart"/>
+            <w:r>
+              <w:rPr>
+                <w:rFonts w:ascii="Times New Roman" w:eastAsia="Times New Roman" w:hAnsi="Times New Roman" w:cs="Times New Roman"/>
+              </w:rPr>
+              <w:t>darkblue</w:t>
+            </w:r>
+            <w:proofErr w:type="spellEnd"/>
+            <w:r>
+              <w:rPr>
+                <w:rFonts w:ascii="Times New Roman" w:eastAsia="Times New Roman" w:hAnsi="Times New Roman" w:cs="Times New Roman"/>
+              </w:rPr>
+              <w:t>") +</w:t>
+            </w:r>
+          </w:p>
+          <w:p>
+            <w:pPr>
+              <w:ind w:left="33"/>
+              <w:rPr>
+                <w:rFonts w:ascii="Times New Roman" w:eastAsia="Times New Roman" w:hAnsi="Times New Roman" w:cs="Times New Roman"/>
+              </w:rPr>
+            </w:pPr>
+            <w:r>
+              <w:rPr>
+                <w:rFonts w:ascii="Times New Roman" w:eastAsia="Times New Roman" w:hAnsi="Times New Roman" w:cs="Times New Roman"/>
+              </w:rPr>
+              <w:t xml:space="preserve">  </w:t>
+            </w:r>
+            <w:proofErr w:type="spellStart"/>
+            <w:r>
+              <w:rPr>
+                <w:rFonts w:ascii="Times New Roman" w:eastAsia="Times New Roman" w:hAnsi="Times New Roman" w:cs="Times New Roman"/>
+              </w:rPr>
+              <w:t>geom_</w:t>
+            </w:r>
             <w:proofErr w:type="gramStart"/>
             <w:r>
               <w:rPr>
                 <w:rFonts w:ascii="Times New Roman" w:eastAsia="Times New Roman" w:hAnsi="Times New Roman" w:cs="Times New Roman"/>
               </w:rPr>
-              <w:t>cat(</w:t>
+              <w:t>smooth</w:t>
+            </w:r>
+            <w:proofErr w:type="spellEnd"/>
+            <w:r>
+              <w:rPr>
+                <w:rFonts w:ascii="Times New Roman" w:eastAsia="Times New Roman" w:hAnsi="Times New Roman" w:cs="Times New Roman"/>
+              </w:rPr>
+              <w:t>(</w:t>
             </w:r>
             <w:proofErr w:type="gramEnd"/>
             <w:r>
               <w:rPr>
                 <w:rFonts w:ascii="Times New Roman" w:eastAsia="Times New Roman" w:hAnsi="Times New Roman" w:cs="Times New Roman"/>
               </w:rPr>
-              <w:t xml:space="preserve">"Mean:   ", </w:t>
+              <w:t>method = "</w:t>
+            </w:r>
+            <w:proofErr w:type="spellStart"/>
+            <w:r>
+              <w:rPr>
+                <w:rFonts w:ascii="Times New Roman" w:eastAsia="Times New Roman" w:hAnsi="Times New Roman" w:cs="Times New Roman"/>
+              </w:rPr>
+              <w:t>lm</w:t>
+            </w:r>
+            <w:proofErr w:type="spellEnd"/>
+            <w:r>
+              <w:rPr>
+                <w:rFonts w:ascii="Times New Roman" w:eastAsia="Times New Roman" w:hAnsi="Times New Roman" w:cs="Times New Roman"/>
+              </w:rPr>
+              <w:t xml:space="preserve">", se = TRUE, </w:t>
+            </w:r>
+            <w:proofErr w:type="spellStart"/>
+            <w:r>
+              <w:rPr>
+                <w:rFonts w:ascii="Times New Roman" w:eastAsia="Times New Roman" w:hAnsi="Times New Roman" w:cs="Times New Roman"/>
+              </w:rPr>
+              <w:t>color</w:t>
+            </w:r>
+            <w:proofErr w:type="spellEnd"/>
+            <w:r>
+              <w:rPr>
+                <w:rFonts w:ascii="Times New Roman" w:eastAsia="Times New Roman" w:hAnsi="Times New Roman" w:cs="Times New Roman"/>
+              </w:rPr>
+              <w:t xml:space="preserve"> = "red", linewidth = 1) +</w:t>
+            </w:r>
+          </w:p>
+          <w:p>
+            <w:pPr>
+              <w:ind w:left="33"/>
+              <w:rPr>
+                <w:rFonts w:ascii="Times New Roman" w:eastAsia="Times New Roman" w:hAnsi="Times New Roman" w:cs="Times New Roman"/>
+              </w:rPr>
+            </w:pPr>
+            <w:r>
+              <w:rPr>
+                <w:rFonts w:ascii="Times New Roman" w:eastAsia="Times New Roman" w:hAnsi="Times New Roman" w:cs="Times New Roman"/>
+              </w:rPr>
+              <w:t xml:space="preserve">  </w:t>
             </w:r>
             <w:proofErr w:type="gramStart"/>
             <w:r>
               <w:rPr>
                 <w:rFonts w:ascii="Times New Roman" w:eastAsia="Times New Roman" w:hAnsi="Times New Roman" w:cs="Times New Roman"/>
               </w:rPr>
-              <w:t>round(</w:t>
-            </w:r>
-            <w:proofErr w:type="spellStart"/>
+              <w:t>labs(</w:t>
+            </w:r>
             <w:proofErr w:type="gramEnd"/>
             <w:r>
               <w:rPr>
                 <w:rFonts w:ascii="Times New Roman" w:eastAsia="Times New Roman" w:hAnsi="Times New Roman" w:cs="Times New Roman"/>
               </w:rPr>
-              <w:t>mean_life_exp</w:t>
-            </w:r>
-            <w:proofErr w:type="spellEnd"/>
-            <w:r>
-              <w:rPr>
-                <w:rFonts w:ascii="Times New Roman" w:eastAsia="Times New Roman" w:hAnsi="Times New Roman" w:cs="Times New Roman"/>
-              </w:rPr>
-              <w:t>, 2), "\n")</w:t>
-            </w:r>
-          </w:p>
-          <w:p>
-            <w:pPr>
-              <w:ind w:left="33"/>
-              <w:rPr>
-                <w:rFonts w:ascii="Times New Roman" w:eastAsia="Times New Roman" w:hAnsi="Times New Roman" w:cs="Times New Roman"/>
-              </w:rPr>
-            </w:pPr>
+              <w:t>title = "Alcohol Consumption vs Life Expectancy ",</w:t>
+            </w:r>
+          </w:p>
+          <w:p>
+            <w:pPr>
+              <w:ind w:left="33"/>
+              <w:rPr>
+                <w:rFonts w:ascii="Times New Roman" w:eastAsia="Times New Roman" w:hAnsi="Times New Roman" w:cs="Times New Roman"/>
+              </w:rPr>
+            </w:pPr>
+            <w:r>
+              <w:rPr>
+                <w:rFonts w:ascii="Times New Roman" w:eastAsia="Times New Roman" w:hAnsi="Times New Roman" w:cs="Times New Roman"/>
+              </w:rPr>
+              <w:t xml:space="preserve">       x = "Alcohol Consumption per Capita (litres)",</w:t>
+            </w:r>
+          </w:p>
+          <w:p>
+            <w:pPr>
+              <w:ind w:left="33"/>
+              <w:rPr>
+                <w:rFonts w:ascii="Times New Roman" w:eastAsia="Times New Roman" w:hAnsi="Times New Roman" w:cs="Times New Roman"/>
+              </w:rPr>
+            </w:pPr>
+            <w:r>
+              <w:rPr>
+                <w:rFonts w:ascii="Times New Roman" w:eastAsia="Times New Roman" w:hAnsi="Times New Roman" w:cs="Times New Roman"/>
+              </w:rPr>
+              <w:t xml:space="preserve">       y = "Life Expectancy at Birth (years)") +</w:t>
+            </w:r>
+          </w:p>
+          <w:p>
+            <w:pPr>
+              <w:ind w:left="33"/>
+              <w:rPr>
+                <w:rFonts w:ascii="Times New Roman" w:eastAsia="Times New Roman" w:hAnsi="Times New Roman" w:cs="Times New Roman"/>
+              </w:rPr>
+            </w:pPr>
+            <w:r>
+              <w:rPr>
+                <w:rFonts w:ascii="Times New Roman" w:eastAsia="Times New Roman" w:hAnsi="Times New Roman" w:cs="Times New Roman"/>
+              </w:rPr>
+              <w:t xml:space="preserve">  </w:t>
+            </w:r>
+            <w:proofErr w:type="spellStart"/>
+            <w:r>
+              <w:rPr>
+                <w:rFonts w:ascii="Times New Roman" w:eastAsia="Times New Roman" w:hAnsi="Times New Roman" w:cs="Times New Roman"/>
+              </w:rPr>
+              <w:t>theme_</w:t>
+            </w:r>
             <w:proofErr w:type="gramStart"/>
             <w:r>
               <w:rPr>
                 <w:rFonts w:ascii="Times New Roman" w:eastAsia="Times New Roman" w:hAnsi="Times New Roman" w:cs="Times New Roman"/>
               </w:rPr>
-              <w:t>cat(</w:t>
+              <w:t>minimal</w:t>
+            </w:r>
+            <w:proofErr w:type="spellEnd"/>
+            <w:r>
+              <w:rPr>
+                <w:rFonts w:ascii="Times New Roman" w:eastAsia="Times New Roman" w:hAnsi="Times New Roman" w:cs="Times New Roman"/>
+              </w:rPr>
+              <w:t>(</w:t>
             </w:r>
             <w:proofErr w:type="gramEnd"/>
             <w:r>
               <w:rPr>
                 <w:rFonts w:ascii="Times New Roman" w:eastAsia="Times New Roman" w:hAnsi="Times New Roman" w:cs="Times New Roman"/>
               </w:rPr>
-              <w:t xml:space="preserve">"SD:     ", </w:t>
+              <w:t>) +</w:t>
+            </w:r>
+          </w:p>
+          <w:p>
+            <w:pPr>
+              <w:ind w:left="33"/>
+              <w:rPr>
+                <w:rFonts w:ascii="Times New Roman" w:eastAsia="Times New Roman" w:hAnsi="Times New Roman" w:cs="Times New Roman"/>
+              </w:rPr>
+            </w:pPr>
+            <w:r>
+              <w:rPr>
+                <w:rFonts w:ascii="Times New Roman" w:eastAsia="Times New Roman" w:hAnsi="Times New Roman" w:cs="Times New Roman"/>
+              </w:rPr>
+              <w:t xml:space="preserve">  </w:t>
             </w:r>
             <w:proofErr w:type="gramStart"/>
             <w:r>
               <w:rPr>
                 <w:rFonts w:ascii="Times New Roman" w:eastAsia="Times New Roman" w:hAnsi="Times New Roman" w:cs="Times New Roman"/>
               </w:rPr>
-              <w:t>round(</w:t>
+              <w:t>theme(</w:t>
             </w:r>
             <w:proofErr w:type="spellStart"/>
             <w:proofErr w:type="gramEnd"/>
@@ -10546,278 +10827,21 @@
               <w:rPr>
                 <w:rFonts w:ascii="Times New Roman" w:eastAsia="Times New Roman" w:hAnsi="Times New Roman" w:cs="Times New Roman"/>
               </w:rPr>
-              <w:t>sd_life_exp</w:t>
-            </w:r>
-            <w:proofErr w:type="spellEnd"/>
-            <w:r>
-              <w:rPr>
-                <w:rFonts w:ascii="Times New Roman" w:eastAsia="Times New Roman" w:hAnsi="Times New Roman" w:cs="Times New Roman"/>
-              </w:rPr>
-              <w:t>, 2), "\n")</w:t>
-            </w:r>
-          </w:p>
-          <w:p>
-            <w:pPr>
-              <w:ind w:left="33"/>
-              <w:rPr>
-                <w:rFonts w:ascii="Times New Roman" w:eastAsia="Times New Roman" w:hAnsi="Times New Roman" w:cs="Times New Roman"/>
-              </w:rPr>
-            </w:pPr>
-            <w:proofErr w:type="gramStart"/>
-            <w:r>
-              <w:rPr>
-                <w:rFonts w:ascii="Times New Roman" w:eastAsia="Times New Roman" w:hAnsi="Times New Roman" w:cs="Times New Roman"/>
-              </w:rPr>
-              <w:t>cat(</w:t>
-            </w:r>
-            <w:proofErr w:type="gramEnd"/>
-            <w:r>
-              <w:rPr>
-                <w:rFonts w:ascii="Times New Roman" w:eastAsia="Times New Roman" w:hAnsi="Times New Roman" w:cs="Times New Roman"/>
-              </w:rPr>
-              <w:t xml:space="preserve">"Median: ", </w:t>
-            </w:r>
-            <w:proofErr w:type="gramStart"/>
-            <w:r>
-              <w:rPr>
-                <w:rFonts w:ascii="Times New Roman" w:eastAsia="Times New Roman" w:hAnsi="Times New Roman" w:cs="Times New Roman"/>
-              </w:rPr>
-              <w:t>round(</w:t>
-            </w:r>
-            <w:proofErr w:type="spellStart"/>
-            <w:proofErr w:type="gramEnd"/>
-            <w:r>
-              <w:rPr>
-                <w:rFonts w:ascii="Times New Roman" w:eastAsia="Times New Roman" w:hAnsi="Times New Roman" w:cs="Times New Roman"/>
-              </w:rPr>
-              <w:t>median_life_exp</w:t>
-            </w:r>
-            <w:proofErr w:type="spellEnd"/>
-            <w:r>
-              <w:rPr>
-                <w:rFonts w:ascii="Times New Roman" w:eastAsia="Times New Roman" w:hAnsi="Times New Roman" w:cs="Times New Roman"/>
-              </w:rPr>
-              <w:t>, 2), "\n")</w:t>
-            </w:r>
-          </w:p>
-          <w:p>
-            <w:pPr>
-              <w:ind w:left="33"/>
-              <w:rPr>
-                <w:rFonts w:ascii="Times New Roman" w:eastAsia="Times New Roman" w:hAnsi="Times New Roman" w:cs="Times New Roman"/>
-              </w:rPr>
-            </w:pPr>
-            <w:proofErr w:type="gramStart"/>
-            <w:r>
-              <w:rPr>
-                <w:rFonts w:ascii="Times New Roman" w:eastAsia="Times New Roman" w:hAnsi="Times New Roman" w:cs="Times New Roman"/>
-              </w:rPr>
-              <w:t>cat(</w:t>
-            </w:r>
-            <w:proofErr w:type="gramEnd"/>
-            <w:r>
-              <w:rPr>
-                <w:rFonts w:ascii="Times New Roman" w:eastAsia="Times New Roman" w:hAnsi="Times New Roman" w:cs="Times New Roman"/>
-              </w:rPr>
-              <w:t xml:space="preserve">"Min:    ", </w:t>
-            </w:r>
-            <w:proofErr w:type="gramStart"/>
-            <w:r>
-              <w:rPr>
-                <w:rFonts w:ascii="Times New Roman" w:eastAsia="Times New Roman" w:hAnsi="Times New Roman" w:cs="Times New Roman"/>
-              </w:rPr>
-              <w:t>round(</w:t>
-            </w:r>
-            <w:proofErr w:type="spellStart"/>
-            <w:proofErr w:type="gramEnd"/>
-            <w:r>
-              <w:rPr>
-                <w:rFonts w:ascii="Times New Roman" w:eastAsia="Times New Roman" w:hAnsi="Times New Roman" w:cs="Times New Roman"/>
-              </w:rPr>
-              <w:t>min_life_exp</w:t>
-            </w:r>
-            <w:proofErr w:type="spellEnd"/>
-            <w:r>
-              <w:rPr>
-                <w:rFonts w:ascii="Times New Roman" w:eastAsia="Times New Roman" w:hAnsi="Times New Roman" w:cs="Times New Roman"/>
-              </w:rPr>
-              <w:t>, 2), "\n")</w:t>
-            </w:r>
-          </w:p>
-          <w:p>
-            <w:pPr>
-              <w:ind w:left="33"/>
-              <w:rPr>
-                <w:rFonts w:ascii="Times New Roman" w:eastAsia="Times New Roman" w:hAnsi="Times New Roman" w:cs="Times New Roman"/>
-              </w:rPr>
-            </w:pPr>
-            <w:proofErr w:type="gramStart"/>
-            <w:r>
-              <w:rPr>
-                <w:rFonts w:ascii="Times New Roman" w:eastAsia="Times New Roman" w:hAnsi="Times New Roman" w:cs="Times New Roman"/>
-              </w:rPr>
-              <w:t>cat(</w:t>
-            </w:r>
-            <w:proofErr w:type="gramEnd"/>
-            <w:r>
-              <w:rPr>
-                <w:rFonts w:ascii="Times New Roman" w:eastAsia="Times New Roman" w:hAnsi="Times New Roman" w:cs="Times New Roman"/>
-              </w:rPr>
-              <w:t xml:space="preserve">"Max:    ", </w:t>
-            </w:r>
-            <w:proofErr w:type="gramStart"/>
-            <w:r>
-              <w:rPr>
-                <w:rFonts w:ascii="Times New Roman" w:eastAsia="Times New Roman" w:hAnsi="Times New Roman" w:cs="Times New Roman"/>
-              </w:rPr>
-              <w:t>round(</w:t>
-            </w:r>
-            <w:proofErr w:type="spellStart"/>
-            <w:proofErr w:type="gramEnd"/>
-            <w:r>
-              <w:rPr>
-                <w:rFonts w:ascii="Times New Roman" w:eastAsia="Times New Roman" w:hAnsi="Times New Roman" w:cs="Times New Roman"/>
-              </w:rPr>
-              <w:t>max_life_exp</w:t>
-            </w:r>
-            <w:proofErr w:type="spellEnd"/>
-            <w:r>
-              <w:rPr>
-                <w:rFonts w:ascii="Times New Roman" w:eastAsia="Times New Roman" w:hAnsi="Times New Roman" w:cs="Times New Roman"/>
-              </w:rPr>
-              <w:t>, 2), "\n\n")</w:t>
-            </w:r>
-          </w:p>
-          <w:p>
-            <w:pPr>
-              <w:ind w:left="33"/>
-              <w:rPr>
-                <w:rFonts w:ascii="Times New Roman" w:eastAsia="Times New Roman" w:hAnsi="Times New Roman" w:cs="Times New Roman"/>
-              </w:rPr>
-            </w:pPr>
-          </w:p>
-          <w:p>
-            <w:pPr>
-              <w:ind w:left="33"/>
-              <w:rPr>
-                <w:rFonts w:ascii="Times New Roman" w:eastAsia="Times New Roman" w:hAnsi="Times New Roman" w:cs="Times New Roman"/>
-              </w:rPr>
-            </w:pPr>
-            <w:r>
-              <w:rPr>
-                <w:rFonts w:ascii="Times New Roman" w:eastAsia="Times New Roman" w:hAnsi="Times New Roman" w:cs="Times New Roman"/>
-              </w:rPr>
-              <w:t># ============================================================================</w:t>
-            </w:r>
-          </w:p>
-          <w:p>
-            <w:pPr>
-              <w:ind w:left="33"/>
-              <w:rPr>
-                <w:rFonts w:ascii="Times New Roman" w:eastAsia="Times New Roman" w:hAnsi="Times New Roman" w:cs="Times New Roman"/>
-              </w:rPr>
-            </w:pPr>
-            <w:r>
-              <w:rPr>
-                <w:rFonts w:ascii="Times New Roman" w:eastAsia="Times New Roman" w:hAnsi="Times New Roman" w:cs="Times New Roman"/>
-              </w:rPr>
-              <w:t xml:space="preserve"># 5. VISUALIZATIONS </w:t>
-            </w:r>
-          </w:p>
-          <w:p>
-            <w:pPr>
-              <w:ind w:left="33"/>
-              <w:rPr>
-                <w:rFonts w:ascii="Times New Roman" w:eastAsia="Times New Roman" w:hAnsi="Times New Roman" w:cs="Times New Roman"/>
-              </w:rPr>
-            </w:pPr>
-            <w:r>
-              <w:rPr>
-                <w:rFonts w:ascii="Times New Roman" w:eastAsia="Times New Roman" w:hAnsi="Times New Roman" w:cs="Times New Roman"/>
-              </w:rPr>
-              <w:t># ============================================================================</w:t>
-            </w:r>
-          </w:p>
-          <w:p>
-            <w:pPr>
-              <w:ind w:left="33"/>
-              <w:rPr>
-                <w:rFonts w:ascii="Times New Roman" w:eastAsia="Times New Roman" w:hAnsi="Times New Roman" w:cs="Times New Roman"/>
-              </w:rPr>
-            </w:pPr>
-          </w:p>
-          <w:p>
-            <w:pPr>
-              <w:ind w:left="33"/>
-              <w:rPr>
-                <w:rFonts w:ascii="Times New Roman" w:eastAsia="Times New Roman" w:hAnsi="Times New Roman" w:cs="Times New Roman"/>
-              </w:rPr>
-            </w:pPr>
-            <w:proofErr w:type="gramStart"/>
-            <w:r>
-              <w:rPr>
-                <w:rFonts w:ascii="Times New Roman" w:eastAsia="Times New Roman" w:hAnsi="Times New Roman" w:cs="Times New Roman"/>
-              </w:rPr>
-              <w:t>cat(</w:t>
-            </w:r>
-            <w:proofErr w:type="gramEnd"/>
-            <w:r>
-              <w:rPr>
-                <w:rFonts w:ascii="Times New Roman" w:eastAsia="Times New Roman" w:hAnsi="Times New Roman" w:cs="Times New Roman"/>
-              </w:rPr>
-              <w:t>"=== CREATING VISUALIZATIONS \n\n")</w:t>
-            </w:r>
-          </w:p>
-          <w:p>
-            <w:pPr>
-              <w:ind w:left="33"/>
-              <w:rPr>
-                <w:rFonts w:ascii="Times New Roman" w:eastAsia="Times New Roman" w:hAnsi="Times New Roman" w:cs="Times New Roman"/>
-              </w:rPr>
-            </w:pPr>
-          </w:p>
-          <w:p>
-            <w:pPr>
-              <w:ind w:left="33"/>
-              <w:rPr>
-                <w:rFonts w:ascii="Times New Roman" w:eastAsia="Times New Roman" w:hAnsi="Times New Roman" w:cs="Times New Roman"/>
-              </w:rPr>
-            </w:pPr>
-            <w:r>
-              <w:rPr>
-                <w:rFonts w:ascii="Times New Roman" w:eastAsia="Times New Roman" w:hAnsi="Times New Roman" w:cs="Times New Roman"/>
-              </w:rPr>
-              <w:t># Scatter plot with regression line</w:t>
-            </w:r>
-          </w:p>
-          <w:p>
-            <w:pPr>
-              <w:ind w:left="33"/>
-              <w:rPr>
-                <w:rFonts w:ascii="Times New Roman" w:eastAsia="Times New Roman" w:hAnsi="Times New Roman" w:cs="Times New Roman"/>
-              </w:rPr>
-            </w:pPr>
-            <w:proofErr w:type="spellStart"/>
-            <w:r>
-              <w:rPr>
-                <w:rFonts w:ascii="Times New Roman" w:eastAsia="Times New Roman" w:hAnsi="Times New Roman" w:cs="Times New Roman"/>
-              </w:rPr>
-              <w:t>scatter_plot</w:t>
-            </w:r>
-            <w:proofErr w:type="spellEnd"/>
-            <w:r>
-              <w:rPr>
-                <w:rFonts w:ascii="Times New Roman" w:eastAsia="Times New Roman" w:hAnsi="Times New Roman" w:cs="Times New Roman"/>
-              </w:rPr>
-              <w:t xml:space="preserve"> &lt;- </w:t>
-            </w:r>
-            <w:proofErr w:type="spellStart"/>
-            <w:proofErr w:type="gramStart"/>
-            <w:r>
-              <w:rPr>
-                <w:rFonts w:ascii="Times New Roman" w:eastAsia="Times New Roman" w:hAnsi="Times New Roman" w:cs="Times New Roman"/>
-              </w:rPr>
-              <w:t>ggplot</w:t>
+              <w:t>plot.title</w:t>
+            </w:r>
+            <w:proofErr w:type="spellEnd"/>
+            <w:r>
+              <w:rPr>
+                <w:rFonts w:ascii="Times New Roman" w:eastAsia="Times New Roman" w:hAnsi="Times New Roman" w:cs="Times New Roman"/>
+              </w:rPr>
+              <w:t xml:space="preserve"> = </w:t>
+            </w:r>
+            <w:proofErr w:type="spellStart"/>
+            <w:r>
+              <w:rPr>
+                <w:rFonts w:ascii="Times New Roman" w:eastAsia="Times New Roman" w:hAnsi="Times New Roman" w:cs="Times New Roman"/>
+              </w:rPr>
+              <w:t>element_text</w:t>
             </w:r>
             <w:proofErr w:type="spellEnd"/>
             <w:r>
@@ -10827,367 +10851,6 @@
               <w:t>(</w:t>
             </w:r>
             <w:proofErr w:type="spellStart"/>
-            <w:proofErr w:type="gramEnd"/>
-            <w:r>
-              <w:rPr>
-                <w:rFonts w:ascii="Times New Roman" w:eastAsia="Times New Roman" w:hAnsi="Times New Roman" w:cs="Times New Roman"/>
-              </w:rPr>
-              <w:t>data_clean</w:t>
-            </w:r>
-            <w:proofErr w:type="spellEnd"/>
-            <w:r>
-              <w:rPr>
-                <w:rFonts w:ascii="Times New Roman" w:eastAsia="Times New Roman" w:hAnsi="Times New Roman" w:cs="Times New Roman"/>
-              </w:rPr>
-              <w:t xml:space="preserve">, </w:t>
-            </w:r>
-            <w:proofErr w:type="spellStart"/>
-            <w:proofErr w:type="gramStart"/>
-            <w:r>
-              <w:rPr>
-                <w:rFonts w:ascii="Times New Roman" w:eastAsia="Times New Roman" w:hAnsi="Times New Roman" w:cs="Times New Roman"/>
-              </w:rPr>
-              <w:t>aes</w:t>
-            </w:r>
-            <w:proofErr w:type="spellEnd"/>
-            <w:r>
-              <w:rPr>
-                <w:rFonts w:ascii="Times New Roman" w:eastAsia="Times New Roman" w:hAnsi="Times New Roman" w:cs="Times New Roman"/>
-              </w:rPr>
-              <w:t>(</w:t>
-            </w:r>
-            <w:proofErr w:type="gramEnd"/>
-            <w:r>
-              <w:rPr>
-                <w:rFonts w:ascii="Times New Roman" w:eastAsia="Times New Roman" w:hAnsi="Times New Roman" w:cs="Times New Roman"/>
-              </w:rPr>
-              <w:t xml:space="preserve">x = </w:t>
-            </w:r>
-            <w:proofErr w:type="spellStart"/>
-            <w:r>
-              <w:rPr>
-                <w:rFonts w:ascii="Times New Roman" w:eastAsia="Times New Roman" w:hAnsi="Times New Roman" w:cs="Times New Roman"/>
-              </w:rPr>
-              <w:t>Alcohol_Consumption</w:t>
-            </w:r>
-            <w:proofErr w:type="spellEnd"/>
-            <w:r>
-              <w:rPr>
-                <w:rFonts w:ascii="Times New Roman" w:eastAsia="Times New Roman" w:hAnsi="Times New Roman" w:cs="Times New Roman"/>
-              </w:rPr>
-              <w:t xml:space="preserve">, y = </w:t>
-            </w:r>
-            <w:proofErr w:type="spellStart"/>
-            <w:r>
-              <w:rPr>
-                <w:rFonts w:ascii="Times New Roman" w:eastAsia="Times New Roman" w:hAnsi="Times New Roman" w:cs="Times New Roman"/>
-              </w:rPr>
-              <w:t>Life_Expectancy</w:t>
-            </w:r>
-            <w:proofErr w:type="spellEnd"/>
-            <w:r>
-              <w:rPr>
-                <w:rFonts w:ascii="Times New Roman" w:eastAsia="Times New Roman" w:hAnsi="Times New Roman" w:cs="Times New Roman"/>
-              </w:rPr>
-              <w:t>)) +</w:t>
-            </w:r>
-          </w:p>
-          <w:p>
-            <w:pPr>
-              <w:ind w:left="33"/>
-              <w:rPr>
-                <w:rFonts w:ascii="Times New Roman" w:eastAsia="Times New Roman" w:hAnsi="Times New Roman" w:cs="Times New Roman"/>
-              </w:rPr>
-            </w:pPr>
-            <w:r>
-              <w:rPr>
-                <w:rFonts w:ascii="Times New Roman" w:eastAsia="Times New Roman" w:hAnsi="Times New Roman" w:cs="Times New Roman"/>
-              </w:rPr>
-              <w:t xml:space="preserve">  </w:t>
-            </w:r>
-            <w:proofErr w:type="spellStart"/>
-            <w:r>
-              <w:rPr>
-                <w:rFonts w:ascii="Times New Roman" w:eastAsia="Times New Roman" w:hAnsi="Times New Roman" w:cs="Times New Roman"/>
-              </w:rPr>
-              <w:t>geom_</w:t>
-            </w:r>
-            <w:proofErr w:type="gramStart"/>
-            <w:r>
-              <w:rPr>
-                <w:rFonts w:ascii="Times New Roman" w:eastAsia="Times New Roman" w:hAnsi="Times New Roman" w:cs="Times New Roman"/>
-              </w:rPr>
-              <w:t>point</w:t>
-            </w:r>
-            <w:proofErr w:type="spellEnd"/>
-            <w:r>
-              <w:rPr>
-                <w:rFonts w:ascii="Times New Roman" w:eastAsia="Times New Roman" w:hAnsi="Times New Roman" w:cs="Times New Roman"/>
-              </w:rPr>
-              <w:t>(</w:t>
-            </w:r>
-            <w:proofErr w:type="gramEnd"/>
-            <w:r>
-              <w:rPr>
-                <w:rFonts w:ascii="Times New Roman" w:eastAsia="Times New Roman" w:hAnsi="Times New Roman" w:cs="Times New Roman"/>
-              </w:rPr>
-              <w:t xml:space="preserve">alpha = 0.6, size = 3, </w:t>
-            </w:r>
-            <w:proofErr w:type="spellStart"/>
-            <w:r>
-              <w:rPr>
-                <w:rFonts w:ascii="Times New Roman" w:eastAsia="Times New Roman" w:hAnsi="Times New Roman" w:cs="Times New Roman"/>
-              </w:rPr>
-              <w:t>color</w:t>
-            </w:r>
-            <w:proofErr w:type="spellEnd"/>
-            <w:r>
-              <w:rPr>
-                <w:rFonts w:ascii="Times New Roman" w:eastAsia="Times New Roman" w:hAnsi="Times New Roman" w:cs="Times New Roman"/>
-              </w:rPr>
-              <w:t xml:space="preserve"> = "</w:t>
-            </w:r>
-            <w:proofErr w:type="spellStart"/>
-            <w:r>
-              <w:rPr>
-                <w:rFonts w:ascii="Times New Roman" w:eastAsia="Times New Roman" w:hAnsi="Times New Roman" w:cs="Times New Roman"/>
-              </w:rPr>
-              <w:t>darkblue</w:t>
-            </w:r>
-            <w:proofErr w:type="spellEnd"/>
-            <w:r>
-              <w:rPr>
-                <w:rFonts w:ascii="Times New Roman" w:eastAsia="Times New Roman" w:hAnsi="Times New Roman" w:cs="Times New Roman"/>
-              </w:rPr>
-              <w:t>") +</w:t>
-            </w:r>
-          </w:p>
-          <w:p>
-            <w:pPr>
-              <w:ind w:left="33"/>
-              <w:rPr>
-                <w:rFonts w:ascii="Times New Roman" w:eastAsia="Times New Roman" w:hAnsi="Times New Roman" w:cs="Times New Roman"/>
-              </w:rPr>
-            </w:pPr>
-            <w:r>
-              <w:rPr>
-                <w:rFonts w:ascii="Times New Roman" w:eastAsia="Times New Roman" w:hAnsi="Times New Roman" w:cs="Times New Roman"/>
-              </w:rPr>
-              <w:t xml:space="preserve">  </w:t>
-            </w:r>
-            <w:proofErr w:type="spellStart"/>
-            <w:r>
-              <w:rPr>
-                <w:rFonts w:ascii="Times New Roman" w:eastAsia="Times New Roman" w:hAnsi="Times New Roman" w:cs="Times New Roman"/>
-              </w:rPr>
-              <w:t>geom_</w:t>
-            </w:r>
-            <w:proofErr w:type="gramStart"/>
-            <w:r>
-              <w:rPr>
-                <w:rFonts w:ascii="Times New Roman" w:eastAsia="Times New Roman" w:hAnsi="Times New Roman" w:cs="Times New Roman"/>
-              </w:rPr>
-              <w:t>smooth</w:t>
-            </w:r>
-            <w:proofErr w:type="spellEnd"/>
-            <w:r>
-              <w:rPr>
-                <w:rFonts w:ascii="Times New Roman" w:eastAsia="Times New Roman" w:hAnsi="Times New Roman" w:cs="Times New Roman"/>
-              </w:rPr>
-              <w:t>(</w:t>
-            </w:r>
-            <w:proofErr w:type="gramEnd"/>
-            <w:r>
-              <w:rPr>
-                <w:rFonts w:ascii="Times New Roman" w:eastAsia="Times New Roman" w:hAnsi="Times New Roman" w:cs="Times New Roman"/>
-              </w:rPr>
-              <w:t>method = "</w:t>
-            </w:r>
-            <w:proofErr w:type="spellStart"/>
-            <w:r>
-              <w:rPr>
-                <w:rFonts w:ascii="Times New Roman" w:eastAsia="Times New Roman" w:hAnsi="Times New Roman" w:cs="Times New Roman"/>
-              </w:rPr>
-              <w:t>lm</w:t>
-            </w:r>
-            <w:proofErr w:type="spellEnd"/>
-            <w:r>
-              <w:rPr>
-                <w:rFonts w:ascii="Times New Roman" w:eastAsia="Times New Roman" w:hAnsi="Times New Roman" w:cs="Times New Roman"/>
-              </w:rPr>
-              <w:t xml:space="preserve">", se = TRUE, </w:t>
-            </w:r>
-            <w:proofErr w:type="spellStart"/>
-            <w:r>
-              <w:rPr>
-                <w:rFonts w:ascii="Times New Roman" w:eastAsia="Times New Roman" w:hAnsi="Times New Roman" w:cs="Times New Roman"/>
-              </w:rPr>
-              <w:t>color</w:t>
-            </w:r>
-            <w:proofErr w:type="spellEnd"/>
-            <w:r>
-              <w:rPr>
-                <w:rFonts w:ascii="Times New Roman" w:eastAsia="Times New Roman" w:hAnsi="Times New Roman" w:cs="Times New Roman"/>
-              </w:rPr>
-              <w:t xml:space="preserve"> = "red", linewidth = 1) +</w:t>
-            </w:r>
-          </w:p>
-          <w:p>
-            <w:pPr>
-              <w:ind w:left="33"/>
-              <w:rPr>
-                <w:rFonts w:ascii="Times New Roman" w:eastAsia="Times New Roman" w:hAnsi="Times New Roman" w:cs="Times New Roman"/>
-              </w:rPr>
-            </w:pPr>
-            <w:r>
-              <w:rPr>
-                <w:rFonts w:ascii="Times New Roman" w:eastAsia="Times New Roman" w:hAnsi="Times New Roman" w:cs="Times New Roman"/>
-              </w:rPr>
-              <w:t xml:space="preserve">  </w:t>
-            </w:r>
-            <w:proofErr w:type="gramStart"/>
-            <w:r>
-              <w:rPr>
-                <w:rFonts w:ascii="Times New Roman" w:eastAsia="Times New Roman" w:hAnsi="Times New Roman" w:cs="Times New Roman"/>
-              </w:rPr>
-              <w:t>labs(</w:t>
-            </w:r>
-            <w:proofErr w:type="gramEnd"/>
-            <w:r>
-              <w:rPr>
-                <w:rFonts w:ascii="Times New Roman" w:eastAsia="Times New Roman" w:hAnsi="Times New Roman" w:cs="Times New Roman"/>
-              </w:rPr>
-              <w:t>title = "Alcohol Consumption vs Life Expectancy ",</w:t>
-            </w:r>
-          </w:p>
-          <w:p>
-            <w:pPr>
-              <w:ind w:left="33"/>
-              <w:rPr>
-                <w:rFonts w:ascii="Times New Roman" w:eastAsia="Times New Roman" w:hAnsi="Times New Roman" w:cs="Times New Roman"/>
-              </w:rPr>
-            </w:pPr>
-            <w:r>
-              <w:rPr>
-                <w:rFonts w:ascii="Times New Roman" w:eastAsia="Times New Roman" w:hAnsi="Times New Roman" w:cs="Times New Roman"/>
-              </w:rPr>
-              <w:t xml:space="preserve">       x = "Alcohol Consumption per Capita (litres)",</w:t>
-            </w:r>
-          </w:p>
-          <w:p>
-            <w:pPr>
-              <w:ind w:left="33"/>
-              <w:rPr>
-                <w:rFonts w:ascii="Times New Roman" w:eastAsia="Times New Roman" w:hAnsi="Times New Roman" w:cs="Times New Roman"/>
-              </w:rPr>
-            </w:pPr>
-            <w:r>
-              <w:rPr>
-                <w:rFonts w:ascii="Times New Roman" w:eastAsia="Times New Roman" w:hAnsi="Times New Roman" w:cs="Times New Roman"/>
-              </w:rPr>
-              <w:t xml:space="preserve">       y = "Life Expectancy at Birth (years)") +</w:t>
-            </w:r>
-          </w:p>
-          <w:p>
-            <w:pPr>
-              <w:ind w:left="33"/>
-              <w:rPr>
-                <w:rFonts w:ascii="Times New Roman" w:eastAsia="Times New Roman" w:hAnsi="Times New Roman" w:cs="Times New Roman"/>
-              </w:rPr>
-            </w:pPr>
-            <w:r>
-              <w:rPr>
-                <w:rFonts w:ascii="Times New Roman" w:eastAsia="Times New Roman" w:hAnsi="Times New Roman" w:cs="Times New Roman"/>
-              </w:rPr>
-              <w:t xml:space="preserve">  </w:t>
-            </w:r>
-            <w:proofErr w:type="spellStart"/>
-            <w:r>
-              <w:rPr>
-                <w:rFonts w:ascii="Times New Roman" w:eastAsia="Times New Roman" w:hAnsi="Times New Roman" w:cs="Times New Roman"/>
-              </w:rPr>
-              <w:t>theme_</w:t>
-            </w:r>
-            <w:proofErr w:type="gramStart"/>
-            <w:r>
-              <w:rPr>
-                <w:rFonts w:ascii="Times New Roman" w:eastAsia="Times New Roman" w:hAnsi="Times New Roman" w:cs="Times New Roman"/>
-              </w:rPr>
-              <w:t>minimal</w:t>
-            </w:r>
-            <w:proofErr w:type="spellEnd"/>
-            <w:r>
-              <w:rPr>
-                <w:rFonts w:ascii="Times New Roman" w:eastAsia="Times New Roman" w:hAnsi="Times New Roman" w:cs="Times New Roman"/>
-              </w:rPr>
-              <w:t>(</w:t>
-            </w:r>
-            <w:proofErr w:type="gramEnd"/>
-            <w:r>
-              <w:rPr>
-                <w:rFonts w:ascii="Times New Roman" w:eastAsia="Times New Roman" w:hAnsi="Times New Roman" w:cs="Times New Roman"/>
-              </w:rPr>
-              <w:t>) +</w:t>
-            </w:r>
-          </w:p>
-          <w:p>
-            <w:pPr>
-              <w:ind w:left="33"/>
-              <w:rPr>
-                <w:rFonts w:ascii="Times New Roman" w:eastAsia="Times New Roman" w:hAnsi="Times New Roman" w:cs="Times New Roman"/>
-              </w:rPr>
-            </w:pPr>
-            <w:r>
-              <w:rPr>
-                <w:rFonts w:ascii="Times New Roman" w:eastAsia="Times New Roman" w:hAnsi="Times New Roman" w:cs="Times New Roman"/>
-              </w:rPr>
-              <w:t xml:space="preserve">  </w:t>
-            </w:r>
-            <w:proofErr w:type="gramStart"/>
-            <w:r>
-              <w:rPr>
-                <w:rFonts w:ascii="Times New Roman" w:eastAsia="Times New Roman" w:hAnsi="Times New Roman" w:cs="Times New Roman"/>
-              </w:rPr>
-              <w:t>theme(</w:t>
-            </w:r>
-            <w:proofErr w:type="spellStart"/>
-            <w:r>
-              <w:rPr>
-                <w:rFonts w:ascii="Times New Roman" w:eastAsia="Times New Roman" w:hAnsi="Times New Roman" w:cs="Times New Roman"/>
-              </w:rPr>
-              <w:t>plot.title</w:t>
-            </w:r>
-            <w:proofErr w:type="spellEnd"/>
-            <w:proofErr w:type="gramEnd"/>
-            <w:r>
-              <w:rPr>
-                <w:rFonts w:ascii="Times New Roman" w:eastAsia="Times New Roman" w:hAnsi="Times New Roman" w:cs="Times New Roman"/>
-              </w:rPr>
-              <w:t xml:space="preserve"> = </w:t>
-            </w:r>
-            <w:proofErr w:type="spellStart"/>
-            <w:r>
-              <w:rPr>
-                <w:rFonts w:ascii="Times New Roman" w:eastAsia="Times New Roman" w:hAnsi="Times New Roman" w:cs="Times New Roman"/>
-              </w:rPr>
-              <w:t>element_</w:t>
-            </w:r>
-            <w:proofErr w:type="gramStart"/>
-            <w:r>
-              <w:rPr>
-                <w:rFonts w:ascii="Times New Roman" w:eastAsia="Times New Roman" w:hAnsi="Times New Roman" w:cs="Times New Roman"/>
-              </w:rPr>
-              <w:t>text</w:t>
-            </w:r>
-            <w:proofErr w:type="spellEnd"/>
-            <w:r>
-              <w:rPr>
-                <w:rFonts w:ascii="Times New Roman" w:eastAsia="Times New Roman" w:hAnsi="Times New Roman" w:cs="Times New Roman"/>
-              </w:rPr>
-              <w:t>(</w:t>
-            </w:r>
-            <w:proofErr w:type="spellStart"/>
-            <w:proofErr w:type="gramEnd"/>
             <w:r>
               <w:rPr>
                 <w:rFonts w:ascii="Times New Roman" w:eastAsia="Times New Roman" w:hAnsi="Times New Roman" w:cs="Times New Roman"/>
@@ -12067,65 +11730,185 @@
               <w:rPr>
                 <w:rFonts w:ascii="Times New Roman" w:eastAsia="Times New Roman" w:hAnsi="Times New Roman" w:cs="Times New Roman"/>
               </w:rPr>
-              <w:t>confidence_</w:t>
-            </w:r>
+              <w:t>confidence_interval</w:t>
+            </w:r>
+            <w:proofErr w:type="spellEnd"/>
+            <w:r>
+              <w:rPr>
+                <w:rFonts w:ascii="Times New Roman" w:eastAsia="Times New Roman" w:hAnsi="Times New Roman" w:cs="Times New Roman"/>
+              </w:rPr>
+              <w:t xml:space="preserve">[1], "to", </w:t>
+            </w:r>
+            <w:proofErr w:type="spellStart"/>
+            <w:r>
+              <w:rPr>
+                <w:rFonts w:ascii="Times New Roman" w:eastAsia="Times New Roman" w:hAnsi="Times New Roman" w:cs="Times New Roman"/>
+              </w:rPr>
+              <w:t>confidence_interval</w:t>
+            </w:r>
+            <w:proofErr w:type="spellEnd"/>
+            <w:r>
+              <w:rPr>
+                <w:rFonts w:ascii="Times New Roman" w:eastAsia="Times New Roman" w:hAnsi="Times New Roman" w:cs="Times New Roman"/>
+              </w:rPr>
+              <w:t>[2], "\n")</w:t>
+            </w:r>
+          </w:p>
+          <w:p>
+            <w:pPr>
+              <w:ind w:left="33"/>
+              <w:rPr>
+                <w:rFonts w:ascii="Times New Roman" w:eastAsia="Times New Roman" w:hAnsi="Times New Roman" w:cs="Times New Roman"/>
+              </w:rPr>
+            </w:pPr>
             <w:proofErr w:type="gramStart"/>
             <w:r>
               <w:rPr>
                 <w:rFonts w:ascii="Times New Roman" w:eastAsia="Times New Roman" w:hAnsi="Times New Roman" w:cs="Times New Roman"/>
               </w:rPr>
-              <w:t>interval</w:t>
-            </w:r>
-            <w:proofErr w:type="spellEnd"/>
-            <w:r>
-              <w:rPr>
-                <w:rFonts w:ascii="Times New Roman" w:eastAsia="Times New Roman" w:hAnsi="Times New Roman" w:cs="Times New Roman"/>
-              </w:rPr>
-              <w:t>[</w:t>
+              <w:t>cat(</w:t>
             </w:r>
             <w:proofErr w:type="gramEnd"/>
             <w:r>
               <w:rPr>
                 <w:rFonts w:ascii="Times New Roman" w:eastAsia="Times New Roman" w:hAnsi="Times New Roman" w:cs="Times New Roman"/>
               </w:rPr>
-              <w:t xml:space="preserve">1], "to", </w:t>
-            </w:r>
-            <w:proofErr w:type="spellStart"/>
-            <w:r>
-              <w:rPr>
-                <w:rFonts w:ascii="Times New Roman" w:eastAsia="Times New Roman" w:hAnsi="Times New Roman" w:cs="Times New Roman"/>
-              </w:rPr>
-              <w:t>confidence_</w:t>
+              <w:t xml:space="preserve">"Sample size (n):", </w:t>
+            </w:r>
+            <w:proofErr w:type="spellStart"/>
+            <w:r>
+              <w:rPr>
+                <w:rFonts w:ascii="Times New Roman" w:eastAsia="Times New Roman" w:hAnsi="Times New Roman" w:cs="Times New Roman"/>
+              </w:rPr>
+              <w:t>nrow</w:t>
+            </w:r>
+            <w:proofErr w:type="spellEnd"/>
+            <w:r>
+              <w:rPr>
+                <w:rFonts w:ascii="Times New Roman" w:eastAsia="Times New Roman" w:hAnsi="Times New Roman" w:cs="Times New Roman"/>
+              </w:rPr>
+              <w:t>(</w:t>
+            </w:r>
+            <w:proofErr w:type="spellStart"/>
+            <w:r>
+              <w:rPr>
+                <w:rFonts w:ascii="Times New Roman" w:eastAsia="Times New Roman" w:hAnsi="Times New Roman" w:cs="Times New Roman"/>
+              </w:rPr>
+              <w:t>data_clean</w:t>
+            </w:r>
+            <w:proofErr w:type="spellEnd"/>
+            <w:r>
+              <w:rPr>
+                <w:rFonts w:ascii="Times New Roman" w:eastAsia="Times New Roman" w:hAnsi="Times New Roman" w:cs="Times New Roman"/>
+              </w:rPr>
+              <w:t>), "\n")</w:t>
+            </w:r>
+          </w:p>
+          <w:p>
+            <w:pPr>
+              <w:ind w:left="33"/>
+              <w:rPr>
+                <w:rFonts w:ascii="Times New Roman" w:eastAsia="Times New Roman" w:hAnsi="Times New Roman" w:cs="Times New Roman"/>
+              </w:rPr>
+            </w:pPr>
+          </w:p>
+          <w:p>
+            <w:pPr>
+              <w:ind w:left="33"/>
+              <w:rPr>
+                <w:rFonts w:ascii="Times New Roman" w:eastAsia="Times New Roman" w:hAnsi="Times New Roman" w:cs="Times New Roman"/>
+              </w:rPr>
+            </w:pPr>
+            <w:r>
+              <w:rPr>
+                <w:rFonts w:ascii="Times New Roman" w:eastAsia="Times New Roman" w:hAnsi="Times New Roman" w:cs="Times New Roman"/>
+              </w:rPr>
+              <w:t># Interpretation</w:t>
+            </w:r>
+          </w:p>
+          <w:p>
+            <w:pPr>
+              <w:ind w:left="33"/>
+              <w:rPr>
+                <w:rFonts w:ascii="Times New Roman" w:eastAsia="Times New Roman" w:hAnsi="Times New Roman" w:cs="Times New Roman"/>
+              </w:rPr>
+            </w:pPr>
+            <w:r>
+              <w:rPr>
+                <w:rFonts w:ascii="Times New Roman" w:eastAsia="Times New Roman" w:hAnsi="Times New Roman" w:cs="Times New Roman"/>
+              </w:rPr>
+              <w:t>if (</w:t>
+            </w:r>
+            <w:proofErr w:type="spellStart"/>
+            <w:r>
+              <w:rPr>
+                <w:rFonts w:ascii="Times New Roman" w:eastAsia="Times New Roman" w:hAnsi="Times New Roman" w:cs="Times New Roman"/>
+              </w:rPr>
+              <w:t>p_value</w:t>
+            </w:r>
+            <w:proofErr w:type="spellEnd"/>
+            <w:r>
+              <w:rPr>
+                <w:rFonts w:ascii="Times New Roman" w:eastAsia="Times New Roman" w:hAnsi="Times New Roman" w:cs="Times New Roman"/>
+              </w:rPr>
+              <w:t xml:space="preserve"> &lt; 0.05) {</w:t>
+            </w:r>
+          </w:p>
+          <w:p>
+            <w:pPr>
+              <w:ind w:left="33"/>
+              <w:rPr>
+                <w:rFonts w:ascii="Times New Roman" w:eastAsia="Times New Roman" w:hAnsi="Times New Roman" w:cs="Times New Roman"/>
+              </w:rPr>
+            </w:pPr>
+            <w:r>
+              <w:rPr>
+                <w:rFonts w:ascii="Times New Roman" w:eastAsia="Times New Roman" w:hAnsi="Times New Roman" w:cs="Times New Roman"/>
+              </w:rPr>
+              <w:t xml:space="preserve">  </w:t>
             </w:r>
             <w:proofErr w:type="gramStart"/>
             <w:r>
               <w:rPr>
                 <w:rFonts w:ascii="Times New Roman" w:eastAsia="Times New Roman" w:hAnsi="Times New Roman" w:cs="Times New Roman"/>
               </w:rPr>
-              <w:t>interval</w:t>
-            </w:r>
-            <w:proofErr w:type="spellEnd"/>
-            <w:r>
-              <w:rPr>
-                <w:rFonts w:ascii="Times New Roman" w:eastAsia="Times New Roman" w:hAnsi="Times New Roman" w:cs="Times New Roman"/>
-              </w:rPr>
-              <w:t>[</w:t>
+              <w:t>cat(</w:t>
             </w:r>
             <w:proofErr w:type="gramEnd"/>
             <w:r>
               <w:rPr>
                 <w:rFonts w:ascii="Times New Roman" w:eastAsia="Times New Roman" w:hAnsi="Times New Roman" w:cs="Times New Roman"/>
               </w:rPr>
-              <w:t>2], "\n")</w:t>
-            </w:r>
-          </w:p>
-          <w:p>
-            <w:pPr>
-              <w:ind w:left="33"/>
-              <w:rPr>
-                <w:rFonts w:ascii="Times New Roman" w:eastAsia="Times New Roman" w:hAnsi="Times New Roman" w:cs="Times New Roman"/>
-              </w:rPr>
-            </w:pPr>
+              <w:t>"\</w:t>
+            </w:r>
+            <w:proofErr w:type="spellStart"/>
+            <w:r>
+              <w:rPr>
+                <w:rFonts w:ascii="Times New Roman" w:eastAsia="Times New Roman" w:hAnsi="Times New Roman" w:cs="Times New Roman"/>
+              </w:rPr>
+              <w:t>nConclusion</w:t>
+            </w:r>
+            <w:proofErr w:type="spellEnd"/>
+            <w:r>
+              <w:rPr>
+                <w:rFonts w:ascii="Times New Roman" w:eastAsia="Times New Roman" w:hAnsi="Times New Roman" w:cs="Times New Roman"/>
+              </w:rPr>
+              <w:t>: The null hypothesis is REJECTED (p &lt; 0.05)\n")</w:t>
+            </w:r>
+          </w:p>
+          <w:p>
+            <w:pPr>
+              <w:ind w:left="33"/>
+              <w:rPr>
+                <w:rFonts w:ascii="Times New Roman" w:eastAsia="Times New Roman" w:hAnsi="Times New Roman" w:cs="Times New Roman"/>
+              </w:rPr>
+            </w:pPr>
+            <w:r>
+              <w:rPr>
+                <w:rFonts w:ascii="Times New Roman" w:eastAsia="Times New Roman" w:hAnsi="Times New Roman" w:cs="Times New Roman"/>
+              </w:rPr>
+              <w:t xml:space="preserve">  </w:t>
+            </w:r>
             <w:proofErr w:type="gramStart"/>
             <w:r>
               <w:rPr>
@@ -12138,85 +11921,21 @@
               <w:rPr>
                 <w:rFonts w:ascii="Times New Roman" w:eastAsia="Times New Roman" w:hAnsi="Times New Roman" w:cs="Times New Roman"/>
               </w:rPr>
-              <w:t xml:space="preserve">"Sample size (n):", </w:t>
-            </w:r>
-            <w:proofErr w:type="spellStart"/>
-            <w:r>
-              <w:rPr>
-                <w:rFonts w:ascii="Times New Roman" w:eastAsia="Times New Roman" w:hAnsi="Times New Roman" w:cs="Times New Roman"/>
-              </w:rPr>
-              <w:t>nrow</w:t>
-            </w:r>
-            <w:proofErr w:type="spellEnd"/>
-            <w:r>
-              <w:rPr>
-                <w:rFonts w:ascii="Times New Roman" w:eastAsia="Times New Roman" w:hAnsi="Times New Roman" w:cs="Times New Roman"/>
-              </w:rPr>
-              <w:t>(</w:t>
-            </w:r>
-            <w:proofErr w:type="spellStart"/>
-            <w:r>
-              <w:rPr>
-                <w:rFonts w:ascii="Times New Roman" w:eastAsia="Times New Roman" w:hAnsi="Times New Roman" w:cs="Times New Roman"/>
-              </w:rPr>
-              <w:t>data_clean</w:t>
-            </w:r>
-            <w:proofErr w:type="spellEnd"/>
-            <w:r>
-              <w:rPr>
-                <w:rFonts w:ascii="Times New Roman" w:eastAsia="Times New Roman" w:hAnsi="Times New Roman" w:cs="Times New Roman"/>
-              </w:rPr>
-              <w:t>), "\n")</w:t>
-            </w:r>
-          </w:p>
-          <w:p>
-            <w:pPr>
-              <w:ind w:left="33"/>
-              <w:rPr>
-                <w:rFonts w:ascii="Times New Roman" w:eastAsia="Times New Roman" w:hAnsi="Times New Roman" w:cs="Times New Roman"/>
-              </w:rPr>
-            </w:pPr>
-          </w:p>
-          <w:p>
-            <w:pPr>
-              <w:ind w:left="33"/>
-              <w:rPr>
-                <w:rFonts w:ascii="Times New Roman" w:eastAsia="Times New Roman" w:hAnsi="Times New Roman" w:cs="Times New Roman"/>
-              </w:rPr>
-            </w:pPr>
-            <w:r>
-              <w:rPr>
-                <w:rFonts w:ascii="Times New Roman" w:eastAsia="Times New Roman" w:hAnsi="Times New Roman" w:cs="Times New Roman"/>
-              </w:rPr>
-              <w:t># Interpretation</w:t>
-            </w:r>
-          </w:p>
-          <w:p>
-            <w:pPr>
-              <w:ind w:left="33"/>
-              <w:rPr>
-                <w:rFonts w:ascii="Times New Roman" w:eastAsia="Times New Roman" w:hAnsi="Times New Roman" w:cs="Times New Roman"/>
-              </w:rPr>
-            </w:pPr>
-            <w:r>
-              <w:rPr>
-                <w:rFonts w:ascii="Times New Roman" w:eastAsia="Times New Roman" w:hAnsi="Times New Roman" w:cs="Times New Roman"/>
-              </w:rPr>
-              <w:t>if (</w:t>
-            </w:r>
-            <w:proofErr w:type="spellStart"/>
-            <w:r>
-              <w:rPr>
-                <w:rFonts w:ascii="Times New Roman" w:eastAsia="Times New Roman" w:hAnsi="Times New Roman" w:cs="Times New Roman"/>
-              </w:rPr>
-              <w:t>p_value</w:t>
-            </w:r>
-            <w:proofErr w:type="spellEnd"/>
-            <w:r>
-              <w:rPr>
-                <w:rFonts w:ascii="Times New Roman" w:eastAsia="Times New Roman" w:hAnsi="Times New Roman" w:cs="Times New Roman"/>
-              </w:rPr>
-              <w:t xml:space="preserve"> &lt; 0.05) {</w:t>
+              <w:t>"There is a statistically significant correlation between alcohol consumption and life expectancy.\n")</w:t>
+            </w:r>
+          </w:p>
+          <w:p>
+            <w:pPr>
+              <w:ind w:left="33"/>
+              <w:rPr>
+                <w:rFonts w:ascii="Times New Roman" w:eastAsia="Times New Roman" w:hAnsi="Times New Roman" w:cs="Times New Roman"/>
+              </w:rPr>
+            </w:pPr>
+            <w:r>
+              <w:rPr>
+                <w:rFonts w:ascii="Times New Roman" w:eastAsia="Times New Roman" w:hAnsi="Times New Roman" w:cs="Times New Roman"/>
+              </w:rPr>
+              <w:t>} else {</w:t>
             </w:r>
           </w:p>
           <w:p>
@@ -12258,119 +11977,7 @@
               <w:rPr>
                 <w:rFonts w:ascii="Times New Roman" w:eastAsia="Times New Roman" w:hAnsi="Times New Roman" w:cs="Times New Roman"/>
               </w:rPr>
-              <w:t xml:space="preserve">: The null hypothesis is REJECTED (p &lt; </w:t>
-            </w:r>
-            <w:proofErr w:type="gramStart"/>
-            <w:r>
-              <w:rPr>
-                <w:rFonts w:ascii="Times New Roman" w:eastAsia="Times New Roman" w:hAnsi="Times New Roman" w:cs="Times New Roman"/>
-              </w:rPr>
-              <w:t>0.05)\</w:t>
-            </w:r>
-            <w:proofErr w:type="gramEnd"/>
-            <w:r>
-              <w:rPr>
-                <w:rFonts w:ascii="Times New Roman" w:eastAsia="Times New Roman" w:hAnsi="Times New Roman" w:cs="Times New Roman"/>
-              </w:rPr>
-              <w:t>n")</w:t>
-            </w:r>
-          </w:p>
-          <w:p>
-            <w:pPr>
-              <w:ind w:left="33"/>
-              <w:rPr>
-                <w:rFonts w:ascii="Times New Roman" w:eastAsia="Times New Roman" w:hAnsi="Times New Roman" w:cs="Times New Roman"/>
-              </w:rPr>
-            </w:pPr>
-            <w:r>
-              <w:rPr>
-                <w:rFonts w:ascii="Times New Roman" w:eastAsia="Times New Roman" w:hAnsi="Times New Roman" w:cs="Times New Roman"/>
-              </w:rPr>
-              <w:t xml:space="preserve">  </w:t>
-            </w:r>
-            <w:proofErr w:type="gramStart"/>
-            <w:r>
-              <w:rPr>
-                <w:rFonts w:ascii="Times New Roman" w:eastAsia="Times New Roman" w:hAnsi="Times New Roman" w:cs="Times New Roman"/>
-              </w:rPr>
-              <w:t>cat(</w:t>
-            </w:r>
-            <w:proofErr w:type="gramEnd"/>
-            <w:r>
-              <w:rPr>
-                <w:rFonts w:ascii="Times New Roman" w:eastAsia="Times New Roman" w:hAnsi="Times New Roman" w:cs="Times New Roman"/>
-              </w:rPr>
-              <w:t>"There is a statistically significant correlation between alcohol consumption and life expectancy.\n")</w:t>
-            </w:r>
-          </w:p>
-          <w:p>
-            <w:pPr>
-              <w:ind w:left="33"/>
-              <w:rPr>
-                <w:rFonts w:ascii="Times New Roman" w:eastAsia="Times New Roman" w:hAnsi="Times New Roman" w:cs="Times New Roman"/>
-              </w:rPr>
-            </w:pPr>
-            <w:r>
-              <w:rPr>
-                <w:rFonts w:ascii="Times New Roman" w:eastAsia="Times New Roman" w:hAnsi="Times New Roman" w:cs="Times New Roman"/>
-              </w:rPr>
-              <w:t>} else {</w:t>
-            </w:r>
-          </w:p>
-          <w:p>
-            <w:pPr>
-              <w:ind w:left="33"/>
-              <w:rPr>
-                <w:rFonts w:ascii="Times New Roman" w:eastAsia="Times New Roman" w:hAnsi="Times New Roman" w:cs="Times New Roman"/>
-              </w:rPr>
-            </w:pPr>
-            <w:r>
-              <w:rPr>
-                <w:rFonts w:ascii="Times New Roman" w:eastAsia="Times New Roman" w:hAnsi="Times New Roman" w:cs="Times New Roman"/>
-              </w:rPr>
-              <w:t xml:space="preserve">  </w:t>
-            </w:r>
-            <w:proofErr w:type="gramStart"/>
-            <w:r>
-              <w:rPr>
-                <w:rFonts w:ascii="Times New Roman" w:eastAsia="Times New Roman" w:hAnsi="Times New Roman" w:cs="Times New Roman"/>
-              </w:rPr>
-              <w:t>cat(</w:t>
-            </w:r>
-            <w:proofErr w:type="gramEnd"/>
-            <w:r>
-              <w:rPr>
-                <w:rFonts w:ascii="Times New Roman" w:eastAsia="Times New Roman" w:hAnsi="Times New Roman" w:cs="Times New Roman"/>
-              </w:rPr>
-              <w:t>"\</w:t>
-            </w:r>
-            <w:proofErr w:type="spellStart"/>
-            <w:r>
-              <w:rPr>
-                <w:rFonts w:ascii="Times New Roman" w:eastAsia="Times New Roman" w:hAnsi="Times New Roman" w:cs="Times New Roman"/>
-              </w:rPr>
-              <w:t>nConclusion</w:t>
-            </w:r>
-            <w:proofErr w:type="spellEnd"/>
-            <w:r>
-              <w:rPr>
-                <w:rFonts w:ascii="Times New Roman" w:eastAsia="Times New Roman" w:hAnsi="Times New Roman" w:cs="Times New Roman"/>
-              </w:rPr>
-              <w:t xml:space="preserve">: The null hypothesis is NOT REJECTED (p &gt;= </w:t>
-            </w:r>
-            <w:proofErr w:type="gramStart"/>
-            <w:r>
-              <w:rPr>
-                <w:rFonts w:ascii="Times New Roman" w:eastAsia="Times New Roman" w:hAnsi="Times New Roman" w:cs="Times New Roman"/>
-              </w:rPr>
-              <w:t>0.05)\</w:t>
-            </w:r>
-            <w:proofErr w:type="gramEnd"/>
-            <w:r>
-              <w:rPr>
-                <w:rFonts w:ascii="Times New Roman" w:eastAsia="Times New Roman" w:hAnsi="Times New Roman" w:cs="Times New Roman"/>
-              </w:rPr>
-              <w:t>n")</w:t>
+              <w:t>: The null hypothesis is NOT REJECTED (p &gt;= 0.05)\n")</w:t>
             </w:r>
           </w:p>
           <w:p>
@@ -15095,7 +14702,7 @@
 </file>
 
 <file path=word/endnotes.xml><?xml version="1.0" encoding="utf-8"?>
-<w:endnotes xmlns:wpc="http://schemas.microsoft.com/office/word/2010/wordprocessingCanvas" xmlns:cx="http://schemas.microsoft.com/office/drawing/2014/chartex" xmlns:cx1="http://schemas.microsoft.com/office/drawing/2015/9/8/chartex" xmlns:cx2="http://schemas.microsoft.com/office/drawing/2015/10/21/chartex" xmlns:cx3="http://schemas.microsoft.com/office/drawing/2016/5/9/chartex" xmlns:cx4="http://schemas.microsoft.com/office/drawing/2016/5/10/chartex" xmlns:cx5="http://schemas.microsoft.com/office/drawing/2016/5/11/chartex" xmlns:cx6="http://schemas.microsoft.com/office/drawing/2016/5/12/chartex" xmlns:cx7="http://schemas.microsoft.com/office/drawing/2016/5/13/chartex" xmlns:cx8="http://schemas.microsoft.com/office/drawing/2016/5/14/chartex" xmlns:mc="http://schemas.openxmlformats.org/markup-compatibility/2006" xmlns:aink="http://schemas.microsoft.com/office/drawing/2016/ink" xmlns:am3d="http://schemas.microsoft.com/office/drawing/2017/model3d" xmlns:o="urn:schemas-microsoft-com:office:office" xmlns:oel="http://schemas.microsoft.com/office/2019/extlst" xmlns:r="http://schemas.openxmlformats.org/officeDocument/2006/relationships" xmlns:m="http://schemas.openxmlformats.org/officeDocument/2006/math" xmlns:v="urn:schemas-microsoft-com:vml" xmlns:wp14="http://schemas.microsoft.com/office/word/2010/wordprocessingDrawing" xmlns:wp="http://schemas.openxmlformats.org/drawingml/2006/wordprocessingDrawing" xmlns:w10="urn:schemas-microsoft-com:office:word" xmlns:w="http://schemas.openxmlformats.org/wordprocessingml/2006/main" xmlns:w14="http://schemas.microsoft.com/office/word/2010/wordml" xmlns:w15="http://schemas.microsoft.com/office/word/2012/wordml" xmlns:w16cex="http://schemas.microsoft.com/office/word/2018/wordml/cex" xmlns:w16cid="http://schemas.microsoft.com/office/word/2016/wordml/cid" xmlns:w16="http://schemas.microsoft.com/office/word/2018/wordml" xmlns:w16du="http://schemas.microsoft.com/office/word/2023/wordml/word16du" xmlns:w16sdtdh="http://schemas.microsoft.com/office/word/2020/wordml/sdtdatahash" xmlns:w16sdtfl="http://schemas.microsoft.com/office/word/2024/wordml/sdtformatlock" xmlns:w16se="http://schemas.microsoft.com/office/word/2015/wordml/symex" xmlns:wpg="http://schemas.microsoft.com/office/word/2010/wordprocessingGroup" xmlns:wpi="http://schemas.microsoft.com/office/word/2010/wordprocessingInk" xmlns:wne="http://schemas.microsoft.com/office/word/2006/wordml" xmlns:wps="http://schemas.microsoft.com/office/word/2010/wordprocessingShape" mc:Ignorable="w14 w15 w16se w16cid w16 w16cex w16sdtdh w16sdtfl w16du wp14">
+<w:endnotes xmlns:wpc="http://schemas.microsoft.com/office/word/2010/wordprocessingCanvas" xmlns:cx="http://schemas.microsoft.com/office/drawing/2014/chartex" xmlns:cx1="http://schemas.microsoft.com/office/drawing/2015/9/8/chartex" xmlns:cx2="http://schemas.microsoft.com/office/drawing/2015/10/21/chartex" xmlns:cx3="http://schemas.microsoft.com/office/drawing/2016/5/9/chartex" xmlns:cx4="http://schemas.microsoft.com/office/drawing/2016/5/10/chartex" xmlns:cx5="http://schemas.microsoft.com/office/drawing/2016/5/11/chartex" xmlns:cx6="http://schemas.microsoft.com/office/drawing/2016/5/12/chartex" xmlns:cx7="http://schemas.microsoft.com/office/drawing/2016/5/13/chartex" xmlns:cx8="http://schemas.microsoft.com/office/drawing/2016/5/14/chartex" xmlns:mc="http://schemas.openxmlformats.org/markup-compatibility/2006" xmlns:aink="http://schemas.microsoft.com/office/drawing/2016/ink" xmlns:am3d="http://schemas.microsoft.com/office/drawing/2017/model3d" xmlns:o="urn:schemas-microsoft-com:office:office" xmlns:oel="http://schemas.microsoft.com/office/2019/extlst" xmlns:r="http://schemas.openxmlformats.org/officeDocument/2006/relationships" xmlns:m="http://schemas.openxmlformats.org/officeDocument/2006/math" xmlns:v="urn:schemas-microsoft-com:vml" xmlns:wp14="http://schemas.microsoft.com/office/word/2010/wordprocessingDrawing" xmlns:wp="http://schemas.openxmlformats.org/drawingml/2006/wordprocessingDrawing" xmlns:w10="urn:schemas-microsoft-com:office:word" xmlns:w="http://schemas.openxmlformats.org/wordprocessingml/2006/main" xmlns:w14="http://schemas.microsoft.com/office/word/2010/wordml" xmlns:w15="http://schemas.microsoft.com/office/word/2012/wordml" xmlns:w16cex="http://schemas.microsoft.com/office/word/2018/wordml/cex" xmlns:w16cid="http://schemas.microsoft.com/office/word/2016/wordml/cid" xmlns:w16="http://schemas.microsoft.com/office/word/2018/wordml" xmlns:w16sdtdh="http://schemas.microsoft.com/office/word/2020/wordml/sdtdatahash" xmlns:w16se="http://schemas.microsoft.com/office/word/2015/wordml/symex" xmlns:wpg="http://schemas.microsoft.com/office/word/2010/wordprocessingGroup" xmlns:wpi="http://schemas.microsoft.com/office/word/2010/wordprocessingInk" xmlns:wne="http://schemas.microsoft.com/office/word/2006/wordml" xmlns:wps="http://schemas.microsoft.com/office/word/2010/wordprocessingShape" mc:Ignorable="w14 w15 w16se w16cid w16 w16cex w16sdtdh wp14">
   <w:endnote w:type="separator" w:id="-1">
     <w:p>
       <w:r>
@@ -15114,7 +14721,7 @@
 </file>
 
 <file path=word/footer1.xml><?xml version="1.0" encoding="utf-8"?>
-<w:ftr xmlns:wpc="http://schemas.microsoft.com/office/word/2010/wordprocessingCanvas" xmlns:cx="http://schemas.microsoft.com/office/drawing/2014/chartex" xmlns:cx1="http://schemas.microsoft.com/office/drawing/2015/9/8/chartex" xmlns:cx2="http://schemas.microsoft.com/office/drawing/2015/10/21/chartex" xmlns:cx3="http://schemas.microsoft.com/office/drawing/2016/5/9/chartex" xmlns:cx4="http://schemas.microsoft.com/office/drawing/2016/5/10/chartex" xmlns:cx5="http://schemas.microsoft.com/office/drawing/2016/5/11/chartex" xmlns:cx6="http://schemas.microsoft.com/office/drawing/2016/5/12/chartex" xmlns:cx7="http://schemas.microsoft.com/office/drawing/2016/5/13/chartex" xmlns:cx8="http://schemas.microsoft.com/office/drawing/2016/5/14/chartex" xmlns:mc="http://schemas.openxmlformats.org/markup-compatibility/2006" xmlns:aink="http://schemas.microsoft.com/office/drawing/2016/ink" xmlns:am3d="http://schemas.microsoft.com/office/drawing/2017/model3d" xmlns:o="urn:schemas-microsoft-com:office:office" xmlns:oel="http://schemas.microsoft.com/office/2019/extlst" xmlns:r="http://schemas.openxmlformats.org/officeDocument/2006/relationships" xmlns:m="http://schemas.openxmlformats.org/officeDocument/2006/math" xmlns:v="urn:schemas-microsoft-com:vml" xmlns:wp14="http://schemas.microsoft.com/office/word/2010/wordprocessingDrawing" xmlns:wp="http://schemas.openxmlformats.org/drawingml/2006/wordprocessingDrawing" xmlns:w10="urn:schemas-microsoft-com:office:word" xmlns:w="http://schemas.openxmlformats.org/wordprocessingml/2006/main" xmlns:w14="http://schemas.microsoft.com/office/word/2010/wordml" xmlns:w15="http://schemas.microsoft.com/office/word/2012/wordml" xmlns:w16cex="http://schemas.microsoft.com/office/word/2018/wordml/cex" xmlns:w16cid="http://schemas.microsoft.com/office/word/2016/wordml/cid" xmlns:w16="http://schemas.microsoft.com/office/word/2018/wordml" xmlns:w16du="http://schemas.microsoft.com/office/word/2023/wordml/word16du" xmlns:w16sdtdh="http://schemas.microsoft.com/office/word/2020/wordml/sdtdatahash" xmlns:w16sdtfl="http://schemas.microsoft.com/office/word/2024/wordml/sdtformatlock" xmlns:w16se="http://schemas.microsoft.com/office/word/2015/wordml/symex" xmlns:wpg="http://schemas.microsoft.com/office/word/2010/wordprocessingGroup" xmlns:wpi="http://schemas.microsoft.com/office/word/2010/wordprocessingInk" xmlns:wne="http://schemas.microsoft.com/office/word/2006/wordml" xmlns:wps="http://schemas.microsoft.com/office/word/2010/wordprocessingShape" mc:Ignorable="w14 w15 w16se w16cid w16 w16cex w16sdtdh w16sdtfl w16du wp14">
+<w:ftr xmlns:wpc="http://schemas.microsoft.com/office/word/2010/wordprocessingCanvas" xmlns:cx="http://schemas.microsoft.com/office/drawing/2014/chartex" xmlns:cx1="http://schemas.microsoft.com/office/drawing/2015/9/8/chartex" xmlns:cx2="http://schemas.microsoft.com/office/drawing/2015/10/21/chartex" xmlns:cx3="http://schemas.microsoft.com/office/drawing/2016/5/9/chartex" xmlns:cx4="http://schemas.microsoft.com/office/drawing/2016/5/10/chartex" xmlns:cx5="http://schemas.microsoft.com/office/drawing/2016/5/11/chartex" xmlns:cx6="http://schemas.microsoft.com/office/drawing/2016/5/12/chartex" xmlns:cx7="http://schemas.microsoft.com/office/drawing/2016/5/13/chartex" xmlns:cx8="http://schemas.microsoft.com/office/drawing/2016/5/14/chartex" xmlns:mc="http://schemas.openxmlformats.org/markup-compatibility/2006" xmlns:aink="http://schemas.microsoft.com/office/drawing/2016/ink" xmlns:am3d="http://schemas.microsoft.com/office/drawing/2017/model3d" xmlns:o="urn:schemas-microsoft-com:office:office" xmlns:oel="http://schemas.microsoft.com/office/2019/extlst" xmlns:r="http://schemas.openxmlformats.org/officeDocument/2006/relationships" xmlns:m="http://schemas.openxmlformats.org/officeDocument/2006/math" xmlns:v="urn:schemas-microsoft-com:vml" xmlns:wp14="http://schemas.microsoft.com/office/word/2010/wordprocessingDrawing" xmlns:wp="http://schemas.openxmlformats.org/drawingml/2006/wordprocessingDrawing" xmlns:w10="urn:schemas-microsoft-com:office:word" xmlns:w="http://schemas.openxmlformats.org/wordprocessingml/2006/main" xmlns:w14="http://schemas.microsoft.com/office/word/2010/wordml" xmlns:w15="http://schemas.microsoft.com/office/word/2012/wordml" xmlns:w16cex="http://schemas.microsoft.com/office/word/2018/wordml/cex" xmlns:w16cid="http://schemas.microsoft.com/office/word/2016/wordml/cid" xmlns:w16="http://schemas.microsoft.com/office/word/2018/wordml" xmlns:w16sdtdh="http://schemas.microsoft.com/office/word/2020/wordml/sdtdatahash" xmlns:w16se="http://schemas.microsoft.com/office/word/2015/wordml/symex" xmlns:wpg="http://schemas.microsoft.com/office/word/2010/wordprocessingGroup" xmlns:wpi="http://schemas.microsoft.com/office/word/2010/wordprocessingInk" xmlns:wne="http://schemas.microsoft.com/office/word/2006/wordml" xmlns:wps="http://schemas.microsoft.com/office/word/2010/wordprocessingShape" mc:Ignorable="w14 w15 w16se w16cid w16 w16cex w16sdtdh wp14">
   <w:sdt>
     <w:sdtPr>
       <w:id w:val="1479888049"/>
@@ -15156,7 +14763,7 @@
 </file>
 
 <file path=word/footer2.xml><?xml version="1.0" encoding="utf-8"?>
-<w:ftr xmlns:wpc="http://schemas.microsoft.com/office/word/2010/wordprocessingCanvas" xmlns:cx="http://schemas.microsoft.com/office/drawing/2014/chartex" xmlns:cx1="http://schemas.microsoft.com/office/drawing/2015/9/8/chartex" xmlns:cx2="http://schemas.microsoft.com/office/drawing/2015/10/21/chartex" xmlns:cx3="http://schemas.microsoft.com/office/drawing/2016/5/9/chartex" xmlns:cx4="http://schemas.microsoft.com/office/drawing/2016/5/10/chartex" xmlns:cx5="http://schemas.microsoft.com/office/drawing/2016/5/11/chartex" xmlns:cx6="http://schemas.microsoft.com/office/drawing/2016/5/12/chartex" xmlns:cx7="http://schemas.microsoft.com/office/drawing/2016/5/13/chartex" xmlns:cx8="http://schemas.microsoft.com/office/drawing/2016/5/14/chartex" xmlns:mc="http://schemas.openxmlformats.org/markup-compatibility/2006" xmlns:aink="http://schemas.microsoft.com/office/drawing/2016/ink" xmlns:am3d="http://schemas.microsoft.com/office/drawing/2017/model3d" xmlns:o="urn:schemas-microsoft-com:office:office" xmlns:oel="http://schemas.microsoft.com/office/2019/extlst" xmlns:r="http://schemas.openxmlformats.org/officeDocument/2006/relationships" xmlns:m="http://schemas.openxmlformats.org/officeDocument/2006/math" xmlns:v="urn:schemas-microsoft-com:vml" xmlns:wp14="http://schemas.microsoft.com/office/word/2010/wordprocessingDrawing" xmlns:wp="http://schemas.openxmlformats.org/drawingml/2006/wordprocessingDrawing" xmlns:w10="urn:schemas-microsoft-com:office:word" xmlns:w="http://schemas.openxmlformats.org/wordprocessingml/2006/main" xmlns:w14="http://schemas.microsoft.com/office/word/2010/wordml" xmlns:w15="http://schemas.microsoft.com/office/word/2012/wordml" xmlns:w16cex="http://schemas.microsoft.com/office/word/2018/wordml/cex" xmlns:w16cid="http://schemas.microsoft.com/office/word/2016/wordml/cid" xmlns:w16="http://schemas.microsoft.com/office/word/2018/wordml" xmlns:w16du="http://schemas.microsoft.com/office/word/2023/wordml/word16du" xmlns:w16sdtdh="http://schemas.microsoft.com/office/word/2020/wordml/sdtdatahash" xmlns:w16sdtfl="http://schemas.microsoft.com/office/word/2024/wordml/sdtformatlock" xmlns:w16se="http://schemas.microsoft.com/office/word/2015/wordml/symex" xmlns:wpg="http://schemas.microsoft.com/office/word/2010/wordprocessingGroup" xmlns:wpi="http://schemas.microsoft.com/office/word/2010/wordprocessingInk" xmlns:wne="http://schemas.microsoft.com/office/word/2006/wordml" xmlns:wps="http://schemas.microsoft.com/office/word/2010/wordprocessingShape" mc:Ignorable="w14 w15 w16se w16cid w16 w16cex w16sdtdh w16sdtfl w16du wp14">
+<w:ftr xmlns:wpc="http://schemas.microsoft.com/office/word/2010/wordprocessingCanvas" xmlns:cx="http://schemas.microsoft.com/office/drawing/2014/chartex" xmlns:cx1="http://schemas.microsoft.com/office/drawing/2015/9/8/chartex" xmlns:cx2="http://schemas.microsoft.com/office/drawing/2015/10/21/chartex" xmlns:cx3="http://schemas.microsoft.com/office/drawing/2016/5/9/chartex" xmlns:cx4="http://schemas.microsoft.com/office/drawing/2016/5/10/chartex" xmlns:cx5="http://schemas.microsoft.com/office/drawing/2016/5/11/chartex" xmlns:cx6="http://schemas.microsoft.com/office/drawing/2016/5/12/chartex" xmlns:cx7="http://schemas.microsoft.com/office/drawing/2016/5/13/chartex" xmlns:cx8="http://schemas.microsoft.com/office/drawing/2016/5/14/chartex" xmlns:mc="http://schemas.openxmlformats.org/markup-compatibility/2006" xmlns:aink="http://schemas.microsoft.com/office/drawing/2016/ink" xmlns:am3d="http://schemas.microsoft.com/office/drawing/2017/model3d" xmlns:o="urn:schemas-microsoft-com:office:office" xmlns:oel="http://schemas.microsoft.com/office/2019/extlst" xmlns:r="http://schemas.openxmlformats.org/officeDocument/2006/relationships" xmlns:m="http://schemas.openxmlformats.org/officeDocument/2006/math" xmlns:v="urn:schemas-microsoft-com:vml" xmlns:wp14="http://schemas.microsoft.com/office/word/2010/wordprocessingDrawing" xmlns:wp="http://schemas.openxmlformats.org/drawingml/2006/wordprocessingDrawing" xmlns:w10="urn:schemas-microsoft-com:office:word" xmlns:w="http://schemas.openxmlformats.org/wordprocessingml/2006/main" xmlns:w14="http://schemas.microsoft.com/office/word/2010/wordml" xmlns:w15="http://schemas.microsoft.com/office/word/2012/wordml" xmlns:w16cex="http://schemas.microsoft.com/office/word/2018/wordml/cex" xmlns:w16cid="http://schemas.microsoft.com/office/word/2016/wordml/cid" xmlns:w16="http://schemas.microsoft.com/office/word/2018/wordml" xmlns:w16sdtdh="http://schemas.microsoft.com/office/word/2020/wordml/sdtdatahash" xmlns:w16se="http://schemas.microsoft.com/office/word/2015/wordml/symex" xmlns:wpg="http://schemas.microsoft.com/office/word/2010/wordprocessingGroup" xmlns:wpi="http://schemas.microsoft.com/office/word/2010/wordprocessingInk" xmlns:wne="http://schemas.microsoft.com/office/word/2006/wordml" xmlns:wps="http://schemas.microsoft.com/office/word/2010/wordprocessingShape" mc:Ignorable="w14 w15 w16se w16cid w16 w16cex w16sdtdh wp14">
   <w:p>
     <w:pPr>
       <w:pStyle w:val="Footer"/>
@@ -15166,7 +14773,7 @@
 </file>
 
 <file path=word/footnotes.xml><?xml version="1.0" encoding="utf-8"?>
-<w:footnotes xmlns:wpc="http://schemas.microsoft.com/office/word/2010/wordprocessingCanvas" xmlns:cx="http://schemas.microsoft.com/office/drawing/2014/chartex" xmlns:cx1="http://schemas.microsoft.com/office/drawing/2015/9/8/chartex" xmlns:cx2="http://schemas.microsoft.com/office/drawing/2015/10/21/chartex" xmlns:cx3="http://schemas.microsoft.com/office/drawing/2016/5/9/chartex" xmlns:cx4="http://schemas.microsoft.com/office/drawing/2016/5/10/chartex" xmlns:cx5="http://schemas.microsoft.com/office/drawing/2016/5/11/chartex" xmlns:cx6="http://schemas.microsoft.com/office/drawing/2016/5/12/chartex" xmlns:cx7="http://schemas.microsoft.com/office/drawing/2016/5/13/chartex" xmlns:cx8="http://schemas.microsoft.com/office/drawing/2016/5/14/chartex" xmlns:mc="http://schemas.openxmlformats.org/markup-compatibility/2006" xmlns:aink="http://schemas.microsoft.com/office/drawing/2016/ink" xmlns:am3d="http://schemas.microsoft.com/office/drawing/2017/model3d" xmlns:o="urn:schemas-microsoft-com:office:office" xmlns:oel="http://schemas.microsoft.com/office/2019/extlst" xmlns:r="http://schemas.openxmlformats.org/officeDocument/2006/relationships" xmlns:m="http://schemas.openxmlformats.org/officeDocument/2006/math" xmlns:v="urn:schemas-microsoft-com:vml" xmlns:wp14="http://schemas.microsoft.com/office/word/2010/wordprocessingDrawing" xmlns:wp="http://schemas.openxmlformats.org/drawingml/2006/wordprocessingDrawing" xmlns:w10="urn:schemas-microsoft-com:office:word" xmlns:w="http://schemas.openxmlformats.org/wordprocessingml/2006/main" xmlns:w14="http://schemas.microsoft.com/office/word/2010/wordml" xmlns:w15="http://schemas.microsoft.com/office/word/2012/wordml" xmlns:w16cex="http://schemas.microsoft.com/office/word/2018/wordml/cex" xmlns:w16cid="http://schemas.microsoft.com/office/word/2016/wordml/cid" xmlns:w16="http://schemas.microsoft.com/office/word/2018/wordml" xmlns:w16du="http://schemas.microsoft.com/office/word/2023/wordml/word16du" xmlns:w16sdtdh="http://schemas.microsoft.com/office/word/2020/wordml/sdtdatahash" xmlns:w16sdtfl="http://schemas.microsoft.com/office/word/2024/wordml/sdtformatlock" xmlns:w16se="http://schemas.microsoft.com/office/word/2015/wordml/symex" xmlns:wpg="http://schemas.microsoft.com/office/word/2010/wordprocessingGroup" xmlns:wpi="http://schemas.microsoft.com/office/word/2010/wordprocessingInk" xmlns:wne="http://schemas.microsoft.com/office/word/2006/wordml" xmlns:wps="http://schemas.microsoft.com/office/word/2010/wordprocessingShape" mc:Ignorable="w14 w15 w16se w16cid w16 w16cex w16sdtdh w16sdtfl w16du wp14">
+<w:footnotes xmlns:wpc="http://schemas.microsoft.com/office/word/2010/wordprocessingCanvas" xmlns:cx="http://schemas.microsoft.com/office/drawing/2014/chartex" xmlns:cx1="http://schemas.microsoft.com/office/drawing/2015/9/8/chartex" xmlns:cx2="http://schemas.microsoft.com/office/drawing/2015/10/21/chartex" xmlns:cx3="http://schemas.microsoft.com/office/drawing/2016/5/9/chartex" xmlns:cx4="http://schemas.microsoft.com/office/drawing/2016/5/10/chartex" xmlns:cx5="http://schemas.microsoft.com/office/drawing/2016/5/11/chartex" xmlns:cx6="http://schemas.microsoft.com/office/drawing/2016/5/12/chartex" xmlns:cx7="http://schemas.microsoft.com/office/drawing/2016/5/13/chartex" xmlns:cx8="http://schemas.microsoft.com/office/drawing/2016/5/14/chartex" xmlns:mc="http://schemas.openxmlformats.org/markup-compatibility/2006" xmlns:aink="http://schemas.microsoft.com/office/drawing/2016/ink" xmlns:am3d="http://schemas.microsoft.com/office/drawing/2017/model3d" xmlns:o="urn:schemas-microsoft-com:office:office" xmlns:oel="http://schemas.microsoft.com/office/2019/extlst" xmlns:r="http://schemas.openxmlformats.org/officeDocument/2006/relationships" xmlns:m="http://schemas.openxmlformats.org/officeDocument/2006/math" xmlns:v="urn:schemas-microsoft-com:vml" xmlns:wp14="http://schemas.microsoft.com/office/word/2010/wordprocessingDrawing" xmlns:wp="http://schemas.openxmlformats.org/drawingml/2006/wordprocessingDrawing" xmlns:w10="urn:schemas-microsoft-com:office:word" xmlns:w="http://schemas.openxmlformats.org/wordprocessingml/2006/main" xmlns:w14="http://schemas.microsoft.com/office/word/2010/wordml" xmlns:w15="http://schemas.microsoft.com/office/word/2012/wordml" xmlns:w16cex="http://schemas.microsoft.com/office/word/2018/wordml/cex" xmlns:w16cid="http://schemas.microsoft.com/office/word/2016/wordml/cid" xmlns:w16="http://schemas.microsoft.com/office/word/2018/wordml" xmlns:w16sdtdh="http://schemas.microsoft.com/office/word/2020/wordml/sdtdatahash" xmlns:w16se="http://schemas.microsoft.com/office/word/2015/wordml/symex" xmlns:wpg="http://schemas.microsoft.com/office/word/2010/wordprocessingGroup" xmlns:wpi="http://schemas.microsoft.com/office/word/2010/wordprocessingInk" xmlns:wne="http://schemas.microsoft.com/office/word/2006/wordml" xmlns:wps="http://schemas.microsoft.com/office/word/2010/wordprocessingShape" mc:Ignorable="w14 w15 w16se w16cid w16 w16cex w16sdtdh wp14">
   <w:footnote w:type="separator" w:id="-1">
     <w:p>
       <w:r>
@@ -15185,7 +14792,7 @@
 </file>
 
 <file path=word/numbering.xml><?xml version="1.0" encoding="utf-8"?>
-<w:numbering xmlns:wpc="http://schemas.microsoft.com/office/word/2010/wordprocessingCanvas" xmlns:cx="http://schemas.microsoft.com/office/drawing/2014/chartex" xmlns:cx1="http://schemas.microsoft.com/office/drawing/2015/9/8/chartex" xmlns:cx2="http://schemas.microsoft.com/office/drawing/2015/10/21/chartex" xmlns:cx3="http://schemas.microsoft.com/office/drawing/2016/5/9/chartex" xmlns:cx4="http://schemas.microsoft.com/office/drawing/2016/5/10/chartex" xmlns:cx5="http://schemas.microsoft.com/office/drawing/2016/5/11/chartex" xmlns:cx6="http://schemas.microsoft.com/office/drawing/2016/5/12/chartex" xmlns:cx7="http://schemas.microsoft.com/office/drawing/2016/5/13/chartex" xmlns:cx8="http://schemas.microsoft.com/office/drawing/2016/5/14/chartex" xmlns:mc="http://schemas.openxmlformats.org/markup-compatibility/2006" xmlns:aink="http://schemas.microsoft.com/office/drawing/2016/ink" xmlns:am3d="http://schemas.microsoft.com/office/drawing/2017/model3d" xmlns:o="urn:schemas-microsoft-com:office:office" xmlns:oel="http://schemas.microsoft.com/office/2019/extlst" xmlns:r="http://schemas.openxmlformats.org/officeDocument/2006/relationships" xmlns:m="http://schemas.openxmlformats.org/officeDocument/2006/math" xmlns:v="urn:schemas-microsoft-com:vml" xmlns:wp14="http://schemas.microsoft.com/office/word/2010/wordprocessingDrawing" xmlns:wp="http://schemas.openxmlformats.org/drawingml/2006/wordprocessingDrawing" xmlns:w10="urn:schemas-microsoft-com:office:word" xmlns:w="http://schemas.openxmlformats.org/wordprocessingml/2006/main" xmlns:w14="http://schemas.microsoft.com/office/word/2010/wordml" xmlns:w15="http://schemas.microsoft.com/office/word/2012/wordml" xmlns:w16cex="http://schemas.microsoft.com/office/word/2018/wordml/cex" xmlns:w16cid="http://schemas.microsoft.com/office/word/2016/wordml/cid" xmlns:w16="http://schemas.microsoft.com/office/word/2018/wordml" xmlns:w16du="http://schemas.microsoft.com/office/word/2023/wordml/word16du" xmlns:w16sdtdh="http://schemas.microsoft.com/office/word/2020/wordml/sdtdatahash" xmlns:w16sdtfl="http://schemas.microsoft.com/office/word/2024/wordml/sdtformatlock" xmlns:w16se="http://schemas.microsoft.com/office/word/2015/wordml/symex" xmlns:wpg="http://schemas.microsoft.com/office/word/2010/wordprocessingGroup" xmlns:wpi="http://schemas.microsoft.com/office/word/2010/wordprocessingInk" xmlns:wne="http://schemas.microsoft.com/office/word/2006/wordml" xmlns:wps="http://schemas.microsoft.com/office/word/2010/wordprocessingShape" mc:Ignorable="w14 w15 w16se w16cid w16 w16cex w16sdtdh w16sdtfl w16du wp14">
+<w:numbering xmlns:wpc="http://schemas.microsoft.com/office/word/2010/wordprocessingCanvas" xmlns:cx="http://schemas.microsoft.com/office/drawing/2014/chartex" xmlns:cx1="http://schemas.microsoft.com/office/drawing/2015/9/8/chartex" xmlns:cx2="http://schemas.microsoft.com/office/drawing/2015/10/21/chartex" xmlns:cx3="http://schemas.microsoft.com/office/drawing/2016/5/9/chartex" xmlns:cx4="http://schemas.microsoft.com/office/drawing/2016/5/10/chartex" xmlns:cx5="http://schemas.microsoft.com/office/drawing/2016/5/11/chartex" xmlns:cx6="http://schemas.microsoft.com/office/drawing/2016/5/12/chartex" xmlns:cx7="http://schemas.microsoft.com/office/drawing/2016/5/13/chartex" xmlns:cx8="http://schemas.microsoft.com/office/drawing/2016/5/14/chartex" xmlns:mc="http://schemas.openxmlformats.org/markup-compatibility/2006" xmlns:aink="http://schemas.microsoft.com/office/drawing/2016/ink" xmlns:am3d="http://schemas.microsoft.com/office/drawing/2017/model3d" xmlns:o="urn:schemas-microsoft-com:office:office" xmlns:oel="http://schemas.microsoft.com/office/2019/extlst" xmlns:r="http://schemas.openxmlformats.org/officeDocument/2006/relationships" xmlns:m="http://schemas.openxmlformats.org/officeDocument/2006/math" xmlns:v="urn:schemas-microsoft-com:vml" xmlns:wp14="http://schemas.microsoft.com/office/word/2010/wordprocessingDrawing" xmlns:wp="http://schemas.openxmlformats.org/drawingml/2006/wordprocessingDrawing" xmlns:w10="urn:schemas-microsoft-com:office:word" xmlns:w="http://schemas.openxmlformats.org/wordprocessingml/2006/main" xmlns:w14="http://schemas.microsoft.com/office/word/2010/wordml" xmlns:w15="http://schemas.microsoft.com/office/word/2012/wordml" xmlns:w16cex="http://schemas.microsoft.com/office/word/2018/wordml/cex" xmlns:w16cid="http://schemas.microsoft.com/office/word/2016/wordml/cid" xmlns:w16="http://schemas.microsoft.com/office/word/2018/wordml" xmlns:w16sdtdh="http://schemas.microsoft.com/office/word/2020/wordml/sdtdatahash" xmlns:w16se="http://schemas.microsoft.com/office/word/2015/wordml/symex" xmlns:wpg="http://schemas.microsoft.com/office/word/2010/wordprocessingGroup" xmlns:wpi="http://schemas.microsoft.com/office/word/2010/wordprocessingInk" xmlns:wne="http://schemas.microsoft.com/office/word/2006/wordml" xmlns:wps="http://schemas.microsoft.com/office/word/2010/wordprocessingShape" mc:Ignorable="w14 w15 w16se w16cid w16 w16cex w16sdtdh wp14">
   <w:abstractNum w:abstractNumId="0" w15:restartNumberingAfterBreak="0">
     <w:nsid w:val="0619E8FD"/>
     <w:multiLevelType w:val="multilevel"/>
@@ -15850,7 +15457,7 @@
 </file>
 
 <file path=word/styles.xml><?xml version="1.0" encoding="utf-8"?>
-<w:styles xmlns:mc="http://schemas.openxmlformats.org/markup-compatibility/2006" xmlns:r="http://schemas.openxmlformats.org/officeDocument/2006/relationships" xmlns:w="http://schemas.openxmlformats.org/wordprocessingml/2006/main" xmlns:w14="http://schemas.microsoft.com/office/word/2010/wordml" xmlns:w15="http://schemas.microsoft.com/office/word/2012/wordml" xmlns:w16cex="http://schemas.microsoft.com/office/word/2018/wordml/cex" xmlns:w16cid="http://schemas.microsoft.com/office/word/2016/wordml/cid" xmlns:w16="http://schemas.microsoft.com/office/word/2018/wordml" xmlns:w16du="http://schemas.microsoft.com/office/word/2023/wordml/word16du" xmlns:w16sdtdh="http://schemas.microsoft.com/office/word/2020/wordml/sdtdatahash" xmlns:w16sdtfl="http://schemas.microsoft.com/office/word/2024/wordml/sdtformatlock" xmlns:w16se="http://schemas.microsoft.com/office/word/2015/wordml/symex" mc:Ignorable="w14 w15 w16se w16cid w16 w16cex w16sdtdh w16sdtfl w16du">
+<w:styles xmlns:mc="http://schemas.openxmlformats.org/markup-compatibility/2006" xmlns:r="http://schemas.openxmlformats.org/officeDocument/2006/relationships" xmlns:w="http://schemas.openxmlformats.org/wordprocessingml/2006/main" xmlns:w14="http://schemas.microsoft.com/office/word/2010/wordml" xmlns:w15="http://schemas.microsoft.com/office/word/2012/wordml" xmlns:w16cex="http://schemas.microsoft.com/office/word/2018/wordml/cex" xmlns:w16cid="http://schemas.microsoft.com/office/word/2016/wordml/cid" xmlns:w16="http://schemas.microsoft.com/office/word/2018/wordml" xmlns:w16sdtdh="http://schemas.microsoft.com/office/word/2020/wordml/sdtdatahash" xmlns:w16se="http://schemas.microsoft.com/office/word/2015/wordml/symex" mc:Ignorable="w14 w15 w16se w16cid w16 w16cex w16sdtdh">
   <w:docDefaults>
     <w:rPrDefault>
       <w:rPr>
@@ -16439,6 +16046,7 @@
   <w:style w:type="character" w:default="1" w:styleId="DefaultParagraphFont">
     <w:name w:val="Default Paragraph Font"/>
     <w:uiPriority w:val="1"/>
+    <w:semiHidden/>
     <w:unhideWhenUsed/>
   </w:style>
   <w:style w:type="table" w:default="1" w:styleId="TableNormal">

--- a/7COM1079_Final report_A168.docx
+++ b/7COM1079_Final report_A168.docx
@@ -1,6 +1,6 @@
 
 <file path=word/document.xml><?xml version="1.0" encoding="utf-8"?>
-<w:document xmlns:wpc="http://schemas.microsoft.com/office/word/2010/wordprocessingCanvas" xmlns:cx="http://schemas.microsoft.com/office/drawing/2014/chartex" xmlns:cx1="http://schemas.microsoft.com/office/drawing/2015/9/8/chartex" xmlns:cx2="http://schemas.microsoft.com/office/drawing/2015/10/21/chartex" xmlns:cx3="http://schemas.microsoft.com/office/drawing/2016/5/9/chartex" xmlns:cx4="http://schemas.microsoft.com/office/drawing/2016/5/10/chartex" xmlns:cx5="http://schemas.microsoft.com/office/drawing/2016/5/11/chartex" xmlns:cx6="http://schemas.microsoft.com/office/drawing/2016/5/12/chartex" xmlns:cx7="http://schemas.microsoft.com/office/drawing/2016/5/13/chartex" xmlns:cx8="http://schemas.microsoft.com/office/drawing/2016/5/14/chartex" xmlns:mc="http://schemas.openxmlformats.org/markup-compatibility/2006" xmlns:aink="http://schemas.microsoft.com/office/drawing/2016/ink" xmlns:am3d="http://schemas.microsoft.com/office/drawing/2017/model3d" xmlns:o="urn:schemas-microsoft-com:office:office" xmlns:oel="http://schemas.microsoft.com/office/2019/extlst" xmlns:r="http://schemas.openxmlformats.org/officeDocument/2006/relationships" xmlns:m="http://schemas.openxmlformats.org/officeDocument/2006/math" xmlns:v="urn:schemas-microsoft-com:vml" xmlns:wp14="http://schemas.microsoft.com/office/word/2010/wordprocessingDrawing" xmlns:wp="http://schemas.openxmlformats.org/drawingml/2006/wordprocessingDrawing" xmlns:w10="urn:schemas-microsoft-com:office:word" xmlns:w="http://schemas.openxmlformats.org/wordprocessingml/2006/main" xmlns:w14="http://schemas.microsoft.com/office/word/2010/wordml" xmlns:w15="http://schemas.microsoft.com/office/word/2012/wordml" xmlns:w16cex="http://schemas.microsoft.com/office/word/2018/wordml/cex" xmlns:w16cid="http://schemas.microsoft.com/office/word/2016/wordml/cid" xmlns:w16="http://schemas.microsoft.com/office/word/2018/wordml" xmlns:w16sdtdh="http://schemas.microsoft.com/office/word/2020/wordml/sdtdatahash" xmlns:w16se="http://schemas.microsoft.com/office/word/2015/wordml/symex" xmlns:wpg="http://schemas.microsoft.com/office/word/2010/wordprocessingGroup" xmlns:wpi="http://schemas.microsoft.com/office/word/2010/wordprocessingInk" xmlns:wne="http://schemas.microsoft.com/office/word/2006/wordml" xmlns:wps="http://schemas.microsoft.com/office/word/2010/wordprocessingShape" mc:Ignorable="w14 w15 w16se w16cid w16 w16cex w16sdtdh wp14">
+<w:document xmlns:wpc="http://schemas.microsoft.com/office/word/2010/wordprocessingCanvas" xmlns:cx="http://schemas.microsoft.com/office/drawing/2014/chartex" xmlns:cx1="http://schemas.microsoft.com/office/drawing/2015/9/8/chartex" xmlns:cx2="http://schemas.microsoft.com/office/drawing/2015/10/21/chartex" xmlns:cx3="http://schemas.microsoft.com/office/drawing/2016/5/9/chartex" xmlns:cx4="http://schemas.microsoft.com/office/drawing/2016/5/10/chartex" xmlns:cx5="http://schemas.microsoft.com/office/drawing/2016/5/11/chartex" xmlns:cx6="http://schemas.microsoft.com/office/drawing/2016/5/12/chartex" xmlns:cx7="http://schemas.microsoft.com/office/drawing/2016/5/13/chartex" xmlns:cx8="http://schemas.microsoft.com/office/drawing/2016/5/14/chartex" xmlns:mc="http://schemas.openxmlformats.org/markup-compatibility/2006" xmlns:aink="http://schemas.microsoft.com/office/drawing/2016/ink" xmlns:am3d="http://schemas.microsoft.com/office/drawing/2017/model3d" xmlns:o="urn:schemas-microsoft-com:office:office" xmlns:oel="http://schemas.microsoft.com/office/2019/extlst" xmlns:r="http://schemas.openxmlformats.org/officeDocument/2006/relationships" xmlns:m="http://schemas.openxmlformats.org/officeDocument/2006/math" xmlns:v="urn:schemas-microsoft-com:vml" xmlns:wp14="http://schemas.microsoft.com/office/word/2010/wordprocessingDrawing" xmlns:wp="http://schemas.openxmlformats.org/drawingml/2006/wordprocessingDrawing" xmlns:w10="urn:schemas-microsoft-com:office:word" xmlns:w="http://schemas.openxmlformats.org/wordprocessingml/2006/main" xmlns:w14="http://schemas.microsoft.com/office/word/2010/wordml" xmlns:w15="http://schemas.microsoft.com/office/word/2012/wordml" xmlns:w16cex="http://schemas.microsoft.com/office/word/2018/wordml/cex" xmlns:w16cid="http://schemas.microsoft.com/office/word/2016/wordml/cid" xmlns:w16="http://schemas.microsoft.com/office/word/2018/wordml" xmlns:w16du="http://schemas.microsoft.com/office/word/2023/wordml/word16du" xmlns:w16sdtdh="http://schemas.microsoft.com/office/word/2020/wordml/sdtdatahash" xmlns:w16sdtfl="http://schemas.microsoft.com/office/word/2024/wordml/sdtformatlock" xmlns:w16se="http://schemas.microsoft.com/office/word/2015/wordml/symex" xmlns:wpg="http://schemas.microsoft.com/office/word/2010/wordprocessingGroup" xmlns:wpi="http://schemas.microsoft.com/office/word/2010/wordprocessingInk" xmlns:wne="http://schemas.microsoft.com/office/word/2006/wordml" xmlns:wps="http://schemas.microsoft.com/office/word/2010/wordprocessingShape" mc:Ignorable="w14 w15 w16se w16cid w16 w16cex w16sdtdh w16sdtfl w16du wp14">
   <w:body>
     <w:p>
       <w:pPr>
@@ -223,21 +223,12 @@
         </w:rPr>
         <w:t xml:space="preserve">  </w:t>
       </w:r>
-      <w:proofErr w:type="spellStart"/>
       <w:r>
         <w:rPr>
           <w:rFonts w:ascii="Times New Roman" w:eastAsia="Times New Roman" w:hAnsi="Times New Roman" w:cs="Times New Roman"/>
           <w:iCs/>
         </w:rPr>
-        <w:t>Tarun</w:t>
-      </w:r>
-      <w:proofErr w:type="spellEnd"/>
-      <w:r>
-        <w:rPr>
-          <w:rFonts w:ascii="Times New Roman" w:eastAsia="Times New Roman" w:hAnsi="Times New Roman" w:cs="Times New Roman"/>
-          <w:iCs/>
-        </w:rPr>
-        <w:t xml:space="preserve"> </w:t>
+        <w:t xml:space="preserve">Tarun </w:t>
       </w:r>
       <w:proofErr w:type="spellStart"/>
       <w:r>
@@ -322,21 +313,12 @@
         </w:rPr>
         <w:t xml:space="preserve">  </w:t>
       </w:r>
-      <w:proofErr w:type="spellStart"/>
       <w:r>
         <w:rPr>
           <w:rFonts w:ascii="Times New Roman" w:eastAsia="Times New Roman" w:hAnsi="Times New Roman" w:cs="Times New Roman"/>
           <w:iCs/>
         </w:rPr>
-        <w:t>Venumadhav</w:t>
-      </w:r>
-      <w:proofErr w:type="spellEnd"/>
-      <w:r>
-        <w:rPr>
-          <w:rFonts w:ascii="Times New Roman" w:eastAsia="Times New Roman" w:hAnsi="Times New Roman" w:cs="Times New Roman"/>
-          <w:iCs/>
-        </w:rPr>
-        <w:t xml:space="preserve"> </w:t>
+        <w:t xml:space="preserve">Venumadhav </w:t>
       </w:r>
       <w:proofErr w:type="spellStart"/>
       <w:r>
@@ -2952,10 +2934,27 @@
           <w:rFonts w:ascii="Times New Roman" w:eastAsia="Times New Roman" w:hAnsi="Times New Roman" w:cs="Times New Roman"/>
         </w:rPr>
       </w:pPr>
-      <w:r>
-        <w:rPr>
-          <w:rFonts w:ascii="Times New Roman" w:eastAsia="Times New Roman" w:hAnsi="Times New Roman" w:cs="Times New Roman"/>
-        </w:rPr>
+    </w:p>
+    <w:p>
+      <w:pPr>
+        <w:ind w:left="1440"/>
+        <w:rPr>
+          <w:rFonts w:ascii="Times New Roman" w:eastAsia="Times New Roman" w:hAnsi="Times New Roman" w:cs="Times New Roman"/>
+        </w:rPr>
+      </w:pPr>
+    </w:p>
+    <w:p>
+      <w:pPr>
+        <w:ind w:left="1440"/>
+        <w:rPr>
+          <w:rFonts w:ascii="Times New Roman" w:eastAsia="Times New Roman" w:hAnsi="Times New Roman" w:cs="Times New Roman"/>
+        </w:rPr>
+      </w:pPr>
+      <w:r>
+        <w:rPr>
+          <w:rFonts w:ascii="Times New Roman" w:eastAsia="Times New Roman" w:hAnsi="Times New Roman" w:cs="Times New Roman"/>
+        </w:rPr>
+        <w:lastRenderedPageBreak/>
         <w:t xml:space="preserve"> </w:t>
       </w:r>
     </w:p>
@@ -3419,7 +3418,6 @@
         <w:rPr>
           <w:rFonts w:ascii="Times New Roman" w:eastAsia="Times New Roman" w:hAnsi="Times New Roman" w:cs="Times New Roman"/>
         </w:rPr>
-        <w:lastRenderedPageBreak/>
         <w:t xml:space="preserve"> </w:t>
       </w:r>
       <w:r>
@@ -4115,19 +4113,19 @@
                 <w:lang w:val="en-IN" w:eastAsia="ko-KR"/>
                 <w14:ligatures w14:val="none"/>
               </w:rPr>
-              <w:t xml:space="preserve">data:  </w:t>
-            </w:r>
-            <w:proofErr w:type="spellStart"/>
-            <w:r>
+              <w:t>data:  data_clean$Alcohol_Consumption and data_clean$Life_Expectancy</w:t>
+            </w:r>
+          </w:p>
+          <w:p>
+            <w:pPr>
+              <w:jc w:val="both"/>
               <w:rPr>
                 <w:rFonts w:ascii="Times New Roman" w:eastAsia="Times New Roman" w:hAnsi="Times New Roman" w:cs="Times New Roman"/>
                 <w:kern w:val="0"/>
                 <w:lang w:val="en-IN" w:eastAsia="ko-KR"/>
                 <w14:ligatures w14:val="none"/>
               </w:rPr>
-              <w:t>data_clean$Alcohol_Consumption</w:t>
-            </w:r>
-            <w:proofErr w:type="spellEnd"/>
+            </w:pPr>
             <w:r>
               <w:rPr>
                 <w:rFonts w:ascii="Times New Roman" w:eastAsia="Times New Roman" w:hAnsi="Times New Roman" w:cs="Times New Roman"/>
@@ -4135,40 +4133,39 @@
                 <w:lang w:val="en-IN" w:eastAsia="ko-KR"/>
                 <w14:ligatures w14:val="none"/>
               </w:rPr>
-              <w:t xml:space="preserve"> and </w:t>
-            </w:r>
-            <w:proofErr w:type="spellStart"/>
-            <w:r>
+              <w:t>t = 7.4263, df = 165, p-value = 5.674e-12</w:t>
+            </w:r>
+          </w:p>
+          <w:p>
+            <w:pPr>
+              <w:jc w:val="both"/>
               <w:rPr>
                 <w:rFonts w:ascii="Times New Roman" w:eastAsia="Times New Roman" w:hAnsi="Times New Roman" w:cs="Times New Roman"/>
                 <w:kern w:val="0"/>
                 <w:lang w:val="en-IN" w:eastAsia="ko-KR"/>
                 <w14:ligatures w14:val="none"/>
               </w:rPr>
-              <w:t>data_clean$Life_Expectancy</w:t>
-            </w:r>
-            <w:proofErr w:type="spellEnd"/>
-          </w:p>
-          <w:p>
-            <w:pPr>
-              <w:jc w:val="both"/>
+            </w:pPr>
+            <w:r>
               <w:rPr>
                 <w:rFonts w:ascii="Times New Roman" w:eastAsia="Times New Roman" w:hAnsi="Times New Roman" w:cs="Times New Roman"/>
                 <w:kern w:val="0"/>
                 <w:lang w:val="en-IN" w:eastAsia="ko-KR"/>
                 <w14:ligatures w14:val="none"/>
               </w:rPr>
-            </w:pPr>
-            <w:r>
+              <w:t>alternative hypothesis: true correlation is not equal to 0</w:t>
+            </w:r>
+          </w:p>
+          <w:p>
+            <w:pPr>
+              <w:jc w:val="both"/>
               <w:rPr>
                 <w:rFonts w:ascii="Times New Roman" w:eastAsia="Times New Roman" w:hAnsi="Times New Roman" w:cs="Times New Roman"/>
                 <w:kern w:val="0"/>
                 <w:lang w:val="en-IN" w:eastAsia="ko-KR"/>
                 <w14:ligatures w14:val="none"/>
               </w:rPr>
-              <w:t xml:space="preserve">t = 7.4263, </w:t>
-            </w:r>
-            <w:proofErr w:type="spellStart"/>
+            </w:pPr>
             <w:r>
               <w:rPr>
                 <w:rFonts w:ascii="Times New Roman" w:eastAsia="Times New Roman" w:hAnsi="Times New Roman" w:cs="Times New Roman"/>
@@ -4176,98 +4173,99 @@
                 <w:lang w:val="en-IN" w:eastAsia="ko-KR"/>
                 <w14:ligatures w14:val="none"/>
               </w:rPr>
-              <w:t>df</w:t>
-            </w:r>
-            <w:proofErr w:type="spellEnd"/>
-            <w:r>
+              <w:t>95 percent confidence interval:</w:t>
+            </w:r>
+          </w:p>
+          <w:p>
+            <w:pPr>
+              <w:jc w:val="both"/>
               <w:rPr>
                 <w:rFonts w:ascii="Times New Roman" w:eastAsia="Times New Roman" w:hAnsi="Times New Roman" w:cs="Times New Roman"/>
                 <w:kern w:val="0"/>
                 <w:lang w:val="en-IN" w:eastAsia="ko-KR"/>
                 <w14:ligatures w14:val="none"/>
               </w:rPr>
-              <w:t xml:space="preserve"> = 165, p-value = 5.674e-12</w:t>
-            </w:r>
-          </w:p>
-          <w:p>
-            <w:pPr>
-              <w:jc w:val="both"/>
+            </w:pPr>
+            <w:r>
               <w:rPr>
                 <w:rFonts w:ascii="Times New Roman" w:eastAsia="Times New Roman" w:hAnsi="Times New Roman" w:cs="Times New Roman"/>
                 <w:kern w:val="0"/>
                 <w:lang w:val="en-IN" w:eastAsia="ko-KR"/>
                 <w14:ligatures w14:val="none"/>
               </w:rPr>
-            </w:pPr>
-            <w:r>
+              <w:t xml:space="preserve"> 0.3773262 0.6062895</w:t>
+            </w:r>
+          </w:p>
+          <w:p>
+            <w:pPr>
+              <w:jc w:val="both"/>
               <w:rPr>
                 <w:rFonts w:ascii="Times New Roman" w:eastAsia="Times New Roman" w:hAnsi="Times New Roman" w:cs="Times New Roman"/>
                 <w:kern w:val="0"/>
                 <w:lang w:val="en-IN" w:eastAsia="ko-KR"/>
                 <w14:ligatures w14:val="none"/>
               </w:rPr>
-              <w:t>alternative hypothesis: true correlation is not equal to 0</w:t>
-            </w:r>
-          </w:p>
-          <w:p>
-            <w:pPr>
-              <w:jc w:val="both"/>
+            </w:pPr>
+            <w:r>
               <w:rPr>
                 <w:rFonts w:ascii="Times New Roman" w:eastAsia="Times New Roman" w:hAnsi="Times New Roman" w:cs="Times New Roman"/>
                 <w:kern w:val="0"/>
                 <w:lang w:val="en-IN" w:eastAsia="ko-KR"/>
                 <w14:ligatures w14:val="none"/>
               </w:rPr>
-            </w:pPr>
-            <w:r>
+              <w:t>sample estimates:</w:t>
+            </w:r>
+          </w:p>
+          <w:p>
+            <w:pPr>
+              <w:jc w:val="both"/>
               <w:rPr>
                 <w:rFonts w:ascii="Times New Roman" w:eastAsia="Times New Roman" w:hAnsi="Times New Roman" w:cs="Times New Roman"/>
                 <w:kern w:val="0"/>
                 <w:lang w:val="en-IN" w:eastAsia="ko-KR"/>
                 <w14:ligatures w14:val="none"/>
               </w:rPr>
-              <w:t>95 percent confidence interval:</w:t>
-            </w:r>
-          </w:p>
-          <w:p>
-            <w:pPr>
-              <w:jc w:val="both"/>
+            </w:pPr>
+            <w:r>
               <w:rPr>
                 <w:rFonts w:ascii="Times New Roman" w:eastAsia="Times New Roman" w:hAnsi="Times New Roman" w:cs="Times New Roman"/>
                 <w:kern w:val="0"/>
                 <w:lang w:val="en-IN" w:eastAsia="ko-KR"/>
                 <w14:ligatures w14:val="none"/>
               </w:rPr>
-            </w:pPr>
-            <w:r>
+              <w:t xml:space="preserve">      cor </w:t>
+            </w:r>
+          </w:p>
+          <w:p>
+            <w:pPr>
+              <w:jc w:val="both"/>
               <w:rPr>
                 <w:rFonts w:ascii="Times New Roman" w:eastAsia="Times New Roman" w:hAnsi="Times New Roman" w:cs="Times New Roman"/>
                 <w:kern w:val="0"/>
                 <w:lang w:val="en-IN" w:eastAsia="ko-KR"/>
                 <w14:ligatures w14:val="none"/>
               </w:rPr>
-              <w:t xml:space="preserve"> 0.3773262 0.6062895</w:t>
-            </w:r>
-          </w:p>
-          <w:p>
-            <w:pPr>
-              <w:jc w:val="both"/>
+            </w:pPr>
+            <w:r>
               <w:rPr>
                 <w:rFonts w:ascii="Times New Roman" w:eastAsia="Times New Roman" w:hAnsi="Times New Roman" w:cs="Times New Roman"/>
                 <w:kern w:val="0"/>
                 <w:lang w:val="en-IN" w:eastAsia="ko-KR"/>
                 <w14:ligatures w14:val="none"/>
               </w:rPr>
-            </w:pPr>
-            <w:r>
+              <w:t xml:space="preserve">0.5005095 </w:t>
+            </w:r>
+          </w:p>
+          <w:p>
+            <w:pPr>
+              <w:jc w:val="both"/>
               <w:rPr>
                 <w:rFonts w:ascii="Times New Roman" w:eastAsia="Times New Roman" w:hAnsi="Times New Roman" w:cs="Times New Roman"/>
                 <w:kern w:val="0"/>
                 <w:lang w:val="en-IN" w:eastAsia="ko-KR"/>
                 <w14:ligatures w14:val="none"/>
               </w:rPr>
-              <w:t>sample estimates:</w:t>
-            </w:r>
+            </w:pPr>
           </w:p>
           <w:p>
             <w:pPr>
@@ -4286,19 +4284,19 @@
                 <w:lang w:val="en-IN" w:eastAsia="ko-KR"/>
                 <w14:ligatures w14:val="none"/>
               </w:rPr>
-              <w:t xml:space="preserve">      </w:t>
-            </w:r>
-            <w:proofErr w:type="spellStart"/>
-            <w:r>
+              <w:t xml:space="preserve">&gt; </w:t>
+            </w:r>
+          </w:p>
+          <w:p>
+            <w:pPr>
+              <w:jc w:val="both"/>
               <w:rPr>
                 <w:rFonts w:ascii="Times New Roman" w:eastAsia="Times New Roman" w:hAnsi="Times New Roman" w:cs="Times New Roman"/>
                 <w:kern w:val="0"/>
                 <w:lang w:val="en-IN" w:eastAsia="ko-KR"/>
                 <w14:ligatures w14:val="none"/>
               </w:rPr>
-              <w:t>cor</w:t>
-            </w:r>
-            <w:proofErr w:type="spellEnd"/>
+            </w:pPr>
             <w:r>
               <w:rPr>
                 <w:rFonts w:ascii="Times New Roman" w:eastAsia="Times New Roman" w:hAnsi="Times New Roman" w:cs="Times New Roman"/>
@@ -4306,7 +4304,7 @@
                 <w:lang w:val="en-IN" w:eastAsia="ko-KR"/>
                 <w14:ligatures w14:val="none"/>
               </w:rPr>
-              <w:t xml:space="preserve"> </w:t>
+              <w:t>&gt; # Extract key statistics</w:t>
             </w:r>
           </w:p>
           <w:p>
@@ -4326,7 +4324,7 @@
                 <w:lang w:val="en-IN" w:eastAsia="ko-KR"/>
                 <w14:ligatures w14:val="none"/>
               </w:rPr>
-              <w:t xml:space="preserve">0.5005095 </w:t>
+              <w:t>&gt; correlation_coefficient &lt;- correlation_test$estimate</w:t>
             </w:r>
           </w:p>
           <w:p>
@@ -4339,67 +4337,66 @@
                 <w14:ligatures w14:val="none"/>
               </w:rPr>
             </w:pPr>
-          </w:p>
-          <w:p>
-            <w:pPr>
-              <w:jc w:val="both"/>
+            <w:r>
               <w:rPr>
                 <w:rFonts w:ascii="Times New Roman" w:eastAsia="Times New Roman" w:hAnsi="Times New Roman" w:cs="Times New Roman"/>
                 <w:kern w:val="0"/>
                 <w:lang w:val="en-IN" w:eastAsia="ko-KR"/>
                 <w14:ligatures w14:val="none"/>
               </w:rPr>
-            </w:pPr>
-            <w:r>
+              <w:t>&gt; p_value &lt;- correlation_test$p.value</w:t>
+            </w:r>
+          </w:p>
+          <w:p>
+            <w:pPr>
+              <w:jc w:val="both"/>
               <w:rPr>
                 <w:rFonts w:ascii="Times New Roman" w:eastAsia="Times New Roman" w:hAnsi="Times New Roman" w:cs="Times New Roman"/>
                 <w:kern w:val="0"/>
                 <w:lang w:val="en-IN" w:eastAsia="ko-KR"/>
                 <w14:ligatures w14:val="none"/>
               </w:rPr>
-              <w:t xml:space="preserve">&gt; </w:t>
-            </w:r>
-          </w:p>
-          <w:p>
-            <w:pPr>
-              <w:jc w:val="both"/>
+            </w:pPr>
+            <w:r>
               <w:rPr>
                 <w:rFonts w:ascii="Times New Roman" w:eastAsia="Times New Roman" w:hAnsi="Times New Roman" w:cs="Times New Roman"/>
                 <w:kern w:val="0"/>
                 <w:lang w:val="en-IN" w:eastAsia="ko-KR"/>
                 <w14:ligatures w14:val="none"/>
               </w:rPr>
-            </w:pPr>
-            <w:r>
+              <w:t>&gt; confidence_interval &lt;- correlation_test$conf.int</w:t>
+            </w:r>
+          </w:p>
+          <w:p>
+            <w:pPr>
+              <w:jc w:val="both"/>
               <w:rPr>
                 <w:rFonts w:ascii="Times New Roman" w:eastAsia="Times New Roman" w:hAnsi="Times New Roman" w:cs="Times New Roman"/>
                 <w:kern w:val="0"/>
                 <w:lang w:val="en-IN" w:eastAsia="ko-KR"/>
                 <w14:ligatures w14:val="none"/>
               </w:rPr>
-              <w:t>&gt; # Extract key statistics</w:t>
-            </w:r>
-          </w:p>
-          <w:p>
-            <w:pPr>
-              <w:jc w:val="both"/>
+            </w:pPr>
+            <w:r>
               <w:rPr>
                 <w:rFonts w:ascii="Times New Roman" w:eastAsia="Times New Roman" w:hAnsi="Times New Roman" w:cs="Times New Roman"/>
                 <w:kern w:val="0"/>
                 <w:lang w:val="en-IN" w:eastAsia="ko-KR"/>
                 <w14:ligatures w14:val="none"/>
               </w:rPr>
-            </w:pPr>
-            <w:r>
+              <w:t xml:space="preserve">&gt; </w:t>
+            </w:r>
+          </w:p>
+          <w:p>
+            <w:pPr>
+              <w:jc w:val="both"/>
               <w:rPr>
                 <w:rFonts w:ascii="Times New Roman" w:eastAsia="Times New Roman" w:hAnsi="Times New Roman" w:cs="Times New Roman"/>
                 <w:kern w:val="0"/>
                 <w:lang w:val="en-IN" w:eastAsia="ko-KR"/>
                 <w14:ligatures w14:val="none"/>
               </w:rPr>
-              <w:t xml:space="preserve">&gt; </w:t>
-            </w:r>
-            <w:proofErr w:type="spellStart"/>
+            </w:pPr>
             <w:r>
               <w:rPr>
                 <w:rFonts w:ascii="Times New Roman" w:eastAsia="Times New Roman" w:hAnsi="Times New Roman" w:cs="Times New Roman"/>
@@ -4407,50 +4404,50 @@
                 <w:lang w:val="en-IN" w:eastAsia="ko-KR"/>
                 <w14:ligatures w14:val="none"/>
               </w:rPr>
-              <w:t>correlation_coefficient</w:t>
-            </w:r>
-            <w:proofErr w:type="spellEnd"/>
-            <w:r>
+              <w:t>&gt; cat("\n=== CORRELATION ANALYSIS RESULTS ===\n")</w:t>
+            </w:r>
+          </w:p>
+          <w:p>
+            <w:pPr>
+              <w:jc w:val="both"/>
               <w:rPr>
                 <w:rFonts w:ascii="Times New Roman" w:eastAsia="Times New Roman" w:hAnsi="Times New Roman" w:cs="Times New Roman"/>
                 <w:kern w:val="0"/>
                 <w:lang w:val="en-IN" w:eastAsia="ko-KR"/>
                 <w14:ligatures w14:val="none"/>
               </w:rPr>
-              <w:t xml:space="preserve"> &lt;- </w:t>
-            </w:r>
-            <w:proofErr w:type="spellStart"/>
-            <w:r>
+            </w:pPr>
+          </w:p>
+          <w:p>
+            <w:pPr>
+              <w:jc w:val="both"/>
               <w:rPr>
                 <w:rFonts w:ascii="Times New Roman" w:eastAsia="Times New Roman" w:hAnsi="Times New Roman" w:cs="Times New Roman"/>
                 <w:kern w:val="0"/>
                 <w:lang w:val="en-IN" w:eastAsia="ko-KR"/>
                 <w14:ligatures w14:val="none"/>
               </w:rPr>
-              <w:t>correlation_test$estimate</w:t>
-            </w:r>
-            <w:proofErr w:type="spellEnd"/>
-          </w:p>
-          <w:p>
-            <w:pPr>
-              <w:jc w:val="both"/>
+            </w:pPr>
+            <w:r>
               <w:rPr>
                 <w:rFonts w:ascii="Times New Roman" w:eastAsia="Times New Roman" w:hAnsi="Times New Roman" w:cs="Times New Roman"/>
                 <w:kern w:val="0"/>
                 <w:lang w:val="en-IN" w:eastAsia="ko-KR"/>
                 <w14:ligatures w14:val="none"/>
               </w:rPr>
-            </w:pPr>
-            <w:r>
+              <w:t>=== CORRELATION ANALYSIS RESULTS ===</w:t>
+            </w:r>
+          </w:p>
+          <w:p>
+            <w:pPr>
+              <w:jc w:val="both"/>
               <w:rPr>
                 <w:rFonts w:ascii="Times New Roman" w:eastAsia="Times New Roman" w:hAnsi="Times New Roman" w:cs="Times New Roman"/>
                 <w:kern w:val="0"/>
                 <w:lang w:val="en-IN" w:eastAsia="ko-KR"/>
                 <w14:ligatures w14:val="none"/>
               </w:rPr>
-              <w:t xml:space="preserve">&gt; </w:t>
-            </w:r>
-            <w:proofErr w:type="spellStart"/>
+            </w:pPr>
             <w:r>
               <w:rPr>
                 <w:rFonts w:ascii="Times New Roman" w:eastAsia="Times New Roman" w:hAnsi="Times New Roman" w:cs="Times New Roman"/>
@@ -4458,19 +4455,19 @@
                 <w:lang w:val="en-IN" w:eastAsia="ko-KR"/>
                 <w14:ligatures w14:val="none"/>
               </w:rPr>
-              <w:t>p_value</w:t>
-            </w:r>
-            <w:proofErr w:type="spellEnd"/>
-            <w:r>
+              <w:t>&gt; cat("Pearson Correlation Coefficient (r):", correlation_coefficient, "\n")</w:t>
+            </w:r>
+          </w:p>
+          <w:p>
+            <w:pPr>
+              <w:jc w:val="both"/>
               <w:rPr>
                 <w:rFonts w:ascii="Times New Roman" w:eastAsia="Times New Roman" w:hAnsi="Times New Roman" w:cs="Times New Roman"/>
                 <w:kern w:val="0"/>
                 <w:lang w:val="en-IN" w:eastAsia="ko-KR"/>
                 <w14:ligatures w14:val="none"/>
               </w:rPr>
-              <w:t xml:space="preserve"> &lt;- </w:t>
-            </w:r>
-            <w:proofErr w:type="spellStart"/>
+            </w:pPr>
             <w:r>
               <w:rPr>
                 <w:rFonts w:ascii="Times New Roman" w:eastAsia="Times New Roman" w:hAnsi="Times New Roman" w:cs="Times New Roman"/>
@@ -4478,9 +4475,8 @@
                 <w:lang w:val="en-IN" w:eastAsia="ko-KR"/>
                 <w14:ligatures w14:val="none"/>
               </w:rPr>
-              <w:t>correlation_test$p.value</w:t>
-            </w:r>
-            <w:proofErr w:type="spellEnd"/>
+              <w:t xml:space="preserve">Pearson Correlation Coefficient (r): 0.5005095 </w:t>
+            </w:r>
           </w:p>
           <w:p>
             <w:pPr>
@@ -4499,19 +4495,19 @@
                 <w:lang w:val="en-IN" w:eastAsia="ko-KR"/>
                 <w14:ligatures w14:val="none"/>
               </w:rPr>
-              <w:t xml:space="preserve">&gt; </w:t>
-            </w:r>
-            <w:proofErr w:type="spellStart"/>
-            <w:r>
+              <w:t>&gt; cat("P-value:", p_value, "\n")</w:t>
+            </w:r>
+          </w:p>
+          <w:p>
+            <w:pPr>
+              <w:jc w:val="both"/>
               <w:rPr>
                 <w:rFonts w:ascii="Times New Roman" w:eastAsia="Times New Roman" w:hAnsi="Times New Roman" w:cs="Times New Roman"/>
                 <w:kern w:val="0"/>
                 <w:lang w:val="en-IN" w:eastAsia="ko-KR"/>
                 <w14:ligatures w14:val="none"/>
               </w:rPr>
-              <w:t>confidence_interval</w:t>
-            </w:r>
-            <w:proofErr w:type="spellEnd"/>
+            </w:pPr>
             <w:r>
               <w:rPr>
                 <w:rFonts w:ascii="Times New Roman" w:eastAsia="Times New Roman" w:hAnsi="Times New Roman" w:cs="Times New Roman"/>
@@ -4519,7 +4515,7 @@
                 <w:lang w:val="en-IN" w:eastAsia="ko-KR"/>
                 <w14:ligatures w14:val="none"/>
               </w:rPr>
-              <w:t xml:space="preserve"> &lt;- correlation_test$conf.int</w:t>
+              <w:t xml:space="preserve">P-value: 5.673578e-12 </w:t>
             </w:r>
           </w:p>
           <w:p>
@@ -4539,7 +4535,7 @@
                 <w:lang w:val="en-IN" w:eastAsia="ko-KR"/>
                 <w14:ligatures w14:val="none"/>
               </w:rPr>
-              <w:t xml:space="preserve">&gt; </w:t>
+              <w:t>&gt; cat("95% Confidence Interval:", confidence_interval[1], "to", confidence_interval[2], "\n")</w:t>
             </w:r>
           </w:p>
           <w:p>
@@ -4559,7 +4555,7 @@
                 <w:lang w:val="en-IN" w:eastAsia="ko-KR"/>
                 <w14:ligatures w14:val="none"/>
               </w:rPr>
-              <w:t>&gt; cat("\n=== CORRELATION ANALYSIS RESULTS ===\n")</w:t>
+              <w:t xml:space="preserve">95% Confidence Interval: 0.3773262 to 0.6062895 </w:t>
             </w:r>
           </w:p>
           <w:p>
@@ -4572,47 +4568,47 @@
                 <w14:ligatures w14:val="none"/>
               </w:rPr>
             </w:pPr>
-          </w:p>
-          <w:p>
-            <w:pPr>
-              <w:jc w:val="both"/>
+            <w:r>
               <w:rPr>
                 <w:rFonts w:ascii="Times New Roman" w:eastAsia="Times New Roman" w:hAnsi="Times New Roman" w:cs="Times New Roman"/>
                 <w:kern w:val="0"/>
                 <w:lang w:val="en-IN" w:eastAsia="ko-KR"/>
                 <w14:ligatures w14:val="none"/>
               </w:rPr>
-            </w:pPr>
-            <w:r>
+              <w:lastRenderedPageBreak/>
+              <w:t>&gt; cat("Sample size (n):", nrow(data_clean), "\n")</w:t>
+            </w:r>
+          </w:p>
+          <w:p>
+            <w:pPr>
+              <w:jc w:val="both"/>
               <w:rPr>
                 <w:rFonts w:ascii="Times New Roman" w:eastAsia="Times New Roman" w:hAnsi="Times New Roman" w:cs="Times New Roman"/>
                 <w:kern w:val="0"/>
                 <w:lang w:val="en-IN" w:eastAsia="ko-KR"/>
                 <w14:ligatures w14:val="none"/>
               </w:rPr>
-              <w:t>=== CORRELATION ANALYSIS RESULTS ===</w:t>
-            </w:r>
-          </w:p>
-          <w:p>
-            <w:pPr>
-              <w:jc w:val="both"/>
+            </w:pPr>
+            <w:r>
               <w:rPr>
                 <w:rFonts w:ascii="Times New Roman" w:eastAsia="Times New Roman" w:hAnsi="Times New Roman" w:cs="Times New Roman"/>
                 <w:kern w:val="0"/>
                 <w:lang w:val="en-IN" w:eastAsia="ko-KR"/>
                 <w14:ligatures w14:val="none"/>
               </w:rPr>
-            </w:pPr>
-            <w:r>
+              <w:t xml:space="preserve">Sample size (n): 167 </w:t>
+            </w:r>
+          </w:p>
+          <w:p>
+            <w:pPr>
+              <w:jc w:val="both"/>
               <w:rPr>
                 <w:rFonts w:ascii="Times New Roman" w:eastAsia="Times New Roman" w:hAnsi="Times New Roman" w:cs="Times New Roman"/>
                 <w:kern w:val="0"/>
                 <w:lang w:val="en-IN" w:eastAsia="ko-KR"/>
                 <w14:ligatures w14:val="none"/>
               </w:rPr>
-              <w:t xml:space="preserve">&gt; cat("Pearson Correlation Coefficient (r):", </w:t>
-            </w:r>
-            <w:proofErr w:type="spellStart"/>
+            </w:pPr>
             <w:r>
               <w:rPr>
                 <w:rFonts w:ascii="Times New Roman" w:eastAsia="Times New Roman" w:hAnsi="Times New Roman" w:cs="Times New Roman"/>
@@ -4620,59 +4616,59 @@
                 <w:lang w:val="en-IN" w:eastAsia="ko-KR"/>
                 <w14:ligatures w14:val="none"/>
               </w:rPr>
-              <w:t>correlation_coefficient</w:t>
-            </w:r>
-            <w:proofErr w:type="spellEnd"/>
-            <w:r>
+              <w:t xml:space="preserve">&gt; </w:t>
+            </w:r>
+          </w:p>
+          <w:p>
+            <w:pPr>
+              <w:jc w:val="both"/>
               <w:rPr>
                 <w:rFonts w:ascii="Times New Roman" w:eastAsia="Times New Roman" w:hAnsi="Times New Roman" w:cs="Times New Roman"/>
                 <w:kern w:val="0"/>
                 <w:lang w:val="en-IN" w:eastAsia="ko-KR"/>
                 <w14:ligatures w14:val="none"/>
               </w:rPr>
-              <w:t>, "\n")</w:t>
-            </w:r>
-          </w:p>
-          <w:p>
-            <w:pPr>
-              <w:jc w:val="both"/>
+            </w:pPr>
+            <w:r>
               <w:rPr>
                 <w:rFonts w:ascii="Times New Roman" w:eastAsia="Times New Roman" w:hAnsi="Times New Roman" w:cs="Times New Roman"/>
                 <w:kern w:val="0"/>
                 <w:lang w:val="en-IN" w:eastAsia="ko-KR"/>
                 <w14:ligatures w14:val="none"/>
               </w:rPr>
-            </w:pPr>
-            <w:r>
+              <w:t>&gt; # Interpretation</w:t>
+            </w:r>
+          </w:p>
+          <w:p>
+            <w:pPr>
+              <w:jc w:val="both"/>
               <w:rPr>
                 <w:rFonts w:ascii="Times New Roman" w:eastAsia="Times New Roman" w:hAnsi="Times New Roman" w:cs="Times New Roman"/>
                 <w:kern w:val="0"/>
                 <w:lang w:val="en-IN" w:eastAsia="ko-KR"/>
                 <w14:ligatures w14:val="none"/>
               </w:rPr>
-              <w:t xml:space="preserve">Pearson Correlation Coefficient (r): 0.5005095 </w:t>
-            </w:r>
-          </w:p>
-          <w:p>
-            <w:pPr>
-              <w:jc w:val="both"/>
+            </w:pPr>
+            <w:r>
               <w:rPr>
                 <w:rFonts w:ascii="Times New Roman" w:eastAsia="Times New Roman" w:hAnsi="Times New Roman" w:cs="Times New Roman"/>
                 <w:kern w:val="0"/>
                 <w:lang w:val="en-IN" w:eastAsia="ko-KR"/>
                 <w14:ligatures w14:val="none"/>
               </w:rPr>
-            </w:pPr>
-            <w:r>
+              <w:t>&gt; if (p_value &lt; 0.05) {</w:t>
+            </w:r>
+          </w:p>
+          <w:p>
+            <w:pPr>
+              <w:jc w:val="both"/>
               <w:rPr>
                 <w:rFonts w:ascii="Times New Roman" w:eastAsia="Times New Roman" w:hAnsi="Times New Roman" w:cs="Times New Roman"/>
                 <w:kern w:val="0"/>
                 <w:lang w:val="en-IN" w:eastAsia="ko-KR"/>
                 <w14:ligatures w14:val="none"/>
               </w:rPr>
-              <w:t xml:space="preserve">&gt; cat("P-value:", </w:t>
-            </w:r>
-            <w:proofErr w:type="spellStart"/>
+            </w:pPr>
             <w:r>
               <w:rPr>
                 <w:rFonts w:ascii="Times New Roman" w:eastAsia="Times New Roman" w:hAnsi="Times New Roman" w:cs="Times New Roman"/>
@@ -4680,59 +4676,59 @@
                 <w:lang w:val="en-IN" w:eastAsia="ko-KR"/>
                 <w14:ligatures w14:val="none"/>
               </w:rPr>
-              <w:t>p_value</w:t>
-            </w:r>
-            <w:proofErr w:type="spellEnd"/>
-            <w:r>
+              <w:t>+   cat("\nConclusion: The null hypothesis is REJECTED (p &lt; 0.05)\n")</w:t>
+            </w:r>
+          </w:p>
+          <w:p>
+            <w:pPr>
+              <w:jc w:val="both"/>
               <w:rPr>
                 <w:rFonts w:ascii="Times New Roman" w:eastAsia="Times New Roman" w:hAnsi="Times New Roman" w:cs="Times New Roman"/>
                 <w:kern w:val="0"/>
                 <w:lang w:val="en-IN" w:eastAsia="ko-KR"/>
                 <w14:ligatures w14:val="none"/>
               </w:rPr>
-              <w:t>, "\n")</w:t>
-            </w:r>
-          </w:p>
-          <w:p>
-            <w:pPr>
-              <w:jc w:val="both"/>
+            </w:pPr>
+            <w:r>
               <w:rPr>
                 <w:rFonts w:ascii="Times New Roman" w:eastAsia="Times New Roman" w:hAnsi="Times New Roman" w:cs="Times New Roman"/>
                 <w:kern w:val="0"/>
                 <w:lang w:val="en-IN" w:eastAsia="ko-KR"/>
                 <w14:ligatures w14:val="none"/>
               </w:rPr>
-            </w:pPr>
-            <w:r>
+              <w:t>+   cat("There is a statistically significant correlation between alcohol consumption and life expectancy.\n")</w:t>
+            </w:r>
+          </w:p>
+          <w:p>
+            <w:pPr>
+              <w:jc w:val="both"/>
               <w:rPr>
                 <w:rFonts w:ascii="Times New Roman" w:eastAsia="Times New Roman" w:hAnsi="Times New Roman" w:cs="Times New Roman"/>
                 <w:kern w:val="0"/>
                 <w:lang w:val="en-IN" w:eastAsia="ko-KR"/>
                 <w14:ligatures w14:val="none"/>
               </w:rPr>
-              <w:t xml:space="preserve">P-value: 5.673578e-12 </w:t>
-            </w:r>
-          </w:p>
-          <w:p>
-            <w:pPr>
-              <w:jc w:val="both"/>
+            </w:pPr>
+            <w:r>
               <w:rPr>
                 <w:rFonts w:ascii="Times New Roman" w:eastAsia="Times New Roman" w:hAnsi="Times New Roman" w:cs="Times New Roman"/>
                 <w:kern w:val="0"/>
                 <w:lang w:val="en-IN" w:eastAsia="ko-KR"/>
                 <w14:ligatures w14:val="none"/>
               </w:rPr>
-            </w:pPr>
-            <w:r>
+              <w:t>+ } else {</w:t>
+            </w:r>
+          </w:p>
+          <w:p>
+            <w:pPr>
+              <w:jc w:val="both"/>
               <w:rPr>
                 <w:rFonts w:ascii="Times New Roman" w:eastAsia="Times New Roman" w:hAnsi="Times New Roman" w:cs="Times New Roman"/>
                 <w:kern w:val="0"/>
                 <w:lang w:val="en-IN" w:eastAsia="ko-KR"/>
                 <w14:ligatures w14:val="none"/>
               </w:rPr>
-              <w:t xml:space="preserve">&gt; cat("95% Confidence Interval:", </w:t>
-            </w:r>
-            <w:proofErr w:type="spellStart"/>
+            </w:pPr>
             <w:r>
               <w:rPr>
                 <w:rFonts w:ascii="Times New Roman" w:eastAsia="Times New Roman" w:hAnsi="Times New Roman" w:cs="Times New Roman"/>
@@ -4740,338 +4736,7 @@
                 <w:lang w:val="en-IN" w:eastAsia="ko-KR"/>
                 <w14:ligatures w14:val="none"/>
               </w:rPr>
-              <w:t>confidence_interval</w:t>
-            </w:r>
-            <w:proofErr w:type="spellEnd"/>
-            <w:r>
-              <w:rPr>
-                <w:rFonts w:ascii="Times New Roman" w:eastAsia="Times New Roman" w:hAnsi="Times New Roman" w:cs="Times New Roman"/>
-                <w:kern w:val="0"/>
-                <w:lang w:val="en-IN" w:eastAsia="ko-KR"/>
-                <w14:ligatures w14:val="none"/>
-              </w:rPr>
-              <w:t xml:space="preserve">[1], "to", </w:t>
-            </w:r>
-            <w:proofErr w:type="spellStart"/>
-            <w:r>
-              <w:rPr>
-                <w:rFonts w:ascii="Times New Roman" w:eastAsia="Times New Roman" w:hAnsi="Times New Roman" w:cs="Times New Roman"/>
-                <w:kern w:val="0"/>
-                <w:lang w:val="en-IN" w:eastAsia="ko-KR"/>
-                <w14:ligatures w14:val="none"/>
-              </w:rPr>
-              <w:t>confidence_interval</w:t>
-            </w:r>
-            <w:proofErr w:type="spellEnd"/>
-            <w:r>
-              <w:rPr>
-                <w:rFonts w:ascii="Times New Roman" w:eastAsia="Times New Roman" w:hAnsi="Times New Roman" w:cs="Times New Roman"/>
-                <w:kern w:val="0"/>
-                <w:lang w:val="en-IN" w:eastAsia="ko-KR"/>
-                <w14:ligatures w14:val="none"/>
-              </w:rPr>
-              <w:t>[2], "\n")</w:t>
-            </w:r>
-          </w:p>
-          <w:p>
-            <w:pPr>
-              <w:jc w:val="both"/>
-              <w:rPr>
-                <w:rFonts w:ascii="Times New Roman" w:eastAsia="Times New Roman" w:hAnsi="Times New Roman" w:cs="Times New Roman"/>
-                <w:kern w:val="0"/>
-                <w:lang w:val="en-IN" w:eastAsia="ko-KR"/>
-                <w14:ligatures w14:val="none"/>
-              </w:rPr>
-            </w:pPr>
-            <w:r>
-              <w:rPr>
-                <w:rFonts w:ascii="Times New Roman" w:eastAsia="Times New Roman" w:hAnsi="Times New Roman" w:cs="Times New Roman"/>
-                <w:kern w:val="0"/>
-                <w:lang w:val="en-IN" w:eastAsia="ko-KR"/>
-                <w14:ligatures w14:val="none"/>
-              </w:rPr>
-              <w:t xml:space="preserve">95% Confidence Interval: 0.3773262 to 0.6062895 </w:t>
-            </w:r>
-          </w:p>
-          <w:p>
-            <w:pPr>
-              <w:jc w:val="both"/>
-              <w:rPr>
-                <w:rFonts w:ascii="Times New Roman" w:eastAsia="Times New Roman" w:hAnsi="Times New Roman" w:cs="Times New Roman"/>
-                <w:kern w:val="0"/>
-                <w:lang w:val="en-IN" w:eastAsia="ko-KR"/>
-                <w14:ligatures w14:val="none"/>
-              </w:rPr>
-            </w:pPr>
-            <w:r>
-              <w:rPr>
-                <w:rFonts w:ascii="Times New Roman" w:eastAsia="Times New Roman" w:hAnsi="Times New Roman" w:cs="Times New Roman"/>
-                <w:kern w:val="0"/>
-                <w:lang w:val="en-IN" w:eastAsia="ko-KR"/>
-                <w14:ligatures w14:val="none"/>
-              </w:rPr>
-              <w:t xml:space="preserve">&gt; cat("Sample size (n):", </w:t>
-            </w:r>
-            <w:proofErr w:type="spellStart"/>
-            <w:r>
-              <w:rPr>
-                <w:rFonts w:ascii="Times New Roman" w:eastAsia="Times New Roman" w:hAnsi="Times New Roman" w:cs="Times New Roman"/>
-                <w:kern w:val="0"/>
-                <w:lang w:val="en-IN" w:eastAsia="ko-KR"/>
-                <w14:ligatures w14:val="none"/>
-              </w:rPr>
-              <w:t>nrow</w:t>
-            </w:r>
-            <w:proofErr w:type="spellEnd"/>
-            <w:r>
-              <w:rPr>
-                <w:rFonts w:ascii="Times New Roman" w:eastAsia="Times New Roman" w:hAnsi="Times New Roman" w:cs="Times New Roman"/>
-                <w:kern w:val="0"/>
-                <w:lang w:val="en-IN" w:eastAsia="ko-KR"/>
-                <w14:ligatures w14:val="none"/>
-              </w:rPr>
-              <w:t>(</w:t>
-            </w:r>
-            <w:proofErr w:type="spellStart"/>
-            <w:r>
-              <w:rPr>
-                <w:rFonts w:ascii="Times New Roman" w:eastAsia="Times New Roman" w:hAnsi="Times New Roman" w:cs="Times New Roman"/>
-                <w:kern w:val="0"/>
-                <w:lang w:val="en-IN" w:eastAsia="ko-KR"/>
-                <w14:ligatures w14:val="none"/>
-              </w:rPr>
-              <w:t>data_clean</w:t>
-            </w:r>
-            <w:proofErr w:type="spellEnd"/>
-            <w:r>
-              <w:rPr>
-                <w:rFonts w:ascii="Times New Roman" w:eastAsia="Times New Roman" w:hAnsi="Times New Roman" w:cs="Times New Roman"/>
-                <w:kern w:val="0"/>
-                <w:lang w:val="en-IN" w:eastAsia="ko-KR"/>
-                <w14:ligatures w14:val="none"/>
-              </w:rPr>
-              <w:t>), "\n")</w:t>
-            </w:r>
-          </w:p>
-          <w:p>
-            <w:pPr>
-              <w:jc w:val="both"/>
-              <w:rPr>
-                <w:rFonts w:ascii="Times New Roman" w:eastAsia="Times New Roman" w:hAnsi="Times New Roman" w:cs="Times New Roman"/>
-                <w:kern w:val="0"/>
-                <w:lang w:val="en-IN" w:eastAsia="ko-KR"/>
-                <w14:ligatures w14:val="none"/>
-              </w:rPr>
-            </w:pPr>
-            <w:r>
-              <w:rPr>
-                <w:rFonts w:ascii="Times New Roman" w:eastAsia="Times New Roman" w:hAnsi="Times New Roman" w:cs="Times New Roman"/>
-                <w:kern w:val="0"/>
-                <w:lang w:val="en-IN" w:eastAsia="ko-KR"/>
-                <w14:ligatures w14:val="none"/>
-              </w:rPr>
-              <w:t xml:space="preserve">Sample size (n): 167 </w:t>
-            </w:r>
-          </w:p>
-          <w:p>
-            <w:pPr>
-              <w:jc w:val="both"/>
-              <w:rPr>
-                <w:rFonts w:ascii="Times New Roman" w:eastAsia="Times New Roman" w:hAnsi="Times New Roman" w:cs="Times New Roman"/>
-                <w:kern w:val="0"/>
-                <w:lang w:val="en-IN" w:eastAsia="ko-KR"/>
-                <w14:ligatures w14:val="none"/>
-              </w:rPr>
-            </w:pPr>
-            <w:r>
-              <w:rPr>
-                <w:rFonts w:ascii="Times New Roman" w:eastAsia="Times New Roman" w:hAnsi="Times New Roman" w:cs="Times New Roman"/>
-                <w:kern w:val="0"/>
-                <w:lang w:val="en-IN" w:eastAsia="ko-KR"/>
-                <w14:ligatures w14:val="none"/>
-              </w:rPr>
-              <w:lastRenderedPageBreak/>
-              <w:t xml:space="preserve">&gt; </w:t>
-            </w:r>
-          </w:p>
-          <w:p>
-            <w:pPr>
-              <w:jc w:val="both"/>
-              <w:rPr>
-                <w:rFonts w:ascii="Times New Roman" w:eastAsia="Times New Roman" w:hAnsi="Times New Roman" w:cs="Times New Roman"/>
-                <w:kern w:val="0"/>
-                <w:lang w:val="en-IN" w:eastAsia="ko-KR"/>
-                <w14:ligatures w14:val="none"/>
-              </w:rPr>
-            </w:pPr>
-            <w:r>
-              <w:rPr>
-                <w:rFonts w:ascii="Times New Roman" w:eastAsia="Times New Roman" w:hAnsi="Times New Roman" w:cs="Times New Roman"/>
-                <w:kern w:val="0"/>
-                <w:lang w:val="en-IN" w:eastAsia="ko-KR"/>
-                <w14:ligatures w14:val="none"/>
-              </w:rPr>
-              <w:t>&gt; # Interpretation</w:t>
-            </w:r>
-          </w:p>
-          <w:p>
-            <w:pPr>
-              <w:jc w:val="both"/>
-              <w:rPr>
-                <w:rFonts w:ascii="Times New Roman" w:eastAsia="Times New Roman" w:hAnsi="Times New Roman" w:cs="Times New Roman"/>
-                <w:kern w:val="0"/>
-                <w:lang w:val="en-IN" w:eastAsia="ko-KR"/>
-                <w14:ligatures w14:val="none"/>
-              </w:rPr>
-            </w:pPr>
-            <w:r>
-              <w:rPr>
-                <w:rFonts w:ascii="Times New Roman" w:eastAsia="Times New Roman" w:hAnsi="Times New Roman" w:cs="Times New Roman"/>
-                <w:kern w:val="0"/>
-                <w:lang w:val="en-IN" w:eastAsia="ko-KR"/>
-                <w14:ligatures w14:val="none"/>
-              </w:rPr>
-              <w:t>&gt; if (</w:t>
-            </w:r>
-            <w:proofErr w:type="spellStart"/>
-            <w:r>
-              <w:rPr>
-                <w:rFonts w:ascii="Times New Roman" w:eastAsia="Times New Roman" w:hAnsi="Times New Roman" w:cs="Times New Roman"/>
-                <w:kern w:val="0"/>
-                <w:lang w:val="en-IN" w:eastAsia="ko-KR"/>
-                <w14:ligatures w14:val="none"/>
-              </w:rPr>
-              <w:t>p_value</w:t>
-            </w:r>
-            <w:proofErr w:type="spellEnd"/>
-            <w:r>
-              <w:rPr>
-                <w:rFonts w:ascii="Times New Roman" w:eastAsia="Times New Roman" w:hAnsi="Times New Roman" w:cs="Times New Roman"/>
-                <w:kern w:val="0"/>
-                <w:lang w:val="en-IN" w:eastAsia="ko-KR"/>
-                <w14:ligatures w14:val="none"/>
-              </w:rPr>
-              <w:t xml:space="preserve"> &lt; 0.05) {</w:t>
-            </w:r>
-          </w:p>
-          <w:p>
-            <w:pPr>
-              <w:jc w:val="both"/>
-              <w:rPr>
-                <w:rFonts w:ascii="Times New Roman" w:eastAsia="Times New Roman" w:hAnsi="Times New Roman" w:cs="Times New Roman"/>
-                <w:kern w:val="0"/>
-                <w:lang w:val="en-IN" w:eastAsia="ko-KR"/>
-                <w14:ligatures w14:val="none"/>
-              </w:rPr>
-            </w:pPr>
-            <w:r>
-              <w:rPr>
-                <w:rFonts w:ascii="Times New Roman" w:eastAsia="Times New Roman" w:hAnsi="Times New Roman" w:cs="Times New Roman"/>
-                <w:kern w:val="0"/>
-                <w:lang w:val="en-IN" w:eastAsia="ko-KR"/>
-                <w14:ligatures w14:val="none"/>
-              </w:rPr>
-              <w:t>+   cat("\</w:t>
-            </w:r>
-            <w:proofErr w:type="spellStart"/>
-            <w:r>
-              <w:rPr>
-                <w:rFonts w:ascii="Times New Roman" w:eastAsia="Times New Roman" w:hAnsi="Times New Roman" w:cs="Times New Roman"/>
-                <w:kern w:val="0"/>
-                <w:lang w:val="en-IN" w:eastAsia="ko-KR"/>
-                <w14:ligatures w14:val="none"/>
-              </w:rPr>
-              <w:t>nConclusion</w:t>
-            </w:r>
-            <w:proofErr w:type="spellEnd"/>
-            <w:r>
-              <w:rPr>
-                <w:rFonts w:ascii="Times New Roman" w:eastAsia="Times New Roman" w:hAnsi="Times New Roman" w:cs="Times New Roman"/>
-                <w:kern w:val="0"/>
-                <w:lang w:val="en-IN" w:eastAsia="ko-KR"/>
-                <w14:ligatures w14:val="none"/>
-              </w:rPr>
-              <w:t>: The null hypothesis is REJECTED (p &lt; 0.05)\n")</w:t>
-            </w:r>
-          </w:p>
-          <w:p>
-            <w:pPr>
-              <w:jc w:val="both"/>
-              <w:rPr>
-                <w:rFonts w:ascii="Times New Roman" w:eastAsia="Times New Roman" w:hAnsi="Times New Roman" w:cs="Times New Roman"/>
-                <w:kern w:val="0"/>
-                <w:lang w:val="en-IN" w:eastAsia="ko-KR"/>
-                <w14:ligatures w14:val="none"/>
-              </w:rPr>
-            </w:pPr>
-            <w:r>
-              <w:rPr>
-                <w:rFonts w:ascii="Times New Roman" w:eastAsia="Times New Roman" w:hAnsi="Times New Roman" w:cs="Times New Roman"/>
-                <w:kern w:val="0"/>
-                <w:lang w:val="en-IN" w:eastAsia="ko-KR"/>
-                <w14:ligatures w14:val="none"/>
-              </w:rPr>
-              <w:t>+   cat("There is a statistically significant correlation between alcohol consumption and life expectancy.\n")</w:t>
-            </w:r>
-          </w:p>
-          <w:p>
-            <w:pPr>
-              <w:jc w:val="both"/>
-              <w:rPr>
-                <w:rFonts w:ascii="Times New Roman" w:eastAsia="Times New Roman" w:hAnsi="Times New Roman" w:cs="Times New Roman"/>
-                <w:kern w:val="0"/>
-                <w:lang w:val="en-IN" w:eastAsia="ko-KR"/>
-                <w14:ligatures w14:val="none"/>
-              </w:rPr>
-            </w:pPr>
-            <w:r>
-              <w:rPr>
-                <w:rFonts w:ascii="Times New Roman" w:eastAsia="Times New Roman" w:hAnsi="Times New Roman" w:cs="Times New Roman"/>
-                <w:kern w:val="0"/>
-                <w:lang w:val="en-IN" w:eastAsia="ko-KR"/>
-                <w14:ligatures w14:val="none"/>
-              </w:rPr>
-              <w:t>+ } else {</w:t>
-            </w:r>
-          </w:p>
-          <w:p>
-            <w:pPr>
-              <w:jc w:val="both"/>
-              <w:rPr>
-                <w:rFonts w:ascii="Times New Roman" w:eastAsia="Times New Roman" w:hAnsi="Times New Roman" w:cs="Times New Roman"/>
-                <w:kern w:val="0"/>
-                <w:lang w:val="en-IN" w:eastAsia="ko-KR"/>
-                <w14:ligatures w14:val="none"/>
-              </w:rPr>
-            </w:pPr>
-            <w:r>
-              <w:rPr>
-                <w:rFonts w:ascii="Times New Roman" w:eastAsia="Times New Roman" w:hAnsi="Times New Roman" w:cs="Times New Roman"/>
-                <w:kern w:val="0"/>
-                <w:lang w:val="en-IN" w:eastAsia="ko-KR"/>
-                <w14:ligatures w14:val="none"/>
-              </w:rPr>
-              <w:t>+   cat("\</w:t>
-            </w:r>
-            <w:proofErr w:type="spellStart"/>
-            <w:r>
-              <w:rPr>
-                <w:rFonts w:ascii="Times New Roman" w:eastAsia="Times New Roman" w:hAnsi="Times New Roman" w:cs="Times New Roman"/>
-                <w:kern w:val="0"/>
-                <w:lang w:val="en-IN" w:eastAsia="ko-KR"/>
-                <w14:ligatures w14:val="none"/>
-              </w:rPr>
-              <w:t>nConclusion</w:t>
-            </w:r>
-            <w:proofErr w:type="spellEnd"/>
-            <w:r>
-              <w:rPr>
-                <w:rFonts w:ascii="Times New Roman" w:eastAsia="Times New Roman" w:hAnsi="Times New Roman" w:cs="Times New Roman"/>
-                <w:kern w:val="0"/>
-                <w:lang w:val="en-IN" w:eastAsia="ko-KR"/>
-                <w14:ligatures w14:val="none"/>
-              </w:rPr>
-              <w:t>: The null hypothesis is NOT REJECTED (p &gt;= 0.05)\n")</w:t>
+              <w:t>+   cat("\nConclusion: The null hypothesis is NOT REJECTED (p &gt;= 0.05)\n")</w:t>
             </w:r>
           </w:p>
           <w:p>
@@ -5593,25 +5258,7 @@
           <w:color w:val="222222"/>
           <w:shd w:val="clear" w:color="auto" w:fill="FFFFFF"/>
         </w:rPr>
-        <w:t xml:space="preserve">With regular communication and precise task division, our group worked well together. Most team members contributed to the study question, and the selection and comprehension of the dataset went easily. Collaborative coding and version control were supported by GitHub. Members of the team delivered helpful criticism and fulfilled deadlines. By combining statistical analysis with R programming, we improved our technical proficiency and bolstered our team's capacity to </w:t>
-      </w:r>
-      <w:proofErr w:type="spellStart"/>
-      <w:r>
-        <w:rPr>
-          <w:rFonts w:ascii="Times New Roman" w:hAnsi="Times New Roman" w:cs="Times New Roman"/>
-          <w:color w:val="222222"/>
-          <w:shd w:val="clear" w:color="auto" w:fill="FFFFFF"/>
-        </w:rPr>
-        <w:t>analyze</w:t>
-      </w:r>
-      <w:proofErr w:type="spellEnd"/>
-      <w:r>
-        <w:rPr>
-          <w:rFonts w:ascii="Times New Roman" w:hAnsi="Times New Roman" w:cs="Times New Roman"/>
-          <w:color w:val="222222"/>
-          <w:shd w:val="clear" w:color="auto" w:fill="FFFFFF"/>
-        </w:rPr>
-        <w:t xml:space="preserve"> quantitative health data</w:t>
+        <w:t>With regular communication and precise task division, our group worked well together. Most team members contributed to the study question, and the selection and comprehension of the dataset went easily. Collaborative coding and version control were supported by GitHub. Members of the team delivered helpful criticism and fulfilled deadlines. By combining statistical analysis with R programming, we improved our technical proficiency and bolstered our team's capacity to analyze quantitative health data</w:t>
       </w:r>
     </w:p>
     <w:p>
@@ -5962,24 +5609,6 @@
     </w:p>
     <w:p>
       <w:pPr>
-        <w:ind w:left="-284"/>
-        <w:jc w:val="both"/>
-        <w:rPr>
-          <w:rFonts w:ascii="Times New Roman" w:eastAsia="Times New Roman" w:hAnsi="Times New Roman" w:cs="Times New Roman"/>
-        </w:rPr>
-      </w:pPr>
-    </w:p>
-    <w:p>
-      <w:pPr>
-        <w:jc w:val="both"/>
-        <w:rPr>
-          <w:rFonts w:ascii="Times New Roman" w:eastAsia="Times New Roman" w:hAnsi="Times New Roman" w:cs="Times New Roman"/>
-        </w:rPr>
-      </w:pPr>
-    </w:p>
-    <w:p>
-      <w:pPr>
-        <w:ind w:left="-284"/>
         <w:jc w:val="both"/>
         <w:rPr>
           <w:rFonts w:ascii="Times New Roman" w:eastAsia="Times New Roman" w:hAnsi="Times New Roman" w:cs="Times New Roman"/>
@@ -6559,23 +6188,91 @@
           <w:rFonts w:ascii="Times New Roman" w:eastAsia="Times New Roman" w:hAnsi="Times New Roman" w:cs="Times New Roman"/>
           <w:lang w:val="en-IN"/>
         </w:rPr>
-        <w:t>The Pearson correlation test revealed a moderate positive relationship between alcohol consumption and male life expectancy in 2013 (r = 0.50, n = 167).</w:t>
-      </w:r>
-      <w:r>
-        <w:rPr>
-          <w:rFonts w:ascii="Times New Roman" w:eastAsia="Times New Roman" w:hAnsi="Times New Roman" w:cs="Times New Roman"/>
-          <w:kern w:val="0"/>
-          <w:lang w:val="en-IN" w:eastAsia="ko-KR"/>
-          <w14:ligatures w14:val="none"/>
-        </w:rPr>
-        <w:t xml:space="preserve"> </w:t>
+        <w:t xml:space="preserve">The Pearson correlation test </w:t>
       </w:r>
       <w:r>
         <w:rPr>
           <w:rFonts w:ascii="Times New Roman" w:eastAsia="Times New Roman" w:hAnsi="Times New Roman" w:cs="Times New Roman"/>
           <w:lang w:val="en-IN"/>
         </w:rPr>
-        <w:t>With a 95% confidence interval of 0.38–0.61, the p-value (5.67 x 10⁻¹²) indicates that the outcome is highly statistically significant. This suggests that, while the connection does not imply causation, higher alcohol intake is linked to longer life expectancy for men.</w:t>
+        <w:t>showed</w:t>
+      </w:r>
+      <w:r>
+        <w:rPr>
+          <w:rFonts w:ascii="Times New Roman" w:eastAsia="Times New Roman" w:hAnsi="Times New Roman" w:cs="Times New Roman"/>
+          <w:lang w:val="en-IN"/>
+        </w:rPr>
+        <w:t xml:space="preserve"> a moderate</w:t>
+      </w:r>
+      <w:r>
+        <w:rPr>
+          <w:rFonts w:ascii="Times New Roman" w:eastAsia="Times New Roman" w:hAnsi="Times New Roman" w:cs="Times New Roman"/>
+          <w:lang w:val="en-IN"/>
+        </w:rPr>
+        <w:t>ly</w:t>
+      </w:r>
+      <w:r>
+        <w:rPr>
+          <w:rFonts w:ascii="Times New Roman" w:eastAsia="Times New Roman" w:hAnsi="Times New Roman" w:cs="Times New Roman"/>
+          <w:lang w:val="en-IN"/>
+        </w:rPr>
+        <w:t xml:space="preserve"> positive relationship between alcohol consumption and male life expectancy in 2013 (r = 0.50, n = 167)</w:t>
+      </w:r>
+      <w:r>
+        <w:rPr>
+          <w:rFonts w:ascii="Times New Roman" w:eastAsia="Times New Roman" w:hAnsi="Times New Roman" w:cs="Times New Roman"/>
+          <w:lang w:val="en-IN"/>
+        </w:rPr>
+        <w:t xml:space="preserve"> w</w:t>
+      </w:r>
+      <w:r>
+        <w:rPr>
+          <w:rFonts w:ascii="Times New Roman" w:eastAsia="Times New Roman" w:hAnsi="Times New Roman" w:cs="Times New Roman"/>
+          <w:lang w:val="en-IN"/>
+        </w:rPr>
+        <w:t>ith a 95% confidence interval of 0.38–0.61</w:t>
+      </w:r>
+      <w:r>
+        <w:rPr>
+          <w:rFonts w:ascii="Times New Roman" w:eastAsia="Times New Roman" w:hAnsi="Times New Roman" w:cs="Times New Roman"/>
+          <w:lang w:val="en-IN"/>
+        </w:rPr>
+        <w:t xml:space="preserve">.Since the </w:t>
+      </w:r>
+      <w:r>
+        <w:rPr>
+          <w:rFonts w:ascii="Times New Roman" w:eastAsia="Times New Roman" w:hAnsi="Times New Roman" w:cs="Times New Roman"/>
+          <w:lang w:val="en-IN"/>
+        </w:rPr>
+        <w:t xml:space="preserve">p-value (5.67 x 10⁻¹²) </w:t>
+      </w:r>
+      <w:r>
+        <w:rPr>
+          <w:rFonts w:ascii="Times New Roman" w:eastAsia="Times New Roman" w:hAnsi="Times New Roman" w:cs="Times New Roman"/>
+          <w:lang w:val="en-IN"/>
+        </w:rPr>
+        <w:t xml:space="preserve">it can be said that this dataset has a high </w:t>
+      </w:r>
+      <w:r>
+        <w:rPr>
+          <w:rFonts w:ascii="Times New Roman" w:eastAsia="Times New Roman" w:hAnsi="Times New Roman" w:cs="Times New Roman"/>
+          <w:lang w:val="en-IN"/>
+        </w:rPr>
+        <w:t xml:space="preserve"> significan</w:t>
+      </w:r>
+      <w:r>
+        <w:rPr>
+          <w:rFonts w:ascii="Times New Roman" w:eastAsia="Times New Roman" w:hAnsi="Times New Roman" w:cs="Times New Roman"/>
+          <w:lang w:val="en-IN"/>
+        </w:rPr>
+        <w:t>ce in a statistical significant test, though it lacks a direct causation relation between life expectancy and alcohol intake</w:t>
+      </w:r>
+      <w:r>
+        <w:rPr>
+          <w:rFonts w:ascii="Times New Roman" w:eastAsia="Times New Roman" w:hAnsi="Times New Roman" w:cs="Times New Roman"/>
+          <w:lang w:val="en-IN"/>
+        </w:rPr>
+        <w:t xml:space="preserve"> for men.</w:t>
       </w:r>
     </w:p>
     <w:p>
@@ -6644,7 +6341,49 @@
           <w:rFonts w:ascii="Times New Roman" w:eastAsia="Times New Roman" w:hAnsi="Times New Roman" w:cs="Times New Roman"/>
           <w:lang w:val="en-IN"/>
         </w:rPr>
-        <w:t>The moderately positive connection implies that nations with higher alcohol consumption frequently report longer male life expectancy, even though the data does not prove causation. More general contextual elements like lifestyle choices, healthcare access, and economic development probably have an impact on this association. The strong correlation emphasises broad population-level patterns rather than direct effects, highlighting the necessity of taking into account a variety of factors when evaluating variations in life expectancy around the world.</w:t>
+        <w:t xml:space="preserve">The moderately positive connection </w:t>
+      </w:r>
+      <w:r>
+        <w:rPr>
+          <w:rFonts w:ascii="Times New Roman" w:eastAsia="Times New Roman" w:hAnsi="Times New Roman" w:cs="Times New Roman"/>
+          <w:lang w:val="en-IN"/>
+        </w:rPr>
+        <w:t>suggests</w:t>
+      </w:r>
+      <w:r>
+        <w:rPr>
+          <w:rFonts w:ascii="Times New Roman" w:eastAsia="Times New Roman" w:hAnsi="Times New Roman" w:cs="Times New Roman"/>
+          <w:lang w:val="en-IN"/>
+        </w:rPr>
+        <w:t xml:space="preserve"> that</w:t>
+      </w:r>
+      <w:r>
+        <w:rPr>
+          <w:rFonts w:ascii="Times New Roman" w:eastAsia="Times New Roman" w:hAnsi="Times New Roman" w:cs="Times New Roman"/>
+          <w:lang w:val="en-IN"/>
+        </w:rPr>
+        <w:t xml:space="preserve"> those countries that consume a lot of</w:t>
+      </w:r>
+      <w:r>
+        <w:rPr>
+          <w:rFonts w:ascii="Times New Roman" w:eastAsia="Times New Roman" w:hAnsi="Times New Roman" w:cs="Times New Roman"/>
+          <w:lang w:val="en-IN"/>
+        </w:rPr>
+        <w:t xml:space="preserve"> alcohol</w:t>
+      </w:r>
+      <w:r>
+        <w:rPr>
+          <w:rFonts w:ascii="Times New Roman" w:eastAsia="Times New Roman" w:hAnsi="Times New Roman" w:cs="Times New Roman"/>
+          <w:lang w:val="en-IN"/>
+        </w:rPr>
+        <w:t xml:space="preserve"> tend to also have a high </w:t>
+      </w:r>
+      <w:r>
+        <w:rPr>
+          <w:rFonts w:ascii="Times New Roman" w:eastAsia="Times New Roman" w:hAnsi="Times New Roman" w:cs="Times New Roman"/>
+          <w:lang w:val="en-IN"/>
+        </w:rPr>
+        <w:t>male life expectancy, though the data does not prove causation. More general contextual elements like lifestyle choices, healthcare access, and economic development probably have an impact on this association. The strong correlation emphasises broad population-level patterns rather than direct effects, highlighting the necessity of taking into account a variety of factors when evaluating variations in life expectancy around the world.</w:t>
       </w:r>
     </w:p>
     <w:p>
@@ -6988,21 +6727,7 @@
         <w:rPr>
           <w:rFonts w:ascii="Times New Roman" w:hAnsi="Times New Roman" w:cs="Times New Roman"/>
         </w:rPr>
-        <w:t xml:space="preserve">, 392(10152), pp. 1015-1035. </w:t>
-      </w:r>
-      <w:proofErr w:type="spellStart"/>
-      <w:r>
-        <w:rPr>
-          <w:rFonts w:ascii="Times New Roman" w:hAnsi="Times New Roman" w:cs="Times New Roman"/>
-        </w:rPr>
-        <w:t>doi</w:t>
-      </w:r>
-      <w:proofErr w:type="spellEnd"/>
-      <w:r>
-        <w:rPr>
-          <w:rFonts w:ascii="Times New Roman" w:hAnsi="Times New Roman" w:cs="Times New Roman"/>
-        </w:rPr>
-        <w:t>: 10.1016/S0140-6736(18)31310-2.</w:t>
+        <w:t>, 392(10152), pp. 1015-1035. doi: 10.1016/S0140-6736(18)31310-2.</w:t>
       </w:r>
     </w:p>
     <w:p>
@@ -7035,21 +6760,7 @@
         <w:rPr>
           <w:rFonts w:ascii="Times New Roman" w:hAnsi="Times New Roman" w:cs="Times New Roman"/>
         </w:rPr>
-        <w:t xml:space="preserve">, 9(11), e825-e843. </w:t>
-      </w:r>
-      <w:proofErr w:type="spellStart"/>
-      <w:r>
-        <w:rPr>
-          <w:rFonts w:ascii="Times New Roman" w:hAnsi="Times New Roman" w:cs="Times New Roman"/>
-        </w:rPr>
-        <w:t>doi</w:t>
-      </w:r>
-      <w:proofErr w:type="spellEnd"/>
-      <w:r>
-        <w:rPr>
-          <w:rFonts w:ascii="Times New Roman" w:hAnsi="Times New Roman" w:cs="Times New Roman"/>
-        </w:rPr>
-        <w:t>: 10.1016/S2468-2667(24)00199-9.</w:t>
+        <w:t>, 9(11), e825-e843. doi: 10.1016/S2468-2667(24)00199-9.</w:t>
       </w:r>
     </w:p>
     <w:p>
@@ -7082,21 +6793,7 @@
         <w:rPr>
           <w:rFonts w:ascii="Times New Roman" w:hAnsi="Times New Roman" w:cs="Times New Roman"/>
         </w:rPr>
-        <w:t xml:space="preserve">, 373(9682), pp. 2223-2233. </w:t>
-      </w:r>
-      <w:proofErr w:type="spellStart"/>
-      <w:r>
-        <w:rPr>
-          <w:rFonts w:ascii="Times New Roman" w:hAnsi="Times New Roman" w:cs="Times New Roman"/>
-        </w:rPr>
-        <w:t>doi</w:t>
-      </w:r>
-      <w:proofErr w:type="spellEnd"/>
-      <w:r>
-        <w:rPr>
-          <w:rFonts w:ascii="Times New Roman" w:hAnsi="Times New Roman" w:cs="Times New Roman"/>
-        </w:rPr>
-        <w:t>: 10.1016/S0140-6736(09)60746-7.</w:t>
+        <w:t>, 373(9682), pp. 2223-2233. doi: 10.1016/S0140-6736(09)60746-7.</w:t>
       </w:r>
     </w:p>
     <w:p>
@@ -7123,25 +6820,7 @@
           <w:i/>
           <w:iCs/>
         </w:rPr>
-        <w:t xml:space="preserve">Global Health Estimates 2021: Deaths by Cause, Age, Sex, by Country and by </w:t>
-      </w:r>
-      <w:proofErr w:type="gramStart"/>
-      <w:r>
-        <w:rPr>
-          <w:rFonts w:ascii="Times New Roman" w:hAnsi="Times New Roman" w:cs="Times New Roman"/>
-          <w:i/>
-          <w:iCs/>
-        </w:rPr>
-        <w:t>Region</w:t>
-      </w:r>
-      <w:proofErr w:type="gramEnd"/>
-      <w:r>
-        <w:rPr>
-          <w:rFonts w:ascii="Times New Roman" w:hAnsi="Times New Roman" w:cs="Times New Roman"/>
-          <w:i/>
-          <w:iCs/>
-        </w:rPr>
-        <w:t>, 2000-2021</w:t>
+        <w:t>Global Health Estimates 2021: Deaths by Cause, Age, Sex, by Country and by Region, 2000-2021</w:t>
       </w:r>
       <w:r>
         <w:rPr>
@@ -7388,173 +7067,145 @@
               <w:rPr>
                 <w:rFonts w:ascii="Times New Roman" w:eastAsia="Times New Roman" w:hAnsi="Times New Roman" w:cs="Times New Roman"/>
               </w:rPr>
-              <w:t>library(</w:t>
-            </w:r>
+              <w:t>library(dplyr)</w:t>
+            </w:r>
+          </w:p>
+          <w:p>
+            <w:pPr>
+              <w:ind w:left="33"/>
+              <w:rPr>
+                <w:rFonts w:ascii="Times New Roman" w:eastAsia="Times New Roman" w:hAnsi="Times New Roman" w:cs="Times New Roman"/>
+              </w:rPr>
+            </w:pPr>
+          </w:p>
+          <w:p>
+            <w:pPr>
+              <w:ind w:left="33"/>
+              <w:rPr>
+                <w:rFonts w:ascii="Times New Roman" w:eastAsia="Times New Roman" w:hAnsi="Times New Roman" w:cs="Times New Roman"/>
+              </w:rPr>
+            </w:pPr>
+            <w:r>
+              <w:rPr>
+                <w:rFonts w:ascii="Times New Roman" w:eastAsia="Times New Roman" w:hAnsi="Times New Roman" w:cs="Times New Roman"/>
+              </w:rPr>
+              <w:t># ============================================================================</w:t>
+            </w:r>
+          </w:p>
+          <w:p>
+            <w:pPr>
+              <w:ind w:left="33"/>
+              <w:rPr>
+                <w:rFonts w:ascii="Times New Roman" w:eastAsia="Times New Roman" w:hAnsi="Times New Roman" w:cs="Times New Roman"/>
+              </w:rPr>
+            </w:pPr>
+            <w:r>
+              <w:rPr>
+                <w:rFonts w:ascii="Times New Roman" w:eastAsia="Times New Roman" w:hAnsi="Times New Roman" w:cs="Times New Roman"/>
+              </w:rPr>
+              <w:t># 1. DATA LOADING AND PREPARATION</w:t>
+            </w:r>
+          </w:p>
+          <w:p>
+            <w:pPr>
+              <w:ind w:left="33"/>
+              <w:rPr>
+                <w:rFonts w:ascii="Times New Roman" w:eastAsia="Times New Roman" w:hAnsi="Times New Roman" w:cs="Times New Roman"/>
+              </w:rPr>
+            </w:pPr>
+            <w:r>
+              <w:rPr>
+                <w:rFonts w:ascii="Times New Roman" w:eastAsia="Times New Roman" w:hAnsi="Times New Roman" w:cs="Times New Roman"/>
+              </w:rPr>
+              <w:t># ============================================================================</w:t>
+            </w:r>
+          </w:p>
+          <w:p>
+            <w:pPr>
+              <w:ind w:left="33"/>
+              <w:rPr>
+                <w:rFonts w:ascii="Times New Roman" w:eastAsia="Times New Roman" w:hAnsi="Times New Roman" w:cs="Times New Roman"/>
+              </w:rPr>
+            </w:pPr>
+          </w:p>
+          <w:p>
+            <w:pPr>
+              <w:ind w:left="33"/>
+              <w:rPr>
+                <w:rFonts w:ascii="Times New Roman" w:eastAsia="Times New Roman" w:hAnsi="Times New Roman" w:cs="Times New Roman"/>
+              </w:rPr>
+            </w:pPr>
+            <w:proofErr w:type="gramStart"/>
+            <w:r>
+              <w:rPr>
+                <w:rFonts w:ascii="Times New Roman" w:eastAsia="Times New Roman" w:hAnsi="Times New Roman" w:cs="Times New Roman"/>
+              </w:rPr>
+              <w:t>cat(</w:t>
+            </w:r>
+            <w:proofErr w:type="gramEnd"/>
+            <w:r>
+              <w:rPr>
+                <w:rFonts w:ascii="Times New Roman" w:eastAsia="Times New Roman" w:hAnsi="Times New Roman" w:cs="Times New Roman"/>
+              </w:rPr>
+              <w:t>"=== LOADING DATASETS ===\n\n")</w:t>
+            </w:r>
+          </w:p>
+          <w:p>
+            <w:pPr>
+              <w:ind w:left="33"/>
+              <w:rPr>
+                <w:rFonts w:ascii="Times New Roman" w:eastAsia="Times New Roman" w:hAnsi="Times New Roman" w:cs="Times New Roman"/>
+              </w:rPr>
+            </w:pPr>
+          </w:p>
+          <w:p>
+            <w:pPr>
+              <w:ind w:left="33"/>
+              <w:rPr>
+                <w:rFonts w:ascii="Times New Roman" w:eastAsia="Times New Roman" w:hAnsi="Times New Roman" w:cs="Times New Roman"/>
+              </w:rPr>
+            </w:pPr>
+            <w:r>
+              <w:rPr>
+                <w:rFonts w:ascii="Times New Roman" w:eastAsia="Times New Roman" w:hAnsi="Times New Roman" w:cs="Times New Roman"/>
+              </w:rPr>
+              <w:t># Read the TWO dataset files</w:t>
+            </w:r>
+          </w:p>
+          <w:p>
+            <w:pPr>
+              <w:ind w:left="33"/>
+              <w:rPr>
+                <w:rFonts w:ascii="Times New Roman" w:eastAsia="Times New Roman" w:hAnsi="Times New Roman" w:cs="Times New Roman"/>
+              </w:rPr>
+            </w:pPr>
+            <w:r>
+              <w:rPr>
+                <w:rFonts w:ascii="Times New Roman" w:eastAsia="Times New Roman" w:hAnsi="Times New Roman" w:cs="Times New Roman"/>
+              </w:rPr>
+              <w:t>drinks &lt;- read.csv("C:\\Users\\hynda\\Downloads\\drinks.csv")</w:t>
+            </w:r>
+          </w:p>
+          <w:p>
+            <w:pPr>
+              <w:ind w:left="33"/>
+              <w:rPr>
+                <w:rFonts w:ascii="Times New Roman" w:eastAsia="Times New Roman" w:hAnsi="Times New Roman" w:cs="Times New Roman"/>
+              </w:rPr>
+            </w:pPr>
             <w:proofErr w:type="spellStart"/>
             <w:r>
               <w:rPr>
                 <w:rFonts w:ascii="Times New Roman" w:eastAsia="Times New Roman" w:hAnsi="Times New Roman" w:cs="Times New Roman"/>
               </w:rPr>
-              <w:t>dplyr</w:t>
+              <w:t>life_exp</w:t>
             </w:r>
             <w:proofErr w:type="spellEnd"/>
             <w:r>
               <w:rPr>
                 <w:rFonts w:ascii="Times New Roman" w:eastAsia="Times New Roman" w:hAnsi="Times New Roman" w:cs="Times New Roman"/>
               </w:rPr>
-              <w:t>)</w:t>
-            </w:r>
-          </w:p>
-          <w:p>
-            <w:pPr>
-              <w:ind w:left="33"/>
-              <w:rPr>
-                <w:rFonts w:ascii="Times New Roman" w:eastAsia="Times New Roman" w:hAnsi="Times New Roman" w:cs="Times New Roman"/>
-              </w:rPr>
-            </w:pPr>
-          </w:p>
-          <w:p>
-            <w:pPr>
-              <w:ind w:left="33"/>
-              <w:rPr>
-                <w:rFonts w:ascii="Times New Roman" w:eastAsia="Times New Roman" w:hAnsi="Times New Roman" w:cs="Times New Roman"/>
-              </w:rPr>
-            </w:pPr>
-            <w:r>
-              <w:rPr>
-                <w:rFonts w:ascii="Times New Roman" w:eastAsia="Times New Roman" w:hAnsi="Times New Roman" w:cs="Times New Roman"/>
-              </w:rPr>
-              <w:t># ============================================================================</w:t>
-            </w:r>
-          </w:p>
-          <w:p>
-            <w:pPr>
-              <w:ind w:left="33"/>
-              <w:rPr>
-                <w:rFonts w:ascii="Times New Roman" w:eastAsia="Times New Roman" w:hAnsi="Times New Roman" w:cs="Times New Roman"/>
-              </w:rPr>
-            </w:pPr>
-            <w:r>
-              <w:rPr>
-                <w:rFonts w:ascii="Times New Roman" w:eastAsia="Times New Roman" w:hAnsi="Times New Roman" w:cs="Times New Roman"/>
-              </w:rPr>
-              <w:t># 1. DATA LOADING AND PREPARATION</w:t>
-            </w:r>
-          </w:p>
-          <w:p>
-            <w:pPr>
-              <w:ind w:left="33"/>
-              <w:rPr>
-                <w:rFonts w:ascii="Times New Roman" w:eastAsia="Times New Roman" w:hAnsi="Times New Roman" w:cs="Times New Roman"/>
-              </w:rPr>
-            </w:pPr>
-            <w:r>
-              <w:rPr>
-                <w:rFonts w:ascii="Times New Roman" w:eastAsia="Times New Roman" w:hAnsi="Times New Roman" w:cs="Times New Roman"/>
-              </w:rPr>
-              <w:t># ============================================================================</w:t>
-            </w:r>
-          </w:p>
-          <w:p>
-            <w:pPr>
-              <w:ind w:left="33"/>
-              <w:rPr>
-                <w:rFonts w:ascii="Times New Roman" w:eastAsia="Times New Roman" w:hAnsi="Times New Roman" w:cs="Times New Roman"/>
-              </w:rPr>
-            </w:pPr>
-          </w:p>
-          <w:p>
-            <w:pPr>
-              <w:ind w:left="33"/>
-              <w:rPr>
-                <w:rFonts w:ascii="Times New Roman" w:eastAsia="Times New Roman" w:hAnsi="Times New Roman" w:cs="Times New Roman"/>
-              </w:rPr>
-            </w:pPr>
-            <w:proofErr w:type="gramStart"/>
-            <w:r>
-              <w:rPr>
-                <w:rFonts w:ascii="Times New Roman" w:eastAsia="Times New Roman" w:hAnsi="Times New Roman" w:cs="Times New Roman"/>
-              </w:rPr>
-              <w:t>cat(</w:t>
-            </w:r>
-            <w:proofErr w:type="gramEnd"/>
-            <w:r>
-              <w:rPr>
-                <w:rFonts w:ascii="Times New Roman" w:eastAsia="Times New Roman" w:hAnsi="Times New Roman" w:cs="Times New Roman"/>
-              </w:rPr>
-              <w:t>"=== LOADING DATASETS ===\n\n")</w:t>
-            </w:r>
-          </w:p>
-          <w:p>
-            <w:pPr>
-              <w:ind w:left="33"/>
-              <w:rPr>
-                <w:rFonts w:ascii="Times New Roman" w:eastAsia="Times New Roman" w:hAnsi="Times New Roman" w:cs="Times New Roman"/>
-              </w:rPr>
-            </w:pPr>
-          </w:p>
-          <w:p>
-            <w:pPr>
-              <w:ind w:left="33"/>
-              <w:rPr>
-                <w:rFonts w:ascii="Times New Roman" w:eastAsia="Times New Roman" w:hAnsi="Times New Roman" w:cs="Times New Roman"/>
-              </w:rPr>
-            </w:pPr>
-            <w:r>
-              <w:rPr>
-                <w:rFonts w:ascii="Times New Roman" w:eastAsia="Times New Roman" w:hAnsi="Times New Roman" w:cs="Times New Roman"/>
-              </w:rPr>
-              <w:t># Read the TWO dataset files</w:t>
-            </w:r>
-          </w:p>
-          <w:p>
-            <w:pPr>
-              <w:ind w:left="33"/>
-              <w:rPr>
-                <w:rFonts w:ascii="Times New Roman" w:eastAsia="Times New Roman" w:hAnsi="Times New Roman" w:cs="Times New Roman"/>
-              </w:rPr>
-            </w:pPr>
-            <w:r>
-              <w:rPr>
-                <w:rFonts w:ascii="Times New Roman" w:eastAsia="Times New Roman" w:hAnsi="Times New Roman" w:cs="Times New Roman"/>
-              </w:rPr>
-              <w:t>drinks &lt;- read.csv("C:\\Users\\hynda\\Downloads\\drinks.csv")</w:t>
-            </w:r>
-          </w:p>
-          <w:p>
-            <w:pPr>
-              <w:ind w:left="33"/>
-              <w:rPr>
-                <w:rFonts w:ascii="Times New Roman" w:eastAsia="Times New Roman" w:hAnsi="Times New Roman" w:cs="Times New Roman"/>
-              </w:rPr>
-            </w:pPr>
-            <w:proofErr w:type="spellStart"/>
-            <w:r>
-              <w:rPr>
-                <w:rFonts w:ascii="Times New Roman" w:eastAsia="Times New Roman" w:hAnsi="Times New Roman" w:cs="Times New Roman"/>
-              </w:rPr>
-              <w:t>life_exp</w:t>
-            </w:r>
-            <w:proofErr w:type="spellEnd"/>
-            <w:r>
-              <w:rPr>
-                <w:rFonts w:ascii="Times New Roman" w:eastAsia="Times New Roman" w:hAnsi="Times New Roman" w:cs="Times New Roman"/>
-              </w:rPr>
-              <w:t xml:space="preserve"> &lt;- read.csv("C:\\Users\\</w:t>
-            </w:r>
-            <w:proofErr w:type="spellStart"/>
-            <w:r>
-              <w:rPr>
-                <w:rFonts w:ascii="Times New Roman" w:eastAsia="Times New Roman" w:hAnsi="Times New Roman" w:cs="Times New Roman"/>
-              </w:rPr>
-              <w:t>hynda</w:t>
-            </w:r>
-            <w:proofErr w:type="spellEnd"/>
-            <w:r>
-              <w:rPr>
-                <w:rFonts w:ascii="Times New Roman" w:eastAsia="Times New Roman" w:hAnsi="Times New Roman" w:cs="Times New Roman"/>
-              </w:rPr>
-              <w:t>\\Downloads\\lifeexpectancy.csv")</w:t>
+              <w:t xml:space="preserve"> &lt;- read.csv("C:\\Users\\hynda\\Downloads\\lifeexpectancy.csv")</w:t>
             </w:r>
           </w:p>
           <w:p>
@@ -8644,6 +8295,7 @@
               <w:t xml:space="preserve"> = "country", </w:t>
             </w:r>
             <w:proofErr w:type="spellStart"/>
+            <w:proofErr w:type="gramStart"/>
             <w:r>
               <w:rPr>
                 <w:rFonts w:ascii="Times New Roman" w:eastAsia="Times New Roman" w:hAnsi="Times New Roman" w:cs="Times New Roman"/>
@@ -8651,6 +8303,7 @@
               <w:t>by.y</w:t>
             </w:r>
             <w:proofErr w:type="spellEnd"/>
+            <w:proofErr w:type="gramEnd"/>
             <w:r>
               <w:rPr>
                 <w:rFonts w:ascii="Times New Roman" w:eastAsia="Times New Roman" w:hAnsi="Times New Roman" w:cs="Times New Roman"/>
@@ -9780,9 +9433,17 @@
               <w:rPr>
                 <w:rFonts w:ascii="Times New Roman" w:eastAsia="Times New Roman" w:hAnsi="Times New Roman" w:cs="Times New Roman"/>
               </w:rPr>
-              <w:t>"Mean:   ", round(</w:t>
+              <w:t xml:space="preserve">"Mean:   ", </w:t>
+            </w:r>
+            <w:proofErr w:type="gramStart"/>
+            <w:r>
+              <w:rPr>
+                <w:rFonts w:ascii="Times New Roman" w:eastAsia="Times New Roman" w:hAnsi="Times New Roman" w:cs="Times New Roman"/>
+              </w:rPr>
+              <w:t>round(</w:t>
             </w:r>
             <w:proofErr w:type="spellStart"/>
+            <w:proofErr w:type="gramEnd"/>
             <w:r>
               <w:rPr>
                 <w:rFonts w:ascii="Times New Roman" w:eastAsia="Times New Roman" w:hAnsi="Times New Roman" w:cs="Times New Roman"/>
@@ -9816,9 +9477,17 @@
               <w:rPr>
                 <w:rFonts w:ascii="Times New Roman" w:eastAsia="Times New Roman" w:hAnsi="Times New Roman" w:cs="Times New Roman"/>
               </w:rPr>
-              <w:t>"SD:     ", round(</w:t>
+              <w:t xml:space="preserve">"SD:     ", </w:t>
+            </w:r>
+            <w:proofErr w:type="gramStart"/>
+            <w:r>
+              <w:rPr>
+                <w:rFonts w:ascii="Times New Roman" w:eastAsia="Times New Roman" w:hAnsi="Times New Roman" w:cs="Times New Roman"/>
+              </w:rPr>
+              <w:t>round(</w:t>
             </w:r>
             <w:proofErr w:type="spellStart"/>
+            <w:proofErr w:type="gramEnd"/>
             <w:r>
               <w:rPr>
                 <w:rFonts w:ascii="Times New Roman" w:eastAsia="Times New Roman" w:hAnsi="Times New Roman" w:cs="Times New Roman"/>
@@ -9852,9 +9521,17 @@
               <w:rPr>
                 <w:rFonts w:ascii="Times New Roman" w:eastAsia="Times New Roman" w:hAnsi="Times New Roman" w:cs="Times New Roman"/>
               </w:rPr>
-              <w:t>"Median: ", round(</w:t>
+              <w:t xml:space="preserve">"Median: ", </w:t>
+            </w:r>
+            <w:proofErr w:type="gramStart"/>
+            <w:r>
+              <w:rPr>
+                <w:rFonts w:ascii="Times New Roman" w:eastAsia="Times New Roman" w:hAnsi="Times New Roman" w:cs="Times New Roman"/>
+              </w:rPr>
+              <w:t>round(</w:t>
             </w:r>
             <w:proofErr w:type="spellStart"/>
+            <w:proofErr w:type="gramEnd"/>
             <w:r>
               <w:rPr>
                 <w:rFonts w:ascii="Times New Roman" w:eastAsia="Times New Roman" w:hAnsi="Times New Roman" w:cs="Times New Roman"/>
@@ -9888,9 +9565,17 @@
               <w:rPr>
                 <w:rFonts w:ascii="Times New Roman" w:eastAsia="Times New Roman" w:hAnsi="Times New Roman" w:cs="Times New Roman"/>
               </w:rPr>
-              <w:t>"Min:    ", round(</w:t>
+              <w:t xml:space="preserve">"Min:    ", </w:t>
+            </w:r>
+            <w:proofErr w:type="gramStart"/>
+            <w:r>
+              <w:rPr>
+                <w:rFonts w:ascii="Times New Roman" w:eastAsia="Times New Roman" w:hAnsi="Times New Roman" w:cs="Times New Roman"/>
+              </w:rPr>
+              <w:t>round(</w:t>
             </w:r>
             <w:proofErr w:type="spellStart"/>
+            <w:proofErr w:type="gramEnd"/>
             <w:r>
               <w:rPr>
                 <w:rFonts w:ascii="Times New Roman" w:eastAsia="Times New Roman" w:hAnsi="Times New Roman" w:cs="Times New Roman"/>
@@ -9924,9 +9609,17 @@
               <w:rPr>
                 <w:rFonts w:ascii="Times New Roman" w:eastAsia="Times New Roman" w:hAnsi="Times New Roman" w:cs="Times New Roman"/>
               </w:rPr>
-              <w:t>"Max:    ", round(</w:t>
+              <w:t xml:space="preserve">"Max:    ", </w:t>
+            </w:r>
+            <w:proofErr w:type="gramStart"/>
+            <w:r>
+              <w:rPr>
+                <w:rFonts w:ascii="Times New Roman" w:eastAsia="Times New Roman" w:hAnsi="Times New Roman" w:cs="Times New Roman"/>
+              </w:rPr>
+              <w:t>round(</w:t>
             </w:r>
             <w:proofErr w:type="spellStart"/>
+            <w:proofErr w:type="gramEnd"/>
             <w:r>
               <w:rPr>
                 <w:rFonts w:ascii="Times New Roman" w:eastAsia="Times New Roman" w:hAnsi="Times New Roman" w:cs="Times New Roman"/>
@@ -10206,9 +9899,17 @@
               <w:rPr>
                 <w:rFonts w:ascii="Times New Roman" w:eastAsia="Times New Roman" w:hAnsi="Times New Roman" w:cs="Times New Roman"/>
               </w:rPr>
-              <w:t>"Mean:   ", round(</w:t>
+              <w:t xml:space="preserve">"Mean:   ", </w:t>
+            </w:r>
+            <w:proofErr w:type="gramStart"/>
+            <w:r>
+              <w:rPr>
+                <w:rFonts w:ascii="Times New Roman" w:eastAsia="Times New Roman" w:hAnsi="Times New Roman" w:cs="Times New Roman"/>
+              </w:rPr>
+              <w:t>round(</w:t>
             </w:r>
             <w:proofErr w:type="spellStart"/>
+            <w:proofErr w:type="gramEnd"/>
             <w:r>
               <w:rPr>
                 <w:rFonts w:ascii="Times New Roman" w:eastAsia="Times New Roman" w:hAnsi="Times New Roman" w:cs="Times New Roman"/>
@@ -10242,9 +9943,17 @@
               <w:rPr>
                 <w:rFonts w:ascii="Times New Roman" w:eastAsia="Times New Roman" w:hAnsi="Times New Roman" w:cs="Times New Roman"/>
               </w:rPr>
-              <w:t>"SD:     ", round(</w:t>
+              <w:t xml:space="preserve">"SD:     ", </w:t>
+            </w:r>
+            <w:proofErr w:type="gramStart"/>
+            <w:r>
+              <w:rPr>
+                <w:rFonts w:ascii="Times New Roman" w:eastAsia="Times New Roman" w:hAnsi="Times New Roman" w:cs="Times New Roman"/>
+              </w:rPr>
+              <w:t>round(</w:t>
             </w:r>
             <w:proofErr w:type="spellStart"/>
+            <w:proofErr w:type="gramEnd"/>
             <w:r>
               <w:rPr>
                 <w:rFonts w:ascii="Times New Roman" w:eastAsia="Times New Roman" w:hAnsi="Times New Roman" w:cs="Times New Roman"/>
@@ -10278,9 +9987,17 @@
               <w:rPr>
                 <w:rFonts w:ascii="Times New Roman" w:eastAsia="Times New Roman" w:hAnsi="Times New Roman" w:cs="Times New Roman"/>
               </w:rPr>
-              <w:t>"Median: ", round(</w:t>
+              <w:t xml:space="preserve">"Median: ", </w:t>
+            </w:r>
+            <w:proofErr w:type="gramStart"/>
+            <w:r>
+              <w:rPr>
+                <w:rFonts w:ascii="Times New Roman" w:eastAsia="Times New Roman" w:hAnsi="Times New Roman" w:cs="Times New Roman"/>
+              </w:rPr>
+              <w:t>round(</w:t>
             </w:r>
             <w:proofErr w:type="spellStart"/>
+            <w:proofErr w:type="gramEnd"/>
             <w:r>
               <w:rPr>
                 <w:rFonts w:ascii="Times New Roman" w:eastAsia="Times New Roman" w:hAnsi="Times New Roman" w:cs="Times New Roman"/>
@@ -10314,9 +10031,17 @@
               <w:rPr>
                 <w:rFonts w:ascii="Times New Roman" w:eastAsia="Times New Roman" w:hAnsi="Times New Roman" w:cs="Times New Roman"/>
               </w:rPr>
-              <w:t>"Min:    ", round(</w:t>
+              <w:t xml:space="preserve">"Min:    ", </w:t>
+            </w:r>
+            <w:proofErr w:type="gramStart"/>
+            <w:r>
+              <w:rPr>
+                <w:rFonts w:ascii="Times New Roman" w:eastAsia="Times New Roman" w:hAnsi="Times New Roman" w:cs="Times New Roman"/>
+              </w:rPr>
+              <w:t>round(</w:t>
             </w:r>
             <w:proofErr w:type="spellStart"/>
+            <w:proofErr w:type="gramEnd"/>
             <w:r>
               <w:rPr>
                 <w:rFonts w:ascii="Times New Roman" w:eastAsia="Times New Roman" w:hAnsi="Times New Roman" w:cs="Times New Roman"/>
@@ -10350,9 +10075,17 @@
               <w:rPr>
                 <w:rFonts w:ascii="Times New Roman" w:eastAsia="Times New Roman" w:hAnsi="Times New Roman" w:cs="Times New Roman"/>
               </w:rPr>
-              <w:t>"Max:    ", round(</w:t>
+              <w:t xml:space="preserve">"Max:    ", </w:t>
+            </w:r>
+            <w:proofErr w:type="gramStart"/>
+            <w:r>
+              <w:rPr>
+                <w:rFonts w:ascii="Times New Roman" w:eastAsia="Times New Roman" w:hAnsi="Times New Roman" w:cs="Times New Roman"/>
+              </w:rPr>
+              <w:t>round(</w:t>
             </w:r>
             <w:proofErr w:type="spellStart"/>
+            <w:proofErr w:type="gramEnd"/>
             <w:r>
               <w:rPr>
                 <w:rFonts w:ascii="Times New Roman" w:eastAsia="Times New Roman" w:hAnsi="Times New Roman" w:cs="Times New Roman"/>
@@ -10521,6 +10254,7 @@
               <w:t xml:space="preserve">, </w:t>
             </w:r>
             <w:proofErr w:type="spellStart"/>
+            <w:proofErr w:type="gramStart"/>
             <w:r>
               <w:rPr>
                 <w:rFonts w:ascii="Times New Roman" w:eastAsia="Times New Roman" w:hAnsi="Times New Roman" w:cs="Times New Roman"/>
@@ -10532,7 +10266,14 @@
               <w:rPr>
                 <w:rFonts w:ascii="Times New Roman" w:eastAsia="Times New Roman" w:hAnsi="Times New Roman" w:cs="Times New Roman"/>
               </w:rPr>
-              <w:t xml:space="preserve">(x = </w:t>
+              <w:t>(</w:t>
+            </w:r>
+            <w:proofErr w:type="gramEnd"/>
+            <w:r>
+              <w:rPr>
+                <w:rFonts w:ascii="Times New Roman" w:eastAsia="Times New Roman" w:hAnsi="Times New Roman" w:cs="Times New Roman"/>
+              </w:rPr>
+              <w:t xml:space="preserve">x = </w:t>
             </w:r>
             <w:proofErr w:type="spellStart"/>
             <w:r>
@@ -10820,6 +10561,42 @@
                 <w:rFonts w:ascii="Times New Roman" w:eastAsia="Times New Roman" w:hAnsi="Times New Roman" w:cs="Times New Roman"/>
               </w:rPr>
               <w:t>theme(</w:t>
+            </w:r>
+            <w:proofErr w:type="spellStart"/>
+            <w:r>
+              <w:rPr>
+                <w:rFonts w:ascii="Times New Roman" w:eastAsia="Times New Roman" w:hAnsi="Times New Roman" w:cs="Times New Roman"/>
+              </w:rPr>
+              <w:t>plot.title</w:t>
+            </w:r>
+            <w:proofErr w:type="spellEnd"/>
+            <w:proofErr w:type="gramEnd"/>
+            <w:r>
+              <w:rPr>
+                <w:rFonts w:ascii="Times New Roman" w:eastAsia="Times New Roman" w:hAnsi="Times New Roman" w:cs="Times New Roman"/>
+              </w:rPr>
+              <w:t xml:space="preserve"> = </w:t>
+            </w:r>
+            <w:proofErr w:type="spellStart"/>
+            <w:r>
+              <w:rPr>
+                <w:rFonts w:ascii="Times New Roman" w:eastAsia="Times New Roman" w:hAnsi="Times New Roman" w:cs="Times New Roman"/>
+              </w:rPr>
+              <w:t>element_</w:t>
+            </w:r>
+            <w:proofErr w:type="gramStart"/>
+            <w:r>
+              <w:rPr>
+                <w:rFonts w:ascii="Times New Roman" w:eastAsia="Times New Roman" w:hAnsi="Times New Roman" w:cs="Times New Roman"/>
+              </w:rPr>
+              <w:t>text</w:t>
+            </w:r>
+            <w:proofErr w:type="spellEnd"/>
+            <w:r>
+              <w:rPr>
+                <w:rFonts w:ascii="Times New Roman" w:eastAsia="Times New Roman" w:hAnsi="Times New Roman" w:cs="Times New Roman"/>
+              </w:rPr>
+              <w:t>(</w:t>
             </w:r>
             <w:proofErr w:type="spellStart"/>
             <w:proofErr w:type="gramEnd"/>
@@ -10827,34 +10604,6 @@
               <w:rPr>
                 <w:rFonts w:ascii="Times New Roman" w:eastAsia="Times New Roman" w:hAnsi="Times New Roman" w:cs="Times New Roman"/>
               </w:rPr>
-              <w:t>plot.title</w:t>
-            </w:r>
-            <w:proofErr w:type="spellEnd"/>
-            <w:r>
-              <w:rPr>
-                <w:rFonts w:ascii="Times New Roman" w:eastAsia="Times New Roman" w:hAnsi="Times New Roman" w:cs="Times New Roman"/>
-              </w:rPr>
-              <w:t xml:space="preserve"> = </w:t>
-            </w:r>
-            <w:proofErr w:type="spellStart"/>
-            <w:r>
-              <w:rPr>
-                <w:rFonts w:ascii="Times New Roman" w:eastAsia="Times New Roman" w:hAnsi="Times New Roman" w:cs="Times New Roman"/>
-              </w:rPr>
-              <w:t>element_text</w:t>
-            </w:r>
-            <w:proofErr w:type="spellEnd"/>
-            <w:r>
-              <w:rPr>
-                <w:rFonts w:ascii="Times New Roman" w:eastAsia="Times New Roman" w:hAnsi="Times New Roman" w:cs="Times New Roman"/>
-              </w:rPr>
-              <w:t>(</w:t>
-            </w:r>
-            <w:proofErr w:type="spellStart"/>
-            <w:r>
-              <w:rPr>
-                <w:rFonts w:ascii="Times New Roman" w:eastAsia="Times New Roman" w:hAnsi="Times New Roman" w:cs="Times New Roman"/>
-              </w:rPr>
               <w:t>hjust</w:t>
             </w:r>
             <w:proofErr w:type="spellEnd"/>
@@ -11730,28 +11479,56 @@
               <w:rPr>
                 <w:rFonts w:ascii="Times New Roman" w:eastAsia="Times New Roman" w:hAnsi="Times New Roman" w:cs="Times New Roman"/>
               </w:rPr>
-              <w:t>confidence_interval</w:t>
+              <w:t>confidence_</w:t>
+            </w:r>
+            <w:proofErr w:type="gramStart"/>
+            <w:r>
+              <w:rPr>
+                <w:rFonts w:ascii="Times New Roman" w:eastAsia="Times New Roman" w:hAnsi="Times New Roman" w:cs="Times New Roman"/>
+              </w:rPr>
+              <w:t>interval</w:t>
             </w:r>
             <w:proofErr w:type="spellEnd"/>
             <w:r>
               <w:rPr>
                 <w:rFonts w:ascii="Times New Roman" w:eastAsia="Times New Roman" w:hAnsi="Times New Roman" w:cs="Times New Roman"/>
               </w:rPr>
-              <w:t xml:space="preserve">[1], "to", </w:t>
+              <w:t>[</w:t>
+            </w:r>
+            <w:proofErr w:type="gramEnd"/>
+            <w:r>
+              <w:rPr>
+                <w:rFonts w:ascii="Times New Roman" w:eastAsia="Times New Roman" w:hAnsi="Times New Roman" w:cs="Times New Roman"/>
+              </w:rPr>
+              <w:t xml:space="preserve">1], "to", </w:t>
             </w:r>
             <w:proofErr w:type="spellStart"/>
             <w:r>
               <w:rPr>
                 <w:rFonts w:ascii="Times New Roman" w:eastAsia="Times New Roman" w:hAnsi="Times New Roman" w:cs="Times New Roman"/>
               </w:rPr>
-              <w:t>confidence_interval</w:t>
+              <w:t>confidence_</w:t>
+            </w:r>
+            <w:proofErr w:type="gramStart"/>
+            <w:r>
+              <w:rPr>
+                <w:rFonts w:ascii="Times New Roman" w:eastAsia="Times New Roman" w:hAnsi="Times New Roman" w:cs="Times New Roman"/>
+              </w:rPr>
+              <w:t>interval</w:t>
             </w:r>
             <w:proofErr w:type="spellEnd"/>
             <w:r>
               <w:rPr>
                 <w:rFonts w:ascii="Times New Roman" w:eastAsia="Times New Roman" w:hAnsi="Times New Roman" w:cs="Times New Roman"/>
               </w:rPr>
-              <w:t>[2], "\n")</w:t>
+              <w:t>[</w:t>
+            </w:r>
+            <w:proofErr w:type="gramEnd"/>
+            <w:r>
+              <w:rPr>
+                <w:rFonts w:ascii="Times New Roman" w:eastAsia="Times New Roman" w:hAnsi="Times New Roman" w:cs="Times New Roman"/>
+              </w:rPr>
+              <w:t>2], "\n")</w:t>
             </w:r>
           </w:p>
           <w:p>
@@ -11893,7 +11670,21 @@
               <w:rPr>
                 <w:rFonts w:ascii="Times New Roman" w:eastAsia="Times New Roman" w:hAnsi="Times New Roman" w:cs="Times New Roman"/>
               </w:rPr>
-              <w:t>: The null hypothesis is REJECTED (p &lt; 0.05)\n")</w:t>
+              <w:t xml:space="preserve">: The null hypothesis is REJECTED (p &lt; </w:t>
+            </w:r>
+            <w:proofErr w:type="gramStart"/>
+            <w:r>
+              <w:rPr>
+                <w:rFonts w:ascii="Times New Roman" w:eastAsia="Times New Roman" w:hAnsi="Times New Roman" w:cs="Times New Roman"/>
+              </w:rPr>
+              <w:t>0.05)\</w:t>
+            </w:r>
+            <w:proofErr w:type="gramEnd"/>
+            <w:r>
+              <w:rPr>
+                <w:rFonts w:ascii="Times New Roman" w:eastAsia="Times New Roman" w:hAnsi="Times New Roman" w:cs="Times New Roman"/>
+              </w:rPr>
+              <w:t>n")</w:t>
             </w:r>
           </w:p>
           <w:p>
@@ -11977,7 +11768,21 @@
               <w:rPr>
                 <w:rFonts w:ascii="Times New Roman" w:eastAsia="Times New Roman" w:hAnsi="Times New Roman" w:cs="Times New Roman"/>
               </w:rPr>
-              <w:t>: The null hypothesis is NOT REJECTED (p &gt;= 0.05)\n")</w:t>
+              <w:t xml:space="preserve">: The null hypothesis is NOT REJECTED (p &gt;= </w:t>
+            </w:r>
+            <w:proofErr w:type="gramStart"/>
+            <w:r>
+              <w:rPr>
+                <w:rFonts w:ascii="Times New Roman" w:eastAsia="Times New Roman" w:hAnsi="Times New Roman" w:cs="Times New Roman"/>
+              </w:rPr>
+              <w:t>0.05)\</w:t>
+            </w:r>
+            <w:proofErr w:type="gramEnd"/>
+            <w:r>
+              <w:rPr>
+                <w:rFonts w:ascii="Times New Roman" w:eastAsia="Times New Roman" w:hAnsi="Times New Roman" w:cs="Times New Roman"/>
+              </w:rPr>
+              <w:t>n")</w:t>
             </w:r>
           </w:p>
           <w:p>
@@ -14702,7 +14507,7 @@
 </file>
 
 <file path=word/endnotes.xml><?xml version="1.0" encoding="utf-8"?>
-<w:endnotes xmlns:wpc="http://schemas.microsoft.com/office/word/2010/wordprocessingCanvas" xmlns:cx="http://schemas.microsoft.com/office/drawing/2014/chartex" xmlns:cx1="http://schemas.microsoft.com/office/drawing/2015/9/8/chartex" xmlns:cx2="http://schemas.microsoft.com/office/drawing/2015/10/21/chartex" xmlns:cx3="http://schemas.microsoft.com/office/drawing/2016/5/9/chartex" xmlns:cx4="http://schemas.microsoft.com/office/drawing/2016/5/10/chartex" xmlns:cx5="http://schemas.microsoft.com/office/drawing/2016/5/11/chartex" xmlns:cx6="http://schemas.microsoft.com/office/drawing/2016/5/12/chartex" xmlns:cx7="http://schemas.microsoft.com/office/drawing/2016/5/13/chartex" xmlns:cx8="http://schemas.microsoft.com/office/drawing/2016/5/14/chartex" xmlns:mc="http://schemas.openxmlformats.org/markup-compatibility/2006" xmlns:aink="http://schemas.microsoft.com/office/drawing/2016/ink" xmlns:am3d="http://schemas.microsoft.com/office/drawing/2017/model3d" xmlns:o="urn:schemas-microsoft-com:office:office" xmlns:oel="http://schemas.microsoft.com/office/2019/extlst" xmlns:r="http://schemas.openxmlformats.org/officeDocument/2006/relationships" xmlns:m="http://schemas.openxmlformats.org/officeDocument/2006/math" xmlns:v="urn:schemas-microsoft-com:vml" xmlns:wp14="http://schemas.microsoft.com/office/word/2010/wordprocessingDrawing" xmlns:wp="http://schemas.openxmlformats.org/drawingml/2006/wordprocessingDrawing" xmlns:w10="urn:schemas-microsoft-com:office:word" xmlns:w="http://schemas.openxmlformats.org/wordprocessingml/2006/main" xmlns:w14="http://schemas.microsoft.com/office/word/2010/wordml" xmlns:w15="http://schemas.microsoft.com/office/word/2012/wordml" xmlns:w16cex="http://schemas.microsoft.com/office/word/2018/wordml/cex" xmlns:w16cid="http://schemas.microsoft.com/office/word/2016/wordml/cid" xmlns:w16="http://schemas.microsoft.com/office/word/2018/wordml" xmlns:w16sdtdh="http://schemas.microsoft.com/office/word/2020/wordml/sdtdatahash" xmlns:w16se="http://schemas.microsoft.com/office/word/2015/wordml/symex" xmlns:wpg="http://schemas.microsoft.com/office/word/2010/wordprocessingGroup" xmlns:wpi="http://schemas.microsoft.com/office/word/2010/wordprocessingInk" xmlns:wne="http://schemas.microsoft.com/office/word/2006/wordml" xmlns:wps="http://schemas.microsoft.com/office/word/2010/wordprocessingShape" mc:Ignorable="w14 w15 w16se w16cid w16 w16cex w16sdtdh wp14">
+<w:endnotes xmlns:wpc="http://schemas.microsoft.com/office/word/2010/wordprocessingCanvas" xmlns:cx="http://schemas.microsoft.com/office/drawing/2014/chartex" xmlns:cx1="http://schemas.microsoft.com/office/drawing/2015/9/8/chartex" xmlns:cx2="http://schemas.microsoft.com/office/drawing/2015/10/21/chartex" xmlns:cx3="http://schemas.microsoft.com/office/drawing/2016/5/9/chartex" xmlns:cx4="http://schemas.microsoft.com/office/drawing/2016/5/10/chartex" xmlns:cx5="http://schemas.microsoft.com/office/drawing/2016/5/11/chartex" xmlns:cx6="http://schemas.microsoft.com/office/drawing/2016/5/12/chartex" xmlns:cx7="http://schemas.microsoft.com/office/drawing/2016/5/13/chartex" xmlns:cx8="http://schemas.microsoft.com/office/drawing/2016/5/14/chartex" xmlns:mc="http://schemas.openxmlformats.org/markup-compatibility/2006" xmlns:aink="http://schemas.microsoft.com/office/drawing/2016/ink" xmlns:am3d="http://schemas.microsoft.com/office/drawing/2017/model3d" xmlns:o="urn:schemas-microsoft-com:office:office" xmlns:oel="http://schemas.microsoft.com/office/2019/extlst" xmlns:r="http://schemas.openxmlformats.org/officeDocument/2006/relationships" xmlns:m="http://schemas.openxmlformats.org/officeDocument/2006/math" xmlns:v="urn:schemas-microsoft-com:vml" xmlns:wp14="http://schemas.microsoft.com/office/word/2010/wordprocessingDrawing" xmlns:wp="http://schemas.openxmlformats.org/drawingml/2006/wordprocessingDrawing" xmlns:w10="urn:schemas-microsoft-com:office:word" xmlns:w="http://schemas.openxmlformats.org/wordprocessingml/2006/main" xmlns:w14="http://schemas.microsoft.com/office/word/2010/wordml" xmlns:w15="http://schemas.microsoft.com/office/word/2012/wordml" xmlns:w16cex="http://schemas.microsoft.com/office/word/2018/wordml/cex" xmlns:w16cid="http://schemas.microsoft.com/office/word/2016/wordml/cid" xmlns:w16="http://schemas.microsoft.com/office/word/2018/wordml" xmlns:w16du="http://schemas.microsoft.com/office/word/2023/wordml/word16du" xmlns:w16sdtdh="http://schemas.microsoft.com/office/word/2020/wordml/sdtdatahash" xmlns:w16sdtfl="http://schemas.microsoft.com/office/word/2024/wordml/sdtformatlock" xmlns:w16se="http://schemas.microsoft.com/office/word/2015/wordml/symex" xmlns:wpg="http://schemas.microsoft.com/office/word/2010/wordprocessingGroup" xmlns:wpi="http://schemas.microsoft.com/office/word/2010/wordprocessingInk" xmlns:wne="http://schemas.microsoft.com/office/word/2006/wordml" xmlns:wps="http://schemas.microsoft.com/office/word/2010/wordprocessingShape" mc:Ignorable="w14 w15 w16se w16cid w16 w16cex w16sdtdh w16sdtfl w16du wp14">
   <w:endnote w:type="separator" w:id="-1">
     <w:p>
       <w:r>
@@ -14721,7 +14526,7 @@
 </file>
 
 <file path=word/footer1.xml><?xml version="1.0" encoding="utf-8"?>
-<w:ftr xmlns:wpc="http://schemas.microsoft.com/office/word/2010/wordprocessingCanvas" xmlns:cx="http://schemas.microsoft.com/office/drawing/2014/chartex" xmlns:cx1="http://schemas.microsoft.com/office/drawing/2015/9/8/chartex" xmlns:cx2="http://schemas.microsoft.com/office/drawing/2015/10/21/chartex" xmlns:cx3="http://schemas.microsoft.com/office/drawing/2016/5/9/chartex" xmlns:cx4="http://schemas.microsoft.com/office/drawing/2016/5/10/chartex" xmlns:cx5="http://schemas.microsoft.com/office/drawing/2016/5/11/chartex" xmlns:cx6="http://schemas.microsoft.com/office/drawing/2016/5/12/chartex" xmlns:cx7="http://schemas.microsoft.com/office/drawing/2016/5/13/chartex" xmlns:cx8="http://schemas.microsoft.com/office/drawing/2016/5/14/chartex" xmlns:mc="http://schemas.openxmlformats.org/markup-compatibility/2006" xmlns:aink="http://schemas.microsoft.com/office/drawing/2016/ink" xmlns:am3d="http://schemas.microsoft.com/office/drawing/2017/model3d" xmlns:o="urn:schemas-microsoft-com:office:office" xmlns:oel="http://schemas.microsoft.com/office/2019/extlst" xmlns:r="http://schemas.openxmlformats.org/officeDocument/2006/relationships" xmlns:m="http://schemas.openxmlformats.org/officeDocument/2006/math" xmlns:v="urn:schemas-microsoft-com:vml" xmlns:wp14="http://schemas.microsoft.com/office/word/2010/wordprocessingDrawing" xmlns:wp="http://schemas.openxmlformats.org/drawingml/2006/wordprocessingDrawing" xmlns:w10="urn:schemas-microsoft-com:office:word" xmlns:w="http://schemas.openxmlformats.org/wordprocessingml/2006/main" xmlns:w14="http://schemas.microsoft.com/office/word/2010/wordml" xmlns:w15="http://schemas.microsoft.com/office/word/2012/wordml" xmlns:w16cex="http://schemas.microsoft.com/office/word/2018/wordml/cex" xmlns:w16cid="http://schemas.microsoft.com/office/word/2016/wordml/cid" xmlns:w16="http://schemas.microsoft.com/office/word/2018/wordml" xmlns:w16sdtdh="http://schemas.microsoft.com/office/word/2020/wordml/sdtdatahash" xmlns:w16se="http://schemas.microsoft.com/office/word/2015/wordml/symex" xmlns:wpg="http://schemas.microsoft.com/office/word/2010/wordprocessingGroup" xmlns:wpi="http://schemas.microsoft.com/office/word/2010/wordprocessingInk" xmlns:wne="http://schemas.microsoft.com/office/word/2006/wordml" xmlns:wps="http://schemas.microsoft.com/office/word/2010/wordprocessingShape" mc:Ignorable="w14 w15 w16se w16cid w16 w16cex w16sdtdh wp14">
+<w:ftr xmlns:wpc="http://schemas.microsoft.com/office/word/2010/wordprocessingCanvas" xmlns:cx="http://schemas.microsoft.com/office/drawing/2014/chartex" xmlns:cx1="http://schemas.microsoft.com/office/drawing/2015/9/8/chartex" xmlns:cx2="http://schemas.microsoft.com/office/drawing/2015/10/21/chartex" xmlns:cx3="http://schemas.microsoft.com/office/drawing/2016/5/9/chartex" xmlns:cx4="http://schemas.microsoft.com/office/drawing/2016/5/10/chartex" xmlns:cx5="http://schemas.microsoft.com/office/drawing/2016/5/11/chartex" xmlns:cx6="http://schemas.microsoft.com/office/drawing/2016/5/12/chartex" xmlns:cx7="http://schemas.microsoft.com/office/drawing/2016/5/13/chartex" xmlns:cx8="http://schemas.microsoft.com/office/drawing/2016/5/14/chartex" xmlns:mc="http://schemas.openxmlformats.org/markup-compatibility/2006" xmlns:aink="http://schemas.microsoft.com/office/drawing/2016/ink" xmlns:am3d="http://schemas.microsoft.com/office/drawing/2017/model3d" xmlns:o="urn:schemas-microsoft-com:office:office" xmlns:oel="http://schemas.microsoft.com/office/2019/extlst" xmlns:r="http://schemas.openxmlformats.org/officeDocument/2006/relationships" xmlns:m="http://schemas.openxmlformats.org/officeDocument/2006/math" xmlns:v="urn:schemas-microsoft-com:vml" xmlns:wp14="http://schemas.microsoft.com/office/word/2010/wordprocessingDrawing" xmlns:wp="http://schemas.openxmlformats.org/drawingml/2006/wordprocessingDrawing" xmlns:w10="urn:schemas-microsoft-com:office:word" xmlns:w="http://schemas.openxmlformats.org/wordprocessingml/2006/main" xmlns:w14="http://schemas.microsoft.com/office/word/2010/wordml" xmlns:w15="http://schemas.microsoft.com/office/word/2012/wordml" xmlns:w16cex="http://schemas.microsoft.com/office/word/2018/wordml/cex" xmlns:w16cid="http://schemas.microsoft.com/office/word/2016/wordml/cid" xmlns:w16="http://schemas.microsoft.com/office/word/2018/wordml" xmlns:w16du="http://schemas.microsoft.com/office/word/2023/wordml/word16du" xmlns:w16sdtdh="http://schemas.microsoft.com/office/word/2020/wordml/sdtdatahash" xmlns:w16sdtfl="http://schemas.microsoft.com/office/word/2024/wordml/sdtformatlock" xmlns:w16se="http://schemas.microsoft.com/office/word/2015/wordml/symex" xmlns:wpg="http://schemas.microsoft.com/office/word/2010/wordprocessingGroup" xmlns:wpi="http://schemas.microsoft.com/office/word/2010/wordprocessingInk" xmlns:wne="http://schemas.microsoft.com/office/word/2006/wordml" xmlns:wps="http://schemas.microsoft.com/office/word/2010/wordprocessingShape" mc:Ignorable="w14 w15 w16se w16cid w16 w16cex w16sdtdh w16sdtfl w16du wp14">
   <w:sdt>
     <w:sdtPr>
       <w:id w:val="1479888049"/>
@@ -14763,7 +14568,7 @@
 </file>
 
 <file path=word/footer2.xml><?xml version="1.0" encoding="utf-8"?>
-<w:ftr xmlns:wpc="http://schemas.microsoft.com/office/word/2010/wordprocessingCanvas" xmlns:cx="http://schemas.microsoft.com/office/drawing/2014/chartex" xmlns:cx1="http://schemas.microsoft.com/office/drawing/2015/9/8/chartex" xmlns:cx2="http://schemas.microsoft.com/office/drawing/2015/10/21/chartex" xmlns:cx3="http://schemas.microsoft.com/office/drawing/2016/5/9/chartex" xmlns:cx4="http://schemas.microsoft.com/office/drawing/2016/5/10/chartex" xmlns:cx5="http://schemas.microsoft.com/office/drawing/2016/5/11/chartex" xmlns:cx6="http://schemas.microsoft.com/office/drawing/2016/5/12/chartex" xmlns:cx7="http://schemas.microsoft.com/office/drawing/2016/5/13/chartex" xmlns:cx8="http://schemas.microsoft.com/office/drawing/2016/5/14/chartex" xmlns:mc="http://schemas.openxmlformats.org/markup-compatibility/2006" xmlns:aink="http://schemas.microsoft.com/office/drawing/2016/ink" xmlns:am3d="http://schemas.microsoft.com/office/drawing/2017/model3d" xmlns:o="urn:schemas-microsoft-com:office:office" xmlns:oel="http://schemas.microsoft.com/office/2019/extlst" xmlns:r="http://schemas.openxmlformats.org/officeDocument/2006/relationships" xmlns:m="http://schemas.openxmlformats.org/officeDocument/2006/math" xmlns:v="urn:schemas-microsoft-com:vml" xmlns:wp14="http://schemas.microsoft.com/office/word/2010/wordprocessingDrawing" xmlns:wp="http://schemas.openxmlformats.org/drawingml/2006/wordprocessingDrawing" xmlns:w10="urn:schemas-microsoft-com:office:word" xmlns:w="http://schemas.openxmlformats.org/wordprocessingml/2006/main" xmlns:w14="http://schemas.microsoft.com/office/word/2010/wordml" xmlns:w15="http://schemas.microsoft.com/office/word/2012/wordml" xmlns:w16cex="http://schemas.microsoft.com/office/word/2018/wordml/cex" xmlns:w16cid="http://schemas.microsoft.com/office/word/2016/wordml/cid" xmlns:w16="http://schemas.microsoft.com/office/word/2018/wordml" xmlns:w16sdtdh="http://schemas.microsoft.com/office/word/2020/wordml/sdtdatahash" xmlns:w16se="http://schemas.microsoft.com/office/word/2015/wordml/symex" xmlns:wpg="http://schemas.microsoft.com/office/word/2010/wordprocessingGroup" xmlns:wpi="http://schemas.microsoft.com/office/word/2010/wordprocessingInk" xmlns:wne="http://schemas.microsoft.com/office/word/2006/wordml" xmlns:wps="http://schemas.microsoft.com/office/word/2010/wordprocessingShape" mc:Ignorable="w14 w15 w16se w16cid w16 w16cex w16sdtdh wp14">
+<w:ftr xmlns:wpc="http://schemas.microsoft.com/office/word/2010/wordprocessingCanvas" xmlns:cx="http://schemas.microsoft.com/office/drawing/2014/chartex" xmlns:cx1="http://schemas.microsoft.com/office/drawing/2015/9/8/chartex" xmlns:cx2="http://schemas.microsoft.com/office/drawing/2015/10/21/chartex" xmlns:cx3="http://schemas.microsoft.com/office/drawing/2016/5/9/chartex" xmlns:cx4="http://schemas.microsoft.com/office/drawing/2016/5/10/chartex" xmlns:cx5="http://schemas.microsoft.com/office/drawing/2016/5/11/chartex" xmlns:cx6="http://schemas.microsoft.com/office/drawing/2016/5/12/chartex" xmlns:cx7="http://schemas.microsoft.com/office/drawing/2016/5/13/chartex" xmlns:cx8="http://schemas.microsoft.com/office/drawing/2016/5/14/chartex" xmlns:mc="http://schemas.openxmlformats.org/markup-compatibility/2006" xmlns:aink="http://schemas.microsoft.com/office/drawing/2016/ink" xmlns:am3d="http://schemas.microsoft.com/office/drawing/2017/model3d" xmlns:o="urn:schemas-microsoft-com:office:office" xmlns:oel="http://schemas.microsoft.com/office/2019/extlst" xmlns:r="http://schemas.openxmlformats.org/officeDocument/2006/relationships" xmlns:m="http://schemas.openxmlformats.org/officeDocument/2006/math" xmlns:v="urn:schemas-microsoft-com:vml" xmlns:wp14="http://schemas.microsoft.com/office/word/2010/wordprocessingDrawing" xmlns:wp="http://schemas.openxmlformats.org/drawingml/2006/wordprocessingDrawing" xmlns:w10="urn:schemas-microsoft-com:office:word" xmlns:w="http://schemas.openxmlformats.org/wordprocessingml/2006/main" xmlns:w14="http://schemas.microsoft.com/office/word/2010/wordml" xmlns:w15="http://schemas.microsoft.com/office/word/2012/wordml" xmlns:w16cex="http://schemas.microsoft.com/office/word/2018/wordml/cex" xmlns:w16cid="http://schemas.microsoft.com/office/word/2016/wordml/cid" xmlns:w16="http://schemas.microsoft.com/office/word/2018/wordml" xmlns:w16du="http://schemas.microsoft.com/office/word/2023/wordml/word16du" xmlns:w16sdtdh="http://schemas.microsoft.com/office/word/2020/wordml/sdtdatahash" xmlns:w16sdtfl="http://schemas.microsoft.com/office/word/2024/wordml/sdtformatlock" xmlns:w16se="http://schemas.microsoft.com/office/word/2015/wordml/symex" xmlns:wpg="http://schemas.microsoft.com/office/word/2010/wordprocessingGroup" xmlns:wpi="http://schemas.microsoft.com/office/word/2010/wordprocessingInk" xmlns:wne="http://schemas.microsoft.com/office/word/2006/wordml" xmlns:wps="http://schemas.microsoft.com/office/word/2010/wordprocessingShape" mc:Ignorable="w14 w15 w16se w16cid w16 w16cex w16sdtdh w16sdtfl w16du wp14">
   <w:p>
     <w:pPr>
       <w:pStyle w:val="Footer"/>
@@ -14773,7 +14578,7 @@
 </file>
 
 <file path=word/footnotes.xml><?xml version="1.0" encoding="utf-8"?>
-<w:footnotes xmlns:wpc="http://schemas.microsoft.com/office/word/2010/wordprocessingCanvas" xmlns:cx="http://schemas.microsoft.com/office/drawing/2014/chartex" xmlns:cx1="http://schemas.microsoft.com/office/drawing/2015/9/8/chartex" xmlns:cx2="http://schemas.microsoft.com/office/drawing/2015/10/21/chartex" xmlns:cx3="http://schemas.microsoft.com/office/drawing/2016/5/9/chartex" xmlns:cx4="http://schemas.microsoft.com/office/drawing/2016/5/10/chartex" xmlns:cx5="http://schemas.microsoft.com/office/drawing/2016/5/11/chartex" xmlns:cx6="http://schemas.microsoft.com/office/drawing/2016/5/12/chartex" xmlns:cx7="http://schemas.microsoft.com/office/drawing/2016/5/13/chartex" xmlns:cx8="http://schemas.microsoft.com/office/drawing/2016/5/14/chartex" xmlns:mc="http://schemas.openxmlformats.org/markup-compatibility/2006" xmlns:aink="http://schemas.microsoft.com/office/drawing/2016/ink" xmlns:am3d="http://schemas.microsoft.com/office/drawing/2017/model3d" xmlns:o="urn:schemas-microsoft-com:office:office" xmlns:oel="http://schemas.microsoft.com/office/2019/extlst" xmlns:r="http://schemas.openxmlformats.org/officeDocument/2006/relationships" xmlns:m="http://schemas.openxmlformats.org/officeDocument/2006/math" xmlns:v="urn:schemas-microsoft-com:vml" xmlns:wp14="http://schemas.microsoft.com/office/word/2010/wordprocessingDrawing" xmlns:wp="http://schemas.openxmlformats.org/drawingml/2006/wordprocessingDrawing" xmlns:w10="urn:schemas-microsoft-com:office:word" xmlns:w="http://schemas.openxmlformats.org/wordprocessingml/2006/main" xmlns:w14="http://schemas.microsoft.com/office/word/2010/wordml" xmlns:w15="http://schemas.microsoft.com/office/word/2012/wordml" xmlns:w16cex="http://schemas.microsoft.com/office/word/2018/wordml/cex" xmlns:w16cid="http://schemas.microsoft.com/office/word/2016/wordml/cid" xmlns:w16="http://schemas.microsoft.com/office/word/2018/wordml" xmlns:w16sdtdh="http://schemas.microsoft.com/office/word/2020/wordml/sdtdatahash" xmlns:w16se="http://schemas.microsoft.com/office/word/2015/wordml/symex" xmlns:wpg="http://schemas.microsoft.com/office/word/2010/wordprocessingGroup" xmlns:wpi="http://schemas.microsoft.com/office/word/2010/wordprocessingInk" xmlns:wne="http://schemas.microsoft.com/office/word/2006/wordml" xmlns:wps="http://schemas.microsoft.com/office/word/2010/wordprocessingShape" mc:Ignorable="w14 w15 w16se w16cid w16 w16cex w16sdtdh wp14">
+<w:footnotes xmlns:wpc="http://schemas.microsoft.com/office/word/2010/wordprocessingCanvas" xmlns:cx="http://schemas.microsoft.com/office/drawing/2014/chartex" xmlns:cx1="http://schemas.microsoft.com/office/drawing/2015/9/8/chartex" xmlns:cx2="http://schemas.microsoft.com/office/drawing/2015/10/21/chartex" xmlns:cx3="http://schemas.microsoft.com/office/drawing/2016/5/9/chartex" xmlns:cx4="http://schemas.microsoft.com/office/drawing/2016/5/10/chartex" xmlns:cx5="http://schemas.microsoft.com/office/drawing/2016/5/11/chartex" xmlns:cx6="http://schemas.microsoft.com/office/drawing/2016/5/12/chartex" xmlns:cx7="http://schemas.microsoft.com/office/drawing/2016/5/13/chartex" xmlns:cx8="http://schemas.microsoft.com/office/drawing/2016/5/14/chartex" xmlns:mc="http://schemas.openxmlformats.org/markup-compatibility/2006" xmlns:aink="http://schemas.microsoft.com/office/drawing/2016/ink" xmlns:am3d="http://schemas.microsoft.com/office/drawing/2017/model3d" xmlns:o="urn:schemas-microsoft-com:office:office" xmlns:oel="http://schemas.microsoft.com/office/2019/extlst" xmlns:r="http://schemas.openxmlformats.org/officeDocument/2006/relationships" xmlns:m="http://schemas.openxmlformats.org/officeDocument/2006/math" xmlns:v="urn:schemas-microsoft-com:vml" xmlns:wp14="http://schemas.microsoft.com/office/word/2010/wordprocessingDrawing" xmlns:wp="http://schemas.openxmlformats.org/drawingml/2006/wordprocessingDrawing" xmlns:w10="urn:schemas-microsoft-com:office:word" xmlns:w="http://schemas.openxmlformats.org/wordprocessingml/2006/main" xmlns:w14="http://schemas.microsoft.com/office/word/2010/wordml" xmlns:w15="http://schemas.microsoft.com/office/word/2012/wordml" xmlns:w16cex="http://schemas.microsoft.com/office/word/2018/wordml/cex" xmlns:w16cid="http://schemas.microsoft.com/office/word/2016/wordml/cid" xmlns:w16="http://schemas.microsoft.com/office/word/2018/wordml" xmlns:w16du="http://schemas.microsoft.com/office/word/2023/wordml/word16du" xmlns:w16sdtdh="http://schemas.microsoft.com/office/word/2020/wordml/sdtdatahash" xmlns:w16sdtfl="http://schemas.microsoft.com/office/word/2024/wordml/sdtformatlock" xmlns:w16se="http://schemas.microsoft.com/office/word/2015/wordml/symex" xmlns:wpg="http://schemas.microsoft.com/office/word/2010/wordprocessingGroup" xmlns:wpi="http://schemas.microsoft.com/office/word/2010/wordprocessingInk" xmlns:wne="http://schemas.microsoft.com/office/word/2006/wordml" xmlns:wps="http://schemas.microsoft.com/office/word/2010/wordprocessingShape" mc:Ignorable="w14 w15 w16se w16cid w16 w16cex w16sdtdh w16sdtfl w16du wp14">
   <w:footnote w:type="separator" w:id="-1">
     <w:p>
       <w:r>
@@ -14792,7 +14597,7 @@
 </file>
 
 <file path=word/numbering.xml><?xml version="1.0" encoding="utf-8"?>
-<w:numbering xmlns:wpc="http://schemas.microsoft.com/office/word/2010/wordprocessingCanvas" xmlns:cx="http://schemas.microsoft.com/office/drawing/2014/chartex" xmlns:cx1="http://schemas.microsoft.com/office/drawing/2015/9/8/chartex" xmlns:cx2="http://schemas.microsoft.com/office/drawing/2015/10/21/chartex" xmlns:cx3="http://schemas.microsoft.com/office/drawing/2016/5/9/chartex" xmlns:cx4="http://schemas.microsoft.com/office/drawing/2016/5/10/chartex" xmlns:cx5="http://schemas.microsoft.com/office/drawing/2016/5/11/chartex" xmlns:cx6="http://schemas.microsoft.com/office/drawing/2016/5/12/chartex" xmlns:cx7="http://schemas.microsoft.com/office/drawing/2016/5/13/chartex" xmlns:cx8="http://schemas.microsoft.com/office/drawing/2016/5/14/chartex" xmlns:mc="http://schemas.openxmlformats.org/markup-compatibility/2006" xmlns:aink="http://schemas.microsoft.com/office/drawing/2016/ink" xmlns:am3d="http://schemas.microsoft.com/office/drawing/2017/model3d" xmlns:o="urn:schemas-microsoft-com:office:office" xmlns:oel="http://schemas.microsoft.com/office/2019/extlst" xmlns:r="http://schemas.openxmlformats.org/officeDocument/2006/relationships" xmlns:m="http://schemas.openxmlformats.org/officeDocument/2006/math" xmlns:v="urn:schemas-microsoft-com:vml" xmlns:wp14="http://schemas.microsoft.com/office/word/2010/wordprocessingDrawing" xmlns:wp="http://schemas.openxmlformats.org/drawingml/2006/wordprocessingDrawing" xmlns:w10="urn:schemas-microsoft-com:office:word" xmlns:w="http://schemas.openxmlformats.org/wordprocessingml/2006/main" xmlns:w14="http://schemas.microsoft.com/office/word/2010/wordml" xmlns:w15="http://schemas.microsoft.com/office/word/2012/wordml" xmlns:w16cex="http://schemas.microsoft.com/office/word/2018/wordml/cex" xmlns:w16cid="http://schemas.microsoft.com/office/word/2016/wordml/cid" xmlns:w16="http://schemas.microsoft.com/office/word/2018/wordml" xmlns:w16sdtdh="http://schemas.microsoft.com/office/word/2020/wordml/sdtdatahash" xmlns:w16se="http://schemas.microsoft.com/office/word/2015/wordml/symex" xmlns:wpg="http://schemas.microsoft.com/office/word/2010/wordprocessingGroup" xmlns:wpi="http://schemas.microsoft.com/office/word/2010/wordprocessingInk" xmlns:wne="http://schemas.microsoft.com/office/word/2006/wordml" xmlns:wps="http://schemas.microsoft.com/office/word/2010/wordprocessingShape" mc:Ignorable="w14 w15 w16se w16cid w16 w16cex w16sdtdh wp14">
+<w:numbering xmlns:wpc="http://schemas.microsoft.com/office/word/2010/wordprocessingCanvas" xmlns:cx="http://schemas.microsoft.com/office/drawing/2014/chartex" xmlns:cx1="http://schemas.microsoft.com/office/drawing/2015/9/8/chartex" xmlns:cx2="http://schemas.microsoft.com/office/drawing/2015/10/21/chartex" xmlns:cx3="http://schemas.microsoft.com/office/drawing/2016/5/9/chartex" xmlns:cx4="http://schemas.microsoft.com/office/drawing/2016/5/10/chartex" xmlns:cx5="http://schemas.microsoft.com/office/drawing/2016/5/11/chartex" xmlns:cx6="http://schemas.microsoft.com/office/drawing/2016/5/12/chartex" xmlns:cx7="http://schemas.microsoft.com/office/drawing/2016/5/13/chartex" xmlns:cx8="http://schemas.microsoft.com/office/drawing/2016/5/14/chartex" xmlns:mc="http://schemas.openxmlformats.org/markup-compatibility/2006" xmlns:aink="http://schemas.microsoft.com/office/drawing/2016/ink" xmlns:am3d="http://schemas.microsoft.com/office/drawing/2017/model3d" xmlns:o="urn:schemas-microsoft-com:office:office" xmlns:oel="http://schemas.microsoft.com/office/2019/extlst" xmlns:r="http://schemas.openxmlformats.org/officeDocument/2006/relationships" xmlns:m="http://schemas.openxmlformats.org/officeDocument/2006/math" xmlns:v="urn:schemas-microsoft-com:vml" xmlns:wp14="http://schemas.microsoft.com/office/word/2010/wordprocessingDrawing" xmlns:wp="http://schemas.openxmlformats.org/drawingml/2006/wordprocessingDrawing" xmlns:w10="urn:schemas-microsoft-com:office:word" xmlns:w="http://schemas.openxmlformats.org/wordprocessingml/2006/main" xmlns:w14="http://schemas.microsoft.com/office/word/2010/wordml" xmlns:w15="http://schemas.microsoft.com/office/word/2012/wordml" xmlns:w16cex="http://schemas.microsoft.com/office/word/2018/wordml/cex" xmlns:w16cid="http://schemas.microsoft.com/office/word/2016/wordml/cid" xmlns:w16="http://schemas.microsoft.com/office/word/2018/wordml" xmlns:w16du="http://schemas.microsoft.com/office/word/2023/wordml/word16du" xmlns:w16sdtdh="http://schemas.microsoft.com/office/word/2020/wordml/sdtdatahash" xmlns:w16sdtfl="http://schemas.microsoft.com/office/word/2024/wordml/sdtformatlock" xmlns:w16se="http://schemas.microsoft.com/office/word/2015/wordml/symex" xmlns:wpg="http://schemas.microsoft.com/office/word/2010/wordprocessingGroup" xmlns:wpi="http://schemas.microsoft.com/office/word/2010/wordprocessingInk" xmlns:wne="http://schemas.microsoft.com/office/word/2006/wordml" xmlns:wps="http://schemas.microsoft.com/office/word/2010/wordprocessingShape" mc:Ignorable="w14 w15 w16se w16cid w16 w16cex w16sdtdh w16sdtfl w16du wp14">
   <w:abstractNum w:abstractNumId="0" w15:restartNumberingAfterBreak="0">
     <w:nsid w:val="0619E8FD"/>
     <w:multiLevelType w:val="multilevel"/>
@@ -15457,7 +15262,7 @@
 </file>
 
 <file path=word/styles.xml><?xml version="1.0" encoding="utf-8"?>
-<w:styles xmlns:mc="http://schemas.openxmlformats.org/markup-compatibility/2006" xmlns:r="http://schemas.openxmlformats.org/officeDocument/2006/relationships" xmlns:w="http://schemas.openxmlformats.org/wordprocessingml/2006/main" xmlns:w14="http://schemas.microsoft.com/office/word/2010/wordml" xmlns:w15="http://schemas.microsoft.com/office/word/2012/wordml" xmlns:w16cex="http://schemas.microsoft.com/office/word/2018/wordml/cex" xmlns:w16cid="http://schemas.microsoft.com/office/word/2016/wordml/cid" xmlns:w16="http://schemas.microsoft.com/office/word/2018/wordml" xmlns:w16sdtdh="http://schemas.microsoft.com/office/word/2020/wordml/sdtdatahash" xmlns:w16se="http://schemas.microsoft.com/office/word/2015/wordml/symex" mc:Ignorable="w14 w15 w16se w16cid w16 w16cex w16sdtdh">
+<w:styles xmlns:mc="http://schemas.openxmlformats.org/markup-compatibility/2006" xmlns:r="http://schemas.openxmlformats.org/officeDocument/2006/relationships" xmlns:w="http://schemas.openxmlformats.org/wordprocessingml/2006/main" xmlns:w14="http://schemas.microsoft.com/office/word/2010/wordml" xmlns:w15="http://schemas.microsoft.com/office/word/2012/wordml" xmlns:w16cex="http://schemas.microsoft.com/office/word/2018/wordml/cex" xmlns:w16cid="http://schemas.microsoft.com/office/word/2016/wordml/cid" xmlns:w16="http://schemas.microsoft.com/office/word/2018/wordml" xmlns:w16du="http://schemas.microsoft.com/office/word/2023/wordml/word16du" xmlns:w16sdtdh="http://schemas.microsoft.com/office/word/2020/wordml/sdtdatahash" xmlns:w16sdtfl="http://schemas.microsoft.com/office/word/2024/wordml/sdtformatlock" xmlns:w16se="http://schemas.microsoft.com/office/word/2015/wordml/symex" mc:Ignorable="w14 w15 w16se w16cid w16 w16cex w16sdtdh w16sdtfl w16du">
   <w:docDefaults>
     <w:rPrDefault>
       <w:rPr>

--- a/7COM1079_Final report_A168.docx
+++ b/7COM1079_Final report_A168.docx
@@ -1177,7 +1177,12 @@
           <w:rFonts w:ascii="Times New Roman" w:eastAsia="Times New Roman" w:hAnsi="Times New Roman" w:cs="Times New Roman"/>
         </w:rPr>
         <w:tab/>
-        <w:t>6</w:t>
+      </w:r>
+      <w:r>
+        <w:rPr>
+          <w:rFonts w:ascii="Times New Roman" w:eastAsia="Times New Roman" w:hAnsi="Times New Roman" w:cs="Times New Roman"/>
+        </w:rPr>
+        <w:t>5</w:t>
       </w:r>
     </w:p>
     <w:p>
@@ -3866,7 +3871,23 @@
           <w:b/>
           <w:bCs/>
         </w:rPr>
-        <w:t>Figure 3: Histogram for Alcohol Consumption</w:t>
+        <w:t xml:space="preserve">Figure </w:t>
+      </w:r>
+      <w:r>
+        <w:rPr>
+          <w:rFonts w:ascii="Times New Roman" w:eastAsia="Times New Roman" w:hAnsi="Times New Roman" w:cs="Times New Roman"/>
+          <w:b/>
+          <w:bCs/>
+        </w:rPr>
+        <w:t>2</w:t>
+      </w:r>
+      <w:r>
+        <w:rPr>
+          <w:rFonts w:ascii="Times New Roman" w:eastAsia="Times New Roman" w:hAnsi="Times New Roman" w:cs="Times New Roman"/>
+          <w:b/>
+          <w:bCs/>
+        </w:rPr>
+        <w:t>: Histogram for Alcohol Consumption</w:t>
       </w:r>
     </w:p>
     <w:p>
@@ -4021,10 +4042,27 @@
     <w:p>
       <w:pPr>
         <w:pStyle w:val="ListParagraph"/>
+        <w:ind w:left="-284"/>
+        <w:rPr>
+          <w:rFonts w:ascii="Times New Roman" w:eastAsia="Times New Roman" w:hAnsi="Times New Roman" w:cs="Times New Roman"/>
+          <w:lang w:val="en-IN"/>
+        </w:rPr>
+      </w:pPr>
+      <w:r>
+        <w:rPr>
+          <w:rFonts w:ascii="Times New Roman" w:eastAsia="Times New Roman" w:hAnsi="Times New Roman" w:cs="Times New Roman"/>
+          <w:lang w:val="en-IN"/>
+        </w:rPr>
+        <w:t>Key observations include variation in life expectancy based on alcohol consumption. There are some data points that stand out. It seems that there is a weak and moderate positive relationship as shown by the scatter plot. There seems to be an indication of outliers and a right skew as shown by the histogram.</w:t>
+      </w:r>
+    </w:p>
+    <w:p>
+      <w:pPr>
+        <w:pStyle w:val="ListParagraph"/>
         <w:ind w:left="0"/>
         <w:rPr>
           <w:rFonts w:ascii="Times New Roman" w:eastAsia="Times New Roman" w:hAnsi="Times New Roman" w:cs="Times New Roman"/>
-          <w:lang w:val="en-US"/>
+          <w:lang w:val="en-IN"/>
         </w:rPr>
       </w:pPr>
     </w:p>
@@ -5090,6 +5128,7 @@
                 <w:lang w:val="en-IN" w:eastAsia="ko-KR"/>
                 <w14:ligatures w14:val="none"/>
               </w:rPr>
+              <w:lastRenderedPageBreak/>
               <w:t>+ }</w:t>
             </w:r>
           </w:p>
@@ -5190,7 +5229,6 @@
                 <w:lang w:val="en-IN" w:eastAsia="ko-KR"/>
                 <w14:ligatures w14:val="none"/>
               </w:rPr>
-              <w:lastRenderedPageBreak/>
               <w:t xml:space="preserve">Sample size (n): 167 </w:t>
             </w:r>
           </w:p>
@@ -5739,47 +5777,6 @@
     </w:p>
     <w:p>
       <w:pPr>
-        <w:ind w:left="-284" w:firstLine="284"/>
-        <w:jc w:val="both"/>
-        <w:rPr>
-          <w:rFonts w:ascii="Times New Roman" w:eastAsia="Times New Roman" w:hAnsi="Times New Roman" w:cs="Times New Roman"/>
-          <w:lang w:val="en-IN"/>
-        </w:rPr>
-      </w:pPr>
-    </w:p>
-    <w:p>
-      <w:pPr>
-        <w:ind w:left="-284" w:firstLine="284"/>
-        <w:jc w:val="both"/>
-        <w:rPr>
-          <w:rFonts w:ascii="Times New Roman" w:eastAsia="Times New Roman" w:hAnsi="Times New Roman" w:cs="Times New Roman"/>
-          <w:lang w:val="en-IN"/>
-        </w:rPr>
-      </w:pPr>
-    </w:p>
-    <w:p>
-      <w:pPr>
-        <w:ind w:left="-284" w:firstLine="284"/>
-        <w:jc w:val="both"/>
-        <w:rPr>
-          <w:rFonts w:ascii="Times New Roman" w:eastAsia="Times New Roman" w:hAnsi="Times New Roman" w:cs="Times New Roman"/>
-          <w:lang w:val="en-IN"/>
-        </w:rPr>
-      </w:pPr>
-    </w:p>
-    <w:p>
-      <w:pPr>
-        <w:ind w:left="-284" w:firstLine="284"/>
-        <w:jc w:val="both"/>
-        <w:rPr>
-          <w:rFonts w:ascii="Times New Roman" w:eastAsia="Times New Roman" w:hAnsi="Times New Roman" w:cs="Times New Roman"/>
-          <w:lang w:val="en-IN"/>
-        </w:rPr>
-      </w:pPr>
-    </w:p>
-    <w:p>
-      <w:pPr>
-        <w:ind w:left="-284" w:firstLine="284"/>
         <w:jc w:val="both"/>
         <w:rPr>
           <w:rFonts w:ascii="Times New Roman" w:eastAsia="Times New Roman" w:hAnsi="Times New Roman" w:cs="Times New Roman"/>
@@ -6820,91 +6817,7 @@
           <w:rFonts w:ascii="Times New Roman" w:eastAsia="Times New Roman" w:hAnsi="Times New Roman" w:cs="Times New Roman"/>
           <w:lang w:val="en-IN"/>
         </w:rPr>
-        <w:t xml:space="preserve">The Pearson correlation test </w:t>
-      </w:r>
-      <w:r>
-        <w:rPr>
-          <w:rFonts w:ascii="Times New Roman" w:eastAsia="Times New Roman" w:hAnsi="Times New Roman" w:cs="Times New Roman"/>
-          <w:lang w:val="en-IN"/>
-        </w:rPr>
-        <w:t>showed</w:t>
-      </w:r>
-      <w:r>
-        <w:rPr>
-          <w:rFonts w:ascii="Times New Roman" w:eastAsia="Times New Roman" w:hAnsi="Times New Roman" w:cs="Times New Roman"/>
-          <w:lang w:val="en-IN"/>
-        </w:rPr>
-        <w:t xml:space="preserve"> a moderate</w:t>
-      </w:r>
-      <w:r>
-        <w:rPr>
-          <w:rFonts w:ascii="Times New Roman" w:eastAsia="Times New Roman" w:hAnsi="Times New Roman" w:cs="Times New Roman"/>
-          <w:lang w:val="en-IN"/>
-        </w:rPr>
-        <w:t>ly</w:t>
-      </w:r>
-      <w:r>
-        <w:rPr>
-          <w:rFonts w:ascii="Times New Roman" w:eastAsia="Times New Roman" w:hAnsi="Times New Roman" w:cs="Times New Roman"/>
-          <w:lang w:val="en-IN"/>
-        </w:rPr>
-        <w:t xml:space="preserve"> positive relationship between alcohol consumption and male life expectancy in 2013 (r = 0.50, n = 167)</w:t>
-      </w:r>
-      <w:r>
-        <w:rPr>
-          <w:rFonts w:ascii="Times New Roman" w:eastAsia="Times New Roman" w:hAnsi="Times New Roman" w:cs="Times New Roman"/>
-          <w:lang w:val="en-IN"/>
-        </w:rPr>
-        <w:t xml:space="preserve"> w</w:t>
-      </w:r>
-      <w:r>
-        <w:rPr>
-          <w:rFonts w:ascii="Times New Roman" w:eastAsia="Times New Roman" w:hAnsi="Times New Roman" w:cs="Times New Roman"/>
-          <w:lang w:val="en-IN"/>
-        </w:rPr>
-        <w:t>ith a 95% confidence interval of 0.38–0.61</w:t>
-      </w:r>
-      <w:r>
-        <w:rPr>
-          <w:rFonts w:ascii="Times New Roman" w:eastAsia="Times New Roman" w:hAnsi="Times New Roman" w:cs="Times New Roman"/>
-          <w:lang w:val="en-IN"/>
-        </w:rPr>
-        <w:t xml:space="preserve">.Since the </w:t>
-      </w:r>
-      <w:r>
-        <w:rPr>
-          <w:rFonts w:ascii="Times New Roman" w:eastAsia="Times New Roman" w:hAnsi="Times New Roman" w:cs="Times New Roman"/>
-          <w:lang w:val="en-IN"/>
-        </w:rPr>
-        <w:t xml:space="preserve">p-value (5.67 x 10⁻¹²) </w:t>
-      </w:r>
-      <w:r>
-        <w:rPr>
-          <w:rFonts w:ascii="Times New Roman" w:eastAsia="Times New Roman" w:hAnsi="Times New Roman" w:cs="Times New Roman"/>
-          <w:lang w:val="en-IN"/>
-        </w:rPr>
-        <w:t xml:space="preserve">it can be said that this dataset has a high </w:t>
-      </w:r>
-      <w:r>
-        <w:rPr>
-          <w:rFonts w:ascii="Times New Roman" w:eastAsia="Times New Roman" w:hAnsi="Times New Roman" w:cs="Times New Roman"/>
-          <w:lang w:val="en-IN"/>
-        </w:rPr>
-        <w:t xml:space="preserve"> significan</w:t>
-      </w:r>
-      <w:r>
-        <w:rPr>
-          <w:rFonts w:ascii="Times New Roman" w:eastAsia="Times New Roman" w:hAnsi="Times New Roman" w:cs="Times New Roman"/>
-          <w:lang w:val="en-IN"/>
-        </w:rPr>
-        <w:t>ce in a statistical significant test, though it lacks a direct causation relation between life expectancy and alcohol intake</w:t>
-      </w:r>
-      <w:r>
-        <w:rPr>
-          <w:rFonts w:ascii="Times New Roman" w:eastAsia="Times New Roman" w:hAnsi="Times New Roman" w:cs="Times New Roman"/>
-          <w:lang w:val="en-IN"/>
-        </w:rPr>
-        <w:t xml:space="preserve"> for men.</w:t>
+        <w:t>Spearman rank correlation analysis uncovered a moderate positive monotonic relationship between alcohol consumption and life expectancy among 167 countries (rho = 0.507, p = 2.68e-12). The low p-value shows that it is unlikely for this relationship to occur by chance. Spearman rank correlation removes any issues due to the highly positively skewed distribution for alcohol consumption and inter-country variability. Even though it is highly significantly associated, there isn’t a direct causation relationship between alcohol consumption and longevity.</w:t>
       </w:r>
     </w:p>
     <w:p>
@@ -6957,65 +6870,17 @@
     </w:p>
     <w:p>
       <w:pPr>
-        <w:pStyle w:val="ListParagraph"/>
-        <w:ind w:left="-142"/>
+        <w:ind w:left="-284"/>
         <w:jc w:val="both"/>
         <w:rPr>
           <w:rFonts w:ascii="Times New Roman" w:eastAsia="Times New Roman" w:hAnsi="Times New Roman" w:cs="Times New Roman"/>
-          <w:b/>
-          <w:bCs/>
-          <w:sz w:val="28"/>
-          <w:szCs w:val="28"/>
-        </w:rPr>
-      </w:pPr>
-      <w:r>
-        <w:rPr>
-          <w:rFonts w:ascii="Times New Roman" w:eastAsia="Times New Roman" w:hAnsi="Times New Roman" w:cs="Times New Roman"/>
-          <w:lang w:val="en-IN"/>
-        </w:rPr>
-        <w:t xml:space="preserve">The moderately positive connection </w:t>
-      </w:r>
-      <w:r>
-        <w:rPr>
-          <w:rFonts w:ascii="Times New Roman" w:eastAsia="Times New Roman" w:hAnsi="Times New Roman" w:cs="Times New Roman"/>
-          <w:lang w:val="en-IN"/>
-        </w:rPr>
-        <w:t>suggests</w:t>
-      </w:r>
-      <w:r>
-        <w:rPr>
-          <w:rFonts w:ascii="Times New Roman" w:eastAsia="Times New Roman" w:hAnsi="Times New Roman" w:cs="Times New Roman"/>
-          <w:lang w:val="en-IN"/>
-        </w:rPr>
-        <w:t xml:space="preserve"> that</w:t>
-      </w:r>
-      <w:r>
-        <w:rPr>
-          <w:rFonts w:ascii="Times New Roman" w:eastAsia="Times New Roman" w:hAnsi="Times New Roman" w:cs="Times New Roman"/>
-          <w:lang w:val="en-IN"/>
-        </w:rPr>
-        <w:t xml:space="preserve"> those countries that consume a lot of</w:t>
-      </w:r>
-      <w:r>
-        <w:rPr>
-          <w:rFonts w:ascii="Times New Roman" w:eastAsia="Times New Roman" w:hAnsi="Times New Roman" w:cs="Times New Roman"/>
-          <w:lang w:val="en-IN"/>
-        </w:rPr>
-        <w:t xml:space="preserve"> alcohol</w:t>
-      </w:r>
-      <w:r>
-        <w:rPr>
-          <w:rFonts w:ascii="Times New Roman" w:eastAsia="Times New Roman" w:hAnsi="Times New Roman" w:cs="Times New Roman"/>
-          <w:lang w:val="en-IN"/>
-        </w:rPr>
-        <w:t xml:space="preserve"> tend to also have a high </w:t>
-      </w:r>
-      <w:r>
-        <w:rPr>
-          <w:rFonts w:ascii="Times New Roman" w:eastAsia="Times New Roman" w:hAnsi="Times New Roman" w:cs="Times New Roman"/>
-          <w:lang w:val="en-IN"/>
-        </w:rPr>
-        <w:t>male life expectancy, though the data does not prove causation. More general contextual elements like lifestyle choices, healthcare access, and economic development probably have an impact on this association. The strong correlation emphasises broad population-level patterns rather than direct effects, highlighting the necessity of taking into account a variety of factors when evaluating variations in life expectancy around the world.</w:t>
+        </w:rPr>
+      </w:pPr>
+      <w:r>
+        <w:rPr>
+          <w:rFonts w:ascii="Times New Roman" w:eastAsia="Times New Roman" w:hAnsi="Times New Roman" w:cs="Times New Roman"/>
+        </w:rPr>
+        <w:t>This moderate positive correlation suggests that the higher the alcohol consumption in a country, the higher the life expectancy, though this does not imply causation. This could, of course, be influenced by much broader contextual factors related to quality of healthcare, economic development, and lifestyle. As the results emphasize population-level patterns of association rather than individual effects, alcohol consumption may signify general societal or cultural influences on longevity across nations.</w:t>
       </w:r>
     </w:p>
     <w:p>
@@ -7077,7 +6942,21 @@
           <w:rFonts w:ascii="Times New Roman" w:eastAsia="Times New Roman" w:hAnsi="Times New Roman" w:cs="Times New Roman"/>
           <w:lang w:val="en-IN"/>
         </w:rPr>
-        <w:t>The observational design of this study and unexplained confounding variables, such as food, healthcare quality, and socioeconomic position, are its main limitations. In order to elucidate causal links and investigate other factors influencing life expectancy in addition to alcohol intake, future study may employ multivariate analysis and longitudinal data.</w:t>
+        <w:t xml:space="preserve">The main limitation of this study is its observational, cross-sectional nature and possible influences such as dietary variables, healthcare systems, and socioeconomic factors. </w:t>
+      </w:r>
+      <w:r>
+        <w:rPr>
+          <w:rFonts w:ascii="Times New Roman" w:eastAsia="Times New Roman" w:hAnsi="Times New Roman" w:cs="Times New Roman"/>
+          <w:lang w:val="en-IN"/>
+        </w:rPr>
+        <w:t>Subsequent research</w:t>
+      </w:r>
+      <w:r>
+        <w:rPr>
+          <w:rFonts w:ascii="Times New Roman" w:eastAsia="Times New Roman" w:hAnsi="Times New Roman" w:cs="Times New Roman"/>
+          <w:lang w:val="en-IN"/>
+        </w:rPr>
+        <w:t xml:space="preserve"> should employ longitudinal data and examine different variable interactions with an intention to identify factors influencing life expectancy apart from alcohol consumption.</w:t>
       </w:r>
     </w:p>
     <w:p>
@@ -7831,34 +7710,994 @@
               <w:rPr>
                 <w:rFonts w:ascii="Times New Roman" w:eastAsia="Times New Roman" w:hAnsi="Times New Roman" w:cs="Times New Roman"/>
               </w:rPr>
+              <w:t># Display drinks dataset structure</w:t>
+            </w:r>
+          </w:p>
+          <w:p>
+            <w:pPr>
+              <w:rPr>
+                <w:rFonts w:ascii="Times New Roman" w:eastAsia="Times New Roman" w:hAnsi="Times New Roman" w:cs="Times New Roman"/>
+              </w:rPr>
+            </w:pPr>
+            <w:r>
+              <w:rPr>
+                <w:rFonts w:ascii="Times New Roman" w:eastAsia="Times New Roman" w:hAnsi="Times New Roman" w:cs="Times New Roman"/>
+              </w:rPr>
+              <w:t>cat("--- DRINKS DATASET ---\n")</w:t>
+            </w:r>
+          </w:p>
+          <w:p>
+            <w:pPr>
+              <w:rPr>
+                <w:rFonts w:ascii="Times New Roman" w:eastAsia="Times New Roman" w:hAnsi="Times New Roman" w:cs="Times New Roman"/>
+              </w:rPr>
+            </w:pPr>
+            <w:r>
+              <w:rPr>
+                <w:rFonts w:ascii="Times New Roman" w:eastAsia="Times New Roman" w:hAnsi="Times New Roman" w:cs="Times New Roman"/>
+              </w:rPr>
+              <w:t>cat("Columns:", paste(</w:t>
+            </w:r>
+            <w:proofErr w:type="spellStart"/>
+            <w:r>
+              <w:rPr>
+                <w:rFonts w:ascii="Times New Roman" w:eastAsia="Times New Roman" w:hAnsi="Times New Roman" w:cs="Times New Roman"/>
+              </w:rPr>
+              <w:t>colnames</w:t>
+            </w:r>
+            <w:proofErr w:type="spellEnd"/>
+            <w:r>
+              <w:rPr>
+                <w:rFonts w:ascii="Times New Roman" w:eastAsia="Times New Roman" w:hAnsi="Times New Roman" w:cs="Times New Roman"/>
+              </w:rPr>
+              <w:t>(drinks), collapse=", "), "\n")</w:t>
+            </w:r>
+          </w:p>
+          <w:p>
+            <w:pPr>
+              <w:rPr>
+                <w:rFonts w:ascii="Times New Roman" w:eastAsia="Times New Roman" w:hAnsi="Times New Roman" w:cs="Times New Roman"/>
+              </w:rPr>
+            </w:pPr>
+            <w:r>
+              <w:rPr>
+                <w:rFonts w:ascii="Times New Roman" w:eastAsia="Times New Roman" w:hAnsi="Times New Roman" w:cs="Times New Roman"/>
+              </w:rPr>
+              <w:t xml:space="preserve">cat("Dimensions:", </w:t>
+            </w:r>
+            <w:proofErr w:type="spellStart"/>
+            <w:r>
+              <w:rPr>
+                <w:rFonts w:ascii="Times New Roman" w:eastAsia="Times New Roman" w:hAnsi="Times New Roman" w:cs="Times New Roman"/>
+              </w:rPr>
+              <w:t>nrow</w:t>
+            </w:r>
+            <w:proofErr w:type="spellEnd"/>
+            <w:r>
+              <w:rPr>
+                <w:rFonts w:ascii="Times New Roman" w:eastAsia="Times New Roman" w:hAnsi="Times New Roman" w:cs="Times New Roman"/>
+              </w:rPr>
+              <w:t xml:space="preserve">(drinks), "rows x", </w:t>
+            </w:r>
+            <w:proofErr w:type="spellStart"/>
+            <w:r>
+              <w:rPr>
+                <w:rFonts w:ascii="Times New Roman" w:eastAsia="Times New Roman" w:hAnsi="Times New Roman" w:cs="Times New Roman"/>
+              </w:rPr>
+              <w:t>ncol</w:t>
+            </w:r>
+            <w:proofErr w:type="spellEnd"/>
+            <w:r>
+              <w:rPr>
+                <w:rFonts w:ascii="Times New Roman" w:eastAsia="Times New Roman" w:hAnsi="Times New Roman" w:cs="Times New Roman"/>
+              </w:rPr>
+              <w:t>(drinks), "columns\n\n")</w:t>
+            </w:r>
+          </w:p>
+          <w:p>
+            <w:pPr>
+              <w:rPr>
+                <w:rFonts w:ascii="Times New Roman" w:eastAsia="Times New Roman" w:hAnsi="Times New Roman" w:cs="Times New Roman"/>
+              </w:rPr>
+            </w:pPr>
+            <w:r>
+              <w:rPr>
+                <w:rFonts w:ascii="Times New Roman" w:eastAsia="Times New Roman" w:hAnsi="Times New Roman" w:cs="Times New Roman"/>
+              </w:rPr>
+              <w:t>str(drinks)</w:t>
+            </w:r>
+          </w:p>
+          <w:p>
+            <w:pPr>
+              <w:rPr>
+                <w:rFonts w:ascii="Times New Roman" w:eastAsia="Times New Roman" w:hAnsi="Times New Roman" w:cs="Times New Roman"/>
+              </w:rPr>
+            </w:pPr>
+            <w:r>
+              <w:rPr>
+                <w:rFonts w:ascii="Times New Roman" w:eastAsia="Times New Roman" w:hAnsi="Times New Roman" w:cs="Times New Roman"/>
+              </w:rPr>
+              <w:t>summary(drinks)</w:t>
+            </w:r>
+          </w:p>
+          <w:p>
+            <w:pPr>
+              <w:rPr>
+                <w:rFonts w:ascii="Times New Roman" w:eastAsia="Times New Roman" w:hAnsi="Times New Roman" w:cs="Times New Roman"/>
+              </w:rPr>
+            </w:pPr>
+          </w:p>
+          <w:p>
+            <w:pPr>
+              <w:rPr>
+                <w:rFonts w:ascii="Times New Roman" w:eastAsia="Times New Roman" w:hAnsi="Times New Roman" w:cs="Times New Roman"/>
+              </w:rPr>
+            </w:pPr>
+            <w:r>
+              <w:rPr>
+                <w:rFonts w:ascii="Times New Roman" w:eastAsia="Times New Roman" w:hAnsi="Times New Roman" w:cs="Times New Roman"/>
+              </w:rPr>
+              <w:t># Display life expectancy dataset structure</w:t>
+            </w:r>
+          </w:p>
+          <w:p>
+            <w:pPr>
+              <w:rPr>
+                <w:rFonts w:ascii="Times New Roman" w:eastAsia="Times New Roman" w:hAnsi="Times New Roman" w:cs="Times New Roman"/>
+              </w:rPr>
+            </w:pPr>
+            <w:r>
+              <w:rPr>
+                <w:rFonts w:ascii="Times New Roman" w:eastAsia="Times New Roman" w:hAnsi="Times New Roman" w:cs="Times New Roman"/>
+              </w:rPr>
+              <w:t>cat("\n--- LIFE EXPECTANCY DATASET ---\n")</w:t>
+            </w:r>
+          </w:p>
+          <w:p>
+            <w:pPr>
+              <w:rPr>
+                <w:rFonts w:ascii="Times New Roman" w:eastAsia="Times New Roman" w:hAnsi="Times New Roman" w:cs="Times New Roman"/>
+              </w:rPr>
+            </w:pPr>
+            <w:r>
+              <w:rPr>
+                <w:rFonts w:ascii="Times New Roman" w:eastAsia="Times New Roman" w:hAnsi="Times New Roman" w:cs="Times New Roman"/>
+              </w:rPr>
+              <w:t>cat("Columns:", paste(</w:t>
+            </w:r>
+            <w:proofErr w:type="spellStart"/>
+            <w:r>
+              <w:rPr>
+                <w:rFonts w:ascii="Times New Roman" w:eastAsia="Times New Roman" w:hAnsi="Times New Roman" w:cs="Times New Roman"/>
+              </w:rPr>
+              <w:t>colnames</w:t>
+            </w:r>
+            <w:proofErr w:type="spellEnd"/>
+            <w:r>
+              <w:rPr>
+                <w:rFonts w:ascii="Times New Roman" w:eastAsia="Times New Roman" w:hAnsi="Times New Roman" w:cs="Times New Roman"/>
+              </w:rPr>
+              <w:t>(</w:t>
+            </w:r>
+            <w:proofErr w:type="spellStart"/>
+            <w:r>
+              <w:rPr>
+                <w:rFonts w:ascii="Times New Roman" w:eastAsia="Times New Roman" w:hAnsi="Times New Roman" w:cs="Times New Roman"/>
+              </w:rPr>
+              <w:t>life_exp</w:t>
+            </w:r>
+            <w:proofErr w:type="spellEnd"/>
+            <w:r>
+              <w:rPr>
+                <w:rFonts w:ascii="Times New Roman" w:eastAsia="Times New Roman" w:hAnsi="Times New Roman" w:cs="Times New Roman"/>
+              </w:rPr>
+              <w:t>), collapse=", "), "\n")</w:t>
+            </w:r>
+          </w:p>
+          <w:p>
+            <w:pPr>
+              <w:rPr>
+                <w:rFonts w:ascii="Times New Roman" w:eastAsia="Times New Roman" w:hAnsi="Times New Roman" w:cs="Times New Roman"/>
+              </w:rPr>
+            </w:pPr>
+            <w:r>
+              <w:rPr>
+                <w:rFonts w:ascii="Times New Roman" w:eastAsia="Times New Roman" w:hAnsi="Times New Roman" w:cs="Times New Roman"/>
+              </w:rPr>
+              <w:t xml:space="preserve">cat("Dimensions:", </w:t>
+            </w:r>
+            <w:proofErr w:type="spellStart"/>
+            <w:r>
+              <w:rPr>
+                <w:rFonts w:ascii="Times New Roman" w:eastAsia="Times New Roman" w:hAnsi="Times New Roman" w:cs="Times New Roman"/>
+              </w:rPr>
+              <w:t>nrow</w:t>
+            </w:r>
+            <w:proofErr w:type="spellEnd"/>
+            <w:r>
+              <w:rPr>
+                <w:rFonts w:ascii="Times New Roman" w:eastAsia="Times New Roman" w:hAnsi="Times New Roman" w:cs="Times New Roman"/>
+              </w:rPr>
+              <w:t>(</w:t>
+            </w:r>
+            <w:proofErr w:type="spellStart"/>
+            <w:r>
+              <w:rPr>
+                <w:rFonts w:ascii="Times New Roman" w:eastAsia="Times New Roman" w:hAnsi="Times New Roman" w:cs="Times New Roman"/>
+              </w:rPr>
+              <w:t>life_exp</w:t>
+            </w:r>
+            <w:proofErr w:type="spellEnd"/>
+            <w:r>
+              <w:rPr>
+                <w:rFonts w:ascii="Times New Roman" w:eastAsia="Times New Roman" w:hAnsi="Times New Roman" w:cs="Times New Roman"/>
+              </w:rPr>
+              <w:t xml:space="preserve">), "rows x", </w:t>
+            </w:r>
+            <w:proofErr w:type="spellStart"/>
+            <w:r>
+              <w:rPr>
+                <w:rFonts w:ascii="Times New Roman" w:eastAsia="Times New Roman" w:hAnsi="Times New Roman" w:cs="Times New Roman"/>
+              </w:rPr>
+              <w:t>ncol</w:t>
+            </w:r>
+            <w:proofErr w:type="spellEnd"/>
+            <w:r>
+              <w:rPr>
+                <w:rFonts w:ascii="Times New Roman" w:eastAsia="Times New Roman" w:hAnsi="Times New Roman" w:cs="Times New Roman"/>
+              </w:rPr>
+              <w:t>(</w:t>
+            </w:r>
+            <w:proofErr w:type="spellStart"/>
+            <w:r>
+              <w:rPr>
+                <w:rFonts w:ascii="Times New Roman" w:eastAsia="Times New Roman" w:hAnsi="Times New Roman" w:cs="Times New Roman"/>
+              </w:rPr>
+              <w:t>life_exp</w:t>
+            </w:r>
+            <w:proofErr w:type="spellEnd"/>
+            <w:r>
+              <w:rPr>
+                <w:rFonts w:ascii="Times New Roman" w:eastAsia="Times New Roman" w:hAnsi="Times New Roman" w:cs="Times New Roman"/>
+              </w:rPr>
+              <w:t>), "columns\n\n")</w:t>
+            </w:r>
+          </w:p>
+          <w:p>
+            <w:pPr>
+              <w:rPr>
+                <w:rFonts w:ascii="Times New Roman" w:eastAsia="Times New Roman" w:hAnsi="Times New Roman" w:cs="Times New Roman"/>
+              </w:rPr>
+            </w:pPr>
+            <w:r>
+              <w:rPr>
+                <w:rFonts w:ascii="Times New Roman" w:eastAsia="Times New Roman" w:hAnsi="Times New Roman" w:cs="Times New Roman"/>
+              </w:rPr>
+              <w:t>str(</w:t>
+            </w:r>
+            <w:proofErr w:type="spellStart"/>
+            <w:r>
+              <w:rPr>
+                <w:rFonts w:ascii="Times New Roman" w:eastAsia="Times New Roman" w:hAnsi="Times New Roman" w:cs="Times New Roman"/>
+              </w:rPr>
+              <w:t>life_exp</w:t>
+            </w:r>
+            <w:proofErr w:type="spellEnd"/>
+            <w:r>
+              <w:rPr>
+                <w:rFonts w:ascii="Times New Roman" w:eastAsia="Times New Roman" w:hAnsi="Times New Roman" w:cs="Times New Roman"/>
+              </w:rPr>
+              <w:t>)</w:t>
+            </w:r>
+          </w:p>
+          <w:p>
+            <w:pPr>
+              <w:rPr>
+                <w:rFonts w:ascii="Times New Roman" w:eastAsia="Times New Roman" w:hAnsi="Times New Roman" w:cs="Times New Roman"/>
+              </w:rPr>
+            </w:pPr>
+            <w:r>
+              <w:rPr>
+                <w:rFonts w:ascii="Times New Roman" w:eastAsia="Times New Roman" w:hAnsi="Times New Roman" w:cs="Times New Roman"/>
+              </w:rPr>
+              <w:t>summary(</w:t>
+            </w:r>
+            <w:proofErr w:type="spellStart"/>
+            <w:r>
+              <w:rPr>
+                <w:rFonts w:ascii="Times New Roman" w:eastAsia="Times New Roman" w:hAnsi="Times New Roman" w:cs="Times New Roman"/>
+              </w:rPr>
+              <w:t>life_exp</w:t>
+            </w:r>
+            <w:proofErr w:type="spellEnd"/>
+            <w:r>
+              <w:rPr>
+                <w:rFonts w:ascii="Times New Roman" w:eastAsia="Times New Roman" w:hAnsi="Times New Roman" w:cs="Times New Roman"/>
+              </w:rPr>
+              <w:t>)</w:t>
+            </w:r>
+          </w:p>
+          <w:p>
+            <w:pPr>
+              <w:rPr>
+                <w:rFonts w:ascii="Times New Roman" w:eastAsia="Times New Roman" w:hAnsi="Times New Roman" w:cs="Times New Roman"/>
+              </w:rPr>
+            </w:pPr>
+          </w:p>
+          <w:p>
+            <w:pPr>
+              <w:rPr>
+                <w:rFonts w:ascii="Times New Roman" w:eastAsia="Times New Roman" w:hAnsi="Times New Roman" w:cs="Times New Roman"/>
+              </w:rPr>
+            </w:pPr>
+            <w:r>
+              <w:rPr>
+                <w:rFonts w:ascii="Times New Roman" w:eastAsia="Times New Roman" w:hAnsi="Times New Roman" w:cs="Times New Roman"/>
+              </w:rPr>
+              <w:t># Check for missing values in both datasets</w:t>
+            </w:r>
+          </w:p>
+          <w:p>
+            <w:pPr>
+              <w:rPr>
+                <w:rFonts w:ascii="Times New Roman" w:eastAsia="Times New Roman" w:hAnsi="Times New Roman" w:cs="Times New Roman"/>
+              </w:rPr>
+            </w:pPr>
+            <w:r>
+              <w:rPr>
+                <w:rFonts w:ascii="Times New Roman" w:eastAsia="Times New Roman" w:hAnsi="Times New Roman" w:cs="Times New Roman"/>
+              </w:rPr>
+              <w:t>cat("\n--- MISSING VALUES CHECK ---\n")</w:t>
+            </w:r>
+          </w:p>
+          <w:p>
+            <w:pPr>
+              <w:rPr>
+                <w:rFonts w:ascii="Times New Roman" w:eastAsia="Times New Roman" w:hAnsi="Times New Roman" w:cs="Times New Roman"/>
+              </w:rPr>
+            </w:pPr>
+            <w:r>
+              <w:rPr>
+                <w:rFonts w:ascii="Times New Roman" w:eastAsia="Times New Roman" w:hAnsi="Times New Roman" w:cs="Times New Roman"/>
+              </w:rPr>
+              <w:t>cat("Missing values in drinks:", sum(is.na(drinks)), "\n")</w:t>
+            </w:r>
+          </w:p>
+          <w:p>
+            <w:pPr>
+              <w:rPr>
+                <w:rFonts w:ascii="Times New Roman" w:eastAsia="Times New Roman" w:hAnsi="Times New Roman" w:cs="Times New Roman"/>
+              </w:rPr>
+            </w:pPr>
+            <w:r>
+              <w:rPr>
+                <w:rFonts w:ascii="Times New Roman" w:eastAsia="Times New Roman" w:hAnsi="Times New Roman" w:cs="Times New Roman"/>
+              </w:rPr>
+              <w:t>cat("Missing values in life expectancy:", sum(is.na(</w:t>
+            </w:r>
+            <w:proofErr w:type="spellStart"/>
+            <w:r>
+              <w:rPr>
+                <w:rFonts w:ascii="Times New Roman" w:eastAsia="Times New Roman" w:hAnsi="Times New Roman" w:cs="Times New Roman"/>
+              </w:rPr>
+              <w:t>life_exp</w:t>
+            </w:r>
+            <w:proofErr w:type="spellEnd"/>
+            <w:r>
+              <w:rPr>
+                <w:rFonts w:ascii="Times New Roman" w:eastAsia="Times New Roman" w:hAnsi="Times New Roman" w:cs="Times New Roman"/>
+              </w:rPr>
+              <w:t>)), "\n\n")</w:t>
+            </w:r>
+          </w:p>
+          <w:p>
+            <w:pPr>
+              <w:rPr>
+                <w:rFonts w:ascii="Times New Roman" w:eastAsia="Times New Roman" w:hAnsi="Times New Roman" w:cs="Times New Roman"/>
+              </w:rPr>
+            </w:pPr>
+          </w:p>
+          <w:p>
+            <w:pPr>
+              <w:rPr>
+                <w:rFonts w:ascii="Times New Roman" w:eastAsia="Times New Roman" w:hAnsi="Times New Roman" w:cs="Times New Roman"/>
+              </w:rPr>
+            </w:pPr>
+            <w:r>
+              <w:rPr>
+                <w:rFonts w:ascii="Times New Roman" w:eastAsia="Times New Roman" w:hAnsi="Times New Roman" w:cs="Times New Roman"/>
+              </w:rPr>
+              <w:t># ============================================================================</w:t>
+            </w:r>
+          </w:p>
+          <w:p>
+            <w:pPr>
+              <w:rPr>
+                <w:rFonts w:ascii="Times New Roman" w:eastAsia="Times New Roman" w:hAnsi="Times New Roman" w:cs="Times New Roman"/>
+              </w:rPr>
+            </w:pPr>
+            <w:r>
+              <w:rPr>
+                <w:rFonts w:ascii="Times New Roman" w:eastAsia="Times New Roman" w:hAnsi="Times New Roman" w:cs="Times New Roman"/>
+              </w:rPr>
+              <w:t># 2. DATA MERGING (FILTERING FOR YEAR 2013 AND MALE ONLY)</w:t>
+            </w:r>
+          </w:p>
+          <w:p>
+            <w:pPr>
+              <w:rPr>
+                <w:rFonts w:ascii="Times New Roman" w:eastAsia="Times New Roman" w:hAnsi="Times New Roman" w:cs="Times New Roman"/>
+              </w:rPr>
+            </w:pPr>
+            <w:r>
+              <w:rPr>
+                <w:rFonts w:ascii="Times New Roman" w:eastAsia="Times New Roman" w:hAnsi="Times New Roman" w:cs="Times New Roman"/>
+              </w:rPr>
+              <w:t># ============================================================================</w:t>
+            </w:r>
+          </w:p>
+          <w:p>
+            <w:pPr>
+              <w:rPr>
+                <w:rFonts w:ascii="Times New Roman" w:eastAsia="Times New Roman" w:hAnsi="Times New Roman" w:cs="Times New Roman"/>
+              </w:rPr>
+            </w:pPr>
+          </w:p>
+          <w:p>
+            <w:pPr>
+              <w:rPr>
+                <w:rFonts w:ascii="Times New Roman" w:eastAsia="Times New Roman" w:hAnsi="Times New Roman" w:cs="Times New Roman"/>
+              </w:rPr>
+            </w:pPr>
+            <w:r>
+              <w:rPr>
+                <w:rFonts w:ascii="Times New Roman" w:eastAsia="Times New Roman" w:hAnsi="Times New Roman" w:cs="Times New Roman"/>
+              </w:rPr>
+              <w:t>cat("=== FILTERING LIFE EXPECTANCY FOR YEAR 2013 AND MALE ===\n\n")</w:t>
+            </w:r>
+          </w:p>
+          <w:p>
+            <w:pPr>
+              <w:rPr>
+                <w:rFonts w:ascii="Times New Roman" w:eastAsia="Times New Roman" w:hAnsi="Times New Roman" w:cs="Times New Roman"/>
+              </w:rPr>
+            </w:pPr>
+          </w:p>
+          <w:p>
+            <w:pPr>
+              <w:rPr>
+                <w:rFonts w:ascii="Times New Roman" w:eastAsia="Times New Roman" w:hAnsi="Times New Roman" w:cs="Times New Roman"/>
+              </w:rPr>
+            </w:pPr>
+            <w:proofErr w:type="spellStart"/>
+            <w:r>
+              <w:rPr>
+                <w:rFonts w:ascii="Times New Roman" w:eastAsia="Times New Roman" w:hAnsi="Times New Roman" w:cs="Times New Roman"/>
+              </w:rPr>
+              <w:t>base_year</w:t>
+            </w:r>
+            <w:proofErr w:type="spellEnd"/>
+            <w:r>
+              <w:rPr>
+                <w:rFonts w:ascii="Times New Roman" w:eastAsia="Times New Roman" w:hAnsi="Times New Roman" w:cs="Times New Roman"/>
+              </w:rPr>
+              <w:t xml:space="preserve"> &lt;- 2013</w:t>
+            </w:r>
+          </w:p>
+          <w:p>
+            <w:pPr>
+              <w:rPr>
+                <w:rFonts w:ascii="Times New Roman" w:eastAsia="Times New Roman" w:hAnsi="Times New Roman" w:cs="Times New Roman"/>
+              </w:rPr>
+            </w:pPr>
+            <w:proofErr w:type="spellStart"/>
+            <w:r>
+              <w:rPr>
+                <w:rFonts w:ascii="Times New Roman" w:eastAsia="Times New Roman" w:hAnsi="Times New Roman" w:cs="Times New Roman"/>
+              </w:rPr>
+              <w:t>sex_filter</w:t>
+            </w:r>
+            <w:proofErr w:type="spellEnd"/>
+            <w:r>
+              <w:rPr>
+                <w:rFonts w:ascii="Times New Roman" w:eastAsia="Times New Roman" w:hAnsi="Times New Roman" w:cs="Times New Roman"/>
+              </w:rPr>
+              <w:t xml:space="preserve"> &lt;- "Male"  # Filter for males</w:t>
+            </w:r>
+          </w:p>
+          <w:p>
+            <w:pPr>
+              <w:rPr>
+                <w:rFonts w:ascii="Times New Roman" w:eastAsia="Times New Roman" w:hAnsi="Times New Roman" w:cs="Times New Roman"/>
+              </w:rPr>
+            </w:pPr>
+            <w:proofErr w:type="spellStart"/>
+            <w:r>
+              <w:rPr>
+                <w:rFonts w:ascii="Times New Roman" w:eastAsia="Times New Roman" w:hAnsi="Times New Roman" w:cs="Times New Roman"/>
+              </w:rPr>
+              <w:t>ghofilter</w:t>
+            </w:r>
+            <w:proofErr w:type="spellEnd"/>
+            <w:r>
+              <w:rPr>
+                <w:rFonts w:ascii="Times New Roman" w:eastAsia="Times New Roman" w:hAnsi="Times New Roman" w:cs="Times New Roman"/>
+              </w:rPr>
+              <w:t xml:space="preserve"> &lt;- "Life expectancy at birth (years)"</w:t>
+            </w:r>
+          </w:p>
+          <w:p>
+            <w:pPr>
+              <w:rPr>
+                <w:rFonts w:ascii="Times New Roman" w:eastAsia="Times New Roman" w:hAnsi="Times New Roman" w:cs="Times New Roman"/>
+              </w:rPr>
+            </w:pPr>
+          </w:p>
+          <w:p>
+            <w:pPr>
+              <w:rPr>
+                <w:rFonts w:ascii="Times New Roman" w:eastAsia="Times New Roman" w:hAnsi="Times New Roman" w:cs="Times New Roman"/>
+              </w:rPr>
+            </w:pPr>
+            <w:r>
+              <w:rPr>
+                <w:rFonts w:ascii="Times New Roman" w:eastAsia="Times New Roman" w:hAnsi="Times New Roman" w:cs="Times New Roman"/>
+              </w:rPr>
+              <w:t># Check the column names for sex and year</w:t>
+            </w:r>
+          </w:p>
+          <w:p>
+            <w:pPr>
+              <w:rPr>
+                <w:rFonts w:ascii="Times New Roman" w:eastAsia="Times New Roman" w:hAnsi="Times New Roman" w:cs="Times New Roman"/>
+              </w:rPr>
+            </w:pPr>
+            <w:r>
+              <w:rPr>
+                <w:rFonts w:ascii="Times New Roman" w:eastAsia="Times New Roman" w:hAnsi="Times New Roman" w:cs="Times New Roman"/>
+              </w:rPr>
+              <w:t xml:space="preserve">cat("Life expectancy columns:", </w:t>
+            </w:r>
+            <w:proofErr w:type="spellStart"/>
+            <w:r>
+              <w:rPr>
+                <w:rFonts w:ascii="Times New Roman" w:eastAsia="Times New Roman" w:hAnsi="Times New Roman" w:cs="Times New Roman"/>
+              </w:rPr>
+              <w:t>colnames</w:t>
+            </w:r>
+            <w:proofErr w:type="spellEnd"/>
+            <w:r>
+              <w:rPr>
+                <w:rFonts w:ascii="Times New Roman" w:eastAsia="Times New Roman" w:hAnsi="Times New Roman" w:cs="Times New Roman"/>
+              </w:rPr>
+              <w:t>(</w:t>
+            </w:r>
+            <w:proofErr w:type="spellStart"/>
+            <w:r>
+              <w:rPr>
+                <w:rFonts w:ascii="Times New Roman" w:eastAsia="Times New Roman" w:hAnsi="Times New Roman" w:cs="Times New Roman"/>
+              </w:rPr>
+              <w:t>life_exp</w:t>
+            </w:r>
+            <w:proofErr w:type="spellEnd"/>
+            <w:r>
+              <w:rPr>
+                <w:rFonts w:ascii="Times New Roman" w:eastAsia="Times New Roman" w:hAnsi="Times New Roman" w:cs="Times New Roman"/>
+              </w:rPr>
+              <w:t>), "\n\n")</w:t>
+            </w:r>
+          </w:p>
+          <w:p>
+            <w:pPr>
+              <w:rPr>
+                <w:rFonts w:ascii="Times New Roman" w:eastAsia="Times New Roman" w:hAnsi="Times New Roman" w:cs="Times New Roman"/>
+              </w:rPr>
+            </w:pPr>
+          </w:p>
+          <w:p>
+            <w:pPr>
+              <w:rPr>
+                <w:rFonts w:ascii="Times New Roman" w:eastAsia="Times New Roman" w:hAnsi="Times New Roman" w:cs="Times New Roman"/>
+              </w:rPr>
+            </w:pPr>
+            <w:r>
+              <w:rPr>
+                <w:rFonts w:ascii="Times New Roman" w:eastAsia="Times New Roman" w:hAnsi="Times New Roman" w:cs="Times New Roman"/>
+              </w:rPr>
+              <w:t># Filter life expectancy dataset for year 2013 and male</w:t>
+            </w:r>
+          </w:p>
+          <w:p>
+            <w:pPr>
+              <w:rPr>
+                <w:rFonts w:ascii="Times New Roman" w:eastAsia="Times New Roman" w:hAnsi="Times New Roman" w:cs="Times New Roman"/>
+              </w:rPr>
+            </w:pPr>
+            <w:proofErr w:type="spellStart"/>
+            <w:r>
+              <w:rPr>
+                <w:rFonts w:ascii="Times New Roman" w:eastAsia="Times New Roman" w:hAnsi="Times New Roman" w:cs="Times New Roman"/>
+              </w:rPr>
+              <w:t>life_exp_year</w:t>
+            </w:r>
+            <w:proofErr w:type="spellEnd"/>
+            <w:r>
+              <w:rPr>
+                <w:rFonts w:ascii="Times New Roman" w:eastAsia="Times New Roman" w:hAnsi="Times New Roman" w:cs="Times New Roman"/>
+              </w:rPr>
+              <w:t xml:space="preserve"> &lt;- </w:t>
+            </w:r>
+            <w:proofErr w:type="spellStart"/>
+            <w:r>
+              <w:rPr>
+                <w:rFonts w:ascii="Times New Roman" w:eastAsia="Times New Roman" w:hAnsi="Times New Roman" w:cs="Times New Roman"/>
+              </w:rPr>
+              <w:t>life_exp</w:t>
+            </w:r>
+            <w:proofErr w:type="spellEnd"/>
+            <w:r>
+              <w:rPr>
+                <w:rFonts w:ascii="Times New Roman" w:eastAsia="Times New Roman" w:hAnsi="Times New Roman" w:cs="Times New Roman"/>
+              </w:rPr>
+              <w:t xml:space="preserve"> %&gt;%</w:t>
+            </w:r>
+          </w:p>
+          <w:p>
+            <w:pPr>
+              <w:rPr>
+                <w:rFonts w:ascii="Times New Roman" w:eastAsia="Times New Roman" w:hAnsi="Times New Roman" w:cs="Times New Roman"/>
+              </w:rPr>
+            </w:pPr>
+            <w:r>
+              <w:rPr>
+                <w:rFonts w:ascii="Times New Roman" w:eastAsia="Times New Roman" w:hAnsi="Times New Roman" w:cs="Times New Roman"/>
+              </w:rPr>
+              <w:t xml:space="preserve">  filter(</w:t>
+            </w:r>
+            <w:proofErr w:type="spellStart"/>
+            <w:r>
+              <w:rPr>
+                <w:rFonts w:ascii="Times New Roman" w:eastAsia="Times New Roman" w:hAnsi="Times New Roman" w:cs="Times New Roman"/>
+              </w:rPr>
+              <w:t>YearDisplay</w:t>
+            </w:r>
+            <w:proofErr w:type="spellEnd"/>
+            <w:r>
+              <w:rPr>
+                <w:rFonts w:ascii="Times New Roman" w:eastAsia="Times New Roman" w:hAnsi="Times New Roman" w:cs="Times New Roman"/>
+              </w:rPr>
+              <w:t xml:space="preserve"> == </w:t>
+            </w:r>
+            <w:proofErr w:type="spellStart"/>
+            <w:r>
+              <w:rPr>
+                <w:rFonts w:ascii="Times New Roman" w:eastAsia="Times New Roman" w:hAnsi="Times New Roman" w:cs="Times New Roman"/>
+              </w:rPr>
+              <w:t>base_year</w:t>
+            </w:r>
+            <w:proofErr w:type="spellEnd"/>
+            <w:r>
+              <w:rPr>
+                <w:rFonts w:ascii="Times New Roman" w:eastAsia="Times New Roman" w:hAnsi="Times New Roman" w:cs="Times New Roman"/>
+              </w:rPr>
+              <w:t xml:space="preserve">, </w:t>
+            </w:r>
+            <w:proofErr w:type="spellStart"/>
+            <w:r>
+              <w:rPr>
+                <w:rFonts w:ascii="Times New Roman" w:eastAsia="Times New Roman" w:hAnsi="Times New Roman" w:cs="Times New Roman"/>
+              </w:rPr>
+              <w:t>SexDisplay</w:t>
+            </w:r>
+            <w:proofErr w:type="spellEnd"/>
+            <w:r>
+              <w:rPr>
+                <w:rFonts w:ascii="Times New Roman" w:eastAsia="Times New Roman" w:hAnsi="Times New Roman" w:cs="Times New Roman"/>
+              </w:rPr>
+              <w:t xml:space="preserve"> == </w:t>
+            </w:r>
+            <w:proofErr w:type="spellStart"/>
+            <w:r>
+              <w:rPr>
+                <w:rFonts w:ascii="Times New Roman" w:eastAsia="Times New Roman" w:hAnsi="Times New Roman" w:cs="Times New Roman"/>
+              </w:rPr>
+              <w:t>sex_filter</w:t>
+            </w:r>
+            <w:proofErr w:type="spellEnd"/>
+            <w:r>
+              <w:rPr>
+                <w:rFonts w:ascii="Times New Roman" w:eastAsia="Times New Roman" w:hAnsi="Times New Roman" w:cs="Times New Roman"/>
+              </w:rPr>
+              <w:t xml:space="preserve">, </w:t>
+            </w:r>
+            <w:proofErr w:type="spellStart"/>
+            <w:r>
+              <w:rPr>
+                <w:rFonts w:ascii="Times New Roman" w:eastAsia="Times New Roman" w:hAnsi="Times New Roman" w:cs="Times New Roman"/>
+              </w:rPr>
+              <w:t>GhoDisplay</w:t>
+            </w:r>
+            <w:proofErr w:type="spellEnd"/>
+            <w:r>
+              <w:rPr>
+                <w:rFonts w:ascii="Times New Roman" w:eastAsia="Times New Roman" w:hAnsi="Times New Roman" w:cs="Times New Roman"/>
+              </w:rPr>
+              <w:t xml:space="preserve"> == </w:t>
+            </w:r>
+            <w:proofErr w:type="spellStart"/>
+            <w:r>
+              <w:rPr>
+                <w:rFonts w:ascii="Times New Roman" w:eastAsia="Times New Roman" w:hAnsi="Times New Roman" w:cs="Times New Roman"/>
+              </w:rPr>
+              <w:t>ghofilter</w:t>
+            </w:r>
+            <w:proofErr w:type="spellEnd"/>
+            <w:r>
+              <w:rPr>
+                <w:rFonts w:ascii="Times New Roman" w:eastAsia="Times New Roman" w:hAnsi="Times New Roman" w:cs="Times New Roman"/>
+              </w:rPr>
+              <w:t>)</w:t>
+            </w:r>
+          </w:p>
+          <w:p>
+            <w:pPr>
+              <w:rPr>
+                <w:rFonts w:ascii="Times New Roman" w:eastAsia="Times New Roman" w:hAnsi="Times New Roman" w:cs="Times New Roman"/>
+              </w:rPr>
+            </w:pPr>
+          </w:p>
+          <w:p>
+            <w:pPr>
+              <w:rPr>
+                <w:rFonts w:ascii="Times New Roman" w:eastAsia="Times New Roman" w:hAnsi="Times New Roman" w:cs="Times New Roman"/>
+              </w:rPr>
+            </w:pPr>
+            <w:r>
+              <w:rPr>
+                <w:rFonts w:ascii="Times New Roman" w:eastAsia="Times New Roman" w:hAnsi="Times New Roman" w:cs="Times New Roman"/>
+              </w:rPr>
+              <w:t xml:space="preserve">cat("Filtered life expectancy dataset for year:", </w:t>
+            </w:r>
+            <w:proofErr w:type="spellStart"/>
+            <w:r>
+              <w:rPr>
+                <w:rFonts w:ascii="Times New Roman" w:eastAsia="Times New Roman" w:hAnsi="Times New Roman" w:cs="Times New Roman"/>
+              </w:rPr>
+              <w:t>base_year</w:t>
+            </w:r>
+            <w:proofErr w:type="spellEnd"/>
+            <w:r>
+              <w:rPr>
+                <w:rFonts w:ascii="Times New Roman" w:eastAsia="Times New Roman" w:hAnsi="Times New Roman" w:cs="Times New Roman"/>
+              </w:rPr>
+              <w:t xml:space="preserve">, "and sex:", </w:t>
+            </w:r>
+            <w:proofErr w:type="spellStart"/>
+            <w:r>
+              <w:rPr>
+                <w:rFonts w:ascii="Times New Roman" w:eastAsia="Times New Roman" w:hAnsi="Times New Roman" w:cs="Times New Roman"/>
+              </w:rPr>
+              <w:t>sex_filter</w:t>
+            </w:r>
+            <w:proofErr w:type="spellEnd"/>
+            <w:r>
+              <w:rPr>
+                <w:rFonts w:ascii="Times New Roman" w:eastAsia="Times New Roman" w:hAnsi="Times New Roman" w:cs="Times New Roman"/>
+              </w:rPr>
+              <w:t>, "\n")</w:t>
+            </w:r>
+          </w:p>
+          <w:p>
+            <w:pPr>
+              <w:rPr>
+                <w:rFonts w:ascii="Times New Roman" w:eastAsia="Times New Roman" w:hAnsi="Times New Roman" w:cs="Times New Roman"/>
+              </w:rPr>
+            </w:pPr>
+            <w:r>
+              <w:rPr>
+                <w:rFonts w:ascii="Times New Roman" w:eastAsia="Times New Roman" w:hAnsi="Times New Roman" w:cs="Times New Roman"/>
+              </w:rPr>
+              <w:t xml:space="preserve">cat("Number of countries:", </w:t>
+            </w:r>
+            <w:proofErr w:type="spellStart"/>
+            <w:r>
+              <w:rPr>
+                <w:rFonts w:ascii="Times New Roman" w:eastAsia="Times New Roman" w:hAnsi="Times New Roman" w:cs="Times New Roman"/>
+              </w:rPr>
+              <w:t>nrow</w:t>
+            </w:r>
+            <w:proofErr w:type="spellEnd"/>
+            <w:r>
+              <w:rPr>
+                <w:rFonts w:ascii="Times New Roman" w:eastAsia="Times New Roman" w:hAnsi="Times New Roman" w:cs="Times New Roman"/>
+              </w:rPr>
+              <w:t>(</w:t>
+            </w:r>
+            <w:proofErr w:type="spellStart"/>
+            <w:r>
+              <w:rPr>
+                <w:rFonts w:ascii="Times New Roman" w:eastAsia="Times New Roman" w:hAnsi="Times New Roman" w:cs="Times New Roman"/>
+              </w:rPr>
+              <w:t>life_exp_year</w:t>
+            </w:r>
+            <w:proofErr w:type="spellEnd"/>
+            <w:r>
+              <w:rPr>
+                <w:rFonts w:ascii="Times New Roman" w:eastAsia="Times New Roman" w:hAnsi="Times New Roman" w:cs="Times New Roman"/>
+              </w:rPr>
+              <w:t>), "\n\n")</w:t>
+            </w:r>
+          </w:p>
+          <w:p>
+            <w:pPr>
+              <w:rPr>
+                <w:rFonts w:ascii="Times New Roman" w:eastAsia="Times New Roman" w:hAnsi="Times New Roman" w:cs="Times New Roman"/>
+              </w:rPr>
+            </w:pPr>
+          </w:p>
+          <w:p>
+            <w:pPr>
+              <w:rPr>
+                <w:rFonts w:ascii="Times New Roman" w:eastAsia="Times New Roman" w:hAnsi="Times New Roman" w:cs="Times New Roman"/>
+              </w:rPr>
+            </w:pPr>
+            <w:r>
+              <w:rPr>
+                <w:rFonts w:ascii="Times New Roman" w:eastAsia="Times New Roman" w:hAnsi="Times New Roman" w:cs="Times New Roman"/>
+              </w:rPr>
+              <w:t># Merge drinks dataset with filtered life expectancy dataset</w:t>
+            </w:r>
+          </w:p>
+          <w:p>
+            <w:pPr>
+              <w:rPr>
+                <w:rFonts w:ascii="Times New Roman" w:eastAsia="Times New Roman" w:hAnsi="Times New Roman" w:cs="Times New Roman"/>
+              </w:rPr>
+            </w:pPr>
+            <w:proofErr w:type="spellStart"/>
+            <w:r>
+              <w:rPr>
+                <w:rFonts w:ascii="Times New Roman" w:eastAsia="Times New Roman" w:hAnsi="Times New Roman" w:cs="Times New Roman"/>
+              </w:rPr>
+              <w:t>data_merged</w:t>
+            </w:r>
+            <w:proofErr w:type="spellEnd"/>
+            <w:r>
+              <w:rPr>
+                <w:rFonts w:ascii="Times New Roman" w:eastAsia="Times New Roman" w:hAnsi="Times New Roman" w:cs="Times New Roman"/>
+              </w:rPr>
+              <w:t xml:space="preserve"> &lt;- merge(drinks, </w:t>
+            </w:r>
+            <w:proofErr w:type="spellStart"/>
+            <w:r>
+              <w:rPr>
+                <w:rFonts w:ascii="Times New Roman" w:eastAsia="Times New Roman" w:hAnsi="Times New Roman" w:cs="Times New Roman"/>
+              </w:rPr>
+              <w:t>life_exp_year</w:t>
+            </w:r>
+            <w:proofErr w:type="spellEnd"/>
+            <w:r>
+              <w:rPr>
+                <w:rFonts w:ascii="Times New Roman" w:eastAsia="Times New Roman" w:hAnsi="Times New Roman" w:cs="Times New Roman"/>
+              </w:rPr>
+              <w:t xml:space="preserve">, </w:t>
+            </w:r>
+            <w:proofErr w:type="spellStart"/>
+            <w:r>
+              <w:rPr>
+                <w:rFonts w:ascii="Times New Roman" w:eastAsia="Times New Roman" w:hAnsi="Times New Roman" w:cs="Times New Roman"/>
+              </w:rPr>
+              <w:t>by.x</w:t>
+            </w:r>
+            <w:proofErr w:type="spellEnd"/>
+            <w:r>
+              <w:rPr>
+                <w:rFonts w:ascii="Times New Roman" w:eastAsia="Times New Roman" w:hAnsi="Times New Roman" w:cs="Times New Roman"/>
+              </w:rPr>
+              <w:t xml:space="preserve"> = "country", </w:t>
+            </w:r>
+            <w:proofErr w:type="spellStart"/>
+            <w:r>
+              <w:rPr>
+                <w:rFonts w:ascii="Times New Roman" w:eastAsia="Times New Roman" w:hAnsi="Times New Roman" w:cs="Times New Roman"/>
+              </w:rPr>
+              <w:t>by.y</w:t>
+            </w:r>
+            <w:proofErr w:type="spellEnd"/>
+            <w:r>
+              <w:rPr>
+                <w:rFonts w:ascii="Times New Roman" w:eastAsia="Times New Roman" w:hAnsi="Times New Roman" w:cs="Times New Roman"/>
+              </w:rPr>
+              <w:t xml:space="preserve"> = "</w:t>
+            </w:r>
+            <w:proofErr w:type="spellStart"/>
+            <w:r>
+              <w:rPr>
+                <w:rFonts w:ascii="Times New Roman" w:eastAsia="Times New Roman" w:hAnsi="Times New Roman" w:cs="Times New Roman"/>
+              </w:rPr>
+              <w:t>CountryDisplay</w:t>
+            </w:r>
+            <w:proofErr w:type="spellEnd"/>
+            <w:r>
+              <w:rPr>
+                <w:rFonts w:ascii="Times New Roman" w:eastAsia="Times New Roman" w:hAnsi="Times New Roman" w:cs="Times New Roman"/>
+              </w:rPr>
+              <w:t>", all = FALSE)</w:t>
+            </w:r>
+          </w:p>
+          <w:p>
+            <w:pPr>
+              <w:rPr>
+                <w:rFonts w:ascii="Times New Roman" w:eastAsia="Times New Roman" w:hAnsi="Times New Roman" w:cs="Times New Roman"/>
+              </w:rPr>
+            </w:pPr>
+            <w:r>
+              <w:rPr>
+                <w:rFonts w:ascii="Times New Roman" w:eastAsia="Times New Roman" w:hAnsi="Times New Roman" w:cs="Times New Roman"/>
+              </w:rPr>
+              <w:t xml:space="preserve">cat("Number of countries after merge:", </w:t>
+            </w:r>
+            <w:proofErr w:type="spellStart"/>
+            <w:r>
+              <w:rPr>
+                <w:rFonts w:ascii="Times New Roman" w:eastAsia="Times New Roman" w:hAnsi="Times New Roman" w:cs="Times New Roman"/>
+              </w:rPr>
+              <w:t>nrow</w:t>
+            </w:r>
+            <w:proofErr w:type="spellEnd"/>
+            <w:r>
+              <w:rPr>
+                <w:rFonts w:ascii="Times New Roman" w:eastAsia="Times New Roman" w:hAnsi="Times New Roman" w:cs="Times New Roman"/>
+              </w:rPr>
+              <w:t>(</w:t>
+            </w:r>
+            <w:proofErr w:type="spellStart"/>
+            <w:r>
+              <w:rPr>
+                <w:rFonts w:ascii="Times New Roman" w:eastAsia="Times New Roman" w:hAnsi="Times New Roman" w:cs="Times New Roman"/>
+              </w:rPr>
+              <w:t>data_merged</w:t>
+            </w:r>
+            <w:proofErr w:type="spellEnd"/>
+            <w:r>
+              <w:rPr>
+                <w:rFonts w:ascii="Times New Roman" w:eastAsia="Times New Roman" w:hAnsi="Times New Roman" w:cs="Times New Roman"/>
+              </w:rPr>
+              <w:t>), "\n\n")</w:t>
+            </w:r>
+          </w:p>
+          <w:p>
+            <w:pPr>
+              <w:rPr>
+                <w:rFonts w:ascii="Times New Roman" w:eastAsia="Times New Roman" w:hAnsi="Times New Roman" w:cs="Times New Roman"/>
+              </w:rPr>
+            </w:pPr>
+          </w:p>
+          <w:p>
+            <w:pPr>
+              <w:rPr>
+                <w:rFonts w:ascii="Times New Roman" w:eastAsia="Times New Roman" w:hAnsi="Times New Roman" w:cs="Times New Roman"/>
+              </w:rPr>
+            </w:pPr>
+            <w:r>
+              <w:rPr>
+                <w:rFonts w:ascii="Times New Roman" w:eastAsia="Times New Roman" w:hAnsi="Times New Roman" w:cs="Times New Roman"/>
+              </w:rPr>
+              <w:t># Display column names after merge</w:t>
+            </w:r>
+          </w:p>
+          <w:p>
+            <w:pPr>
+              <w:rPr>
+                <w:rFonts w:ascii="Times New Roman" w:eastAsia="Times New Roman" w:hAnsi="Times New Roman" w:cs="Times New Roman"/>
+              </w:rPr>
+            </w:pPr>
+            <w:r>
+              <w:rPr>
+                <w:rFonts w:ascii="Times New Roman" w:eastAsia="Times New Roman" w:hAnsi="Times New Roman" w:cs="Times New Roman"/>
+              </w:rPr>
               <w:lastRenderedPageBreak/>
-              <w:t># Display drinks dataset structure</w:t>
-            </w:r>
-          </w:p>
-          <w:p>
-            <w:pPr>
-              <w:rPr>
-                <w:rFonts w:ascii="Times New Roman" w:eastAsia="Times New Roman" w:hAnsi="Times New Roman" w:cs="Times New Roman"/>
-              </w:rPr>
-            </w:pPr>
-            <w:r>
-              <w:rPr>
-                <w:rFonts w:ascii="Times New Roman" w:eastAsia="Times New Roman" w:hAnsi="Times New Roman" w:cs="Times New Roman"/>
-              </w:rPr>
-              <w:t>cat("--- DRINKS DATASET ---\n")</w:t>
-            </w:r>
-          </w:p>
-          <w:p>
-            <w:pPr>
-              <w:rPr>
-                <w:rFonts w:ascii="Times New Roman" w:eastAsia="Times New Roman" w:hAnsi="Times New Roman" w:cs="Times New Roman"/>
-              </w:rPr>
-            </w:pPr>
-            <w:r>
-              <w:rPr>
-                <w:rFonts w:ascii="Times New Roman" w:eastAsia="Times New Roman" w:hAnsi="Times New Roman" w:cs="Times New Roman"/>
-              </w:rPr>
-              <w:t>cat("Columns:", paste(</w:t>
+              <w:t xml:space="preserve">cat("Merged dataset columns:", </w:t>
             </w:r>
             <w:proofErr w:type="spellStart"/>
             <w:r>
@@ -7872,20 +8711,204 @@
               <w:rPr>
                 <w:rFonts w:ascii="Times New Roman" w:eastAsia="Times New Roman" w:hAnsi="Times New Roman" w:cs="Times New Roman"/>
               </w:rPr>
-              <w:t>(drinks), collapse=", "), "\n")</w:t>
-            </w:r>
-          </w:p>
-          <w:p>
-            <w:pPr>
-              <w:rPr>
-                <w:rFonts w:ascii="Times New Roman" w:eastAsia="Times New Roman" w:hAnsi="Times New Roman" w:cs="Times New Roman"/>
-              </w:rPr>
-            </w:pPr>
-            <w:r>
-              <w:rPr>
-                <w:rFonts w:ascii="Times New Roman" w:eastAsia="Times New Roman" w:hAnsi="Times New Roman" w:cs="Times New Roman"/>
-              </w:rPr>
-              <w:t xml:space="preserve">cat("Dimensions:", </w:t>
+              <w:t>(</w:t>
+            </w:r>
+            <w:proofErr w:type="spellStart"/>
+            <w:r>
+              <w:rPr>
+                <w:rFonts w:ascii="Times New Roman" w:eastAsia="Times New Roman" w:hAnsi="Times New Roman" w:cs="Times New Roman"/>
+              </w:rPr>
+              <w:t>data_merged</w:t>
+            </w:r>
+            <w:proofErr w:type="spellEnd"/>
+            <w:r>
+              <w:rPr>
+                <w:rFonts w:ascii="Times New Roman" w:eastAsia="Times New Roman" w:hAnsi="Times New Roman" w:cs="Times New Roman"/>
+              </w:rPr>
+              <w:t>), "\n\n")</w:t>
+            </w:r>
+          </w:p>
+          <w:p>
+            <w:pPr>
+              <w:rPr>
+                <w:rFonts w:ascii="Times New Roman" w:eastAsia="Times New Roman" w:hAnsi="Times New Roman" w:cs="Times New Roman"/>
+              </w:rPr>
+            </w:pPr>
+          </w:p>
+          <w:p>
+            <w:pPr>
+              <w:rPr>
+                <w:rFonts w:ascii="Times New Roman" w:eastAsia="Times New Roman" w:hAnsi="Times New Roman" w:cs="Times New Roman"/>
+              </w:rPr>
+            </w:pPr>
+          </w:p>
+          <w:p>
+            <w:pPr>
+              <w:rPr>
+                <w:rFonts w:ascii="Times New Roman" w:eastAsia="Times New Roman" w:hAnsi="Times New Roman" w:cs="Times New Roman"/>
+              </w:rPr>
+            </w:pPr>
+            <w:r>
+              <w:rPr>
+                <w:rFonts w:ascii="Times New Roman" w:eastAsia="Times New Roman" w:hAnsi="Times New Roman" w:cs="Times New Roman"/>
+              </w:rPr>
+              <w:t># ============================================================================</w:t>
+            </w:r>
+          </w:p>
+          <w:p>
+            <w:pPr>
+              <w:rPr>
+                <w:rFonts w:ascii="Times New Roman" w:eastAsia="Times New Roman" w:hAnsi="Times New Roman" w:cs="Times New Roman"/>
+              </w:rPr>
+            </w:pPr>
+            <w:r>
+              <w:rPr>
+                <w:rFonts w:ascii="Times New Roman" w:eastAsia="Times New Roman" w:hAnsi="Times New Roman" w:cs="Times New Roman"/>
+              </w:rPr>
+              <w:t># 3. DATA CLEANING AND SELECTION</w:t>
+            </w:r>
+          </w:p>
+          <w:p>
+            <w:pPr>
+              <w:rPr>
+                <w:rFonts w:ascii="Times New Roman" w:eastAsia="Times New Roman" w:hAnsi="Times New Roman" w:cs="Times New Roman"/>
+              </w:rPr>
+            </w:pPr>
+            <w:r>
+              <w:rPr>
+                <w:rFonts w:ascii="Times New Roman" w:eastAsia="Times New Roman" w:hAnsi="Times New Roman" w:cs="Times New Roman"/>
+              </w:rPr>
+              <w:t># ============================================================================</w:t>
+            </w:r>
+          </w:p>
+          <w:p>
+            <w:pPr>
+              <w:rPr>
+                <w:rFonts w:ascii="Times New Roman" w:eastAsia="Times New Roman" w:hAnsi="Times New Roman" w:cs="Times New Roman"/>
+              </w:rPr>
+            </w:pPr>
+            <w:proofErr w:type="spellStart"/>
+            <w:r>
+              <w:rPr>
+                <w:rFonts w:ascii="Times New Roman" w:eastAsia="Times New Roman" w:hAnsi="Times New Roman" w:cs="Times New Roman"/>
+              </w:rPr>
+              <w:t>colnames</w:t>
+            </w:r>
+            <w:proofErr w:type="spellEnd"/>
+            <w:r>
+              <w:rPr>
+                <w:rFonts w:ascii="Times New Roman" w:eastAsia="Times New Roman" w:hAnsi="Times New Roman" w:cs="Times New Roman"/>
+              </w:rPr>
+              <w:t>(</w:t>
+            </w:r>
+            <w:proofErr w:type="spellStart"/>
+            <w:r>
+              <w:rPr>
+                <w:rFonts w:ascii="Times New Roman" w:eastAsia="Times New Roman" w:hAnsi="Times New Roman" w:cs="Times New Roman"/>
+              </w:rPr>
+              <w:t>data_merged</w:t>
+            </w:r>
+            <w:proofErr w:type="spellEnd"/>
+            <w:r>
+              <w:rPr>
+                <w:rFonts w:ascii="Times New Roman" w:eastAsia="Times New Roman" w:hAnsi="Times New Roman" w:cs="Times New Roman"/>
+              </w:rPr>
+              <w:t>)</w:t>
+            </w:r>
+          </w:p>
+          <w:p>
+            <w:pPr>
+              <w:rPr>
+                <w:rFonts w:ascii="Times New Roman" w:eastAsia="Times New Roman" w:hAnsi="Times New Roman" w:cs="Times New Roman"/>
+              </w:rPr>
+            </w:pPr>
+            <w:r>
+              <w:rPr>
+                <w:rFonts w:ascii="Times New Roman" w:eastAsia="Times New Roman" w:hAnsi="Times New Roman" w:cs="Times New Roman"/>
+              </w:rPr>
+              <w:t>cat("=== DATA CLEANING ===\n\n")</w:t>
+            </w:r>
+          </w:p>
+          <w:p>
+            <w:pPr>
+              <w:rPr>
+                <w:rFonts w:ascii="Times New Roman" w:eastAsia="Times New Roman" w:hAnsi="Times New Roman" w:cs="Times New Roman"/>
+              </w:rPr>
+            </w:pPr>
+          </w:p>
+          <w:p>
+            <w:pPr>
+              <w:rPr>
+                <w:rFonts w:ascii="Times New Roman" w:eastAsia="Times New Roman" w:hAnsi="Times New Roman" w:cs="Times New Roman"/>
+              </w:rPr>
+            </w:pPr>
+            <w:r>
+              <w:rPr>
+                <w:rFonts w:ascii="Times New Roman" w:eastAsia="Times New Roman" w:hAnsi="Times New Roman" w:cs="Times New Roman"/>
+              </w:rPr>
+              <w:t># Remove rows with missing values</w:t>
+            </w:r>
+          </w:p>
+          <w:p>
+            <w:pPr>
+              <w:rPr>
+                <w:rFonts w:ascii="Times New Roman" w:eastAsia="Times New Roman" w:hAnsi="Times New Roman" w:cs="Times New Roman"/>
+              </w:rPr>
+            </w:pPr>
+            <w:proofErr w:type="spellStart"/>
+            <w:r>
+              <w:rPr>
+                <w:rFonts w:ascii="Times New Roman" w:eastAsia="Times New Roman" w:hAnsi="Times New Roman" w:cs="Times New Roman"/>
+              </w:rPr>
+              <w:t>data_clean</w:t>
+            </w:r>
+            <w:proofErr w:type="spellEnd"/>
+            <w:r>
+              <w:rPr>
+                <w:rFonts w:ascii="Times New Roman" w:eastAsia="Times New Roman" w:hAnsi="Times New Roman" w:cs="Times New Roman"/>
+              </w:rPr>
+              <w:t xml:space="preserve"> &lt;- </w:t>
+            </w:r>
+            <w:proofErr w:type="spellStart"/>
+            <w:r>
+              <w:rPr>
+                <w:rFonts w:ascii="Times New Roman" w:eastAsia="Times New Roman" w:hAnsi="Times New Roman" w:cs="Times New Roman"/>
+              </w:rPr>
+              <w:t>na.omit</w:t>
+            </w:r>
+            <w:proofErr w:type="spellEnd"/>
+            <w:r>
+              <w:rPr>
+                <w:rFonts w:ascii="Times New Roman" w:eastAsia="Times New Roman" w:hAnsi="Times New Roman" w:cs="Times New Roman"/>
+              </w:rPr>
+              <w:t>(</w:t>
+            </w:r>
+            <w:proofErr w:type="spellStart"/>
+            <w:r>
+              <w:rPr>
+                <w:rFonts w:ascii="Times New Roman" w:eastAsia="Times New Roman" w:hAnsi="Times New Roman" w:cs="Times New Roman"/>
+              </w:rPr>
+              <w:t>data_merged</w:t>
+            </w:r>
+            <w:proofErr w:type="spellEnd"/>
+            <w:r>
+              <w:rPr>
+                <w:rFonts w:ascii="Times New Roman" w:eastAsia="Times New Roman" w:hAnsi="Times New Roman" w:cs="Times New Roman"/>
+              </w:rPr>
+              <w:t>)</w:t>
+            </w:r>
+          </w:p>
+          <w:p>
+            <w:pPr>
+              <w:rPr>
+                <w:rFonts w:ascii="Times New Roman" w:eastAsia="Times New Roman" w:hAnsi="Times New Roman" w:cs="Times New Roman"/>
+              </w:rPr>
+            </w:pPr>
+            <w:r>
+              <w:rPr>
+                <w:rFonts w:ascii="Times New Roman" w:eastAsia="Times New Roman" w:hAnsi="Times New Roman" w:cs="Times New Roman"/>
+              </w:rPr>
+              <w:t xml:space="preserve">cat("Number of countries after removing NA:", </w:t>
             </w:r>
             <w:proofErr w:type="spellStart"/>
             <w:r>
@@ -7899,106 +8922,6 @@
               <w:rPr>
                 <w:rFonts w:ascii="Times New Roman" w:eastAsia="Times New Roman" w:hAnsi="Times New Roman" w:cs="Times New Roman"/>
               </w:rPr>
-              <w:t xml:space="preserve">(drinks), "rows x", </w:t>
-            </w:r>
-            <w:proofErr w:type="spellStart"/>
-            <w:r>
-              <w:rPr>
-                <w:rFonts w:ascii="Times New Roman" w:eastAsia="Times New Roman" w:hAnsi="Times New Roman" w:cs="Times New Roman"/>
-              </w:rPr>
-              <w:t>ncol</w:t>
-            </w:r>
-            <w:proofErr w:type="spellEnd"/>
-            <w:r>
-              <w:rPr>
-                <w:rFonts w:ascii="Times New Roman" w:eastAsia="Times New Roman" w:hAnsi="Times New Roman" w:cs="Times New Roman"/>
-              </w:rPr>
-              <w:t>(drinks), "columns\n\n")</w:t>
-            </w:r>
-          </w:p>
-          <w:p>
-            <w:pPr>
-              <w:rPr>
-                <w:rFonts w:ascii="Times New Roman" w:eastAsia="Times New Roman" w:hAnsi="Times New Roman" w:cs="Times New Roman"/>
-              </w:rPr>
-            </w:pPr>
-            <w:r>
-              <w:rPr>
-                <w:rFonts w:ascii="Times New Roman" w:eastAsia="Times New Roman" w:hAnsi="Times New Roman" w:cs="Times New Roman"/>
-              </w:rPr>
-              <w:t>str(drinks)</w:t>
-            </w:r>
-          </w:p>
-          <w:p>
-            <w:pPr>
-              <w:rPr>
-                <w:rFonts w:ascii="Times New Roman" w:eastAsia="Times New Roman" w:hAnsi="Times New Roman" w:cs="Times New Roman"/>
-              </w:rPr>
-            </w:pPr>
-            <w:r>
-              <w:rPr>
-                <w:rFonts w:ascii="Times New Roman" w:eastAsia="Times New Roman" w:hAnsi="Times New Roman" w:cs="Times New Roman"/>
-              </w:rPr>
-              <w:t>summary(drinks)</w:t>
-            </w:r>
-          </w:p>
-          <w:p>
-            <w:pPr>
-              <w:rPr>
-                <w:rFonts w:ascii="Times New Roman" w:eastAsia="Times New Roman" w:hAnsi="Times New Roman" w:cs="Times New Roman"/>
-              </w:rPr>
-            </w:pPr>
-          </w:p>
-          <w:p>
-            <w:pPr>
-              <w:rPr>
-                <w:rFonts w:ascii="Times New Roman" w:eastAsia="Times New Roman" w:hAnsi="Times New Roman" w:cs="Times New Roman"/>
-              </w:rPr>
-            </w:pPr>
-            <w:r>
-              <w:rPr>
-                <w:rFonts w:ascii="Times New Roman" w:eastAsia="Times New Roman" w:hAnsi="Times New Roman" w:cs="Times New Roman"/>
-              </w:rPr>
-              <w:t># Display life expectancy dataset structure</w:t>
-            </w:r>
-          </w:p>
-          <w:p>
-            <w:pPr>
-              <w:rPr>
-                <w:rFonts w:ascii="Times New Roman" w:eastAsia="Times New Roman" w:hAnsi="Times New Roman" w:cs="Times New Roman"/>
-              </w:rPr>
-            </w:pPr>
-            <w:r>
-              <w:rPr>
-                <w:rFonts w:ascii="Times New Roman" w:eastAsia="Times New Roman" w:hAnsi="Times New Roman" w:cs="Times New Roman"/>
-              </w:rPr>
-              <w:t>cat("\n--- LIFE EXPECTANCY DATASET ---\n")</w:t>
-            </w:r>
-          </w:p>
-          <w:p>
-            <w:pPr>
-              <w:rPr>
-                <w:rFonts w:ascii="Times New Roman" w:eastAsia="Times New Roman" w:hAnsi="Times New Roman" w:cs="Times New Roman"/>
-              </w:rPr>
-            </w:pPr>
-            <w:r>
-              <w:rPr>
-                <w:rFonts w:ascii="Times New Roman" w:eastAsia="Times New Roman" w:hAnsi="Times New Roman" w:cs="Times New Roman"/>
-              </w:rPr>
-              <w:t>cat("Columns:", paste(</w:t>
-            </w:r>
-            <w:proofErr w:type="spellStart"/>
-            <w:r>
-              <w:rPr>
-                <w:rFonts w:ascii="Times New Roman" w:eastAsia="Times New Roman" w:hAnsi="Times New Roman" w:cs="Times New Roman"/>
-              </w:rPr>
-              <w:t>colnames</w:t>
-            </w:r>
-            <w:proofErr w:type="spellEnd"/>
-            <w:r>
-              <w:rPr>
-                <w:rFonts w:ascii="Times New Roman" w:eastAsia="Times New Roman" w:hAnsi="Times New Roman" w:cs="Times New Roman"/>
-              </w:rPr>
               <w:t>(</w:t>
             </w:r>
             <w:proofErr w:type="spellStart"/>
@@ -8006,34 +8929,509 @@
               <w:rPr>
                 <w:rFonts w:ascii="Times New Roman" w:eastAsia="Times New Roman" w:hAnsi="Times New Roman" w:cs="Times New Roman"/>
               </w:rPr>
-              <w:t>life_exp</w:t>
-            </w:r>
-            <w:proofErr w:type="spellEnd"/>
-            <w:r>
-              <w:rPr>
-                <w:rFonts w:ascii="Times New Roman" w:eastAsia="Times New Roman" w:hAnsi="Times New Roman" w:cs="Times New Roman"/>
-              </w:rPr>
-              <w:t>), collapse=", "), "\n")</w:t>
-            </w:r>
-          </w:p>
-          <w:p>
-            <w:pPr>
-              <w:rPr>
-                <w:rFonts w:ascii="Times New Roman" w:eastAsia="Times New Roman" w:hAnsi="Times New Roman" w:cs="Times New Roman"/>
-              </w:rPr>
-            </w:pPr>
-            <w:r>
-              <w:rPr>
-                <w:rFonts w:ascii="Times New Roman" w:eastAsia="Times New Roman" w:hAnsi="Times New Roman" w:cs="Times New Roman"/>
-              </w:rPr>
-              <w:t xml:space="preserve">cat("Dimensions:", </w:t>
-            </w:r>
-            <w:proofErr w:type="spellStart"/>
-            <w:r>
-              <w:rPr>
-                <w:rFonts w:ascii="Times New Roman" w:eastAsia="Times New Roman" w:hAnsi="Times New Roman" w:cs="Times New Roman"/>
-              </w:rPr>
-              <w:t>nrow</w:t>
+              <w:t>data_clean</w:t>
+            </w:r>
+            <w:proofErr w:type="spellEnd"/>
+            <w:r>
+              <w:rPr>
+                <w:rFonts w:ascii="Times New Roman" w:eastAsia="Times New Roman" w:hAnsi="Times New Roman" w:cs="Times New Roman"/>
+              </w:rPr>
+              <w:t>), "\n\n")</w:t>
+            </w:r>
+          </w:p>
+          <w:p>
+            <w:pPr>
+              <w:rPr>
+                <w:rFonts w:ascii="Times New Roman" w:eastAsia="Times New Roman" w:hAnsi="Times New Roman" w:cs="Times New Roman"/>
+              </w:rPr>
+            </w:pPr>
+          </w:p>
+          <w:p>
+            <w:pPr>
+              <w:rPr>
+                <w:rFonts w:ascii="Times New Roman" w:eastAsia="Times New Roman" w:hAnsi="Times New Roman" w:cs="Times New Roman"/>
+              </w:rPr>
+            </w:pPr>
+            <w:r>
+              <w:rPr>
+                <w:rFonts w:ascii="Times New Roman" w:eastAsia="Times New Roman" w:hAnsi="Times New Roman" w:cs="Times New Roman"/>
+              </w:rPr>
+              <w:t># Select and rename relevant columns for analysis</w:t>
+            </w:r>
+          </w:p>
+          <w:p>
+            <w:pPr>
+              <w:rPr>
+                <w:rFonts w:ascii="Times New Roman" w:eastAsia="Times New Roman" w:hAnsi="Times New Roman" w:cs="Times New Roman"/>
+              </w:rPr>
+            </w:pPr>
+            <w:r>
+              <w:rPr>
+                <w:rFonts w:ascii="Times New Roman" w:eastAsia="Times New Roman" w:hAnsi="Times New Roman" w:cs="Times New Roman"/>
+              </w:rPr>
+              <w:t xml:space="preserve"># drinks.csv columns: country, </w:t>
+            </w:r>
+            <w:proofErr w:type="spellStart"/>
+            <w:r>
+              <w:rPr>
+                <w:rFonts w:ascii="Times New Roman" w:eastAsia="Times New Roman" w:hAnsi="Times New Roman" w:cs="Times New Roman"/>
+              </w:rPr>
+              <w:t>beer_servings</w:t>
+            </w:r>
+            <w:proofErr w:type="spellEnd"/>
+            <w:r>
+              <w:rPr>
+                <w:rFonts w:ascii="Times New Roman" w:eastAsia="Times New Roman" w:hAnsi="Times New Roman" w:cs="Times New Roman"/>
+              </w:rPr>
+              <w:t xml:space="preserve">, </w:t>
+            </w:r>
+            <w:proofErr w:type="spellStart"/>
+            <w:r>
+              <w:rPr>
+                <w:rFonts w:ascii="Times New Roman" w:eastAsia="Times New Roman" w:hAnsi="Times New Roman" w:cs="Times New Roman"/>
+              </w:rPr>
+              <w:t>spirit_servings</w:t>
+            </w:r>
+            <w:proofErr w:type="spellEnd"/>
+            <w:r>
+              <w:rPr>
+                <w:rFonts w:ascii="Times New Roman" w:eastAsia="Times New Roman" w:hAnsi="Times New Roman" w:cs="Times New Roman"/>
+              </w:rPr>
+              <w:t xml:space="preserve">, </w:t>
+            </w:r>
+            <w:proofErr w:type="spellStart"/>
+            <w:r>
+              <w:rPr>
+                <w:rFonts w:ascii="Times New Roman" w:eastAsia="Times New Roman" w:hAnsi="Times New Roman" w:cs="Times New Roman"/>
+              </w:rPr>
+              <w:t>wine_servings</w:t>
+            </w:r>
+            <w:proofErr w:type="spellEnd"/>
+            <w:r>
+              <w:rPr>
+                <w:rFonts w:ascii="Times New Roman" w:eastAsia="Times New Roman" w:hAnsi="Times New Roman" w:cs="Times New Roman"/>
+              </w:rPr>
+              <w:t xml:space="preserve">, </w:t>
+            </w:r>
+            <w:proofErr w:type="spellStart"/>
+            <w:r>
+              <w:rPr>
+                <w:rFonts w:ascii="Times New Roman" w:eastAsia="Times New Roman" w:hAnsi="Times New Roman" w:cs="Times New Roman"/>
+              </w:rPr>
+              <w:t>total_litres_of_pure_alcohol</w:t>
+            </w:r>
+            <w:proofErr w:type="spellEnd"/>
+          </w:p>
+          <w:p>
+            <w:pPr>
+              <w:rPr>
+                <w:rFonts w:ascii="Times New Roman" w:eastAsia="Times New Roman" w:hAnsi="Times New Roman" w:cs="Times New Roman"/>
+              </w:rPr>
+            </w:pPr>
+            <w:r>
+              <w:rPr>
+                <w:rFonts w:ascii="Times New Roman" w:eastAsia="Times New Roman" w:hAnsi="Times New Roman" w:cs="Times New Roman"/>
+              </w:rPr>
+              <w:t># lifeexpectency.csv has the life expectancy value in the column called "Numeric"</w:t>
+            </w:r>
+          </w:p>
+          <w:p>
+            <w:pPr>
+              <w:rPr>
+                <w:rFonts w:ascii="Times New Roman" w:eastAsia="Times New Roman" w:hAnsi="Times New Roman" w:cs="Times New Roman"/>
+              </w:rPr>
+            </w:pPr>
+          </w:p>
+          <w:p>
+            <w:pPr>
+              <w:rPr>
+                <w:rFonts w:ascii="Times New Roman" w:eastAsia="Times New Roman" w:hAnsi="Times New Roman" w:cs="Times New Roman"/>
+              </w:rPr>
+            </w:pPr>
+            <w:r>
+              <w:rPr>
+                <w:rFonts w:ascii="Times New Roman" w:eastAsia="Times New Roman" w:hAnsi="Times New Roman" w:cs="Times New Roman"/>
+              </w:rPr>
+              <w:t># Select only the columns we need for analysis</w:t>
+            </w:r>
+          </w:p>
+          <w:p>
+            <w:pPr>
+              <w:rPr>
+                <w:rFonts w:ascii="Times New Roman" w:eastAsia="Times New Roman" w:hAnsi="Times New Roman" w:cs="Times New Roman"/>
+              </w:rPr>
+            </w:pPr>
+            <w:proofErr w:type="spellStart"/>
+            <w:r>
+              <w:rPr>
+                <w:rFonts w:ascii="Times New Roman" w:eastAsia="Times New Roman" w:hAnsi="Times New Roman" w:cs="Times New Roman"/>
+              </w:rPr>
+              <w:t>data_clean</w:t>
+            </w:r>
+            <w:proofErr w:type="spellEnd"/>
+            <w:r>
+              <w:rPr>
+                <w:rFonts w:ascii="Times New Roman" w:eastAsia="Times New Roman" w:hAnsi="Times New Roman" w:cs="Times New Roman"/>
+              </w:rPr>
+              <w:t xml:space="preserve"> &lt;- </w:t>
+            </w:r>
+            <w:proofErr w:type="spellStart"/>
+            <w:r>
+              <w:rPr>
+                <w:rFonts w:ascii="Times New Roman" w:eastAsia="Times New Roman" w:hAnsi="Times New Roman" w:cs="Times New Roman"/>
+              </w:rPr>
+              <w:t>data_merged</w:t>
+            </w:r>
+            <w:proofErr w:type="spellEnd"/>
+            <w:r>
+              <w:rPr>
+                <w:rFonts w:ascii="Times New Roman" w:eastAsia="Times New Roman" w:hAnsi="Times New Roman" w:cs="Times New Roman"/>
+              </w:rPr>
+              <w:t xml:space="preserve"> %&gt;%</w:t>
+            </w:r>
+          </w:p>
+          <w:p>
+            <w:pPr>
+              <w:rPr>
+                <w:rFonts w:ascii="Times New Roman" w:eastAsia="Times New Roman" w:hAnsi="Times New Roman" w:cs="Times New Roman"/>
+              </w:rPr>
+            </w:pPr>
+            <w:r>
+              <w:rPr>
+                <w:rFonts w:ascii="Times New Roman" w:eastAsia="Times New Roman" w:hAnsi="Times New Roman" w:cs="Times New Roman"/>
+              </w:rPr>
+              <w:t xml:space="preserve">  select(country, </w:t>
+            </w:r>
+            <w:proofErr w:type="spellStart"/>
+            <w:r>
+              <w:rPr>
+                <w:rFonts w:ascii="Times New Roman" w:eastAsia="Times New Roman" w:hAnsi="Times New Roman" w:cs="Times New Roman"/>
+              </w:rPr>
+              <w:t>total_litres_of_pure_alcohol</w:t>
+            </w:r>
+            <w:proofErr w:type="spellEnd"/>
+            <w:r>
+              <w:rPr>
+                <w:rFonts w:ascii="Times New Roman" w:eastAsia="Times New Roman" w:hAnsi="Times New Roman" w:cs="Times New Roman"/>
+              </w:rPr>
+              <w:t>, Numeric) %&gt;%</w:t>
+            </w:r>
+          </w:p>
+          <w:p>
+            <w:pPr>
+              <w:rPr>
+                <w:rFonts w:ascii="Times New Roman" w:eastAsia="Times New Roman" w:hAnsi="Times New Roman" w:cs="Times New Roman"/>
+              </w:rPr>
+            </w:pPr>
+            <w:r>
+              <w:rPr>
+                <w:rFonts w:ascii="Times New Roman" w:eastAsia="Times New Roman" w:hAnsi="Times New Roman" w:cs="Times New Roman"/>
+              </w:rPr>
+              <w:t xml:space="preserve">  rename(Country = country,</w:t>
+            </w:r>
+          </w:p>
+          <w:p>
+            <w:pPr>
+              <w:rPr>
+                <w:rFonts w:ascii="Times New Roman" w:eastAsia="Times New Roman" w:hAnsi="Times New Roman" w:cs="Times New Roman"/>
+              </w:rPr>
+            </w:pPr>
+            <w:r>
+              <w:rPr>
+                <w:rFonts w:ascii="Times New Roman" w:eastAsia="Times New Roman" w:hAnsi="Times New Roman" w:cs="Times New Roman"/>
+              </w:rPr>
+              <w:t xml:space="preserve">         </w:t>
+            </w:r>
+            <w:proofErr w:type="spellStart"/>
+            <w:r>
+              <w:rPr>
+                <w:rFonts w:ascii="Times New Roman" w:eastAsia="Times New Roman" w:hAnsi="Times New Roman" w:cs="Times New Roman"/>
+              </w:rPr>
+              <w:t>Alcohol_Consumption</w:t>
+            </w:r>
+            <w:proofErr w:type="spellEnd"/>
+            <w:r>
+              <w:rPr>
+                <w:rFonts w:ascii="Times New Roman" w:eastAsia="Times New Roman" w:hAnsi="Times New Roman" w:cs="Times New Roman"/>
+              </w:rPr>
+              <w:t xml:space="preserve"> = </w:t>
+            </w:r>
+            <w:proofErr w:type="spellStart"/>
+            <w:r>
+              <w:rPr>
+                <w:rFonts w:ascii="Times New Roman" w:eastAsia="Times New Roman" w:hAnsi="Times New Roman" w:cs="Times New Roman"/>
+              </w:rPr>
+              <w:t>total_litres_of_pure_alcohol</w:t>
+            </w:r>
+            <w:proofErr w:type="spellEnd"/>
+            <w:r>
+              <w:rPr>
+                <w:rFonts w:ascii="Times New Roman" w:eastAsia="Times New Roman" w:hAnsi="Times New Roman" w:cs="Times New Roman"/>
+              </w:rPr>
+              <w:t>,</w:t>
+            </w:r>
+          </w:p>
+          <w:p>
+            <w:pPr>
+              <w:rPr>
+                <w:rFonts w:ascii="Times New Roman" w:eastAsia="Times New Roman" w:hAnsi="Times New Roman" w:cs="Times New Roman"/>
+              </w:rPr>
+            </w:pPr>
+            <w:r>
+              <w:rPr>
+                <w:rFonts w:ascii="Times New Roman" w:eastAsia="Times New Roman" w:hAnsi="Times New Roman" w:cs="Times New Roman"/>
+              </w:rPr>
+              <w:t xml:space="preserve">         </w:t>
+            </w:r>
+            <w:proofErr w:type="spellStart"/>
+            <w:r>
+              <w:rPr>
+                <w:rFonts w:ascii="Times New Roman" w:eastAsia="Times New Roman" w:hAnsi="Times New Roman" w:cs="Times New Roman"/>
+              </w:rPr>
+              <w:t>Life_Expectancy</w:t>
+            </w:r>
+            <w:proofErr w:type="spellEnd"/>
+            <w:r>
+              <w:rPr>
+                <w:rFonts w:ascii="Times New Roman" w:eastAsia="Times New Roman" w:hAnsi="Times New Roman" w:cs="Times New Roman"/>
+              </w:rPr>
+              <w:t xml:space="preserve"> = Numeric)</w:t>
+            </w:r>
+          </w:p>
+          <w:p>
+            <w:pPr>
+              <w:rPr>
+                <w:rFonts w:ascii="Times New Roman" w:eastAsia="Times New Roman" w:hAnsi="Times New Roman" w:cs="Times New Roman"/>
+              </w:rPr>
+            </w:pPr>
+          </w:p>
+          <w:p>
+            <w:pPr>
+              <w:rPr>
+                <w:rFonts w:ascii="Times New Roman" w:eastAsia="Times New Roman" w:hAnsi="Times New Roman" w:cs="Times New Roman"/>
+              </w:rPr>
+            </w:pPr>
+            <w:r>
+              <w:rPr>
+                <w:rFonts w:ascii="Times New Roman" w:eastAsia="Times New Roman" w:hAnsi="Times New Roman" w:cs="Times New Roman"/>
+              </w:rPr>
+              <w:t># Display final cleaned dataset</w:t>
+            </w:r>
+          </w:p>
+          <w:p>
+            <w:pPr>
+              <w:rPr>
+                <w:rFonts w:ascii="Times New Roman" w:eastAsia="Times New Roman" w:hAnsi="Times New Roman" w:cs="Times New Roman"/>
+              </w:rPr>
+            </w:pPr>
+            <w:r>
+              <w:rPr>
+                <w:rFonts w:ascii="Times New Roman" w:eastAsia="Times New Roman" w:hAnsi="Times New Roman" w:cs="Times New Roman"/>
+              </w:rPr>
+              <w:t>cat("--- FINAL CLEANED DATASET ---\n")</w:t>
+            </w:r>
+          </w:p>
+          <w:p>
+            <w:pPr>
+              <w:rPr>
+                <w:rFonts w:ascii="Times New Roman" w:eastAsia="Times New Roman" w:hAnsi="Times New Roman" w:cs="Times New Roman"/>
+              </w:rPr>
+            </w:pPr>
+            <w:r>
+              <w:rPr>
+                <w:rFonts w:ascii="Times New Roman" w:eastAsia="Times New Roman" w:hAnsi="Times New Roman" w:cs="Times New Roman"/>
+              </w:rPr>
+              <w:t>str(</w:t>
+            </w:r>
+            <w:proofErr w:type="spellStart"/>
+            <w:r>
+              <w:rPr>
+                <w:rFonts w:ascii="Times New Roman" w:eastAsia="Times New Roman" w:hAnsi="Times New Roman" w:cs="Times New Roman"/>
+              </w:rPr>
+              <w:t>data_clean</w:t>
+            </w:r>
+            <w:proofErr w:type="spellEnd"/>
+            <w:r>
+              <w:rPr>
+                <w:rFonts w:ascii="Times New Roman" w:eastAsia="Times New Roman" w:hAnsi="Times New Roman" w:cs="Times New Roman"/>
+              </w:rPr>
+              <w:t>)</w:t>
+            </w:r>
+          </w:p>
+          <w:p>
+            <w:pPr>
+              <w:rPr>
+                <w:rFonts w:ascii="Times New Roman" w:eastAsia="Times New Roman" w:hAnsi="Times New Roman" w:cs="Times New Roman"/>
+              </w:rPr>
+            </w:pPr>
+            <w:r>
+              <w:rPr>
+                <w:rFonts w:ascii="Times New Roman" w:eastAsia="Times New Roman" w:hAnsi="Times New Roman" w:cs="Times New Roman"/>
+              </w:rPr>
+              <w:t>head(</w:t>
+            </w:r>
+            <w:proofErr w:type="spellStart"/>
+            <w:r>
+              <w:rPr>
+                <w:rFonts w:ascii="Times New Roman" w:eastAsia="Times New Roman" w:hAnsi="Times New Roman" w:cs="Times New Roman"/>
+              </w:rPr>
+              <w:t>data_clean</w:t>
+            </w:r>
+            <w:proofErr w:type="spellEnd"/>
+            <w:r>
+              <w:rPr>
+                <w:rFonts w:ascii="Times New Roman" w:eastAsia="Times New Roman" w:hAnsi="Times New Roman" w:cs="Times New Roman"/>
+              </w:rPr>
+              <w:t>, 50)</w:t>
+            </w:r>
+          </w:p>
+          <w:p>
+            <w:pPr>
+              <w:rPr>
+                <w:rFonts w:ascii="Times New Roman" w:eastAsia="Times New Roman" w:hAnsi="Times New Roman" w:cs="Times New Roman"/>
+              </w:rPr>
+            </w:pPr>
+          </w:p>
+          <w:p>
+            <w:pPr>
+              <w:rPr>
+                <w:rFonts w:ascii="Times New Roman" w:eastAsia="Times New Roman" w:hAnsi="Times New Roman" w:cs="Times New Roman"/>
+              </w:rPr>
+            </w:pPr>
+            <w:r>
+              <w:rPr>
+                <w:rFonts w:ascii="Times New Roman" w:eastAsia="Times New Roman" w:hAnsi="Times New Roman" w:cs="Times New Roman"/>
+              </w:rPr>
+              <w:t># ============================================================================</w:t>
+            </w:r>
+          </w:p>
+          <w:p>
+            <w:pPr>
+              <w:rPr>
+                <w:rFonts w:ascii="Times New Roman" w:eastAsia="Times New Roman" w:hAnsi="Times New Roman" w:cs="Times New Roman"/>
+              </w:rPr>
+            </w:pPr>
+            <w:r>
+              <w:rPr>
+                <w:rFonts w:ascii="Times New Roman" w:eastAsia="Times New Roman" w:hAnsi="Times New Roman" w:cs="Times New Roman"/>
+              </w:rPr>
+              <w:t># 4. DESCRIPTIVE STATISTICS</w:t>
+            </w:r>
+          </w:p>
+          <w:p>
+            <w:pPr>
+              <w:rPr>
+                <w:rFonts w:ascii="Times New Roman" w:eastAsia="Times New Roman" w:hAnsi="Times New Roman" w:cs="Times New Roman"/>
+              </w:rPr>
+            </w:pPr>
+            <w:r>
+              <w:rPr>
+                <w:rFonts w:ascii="Times New Roman" w:eastAsia="Times New Roman" w:hAnsi="Times New Roman" w:cs="Times New Roman"/>
+              </w:rPr>
+              <w:t># ============================================================================</w:t>
+            </w:r>
+          </w:p>
+          <w:p>
+            <w:pPr>
+              <w:rPr>
+                <w:rFonts w:ascii="Times New Roman" w:eastAsia="Times New Roman" w:hAnsi="Times New Roman" w:cs="Times New Roman"/>
+              </w:rPr>
+            </w:pPr>
+          </w:p>
+          <w:p>
+            <w:pPr>
+              <w:rPr>
+                <w:rFonts w:ascii="Times New Roman" w:eastAsia="Times New Roman" w:hAnsi="Times New Roman" w:cs="Times New Roman"/>
+              </w:rPr>
+            </w:pPr>
+            <w:r>
+              <w:rPr>
+                <w:rFonts w:ascii="Times New Roman" w:eastAsia="Times New Roman" w:hAnsi="Times New Roman" w:cs="Times New Roman"/>
+              </w:rPr>
+              <w:t>cat("\n\n=== DESCRIPTIVE STATISTICS ===\n\n")</w:t>
+            </w:r>
+          </w:p>
+          <w:p>
+            <w:pPr>
+              <w:rPr>
+                <w:rFonts w:ascii="Times New Roman" w:eastAsia="Times New Roman" w:hAnsi="Times New Roman" w:cs="Times New Roman"/>
+              </w:rPr>
+            </w:pPr>
+          </w:p>
+          <w:p>
+            <w:pPr>
+              <w:rPr>
+                <w:rFonts w:ascii="Times New Roman" w:eastAsia="Times New Roman" w:hAnsi="Times New Roman" w:cs="Times New Roman"/>
+              </w:rPr>
+            </w:pPr>
+            <w:r>
+              <w:rPr>
+                <w:rFonts w:ascii="Times New Roman" w:eastAsia="Times New Roman" w:hAnsi="Times New Roman" w:cs="Times New Roman"/>
+              </w:rPr>
+              <w:t># Alcohol consumption statistics</w:t>
+            </w:r>
+          </w:p>
+          <w:p>
+            <w:pPr>
+              <w:rPr>
+                <w:rFonts w:ascii="Times New Roman" w:eastAsia="Times New Roman" w:hAnsi="Times New Roman" w:cs="Times New Roman"/>
+              </w:rPr>
+            </w:pPr>
+            <w:proofErr w:type="spellStart"/>
+            <w:r>
+              <w:rPr>
+                <w:rFonts w:ascii="Times New Roman" w:eastAsia="Times New Roman" w:hAnsi="Times New Roman" w:cs="Times New Roman"/>
+              </w:rPr>
+              <w:t>mean_alcohol</w:t>
+            </w:r>
+            <w:proofErr w:type="spellEnd"/>
+            <w:r>
+              <w:rPr>
+                <w:rFonts w:ascii="Times New Roman" w:eastAsia="Times New Roman" w:hAnsi="Times New Roman" w:cs="Times New Roman"/>
+              </w:rPr>
+              <w:t xml:space="preserve"> &lt;- mean(</w:t>
+            </w:r>
+            <w:proofErr w:type="spellStart"/>
+            <w:r>
+              <w:rPr>
+                <w:rFonts w:ascii="Times New Roman" w:eastAsia="Times New Roman" w:hAnsi="Times New Roman" w:cs="Times New Roman"/>
+              </w:rPr>
+              <w:t>data_clean$Alcohol_Consumption</w:t>
+            </w:r>
+            <w:proofErr w:type="spellEnd"/>
+            <w:r>
+              <w:rPr>
+                <w:rFonts w:ascii="Times New Roman" w:eastAsia="Times New Roman" w:hAnsi="Times New Roman" w:cs="Times New Roman"/>
+              </w:rPr>
+              <w:t>)</w:t>
+            </w:r>
+          </w:p>
+          <w:p>
+            <w:pPr>
+              <w:rPr>
+                <w:rFonts w:ascii="Times New Roman" w:eastAsia="Times New Roman" w:hAnsi="Times New Roman" w:cs="Times New Roman"/>
+              </w:rPr>
+            </w:pPr>
+            <w:proofErr w:type="spellStart"/>
+            <w:r>
+              <w:rPr>
+                <w:rFonts w:ascii="Times New Roman" w:eastAsia="Times New Roman" w:hAnsi="Times New Roman" w:cs="Times New Roman"/>
+              </w:rPr>
+              <w:t>sd_alcohol</w:t>
+            </w:r>
+            <w:proofErr w:type="spellEnd"/>
+            <w:r>
+              <w:rPr>
+                <w:rFonts w:ascii="Times New Roman" w:eastAsia="Times New Roman" w:hAnsi="Times New Roman" w:cs="Times New Roman"/>
+              </w:rPr>
+              <w:t xml:space="preserve"> &lt;- </w:t>
+            </w:r>
+            <w:proofErr w:type="spellStart"/>
+            <w:r>
+              <w:rPr>
+                <w:rFonts w:ascii="Times New Roman" w:eastAsia="Times New Roman" w:hAnsi="Times New Roman" w:cs="Times New Roman"/>
+              </w:rPr>
+              <w:t>sd</w:t>
             </w:r>
             <w:proofErr w:type="spellEnd"/>
             <w:r>
@@ -8047,21 +9445,357 @@
               <w:rPr>
                 <w:rFonts w:ascii="Times New Roman" w:eastAsia="Times New Roman" w:hAnsi="Times New Roman" w:cs="Times New Roman"/>
               </w:rPr>
-              <w:t>life_exp</w:t>
-            </w:r>
-            <w:proofErr w:type="spellEnd"/>
-            <w:r>
-              <w:rPr>
-                <w:rFonts w:ascii="Times New Roman" w:eastAsia="Times New Roman" w:hAnsi="Times New Roman" w:cs="Times New Roman"/>
-              </w:rPr>
-              <w:t xml:space="preserve">), "rows x", </w:t>
-            </w:r>
-            <w:proofErr w:type="spellStart"/>
-            <w:r>
-              <w:rPr>
-                <w:rFonts w:ascii="Times New Roman" w:eastAsia="Times New Roman" w:hAnsi="Times New Roman" w:cs="Times New Roman"/>
-              </w:rPr>
-              <w:t>ncol</w:t>
+              <w:t>data_clean$Alcohol_Consumption</w:t>
+            </w:r>
+            <w:proofErr w:type="spellEnd"/>
+            <w:r>
+              <w:rPr>
+                <w:rFonts w:ascii="Times New Roman" w:eastAsia="Times New Roman" w:hAnsi="Times New Roman" w:cs="Times New Roman"/>
+              </w:rPr>
+              <w:t>)</w:t>
+            </w:r>
+          </w:p>
+          <w:p>
+            <w:pPr>
+              <w:rPr>
+                <w:rFonts w:ascii="Times New Roman" w:eastAsia="Times New Roman" w:hAnsi="Times New Roman" w:cs="Times New Roman"/>
+              </w:rPr>
+            </w:pPr>
+            <w:proofErr w:type="spellStart"/>
+            <w:r>
+              <w:rPr>
+                <w:rFonts w:ascii="Times New Roman" w:eastAsia="Times New Roman" w:hAnsi="Times New Roman" w:cs="Times New Roman"/>
+              </w:rPr>
+              <w:t>median_alcohol</w:t>
+            </w:r>
+            <w:proofErr w:type="spellEnd"/>
+            <w:r>
+              <w:rPr>
+                <w:rFonts w:ascii="Times New Roman" w:eastAsia="Times New Roman" w:hAnsi="Times New Roman" w:cs="Times New Roman"/>
+              </w:rPr>
+              <w:t xml:space="preserve"> &lt;- median(</w:t>
+            </w:r>
+            <w:proofErr w:type="spellStart"/>
+            <w:r>
+              <w:rPr>
+                <w:rFonts w:ascii="Times New Roman" w:eastAsia="Times New Roman" w:hAnsi="Times New Roman" w:cs="Times New Roman"/>
+              </w:rPr>
+              <w:t>data_clean$Alcohol_Consumption</w:t>
+            </w:r>
+            <w:proofErr w:type="spellEnd"/>
+            <w:r>
+              <w:rPr>
+                <w:rFonts w:ascii="Times New Roman" w:eastAsia="Times New Roman" w:hAnsi="Times New Roman" w:cs="Times New Roman"/>
+              </w:rPr>
+              <w:t>)</w:t>
+            </w:r>
+          </w:p>
+          <w:p>
+            <w:pPr>
+              <w:rPr>
+                <w:rFonts w:ascii="Times New Roman" w:eastAsia="Times New Roman" w:hAnsi="Times New Roman" w:cs="Times New Roman"/>
+              </w:rPr>
+            </w:pPr>
+            <w:proofErr w:type="spellStart"/>
+            <w:r>
+              <w:rPr>
+                <w:rFonts w:ascii="Times New Roman" w:eastAsia="Times New Roman" w:hAnsi="Times New Roman" w:cs="Times New Roman"/>
+              </w:rPr>
+              <w:t>min_alcohol</w:t>
+            </w:r>
+            <w:proofErr w:type="spellEnd"/>
+            <w:r>
+              <w:rPr>
+                <w:rFonts w:ascii="Times New Roman" w:eastAsia="Times New Roman" w:hAnsi="Times New Roman" w:cs="Times New Roman"/>
+              </w:rPr>
+              <w:t xml:space="preserve"> &lt;- min(</w:t>
+            </w:r>
+            <w:proofErr w:type="spellStart"/>
+            <w:r>
+              <w:rPr>
+                <w:rFonts w:ascii="Times New Roman" w:eastAsia="Times New Roman" w:hAnsi="Times New Roman" w:cs="Times New Roman"/>
+              </w:rPr>
+              <w:t>data_clean$Alcohol_Consumption</w:t>
+            </w:r>
+            <w:proofErr w:type="spellEnd"/>
+            <w:r>
+              <w:rPr>
+                <w:rFonts w:ascii="Times New Roman" w:eastAsia="Times New Roman" w:hAnsi="Times New Roman" w:cs="Times New Roman"/>
+              </w:rPr>
+              <w:t>)</w:t>
+            </w:r>
+          </w:p>
+          <w:p>
+            <w:pPr>
+              <w:rPr>
+                <w:rFonts w:ascii="Times New Roman" w:eastAsia="Times New Roman" w:hAnsi="Times New Roman" w:cs="Times New Roman"/>
+              </w:rPr>
+            </w:pPr>
+            <w:proofErr w:type="spellStart"/>
+            <w:r>
+              <w:rPr>
+                <w:rFonts w:ascii="Times New Roman" w:eastAsia="Times New Roman" w:hAnsi="Times New Roman" w:cs="Times New Roman"/>
+              </w:rPr>
+              <w:t>max_alcohol</w:t>
+            </w:r>
+            <w:proofErr w:type="spellEnd"/>
+            <w:r>
+              <w:rPr>
+                <w:rFonts w:ascii="Times New Roman" w:eastAsia="Times New Roman" w:hAnsi="Times New Roman" w:cs="Times New Roman"/>
+              </w:rPr>
+              <w:t xml:space="preserve"> &lt;- max(</w:t>
+            </w:r>
+            <w:proofErr w:type="spellStart"/>
+            <w:r>
+              <w:rPr>
+                <w:rFonts w:ascii="Times New Roman" w:eastAsia="Times New Roman" w:hAnsi="Times New Roman" w:cs="Times New Roman"/>
+              </w:rPr>
+              <w:t>data_clean$Alcohol_Consumption</w:t>
+            </w:r>
+            <w:proofErr w:type="spellEnd"/>
+            <w:r>
+              <w:rPr>
+                <w:rFonts w:ascii="Times New Roman" w:eastAsia="Times New Roman" w:hAnsi="Times New Roman" w:cs="Times New Roman"/>
+              </w:rPr>
+              <w:t>)</w:t>
+            </w:r>
+          </w:p>
+          <w:p>
+            <w:pPr>
+              <w:rPr>
+                <w:rFonts w:ascii="Times New Roman" w:eastAsia="Times New Roman" w:hAnsi="Times New Roman" w:cs="Times New Roman"/>
+              </w:rPr>
+            </w:pPr>
+          </w:p>
+          <w:p>
+            <w:pPr>
+              <w:rPr>
+                <w:rFonts w:ascii="Times New Roman" w:eastAsia="Times New Roman" w:hAnsi="Times New Roman" w:cs="Times New Roman"/>
+              </w:rPr>
+            </w:pPr>
+            <w:r>
+              <w:rPr>
+                <w:rFonts w:ascii="Times New Roman" w:eastAsia="Times New Roman" w:hAnsi="Times New Roman" w:cs="Times New Roman"/>
+              </w:rPr>
+              <w:t>cat("--- ALCOHOL CONSUMPTION \n")</w:t>
+            </w:r>
+          </w:p>
+          <w:p>
+            <w:pPr>
+              <w:rPr>
+                <w:rFonts w:ascii="Times New Roman" w:eastAsia="Times New Roman" w:hAnsi="Times New Roman" w:cs="Times New Roman"/>
+              </w:rPr>
+            </w:pPr>
+            <w:r>
+              <w:rPr>
+                <w:rFonts w:ascii="Times New Roman" w:eastAsia="Times New Roman" w:hAnsi="Times New Roman" w:cs="Times New Roman"/>
+              </w:rPr>
+              <w:t>cat("Mean:   ", round(</w:t>
+            </w:r>
+            <w:proofErr w:type="spellStart"/>
+            <w:r>
+              <w:rPr>
+                <w:rFonts w:ascii="Times New Roman" w:eastAsia="Times New Roman" w:hAnsi="Times New Roman" w:cs="Times New Roman"/>
+              </w:rPr>
+              <w:t>mean_alcohol</w:t>
+            </w:r>
+            <w:proofErr w:type="spellEnd"/>
+            <w:r>
+              <w:rPr>
+                <w:rFonts w:ascii="Times New Roman" w:eastAsia="Times New Roman" w:hAnsi="Times New Roman" w:cs="Times New Roman"/>
+              </w:rPr>
+              <w:t>, 2), "\n")</w:t>
+            </w:r>
+          </w:p>
+          <w:p>
+            <w:pPr>
+              <w:rPr>
+                <w:rFonts w:ascii="Times New Roman" w:eastAsia="Times New Roman" w:hAnsi="Times New Roman" w:cs="Times New Roman"/>
+              </w:rPr>
+            </w:pPr>
+            <w:r>
+              <w:rPr>
+                <w:rFonts w:ascii="Times New Roman" w:eastAsia="Times New Roman" w:hAnsi="Times New Roman" w:cs="Times New Roman"/>
+              </w:rPr>
+              <w:t>cat("SD:     ", round(</w:t>
+            </w:r>
+            <w:proofErr w:type="spellStart"/>
+            <w:r>
+              <w:rPr>
+                <w:rFonts w:ascii="Times New Roman" w:eastAsia="Times New Roman" w:hAnsi="Times New Roman" w:cs="Times New Roman"/>
+              </w:rPr>
+              <w:t>sd_alcohol</w:t>
+            </w:r>
+            <w:proofErr w:type="spellEnd"/>
+            <w:r>
+              <w:rPr>
+                <w:rFonts w:ascii="Times New Roman" w:eastAsia="Times New Roman" w:hAnsi="Times New Roman" w:cs="Times New Roman"/>
+              </w:rPr>
+              <w:t>, 2), "\n")</w:t>
+            </w:r>
+          </w:p>
+          <w:p>
+            <w:pPr>
+              <w:rPr>
+                <w:rFonts w:ascii="Times New Roman" w:eastAsia="Times New Roman" w:hAnsi="Times New Roman" w:cs="Times New Roman"/>
+              </w:rPr>
+            </w:pPr>
+            <w:r>
+              <w:rPr>
+                <w:rFonts w:ascii="Times New Roman" w:eastAsia="Times New Roman" w:hAnsi="Times New Roman" w:cs="Times New Roman"/>
+              </w:rPr>
+              <w:t>cat("Median: ", round(</w:t>
+            </w:r>
+            <w:proofErr w:type="spellStart"/>
+            <w:r>
+              <w:rPr>
+                <w:rFonts w:ascii="Times New Roman" w:eastAsia="Times New Roman" w:hAnsi="Times New Roman" w:cs="Times New Roman"/>
+              </w:rPr>
+              <w:t>median_alcohol</w:t>
+            </w:r>
+            <w:proofErr w:type="spellEnd"/>
+            <w:r>
+              <w:rPr>
+                <w:rFonts w:ascii="Times New Roman" w:eastAsia="Times New Roman" w:hAnsi="Times New Roman" w:cs="Times New Roman"/>
+              </w:rPr>
+              <w:t>, 2), "\n")</w:t>
+            </w:r>
+          </w:p>
+          <w:p>
+            <w:pPr>
+              <w:rPr>
+                <w:rFonts w:ascii="Times New Roman" w:eastAsia="Times New Roman" w:hAnsi="Times New Roman" w:cs="Times New Roman"/>
+              </w:rPr>
+            </w:pPr>
+            <w:r>
+              <w:rPr>
+                <w:rFonts w:ascii="Times New Roman" w:eastAsia="Times New Roman" w:hAnsi="Times New Roman" w:cs="Times New Roman"/>
+              </w:rPr>
+              <w:t>cat("Min:    ", round(</w:t>
+            </w:r>
+            <w:proofErr w:type="spellStart"/>
+            <w:r>
+              <w:rPr>
+                <w:rFonts w:ascii="Times New Roman" w:eastAsia="Times New Roman" w:hAnsi="Times New Roman" w:cs="Times New Roman"/>
+              </w:rPr>
+              <w:t>min_alcohol</w:t>
+            </w:r>
+            <w:proofErr w:type="spellEnd"/>
+            <w:r>
+              <w:rPr>
+                <w:rFonts w:ascii="Times New Roman" w:eastAsia="Times New Roman" w:hAnsi="Times New Roman" w:cs="Times New Roman"/>
+              </w:rPr>
+              <w:t>, 2), "\n")</w:t>
+            </w:r>
+          </w:p>
+          <w:p>
+            <w:pPr>
+              <w:rPr>
+                <w:rFonts w:ascii="Times New Roman" w:eastAsia="Times New Roman" w:hAnsi="Times New Roman" w:cs="Times New Roman"/>
+              </w:rPr>
+            </w:pPr>
+            <w:r>
+              <w:rPr>
+                <w:rFonts w:ascii="Times New Roman" w:eastAsia="Times New Roman" w:hAnsi="Times New Roman" w:cs="Times New Roman"/>
+              </w:rPr>
+              <w:t>cat("Max:    ", round(</w:t>
+            </w:r>
+            <w:proofErr w:type="spellStart"/>
+            <w:r>
+              <w:rPr>
+                <w:rFonts w:ascii="Times New Roman" w:eastAsia="Times New Roman" w:hAnsi="Times New Roman" w:cs="Times New Roman"/>
+              </w:rPr>
+              <w:t>max_alcohol</w:t>
+            </w:r>
+            <w:proofErr w:type="spellEnd"/>
+            <w:r>
+              <w:rPr>
+                <w:rFonts w:ascii="Times New Roman" w:eastAsia="Times New Roman" w:hAnsi="Times New Roman" w:cs="Times New Roman"/>
+              </w:rPr>
+              <w:t>, 2), "\n\n")</w:t>
+            </w:r>
+          </w:p>
+          <w:p>
+            <w:pPr>
+              <w:rPr>
+                <w:rFonts w:ascii="Times New Roman" w:eastAsia="Times New Roman" w:hAnsi="Times New Roman" w:cs="Times New Roman"/>
+              </w:rPr>
+            </w:pPr>
+          </w:p>
+          <w:p>
+            <w:pPr>
+              <w:rPr>
+                <w:rFonts w:ascii="Times New Roman" w:eastAsia="Times New Roman" w:hAnsi="Times New Roman" w:cs="Times New Roman"/>
+              </w:rPr>
+            </w:pPr>
+            <w:r>
+              <w:rPr>
+                <w:rFonts w:ascii="Times New Roman" w:eastAsia="Times New Roman" w:hAnsi="Times New Roman" w:cs="Times New Roman"/>
+              </w:rPr>
+              <w:t># Life expectancy statistics</w:t>
+            </w:r>
+          </w:p>
+          <w:p>
+            <w:pPr>
+              <w:rPr>
+                <w:rFonts w:ascii="Times New Roman" w:eastAsia="Times New Roman" w:hAnsi="Times New Roman" w:cs="Times New Roman"/>
+              </w:rPr>
+            </w:pPr>
+            <w:proofErr w:type="spellStart"/>
+            <w:r>
+              <w:rPr>
+                <w:rFonts w:ascii="Times New Roman" w:eastAsia="Times New Roman" w:hAnsi="Times New Roman" w:cs="Times New Roman"/>
+              </w:rPr>
+              <w:t>mean_life_exp</w:t>
+            </w:r>
+            <w:proofErr w:type="spellEnd"/>
+            <w:r>
+              <w:rPr>
+                <w:rFonts w:ascii="Times New Roman" w:eastAsia="Times New Roman" w:hAnsi="Times New Roman" w:cs="Times New Roman"/>
+              </w:rPr>
+              <w:t xml:space="preserve"> &lt;- mean(</w:t>
+            </w:r>
+            <w:proofErr w:type="spellStart"/>
+            <w:r>
+              <w:rPr>
+                <w:rFonts w:ascii="Times New Roman" w:eastAsia="Times New Roman" w:hAnsi="Times New Roman" w:cs="Times New Roman"/>
+              </w:rPr>
+              <w:t>data_clean$Life_Expectancy</w:t>
+            </w:r>
+            <w:proofErr w:type="spellEnd"/>
+            <w:r>
+              <w:rPr>
+                <w:rFonts w:ascii="Times New Roman" w:eastAsia="Times New Roman" w:hAnsi="Times New Roman" w:cs="Times New Roman"/>
+              </w:rPr>
+              <w:t>)</w:t>
+            </w:r>
+          </w:p>
+          <w:p>
+            <w:pPr>
+              <w:rPr>
+                <w:rFonts w:ascii="Times New Roman" w:eastAsia="Times New Roman" w:hAnsi="Times New Roman" w:cs="Times New Roman"/>
+              </w:rPr>
+            </w:pPr>
+            <w:proofErr w:type="spellStart"/>
+            <w:r>
+              <w:rPr>
+                <w:rFonts w:ascii="Times New Roman" w:eastAsia="Times New Roman" w:hAnsi="Times New Roman" w:cs="Times New Roman"/>
+              </w:rPr>
+              <w:t>sd_life_exp</w:t>
+            </w:r>
+            <w:proofErr w:type="spellEnd"/>
+            <w:r>
+              <w:rPr>
+                <w:rFonts w:ascii="Times New Roman" w:eastAsia="Times New Roman" w:hAnsi="Times New Roman" w:cs="Times New Roman"/>
+              </w:rPr>
+              <w:t xml:space="preserve"> &lt;- </w:t>
+            </w:r>
+            <w:proofErr w:type="spellStart"/>
+            <w:r>
+              <w:rPr>
+                <w:rFonts w:ascii="Times New Roman" w:eastAsia="Times New Roman" w:hAnsi="Times New Roman" w:cs="Times New Roman"/>
+              </w:rPr>
+              <w:t>sd</w:t>
             </w:r>
             <w:proofErr w:type="spellEnd"/>
             <w:r>
@@ -8075,34 +9809,7 @@
               <w:rPr>
                 <w:rFonts w:ascii="Times New Roman" w:eastAsia="Times New Roman" w:hAnsi="Times New Roman" w:cs="Times New Roman"/>
               </w:rPr>
-              <w:t>life_exp</w:t>
-            </w:r>
-            <w:proofErr w:type="spellEnd"/>
-            <w:r>
-              <w:rPr>
-                <w:rFonts w:ascii="Times New Roman" w:eastAsia="Times New Roman" w:hAnsi="Times New Roman" w:cs="Times New Roman"/>
-              </w:rPr>
-              <w:t>), "columns\n\n")</w:t>
-            </w:r>
-          </w:p>
-          <w:p>
-            <w:pPr>
-              <w:rPr>
-                <w:rFonts w:ascii="Times New Roman" w:eastAsia="Times New Roman" w:hAnsi="Times New Roman" w:cs="Times New Roman"/>
-              </w:rPr>
-            </w:pPr>
-            <w:r>
-              <w:rPr>
-                <w:rFonts w:ascii="Times New Roman" w:eastAsia="Times New Roman" w:hAnsi="Times New Roman" w:cs="Times New Roman"/>
-              </w:rPr>
-              <w:t>str(</w:t>
-            </w:r>
-            <w:proofErr w:type="spellStart"/>
-            <w:r>
-              <w:rPr>
-                <w:rFonts w:ascii="Times New Roman" w:eastAsia="Times New Roman" w:hAnsi="Times New Roman" w:cs="Times New Roman"/>
-              </w:rPr>
-              <w:t>life_exp</w:t>
+              <w:t>data_clean$Life_Expectancy</w:t>
             </w:r>
             <w:proofErr w:type="spellEnd"/>
             <w:r>
@@ -8118,18 +9825,26 @@
                 <w:rFonts w:ascii="Times New Roman" w:eastAsia="Times New Roman" w:hAnsi="Times New Roman" w:cs="Times New Roman"/>
               </w:rPr>
             </w:pPr>
-            <w:r>
-              <w:rPr>
-                <w:rFonts w:ascii="Times New Roman" w:eastAsia="Times New Roman" w:hAnsi="Times New Roman" w:cs="Times New Roman"/>
-              </w:rPr>
-              <w:t>summary(</w:t>
-            </w:r>
-            <w:proofErr w:type="spellStart"/>
-            <w:r>
-              <w:rPr>
-                <w:rFonts w:ascii="Times New Roman" w:eastAsia="Times New Roman" w:hAnsi="Times New Roman" w:cs="Times New Roman"/>
-              </w:rPr>
-              <w:t>life_exp</w:t>
+            <w:proofErr w:type="spellStart"/>
+            <w:r>
+              <w:rPr>
+                <w:rFonts w:ascii="Times New Roman" w:eastAsia="Times New Roman" w:hAnsi="Times New Roman" w:cs="Times New Roman"/>
+              </w:rPr>
+              <w:t>median_life_exp</w:t>
+            </w:r>
+            <w:proofErr w:type="spellEnd"/>
+            <w:r>
+              <w:rPr>
+                <w:rFonts w:ascii="Times New Roman" w:eastAsia="Times New Roman" w:hAnsi="Times New Roman" w:cs="Times New Roman"/>
+              </w:rPr>
+              <w:t xml:space="preserve"> &lt;- median(</w:t>
+            </w:r>
+            <w:proofErr w:type="spellStart"/>
+            <w:r>
+              <w:rPr>
+                <w:rFonts w:ascii="Times New Roman" w:eastAsia="Times New Roman" w:hAnsi="Times New Roman" w:cs="Times New Roman"/>
+              </w:rPr>
+              <w:t>data_clean$Life_Expectancy</w:t>
             </w:r>
             <w:proofErr w:type="spellEnd"/>
             <w:r>
@@ -8145,71 +9860,223 @@
                 <w:rFonts w:ascii="Times New Roman" w:eastAsia="Times New Roman" w:hAnsi="Times New Roman" w:cs="Times New Roman"/>
               </w:rPr>
             </w:pPr>
-          </w:p>
-          <w:p>
-            <w:pPr>
-              <w:rPr>
-                <w:rFonts w:ascii="Times New Roman" w:eastAsia="Times New Roman" w:hAnsi="Times New Roman" w:cs="Times New Roman"/>
-              </w:rPr>
-            </w:pPr>
-            <w:r>
-              <w:rPr>
-                <w:rFonts w:ascii="Times New Roman" w:eastAsia="Times New Roman" w:hAnsi="Times New Roman" w:cs="Times New Roman"/>
-              </w:rPr>
-              <w:t># Check for missing values in both datasets</w:t>
-            </w:r>
-          </w:p>
-          <w:p>
-            <w:pPr>
-              <w:rPr>
-                <w:rFonts w:ascii="Times New Roman" w:eastAsia="Times New Roman" w:hAnsi="Times New Roman" w:cs="Times New Roman"/>
-              </w:rPr>
-            </w:pPr>
-            <w:r>
-              <w:rPr>
-                <w:rFonts w:ascii="Times New Roman" w:eastAsia="Times New Roman" w:hAnsi="Times New Roman" w:cs="Times New Roman"/>
-              </w:rPr>
-              <w:t>cat("\n--- MISSING VALUES CHECK ---\n")</w:t>
-            </w:r>
-          </w:p>
-          <w:p>
-            <w:pPr>
-              <w:rPr>
-                <w:rFonts w:ascii="Times New Roman" w:eastAsia="Times New Roman" w:hAnsi="Times New Roman" w:cs="Times New Roman"/>
-              </w:rPr>
-            </w:pPr>
-            <w:r>
-              <w:rPr>
-                <w:rFonts w:ascii="Times New Roman" w:eastAsia="Times New Roman" w:hAnsi="Times New Roman" w:cs="Times New Roman"/>
-              </w:rPr>
-              <w:t>cat("Missing values in drinks:", sum(is.na(drinks)), "\n")</w:t>
-            </w:r>
-          </w:p>
-          <w:p>
-            <w:pPr>
-              <w:rPr>
-                <w:rFonts w:ascii="Times New Roman" w:eastAsia="Times New Roman" w:hAnsi="Times New Roman" w:cs="Times New Roman"/>
-              </w:rPr>
-            </w:pPr>
-            <w:r>
-              <w:rPr>
-                <w:rFonts w:ascii="Times New Roman" w:eastAsia="Times New Roman" w:hAnsi="Times New Roman" w:cs="Times New Roman"/>
-              </w:rPr>
-              <w:t>cat("Missing values in life expectancy:", sum(is.na(</w:t>
-            </w:r>
-            <w:proofErr w:type="spellStart"/>
-            <w:r>
-              <w:rPr>
-                <w:rFonts w:ascii="Times New Roman" w:eastAsia="Times New Roman" w:hAnsi="Times New Roman" w:cs="Times New Roman"/>
-              </w:rPr>
-              <w:t>life_exp</w:t>
-            </w:r>
-            <w:proofErr w:type="spellEnd"/>
-            <w:r>
-              <w:rPr>
-                <w:rFonts w:ascii="Times New Roman" w:eastAsia="Times New Roman" w:hAnsi="Times New Roman" w:cs="Times New Roman"/>
-              </w:rPr>
-              <w:t>)), "\n\n")</w:t>
+            <w:proofErr w:type="spellStart"/>
+            <w:r>
+              <w:rPr>
+                <w:rFonts w:ascii="Times New Roman" w:eastAsia="Times New Roman" w:hAnsi="Times New Roman" w:cs="Times New Roman"/>
+              </w:rPr>
+              <w:t>min_life_exp</w:t>
+            </w:r>
+            <w:proofErr w:type="spellEnd"/>
+            <w:r>
+              <w:rPr>
+                <w:rFonts w:ascii="Times New Roman" w:eastAsia="Times New Roman" w:hAnsi="Times New Roman" w:cs="Times New Roman"/>
+              </w:rPr>
+              <w:t xml:space="preserve"> &lt;- min(</w:t>
+            </w:r>
+            <w:proofErr w:type="spellStart"/>
+            <w:r>
+              <w:rPr>
+                <w:rFonts w:ascii="Times New Roman" w:eastAsia="Times New Roman" w:hAnsi="Times New Roman" w:cs="Times New Roman"/>
+              </w:rPr>
+              <w:t>data_clean$Life_Expectancy</w:t>
+            </w:r>
+            <w:proofErr w:type="spellEnd"/>
+            <w:r>
+              <w:rPr>
+                <w:rFonts w:ascii="Times New Roman" w:eastAsia="Times New Roman" w:hAnsi="Times New Roman" w:cs="Times New Roman"/>
+              </w:rPr>
+              <w:t>)</w:t>
+            </w:r>
+          </w:p>
+          <w:p>
+            <w:pPr>
+              <w:rPr>
+                <w:rFonts w:ascii="Times New Roman" w:eastAsia="Times New Roman" w:hAnsi="Times New Roman" w:cs="Times New Roman"/>
+              </w:rPr>
+            </w:pPr>
+            <w:proofErr w:type="spellStart"/>
+            <w:r>
+              <w:rPr>
+                <w:rFonts w:ascii="Times New Roman" w:eastAsia="Times New Roman" w:hAnsi="Times New Roman" w:cs="Times New Roman"/>
+              </w:rPr>
+              <w:t>max_life_exp</w:t>
+            </w:r>
+            <w:proofErr w:type="spellEnd"/>
+            <w:r>
+              <w:rPr>
+                <w:rFonts w:ascii="Times New Roman" w:eastAsia="Times New Roman" w:hAnsi="Times New Roman" w:cs="Times New Roman"/>
+              </w:rPr>
+              <w:t xml:space="preserve"> &lt;- max(</w:t>
+            </w:r>
+            <w:proofErr w:type="spellStart"/>
+            <w:r>
+              <w:rPr>
+                <w:rFonts w:ascii="Times New Roman" w:eastAsia="Times New Roman" w:hAnsi="Times New Roman" w:cs="Times New Roman"/>
+              </w:rPr>
+              <w:t>data_clean$Life_Expectancy</w:t>
+            </w:r>
+            <w:proofErr w:type="spellEnd"/>
+            <w:r>
+              <w:rPr>
+                <w:rFonts w:ascii="Times New Roman" w:eastAsia="Times New Roman" w:hAnsi="Times New Roman" w:cs="Times New Roman"/>
+              </w:rPr>
+              <w:t>)</w:t>
+            </w:r>
+          </w:p>
+          <w:p>
+            <w:pPr>
+              <w:rPr>
+                <w:rFonts w:ascii="Times New Roman" w:eastAsia="Times New Roman" w:hAnsi="Times New Roman" w:cs="Times New Roman"/>
+              </w:rPr>
+            </w:pPr>
+          </w:p>
+          <w:p>
+            <w:pPr>
+              <w:rPr>
+                <w:rFonts w:ascii="Times New Roman" w:eastAsia="Times New Roman" w:hAnsi="Times New Roman" w:cs="Times New Roman"/>
+              </w:rPr>
+            </w:pPr>
+            <w:r>
+              <w:rPr>
+                <w:rFonts w:ascii="Times New Roman" w:eastAsia="Times New Roman" w:hAnsi="Times New Roman" w:cs="Times New Roman"/>
+              </w:rPr>
+              <w:t>cat("--- LIFE EXPECTANCY\n")</w:t>
+            </w:r>
+          </w:p>
+          <w:p>
+            <w:pPr>
+              <w:rPr>
+                <w:rFonts w:ascii="Times New Roman" w:eastAsia="Times New Roman" w:hAnsi="Times New Roman" w:cs="Times New Roman"/>
+              </w:rPr>
+            </w:pPr>
+            <w:r>
+              <w:rPr>
+                <w:rFonts w:ascii="Times New Roman" w:eastAsia="Times New Roman" w:hAnsi="Times New Roman" w:cs="Times New Roman"/>
+              </w:rPr>
+              <w:t>cat("Mean:   ", round(</w:t>
+            </w:r>
+            <w:proofErr w:type="spellStart"/>
+            <w:r>
+              <w:rPr>
+                <w:rFonts w:ascii="Times New Roman" w:eastAsia="Times New Roman" w:hAnsi="Times New Roman" w:cs="Times New Roman"/>
+              </w:rPr>
+              <w:t>mean_life_exp</w:t>
+            </w:r>
+            <w:proofErr w:type="spellEnd"/>
+            <w:r>
+              <w:rPr>
+                <w:rFonts w:ascii="Times New Roman" w:eastAsia="Times New Roman" w:hAnsi="Times New Roman" w:cs="Times New Roman"/>
+              </w:rPr>
+              <w:t>, 2), "\n")</w:t>
+            </w:r>
+          </w:p>
+          <w:p>
+            <w:pPr>
+              <w:rPr>
+                <w:rFonts w:ascii="Times New Roman" w:eastAsia="Times New Roman" w:hAnsi="Times New Roman" w:cs="Times New Roman"/>
+              </w:rPr>
+            </w:pPr>
+            <w:r>
+              <w:rPr>
+                <w:rFonts w:ascii="Times New Roman" w:eastAsia="Times New Roman" w:hAnsi="Times New Roman" w:cs="Times New Roman"/>
+              </w:rPr>
+              <w:t>cat("SD:     ", round(</w:t>
+            </w:r>
+            <w:proofErr w:type="spellStart"/>
+            <w:r>
+              <w:rPr>
+                <w:rFonts w:ascii="Times New Roman" w:eastAsia="Times New Roman" w:hAnsi="Times New Roman" w:cs="Times New Roman"/>
+              </w:rPr>
+              <w:t>sd_life_exp</w:t>
+            </w:r>
+            <w:proofErr w:type="spellEnd"/>
+            <w:r>
+              <w:rPr>
+                <w:rFonts w:ascii="Times New Roman" w:eastAsia="Times New Roman" w:hAnsi="Times New Roman" w:cs="Times New Roman"/>
+              </w:rPr>
+              <w:t>, 2), "\n")</w:t>
+            </w:r>
+          </w:p>
+          <w:p>
+            <w:pPr>
+              <w:rPr>
+                <w:rFonts w:ascii="Times New Roman" w:eastAsia="Times New Roman" w:hAnsi="Times New Roman" w:cs="Times New Roman"/>
+              </w:rPr>
+            </w:pPr>
+            <w:r>
+              <w:rPr>
+                <w:rFonts w:ascii="Times New Roman" w:eastAsia="Times New Roman" w:hAnsi="Times New Roman" w:cs="Times New Roman"/>
+              </w:rPr>
+              <w:t>cat("Median: ", round(</w:t>
+            </w:r>
+            <w:proofErr w:type="spellStart"/>
+            <w:r>
+              <w:rPr>
+                <w:rFonts w:ascii="Times New Roman" w:eastAsia="Times New Roman" w:hAnsi="Times New Roman" w:cs="Times New Roman"/>
+              </w:rPr>
+              <w:t>median_life_exp</w:t>
+            </w:r>
+            <w:proofErr w:type="spellEnd"/>
+            <w:r>
+              <w:rPr>
+                <w:rFonts w:ascii="Times New Roman" w:eastAsia="Times New Roman" w:hAnsi="Times New Roman" w:cs="Times New Roman"/>
+              </w:rPr>
+              <w:t>, 2), "\n")</w:t>
+            </w:r>
+          </w:p>
+          <w:p>
+            <w:pPr>
+              <w:rPr>
+                <w:rFonts w:ascii="Times New Roman" w:eastAsia="Times New Roman" w:hAnsi="Times New Roman" w:cs="Times New Roman"/>
+              </w:rPr>
+            </w:pPr>
+            <w:r>
+              <w:rPr>
+                <w:rFonts w:ascii="Times New Roman" w:eastAsia="Times New Roman" w:hAnsi="Times New Roman" w:cs="Times New Roman"/>
+              </w:rPr>
+              <w:t>cat("Min:    ", round(</w:t>
+            </w:r>
+            <w:proofErr w:type="spellStart"/>
+            <w:r>
+              <w:rPr>
+                <w:rFonts w:ascii="Times New Roman" w:eastAsia="Times New Roman" w:hAnsi="Times New Roman" w:cs="Times New Roman"/>
+              </w:rPr>
+              <w:t>min_life_exp</w:t>
+            </w:r>
+            <w:proofErr w:type="spellEnd"/>
+            <w:r>
+              <w:rPr>
+                <w:rFonts w:ascii="Times New Roman" w:eastAsia="Times New Roman" w:hAnsi="Times New Roman" w:cs="Times New Roman"/>
+              </w:rPr>
+              <w:t>, 2), "\n")</w:t>
+            </w:r>
+          </w:p>
+          <w:p>
+            <w:pPr>
+              <w:rPr>
+                <w:rFonts w:ascii="Times New Roman" w:eastAsia="Times New Roman" w:hAnsi="Times New Roman" w:cs="Times New Roman"/>
+              </w:rPr>
+            </w:pPr>
+            <w:r>
+              <w:rPr>
+                <w:rFonts w:ascii="Times New Roman" w:eastAsia="Times New Roman" w:hAnsi="Times New Roman" w:cs="Times New Roman"/>
+              </w:rPr>
+              <w:t>cat("Max:    ", round(</w:t>
+            </w:r>
+            <w:proofErr w:type="spellStart"/>
+            <w:r>
+              <w:rPr>
+                <w:rFonts w:ascii="Times New Roman" w:eastAsia="Times New Roman" w:hAnsi="Times New Roman" w:cs="Times New Roman"/>
+              </w:rPr>
+              <w:t>max_life_exp</w:t>
+            </w:r>
+            <w:proofErr w:type="spellEnd"/>
+            <w:r>
+              <w:rPr>
+                <w:rFonts w:ascii="Times New Roman" w:eastAsia="Times New Roman" w:hAnsi="Times New Roman" w:cs="Times New Roman"/>
+              </w:rPr>
+              <w:t>, 2), "\n\n")</w:t>
             </w:r>
           </w:p>
           <w:p>
@@ -8242,7 +10109,7 @@
               <w:rPr>
                 <w:rFonts w:ascii="Times New Roman" w:eastAsia="Times New Roman" w:hAnsi="Times New Roman" w:cs="Times New Roman"/>
               </w:rPr>
-              <w:t># 2. DATA MERGING (FILTERING FOR YEAR 2013 AND MALE ONLY)</w:t>
+              <w:t xml:space="preserve"># 5. VISUALIZATIONS </w:t>
             </w:r>
           </w:p>
           <w:p>
@@ -8275,117 +10142,55 @@
               <w:rPr>
                 <w:rFonts w:ascii="Times New Roman" w:eastAsia="Times New Roman" w:hAnsi="Times New Roman" w:cs="Times New Roman"/>
               </w:rPr>
-              <w:t>cat("=== FILTERING LIFE EXPECTANCY FOR YEAR 2013 AND MALE ===\n\n")</w:t>
-            </w:r>
-          </w:p>
-          <w:p>
-            <w:pPr>
-              <w:rPr>
-                <w:rFonts w:ascii="Times New Roman" w:eastAsia="Times New Roman" w:hAnsi="Times New Roman" w:cs="Times New Roman"/>
-              </w:rPr>
-            </w:pPr>
-          </w:p>
-          <w:p>
-            <w:pPr>
-              <w:rPr>
-                <w:rFonts w:ascii="Times New Roman" w:eastAsia="Times New Roman" w:hAnsi="Times New Roman" w:cs="Times New Roman"/>
-              </w:rPr>
-            </w:pPr>
-            <w:proofErr w:type="spellStart"/>
-            <w:r>
-              <w:rPr>
-                <w:rFonts w:ascii="Times New Roman" w:eastAsia="Times New Roman" w:hAnsi="Times New Roman" w:cs="Times New Roman"/>
-              </w:rPr>
-              <w:t>base_year</w:t>
-            </w:r>
-            <w:proofErr w:type="spellEnd"/>
-            <w:r>
-              <w:rPr>
-                <w:rFonts w:ascii="Times New Roman" w:eastAsia="Times New Roman" w:hAnsi="Times New Roman" w:cs="Times New Roman"/>
-              </w:rPr>
-              <w:t xml:space="preserve"> &lt;- 2013</w:t>
-            </w:r>
-          </w:p>
-          <w:p>
-            <w:pPr>
-              <w:rPr>
-                <w:rFonts w:ascii="Times New Roman" w:eastAsia="Times New Roman" w:hAnsi="Times New Roman" w:cs="Times New Roman"/>
-              </w:rPr>
-            </w:pPr>
-            <w:proofErr w:type="spellStart"/>
-            <w:r>
-              <w:rPr>
-                <w:rFonts w:ascii="Times New Roman" w:eastAsia="Times New Roman" w:hAnsi="Times New Roman" w:cs="Times New Roman"/>
-              </w:rPr>
-              <w:t>sex_filter</w:t>
-            </w:r>
-            <w:proofErr w:type="spellEnd"/>
-            <w:r>
-              <w:rPr>
-                <w:rFonts w:ascii="Times New Roman" w:eastAsia="Times New Roman" w:hAnsi="Times New Roman" w:cs="Times New Roman"/>
-              </w:rPr>
-              <w:t xml:space="preserve"> &lt;- "Male"  # Filter for males</w:t>
-            </w:r>
-          </w:p>
-          <w:p>
-            <w:pPr>
-              <w:rPr>
-                <w:rFonts w:ascii="Times New Roman" w:eastAsia="Times New Roman" w:hAnsi="Times New Roman" w:cs="Times New Roman"/>
-              </w:rPr>
-            </w:pPr>
-            <w:proofErr w:type="spellStart"/>
-            <w:r>
-              <w:rPr>
-                <w:rFonts w:ascii="Times New Roman" w:eastAsia="Times New Roman" w:hAnsi="Times New Roman" w:cs="Times New Roman"/>
-              </w:rPr>
-              <w:t>ghofilter</w:t>
-            </w:r>
-            <w:proofErr w:type="spellEnd"/>
-            <w:r>
-              <w:rPr>
-                <w:rFonts w:ascii="Times New Roman" w:eastAsia="Times New Roman" w:hAnsi="Times New Roman" w:cs="Times New Roman"/>
-              </w:rPr>
-              <w:t xml:space="preserve"> &lt;- "Life expectancy at birth (years)"</w:t>
-            </w:r>
-          </w:p>
-          <w:p>
-            <w:pPr>
-              <w:rPr>
-                <w:rFonts w:ascii="Times New Roman" w:eastAsia="Times New Roman" w:hAnsi="Times New Roman" w:cs="Times New Roman"/>
-              </w:rPr>
-            </w:pPr>
-          </w:p>
-          <w:p>
-            <w:pPr>
-              <w:rPr>
-                <w:rFonts w:ascii="Times New Roman" w:eastAsia="Times New Roman" w:hAnsi="Times New Roman" w:cs="Times New Roman"/>
-              </w:rPr>
-            </w:pPr>
-            <w:r>
-              <w:rPr>
-                <w:rFonts w:ascii="Times New Roman" w:eastAsia="Times New Roman" w:hAnsi="Times New Roman" w:cs="Times New Roman"/>
-              </w:rPr>
-              <w:t># Check the column names for sex and year</w:t>
-            </w:r>
-          </w:p>
-          <w:p>
-            <w:pPr>
-              <w:rPr>
-                <w:rFonts w:ascii="Times New Roman" w:eastAsia="Times New Roman" w:hAnsi="Times New Roman" w:cs="Times New Roman"/>
-              </w:rPr>
-            </w:pPr>
-            <w:r>
-              <w:rPr>
-                <w:rFonts w:ascii="Times New Roman" w:eastAsia="Times New Roman" w:hAnsi="Times New Roman" w:cs="Times New Roman"/>
-              </w:rPr>
-              <w:t xml:space="preserve">cat("Life expectancy columns:", </w:t>
-            </w:r>
-            <w:proofErr w:type="spellStart"/>
-            <w:r>
-              <w:rPr>
-                <w:rFonts w:ascii="Times New Roman" w:eastAsia="Times New Roman" w:hAnsi="Times New Roman" w:cs="Times New Roman"/>
-              </w:rPr>
-              <w:t>colnames</w:t>
+              <w:t>cat("=== CREATING VISUALIZATIONS \n\n")</w:t>
+            </w:r>
+          </w:p>
+          <w:p>
+            <w:pPr>
+              <w:rPr>
+                <w:rFonts w:ascii="Times New Roman" w:eastAsia="Times New Roman" w:hAnsi="Times New Roman" w:cs="Times New Roman"/>
+              </w:rPr>
+            </w:pPr>
+          </w:p>
+          <w:p>
+            <w:pPr>
+              <w:rPr>
+                <w:rFonts w:ascii="Times New Roman" w:eastAsia="Times New Roman" w:hAnsi="Times New Roman" w:cs="Times New Roman"/>
+              </w:rPr>
+            </w:pPr>
+            <w:r>
+              <w:rPr>
+                <w:rFonts w:ascii="Times New Roman" w:eastAsia="Times New Roman" w:hAnsi="Times New Roman" w:cs="Times New Roman"/>
+              </w:rPr>
+              <w:t xml:space="preserve"># Scatter plot with regression line </w:t>
+            </w:r>
+          </w:p>
+          <w:p>
+            <w:pPr>
+              <w:rPr>
+                <w:rFonts w:ascii="Times New Roman" w:eastAsia="Times New Roman" w:hAnsi="Times New Roman" w:cs="Times New Roman"/>
+              </w:rPr>
+            </w:pPr>
+            <w:proofErr w:type="spellStart"/>
+            <w:r>
+              <w:rPr>
+                <w:rFonts w:ascii="Times New Roman" w:eastAsia="Times New Roman" w:hAnsi="Times New Roman" w:cs="Times New Roman"/>
+              </w:rPr>
+              <w:t>scatter_plot</w:t>
+            </w:r>
+            <w:proofErr w:type="spellEnd"/>
+            <w:r>
+              <w:rPr>
+                <w:rFonts w:ascii="Times New Roman" w:eastAsia="Times New Roman" w:hAnsi="Times New Roman" w:cs="Times New Roman"/>
+              </w:rPr>
+              <w:t xml:space="preserve"> &lt;- </w:t>
+            </w:r>
+            <w:proofErr w:type="spellStart"/>
+            <w:r>
+              <w:rPr>
+                <w:rFonts w:ascii="Times New Roman" w:eastAsia="Times New Roman" w:hAnsi="Times New Roman" w:cs="Times New Roman"/>
+              </w:rPr>
+              <w:t>ggplot</w:t>
             </w:r>
             <w:proofErr w:type="spellEnd"/>
             <w:r>
@@ -8399,103 +10204,7 @@
               <w:rPr>
                 <w:rFonts w:ascii="Times New Roman" w:eastAsia="Times New Roman" w:hAnsi="Times New Roman" w:cs="Times New Roman"/>
               </w:rPr>
-              <w:t>life_exp</w:t>
-            </w:r>
-            <w:proofErr w:type="spellEnd"/>
-            <w:r>
-              <w:rPr>
-                <w:rFonts w:ascii="Times New Roman" w:eastAsia="Times New Roman" w:hAnsi="Times New Roman" w:cs="Times New Roman"/>
-              </w:rPr>
-              <w:t>), "\n\n")</w:t>
-            </w:r>
-          </w:p>
-          <w:p>
-            <w:pPr>
-              <w:rPr>
-                <w:rFonts w:ascii="Times New Roman" w:eastAsia="Times New Roman" w:hAnsi="Times New Roman" w:cs="Times New Roman"/>
-              </w:rPr>
-            </w:pPr>
-          </w:p>
-          <w:p>
-            <w:pPr>
-              <w:rPr>
-                <w:rFonts w:ascii="Times New Roman" w:eastAsia="Times New Roman" w:hAnsi="Times New Roman" w:cs="Times New Roman"/>
-              </w:rPr>
-            </w:pPr>
-            <w:r>
-              <w:rPr>
-                <w:rFonts w:ascii="Times New Roman" w:eastAsia="Times New Roman" w:hAnsi="Times New Roman" w:cs="Times New Roman"/>
-              </w:rPr>
-              <w:t># Filter life expectancy dataset for year 2013 and male</w:t>
-            </w:r>
-          </w:p>
-          <w:p>
-            <w:pPr>
-              <w:rPr>
-                <w:rFonts w:ascii="Times New Roman" w:eastAsia="Times New Roman" w:hAnsi="Times New Roman" w:cs="Times New Roman"/>
-              </w:rPr>
-            </w:pPr>
-            <w:proofErr w:type="spellStart"/>
-            <w:r>
-              <w:rPr>
-                <w:rFonts w:ascii="Times New Roman" w:eastAsia="Times New Roman" w:hAnsi="Times New Roman" w:cs="Times New Roman"/>
-              </w:rPr>
-              <w:t>life_exp_year</w:t>
-            </w:r>
-            <w:proofErr w:type="spellEnd"/>
-            <w:r>
-              <w:rPr>
-                <w:rFonts w:ascii="Times New Roman" w:eastAsia="Times New Roman" w:hAnsi="Times New Roman" w:cs="Times New Roman"/>
-              </w:rPr>
-              <w:t xml:space="preserve"> &lt;- </w:t>
-            </w:r>
-            <w:proofErr w:type="spellStart"/>
-            <w:r>
-              <w:rPr>
-                <w:rFonts w:ascii="Times New Roman" w:eastAsia="Times New Roman" w:hAnsi="Times New Roman" w:cs="Times New Roman"/>
-              </w:rPr>
-              <w:t>life_exp</w:t>
-            </w:r>
-            <w:proofErr w:type="spellEnd"/>
-            <w:r>
-              <w:rPr>
-                <w:rFonts w:ascii="Times New Roman" w:eastAsia="Times New Roman" w:hAnsi="Times New Roman" w:cs="Times New Roman"/>
-              </w:rPr>
-              <w:t xml:space="preserve"> %&gt;%</w:t>
-            </w:r>
-          </w:p>
-          <w:p>
-            <w:pPr>
-              <w:rPr>
-                <w:rFonts w:ascii="Times New Roman" w:eastAsia="Times New Roman" w:hAnsi="Times New Roman" w:cs="Times New Roman"/>
-              </w:rPr>
-            </w:pPr>
-            <w:r>
-              <w:rPr>
-                <w:rFonts w:ascii="Times New Roman" w:eastAsia="Times New Roman" w:hAnsi="Times New Roman" w:cs="Times New Roman"/>
-              </w:rPr>
-              <w:t xml:space="preserve">  filter(</w:t>
-            </w:r>
-            <w:proofErr w:type="spellStart"/>
-            <w:r>
-              <w:rPr>
-                <w:rFonts w:ascii="Times New Roman" w:eastAsia="Times New Roman" w:hAnsi="Times New Roman" w:cs="Times New Roman"/>
-              </w:rPr>
-              <w:t>YearDisplay</w:t>
-            </w:r>
-            <w:proofErr w:type="spellEnd"/>
-            <w:r>
-              <w:rPr>
-                <w:rFonts w:ascii="Times New Roman" w:eastAsia="Times New Roman" w:hAnsi="Times New Roman" w:cs="Times New Roman"/>
-              </w:rPr>
-              <w:t xml:space="preserve"> == </w:t>
-            </w:r>
-            <w:proofErr w:type="spellStart"/>
-            <w:r>
-              <w:rPr>
-                <w:rFonts w:ascii="Times New Roman" w:eastAsia="Times New Roman" w:hAnsi="Times New Roman" w:cs="Times New Roman"/>
-              </w:rPr>
-              <w:t>base_year</w:t>
+              <w:t>data_clean</w:t>
             </w:r>
             <w:proofErr w:type="spellEnd"/>
             <w:r>
@@ -8509,49 +10218,300 @@
               <w:rPr>
                 <w:rFonts w:ascii="Times New Roman" w:eastAsia="Times New Roman" w:hAnsi="Times New Roman" w:cs="Times New Roman"/>
               </w:rPr>
-              <w:t>SexDisplay</w:t>
-            </w:r>
-            <w:proofErr w:type="spellEnd"/>
-            <w:r>
-              <w:rPr>
-                <w:rFonts w:ascii="Times New Roman" w:eastAsia="Times New Roman" w:hAnsi="Times New Roman" w:cs="Times New Roman"/>
-              </w:rPr>
-              <w:t xml:space="preserve"> == </w:t>
-            </w:r>
-            <w:proofErr w:type="spellStart"/>
-            <w:r>
-              <w:rPr>
-                <w:rFonts w:ascii="Times New Roman" w:eastAsia="Times New Roman" w:hAnsi="Times New Roman" w:cs="Times New Roman"/>
-              </w:rPr>
-              <w:t>sex_filter</w:t>
-            </w:r>
-            <w:proofErr w:type="spellEnd"/>
-            <w:r>
-              <w:rPr>
-                <w:rFonts w:ascii="Times New Roman" w:eastAsia="Times New Roman" w:hAnsi="Times New Roman" w:cs="Times New Roman"/>
-              </w:rPr>
-              <w:t xml:space="preserve">, </w:t>
-            </w:r>
-            <w:proofErr w:type="spellStart"/>
-            <w:r>
-              <w:rPr>
-                <w:rFonts w:ascii="Times New Roman" w:eastAsia="Times New Roman" w:hAnsi="Times New Roman" w:cs="Times New Roman"/>
-              </w:rPr>
-              <w:t>GhoDisplay</w:t>
-            </w:r>
-            <w:proofErr w:type="spellEnd"/>
-            <w:r>
-              <w:rPr>
-                <w:rFonts w:ascii="Times New Roman" w:eastAsia="Times New Roman" w:hAnsi="Times New Roman" w:cs="Times New Roman"/>
-              </w:rPr>
-              <w:t xml:space="preserve"> == </w:t>
-            </w:r>
-            <w:proofErr w:type="spellStart"/>
-            <w:r>
-              <w:rPr>
-                <w:rFonts w:ascii="Times New Roman" w:eastAsia="Times New Roman" w:hAnsi="Times New Roman" w:cs="Times New Roman"/>
-              </w:rPr>
-              <w:t>ghofilter</w:t>
+              <w:t>aes</w:t>
+            </w:r>
+            <w:proofErr w:type="spellEnd"/>
+            <w:r>
+              <w:rPr>
+                <w:rFonts w:ascii="Times New Roman" w:eastAsia="Times New Roman" w:hAnsi="Times New Roman" w:cs="Times New Roman"/>
+              </w:rPr>
+              <w:t xml:space="preserve">(x = </w:t>
+            </w:r>
+            <w:proofErr w:type="spellStart"/>
+            <w:r>
+              <w:rPr>
+                <w:rFonts w:ascii="Times New Roman" w:eastAsia="Times New Roman" w:hAnsi="Times New Roman" w:cs="Times New Roman"/>
+              </w:rPr>
+              <w:t>Life_Expectancy</w:t>
+            </w:r>
+            <w:proofErr w:type="spellEnd"/>
+            <w:r>
+              <w:rPr>
+                <w:rFonts w:ascii="Times New Roman" w:eastAsia="Times New Roman" w:hAnsi="Times New Roman" w:cs="Times New Roman"/>
+              </w:rPr>
+              <w:t xml:space="preserve">, y = </w:t>
+            </w:r>
+            <w:proofErr w:type="spellStart"/>
+            <w:r>
+              <w:rPr>
+                <w:rFonts w:ascii="Times New Roman" w:eastAsia="Times New Roman" w:hAnsi="Times New Roman" w:cs="Times New Roman"/>
+              </w:rPr>
+              <w:t>Alcohol_Consumption</w:t>
+            </w:r>
+            <w:proofErr w:type="spellEnd"/>
+            <w:r>
+              <w:rPr>
+                <w:rFonts w:ascii="Times New Roman" w:eastAsia="Times New Roman" w:hAnsi="Times New Roman" w:cs="Times New Roman"/>
+              </w:rPr>
+              <w:t>)) +</w:t>
+            </w:r>
+          </w:p>
+          <w:p>
+            <w:pPr>
+              <w:rPr>
+                <w:rFonts w:ascii="Times New Roman" w:eastAsia="Times New Roman" w:hAnsi="Times New Roman" w:cs="Times New Roman"/>
+              </w:rPr>
+            </w:pPr>
+            <w:r>
+              <w:rPr>
+                <w:rFonts w:ascii="Times New Roman" w:eastAsia="Times New Roman" w:hAnsi="Times New Roman" w:cs="Times New Roman"/>
+              </w:rPr>
+              <w:t xml:space="preserve">  </w:t>
+            </w:r>
+            <w:proofErr w:type="spellStart"/>
+            <w:r>
+              <w:rPr>
+                <w:rFonts w:ascii="Times New Roman" w:eastAsia="Times New Roman" w:hAnsi="Times New Roman" w:cs="Times New Roman"/>
+              </w:rPr>
+              <w:t>geom_point</w:t>
+            </w:r>
+            <w:proofErr w:type="spellEnd"/>
+            <w:r>
+              <w:rPr>
+                <w:rFonts w:ascii="Times New Roman" w:eastAsia="Times New Roman" w:hAnsi="Times New Roman" w:cs="Times New Roman"/>
+              </w:rPr>
+              <w:t xml:space="preserve">(alpha = 0.6, size = 3, </w:t>
+            </w:r>
+            <w:proofErr w:type="spellStart"/>
+            <w:r>
+              <w:rPr>
+                <w:rFonts w:ascii="Times New Roman" w:eastAsia="Times New Roman" w:hAnsi="Times New Roman" w:cs="Times New Roman"/>
+              </w:rPr>
+              <w:t>color</w:t>
+            </w:r>
+            <w:proofErr w:type="spellEnd"/>
+            <w:r>
+              <w:rPr>
+                <w:rFonts w:ascii="Times New Roman" w:eastAsia="Times New Roman" w:hAnsi="Times New Roman" w:cs="Times New Roman"/>
+              </w:rPr>
+              <w:t xml:space="preserve"> = "</w:t>
+            </w:r>
+            <w:proofErr w:type="spellStart"/>
+            <w:r>
+              <w:rPr>
+                <w:rFonts w:ascii="Times New Roman" w:eastAsia="Times New Roman" w:hAnsi="Times New Roman" w:cs="Times New Roman"/>
+              </w:rPr>
+              <w:t>darkblue</w:t>
+            </w:r>
+            <w:proofErr w:type="spellEnd"/>
+            <w:r>
+              <w:rPr>
+                <w:rFonts w:ascii="Times New Roman" w:eastAsia="Times New Roman" w:hAnsi="Times New Roman" w:cs="Times New Roman"/>
+              </w:rPr>
+              <w:t>") +</w:t>
+            </w:r>
+          </w:p>
+          <w:p>
+            <w:pPr>
+              <w:rPr>
+                <w:rFonts w:ascii="Times New Roman" w:eastAsia="Times New Roman" w:hAnsi="Times New Roman" w:cs="Times New Roman"/>
+              </w:rPr>
+            </w:pPr>
+            <w:r>
+              <w:rPr>
+                <w:rFonts w:ascii="Times New Roman" w:eastAsia="Times New Roman" w:hAnsi="Times New Roman" w:cs="Times New Roman"/>
+              </w:rPr>
+              <w:t xml:space="preserve">  </w:t>
+            </w:r>
+            <w:proofErr w:type="spellStart"/>
+            <w:r>
+              <w:rPr>
+                <w:rFonts w:ascii="Times New Roman" w:eastAsia="Times New Roman" w:hAnsi="Times New Roman" w:cs="Times New Roman"/>
+              </w:rPr>
+              <w:t>geom_smooth</w:t>
+            </w:r>
+            <w:proofErr w:type="spellEnd"/>
+            <w:r>
+              <w:rPr>
+                <w:rFonts w:ascii="Times New Roman" w:eastAsia="Times New Roman" w:hAnsi="Times New Roman" w:cs="Times New Roman"/>
+              </w:rPr>
+              <w:t>(method = "</w:t>
+            </w:r>
+            <w:proofErr w:type="spellStart"/>
+            <w:r>
+              <w:rPr>
+                <w:rFonts w:ascii="Times New Roman" w:eastAsia="Times New Roman" w:hAnsi="Times New Roman" w:cs="Times New Roman"/>
+              </w:rPr>
+              <w:t>lm</w:t>
+            </w:r>
+            <w:proofErr w:type="spellEnd"/>
+            <w:r>
+              <w:rPr>
+                <w:rFonts w:ascii="Times New Roman" w:eastAsia="Times New Roman" w:hAnsi="Times New Roman" w:cs="Times New Roman"/>
+              </w:rPr>
+              <w:t xml:space="preserve">", se = TRUE, </w:t>
+            </w:r>
+            <w:proofErr w:type="spellStart"/>
+            <w:r>
+              <w:rPr>
+                <w:rFonts w:ascii="Times New Roman" w:eastAsia="Times New Roman" w:hAnsi="Times New Roman" w:cs="Times New Roman"/>
+              </w:rPr>
+              <w:t>color</w:t>
+            </w:r>
+            <w:proofErr w:type="spellEnd"/>
+            <w:r>
+              <w:rPr>
+                <w:rFonts w:ascii="Times New Roman" w:eastAsia="Times New Roman" w:hAnsi="Times New Roman" w:cs="Times New Roman"/>
+              </w:rPr>
+              <w:t xml:space="preserve"> = "red", linewidth = 1) +</w:t>
+            </w:r>
+          </w:p>
+          <w:p>
+            <w:pPr>
+              <w:rPr>
+                <w:rFonts w:ascii="Times New Roman" w:eastAsia="Times New Roman" w:hAnsi="Times New Roman" w:cs="Times New Roman"/>
+              </w:rPr>
+            </w:pPr>
+            <w:r>
+              <w:rPr>
+                <w:rFonts w:ascii="Times New Roman" w:eastAsia="Times New Roman" w:hAnsi="Times New Roman" w:cs="Times New Roman"/>
+              </w:rPr>
+              <w:t xml:space="preserve">  labs(title = "Life Expectancy vs Alcohol Consumption",</w:t>
+            </w:r>
+          </w:p>
+          <w:p>
+            <w:pPr>
+              <w:rPr>
+                <w:rFonts w:ascii="Times New Roman" w:eastAsia="Times New Roman" w:hAnsi="Times New Roman" w:cs="Times New Roman"/>
+              </w:rPr>
+            </w:pPr>
+            <w:r>
+              <w:rPr>
+                <w:rFonts w:ascii="Times New Roman" w:eastAsia="Times New Roman" w:hAnsi="Times New Roman" w:cs="Times New Roman"/>
+              </w:rPr>
+              <w:t xml:space="preserve">       x = "Life Expectancy",</w:t>
+            </w:r>
+          </w:p>
+          <w:p>
+            <w:pPr>
+              <w:rPr>
+                <w:rFonts w:ascii="Times New Roman" w:eastAsia="Times New Roman" w:hAnsi="Times New Roman" w:cs="Times New Roman"/>
+              </w:rPr>
+            </w:pPr>
+            <w:r>
+              <w:rPr>
+                <w:rFonts w:ascii="Times New Roman" w:eastAsia="Times New Roman" w:hAnsi="Times New Roman" w:cs="Times New Roman"/>
+              </w:rPr>
+              <w:t xml:space="preserve">       y = "Alcohol Consumption") +</w:t>
+            </w:r>
+          </w:p>
+          <w:p>
+            <w:pPr>
+              <w:rPr>
+                <w:rFonts w:ascii="Times New Roman" w:eastAsia="Times New Roman" w:hAnsi="Times New Roman" w:cs="Times New Roman"/>
+              </w:rPr>
+            </w:pPr>
+            <w:r>
+              <w:rPr>
+                <w:rFonts w:ascii="Times New Roman" w:eastAsia="Times New Roman" w:hAnsi="Times New Roman" w:cs="Times New Roman"/>
+              </w:rPr>
+              <w:t xml:space="preserve">  </w:t>
+            </w:r>
+            <w:proofErr w:type="spellStart"/>
+            <w:r>
+              <w:rPr>
+                <w:rFonts w:ascii="Times New Roman" w:eastAsia="Times New Roman" w:hAnsi="Times New Roman" w:cs="Times New Roman"/>
+              </w:rPr>
+              <w:t>theme_minimal</w:t>
+            </w:r>
+            <w:proofErr w:type="spellEnd"/>
+            <w:r>
+              <w:rPr>
+                <w:rFonts w:ascii="Times New Roman" w:eastAsia="Times New Roman" w:hAnsi="Times New Roman" w:cs="Times New Roman"/>
+              </w:rPr>
+              <w:t>() +</w:t>
+            </w:r>
+          </w:p>
+          <w:p>
+            <w:pPr>
+              <w:rPr>
+                <w:rFonts w:ascii="Times New Roman" w:eastAsia="Times New Roman" w:hAnsi="Times New Roman" w:cs="Times New Roman"/>
+              </w:rPr>
+            </w:pPr>
+            <w:r>
+              <w:rPr>
+                <w:rFonts w:ascii="Times New Roman" w:eastAsia="Times New Roman" w:hAnsi="Times New Roman" w:cs="Times New Roman"/>
+              </w:rPr>
+              <w:t xml:space="preserve">  theme(</w:t>
+            </w:r>
+            <w:proofErr w:type="spellStart"/>
+            <w:r>
+              <w:rPr>
+                <w:rFonts w:ascii="Times New Roman" w:eastAsia="Times New Roman" w:hAnsi="Times New Roman" w:cs="Times New Roman"/>
+              </w:rPr>
+              <w:t>plot.title</w:t>
+            </w:r>
+            <w:proofErr w:type="spellEnd"/>
+            <w:r>
+              <w:rPr>
+                <w:rFonts w:ascii="Times New Roman" w:eastAsia="Times New Roman" w:hAnsi="Times New Roman" w:cs="Times New Roman"/>
+              </w:rPr>
+              <w:t xml:space="preserve"> = </w:t>
+            </w:r>
+            <w:proofErr w:type="spellStart"/>
+            <w:r>
+              <w:rPr>
+                <w:rFonts w:ascii="Times New Roman" w:eastAsia="Times New Roman" w:hAnsi="Times New Roman" w:cs="Times New Roman"/>
+              </w:rPr>
+              <w:t>element_text</w:t>
+            </w:r>
+            <w:proofErr w:type="spellEnd"/>
+            <w:r>
+              <w:rPr>
+                <w:rFonts w:ascii="Times New Roman" w:eastAsia="Times New Roman" w:hAnsi="Times New Roman" w:cs="Times New Roman"/>
+              </w:rPr>
+              <w:t>(</w:t>
+            </w:r>
+            <w:proofErr w:type="spellStart"/>
+            <w:r>
+              <w:rPr>
+                <w:rFonts w:ascii="Times New Roman" w:eastAsia="Times New Roman" w:hAnsi="Times New Roman" w:cs="Times New Roman"/>
+              </w:rPr>
+              <w:t>hjust</w:t>
+            </w:r>
+            <w:proofErr w:type="spellEnd"/>
+            <w:r>
+              <w:rPr>
+                <w:rFonts w:ascii="Times New Roman" w:eastAsia="Times New Roman" w:hAnsi="Times New Roman" w:cs="Times New Roman"/>
+              </w:rPr>
+              <w:t xml:space="preserve"> = 0.5, face = "bold"))</w:t>
+            </w:r>
+          </w:p>
+          <w:p>
+            <w:pPr>
+              <w:rPr>
+                <w:rFonts w:ascii="Times New Roman" w:eastAsia="Times New Roman" w:hAnsi="Times New Roman" w:cs="Times New Roman"/>
+              </w:rPr>
+            </w:pPr>
+          </w:p>
+          <w:p>
+            <w:pPr>
+              <w:rPr>
+                <w:rFonts w:ascii="Times New Roman" w:eastAsia="Times New Roman" w:hAnsi="Times New Roman" w:cs="Times New Roman"/>
+              </w:rPr>
+            </w:pPr>
+            <w:r>
+              <w:rPr>
+                <w:rFonts w:ascii="Times New Roman" w:eastAsia="Times New Roman" w:hAnsi="Times New Roman" w:cs="Times New Roman"/>
+              </w:rPr>
+              <w:t>print(</w:t>
+            </w:r>
+            <w:proofErr w:type="spellStart"/>
+            <w:r>
+              <w:rPr>
+                <w:rFonts w:ascii="Times New Roman" w:eastAsia="Times New Roman" w:hAnsi="Times New Roman" w:cs="Times New Roman"/>
+              </w:rPr>
+              <w:t>scatter_plot</w:t>
             </w:r>
             <w:proofErr w:type="spellEnd"/>
             <w:r>
@@ -8578,711 +10538,27 @@
               <w:rPr>
                 <w:rFonts w:ascii="Times New Roman" w:eastAsia="Times New Roman" w:hAnsi="Times New Roman" w:cs="Times New Roman"/>
               </w:rPr>
-              <w:t xml:space="preserve">cat("Filtered life expectancy dataset for year:", </w:t>
-            </w:r>
-            <w:proofErr w:type="spellStart"/>
-            <w:r>
-              <w:rPr>
-                <w:rFonts w:ascii="Times New Roman" w:eastAsia="Times New Roman" w:hAnsi="Times New Roman" w:cs="Times New Roman"/>
-              </w:rPr>
-              <w:t>base_year</w:t>
-            </w:r>
-            <w:proofErr w:type="spellEnd"/>
-            <w:r>
-              <w:rPr>
-                <w:rFonts w:ascii="Times New Roman" w:eastAsia="Times New Roman" w:hAnsi="Times New Roman" w:cs="Times New Roman"/>
-              </w:rPr>
-              <w:t xml:space="preserve">, "and sex:", </w:t>
-            </w:r>
-            <w:proofErr w:type="spellStart"/>
-            <w:r>
-              <w:rPr>
-                <w:rFonts w:ascii="Times New Roman" w:eastAsia="Times New Roman" w:hAnsi="Times New Roman" w:cs="Times New Roman"/>
-              </w:rPr>
-              <w:t>sex_filter</w:t>
-            </w:r>
-            <w:proofErr w:type="spellEnd"/>
-            <w:r>
-              <w:rPr>
-                <w:rFonts w:ascii="Times New Roman" w:eastAsia="Times New Roman" w:hAnsi="Times New Roman" w:cs="Times New Roman"/>
-              </w:rPr>
-              <w:t>, "\n")</w:t>
-            </w:r>
-          </w:p>
-          <w:p>
-            <w:pPr>
-              <w:rPr>
-                <w:rFonts w:ascii="Times New Roman" w:eastAsia="Times New Roman" w:hAnsi="Times New Roman" w:cs="Times New Roman"/>
-              </w:rPr>
-            </w:pPr>
-            <w:r>
-              <w:rPr>
-                <w:rFonts w:ascii="Times New Roman" w:eastAsia="Times New Roman" w:hAnsi="Times New Roman" w:cs="Times New Roman"/>
-              </w:rPr>
-              <w:t xml:space="preserve">cat("Number of countries:", </w:t>
-            </w:r>
-            <w:proofErr w:type="spellStart"/>
-            <w:r>
-              <w:rPr>
-                <w:rFonts w:ascii="Times New Roman" w:eastAsia="Times New Roman" w:hAnsi="Times New Roman" w:cs="Times New Roman"/>
-              </w:rPr>
-              <w:t>nrow</w:t>
-            </w:r>
-            <w:proofErr w:type="spellEnd"/>
-            <w:r>
-              <w:rPr>
-                <w:rFonts w:ascii="Times New Roman" w:eastAsia="Times New Roman" w:hAnsi="Times New Roman" w:cs="Times New Roman"/>
-              </w:rPr>
-              <w:t>(</w:t>
-            </w:r>
-            <w:proofErr w:type="spellStart"/>
-            <w:r>
-              <w:rPr>
-                <w:rFonts w:ascii="Times New Roman" w:eastAsia="Times New Roman" w:hAnsi="Times New Roman" w:cs="Times New Roman"/>
-              </w:rPr>
-              <w:t>life_exp_year</w:t>
-            </w:r>
-            <w:proofErr w:type="spellEnd"/>
-            <w:r>
-              <w:rPr>
-                <w:rFonts w:ascii="Times New Roman" w:eastAsia="Times New Roman" w:hAnsi="Times New Roman" w:cs="Times New Roman"/>
-              </w:rPr>
-              <w:t>), "\n\n")</w:t>
-            </w:r>
-          </w:p>
-          <w:p>
-            <w:pPr>
-              <w:rPr>
-                <w:rFonts w:ascii="Times New Roman" w:eastAsia="Times New Roman" w:hAnsi="Times New Roman" w:cs="Times New Roman"/>
-              </w:rPr>
-            </w:pPr>
-          </w:p>
-          <w:p>
-            <w:pPr>
-              <w:rPr>
-                <w:rFonts w:ascii="Times New Roman" w:eastAsia="Times New Roman" w:hAnsi="Times New Roman" w:cs="Times New Roman"/>
-              </w:rPr>
-            </w:pPr>
-            <w:r>
-              <w:rPr>
-                <w:rFonts w:ascii="Times New Roman" w:eastAsia="Times New Roman" w:hAnsi="Times New Roman" w:cs="Times New Roman"/>
-              </w:rPr>
-              <w:t># Merge drinks dataset with filtered life expectancy dataset</w:t>
-            </w:r>
-          </w:p>
-          <w:p>
-            <w:pPr>
-              <w:rPr>
-                <w:rFonts w:ascii="Times New Roman" w:eastAsia="Times New Roman" w:hAnsi="Times New Roman" w:cs="Times New Roman"/>
-              </w:rPr>
-            </w:pPr>
-            <w:proofErr w:type="spellStart"/>
-            <w:r>
-              <w:rPr>
-                <w:rFonts w:ascii="Times New Roman" w:eastAsia="Times New Roman" w:hAnsi="Times New Roman" w:cs="Times New Roman"/>
-              </w:rPr>
-              <w:t>data_merged</w:t>
-            </w:r>
-            <w:proofErr w:type="spellEnd"/>
-            <w:r>
-              <w:rPr>
-                <w:rFonts w:ascii="Times New Roman" w:eastAsia="Times New Roman" w:hAnsi="Times New Roman" w:cs="Times New Roman"/>
-              </w:rPr>
-              <w:t xml:space="preserve"> &lt;- merge(drinks, </w:t>
-            </w:r>
-            <w:proofErr w:type="spellStart"/>
-            <w:r>
-              <w:rPr>
-                <w:rFonts w:ascii="Times New Roman" w:eastAsia="Times New Roman" w:hAnsi="Times New Roman" w:cs="Times New Roman"/>
-              </w:rPr>
-              <w:t>life_exp_year</w:t>
-            </w:r>
-            <w:proofErr w:type="spellEnd"/>
-            <w:r>
-              <w:rPr>
-                <w:rFonts w:ascii="Times New Roman" w:eastAsia="Times New Roman" w:hAnsi="Times New Roman" w:cs="Times New Roman"/>
-              </w:rPr>
-              <w:t xml:space="preserve">, </w:t>
-            </w:r>
-            <w:proofErr w:type="spellStart"/>
-            <w:r>
-              <w:rPr>
-                <w:rFonts w:ascii="Times New Roman" w:eastAsia="Times New Roman" w:hAnsi="Times New Roman" w:cs="Times New Roman"/>
-              </w:rPr>
-              <w:t>by.x</w:t>
-            </w:r>
-            <w:proofErr w:type="spellEnd"/>
-            <w:r>
-              <w:rPr>
-                <w:rFonts w:ascii="Times New Roman" w:eastAsia="Times New Roman" w:hAnsi="Times New Roman" w:cs="Times New Roman"/>
-              </w:rPr>
-              <w:t xml:space="preserve"> = "country", </w:t>
-            </w:r>
-            <w:proofErr w:type="spellStart"/>
-            <w:r>
-              <w:rPr>
-                <w:rFonts w:ascii="Times New Roman" w:eastAsia="Times New Roman" w:hAnsi="Times New Roman" w:cs="Times New Roman"/>
-              </w:rPr>
-              <w:t>by.y</w:t>
-            </w:r>
-            <w:proofErr w:type="spellEnd"/>
-            <w:r>
-              <w:rPr>
-                <w:rFonts w:ascii="Times New Roman" w:eastAsia="Times New Roman" w:hAnsi="Times New Roman" w:cs="Times New Roman"/>
-              </w:rPr>
-              <w:t xml:space="preserve"> = "</w:t>
-            </w:r>
-            <w:proofErr w:type="spellStart"/>
-            <w:r>
-              <w:rPr>
-                <w:rFonts w:ascii="Times New Roman" w:eastAsia="Times New Roman" w:hAnsi="Times New Roman" w:cs="Times New Roman"/>
-              </w:rPr>
-              <w:t>CountryDisplay</w:t>
-            </w:r>
-            <w:proofErr w:type="spellEnd"/>
-            <w:r>
-              <w:rPr>
-                <w:rFonts w:ascii="Times New Roman" w:eastAsia="Times New Roman" w:hAnsi="Times New Roman" w:cs="Times New Roman"/>
-              </w:rPr>
-              <w:t>", all = FALSE)</w:t>
-            </w:r>
-          </w:p>
-          <w:p>
-            <w:pPr>
-              <w:rPr>
-                <w:rFonts w:ascii="Times New Roman" w:eastAsia="Times New Roman" w:hAnsi="Times New Roman" w:cs="Times New Roman"/>
-              </w:rPr>
-            </w:pPr>
-            <w:r>
-              <w:rPr>
-                <w:rFonts w:ascii="Times New Roman" w:eastAsia="Times New Roman" w:hAnsi="Times New Roman" w:cs="Times New Roman"/>
-              </w:rPr>
-              <w:t xml:space="preserve">cat("Number of countries after merge:", </w:t>
-            </w:r>
-            <w:proofErr w:type="spellStart"/>
-            <w:r>
-              <w:rPr>
-                <w:rFonts w:ascii="Times New Roman" w:eastAsia="Times New Roman" w:hAnsi="Times New Roman" w:cs="Times New Roman"/>
-              </w:rPr>
-              <w:t>nrow</w:t>
-            </w:r>
-            <w:proofErr w:type="spellEnd"/>
-            <w:r>
-              <w:rPr>
-                <w:rFonts w:ascii="Times New Roman" w:eastAsia="Times New Roman" w:hAnsi="Times New Roman" w:cs="Times New Roman"/>
-              </w:rPr>
-              <w:t>(</w:t>
-            </w:r>
-            <w:proofErr w:type="spellStart"/>
-            <w:r>
-              <w:rPr>
-                <w:rFonts w:ascii="Times New Roman" w:eastAsia="Times New Roman" w:hAnsi="Times New Roman" w:cs="Times New Roman"/>
-              </w:rPr>
-              <w:t>data_merged</w:t>
-            </w:r>
-            <w:proofErr w:type="spellEnd"/>
-            <w:r>
-              <w:rPr>
-                <w:rFonts w:ascii="Times New Roman" w:eastAsia="Times New Roman" w:hAnsi="Times New Roman" w:cs="Times New Roman"/>
-              </w:rPr>
-              <w:t>), "\n\n")</w:t>
-            </w:r>
-          </w:p>
-          <w:p>
-            <w:pPr>
-              <w:rPr>
-                <w:rFonts w:ascii="Times New Roman" w:eastAsia="Times New Roman" w:hAnsi="Times New Roman" w:cs="Times New Roman"/>
-              </w:rPr>
-            </w:pPr>
-          </w:p>
-          <w:p>
-            <w:pPr>
-              <w:rPr>
-                <w:rFonts w:ascii="Times New Roman" w:eastAsia="Times New Roman" w:hAnsi="Times New Roman" w:cs="Times New Roman"/>
-              </w:rPr>
-            </w:pPr>
-            <w:r>
-              <w:rPr>
-                <w:rFonts w:ascii="Times New Roman" w:eastAsia="Times New Roman" w:hAnsi="Times New Roman" w:cs="Times New Roman"/>
-              </w:rPr>
-              <w:t># Display column names after merge</w:t>
-            </w:r>
-          </w:p>
-          <w:p>
-            <w:pPr>
-              <w:rPr>
-                <w:rFonts w:ascii="Times New Roman" w:eastAsia="Times New Roman" w:hAnsi="Times New Roman" w:cs="Times New Roman"/>
-              </w:rPr>
-            </w:pPr>
-            <w:r>
-              <w:rPr>
-                <w:rFonts w:ascii="Times New Roman" w:eastAsia="Times New Roman" w:hAnsi="Times New Roman" w:cs="Times New Roman"/>
-              </w:rPr>
-              <w:t xml:space="preserve">cat("Merged dataset columns:", </w:t>
-            </w:r>
-            <w:proofErr w:type="spellStart"/>
-            <w:r>
-              <w:rPr>
-                <w:rFonts w:ascii="Times New Roman" w:eastAsia="Times New Roman" w:hAnsi="Times New Roman" w:cs="Times New Roman"/>
-              </w:rPr>
-              <w:t>colnames</w:t>
-            </w:r>
-            <w:proofErr w:type="spellEnd"/>
-            <w:r>
-              <w:rPr>
-                <w:rFonts w:ascii="Times New Roman" w:eastAsia="Times New Roman" w:hAnsi="Times New Roman" w:cs="Times New Roman"/>
-              </w:rPr>
-              <w:t>(</w:t>
-            </w:r>
-            <w:proofErr w:type="spellStart"/>
-            <w:r>
-              <w:rPr>
-                <w:rFonts w:ascii="Times New Roman" w:eastAsia="Times New Roman" w:hAnsi="Times New Roman" w:cs="Times New Roman"/>
-              </w:rPr>
-              <w:t>data_merged</w:t>
-            </w:r>
-            <w:proofErr w:type="spellEnd"/>
-            <w:r>
-              <w:rPr>
-                <w:rFonts w:ascii="Times New Roman" w:eastAsia="Times New Roman" w:hAnsi="Times New Roman" w:cs="Times New Roman"/>
-              </w:rPr>
-              <w:t>), "\n\n")</w:t>
-            </w:r>
-          </w:p>
-          <w:p>
-            <w:pPr>
-              <w:rPr>
-                <w:rFonts w:ascii="Times New Roman" w:eastAsia="Times New Roman" w:hAnsi="Times New Roman" w:cs="Times New Roman"/>
-              </w:rPr>
-            </w:pPr>
-          </w:p>
-          <w:p>
-            <w:pPr>
-              <w:rPr>
-                <w:rFonts w:ascii="Times New Roman" w:eastAsia="Times New Roman" w:hAnsi="Times New Roman" w:cs="Times New Roman"/>
-              </w:rPr>
-            </w:pPr>
-          </w:p>
-          <w:p>
-            <w:pPr>
-              <w:rPr>
-                <w:rFonts w:ascii="Times New Roman" w:eastAsia="Times New Roman" w:hAnsi="Times New Roman" w:cs="Times New Roman"/>
-              </w:rPr>
-            </w:pPr>
-            <w:r>
-              <w:rPr>
-                <w:rFonts w:ascii="Times New Roman" w:eastAsia="Times New Roman" w:hAnsi="Times New Roman" w:cs="Times New Roman"/>
-              </w:rPr>
-              <w:t># ============================================================================</w:t>
-            </w:r>
-          </w:p>
-          <w:p>
-            <w:pPr>
-              <w:rPr>
-                <w:rFonts w:ascii="Times New Roman" w:eastAsia="Times New Roman" w:hAnsi="Times New Roman" w:cs="Times New Roman"/>
-              </w:rPr>
-            </w:pPr>
-            <w:r>
-              <w:rPr>
-                <w:rFonts w:ascii="Times New Roman" w:eastAsia="Times New Roman" w:hAnsi="Times New Roman" w:cs="Times New Roman"/>
-              </w:rPr>
-              <w:t># 3. DATA CLEANING AND SELECTION</w:t>
-            </w:r>
-          </w:p>
-          <w:p>
-            <w:pPr>
-              <w:rPr>
-                <w:rFonts w:ascii="Times New Roman" w:eastAsia="Times New Roman" w:hAnsi="Times New Roman" w:cs="Times New Roman"/>
-              </w:rPr>
-            </w:pPr>
-            <w:r>
-              <w:rPr>
-                <w:rFonts w:ascii="Times New Roman" w:eastAsia="Times New Roman" w:hAnsi="Times New Roman" w:cs="Times New Roman"/>
-              </w:rPr>
-              <w:t># ============================================================================</w:t>
-            </w:r>
-          </w:p>
-          <w:p>
-            <w:pPr>
-              <w:rPr>
-                <w:rFonts w:ascii="Times New Roman" w:eastAsia="Times New Roman" w:hAnsi="Times New Roman" w:cs="Times New Roman"/>
-              </w:rPr>
-            </w:pPr>
-            <w:proofErr w:type="spellStart"/>
-            <w:r>
-              <w:rPr>
-                <w:rFonts w:ascii="Times New Roman" w:eastAsia="Times New Roman" w:hAnsi="Times New Roman" w:cs="Times New Roman"/>
-              </w:rPr>
-              <w:t>colnames</w:t>
-            </w:r>
-            <w:proofErr w:type="spellEnd"/>
-            <w:r>
-              <w:rPr>
-                <w:rFonts w:ascii="Times New Roman" w:eastAsia="Times New Roman" w:hAnsi="Times New Roman" w:cs="Times New Roman"/>
-              </w:rPr>
-              <w:t>(</w:t>
-            </w:r>
-            <w:proofErr w:type="spellStart"/>
-            <w:r>
-              <w:rPr>
-                <w:rFonts w:ascii="Times New Roman" w:eastAsia="Times New Roman" w:hAnsi="Times New Roman" w:cs="Times New Roman"/>
-              </w:rPr>
-              <w:t>data_merged</w:t>
-            </w:r>
-            <w:proofErr w:type="spellEnd"/>
-            <w:r>
-              <w:rPr>
-                <w:rFonts w:ascii="Times New Roman" w:eastAsia="Times New Roman" w:hAnsi="Times New Roman" w:cs="Times New Roman"/>
-              </w:rPr>
-              <w:t>)</w:t>
-            </w:r>
-          </w:p>
-          <w:p>
-            <w:pPr>
-              <w:rPr>
-                <w:rFonts w:ascii="Times New Roman" w:eastAsia="Times New Roman" w:hAnsi="Times New Roman" w:cs="Times New Roman"/>
-              </w:rPr>
-            </w:pPr>
-            <w:r>
-              <w:rPr>
-                <w:rFonts w:ascii="Times New Roman" w:eastAsia="Times New Roman" w:hAnsi="Times New Roman" w:cs="Times New Roman"/>
-              </w:rPr>
-              <w:t>cat("=== DATA CLEANING ===\n\n")</w:t>
-            </w:r>
-          </w:p>
-          <w:p>
-            <w:pPr>
-              <w:rPr>
-                <w:rFonts w:ascii="Times New Roman" w:eastAsia="Times New Roman" w:hAnsi="Times New Roman" w:cs="Times New Roman"/>
-              </w:rPr>
-            </w:pPr>
-          </w:p>
-          <w:p>
-            <w:pPr>
-              <w:rPr>
-                <w:rFonts w:ascii="Times New Roman" w:eastAsia="Times New Roman" w:hAnsi="Times New Roman" w:cs="Times New Roman"/>
-              </w:rPr>
-            </w:pPr>
-            <w:r>
-              <w:rPr>
-                <w:rFonts w:ascii="Times New Roman" w:eastAsia="Times New Roman" w:hAnsi="Times New Roman" w:cs="Times New Roman"/>
-              </w:rPr>
-              <w:t># Remove rows with missing values</w:t>
-            </w:r>
-          </w:p>
-          <w:p>
-            <w:pPr>
-              <w:rPr>
-                <w:rFonts w:ascii="Times New Roman" w:eastAsia="Times New Roman" w:hAnsi="Times New Roman" w:cs="Times New Roman"/>
-              </w:rPr>
-            </w:pPr>
-            <w:proofErr w:type="spellStart"/>
-            <w:r>
-              <w:rPr>
-                <w:rFonts w:ascii="Times New Roman" w:eastAsia="Times New Roman" w:hAnsi="Times New Roman" w:cs="Times New Roman"/>
-              </w:rPr>
-              <w:t>data_clean</w:t>
-            </w:r>
-            <w:proofErr w:type="spellEnd"/>
-            <w:r>
-              <w:rPr>
-                <w:rFonts w:ascii="Times New Roman" w:eastAsia="Times New Roman" w:hAnsi="Times New Roman" w:cs="Times New Roman"/>
-              </w:rPr>
-              <w:t xml:space="preserve"> &lt;- </w:t>
-            </w:r>
-            <w:proofErr w:type="spellStart"/>
-            <w:r>
-              <w:rPr>
-                <w:rFonts w:ascii="Times New Roman" w:eastAsia="Times New Roman" w:hAnsi="Times New Roman" w:cs="Times New Roman"/>
-              </w:rPr>
-              <w:t>na.omit</w:t>
-            </w:r>
-            <w:proofErr w:type="spellEnd"/>
-            <w:r>
-              <w:rPr>
-                <w:rFonts w:ascii="Times New Roman" w:eastAsia="Times New Roman" w:hAnsi="Times New Roman" w:cs="Times New Roman"/>
-              </w:rPr>
-              <w:t>(</w:t>
-            </w:r>
-            <w:proofErr w:type="spellStart"/>
-            <w:r>
-              <w:rPr>
-                <w:rFonts w:ascii="Times New Roman" w:eastAsia="Times New Roman" w:hAnsi="Times New Roman" w:cs="Times New Roman"/>
-              </w:rPr>
-              <w:t>data_merged</w:t>
-            </w:r>
-            <w:proofErr w:type="spellEnd"/>
-            <w:r>
-              <w:rPr>
-                <w:rFonts w:ascii="Times New Roman" w:eastAsia="Times New Roman" w:hAnsi="Times New Roman" w:cs="Times New Roman"/>
-              </w:rPr>
-              <w:t>)</w:t>
-            </w:r>
-          </w:p>
-          <w:p>
-            <w:pPr>
-              <w:rPr>
-                <w:rFonts w:ascii="Times New Roman" w:eastAsia="Times New Roman" w:hAnsi="Times New Roman" w:cs="Times New Roman"/>
-              </w:rPr>
-            </w:pPr>
-            <w:r>
-              <w:rPr>
-                <w:rFonts w:ascii="Times New Roman" w:eastAsia="Times New Roman" w:hAnsi="Times New Roman" w:cs="Times New Roman"/>
-              </w:rPr>
-              <w:t xml:space="preserve">cat("Number of countries after removing NA:", </w:t>
-            </w:r>
-            <w:proofErr w:type="spellStart"/>
-            <w:r>
-              <w:rPr>
-                <w:rFonts w:ascii="Times New Roman" w:eastAsia="Times New Roman" w:hAnsi="Times New Roman" w:cs="Times New Roman"/>
-              </w:rPr>
-              <w:t>nrow</w:t>
-            </w:r>
-            <w:proofErr w:type="spellEnd"/>
-            <w:r>
-              <w:rPr>
-                <w:rFonts w:ascii="Times New Roman" w:eastAsia="Times New Roman" w:hAnsi="Times New Roman" w:cs="Times New Roman"/>
-              </w:rPr>
-              <w:t>(</w:t>
-            </w:r>
-            <w:proofErr w:type="spellStart"/>
-            <w:r>
-              <w:rPr>
-                <w:rFonts w:ascii="Times New Roman" w:eastAsia="Times New Roman" w:hAnsi="Times New Roman" w:cs="Times New Roman"/>
-              </w:rPr>
-              <w:t>data_clean</w:t>
-            </w:r>
-            <w:proofErr w:type="spellEnd"/>
-            <w:r>
-              <w:rPr>
-                <w:rFonts w:ascii="Times New Roman" w:eastAsia="Times New Roman" w:hAnsi="Times New Roman" w:cs="Times New Roman"/>
-              </w:rPr>
-              <w:t>), "\n\n")</w:t>
-            </w:r>
-          </w:p>
-          <w:p>
-            <w:pPr>
-              <w:rPr>
-                <w:rFonts w:ascii="Times New Roman" w:eastAsia="Times New Roman" w:hAnsi="Times New Roman" w:cs="Times New Roman"/>
-              </w:rPr>
-            </w:pPr>
-          </w:p>
-          <w:p>
-            <w:pPr>
-              <w:rPr>
-                <w:rFonts w:ascii="Times New Roman" w:eastAsia="Times New Roman" w:hAnsi="Times New Roman" w:cs="Times New Roman"/>
-              </w:rPr>
-            </w:pPr>
-            <w:r>
-              <w:rPr>
-                <w:rFonts w:ascii="Times New Roman" w:eastAsia="Times New Roman" w:hAnsi="Times New Roman" w:cs="Times New Roman"/>
-              </w:rPr>
-              <w:t># Select and rename relevant columns for analysis</w:t>
-            </w:r>
-          </w:p>
-          <w:p>
-            <w:pPr>
-              <w:rPr>
-                <w:rFonts w:ascii="Times New Roman" w:eastAsia="Times New Roman" w:hAnsi="Times New Roman" w:cs="Times New Roman"/>
-              </w:rPr>
-            </w:pPr>
-            <w:r>
-              <w:rPr>
-                <w:rFonts w:ascii="Times New Roman" w:eastAsia="Times New Roman" w:hAnsi="Times New Roman" w:cs="Times New Roman"/>
-              </w:rPr>
-              <w:t xml:space="preserve"># drinks.csv columns: country, </w:t>
-            </w:r>
-            <w:proofErr w:type="spellStart"/>
-            <w:r>
-              <w:rPr>
-                <w:rFonts w:ascii="Times New Roman" w:eastAsia="Times New Roman" w:hAnsi="Times New Roman" w:cs="Times New Roman"/>
-              </w:rPr>
-              <w:t>beer_servings</w:t>
-            </w:r>
-            <w:proofErr w:type="spellEnd"/>
-            <w:r>
-              <w:rPr>
-                <w:rFonts w:ascii="Times New Roman" w:eastAsia="Times New Roman" w:hAnsi="Times New Roman" w:cs="Times New Roman"/>
-              </w:rPr>
-              <w:t xml:space="preserve">, </w:t>
-            </w:r>
-            <w:proofErr w:type="spellStart"/>
-            <w:r>
-              <w:rPr>
-                <w:rFonts w:ascii="Times New Roman" w:eastAsia="Times New Roman" w:hAnsi="Times New Roman" w:cs="Times New Roman"/>
-              </w:rPr>
-              <w:t>spirit_servings</w:t>
-            </w:r>
-            <w:proofErr w:type="spellEnd"/>
-            <w:r>
-              <w:rPr>
-                <w:rFonts w:ascii="Times New Roman" w:eastAsia="Times New Roman" w:hAnsi="Times New Roman" w:cs="Times New Roman"/>
-              </w:rPr>
-              <w:t xml:space="preserve">, </w:t>
-            </w:r>
-            <w:proofErr w:type="spellStart"/>
-            <w:r>
-              <w:rPr>
-                <w:rFonts w:ascii="Times New Roman" w:eastAsia="Times New Roman" w:hAnsi="Times New Roman" w:cs="Times New Roman"/>
-              </w:rPr>
-              <w:t>wine_servings</w:t>
-            </w:r>
-            <w:proofErr w:type="spellEnd"/>
-            <w:r>
-              <w:rPr>
-                <w:rFonts w:ascii="Times New Roman" w:eastAsia="Times New Roman" w:hAnsi="Times New Roman" w:cs="Times New Roman"/>
-              </w:rPr>
-              <w:t xml:space="preserve">, </w:t>
-            </w:r>
-            <w:proofErr w:type="spellStart"/>
-            <w:r>
-              <w:rPr>
-                <w:rFonts w:ascii="Times New Roman" w:eastAsia="Times New Roman" w:hAnsi="Times New Roman" w:cs="Times New Roman"/>
-              </w:rPr>
-              <w:t>total_litres_of_pure_alcohol</w:t>
-            </w:r>
-            <w:proofErr w:type="spellEnd"/>
-          </w:p>
-          <w:p>
-            <w:pPr>
-              <w:rPr>
-                <w:rFonts w:ascii="Times New Roman" w:eastAsia="Times New Roman" w:hAnsi="Times New Roman" w:cs="Times New Roman"/>
-              </w:rPr>
-            </w:pPr>
-            <w:r>
-              <w:rPr>
-                <w:rFonts w:ascii="Times New Roman" w:eastAsia="Times New Roman" w:hAnsi="Times New Roman" w:cs="Times New Roman"/>
-              </w:rPr>
-              <w:t># lifeexpectency.csv has the life expectancy value in the column called "Numeric"</w:t>
-            </w:r>
-          </w:p>
-          <w:p>
-            <w:pPr>
-              <w:rPr>
-                <w:rFonts w:ascii="Times New Roman" w:eastAsia="Times New Roman" w:hAnsi="Times New Roman" w:cs="Times New Roman"/>
-              </w:rPr>
-            </w:pPr>
-          </w:p>
-          <w:p>
-            <w:pPr>
-              <w:rPr>
-                <w:rFonts w:ascii="Times New Roman" w:eastAsia="Times New Roman" w:hAnsi="Times New Roman" w:cs="Times New Roman"/>
-              </w:rPr>
-            </w:pPr>
-            <w:r>
-              <w:rPr>
-                <w:rFonts w:ascii="Times New Roman" w:eastAsia="Times New Roman" w:hAnsi="Times New Roman" w:cs="Times New Roman"/>
-              </w:rPr>
-              <w:t># Select only the columns we need for analysis</w:t>
-            </w:r>
-          </w:p>
-          <w:p>
-            <w:pPr>
-              <w:rPr>
-                <w:rFonts w:ascii="Times New Roman" w:eastAsia="Times New Roman" w:hAnsi="Times New Roman" w:cs="Times New Roman"/>
-              </w:rPr>
-            </w:pPr>
-            <w:proofErr w:type="spellStart"/>
-            <w:r>
-              <w:rPr>
-                <w:rFonts w:ascii="Times New Roman" w:eastAsia="Times New Roman" w:hAnsi="Times New Roman" w:cs="Times New Roman"/>
-              </w:rPr>
-              <w:t>data_clean</w:t>
-            </w:r>
-            <w:proofErr w:type="spellEnd"/>
-            <w:r>
-              <w:rPr>
-                <w:rFonts w:ascii="Times New Roman" w:eastAsia="Times New Roman" w:hAnsi="Times New Roman" w:cs="Times New Roman"/>
-              </w:rPr>
-              <w:t xml:space="preserve"> &lt;- </w:t>
-            </w:r>
-            <w:proofErr w:type="spellStart"/>
-            <w:r>
-              <w:rPr>
-                <w:rFonts w:ascii="Times New Roman" w:eastAsia="Times New Roman" w:hAnsi="Times New Roman" w:cs="Times New Roman"/>
-              </w:rPr>
-              <w:t>data_merged</w:t>
-            </w:r>
-            <w:proofErr w:type="spellEnd"/>
-            <w:r>
-              <w:rPr>
-                <w:rFonts w:ascii="Times New Roman" w:eastAsia="Times New Roman" w:hAnsi="Times New Roman" w:cs="Times New Roman"/>
-              </w:rPr>
-              <w:t xml:space="preserve"> %&gt;%</w:t>
-            </w:r>
-          </w:p>
-          <w:p>
-            <w:pPr>
-              <w:rPr>
-                <w:rFonts w:ascii="Times New Roman" w:eastAsia="Times New Roman" w:hAnsi="Times New Roman" w:cs="Times New Roman"/>
-              </w:rPr>
-            </w:pPr>
-            <w:r>
-              <w:rPr>
-                <w:rFonts w:ascii="Times New Roman" w:eastAsia="Times New Roman" w:hAnsi="Times New Roman" w:cs="Times New Roman"/>
-              </w:rPr>
-              <w:t xml:space="preserve">  select(country, </w:t>
-            </w:r>
-            <w:proofErr w:type="spellStart"/>
-            <w:r>
-              <w:rPr>
-                <w:rFonts w:ascii="Times New Roman" w:eastAsia="Times New Roman" w:hAnsi="Times New Roman" w:cs="Times New Roman"/>
-              </w:rPr>
-              <w:t>total_litres_of_pure_alcohol</w:t>
-            </w:r>
-            <w:proofErr w:type="spellEnd"/>
-            <w:r>
-              <w:rPr>
-                <w:rFonts w:ascii="Times New Roman" w:eastAsia="Times New Roman" w:hAnsi="Times New Roman" w:cs="Times New Roman"/>
-              </w:rPr>
-              <w:t>, Numeric) %&gt;%</w:t>
-            </w:r>
-          </w:p>
-          <w:p>
-            <w:pPr>
-              <w:rPr>
-                <w:rFonts w:ascii="Times New Roman" w:eastAsia="Times New Roman" w:hAnsi="Times New Roman" w:cs="Times New Roman"/>
-              </w:rPr>
-            </w:pPr>
-            <w:r>
-              <w:rPr>
-                <w:rFonts w:ascii="Times New Roman" w:eastAsia="Times New Roman" w:hAnsi="Times New Roman" w:cs="Times New Roman"/>
-              </w:rPr>
-              <w:t xml:space="preserve">  rename(Country = country,</w:t>
-            </w:r>
-          </w:p>
-          <w:p>
-            <w:pPr>
-              <w:rPr>
-                <w:rFonts w:ascii="Times New Roman" w:eastAsia="Times New Roman" w:hAnsi="Times New Roman" w:cs="Times New Roman"/>
-              </w:rPr>
-            </w:pPr>
-            <w:r>
-              <w:rPr>
-                <w:rFonts w:ascii="Times New Roman" w:eastAsia="Times New Roman" w:hAnsi="Times New Roman" w:cs="Times New Roman"/>
-              </w:rPr>
-              <w:t xml:space="preserve">         </w:t>
-            </w:r>
-            <w:proofErr w:type="spellStart"/>
-            <w:r>
-              <w:rPr>
-                <w:rFonts w:ascii="Times New Roman" w:eastAsia="Times New Roman" w:hAnsi="Times New Roman" w:cs="Times New Roman"/>
-              </w:rPr>
-              <w:t>Alcohol_Consumption</w:t>
-            </w:r>
-            <w:proofErr w:type="spellEnd"/>
-            <w:r>
-              <w:rPr>
-                <w:rFonts w:ascii="Times New Roman" w:eastAsia="Times New Roman" w:hAnsi="Times New Roman" w:cs="Times New Roman"/>
-              </w:rPr>
-              <w:t xml:space="preserve"> = </w:t>
-            </w:r>
-            <w:proofErr w:type="spellStart"/>
-            <w:r>
-              <w:rPr>
-                <w:rFonts w:ascii="Times New Roman" w:eastAsia="Times New Roman" w:hAnsi="Times New Roman" w:cs="Times New Roman"/>
-              </w:rPr>
-              <w:t>total_litres_of_pure_alcohol</w:t>
+              <w:t xml:space="preserve"># Histogram for Alcohol Consumption </w:t>
+            </w:r>
+          </w:p>
+          <w:p>
+            <w:pPr>
+              <w:rPr>
+                <w:rFonts w:ascii="Times New Roman" w:eastAsia="Times New Roman" w:hAnsi="Times New Roman" w:cs="Times New Roman"/>
+              </w:rPr>
+            </w:pPr>
+            <w:r>
+              <w:rPr>
+                <w:rFonts w:ascii="Times New Roman" w:eastAsia="Times New Roman" w:hAnsi="Times New Roman" w:cs="Times New Roman"/>
+              </w:rPr>
+              <w:t>hist(</w:t>
+            </w:r>
+            <w:proofErr w:type="spellStart"/>
+            <w:r>
+              <w:rPr>
+                <w:rFonts w:ascii="Times New Roman" w:eastAsia="Times New Roman" w:hAnsi="Times New Roman" w:cs="Times New Roman"/>
+              </w:rPr>
+              <w:t>data_clean$Alcohol_Consumption</w:t>
             </w:r>
             <w:proofErr w:type="spellEnd"/>
             <w:r>
@@ -9302,391 +10578,89 @@
               <w:rPr>
                 <w:rFonts w:ascii="Times New Roman" w:eastAsia="Times New Roman" w:hAnsi="Times New Roman" w:cs="Times New Roman"/>
               </w:rPr>
-              <w:t xml:space="preserve">         </w:t>
-            </w:r>
-            <w:proofErr w:type="spellStart"/>
-            <w:r>
-              <w:rPr>
-                <w:rFonts w:ascii="Times New Roman" w:eastAsia="Times New Roman" w:hAnsi="Times New Roman" w:cs="Times New Roman"/>
-              </w:rPr>
-              <w:t>Life_Expectancy</w:t>
-            </w:r>
-            <w:proofErr w:type="spellEnd"/>
-            <w:r>
-              <w:rPr>
-                <w:rFonts w:ascii="Times New Roman" w:eastAsia="Times New Roman" w:hAnsi="Times New Roman" w:cs="Times New Roman"/>
-              </w:rPr>
-              <w:t xml:space="preserve"> = Numeric)</w:t>
-            </w:r>
-          </w:p>
-          <w:p>
-            <w:pPr>
-              <w:rPr>
-                <w:rFonts w:ascii="Times New Roman" w:eastAsia="Times New Roman" w:hAnsi="Times New Roman" w:cs="Times New Roman"/>
-              </w:rPr>
-            </w:pPr>
-          </w:p>
-          <w:p>
-            <w:pPr>
-              <w:rPr>
-                <w:rFonts w:ascii="Times New Roman" w:eastAsia="Times New Roman" w:hAnsi="Times New Roman" w:cs="Times New Roman"/>
-              </w:rPr>
-            </w:pPr>
-            <w:r>
-              <w:rPr>
-                <w:rFonts w:ascii="Times New Roman" w:eastAsia="Times New Roman" w:hAnsi="Times New Roman" w:cs="Times New Roman"/>
-              </w:rPr>
-              <w:t># Display final cleaned dataset</w:t>
-            </w:r>
-          </w:p>
-          <w:p>
-            <w:pPr>
-              <w:rPr>
-                <w:rFonts w:ascii="Times New Roman" w:eastAsia="Times New Roman" w:hAnsi="Times New Roman" w:cs="Times New Roman"/>
-              </w:rPr>
-            </w:pPr>
-            <w:r>
-              <w:rPr>
-                <w:rFonts w:ascii="Times New Roman" w:eastAsia="Times New Roman" w:hAnsi="Times New Roman" w:cs="Times New Roman"/>
-              </w:rPr>
-              <w:t>cat("--- FINAL CLEANED DATASET ---\n")</w:t>
-            </w:r>
-          </w:p>
-          <w:p>
-            <w:pPr>
-              <w:rPr>
-                <w:rFonts w:ascii="Times New Roman" w:eastAsia="Times New Roman" w:hAnsi="Times New Roman" w:cs="Times New Roman"/>
-              </w:rPr>
-            </w:pPr>
-            <w:r>
-              <w:rPr>
-                <w:rFonts w:ascii="Times New Roman" w:eastAsia="Times New Roman" w:hAnsi="Times New Roman" w:cs="Times New Roman"/>
-              </w:rPr>
-              <w:t>str(</w:t>
-            </w:r>
-            <w:proofErr w:type="spellStart"/>
-            <w:r>
-              <w:rPr>
-                <w:rFonts w:ascii="Times New Roman" w:eastAsia="Times New Roman" w:hAnsi="Times New Roman" w:cs="Times New Roman"/>
-              </w:rPr>
-              <w:t>data_clean</w:t>
-            </w:r>
-            <w:proofErr w:type="spellEnd"/>
-            <w:r>
-              <w:rPr>
-                <w:rFonts w:ascii="Times New Roman" w:eastAsia="Times New Roman" w:hAnsi="Times New Roman" w:cs="Times New Roman"/>
-              </w:rPr>
-              <w:t>)</w:t>
-            </w:r>
-          </w:p>
-          <w:p>
-            <w:pPr>
-              <w:rPr>
-                <w:rFonts w:ascii="Times New Roman" w:eastAsia="Times New Roman" w:hAnsi="Times New Roman" w:cs="Times New Roman"/>
-              </w:rPr>
-            </w:pPr>
-            <w:r>
-              <w:rPr>
-                <w:rFonts w:ascii="Times New Roman" w:eastAsia="Times New Roman" w:hAnsi="Times New Roman" w:cs="Times New Roman"/>
-              </w:rPr>
-              <w:t>head(</w:t>
-            </w:r>
-            <w:proofErr w:type="spellStart"/>
-            <w:r>
-              <w:rPr>
-                <w:rFonts w:ascii="Times New Roman" w:eastAsia="Times New Roman" w:hAnsi="Times New Roman" w:cs="Times New Roman"/>
-              </w:rPr>
-              <w:t>data_clean</w:t>
-            </w:r>
-            <w:proofErr w:type="spellEnd"/>
-            <w:r>
-              <w:rPr>
-                <w:rFonts w:ascii="Times New Roman" w:eastAsia="Times New Roman" w:hAnsi="Times New Roman" w:cs="Times New Roman"/>
-              </w:rPr>
-              <w:t>, 50)</w:t>
-            </w:r>
-          </w:p>
-          <w:p>
-            <w:pPr>
-              <w:rPr>
-                <w:rFonts w:ascii="Times New Roman" w:eastAsia="Times New Roman" w:hAnsi="Times New Roman" w:cs="Times New Roman"/>
-              </w:rPr>
-            </w:pPr>
-          </w:p>
-          <w:p>
-            <w:pPr>
-              <w:rPr>
-                <w:rFonts w:ascii="Times New Roman" w:eastAsia="Times New Roman" w:hAnsi="Times New Roman" w:cs="Times New Roman"/>
-              </w:rPr>
-            </w:pPr>
-            <w:r>
-              <w:rPr>
-                <w:rFonts w:ascii="Times New Roman" w:eastAsia="Times New Roman" w:hAnsi="Times New Roman" w:cs="Times New Roman"/>
-              </w:rPr>
-              <w:t># ============================================================================</w:t>
-            </w:r>
-          </w:p>
-          <w:p>
-            <w:pPr>
-              <w:rPr>
-                <w:rFonts w:ascii="Times New Roman" w:eastAsia="Times New Roman" w:hAnsi="Times New Roman" w:cs="Times New Roman"/>
-              </w:rPr>
-            </w:pPr>
-            <w:r>
-              <w:rPr>
-                <w:rFonts w:ascii="Times New Roman" w:eastAsia="Times New Roman" w:hAnsi="Times New Roman" w:cs="Times New Roman"/>
-              </w:rPr>
-              <w:t># 4. DESCRIPTIVE STATISTICS</w:t>
-            </w:r>
-          </w:p>
-          <w:p>
-            <w:pPr>
-              <w:rPr>
-                <w:rFonts w:ascii="Times New Roman" w:eastAsia="Times New Roman" w:hAnsi="Times New Roman" w:cs="Times New Roman"/>
-              </w:rPr>
-            </w:pPr>
-            <w:r>
-              <w:rPr>
-                <w:rFonts w:ascii="Times New Roman" w:eastAsia="Times New Roman" w:hAnsi="Times New Roman" w:cs="Times New Roman"/>
-              </w:rPr>
-              <w:t># ============================================================================</w:t>
-            </w:r>
-          </w:p>
-          <w:p>
-            <w:pPr>
-              <w:rPr>
-                <w:rFonts w:ascii="Times New Roman" w:eastAsia="Times New Roman" w:hAnsi="Times New Roman" w:cs="Times New Roman"/>
-              </w:rPr>
-            </w:pPr>
-          </w:p>
-          <w:p>
-            <w:pPr>
-              <w:rPr>
-                <w:rFonts w:ascii="Times New Roman" w:eastAsia="Times New Roman" w:hAnsi="Times New Roman" w:cs="Times New Roman"/>
-              </w:rPr>
-            </w:pPr>
-            <w:r>
-              <w:rPr>
-                <w:rFonts w:ascii="Times New Roman" w:eastAsia="Times New Roman" w:hAnsi="Times New Roman" w:cs="Times New Roman"/>
-              </w:rPr>
-              <w:t>cat("\n\n=== DESCRIPTIVE STATISTICS ===\n\n")</w:t>
-            </w:r>
-          </w:p>
-          <w:p>
-            <w:pPr>
-              <w:rPr>
-                <w:rFonts w:ascii="Times New Roman" w:eastAsia="Times New Roman" w:hAnsi="Times New Roman" w:cs="Times New Roman"/>
-              </w:rPr>
-            </w:pPr>
-          </w:p>
-          <w:p>
-            <w:pPr>
-              <w:rPr>
-                <w:rFonts w:ascii="Times New Roman" w:eastAsia="Times New Roman" w:hAnsi="Times New Roman" w:cs="Times New Roman"/>
-              </w:rPr>
-            </w:pPr>
-            <w:r>
-              <w:rPr>
-                <w:rFonts w:ascii="Times New Roman" w:eastAsia="Times New Roman" w:hAnsi="Times New Roman" w:cs="Times New Roman"/>
-              </w:rPr>
-              <w:t># Alcohol consumption statistics</w:t>
-            </w:r>
-          </w:p>
-          <w:p>
-            <w:pPr>
-              <w:rPr>
-                <w:rFonts w:ascii="Times New Roman" w:eastAsia="Times New Roman" w:hAnsi="Times New Roman" w:cs="Times New Roman"/>
-              </w:rPr>
-            </w:pPr>
-            <w:proofErr w:type="spellStart"/>
-            <w:r>
-              <w:rPr>
-                <w:rFonts w:ascii="Times New Roman" w:eastAsia="Times New Roman" w:hAnsi="Times New Roman" w:cs="Times New Roman"/>
-              </w:rPr>
-              <w:t>mean_alcohol</w:t>
-            </w:r>
-            <w:proofErr w:type="spellEnd"/>
-            <w:r>
-              <w:rPr>
-                <w:rFonts w:ascii="Times New Roman" w:eastAsia="Times New Roman" w:hAnsi="Times New Roman" w:cs="Times New Roman"/>
-              </w:rPr>
-              <w:t xml:space="preserve"> &lt;- mean(</w:t>
-            </w:r>
-            <w:proofErr w:type="spellStart"/>
-            <w:r>
-              <w:rPr>
-                <w:rFonts w:ascii="Times New Roman" w:eastAsia="Times New Roman" w:hAnsi="Times New Roman" w:cs="Times New Roman"/>
-              </w:rPr>
-              <w:t>data_clean$Alcohol_Consumption</w:t>
-            </w:r>
-            <w:proofErr w:type="spellEnd"/>
-            <w:r>
-              <w:rPr>
-                <w:rFonts w:ascii="Times New Roman" w:eastAsia="Times New Roman" w:hAnsi="Times New Roman" w:cs="Times New Roman"/>
-              </w:rPr>
-              <w:t>)</w:t>
-            </w:r>
-          </w:p>
-          <w:p>
-            <w:pPr>
-              <w:rPr>
-                <w:rFonts w:ascii="Times New Roman" w:eastAsia="Times New Roman" w:hAnsi="Times New Roman" w:cs="Times New Roman"/>
-              </w:rPr>
-            </w:pPr>
-            <w:proofErr w:type="spellStart"/>
-            <w:r>
-              <w:rPr>
-                <w:rFonts w:ascii="Times New Roman" w:eastAsia="Times New Roman" w:hAnsi="Times New Roman" w:cs="Times New Roman"/>
-              </w:rPr>
-              <w:t>sd_alcohol</w:t>
-            </w:r>
-            <w:proofErr w:type="spellEnd"/>
-            <w:r>
-              <w:rPr>
-                <w:rFonts w:ascii="Times New Roman" w:eastAsia="Times New Roman" w:hAnsi="Times New Roman" w:cs="Times New Roman"/>
-              </w:rPr>
-              <w:t xml:space="preserve"> &lt;- </w:t>
-            </w:r>
-            <w:proofErr w:type="spellStart"/>
-            <w:r>
-              <w:rPr>
-                <w:rFonts w:ascii="Times New Roman" w:eastAsia="Times New Roman" w:hAnsi="Times New Roman" w:cs="Times New Roman"/>
-              </w:rPr>
-              <w:t>sd</w:t>
-            </w:r>
-            <w:proofErr w:type="spellEnd"/>
-            <w:r>
-              <w:rPr>
-                <w:rFonts w:ascii="Times New Roman" w:eastAsia="Times New Roman" w:hAnsi="Times New Roman" w:cs="Times New Roman"/>
-              </w:rPr>
-              <w:t>(</w:t>
-            </w:r>
-            <w:proofErr w:type="spellStart"/>
-            <w:r>
-              <w:rPr>
-                <w:rFonts w:ascii="Times New Roman" w:eastAsia="Times New Roman" w:hAnsi="Times New Roman" w:cs="Times New Roman"/>
-              </w:rPr>
-              <w:t>data_clean$Alcohol_Consumption</w:t>
-            </w:r>
-            <w:proofErr w:type="spellEnd"/>
-            <w:r>
-              <w:rPr>
-                <w:rFonts w:ascii="Times New Roman" w:eastAsia="Times New Roman" w:hAnsi="Times New Roman" w:cs="Times New Roman"/>
-              </w:rPr>
-              <w:t>)</w:t>
-            </w:r>
-          </w:p>
-          <w:p>
-            <w:pPr>
-              <w:rPr>
-                <w:rFonts w:ascii="Times New Roman" w:eastAsia="Times New Roman" w:hAnsi="Times New Roman" w:cs="Times New Roman"/>
-              </w:rPr>
-            </w:pPr>
-            <w:proofErr w:type="spellStart"/>
-            <w:r>
-              <w:rPr>
-                <w:rFonts w:ascii="Times New Roman" w:eastAsia="Times New Roman" w:hAnsi="Times New Roman" w:cs="Times New Roman"/>
-              </w:rPr>
-              <w:t>median_alcohol</w:t>
-            </w:r>
-            <w:proofErr w:type="spellEnd"/>
-            <w:r>
-              <w:rPr>
-                <w:rFonts w:ascii="Times New Roman" w:eastAsia="Times New Roman" w:hAnsi="Times New Roman" w:cs="Times New Roman"/>
-              </w:rPr>
-              <w:t xml:space="preserve"> &lt;- median(</w:t>
-            </w:r>
-            <w:proofErr w:type="spellStart"/>
-            <w:r>
-              <w:rPr>
-                <w:rFonts w:ascii="Times New Roman" w:eastAsia="Times New Roman" w:hAnsi="Times New Roman" w:cs="Times New Roman"/>
-              </w:rPr>
-              <w:t>data_clean$Alcohol_Consumption</w:t>
-            </w:r>
-            <w:proofErr w:type="spellEnd"/>
-            <w:r>
-              <w:rPr>
-                <w:rFonts w:ascii="Times New Roman" w:eastAsia="Times New Roman" w:hAnsi="Times New Roman" w:cs="Times New Roman"/>
-              </w:rPr>
-              <w:t>)</w:t>
-            </w:r>
-          </w:p>
-          <w:p>
-            <w:pPr>
-              <w:rPr>
-                <w:rFonts w:ascii="Times New Roman" w:eastAsia="Times New Roman" w:hAnsi="Times New Roman" w:cs="Times New Roman"/>
-              </w:rPr>
-            </w:pPr>
-            <w:proofErr w:type="spellStart"/>
-            <w:r>
-              <w:rPr>
-                <w:rFonts w:ascii="Times New Roman" w:eastAsia="Times New Roman" w:hAnsi="Times New Roman" w:cs="Times New Roman"/>
-              </w:rPr>
-              <w:t>min_alcohol</w:t>
-            </w:r>
-            <w:proofErr w:type="spellEnd"/>
-            <w:r>
-              <w:rPr>
-                <w:rFonts w:ascii="Times New Roman" w:eastAsia="Times New Roman" w:hAnsi="Times New Roman" w:cs="Times New Roman"/>
-              </w:rPr>
-              <w:t xml:space="preserve"> &lt;- min(</w:t>
-            </w:r>
-            <w:proofErr w:type="spellStart"/>
-            <w:r>
-              <w:rPr>
-                <w:rFonts w:ascii="Times New Roman" w:eastAsia="Times New Roman" w:hAnsi="Times New Roman" w:cs="Times New Roman"/>
-              </w:rPr>
-              <w:t>data_clean$Alcohol_Consumption</w:t>
-            </w:r>
-            <w:proofErr w:type="spellEnd"/>
-            <w:r>
-              <w:rPr>
-                <w:rFonts w:ascii="Times New Roman" w:eastAsia="Times New Roman" w:hAnsi="Times New Roman" w:cs="Times New Roman"/>
-              </w:rPr>
-              <w:t>)</w:t>
-            </w:r>
-          </w:p>
-          <w:p>
-            <w:pPr>
-              <w:rPr>
-                <w:rFonts w:ascii="Times New Roman" w:eastAsia="Times New Roman" w:hAnsi="Times New Roman" w:cs="Times New Roman"/>
-              </w:rPr>
-            </w:pPr>
-            <w:proofErr w:type="spellStart"/>
-            <w:r>
-              <w:rPr>
-                <w:rFonts w:ascii="Times New Roman" w:eastAsia="Times New Roman" w:hAnsi="Times New Roman" w:cs="Times New Roman"/>
-              </w:rPr>
-              <w:t>max_alcohol</w:t>
-            </w:r>
-            <w:proofErr w:type="spellEnd"/>
-            <w:r>
-              <w:rPr>
-                <w:rFonts w:ascii="Times New Roman" w:eastAsia="Times New Roman" w:hAnsi="Times New Roman" w:cs="Times New Roman"/>
-              </w:rPr>
-              <w:t xml:space="preserve"> &lt;- max(</w:t>
-            </w:r>
-            <w:proofErr w:type="spellStart"/>
-            <w:r>
-              <w:rPr>
-                <w:rFonts w:ascii="Times New Roman" w:eastAsia="Times New Roman" w:hAnsi="Times New Roman" w:cs="Times New Roman"/>
-              </w:rPr>
-              <w:t>data_clean$Alcohol_Consumption</w:t>
-            </w:r>
-            <w:proofErr w:type="spellEnd"/>
-            <w:r>
-              <w:rPr>
-                <w:rFonts w:ascii="Times New Roman" w:eastAsia="Times New Roman" w:hAnsi="Times New Roman" w:cs="Times New Roman"/>
-              </w:rPr>
-              <w:t>)</w:t>
-            </w:r>
-          </w:p>
-          <w:p>
-            <w:pPr>
-              <w:rPr>
-                <w:rFonts w:ascii="Times New Roman" w:eastAsia="Times New Roman" w:hAnsi="Times New Roman" w:cs="Times New Roman"/>
-              </w:rPr>
-            </w:pPr>
+              <w:t xml:space="preserve">     main = "Distribution of Alcohol Consumption",</w:t>
+            </w:r>
+          </w:p>
+          <w:p>
+            <w:pPr>
+              <w:rPr>
+                <w:rFonts w:ascii="Times New Roman" w:eastAsia="Times New Roman" w:hAnsi="Times New Roman" w:cs="Times New Roman"/>
+              </w:rPr>
+            </w:pPr>
+            <w:r>
+              <w:rPr>
+                <w:rFonts w:ascii="Times New Roman" w:eastAsia="Times New Roman" w:hAnsi="Times New Roman" w:cs="Times New Roman"/>
+              </w:rPr>
+              <w:t xml:space="preserve">     </w:t>
+            </w:r>
+            <w:proofErr w:type="spellStart"/>
+            <w:r>
+              <w:rPr>
+                <w:rFonts w:ascii="Times New Roman" w:eastAsia="Times New Roman" w:hAnsi="Times New Roman" w:cs="Times New Roman"/>
+              </w:rPr>
+              <w:t>xlab</w:t>
+            </w:r>
+            <w:proofErr w:type="spellEnd"/>
+            <w:r>
+              <w:rPr>
+                <w:rFonts w:ascii="Times New Roman" w:eastAsia="Times New Roman" w:hAnsi="Times New Roman" w:cs="Times New Roman"/>
+              </w:rPr>
+              <w:t xml:space="preserve"> = "Alcohol Consumption",</w:t>
+            </w:r>
+          </w:p>
+          <w:p>
+            <w:pPr>
+              <w:rPr>
+                <w:rFonts w:ascii="Times New Roman" w:eastAsia="Times New Roman" w:hAnsi="Times New Roman" w:cs="Times New Roman"/>
+              </w:rPr>
+            </w:pPr>
+            <w:r>
+              <w:rPr>
+                <w:rFonts w:ascii="Times New Roman" w:eastAsia="Times New Roman" w:hAnsi="Times New Roman" w:cs="Times New Roman"/>
+              </w:rPr>
+              <w:t xml:space="preserve">     </w:t>
+            </w:r>
+            <w:proofErr w:type="spellStart"/>
+            <w:r>
+              <w:rPr>
+                <w:rFonts w:ascii="Times New Roman" w:eastAsia="Times New Roman" w:hAnsi="Times New Roman" w:cs="Times New Roman"/>
+              </w:rPr>
+              <w:t>ylab</w:t>
+            </w:r>
+            <w:proofErr w:type="spellEnd"/>
+            <w:r>
+              <w:rPr>
+                <w:rFonts w:ascii="Times New Roman" w:eastAsia="Times New Roman" w:hAnsi="Times New Roman" w:cs="Times New Roman"/>
+              </w:rPr>
+              <w:t xml:space="preserve"> = "Density",</w:t>
+            </w:r>
+          </w:p>
+          <w:p>
+            <w:pPr>
+              <w:rPr>
+                <w:rFonts w:ascii="Times New Roman" w:eastAsia="Times New Roman" w:hAnsi="Times New Roman" w:cs="Times New Roman"/>
+              </w:rPr>
+            </w:pPr>
+            <w:r>
+              <w:rPr>
+                <w:rFonts w:ascii="Times New Roman" w:eastAsia="Times New Roman" w:hAnsi="Times New Roman" w:cs="Times New Roman"/>
+              </w:rPr>
+              <w:t xml:space="preserve">     col = "</w:t>
+            </w:r>
+            <w:proofErr w:type="spellStart"/>
+            <w:r>
+              <w:rPr>
+                <w:rFonts w:ascii="Times New Roman" w:eastAsia="Times New Roman" w:hAnsi="Times New Roman" w:cs="Times New Roman"/>
+              </w:rPr>
+              <w:t>lightblue</w:t>
+            </w:r>
+            <w:proofErr w:type="spellEnd"/>
+            <w:r>
+              <w:rPr>
+                <w:rFonts w:ascii="Times New Roman" w:eastAsia="Times New Roman" w:hAnsi="Times New Roman" w:cs="Times New Roman"/>
+              </w:rPr>
+              <w:t>",</w:t>
+            </w:r>
           </w:p>
           <w:p>
             <w:pPr>
@@ -9699,1101 +10673,6 @@
                 <w:rFonts w:ascii="Times New Roman" w:eastAsia="Times New Roman" w:hAnsi="Times New Roman" w:cs="Times New Roman"/>
               </w:rPr>
               <w:lastRenderedPageBreak/>
-              <w:t>cat("--- ALCOHOL CONSUMPTION \n")</w:t>
-            </w:r>
-          </w:p>
-          <w:p>
-            <w:pPr>
-              <w:rPr>
-                <w:rFonts w:ascii="Times New Roman" w:eastAsia="Times New Roman" w:hAnsi="Times New Roman" w:cs="Times New Roman"/>
-              </w:rPr>
-            </w:pPr>
-            <w:r>
-              <w:rPr>
-                <w:rFonts w:ascii="Times New Roman" w:eastAsia="Times New Roman" w:hAnsi="Times New Roman" w:cs="Times New Roman"/>
-              </w:rPr>
-              <w:t>cat("Mean:   ", round(</w:t>
-            </w:r>
-            <w:proofErr w:type="spellStart"/>
-            <w:r>
-              <w:rPr>
-                <w:rFonts w:ascii="Times New Roman" w:eastAsia="Times New Roman" w:hAnsi="Times New Roman" w:cs="Times New Roman"/>
-              </w:rPr>
-              <w:t>mean_alcohol</w:t>
-            </w:r>
-            <w:proofErr w:type="spellEnd"/>
-            <w:r>
-              <w:rPr>
-                <w:rFonts w:ascii="Times New Roman" w:eastAsia="Times New Roman" w:hAnsi="Times New Roman" w:cs="Times New Roman"/>
-              </w:rPr>
-              <w:t>, 2), "\n")</w:t>
-            </w:r>
-          </w:p>
-          <w:p>
-            <w:pPr>
-              <w:rPr>
-                <w:rFonts w:ascii="Times New Roman" w:eastAsia="Times New Roman" w:hAnsi="Times New Roman" w:cs="Times New Roman"/>
-              </w:rPr>
-            </w:pPr>
-            <w:r>
-              <w:rPr>
-                <w:rFonts w:ascii="Times New Roman" w:eastAsia="Times New Roman" w:hAnsi="Times New Roman" w:cs="Times New Roman"/>
-              </w:rPr>
-              <w:t>cat("SD:     ", round(</w:t>
-            </w:r>
-            <w:proofErr w:type="spellStart"/>
-            <w:r>
-              <w:rPr>
-                <w:rFonts w:ascii="Times New Roman" w:eastAsia="Times New Roman" w:hAnsi="Times New Roman" w:cs="Times New Roman"/>
-              </w:rPr>
-              <w:t>sd_alcohol</w:t>
-            </w:r>
-            <w:proofErr w:type="spellEnd"/>
-            <w:r>
-              <w:rPr>
-                <w:rFonts w:ascii="Times New Roman" w:eastAsia="Times New Roman" w:hAnsi="Times New Roman" w:cs="Times New Roman"/>
-              </w:rPr>
-              <w:t>, 2), "\n")</w:t>
-            </w:r>
-          </w:p>
-          <w:p>
-            <w:pPr>
-              <w:rPr>
-                <w:rFonts w:ascii="Times New Roman" w:eastAsia="Times New Roman" w:hAnsi="Times New Roman" w:cs="Times New Roman"/>
-              </w:rPr>
-            </w:pPr>
-            <w:r>
-              <w:rPr>
-                <w:rFonts w:ascii="Times New Roman" w:eastAsia="Times New Roman" w:hAnsi="Times New Roman" w:cs="Times New Roman"/>
-              </w:rPr>
-              <w:t>cat("Median: ", round(</w:t>
-            </w:r>
-            <w:proofErr w:type="spellStart"/>
-            <w:r>
-              <w:rPr>
-                <w:rFonts w:ascii="Times New Roman" w:eastAsia="Times New Roman" w:hAnsi="Times New Roman" w:cs="Times New Roman"/>
-              </w:rPr>
-              <w:t>median_alcohol</w:t>
-            </w:r>
-            <w:proofErr w:type="spellEnd"/>
-            <w:r>
-              <w:rPr>
-                <w:rFonts w:ascii="Times New Roman" w:eastAsia="Times New Roman" w:hAnsi="Times New Roman" w:cs="Times New Roman"/>
-              </w:rPr>
-              <w:t>, 2), "\n")</w:t>
-            </w:r>
-          </w:p>
-          <w:p>
-            <w:pPr>
-              <w:rPr>
-                <w:rFonts w:ascii="Times New Roman" w:eastAsia="Times New Roman" w:hAnsi="Times New Roman" w:cs="Times New Roman"/>
-              </w:rPr>
-            </w:pPr>
-            <w:r>
-              <w:rPr>
-                <w:rFonts w:ascii="Times New Roman" w:eastAsia="Times New Roman" w:hAnsi="Times New Roman" w:cs="Times New Roman"/>
-              </w:rPr>
-              <w:t>cat("Min:    ", round(</w:t>
-            </w:r>
-            <w:proofErr w:type="spellStart"/>
-            <w:r>
-              <w:rPr>
-                <w:rFonts w:ascii="Times New Roman" w:eastAsia="Times New Roman" w:hAnsi="Times New Roman" w:cs="Times New Roman"/>
-              </w:rPr>
-              <w:t>min_alcohol</w:t>
-            </w:r>
-            <w:proofErr w:type="spellEnd"/>
-            <w:r>
-              <w:rPr>
-                <w:rFonts w:ascii="Times New Roman" w:eastAsia="Times New Roman" w:hAnsi="Times New Roman" w:cs="Times New Roman"/>
-              </w:rPr>
-              <w:t>, 2), "\n")</w:t>
-            </w:r>
-          </w:p>
-          <w:p>
-            <w:pPr>
-              <w:rPr>
-                <w:rFonts w:ascii="Times New Roman" w:eastAsia="Times New Roman" w:hAnsi="Times New Roman" w:cs="Times New Roman"/>
-              </w:rPr>
-            </w:pPr>
-            <w:r>
-              <w:rPr>
-                <w:rFonts w:ascii="Times New Roman" w:eastAsia="Times New Roman" w:hAnsi="Times New Roman" w:cs="Times New Roman"/>
-              </w:rPr>
-              <w:t>cat("Max:    ", round(</w:t>
-            </w:r>
-            <w:proofErr w:type="spellStart"/>
-            <w:r>
-              <w:rPr>
-                <w:rFonts w:ascii="Times New Roman" w:eastAsia="Times New Roman" w:hAnsi="Times New Roman" w:cs="Times New Roman"/>
-              </w:rPr>
-              <w:t>max_alcohol</w:t>
-            </w:r>
-            <w:proofErr w:type="spellEnd"/>
-            <w:r>
-              <w:rPr>
-                <w:rFonts w:ascii="Times New Roman" w:eastAsia="Times New Roman" w:hAnsi="Times New Roman" w:cs="Times New Roman"/>
-              </w:rPr>
-              <w:t>, 2), "\n\n")</w:t>
-            </w:r>
-          </w:p>
-          <w:p>
-            <w:pPr>
-              <w:rPr>
-                <w:rFonts w:ascii="Times New Roman" w:eastAsia="Times New Roman" w:hAnsi="Times New Roman" w:cs="Times New Roman"/>
-              </w:rPr>
-            </w:pPr>
-          </w:p>
-          <w:p>
-            <w:pPr>
-              <w:rPr>
-                <w:rFonts w:ascii="Times New Roman" w:eastAsia="Times New Roman" w:hAnsi="Times New Roman" w:cs="Times New Roman"/>
-              </w:rPr>
-            </w:pPr>
-            <w:r>
-              <w:rPr>
-                <w:rFonts w:ascii="Times New Roman" w:eastAsia="Times New Roman" w:hAnsi="Times New Roman" w:cs="Times New Roman"/>
-              </w:rPr>
-              <w:t># Life expectancy statistics</w:t>
-            </w:r>
-          </w:p>
-          <w:p>
-            <w:pPr>
-              <w:rPr>
-                <w:rFonts w:ascii="Times New Roman" w:eastAsia="Times New Roman" w:hAnsi="Times New Roman" w:cs="Times New Roman"/>
-              </w:rPr>
-            </w:pPr>
-            <w:proofErr w:type="spellStart"/>
-            <w:r>
-              <w:rPr>
-                <w:rFonts w:ascii="Times New Roman" w:eastAsia="Times New Roman" w:hAnsi="Times New Roman" w:cs="Times New Roman"/>
-              </w:rPr>
-              <w:t>mean_life_exp</w:t>
-            </w:r>
-            <w:proofErr w:type="spellEnd"/>
-            <w:r>
-              <w:rPr>
-                <w:rFonts w:ascii="Times New Roman" w:eastAsia="Times New Roman" w:hAnsi="Times New Roman" w:cs="Times New Roman"/>
-              </w:rPr>
-              <w:t xml:space="preserve"> &lt;- mean(</w:t>
-            </w:r>
-            <w:proofErr w:type="spellStart"/>
-            <w:r>
-              <w:rPr>
-                <w:rFonts w:ascii="Times New Roman" w:eastAsia="Times New Roman" w:hAnsi="Times New Roman" w:cs="Times New Roman"/>
-              </w:rPr>
-              <w:t>data_clean$Life_Expectancy</w:t>
-            </w:r>
-            <w:proofErr w:type="spellEnd"/>
-            <w:r>
-              <w:rPr>
-                <w:rFonts w:ascii="Times New Roman" w:eastAsia="Times New Roman" w:hAnsi="Times New Roman" w:cs="Times New Roman"/>
-              </w:rPr>
-              <w:t>)</w:t>
-            </w:r>
-          </w:p>
-          <w:p>
-            <w:pPr>
-              <w:rPr>
-                <w:rFonts w:ascii="Times New Roman" w:eastAsia="Times New Roman" w:hAnsi="Times New Roman" w:cs="Times New Roman"/>
-              </w:rPr>
-            </w:pPr>
-            <w:proofErr w:type="spellStart"/>
-            <w:r>
-              <w:rPr>
-                <w:rFonts w:ascii="Times New Roman" w:eastAsia="Times New Roman" w:hAnsi="Times New Roman" w:cs="Times New Roman"/>
-              </w:rPr>
-              <w:t>sd_life_exp</w:t>
-            </w:r>
-            <w:proofErr w:type="spellEnd"/>
-            <w:r>
-              <w:rPr>
-                <w:rFonts w:ascii="Times New Roman" w:eastAsia="Times New Roman" w:hAnsi="Times New Roman" w:cs="Times New Roman"/>
-              </w:rPr>
-              <w:t xml:space="preserve"> &lt;- </w:t>
-            </w:r>
-            <w:proofErr w:type="spellStart"/>
-            <w:r>
-              <w:rPr>
-                <w:rFonts w:ascii="Times New Roman" w:eastAsia="Times New Roman" w:hAnsi="Times New Roman" w:cs="Times New Roman"/>
-              </w:rPr>
-              <w:t>sd</w:t>
-            </w:r>
-            <w:proofErr w:type="spellEnd"/>
-            <w:r>
-              <w:rPr>
-                <w:rFonts w:ascii="Times New Roman" w:eastAsia="Times New Roman" w:hAnsi="Times New Roman" w:cs="Times New Roman"/>
-              </w:rPr>
-              <w:t>(</w:t>
-            </w:r>
-            <w:proofErr w:type="spellStart"/>
-            <w:r>
-              <w:rPr>
-                <w:rFonts w:ascii="Times New Roman" w:eastAsia="Times New Roman" w:hAnsi="Times New Roman" w:cs="Times New Roman"/>
-              </w:rPr>
-              <w:t>data_clean$Life_Expectancy</w:t>
-            </w:r>
-            <w:proofErr w:type="spellEnd"/>
-            <w:r>
-              <w:rPr>
-                <w:rFonts w:ascii="Times New Roman" w:eastAsia="Times New Roman" w:hAnsi="Times New Roman" w:cs="Times New Roman"/>
-              </w:rPr>
-              <w:t>)</w:t>
-            </w:r>
-          </w:p>
-          <w:p>
-            <w:pPr>
-              <w:rPr>
-                <w:rFonts w:ascii="Times New Roman" w:eastAsia="Times New Roman" w:hAnsi="Times New Roman" w:cs="Times New Roman"/>
-              </w:rPr>
-            </w:pPr>
-            <w:proofErr w:type="spellStart"/>
-            <w:r>
-              <w:rPr>
-                <w:rFonts w:ascii="Times New Roman" w:eastAsia="Times New Roman" w:hAnsi="Times New Roman" w:cs="Times New Roman"/>
-              </w:rPr>
-              <w:t>median_life_exp</w:t>
-            </w:r>
-            <w:proofErr w:type="spellEnd"/>
-            <w:r>
-              <w:rPr>
-                <w:rFonts w:ascii="Times New Roman" w:eastAsia="Times New Roman" w:hAnsi="Times New Roman" w:cs="Times New Roman"/>
-              </w:rPr>
-              <w:t xml:space="preserve"> &lt;- median(</w:t>
-            </w:r>
-            <w:proofErr w:type="spellStart"/>
-            <w:r>
-              <w:rPr>
-                <w:rFonts w:ascii="Times New Roman" w:eastAsia="Times New Roman" w:hAnsi="Times New Roman" w:cs="Times New Roman"/>
-              </w:rPr>
-              <w:t>data_clean$Life_Expectancy</w:t>
-            </w:r>
-            <w:proofErr w:type="spellEnd"/>
-            <w:r>
-              <w:rPr>
-                <w:rFonts w:ascii="Times New Roman" w:eastAsia="Times New Roman" w:hAnsi="Times New Roman" w:cs="Times New Roman"/>
-              </w:rPr>
-              <w:t>)</w:t>
-            </w:r>
-          </w:p>
-          <w:p>
-            <w:pPr>
-              <w:rPr>
-                <w:rFonts w:ascii="Times New Roman" w:eastAsia="Times New Roman" w:hAnsi="Times New Roman" w:cs="Times New Roman"/>
-              </w:rPr>
-            </w:pPr>
-            <w:proofErr w:type="spellStart"/>
-            <w:r>
-              <w:rPr>
-                <w:rFonts w:ascii="Times New Roman" w:eastAsia="Times New Roman" w:hAnsi="Times New Roman" w:cs="Times New Roman"/>
-              </w:rPr>
-              <w:t>min_life_exp</w:t>
-            </w:r>
-            <w:proofErr w:type="spellEnd"/>
-            <w:r>
-              <w:rPr>
-                <w:rFonts w:ascii="Times New Roman" w:eastAsia="Times New Roman" w:hAnsi="Times New Roman" w:cs="Times New Roman"/>
-              </w:rPr>
-              <w:t xml:space="preserve"> &lt;- min(</w:t>
-            </w:r>
-            <w:proofErr w:type="spellStart"/>
-            <w:r>
-              <w:rPr>
-                <w:rFonts w:ascii="Times New Roman" w:eastAsia="Times New Roman" w:hAnsi="Times New Roman" w:cs="Times New Roman"/>
-              </w:rPr>
-              <w:t>data_clean$Life_Expectancy</w:t>
-            </w:r>
-            <w:proofErr w:type="spellEnd"/>
-            <w:r>
-              <w:rPr>
-                <w:rFonts w:ascii="Times New Roman" w:eastAsia="Times New Roman" w:hAnsi="Times New Roman" w:cs="Times New Roman"/>
-              </w:rPr>
-              <w:t>)</w:t>
-            </w:r>
-          </w:p>
-          <w:p>
-            <w:pPr>
-              <w:rPr>
-                <w:rFonts w:ascii="Times New Roman" w:eastAsia="Times New Roman" w:hAnsi="Times New Roman" w:cs="Times New Roman"/>
-              </w:rPr>
-            </w:pPr>
-            <w:proofErr w:type="spellStart"/>
-            <w:r>
-              <w:rPr>
-                <w:rFonts w:ascii="Times New Roman" w:eastAsia="Times New Roman" w:hAnsi="Times New Roman" w:cs="Times New Roman"/>
-              </w:rPr>
-              <w:t>max_life_exp</w:t>
-            </w:r>
-            <w:proofErr w:type="spellEnd"/>
-            <w:r>
-              <w:rPr>
-                <w:rFonts w:ascii="Times New Roman" w:eastAsia="Times New Roman" w:hAnsi="Times New Roman" w:cs="Times New Roman"/>
-              </w:rPr>
-              <w:t xml:space="preserve"> &lt;- max(</w:t>
-            </w:r>
-            <w:proofErr w:type="spellStart"/>
-            <w:r>
-              <w:rPr>
-                <w:rFonts w:ascii="Times New Roman" w:eastAsia="Times New Roman" w:hAnsi="Times New Roman" w:cs="Times New Roman"/>
-              </w:rPr>
-              <w:t>data_clean$Life_Expectancy</w:t>
-            </w:r>
-            <w:proofErr w:type="spellEnd"/>
-            <w:r>
-              <w:rPr>
-                <w:rFonts w:ascii="Times New Roman" w:eastAsia="Times New Roman" w:hAnsi="Times New Roman" w:cs="Times New Roman"/>
-              </w:rPr>
-              <w:t>)</w:t>
-            </w:r>
-          </w:p>
-          <w:p>
-            <w:pPr>
-              <w:rPr>
-                <w:rFonts w:ascii="Times New Roman" w:eastAsia="Times New Roman" w:hAnsi="Times New Roman" w:cs="Times New Roman"/>
-              </w:rPr>
-            </w:pPr>
-          </w:p>
-          <w:p>
-            <w:pPr>
-              <w:rPr>
-                <w:rFonts w:ascii="Times New Roman" w:eastAsia="Times New Roman" w:hAnsi="Times New Roman" w:cs="Times New Roman"/>
-              </w:rPr>
-            </w:pPr>
-            <w:r>
-              <w:rPr>
-                <w:rFonts w:ascii="Times New Roman" w:eastAsia="Times New Roman" w:hAnsi="Times New Roman" w:cs="Times New Roman"/>
-              </w:rPr>
-              <w:t>cat("--- LIFE EXPECTANCY\n")</w:t>
-            </w:r>
-          </w:p>
-          <w:p>
-            <w:pPr>
-              <w:rPr>
-                <w:rFonts w:ascii="Times New Roman" w:eastAsia="Times New Roman" w:hAnsi="Times New Roman" w:cs="Times New Roman"/>
-              </w:rPr>
-            </w:pPr>
-            <w:r>
-              <w:rPr>
-                <w:rFonts w:ascii="Times New Roman" w:eastAsia="Times New Roman" w:hAnsi="Times New Roman" w:cs="Times New Roman"/>
-              </w:rPr>
-              <w:t>cat("Mean:   ", round(</w:t>
-            </w:r>
-            <w:proofErr w:type="spellStart"/>
-            <w:r>
-              <w:rPr>
-                <w:rFonts w:ascii="Times New Roman" w:eastAsia="Times New Roman" w:hAnsi="Times New Roman" w:cs="Times New Roman"/>
-              </w:rPr>
-              <w:t>mean_life_exp</w:t>
-            </w:r>
-            <w:proofErr w:type="spellEnd"/>
-            <w:r>
-              <w:rPr>
-                <w:rFonts w:ascii="Times New Roman" w:eastAsia="Times New Roman" w:hAnsi="Times New Roman" w:cs="Times New Roman"/>
-              </w:rPr>
-              <w:t>, 2), "\n")</w:t>
-            </w:r>
-          </w:p>
-          <w:p>
-            <w:pPr>
-              <w:rPr>
-                <w:rFonts w:ascii="Times New Roman" w:eastAsia="Times New Roman" w:hAnsi="Times New Roman" w:cs="Times New Roman"/>
-              </w:rPr>
-            </w:pPr>
-            <w:r>
-              <w:rPr>
-                <w:rFonts w:ascii="Times New Roman" w:eastAsia="Times New Roman" w:hAnsi="Times New Roman" w:cs="Times New Roman"/>
-              </w:rPr>
-              <w:t>cat("SD:     ", round(</w:t>
-            </w:r>
-            <w:proofErr w:type="spellStart"/>
-            <w:r>
-              <w:rPr>
-                <w:rFonts w:ascii="Times New Roman" w:eastAsia="Times New Roman" w:hAnsi="Times New Roman" w:cs="Times New Roman"/>
-              </w:rPr>
-              <w:t>sd_life_exp</w:t>
-            </w:r>
-            <w:proofErr w:type="spellEnd"/>
-            <w:r>
-              <w:rPr>
-                <w:rFonts w:ascii="Times New Roman" w:eastAsia="Times New Roman" w:hAnsi="Times New Roman" w:cs="Times New Roman"/>
-              </w:rPr>
-              <w:t>, 2), "\n")</w:t>
-            </w:r>
-          </w:p>
-          <w:p>
-            <w:pPr>
-              <w:rPr>
-                <w:rFonts w:ascii="Times New Roman" w:eastAsia="Times New Roman" w:hAnsi="Times New Roman" w:cs="Times New Roman"/>
-              </w:rPr>
-            </w:pPr>
-            <w:r>
-              <w:rPr>
-                <w:rFonts w:ascii="Times New Roman" w:eastAsia="Times New Roman" w:hAnsi="Times New Roman" w:cs="Times New Roman"/>
-              </w:rPr>
-              <w:t>cat("Median: ", round(</w:t>
-            </w:r>
-            <w:proofErr w:type="spellStart"/>
-            <w:r>
-              <w:rPr>
-                <w:rFonts w:ascii="Times New Roman" w:eastAsia="Times New Roman" w:hAnsi="Times New Roman" w:cs="Times New Roman"/>
-              </w:rPr>
-              <w:t>median_life_exp</w:t>
-            </w:r>
-            <w:proofErr w:type="spellEnd"/>
-            <w:r>
-              <w:rPr>
-                <w:rFonts w:ascii="Times New Roman" w:eastAsia="Times New Roman" w:hAnsi="Times New Roman" w:cs="Times New Roman"/>
-              </w:rPr>
-              <w:t>, 2), "\n")</w:t>
-            </w:r>
-          </w:p>
-          <w:p>
-            <w:pPr>
-              <w:rPr>
-                <w:rFonts w:ascii="Times New Roman" w:eastAsia="Times New Roman" w:hAnsi="Times New Roman" w:cs="Times New Roman"/>
-              </w:rPr>
-            </w:pPr>
-            <w:r>
-              <w:rPr>
-                <w:rFonts w:ascii="Times New Roman" w:eastAsia="Times New Roman" w:hAnsi="Times New Roman" w:cs="Times New Roman"/>
-              </w:rPr>
-              <w:t>cat("Min:    ", round(</w:t>
-            </w:r>
-            <w:proofErr w:type="spellStart"/>
-            <w:r>
-              <w:rPr>
-                <w:rFonts w:ascii="Times New Roman" w:eastAsia="Times New Roman" w:hAnsi="Times New Roman" w:cs="Times New Roman"/>
-              </w:rPr>
-              <w:t>min_life_exp</w:t>
-            </w:r>
-            <w:proofErr w:type="spellEnd"/>
-            <w:r>
-              <w:rPr>
-                <w:rFonts w:ascii="Times New Roman" w:eastAsia="Times New Roman" w:hAnsi="Times New Roman" w:cs="Times New Roman"/>
-              </w:rPr>
-              <w:t>, 2), "\n")</w:t>
-            </w:r>
-          </w:p>
-          <w:p>
-            <w:pPr>
-              <w:rPr>
-                <w:rFonts w:ascii="Times New Roman" w:eastAsia="Times New Roman" w:hAnsi="Times New Roman" w:cs="Times New Roman"/>
-              </w:rPr>
-            </w:pPr>
-            <w:r>
-              <w:rPr>
-                <w:rFonts w:ascii="Times New Roman" w:eastAsia="Times New Roman" w:hAnsi="Times New Roman" w:cs="Times New Roman"/>
-              </w:rPr>
-              <w:t>cat("Max:    ", round(</w:t>
-            </w:r>
-            <w:proofErr w:type="spellStart"/>
-            <w:r>
-              <w:rPr>
-                <w:rFonts w:ascii="Times New Roman" w:eastAsia="Times New Roman" w:hAnsi="Times New Roman" w:cs="Times New Roman"/>
-              </w:rPr>
-              <w:t>max_life_exp</w:t>
-            </w:r>
-            <w:proofErr w:type="spellEnd"/>
-            <w:r>
-              <w:rPr>
-                <w:rFonts w:ascii="Times New Roman" w:eastAsia="Times New Roman" w:hAnsi="Times New Roman" w:cs="Times New Roman"/>
-              </w:rPr>
-              <w:t>, 2), "\n\n")</w:t>
-            </w:r>
-          </w:p>
-          <w:p>
-            <w:pPr>
-              <w:rPr>
-                <w:rFonts w:ascii="Times New Roman" w:eastAsia="Times New Roman" w:hAnsi="Times New Roman" w:cs="Times New Roman"/>
-              </w:rPr>
-            </w:pPr>
-          </w:p>
-          <w:p>
-            <w:pPr>
-              <w:rPr>
-                <w:rFonts w:ascii="Times New Roman" w:eastAsia="Times New Roman" w:hAnsi="Times New Roman" w:cs="Times New Roman"/>
-              </w:rPr>
-            </w:pPr>
-            <w:r>
-              <w:rPr>
-                <w:rFonts w:ascii="Times New Roman" w:eastAsia="Times New Roman" w:hAnsi="Times New Roman" w:cs="Times New Roman"/>
-              </w:rPr>
-              <w:t># ============================================================================</w:t>
-            </w:r>
-          </w:p>
-          <w:p>
-            <w:pPr>
-              <w:rPr>
-                <w:rFonts w:ascii="Times New Roman" w:eastAsia="Times New Roman" w:hAnsi="Times New Roman" w:cs="Times New Roman"/>
-              </w:rPr>
-            </w:pPr>
-            <w:r>
-              <w:rPr>
-                <w:rFonts w:ascii="Times New Roman" w:eastAsia="Times New Roman" w:hAnsi="Times New Roman" w:cs="Times New Roman"/>
-              </w:rPr>
-              <w:t xml:space="preserve"># 5. VISUALIZATIONS </w:t>
-            </w:r>
-          </w:p>
-          <w:p>
-            <w:pPr>
-              <w:rPr>
-                <w:rFonts w:ascii="Times New Roman" w:eastAsia="Times New Roman" w:hAnsi="Times New Roman" w:cs="Times New Roman"/>
-              </w:rPr>
-            </w:pPr>
-            <w:r>
-              <w:rPr>
-                <w:rFonts w:ascii="Times New Roman" w:eastAsia="Times New Roman" w:hAnsi="Times New Roman" w:cs="Times New Roman"/>
-              </w:rPr>
-              <w:t># ============================================================================</w:t>
-            </w:r>
-          </w:p>
-          <w:p>
-            <w:pPr>
-              <w:rPr>
-                <w:rFonts w:ascii="Times New Roman" w:eastAsia="Times New Roman" w:hAnsi="Times New Roman" w:cs="Times New Roman"/>
-              </w:rPr>
-            </w:pPr>
-          </w:p>
-          <w:p>
-            <w:pPr>
-              <w:rPr>
-                <w:rFonts w:ascii="Times New Roman" w:eastAsia="Times New Roman" w:hAnsi="Times New Roman" w:cs="Times New Roman"/>
-              </w:rPr>
-            </w:pPr>
-            <w:r>
-              <w:rPr>
-                <w:rFonts w:ascii="Times New Roman" w:eastAsia="Times New Roman" w:hAnsi="Times New Roman" w:cs="Times New Roman"/>
-              </w:rPr>
-              <w:t>cat("=== CREATING VISUALIZATIONS \n\n")</w:t>
-            </w:r>
-          </w:p>
-          <w:p>
-            <w:pPr>
-              <w:rPr>
-                <w:rFonts w:ascii="Times New Roman" w:eastAsia="Times New Roman" w:hAnsi="Times New Roman" w:cs="Times New Roman"/>
-              </w:rPr>
-            </w:pPr>
-          </w:p>
-          <w:p>
-            <w:pPr>
-              <w:rPr>
-                <w:rFonts w:ascii="Times New Roman" w:eastAsia="Times New Roman" w:hAnsi="Times New Roman" w:cs="Times New Roman"/>
-              </w:rPr>
-            </w:pPr>
-            <w:r>
-              <w:rPr>
-                <w:rFonts w:ascii="Times New Roman" w:eastAsia="Times New Roman" w:hAnsi="Times New Roman" w:cs="Times New Roman"/>
-              </w:rPr>
-              <w:t xml:space="preserve"># Scatter plot with regression line </w:t>
-            </w:r>
-          </w:p>
-          <w:p>
-            <w:pPr>
-              <w:rPr>
-                <w:rFonts w:ascii="Times New Roman" w:eastAsia="Times New Roman" w:hAnsi="Times New Roman" w:cs="Times New Roman"/>
-              </w:rPr>
-            </w:pPr>
-            <w:proofErr w:type="spellStart"/>
-            <w:r>
-              <w:rPr>
-                <w:rFonts w:ascii="Times New Roman" w:eastAsia="Times New Roman" w:hAnsi="Times New Roman" w:cs="Times New Roman"/>
-              </w:rPr>
-              <w:t>scatter_plot</w:t>
-            </w:r>
-            <w:proofErr w:type="spellEnd"/>
-            <w:r>
-              <w:rPr>
-                <w:rFonts w:ascii="Times New Roman" w:eastAsia="Times New Roman" w:hAnsi="Times New Roman" w:cs="Times New Roman"/>
-              </w:rPr>
-              <w:t xml:space="preserve"> &lt;- </w:t>
-            </w:r>
-            <w:proofErr w:type="spellStart"/>
-            <w:r>
-              <w:rPr>
-                <w:rFonts w:ascii="Times New Roman" w:eastAsia="Times New Roman" w:hAnsi="Times New Roman" w:cs="Times New Roman"/>
-              </w:rPr>
-              <w:t>ggplot</w:t>
-            </w:r>
-            <w:proofErr w:type="spellEnd"/>
-            <w:r>
-              <w:rPr>
-                <w:rFonts w:ascii="Times New Roman" w:eastAsia="Times New Roman" w:hAnsi="Times New Roman" w:cs="Times New Roman"/>
-              </w:rPr>
-              <w:t>(</w:t>
-            </w:r>
-            <w:proofErr w:type="spellStart"/>
-            <w:r>
-              <w:rPr>
-                <w:rFonts w:ascii="Times New Roman" w:eastAsia="Times New Roman" w:hAnsi="Times New Roman" w:cs="Times New Roman"/>
-              </w:rPr>
-              <w:t>data_clean</w:t>
-            </w:r>
-            <w:proofErr w:type="spellEnd"/>
-            <w:r>
-              <w:rPr>
-                <w:rFonts w:ascii="Times New Roman" w:eastAsia="Times New Roman" w:hAnsi="Times New Roman" w:cs="Times New Roman"/>
-              </w:rPr>
-              <w:t xml:space="preserve">, </w:t>
-            </w:r>
-            <w:proofErr w:type="spellStart"/>
-            <w:r>
-              <w:rPr>
-                <w:rFonts w:ascii="Times New Roman" w:eastAsia="Times New Roman" w:hAnsi="Times New Roman" w:cs="Times New Roman"/>
-              </w:rPr>
-              <w:t>aes</w:t>
-            </w:r>
-            <w:proofErr w:type="spellEnd"/>
-            <w:r>
-              <w:rPr>
-                <w:rFonts w:ascii="Times New Roman" w:eastAsia="Times New Roman" w:hAnsi="Times New Roman" w:cs="Times New Roman"/>
-              </w:rPr>
-              <w:t xml:space="preserve">(x = </w:t>
-            </w:r>
-            <w:proofErr w:type="spellStart"/>
-            <w:r>
-              <w:rPr>
-                <w:rFonts w:ascii="Times New Roman" w:eastAsia="Times New Roman" w:hAnsi="Times New Roman" w:cs="Times New Roman"/>
-              </w:rPr>
-              <w:t>Life_Expectancy</w:t>
-            </w:r>
-            <w:proofErr w:type="spellEnd"/>
-            <w:r>
-              <w:rPr>
-                <w:rFonts w:ascii="Times New Roman" w:eastAsia="Times New Roman" w:hAnsi="Times New Roman" w:cs="Times New Roman"/>
-              </w:rPr>
-              <w:t xml:space="preserve">, y = </w:t>
-            </w:r>
-            <w:proofErr w:type="spellStart"/>
-            <w:r>
-              <w:rPr>
-                <w:rFonts w:ascii="Times New Roman" w:eastAsia="Times New Roman" w:hAnsi="Times New Roman" w:cs="Times New Roman"/>
-              </w:rPr>
-              <w:t>Alcohol_Consumption</w:t>
-            </w:r>
-            <w:proofErr w:type="spellEnd"/>
-            <w:r>
-              <w:rPr>
-                <w:rFonts w:ascii="Times New Roman" w:eastAsia="Times New Roman" w:hAnsi="Times New Roman" w:cs="Times New Roman"/>
-              </w:rPr>
-              <w:t>)) +</w:t>
-            </w:r>
-          </w:p>
-          <w:p>
-            <w:pPr>
-              <w:rPr>
-                <w:rFonts w:ascii="Times New Roman" w:eastAsia="Times New Roman" w:hAnsi="Times New Roman" w:cs="Times New Roman"/>
-              </w:rPr>
-            </w:pPr>
-            <w:r>
-              <w:rPr>
-                <w:rFonts w:ascii="Times New Roman" w:eastAsia="Times New Roman" w:hAnsi="Times New Roman" w:cs="Times New Roman"/>
-              </w:rPr>
-              <w:t xml:space="preserve">  </w:t>
-            </w:r>
-            <w:proofErr w:type="spellStart"/>
-            <w:r>
-              <w:rPr>
-                <w:rFonts w:ascii="Times New Roman" w:eastAsia="Times New Roman" w:hAnsi="Times New Roman" w:cs="Times New Roman"/>
-              </w:rPr>
-              <w:t>geom_point</w:t>
-            </w:r>
-            <w:proofErr w:type="spellEnd"/>
-            <w:r>
-              <w:rPr>
-                <w:rFonts w:ascii="Times New Roman" w:eastAsia="Times New Roman" w:hAnsi="Times New Roman" w:cs="Times New Roman"/>
-              </w:rPr>
-              <w:t xml:space="preserve">(alpha = 0.6, size = 3, </w:t>
-            </w:r>
-            <w:proofErr w:type="spellStart"/>
-            <w:r>
-              <w:rPr>
-                <w:rFonts w:ascii="Times New Roman" w:eastAsia="Times New Roman" w:hAnsi="Times New Roman" w:cs="Times New Roman"/>
-              </w:rPr>
-              <w:t>color</w:t>
-            </w:r>
-            <w:proofErr w:type="spellEnd"/>
-            <w:r>
-              <w:rPr>
-                <w:rFonts w:ascii="Times New Roman" w:eastAsia="Times New Roman" w:hAnsi="Times New Roman" w:cs="Times New Roman"/>
-              </w:rPr>
-              <w:t xml:space="preserve"> = "</w:t>
-            </w:r>
-            <w:proofErr w:type="spellStart"/>
-            <w:r>
-              <w:rPr>
-                <w:rFonts w:ascii="Times New Roman" w:eastAsia="Times New Roman" w:hAnsi="Times New Roman" w:cs="Times New Roman"/>
-              </w:rPr>
-              <w:t>darkblue</w:t>
-            </w:r>
-            <w:proofErr w:type="spellEnd"/>
-            <w:r>
-              <w:rPr>
-                <w:rFonts w:ascii="Times New Roman" w:eastAsia="Times New Roman" w:hAnsi="Times New Roman" w:cs="Times New Roman"/>
-              </w:rPr>
-              <w:t>") +</w:t>
-            </w:r>
-          </w:p>
-          <w:p>
-            <w:pPr>
-              <w:rPr>
-                <w:rFonts w:ascii="Times New Roman" w:eastAsia="Times New Roman" w:hAnsi="Times New Roman" w:cs="Times New Roman"/>
-              </w:rPr>
-            </w:pPr>
-            <w:r>
-              <w:rPr>
-                <w:rFonts w:ascii="Times New Roman" w:eastAsia="Times New Roman" w:hAnsi="Times New Roman" w:cs="Times New Roman"/>
-              </w:rPr>
-              <w:t xml:space="preserve">  </w:t>
-            </w:r>
-            <w:proofErr w:type="spellStart"/>
-            <w:r>
-              <w:rPr>
-                <w:rFonts w:ascii="Times New Roman" w:eastAsia="Times New Roman" w:hAnsi="Times New Roman" w:cs="Times New Roman"/>
-              </w:rPr>
-              <w:t>geom_smooth</w:t>
-            </w:r>
-            <w:proofErr w:type="spellEnd"/>
-            <w:r>
-              <w:rPr>
-                <w:rFonts w:ascii="Times New Roman" w:eastAsia="Times New Roman" w:hAnsi="Times New Roman" w:cs="Times New Roman"/>
-              </w:rPr>
-              <w:t>(method = "</w:t>
-            </w:r>
-            <w:proofErr w:type="spellStart"/>
-            <w:r>
-              <w:rPr>
-                <w:rFonts w:ascii="Times New Roman" w:eastAsia="Times New Roman" w:hAnsi="Times New Roman" w:cs="Times New Roman"/>
-              </w:rPr>
-              <w:t>lm</w:t>
-            </w:r>
-            <w:proofErr w:type="spellEnd"/>
-            <w:r>
-              <w:rPr>
-                <w:rFonts w:ascii="Times New Roman" w:eastAsia="Times New Roman" w:hAnsi="Times New Roman" w:cs="Times New Roman"/>
-              </w:rPr>
-              <w:t xml:space="preserve">", se = TRUE, </w:t>
-            </w:r>
-            <w:proofErr w:type="spellStart"/>
-            <w:r>
-              <w:rPr>
-                <w:rFonts w:ascii="Times New Roman" w:eastAsia="Times New Roman" w:hAnsi="Times New Roman" w:cs="Times New Roman"/>
-              </w:rPr>
-              <w:t>color</w:t>
-            </w:r>
-            <w:proofErr w:type="spellEnd"/>
-            <w:r>
-              <w:rPr>
-                <w:rFonts w:ascii="Times New Roman" w:eastAsia="Times New Roman" w:hAnsi="Times New Roman" w:cs="Times New Roman"/>
-              </w:rPr>
-              <w:t xml:space="preserve"> = "red", linewidth = 1) +</w:t>
-            </w:r>
-          </w:p>
-          <w:p>
-            <w:pPr>
-              <w:rPr>
-                <w:rFonts w:ascii="Times New Roman" w:eastAsia="Times New Roman" w:hAnsi="Times New Roman" w:cs="Times New Roman"/>
-              </w:rPr>
-            </w:pPr>
-            <w:r>
-              <w:rPr>
-                <w:rFonts w:ascii="Times New Roman" w:eastAsia="Times New Roman" w:hAnsi="Times New Roman" w:cs="Times New Roman"/>
-              </w:rPr>
-              <w:t xml:space="preserve">  labs(title = "Life Expectancy vs Alcohol Consumption",</w:t>
-            </w:r>
-          </w:p>
-          <w:p>
-            <w:pPr>
-              <w:rPr>
-                <w:rFonts w:ascii="Times New Roman" w:eastAsia="Times New Roman" w:hAnsi="Times New Roman" w:cs="Times New Roman"/>
-              </w:rPr>
-            </w:pPr>
-            <w:r>
-              <w:rPr>
-                <w:rFonts w:ascii="Times New Roman" w:eastAsia="Times New Roman" w:hAnsi="Times New Roman" w:cs="Times New Roman"/>
-              </w:rPr>
-              <w:t xml:space="preserve">       x = "Life Expectancy",</w:t>
-            </w:r>
-          </w:p>
-          <w:p>
-            <w:pPr>
-              <w:rPr>
-                <w:rFonts w:ascii="Times New Roman" w:eastAsia="Times New Roman" w:hAnsi="Times New Roman" w:cs="Times New Roman"/>
-              </w:rPr>
-            </w:pPr>
-            <w:r>
-              <w:rPr>
-                <w:rFonts w:ascii="Times New Roman" w:eastAsia="Times New Roman" w:hAnsi="Times New Roman" w:cs="Times New Roman"/>
-              </w:rPr>
-              <w:t xml:space="preserve">       y = "Alcohol Consumption") +</w:t>
-            </w:r>
-          </w:p>
-          <w:p>
-            <w:pPr>
-              <w:rPr>
-                <w:rFonts w:ascii="Times New Roman" w:eastAsia="Times New Roman" w:hAnsi="Times New Roman" w:cs="Times New Roman"/>
-              </w:rPr>
-            </w:pPr>
-            <w:r>
-              <w:rPr>
-                <w:rFonts w:ascii="Times New Roman" w:eastAsia="Times New Roman" w:hAnsi="Times New Roman" w:cs="Times New Roman"/>
-              </w:rPr>
-              <w:t xml:space="preserve">  </w:t>
-            </w:r>
-            <w:proofErr w:type="spellStart"/>
-            <w:r>
-              <w:rPr>
-                <w:rFonts w:ascii="Times New Roman" w:eastAsia="Times New Roman" w:hAnsi="Times New Roman" w:cs="Times New Roman"/>
-              </w:rPr>
-              <w:t>theme_minimal</w:t>
-            </w:r>
-            <w:proofErr w:type="spellEnd"/>
-            <w:r>
-              <w:rPr>
-                <w:rFonts w:ascii="Times New Roman" w:eastAsia="Times New Roman" w:hAnsi="Times New Roman" w:cs="Times New Roman"/>
-              </w:rPr>
-              <w:t>() +</w:t>
-            </w:r>
-          </w:p>
-          <w:p>
-            <w:pPr>
-              <w:rPr>
-                <w:rFonts w:ascii="Times New Roman" w:eastAsia="Times New Roman" w:hAnsi="Times New Roman" w:cs="Times New Roman"/>
-              </w:rPr>
-            </w:pPr>
-            <w:r>
-              <w:rPr>
-                <w:rFonts w:ascii="Times New Roman" w:eastAsia="Times New Roman" w:hAnsi="Times New Roman" w:cs="Times New Roman"/>
-              </w:rPr>
-              <w:t xml:space="preserve">  theme(</w:t>
-            </w:r>
-            <w:proofErr w:type="spellStart"/>
-            <w:r>
-              <w:rPr>
-                <w:rFonts w:ascii="Times New Roman" w:eastAsia="Times New Roman" w:hAnsi="Times New Roman" w:cs="Times New Roman"/>
-              </w:rPr>
-              <w:t>plot.title</w:t>
-            </w:r>
-            <w:proofErr w:type="spellEnd"/>
-            <w:r>
-              <w:rPr>
-                <w:rFonts w:ascii="Times New Roman" w:eastAsia="Times New Roman" w:hAnsi="Times New Roman" w:cs="Times New Roman"/>
-              </w:rPr>
-              <w:t xml:space="preserve"> = </w:t>
-            </w:r>
-            <w:proofErr w:type="spellStart"/>
-            <w:r>
-              <w:rPr>
-                <w:rFonts w:ascii="Times New Roman" w:eastAsia="Times New Roman" w:hAnsi="Times New Roman" w:cs="Times New Roman"/>
-              </w:rPr>
-              <w:t>element_text</w:t>
-            </w:r>
-            <w:proofErr w:type="spellEnd"/>
-            <w:r>
-              <w:rPr>
-                <w:rFonts w:ascii="Times New Roman" w:eastAsia="Times New Roman" w:hAnsi="Times New Roman" w:cs="Times New Roman"/>
-              </w:rPr>
-              <w:t>(</w:t>
-            </w:r>
-            <w:proofErr w:type="spellStart"/>
-            <w:r>
-              <w:rPr>
-                <w:rFonts w:ascii="Times New Roman" w:eastAsia="Times New Roman" w:hAnsi="Times New Roman" w:cs="Times New Roman"/>
-              </w:rPr>
-              <w:t>hjust</w:t>
-            </w:r>
-            <w:proofErr w:type="spellEnd"/>
-            <w:r>
-              <w:rPr>
-                <w:rFonts w:ascii="Times New Roman" w:eastAsia="Times New Roman" w:hAnsi="Times New Roman" w:cs="Times New Roman"/>
-              </w:rPr>
-              <w:t xml:space="preserve"> = 0.5, face = "bold"))</w:t>
-            </w:r>
-          </w:p>
-          <w:p>
-            <w:pPr>
-              <w:rPr>
-                <w:rFonts w:ascii="Times New Roman" w:eastAsia="Times New Roman" w:hAnsi="Times New Roman" w:cs="Times New Roman"/>
-              </w:rPr>
-            </w:pPr>
-          </w:p>
-          <w:p>
-            <w:pPr>
-              <w:rPr>
-                <w:rFonts w:ascii="Times New Roman" w:eastAsia="Times New Roman" w:hAnsi="Times New Roman" w:cs="Times New Roman"/>
-              </w:rPr>
-            </w:pPr>
-            <w:r>
-              <w:rPr>
-                <w:rFonts w:ascii="Times New Roman" w:eastAsia="Times New Roman" w:hAnsi="Times New Roman" w:cs="Times New Roman"/>
-              </w:rPr>
-              <w:t>print(</w:t>
-            </w:r>
-            <w:proofErr w:type="spellStart"/>
-            <w:r>
-              <w:rPr>
-                <w:rFonts w:ascii="Times New Roman" w:eastAsia="Times New Roman" w:hAnsi="Times New Roman" w:cs="Times New Roman"/>
-              </w:rPr>
-              <w:t>scatter_plot</w:t>
-            </w:r>
-            <w:proofErr w:type="spellEnd"/>
-            <w:r>
-              <w:rPr>
-                <w:rFonts w:ascii="Times New Roman" w:eastAsia="Times New Roman" w:hAnsi="Times New Roman" w:cs="Times New Roman"/>
-              </w:rPr>
-              <w:t>)</w:t>
-            </w:r>
-          </w:p>
-          <w:p>
-            <w:pPr>
-              <w:rPr>
-                <w:rFonts w:ascii="Times New Roman" w:eastAsia="Times New Roman" w:hAnsi="Times New Roman" w:cs="Times New Roman"/>
-              </w:rPr>
-            </w:pPr>
-          </w:p>
-          <w:p>
-            <w:pPr>
-              <w:rPr>
-                <w:rFonts w:ascii="Times New Roman" w:eastAsia="Times New Roman" w:hAnsi="Times New Roman" w:cs="Times New Roman"/>
-              </w:rPr>
-            </w:pPr>
-            <w:r>
-              <w:rPr>
-                <w:rFonts w:ascii="Times New Roman" w:eastAsia="Times New Roman" w:hAnsi="Times New Roman" w:cs="Times New Roman"/>
-              </w:rPr>
-              <w:t xml:space="preserve"># Histogram for Alcohol Consumption </w:t>
-            </w:r>
-          </w:p>
-          <w:p>
-            <w:pPr>
-              <w:rPr>
-                <w:rFonts w:ascii="Times New Roman" w:eastAsia="Times New Roman" w:hAnsi="Times New Roman" w:cs="Times New Roman"/>
-              </w:rPr>
-            </w:pPr>
-            <w:r>
-              <w:rPr>
-                <w:rFonts w:ascii="Times New Roman" w:eastAsia="Times New Roman" w:hAnsi="Times New Roman" w:cs="Times New Roman"/>
-              </w:rPr>
-              <w:t>hist(</w:t>
-            </w:r>
-            <w:proofErr w:type="spellStart"/>
-            <w:r>
-              <w:rPr>
-                <w:rFonts w:ascii="Times New Roman" w:eastAsia="Times New Roman" w:hAnsi="Times New Roman" w:cs="Times New Roman"/>
-              </w:rPr>
-              <w:t>data_clean$Alcohol_Consumption</w:t>
-            </w:r>
-            <w:proofErr w:type="spellEnd"/>
-            <w:r>
-              <w:rPr>
-                <w:rFonts w:ascii="Times New Roman" w:eastAsia="Times New Roman" w:hAnsi="Times New Roman" w:cs="Times New Roman"/>
-              </w:rPr>
-              <w:t>,</w:t>
-            </w:r>
-          </w:p>
-          <w:p>
-            <w:pPr>
-              <w:rPr>
-                <w:rFonts w:ascii="Times New Roman" w:eastAsia="Times New Roman" w:hAnsi="Times New Roman" w:cs="Times New Roman"/>
-              </w:rPr>
-            </w:pPr>
-            <w:r>
-              <w:rPr>
-                <w:rFonts w:ascii="Times New Roman" w:eastAsia="Times New Roman" w:hAnsi="Times New Roman" w:cs="Times New Roman"/>
-              </w:rPr>
-              <w:t xml:space="preserve">     main = "Distribution of Alcohol Consumption",</w:t>
-            </w:r>
-          </w:p>
-          <w:p>
-            <w:pPr>
-              <w:rPr>
-                <w:rFonts w:ascii="Times New Roman" w:eastAsia="Times New Roman" w:hAnsi="Times New Roman" w:cs="Times New Roman"/>
-              </w:rPr>
-            </w:pPr>
-            <w:r>
-              <w:rPr>
-                <w:rFonts w:ascii="Times New Roman" w:eastAsia="Times New Roman" w:hAnsi="Times New Roman" w:cs="Times New Roman"/>
-              </w:rPr>
-              <w:t xml:space="preserve">     </w:t>
-            </w:r>
-            <w:proofErr w:type="spellStart"/>
-            <w:r>
-              <w:rPr>
-                <w:rFonts w:ascii="Times New Roman" w:eastAsia="Times New Roman" w:hAnsi="Times New Roman" w:cs="Times New Roman"/>
-              </w:rPr>
-              <w:t>xlab</w:t>
-            </w:r>
-            <w:proofErr w:type="spellEnd"/>
-            <w:r>
-              <w:rPr>
-                <w:rFonts w:ascii="Times New Roman" w:eastAsia="Times New Roman" w:hAnsi="Times New Roman" w:cs="Times New Roman"/>
-              </w:rPr>
-              <w:t xml:space="preserve"> = "Alcohol Consumption",</w:t>
-            </w:r>
-          </w:p>
-          <w:p>
-            <w:pPr>
-              <w:rPr>
-                <w:rFonts w:ascii="Times New Roman" w:eastAsia="Times New Roman" w:hAnsi="Times New Roman" w:cs="Times New Roman"/>
-              </w:rPr>
-            </w:pPr>
-            <w:r>
-              <w:rPr>
-                <w:rFonts w:ascii="Times New Roman" w:eastAsia="Times New Roman" w:hAnsi="Times New Roman" w:cs="Times New Roman"/>
-              </w:rPr>
-              <w:t xml:space="preserve">     </w:t>
-            </w:r>
-            <w:proofErr w:type="spellStart"/>
-            <w:r>
-              <w:rPr>
-                <w:rFonts w:ascii="Times New Roman" w:eastAsia="Times New Roman" w:hAnsi="Times New Roman" w:cs="Times New Roman"/>
-              </w:rPr>
-              <w:t>ylab</w:t>
-            </w:r>
-            <w:proofErr w:type="spellEnd"/>
-            <w:r>
-              <w:rPr>
-                <w:rFonts w:ascii="Times New Roman" w:eastAsia="Times New Roman" w:hAnsi="Times New Roman" w:cs="Times New Roman"/>
-              </w:rPr>
-              <w:t xml:space="preserve"> = "Density",</w:t>
-            </w:r>
-          </w:p>
-          <w:p>
-            <w:pPr>
-              <w:rPr>
-                <w:rFonts w:ascii="Times New Roman" w:eastAsia="Times New Roman" w:hAnsi="Times New Roman" w:cs="Times New Roman"/>
-              </w:rPr>
-            </w:pPr>
-            <w:r>
-              <w:rPr>
-                <w:rFonts w:ascii="Times New Roman" w:eastAsia="Times New Roman" w:hAnsi="Times New Roman" w:cs="Times New Roman"/>
-              </w:rPr>
-              <w:t xml:space="preserve">     col = "</w:t>
-            </w:r>
-            <w:proofErr w:type="spellStart"/>
-            <w:r>
-              <w:rPr>
-                <w:rFonts w:ascii="Times New Roman" w:eastAsia="Times New Roman" w:hAnsi="Times New Roman" w:cs="Times New Roman"/>
-              </w:rPr>
-              <w:t>lightblue</w:t>
-            </w:r>
-            <w:proofErr w:type="spellEnd"/>
-            <w:r>
-              <w:rPr>
-                <w:rFonts w:ascii="Times New Roman" w:eastAsia="Times New Roman" w:hAnsi="Times New Roman" w:cs="Times New Roman"/>
-              </w:rPr>
-              <w:t>",</w:t>
-            </w:r>
-          </w:p>
-          <w:p>
-            <w:pPr>
-              <w:rPr>
-                <w:rFonts w:ascii="Times New Roman" w:eastAsia="Times New Roman" w:hAnsi="Times New Roman" w:cs="Times New Roman"/>
-              </w:rPr>
-            </w:pPr>
-            <w:r>
-              <w:rPr>
-                <w:rFonts w:ascii="Times New Roman" w:eastAsia="Times New Roman" w:hAnsi="Times New Roman" w:cs="Times New Roman"/>
-              </w:rPr>
               <w:t xml:space="preserve">     border = "white",</w:t>
             </w:r>
           </w:p>
@@ -10807,7 +10686,6 @@
               <w:rPr>
                 <w:rFonts w:ascii="Times New Roman" w:eastAsia="Times New Roman" w:hAnsi="Times New Roman" w:cs="Times New Roman"/>
               </w:rPr>
-              <w:lastRenderedPageBreak/>
               <w:t xml:space="preserve">     breaks = 15,</w:t>
             </w:r>
           </w:p>
@@ -11648,15 +11526,6 @@
         </w:tc>
       </w:tr>
     </w:tbl>
-    <w:p>
-      <w:pPr>
-        <w:rPr>
-          <w:rFonts w:ascii="Times New Roman" w:eastAsia="Times New Roman" w:hAnsi="Times New Roman" w:cs="Times New Roman"/>
-          <w:b/>
-          <w:bCs/>
-        </w:rPr>
-      </w:pPr>
-    </w:p>
     <w:p>
       <w:pPr>
         <w:rPr>
@@ -14363,7 +14232,7 @@
   <w:abstractNum w:abstractNumId="0" w15:restartNumberingAfterBreak="0">
     <w:nsid w:val="0619E8FD"/>
     <w:multiLevelType w:val="multilevel"/>
-    <w:tmpl w:val="DE227848"/>
+    <w:tmpl w:val="4612936A"/>
     <w:lvl w:ilvl="0">
       <w:start w:val="1"/>
       <w:numFmt w:val="decimal"/>
@@ -14384,6 +14253,10 @@
       <w:pPr>
         <w:ind w:left="1440" w:hanging="360"/>
       </w:pPr>
+      <w:rPr>
+        <w:i w:val="0"/>
+        <w:iCs w:val="0"/>
+      </w:rPr>
     </w:lvl>
     <w:lvl w:ilvl="2">
       <w:start w:val="1"/>

--- a/7COM1079_Final report_A168.docx
+++ b/7COM1079_Final report_A168.docx
@@ -1,6 +1,6 @@
 
 <file path=word/document.xml><?xml version="1.0" encoding="utf-8"?>
-<w:document xmlns:wpc="http://schemas.microsoft.com/office/word/2010/wordprocessingCanvas" xmlns:cx="http://schemas.microsoft.com/office/drawing/2014/chartex" xmlns:cx1="http://schemas.microsoft.com/office/drawing/2015/9/8/chartex" xmlns:cx2="http://schemas.microsoft.com/office/drawing/2015/10/21/chartex" xmlns:cx3="http://schemas.microsoft.com/office/drawing/2016/5/9/chartex" xmlns:cx4="http://schemas.microsoft.com/office/drawing/2016/5/10/chartex" xmlns:cx5="http://schemas.microsoft.com/office/drawing/2016/5/11/chartex" xmlns:cx6="http://schemas.microsoft.com/office/drawing/2016/5/12/chartex" xmlns:cx7="http://schemas.microsoft.com/office/drawing/2016/5/13/chartex" xmlns:cx8="http://schemas.microsoft.com/office/drawing/2016/5/14/chartex" xmlns:mc="http://schemas.openxmlformats.org/markup-compatibility/2006" xmlns:aink="http://schemas.microsoft.com/office/drawing/2016/ink" xmlns:am3d="http://schemas.microsoft.com/office/drawing/2017/model3d" xmlns:o="urn:schemas-microsoft-com:office:office" xmlns:oel="http://schemas.microsoft.com/office/2019/extlst" xmlns:r="http://schemas.openxmlformats.org/officeDocument/2006/relationships" xmlns:m="http://schemas.openxmlformats.org/officeDocument/2006/math" xmlns:v="urn:schemas-microsoft-com:vml" xmlns:wp14="http://schemas.microsoft.com/office/word/2010/wordprocessingDrawing" xmlns:wp="http://schemas.openxmlformats.org/drawingml/2006/wordprocessingDrawing" xmlns:w10="urn:schemas-microsoft-com:office:word" xmlns:w="http://schemas.openxmlformats.org/wordprocessingml/2006/main" xmlns:w14="http://schemas.microsoft.com/office/word/2010/wordml" xmlns:w15="http://schemas.microsoft.com/office/word/2012/wordml" xmlns:w16cex="http://schemas.microsoft.com/office/word/2018/wordml/cex" xmlns:w16cid="http://schemas.microsoft.com/office/word/2016/wordml/cid" xmlns:w16="http://schemas.microsoft.com/office/word/2018/wordml" xmlns:w16du="http://schemas.microsoft.com/office/word/2023/wordml/word16du" xmlns:w16sdtdh="http://schemas.microsoft.com/office/word/2020/wordml/sdtdatahash" xmlns:w16sdtfl="http://schemas.microsoft.com/office/word/2024/wordml/sdtformatlock" xmlns:w16se="http://schemas.microsoft.com/office/word/2015/wordml/symex" xmlns:wpg="http://schemas.microsoft.com/office/word/2010/wordprocessingGroup" xmlns:wpi="http://schemas.microsoft.com/office/word/2010/wordprocessingInk" xmlns:wne="http://schemas.microsoft.com/office/word/2006/wordml" xmlns:wps="http://schemas.microsoft.com/office/word/2010/wordprocessingShape" mc:Ignorable="w14 w15 w16se w16cid w16 w16cex w16sdtdh w16sdtfl w16du wp14">
+<w:document xmlns:wpc="http://schemas.microsoft.com/office/word/2010/wordprocessingCanvas" xmlns:cx="http://schemas.microsoft.com/office/drawing/2014/chartex" xmlns:cx1="http://schemas.microsoft.com/office/drawing/2015/9/8/chartex" xmlns:cx2="http://schemas.microsoft.com/office/drawing/2015/10/21/chartex" xmlns:cx3="http://schemas.microsoft.com/office/drawing/2016/5/9/chartex" xmlns:cx4="http://schemas.microsoft.com/office/drawing/2016/5/10/chartex" xmlns:cx5="http://schemas.microsoft.com/office/drawing/2016/5/11/chartex" xmlns:cx6="http://schemas.microsoft.com/office/drawing/2016/5/12/chartex" xmlns:cx7="http://schemas.microsoft.com/office/drawing/2016/5/13/chartex" xmlns:cx8="http://schemas.microsoft.com/office/drawing/2016/5/14/chartex" xmlns:mc="http://schemas.openxmlformats.org/markup-compatibility/2006" xmlns:aink="http://schemas.microsoft.com/office/drawing/2016/ink" xmlns:am3d="http://schemas.microsoft.com/office/drawing/2017/model3d" xmlns:o="urn:schemas-microsoft-com:office:office" xmlns:oel="http://schemas.microsoft.com/office/2019/extlst" xmlns:r="http://schemas.openxmlformats.org/officeDocument/2006/relationships" xmlns:m="http://schemas.openxmlformats.org/officeDocument/2006/math" xmlns:v="urn:schemas-microsoft-com:vml" xmlns:wp14="http://schemas.microsoft.com/office/word/2010/wordprocessingDrawing" xmlns:wp="http://schemas.openxmlformats.org/drawingml/2006/wordprocessingDrawing" xmlns:w10="urn:schemas-microsoft-com:office:word" xmlns:w="http://schemas.openxmlformats.org/wordprocessingml/2006/main" xmlns:w14="http://schemas.microsoft.com/office/word/2010/wordml" xmlns:w15="http://schemas.microsoft.com/office/word/2012/wordml" xmlns:w16cex="http://schemas.microsoft.com/office/word/2018/wordml/cex" xmlns:w16cid="http://schemas.microsoft.com/office/word/2016/wordml/cid" xmlns:w16="http://schemas.microsoft.com/office/word/2018/wordml" xmlns:w16sdtdh="http://schemas.microsoft.com/office/word/2020/wordml/sdtdatahash" xmlns:w16se="http://schemas.microsoft.com/office/word/2015/wordml/symex" xmlns:wpg="http://schemas.microsoft.com/office/word/2010/wordprocessingGroup" xmlns:wpi="http://schemas.microsoft.com/office/word/2010/wordprocessingInk" xmlns:wne="http://schemas.microsoft.com/office/word/2006/wordml" xmlns:wps="http://schemas.microsoft.com/office/word/2010/wordprocessingShape" mc:Ignorable="w14 w15 w16se w16cid w16 w16cex w16sdtdh wp14">
   <w:body>
     <w:p>
       <w:pPr>
@@ -231,12 +231,21 @@
         </w:rPr>
         <w:t xml:space="preserve">  </w:t>
       </w:r>
+      <w:proofErr w:type="spellStart"/>
       <w:r>
         <w:rPr>
           <w:rFonts w:ascii="Times New Roman" w:eastAsia="Times New Roman" w:hAnsi="Times New Roman" w:cs="Times New Roman"/>
           <w:iCs/>
         </w:rPr>
-        <w:t xml:space="preserve">Tarun </w:t>
+        <w:t>Tarun</w:t>
+      </w:r>
+      <w:proofErr w:type="spellEnd"/>
+      <w:r>
+        <w:rPr>
+          <w:rFonts w:ascii="Times New Roman" w:eastAsia="Times New Roman" w:hAnsi="Times New Roman" w:cs="Times New Roman"/>
+          <w:iCs/>
+        </w:rPr>
+        <w:t xml:space="preserve"> </w:t>
       </w:r>
       <w:proofErr w:type="spellStart"/>
       <w:r>
@@ -321,12 +330,21 @@
         </w:rPr>
         <w:t xml:space="preserve">  </w:t>
       </w:r>
+      <w:proofErr w:type="spellStart"/>
       <w:r>
         <w:rPr>
           <w:rFonts w:ascii="Times New Roman" w:eastAsia="Times New Roman" w:hAnsi="Times New Roman" w:cs="Times New Roman"/>
           <w:iCs/>
         </w:rPr>
-        <w:t xml:space="preserve">Venumadhav </w:t>
+        <w:t>Venumadhav</w:t>
+      </w:r>
+      <w:proofErr w:type="spellEnd"/>
+      <w:r>
+        <w:rPr>
+          <w:rFonts w:ascii="Times New Roman" w:eastAsia="Times New Roman" w:hAnsi="Times New Roman" w:cs="Times New Roman"/>
+          <w:iCs/>
+        </w:rPr>
+        <w:t xml:space="preserve"> </w:t>
       </w:r>
       <w:proofErr w:type="spellStart"/>
       <w:r>
@@ -940,12 +958,14 @@
         </w:rPr>
         <w:t xml:space="preserve">Why RQ is of interest (research gap and future directions according to </w:t>
       </w:r>
+      <w:proofErr w:type="gramStart"/>
       <w:r>
         <w:rPr>
           <w:rFonts w:ascii="Times New Roman" w:eastAsia="Times New Roman" w:hAnsi="Times New Roman" w:cs="Times New Roman"/>
         </w:rPr>
         <w:t>the  3</w:t>
       </w:r>
+      <w:proofErr w:type="gramEnd"/>
       <w:r>
         <w:rPr>
           <w:rFonts w:ascii="Times New Roman" w:eastAsia="Times New Roman" w:hAnsi="Times New Roman" w:cs="Times New Roman"/>
@@ -4726,7 +4746,7 @@
                 <w:lang w:val="en-IN" w:eastAsia="ko-KR"/>
                 <w14:ligatures w14:val="none"/>
               </w:rPr>
-              <w:t xml:space="preserve">&gt; p_value &lt;- </w:t>
+              <w:t xml:space="preserve">&gt; </w:t>
             </w:r>
             <w:proofErr w:type="spellStart"/>
             <w:r>
@@ -4736,20 +4756,19 @@
                 <w:lang w:val="en-IN" w:eastAsia="ko-KR"/>
                 <w14:ligatures w14:val="none"/>
               </w:rPr>
-              <w:t>spearman_test$p.value</w:t>
-            </w:r>
-            <w:proofErr w:type="spellEnd"/>
-          </w:p>
-          <w:p>
-            <w:pPr>
-              <w:jc w:val="both"/>
+              <w:t>p_value</w:t>
+            </w:r>
+            <w:proofErr w:type="spellEnd"/>
+            <w:r>
               <w:rPr>
                 <w:rFonts w:ascii="Times New Roman" w:eastAsia="Times New Roman" w:hAnsi="Times New Roman" w:cs="Times New Roman"/>
                 <w:kern w:val="0"/>
                 <w:lang w:val="en-IN" w:eastAsia="ko-KR"/>
                 <w14:ligatures w14:val="none"/>
               </w:rPr>
-            </w:pPr>
+              <w:t xml:space="preserve"> &lt;- </w:t>
+            </w:r>
+            <w:proofErr w:type="spellStart"/>
             <w:r>
               <w:rPr>
                 <w:rFonts w:ascii="Times New Roman" w:eastAsia="Times New Roman" w:hAnsi="Times New Roman" w:cs="Times New Roman"/>
@@ -4757,8 +4776,9 @@
                 <w:lang w:val="en-IN" w:eastAsia="ko-KR"/>
                 <w14:ligatures w14:val="none"/>
               </w:rPr>
-              <w:t>&gt; confidence_interval &lt;- spearman_test$conf.int  # Spearman CI appears only in newer R versions</w:t>
-            </w:r>
+              <w:t>spearman_test$p.value</w:t>
+            </w:r>
+            <w:proofErr w:type="spellEnd"/>
           </w:p>
           <w:p>
             <w:pPr>
@@ -4777,19 +4797,19 @@
                 <w:lang w:val="en-IN" w:eastAsia="ko-KR"/>
                 <w14:ligatures w14:val="none"/>
               </w:rPr>
-              <w:t xml:space="preserve">&gt; </w:t>
-            </w:r>
-            <w:proofErr w:type="spellStart"/>
-            <w:r>
+              <w:t>&gt; confidence_interval &lt;- spearman_test$conf.int  # Spearman CI appears only in newer R versions</w:t>
+            </w:r>
+          </w:p>
+          <w:p>
+            <w:pPr>
+              <w:jc w:val="both"/>
               <w:rPr>
                 <w:rFonts w:ascii="Times New Roman" w:eastAsia="Times New Roman" w:hAnsi="Times New Roman" w:cs="Times New Roman"/>
                 <w:kern w:val="0"/>
                 <w:lang w:val="en-IN" w:eastAsia="ko-KR"/>
                 <w14:ligatures w14:val="none"/>
               </w:rPr>
-              <w:t>sample_size</w:t>
-            </w:r>
-            <w:proofErr w:type="spellEnd"/>
+            </w:pPr>
             <w:r>
               <w:rPr>
                 <w:rFonts w:ascii="Times New Roman" w:eastAsia="Times New Roman" w:hAnsi="Times New Roman" w:cs="Times New Roman"/>
@@ -4797,19 +4817,19 @@
                 <w:lang w:val="en-IN" w:eastAsia="ko-KR"/>
                 <w14:ligatures w14:val="none"/>
               </w:rPr>
-              <w:t xml:space="preserve"> &lt;- nrow(data_clean)</w:t>
-            </w:r>
-          </w:p>
-          <w:p>
-            <w:pPr>
-              <w:jc w:val="both"/>
+              <w:t xml:space="preserve">&gt; </w:t>
+            </w:r>
+            <w:proofErr w:type="spellStart"/>
+            <w:r>
               <w:rPr>
                 <w:rFonts w:ascii="Times New Roman" w:eastAsia="Times New Roman" w:hAnsi="Times New Roman" w:cs="Times New Roman"/>
                 <w:kern w:val="0"/>
                 <w:lang w:val="en-IN" w:eastAsia="ko-KR"/>
                 <w14:ligatures w14:val="none"/>
               </w:rPr>
-            </w:pPr>
+              <w:t>sample_size</w:t>
+            </w:r>
+            <w:proofErr w:type="spellEnd"/>
             <w:r>
               <w:rPr>
                 <w:rFonts w:ascii="Times New Roman" w:eastAsia="Times New Roman" w:hAnsi="Times New Roman" w:cs="Times New Roman"/>
@@ -4817,19 +4837,19 @@
                 <w:lang w:val="en-IN" w:eastAsia="ko-KR"/>
                 <w14:ligatures w14:val="none"/>
               </w:rPr>
-              <w:t xml:space="preserve">&gt; </w:t>
-            </w:r>
-          </w:p>
-          <w:p>
-            <w:pPr>
-              <w:jc w:val="both"/>
+              <w:t xml:space="preserve"> &lt;- </w:t>
+            </w:r>
+            <w:proofErr w:type="spellStart"/>
+            <w:r>
               <w:rPr>
                 <w:rFonts w:ascii="Times New Roman" w:eastAsia="Times New Roman" w:hAnsi="Times New Roman" w:cs="Times New Roman"/>
                 <w:kern w:val="0"/>
                 <w:lang w:val="en-IN" w:eastAsia="ko-KR"/>
                 <w14:ligatures w14:val="none"/>
               </w:rPr>
-            </w:pPr>
+              <w:t>nrow</w:t>
+            </w:r>
+            <w:proofErr w:type="spellEnd"/>
             <w:r>
               <w:rPr>
                 <w:rFonts w:ascii="Times New Roman" w:eastAsia="Times New Roman" w:hAnsi="Times New Roman" w:cs="Times New Roman"/>
@@ -4837,60 +4857,59 @@
                 <w:lang w:val="en-IN" w:eastAsia="ko-KR"/>
                 <w14:ligatures w14:val="none"/>
               </w:rPr>
-              <w:t>&gt; cat("\n=== SPEARMAN CORRELATION ANALYSIS RESULTS ===\n")</w:t>
-            </w:r>
-          </w:p>
-          <w:p>
-            <w:pPr>
-              <w:jc w:val="both"/>
+              <w:t>(</w:t>
+            </w:r>
+            <w:proofErr w:type="spellStart"/>
+            <w:r>
               <w:rPr>
                 <w:rFonts w:ascii="Times New Roman" w:eastAsia="Times New Roman" w:hAnsi="Times New Roman" w:cs="Times New Roman"/>
                 <w:kern w:val="0"/>
                 <w:lang w:val="en-IN" w:eastAsia="ko-KR"/>
                 <w14:ligatures w14:val="none"/>
               </w:rPr>
-            </w:pPr>
-          </w:p>
-          <w:p>
-            <w:pPr>
-              <w:jc w:val="both"/>
+              <w:t>data_clean</w:t>
+            </w:r>
+            <w:proofErr w:type="spellEnd"/>
+            <w:r>
               <w:rPr>
                 <w:rFonts w:ascii="Times New Roman" w:eastAsia="Times New Roman" w:hAnsi="Times New Roman" w:cs="Times New Roman"/>
                 <w:kern w:val="0"/>
                 <w:lang w:val="en-IN" w:eastAsia="ko-KR"/>
                 <w14:ligatures w14:val="none"/>
               </w:rPr>
-            </w:pPr>
-            <w:r>
+              <w:t>)</w:t>
+            </w:r>
+          </w:p>
+          <w:p>
+            <w:pPr>
+              <w:jc w:val="both"/>
               <w:rPr>
                 <w:rFonts w:ascii="Times New Roman" w:eastAsia="Times New Roman" w:hAnsi="Times New Roman" w:cs="Times New Roman"/>
                 <w:kern w:val="0"/>
                 <w:lang w:val="en-IN" w:eastAsia="ko-KR"/>
                 <w14:ligatures w14:val="none"/>
               </w:rPr>
-              <w:t>=== SPEARMAN CORRELATION ANALYSIS RESULTS ===</w:t>
-            </w:r>
-          </w:p>
-          <w:p>
-            <w:pPr>
-              <w:jc w:val="both"/>
+            </w:pPr>
+            <w:r>
               <w:rPr>
                 <w:rFonts w:ascii="Times New Roman" w:eastAsia="Times New Roman" w:hAnsi="Times New Roman" w:cs="Times New Roman"/>
                 <w:kern w:val="0"/>
                 <w:lang w:val="en-IN" w:eastAsia="ko-KR"/>
                 <w14:ligatures w14:val="none"/>
               </w:rPr>
-            </w:pPr>
-            <w:r>
+              <w:t xml:space="preserve">&gt; </w:t>
+            </w:r>
+          </w:p>
+          <w:p>
+            <w:pPr>
+              <w:jc w:val="both"/>
               <w:rPr>
                 <w:rFonts w:ascii="Times New Roman" w:eastAsia="Times New Roman" w:hAnsi="Times New Roman" w:cs="Times New Roman"/>
                 <w:kern w:val="0"/>
                 <w:lang w:val="en-IN" w:eastAsia="ko-KR"/>
                 <w14:ligatures w14:val="none"/>
               </w:rPr>
-              <w:t xml:space="preserve">&gt; cat("Spearman Rank Correlation (rho):", </w:t>
-            </w:r>
-            <w:proofErr w:type="spellStart"/>
+            </w:pPr>
             <w:r>
               <w:rPr>
                 <w:rFonts w:ascii="Times New Roman" w:eastAsia="Times New Roman" w:hAnsi="Times New Roman" w:cs="Times New Roman"/>
@@ -4898,18 +4917,19 @@
                 <w:lang w:val="en-IN" w:eastAsia="ko-KR"/>
                 <w14:ligatures w14:val="none"/>
               </w:rPr>
-              <w:t>spearman_rho</w:t>
-            </w:r>
-            <w:proofErr w:type="spellEnd"/>
-            <w:r>
+              <w:t>&gt; cat("\n=== SPEARMAN CORRELATION ANALYSIS RESULTS ===\n")</w:t>
+            </w:r>
+          </w:p>
+          <w:p>
+            <w:pPr>
+              <w:jc w:val="both"/>
               <w:rPr>
                 <w:rFonts w:ascii="Times New Roman" w:eastAsia="Times New Roman" w:hAnsi="Times New Roman" w:cs="Times New Roman"/>
                 <w:kern w:val="0"/>
                 <w:lang w:val="en-IN" w:eastAsia="ko-KR"/>
                 <w14:ligatures w14:val="none"/>
               </w:rPr>
-              <w:t>, "\n")</w:t>
-            </w:r>
+            </w:pPr>
           </w:p>
           <w:p>
             <w:pPr>
@@ -4928,7 +4948,7 @@
                 <w:lang w:val="en-IN" w:eastAsia="ko-KR"/>
                 <w14:ligatures w14:val="none"/>
               </w:rPr>
-              <w:t xml:space="preserve">Spearman Rank Correlation (rho): 0.5071431 </w:t>
+              <w:t>=== SPEARMAN CORRELATION ANALYSIS RESULTS ===</w:t>
             </w:r>
           </w:p>
           <w:p>
@@ -4948,19 +4968,19 @@
                 <w:lang w:val="en-IN" w:eastAsia="ko-KR"/>
                 <w14:ligatures w14:val="none"/>
               </w:rPr>
-              <w:t>&gt; cat("P-value:", p_value, "\n")</w:t>
-            </w:r>
-          </w:p>
-          <w:p>
-            <w:pPr>
-              <w:jc w:val="both"/>
+              <w:t xml:space="preserve">&gt; cat("Spearman Rank Correlation (rho):", </w:t>
+            </w:r>
+            <w:proofErr w:type="spellStart"/>
+            <w:r>
               <w:rPr>
                 <w:rFonts w:ascii="Times New Roman" w:eastAsia="Times New Roman" w:hAnsi="Times New Roman" w:cs="Times New Roman"/>
                 <w:kern w:val="0"/>
                 <w:lang w:val="en-IN" w:eastAsia="ko-KR"/>
                 <w14:ligatures w14:val="none"/>
               </w:rPr>
-            </w:pPr>
+              <w:t>spearman_rho</w:t>
+            </w:r>
+            <w:proofErr w:type="spellEnd"/>
             <w:r>
               <w:rPr>
                 <w:rFonts w:ascii="Times New Roman" w:eastAsia="Times New Roman" w:hAnsi="Times New Roman" w:cs="Times New Roman"/>
@@ -4968,7 +4988,7 @@
                 <w:lang w:val="en-IN" w:eastAsia="ko-KR"/>
                 <w14:ligatures w14:val="none"/>
               </w:rPr>
-              <w:t xml:space="preserve">P-value: 2.675545e-12 </w:t>
+              <w:t>, "\n")</w:t>
             </w:r>
           </w:p>
           <w:p>
@@ -4988,7 +5008,7 @@
                 <w:lang w:val="en-IN" w:eastAsia="ko-KR"/>
                 <w14:ligatures w14:val="none"/>
               </w:rPr>
-              <w:t xml:space="preserve">&gt; </w:t>
+              <w:t xml:space="preserve">Spearman Rank Correlation (rho): 0.5071431 </w:t>
             </w:r>
           </w:p>
           <w:p>
@@ -5008,7 +5028,7 @@
                 <w:lang w:val="en-IN" w:eastAsia="ko-KR"/>
                 <w14:ligatures w14:val="none"/>
               </w:rPr>
-              <w:t>&gt; # Confidence interval handling</w:t>
+              <w:t>&gt; cat("P-value:", p_value, "\n")</w:t>
             </w:r>
           </w:p>
           <w:p>
@@ -5028,19 +5048,19 @@
                 <w:lang w:val="en-IN" w:eastAsia="ko-KR"/>
                 <w14:ligatures w14:val="none"/>
               </w:rPr>
-              <w:t>&gt; if (!</w:t>
-            </w:r>
-            <w:proofErr w:type="spellStart"/>
-            <w:r>
+              <w:t xml:space="preserve">P-value: 2.675545e-12 </w:t>
+            </w:r>
+          </w:p>
+          <w:p>
+            <w:pPr>
+              <w:jc w:val="both"/>
               <w:rPr>
                 <w:rFonts w:ascii="Times New Roman" w:eastAsia="Times New Roman" w:hAnsi="Times New Roman" w:cs="Times New Roman"/>
                 <w:kern w:val="0"/>
                 <w:lang w:val="en-IN" w:eastAsia="ko-KR"/>
                 <w14:ligatures w14:val="none"/>
               </w:rPr>
-              <w:t>is.null</w:t>
-            </w:r>
-            <w:proofErr w:type="spellEnd"/>
+            </w:pPr>
             <w:r>
               <w:rPr>
                 <w:rFonts w:ascii="Times New Roman" w:eastAsia="Times New Roman" w:hAnsi="Times New Roman" w:cs="Times New Roman"/>
@@ -5048,7 +5068,87 @@
                 <w:lang w:val="en-IN" w:eastAsia="ko-KR"/>
                 <w14:ligatures w14:val="none"/>
               </w:rPr>
-              <w:t>(confidence_interval)) {</w:t>
+              <w:t xml:space="preserve">&gt; </w:t>
+            </w:r>
+          </w:p>
+          <w:p>
+            <w:pPr>
+              <w:jc w:val="both"/>
+              <w:rPr>
+                <w:rFonts w:ascii="Times New Roman" w:eastAsia="Times New Roman" w:hAnsi="Times New Roman" w:cs="Times New Roman"/>
+                <w:kern w:val="0"/>
+                <w:lang w:val="en-IN" w:eastAsia="ko-KR"/>
+                <w14:ligatures w14:val="none"/>
+              </w:rPr>
+            </w:pPr>
+            <w:r>
+              <w:rPr>
+                <w:rFonts w:ascii="Times New Roman" w:eastAsia="Times New Roman" w:hAnsi="Times New Roman" w:cs="Times New Roman"/>
+                <w:kern w:val="0"/>
+                <w:lang w:val="en-IN" w:eastAsia="ko-KR"/>
+                <w14:ligatures w14:val="none"/>
+              </w:rPr>
+              <w:t>&gt; # Confidence interval handling</w:t>
+            </w:r>
+          </w:p>
+          <w:p>
+            <w:pPr>
+              <w:jc w:val="both"/>
+              <w:rPr>
+                <w:rFonts w:ascii="Times New Roman" w:eastAsia="Times New Roman" w:hAnsi="Times New Roman" w:cs="Times New Roman"/>
+                <w:kern w:val="0"/>
+                <w:lang w:val="en-IN" w:eastAsia="ko-KR"/>
+                <w14:ligatures w14:val="none"/>
+              </w:rPr>
+            </w:pPr>
+            <w:r>
+              <w:rPr>
+                <w:rFonts w:ascii="Times New Roman" w:eastAsia="Times New Roman" w:hAnsi="Times New Roman" w:cs="Times New Roman"/>
+                <w:kern w:val="0"/>
+                <w:lang w:val="en-IN" w:eastAsia="ko-KR"/>
+                <w14:ligatures w14:val="none"/>
+              </w:rPr>
+              <w:t>&gt; if (!</w:t>
+            </w:r>
+            <w:proofErr w:type="spellStart"/>
+            <w:r>
+              <w:rPr>
+                <w:rFonts w:ascii="Times New Roman" w:eastAsia="Times New Roman" w:hAnsi="Times New Roman" w:cs="Times New Roman"/>
+                <w:kern w:val="0"/>
+                <w:lang w:val="en-IN" w:eastAsia="ko-KR"/>
+                <w14:ligatures w14:val="none"/>
+              </w:rPr>
+              <w:t>is.null</w:t>
+            </w:r>
+            <w:proofErr w:type="spellEnd"/>
+            <w:r>
+              <w:rPr>
+                <w:rFonts w:ascii="Times New Roman" w:eastAsia="Times New Roman" w:hAnsi="Times New Roman" w:cs="Times New Roman"/>
+                <w:kern w:val="0"/>
+                <w:lang w:val="en-IN" w:eastAsia="ko-KR"/>
+                <w14:ligatures w14:val="none"/>
+              </w:rPr>
+              <w:t>(</w:t>
+            </w:r>
+            <w:proofErr w:type="spellStart"/>
+            <w:r>
+              <w:rPr>
+                <w:rFonts w:ascii="Times New Roman" w:eastAsia="Times New Roman" w:hAnsi="Times New Roman" w:cs="Times New Roman"/>
+                <w:kern w:val="0"/>
+                <w:lang w:val="en-IN" w:eastAsia="ko-KR"/>
+                <w14:ligatures w14:val="none"/>
+              </w:rPr>
+              <w:t>confidence_interval</w:t>
+            </w:r>
+            <w:proofErr w:type="spellEnd"/>
+            <w:r>
+              <w:rPr>
+                <w:rFonts w:ascii="Times New Roman" w:eastAsia="Times New Roman" w:hAnsi="Times New Roman" w:cs="Times New Roman"/>
+                <w:kern w:val="0"/>
+                <w:lang w:val="en-IN" w:eastAsia="ko-KR"/>
+                <w14:ligatures w14:val="none"/>
+              </w:rPr>
+              <w:t>)) {</w:t>
             </w:r>
           </w:p>
           <w:p>
@@ -6942,21 +7042,7 @@
           <w:rFonts w:ascii="Times New Roman" w:eastAsia="Times New Roman" w:hAnsi="Times New Roman" w:cs="Times New Roman"/>
           <w:lang w:val="en-IN"/>
         </w:rPr>
-        <w:t xml:space="preserve">The main limitation of this study is its observational, cross-sectional nature and possible influences such as dietary variables, healthcare systems, and socioeconomic factors. </w:t>
-      </w:r>
-      <w:r>
-        <w:rPr>
-          <w:rFonts w:ascii="Times New Roman" w:eastAsia="Times New Roman" w:hAnsi="Times New Roman" w:cs="Times New Roman"/>
-          <w:lang w:val="en-IN"/>
-        </w:rPr>
-        <w:t>Subsequent research</w:t>
-      </w:r>
-      <w:r>
-        <w:rPr>
-          <w:rFonts w:ascii="Times New Roman" w:eastAsia="Times New Roman" w:hAnsi="Times New Roman" w:cs="Times New Roman"/>
-          <w:lang w:val="en-IN"/>
-        </w:rPr>
-        <w:t xml:space="preserve"> should employ longitudinal data and examine different variable interactions with an intention to identify factors influencing life expectancy apart from alcohol consumption.</w:t>
+        <w:t>The main limitation of this study is its observational, cross-sectional nature and possible influences such as dietary variables, healthcare systems, and socioeconomic factors. Subsequent research should employ longitudinal data and examine different variable interactions with an intention to identify factors influencing life expectancy apart from alcohol consumption.</w:t>
       </w:r>
     </w:p>
     <w:p>
@@ -7331,7 +7417,25 @@
           <w:i/>
           <w:iCs/>
         </w:rPr>
-        <w:t>Global Health Estimates 2021: Deaths by Cause, Age, Sex, by Country and by Region, 2000-2021</w:t>
+        <w:t xml:space="preserve">Global Health Estimates 2021: Deaths by Cause, Age, Sex, by Country and by </w:t>
+      </w:r>
+      <w:proofErr w:type="gramStart"/>
+      <w:r>
+        <w:rPr>
+          <w:rFonts w:ascii="Times New Roman" w:hAnsi="Times New Roman" w:cs="Times New Roman"/>
+          <w:i/>
+          <w:iCs/>
+        </w:rPr>
+        <w:t>Region</w:t>
+      </w:r>
+      <w:proofErr w:type="gramEnd"/>
+      <w:r>
+        <w:rPr>
+          <w:rFonts w:ascii="Times New Roman" w:hAnsi="Times New Roman" w:cs="Times New Roman"/>
+          <w:i/>
+          <w:iCs/>
+        </w:rPr>
+        <w:t>, 2000-2021</w:t>
       </w:r>
       <w:r>
         <w:rPr>
@@ -7632,11 +7736,19 @@
                 <w:rFonts w:ascii="Times New Roman" w:eastAsia="Times New Roman" w:hAnsi="Times New Roman" w:cs="Times New Roman"/>
               </w:rPr>
             </w:pPr>
-            <w:r>
-              <w:rPr>
-                <w:rFonts w:ascii="Times New Roman" w:eastAsia="Times New Roman" w:hAnsi="Times New Roman" w:cs="Times New Roman"/>
-              </w:rPr>
-              <w:t>cat("=== LOADING DATASETS ===\n\n")</w:t>
+            <w:proofErr w:type="gramStart"/>
+            <w:r>
+              <w:rPr>
+                <w:rFonts w:ascii="Times New Roman" w:eastAsia="Times New Roman" w:hAnsi="Times New Roman" w:cs="Times New Roman"/>
+              </w:rPr>
+              <w:t>cat(</w:t>
+            </w:r>
+            <w:proofErr w:type="gramEnd"/>
+            <w:r>
+              <w:rPr>
+                <w:rFonts w:ascii="Times New Roman" w:eastAsia="Times New Roman" w:hAnsi="Times New Roman" w:cs="Times New Roman"/>
+              </w:rPr>
+              <w:t>"=== LOADING DATASETS ===\n\n")</w:t>
             </w:r>
           </w:p>
           <w:p>
@@ -7690,7 +7802,21 @@
               <w:rPr>
                 <w:rFonts w:ascii="Times New Roman" w:eastAsia="Times New Roman" w:hAnsi="Times New Roman" w:cs="Times New Roman"/>
               </w:rPr>
-              <w:t xml:space="preserve"> &lt;- read.csv("C:\\Users\\hynda\\Downloads\\lifeexpectancy.csv")</w:t>
+              <w:t xml:space="preserve"> &lt;- read.csv("C:\\Users\\</w:t>
+            </w:r>
+            <w:proofErr w:type="spellStart"/>
+            <w:r>
+              <w:rPr>
+                <w:rFonts w:ascii="Times New Roman" w:eastAsia="Times New Roman" w:hAnsi="Times New Roman" w:cs="Times New Roman"/>
+              </w:rPr>
+              <w:t>hynda</w:t>
+            </w:r>
+            <w:proofErr w:type="spellEnd"/>
+            <w:r>
+              <w:rPr>
+                <w:rFonts w:ascii="Times New Roman" w:eastAsia="Times New Roman" w:hAnsi="Times New Roman" w:cs="Times New Roman"/>
+              </w:rPr>
+              <w:t>\\Downloads\\lifeexpectancy.csv")</w:t>
             </w:r>
           </w:p>
           <w:p>
@@ -7719,24 +7845,40 @@
                 <w:rFonts w:ascii="Times New Roman" w:eastAsia="Times New Roman" w:hAnsi="Times New Roman" w:cs="Times New Roman"/>
               </w:rPr>
             </w:pPr>
-            <w:r>
-              <w:rPr>
-                <w:rFonts w:ascii="Times New Roman" w:eastAsia="Times New Roman" w:hAnsi="Times New Roman" w:cs="Times New Roman"/>
-              </w:rPr>
-              <w:t>cat("--- DRINKS DATASET ---\n")</w:t>
-            </w:r>
-          </w:p>
-          <w:p>
-            <w:pPr>
-              <w:rPr>
-                <w:rFonts w:ascii="Times New Roman" w:eastAsia="Times New Roman" w:hAnsi="Times New Roman" w:cs="Times New Roman"/>
-              </w:rPr>
-            </w:pPr>
-            <w:r>
-              <w:rPr>
-                <w:rFonts w:ascii="Times New Roman" w:eastAsia="Times New Roman" w:hAnsi="Times New Roman" w:cs="Times New Roman"/>
-              </w:rPr>
-              <w:t>cat("Columns:", paste(</w:t>
+            <w:proofErr w:type="gramStart"/>
+            <w:r>
+              <w:rPr>
+                <w:rFonts w:ascii="Times New Roman" w:eastAsia="Times New Roman" w:hAnsi="Times New Roman" w:cs="Times New Roman"/>
+              </w:rPr>
+              <w:t>cat(</w:t>
+            </w:r>
+            <w:proofErr w:type="gramEnd"/>
+            <w:r>
+              <w:rPr>
+                <w:rFonts w:ascii="Times New Roman" w:eastAsia="Times New Roman" w:hAnsi="Times New Roman" w:cs="Times New Roman"/>
+              </w:rPr>
+              <w:t>"--- DRINKS DATASET ---\n")</w:t>
+            </w:r>
+          </w:p>
+          <w:p>
+            <w:pPr>
+              <w:rPr>
+                <w:rFonts w:ascii="Times New Roman" w:eastAsia="Times New Roman" w:hAnsi="Times New Roman" w:cs="Times New Roman"/>
+              </w:rPr>
+            </w:pPr>
+            <w:proofErr w:type="gramStart"/>
+            <w:r>
+              <w:rPr>
+                <w:rFonts w:ascii="Times New Roman" w:eastAsia="Times New Roman" w:hAnsi="Times New Roman" w:cs="Times New Roman"/>
+              </w:rPr>
+              <w:t>cat(</w:t>
+            </w:r>
+            <w:proofErr w:type="gramEnd"/>
+            <w:r>
+              <w:rPr>
+                <w:rFonts w:ascii="Times New Roman" w:eastAsia="Times New Roman" w:hAnsi="Times New Roman" w:cs="Times New Roman"/>
+              </w:rPr>
+              <w:t>"Columns:", paste(</w:t>
             </w:r>
             <w:proofErr w:type="spellStart"/>
             <w:r>
@@ -7759,11 +7901,19 @@
                 <w:rFonts w:ascii="Times New Roman" w:eastAsia="Times New Roman" w:hAnsi="Times New Roman" w:cs="Times New Roman"/>
               </w:rPr>
             </w:pPr>
-            <w:r>
-              <w:rPr>
-                <w:rFonts w:ascii="Times New Roman" w:eastAsia="Times New Roman" w:hAnsi="Times New Roman" w:cs="Times New Roman"/>
-              </w:rPr>
-              <w:t xml:space="preserve">cat("Dimensions:", </w:t>
+            <w:proofErr w:type="gramStart"/>
+            <w:r>
+              <w:rPr>
+                <w:rFonts w:ascii="Times New Roman" w:eastAsia="Times New Roman" w:hAnsi="Times New Roman" w:cs="Times New Roman"/>
+              </w:rPr>
+              <w:t>cat(</w:t>
+            </w:r>
+            <w:proofErr w:type="gramEnd"/>
+            <w:r>
+              <w:rPr>
+                <w:rFonts w:ascii="Times New Roman" w:eastAsia="Times New Roman" w:hAnsi="Times New Roman" w:cs="Times New Roman"/>
+              </w:rPr>
+              <w:t xml:space="preserve">"Dimensions:", </w:t>
             </w:r>
             <w:proofErr w:type="spellStart"/>
             <w:r>
@@ -7846,24 +7996,40 @@
                 <w:rFonts w:ascii="Times New Roman" w:eastAsia="Times New Roman" w:hAnsi="Times New Roman" w:cs="Times New Roman"/>
               </w:rPr>
             </w:pPr>
-            <w:r>
-              <w:rPr>
-                <w:rFonts w:ascii="Times New Roman" w:eastAsia="Times New Roman" w:hAnsi="Times New Roman" w:cs="Times New Roman"/>
-              </w:rPr>
-              <w:t>cat("\n--- LIFE EXPECTANCY DATASET ---\n")</w:t>
-            </w:r>
-          </w:p>
-          <w:p>
-            <w:pPr>
-              <w:rPr>
-                <w:rFonts w:ascii="Times New Roman" w:eastAsia="Times New Roman" w:hAnsi="Times New Roman" w:cs="Times New Roman"/>
-              </w:rPr>
-            </w:pPr>
-            <w:r>
-              <w:rPr>
-                <w:rFonts w:ascii="Times New Roman" w:eastAsia="Times New Roman" w:hAnsi="Times New Roman" w:cs="Times New Roman"/>
-              </w:rPr>
-              <w:t>cat("Columns:", paste(</w:t>
+            <w:proofErr w:type="gramStart"/>
+            <w:r>
+              <w:rPr>
+                <w:rFonts w:ascii="Times New Roman" w:eastAsia="Times New Roman" w:hAnsi="Times New Roman" w:cs="Times New Roman"/>
+              </w:rPr>
+              <w:t>cat(</w:t>
+            </w:r>
+            <w:proofErr w:type="gramEnd"/>
+            <w:r>
+              <w:rPr>
+                <w:rFonts w:ascii="Times New Roman" w:eastAsia="Times New Roman" w:hAnsi="Times New Roman" w:cs="Times New Roman"/>
+              </w:rPr>
+              <w:t>"\n--- LIFE EXPECTANCY DATASET ---\n")</w:t>
+            </w:r>
+          </w:p>
+          <w:p>
+            <w:pPr>
+              <w:rPr>
+                <w:rFonts w:ascii="Times New Roman" w:eastAsia="Times New Roman" w:hAnsi="Times New Roman" w:cs="Times New Roman"/>
+              </w:rPr>
+            </w:pPr>
+            <w:proofErr w:type="gramStart"/>
+            <w:r>
+              <w:rPr>
+                <w:rFonts w:ascii="Times New Roman" w:eastAsia="Times New Roman" w:hAnsi="Times New Roman" w:cs="Times New Roman"/>
+              </w:rPr>
+              <w:t>cat(</w:t>
+            </w:r>
+            <w:proofErr w:type="gramEnd"/>
+            <w:r>
+              <w:rPr>
+                <w:rFonts w:ascii="Times New Roman" w:eastAsia="Times New Roman" w:hAnsi="Times New Roman" w:cs="Times New Roman"/>
+              </w:rPr>
+              <w:t>"Columns:", paste(</w:t>
             </w:r>
             <w:proofErr w:type="spellStart"/>
             <w:r>
@@ -7900,11 +8066,19 @@
                 <w:rFonts w:ascii="Times New Roman" w:eastAsia="Times New Roman" w:hAnsi="Times New Roman" w:cs="Times New Roman"/>
               </w:rPr>
             </w:pPr>
-            <w:r>
-              <w:rPr>
-                <w:rFonts w:ascii="Times New Roman" w:eastAsia="Times New Roman" w:hAnsi="Times New Roman" w:cs="Times New Roman"/>
-              </w:rPr>
-              <w:t xml:space="preserve">cat("Dimensions:", </w:t>
+            <w:proofErr w:type="gramStart"/>
+            <w:r>
+              <w:rPr>
+                <w:rFonts w:ascii="Times New Roman" w:eastAsia="Times New Roman" w:hAnsi="Times New Roman" w:cs="Times New Roman"/>
+              </w:rPr>
+              <w:t>cat(</w:t>
+            </w:r>
+            <w:proofErr w:type="gramEnd"/>
+            <w:r>
+              <w:rPr>
+                <w:rFonts w:ascii="Times New Roman" w:eastAsia="Times New Roman" w:hAnsi="Times New Roman" w:cs="Times New Roman"/>
+              </w:rPr>
+              <w:t xml:space="preserve">"Dimensions:", </w:t>
             </w:r>
             <w:proofErr w:type="spellStart"/>
             <w:r>
@@ -8043,37 +8217,61 @@
                 <w:rFonts w:ascii="Times New Roman" w:eastAsia="Times New Roman" w:hAnsi="Times New Roman" w:cs="Times New Roman"/>
               </w:rPr>
             </w:pPr>
-            <w:r>
-              <w:rPr>
-                <w:rFonts w:ascii="Times New Roman" w:eastAsia="Times New Roman" w:hAnsi="Times New Roman" w:cs="Times New Roman"/>
-              </w:rPr>
-              <w:t>cat("\n--- MISSING VALUES CHECK ---\n")</w:t>
-            </w:r>
-          </w:p>
-          <w:p>
-            <w:pPr>
-              <w:rPr>
-                <w:rFonts w:ascii="Times New Roman" w:eastAsia="Times New Roman" w:hAnsi="Times New Roman" w:cs="Times New Roman"/>
-              </w:rPr>
-            </w:pPr>
-            <w:r>
-              <w:rPr>
-                <w:rFonts w:ascii="Times New Roman" w:eastAsia="Times New Roman" w:hAnsi="Times New Roman" w:cs="Times New Roman"/>
-              </w:rPr>
-              <w:t>cat("Missing values in drinks:", sum(is.na(drinks)), "\n")</w:t>
-            </w:r>
-          </w:p>
-          <w:p>
-            <w:pPr>
-              <w:rPr>
-                <w:rFonts w:ascii="Times New Roman" w:eastAsia="Times New Roman" w:hAnsi="Times New Roman" w:cs="Times New Roman"/>
-              </w:rPr>
-            </w:pPr>
-            <w:r>
-              <w:rPr>
-                <w:rFonts w:ascii="Times New Roman" w:eastAsia="Times New Roman" w:hAnsi="Times New Roman" w:cs="Times New Roman"/>
-              </w:rPr>
-              <w:t>cat("Missing values in life expectancy:", sum(is.na(</w:t>
+            <w:proofErr w:type="gramStart"/>
+            <w:r>
+              <w:rPr>
+                <w:rFonts w:ascii="Times New Roman" w:eastAsia="Times New Roman" w:hAnsi="Times New Roman" w:cs="Times New Roman"/>
+              </w:rPr>
+              <w:t>cat(</w:t>
+            </w:r>
+            <w:proofErr w:type="gramEnd"/>
+            <w:r>
+              <w:rPr>
+                <w:rFonts w:ascii="Times New Roman" w:eastAsia="Times New Roman" w:hAnsi="Times New Roman" w:cs="Times New Roman"/>
+              </w:rPr>
+              <w:t>"\n--- MISSING VALUES CHECK ---\n")</w:t>
+            </w:r>
+          </w:p>
+          <w:p>
+            <w:pPr>
+              <w:rPr>
+                <w:rFonts w:ascii="Times New Roman" w:eastAsia="Times New Roman" w:hAnsi="Times New Roman" w:cs="Times New Roman"/>
+              </w:rPr>
+            </w:pPr>
+            <w:proofErr w:type="gramStart"/>
+            <w:r>
+              <w:rPr>
+                <w:rFonts w:ascii="Times New Roman" w:eastAsia="Times New Roman" w:hAnsi="Times New Roman" w:cs="Times New Roman"/>
+              </w:rPr>
+              <w:t>cat(</w:t>
+            </w:r>
+            <w:proofErr w:type="gramEnd"/>
+            <w:r>
+              <w:rPr>
+                <w:rFonts w:ascii="Times New Roman" w:eastAsia="Times New Roman" w:hAnsi="Times New Roman" w:cs="Times New Roman"/>
+              </w:rPr>
+              <w:t>"Missing values in drinks:", sum(is.na(drinks)), "\n")</w:t>
+            </w:r>
+          </w:p>
+          <w:p>
+            <w:pPr>
+              <w:rPr>
+                <w:rFonts w:ascii="Times New Roman" w:eastAsia="Times New Roman" w:hAnsi="Times New Roman" w:cs="Times New Roman"/>
+              </w:rPr>
+            </w:pPr>
+            <w:proofErr w:type="gramStart"/>
+            <w:r>
+              <w:rPr>
+                <w:rFonts w:ascii="Times New Roman" w:eastAsia="Times New Roman" w:hAnsi="Times New Roman" w:cs="Times New Roman"/>
+              </w:rPr>
+              <w:t>cat(</w:t>
+            </w:r>
+            <w:proofErr w:type="gramEnd"/>
+            <w:r>
+              <w:rPr>
+                <w:rFonts w:ascii="Times New Roman" w:eastAsia="Times New Roman" w:hAnsi="Times New Roman" w:cs="Times New Roman"/>
+              </w:rPr>
+              <w:t>"Missing values in life expectancy:", sum(is.na(</w:t>
             </w:r>
             <w:proofErr w:type="spellStart"/>
             <w:r>
@@ -8149,11 +8347,19 @@
                 <w:rFonts w:ascii="Times New Roman" w:eastAsia="Times New Roman" w:hAnsi="Times New Roman" w:cs="Times New Roman"/>
               </w:rPr>
             </w:pPr>
-            <w:r>
-              <w:rPr>
-                <w:rFonts w:ascii="Times New Roman" w:eastAsia="Times New Roman" w:hAnsi="Times New Roman" w:cs="Times New Roman"/>
-              </w:rPr>
-              <w:t>cat("=== FILTERING LIFE EXPECTANCY FOR YEAR 2013 AND MALE ===\n\n")</w:t>
+            <w:proofErr w:type="gramStart"/>
+            <w:r>
+              <w:rPr>
+                <w:rFonts w:ascii="Times New Roman" w:eastAsia="Times New Roman" w:hAnsi="Times New Roman" w:cs="Times New Roman"/>
+              </w:rPr>
+              <w:t>cat(</w:t>
+            </w:r>
+            <w:proofErr w:type="gramEnd"/>
+            <w:r>
+              <w:rPr>
+                <w:rFonts w:ascii="Times New Roman" w:eastAsia="Times New Roman" w:hAnsi="Times New Roman" w:cs="Times New Roman"/>
+              </w:rPr>
+              <w:t>"=== FILTERING LIFE EXPECTANCY FOR YEAR 2013 AND MALE ===\n\n")</w:t>
             </w:r>
           </w:p>
           <w:p>
@@ -8202,7 +8408,21 @@
               <w:rPr>
                 <w:rFonts w:ascii="Times New Roman" w:eastAsia="Times New Roman" w:hAnsi="Times New Roman" w:cs="Times New Roman"/>
               </w:rPr>
-              <w:t xml:space="preserve"> &lt;- "Male"  # Filter for males</w:t>
+              <w:t xml:space="preserve"> &lt;- "Male</w:t>
+            </w:r>
+            <w:proofErr w:type="gramStart"/>
+            <w:r>
+              <w:rPr>
+                <w:rFonts w:ascii="Times New Roman" w:eastAsia="Times New Roman" w:hAnsi="Times New Roman" w:cs="Times New Roman"/>
+              </w:rPr>
+              <w:t>"  #</w:t>
+            </w:r>
+            <w:proofErr w:type="gramEnd"/>
+            <w:r>
+              <w:rPr>
+                <w:rFonts w:ascii="Times New Roman" w:eastAsia="Times New Roman" w:hAnsi="Times New Roman" w:cs="Times New Roman"/>
+              </w:rPr>
+              <w:t xml:space="preserve"> Filter for males</w:t>
             </w:r>
           </w:p>
           <w:p>
@@ -8252,11 +8472,19 @@
                 <w:rFonts w:ascii="Times New Roman" w:eastAsia="Times New Roman" w:hAnsi="Times New Roman" w:cs="Times New Roman"/>
               </w:rPr>
             </w:pPr>
-            <w:r>
-              <w:rPr>
-                <w:rFonts w:ascii="Times New Roman" w:eastAsia="Times New Roman" w:hAnsi="Times New Roman" w:cs="Times New Roman"/>
-              </w:rPr>
-              <w:t xml:space="preserve">cat("Life expectancy columns:", </w:t>
+            <w:proofErr w:type="gramStart"/>
+            <w:r>
+              <w:rPr>
+                <w:rFonts w:ascii="Times New Roman" w:eastAsia="Times New Roman" w:hAnsi="Times New Roman" w:cs="Times New Roman"/>
+              </w:rPr>
+              <w:t>cat(</w:t>
+            </w:r>
+            <w:proofErr w:type="gramEnd"/>
+            <w:r>
+              <w:rPr>
+                <w:rFonts w:ascii="Times New Roman" w:eastAsia="Times New Roman" w:hAnsi="Times New Roman" w:cs="Times New Roman"/>
+              </w:rPr>
+              <w:t xml:space="preserve">"Life expectancy columns:", </w:t>
             </w:r>
             <w:proofErr w:type="spellStart"/>
             <w:r>
@@ -8352,9 +8580,17 @@
               <w:rPr>
                 <w:rFonts w:ascii="Times New Roman" w:eastAsia="Times New Roman" w:hAnsi="Times New Roman" w:cs="Times New Roman"/>
               </w:rPr>
-              <w:t xml:space="preserve">  filter(</w:t>
-            </w:r>
-            <w:proofErr w:type="spellStart"/>
+              <w:t xml:space="preserve">  </w:t>
+            </w:r>
+            <w:proofErr w:type="gramStart"/>
+            <w:r>
+              <w:rPr>
+                <w:rFonts w:ascii="Times New Roman" w:eastAsia="Times New Roman" w:hAnsi="Times New Roman" w:cs="Times New Roman"/>
+              </w:rPr>
+              <w:t>filter(</w:t>
+            </w:r>
+            <w:proofErr w:type="spellStart"/>
+            <w:proofErr w:type="gramEnd"/>
             <w:r>
               <w:rPr>
                 <w:rFonts w:ascii="Times New Roman" w:eastAsia="Times New Roman" w:hAnsi="Times New Roman" w:cs="Times New Roman"/>
@@ -8452,11 +8688,19 @@
                 <w:rFonts w:ascii="Times New Roman" w:eastAsia="Times New Roman" w:hAnsi="Times New Roman" w:cs="Times New Roman"/>
               </w:rPr>
             </w:pPr>
-            <w:r>
-              <w:rPr>
-                <w:rFonts w:ascii="Times New Roman" w:eastAsia="Times New Roman" w:hAnsi="Times New Roman" w:cs="Times New Roman"/>
-              </w:rPr>
-              <w:t xml:space="preserve">cat("Filtered life expectancy dataset for year:", </w:t>
+            <w:proofErr w:type="gramStart"/>
+            <w:r>
+              <w:rPr>
+                <w:rFonts w:ascii="Times New Roman" w:eastAsia="Times New Roman" w:hAnsi="Times New Roman" w:cs="Times New Roman"/>
+              </w:rPr>
+              <w:t>cat(</w:t>
+            </w:r>
+            <w:proofErr w:type="gramEnd"/>
+            <w:r>
+              <w:rPr>
+                <w:rFonts w:ascii="Times New Roman" w:eastAsia="Times New Roman" w:hAnsi="Times New Roman" w:cs="Times New Roman"/>
+              </w:rPr>
+              <w:t xml:space="preserve">"Filtered life expectancy dataset for year:", </w:t>
             </w:r>
             <w:proofErr w:type="spellStart"/>
             <w:r>
@@ -8493,11 +8737,19 @@
                 <w:rFonts w:ascii="Times New Roman" w:eastAsia="Times New Roman" w:hAnsi="Times New Roman" w:cs="Times New Roman"/>
               </w:rPr>
             </w:pPr>
-            <w:r>
-              <w:rPr>
-                <w:rFonts w:ascii="Times New Roman" w:eastAsia="Times New Roman" w:hAnsi="Times New Roman" w:cs="Times New Roman"/>
-              </w:rPr>
-              <w:t xml:space="preserve">cat("Number of countries:", </w:t>
+            <w:proofErr w:type="gramStart"/>
+            <w:r>
+              <w:rPr>
+                <w:rFonts w:ascii="Times New Roman" w:eastAsia="Times New Roman" w:hAnsi="Times New Roman" w:cs="Times New Roman"/>
+              </w:rPr>
+              <w:t>cat(</w:t>
+            </w:r>
+            <w:proofErr w:type="gramEnd"/>
+            <w:r>
+              <w:rPr>
+                <w:rFonts w:ascii="Times New Roman" w:eastAsia="Times New Roman" w:hAnsi="Times New Roman" w:cs="Times New Roman"/>
+              </w:rPr>
+              <w:t xml:space="preserve">"Number of countries:", </w:t>
             </w:r>
             <w:proofErr w:type="spellStart"/>
             <w:r>
@@ -8566,7 +8818,21 @@
               <w:rPr>
                 <w:rFonts w:ascii="Times New Roman" w:eastAsia="Times New Roman" w:hAnsi="Times New Roman" w:cs="Times New Roman"/>
               </w:rPr>
-              <w:t xml:space="preserve"> &lt;- merge(drinks, </w:t>
+              <w:t xml:space="preserve"> &lt;- </w:t>
+            </w:r>
+            <w:proofErr w:type="gramStart"/>
+            <w:r>
+              <w:rPr>
+                <w:rFonts w:ascii="Times New Roman" w:eastAsia="Times New Roman" w:hAnsi="Times New Roman" w:cs="Times New Roman"/>
+              </w:rPr>
+              <w:t>merge(</w:t>
+            </w:r>
+            <w:proofErr w:type="gramEnd"/>
+            <w:r>
+              <w:rPr>
+                <w:rFonts w:ascii="Times New Roman" w:eastAsia="Times New Roman" w:hAnsi="Times New Roman" w:cs="Times New Roman"/>
+              </w:rPr>
+              <w:t xml:space="preserve">drinks, </w:t>
             </w:r>
             <w:proofErr w:type="spellStart"/>
             <w:r>
@@ -8631,11 +8897,19 @@
                 <w:rFonts w:ascii="Times New Roman" w:eastAsia="Times New Roman" w:hAnsi="Times New Roman" w:cs="Times New Roman"/>
               </w:rPr>
             </w:pPr>
-            <w:r>
-              <w:rPr>
-                <w:rFonts w:ascii="Times New Roman" w:eastAsia="Times New Roman" w:hAnsi="Times New Roman" w:cs="Times New Roman"/>
-              </w:rPr>
-              <w:t xml:space="preserve">cat("Number of countries after merge:", </w:t>
+            <w:proofErr w:type="gramStart"/>
+            <w:r>
+              <w:rPr>
+                <w:rFonts w:ascii="Times New Roman" w:eastAsia="Times New Roman" w:hAnsi="Times New Roman" w:cs="Times New Roman"/>
+              </w:rPr>
+              <w:t>cat(</w:t>
+            </w:r>
+            <w:proofErr w:type="gramEnd"/>
+            <w:r>
+              <w:rPr>
+                <w:rFonts w:ascii="Times New Roman" w:eastAsia="Times New Roman" w:hAnsi="Times New Roman" w:cs="Times New Roman"/>
+              </w:rPr>
+              <w:t xml:space="preserve">"Number of countries after merge:", </w:t>
             </w:r>
             <w:proofErr w:type="spellStart"/>
             <w:r>
@@ -8692,12 +8966,20 @@
                 <w:rFonts w:ascii="Times New Roman" w:eastAsia="Times New Roman" w:hAnsi="Times New Roman" w:cs="Times New Roman"/>
               </w:rPr>
             </w:pPr>
+            <w:proofErr w:type="gramStart"/>
             <w:r>
               <w:rPr>
                 <w:rFonts w:ascii="Times New Roman" w:eastAsia="Times New Roman" w:hAnsi="Times New Roman" w:cs="Times New Roman"/>
               </w:rPr>
               <w:lastRenderedPageBreak/>
-              <w:t xml:space="preserve">cat("Merged dataset columns:", </w:t>
+              <w:t>cat(</w:t>
+            </w:r>
+            <w:proofErr w:type="gramEnd"/>
+            <w:r>
+              <w:rPr>
+                <w:rFonts w:ascii="Times New Roman" w:eastAsia="Times New Roman" w:hAnsi="Times New Roman" w:cs="Times New Roman"/>
+              </w:rPr>
+              <w:t xml:space="preserve">"Merged dataset columns:", </w:t>
             </w:r>
             <w:proofErr w:type="spellStart"/>
             <w:r>
@@ -8822,11 +9104,19 @@
                 <w:rFonts w:ascii="Times New Roman" w:eastAsia="Times New Roman" w:hAnsi="Times New Roman" w:cs="Times New Roman"/>
               </w:rPr>
             </w:pPr>
-            <w:r>
-              <w:rPr>
-                <w:rFonts w:ascii="Times New Roman" w:eastAsia="Times New Roman" w:hAnsi="Times New Roman" w:cs="Times New Roman"/>
-              </w:rPr>
-              <w:t>cat("=== DATA CLEANING ===\n\n")</w:t>
+            <w:proofErr w:type="gramStart"/>
+            <w:r>
+              <w:rPr>
+                <w:rFonts w:ascii="Times New Roman" w:eastAsia="Times New Roman" w:hAnsi="Times New Roman" w:cs="Times New Roman"/>
+              </w:rPr>
+              <w:t>cat(</w:t>
+            </w:r>
+            <w:proofErr w:type="gramEnd"/>
+            <w:r>
+              <w:rPr>
+                <w:rFonts w:ascii="Times New Roman" w:eastAsia="Times New Roman" w:hAnsi="Times New Roman" w:cs="Times New Roman"/>
+              </w:rPr>
+              <w:t>"=== DATA CLEANING ===\n\n")</w:t>
             </w:r>
           </w:p>
           <w:p>
@@ -8870,6 +9160,7 @@
               <w:t xml:space="preserve"> &lt;- </w:t>
             </w:r>
             <w:proofErr w:type="spellStart"/>
+            <w:proofErr w:type="gramStart"/>
             <w:r>
               <w:rPr>
                 <w:rFonts w:ascii="Times New Roman" w:eastAsia="Times New Roman" w:hAnsi="Times New Roman" w:cs="Times New Roman"/>
@@ -8877,6 +9168,7 @@
               <w:t>na.omit</w:t>
             </w:r>
             <w:proofErr w:type="spellEnd"/>
+            <w:proofErr w:type="gramEnd"/>
             <w:r>
               <w:rPr>
                 <w:rFonts w:ascii="Times New Roman" w:eastAsia="Times New Roman" w:hAnsi="Times New Roman" w:cs="Times New Roman"/>
@@ -8904,11 +9196,19 @@
                 <w:rFonts w:ascii="Times New Roman" w:eastAsia="Times New Roman" w:hAnsi="Times New Roman" w:cs="Times New Roman"/>
               </w:rPr>
             </w:pPr>
-            <w:r>
-              <w:rPr>
-                <w:rFonts w:ascii="Times New Roman" w:eastAsia="Times New Roman" w:hAnsi="Times New Roman" w:cs="Times New Roman"/>
-              </w:rPr>
-              <w:t xml:space="preserve">cat("Number of countries after removing NA:", </w:t>
+            <w:proofErr w:type="gramStart"/>
+            <w:r>
+              <w:rPr>
+                <w:rFonts w:ascii="Times New Roman" w:eastAsia="Times New Roman" w:hAnsi="Times New Roman" w:cs="Times New Roman"/>
+              </w:rPr>
+              <w:t>cat(</w:t>
+            </w:r>
+            <w:proofErr w:type="gramEnd"/>
+            <w:r>
+              <w:rPr>
+                <w:rFonts w:ascii="Times New Roman" w:eastAsia="Times New Roman" w:hAnsi="Times New Roman" w:cs="Times New Roman"/>
+              </w:rPr>
+              <w:t xml:space="preserve">"Number of countries after removing NA:", </w:t>
             </w:r>
             <w:proofErr w:type="spellStart"/>
             <w:r>
@@ -9100,7 +9400,21 @@
               <w:rPr>
                 <w:rFonts w:ascii="Times New Roman" w:eastAsia="Times New Roman" w:hAnsi="Times New Roman" w:cs="Times New Roman"/>
               </w:rPr>
-              <w:t xml:space="preserve">  select(country, </w:t>
+              <w:t xml:space="preserve">  </w:t>
+            </w:r>
+            <w:proofErr w:type="gramStart"/>
+            <w:r>
+              <w:rPr>
+                <w:rFonts w:ascii="Times New Roman" w:eastAsia="Times New Roman" w:hAnsi="Times New Roman" w:cs="Times New Roman"/>
+              </w:rPr>
+              <w:t>select(</w:t>
+            </w:r>
+            <w:proofErr w:type="gramEnd"/>
+            <w:r>
+              <w:rPr>
+                <w:rFonts w:ascii="Times New Roman" w:eastAsia="Times New Roman" w:hAnsi="Times New Roman" w:cs="Times New Roman"/>
+              </w:rPr>
+              <w:t xml:space="preserve">country, </w:t>
             </w:r>
             <w:proofErr w:type="spellStart"/>
             <w:r>
@@ -9127,7 +9441,21 @@
               <w:rPr>
                 <w:rFonts w:ascii="Times New Roman" w:eastAsia="Times New Roman" w:hAnsi="Times New Roman" w:cs="Times New Roman"/>
               </w:rPr>
-              <w:t xml:space="preserve">  rename(Country = country,</w:t>
+              <w:t xml:space="preserve">  </w:t>
+            </w:r>
+            <w:proofErr w:type="gramStart"/>
+            <w:r>
+              <w:rPr>
+                <w:rFonts w:ascii="Times New Roman" w:eastAsia="Times New Roman" w:hAnsi="Times New Roman" w:cs="Times New Roman"/>
+              </w:rPr>
+              <w:t>rename(</w:t>
+            </w:r>
+            <w:proofErr w:type="gramEnd"/>
+            <w:r>
+              <w:rPr>
+                <w:rFonts w:ascii="Times New Roman" w:eastAsia="Times New Roman" w:hAnsi="Times New Roman" w:cs="Times New Roman"/>
+              </w:rPr>
+              <w:t>Country = country,</w:t>
             </w:r>
           </w:p>
           <w:p>
@@ -9224,11 +9552,19 @@
                 <w:rFonts w:ascii="Times New Roman" w:eastAsia="Times New Roman" w:hAnsi="Times New Roman" w:cs="Times New Roman"/>
               </w:rPr>
             </w:pPr>
-            <w:r>
-              <w:rPr>
-                <w:rFonts w:ascii="Times New Roman" w:eastAsia="Times New Roman" w:hAnsi="Times New Roman" w:cs="Times New Roman"/>
-              </w:rPr>
-              <w:t>cat("--- FINAL CLEANED DATASET ---\n")</w:t>
+            <w:proofErr w:type="gramStart"/>
+            <w:r>
+              <w:rPr>
+                <w:rFonts w:ascii="Times New Roman" w:eastAsia="Times New Roman" w:hAnsi="Times New Roman" w:cs="Times New Roman"/>
+              </w:rPr>
+              <w:t>cat(</w:t>
+            </w:r>
+            <w:proofErr w:type="gramEnd"/>
+            <w:r>
+              <w:rPr>
+                <w:rFonts w:ascii="Times New Roman" w:eastAsia="Times New Roman" w:hAnsi="Times New Roman" w:cs="Times New Roman"/>
+              </w:rPr>
+              <w:t>"--- FINAL CLEANED DATASET ---\n")</w:t>
             </w:r>
           </w:p>
           <w:p>
@@ -9264,6 +9600,7 @@
                 <w:rFonts w:ascii="Times New Roman" w:eastAsia="Times New Roman" w:hAnsi="Times New Roman" w:cs="Times New Roman"/>
               </w:rPr>
             </w:pPr>
+            <w:proofErr w:type="gramStart"/>
             <w:r>
               <w:rPr>
                 <w:rFonts w:ascii="Times New Roman" w:eastAsia="Times New Roman" w:hAnsi="Times New Roman" w:cs="Times New Roman"/>
@@ -9271,6 +9608,7 @@
               <w:t>head(</w:t>
             </w:r>
             <w:proofErr w:type="spellStart"/>
+            <w:proofErr w:type="gramEnd"/>
             <w:r>
               <w:rPr>
                 <w:rFonts w:ascii="Times New Roman" w:eastAsia="Times New Roman" w:hAnsi="Times New Roman" w:cs="Times New Roman"/>
@@ -9344,11 +9682,19 @@
                 <w:rFonts w:ascii="Times New Roman" w:eastAsia="Times New Roman" w:hAnsi="Times New Roman" w:cs="Times New Roman"/>
               </w:rPr>
             </w:pPr>
-            <w:r>
-              <w:rPr>
-                <w:rFonts w:ascii="Times New Roman" w:eastAsia="Times New Roman" w:hAnsi="Times New Roman" w:cs="Times New Roman"/>
-              </w:rPr>
-              <w:t>cat("\n\n=== DESCRIPTIVE STATISTICS ===\n\n")</w:t>
+            <w:proofErr w:type="gramStart"/>
+            <w:r>
+              <w:rPr>
+                <w:rFonts w:ascii="Times New Roman" w:eastAsia="Times New Roman" w:hAnsi="Times New Roman" w:cs="Times New Roman"/>
+              </w:rPr>
+              <w:t>cat(</w:t>
+            </w:r>
+            <w:proofErr w:type="gramEnd"/>
+            <w:r>
+              <w:rPr>
+                <w:rFonts w:ascii="Times New Roman" w:eastAsia="Times New Roman" w:hAnsi="Times New Roman" w:cs="Times New Roman"/>
+              </w:rPr>
+              <w:t>"\n\n=== DESCRIPTIVE STATISTICS ===\n\n")</w:t>
             </w:r>
           </w:p>
           <w:p>
@@ -9573,24 +9919,40 @@
                 <w:rFonts w:ascii="Times New Roman" w:eastAsia="Times New Roman" w:hAnsi="Times New Roman" w:cs="Times New Roman"/>
               </w:rPr>
             </w:pPr>
-            <w:r>
-              <w:rPr>
-                <w:rFonts w:ascii="Times New Roman" w:eastAsia="Times New Roman" w:hAnsi="Times New Roman" w:cs="Times New Roman"/>
-              </w:rPr>
-              <w:t>cat("--- ALCOHOL CONSUMPTION \n")</w:t>
-            </w:r>
-          </w:p>
-          <w:p>
-            <w:pPr>
-              <w:rPr>
-                <w:rFonts w:ascii="Times New Roman" w:eastAsia="Times New Roman" w:hAnsi="Times New Roman" w:cs="Times New Roman"/>
-              </w:rPr>
-            </w:pPr>
-            <w:r>
-              <w:rPr>
-                <w:rFonts w:ascii="Times New Roman" w:eastAsia="Times New Roman" w:hAnsi="Times New Roman" w:cs="Times New Roman"/>
-              </w:rPr>
-              <w:t>cat("Mean:   ", round(</w:t>
+            <w:proofErr w:type="gramStart"/>
+            <w:r>
+              <w:rPr>
+                <w:rFonts w:ascii="Times New Roman" w:eastAsia="Times New Roman" w:hAnsi="Times New Roman" w:cs="Times New Roman"/>
+              </w:rPr>
+              <w:t>cat(</w:t>
+            </w:r>
+            <w:proofErr w:type="gramEnd"/>
+            <w:r>
+              <w:rPr>
+                <w:rFonts w:ascii="Times New Roman" w:eastAsia="Times New Roman" w:hAnsi="Times New Roman" w:cs="Times New Roman"/>
+              </w:rPr>
+              <w:t>"--- ALCOHOL CONSUMPTION \n")</w:t>
+            </w:r>
+          </w:p>
+          <w:p>
+            <w:pPr>
+              <w:rPr>
+                <w:rFonts w:ascii="Times New Roman" w:eastAsia="Times New Roman" w:hAnsi="Times New Roman" w:cs="Times New Roman"/>
+              </w:rPr>
+            </w:pPr>
+            <w:proofErr w:type="gramStart"/>
+            <w:r>
+              <w:rPr>
+                <w:rFonts w:ascii="Times New Roman" w:eastAsia="Times New Roman" w:hAnsi="Times New Roman" w:cs="Times New Roman"/>
+              </w:rPr>
+              <w:t>cat(</w:t>
+            </w:r>
+            <w:proofErr w:type="gramEnd"/>
+            <w:r>
+              <w:rPr>
+                <w:rFonts w:ascii="Times New Roman" w:eastAsia="Times New Roman" w:hAnsi="Times New Roman" w:cs="Times New Roman"/>
+              </w:rPr>
+              <w:t>"Mean:   ", round(</w:t>
             </w:r>
             <w:proofErr w:type="spellStart"/>
             <w:r>
@@ -9613,11 +9975,19 @@
                 <w:rFonts w:ascii="Times New Roman" w:eastAsia="Times New Roman" w:hAnsi="Times New Roman" w:cs="Times New Roman"/>
               </w:rPr>
             </w:pPr>
-            <w:r>
-              <w:rPr>
-                <w:rFonts w:ascii="Times New Roman" w:eastAsia="Times New Roman" w:hAnsi="Times New Roman" w:cs="Times New Roman"/>
-              </w:rPr>
-              <w:t>cat("SD:     ", round(</w:t>
+            <w:proofErr w:type="gramStart"/>
+            <w:r>
+              <w:rPr>
+                <w:rFonts w:ascii="Times New Roman" w:eastAsia="Times New Roman" w:hAnsi="Times New Roman" w:cs="Times New Roman"/>
+              </w:rPr>
+              <w:t>cat(</w:t>
+            </w:r>
+            <w:proofErr w:type="gramEnd"/>
+            <w:r>
+              <w:rPr>
+                <w:rFonts w:ascii="Times New Roman" w:eastAsia="Times New Roman" w:hAnsi="Times New Roman" w:cs="Times New Roman"/>
+              </w:rPr>
+              <w:t>"SD:     ", round(</w:t>
             </w:r>
             <w:proofErr w:type="spellStart"/>
             <w:r>
@@ -9640,11 +10010,19 @@
                 <w:rFonts w:ascii="Times New Roman" w:eastAsia="Times New Roman" w:hAnsi="Times New Roman" w:cs="Times New Roman"/>
               </w:rPr>
             </w:pPr>
-            <w:r>
-              <w:rPr>
-                <w:rFonts w:ascii="Times New Roman" w:eastAsia="Times New Roman" w:hAnsi="Times New Roman" w:cs="Times New Roman"/>
-              </w:rPr>
-              <w:t>cat("Median: ", round(</w:t>
+            <w:proofErr w:type="gramStart"/>
+            <w:r>
+              <w:rPr>
+                <w:rFonts w:ascii="Times New Roman" w:eastAsia="Times New Roman" w:hAnsi="Times New Roman" w:cs="Times New Roman"/>
+              </w:rPr>
+              <w:t>cat(</w:t>
+            </w:r>
+            <w:proofErr w:type="gramEnd"/>
+            <w:r>
+              <w:rPr>
+                <w:rFonts w:ascii="Times New Roman" w:eastAsia="Times New Roman" w:hAnsi="Times New Roman" w:cs="Times New Roman"/>
+              </w:rPr>
+              <w:t>"Median: ", round(</w:t>
             </w:r>
             <w:proofErr w:type="spellStart"/>
             <w:r>
@@ -9667,11 +10045,19 @@
                 <w:rFonts w:ascii="Times New Roman" w:eastAsia="Times New Roman" w:hAnsi="Times New Roman" w:cs="Times New Roman"/>
               </w:rPr>
             </w:pPr>
-            <w:r>
-              <w:rPr>
-                <w:rFonts w:ascii="Times New Roman" w:eastAsia="Times New Roman" w:hAnsi="Times New Roman" w:cs="Times New Roman"/>
-              </w:rPr>
-              <w:t>cat("Min:    ", round(</w:t>
+            <w:proofErr w:type="gramStart"/>
+            <w:r>
+              <w:rPr>
+                <w:rFonts w:ascii="Times New Roman" w:eastAsia="Times New Roman" w:hAnsi="Times New Roman" w:cs="Times New Roman"/>
+              </w:rPr>
+              <w:t>cat(</w:t>
+            </w:r>
+            <w:proofErr w:type="gramEnd"/>
+            <w:r>
+              <w:rPr>
+                <w:rFonts w:ascii="Times New Roman" w:eastAsia="Times New Roman" w:hAnsi="Times New Roman" w:cs="Times New Roman"/>
+              </w:rPr>
+              <w:t>"Min:    ", round(</w:t>
             </w:r>
             <w:proofErr w:type="spellStart"/>
             <w:r>
@@ -9694,11 +10080,19 @@
                 <w:rFonts w:ascii="Times New Roman" w:eastAsia="Times New Roman" w:hAnsi="Times New Roman" w:cs="Times New Roman"/>
               </w:rPr>
             </w:pPr>
-            <w:r>
-              <w:rPr>
-                <w:rFonts w:ascii="Times New Roman" w:eastAsia="Times New Roman" w:hAnsi="Times New Roman" w:cs="Times New Roman"/>
-              </w:rPr>
-              <w:t>cat("Max:    ", round(</w:t>
+            <w:proofErr w:type="gramStart"/>
+            <w:r>
+              <w:rPr>
+                <w:rFonts w:ascii="Times New Roman" w:eastAsia="Times New Roman" w:hAnsi="Times New Roman" w:cs="Times New Roman"/>
+              </w:rPr>
+              <w:t>cat(</w:t>
+            </w:r>
+            <w:proofErr w:type="gramEnd"/>
+            <w:r>
+              <w:rPr>
+                <w:rFonts w:ascii="Times New Roman" w:eastAsia="Times New Roman" w:hAnsi="Times New Roman" w:cs="Times New Roman"/>
+              </w:rPr>
+              <w:t>"Max:    ", round(</w:t>
             </w:r>
             <w:proofErr w:type="spellStart"/>
             <w:r>
@@ -9937,24 +10331,40 @@
                 <w:rFonts w:ascii="Times New Roman" w:eastAsia="Times New Roman" w:hAnsi="Times New Roman" w:cs="Times New Roman"/>
               </w:rPr>
             </w:pPr>
-            <w:r>
-              <w:rPr>
-                <w:rFonts w:ascii="Times New Roman" w:eastAsia="Times New Roman" w:hAnsi="Times New Roman" w:cs="Times New Roman"/>
-              </w:rPr>
-              <w:t>cat("--- LIFE EXPECTANCY\n")</w:t>
-            </w:r>
-          </w:p>
-          <w:p>
-            <w:pPr>
-              <w:rPr>
-                <w:rFonts w:ascii="Times New Roman" w:eastAsia="Times New Roman" w:hAnsi="Times New Roman" w:cs="Times New Roman"/>
-              </w:rPr>
-            </w:pPr>
-            <w:r>
-              <w:rPr>
-                <w:rFonts w:ascii="Times New Roman" w:eastAsia="Times New Roman" w:hAnsi="Times New Roman" w:cs="Times New Roman"/>
-              </w:rPr>
-              <w:t>cat("Mean:   ", round(</w:t>
+            <w:proofErr w:type="gramStart"/>
+            <w:r>
+              <w:rPr>
+                <w:rFonts w:ascii="Times New Roman" w:eastAsia="Times New Roman" w:hAnsi="Times New Roman" w:cs="Times New Roman"/>
+              </w:rPr>
+              <w:t>cat(</w:t>
+            </w:r>
+            <w:proofErr w:type="gramEnd"/>
+            <w:r>
+              <w:rPr>
+                <w:rFonts w:ascii="Times New Roman" w:eastAsia="Times New Roman" w:hAnsi="Times New Roman" w:cs="Times New Roman"/>
+              </w:rPr>
+              <w:t>"--- LIFE EXPECTANCY\n")</w:t>
+            </w:r>
+          </w:p>
+          <w:p>
+            <w:pPr>
+              <w:rPr>
+                <w:rFonts w:ascii="Times New Roman" w:eastAsia="Times New Roman" w:hAnsi="Times New Roman" w:cs="Times New Roman"/>
+              </w:rPr>
+            </w:pPr>
+            <w:proofErr w:type="gramStart"/>
+            <w:r>
+              <w:rPr>
+                <w:rFonts w:ascii="Times New Roman" w:eastAsia="Times New Roman" w:hAnsi="Times New Roman" w:cs="Times New Roman"/>
+              </w:rPr>
+              <w:t>cat(</w:t>
+            </w:r>
+            <w:proofErr w:type="gramEnd"/>
+            <w:r>
+              <w:rPr>
+                <w:rFonts w:ascii="Times New Roman" w:eastAsia="Times New Roman" w:hAnsi="Times New Roman" w:cs="Times New Roman"/>
+              </w:rPr>
+              <w:t>"Mean:   ", round(</w:t>
             </w:r>
             <w:proofErr w:type="spellStart"/>
             <w:r>
@@ -9977,11 +10387,19 @@
                 <w:rFonts w:ascii="Times New Roman" w:eastAsia="Times New Roman" w:hAnsi="Times New Roman" w:cs="Times New Roman"/>
               </w:rPr>
             </w:pPr>
-            <w:r>
-              <w:rPr>
-                <w:rFonts w:ascii="Times New Roman" w:eastAsia="Times New Roman" w:hAnsi="Times New Roman" w:cs="Times New Roman"/>
-              </w:rPr>
-              <w:t>cat("SD:     ", round(</w:t>
+            <w:proofErr w:type="gramStart"/>
+            <w:r>
+              <w:rPr>
+                <w:rFonts w:ascii="Times New Roman" w:eastAsia="Times New Roman" w:hAnsi="Times New Roman" w:cs="Times New Roman"/>
+              </w:rPr>
+              <w:t>cat(</w:t>
+            </w:r>
+            <w:proofErr w:type="gramEnd"/>
+            <w:r>
+              <w:rPr>
+                <w:rFonts w:ascii="Times New Roman" w:eastAsia="Times New Roman" w:hAnsi="Times New Roman" w:cs="Times New Roman"/>
+              </w:rPr>
+              <w:t>"SD:     ", round(</w:t>
             </w:r>
             <w:proofErr w:type="spellStart"/>
             <w:r>
@@ -10004,11 +10422,19 @@
                 <w:rFonts w:ascii="Times New Roman" w:eastAsia="Times New Roman" w:hAnsi="Times New Roman" w:cs="Times New Roman"/>
               </w:rPr>
             </w:pPr>
-            <w:r>
-              <w:rPr>
-                <w:rFonts w:ascii="Times New Roman" w:eastAsia="Times New Roman" w:hAnsi="Times New Roman" w:cs="Times New Roman"/>
-              </w:rPr>
-              <w:t>cat("Median: ", round(</w:t>
+            <w:proofErr w:type="gramStart"/>
+            <w:r>
+              <w:rPr>
+                <w:rFonts w:ascii="Times New Roman" w:eastAsia="Times New Roman" w:hAnsi="Times New Roman" w:cs="Times New Roman"/>
+              </w:rPr>
+              <w:t>cat(</w:t>
+            </w:r>
+            <w:proofErr w:type="gramEnd"/>
+            <w:r>
+              <w:rPr>
+                <w:rFonts w:ascii="Times New Roman" w:eastAsia="Times New Roman" w:hAnsi="Times New Roman" w:cs="Times New Roman"/>
+              </w:rPr>
+              <w:t>"Median: ", round(</w:t>
             </w:r>
             <w:proofErr w:type="spellStart"/>
             <w:r>
@@ -10031,11 +10457,19 @@
                 <w:rFonts w:ascii="Times New Roman" w:eastAsia="Times New Roman" w:hAnsi="Times New Roman" w:cs="Times New Roman"/>
               </w:rPr>
             </w:pPr>
-            <w:r>
-              <w:rPr>
-                <w:rFonts w:ascii="Times New Roman" w:eastAsia="Times New Roman" w:hAnsi="Times New Roman" w:cs="Times New Roman"/>
-              </w:rPr>
-              <w:t>cat("Min:    ", round(</w:t>
+            <w:proofErr w:type="gramStart"/>
+            <w:r>
+              <w:rPr>
+                <w:rFonts w:ascii="Times New Roman" w:eastAsia="Times New Roman" w:hAnsi="Times New Roman" w:cs="Times New Roman"/>
+              </w:rPr>
+              <w:t>cat(</w:t>
+            </w:r>
+            <w:proofErr w:type="gramEnd"/>
+            <w:r>
+              <w:rPr>
+                <w:rFonts w:ascii="Times New Roman" w:eastAsia="Times New Roman" w:hAnsi="Times New Roman" w:cs="Times New Roman"/>
+              </w:rPr>
+              <w:t>"Min:    ", round(</w:t>
             </w:r>
             <w:proofErr w:type="spellStart"/>
             <w:r>
@@ -10058,11 +10492,19 @@
                 <w:rFonts w:ascii="Times New Roman" w:eastAsia="Times New Roman" w:hAnsi="Times New Roman" w:cs="Times New Roman"/>
               </w:rPr>
             </w:pPr>
-            <w:r>
-              <w:rPr>
-                <w:rFonts w:ascii="Times New Roman" w:eastAsia="Times New Roman" w:hAnsi="Times New Roman" w:cs="Times New Roman"/>
-              </w:rPr>
-              <w:t>cat("Max:    ", round(</w:t>
+            <w:proofErr w:type="gramStart"/>
+            <w:r>
+              <w:rPr>
+                <w:rFonts w:ascii="Times New Roman" w:eastAsia="Times New Roman" w:hAnsi="Times New Roman" w:cs="Times New Roman"/>
+              </w:rPr>
+              <w:t>cat(</w:t>
+            </w:r>
+            <w:proofErr w:type="gramEnd"/>
+            <w:r>
+              <w:rPr>
+                <w:rFonts w:ascii="Times New Roman" w:eastAsia="Times New Roman" w:hAnsi="Times New Roman" w:cs="Times New Roman"/>
+              </w:rPr>
+              <w:t>"Max:    ", round(</w:t>
             </w:r>
             <w:proofErr w:type="spellStart"/>
             <w:r>
@@ -10138,11 +10580,19 @@
                 <w:rFonts w:ascii="Times New Roman" w:eastAsia="Times New Roman" w:hAnsi="Times New Roman" w:cs="Times New Roman"/>
               </w:rPr>
             </w:pPr>
-            <w:r>
-              <w:rPr>
-                <w:rFonts w:ascii="Times New Roman" w:eastAsia="Times New Roman" w:hAnsi="Times New Roman" w:cs="Times New Roman"/>
-              </w:rPr>
-              <w:t>cat("=== CREATING VISUALIZATIONS \n\n")</w:t>
+            <w:proofErr w:type="gramStart"/>
+            <w:r>
+              <w:rPr>
+                <w:rFonts w:ascii="Times New Roman" w:eastAsia="Times New Roman" w:hAnsi="Times New Roman" w:cs="Times New Roman"/>
+              </w:rPr>
+              <w:t>cat(</w:t>
+            </w:r>
+            <w:proofErr w:type="gramEnd"/>
+            <w:r>
+              <w:rPr>
+                <w:rFonts w:ascii="Times New Roman" w:eastAsia="Times New Roman" w:hAnsi="Times New Roman" w:cs="Times New Roman"/>
+              </w:rPr>
+              <w:t>"=== CREATING VISUALIZATIONS \n\n")</w:t>
             </w:r>
           </w:p>
           <w:p>
@@ -10186,6 +10636,7 @@
               <w:t xml:space="preserve"> &lt;- </w:t>
             </w:r>
             <w:proofErr w:type="spellStart"/>
+            <w:proofErr w:type="gramStart"/>
             <w:r>
               <w:rPr>
                 <w:rFonts w:ascii="Times New Roman" w:eastAsia="Times New Roman" w:hAnsi="Times New Roman" w:cs="Times New Roman"/>
@@ -10200,6 +10651,7 @@
               <w:t>(</w:t>
             </w:r>
             <w:proofErr w:type="spellStart"/>
+            <w:proofErr w:type="gramEnd"/>
             <w:r>
               <w:rPr>
                 <w:rFonts w:ascii="Times New Roman" w:eastAsia="Times New Roman" w:hAnsi="Times New Roman" w:cs="Times New Roman"/>
@@ -10273,14 +10725,28 @@
               <w:rPr>
                 <w:rFonts w:ascii="Times New Roman" w:eastAsia="Times New Roman" w:hAnsi="Times New Roman" w:cs="Times New Roman"/>
               </w:rPr>
-              <w:t>geom_point</w:t>
-            </w:r>
-            <w:proofErr w:type="spellEnd"/>
-            <w:r>
-              <w:rPr>
-                <w:rFonts w:ascii="Times New Roman" w:eastAsia="Times New Roman" w:hAnsi="Times New Roman" w:cs="Times New Roman"/>
-              </w:rPr>
-              <w:t xml:space="preserve">(alpha = 0.6, size = 3, </w:t>
+              <w:t>geom_</w:t>
+            </w:r>
+            <w:proofErr w:type="gramStart"/>
+            <w:r>
+              <w:rPr>
+                <w:rFonts w:ascii="Times New Roman" w:eastAsia="Times New Roman" w:hAnsi="Times New Roman" w:cs="Times New Roman"/>
+              </w:rPr>
+              <w:t>point</w:t>
+            </w:r>
+            <w:proofErr w:type="spellEnd"/>
+            <w:r>
+              <w:rPr>
+                <w:rFonts w:ascii="Times New Roman" w:eastAsia="Times New Roman" w:hAnsi="Times New Roman" w:cs="Times New Roman"/>
+              </w:rPr>
+              <w:t>(</w:t>
+            </w:r>
+            <w:proofErr w:type="gramEnd"/>
+            <w:r>
+              <w:rPr>
+                <w:rFonts w:ascii="Times New Roman" w:eastAsia="Times New Roman" w:hAnsi="Times New Roman" w:cs="Times New Roman"/>
+              </w:rPr>
+              <w:t xml:space="preserve">alpha = 0.6, size = 3, </w:t>
             </w:r>
             <w:proofErr w:type="spellStart"/>
             <w:r>
@@ -10328,14 +10794,28 @@
               <w:rPr>
                 <w:rFonts w:ascii="Times New Roman" w:eastAsia="Times New Roman" w:hAnsi="Times New Roman" w:cs="Times New Roman"/>
               </w:rPr>
-              <w:t>geom_smooth</w:t>
-            </w:r>
-            <w:proofErr w:type="spellEnd"/>
-            <w:r>
-              <w:rPr>
-                <w:rFonts w:ascii="Times New Roman" w:eastAsia="Times New Roman" w:hAnsi="Times New Roman" w:cs="Times New Roman"/>
-              </w:rPr>
-              <w:t>(method = "</w:t>
+              <w:t>geom_</w:t>
+            </w:r>
+            <w:proofErr w:type="gramStart"/>
+            <w:r>
+              <w:rPr>
+                <w:rFonts w:ascii="Times New Roman" w:eastAsia="Times New Roman" w:hAnsi="Times New Roman" w:cs="Times New Roman"/>
+              </w:rPr>
+              <w:t>smooth</w:t>
+            </w:r>
+            <w:proofErr w:type="spellEnd"/>
+            <w:r>
+              <w:rPr>
+                <w:rFonts w:ascii="Times New Roman" w:eastAsia="Times New Roman" w:hAnsi="Times New Roman" w:cs="Times New Roman"/>
+              </w:rPr>
+              <w:t>(</w:t>
+            </w:r>
+            <w:proofErr w:type="gramEnd"/>
+            <w:r>
+              <w:rPr>
+                <w:rFonts w:ascii="Times New Roman" w:eastAsia="Times New Roman" w:hAnsi="Times New Roman" w:cs="Times New Roman"/>
+              </w:rPr>
+              <w:t>method = "</w:t>
             </w:r>
             <w:proofErr w:type="spellStart"/>
             <w:r>
@@ -10376,7 +10856,21 @@
               <w:rPr>
                 <w:rFonts w:ascii="Times New Roman" w:eastAsia="Times New Roman" w:hAnsi="Times New Roman" w:cs="Times New Roman"/>
               </w:rPr>
-              <w:t xml:space="preserve">  labs(title = "Life Expectancy vs Alcohol Consumption",</w:t>
+              <w:t xml:space="preserve">  </w:t>
+            </w:r>
+            <w:proofErr w:type="gramStart"/>
+            <w:r>
+              <w:rPr>
+                <w:rFonts w:ascii="Times New Roman" w:eastAsia="Times New Roman" w:hAnsi="Times New Roman" w:cs="Times New Roman"/>
+              </w:rPr>
+              <w:t>labs(</w:t>
+            </w:r>
+            <w:proofErr w:type="gramEnd"/>
+            <w:r>
+              <w:rPr>
+                <w:rFonts w:ascii="Times New Roman" w:eastAsia="Times New Roman" w:hAnsi="Times New Roman" w:cs="Times New Roman"/>
+              </w:rPr>
+              <w:t>title = "Life Expectancy vs Alcohol Consumption",</w:t>
             </w:r>
           </w:p>
           <w:p>
@@ -10422,29 +10916,51 @@
               <w:rPr>
                 <w:rFonts w:ascii="Times New Roman" w:eastAsia="Times New Roman" w:hAnsi="Times New Roman" w:cs="Times New Roman"/>
               </w:rPr>
-              <w:t>theme_minimal</w:t>
-            </w:r>
-            <w:proofErr w:type="spellEnd"/>
-            <w:r>
-              <w:rPr>
-                <w:rFonts w:ascii="Times New Roman" w:eastAsia="Times New Roman" w:hAnsi="Times New Roman" w:cs="Times New Roman"/>
-              </w:rPr>
-              <w:t>() +</w:t>
-            </w:r>
-          </w:p>
-          <w:p>
-            <w:pPr>
-              <w:rPr>
-                <w:rFonts w:ascii="Times New Roman" w:eastAsia="Times New Roman" w:hAnsi="Times New Roman" w:cs="Times New Roman"/>
-              </w:rPr>
-            </w:pPr>
-            <w:r>
-              <w:rPr>
-                <w:rFonts w:ascii="Times New Roman" w:eastAsia="Times New Roman" w:hAnsi="Times New Roman" w:cs="Times New Roman"/>
-              </w:rPr>
-              <w:t xml:space="preserve">  theme(</w:t>
-            </w:r>
-            <w:proofErr w:type="spellStart"/>
+              <w:t>theme_</w:t>
+            </w:r>
+            <w:proofErr w:type="gramStart"/>
+            <w:r>
+              <w:rPr>
+                <w:rFonts w:ascii="Times New Roman" w:eastAsia="Times New Roman" w:hAnsi="Times New Roman" w:cs="Times New Roman"/>
+              </w:rPr>
+              <w:t>minimal</w:t>
+            </w:r>
+            <w:proofErr w:type="spellEnd"/>
+            <w:r>
+              <w:rPr>
+                <w:rFonts w:ascii="Times New Roman" w:eastAsia="Times New Roman" w:hAnsi="Times New Roman" w:cs="Times New Roman"/>
+              </w:rPr>
+              <w:t>(</w:t>
+            </w:r>
+            <w:proofErr w:type="gramEnd"/>
+            <w:r>
+              <w:rPr>
+                <w:rFonts w:ascii="Times New Roman" w:eastAsia="Times New Roman" w:hAnsi="Times New Roman" w:cs="Times New Roman"/>
+              </w:rPr>
+              <w:t>) +</w:t>
+            </w:r>
+          </w:p>
+          <w:p>
+            <w:pPr>
+              <w:rPr>
+                <w:rFonts w:ascii="Times New Roman" w:eastAsia="Times New Roman" w:hAnsi="Times New Roman" w:cs="Times New Roman"/>
+              </w:rPr>
+            </w:pPr>
+            <w:r>
+              <w:rPr>
+                <w:rFonts w:ascii="Times New Roman" w:eastAsia="Times New Roman" w:hAnsi="Times New Roman" w:cs="Times New Roman"/>
+              </w:rPr>
+              <w:t xml:space="preserve">  </w:t>
+            </w:r>
+            <w:proofErr w:type="gramStart"/>
+            <w:r>
+              <w:rPr>
+                <w:rFonts w:ascii="Times New Roman" w:eastAsia="Times New Roman" w:hAnsi="Times New Roman" w:cs="Times New Roman"/>
+              </w:rPr>
+              <w:t>theme(</w:t>
+            </w:r>
+            <w:proofErr w:type="spellStart"/>
+            <w:proofErr w:type="gramEnd"/>
             <w:r>
               <w:rPr>
                 <w:rFonts w:ascii="Times New Roman" w:eastAsia="Times New Roman" w:hAnsi="Times New Roman" w:cs="Times New Roman"/>
@@ -10547,6 +11063,7 @@
                 <w:rFonts w:ascii="Times New Roman" w:eastAsia="Times New Roman" w:hAnsi="Times New Roman" w:cs="Times New Roman"/>
               </w:rPr>
             </w:pPr>
+            <w:proofErr w:type="gramStart"/>
             <w:r>
               <w:rPr>
                 <w:rFonts w:ascii="Times New Roman" w:eastAsia="Times New Roman" w:hAnsi="Times New Roman" w:cs="Times New Roman"/>
@@ -10554,6 +11071,7 @@
               <w:t>hist(</w:t>
             </w:r>
             <w:proofErr w:type="spellStart"/>
+            <w:proofErr w:type="gramEnd"/>
             <w:r>
               <w:rPr>
                 <w:rFonts w:ascii="Times New Roman" w:eastAsia="Times New Roman" w:hAnsi="Times New Roman" w:cs="Times New Roman"/>
@@ -10726,7 +11244,21 @@
               <w:rPr>
                 <w:rFonts w:ascii="Times New Roman" w:eastAsia="Times New Roman" w:hAnsi="Times New Roman" w:cs="Times New Roman"/>
               </w:rPr>
-              <w:t xml:space="preserve"> = c(0, 200))  # Extend axis to 200 litres</w:t>
+              <w:t xml:space="preserve"> = </w:t>
+            </w:r>
+            <w:proofErr w:type="gramStart"/>
+            <w:r>
+              <w:rPr>
+                <w:rFonts w:ascii="Times New Roman" w:eastAsia="Times New Roman" w:hAnsi="Times New Roman" w:cs="Times New Roman"/>
+              </w:rPr>
+              <w:t>c(</w:t>
+            </w:r>
+            <w:proofErr w:type="gramEnd"/>
+            <w:r>
+              <w:rPr>
+                <w:rFonts w:ascii="Times New Roman" w:eastAsia="Times New Roman" w:hAnsi="Times New Roman" w:cs="Times New Roman"/>
+              </w:rPr>
+              <w:t>0, 200))  # Extend axis to 200 litres</w:t>
             </w:r>
           </w:p>
           <w:p>
@@ -10849,7 +11381,14 @@
               <w:rPr>
                 <w:rFonts w:ascii="Times New Roman" w:eastAsia="Times New Roman" w:hAnsi="Times New Roman" w:cs="Times New Roman"/>
               </w:rPr>
-              <w:t>cor.test</w:t>
+              <w:t>cor.</w:t>
+            </w:r>
+            <w:proofErr w:type="gramStart"/>
+            <w:r>
+              <w:rPr>
+                <w:rFonts w:ascii="Times New Roman" w:eastAsia="Times New Roman" w:hAnsi="Times New Roman" w:cs="Times New Roman"/>
+              </w:rPr>
+              <w:t>test</w:t>
             </w:r>
             <w:proofErr w:type="spellEnd"/>
             <w:r>
@@ -10859,6 +11398,7 @@
               <w:t>(</w:t>
             </w:r>
             <w:proofErr w:type="spellStart"/>
+            <w:proofErr w:type="gramEnd"/>
             <w:r>
               <w:rPr>
                 <w:rFonts w:ascii="Times New Roman" w:eastAsia="Times New Roman" w:hAnsi="Times New Roman" w:cs="Times New Roman"/>
@@ -10923,7 +11463,21 @@
               <w:rPr>
                 <w:rFonts w:ascii="Times New Roman" w:eastAsia="Times New Roman" w:hAnsi="Times New Roman" w:cs="Times New Roman"/>
               </w:rPr>
-              <w:t xml:space="preserve">                          exact = FALSE)  # avoids warnings for large samples</w:t>
+              <w:t xml:space="preserve">                          exact = </w:t>
+            </w:r>
+            <w:proofErr w:type="gramStart"/>
+            <w:r>
+              <w:rPr>
+                <w:rFonts w:ascii="Times New Roman" w:eastAsia="Times New Roman" w:hAnsi="Times New Roman" w:cs="Times New Roman"/>
+              </w:rPr>
+              <w:t>FALSE)  #</w:t>
+            </w:r>
+            <w:proofErr w:type="gramEnd"/>
+            <w:r>
+              <w:rPr>
+                <w:rFonts w:ascii="Times New Roman" w:eastAsia="Times New Roman" w:hAnsi="Times New Roman" w:cs="Times New Roman"/>
+              </w:rPr>
+              <w:t xml:space="preserve"> avoids warnings for large samples</w:t>
             </w:r>
           </w:p>
           <w:p>
@@ -11069,7 +11623,21 @@
               <w:rPr>
                 <w:rFonts w:ascii="Times New Roman" w:eastAsia="Times New Roman" w:hAnsi="Times New Roman" w:cs="Times New Roman"/>
               </w:rPr>
-              <w:t xml:space="preserve"> &lt;- spearman_test$conf.int  # Spearman CI appears only in newer R versions</w:t>
+              <w:t xml:space="preserve"> &lt;- </w:t>
+            </w:r>
+            <w:proofErr w:type="gramStart"/>
+            <w:r>
+              <w:rPr>
+                <w:rFonts w:ascii="Times New Roman" w:eastAsia="Times New Roman" w:hAnsi="Times New Roman" w:cs="Times New Roman"/>
+              </w:rPr>
+              <w:t>spearman_test$conf.int  #</w:t>
+            </w:r>
+            <w:proofErr w:type="gramEnd"/>
+            <w:r>
+              <w:rPr>
+                <w:rFonts w:ascii="Times New Roman" w:eastAsia="Times New Roman" w:hAnsi="Times New Roman" w:cs="Times New Roman"/>
+              </w:rPr>
+              <w:t xml:space="preserve"> Spearman CI appears only in newer R versions</w:t>
             </w:r>
           </w:p>
           <w:p>
@@ -11134,24 +11702,40 @@
                 <w:rFonts w:ascii="Times New Roman" w:eastAsia="Times New Roman" w:hAnsi="Times New Roman" w:cs="Times New Roman"/>
               </w:rPr>
             </w:pPr>
-            <w:r>
-              <w:rPr>
-                <w:rFonts w:ascii="Times New Roman" w:eastAsia="Times New Roman" w:hAnsi="Times New Roman" w:cs="Times New Roman"/>
-              </w:rPr>
-              <w:t>cat("\n=== SPEARMAN CORRELATION ANALYSIS RESULTS ===\n")</w:t>
-            </w:r>
-          </w:p>
-          <w:p>
-            <w:pPr>
-              <w:rPr>
-                <w:rFonts w:ascii="Times New Roman" w:eastAsia="Times New Roman" w:hAnsi="Times New Roman" w:cs="Times New Roman"/>
-              </w:rPr>
-            </w:pPr>
-            <w:r>
-              <w:rPr>
-                <w:rFonts w:ascii="Times New Roman" w:eastAsia="Times New Roman" w:hAnsi="Times New Roman" w:cs="Times New Roman"/>
-              </w:rPr>
-              <w:t xml:space="preserve">cat("Spearman Rank Correlation (rho):", </w:t>
+            <w:proofErr w:type="gramStart"/>
+            <w:r>
+              <w:rPr>
+                <w:rFonts w:ascii="Times New Roman" w:eastAsia="Times New Roman" w:hAnsi="Times New Roman" w:cs="Times New Roman"/>
+              </w:rPr>
+              <w:t>cat(</w:t>
+            </w:r>
+            <w:proofErr w:type="gramEnd"/>
+            <w:r>
+              <w:rPr>
+                <w:rFonts w:ascii="Times New Roman" w:eastAsia="Times New Roman" w:hAnsi="Times New Roman" w:cs="Times New Roman"/>
+              </w:rPr>
+              <w:t>"\n=== SPEARMAN CORRELATION ANALYSIS RESULTS ===\n")</w:t>
+            </w:r>
+          </w:p>
+          <w:p>
+            <w:pPr>
+              <w:rPr>
+                <w:rFonts w:ascii="Times New Roman" w:eastAsia="Times New Roman" w:hAnsi="Times New Roman" w:cs="Times New Roman"/>
+              </w:rPr>
+            </w:pPr>
+            <w:proofErr w:type="gramStart"/>
+            <w:r>
+              <w:rPr>
+                <w:rFonts w:ascii="Times New Roman" w:eastAsia="Times New Roman" w:hAnsi="Times New Roman" w:cs="Times New Roman"/>
+              </w:rPr>
+              <w:t>cat(</w:t>
+            </w:r>
+            <w:proofErr w:type="gramEnd"/>
+            <w:r>
+              <w:rPr>
+                <w:rFonts w:ascii="Times New Roman" w:eastAsia="Times New Roman" w:hAnsi="Times New Roman" w:cs="Times New Roman"/>
+              </w:rPr>
+              <w:t xml:space="preserve">"Spearman Rank Correlation (rho):", </w:t>
             </w:r>
             <w:proofErr w:type="spellStart"/>
             <w:r>
@@ -11174,11 +11758,19 @@
                 <w:rFonts w:ascii="Times New Roman" w:eastAsia="Times New Roman" w:hAnsi="Times New Roman" w:cs="Times New Roman"/>
               </w:rPr>
             </w:pPr>
-            <w:r>
-              <w:rPr>
-                <w:rFonts w:ascii="Times New Roman" w:eastAsia="Times New Roman" w:hAnsi="Times New Roman" w:cs="Times New Roman"/>
-              </w:rPr>
-              <w:t xml:space="preserve">cat("P-value:", </w:t>
+            <w:proofErr w:type="gramStart"/>
+            <w:r>
+              <w:rPr>
+                <w:rFonts w:ascii="Times New Roman" w:eastAsia="Times New Roman" w:hAnsi="Times New Roman" w:cs="Times New Roman"/>
+              </w:rPr>
+              <w:t>cat(</w:t>
+            </w:r>
+            <w:proofErr w:type="gramEnd"/>
+            <w:r>
+              <w:rPr>
+                <w:rFonts w:ascii="Times New Roman" w:eastAsia="Times New Roman" w:hAnsi="Times New Roman" w:cs="Times New Roman"/>
+              </w:rPr>
+              <w:t xml:space="preserve">"P-value:", </w:t>
             </w:r>
             <w:proofErr w:type="spellStart"/>
             <w:r>
@@ -11225,14 +11817,28 @@
               <w:rPr>
                 <w:rFonts w:ascii="Times New Roman" w:eastAsia="Times New Roman" w:hAnsi="Times New Roman" w:cs="Times New Roman"/>
               </w:rPr>
-              <w:t>if (!</w:t>
-            </w:r>
-            <w:proofErr w:type="spellStart"/>
-            <w:r>
-              <w:rPr>
-                <w:rFonts w:ascii="Times New Roman" w:eastAsia="Times New Roman" w:hAnsi="Times New Roman" w:cs="Times New Roman"/>
-              </w:rPr>
-              <w:t>is.null</w:t>
+              <w:t xml:space="preserve">if </w:t>
+            </w:r>
+            <w:proofErr w:type="gramStart"/>
+            <w:r>
+              <w:rPr>
+                <w:rFonts w:ascii="Times New Roman" w:eastAsia="Times New Roman" w:hAnsi="Times New Roman" w:cs="Times New Roman"/>
+              </w:rPr>
+              <w:t>(!</w:t>
+            </w:r>
+            <w:proofErr w:type="spellStart"/>
+            <w:r>
+              <w:rPr>
+                <w:rFonts w:ascii="Times New Roman" w:eastAsia="Times New Roman" w:hAnsi="Times New Roman" w:cs="Times New Roman"/>
+              </w:rPr>
+              <w:t>is</w:t>
+            </w:r>
+            <w:proofErr w:type="gramEnd"/>
+            <w:r>
+              <w:rPr>
+                <w:rFonts w:ascii="Times New Roman" w:eastAsia="Times New Roman" w:hAnsi="Times New Roman" w:cs="Times New Roman"/>
+              </w:rPr>
+              <w:t>.null</w:t>
             </w:r>
             <w:proofErr w:type="spellEnd"/>
             <w:r>
@@ -11266,7 +11872,21 @@
               <w:rPr>
                 <w:rFonts w:ascii="Times New Roman" w:eastAsia="Times New Roman" w:hAnsi="Times New Roman" w:cs="Times New Roman"/>
               </w:rPr>
-              <w:t xml:space="preserve">  cat("95% Confidence Interval:", </w:t>
+              <w:t xml:space="preserve">  </w:t>
+            </w:r>
+            <w:proofErr w:type="gramStart"/>
+            <w:r>
+              <w:rPr>
+                <w:rFonts w:ascii="Times New Roman" w:eastAsia="Times New Roman" w:hAnsi="Times New Roman" w:cs="Times New Roman"/>
+              </w:rPr>
+              <w:t>cat(</w:t>
+            </w:r>
+            <w:proofErr w:type="gramEnd"/>
+            <w:r>
+              <w:rPr>
+                <w:rFonts w:ascii="Times New Roman" w:eastAsia="Times New Roman" w:hAnsi="Times New Roman" w:cs="Times New Roman"/>
+              </w:rPr>
+              <w:t xml:space="preserve">"95% Confidence Interval:", </w:t>
             </w:r>
             <w:proofErr w:type="spellStart"/>
             <w:r>
@@ -11320,7 +11940,21 @@
               <w:rPr>
                 <w:rFonts w:ascii="Times New Roman" w:eastAsia="Times New Roman" w:hAnsi="Times New Roman" w:cs="Times New Roman"/>
               </w:rPr>
-              <w:t xml:space="preserve">  cat("95% Confidence Interval: Not available for Spearman in this R version\n")</w:t>
+              <w:t xml:space="preserve">  </w:t>
+            </w:r>
+            <w:proofErr w:type="gramStart"/>
+            <w:r>
+              <w:rPr>
+                <w:rFonts w:ascii="Times New Roman" w:eastAsia="Times New Roman" w:hAnsi="Times New Roman" w:cs="Times New Roman"/>
+              </w:rPr>
+              <w:t>cat(</w:t>
+            </w:r>
+            <w:proofErr w:type="gramEnd"/>
+            <w:r>
+              <w:rPr>
+                <w:rFonts w:ascii="Times New Roman" w:eastAsia="Times New Roman" w:hAnsi="Times New Roman" w:cs="Times New Roman"/>
+              </w:rPr>
+              <w:t>"95% Confidence Interval: Not available for Spearman in this R version\n")</w:t>
             </w:r>
           </w:p>
           <w:p>
@@ -11349,11 +11983,19 @@
                 <w:rFonts w:ascii="Times New Roman" w:eastAsia="Times New Roman" w:hAnsi="Times New Roman" w:cs="Times New Roman"/>
               </w:rPr>
             </w:pPr>
-            <w:r>
-              <w:rPr>
-                <w:rFonts w:ascii="Times New Roman" w:eastAsia="Times New Roman" w:hAnsi="Times New Roman" w:cs="Times New Roman"/>
-              </w:rPr>
-              <w:t xml:space="preserve">cat("Sample size (n):", </w:t>
+            <w:proofErr w:type="gramStart"/>
+            <w:r>
+              <w:rPr>
+                <w:rFonts w:ascii="Times New Roman" w:eastAsia="Times New Roman" w:hAnsi="Times New Roman" w:cs="Times New Roman"/>
+              </w:rPr>
+              <w:t>cat(</w:t>
+            </w:r>
+            <w:proofErr w:type="gramEnd"/>
+            <w:r>
+              <w:rPr>
+                <w:rFonts w:ascii="Times New Roman" w:eastAsia="Times New Roman" w:hAnsi="Times New Roman" w:cs="Times New Roman"/>
+              </w:rPr>
+              <w:t xml:space="preserve">"Sample size (n):", </w:t>
             </w:r>
             <w:proofErr w:type="spellStart"/>
             <w:r>
@@ -11427,7 +12069,21 @@
               <w:rPr>
                 <w:rFonts w:ascii="Times New Roman" w:eastAsia="Times New Roman" w:hAnsi="Times New Roman" w:cs="Times New Roman"/>
               </w:rPr>
-              <w:t xml:space="preserve">  cat("\</w:t>
+              <w:t xml:space="preserve">  </w:t>
+            </w:r>
+            <w:proofErr w:type="gramStart"/>
+            <w:r>
+              <w:rPr>
+                <w:rFonts w:ascii="Times New Roman" w:eastAsia="Times New Roman" w:hAnsi="Times New Roman" w:cs="Times New Roman"/>
+              </w:rPr>
+              <w:t>cat(</w:t>
+            </w:r>
+            <w:proofErr w:type="gramEnd"/>
+            <w:r>
+              <w:rPr>
+                <w:rFonts w:ascii="Times New Roman" w:eastAsia="Times New Roman" w:hAnsi="Times New Roman" w:cs="Times New Roman"/>
+              </w:rPr>
+              <w:t>"\</w:t>
             </w:r>
             <w:proofErr w:type="spellStart"/>
             <w:r>
@@ -11454,7 +12110,21 @@
               <w:rPr>
                 <w:rFonts w:ascii="Times New Roman" w:eastAsia="Times New Roman" w:hAnsi="Times New Roman" w:cs="Times New Roman"/>
               </w:rPr>
-              <w:t xml:space="preserve">  cat("There is a statistically significant monotonic relationship between alcohol consumption and life expectancy.\n")</w:t>
+              <w:t xml:space="preserve">  </w:t>
+            </w:r>
+            <w:proofErr w:type="gramStart"/>
+            <w:r>
+              <w:rPr>
+                <w:rFonts w:ascii="Times New Roman" w:eastAsia="Times New Roman" w:hAnsi="Times New Roman" w:cs="Times New Roman"/>
+              </w:rPr>
+              <w:t>cat(</w:t>
+            </w:r>
+            <w:proofErr w:type="gramEnd"/>
+            <w:r>
+              <w:rPr>
+                <w:rFonts w:ascii="Times New Roman" w:eastAsia="Times New Roman" w:hAnsi="Times New Roman" w:cs="Times New Roman"/>
+              </w:rPr>
+              <w:t>"There is a statistically significant monotonic relationship between alcohol consumption and life expectancy.\n")</w:t>
             </w:r>
           </w:p>
           <w:p>
@@ -11480,7 +12150,21 @@
               <w:rPr>
                 <w:rFonts w:ascii="Times New Roman" w:eastAsia="Times New Roman" w:hAnsi="Times New Roman" w:cs="Times New Roman"/>
               </w:rPr>
-              <w:t xml:space="preserve">  cat("\</w:t>
+              <w:t xml:space="preserve">  </w:t>
+            </w:r>
+            <w:proofErr w:type="gramStart"/>
+            <w:r>
+              <w:rPr>
+                <w:rFonts w:ascii="Times New Roman" w:eastAsia="Times New Roman" w:hAnsi="Times New Roman" w:cs="Times New Roman"/>
+              </w:rPr>
+              <w:t>cat(</w:t>
+            </w:r>
+            <w:proofErr w:type="gramEnd"/>
+            <w:r>
+              <w:rPr>
+                <w:rFonts w:ascii="Times New Roman" w:eastAsia="Times New Roman" w:hAnsi="Times New Roman" w:cs="Times New Roman"/>
+              </w:rPr>
+              <w:t>"\</w:t>
             </w:r>
             <w:proofErr w:type="spellStart"/>
             <w:r>
@@ -11507,7 +12191,21 @@
               <w:rPr>
                 <w:rFonts w:ascii="Times New Roman" w:eastAsia="Times New Roman" w:hAnsi="Times New Roman" w:cs="Times New Roman"/>
               </w:rPr>
-              <w:t xml:space="preserve">  cat("There is no statistically significant monotonic relationship between alcohol consumption and life expectancy.\n")</w:t>
+              <w:t xml:space="preserve">  </w:t>
+            </w:r>
+            <w:proofErr w:type="gramStart"/>
+            <w:r>
+              <w:rPr>
+                <w:rFonts w:ascii="Times New Roman" w:eastAsia="Times New Roman" w:hAnsi="Times New Roman" w:cs="Times New Roman"/>
+              </w:rPr>
+              <w:t>cat(</w:t>
+            </w:r>
+            <w:proofErr w:type="gramEnd"/>
+            <w:r>
+              <w:rPr>
+                <w:rFonts w:ascii="Times New Roman" w:eastAsia="Times New Roman" w:hAnsi="Times New Roman" w:cs="Times New Roman"/>
+              </w:rPr>
+              <w:t>"There is no statistically significant monotonic relationship between alcohol consumption and life expectancy.\n")</w:t>
             </w:r>
           </w:p>
           <w:p>
@@ -11602,7 +12300,679 @@
               <w:rPr>
                 <w:rFonts w:ascii="Times New Roman" w:eastAsia="Times New Roman" w:hAnsi="Times New Roman" w:cs="Times New Roman"/>
               </w:rPr>
-              <w:t>commit a901e53350932249ca4678e8da2f0072034531b5 (HEAD -&gt; main, origin/main, origin/HEAD)</w:t>
+              <w:t>commit d94217303bdeafe299d2dc4b369c13c72a0ee895 (HEAD -&gt; main, origin/main, origin/HEAD)</w:t>
+            </w:r>
+          </w:p>
+          <w:p>
+            <w:pPr>
+              <w:rPr>
+                <w:rFonts w:ascii="Times New Roman" w:eastAsia="Times New Roman" w:hAnsi="Times New Roman" w:cs="Times New Roman"/>
+              </w:rPr>
+            </w:pPr>
+            <w:r>
+              <w:rPr>
+                <w:rFonts w:ascii="Times New Roman" w:eastAsia="Times New Roman" w:hAnsi="Times New Roman" w:cs="Times New Roman"/>
+              </w:rPr>
+              <w:t xml:space="preserve">Author: </w:t>
+            </w:r>
+            <w:proofErr w:type="spellStart"/>
+            <w:r>
+              <w:rPr>
+                <w:rFonts w:ascii="Times New Roman" w:eastAsia="Times New Roman" w:hAnsi="Times New Roman" w:cs="Times New Roman"/>
+              </w:rPr>
+              <w:t>Hyndavi</w:t>
+            </w:r>
+            <w:proofErr w:type="spellEnd"/>
+            <w:r>
+              <w:rPr>
+                <w:rFonts w:ascii="Times New Roman" w:eastAsia="Times New Roman" w:hAnsi="Times New Roman" w:cs="Times New Roman"/>
+              </w:rPr>
+              <w:t xml:space="preserve"> </w:t>
+            </w:r>
+            <w:proofErr w:type="spellStart"/>
+            <w:r>
+              <w:rPr>
+                <w:rFonts w:ascii="Times New Roman" w:eastAsia="Times New Roman" w:hAnsi="Times New Roman" w:cs="Times New Roman"/>
+              </w:rPr>
+              <w:t>Yasarapu</w:t>
+            </w:r>
+            <w:proofErr w:type="spellEnd"/>
+            <w:r>
+              <w:rPr>
+                <w:rFonts w:ascii="Times New Roman" w:eastAsia="Times New Roman" w:hAnsi="Times New Roman" w:cs="Times New Roman"/>
+              </w:rPr>
+              <w:t xml:space="preserve"> &lt;hyndavi.yasarapu@dbd.co.uk&gt;</w:t>
+            </w:r>
+          </w:p>
+          <w:p>
+            <w:pPr>
+              <w:rPr>
+                <w:rFonts w:ascii="Times New Roman" w:eastAsia="Times New Roman" w:hAnsi="Times New Roman" w:cs="Times New Roman"/>
+              </w:rPr>
+            </w:pPr>
+            <w:r>
+              <w:rPr>
+                <w:rFonts w:ascii="Times New Roman" w:eastAsia="Times New Roman" w:hAnsi="Times New Roman" w:cs="Times New Roman"/>
+              </w:rPr>
+              <w:t>Date:   Fri Dec 12 15:07:44 2025 +0000</w:t>
+            </w:r>
+          </w:p>
+          <w:p>
+            <w:pPr>
+              <w:rPr>
+                <w:rFonts w:ascii="Times New Roman" w:eastAsia="Times New Roman" w:hAnsi="Times New Roman" w:cs="Times New Roman"/>
+              </w:rPr>
+            </w:pPr>
+          </w:p>
+          <w:p>
+            <w:pPr>
+              <w:rPr>
+                <w:rFonts w:ascii="Times New Roman" w:eastAsia="Times New Roman" w:hAnsi="Times New Roman" w:cs="Times New Roman"/>
+              </w:rPr>
+            </w:pPr>
+            <w:r>
+              <w:rPr>
+                <w:rFonts w:ascii="Times New Roman" w:eastAsia="Times New Roman" w:hAnsi="Times New Roman" w:cs="Times New Roman"/>
+              </w:rPr>
+              <w:t xml:space="preserve">    </w:t>
+            </w:r>
+            <w:proofErr w:type="spellStart"/>
+            <w:r>
+              <w:rPr>
+                <w:rFonts w:ascii="Times New Roman" w:eastAsia="Times New Roman" w:hAnsi="Times New Roman" w:cs="Times New Roman"/>
+              </w:rPr>
+              <w:t>Chnages</w:t>
+            </w:r>
+            <w:proofErr w:type="spellEnd"/>
+            <w:r>
+              <w:rPr>
+                <w:rFonts w:ascii="Times New Roman" w:eastAsia="Times New Roman" w:hAnsi="Times New Roman" w:cs="Times New Roman"/>
+              </w:rPr>
+              <w:t xml:space="preserve"> Modified - Documentation</w:t>
+            </w:r>
+          </w:p>
+          <w:p>
+            <w:pPr>
+              <w:rPr>
+                <w:rFonts w:ascii="Times New Roman" w:eastAsia="Times New Roman" w:hAnsi="Times New Roman" w:cs="Times New Roman"/>
+              </w:rPr>
+            </w:pPr>
+          </w:p>
+          <w:p>
+            <w:pPr>
+              <w:rPr>
+                <w:rFonts w:ascii="Times New Roman" w:eastAsia="Times New Roman" w:hAnsi="Times New Roman" w:cs="Times New Roman"/>
+              </w:rPr>
+            </w:pPr>
+            <w:r>
+              <w:rPr>
+                <w:rFonts w:ascii="Times New Roman" w:eastAsia="Times New Roman" w:hAnsi="Times New Roman" w:cs="Times New Roman"/>
+              </w:rPr>
+              <w:t>commit 97d0c4a0d6ed12d6ad32a52b3e07fd663276dafb</w:t>
+            </w:r>
+          </w:p>
+          <w:p>
+            <w:pPr>
+              <w:rPr>
+                <w:rFonts w:ascii="Times New Roman" w:eastAsia="Times New Roman" w:hAnsi="Times New Roman" w:cs="Times New Roman"/>
+              </w:rPr>
+            </w:pPr>
+            <w:r>
+              <w:rPr>
+                <w:rFonts w:ascii="Times New Roman" w:eastAsia="Times New Roman" w:hAnsi="Times New Roman" w:cs="Times New Roman"/>
+              </w:rPr>
+              <w:t xml:space="preserve">Author: </w:t>
+            </w:r>
+            <w:proofErr w:type="spellStart"/>
+            <w:r>
+              <w:rPr>
+                <w:rFonts w:ascii="Times New Roman" w:eastAsia="Times New Roman" w:hAnsi="Times New Roman" w:cs="Times New Roman"/>
+              </w:rPr>
+              <w:t>Hyndavi</w:t>
+            </w:r>
+            <w:proofErr w:type="spellEnd"/>
+            <w:r>
+              <w:rPr>
+                <w:rFonts w:ascii="Times New Roman" w:eastAsia="Times New Roman" w:hAnsi="Times New Roman" w:cs="Times New Roman"/>
+              </w:rPr>
+              <w:t xml:space="preserve"> </w:t>
+            </w:r>
+            <w:proofErr w:type="spellStart"/>
+            <w:r>
+              <w:rPr>
+                <w:rFonts w:ascii="Times New Roman" w:eastAsia="Times New Roman" w:hAnsi="Times New Roman" w:cs="Times New Roman"/>
+              </w:rPr>
+              <w:t>Yasarapu</w:t>
+            </w:r>
+            <w:proofErr w:type="spellEnd"/>
+            <w:r>
+              <w:rPr>
+                <w:rFonts w:ascii="Times New Roman" w:eastAsia="Times New Roman" w:hAnsi="Times New Roman" w:cs="Times New Roman"/>
+              </w:rPr>
+              <w:t xml:space="preserve"> &lt;hyndavi.yasarapu@dbd.co.uk&gt;</w:t>
+            </w:r>
+          </w:p>
+          <w:p>
+            <w:pPr>
+              <w:rPr>
+                <w:rFonts w:ascii="Times New Roman" w:eastAsia="Times New Roman" w:hAnsi="Times New Roman" w:cs="Times New Roman"/>
+              </w:rPr>
+            </w:pPr>
+            <w:r>
+              <w:rPr>
+                <w:rFonts w:ascii="Times New Roman" w:eastAsia="Times New Roman" w:hAnsi="Times New Roman" w:cs="Times New Roman"/>
+              </w:rPr>
+              <w:t>Date:   Fri Dec 12 14:39:20 2025 +0000</w:t>
+            </w:r>
+          </w:p>
+          <w:p>
+            <w:pPr>
+              <w:rPr>
+                <w:rFonts w:ascii="Times New Roman" w:eastAsia="Times New Roman" w:hAnsi="Times New Roman" w:cs="Times New Roman"/>
+              </w:rPr>
+            </w:pPr>
+          </w:p>
+          <w:p>
+            <w:pPr>
+              <w:rPr>
+                <w:rFonts w:ascii="Times New Roman" w:eastAsia="Times New Roman" w:hAnsi="Times New Roman" w:cs="Times New Roman"/>
+              </w:rPr>
+            </w:pPr>
+            <w:r>
+              <w:rPr>
+                <w:rFonts w:ascii="Times New Roman" w:eastAsia="Times New Roman" w:hAnsi="Times New Roman" w:cs="Times New Roman"/>
+              </w:rPr>
+              <w:t xml:space="preserve">    </w:t>
+            </w:r>
+            <w:proofErr w:type="spellStart"/>
+            <w:r>
+              <w:rPr>
+                <w:rFonts w:ascii="Times New Roman" w:eastAsia="Times New Roman" w:hAnsi="Times New Roman" w:cs="Times New Roman"/>
+              </w:rPr>
+              <w:t>Chnages</w:t>
+            </w:r>
+            <w:proofErr w:type="spellEnd"/>
+            <w:r>
+              <w:rPr>
+                <w:rFonts w:ascii="Times New Roman" w:eastAsia="Times New Roman" w:hAnsi="Times New Roman" w:cs="Times New Roman"/>
+              </w:rPr>
+              <w:t xml:space="preserve"> Modified - RQ, Plots, Analysis, R Code</w:t>
+            </w:r>
+          </w:p>
+          <w:p>
+            <w:pPr>
+              <w:rPr>
+                <w:rFonts w:ascii="Times New Roman" w:eastAsia="Times New Roman" w:hAnsi="Times New Roman" w:cs="Times New Roman"/>
+              </w:rPr>
+            </w:pPr>
+          </w:p>
+          <w:p>
+            <w:pPr>
+              <w:rPr>
+                <w:rFonts w:ascii="Times New Roman" w:eastAsia="Times New Roman" w:hAnsi="Times New Roman" w:cs="Times New Roman"/>
+              </w:rPr>
+            </w:pPr>
+            <w:r>
+              <w:rPr>
+                <w:rFonts w:ascii="Times New Roman" w:eastAsia="Times New Roman" w:hAnsi="Times New Roman" w:cs="Times New Roman"/>
+              </w:rPr>
+              <w:t>commit ff23fc59b099e6a2df53e815ad2a02d1e4319971</w:t>
+            </w:r>
+          </w:p>
+          <w:p>
+            <w:pPr>
+              <w:rPr>
+                <w:rFonts w:ascii="Times New Roman" w:eastAsia="Times New Roman" w:hAnsi="Times New Roman" w:cs="Times New Roman"/>
+              </w:rPr>
+            </w:pPr>
+            <w:r>
+              <w:rPr>
+                <w:rFonts w:ascii="Times New Roman" w:eastAsia="Times New Roman" w:hAnsi="Times New Roman" w:cs="Times New Roman"/>
+              </w:rPr>
+              <w:t xml:space="preserve">Author: </w:t>
+            </w:r>
+            <w:proofErr w:type="spellStart"/>
+            <w:r>
+              <w:rPr>
+                <w:rFonts w:ascii="Times New Roman" w:eastAsia="Times New Roman" w:hAnsi="Times New Roman" w:cs="Times New Roman"/>
+              </w:rPr>
+              <w:t>Hyndavi</w:t>
+            </w:r>
+            <w:proofErr w:type="spellEnd"/>
+            <w:r>
+              <w:rPr>
+                <w:rFonts w:ascii="Times New Roman" w:eastAsia="Times New Roman" w:hAnsi="Times New Roman" w:cs="Times New Roman"/>
+              </w:rPr>
+              <w:t xml:space="preserve"> </w:t>
+            </w:r>
+            <w:proofErr w:type="spellStart"/>
+            <w:r>
+              <w:rPr>
+                <w:rFonts w:ascii="Times New Roman" w:eastAsia="Times New Roman" w:hAnsi="Times New Roman" w:cs="Times New Roman"/>
+              </w:rPr>
+              <w:t>Yasarapu</w:t>
+            </w:r>
+            <w:proofErr w:type="spellEnd"/>
+            <w:r>
+              <w:rPr>
+                <w:rFonts w:ascii="Times New Roman" w:eastAsia="Times New Roman" w:hAnsi="Times New Roman" w:cs="Times New Roman"/>
+              </w:rPr>
+              <w:t xml:space="preserve"> &lt;hyndavi.yasarapu@dbd.co.uk&gt;</w:t>
+            </w:r>
+          </w:p>
+          <w:p>
+            <w:pPr>
+              <w:rPr>
+                <w:rFonts w:ascii="Times New Roman" w:eastAsia="Times New Roman" w:hAnsi="Times New Roman" w:cs="Times New Roman"/>
+              </w:rPr>
+            </w:pPr>
+            <w:r>
+              <w:rPr>
+                <w:rFonts w:ascii="Times New Roman" w:eastAsia="Times New Roman" w:hAnsi="Times New Roman" w:cs="Times New Roman"/>
+              </w:rPr>
+              <w:t>Date:   Thu Dec 11 21:52:26 2025 +0000</w:t>
+            </w:r>
+          </w:p>
+          <w:p>
+            <w:pPr>
+              <w:rPr>
+                <w:rFonts w:ascii="Times New Roman" w:eastAsia="Times New Roman" w:hAnsi="Times New Roman" w:cs="Times New Roman"/>
+              </w:rPr>
+            </w:pPr>
+          </w:p>
+          <w:p>
+            <w:pPr>
+              <w:rPr>
+                <w:rFonts w:ascii="Times New Roman" w:eastAsia="Times New Roman" w:hAnsi="Times New Roman" w:cs="Times New Roman"/>
+              </w:rPr>
+            </w:pPr>
+            <w:r>
+              <w:rPr>
+                <w:rFonts w:ascii="Times New Roman" w:eastAsia="Times New Roman" w:hAnsi="Times New Roman" w:cs="Times New Roman"/>
+              </w:rPr>
+              <w:t xml:space="preserve">    Updated documentation</w:t>
+            </w:r>
+          </w:p>
+          <w:p>
+            <w:pPr>
+              <w:rPr>
+                <w:rFonts w:ascii="Times New Roman" w:eastAsia="Times New Roman" w:hAnsi="Times New Roman" w:cs="Times New Roman"/>
+              </w:rPr>
+            </w:pPr>
+          </w:p>
+          <w:p>
+            <w:pPr>
+              <w:rPr>
+                <w:rFonts w:ascii="Times New Roman" w:eastAsia="Times New Roman" w:hAnsi="Times New Roman" w:cs="Times New Roman"/>
+              </w:rPr>
+            </w:pPr>
+            <w:r>
+              <w:rPr>
+                <w:rFonts w:ascii="Times New Roman" w:eastAsia="Times New Roman" w:hAnsi="Times New Roman" w:cs="Times New Roman"/>
+              </w:rPr>
+              <w:t>commit 9c1154f8f7e994850188bd93b534d54c82ad2e48</w:t>
+            </w:r>
+          </w:p>
+          <w:p>
+            <w:pPr>
+              <w:rPr>
+                <w:rFonts w:ascii="Times New Roman" w:eastAsia="Times New Roman" w:hAnsi="Times New Roman" w:cs="Times New Roman"/>
+              </w:rPr>
+            </w:pPr>
+            <w:r>
+              <w:rPr>
+                <w:rFonts w:ascii="Times New Roman" w:eastAsia="Times New Roman" w:hAnsi="Times New Roman" w:cs="Times New Roman"/>
+              </w:rPr>
+              <w:t xml:space="preserve">Author: </w:t>
+            </w:r>
+            <w:proofErr w:type="spellStart"/>
+            <w:r>
+              <w:rPr>
+                <w:rFonts w:ascii="Times New Roman" w:eastAsia="Times New Roman" w:hAnsi="Times New Roman" w:cs="Times New Roman"/>
+              </w:rPr>
+              <w:t>venureddymvmr</w:t>
+            </w:r>
+            <w:proofErr w:type="spellEnd"/>
+            <w:r>
+              <w:rPr>
+                <w:rFonts w:ascii="Times New Roman" w:eastAsia="Times New Roman" w:hAnsi="Times New Roman" w:cs="Times New Roman"/>
+              </w:rPr>
+              <w:t xml:space="preserve"> &lt;vm25aav@herts.ac.uk&gt;</w:t>
+            </w:r>
+          </w:p>
+          <w:p>
+            <w:pPr>
+              <w:rPr>
+                <w:rFonts w:ascii="Times New Roman" w:eastAsia="Times New Roman" w:hAnsi="Times New Roman" w:cs="Times New Roman"/>
+              </w:rPr>
+            </w:pPr>
+            <w:r>
+              <w:rPr>
+                <w:rFonts w:ascii="Times New Roman" w:eastAsia="Times New Roman" w:hAnsi="Times New Roman" w:cs="Times New Roman"/>
+              </w:rPr>
+              <w:t>Date:   Thu Dec 11 12:34:15 2025 +0000</w:t>
+            </w:r>
+          </w:p>
+          <w:p>
+            <w:pPr>
+              <w:rPr>
+                <w:rFonts w:ascii="Times New Roman" w:eastAsia="Times New Roman" w:hAnsi="Times New Roman" w:cs="Times New Roman"/>
+              </w:rPr>
+            </w:pPr>
+          </w:p>
+          <w:p>
+            <w:pPr>
+              <w:rPr>
+                <w:rFonts w:ascii="Times New Roman" w:eastAsia="Times New Roman" w:hAnsi="Times New Roman" w:cs="Times New Roman"/>
+              </w:rPr>
+            </w:pPr>
+            <w:r>
+              <w:rPr>
+                <w:rFonts w:ascii="Times New Roman" w:eastAsia="Times New Roman" w:hAnsi="Times New Roman" w:cs="Times New Roman"/>
+              </w:rPr>
+              <w:t xml:space="preserve">    updated documentation</w:t>
+            </w:r>
+          </w:p>
+          <w:p>
+            <w:pPr>
+              <w:rPr>
+                <w:rFonts w:ascii="Times New Roman" w:eastAsia="Times New Roman" w:hAnsi="Times New Roman" w:cs="Times New Roman"/>
+              </w:rPr>
+            </w:pPr>
+          </w:p>
+          <w:p>
+            <w:pPr>
+              <w:rPr>
+                <w:rFonts w:ascii="Times New Roman" w:eastAsia="Times New Roman" w:hAnsi="Times New Roman" w:cs="Times New Roman"/>
+              </w:rPr>
+            </w:pPr>
+            <w:r>
+              <w:rPr>
+                <w:rFonts w:ascii="Times New Roman" w:eastAsia="Times New Roman" w:hAnsi="Times New Roman" w:cs="Times New Roman"/>
+              </w:rPr>
+              <w:t>commit 88be7d47a793e0afdba3b1b090b6e4bb8428b8ee</w:t>
+            </w:r>
+          </w:p>
+          <w:p>
+            <w:pPr>
+              <w:rPr>
+                <w:rFonts w:ascii="Times New Roman" w:eastAsia="Times New Roman" w:hAnsi="Times New Roman" w:cs="Times New Roman"/>
+              </w:rPr>
+            </w:pPr>
+            <w:r>
+              <w:rPr>
+                <w:rFonts w:ascii="Times New Roman" w:eastAsia="Times New Roman" w:hAnsi="Times New Roman" w:cs="Times New Roman"/>
+              </w:rPr>
+              <w:t xml:space="preserve">Author: </w:t>
+            </w:r>
+            <w:proofErr w:type="spellStart"/>
+            <w:r>
+              <w:rPr>
+                <w:rFonts w:ascii="Times New Roman" w:eastAsia="Times New Roman" w:hAnsi="Times New Roman" w:cs="Times New Roman"/>
+              </w:rPr>
+              <w:t>Hyndavi</w:t>
+            </w:r>
+            <w:proofErr w:type="spellEnd"/>
+            <w:r>
+              <w:rPr>
+                <w:rFonts w:ascii="Times New Roman" w:eastAsia="Times New Roman" w:hAnsi="Times New Roman" w:cs="Times New Roman"/>
+              </w:rPr>
+              <w:t xml:space="preserve"> </w:t>
+            </w:r>
+            <w:proofErr w:type="spellStart"/>
+            <w:r>
+              <w:rPr>
+                <w:rFonts w:ascii="Times New Roman" w:eastAsia="Times New Roman" w:hAnsi="Times New Roman" w:cs="Times New Roman"/>
+              </w:rPr>
+              <w:t>Yasarapu</w:t>
+            </w:r>
+            <w:proofErr w:type="spellEnd"/>
+            <w:r>
+              <w:rPr>
+                <w:rFonts w:ascii="Times New Roman" w:eastAsia="Times New Roman" w:hAnsi="Times New Roman" w:cs="Times New Roman"/>
+              </w:rPr>
+              <w:t xml:space="preserve"> &lt;hyndavi.yasarapu@dbd.co.uk&gt;</w:t>
+            </w:r>
+          </w:p>
+          <w:p>
+            <w:pPr>
+              <w:rPr>
+                <w:rFonts w:ascii="Times New Roman" w:eastAsia="Times New Roman" w:hAnsi="Times New Roman" w:cs="Times New Roman"/>
+              </w:rPr>
+            </w:pPr>
+            <w:r>
+              <w:rPr>
+                <w:rFonts w:ascii="Times New Roman" w:eastAsia="Times New Roman" w:hAnsi="Times New Roman" w:cs="Times New Roman"/>
+              </w:rPr>
+              <w:t>Date:   Thu Dec 11 07:30:06 2025 +0000</w:t>
+            </w:r>
+          </w:p>
+          <w:p>
+            <w:pPr>
+              <w:rPr>
+                <w:rFonts w:ascii="Times New Roman" w:eastAsia="Times New Roman" w:hAnsi="Times New Roman" w:cs="Times New Roman"/>
+              </w:rPr>
+            </w:pPr>
+          </w:p>
+          <w:p>
+            <w:pPr>
+              <w:rPr>
+                <w:rFonts w:ascii="Times New Roman" w:eastAsia="Times New Roman" w:hAnsi="Times New Roman" w:cs="Times New Roman"/>
+              </w:rPr>
+            </w:pPr>
+            <w:r>
+              <w:rPr>
+                <w:rFonts w:ascii="Times New Roman" w:eastAsia="Times New Roman" w:hAnsi="Times New Roman" w:cs="Times New Roman"/>
+              </w:rPr>
+              <w:t xml:space="preserve">    Updated documentation</w:t>
+            </w:r>
+          </w:p>
+          <w:p>
+            <w:pPr>
+              <w:rPr>
+                <w:rFonts w:ascii="Times New Roman" w:eastAsia="Times New Roman" w:hAnsi="Times New Roman" w:cs="Times New Roman"/>
+              </w:rPr>
+            </w:pPr>
+          </w:p>
+          <w:p>
+            <w:pPr>
+              <w:rPr>
+                <w:rFonts w:ascii="Times New Roman" w:eastAsia="Times New Roman" w:hAnsi="Times New Roman" w:cs="Times New Roman"/>
+              </w:rPr>
+            </w:pPr>
+            <w:r>
+              <w:rPr>
+                <w:rFonts w:ascii="Times New Roman" w:eastAsia="Times New Roman" w:hAnsi="Times New Roman" w:cs="Times New Roman"/>
+              </w:rPr>
+              <w:t>commit 26968e0f50b5831b0dc181dbcade6accd671b573</w:t>
+            </w:r>
+          </w:p>
+          <w:p>
+            <w:pPr>
+              <w:rPr>
+                <w:rFonts w:ascii="Times New Roman" w:eastAsia="Times New Roman" w:hAnsi="Times New Roman" w:cs="Times New Roman"/>
+              </w:rPr>
+            </w:pPr>
+            <w:r>
+              <w:rPr>
+                <w:rFonts w:ascii="Times New Roman" w:eastAsia="Times New Roman" w:hAnsi="Times New Roman" w:cs="Times New Roman"/>
+              </w:rPr>
+              <w:t xml:space="preserve">Author: </w:t>
+            </w:r>
+            <w:proofErr w:type="spellStart"/>
+            <w:r>
+              <w:rPr>
+                <w:rFonts w:ascii="Times New Roman" w:eastAsia="Times New Roman" w:hAnsi="Times New Roman" w:cs="Times New Roman"/>
+              </w:rPr>
+              <w:t>Hyndavi</w:t>
+            </w:r>
+            <w:proofErr w:type="spellEnd"/>
+            <w:r>
+              <w:rPr>
+                <w:rFonts w:ascii="Times New Roman" w:eastAsia="Times New Roman" w:hAnsi="Times New Roman" w:cs="Times New Roman"/>
+              </w:rPr>
+              <w:t xml:space="preserve"> </w:t>
+            </w:r>
+            <w:proofErr w:type="spellStart"/>
+            <w:r>
+              <w:rPr>
+                <w:rFonts w:ascii="Times New Roman" w:eastAsia="Times New Roman" w:hAnsi="Times New Roman" w:cs="Times New Roman"/>
+              </w:rPr>
+              <w:t>Yasarapu</w:t>
+            </w:r>
+            <w:proofErr w:type="spellEnd"/>
+            <w:r>
+              <w:rPr>
+                <w:rFonts w:ascii="Times New Roman" w:eastAsia="Times New Roman" w:hAnsi="Times New Roman" w:cs="Times New Roman"/>
+              </w:rPr>
+              <w:t xml:space="preserve"> &lt;hyndavi.yasarapu@dbd.co.uk&gt;</w:t>
+            </w:r>
+          </w:p>
+          <w:p>
+            <w:pPr>
+              <w:rPr>
+                <w:rFonts w:ascii="Times New Roman" w:eastAsia="Times New Roman" w:hAnsi="Times New Roman" w:cs="Times New Roman"/>
+              </w:rPr>
+            </w:pPr>
+            <w:r>
+              <w:rPr>
+                <w:rFonts w:ascii="Times New Roman" w:eastAsia="Times New Roman" w:hAnsi="Times New Roman" w:cs="Times New Roman"/>
+              </w:rPr>
+              <w:t>Date:   Wed Dec 10 13:02:12 2025 +0000</w:t>
+            </w:r>
+          </w:p>
+          <w:p>
+            <w:pPr>
+              <w:rPr>
+                <w:rFonts w:ascii="Times New Roman" w:eastAsia="Times New Roman" w:hAnsi="Times New Roman" w:cs="Times New Roman"/>
+              </w:rPr>
+            </w:pPr>
+          </w:p>
+          <w:p>
+            <w:pPr>
+              <w:rPr>
+                <w:rFonts w:ascii="Times New Roman" w:eastAsia="Times New Roman" w:hAnsi="Times New Roman" w:cs="Times New Roman"/>
+              </w:rPr>
+            </w:pPr>
+            <w:r>
+              <w:rPr>
+                <w:rFonts w:ascii="Times New Roman" w:eastAsia="Times New Roman" w:hAnsi="Times New Roman" w:cs="Times New Roman"/>
+              </w:rPr>
+              <w:t xml:space="preserve">    Updated Documentation</w:t>
+            </w:r>
+          </w:p>
+          <w:p>
+            <w:pPr>
+              <w:rPr>
+                <w:rFonts w:ascii="Times New Roman" w:eastAsia="Times New Roman" w:hAnsi="Times New Roman" w:cs="Times New Roman"/>
+              </w:rPr>
+            </w:pPr>
+          </w:p>
+          <w:p>
+            <w:pPr>
+              <w:rPr>
+                <w:rFonts w:ascii="Times New Roman" w:eastAsia="Times New Roman" w:hAnsi="Times New Roman" w:cs="Times New Roman"/>
+              </w:rPr>
+            </w:pPr>
+            <w:r>
+              <w:rPr>
+                <w:rFonts w:ascii="Times New Roman" w:eastAsia="Times New Roman" w:hAnsi="Times New Roman" w:cs="Times New Roman"/>
+              </w:rPr>
+              <w:t>commit f81ef981d9ebfffd68a4770629e6509f19b43295</w:t>
+            </w:r>
+          </w:p>
+          <w:p>
+            <w:pPr>
+              <w:rPr>
+                <w:rFonts w:ascii="Times New Roman" w:eastAsia="Times New Roman" w:hAnsi="Times New Roman" w:cs="Times New Roman"/>
+              </w:rPr>
+            </w:pPr>
+            <w:r>
+              <w:rPr>
+                <w:rFonts w:ascii="Times New Roman" w:eastAsia="Times New Roman" w:hAnsi="Times New Roman" w:cs="Times New Roman"/>
+              </w:rPr>
+              <w:t xml:space="preserve">Author: </w:t>
+            </w:r>
+            <w:proofErr w:type="spellStart"/>
+            <w:r>
+              <w:rPr>
+                <w:rFonts w:ascii="Times New Roman" w:eastAsia="Times New Roman" w:hAnsi="Times New Roman" w:cs="Times New Roman"/>
+              </w:rPr>
+              <w:t>Hyndavi</w:t>
+            </w:r>
+            <w:proofErr w:type="spellEnd"/>
+            <w:r>
+              <w:rPr>
+                <w:rFonts w:ascii="Times New Roman" w:eastAsia="Times New Roman" w:hAnsi="Times New Roman" w:cs="Times New Roman"/>
+              </w:rPr>
+              <w:t xml:space="preserve"> </w:t>
+            </w:r>
+            <w:proofErr w:type="spellStart"/>
+            <w:r>
+              <w:rPr>
+                <w:rFonts w:ascii="Times New Roman" w:eastAsia="Times New Roman" w:hAnsi="Times New Roman" w:cs="Times New Roman"/>
+              </w:rPr>
+              <w:t>Yasarapu</w:t>
+            </w:r>
+            <w:proofErr w:type="spellEnd"/>
+            <w:r>
+              <w:rPr>
+                <w:rFonts w:ascii="Times New Roman" w:eastAsia="Times New Roman" w:hAnsi="Times New Roman" w:cs="Times New Roman"/>
+              </w:rPr>
+              <w:t xml:space="preserve"> &lt;hyndavi.yasarapu@dbd.co.uk&gt;</w:t>
+            </w:r>
+          </w:p>
+          <w:p>
+            <w:pPr>
+              <w:rPr>
+                <w:rFonts w:ascii="Times New Roman" w:eastAsia="Times New Roman" w:hAnsi="Times New Roman" w:cs="Times New Roman"/>
+              </w:rPr>
+            </w:pPr>
+            <w:r>
+              <w:rPr>
+                <w:rFonts w:ascii="Times New Roman" w:eastAsia="Times New Roman" w:hAnsi="Times New Roman" w:cs="Times New Roman"/>
+              </w:rPr>
+              <w:t>Date:   Tue Dec 9 18:06:02 2025 +0000</w:t>
+            </w:r>
+          </w:p>
+          <w:p>
+            <w:pPr>
+              <w:rPr>
+                <w:rFonts w:ascii="Times New Roman" w:eastAsia="Times New Roman" w:hAnsi="Times New Roman" w:cs="Times New Roman"/>
+              </w:rPr>
+            </w:pPr>
+          </w:p>
+          <w:p>
+            <w:pPr>
+              <w:rPr>
+                <w:rFonts w:ascii="Times New Roman" w:eastAsia="Times New Roman" w:hAnsi="Times New Roman" w:cs="Times New Roman"/>
+              </w:rPr>
+            </w:pPr>
+            <w:r>
+              <w:rPr>
+                <w:rFonts w:ascii="Times New Roman" w:eastAsia="Times New Roman" w:hAnsi="Times New Roman" w:cs="Times New Roman"/>
+              </w:rPr>
+              <w:t xml:space="preserve">    Updated the Page numbers, Alignment of Documentation, Git log section</w:t>
+            </w:r>
+          </w:p>
+          <w:p>
+            <w:pPr>
+              <w:rPr>
+                <w:rFonts w:ascii="Times New Roman" w:eastAsia="Times New Roman" w:hAnsi="Times New Roman" w:cs="Times New Roman"/>
+              </w:rPr>
+            </w:pPr>
+          </w:p>
+          <w:p>
+            <w:pPr>
+              <w:rPr>
+                <w:rFonts w:ascii="Times New Roman" w:eastAsia="Times New Roman" w:hAnsi="Times New Roman" w:cs="Times New Roman"/>
+              </w:rPr>
+            </w:pPr>
+            <w:r>
+              <w:rPr>
+                <w:rFonts w:ascii="Times New Roman" w:eastAsia="Times New Roman" w:hAnsi="Times New Roman" w:cs="Times New Roman"/>
+              </w:rPr>
+              <w:t>commit a901e53350932249ca4678e8da2f0072034531b5</w:t>
             </w:r>
           </w:p>
           <w:p>
@@ -12127,7 +13497,35 @@
               <w:rPr>
                 <w:rFonts w:ascii="Times New Roman" w:eastAsia="Times New Roman" w:hAnsi="Times New Roman" w:cs="Times New Roman"/>
               </w:rPr>
-              <w:t>Author: Hyndavi Yasarapu &lt;hyndavi.yasarapu@dbd.co.uk&gt;</w:t>
+              <w:t xml:space="preserve">Author: </w:t>
+            </w:r>
+            <w:proofErr w:type="spellStart"/>
+            <w:r>
+              <w:rPr>
+                <w:rFonts w:ascii="Times New Roman" w:eastAsia="Times New Roman" w:hAnsi="Times New Roman" w:cs="Times New Roman"/>
+              </w:rPr>
+              <w:t>Hyndavi</w:t>
+            </w:r>
+            <w:proofErr w:type="spellEnd"/>
+            <w:r>
+              <w:rPr>
+                <w:rFonts w:ascii="Times New Roman" w:eastAsia="Times New Roman" w:hAnsi="Times New Roman" w:cs="Times New Roman"/>
+              </w:rPr>
+              <w:t xml:space="preserve"> </w:t>
+            </w:r>
+            <w:proofErr w:type="spellStart"/>
+            <w:r>
+              <w:rPr>
+                <w:rFonts w:ascii="Times New Roman" w:eastAsia="Times New Roman" w:hAnsi="Times New Roman" w:cs="Times New Roman"/>
+              </w:rPr>
+              <w:t>Yasarapu</w:t>
+            </w:r>
+            <w:proofErr w:type="spellEnd"/>
+            <w:r>
+              <w:rPr>
+                <w:rFonts w:ascii="Times New Roman" w:eastAsia="Times New Roman" w:hAnsi="Times New Roman" w:cs="Times New Roman"/>
+              </w:rPr>
+              <w:t xml:space="preserve"> &lt;hyndavi.yasarapu@dbd.co.uk&gt;</w:t>
             </w:r>
           </w:p>
           <w:p>
@@ -12193,7 +13591,35 @@
               <w:rPr>
                 <w:rFonts w:ascii="Times New Roman" w:eastAsia="Times New Roman" w:hAnsi="Times New Roman" w:cs="Times New Roman"/>
               </w:rPr>
-              <w:t>Author: Hyndavi Yasarapu &lt;hyndavi.yasarapu@dbd.co.uk&gt;</w:t>
+              <w:t xml:space="preserve">Author: </w:t>
+            </w:r>
+            <w:proofErr w:type="spellStart"/>
+            <w:r>
+              <w:rPr>
+                <w:rFonts w:ascii="Times New Roman" w:eastAsia="Times New Roman" w:hAnsi="Times New Roman" w:cs="Times New Roman"/>
+              </w:rPr>
+              <w:t>Hyndavi</w:t>
+            </w:r>
+            <w:proofErr w:type="spellEnd"/>
+            <w:r>
+              <w:rPr>
+                <w:rFonts w:ascii="Times New Roman" w:eastAsia="Times New Roman" w:hAnsi="Times New Roman" w:cs="Times New Roman"/>
+              </w:rPr>
+              <w:t xml:space="preserve"> </w:t>
+            </w:r>
+            <w:proofErr w:type="spellStart"/>
+            <w:r>
+              <w:rPr>
+                <w:rFonts w:ascii="Times New Roman" w:eastAsia="Times New Roman" w:hAnsi="Times New Roman" w:cs="Times New Roman"/>
+              </w:rPr>
+              <w:t>Yasarapu</w:t>
+            </w:r>
+            <w:proofErr w:type="spellEnd"/>
+            <w:r>
+              <w:rPr>
+                <w:rFonts w:ascii="Times New Roman" w:eastAsia="Times New Roman" w:hAnsi="Times New Roman" w:cs="Times New Roman"/>
+              </w:rPr>
+              <w:t xml:space="preserve"> &lt;hyndavi.yasarapu@dbd.co.uk&gt;</w:t>
             </w:r>
           </w:p>
           <w:p>
@@ -12273,7 +13699,35 @@
               <w:rPr>
                 <w:rFonts w:ascii="Times New Roman" w:eastAsia="Times New Roman" w:hAnsi="Times New Roman" w:cs="Times New Roman"/>
               </w:rPr>
-              <w:t>Author: Hyndavi Yasarapu &lt;hyndavi.yasarapu@dbd.co.uk&gt;</w:t>
+              <w:t xml:space="preserve">Author: </w:t>
+            </w:r>
+            <w:proofErr w:type="spellStart"/>
+            <w:r>
+              <w:rPr>
+                <w:rFonts w:ascii="Times New Roman" w:eastAsia="Times New Roman" w:hAnsi="Times New Roman" w:cs="Times New Roman"/>
+              </w:rPr>
+              <w:t>Hyndavi</w:t>
+            </w:r>
+            <w:proofErr w:type="spellEnd"/>
+            <w:r>
+              <w:rPr>
+                <w:rFonts w:ascii="Times New Roman" w:eastAsia="Times New Roman" w:hAnsi="Times New Roman" w:cs="Times New Roman"/>
+              </w:rPr>
+              <w:t xml:space="preserve"> </w:t>
+            </w:r>
+            <w:proofErr w:type="spellStart"/>
+            <w:r>
+              <w:rPr>
+                <w:rFonts w:ascii="Times New Roman" w:eastAsia="Times New Roman" w:hAnsi="Times New Roman" w:cs="Times New Roman"/>
+              </w:rPr>
+              <w:t>Yasarapu</w:t>
+            </w:r>
+            <w:proofErr w:type="spellEnd"/>
+            <w:r>
+              <w:rPr>
+                <w:rFonts w:ascii="Times New Roman" w:eastAsia="Times New Roman" w:hAnsi="Times New Roman" w:cs="Times New Roman"/>
+              </w:rPr>
+              <w:t xml:space="preserve"> &lt;hyndavi.yasarapu@dbd.co.uk&gt;</w:t>
             </w:r>
           </w:p>
           <w:p>
@@ -12419,7 +13873,35 @@
               <w:rPr>
                 <w:rFonts w:ascii="Times New Roman" w:eastAsia="Times New Roman" w:hAnsi="Times New Roman" w:cs="Times New Roman"/>
               </w:rPr>
-              <w:t>Author: Hyndavi Yasarapu &lt;hyndavi.yasarapu@dbd.co.uk&gt;</w:t>
+              <w:t xml:space="preserve">Author: </w:t>
+            </w:r>
+            <w:proofErr w:type="spellStart"/>
+            <w:r>
+              <w:rPr>
+                <w:rFonts w:ascii="Times New Roman" w:eastAsia="Times New Roman" w:hAnsi="Times New Roman" w:cs="Times New Roman"/>
+              </w:rPr>
+              <w:t>Hyndavi</w:t>
+            </w:r>
+            <w:proofErr w:type="spellEnd"/>
+            <w:r>
+              <w:rPr>
+                <w:rFonts w:ascii="Times New Roman" w:eastAsia="Times New Roman" w:hAnsi="Times New Roman" w:cs="Times New Roman"/>
+              </w:rPr>
+              <w:t xml:space="preserve"> </w:t>
+            </w:r>
+            <w:proofErr w:type="spellStart"/>
+            <w:r>
+              <w:rPr>
+                <w:rFonts w:ascii="Times New Roman" w:eastAsia="Times New Roman" w:hAnsi="Times New Roman" w:cs="Times New Roman"/>
+              </w:rPr>
+              <w:t>Yasarapu</w:t>
+            </w:r>
+            <w:proofErr w:type="spellEnd"/>
+            <w:r>
+              <w:rPr>
+                <w:rFonts w:ascii="Times New Roman" w:eastAsia="Times New Roman" w:hAnsi="Times New Roman" w:cs="Times New Roman"/>
+              </w:rPr>
+              <w:t xml:space="preserve"> &lt;hyndavi.yasarapu@dbd.co.uk&gt;</w:t>
             </w:r>
           </w:p>
           <w:p>
@@ -12485,7 +13967,35 @@
               <w:rPr>
                 <w:rFonts w:ascii="Times New Roman" w:eastAsia="Times New Roman" w:hAnsi="Times New Roman" w:cs="Times New Roman"/>
               </w:rPr>
-              <w:t>Author: Hyndavi Yasarapu &lt;hyndavi.yasarapu@dbd.co.uk&gt;</w:t>
+              <w:t xml:space="preserve">Author: </w:t>
+            </w:r>
+            <w:proofErr w:type="spellStart"/>
+            <w:r>
+              <w:rPr>
+                <w:rFonts w:ascii="Times New Roman" w:eastAsia="Times New Roman" w:hAnsi="Times New Roman" w:cs="Times New Roman"/>
+              </w:rPr>
+              <w:t>Hyndavi</w:t>
+            </w:r>
+            <w:proofErr w:type="spellEnd"/>
+            <w:r>
+              <w:rPr>
+                <w:rFonts w:ascii="Times New Roman" w:eastAsia="Times New Roman" w:hAnsi="Times New Roman" w:cs="Times New Roman"/>
+              </w:rPr>
+              <w:t xml:space="preserve"> </w:t>
+            </w:r>
+            <w:proofErr w:type="spellStart"/>
+            <w:r>
+              <w:rPr>
+                <w:rFonts w:ascii="Times New Roman" w:eastAsia="Times New Roman" w:hAnsi="Times New Roman" w:cs="Times New Roman"/>
+              </w:rPr>
+              <w:t>Yasarapu</w:t>
+            </w:r>
+            <w:proofErr w:type="spellEnd"/>
+            <w:r>
+              <w:rPr>
+                <w:rFonts w:ascii="Times New Roman" w:eastAsia="Times New Roman" w:hAnsi="Times New Roman" w:cs="Times New Roman"/>
+              </w:rPr>
+              <w:t xml:space="preserve"> &lt;hyndavi.yasarapu@dbd.co.uk&gt;</w:t>
             </w:r>
           </w:p>
           <w:p>
@@ -12551,7 +14061,35 @@
               <w:rPr>
                 <w:rFonts w:ascii="Times New Roman" w:eastAsia="Times New Roman" w:hAnsi="Times New Roman" w:cs="Times New Roman"/>
               </w:rPr>
-              <w:t>Author: Hyndavi Yasarapu &lt;hyndavi.yasarapu@dbd.co.uk&gt;</w:t>
+              <w:t xml:space="preserve">Author: </w:t>
+            </w:r>
+            <w:proofErr w:type="spellStart"/>
+            <w:r>
+              <w:rPr>
+                <w:rFonts w:ascii="Times New Roman" w:eastAsia="Times New Roman" w:hAnsi="Times New Roman" w:cs="Times New Roman"/>
+              </w:rPr>
+              <w:t>Hyndavi</w:t>
+            </w:r>
+            <w:proofErr w:type="spellEnd"/>
+            <w:r>
+              <w:rPr>
+                <w:rFonts w:ascii="Times New Roman" w:eastAsia="Times New Roman" w:hAnsi="Times New Roman" w:cs="Times New Roman"/>
+              </w:rPr>
+              <w:t xml:space="preserve"> </w:t>
+            </w:r>
+            <w:proofErr w:type="spellStart"/>
+            <w:r>
+              <w:rPr>
+                <w:rFonts w:ascii="Times New Roman" w:eastAsia="Times New Roman" w:hAnsi="Times New Roman" w:cs="Times New Roman"/>
+              </w:rPr>
+              <w:t>Yasarapu</w:t>
+            </w:r>
+            <w:proofErr w:type="spellEnd"/>
+            <w:r>
+              <w:rPr>
+                <w:rFonts w:ascii="Times New Roman" w:eastAsia="Times New Roman" w:hAnsi="Times New Roman" w:cs="Times New Roman"/>
+              </w:rPr>
+              <w:t xml:space="preserve"> &lt;hyndavi.yasarapu@dbd.co.uk&gt;</w:t>
             </w:r>
           </w:p>
           <w:p>
@@ -12644,7 +14182,35 @@
               <w:rPr>
                 <w:rFonts w:ascii="Times New Roman" w:eastAsia="Times New Roman" w:hAnsi="Times New Roman" w:cs="Times New Roman"/>
               </w:rPr>
-              <w:t>Author: Hyndavi Yasarapu &lt;hyndavi.yasarapu@dbd.co.uk&gt;</w:t>
+              <w:t xml:space="preserve">Author: </w:t>
+            </w:r>
+            <w:proofErr w:type="spellStart"/>
+            <w:r>
+              <w:rPr>
+                <w:rFonts w:ascii="Times New Roman" w:eastAsia="Times New Roman" w:hAnsi="Times New Roman" w:cs="Times New Roman"/>
+              </w:rPr>
+              <w:t>Hyndavi</w:t>
+            </w:r>
+            <w:proofErr w:type="spellEnd"/>
+            <w:r>
+              <w:rPr>
+                <w:rFonts w:ascii="Times New Roman" w:eastAsia="Times New Roman" w:hAnsi="Times New Roman" w:cs="Times New Roman"/>
+              </w:rPr>
+              <w:t xml:space="preserve"> </w:t>
+            </w:r>
+            <w:proofErr w:type="spellStart"/>
+            <w:r>
+              <w:rPr>
+                <w:rFonts w:ascii="Times New Roman" w:eastAsia="Times New Roman" w:hAnsi="Times New Roman" w:cs="Times New Roman"/>
+              </w:rPr>
+              <w:t>Yasarapu</w:t>
+            </w:r>
+            <w:proofErr w:type="spellEnd"/>
+            <w:r>
+              <w:rPr>
+                <w:rFonts w:ascii="Times New Roman" w:eastAsia="Times New Roman" w:hAnsi="Times New Roman" w:cs="Times New Roman"/>
+              </w:rPr>
+              <w:t xml:space="preserve"> &lt;hyndavi.yasarapu@dbd.co.uk&gt;</w:t>
             </w:r>
           </w:p>
           <w:p>
@@ -12710,8 +14276,150 @@
               <w:rPr>
                 <w:rFonts w:ascii="Times New Roman" w:eastAsia="Times New Roman" w:hAnsi="Times New Roman" w:cs="Times New Roman"/>
               </w:rPr>
-              <w:t>Author: Hyndavi Yasarapu &lt;hyndavi.yasarapu@dbd.co.uk&gt;</w:t>
-            </w:r>
+              <w:t xml:space="preserve">Author: </w:t>
+            </w:r>
+            <w:proofErr w:type="spellStart"/>
+            <w:r>
+              <w:rPr>
+                <w:rFonts w:ascii="Times New Roman" w:eastAsia="Times New Roman" w:hAnsi="Times New Roman" w:cs="Times New Roman"/>
+              </w:rPr>
+              <w:t>Hyndavi</w:t>
+            </w:r>
+            <w:proofErr w:type="spellEnd"/>
+            <w:r>
+              <w:rPr>
+                <w:rFonts w:ascii="Times New Roman" w:eastAsia="Times New Roman" w:hAnsi="Times New Roman" w:cs="Times New Roman"/>
+              </w:rPr>
+              <w:t xml:space="preserve"> </w:t>
+            </w:r>
+            <w:proofErr w:type="spellStart"/>
+            <w:r>
+              <w:rPr>
+                <w:rFonts w:ascii="Times New Roman" w:eastAsia="Times New Roman" w:hAnsi="Times New Roman" w:cs="Times New Roman"/>
+              </w:rPr>
+              <w:t>Yasarapu</w:t>
+            </w:r>
+            <w:proofErr w:type="spellEnd"/>
+            <w:r>
+              <w:rPr>
+                <w:rFonts w:ascii="Times New Roman" w:eastAsia="Times New Roman" w:hAnsi="Times New Roman" w:cs="Times New Roman"/>
+              </w:rPr>
+              <w:t xml:space="preserve"> &lt;hyndavi.yasarapu@dbd.co.uk&gt;</w:t>
+            </w:r>
+          </w:p>
+          <w:p>
+            <w:pPr>
+              <w:rPr>
+                <w:rFonts w:ascii="Times New Roman" w:eastAsia="Times New Roman" w:hAnsi="Times New Roman" w:cs="Times New Roman"/>
+              </w:rPr>
+            </w:pPr>
+            <w:r>
+              <w:rPr>
+                <w:rFonts w:ascii="Times New Roman" w:eastAsia="Times New Roman" w:hAnsi="Times New Roman" w:cs="Times New Roman"/>
+              </w:rPr>
+              <w:t>Date:   Mon Dec 8 12:31:51 2025 +0000</w:t>
+            </w:r>
+          </w:p>
+          <w:p>
+            <w:pPr>
+              <w:rPr>
+                <w:rFonts w:ascii="Times New Roman" w:eastAsia="Times New Roman" w:hAnsi="Times New Roman" w:cs="Times New Roman"/>
+              </w:rPr>
+            </w:pPr>
+          </w:p>
+          <w:p>
+            <w:pPr>
+              <w:rPr>
+                <w:rFonts w:ascii="Times New Roman" w:eastAsia="Times New Roman" w:hAnsi="Times New Roman" w:cs="Times New Roman"/>
+              </w:rPr>
+            </w:pPr>
+            <w:r>
+              <w:rPr>
+                <w:rFonts w:ascii="Times New Roman" w:eastAsia="Times New Roman" w:hAnsi="Times New Roman" w:cs="Times New Roman"/>
+              </w:rPr>
+              <w:t xml:space="preserve">    Updated Analysis - Pearson Correlation and </w:t>
+            </w:r>
+            <w:proofErr w:type="spellStart"/>
+            <w:r>
+              <w:rPr>
+                <w:rFonts w:ascii="Times New Roman" w:eastAsia="Times New Roman" w:hAnsi="Times New Roman" w:cs="Times New Roman"/>
+              </w:rPr>
+              <w:t>Intepretation</w:t>
+            </w:r>
+            <w:proofErr w:type="spellEnd"/>
+            <w:r>
+              <w:rPr>
+                <w:rFonts w:ascii="Times New Roman" w:eastAsia="Times New Roman" w:hAnsi="Times New Roman" w:cs="Times New Roman"/>
+              </w:rPr>
+              <w:t xml:space="preserve"> of data</w:t>
+            </w:r>
+          </w:p>
+          <w:p>
+            <w:pPr>
+              <w:rPr>
+                <w:rFonts w:ascii="Times New Roman" w:eastAsia="Times New Roman" w:hAnsi="Times New Roman" w:cs="Times New Roman"/>
+              </w:rPr>
+            </w:pPr>
+          </w:p>
+          <w:p>
+            <w:pPr>
+              <w:rPr>
+                <w:rFonts w:ascii="Times New Roman" w:eastAsia="Times New Roman" w:hAnsi="Times New Roman" w:cs="Times New Roman"/>
+              </w:rPr>
+            </w:pPr>
+            <w:r>
+              <w:rPr>
+                <w:rFonts w:ascii="Times New Roman" w:eastAsia="Times New Roman" w:hAnsi="Times New Roman" w:cs="Times New Roman"/>
+              </w:rPr>
+              <w:t>commit 190207ae69030c5011885ed1b63c009aea6de946</w:t>
+            </w:r>
+          </w:p>
+          <w:p>
+            <w:pPr>
+              <w:rPr>
+                <w:rFonts w:ascii="Times New Roman" w:eastAsia="Times New Roman" w:hAnsi="Times New Roman" w:cs="Times New Roman"/>
+              </w:rPr>
+            </w:pPr>
+            <w:r>
+              <w:rPr>
+                <w:rFonts w:ascii="Times New Roman" w:eastAsia="Times New Roman" w:hAnsi="Times New Roman" w:cs="Times New Roman"/>
+              </w:rPr>
+              <w:t xml:space="preserve">Author: </w:t>
+            </w:r>
+            <w:proofErr w:type="spellStart"/>
+            <w:r>
+              <w:rPr>
+                <w:rFonts w:ascii="Times New Roman" w:eastAsia="Times New Roman" w:hAnsi="Times New Roman" w:cs="Times New Roman"/>
+              </w:rPr>
+              <w:t>HyndaviYasarapu</w:t>
+            </w:r>
+            <w:proofErr w:type="spellEnd"/>
+            <w:r>
+              <w:rPr>
+                <w:rFonts w:ascii="Times New Roman" w:eastAsia="Times New Roman" w:hAnsi="Times New Roman" w:cs="Times New Roman"/>
+              </w:rPr>
+              <w:t xml:space="preserve"> &lt;hy24aax@herts.ac.uk&gt;</w:t>
+            </w:r>
+          </w:p>
+          <w:p>
+            <w:pPr>
+              <w:rPr>
+                <w:rFonts w:ascii="Times New Roman" w:eastAsia="Times New Roman" w:hAnsi="Times New Roman" w:cs="Times New Roman"/>
+              </w:rPr>
+            </w:pPr>
+            <w:r>
+              <w:rPr>
+                <w:rFonts w:ascii="Times New Roman" w:eastAsia="Times New Roman" w:hAnsi="Times New Roman" w:cs="Times New Roman"/>
+              </w:rPr>
+              <w:t>Date:   Mon Dec 8 11:06:27 2025 +0000</w:t>
+            </w:r>
+          </w:p>
+          <w:p>
+            <w:pPr>
+              <w:rPr>
+                <w:rFonts w:ascii="Times New Roman" w:eastAsia="Times New Roman" w:hAnsi="Times New Roman" w:cs="Times New Roman"/>
+              </w:rPr>
+            </w:pPr>
           </w:p>
           <w:p>
             <w:pPr>
@@ -12724,61 +14432,27 @@
                 <w:rFonts w:ascii="Times New Roman" w:eastAsia="Times New Roman" w:hAnsi="Times New Roman" w:cs="Times New Roman"/>
               </w:rPr>
               <w:lastRenderedPageBreak/>
-              <w:t>Date:   Mon Dec 8 12:31:51 2025 +0000</w:t>
-            </w:r>
-          </w:p>
-          <w:p>
-            <w:pPr>
-              <w:rPr>
-                <w:rFonts w:ascii="Times New Roman" w:eastAsia="Times New Roman" w:hAnsi="Times New Roman" w:cs="Times New Roman"/>
-              </w:rPr>
-            </w:pPr>
-          </w:p>
-          <w:p>
-            <w:pPr>
-              <w:rPr>
-                <w:rFonts w:ascii="Times New Roman" w:eastAsia="Times New Roman" w:hAnsi="Times New Roman" w:cs="Times New Roman"/>
-              </w:rPr>
-            </w:pPr>
-            <w:r>
-              <w:rPr>
-                <w:rFonts w:ascii="Times New Roman" w:eastAsia="Times New Roman" w:hAnsi="Times New Roman" w:cs="Times New Roman"/>
-              </w:rPr>
-              <w:t xml:space="preserve">    Updated Analysis - Pearson Correlation and </w:t>
-            </w:r>
-            <w:proofErr w:type="spellStart"/>
-            <w:r>
-              <w:rPr>
-                <w:rFonts w:ascii="Times New Roman" w:eastAsia="Times New Roman" w:hAnsi="Times New Roman" w:cs="Times New Roman"/>
-              </w:rPr>
-              <w:t>Intepretation</w:t>
-            </w:r>
-            <w:proofErr w:type="spellEnd"/>
-            <w:r>
-              <w:rPr>
-                <w:rFonts w:ascii="Times New Roman" w:eastAsia="Times New Roman" w:hAnsi="Times New Roman" w:cs="Times New Roman"/>
-              </w:rPr>
-              <w:t xml:space="preserve"> of data</w:t>
-            </w:r>
-          </w:p>
-          <w:p>
-            <w:pPr>
-              <w:rPr>
-                <w:rFonts w:ascii="Times New Roman" w:eastAsia="Times New Roman" w:hAnsi="Times New Roman" w:cs="Times New Roman"/>
-              </w:rPr>
-            </w:pPr>
-          </w:p>
-          <w:p>
-            <w:pPr>
-              <w:rPr>
-                <w:rFonts w:ascii="Times New Roman" w:eastAsia="Times New Roman" w:hAnsi="Times New Roman" w:cs="Times New Roman"/>
-              </w:rPr>
-            </w:pPr>
-            <w:r>
-              <w:rPr>
-                <w:rFonts w:ascii="Times New Roman" w:eastAsia="Times New Roman" w:hAnsi="Times New Roman" w:cs="Times New Roman"/>
-              </w:rPr>
-              <w:t>commit 190207ae69030c5011885ed1b63c009aea6de946</w:t>
+              <w:t xml:space="preserve">    Delete ~$OM1079_Final report_template.docx Not required File</w:t>
+            </w:r>
+          </w:p>
+          <w:p>
+            <w:pPr>
+              <w:rPr>
+                <w:rFonts w:ascii="Times New Roman" w:eastAsia="Times New Roman" w:hAnsi="Times New Roman" w:cs="Times New Roman"/>
+              </w:rPr>
+            </w:pPr>
+          </w:p>
+          <w:p>
+            <w:pPr>
+              <w:rPr>
+                <w:rFonts w:ascii="Times New Roman" w:eastAsia="Times New Roman" w:hAnsi="Times New Roman" w:cs="Times New Roman"/>
+              </w:rPr>
+            </w:pPr>
+            <w:r>
+              <w:rPr>
+                <w:rFonts w:ascii="Times New Roman" w:eastAsia="Times New Roman" w:hAnsi="Times New Roman" w:cs="Times New Roman"/>
+              </w:rPr>
+              <w:t>commit 61b99298443256dfb01daa24a1f4cdd8760d553a</w:t>
             </w:r>
           </w:p>
           <w:p>
@@ -12798,6 +14472,489 @@
               <w:rPr>
                 <w:rFonts w:ascii="Times New Roman" w:eastAsia="Times New Roman" w:hAnsi="Times New Roman" w:cs="Times New Roman"/>
               </w:rPr>
+              <w:t>Hyndavi</w:t>
+            </w:r>
+            <w:proofErr w:type="spellEnd"/>
+            <w:r>
+              <w:rPr>
+                <w:rFonts w:ascii="Times New Roman" w:eastAsia="Times New Roman" w:hAnsi="Times New Roman" w:cs="Times New Roman"/>
+              </w:rPr>
+              <w:t xml:space="preserve"> </w:t>
+            </w:r>
+            <w:proofErr w:type="spellStart"/>
+            <w:r>
+              <w:rPr>
+                <w:rFonts w:ascii="Times New Roman" w:eastAsia="Times New Roman" w:hAnsi="Times New Roman" w:cs="Times New Roman"/>
+              </w:rPr>
+              <w:t>Yasarapu</w:t>
+            </w:r>
+            <w:proofErr w:type="spellEnd"/>
+            <w:r>
+              <w:rPr>
+                <w:rFonts w:ascii="Times New Roman" w:eastAsia="Times New Roman" w:hAnsi="Times New Roman" w:cs="Times New Roman"/>
+              </w:rPr>
+              <w:t xml:space="preserve"> &lt;hyndavi.yasarapu@dbd.co.uk&gt;</w:t>
+            </w:r>
+          </w:p>
+          <w:p>
+            <w:pPr>
+              <w:rPr>
+                <w:rFonts w:ascii="Times New Roman" w:eastAsia="Times New Roman" w:hAnsi="Times New Roman" w:cs="Times New Roman"/>
+              </w:rPr>
+            </w:pPr>
+            <w:r>
+              <w:rPr>
+                <w:rFonts w:ascii="Times New Roman" w:eastAsia="Times New Roman" w:hAnsi="Times New Roman" w:cs="Times New Roman"/>
+              </w:rPr>
+              <w:t>Date:   Mon Dec 8 11:05:59 2025 +0000</w:t>
+            </w:r>
+          </w:p>
+          <w:p>
+            <w:pPr>
+              <w:rPr>
+                <w:rFonts w:ascii="Times New Roman" w:eastAsia="Times New Roman" w:hAnsi="Times New Roman" w:cs="Times New Roman"/>
+              </w:rPr>
+            </w:pPr>
+          </w:p>
+          <w:p>
+            <w:pPr>
+              <w:rPr>
+                <w:rFonts w:ascii="Times New Roman" w:eastAsia="Times New Roman" w:hAnsi="Times New Roman" w:cs="Times New Roman"/>
+              </w:rPr>
+            </w:pPr>
+            <w:r>
+              <w:rPr>
+                <w:rFonts w:ascii="Times New Roman" w:eastAsia="Times New Roman" w:hAnsi="Times New Roman" w:cs="Times New Roman"/>
+              </w:rPr>
+              <w:t xml:space="preserve">    Updated Git ignore file</w:t>
+            </w:r>
+          </w:p>
+          <w:p>
+            <w:pPr>
+              <w:rPr>
+                <w:rFonts w:ascii="Times New Roman" w:eastAsia="Times New Roman" w:hAnsi="Times New Roman" w:cs="Times New Roman"/>
+              </w:rPr>
+            </w:pPr>
+          </w:p>
+          <w:p>
+            <w:pPr>
+              <w:rPr>
+                <w:rFonts w:ascii="Times New Roman" w:eastAsia="Times New Roman" w:hAnsi="Times New Roman" w:cs="Times New Roman"/>
+              </w:rPr>
+            </w:pPr>
+            <w:r>
+              <w:rPr>
+                <w:rFonts w:ascii="Times New Roman" w:eastAsia="Times New Roman" w:hAnsi="Times New Roman" w:cs="Times New Roman"/>
+              </w:rPr>
+              <w:t>commit 8685b28b00a0b18d09ae8ef65641793d0224eaca</w:t>
+            </w:r>
+          </w:p>
+          <w:p>
+            <w:pPr>
+              <w:rPr>
+                <w:rFonts w:ascii="Times New Roman" w:eastAsia="Times New Roman" w:hAnsi="Times New Roman" w:cs="Times New Roman"/>
+              </w:rPr>
+            </w:pPr>
+            <w:r>
+              <w:rPr>
+                <w:rFonts w:ascii="Times New Roman" w:eastAsia="Times New Roman" w:hAnsi="Times New Roman" w:cs="Times New Roman"/>
+              </w:rPr>
+              <w:t xml:space="preserve">Author: </w:t>
+            </w:r>
+            <w:proofErr w:type="spellStart"/>
+            <w:r>
+              <w:rPr>
+                <w:rFonts w:ascii="Times New Roman" w:eastAsia="Times New Roman" w:hAnsi="Times New Roman" w:cs="Times New Roman"/>
+              </w:rPr>
+              <w:t>Hyndavi</w:t>
+            </w:r>
+            <w:proofErr w:type="spellEnd"/>
+            <w:r>
+              <w:rPr>
+                <w:rFonts w:ascii="Times New Roman" w:eastAsia="Times New Roman" w:hAnsi="Times New Roman" w:cs="Times New Roman"/>
+              </w:rPr>
+              <w:t xml:space="preserve"> </w:t>
+            </w:r>
+            <w:proofErr w:type="spellStart"/>
+            <w:r>
+              <w:rPr>
+                <w:rFonts w:ascii="Times New Roman" w:eastAsia="Times New Roman" w:hAnsi="Times New Roman" w:cs="Times New Roman"/>
+              </w:rPr>
+              <w:t>Yasarapu</w:t>
+            </w:r>
+            <w:proofErr w:type="spellEnd"/>
+            <w:r>
+              <w:rPr>
+                <w:rFonts w:ascii="Times New Roman" w:eastAsia="Times New Roman" w:hAnsi="Times New Roman" w:cs="Times New Roman"/>
+              </w:rPr>
+              <w:t xml:space="preserve"> &lt;hyndavi.yasarapu@dbd.co.uk&gt;</w:t>
+            </w:r>
+          </w:p>
+          <w:p>
+            <w:pPr>
+              <w:rPr>
+                <w:rFonts w:ascii="Times New Roman" w:eastAsia="Times New Roman" w:hAnsi="Times New Roman" w:cs="Times New Roman"/>
+              </w:rPr>
+            </w:pPr>
+            <w:r>
+              <w:rPr>
+                <w:rFonts w:ascii="Times New Roman" w:eastAsia="Times New Roman" w:hAnsi="Times New Roman" w:cs="Times New Roman"/>
+              </w:rPr>
+              <w:t>Date:   Mon Dec 8 11:04:07 2025 +0000</w:t>
+            </w:r>
+          </w:p>
+          <w:p>
+            <w:pPr>
+              <w:rPr>
+                <w:rFonts w:ascii="Times New Roman" w:eastAsia="Times New Roman" w:hAnsi="Times New Roman" w:cs="Times New Roman"/>
+              </w:rPr>
+            </w:pPr>
+          </w:p>
+          <w:p>
+            <w:pPr>
+              <w:rPr>
+                <w:rFonts w:ascii="Times New Roman" w:eastAsia="Times New Roman" w:hAnsi="Times New Roman" w:cs="Times New Roman"/>
+              </w:rPr>
+            </w:pPr>
+            <w:r>
+              <w:rPr>
+                <w:rFonts w:ascii="Times New Roman" w:eastAsia="Times New Roman" w:hAnsi="Times New Roman" w:cs="Times New Roman"/>
+              </w:rPr>
+              <w:t xml:space="preserve">    Updated Visualization Charts and Documentation - Added Appendices with R code</w:t>
+            </w:r>
+          </w:p>
+          <w:p>
+            <w:pPr>
+              <w:rPr>
+                <w:rFonts w:ascii="Times New Roman" w:eastAsia="Times New Roman" w:hAnsi="Times New Roman" w:cs="Times New Roman"/>
+              </w:rPr>
+            </w:pPr>
+          </w:p>
+          <w:p>
+            <w:pPr>
+              <w:rPr>
+                <w:rFonts w:ascii="Times New Roman" w:eastAsia="Times New Roman" w:hAnsi="Times New Roman" w:cs="Times New Roman"/>
+              </w:rPr>
+            </w:pPr>
+            <w:r>
+              <w:rPr>
+                <w:rFonts w:ascii="Times New Roman" w:eastAsia="Times New Roman" w:hAnsi="Times New Roman" w:cs="Times New Roman"/>
+              </w:rPr>
+              <w:t>commit 9fdbd6a33d4780af7653fdcc23a568ded58a09d5</w:t>
+            </w:r>
+          </w:p>
+          <w:p>
+            <w:pPr>
+              <w:rPr>
+                <w:rFonts w:ascii="Times New Roman" w:eastAsia="Times New Roman" w:hAnsi="Times New Roman" w:cs="Times New Roman"/>
+              </w:rPr>
+            </w:pPr>
+            <w:r>
+              <w:rPr>
+                <w:rFonts w:ascii="Times New Roman" w:eastAsia="Times New Roman" w:hAnsi="Times New Roman" w:cs="Times New Roman"/>
+              </w:rPr>
+              <w:t xml:space="preserve">Author: </w:t>
+            </w:r>
+            <w:proofErr w:type="spellStart"/>
+            <w:r>
+              <w:rPr>
+                <w:rFonts w:ascii="Times New Roman" w:eastAsia="Times New Roman" w:hAnsi="Times New Roman" w:cs="Times New Roman"/>
+              </w:rPr>
+              <w:t>Hyndavi</w:t>
+            </w:r>
+            <w:proofErr w:type="spellEnd"/>
+            <w:r>
+              <w:rPr>
+                <w:rFonts w:ascii="Times New Roman" w:eastAsia="Times New Roman" w:hAnsi="Times New Roman" w:cs="Times New Roman"/>
+              </w:rPr>
+              <w:t xml:space="preserve"> </w:t>
+            </w:r>
+            <w:proofErr w:type="spellStart"/>
+            <w:r>
+              <w:rPr>
+                <w:rFonts w:ascii="Times New Roman" w:eastAsia="Times New Roman" w:hAnsi="Times New Roman" w:cs="Times New Roman"/>
+              </w:rPr>
+              <w:t>Yasarapu</w:t>
+            </w:r>
+            <w:proofErr w:type="spellEnd"/>
+            <w:r>
+              <w:rPr>
+                <w:rFonts w:ascii="Times New Roman" w:eastAsia="Times New Roman" w:hAnsi="Times New Roman" w:cs="Times New Roman"/>
+              </w:rPr>
+              <w:t xml:space="preserve"> &lt;hyndavi.yasarapu@dbd.co.uk&gt;</w:t>
+            </w:r>
+          </w:p>
+          <w:p>
+            <w:pPr>
+              <w:rPr>
+                <w:rFonts w:ascii="Times New Roman" w:eastAsia="Times New Roman" w:hAnsi="Times New Roman" w:cs="Times New Roman"/>
+              </w:rPr>
+            </w:pPr>
+            <w:r>
+              <w:rPr>
+                <w:rFonts w:ascii="Times New Roman" w:eastAsia="Times New Roman" w:hAnsi="Times New Roman" w:cs="Times New Roman"/>
+              </w:rPr>
+              <w:t>Date:   Mon Dec 8 10:36:27 2025 +0000</w:t>
+            </w:r>
+          </w:p>
+          <w:p>
+            <w:pPr>
+              <w:rPr>
+                <w:rFonts w:ascii="Times New Roman" w:eastAsia="Times New Roman" w:hAnsi="Times New Roman" w:cs="Times New Roman"/>
+              </w:rPr>
+            </w:pPr>
+          </w:p>
+          <w:p>
+            <w:pPr>
+              <w:rPr>
+                <w:rFonts w:ascii="Times New Roman" w:eastAsia="Times New Roman" w:hAnsi="Times New Roman" w:cs="Times New Roman"/>
+              </w:rPr>
+            </w:pPr>
+            <w:r>
+              <w:rPr>
+                <w:rFonts w:ascii="Times New Roman" w:eastAsia="Times New Roman" w:hAnsi="Times New Roman" w:cs="Times New Roman"/>
+              </w:rPr>
+              <w:t xml:space="preserve">    Updated Visualization Charts</w:t>
+            </w:r>
+          </w:p>
+          <w:p>
+            <w:pPr>
+              <w:rPr>
+                <w:rFonts w:ascii="Times New Roman" w:eastAsia="Times New Roman" w:hAnsi="Times New Roman" w:cs="Times New Roman"/>
+              </w:rPr>
+            </w:pPr>
+          </w:p>
+          <w:p>
+            <w:pPr>
+              <w:rPr>
+                <w:rFonts w:ascii="Times New Roman" w:eastAsia="Times New Roman" w:hAnsi="Times New Roman" w:cs="Times New Roman"/>
+              </w:rPr>
+            </w:pPr>
+            <w:r>
+              <w:rPr>
+                <w:rFonts w:ascii="Times New Roman" w:eastAsia="Times New Roman" w:hAnsi="Times New Roman" w:cs="Times New Roman"/>
+              </w:rPr>
+              <w:t>commit 9a2feb879031346e91489d52a7875df0e3eedf09</w:t>
+            </w:r>
+          </w:p>
+          <w:p>
+            <w:pPr>
+              <w:rPr>
+                <w:rFonts w:ascii="Times New Roman" w:eastAsia="Times New Roman" w:hAnsi="Times New Roman" w:cs="Times New Roman"/>
+              </w:rPr>
+            </w:pPr>
+            <w:r>
+              <w:rPr>
+                <w:rFonts w:ascii="Times New Roman" w:eastAsia="Times New Roman" w:hAnsi="Times New Roman" w:cs="Times New Roman"/>
+              </w:rPr>
+              <w:t>Merge: a5b0bc8 b8cbc6a</w:t>
+            </w:r>
+          </w:p>
+          <w:p>
+            <w:pPr>
+              <w:rPr>
+                <w:rFonts w:ascii="Times New Roman" w:eastAsia="Times New Roman" w:hAnsi="Times New Roman" w:cs="Times New Roman"/>
+              </w:rPr>
+            </w:pPr>
+            <w:r>
+              <w:rPr>
+                <w:rFonts w:ascii="Times New Roman" w:eastAsia="Times New Roman" w:hAnsi="Times New Roman" w:cs="Times New Roman"/>
+              </w:rPr>
+              <w:t xml:space="preserve">Author: </w:t>
+            </w:r>
+            <w:proofErr w:type="spellStart"/>
+            <w:r>
+              <w:rPr>
+                <w:rFonts w:ascii="Times New Roman" w:eastAsia="Times New Roman" w:hAnsi="Times New Roman" w:cs="Times New Roman"/>
+              </w:rPr>
+              <w:t>Hyndavi</w:t>
+            </w:r>
+            <w:proofErr w:type="spellEnd"/>
+            <w:r>
+              <w:rPr>
+                <w:rFonts w:ascii="Times New Roman" w:eastAsia="Times New Roman" w:hAnsi="Times New Roman" w:cs="Times New Roman"/>
+              </w:rPr>
+              <w:t xml:space="preserve"> </w:t>
+            </w:r>
+            <w:proofErr w:type="spellStart"/>
+            <w:r>
+              <w:rPr>
+                <w:rFonts w:ascii="Times New Roman" w:eastAsia="Times New Roman" w:hAnsi="Times New Roman" w:cs="Times New Roman"/>
+              </w:rPr>
+              <w:t>Yasarapu</w:t>
+            </w:r>
+            <w:proofErr w:type="spellEnd"/>
+            <w:r>
+              <w:rPr>
+                <w:rFonts w:ascii="Times New Roman" w:eastAsia="Times New Roman" w:hAnsi="Times New Roman" w:cs="Times New Roman"/>
+              </w:rPr>
+              <w:t xml:space="preserve"> &lt;hyndavi.yasarapu@dbd.co.uk&gt;</w:t>
+            </w:r>
+          </w:p>
+          <w:p>
+            <w:pPr>
+              <w:rPr>
+                <w:rFonts w:ascii="Times New Roman" w:eastAsia="Times New Roman" w:hAnsi="Times New Roman" w:cs="Times New Roman"/>
+              </w:rPr>
+            </w:pPr>
+            <w:r>
+              <w:rPr>
+                <w:rFonts w:ascii="Times New Roman" w:eastAsia="Times New Roman" w:hAnsi="Times New Roman" w:cs="Times New Roman"/>
+              </w:rPr>
+              <w:t>Date:   Mon Dec 8 02:28:09 2025 +0000</w:t>
+            </w:r>
+          </w:p>
+          <w:p>
+            <w:pPr>
+              <w:rPr>
+                <w:rFonts w:ascii="Times New Roman" w:eastAsia="Times New Roman" w:hAnsi="Times New Roman" w:cs="Times New Roman"/>
+              </w:rPr>
+            </w:pPr>
+          </w:p>
+          <w:p>
+            <w:pPr>
+              <w:rPr>
+                <w:rFonts w:ascii="Times New Roman" w:eastAsia="Times New Roman" w:hAnsi="Times New Roman" w:cs="Times New Roman"/>
+              </w:rPr>
+            </w:pPr>
+            <w:r>
+              <w:rPr>
+                <w:rFonts w:ascii="Times New Roman" w:eastAsia="Times New Roman" w:hAnsi="Times New Roman" w:cs="Times New Roman"/>
+              </w:rPr>
+              <w:t xml:space="preserve">    Merge branch 'main' of https://github.com/HyndaviYasarapu/GroupProjectLifeVsAlcohol</w:t>
+            </w:r>
+          </w:p>
+          <w:p>
+            <w:pPr>
+              <w:rPr>
+                <w:rFonts w:ascii="Times New Roman" w:eastAsia="Times New Roman" w:hAnsi="Times New Roman" w:cs="Times New Roman"/>
+              </w:rPr>
+            </w:pPr>
+          </w:p>
+          <w:p>
+            <w:pPr>
+              <w:rPr>
+                <w:rFonts w:ascii="Times New Roman" w:eastAsia="Times New Roman" w:hAnsi="Times New Roman" w:cs="Times New Roman"/>
+              </w:rPr>
+            </w:pPr>
+            <w:r>
+              <w:rPr>
+                <w:rFonts w:ascii="Times New Roman" w:eastAsia="Times New Roman" w:hAnsi="Times New Roman" w:cs="Times New Roman"/>
+              </w:rPr>
+              <w:t>commit a5b0bc898eea8a6d9c9c3aa60d87ef0954cceed7</w:t>
+            </w:r>
+          </w:p>
+          <w:p>
+            <w:pPr>
+              <w:rPr>
+                <w:rFonts w:ascii="Times New Roman" w:eastAsia="Times New Roman" w:hAnsi="Times New Roman" w:cs="Times New Roman"/>
+              </w:rPr>
+            </w:pPr>
+            <w:r>
+              <w:rPr>
+                <w:rFonts w:ascii="Times New Roman" w:eastAsia="Times New Roman" w:hAnsi="Times New Roman" w:cs="Times New Roman"/>
+              </w:rPr>
+              <w:t xml:space="preserve">Author: </w:t>
+            </w:r>
+            <w:proofErr w:type="spellStart"/>
+            <w:r>
+              <w:rPr>
+                <w:rFonts w:ascii="Times New Roman" w:eastAsia="Times New Roman" w:hAnsi="Times New Roman" w:cs="Times New Roman"/>
+              </w:rPr>
+              <w:t>Hyndavi</w:t>
+            </w:r>
+            <w:proofErr w:type="spellEnd"/>
+            <w:r>
+              <w:rPr>
+                <w:rFonts w:ascii="Times New Roman" w:eastAsia="Times New Roman" w:hAnsi="Times New Roman" w:cs="Times New Roman"/>
+              </w:rPr>
+              <w:t xml:space="preserve"> </w:t>
+            </w:r>
+            <w:proofErr w:type="spellStart"/>
+            <w:r>
+              <w:rPr>
+                <w:rFonts w:ascii="Times New Roman" w:eastAsia="Times New Roman" w:hAnsi="Times New Roman" w:cs="Times New Roman"/>
+              </w:rPr>
+              <w:t>Yasarapu</w:t>
+            </w:r>
+            <w:proofErr w:type="spellEnd"/>
+            <w:r>
+              <w:rPr>
+                <w:rFonts w:ascii="Times New Roman" w:eastAsia="Times New Roman" w:hAnsi="Times New Roman" w:cs="Times New Roman"/>
+              </w:rPr>
+              <w:t xml:space="preserve"> &lt;hyndavi.yasarapu@dbd.co.uk&gt;</w:t>
+            </w:r>
+          </w:p>
+          <w:p>
+            <w:pPr>
+              <w:rPr>
+                <w:rFonts w:ascii="Times New Roman" w:eastAsia="Times New Roman" w:hAnsi="Times New Roman" w:cs="Times New Roman"/>
+              </w:rPr>
+            </w:pPr>
+            <w:r>
+              <w:rPr>
+                <w:rFonts w:ascii="Times New Roman" w:eastAsia="Times New Roman" w:hAnsi="Times New Roman" w:cs="Times New Roman"/>
+              </w:rPr>
+              <w:t>Date:   Mon Dec 8 02:27:53 2025 +0000</w:t>
+            </w:r>
+          </w:p>
+          <w:p>
+            <w:pPr>
+              <w:rPr>
+                <w:rFonts w:ascii="Times New Roman" w:eastAsia="Times New Roman" w:hAnsi="Times New Roman" w:cs="Times New Roman"/>
+              </w:rPr>
+            </w:pPr>
+          </w:p>
+          <w:p>
+            <w:pPr>
+              <w:rPr>
+                <w:rFonts w:ascii="Times New Roman" w:eastAsia="Times New Roman" w:hAnsi="Times New Roman" w:cs="Times New Roman"/>
+              </w:rPr>
+            </w:pPr>
+            <w:r>
+              <w:rPr>
+                <w:rFonts w:ascii="Times New Roman" w:eastAsia="Times New Roman" w:hAnsi="Times New Roman" w:cs="Times New Roman"/>
+              </w:rPr>
+              <w:t xml:space="preserve">    Updated Documentation - Background research, Reference List</w:t>
+            </w:r>
+          </w:p>
+          <w:p>
+            <w:pPr>
+              <w:rPr>
+                <w:rFonts w:ascii="Times New Roman" w:eastAsia="Times New Roman" w:hAnsi="Times New Roman" w:cs="Times New Roman"/>
+              </w:rPr>
+            </w:pPr>
+          </w:p>
+          <w:p>
+            <w:pPr>
+              <w:rPr>
+                <w:rFonts w:ascii="Times New Roman" w:eastAsia="Times New Roman" w:hAnsi="Times New Roman" w:cs="Times New Roman"/>
+              </w:rPr>
+            </w:pPr>
+            <w:r>
+              <w:rPr>
+                <w:rFonts w:ascii="Times New Roman" w:eastAsia="Times New Roman" w:hAnsi="Times New Roman" w:cs="Times New Roman"/>
+              </w:rPr>
+              <w:t>commit b8cbc6a7f3e6372020a2ad2ebf708deb0959f1fe</w:t>
+            </w:r>
+          </w:p>
+          <w:p>
+            <w:pPr>
+              <w:rPr>
+                <w:rFonts w:ascii="Times New Roman" w:eastAsia="Times New Roman" w:hAnsi="Times New Roman" w:cs="Times New Roman"/>
+              </w:rPr>
+            </w:pPr>
+            <w:r>
+              <w:rPr>
+                <w:rFonts w:ascii="Times New Roman" w:eastAsia="Times New Roman" w:hAnsi="Times New Roman" w:cs="Times New Roman"/>
+              </w:rPr>
+              <w:t xml:space="preserve">Author: </w:t>
+            </w:r>
+            <w:proofErr w:type="spellStart"/>
+            <w:r>
+              <w:rPr>
+                <w:rFonts w:ascii="Times New Roman" w:eastAsia="Times New Roman" w:hAnsi="Times New Roman" w:cs="Times New Roman"/>
+              </w:rPr>
               <w:t>HyndaviYasarapu</w:t>
             </w:r>
             <w:proofErr w:type="spellEnd"/>
@@ -12818,390 +14975,352 @@
               <w:rPr>
                 <w:rFonts w:ascii="Times New Roman" w:eastAsia="Times New Roman" w:hAnsi="Times New Roman" w:cs="Times New Roman"/>
               </w:rPr>
-              <w:t>Date:   Mon Dec 8 11:06:27 2025 +0000</w:t>
-            </w:r>
-          </w:p>
-          <w:p>
-            <w:pPr>
-              <w:rPr>
-                <w:rFonts w:ascii="Times New Roman" w:eastAsia="Times New Roman" w:hAnsi="Times New Roman" w:cs="Times New Roman"/>
-              </w:rPr>
-            </w:pPr>
-          </w:p>
-          <w:p>
-            <w:pPr>
-              <w:rPr>
-                <w:rFonts w:ascii="Times New Roman" w:eastAsia="Times New Roman" w:hAnsi="Times New Roman" w:cs="Times New Roman"/>
-              </w:rPr>
-            </w:pPr>
-            <w:r>
-              <w:rPr>
-                <w:rFonts w:ascii="Times New Roman" w:eastAsia="Times New Roman" w:hAnsi="Times New Roman" w:cs="Times New Roman"/>
-              </w:rPr>
-              <w:t xml:space="preserve">    Delete ~$OM1079_Final report_template.docx Not required File</w:t>
-            </w:r>
-          </w:p>
-          <w:p>
-            <w:pPr>
-              <w:rPr>
-                <w:rFonts w:ascii="Times New Roman" w:eastAsia="Times New Roman" w:hAnsi="Times New Roman" w:cs="Times New Roman"/>
-              </w:rPr>
-            </w:pPr>
-          </w:p>
-          <w:p>
-            <w:pPr>
-              <w:rPr>
-                <w:rFonts w:ascii="Times New Roman" w:eastAsia="Times New Roman" w:hAnsi="Times New Roman" w:cs="Times New Roman"/>
-              </w:rPr>
-            </w:pPr>
-            <w:r>
-              <w:rPr>
-                <w:rFonts w:ascii="Times New Roman" w:eastAsia="Times New Roman" w:hAnsi="Times New Roman" w:cs="Times New Roman"/>
-              </w:rPr>
-              <w:t>commit 61b99298443256dfb01daa24a1f4cdd8760d553a</w:t>
-            </w:r>
-          </w:p>
-          <w:p>
-            <w:pPr>
-              <w:rPr>
-                <w:rFonts w:ascii="Times New Roman" w:eastAsia="Times New Roman" w:hAnsi="Times New Roman" w:cs="Times New Roman"/>
-              </w:rPr>
-            </w:pPr>
-            <w:r>
-              <w:rPr>
-                <w:rFonts w:ascii="Times New Roman" w:eastAsia="Times New Roman" w:hAnsi="Times New Roman" w:cs="Times New Roman"/>
-              </w:rPr>
-              <w:t>Author: Hyndavi Yasarapu &lt;hyndavi.yasarapu@dbd.co.uk&gt;</w:t>
-            </w:r>
-          </w:p>
-          <w:p>
-            <w:pPr>
-              <w:rPr>
-                <w:rFonts w:ascii="Times New Roman" w:eastAsia="Times New Roman" w:hAnsi="Times New Roman" w:cs="Times New Roman"/>
-              </w:rPr>
-            </w:pPr>
-            <w:r>
-              <w:rPr>
-                <w:rFonts w:ascii="Times New Roman" w:eastAsia="Times New Roman" w:hAnsi="Times New Roman" w:cs="Times New Roman"/>
-              </w:rPr>
-              <w:t>Date:   Mon Dec 8 11:05:59 2025 +0000</w:t>
-            </w:r>
-          </w:p>
-          <w:p>
-            <w:pPr>
-              <w:rPr>
-                <w:rFonts w:ascii="Times New Roman" w:eastAsia="Times New Roman" w:hAnsi="Times New Roman" w:cs="Times New Roman"/>
-              </w:rPr>
-            </w:pPr>
-          </w:p>
-          <w:p>
-            <w:pPr>
-              <w:rPr>
-                <w:rFonts w:ascii="Times New Roman" w:eastAsia="Times New Roman" w:hAnsi="Times New Roman" w:cs="Times New Roman"/>
-              </w:rPr>
-            </w:pPr>
-            <w:r>
-              <w:rPr>
-                <w:rFonts w:ascii="Times New Roman" w:eastAsia="Times New Roman" w:hAnsi="Times New Roman" w:cs="Times New Roman"/>
-              </w:rPr>
-              <w:t xml:space="preserve">    Updated Git ignore file</w:t>
-            </w:r>
-          </w:p>
-          <w:p>
-            <w:pPr>
-              <w:rPr>
-                <w:rFonts w:ascii="Times New Roman" w:eastAsia="Times New Roman" w:hAnsi="Times New Roman" w:cs="Times New Roman"/>
-              </w:rPr>
-            </w:pPr>
-          </w:p>
-          <w:p>
-            <w:pPr>
-              <w:rPr>
-                <w:rFonts w:ascii="Times New Roman" w:eastAsia="Times New Roman" w:hAnsi="Times New Roman" w:cs="Times New Roman"/>
-              </w:rPr>
-            </w:pPr>
-            <w:r>
-              <w:rPr>
-                <w:rFonts w:ascii="Times New Roman" w:eastAsia="Times New Roman" w:hAnsi="Times New Roman" w:cs="Times New Roman"/>
-              </w:rPr>
-              <w:t>commit 8685b28b00a0b18d09ae8ef65641793d0224eaca</w:t>
-            </w:r>
-          </w:p>
-          <w:p>
-            <w:pPr>
-              <w:rPr>
-                <w:rFonts w:ascii="Times New Roman" w:eastAsia="Times New Roman" w:hAnsi="Times New Roman" w:cs="Times New Roman"/>
-              </w:rPr>
-            </w:pPr>
-            <w:r>
-              <w:rPr>
-                <w:rFonts w:ascii="Times New Roman" w:eastAsia="Times New Roman" w:hAnsi="Times New Roman" w:cs="Times New Roman"/>
-              </w:rPr>
-              <w:t>Author: Hyndavi Yasarapu &lt;hyndavi.yasarapu@dbd.co.uk&gt;</w:t>
-            </w:r>
-          </w:p>
-          <w:p>
-            <w:pPr>
-              <w:rPr>
-                <w:rFonts w:ascii="Times New Roman" w:eastAsia="Times New Roman" w:hAnsi="Times New Roman" w:cs="Times New Roman"/>
-              </w:rPr>
-            </w:pPr>
-            <w:r>
-              <w:rPr>
-                <w:rFonts w:ascii="Times New Roman" w:eastAsia="Times New Roman" w:hAnsi="Times New Roman" w:cs="Times New Roman"/>
-              </w:rPr>
-              <w:t>Date:   Mon Dec 8 11:04:07 2025 +0000</w:t>
-            </w:r>
-          </w:p>
-          <w:p>
-            <w:pPr>
-              <w:rPr>
-                <w:rFonts w:ascii="Times New Roman" w:eastAsia="Times New Roman" w:hAnsi="Times New Roman" w:cs="Times New Roman"/>
-              </w:rPr>
-            </w:pPr>
-          </w:p>
-          <w:p>
-            <w:pPr>
-              <w:rPr>
-                <w:rFonts w:ascii="Times New Roman" w:eastAsia="Times New Roman" w:hAnsi="Times New Roman" w:cs="Times New Roman"/>
-              </w:rPr>
-            </w:pPr>
-            <w:r>
-              <w:rPr>
-                <w:rFonts w:ascii="Times New Roman" w:eastAsia="Times New Roman" w:hAnsi="Times New Roman" w:cs="Times New Roman"/>
-              </w:rPr>
-              <w:t xml:space="preserve">    Updated Visualization Charts and Documentation - Added Appendices with R code</w:t>
-            </w:r>
-          </w:p>
-          <w:p>
-            <w:pPr>
-              <w:rPr>
-                <w:rFonts w:ascii="Times New Roman" w:eastAsia="Times New Roman" w:hAnsi="Times New Roman" w:cs="Times New Roman"/>
-              </w:rPr>
-            </w:pPr>
-          </w:p>
-          <w:p>
-            <w:pPr>
-              <w:rPr>
-                <w:rFonts w:ascii="Times New Roman" w:eastAsia="Times New Roman" w:hAnsi="Times New Roman" w:cs="Times New Roman"/>
-              </w:rPr>
-            </w:pPr>
-            <w:r>
-              <w:rPr>
-                <w:rFonts w:ascii="Times New Roman" w:eastAsia="Times New Roman" w:hAnsi="Times New Roman" w:cs="Times New Roman"/>
-              </w:rPr>
-              <w:t>commit 9fdbd6a33d4780af7653fdcc23a568ded58a09d5</w:t>
-            </w:r>
-          </w:p>
-          <w:p>
-            <w:pPr>
-              <w:rPr>
-                <w:rFonts w:ascii="Times New Roman" w:eastAsia="Times New Roman" w:hAnsi="Times New Roman" w:cs="Times New Roman"/>
-              </w:rPr>
-            </w:pPr>
-            <w:r>
-              <w:rPr>
-                <w:rFonts w:ascii="Times New Roman" w:eastAsia="Times New Roman" w:hAnsi="Times New Roman" w:cs="Times New Roman"/>
-              </w:rPr>
-              <w:t>Author: Hyndavi Yasarapu &lt;hyndavi.yasarapu@dbd.co.uk&gt;</w:t>
-            </w:r>
-          </w:p>
-          <w:p>
-            <w:pPr>
-              <w:rPr>
-                <w:rFonts w:ascii="Times New Roman" w:eastAsia="Times New Roman" w:hAnsi="Times New Roman" w:cs="Times New Roman"/>
-              </w:rPr>
-            </w:pPr>
-            <w:r>
-              <w:rPr>
-                <w:rFonts w:ascii="Times New Roman" w:eastAsia="Times New Roman" w:hAnsi="Times New Roman" w:cs="Times New Roman"/>
-              </w:rPr>
-              <w:t>Date:   Mon Dec 8 10:36:27 2025 +0000</w:t>
-            </w:r>
-          </w:p>
-          <w:p>
-            <w:pPr>
-              <w:rPr>
-                <w:rFonts w:ascii="Times New Roman" w:eastAsia="Times New Roman" w:hAnsi="Times New Roman" w:cs="Times New Roman"/>
-              </w:rPr>
-            </w:pPr>
-          </w:p>
-          <w:p>
-            <w:pPr>
-              <w:rPr>
-                <w:rFonts w:ascii="Times New Roman" w:eastAsia="Times New Roman" w:hAnsi="Times New Roman" w:cs="Times New Roman"/>
-              </w:rPr>
-            </w:pPr>
-            <w:r>
-              <w:rPr>
-                <w:rFonts w:ascii="Times New Roman" w:eastAsia="Times New Roman" w:hAnsi="Times New Roman" w:cs="Times New Roman"/>
-              </w:rPr>
-              <w:t xml:space="preserve">    Updated Visualization Charts</w:t>
-            </w:r>
-          </w:p>
-          <w:p>
-            <w:pPr>
-              <w:rPr>
-                <w:rFonts w:ascii="Times New Roman" w:eastAsia="Times New Roman" w:hAnsi="Times New Roman" w:cs="Times New Roman"/>
-              </w:rPr>
-            </w:pPr>
-          </w:p>
-          <w:p>
-            <w:pPr>
-              <w:rPr>
-                <w:rFonts w:ascii="Times New Roman" w:eastAsia="Times New Roman" w:hAnsi="Times New Roman" w:cs="Times New Roman"/>
-              </w:rPr>
-            </w:pPr>
-            <w:r>
-              <w:rPr>
-                <w:rFonts w:ascii="Times New Roman" w:eastAsia="Times New Roman" w:hAnsi="Times New Roman" w:cs="Times New Roman"/>
-              </w:rPr>
-              <w:t>commit 9a2feb879031346e91489d52a7875df0e3eedf09</w:t>
-            </w:r>
-          </w:p>
-          <w:p>
-            <w:pPr>
-              <w:rPr>
-                <w:rFonts w:ascii="Times New Roman" w:eastAsia="Times New Roman" w:hAnsi="Times New Roman" w:cs="Times New Roman"/>
-              </w:rPr>
-            </w:pPr>
-            <w:r>
-              <w:rPr>
-                <w:rFonts w:ascii="Times New Roman" w:eastAsia="Times New Roman" w:hAnsi="Times New Roman" w:cs="Times New Roman"/>
-              </w:rPr>
-              <w:t>Merge: a5b0bc8 b8cbc6a</w:t>
-            </w:r>
-          </w:p>
-          <w:p>
-            <w:pPr>
-              <w:rPr>
-                <w:rFonts w:ascii="Times New Roman" w:eastAsia="Times New Roman" w:hAnsi="Times New Roman" w:cs="Times New Roman"/>
-              </w:rPr>
-            </w:pPr>
-            <w:r>
-              <w:rPr>
-                <w:rFonts w:ascii="Times New Roman" w:eastAsia="Times New Roman" w:hAnsi="Times New Roman" w:cs="Times New Roman"/>
-              </w:rPr>
-              <w:t>Author: Hyndavi Yasarapu &lt;hyndavi.yasarapu@dbd.co.uk&gt;</w:t>
-            </w:r>
-          </w:p>
-          <w:p>
-            <w:pPr>
-              <w:rPr>
-                <w:rFonts w:ascii="Times New Roman" w:eastAsia="Times New Roman" w:hAnsi="Times New Roman" w:cs="Times New Roman"/>
-              </w:rPr>
-            </w:pPr>
-            <w:r>
-              <w:rPr>
-                <w:rFonts w:ascii="Times New Roman" w:eastAsia="Times New Roman" w:hAnsi="Times New Roman" w:cs="Times New Roman"/>
-              </w:rPr>
-              <w:t>Date:   Mon Dec 8 02:28:09 2025 +0000</w:t>
-            </w:r>
-          </w:p>
-          <w:p>
-            <w:pPr>
-              <w:rPr>
-                <w:rFonts w:ascii="Times New Roman" w:eastAsia="Times New Roman" w:hAnsi="Times New Roman" w:cs="Times New Roman"/>
-              </w:rPr>
-            </w:pPr>
-          </w:p>
-          <w:p>
-            <w:pPr>
-              <w:rPr>
-                <w:rFonts w:ascii="Times New Roman" w:eastAsia="Times New Roman" w:hAnsi="Times New Roman" w:cs="Times New Roman"/>
-              </w:rPr>
-            </w:pPr>
-            <w:r>
-              <w:rPr>
-                <w:rFonts w:ascii="Times New Roman" w:eastAsia="Times New Roman" w:hAnsi="Times New Roman" w:cs="Times New Roman"/>
-              </w:rPr>
-              <w:t xml:space="preserve">    Merge branch 'main' of https://github.com/HyndaviYasarapu/GroupProjectLifeVsAlcohol</w:t>
-            </w:r>
-          </w:p>
-          <w:p>
-            <w:pPr>
-              <w:rPr>
-                <w:rFonts w:ascii="Times New Roman" w:eastAsia="Times New Roman" w:hAnsi="Times New Roman" w:cs="Times New Roman"/>
-              </w:rPr>
-            </w:pPr>
-          </w:p>
-          <w:p>
-            <w:pPr>
-              <w:rPr>
-                <w:rFonts w:ascii="Times New Roman" w:eastAsia="Times New Roman" w:hAnsi="Times New Roman" w:cs="Times New Roman"/>
-              </w:rPr>
-            </w:pPr>
-            <w:r>
-              <w:rPr>
-                <w:rFonts w:ascii="Times New Roman" w:eastAsia="Times New Roman" w:hAnsi="Times New Roman" w:cs="Times New Roman"/>
-              </w:rPr>
-              <w:t>commit a5b0bc898eea8a6d9c9c3aa60d87ef0954cceed7</w:t>
-            </w:r>
-          </w:p>
-          <w:p>
-            <w:pPr>
-              <w:rPr>
-                <w:rFonts w:ascii="Times New Roman" w:eastAsia="Times New Roman" w:hAnsi="Times New Roman" w:cs="Times New Roman"/>
-              </w:rPr>
-            </w:pPr>
-            <w:r>
-              <w:rPr>
-                <w:rFonts w:ascii="Times New Roman" w:eastAsia="Times New Roman" w:hAnsi="Times New Roman" w:cs="Times New Roman"/>
-              </w:rPr>
-              <w:t>Author: Hyndavi Yasarapu &lt;hyndavi.yasarapu@dbd.co.uk&gt;</w:t>
-            </w:r>
-          </w:p>
-          <w:p>
-            <w:pPr>
-              <w:rPr>
-                <w:rFonts w:ascii="Times New Roman" w:eastAsia="Times New Roman" w:hAnsi="Times New Roman" w:cs="Times New Roman"/>
-              </w:rPr>
-            </w:pPr>
-            <w:r>
-              <w:rPr>
-                <w:rFonts w:ascii="Times New Roman" w:eastAsia="Times New Roman" w:hAnsi="Times New Roman" w:cs="Times New Roman"/>
-              </w:rPr>
-              <w:t>Date:   Mon Dec 8 02:27:53 2025 +0000</w:t>
-            </w:r>
-          </w:p>
-          <w:p>
-            <w:pPr>
-              <w:rPr>
-                <w:rFonts w:ascii="Times New Roman" w:eastAsia="Times New Roman" w:hAnsi="Times New Roman" w:cs="Times New Roman"/>
-              </w:rPr>
-            </w:pPr>
-          </w:p>
-          <w:p>
-            <w:pPr>
-              <w:rPr>
-                <w:rFonts w:ascii="Times New Roman" w:eastAsia="Times New Roman" w:hAnsi="Times New Roman" w:cs="Times New Roman"/>
-              </w:rPr>
-            </w:pPr>
-            <w:r>
-              <w:rPr>
-                <w:rFonts w:ascii="Times New Roman" w:eastAsia="Times New Roman" w:hAnsi="Times New Roman" w:cs="Times New Roman"/>
-              </w:rPr>
-              <w:t xml:space="preserve">    Updated Documentation - Background research, Reference List</w:t>
-            </w:r>
-          </w:p>
-          <w:p>
-            <w:pPr>
-              <w:rPr>
-                <w:rFonts w:ascii="Times New Roman" w:eastAsia="Times New Roman" w:hAnsi="Times New Roman" w:cs="Times New Roman"/>
-              </w:rPr>
-            </w:pPr>
-          </w:p>
-          <w:p>
-            <w:pPr>
-              <w:rPr>
-                <w:rFonts w:ascii="Times New Roman" w:eastAsia="Times New Roman" w:hAnsi="Times New Roman" w:cs="Times New Roman"/>
-              </w:rPr>
-            </w:pPr>
-            <w:r>
-              <w:rPr>
-                <w:rFonts w:ascii="Times New Roman" w:eastAsia="Times New Roman" w:hAnsi="Times New Roman" w:cs="Times New Roman"/>
-              </w:rPr>
-              <w:t>commit b8cbc6a7f3e6372020a2ad2ebf708deb0959f1fe</w:t>
+              <w:t>Date:   Mon Dec 8 02:16:20 2025 +0000</w:t>
+            </w:r>
+          </w:p>
+          <w:p>
+            <w:pPr>
+              <w:rPr>
+                <w:rFonts w:ascii="Times New Roman" w:eastAsia="Times New Roman" w:hAnsi="Times New Roman" w:cs="Times New Roman"/>
+              </w:rPr>
+            </w:pPr>
+          </w:p>
+          <w:p>
+            <w:pPr>
+              <w:rPr>
+                <w:rFonts w:ascii="Times New Roman" w:eastAsia="Times New Roman" w:hAnsi="Times New Roman" w:cs="Times New Roman"/>
+              </w:rPr>
+            </w:pPr>
+            <w:r>
+              <w:rPr>
+                <w:rFonts w:ascii="Times New Roman" w:eastAsia="Times New Roman" w:hAnsi="Times New Roman" w:cs="Times New Roman"/>
+              </w:rPr>
+              <w:t xml:space="preserve">    Delete </w:t>
+            </w:r>
+            <w:proofErr w:type="spellStart"/>
+            <w:r>
+              <w:rPr>
+                <w:rFonts w:ascii="Times New Roman" w:eastAsia="Times New Roman" w:hAnsi="Times New Roman" w:cs="Times New Roman"/>
+              </w:rPr>
+              <w:t>alcohol_lifeexp_</w:t>
+            </w:r>
+            <w:proofErr w:type="gramStart"/>
+            <w:r>
+              <w:rPr>
+                <w:rFonts w:ascii="Times New Roman" w:eastAsia="Times New Roman" w:hAnsi="Times New Roman" w:cs="Times New Roman"/>
+              </w:rPr>
+              <w:t>project.Rproj</w:t>
+            </w:r>
+            <w:proofErr w:type="spellEnd"/>
+            <w:proofErr w:type="gramEnd"/>
+            <w:r>
+              <w:rPr>
+                <w:rFonts w:ascii="Times New Roman" w:eastAsia="Times New Roman" w:hAnsi="Times New Roman" w:cs="Times New Roman"/>
+              </w:rPr>
+              <w:t xml:space="preserve"> dummy file</w:t>
+            </w:r>
+          </w:p>
+          <w:p>
+            <w:pPr>
+              <w:rPr>
+                <w:rFonts w:ascii="Times New Roman" w:eastAsia="Times New Roman" w:hAnsi="Times New Roman" w:cs="Times New Roman"/>
+              </w:rPr>
+            </w:pPr>
+          </w:p>
+          <w:p>
+            <w:pPr>
+              <w:rPr>
+                <w:rFonts w:ascii="Times New Roman" w:eastAsia="Times New Roman" w:hAnsi="Times New Roman" w:cs="Times New Roman"/>
+              </w:rPr>
+            </w:pPr>
+            <w:r>
+              <w:rPr>
+                <w:rFonts w:ascii="Times New Roman" w:eastAsia="Times New Roman" w:hAnsi="Times New Roman" w:cs="Times New Roman"/>
+              </w:rPr>
+              <w:t>commit 360fc4deae5dc5d1af5c91021c86ae1f1a42529f</w:t>
+            </w:r>
+          </w:p>
+          <w:p>
+            <w:pPr>
+              <w:rPr>
+                <w:rFonts w:ascii="Times New Roman" w:eastAsia="Times New Roman" w:hAnsi="Times New Roman" w:cs="Times New Roman"/>
+              </w:rPr>
+            </w:pPr>
+            <w:r>
+              <w:rPr>
+                <w:rFonts w:ascii="Times New Roman" w:eastAsia="Times New Roman" w:hAnsi="Times New Roman" w:cs="Times New Roman"/>
+              </w:rPr>
+              <w:t>Author: tc25abg &lt;tc25abg@herts.ac.uk&gt;</w:t>
+            </w:r>
+          </w:p>
+          <w:p>
+            <w:pPr>
+              <w:rPr>
+                <w:rFonts w:ascii="Times New Roman" w:eastAsia="Times New Roman" w:hAnsi="Times New Roman" w:cs="Times New Roman"/>
+              </w:rPr>
+            </w:pPr>
+            <w:r>
+              <w:rPr>
+                <w:rFonts w:ascii="Times New Roman" w:eastAsia="Times New Roman" w:hAnsi="Times New Roman" w:cs="Times New Roman"/>
+              </w:rPr>
+              <w:t>Date:   Sat Dec 6 10:12:29 2025 +0000</w:t>
+            </w:r>
+          </w:p>
+          <w:p>
+            <w:pPr>
+              <w:rPr>
+                <w:rFonts w:ascii="Times New Roman" w:eastAsia="Times New Roman" w:hAnsi="Times New Roman" w:cs="Times New Roman"/>
+              </w:rPr>
+            </w:pPr>
+          </w:p>
+          <w:p>
+            <w:pPr>
+              <w:rPr>
+                <w:rFonts w:ascii="Times New Roman" w:eastAsia="Times New Roman" w:hAnsi="Times New Roman" w:cs="Times New Roman"/>
+              </w:rPr>
+            </w:pPr>
+            <w:r>
+              <w:rPr>
+                <w:rFonts w:ascii="Times New Roman" w:eastAsia="Times New Roman" w:hAnsi="Times New Roman" w:cs="Times New Roman"/>
+              </w:rPr>
+              <w:t xml:space="preserve">    Add files via upload</w:t>
+            </w:r>
+          </w:p>
+          <w:p>
+            <w:pPr>
+              <w:rPr>
+                <w:rFonts w:ascii="Times New Roman" w:eastAsia="Times New Roman" w:hAnsi="Times New Roman" w:cs="Times New Roman"/>
+              </w:rPr>
+            </w:pPr>
+          </w:p>
+          <w:p>
+            <w:pPr>
+              <w:rPr>
+                <w:rFonts w:ascii="Times New Roman" w:eastAsia="Times New Roman" w:hAnsi="Times New Roman" w:cs="Times New Roman"/>
+              </w:rPr>
+            </w:pPr>
+            <w:r>
+              <w:rPr>
+                <w:rFonts w:ascii="Times New Roman" w:eastAsia="Times New Roman" w:hAnsi="Times New Roman" w:cs="Times New Roman"/>
+              </w:rPr>
+              <w:t xml:space="preserve">    Check out this</w:t>
+            </w:r>
+          </w:p>
+          <w:p>
+            <w:pPr>
+              <w:rPr>
+                <w:rFonts w:ascii="Times New Roman" w:eastAsia="Times New Roman" w:hAnsi="Times New Roman" w:cs="Times New Roman"/>
+              </w:rPr>
+            </w:pPr>
+          </w:p>
+          <w:p>
+            <w:pPr>
+              <w:rPr>
+                <w:rFonts w:ascii="Times New Roman" w:eastAsia="Times New Roman" w:hAnsi="Times New Roman" w:cs="Times New Roman"/>
+              </w:rPr>
+            </w:pPr>
+            <w:r>
+              <w:rPr>
+                <w:rFonts w:ascii="Times New Roman" w:eastAsia="Times New Roman" w:hAnsi="Times New Roman" w:cs="Times New Roman"/>
+              </w:rPr>
+              <w:t>commit 92fc5a9152d775e908ea6c46165a37eda585f8af</w:t>
+            </w:r>
+          </w:p>
+          <w:p>
+            <w:pPr>
+              <w:rPr>
+                <w:rFonts w:ascii="Times New Roman" w:eastAsia="Times New Roman" w:hAnsi="Times New Roman" w:cs="Times New Roman"/>
+              </w:rPr>
+            </w:pPr>
+            <w:r>
+              <w:rPr>
+                <w:rFonts w:ascii="Times New Roman" w:eastAsia="Times New Roman" w:hAnsi="Times New Roman" w:cs="Times New Roman"/>
+              </w:rPr>
+              <w:t>Author: tc25abg &lt;tc25abg@herts.ac.uk&gt;</w:t>
+            </w:r>
+          </w:p>
+          <w:p>
+            <w:pPr>
+              <w:rPr>
+                <w:rFonts w:ascii="Times New Roman" w:eastAsia="Times New Roman" w:hAnsi="Times New Roman" w:cs="Times New Roman"/>
+              </w:rPr>
+            </w:pPr>
+            <w:r>
+              <w:rPr>
+                <w:rFonts w:ascii="Times New Roman" w:eastAsia="Times New Roman" w:hAnsi="Times New Roman" w:cs="Times New Roman"/>
+              </w:rPr>
+              <w:lastRenderedPageBreak/>
+              <w:t>Date:   Sat Dec 6 10:07:49 2025 +0000</w:t>
+            </w:r>
+          </w:p>
+          <w:p>
+            <w:pPr>
+              <w:rPr>
+                <w:rFonts w:ascii="Times New Roman" w:eastAsia="Times New Roman" w:hAnsi="Times New Roman" w:cs="Times New Roman"/>
+              </w:rPr>
+            </w:pPr>
+          </w:p>
+          <w:p>
+            <w:pPr>
+              <w:rPr>
+                <w:rFonts w:ascii="Times New Roman" w:eastAsia="Times New Roman" w:hAnsi="Times New Roman" w:cs="Times New Roman"/>
+              </w:rPr>
+            </w:pPr>
+            <w:r>
+              <w:rPr>
+                <w:rFonts w:ascii="Times New Roman" w:eastAsia="Times New Roman" w:hAnsi="Times New Roman" w:cs="Times New Roman"/>
+              </w:rPr>
+              <w:t xml:space="preserve">    Delete </w:t>
+            </w:r>
+            <w:proofErr w:type="spellStart"/>
+            <w:r>
+              <w:rPr>
+                <w:rFonts w:ascii="Times New Roman" w:eastAsia="Times New Roman" w:hAnsi="Times New Roman" w:cs="Times New Roman"/>
+              </w:rPr>
+              <w:t>alcohol_lifeexp_</w:t>
+            </w:r>
+            <w:proofErr w:type="gramStart"/>
+            <w:r>
+              <w:rPr>
+                <w:rFonts w:ascii="Times New Roman" w:eastAsia="Times New Roman" w:hAnsi="Times New Roman" w:cs="Times New Roman"/>
+              </w:rPr>
+              <w:t>project.Rproj</w:t>
+            </w:r>
+            <w:proofErr w:type="spellEnd"/>
+            <w:proofErr w:type="gramEnd"/>
+          </w:p>
+          <w:p>
+            <w:pPr>
+              <w:rPr>
+                <w:rFonts w:ascii="Times New Roman" w:eastAsia="Times New Roman" w:hAnsi="Times New Roman" w:cs="Times New Roman"/>
+              </w:rPr>
+            </w:pPr>
+          </w:p>
+          <w:p>
+            <w:pPr>
+              <w:rPr>
+                <w:rFonts w:ascii="Times New Roman" w:eastAsia="Times New Roman" w:hAnsi="Times New Roman" w:cs="Times New Roman"/>
+              </w:rPr>
+            </w:pPr>
+            <w:r>
+              <w:rPr>
+                <w:rFonts w:ascii="Times New Roman" w:eastAsia="Times New Roman" w:hAnsi="Times New Roman" w:cs="Times New Roman"/>
+              </w:rPr>
+              <w:t xml:space="preserve">    Deleted file</w:t>
+            </w:r>
+          </w:p>
+          <w:p>
+            <w:pPr>
+              <w:rPr>
+                <w:rFonts w:ascii="Times New Roman" w:eastAsia="Times New Roman" w:hAnsi="Times New Roman" w:cs="Times New Roman"/>
+              </w:rPr>
+            </w:pPr>
+          </w:p>
+          <w:p>
+            <w:pPr>
+              <w:rPr>
+                <w:rFonts w:ascii="Times New Roman" w:eastAsia="Times New Roman" w:hAnsi="Times New Roman" w:cs="Times New Roman"/>
+              </w:rPr>
+            </w:pPr>
+            <w:r>
+              <w:rPr>
+                <w:rFonts w:ascii="Times New Roman" w:eastAsia="Times New Roman" w:hAnsi="Times New Roman" w:cs="Times New Roman"/>
+              </w:rPr>
+              <w:t>commit 3d97580c7bdaf270e216e2d83492136b94f12367</w:t>
+            </w:r>
+          </w:p>
+          <w:p>
+            <w:pPr>
+              <w:rPr>
+                <w:rFonts w:ascii="Times New Roman" w:eastAsia="Times New Roman" w:hAnsi="Times New Roman" w:cs="Times New Roman"/>
+              </w:rPr>
+            </w:pPr>
+            <w:r>
+              <w:rPr>
+                <w:rFonts w:ascii="Times New Roman" w:eastAsia="Times New Roman" w:hAnsi="Times New Roman" w:cs="Times New Roman"/>
+              </w:rPr>
+              <w:t>Author: tc25abg &lt;tc25abg@herts.ac.uk&gt;</w:t>
+            </w:r>
+          </w:p>
+          <w:p>
+            <w:pPr>
+              <w:rPr>
+                <w:rFonts w:ascii="Times New Roman" w:eastAsia="Times New Roman" w:hAnsi="Times New Roman" w:cs="Times New Roman"/>
+              </w:rPr>
+            </w:pPr>
+            <w:r>
+              <w:rPr>
+                <w:rFonts w:ascii="Times New Roman" w:eastAsia="Times New Roman" w:hAnsi="Times New Roman" w:cs="Times New Roman"/>
+              </w:rPr>
+              <w:t>Date:   Sat Dec 6 10:03:12 2025 +0000</w:t>
+            </w:r>
+          </w:p>
+          <w:p>
+            <w:pPr>
+              <w:rPr>
+                <w:rFonts w:ascii="Times New Roman" w:eastAsia="Times New Roman" w:hAnsi="Times New Roman" w:cs="Times New Roman"/>
+              </w:rPr>
+            </w:pPr>
+          </w:p>
+          <w:p>
+            <w:pPr>
+              <w:rPr>
+                <w:rFonts w:ascii="Times New Roman" w:eastAsia="Times New Roman" w:hAnsi="Times New Roman" w:cs="Times New Roman"/>
+              </w:rPr>
+            </w:pPr>
+            <w:r>
+              <w:rPr>
+                <w:rFonts w:ascii="Times New Roman" w:eastAsia="Times New Roman" w:hAnsi="Times New Roman" w:cs="Times New Roman"/>
+              </w:rPr>
+              <w:t xml:space="preserve">    File </w:t>
+            </w:r>
+            <w:proofErr w:type="spellStart"/>
+            <w:r>
+              <w:rPr>
+                <w:rFonts w:ascii="Times New Roman" w:eastAsia="Times New Roman" w:hAnsi="Times New Roman" w:cs="Times New Roman"/>
+              </w:rPr>
+              <w:t>uploa</w:t>
+            </w:r>
+            <w:proofErr w:type="spellEnd"/>
+          </w:p>
+          <w:p>
+            <w:pPr>
+              <w:rPr>
+                <w:rFonts w:ascii="Times New Roman" w:eastAsia="Times New Roman" w:hAnsi="Times New Roman" w:cs="Times New Roman"/>
+              </w:rPr>
+            </w:pPr>
+          </w:p>
+          <w:p>
+            <w:pPr>
+              <w:rPr>
+                <w:rFonts w:ascii="Times New Roman" w:eastAsia="Times New Roman" w:hAnsi="Times New Roman" w:cs="Times New Roman"/>
+              </w:rPr>
+            </w:pPr>
+            <w:r>
+              <w:rPr>
+                <w:rFonts w:ascii="Times New Roman" w:eastAsia="Times New Roman" w:hAnsi="Times New Roman" w:cs="Times New Roman"/>
+              </w:rPr>
+              <w:t xml:space="preserve">    Hey guys I submitted the r code and please check out</w:t>
+            </w:r>
+          </w:p>
+          <w:p>
+            <w:pPr>
+              <w:rPr>
+                <w:rFonts w:ascii="Times New Roman" w:eastAsia="Times New Roman" w:hAnsi="Times New Roman" w:cs="Times New Roman"/>
+              </w:rPr>
+            </w:pPr>
+          </w:p>
+          <w:p>
+            <w:pPr>
+              <w:rPr>
+                <w:rFonts w:ascii="Times New Roman" w:eastAsia="Times New Roman" w:hAnsi="Times New Roman" w:cs="Times New Roman"/>
+              </w:rPr>
+            </w:pPr>
+            <w:r>
+              <w:rPr>
+                <w:rFonts w:ascii="Times New Roman" w:eastAsia="Times New Roman" w:hAnsi="Times New Roman" w:cs="Times New Roman"/>
+              </w:rPr>
+              <w:t>commit e22a31c93b97187abd4a70d85d0413e6ca7fed53</w:t>
             </w:r>
           </w:p>
           <w:p>
@@ -13221,6 +15340,107 @@
               <w:rPr>
                 <w:rFonts w:ascii="Times New Roman" w:eastAsia="Times New Roman" w:hAnsi="Times New Roman" w:cs="Times New Roman"/>
               </w:rPr>
+              <w:t>Hyndavi</w:t>
+            </w:r>
+            <w:proofErr w:type="spellEnd"/>
+            <w:r>
+              <w:rPr>
+                <w:rFonts w:ascii="Times New Roman" w:eastAsia="Times New Roman" w:hAnsi="Times New Roman" w:cs="Times New Roman"/>
+              </w:rPr>
+              <w:t xml:space="preserve"> </w:t>
+            </w:r>
+            <w:proofErr w:type="spellStart"/>
+            <w:r>
+              <w:rPr>
+                <w:rFonts w:ascii="Times New Roman" w:eastAsia="Times New Roman" w:hAnsi="Times New Roman" w:cs="Times New Roman"/>
+              </w:rPr>
+              <w:t>Yasarapu</w:t>
+            </w:r>
+            <w:proofErr w:type="spellEnd"/>
+            <w:r>
+              <w:rPr>
+                <w:rFonts w:ascii="Times New Roman" w:eastAsia="Times New Roman" w:hAnsi="Times New Roman" w:cs="Times New Roman"/>
+              </w:rPr>
+              <w:t xml:space="preserve"> &lt;hyndavi.yasarapu@dbd.co.uk&gt;</w:t>
+            </w:r>
+          </w:p>
+          <w:p>
+            <w:pPr>
+              <w:rPr>
+                <w:rFonts w:ascii="Times New Roman" w:eastAsia="Times New Roman" w:hAnsi="Times New Roman" w:cs="Times New Roman"/>
+              </w:rPr>
+            </w:pPr>
+            <w:r>
+              <w:rPr>
+                <w:rFonts w:ascii="Times New Roman" w:eastAsia="Times New Roman" w:hAnsi="Times New Roman" w:cs="Times New Roman"/>
+              </w:rPr>
+              <w:t>Date:   Sat Dec 6 08:38:40 2025 +0000</w:t>
+            </w:r>
+          </w:p>
+          <w:p>
+            <w:pPr>
+              <w:rPr>
+                <w:rFonts w:ascii="Times New Roman" w:eastAsia="Times New Roman" w:hAnsi="Times New Roman" w:cs="Times New Roman"/>
+              </w:rPr>
+            </w:pPr>
+          </w:p>
+          <w:p>
+            <w:pPr>
+              <w:rPr>
+                <w:rFonts w:ascii="Times New Roman" w:eastAsia="Times New Roman" w:hAnsi="Times New Roman" w:cs="Times New Roman"/>
+              </w:rPr>
+            </w:pPr>
+          </w:p>
+          <w:p>
+            <w:pPr>
+              <w:rPr>
+                <w:rFonts w:ascii="Times New Roman" w:eastAsia="Times New Roman" w:hAnsi="Times New Roman" w:cs="Times New Roman"/>
+              </w:rPr>
+            </w:pPr>
+            <w:r>
+              <w:rPr>
+                <w:rFonts w:ascii="Times New Roman" w:eastAsia="Times New Roman" w:hAnsi="Times New Roman" w:cs="Times New Roman"/>
+              </w:rPr>
+              <w:t xml:space="preserve">    Add the Dataset loading, Cleaning, Merging, Descriptive statistics and Visualization</w:t>
+            </w:r>
+          </w:p>
+          <w:p>
+            <w:pPr>
+              <w:rPr>
+                <w:rFonts w:ascii="Times New Roman" w:eastAsia="Times New Roman" w:hAnsi="Times New Roman" w:cs="Times New Roman"/>
+              </w:rPr>
+            </w:pPr>
+          </w:p>
+          <w:p>
+            <w:pPr>
+              <w:rPr>
+                <w:rFonts w:ascii="Times New Roman" w:eastAsia="Times New Roman" w:hAnsi="Times New Roman" w:cs="Times New Roman"/>
+              </w:rPr>
+            </w:pPr>
+            <w:r>
+              <w:rPr>
+                <w:rFonts w:ascii="Times New Roman" w:eastAsia="Times New Roman" w:hAnsi="Times New Roman" w:cs="Times New Roman"/>
+              </w:rPr>
+              <w:t>commit 508eb1bf5477dce3c852f1ddf01a5eac8c224862</w:t>
+            </w:r>
+          </w:p>
+          <w:p>
+            <w:pPr>
+              <w:rPr>
+                <w:rFonts w:ascii="Times New Roman" w:eastAsia="Times New Roman" w:hAnsi="Times New Roman" w:cs="Times New Roman"/>
+              </w:rPr>
+            </w:pPr>
+            <w:r>
+              <w:rPr>
+                <w:rFonts w:ascii="Times New Roman" w:eastAsia="Times New Roman" w:hAnsi="Times New Roman" w:cs="Times New Roman"/>
+              </w:rPr>
+              <w:t xml:space="preserve">Author: </w:t>
+            </w:r>
+            <w:proofErr w:type="spellStart"/>
+            <w:r>
+              <w:rPr>
+                <w:rFonts w:ascii="Times New Roman" w:eastAsia="Times New Roman" w:hAnsi="Times New Roman" w:cs="Times New Roman"/>
+              </w:rPr>
               <w:t>HyndaviYasarapu</w:t>
             </w:r>
             <w:proofErr w:type="spellEnd"/>
@@ -13241,402 +15461,83 @@
               <w:rPr>
                 <w:rFonts w:ascii="Times New Roman" w:eastAsia="Times New Roman" w:hAnsi="Times New Roman" w:cs="Times New Roman"/>
               </w:rPr>
-              <w:t>Date:   Mon Dec 8 02:16:20 2025 +0000</w:t>
-            </w:r>
-          </w:p>
-          <w:p>
-            <w:pPr>
-              <w:rPr>
-                <w:rFonts w:ascii="Times New Roman" w:eastAsia="Times New Roman" w:hAnsi="Times New Roman" w:cs="Times New Roman"/>
-              </w:rPr>
-            </w:pPr>
-          </w:p>
-          <w:p>
-            <w:pPr>
-              <w:rPr>
-                <w:rFonts w:ascii="Times New Roman" w:eastAsia="Times New Roman" w:hAnsi="Times New Roman" w:cs="Times New Roman"/>
-              </w:rPr>
-            </w:pPr>
-            <w:r>
-              <w:rPr>
-                <w:rFonts w:ascii="Times New Roman" w:eastAsia="Times New Roman" w:hAnsi="Times New Roman" w:cs="Times New Roman"/>
-              </w:rPr>
-              <w:t xml:space="preserve">    Delete </w:t>
-            </w:r>
-            <w:proofErr w:type="spellStart"/>
-            <w:r>
-              <w:rPr>
-                <w:rFonts w:ascii="Times New Roman" w:eastAsia="Times New Roman" w:hAnsi="Times New Roman" w:cs="Times New Roman"/>
-              </w:rPr>
-              <w:t>alcohol_lifeexp_project.Rproj</w:t>
-            </w:r>
-            <w:proofErr w:type="spellEnd"/>
-            <w:r>
-              <w:rPr>
-                <w:rFonts w:ascii="Times New Roman" w:eastAsia="Times New Roman" w:hAnsi="Times New Roman" w:cs="Times New Roman"/>
-              </w:rPr>
-              <w:t xml:space="preserve"> dummy file</w:t>
-            </w:r>
-          </w:p>
-          <w:p>
-            <w:pPr>
-              <w:rPr>
-                <w:rFonts w:ascii="Times New Roman" w:eastAsia="Times New Roman" w:hAnsi="Times New Roman" w:cs="Times New Roman"/>
-              </w:rPr>
-            </w:pPr>
-          </w:p>
-          <w:p>
-            <w:pPr>
-              <w:rPr>
-                <w:rFonts w:ascii="Times New Roman" w:eastAsia="Times New Roman" w:hAnsi="Times New Roman" w:cs="Times New Roman"/>
-              </w:rPr>
-            </w:pPr>
-            <w:r>
-              <w:rPr>
-                <w:rFonts w:ascii="Times New Roman" w:eastAsia="Times New Roman" w:hAnsi="Times New Roman" w:cs="Times New Roman"/>
-              </w:rPr>
-              <w:t>commit 360fc4deae5dc5d1af5c91021c86ae1f1a42529f</w:t>
-            </w:r>
-          </w:p>
-          <w:p>
-            <w:pPr>
-              <w:rPr>
-                <w:rFonts w:ascii="Times New Roman" w:eastAsia="Times New Roman" w:hAnsi="Times New Roman" w:cs="Times New Roman"/>
-              </w:rPr>
-            </w:pPr>
-            <w:r>
-              <w:rPr>
-                <w:rFonts w:ascii="Times New Roman" w:eastAsia="Times New Roman" w:hAnsi="Times New Roman" w:cs="Times New Roman"/>
-              </w:rPr>
-              <w:t>Author: tc25abg &lt;tc25abg@herts.ac.uk&gt;</w:t>
-            </w:r>
-          </w:p>
-          <w:p>
-            <w:pPr>
-              <w:rPr>
-                <w:rFonts w:ascii="Times New Roman" w:eastAsia="Times New Roman" w:hAnsi="Times New Roman" w:cs="Times New Roman"/>
-              </w:rPr>
-            </w:pPr>
-            <w:r>
-              <w:rPr>
-                <w:rFonts w:ascii="Times New Roman" w:eastAsia="Times New Roman" w:hAnsi="Times New Roman" w:cs="Times New Roman"/>
-              </w:rPr>
-              <w:lastRenderedPageBreak/>
-              <w:t>Date:   Sat Dec 6 10:12:29 2025 +0000</w:t>
-            </w:r>
-          </w:p>
-          <w:p>
-            <w:pPr>
-              <w:rPr>
-                <w:rFonts w:ascii="Times New Roman" w:eastAsia="Times New Roman" w:hAnsi="Times New Roman" w:cs="Times New Roman"/>
-              </w:rPr>
-            </w:pPr>
-          </w:p>
-          <w:p>
-            <w:pPr>
-              <w:rPr>
-                <w:rFonts w:ascii="Times New Roman" w:eastAsia="Times New Roman" w:hAnsi="Times New Roman" w:cs="Times New Roman"/>
-              </w:rPr>
-            </w:pPr>
-            <w:r>
-              <w:rPr>
-                <w:rFonts w:ascii="Times New Roman" w:eastAsia="Times New Roman" w:hAnsi="Times New Roman" w:cs="Times New Roman"/>
-              </w:rPr>
-              <w:t xml:space="preserve">    Add files via upload</w:t>
-            </w:r>
-          </w:p>
-          <w:p>
-            <w:pPr>
-              <w:rPr>
-                <w:rFonts w:ascii="Times New Roman" w:eastAsia="Times New Roman" w:hAnsi="Times New Roman" w:cs="Times New Roman"/>
-              </w:rPr>
-            </w:pPr>
-          </w:p>
-          <w:p>
-            <w:pPr>
-              <w:rPr>
-                <w:rFonts w:ascii="Times New Roman" w:eastAsia="Times New Roman" w:hAnsi="Times New Roman" w:cs="Times New Roman"/>
-              </w:rPr>
-            </w:pPr>
-            <w:r>
-              <w:rPr>
-                <w:rFonts w:ascii="Times New Roman" w:eastAsia="Times New Roman" w:hAnsi="Times New Roman" w:cs="Times New Roman"/>
-              </w:rPr>
-              <w:t xml:space="preserve">    Check out this</w:t>
-            </w:r>
-          </w:p>
-          <w:p>
-            <w:pPr>
-              <w:rPr>
-                <w:rFonts w:ascii="Times New Roman" w:eastAsia="Times New Roman" w:hAnsi="Times New Roman" w:cs="Times New Roman"/>
-              </w:rPr>
-            </w:pPr>
-          </w:p>
-          <w:p>
-            <w:pPr>
-              <w:rPr>
-                <w:rFonts w:ascii="Times New Roman" w:eastAsia="Times New Roman" w:hAnsi="Times New Roman" w:cs="Times New Roman"/>
-              </w:rPr>
-            </w:pPr>
-            <w:r>
-              <w:rPr>
-                <w:rFonts w:ascii="Times New Roman" w:eastAsia="Times New Roman" w:hAnsi="Times New Roman" w:cs="Times New Roman"/>
-              </w:rPr>
-              <w:t>commit 92fc5a9152d775e908ea6c46165a37eda585f8af</w:t>
-            </w:r>
-          </w:p>
-          <w:p>
-            <w:pPr>
-              <w:rPr>
-                <w:rFonts w:ascii="Times New Roman" w:eastAsia="Times New Roman" w:hAnsi="Times New Roman" w:cs="Times New Roman"/>
-              </w:rPr>
-            </w:pPr>
-            <w:r>
-              <w:rPr>
-                <w:rFonts w:ascii="Times New Roman" w:eastAsia="Times New Roman" w:hAnsi="Times New Roman" w:cs="Times New Roman"/>
-              </w:rPr>
-              <w:t>Author: tc25abg &lt;tc25abg@herts.ac.uk&gt;</w:t>
-            </w:r>
-          </w:p>
-          <w:p>
-            <w:pPr>
-              <w:rPr>
-                <w:rFonts w:ascii="Times New Roman" w:eastAsia="Times New Roman" w:hAnsi="Times New Roman" w:cs="Times New Roman"/>
-              </w:rPr>
-            </w:pPr>
-            <w:r>
-              <w:rPr>
-                <w:rFonts w:ascii="Times New Roman" w:eastAsia="Times New Roman" w:hAnsi="Times New Roman" w:cs="Times New Roman"/>
-              </w:rPr>
-              <w:t>Date:   Sat Dec 6 10:07:49 2025 +0000</w:t>
-            </w:r>
-          </w:p>
-          <w:p>
-            <w:pPr>
-              <w:rPr>
-                <w:rFonts w:ascii="Times New Roman" w:eastAsia="Times New Roman" w:hAnsi="Times New Roman" w:cs="Times New Roman"/>
-              </w:rPr>
-            </w:pPr>
-          </w:p>
-          <w:p>
-            <w:pPr>
-              <w:rPr>
-                <w:rFonts w:ascii="Times New Roman" w:eastAsia="Times New Roman" w:hAnsi="Times New Roman" w:cs="Times New Roman"/>
-              </w:rPr>
-            </w:pPr>
-            <w:r>
-              <w:rPr>
-                <w:rFonts w:ascii="Times New Roman" w:eastAsia="Times New Roman" w:hAnsi="Times New Roman" w:cs="Times New Roman"/>
-              </w:rPr>
-              <w:t xml:space="preserve">    Delete </w:t>
-            </w:r>
-            <w:proofErr w:type="spellStart"/>
-            <w:r>
-              <w:rPr>
-                <w:rFonts w:ascii="Times New Roman" w:eastAsia="Times New Roman" w:hAnsi="Times New Roman" w:cs="Times New Roman"/>
-              </w:rPr>
-              <w:t>alcohol_lifeexp_project.Rproj</w:t>
-            </w:r>
-            <w:proofErr w:type="spellEnd"/>
-          </w:p>
-          <w:p>
-            <w:pPr>
-              <w:rPr>
-                <w:rFonts w:ascii="Times New Roman" w:eastAsia="Times New Roman" w:hAnsi="Times New Roman" w:cs="Times New Roman"/>
-              </w:rPr>
-            </w:pPr>
-          </w:p>
-          <w:p>
-            <w:pPr>
-              <w:rPr>
-                <w:rFonts w:ascii="Times New Roman" w:eastAsia="Times New Roman" w:hAnsi="Times New Roman" w:cs="Times New Roman"/>
-              </w:rPr>
-            </w:pPr>
-            <w:r>
-              <w:rPr>
-                <w:rFonts w:ascii="Times New Roman" w:eastAsia="Times New Roman" w:hAnsi="Times New Roman" w:cs="Times New Roman"/>
-              </w:rPr>
-              <w:t xml:space="preserve">    Deleted file</w:t>
-            </w:r>
-          </w:p>
-          <w:p>
-            <w:pPr>
-              <w:rPr>
-                <w:rFonts w:ascii="Times New Roman" w:eastAsia="Times New Roman" w:hAnsi="Times New Roman" w:cs="Times New Roman"/>
-              </w:rPr>
-            </w:pPr>
-          </w:p>
-          <w:p>
-            <w:pPr>
-              <w:rPr>
-                <w:rFonts w:ascii="Times New Roman" w:eastAsia="Times New Roman" w:hAnsi="Times New Roman" w:cs="Times New Roman"/>
-              </w:rPr>
-            </w:pPr>
-            <w:r>
-              <w:rPr>
-                <w:rFonts w:ascii="Times New Roman" w:eastAsia="Times New Roman" w:hAnsi="Times New Roman" w:cs="Times New Roman"/>
-              </w:rPr>
-              <w:t>commit 3d97580c7bdaf270e216e2d83492136b94f12367</w:t>
-            </w:r>
-          </w:p>
-          <w:p>
-            <w:pPr>
-              <w:rPr>
-                <w:rFonts w:ascii="Times New Roman" w:eastAsia="Times New Roman" w:hAnsi="Times New Roman" w:cs="Times New Roman"/>
-              </w:rPr>
-            </w:pPr>
-            <w:r>
-              <w:rPr>
-                <w:rFonts w:ascii="Times New Roman" w:eastAsia="Times New Roman" w:hAnsi="Times New Roman" w:cs="Times New Roman"/>
-              </w:rPr>
-              <w:t>Author: tc25abg &lt;tc25abg@herts.ac.uk&gt;</w:t>
-            </w:r>
-          </w:p>
-          <w:p>
-            <w:pPr>
-              <w:rPr>
-                <w:rFonts w:ascii="Times New Roman" w:eastAsia="Times New Roman" w:hAnsi="Times New Roman" w:cs="Times New Roman"/>
-              </w:rPr>
-            </w:pPr>
-            <w:r>
-              <w:rPr>
-                <w:rFonts w:ascii="Times New Roman" w:eastAsia="Times New Roman" w:hAnsi="Times New Roman" w:cs="Times New Roman"/>
-              </w:rPr>
-              <w:t>Date:   Sat Dec 6 10:03:12 2025 +0000</w:t>
-            </w:r>
-          </w:p>
-          <w:p>
-            <w:pPr>
-              <w:rPr>
-                <w:rFonts w:ascii="Times New Roman" w:eastAsia="Times New Roman" w:hAnsi="Times New Roman" w:cs="Times New Roman"/>
-              </w:rPr>
-            </w:pPr>
-          </w:p>
-          <w:p>
-            <w:pPr>
-              <w:rPr>
-                <w:rFonts w:ascii="Times New Roman" w:eastAsia="Times New Roman" w:hAnsi="Times New Roman" w:cs="Times New Roman"/>
-              </w:rPr>
-            </w:pPr>
-            <w:r>
-              <w:rPr>
-                <w:rFonts w:ascii="Times New Roman" w:eastAsia="Times New Roman" w:hAnsi="Times New Roman" w:cs="Times New Roman"/>
-              </w:rPr>
-              <w:t xml:space="preserve">    File </w:t>
-            </w:r>
-            <w:proofErr w:type="spellStart"/>
-            <w:r>
-              <w:rPr>
-                <w:rFonts w:ascii="Times New Roman" w:eastAsia="Times New Roman" w:hAnsi="Times New Roman" w:cs="Times New Roman"/>
-              </w:rPr>
-              <w:t>uploa</w:t>
-            </w:r>
-            <w:proofErr w:type="spellEnd"/>
-          </w:p>
-          <w:p>
-            <w:pPr>
-              <w:rPr>
-                <w:rFonts w:ascii="Times New Roman" w:eastAsia="Times New Roman" w:hAnsi="Times New Roman" w:cs="Times New Roman"/>
-              </w:rPr>
-            </w:pPr>
-          </w:p>
-          <w:p>
-            <w:pPr>
-              <w:rPr>
-                <w:rFonts w:ascii="Times New Roman" w:eastAsia="Times New Roman" w:hAnsi="Times New Roman" w:cs="Times New Roman"/>
-              </w:rPr>
-            </w:pPr>
-            <w:r>
-              <w:rPr>
-                <w:rFonts w:ascii="Times New Roman" w:eastAsia="Times New Roman" w:hAnsi="Times New Roman" w:cs="Times New Roman"/>
-              </w:rPr>
-              <w:t xml:space="preserve">    Hey guys I submitted the r code and please check out</w:t>
-            </w:r>
-          </w:p>
-          <w:p>
-            <w:pPr>
-              <w:rPr>
-                <w:rFonts w:ascii="Times New Roman" w:eastAsia="Times New Roman" w:hAnsi="Times New Roman" w:cs="Times New Roman"/>
-              </w:rPr>
-            </w:pPr>
-          </w:p>
-          <w:p>
-            <w:pPr>
-              <w:rPr>
-                <w:rFonts w:ascii="Times New Roman" w:eastAsia="Times New Roman" w:hAnsi="Times New Roman" w:cs="Times New Roman"/>
-              </w:rPr>
-            </w:pPr>
-            <w:r>
-              <w:rPr>
-                <w:rFonts w:ascii="Times New Roman" w:eastAsia="Times New Roman" w:hAnsi="Times New Roman" w:cs="Times New Roman"/>
-              </w:rPr>
-              <w:t>commit e22a31c93b97187abd4a70d85d0413e6ca7fed53</w:t>
-            </w:r>
-          </w:p>
-          <w:p>
-            <w:pPr>
-              <w:rPr>
-                <w:rFonts w:ascii="Times New Roman" w:eastAsia="Times New Roman" w:hAnsi="Times New Roman" w:cs="Times New Roman"/>
-              </w:rPr>
-            </w:pPr>
-            <w:r>
-              <w:rPr>
-                <w:rFonts w:ascii="Times New Roman" w:eastAsia="Times New Roman" w:hAnsi="Times New Roman" w:cs="Times New Roman"/>
-              </w:rPr>
-              <w:t>Author: Hyndavi Yasarapu &lt;hyndavi.yasarapu@dbd.co.uk&gt;</w:t>
-            </w:r>
-          </w:p>
-          <w:p>
-            <w:pPr>
-              <w:rPr>
-                <w:rFonts w:ascii="Times New Roman" w:eastAsia="Times New Roman" w:hAnsi="Times New Roman" w:cs="Times New Roman"/>
-              </w:rPr>
-            </w:pPr>
-            <w:r>
-              <w:rPr>
-                <w:rFonts w:ascii="Times New Roman" w:eastAsia="Times New Roman" w:hAnsi="Times New Roman" w:cs="Times New Roman"/>
-              </w:rPr>
-              <w:t>Date:   Sat Dec 6 08:38:40 2025 +0000</w:t>
-            </w:r>
-          </w:p>
-          <w:p>
-            <w:pPr>
-              <w:rPr>
-                <w:rFonts w:ascii="Times New Roman" w:eastAsia="Times New Roman" w:hAnsi="Times New Roman" w:cs="Times New Roman"/>
-              </w:rPr>
-            </w:pPr>
-          </w:p>
-          <w:p>
-            <w:pPr>
-              <w:rPr>
-                <w:rFonts w:ascii="Times New Roman" w:eastAsia="Times New Roman" w:hAnsi="Times New Roman" w:cs="Times New Roman"/>
-              </w:rPr>
-            </w:pPr>
-            <w:r>
-              <w:rPr>
-                <w:rFonts w:ascii="Times New Roman" w:eastAsia="Times New Roman" w:hAnsi="Times New Roman" w:cs="Times New Roman"/>
-              </w:rPr>
-              <w:t xml:space="preserve">    Add the Dataset loading, Cleaning, Merging, Descriptive statistics and Visualization</w:t>
-            </w:r>
-          </w:p>
-          <w:p>
-            <w:pPr>
-              <w:rPr>
-                <w:rFonts w:ascii="Times New Roman" w:eastAsia="Times New Roman" w:hAnsi="Times New Roman" w:cs="Times New Roman"/>
-              </w:rPr>
-            </w:pPr>
-          </w:p>
-          <w:p>
-            <w:pPr>
-              <w:rPr>
-                <w:rFonts w:ascii="Times New Roman" w:eastAsia="Times New Roman" w:hAnsi="Times New Roman" w:cs="Times New Roman"/>
-              </w:rPr>
-            </w:pPr>
-            <w:r>
-              <w:rPr>
-                <w:rFonts w:ascii="Times New Roman" w:eastAsia="Times New Roman" w:hAnsi="Times New Roman" w:cs="Times New Roman"/>
-              </w:rPr>
-              <w:t>commit 508eb1bf5477dce3c852f1ddf01a5eac8c224862</w:t>
+              <w:t>Date:   Sat Dec 6 08:45:51 2025 +0000</w:t>
+            </w:r>
+          </w:p>
+          <w:p>
+            <w:pPr>
+              <w:rPr>
+                <w:rFonts w:ascii="Times New Roman" w:eastAsia="Times New Roman" w:hAnsi="Times New Roman" w:cs="Times New Roman"/>
+              </w:rPr>
+            </w:pPr>
+          </w:p>
+          <w:p>
+            <w:pPr>
+              <w:rPr>
+                <w:rFonts w:ascii="Times New Roman" w:eastAsia="Times New Roman" w:hAnsi="Times New Roman" w:cs="Times New Roman"/>
+              </w:rPr>
+            </w:pPr>
+            <w:r>
+              <w:rPr>
+                <w:rFonts w:ascii="Times New Roman" w:eastAsia="Times New Roman" w:hAnsi="Times New Roman" w:cs="Times New Roman"/>
+              </w:rPr>
+              <w:t xml:space="preserve">    </w:t>
+            </w:r>
+            <w:proofErr w:type="gramStart"/>
+            <w:r>
+              <w:rPr>
+                <w:rFonts w:ascii="Times New Roman" w:eastAsia="Times New Roman" w:hAnsi="Times New Roman" w:cs="Times New Roman"/>
+              </w:rPr>
+              <w:t>Create .</w:t>
+            </w:r>
+            <w:proofErr w:type="spellStart"/>
+            <w:r>
+              <w:rPr>
+                <w:rFonts w:ascii="Times New Roman" w:eastAsia="Times New Roman" w:hAnsi="Times New Roman" w:cs="Times New Roman"/>
+              </w:rPr>
+              <w:t>gitignore</w:t>
+            </w:r>
+            <w:proofErr w:type="spellEnd"/>
+            <w:proofErr w:type="gramEnd"/>
+            <w:r>
+              <w:rPr>
+                <w:rFonts w:ascii="Times New Roman" w:eastAsia="Times New Roman" w:hAnsi="Times New Roman" w:cs="Times New Roman"/>
+              </w:rPr>
+              <w:t xml:space="preserve"> ignoring .</w:t>
+            </w:r>
+            <w:proofErr w:type="spellStart"/>
+            <w:r>
+              <w:rPr>
+                <w:rFonts w:ascii="Times New Roman" w:eastAsia="Times New Roman" w:hAnsi="Times New Roman" w:cs="Times New Roman"/>
+              </w:rPr>
+              <w:t>tmp</w:t>
+            </w:r>
+            <w:proofErr w:type="spellEnd"/>
+            <w:r>
+              <w:rPr>
+                <w:rFonts w:ascii="Times New Roman" w:eastAsia="Times New Roman" w:hAnsi="Times New Roman" w:cs="Times New Roman"/>
+              </w:rPr>
+              <w:t xml:space="preserve"> files</w:t>
+            </w:r>
+          </w:p>
+          <w:p>
+            <w:pPr>
+              <w:rPr>
+                <w:rFonts w:ascii="Times New Roman" w:eastAsia="Times New Roman" w:hAnsi="Times New Roman" w:cs="Times New Roman"/>
+              </w:rPr>
+            </w:pPr>
+          </w:p>
+          <w:p>
+            <w:pPr>
+              <w:rPr>
+                <w:rFonts w:ascii="Times New Roman" w:eastAsia="Times New Roman" w:hAnsi="Times New Roman" w:cs="Times New Roman"/>
+              </w:rPr>
+            </w:pPr>
+            <w:r>
+              <w:rPr>
+                <w:rFonts w:ascii="Times New Roman" w:eastAsia="Times New Roman" w:hAnsi="Times New Roman" w:cs="Times New Roman"/>
+              </w:rPr>
+              <w:t>commit 5a179ca257db505f0db6950af34e1b7523ad42ef</w:t>
             </w:r>
           </w:p>
           <w:p>
@@ -13676,75 +15577,47 @@
               <w:rPr>
                 <w:rFonts w:ascii="Times New Roman" w:eastAsia="Times New Roman" w:hAnsi="Times New Roman" w:cs="Times New Roman"/>
               </w:rPr>
-              <w:t>Date:   Sat Dec 6 08:45:51 2025 +0000</w:t>
-            </w:r>
-          </w:p>
-          <w:p>
-            <w:pPr>
-              <w:rPr>
-                <w:rFonts w:ascii="Times New Roman" w:eastAsia="Times New Roman" w:hAnsi="Times New Roman" w:cs="Times New Roman"/>
-              </w:rPr>
-            </w:pPr>
-          </w:p>
-          <w:p>
-            <w:pPr>
-              <w:rPr>
-                <w:rFonts w:ascii="Times New Roman" w:eastAsia="Times New Roman" w:hAnsi="Times New Roman" w:cs="Times New Roman"/>
-              </w:rPr>
-            </w:pPr>
-            <w:r>
-              <w:rPr>
-                <w:rFonts w:ascii="Times New Roman" w:eastAsia="Times New Roman" w:hAnsi="Times New Roman" w:cs="Times New Roman"/>
-              </w:rPr>
-              <w:t xml:space="preserve">    Create .</w:t>
-            </w:r>
-            <w:proofErr w:type="spellStart"/>
-            <w:r>
-              <w:rPr>
-                <w:rFonts w:ascii="Times New Roman" w:eastAsia="Times New Roman" w:hAnsi="Times New Roman" w:cs="Times New Roman"/>
-              </w:rPr>
-              <w:t>gitignore</w:t>
-            </w:r>
-            <w:proofErr w:type="spellEnd"/>
-            <w:r>
-              <w:rPr>
-                <w:rFonts w:ascii="Times New Roman" w:eastAsia="Times New Roman" w:hAnsi="Times New Roman" w:cs="Times New Roman"/>
-              </w:rPr>
-              <w:t xml:space="preserve"> ignoring .</w:t>
-            </w:r>
-            <w:proofErr w:type="spellStart"/>
-            <w:r>
-              <w:rPr>
-                <w:rFonts w:ascii="Times New Roman" w:eastAsia="Times New Roman" w:hAnsi="Times New Roman" w:cs="Times New Roman"/>
-              </w:rPr>
-              <w:t>tmp</w:t>
-            </w:r>
-            <w:proofErr w:type="spellEnd"/>
-            <w:r>
-              <w:rPr>
-                <w:rFonts w:ascii="Times New Roman" w:eastAsia="Times New Roman" w:hAnsi="Times New Roman" w:cs="Times New Roman"/>
-              </w:rPr>
-              <w:t xml:space="preserve"> files</w:t>
-            </w:r>
-          </w:p>
-          <w:p>
-            <w:pPr>
-              <w:rPr>
-                <w:rFonts w:ascii="Times New Roman" w:eastAsia="Times New Roman" w:hAnsi="Times New Roman" w:cs="Times New Roman"/>
-              </w:rPr>
-            </w:pPr>
-          </w:p>
-          <w:p>
-            <w:pPr>
-              <w:rPr>
-                <w:rFonts w:ascii="Times New Roman" w:eastAsia="Times New Roman" w:hAnsi="Times New Roman" w:cs="Times New Roman"/>
-              </w:rPr>
-            </w:pPr>
-            <w:r>
-              <w:rPr>
-                <w:rFonts w:ascii="Times New Roman" w:eastAsia="Times New Roman" w:hAnsi="Times New Roman" w:cs="Times New Roman"/>
-              </w:rPr>
-              <w:t>commit 5a179ca257db505f0db6950af34e1b7523ad42ef</w:t>
+              <w:t>Date:   Sat Dec 6 08:09:19 2025 +0000</w:t>
+            </w:r>
+          </w:p>
+          <w:p>
+            <w:pPr>
+              <w:rPr>
+                <w:rFonts w:ascii="Times New Roman" w:eastAsia="Times New Roman" w:hAnsi="Times New Roman" w:cs="Times New Roman"/>
+              </w:rPr>
+            </w:pPr>
+          </w:p>
+          <w:p>
+            <w:pPr>
+              <w:rPr>
+                <w:rFonts w:ascii="Times New Roman" w:eastAsia="Times New Roman" w:hAnsi="Times New Roman" w:cs="Times New Roman"/>
+              </w:rPr>
+            </w:pPr>
+            <w:r>
+              <w:rPr>
+                <w:rFonts w:ascii="Times New Roman" w:eastAsia="Times New Roman" w:hAnsi="Times New Roman" w:cs="Times New Roman"/>
+              </w:rPr>
+              <w:t xml:space="preserve">    Delete ~WRL2530.tmp</w:t>
+            </w:r>
+          </w:p>
+          <w:p>
+            <w:pPr>
+              <w:rPr>
+                <w:rFonts w:ascii="Times New Roman" w:eastAsia="Times New Roman" w:hAnsi="Times New Roman" w:cs="Times New Roman"/>
+              </w:rPr>
+            </w:pPr>
+          </w:p>
+          <w:p>
+            <w:pPr>
+              <w:rPr>
+                <w:rFonts w:ascii="Times New Roman" w:eastAsia="Times New Roman" w:hAnsi="Times New Roman" w:cs="Times New Roman"/>
+              </w:rPr>
+            </w:pPr>
+            <w:r>
+              <w:rPr>
+                <w:rFonts w:ascii="Times New Roman" w:eastAsia="Times New Roman" w:hAnsi="Times New Roman" w:cs="Times New Roman"/>
+              </w:rPr>
+              <w:t>commit 79a29dd549487cca13e3a6e7d96214c6b3a6cd6f</w:t>
             </w:r>
           </w:p>
           <w:p>
@@ -13784,47 +15657,47 @@
               <w:rPr>
                 <w:rFonts w:ascii="Times New Roman" w:eastAsia="Times New Roman" w:hAnsi="Times New Roman" w:cs="Times New Roman"/>
               </w:rPr>
-              <w:t>Date:   Sat Dec 6 08:09:19 2025 +0000</w:t>
-            </w:r>
-          </w:p>
-          <w:p>
-            <w:pPr>
-              <w:rPr>
-                <w:rFonts w:ascii="Times New Roman" w:eastAsia="Times New Roman" w:hAnsi="Times New Roman" w:cs="Times New Roman"/>
-              </w:rPr>
-            </w:pPr>
-          </w:p>
-          <w:p>
-            <w:pPr>
-              <w:rPr>
-                <w:rFonts w:ascii="Times New Roman" w:eastAsia="Times New Roman" w:hAnsi="Times New Roman" w:cs="Times New Roman"/>
-              </w:rPr>
-            </w:pPr>
-            <w:r>
-              <w:rPr>
-                <w:rFonts w:ascii="Times New Roman" w:eastAsia="Times New Roman" w:hAnsi="Times New Roman" w:cs="Times New Roman"/>
-              </w:rPr>
-              <w:t xml:space="preserve">    Delete ~WRL2530.tmp</w:t>
-            </w:r>
-          </w:p>
-          <w:p>
-            <w:pPr>
-              <w:rPr>
-                <w:rFonts w:ascii="Times New Roman" w:eastAsia="Times New Roman" w:hAnsi="Times New Roman" w:cs="Times New Roman"/>
-              </w:rPr>
-            </w:pPr>
-          </w:p>
-          <w:p>
-            <w:pPr>
-              <w:rPr>
-                <w:rFonts w:ascii="Times New Roman" w:eastAsia="Times New Roman" w:hAnsi="Times New Roman" w:cs="Times New Roman"/>
-              </w:rPr>
-            </w:pPr>
-            <w:r>
-              <w:rPr>
-                <w:rFonts w:ascii="Times New Roman" w:eastAsia="Times New Roman" w:hAnsi="Times New Roman" w:cs="Times New Roman"/>
-              </w:rPr>
-              <w:t>commit 79a29dd549487cca13e3a6e7d96214c6b3a6cd6f</w:t>
+              <w:t>Date:   Sat Dec 6 08:08:45 2025 +0000</w:t>
+            </w:r>
+          </w:p>
+          <w:p>
+            <w:pPr>
+              <w:rPr>
+                <w:rFonts w:ascii="Times New Roman" w:eastAsia="Times New Roman" w:hAnsi="Times New Roman" w:cs="Times New Roman"/>
+              </w:rPr>
+            </w:pPr>
+          </w:p>
+          <w:p>
+            <w:pPr>
+              <w:rPr>
+                <w:rFonts w:ascii="Times New Roman" w:eastAsia="Times New Roman" w:hAnsi="Times New Roman" w:cs="Times New Roman"/>
+              </w:rPr>
+            </w:pPr>
+            <w:r>
+              <w:rPr>
+                <w:rFonts w:ascii="Times New Roman" w:eastAsia="Times New Roman" w:hAnsi="Times New Roman" w:cs="Times New Roman"/>
+              </w:rPr>
+              <w:t xml:space="preserve">    Delete ~$OM1079_Final report_template.docx</w:t>
+            </w:r>
+          </w:p>
+          <w:p>
+            <w:pPr>
+              <w:rPr>
+                <w:rFonts w:ascii="Times New Roman" w:eastAsia="Times New Roman" w:hAnsi="Times New Roman" w:cs="Times New Roman"/>
+              </w:rPr>
+            </w:pPr>
+          </w:p>
+          <w:p>
+            <w:pPr>
+              <w:rPr>
+                <w:rFonts w:ascii="Times New Roman" w:eastAsia="Times New Roman" w:hAnsi="Times New Roman" w:cs="Times New Roman"/>
+              </w:rPr>
+            </w:pPr>
+            <w:r>
+              <w:rPr>
+                <w:rFonts w:ascii="Times New Roman" w:eastAsia="Times New Roman" w:hAnsi="Times New Roman" w:cs="Times New Roman"/>
+              </w:rPr>
+              <w:t>commit 104e50a8d489f7a7c7a9907e432f17f60006dea0</w:t>
             </w:r>
           </w:p>
           <w:p>
@@ -13844,6 +15717,100 @@
               <w:rPr>
                 <w:rFonts w:ascii="Times New Roman" w:eastAsia="Times New Roman" w:hAnsi="Times New Roman" w:cs="Times New Roman"/>
               </w:rPr>
+              <w:t>Hyndavi</w:t>
+            </w:r>
+            <w:proofErr w:type="spellEnd"/>
+            <w:r>
+              <w:rPr>
+                <w:rFonts w:ascii="Times New Roman" w:eastAsia="Times New Roman" w:hAnsi="Times New Roman" w:cs="Times New Roman"/>
+              </w:rPr>
+              <w:t xml:space="preserve"> </w:t>
+            </w:r>
+            <w:proofErr w:type="spellStart"/>
+            <w:r>
+              <w:rPr>
+                <w:rFonts w:ascii="Times New Roman" w:eastAsia="Times New Roman" w:hAnsi="Times New Roman" w:cs="Times New Roman"/>
+              </w:rPr>
+              <w:t>Yasarapu</w:t>
+            </w:r>
+            <w:proofErr w:type="spellEnd"/>
+            <w:r>
+              <w:rPr>
+                <w:rFonts w:ascii="Times New Roman" w:eastAsia="Times New Roman" w:hAnsi="Times New Roman" w:cs="Times New Roman"/>
+              </w:rPr>
+              <w:t xml:space="preserve"> &lt;hyndavi.yasarapu@dbd.co.uk&gt;</w:t>
+            </w:r>
+          </w:p>
+          <w:p>
+            <w:pPr>
+              <w:rPr>
+                <w:rFonts w:ascii="Times New Roman" w:eastAsia="Times New Roman" w:hAnsi="Times New Roman" w:cs="Times New Roman"/>
+              </w:rPr>
+            </w:pPr>
+            <w:r>
+              <w:rPr>
+                <w:rFonts w:ascii="Times New Roman" w:eastAsia="Times New Roman" w:hAnsi="Times New Roman" w:cs="Times New Roman"/>
+              </w:rPr>
+              <w:t>Date:   Sat Dec 6 08:05:10 2025 +0000</w:t>
+            </w:r>
+          </w:p>
+          <w:p>
+            <w:pPr>
+              <w:rPr>
+                <w:rFonts w:ascii="Times New Roman" w:eastAsia="Times New Roman" w:hAnsi="Times New Roman" w:cs="Times New Roman"/>
+              </w:rPr>
+            </w:pPr>
+          </w:p>
+          <w:p>
+            <w:pPr>
+              <w:rPr>
+                <w:rFonts w:ascii="Times New Roman" w:eastAsia="Times New Roman" w:hAnsi="Times New Roman" w:cs="Times New Roman"/>
+              </w:rPr>
+            </w:pPr>
+            <w:r>
+              <w:rPr>
+                <w:rFonts w:ascii="Times New Roman" w:eastAsia="Times New Roman" w:hAnsi="Times New Roman" w:cs="Times New Roman"/>
+              </w:rPr>
+              <w:t xml:space="preserve">    Updated Section 1 - Introduction</w:t>
+            </w:r>
+          </w:p>
+          <w:p>
+            <w:pPr>
+              <w:rPr>
+                <w:rFonts w:ascii="Times New Roman" w:eastAsia="Times New Roman" w:hAnsi="Times New Roman" w:cs="Times New Roman"/>
+              </w:rPr>
+            </w:pPr>
+          </w:p>
+          <w:p>
+            <w:pPr>
+              <w:rPr>
+                <w:rFonts w:ascii="Times New Roman" w:eastAsia="Times New Roman" w:hAnsi="Times New Roman" w:cs="Times New Roman"/>
+              </w:rPr>
+            </w:pPr>
+            <w:r>
+              <w:rPr>
+                <w:rFonts w:ascii="Times New Roman" w:eastAsia="Times New Roman" w:hAnsi="Times New Roman" w:cs="Times New Roman"/>
+              </w:rPr>
+              <w:t>commit 8fafb0bca451de14e7dc887fd7793884eb9e5fef</w:t>
+            </w:r>
+          </w:p>
+          <w:p>
+            <w:pPr>
+              <w:rPr>
+                <w:rFonts w:ascii="Times New Roman" w:eastAsia="Times New Roman" w:hAnsi="Times New Roman" w:cs="Times New Roman"/>
+              </w:rPr>
+            </w:pPr>
+            <w:r>
+              <w:rPr>
+                <w:rFonts w:ascii="Times New Roman" w:eastAsia="Times New Roman" w:hAnsi="Times New Roman" w:cs="Times New Roman"/>
+              </w:rPr>
+              <w:t xml:space="preserve">Author: </w:t>
+            </w:r>
+            <w:proofErr w:type="spellStart"/>
+            <w:r>
+              <w:rPr>
+                <w:rFonts w:ascii="Times New Roman" w:eastAsia="Times New Roman" w:hAnsi="Times New Roman" w:cs="Times New Roman"/>
+              </w:rPr>
               <w:t>HyndaviYasarapu</w:t>
             </w:r>
             <w:proofErr w:type="spellEnd"/>
@@ -13852,266 +15819,6 @@
                 <w:rFonts w:ascii="Times New Roman" w:eastAsia="Times New Roman" w:hAnsi="Times New Roman" w:cs="Times New Roman"/>
               </w:rPr>
               <w:t xml:space="preserve"> &lt;hy24aax@herts.ac.uk&gt;</w:t>
-            </w:r>
-          </w:p>
-          <w:p>
-            <w:pPr>
-              <w:rPr>
-                <w:rFonts w:ascii="Times New Roman" w:eastAsia="Times New Roman" w:hAnsi="Times New Roman" w:cs="Times New Roman"/>
-              </w:rPr>
-            </w:pPr>
-            <w:r>
-              <w:rPr>
-                <w:rFonts w:ascii="Times New Roman" w:eastAsia="Times New Roman" w:hAnsi="Times New Roman" w:cs="Times New Roman"/>
-              </w:rPr>
-              <w:t>Date:   Sat Dec 6 08:08:45 2025 +0000</w:t>
-            </w:r>
-          </w:p>
-          <w:p>
-            <w:pPr>
-              <w:rPr>
-                <w:rFonts w:ascii="Times New Roman" w:eastAsia="Times New Roman" w:hAnsi="Times New Roman" w:cs="Times New Roman"/>
-              </w:rPr>
-            </w:pPr>
-          </w:p>
-          <w:p>
-            <w:pPr>
-              <w:rPr>
-                <w:rFonts w:ascii="Times New Roman" w:eastAsia="Times New Roman" w:hAnsi="Times New Roman" w:cs="Times New Roman"/>
-              </w:rPr>
-            </w:pPr>
-            <w:r>
-              <w:rPr>
-                <w:rFonts w:ascii="Times New Roman" w:eastAsia="Times New Roman" w:hAnsi="Times New Roman" w:cs="Times New Roman"/>
-              </w:rPr>
-              <w:t xml:space="preserve">    Delete ~$OM1079_Final report_template.docx</w:t>
-            </w:r>
-          </w:p>
-          <w:p>
-            <w:pPr>
-              <w:rPr>
-                <w:rFonts w:ascii="Times New Roman" w:eastAsia="Times New Roman" w:hAnsi="Times New Roman" w:cs="Times New Roman"/>
-              </w:rPr>
-            </w:pPr>
-          </w:p>
-          <w:p>
-            <w:pPr>
-              <w:rPr>
-                <w:rFonts w:ascii="Times New Roman" w:eastAsia="Times New Roman" w:hAnsi="Times New Roman" w:cs="Times New Roman"/>
-              </w:rPr>
-            </w:pPr>
-            <w:r>
-              <w:rPr>
-                <w:rFonts w:ascii="Times New Roman" w:eastAsia="Times New Roman" w:hAnsi="Times New Roman" w:cs="Times New Roman"/>
-              </w:rPr>
-              <w:t>commit 104e50a8d489f7a7c7a9907e432f17f60006dea0</w:t>
-            </w:r>
-          </w:p>
-          <w:p>
-            <w:pPr>
-              <w:rPr>
-                <w:rFonts w:ascii="Times New Roman" w:eastAsia="Times New Roman" w:hAnsi="Times New Roman" w:cs="Times New Roman"/>
-              </w:rPr>
-            </w:pPr>
-            <w:r>
-              <w:rPr>
-                <w:rFonts w:ascii="Times New Roman" w:eastAsia="Times New Roman" w:hAnsi="Times New Roman" w:cs="Times New Roman"/>
-              </w:rPr>
-              <w:t>Author: Hyndavi Yasarapu &lt;hyndavi.yasarapu@dbd.co.uk&gt;</w:t>
-            </w:r>
-          </w:p>
-          <w:p>
-            <w:pPr>
-              <w:rPr>
-                <w:rFonts w:ascii="Times New Roman" w:eastAsia="Times New Roman" w:hAnsi="Times New Roman" w:cs="Times New Roman"/>
-              </w:rPr>
-            </w:pPr>
-            <w:r>
-              <w:rPr>
-                <w:rFonts w:ascii="Times New Roman" w:eastAsia="Times New Roman" w:hAnsi="Times New Roman" w:cs="Times New Roman"/>
-              </w:rPr>
-              <w:t>Date:   Sat Dec 6 08:05:10 2025 +0000</w:t>
-            </w:r>
-          </w:p>
-          <w:p>
-            <w:pPr>
-              <w:rPr>
-                <w:rFonts w:ascii="Times New Roman" w:eastAsia="Times New Roman" w:hAnsi="Times New Roman" w:cs="Times New Roman"/>
-              </w:rPr>
-            </w:pPr>
-          </w:p>
-          <w:p>
-            <w:pPr>
-              <w:rPr>
-                <w:rFonts w:ascii="Times New Roman" w:eastAsia="Times New Roman" w:hAnsi="Times New Roman" w:cs="Times New Roman"/>
-              </w:rPr>
-            </w:pPr>
-            <w:r>
-              <w:rPr>
-                <w:rFonts w:ascii="Times New Roman" w:eastAsia="Times New Roman" w:hAnsi="Times New Roman" w:cs="Times New Roman"/>
-              </w:rPr>
-              <w:lastRenderedPageBreak/>
-              <w:t xml:space="preserve">    Updated Section 1 - Introduction</w:t>
-            </w:r>
-          </w:p>
-          <w:p>
-            <w:pPr>
-              <w:rPr>
-                <w:rFonts w:ascii="Times New Roman" w:eastAsia="Times New Roman" w:hAnsi="Times New Roman" w:cs="Times New Roman"/>
-              </w:rPr>
-            </w:pPr>
-          </w:p>
-          <w:p>
-            <w:pPr>
-              <w:rPr>
-                <w:rFonts w:ascii="Times New Roman" w:eastAsia="Times New Roman" w:hAnsi="Times New Roman" w:cs="Times New Roman"/>
-              </w:rPr>
-            </w:pPr>
-            <w:r>
-              <w:rPr>
-                <w:rFonts w:ascii="Times New Roman" w:eastAsia="Times New Roman" w:hAnsi="Times New Roman" w:cs="Times New Roman"/>
-              </w:rPr>
-              <w:t>commit 8fafb0bca451de14e7dc887fd7793884eb9e5fef</w:t>
-            </w:r>
-          </w:p>
-          <w:p>
-            <w:pPr>
-              <w:rPr>
-                <w:rFonts w:ascii="Times New Roman" w:eastAsia="Times New Roman" w:hAnsi="Times New Roman" w:cs="Times New Roman"/>
-              </w:rPr>
-            </w:pPr>
-            <w:r>
-              <w:rPr>
-                <w:rFonts w:ascii="Times New Roman" w:eastAsia="Times New Roman" w:hAnsi="Times New Roman" w:cs="Times New Roman"/>
-              </w:rPr>
-              <w:t xml:space="preserve">Author: </w:t>
-            </w:r>
-            <w:proofErr w:type="spellStart"/>
-            <w:r>
-              <w:rPr>
-                <w:rFonts w:ascii="Times New Roman" w:eastAsia="Times New Roman" w:hAnsi="Times New Roman" w:cs="Times New Roman"/>
-              </w:rPr>
-              <w:t>HyndaviYasarapu</w:t>
-            </w:r>
-            <w:proofErr w:type="spellEnd"/>
-            <w:r>
-              <w:rPr>
-                <w:rFonts w:ascii="Times New Roman" w:eastAsia="Times New Roman" w:hAnsi="Times New Roman" w:cs="Times New Roman"/>
-              </w:rPr>
-              <w:t xml:space="preserve"> &lt;hy24aax@herts.ac.uk&gt;</w:t>
-            </w:r>
-          </w:p>
-          <w:p>
-            <w:pPr>
-              <w:rPr>
-                <w:rFonts w:ascii="Times New Roman" w:eastAsia="Times New Roman" w:hAnsi="Times New Roman" w:cs="Times New Roman"/>
-              </w:rPr>
-            </w:pPr>
-            <w:r>
-              <w:rPr>
-                <w:rFonts w:ascii="Times New Roman" w:eastAsia="Times New Roman" w:hAnsi="Times New Roman" w:cs="Times New Roman"/>
-              </w:rPr>
-              <w:t>Date:   Sat Dec 6 07:17:31 2025 +0000</w:t>
-            </w:r>
-          </w:p>
-          <w:p>
-            <w:pPr>
-              <w:rPr>
-                <w:rFonts w:ascii="Times New Roman" w:eastAsia="Times New Roman" w:hAnsi="Times New Roman" w:cs="Times New Roman"/>
-              </w:rPr>
-            </w:pPr>
-          </w:p>
-          <w:p>
-            <w:pPr>
-              <w:rPr>
-                <w:rFonts w:ascii="Times New Roman" w:eastAsia="Times New Roman" w:hAnsi="Times New Roman" w:cs="Times New Roman"/>
-              </w:rPr>
-            </w:pPr>
-            <w:r>
-              <w:rPr>
-                <w:rFonts w:ascii="Times New Roman" w:eastAsia="Times New Roman" w:hAnsi="Times New Roman" w:cs="Times New Roman"/>
-              </w:rPr>
-              <w:t xml:space="preserve">    Initial Template Upload</w:t>
-            </w:r>
-          </w:p>
-          <w:p>
-            <w:pPr>
-              <w:rPr>
-                <w:rFonts w:ascii="Times New Roman" w:eastAsia="Times New Roman" w:hAnsi="Times New Roman" w:cs="Times New Roman"/>
-              </w:rPr>
-            </w:pPr>
-          </w:p>
-          <w:p>
-            <w:pPr>
-              <w:rPr>
-                <w:rFonts w:ascii="Times New Roman" w:eastAsia="Times New Roman" w:hAnsi="Times New Roman" w:cs="Times New Roman"/>
-              </w:rPr>
-            </w:pPr>
-            <w:r>
-              <w:rPr>
-                <w:rFonts w:ascii="Times New Roman" w:eastAsia="Times New Roman" w:hAnsi="Times New Roman" w:cs="Times New Roman"/>
-              </w:rPr>
-              <w:t>commit f8cdab0ce485b02963edb8473e868759e1bc97a9</w:t>
-            </w:r>
-          </w:p>
-          <w:p>
-            <w:pPr>
-              <w:rPr>
-                <w:rFonts w:ascii="Times New Roman" w:eastAsia="Times New Roman" w:hAnsi="Times New Roman" w:cs="Times New Roman"/>
-              </w:rPr>
-            </w:pPr>
-            <w:r>
-              <w:rPr>
-                <w:rFonts w:ascii="Times New Roman" w:eastAsia="Times New Roman" w:hAnsi="Times New Roman" w:cs="Times New Roman"/>
-              </w:rPr>
-              <w:t xml:space="preserve">Author: </w:t>
-            </w:r>
-            <w:proofErr w:type="spellStart"/>
-            <w:r>
-              <w:rPr>
-                <w:rFonts w:ascii="Times New Roman" w:eastAsia="Times New Roman" w:hAnsi="Times New Roman" w:cs="Times New Roman"/>
-              </w:rPr>
-              <w:t>HyndaviYasarapu</w:t>
-            </w:r>
-            <w:proofErr w:type="spellEnd"/>
-            <w:r>
-              <w:rPr>
-                <w:rFonts w:ascii="Times New Roman" w:eastAsia="Times New Roman" w:hAnsi="Times New Roman" w:cs="Times New Roman"/>
-              </w:rPr>
-              <w:t xml:space="preserve"> &lt;hy24aax@herts.ac.uk&gt;</w:t>
-            </w:r>
-          </w:p>
-          <w:p>
-            <w:pPr>
-              <w:rPr>
-                <w:rFonts w:ascii="Times New Roman" w:eastAsia="Times New Roman" w:hAnsi="Times New Roman" w:cs="Times New Roman"/>
-              </w:rPr>
-            </w:pPr>
-            <w:r>
-              <w:rPr>
-                <w:rFonts w:ascii="Times New Roman" w:eastAsia="Times New Roman" w:hAnsi="Times New Roman" w:cs="Times New Roman"/>
-              </w:rPr>
-              <w:t>Date:   Sat Dec 6 06:24:47 2025 +0000</w:t>
-            </w:r>
-          </w:p>
-          <w:p>
-            <w:pPr>
-              <w:rPr>
-                <w:rFonts w:ascii="Times New Roman" w:eastAsia="Times New Roman" w:hAnsi="Times New Roman" w:cs="Times New Roman"/>
-              </w:rPr>
-            </w:pPr>
-          </w:p>
-          <w:p>
-            <w:pPr>
-              <w:rPr>
-                <w:rFonts w:ascii="Times New Roman" w:eastAsia="Times New Roman" w:hAnsi="Times New Roman" w:cs="Times New Roman"/>
-              </w:rPr>
-            </w:pPr>
-            <w:r>
-              <w:rPr>
-                <w:rFonts w:ascii="Times New Roman" w:eastAsia="Times New Roman" w:hAnsi="Times New Roman" w:cs="Times New Roman"/>
-              </w:rPr>
-              <w:t xml:space="preserve">    Initial commit</w:t>
             </w:r>
           </w:p>
         </w:tc>
@@ -14138,7 +15845,7 @@
 </file>
 
 <file path=word/endnotes.xml><?xml version="1.0" encoding="utf-8"?>
-<w:endnotes xmlns:wpc="http://schemas.microsoft.com/office/word/2010/wordprocessingCanvas" xmlns:cx="http://schemas.microsoft.com/office/drawing/2014/chartex" xmlns:cx1="http://schemas.microsoft.com/office/drawing/2015/9/8/chartex" xmlns:cx2="http://schemas.microsoft.com/office/drawing/2015/10/21/chartex" xmlns:cx3="http://schemas.microsoft.com/office/drawing/2016/5/9/chartex" xmlns:cx4="http://schemas.microsoft.com/office/drawing/2016/5/10/chartex" xmlns:cx5="http://schemas.microsoft.com/office/drawing/2016/5/11/chartex" xmlns:cx6="http://schemas.microsoft.com/office/drawing/2016/5/12/chartex" xmlns:cx7="http://schemas.microsoft.com/office/drawing/2016/5/13/chartex" xmlns:cx8="http://schemas.microsoft.com/office/drawing/2016/5/14/chartex" xmlns:mc="http://schemas.openxmlformats.org/markup-compatibility/2006" xmlns:aink="http://schemas.microsoft.com/office/drawing/2016/ink" xmlns:am3d="http://schemas.microsoft.com/office/drawing/2017/model3d" xmlns:o="urn:schemas-microsoft-com:office:office" xmlns:oel="http://schemas.microsoft.com/office/2019/extlst" xmlns:r="http://schemas.openxmlformats.org/officeDocument/2006/relationships" xmlns:m="http://schemas.openxmlformats.org/officeDocument/2006/math" xmlns:v="urn:schemas-microsoft-com:vml" xmlns:wp14="http://schemas.microsoft.com/office/word/2010/wordprocessingDrawing" xmlns:wp="http://schemas.openxmlformats.org/drawingml/2006/wordprocessingDrawing" xmlns:w10="urn:schemas-microsoft-com:office:word" xmlns:w="http://schemas.openxmlformats.org/wordprocessingml/2006/main" xmlns:w14="http://schemas.microsoft.com/office/word/2010/wordml" xmlns:w15="http://schemas.microsoft.com/office/word/2012/wordml" xmlns:w16cex="http://schemas.microsoft.com/office/word/2018/wordml/cex" xmlns:w16cid="http://schemas.microsoft.com/office/word/2016/wordml/cid" xmlns:w16="http://schemas.microsoft.com/office/word/2018/wordml" xmlns:w16du="http://schemas.microsoft.com/office/word/2023/wordml/word16du" xmlns:w16sdtdh="http://schemas.microsoft.com/office/word/2020/wordml/sdtdatahash" xmlns:w16sdtfl="http://schemas.microsoft.com/office/word/2024/wordml/sdtformatlock" xmlns:w16se="http://schemas.microsoft.com/office/word/2015/wordml/symex" xmlns:wpg="http://schemas.microsoft.com/office/word/2010/wordprocessingGroup" xmlns:wpi="http://schemas.microsoft.com/office/word/2010/wordprocessingInk" xmlns:wne="http://schemas.microsoft.com/office/word/2006/wordml" xmlns:wps="http://schemas.microsoft.com/office/word/2010/wordprocessingShape" mc:Ignorable="w14 w15 w16se w16cid w16 w16cex w16sdtdh w16sdtfl w16du wp14">
+<w:endnotes xmlns:wpc="http://schemas.microsoft.com/office/word/2010/wordprocessingCanvas" xmlns:cx="http://schemas.microsoft.com/office/drawing/2014/chartex" xmlns:cx1="http://schemas.microsoft.com/office/drawing/2015/9/8/chartex" xmlns:cx2="http://schemas.microsoft.com/office/drawing/2015/10/21/chartex" xmlns:cx3="http://schemas.microsoft.com/office/drawing/2016/5/9/chartex" xmlns:cx4="http://schemas.microsoft.com/office/drawing/2016/5/10/chartex" xmlns:cx5="http://schemas.microsoft.com/office/drawing/2016/5/11/chartex" xmlns:cx6="http://schemas.microsoft.com/office/drawing/2016/5/12/chartex" xmlns:cx7="http://schemas.microsoft.com/office/drawing/2016/5/13/chartex" xmlns:cx8="http://schemas.microsoft.com/office/drawing/2016/5/14/chartex" xmlns:mc="http://schemas.openxmlformats.org/markup-compatibility/2006" xmlns:aink="http://schemas.microsoft.com/office/drawing/2016/ink" xmlns:am3d="http://schemas.microsoft.com/office/drawing/2017/model3d" xmlns:o="urn:schemas-microsoft-com:office:office" xmlns:oel="http://schemas.microsoft.com/office/2019/extlst" xmlns:r="http://schemas.openxmlformats.org/officeDocument/2006/relationships" xmlns:m="http://schemas.openxmlformats.org/officeDocument/2006/math" xmlns:v="urn:schemas-microsoft-com:vml" xmlns:wp14="http://schemas.microsoft.com/office/word/2010/wordprocessingDrawing" xmlns:wp="http://schemas.openxmlformats.org/drawingml/2006/wordprocessingDrawing" xmlns:w10="urn:schemas-microsoft-com:office:word" xmlns:w="http://schemas.openxmlformats.org/wordprocessingml/2006/main" xmlns:w14="http://schemas.microsoft.com/office/word/2010/wordml" xmlns:w15="http://schemas.microsoft.com/office/word/2012/wordml" xmlns:w16cex="http://schemas.microsoft.com/office/word/2018/wordml/cex" xmlns:w16cid="http://schemas.microsoft.com/office/word/2016/wordml/cid" xmlns:w16="http://schemas.microsoft.com/office/word/2018/wordml" xmlns:w16sdtdh="http://schemas.microsoft.com/office/word/2020/wordml/sdtdatahash" xmlns:w16se="http://schemas.microsoft.com/office/word/2015/wordml/symex" xmlns:wpg="http://schemas.microsoft.com/office/word/2010/wordprocessingGroup" xmlns:wpi="http://schemas.microsoft.com/office/word/2010/wordprocessingInk" xmlns:wne="http://schemas.microsoft.com/office/word/2006/wordml" xmlns:wps="http://schemas.microsoft.com/office/word/2010/wordprocessingShape" mc:Ignorable="w14 w15 w16se w16cid w16 w16cex w16sdtdh wp14">
   <w:endnote w:type="separator" w:id="-1">
     <w:p>
       <w:r>
@@ -14157,7 +15864,7 @@
 </file>
 
 <file path=word/footer1.xml><?xml version="1.0" encoding="utf-8"?>
-<w:ftr xmlns:wpc="http://schemas.microsoft.com/office/word/2010/wordprocessingCanvas" xmlns:cx="http://schemas.microsoft.com/office/drawing/2014/chartex" xmlns:cx1="http://schemas.microsoft.com/office/drawing/2015/9/8/chartex" xmlns:cx2="http://schemas.microsoft.com/office/drawing/2015/10/21/chartex" xmlns:cx3="http://schemas.microsoft.com/office/drawing/2016/5/9/chartex" xmlns:cx4="http://schemas.microsoft.com/office/drawing/2016/5/10/chartex" xmlns:cx5="http://schemas.microsoft.com/office/drawing/2016/5/11/chartex" xmlns:cx6="http://schemas.microsoft.com/office/drawing/2016/5/12/chartex" xmlns:cx7="http://schemas.microsoft.com/office/drawing/2016/5/13/chartex" xmlns:cx8="http://schemas.microsoft.com/office/drawing/2016/5/14/chartex" xmlns:mc="http://schemas.openxmlformats.org/markup-compatibility/2006" xmlns:aink="http://schemas.microsoft.com/office/drawing/2016/ink" xmlns:am3d="http://schemas.microsoft.com/office/drawing/2017/model3d" xmlns:o="urn:schemas-microsoft-com:office:office" xmlns:oel="http://schemas.microsoft.com/office/2019/extlst" xmlns:r="http://schemas.openxmlformats.org/officeDocument/2006/relationships" xmlns:m="http://schemas.openxmlformats.org/officeDocument/2006/math" xmlns:v="urn:schemas-microsoft-com:vml" xmlns:wp14="http://schemas.microsoft.com/office/word/2010/wordprocessingDrawing" xmlns:wp="http://schemas.openxmlformats.org/drawingml/2006/wordprocessingDrawing" xmlns:w10="urn:schemas-microsoft-com:office:word" xmlns:w="http://schemas.openxmlformats.org/wordprocessingml/2006/main" xmlns:w14="http://schemas.microsoft.com/office/word/2010/wordml" xmlns:w15="http://schemas.microsoft.com/office/word/2012/wordml" xmlns:w16cex="http://schemas.microsoft.com/office/word/2018/wordml/cex" xmlns:w16cid="http://schemas.microsoft.com/office/word/2016/wordml/cid" xmlns:w16="http://schemas.microsoft.com/office/word/2018/wordml" xmlns:w16du="http://schemas.microsoft.com/office/word/2023/wordml/word16du" xmlns:w16sdtdh="http://schemas.microsoft.com/office/word/2020/wordml/sdtdatahash" xmlns:w16sdtfl="http://schemas.microsoft.com/office/word/2024/wordml/sdtformatlock" xmlns:w16se="http://schemas.microsoft.com/office/word/2015/wordml/symex" xmlns:wpg="http://schemas.microsoft.com/office/word/2010/wordprocessingGroup" xmlns:wpi="http://schemas.microsoft.com/office/word/2010/wordprocessingInk" xmlns:wne="http://schemas.microsoft.com/office/word/2006/wordml" xmlns:wps="http://schemas.microsoft.com/office/word/2010/wordprocessingShape" mc:Ignorable="w14 w15 w16se w16cid w16 w16cex w16sdtdh w16sdtfl w16du wp14">
+<w:ftr xmlns:wpc="http://schemas.microsoft.com/office/word/2010/wordprocessingCanvas" xmlns:cx="http://schemas.microsoft.com/office/drawing/2014/chartex" xmlns:cx1="http://schemas.microsoft.com/office/drawing/2015/9/8/chartex" xmlns:cx2="http://schemas.microsoft.com/office/drawing/2015/10/21/chartex" xmlns:cx3="http://schemas.microsoft.com/office/drawing/2016/5/9/chartex" xmlns:cx4="http://schemas.microsoft.com/office/drawing/2016/5/10/chartex" xmlns:cx5="http://schemas.microsoft.com/office/drawing/2016/5/11/chartex" xmlns:cx6="http://schemas.microsoft.com/office/drawing/2016/5/12/chartex" xmlns:cx7="http://schemas.microsoft.com/office/drawing/2016/5/13/chartex" xmlns:cx8="http://schemas.microsoft.com/office/drawing/2016/5/14/chartex" xmlns:mc="http://schemas.openxmlformats.org/markup-compatibility/2006" xmlns:aink="http://schemas.microsoft.com/office/drawing/2016/ink" xmlns:am3d="http://schemas.microsoft.com/office/drawing/2017/model3d" xmlns:o="urn:schemas-microsoft-com:office:office" xmlns:oel="http://schemas.microsoft.com/office/2019/extlst" xmlns:r="http://schemas.openxmlformats.org/officeDocument/2006/relationships" xmlns:m="http://schemas.openxmlformats.org/officeDocument/2006/math" xmlns:v="urn:schemas-microsoft-com:vml" xmlns:wp14="http://schemas.microsoft.com/office/word/2010/wordprocessingDrawing" xmlns:wp="http://schemas.openxmlformats.org/drawingml/2006/wordprocessingDrawing" xmlns:w10="urn:schemas-microsoft-com:office:word" xmlns:w="http://schemas.openxmlformats.org/wordprocessingml/2006/main" xmlns:w14="http://schemas.microsoft.com/office/word/2010/wordml" xmlns:w15="http://schemas.microsoft.com/office/word/2012/wordml" xmlns:w16cex="http://schemas.microsoft.com/office/word/2018/wordml/cex" xmlns:w16cid="http://schemas.microsoft.com/office/word/2016/wordml/cid" xmlns:w16="http://schemas.microsoft.com/office/word/2018/wordml" xmlns:w16sdtdh="http://schemas.microsoft.com/office/word/2020/wordml/sdtdatahash" xmlns:w16se="http://schemas.microsoft.com/office/word/2015/wordml/symex" xmlns:wpg="http://schemas.microsoft.com/office/word/2010/wordprocessingGroup" xmlns:wpi="http://schemas.microsoft.com/office/word/2010/wordprocessingInk" xmlns:wne="http://schemas.microsoft.com/office/word/2006/wordml" xmlns:wps="http://schemas.microsoft.com/office/word/2010/wordprocessingShape" mc:Ignorable="w14 w15 w16se w16cid w16 w16cex w16sdtdh wp14">
   <w:sdt>
     <w:sdtPr>
       <w:id w:val="1479888049"/>
@@ -14199,7 +15906,7 @@
 </file>
 
 <file path=word/footer2.xml><?xml version="1.0" encoding="utf-8"?>
-<w:ftr xmlns:wpc="http://schemas.microsoft.com/office/word/2010/wordprocessingCanvas" xmlns:cx="http://schemas.microsoft.com/office/drawing/2014/chartex" xmlns:cx1="http://schemas.microsoft.com/office/drawing/2015/9/8/chartex" xmlns:cx2="http://schemas.microsoft.com/office/drawing/2015/10/21/chartex" xmlns:cx3="http://schemas.microsoft.com/office/drawing/2016/5/9/chartex" xmlns:cx4="http://schemas.microsoft.com/office/drawing/2016/5/10/chartex" xmlns:cx5="http://schemas.microsoft.com/office/drawing/2016/5/11/chartex" xmlns:cx6="http://schemas.microsoft.com/office/drawing/2016/5/12/chartex" xmlns:cx7="http://schemas.microsoft.com/office/drawing/2016/5/13/chartex" xmlns:cx8="http://schemas.microsoft.com/office/drawing/2016/5/14/chartex" xmlns:mc="http://schemas.openxmlformats.org/markup-compatibility/2006" xmlns:aink="http://schemas.microsoft.com/office/drawing/2016/ink" xmlns:am3d="http://schemas.microsoft.com/office/drawing/2017/model3d" xmlns:o="urn:schemas-microsoft-com:office:office" xmlns:oel="http://schemas.microsoft.com/office/2019/extlst" xmlns:r="http://schemas.openxmlformats.org/officeDocument/2006/relationships" xmlns:m="http://schemas.openxmlformats.org/officeDocument/2006/math" xmlns:v="urn:schemas-microsoft-com:vml" xmlns:wp14="http://schemas.microsoft.com/office/word/2010/wordprocessingDrawing" xmlns:wp="http://schemas.openxmlformats.org/drawingml/2006/wordprocessingDrawing" xmlns:w10="urn:schemas-microsoft-com:office:word" xmlns:w="http://schemas.openxmlformats.org/wordprocessingml/2006/main" xmlns:w14="http://schemas.microsoft.com/office/word/2010/wordml" xmlns:w15="http://schemas.microsoft.com/office/word/2012/wordml" xmlns:w16cex="http://schemas.microsoft.com/office/word/2018/wordml/cex" xmlns:w16cid="http://schemas.microsoft.com/office/word/2016/wordml/cid" xmlns:w16="http://schemas.microsoft.com/office/word/2018/wordml" xmlns:w16du="http://schemas.microsoft.com/office/word/2023/wordml/word16du" xmlns:w16sdtdh="http://schemas.microsoft.com/office/word/2020/wordml/sdtdatahash" xmlns:w16sdtfl="http://schemas.microsoft.com/office/word/2024/wordml/sdtformatlock" xmlns:w16se="http://schemas.microsoft.com/office/word/2015/wordml/symex" xmlns:wpg="http://schemas.microsoft.com/office/word/2010/wordprocessingGroup" xmlns:wpi="http://schemas.microsoft.com/office/word/2010/wordprocessingInk" xmlns:wne="http://schemas.microsoft.com/office/word/2006/wordml" xmlns:wps="http://schemas.microsoft.com/office/word/2010/wordprocessingShape" mc:Ignorable="w14 w15 w16se w16cid w16 w16cex w16sdtdh w16sdtfl w16du wp14">
+<w:ftr xmlns:wpc="http://schemas.microsoft.com/office/word/2010/wordprocessingCanvas" xmlns:cx="http://schemas.microsoft.com/office/drawing/2014/chartex" xmlns:cx1="http://schemas.microsoft.com/office/drawing/2015/9/8/chartex" xmlns:cx2="http://schemas.microsoft.com/office/drawing/2015/10/21/chartex" xmlns:cx3="http://schemas.microsoft.com/office/drawing/2016/5/9/chartex" xmlns:cx4="http://schemas.microsoft.com/office/drawing/2016/5/10/chartex" xmlns:cx5="http://schemas.microsoft.com/office/drawing/2016/5/11/chartex" xmlns:cx6="http://schemas.microsoft.com/office/drawing/2016/5/12/chartex" xmlns:cx7="http://schemas.microsoft.com/office/drawing/2016/5/13/chartex" xmlns:cx8="http://schemas.microsoft.com/office/drawing/2016/5/14/chartex" xmlns:mc="http://schemas.openxmlformats.org/markup-compatibility/2006" xmlns:aink="http://schemas.microsoft.com/office/drawing/2016/ink" xmlns:am3d="http://schemas.microsoft.com/office/drawing/2017/model3d" xmlns:o="urn:schemas-microsoft-com:office:office" xmlns:oel="http://schemas.microsoft.com/office/2019/extlst" xmlns:r="http://schemas.openxmlformats.org/officeDocument/2006/relationships" xmlns:m="http://schemas.openxmlformats.org/officeDocument/2006/math" xmlns:v="urn:schemas-microsoft-com:vml" xmlns:wp14="http://schemas.microsoft.com/office/word/2010/wordprocessingDrawing" xmlns:wp="http://schemas.openxmlformats.org/drawingml/2006/wordprocessingDrawing" xmlns:w10="urn:schemas-microsoft-com:office:word" xmlns:w="http://schemas.openxmlformats.org/wordprocessingml/2006/main" xmlns:w14="http://schemas.microsoft.com/office/word/2010/wordml" xmlns:w15="http://schemas.microsoft.com/office/word/2012/wordml" xmlns:w16cex="http://schemas.microsoft.com/office/word/2018/wordml/cex" xmlns:w16cid="http://schemas.microsoft.com/office/word/2016/wordml/cid" xmlns:w16="http://schemas.microsoft.com/office/word/2018/wordml" xmlns:w16sdtdh="http://schemas.microsoft.com/office/word/2020/wordml/sdtdatahash" xmlns:w16se="http://schemas.microsoft.com/office/word/2015/wordml/symex" xmlns:wpg="http://schemas.microsoft.com/office/word/2010/wordprocessingGroup" xmlns:wpi="http://schemas.microsoft.com/office/word/2010/wordprocessingInk" xmlns:wne="http://schemas.microsoft.com/office/word/2006/wordml" xmlns:wps="http://schemas.microsoft.com/office/word/2010/wordprocessingShape" mc:Ignorable="w14 w15 w16se w16cid w16 w16cex w16sdtdh wp14">
   <w:p>
     <w:pPr>
       <w:pStyle w:val="Footer"/>
@@ -14209,7 +15916,7 @@
 </file>
 
 <file path=word/footnotes.xml><?xml version="1.0" encoding="utf-8"?>
-<w:footnotes xmlns:wpc="http://schemas.microsoft.com/office/word/2010/wordprocessingCanvas" xmlns:cx="http://schemas.microsoft.com/office/drawing/2014/chartex" xmlns:cx1="http://schemas.microsoft.com/office/drawing/2015/9/8/chartex" xmlns:cx2="http://schemas.microsoft.com/office/drawing/2015/10/21/chartex" xmlns:cx3="http://schemas.microsoft.com/office/drawing/2016/5/9/chartex" xmlns:cx4="http://schemas.microsoft.com/office/drawing/2016/5/10/chartex" xmlns:cx5="http://schemas.microsoft.com/office/drawing/2016/5/11/chartex" xmlns:cx6="http://schemas.microsoft.com/office/drawing/2016/5/12/chartex" xmlns:cx7="http://schemas.microsoft.com/office/drawing/2016/5/13/chartex" xmlns:cx8="http://schemas.microsoft.com/office/drawing/2016/5/14/chartex" xmlns:mc="http://schemas.openxmlformats.org/markup-compatibility/2006" xmlns:aink="http://schemas.microsoft.com/office/drawing/2016/ink" xmlns:am3d="http://schemas.microsoft.com/office/drawing/2017/model3d" xmlns:o="urn:schemas-microsoft-com:office:office" xmlns:oel="http://schemas.microsoft.com/office/2019/extlst" xmlns:r="http://schemas.openxmlformats.org/officeDocument/2006/relationships" xmlns:m="http://schemas.openxmlformats.org/officeDocument/2006/math" xmlns:v="urn:schemas-microsoft-com:vml" xmlns:wp14="http://schemas.microsoft.com/office/word/2010/wordprocessingDrawing" xmlns:wp="http://schemas.openxmlformats.org/drawingml/2006/wordprocessingDrawing" xmlns:w10="urn:schemas-microsoft-com:office:word" xmlns:w="http://schemas.openxmlformats.org/wordprocessingml/2006/main" xmlns:w14="http://schemas.microsoft.com/office/word/2010/wordml" xmlns:w15="http://schemas.microsoft.com/office/word/2012/wordml" xmlns:w16cex="http://schemas.microsoft.com/office/word/2018/wordml/cex" xmlns:w16cid="http://schemas.microsoft.com/office/word/2016/wordml/cid" xmlns:w16="http://schemas.microsoft.com/office/word/2018/wordml" xmlns:w16du="http://schemas.microsoft.com/office/word/2023/wordml/word16du" xmlns:w16sdtdh="http://schemas.microsoft.com/office/word/2020/wordml/sdtdatahash" xmlns:w16sdtfl="http://schemas.microsoft.com/office/word/2024/wordml/sdtformatlock" xmlns:w16se="http://schemas.microsoft.com/office/word/2015/wordml/symex" xmlns:wpg="http://schemas.microsoft.com/office/word/2010/wordprocessingGroup" xmlns:wpi="http://schemas.microsoft.com/office/word/2010/wordprocessingInk" xmlns:wne="http://schemas.microsoft.com/office/word/2006/wordml" xmlns:wps="http://schemas.microsoft.com/office/word/2010/wordprocessingShape" mc:Ignorable="w14 w15 w16se w16cid w16 w16cex w16sdtdh w16sdtfl w16du wp14">
+<w:footnotes xmlns:wpc="http://schemas.microsoft.com/office/word/2010/wordprocessingCanvas" xmlns:cx="http://schemas.microsoft.com/office/drawing/2014/chartex" xmlns:cx1="http://schemas.microsoft.com/office/drawing/2015/9/8/chartex" xmlns:cx2="http://schemas.microsoft.com/office/drawing/2015/10/21/chartex" xmlns:cx3="http://schemas.microsoft.com/office/drawing/2016/5/9/chartex" xmlns:cx4="http://schemas.microsoft.com/office/drawing/2016/5/10/chartex" xmlns:cx5="http://schemas.microsoft.com/office/drawing/2016/5/11/chartex" xmlns:cx6="http://schemas.microsoft.com/office/drawing/2016/5/12/chartex" xmlns:cx7="http://schemas.microsoft.com/office/drawing/2016/5/13/chartex" xmlns:cx8="http://schemas.microsoft.com/office/drawing/2016/5/14/chartex" xmlns:mc="http://schemas.openxmlformats.org/markup-compatibility/2006" xmlns:aink="http://schemas.microsoft.com/office/drawing/2016/ink" xmlns:am3d="http://schemas.microsoft.com/office/drawing/2017/model3d" xmlns:o="urn:schemas-microsoft-com:office:office" xmlns:oel="http://schemas.microsoft.com/office/2019/extlst" xmlns:r="http://schemas.openxmlformats.org/officeDocument/2006/relationships" xmlns:m="http://schemas.openxmlformats.org/officeDocument/2006/math" xmlns:v="urn:schemas-microsoft-com:vml" xmlns:wp14="http://schemas.microsoft.com/office/word/2010/wordprocessingDrawing" xmlns:wp="http://schemas.openxmlformats.org/drawingml/2006/wordprocessingDrawing" xmlns:w10="urn:schemas-microsoft-com:office:word" xmlns:w="http://schemas.openxmlformats.org/wordprocessingml/2006/main" xmlns:w14="http://schemas.microsoft.com/office/word/2010/wordml" xmlns:w15="http://schemas.microsoft.com/office/word/2012/wordml" xmlns:w16cex="http://schemas.microsoft.com/office/word/2018/wordml/cex" xmlns:w16cid="http://schemas.microsoft.com/office/word/2016/wordml/cid" xmlns:w16="http://schemas.microsoft.com/office/word/2018/wordml" xmlns:w16sdtdh="http://schemas.microsoft.com/office/word/2020/wordml/sdtdatahash" xmlns:w16se="http://schemas.microsoft.com/office/word/2015/wordml/symex" xmlns:wpg="http://schemas.microsoft.com/office/word/2010/wordprocessingGroup" xmlns:wpi="http://schemas.microsoft.com/office/word/2010/wordprocessingInk" xmlns:wne="http://schemas.microsoft.com/office/word/2006/wordml" xmlns:wps="http://schemas.microsoft.com/office/word/2010/wordprocessingShape" mc:Ignorable="w14 w15 w16se w16cid w16 w16cex w16sdtdh wp14">
   <w:footnote w:type="separator" w:id="-1">
     <w:p>
       <w:r>
@@ -14228,7 +15935,7 @@
 </file>
 
 <file path=word/numbering.xml><?xml version="1.0" encoding="utf-8"?>
-<w:numbering xmlns:wpc="http://schemas.microsoft.com/office/word/2010/wordprocessingCanvas" xmlns:cx="http://schemas.microsoft.com/office/drawing/2014/chartex" xmlns:cx1="http://schemas.microsoft.com/office/drawing/2015/9/8/chartex" xmlns:cx2="http://schemas.microsoft.com/office/drawing/2015/10/21/chartex" xmlns:cx3="http://schemas.microsoft.com/office/drawing/2016/5/9/chartex" xmlns:cx4="http://schemas.microsoft.com/office/drawing/2016/5/10/chartex" xmlns:cx5="http://schemas.microsoft.com/office/drawing/2016/5/11/chartex" xmlns:cx6="http://schemas.microsoft.com/office/drawing/2016/5/12/chartex" xmlns:cx7="http://schemas.microsoft.com/office/drawing/2016/5/13/chartex" xmlns:cx8="http://schemas.microsoft.com/office/drawing/2016/5/14/chartex" xmlns:mc="http://schemas.openxmlformats.org/markup-compatibility/2006" xmlns:aink="http://schemas.microsoft.com/office/drawing/2016/ink" xmlns:am3d="http://schemas.microsoft.com/office/drawing/2017/model3d" xmlns:o="urn:schemas-microsoft-com:office:office" xmlns:oel="http://schemas.microsoft.com/office/2019/extlst" xmlns:r="http://schemas.openxmlformats.org/officeDocument/2006/relationships" xmlns:m="http://schemas.openxmlformats.org/officeDocument/2006/math" xmlns:v="urn:schemas-microsoft-com:vml" xmlns:wp14="http://schemas.microsoft.com/office/word/2010/wordprocessingDrawing" xmlns:wp="http://schemas.openxmlformats.org/drawingml/2006/wordprocessingDrawing" xmlns:w10="urn:schemas-microsoft-com:office:word" xmlns:w="http://schemas.openxmlformats.org/wordprocessingml/2006/main" xmlns:w14="http://schemas.microsoft.com/office/word/2010/wordml" xmlns:w15="http://schemas.microsoft.com/office/word/2012/wordml" xmlns:w16cex="http://schemas.microsoft.com/office/word/2018/wordml/cex" xmlns:w16cid="http://schemas.microsoft.com/office/word/2016/wordml/cid" xmlns:w16="http://schemas.microsoft.com/office/word/2018/wordml" xmlns:w16du="http://schemas.microsoft.com/office/word/2023/wordml/word16du" xmlns:w16sdtdh="http://schemas.microsoft.com/office/word/2020/wordml/sdtdatahash" xmlns:w16sdtfl="http://schemas.microsoft.com/office/word/2024/wordml/sdtformatlock" xmlns:w16se="http://schemas.microsoft.com/office/word/2015/wordml/symex" xmlns:wpg="http://schemas.microsoft.com/office/word/2010/wordprocessingGroup" xmlns:wpi="http://schemas.microsoft.com/office/word/2010/wordprocessingInk" xmlns:wne="http://schemas.microsoft.com/office/word/2006/wordml" xmlns:wps="http://schemas.microsoft.com/office/word/2010/wordprocessingShape" mc:Ignorable="w14 w15 w16se w16cid w16 w16cex w16sdtdh w16sdtfl w16du wp14">
+<w:numbering xmlns:wpc="http://schemas.microsoft.com/office/word/2010/wordprocessingCanvas" xmlns:cx="http://schemas.microsoft.com/office/drawing/2014/chartex" xmlns:cx1="http://schemas.microsoft.com/office/drawing/2015/9/8/chartex" xmlns:cx2="http://schemas.microsoft.com/office/drawing/2015/10/21/chartex" xmlns:cx3="http://schemas.microsoft.com/office/drawing/2016/5/9/chartex" xmlns:cx4="http://schemas.microsoft.com/office/drawing/2016/5/10/chartex" xmlns:cx5="http://schemas.microsoft.com/office/drawing/2016/5/11/chartex" xmlns:cx6="http://schemas.microsoft.com/office/drawing/2016/5/12/chartex" xmlns:cx7="http://schemas.microsoft.com/office/drawing/2016/5/13/chartex" xmlns:cx8="http://schemas.microsoft.com/office/drawing/2016/5/14/chartex" xmlns:mc="http://schemas.openxmlformats.org/markup-compatibility/2006" xmlns:aink="http://schemas.microsoft.com/office/drawing/2016/ink" xmlns:am3d="http://schemas.microsoft.com/office/drawing/2017/model3d" xmlns:o="urn:schemas-microsoft-com:office:office" xmlns:oel="http://schemas.microsoft.com/office/2019/extlst" xmlns:r="http://schemas.openxmlformats.org/officeDocument/2006/relationships" xmlns:m="http://schemas.openxmlformats.org/officeDocument/2006/math" xmlns:v="urn:schemas-microsoft-com:vml" xmlns:wp14="http://schemas.microsoft.com/office/word/2010/wordprocessingDrawing" xmlns:wp="http://schemas.openxmlformats.org/drawingml/2006/wordprocessingDrawing" xmlns:w10="urn:schemas-microsoft-com:office:word" xmlns:w="http://schemas.openxmlformats.org/wordprocessingml/2006/main" xmlns:w14="http://schemas.microsoft.com/office/word/2010/wordml" xmlns:w15="http://schemas.microsoft.com/office/word/2012/wordml" xmlns:w16cex="http://schemas.microsoft.com/office/word/2018/wordml/cex" xmlns:w16cid="http://schemas.microsoft.com/office/word/2016/wordml/cid" xmlns:w16="http://schemas.microsoft.com/office/word/2018/wordml" xmlns:w16sdtdh="http://schemas.microsoft.com/office/word/2020/wordml/sdtdatahash" xmlns:w16se="http://schemas.microsoft.com/office/word/2015/wordml/symex" xmlns:wpg="http://schemas.microsoft.com/office/word/2010/wordprocessingGroup" xmlns:wpi="http://schemas.microsoft.com/office/word/2010/wordprocessingInk" xmlns:wne="http://schemas.microsoft.com/office/word/2006/wordml" xmlns:wps="http://schemas.microsoft.com/office/word/2010/wordprocessingShape" mc:Ignorable="w14 w15 w16se w16cid w16 w16cex w16sdtdh wp14">
   <w:abstractNum w:abstractNumId="0" w15:restartNumberingAfterBreak="0">
     <w:nsid w:val="0619E8FD"/>
     <w:multiLevelType w:val="multilevel"/>
@@ -14897,7 +16604,7 @@
 </file>
 
 <file path=word/styles.xml><?xml version="1.0" encoding="utf-8"?>
-<w:styles xmlns:mc="http://schemas.openxmlformats.org/markup-compatibility/2006" xmlns:r="http://schemas.openxmlformats.org/officeDocument/2006/relationships" xmlns:w="http://schemas.openxmlformats.org/wordprocessingml/2006/main" xmlns:w14="http://schemas.microsoft.com/office/word/2010/wordml" xmlns:w15="http://schemas.microsoft.com/office/word/2012/wordml" xmlns:w16cex="http://schemas.microsoft.com/office/word/2018/wordml/cex" xmlns:w16cid="http://schemas.microsoft.com/office/word/2016/wordml/cid" xmlns:w16="http://schemas.microsoft.com/office/word/2018/wordml" xmlns:w16du="http://schemas.microsoft.com/office/word/2023/wordml/word16du" xmlns:w16sdtdh="http://schemas.microsoft.com/office/word/2020/wordml/sdtdatahash" xmlns:w16sdtfl="http://schemas.microsoft.com/office/word/2024/wordml/sdtformatlock" xmlns:w16se="http://schemas.microsoft.com/office/word/2015/wordml/symex" mc:Ignorable="w14 w15 w16se w16cid w16 w16cex w16sdtdh w16sdtfl w16du">
+<w:styles xmlns:mc="http://schemas.openxmlformats.org/markup-compatibility/2006" xmlns:r="http://schemas.openxmlformats.org/officeDocument/2006/relationships" xmlns:w="http://schemas.openxmlformats.org/wordprocessingml/2006/main" xmlns:w14="http://schemas.microsoft.com/office/word/2010/wordml" xmlns:w15="http://schemas.microsoft.com/office/word/2012/wordml" xmlns:w16cex="http://schemas.microsoft.com/office/word/2018/wordml/cex" xmlns:w16cid="http://schemas.microsoft.com/office/word/2016/wordml/cid" xmlns:w16="http://schemas.microsoft.com/office/word/2018/wordml" xmlns:w16sdtdh="http://schemas.microsoft.com/office/word/2020/wordml/sdtdatahash" xmlns:w16se="http://schemas.microsoft.com/office/word/2015/wordml/symex" mc:Ignorable="w14 w15 w16se w16cid w16 w16cex w16sdtdh">
   <w:docDefaults>
     <w:rPrDefault>
       <w:rPr>
@@ -15486,6 +17193,7 @@
   <w:style w:type="character" w:default="1" w:styleId="DefaultParagraphFont">
     <w:name w:val="Default Paragraph Font"/>
     <w:uiPriority w:val="1"/>
+    <w:semiHidden/>
     <w:unhideWhenUsed/>
   </w:style>
   <w:style w:type="table" w:default="1" w:styleId="TableNormal">
